--- a/compendium/custom_compendium.docx
+++ b/compendium/custom_compendium.docx
@@ -230,6 +230,59 @@
           <w:sz w:val="21"/>
         </w:rPr>
         <w:t>8. Potent Spellcasting rides the kindled staff once per turn (Ursa, from level 7).</w:t>
+      </w:r>
+    </w:p>
+    <w:p>
+      <w:pPr>
+        <w:keepNext/>
+        <w:spacing w:before="400" w:after="120"/>
+        <w:pBdr>
+          <w:bottom w:val="single" w:sz="6" w:space="4" w:color="B8860B"/>
+        </w:pBdr>
+      </w:pPr>
+      <w:r>
+        <w:rPr>
+          <w:rFonts w:ascii="Georgia" w:hAnsi="Georgia" w:cs="Georgia"/>
+          <w:b/>
+          <w:color w:val="B8860B"/>
+          <w:sz w:val="32"/>
+        </w:rPr>
+        <w:t>The Three Doors</w:t>
+      </w:r>
+    </w:p>
+    <w:p>
+      <w:pPr>
+        <w:pBdr>
+          <w:left w:val="single" w:sz="18" w:space="12" w:color="B8860B"/>
+        </w:pBdr>
+        <w:shd w:val="clear" w:color="auto" w:fill="FBF6EA"/>
+        <w:spacing w:before="30" w:after="70"/>
+        <w:ind w:left="340" w:right="340"/>
+      </w:pPr>
+      <w:r>
+        <w:rPr>
+          <w:rFonts w:ascii="Georgia" w:hAnsi="Georgia" w:cs="Georgia"/>
+          <w:b w:val="0"/>
+          <w:i w:val="0"/>
+          <w:color w:val="222222"/>
+          <w:sz w:val="21"/>
+        </w:rPr>
+        <w:t>At the close of the Gearhaven chapter the Guardians parted for a year: a year of workshops and roads and night skies, each hero following their own heart home. Before each of them stand three doors, three ways that year apart might be spent, and behind every door waits a different gift.</w:t>
+      </w:r>
+    </w:p>
+    <w:p>
+      <w:pPr>
+        <w:spacing w:after="80"/>
+      </w:pPr>
+      <w:r>
+        <w:rPr>
+          <w:rFonts w:ascii="Georgia" w:hAnsi="Georgia" w:cs="Georgia"/>
+          <w:b w:val="0"/>
+          <w:i w:val="0"/>
+          <w:color w:val="222222"/>
+          <w:sz w:val="21"/>
+        </w:rPr>
+        <w:t>The chapters that follow set down what waits behind all nine: Stabby's three breathing styles, Ursa's three paths of the stars, and Lilly's three artifacts. Each Guardian will choose exactly one door, and none of the three has chosen yet. When they do, the doors not taken will remain in these pages, roads not walked, ready for other heroes in other tellings.</w:t>
       </w:r>
     </w:p>
     <w:p>

--- a/compendium/custom_compendium.docx
+++ b/compendium/custom_compendium.docx
@@ -305,6 +305,141 @@
     </w:p>
     <w:p>
       <w:pPr>
+        <w:spacing w:after="80"/>
+      </w:pPr>
+      <w:r>
+        <w:rPr>
+          <w:rFonts w:ascii="Georgia" w:hAnsi="Georgia" w:cs="Georgia"/>
+          <w:b w:val="0"/>
+          <w:i w:val="0"/>
+          <w:color w:val="222222"/>
+          <w:sz w:val="21"/>
+        </w:rPr>
+        <w:t xml:space="preserve">A homebrew monk subclass taken at level 7 in place of Kensei. A Warrior of Breathing kindles an inner style, a visible breath that wreathes the blade. Three doors, three breathing styles; every road grants the </w:t>
+      </w:r>
+      <w:r>
+        <w:rPr>
+          <w:rFonts w:ascii="Georgia" w:hAnsi="Georgia" w:cs="Georgia"/>
+          <w:b/>
+          <w:i w:val="0"/>
+          <w:color w:val="222222"/>
+          <w:sz w:val="21"/>
+        </w:rPr>
+        <w:t>Nichirin Katana</w:t>
+      </w:r>
+      <w:r>
+        <w:rPr>
+          <w:rFonts w:ascii="Georgia" w:hAnsi="Georgia" w:cs="Georgia"/>
+          <w:b w:val="0"/>
+          <w:i w:val="0"/>
+          <w:color w:val="222222"/>
+          <w:sz w:val="21"/>
+        </w:rPr>
+        <w:t>, and every First Form replaces Flurry of Blows. The full text of all three follows.</w:t>
+      </w:r>
+    </w:p>
+    <w:p>
+      <w:pPr>
+        <w:keepNext/>
+        <w:spacing w:before="220" w:after="60"/>
+      </w:pPr>
+      <w:r>
+        <w:rPr>
+          <w:rFonts w:ascii="Georgia" w:hAnsi="Georgia" w:cs="Georgia"/>
+          <w:b/>
+          <w:color w:val="A0522D"/>
+          <w:sz w:val="26"/>
+        </w:rPr>
+        <w:t>Beast Breathing: the Bloodfang Form</w:t>
+      </w:r>
+    </w:p>
+    <w:p>
+      <w:pPr>
+        <w:pBdr>
+          <w:left w:val="single" w:sz="18" w:space="12" w:color="B8860B"/>
+        </w:pBdr>
+        <w:shd w:val="clear" w:color="auto" w:fill="FBF6EA"/>
+        <w:spacing w:before="30" w:after="70"/>
+        <w:ind w:left="340" w:right="340"/>
+      </w:pPr>
+      <w:r>
+        <w:rPr>
+          <w:rFonts w:ascii="Georgia" w:hAnsi="Georgia" w:cs="Georgia"/>
+          <w:b w:val="0"/>
+          <w:i/>
+          <w:color w:val="222222"/>
+          <w:sz w:val="21"/>
+        </w:rPr>
+        <w:t>“You think too much, little storm. The beast does not think. The beast moves, and the beast is already behind you.”</w:t>
+      </w:r>
+      <w:r>
+        <w:rPr>
+          <w:rFonts w:ascii="Georgia" w:hAnsi="Georgia" w:cs="Georgia"/>
+          <w:b w:val="0"/>
+          <w:i w:val="0"/>
+          <w:color w:val="222222"/>
+          <w:sz w:val="21"/>
+        </w:rPr>
+        <w:t xml:space="preserve"> (the lesson Stabby finally understood)</w:t>
+      </w:r>
+    </w:p>
+    <w:p>
+      <w:pPr>
+        <w:spacing w:after="80"/>
+      </w:pPr>
+      <w:r>
+        <w:rPr>
+          <w:rFonts w:ascii="Georgia" w:hAnsi="Georgia" w:cs="Georgia"/>
+          <w:b w:val="0"/>
+          <w:i w:val="0"/>
+          <w:color w:val="222222"/>
+          <w:sz w:val="21"/>
+        </w:rPr>
+        <w:t>Some warriors learn to still the storm inside them. The Warrior of Beast Breathing learns to ride it. Where other monks seek calm, this form reaches into the wild, animal heart of the fighter: the part that does not hesitate, does not flinch, and does not stop. Practitioners breathe in time with a racing heartbeat rather than a slow one, and when they ignite their breath, their blade glows blood-red and their body moves with the loping, unstoppable grace of a hunting beast.</w:t>
+      </w:r>
+    </w:p>
+    <w:p>
+      <w:pPr>
+        <w:spacing w:after="80"/>
+      </w:pPr>
+      <w:r>
+        <w:rPr>
+          <w:rFonts w:ascii="Georgia" w:hAnsi="Georgia" w:cs="Georgia"/>
+          <w:b w:val="0"/>
+          <w:i w:val="0"/>
+          <w:color w:val="222222"/>
+          <w:sz w:val="21"/>
+        </w:rPr>
+        <w:t>It is a form born of survival rather than discipline, favored by those who grew up where the strong eat and the slow are eaten. To master it is not to tame the beast, but to become it on command, and to remember how to set it down again afterward.</w:t>
+      </w:r>
+    </w:p>
+    <w:p>
+      <w:pPr>
+        <w:spacing w:after="80"/>
+      </w:pPr>
+      <w:r>
+        <w:rPr>
+          <w:rFonts w:ascii="Georgia" w:hAnsi="Georgia" w:cs="Georgia"/>
+          <w:b/>
+          <w:i w:val="0"/>
+          <w:color w:val="222222"/>
+          <w:sz w:val="21"/>
+        </w:rPr>
+        <w:t>Features by monk level:</w:t>
+      </w:r>
+      <w:r>
+        <w:rPr>
+          <w:rFonts w:ascii="Georgia" w:hAnsi="Georgia" w:cs="Georgia"/>
+          <w:b w:val="0"/>
+          <w:i w:val="0"/>
+          <w:color w:val="222222"/>
+          <w:sz w:val="21"/>
+        </w:rPr>
+        <w:t xml:space="preserve"> 3rd, Beast Breathing; 6th, First Form: Devour; 11th, Advanced Beast Breathing; 17th, Third Form: Apex Predator.</w:t>
+      </w:r>
+    </w:p>
+    <w:p>
+      <w:pPr>
         <w:keepNext/>
         <w:spacing w:before="120" w:after="40"/>
         <w:jc w:val="center"/>
@@ -312,7 +447,7 @@
       <w:r>
         <w:drawing>
           <wp:inline xmlns:a="http://schemas.openxmlformats.org/drawingml/2006/main" xmlns:pic="http://schemas.openxmlformats.org/drawingml/2006/picture">
-            <wp:extent cx="3657600" cy="3657600"/>
+            <wp:extent cx="3291840" cy="3291840"/>
             <wp:docPr id="1" name="Picture 1"/>
             <wp:cNvGraphicFramePr>
               <a:graphicFrameLocks noChangeAspect="1"/>
@@ -333,7 +468,7 @@
                   <pic:spPr>
                     <a:xfrm>
                       <a:off x="0" y="0"/>
-                      <a:ext cx="3657600" cy="3657600"/>
+                      <a:ext cx="3291840" cy="3291840"/>
                     </a:xfrm>
                     <a:prstGeom prst="rect"/>
                   </pic:spPr>
@@ -356,23 +491,333 @@
           <w:color w:val="888888"/>
           <w:sz w:val="18"/>
         </w:rPr>
-        <w:t>Water Breathing: the flowing style.</w:t>
+        <w:t>Stabby, Bloodfang ignited.</w:t>
       </w:r>
     </w:p>
     <w:p>
       <w:pPr>
-        <w:spacing w:after="80"/>
-      </w:pPr>
+        <w:keepNext/>
+        <w:pBdr>
+          <w:left w:val="single" w:sz="18" w:space="12" w:color="8B2020"/>
+        </w:pBdr>
+        <w:shd w:val="clear" w:color="auto" w:fill="FCF6F6"/>
+        <w:spacing w:before="30" w:after="70"/>
+        <w:ind w:left="340" w:right="340"/>
+      </w:pPr>
+      <w:r>
+        <w:rPr>
+          <w:rFonts w:ascii="Georgia" w:hAnsi="Georgia" w:cs="Georgia"/>
+          <w:b/>
+          <w:color w:val="8B2020"/>
+          <w:sz w:val="22"/>
+        </w:rPr>
+        <w:t>Level 3: Beast Breathing</w:t>
+      </w:r>
+    </w:p>
+    <w:p>
+      <w:pPr>
+        <w:pBdr>
+          <w:left w:val="single" w:sz="18" w:space="12" w:color="8B2020"/>
+        </w:pBdr>
+        <w:shd w:val="clear" w:color="auto" w:fill="FCF6F6"/>
+        <w:spacing w:before="30" w:after="70"/>
+        <w:ind w:left="340" w:right="340"/>
+      </w:pPr>
+      <w:r>
+        <w:rPr>
+          <w:rFonts w:ascii="Georgia" w:hAnsi="Georgia" w:cs="Georgia"/>
+          <w:b/>
+          <w:i w:val="0"/>
+          <w:color w:val="222222"/>
+          <w:sz w:val="18"/>
+        </w:rPr>
+        <w:t>Monk Weapons.</w:t>
+      </w:r>
       <w:r>
         <w:rPr>
           <w:rFonts w:ascii="Georgia" w:hAnsi="Georgia" w:cs="Georgia"/>
           <w:b w:val="0"/>
           <w:i w:val="0"/>
           <w:color w:val="222222"/>
-          <w:sz w:val="21"/>
+          <w:sz w:val="18"/>
         </w:rPr>
-        <w:t xml:space="preserve">A homebrew monk subclass taken at level 7 in place of Kensei (full document: characters/path_rewards/warrior_of_breathing_v2.pdf). A Warrior of Breathing kindles an inner style, a visible breath that wreathes the blade. All roads grant the </w:t>
+        <w:t xml:space="preserve"> A katana (and any sword you take up as your signature blade) counts as a Monk weapon for you. You can use your Martial Arts die with it, make your Bonus Action Unarmed Strikes alongside it, and use this subclass's features through it.</w:t>
       </w:r>
+    </w:p>
+    <w:p>
+      <w:pPr>
+        <w:pBdr>
+          <w:left w:val="single" w:sz="18" w:space="12" w:color="8B2020"/>
+        </w:pBdr>
+        <w:shd w:val="clear" w:color="auto" w:fill="FCF6F6"/>
+        <w:spacing w:before="30" w:after="70"/>
+        <w:ind w:left="340" w:right="340"/>
+      </w:pPr>
+      <w:r>
+        <w:rPr>
+          <w:rFonts w:ascii="Georgia" w:hAnsi="Georgia" w:cs="Georgia"/>
+          <w:b/>
+          <w:i w:val="0"/>
+          <w:color w:val="222222"/>
+          <w:sz w:val="18"/>
+        </w:rPr>
+        <w:t>Beast Sense.</w:t>
+      </w:r>
+      <w:r>
+        <w:rPr>
+          <w:rFonts w:ascii="Georgia" w:hAnsi="Georgia" w:cs="Georgia"/>
+          <w:b w:val="0"/>
+          <w:i w:val="0"/>
+          <w:color w:val="222222"/>
+          <w:sz w:val="18"/>
+        </w:rPr>
+        <w:t xml:space="preserve"> Your senses are sharp as a hunting animal's, even out of combat. You have Advantage on Wisdom (Survival) checks made to track creatures, on Wisdom (Perception) checks that rely on smell or hearing, and on Charisma (Intimidation) checks.</w:t>
+      </w:r>
+    </w:p>
+    <w:p>
+      <w:pPr>
+        <w:pBdr>
+          <w:left w:val="single" w:sz="18" w:space="12" w:color="8B2020"/>
+        </w:pBdr>
+        <w:shd w:val="clear" w:color="auto" w:fill="FCF6F6"/>
+        <w:spacing w:before="30" w:after="70"/>
+        <w:ind w:left="340" w:right="340"/>
+      </w:pPr>
+      <w:r>
+        <w:rPr>
+          <w:rFonts w:ascii="Georgia" w:hAnsi="Georgia" w:cs="Georgia"/>
+          <w:b/>
+          <w:i w:val="0"/>
+          <w:color w:val="222222"/>
+          <w:sz w:val="18"/>
+        </w:rPr>
+        <w:t>Igniting the Breath.</w:t>
+      </w:r>
+      <w:r>
+        <w:rPr>
+          <w:rFonts w:ascii="Georgia" w:hAnsi="Georgia" w:cs="Georgia"/>
+          <w:b w:val="0"/>
+          <w:i w:val="0"/>
+          <w:color w:val="222222"/>
+          <w:sz w:val="18"/>
+        </w:rPr>
+        <w:t xml:space="preserve"> When you roll Initiative, you can expend 1 Focus Point to ignite your breath for the rest of the combat. It lasts until the combat ends, you have the Incapacitated condition, or you end it (no action required). While your breath is ignited, your weapon glows blood-red and deals an extra 2 Force damage on every hit.</w:t>
+      </w:r>
+    </w:p>
+    <w:p>
+      <w:pPr>
+        <w:pBdr>
+          <w:left w:val="single" w:sz="18" w:space="12" w:color="8B2020"/>
+        </w:pBdr>
+        <w:shd w:val="clear" w:color="auto" w:fill="FCF6F6"/>
+        <w:spacing w:before="30" w:after="70"/>
+        <w:ind w:left="340" w:right="340"/>
+      </w:pPr>
+      <w:r>
+        <w:rPr>
+          <w:rFonts w:ascii="Georgia" w:hAnsi="Georgia" w:cs="Georgia"/>
+          <w:b/>
+          <w:i w:val="0"/>
+          <w:color w:val="222222"/>
+          <w:sz w:val="18"/>
+        </w:rPr>
+        <w:t>Beast's Vigor.</w:t>
+      </w:r>
+      <w:r>
+        <w:rPr>
+          <w:rFonts w:ascii="Georgia" w:hAnsi="Georgia" w:cs="Georgia"/>
+          <w:b w:val="0"/>
+          <w:i w:val="0"/>
+          <w:color w:val="222222"/>
+          <w:sz w:val="18"/>
+        </w:rPr>
+        <w:t xml:space="preserve"> While your breath is ignited, your Speed increases by 10 feet and you have Advantage on Dexterity saving throws: the wild reflexes of a cornered animal.</w:t>
+      </w:r>
+    </w:p>
+    <w:p>
+      <w:pPr>
+        <w:keepNext/>
+        <w:pBdr>
+          <w:left w:val="single" w:sz="18" w:space="12" w:color="8B2020"/>
+        </w:pBdr>
+        <w:shd w:val="clear" w:color="auto" w:fill="FCF6F6"/>
+        <w:spacing w:before="30" w:after="70"/>
+        <w:ind w:left="340" w:right="340"/>
+      </w:pPr>
+      <w:r>
+        <w:rPr>
+          <w:rFonts w:ascii="Georgia" w:hAnsi="Georgia" w:cs="Georgia"/>
+          <w:b/>
+          <w:color w:val="8B2020"/>
+          <w:sz w:val="22"/>
+        </w:rPr>
+        <w:t>Level 6: First Form: Devour</w:t>
+      </w:r>
+    </w:p>
+    <w:p>
+      <w:pPr>
+        <w:pBdr>
+          <w:left w:val="single" w:sz="18" w:space="12" w:color="8B2020"/>
+        </w:pBdr>
+        <w:shd w:val="clear" w:color="auto" w:fill="FCF6F6"/>
+        <w:spacing w:before="30" w:after="70"/>
+        <w:ind w:left="340" w:right="340"/>
+      </w:pPr>
+      <w:r>
+        <w:rPr>
+          <w:rFonts w:ascii="Georgia" w:hAnsi="Georgia" w:cs="Georgia"/>
+          <w:b/>
+          <w:i w:val="0"/>
+          <w:color w:val="222222"/>
+          <w:sz w:val="18"/>
+        </w:rPr>
+        <w:t>First Form: Devour.</w:t>
+      </w:r>
+      <w:r>
+        <w:rPr>
+          <w:rFonts w:ascii="Georgia" w:hAnsi="Georgia" w:cs="Georgia"/>
+          <w:b w:val="0"/>
+          <w:i w:val="0"/>
+          <w:color w:val="222222"/>
+          <w:sz w:val="18"/>
+        </w:rPr>
+        <w:t xml:space="preserve"> As a Bonus Action, you can expend 1 Focus Point to move up to 15 feet without provoking Opportunity Attacks and make one attack with your Monk weapon. On a hit, the attack deals 3d8 plus your Dexterity modifier Force damage. If this attack reduces the target to 0 Hit Points, you regain the expended Focus Point. This feature replaces Flurry of Blows for you.</w:t>
+      </w:r>
+    </w:p>
+    <w:p>
+      <w:pPr>
+        <w:keepNext/>
+        <w:pBdr>
+          <w:left w:val="single" w:sz="18" w:space="12" w:color="8B2020"/>
+        </w:pBdr>
+        <w:shd w:val="clear" w:color="auto" w:fill="FCF6F6"/>
+        <w:spacing w:before="30" w:after="70"/>
+        <w:ind w:left="340" w:right="340"/>
+      </w:pPr>
+      <w:r>
+        <w:rPr>
+          <w:rFonts w:ascii="Georgia" w:hAnsi="Georgia" w:cs="Georgia"/>
+          <w:b/>
+          <w:color w:val="8B2020"/>
+          <w:sz w:val="22"/>
+        </w:rPr>
+        <w:t>Level 11: Advanced Beast Breathing</w:t>
+      </w:r>
+    </w:p>
+    <w:p>
+      <w:pPr>
+        <w:pBdr>
+          <w:left w:val="single" w:sz="18" w:space="12" w:color="8B2020"/>
+        </w:pBdr>
+        <w:shd w:val="clear" w:color="auto" w:fill="FCF6F6"/>
+        <w:spacing w:before="30" w:after="70"/>
+        <w:ind w:left="340" w:right="340"/>
+      </w:pPr>
+      <w:r>
+        <w:rPr>
+          <w:rFonts w:ascii="Georgia" w:hAnsi="Georgia" w:cs="Georgia"/>
+          <w:b/>
+          <w:i w:val="0"/>
+          <w:color w:val="222222"/>
+          <w:sz w:val="18"/>
+        </w:rPr>
+        <w:t>Advanced Breathing.</w:t>
+      </w:r>
+      <w:r>
+        <w:rPr>
+          <w:rFonts w:ascii="Georgia" w:hAnsi="Georgia" w:cs="Georgia"/>
+          <w:b w:val="0"/>
+          <w:i w:val="0"/>
+          <w:color w:val="222222"/>
+          <w:sz w:val="18"/>
+        </w:rPr>
+        <w:t xml:space="preserve"> Your ignited breath grows fiercer. While it is active you gain all its original benefits, and you also have Resistance to Bludgeoning, Piercing, and Slashing damage. In addition, your weapon's bonus damage increases from 2 to 3.</w:t>
+      </w:r>
+    </w:p>
+    <w:p>
+      <w:pPr>
+        <w:pBdr>
+          <w:left w:val="single" w:sz="18" w:space="12" w:color="8B2020"/>
+        </w:pBdr>
+        <w:shd w:val="clear" w:color="auto" w:fill="FCF6F6"/>
+        <w:spacing w:before="30" w:after="70"/>
+        <w:ind w:left="340" w:right="340"/>
+      </w:pPr>
+      <w:r>
+        <w:rPr>
+          <w:rFonts w:ascii="Georgia" w:hAnsi="Georgia" w:cs="Georgia"/>
+          <w:b/>
+          <w:i w:val="0"/>
+          <w:color w:val="222222"/>
+          <w:sz w:val="18"/>
+        </w:rPr>
+        <w:t>Sharpened Fang.</w:t>
+      </w:r>
+      <w:r>
+        <w:rPr>
+          <w:rFonts w:ascii="Georgia" w:hAnsi="Georgia" w:cs="Georgia"/>
+          <w:b w:val="0"/>
+          <w:i w:val="0"/>
+          <w:color w:val="222222"/>
+          <w:sz w:val="18"/>
+        </w:rPr>
+        <w:t xml:space="preserve"> The damage of your First Form: Devour increases to 5d10 plus your Dexterity modifier.</w:t>
+      </w:r>
+    </w:p>
+    <w:p>
+      <w:pPr>
+        <w:keepNext/>
+        <w:pBdr>
+          <w:left w:val="single" w:sz="18" w:space="12" w:color="8B2020"/>
+        </w:pBdr>
+        <w:shd w:val="clear" w:color="auto" w:fill="FCF6F6"/>
+        <w:spacing w:before="30" w:after="70"/>
+        <w:ind w:left="340" w:right="340"/>
+      </w:pPr>
+      <w:r>
+        <w:rPr>
+          <w:rFonts w:ascii="Georgia" w:hAnsi="Georgia" w:cs="Georgia"/>
+          <w:b/>
+          <w:color w:val="8B2020"/>
+          <w:sz w:val="22"/>
+        </w:rPr>
+        <w:t>Level 17: Third Form: Apex Predator</w:t>
+      </w:r>
+    </w:p>
+    <w:p>
+      <w:pPr>
+        <w:pBdr>
+          <w:left w:val="single" w:sz="18" w:space="12" w:color="8B2020"/>
+        </w:pBdr>
+        <w:shd w:val="clear" w:color="auto" w:fill="FCF6F6"/>
+        <w:spacing w:before="30" w:after="70"/>
+        <w:ind w:left="340" w:right="340"/>
+      </w:pPr>
+      <w:r>
+        <w:rPr>
+          <w:rFonts w:ascii="Georgia" w:hAnsi="Georgia" w:cs="Georgia"/>
+          <w:b/>
+          <w:i w:val="0"/>
+          <w:color w:val="222222"/>
+          <w:sz w:val="18"/>
+        </w:rPr>
+        <w:t>Third Form: Apex Predator.</w:t>
+      </w:r>
+      <w:r>
+        <w:rPr>
+          <w:rFonts w:ascii="Georgia" w:hAnsi="Georgia" w:cs="Georgia"/>
+          <w:b w:val="0"/>
+          <w:i w:val="0"/>
+          <w:color w:val="222222"/>
+          <w:sz w:val="18"/>
+        </w:rPr>
+        <w:t xml:space="preserve"> As a Bonus Action, you can expend 3 Focus Points to become a blur of fang and steel. Move up to your Speed without provoking Opportunity Attacks and make one attack with your Monk weapon against each of up to three different creatures you move within reach of. Each attack deals 5d10 plus your Dexterity modifier Force damage on a hit, and each creature hit must succeed on a Strength saving throw or have the Prone condition. For each creature reduced to 0 Hit Points, you regain 1 expended Focus Point.</w:t>
+      </w:r>
+    </w:p>
+    <w:p>
+      <w:pPr>
+        <w:spacing w:after="80"/>
+      </w:pPr>
       <w:r>
         <w:rPr>
           <w:rFonts w:ascii="Georgia" w:hAnsi="Georgia" w:cs="Georgia"/>
@@ -381,7 +826,7 @@
           <w:color w:val="222222"/>
           <w:sz w:val="21"/>
         </w:rPr>
-        <w:t>Nichirin Katana</w:t>
+        <w:t>At Level 7, Stabby has:</w:t>
       </w:r>
       <w:r>
         <w:rPr>
@@ -391,22 +836,42 @@
           <w:color w:val="222222"/>
           <w:sz w:val="21"/>
         </w:rPr>
-        <w:t xml:space="preserve"> (+2, finesse, monk weapon, glows when breath is kindled, Cleansing Edge against corrupted creatures), and the First Form replaces Flurry of Blows.</w:t>
+        <w:t xml:space="preserve"> Beast Breathing (the Level 3 stance) + First Form: Devour (Level 6, 3d8 + Dex). The Level 11 and 17 features unlock as he grows.</w:t>
       </w:r>
     </w:p>
     <w:p>
       <w:pPr>
-        <w:spacing w:after="80"/>
+        <w:keepNext/>
+        <w:spacing w:before="220" w:after="60"/>
       </w:pPr>
       <w:r>
         <w:rPr>
           <w:rFonts w:ascii="Georgia" w:hAnsi="Georgia" w:cs="Georgia"/>
           <w:b/>
-          <w:i w:val="0"/>
+          <w:color w:val="A0522D"/>
+          <w:sz w:val="26"/>
+        </w:rPr>
+        <w:t>Water Breathing: the Monastery Form</w:t>
+      </w:r>
+    </w:p>
+    <w:p>
+      <w:pPr>
+        <w:pBdr>
+          <w:left w:val="single" w:sz="18" w:space="12" w:color="B8860B"/>
+        </w:pBdr>
+        <w:shd w:val="clear" w:color="auto" w:fill="FBF6EA"/>
+        <w:spacing w:before="30" w:after="70"/>
+        <w:ind w:left="340" w:right="340"/>
+      </w:pPr>
+      <w:r>
+        <w:rPr>
+          <w:rFonts w:ascii="Georgia" w:hAnsi="Georgia" w:cs="Georgia"/>
+          <w:b w:val="0"/>
+          <w:i/>
           <w:color w:val="222222"/>
           <w:sz w:val="21"/>
         </w:rPr>
-        <w:t>Water Breathing</w:t>
+        <w:t>“Be water. Water does not strike; it flows, and the rock is cut all the same. Now breathe, and begin again.”</w:t>
       </w:r>
       <w:r>
         <w:rPr>
@@ -416,7 +881,37 @@
           <w:color w:val="222222"/>
           <w:sz w:val="21"/>
         </w:rPr>
-        <w:t xml:space="preserve"> (the Whispering Breeze Monastery road): pale blue breath, +2 cold damage, Flowing Guard (+2 AC against the first attack each round), First Form: Flowing Strike (3d8 + Dex cold, knocks prone).</w:t>
+        <w:t xml:space="preserve"> (Master Kaelon Windstep)</w:t>
+      </w:r>
+    </w:p>
+    <w:p>
+      <w:pPr>
+        <w:spacing w:after="80"/>
+      </w:pPr>
+      <w:r>
+        <w:rPr>
+          <w:rFonts w:ascii="Georgia" w:hAnsi="Georgia" w:cs="Georgia"/>
+          <w:b w:val="0"/>
+          <w:i w:val="0"/>
+          <w:color w:val="222222"/>
+          <w:sz w:val="21"/>
+        </w:rPr>
+        <w:t>The Warrior of Water Breathing is the form of the patient master, the discipline that other monks spend their whole lives chasing. Its practitioners learn to move like a river: never rigid, never still, every strike flowing into the next, every blow turned aside by giving way rather than resisting. When they ignite their breath, their blade runs pale blue and cold, and their guard becomes as fluid and unbroken as a current that cannot be grasped.</w:t>
+      </w:r>
+    </w:p>
+    <w:p>
+      <w:pPr>
+        <w:spacing w:after="80"/>
+      </w:pPr>
+      <w:r>
+        <w:rPr>
+          <w:rFonts w:ascii="Georgia" w:hAnsi="Georgia" w:cs="Georgia"/>
+          <w:b w:val="0"/>
+          <w:i w:val="0"/>
+          <w:color w:val="222222"/>
+          <w:sz w:val="21"/>
+        </w:rPr>
+        <w:t>It is the most traditional of the breathing forms, and the hardest to truly master, for it asks the warrior to be calm in the middle of chaos. Those who walk this path are as often menders as fighters, for the same stillness that turns a blade can also close a wound, and the same patience that wins a duel can sit a long vigil at a friend's side.</w:t>
       </w:r>
     </w:p>
     <w:p>
@@ -431,7 +926,7 @@
           <w:color w:val="222222"/>
           <w:sz w:val="21"/>
         </w:rPr>
-        <w:t>Beast Breathing</w:t>
+        <w:t>Features by monk level:</w:t>
       </w:r>
       <w:r>
         <w:rPr>
@@ -441,7 +936,7 @@
           <w:color w:val="222222"/>
           <w:sz w:val="21"/>
         </w:rPr>
-        <w:t xml:space="preserve"> (the reform-the-Bloodfang road): blood-red breath, +2 force damage, Beast Sense, advantage on Dexterity saves and +10 speed while ignited, First Form: Devour (3d8 + Dex force; a felling blow refunds the Focus).</w:t>
+        <w:t xml:space="preserve"> 3rd, Water Breathing; 6th, First Form: Flowing Strike; 11th, Advanced Water Breathing and Healing Spring; 17th, Third Form: Tidal Crash.</w:t>
       </w:r>
     </w:p>
     <w:p>
@@ -497,7 +992,327 @@
           <w:color w:val="888888"/>
           <w:sz w:val="18"/>
         </w:rPr>
-        <w:t>Beast Breathing: the blood-red style.</w:t>
+        <w:t>Stabby, the Flowing Guard.</w:t>
+      </w:r>
+    </w:p>
+    <w:p>
+      <w:pPr>
+        <w:keepNext/>
+        <w:pBdr>
+          <w:left w:val="single" w:sz="18" w:space="12" w:color="8B2020"/>
+        </w:pBdr>
+        <w:shd w:val="clear" w:color="auto" w:fill="FCF6F6"/>
+        <w:spacing w:before="30" w:after="70"/>
+        <w:ind w:left="340" w:right="340"/>
+      </w:pPr>
+      <w:r>
+        <w:rPr>
+          <w:rFonts w:ascii="Georgia" w:hAnsi="Georgia" w:cs="Georgia"/>
+          <w:b/>
+          <w:color w:val="8B2020"/>
+          <w:sz w:val="22"/>
+        </w:rPr>
+        <w:t>Level 3: Water Breathing</w:t>
+      </w:r>
+    </w:p>
+    <w:p>
+      <w:pPr>
+        <w:pBdr>
+          <w:left w:val="single" w:sz="18" w:space="12" w:color="8B2020"/>
+        </w:pBdr>
+        <w:shd w:val="clear" w:color="auto" w:fill="FCF6F6"/>
+        <w:spacing w:before="30" w:after="70"/>
+        <w:ind w:left="340" w:right="340"/>
+      </w:pPr>
+      <w:r>
+        <w:rPr>
+          <w:rFonts w:ascii="Georgia" w:hAnsi="Georgia" w:cs="Georgia"/>
+          <w:b/>
+          <w:i w:val="0"/>
+          <w:color w:val="222222"/>
+          <w:sz w:val="18"/>
+        </w:rPr>
+        <w:t>Monk Weapons.</w:t>
+      </w:r>
+      <w:r>
+        <w:rPr>
+          <w:rFonts w:ascii="Georgia" w:hAnsi="Georgia" w:cs="Georgia"/>
+          <w:b w:val="0"/>
+          <w:i w:val="0"/>
+          <w:color w:val="222222"/>
+          <w:sz w:val="18"/>
+        </w:rPr>
+        <w:t xml:space="preserve"> A katana (and any sword you take up as your signature blade) counts as a Monk weapon for you. You can use your Martial Arts die with it, make your Bonus Action Unarmed Strikes alongside it, and use this subclass's features through it.</w:t>
+      </w:r>
+    </w:p>
+    <w:p>
+      <w:pPr>
+        <w:pBdr>
+          <w:left w:val="single" w:sz="18" w:space="12" w:color="8B2020"/>
+        </w:pBdr>
+        <w:shd w:val="clear" w:color="auto" w:fill="FCF6F6"/>
+        <w:spacing w:before="30" w:after="70"/>
+        <w:ind w:left="340" w:right="340"/>
+      </w:pPr>
+      <w:r>
+        <w:rPr>
+          <w:rFonts w:ascii="Georgia" w:hAnsi="Georgia" w:cs="Georgia"/>
+          <w:b/>
+          <w:i w:val="0"/>
+          <w:color w:val="222222"/>
+          <w:sz w:val="18"/>
+        </w:rPr>
+        <w:t>Igniting the Breath.</w:t>
+      </w:r>
+      <w:r>
+        <w:rPr>
+          <w:rFonts w:ascii="Georgia" w:hAnsi="Georgia" w:cs="Georgia"/>
+          <w:b w:val="0"/>
+          <w:i w:val="0"/>
+          <w:color w:val="222222"/>
+          <w:sz w:val="18"/>
+        </w:rPr>
+        <w:t xml:space="preserve"> When you roll Initiative, you can expend 1 Focus Point to ignite your breath for the rest of the combat. It lasts until the combat ends, you have the Incapacitated condition, or you end it (no action required). While your breath is ignited, your weapon glows pale blue and deals an extra 2 Cold damage on every hit.</w:t>
+      </w:r>
+    </w:p>
+    <w:p>
+      <w:pPr>
+        <w:pBdr>
+          <w:left w:val="single" w:sz="18" w:space="12" w:color="8B2020"/>
+        </w:pBdr>
+        <w:shd w:val="clear" w:color="auto" w:fill="FCF6F6"/>
+        <w:spacing w:before="30" w:after="70"/>
+        <w:ind w:left="340" w:right="340"/>
+      </w:pPr>
+      <w:r>
+        <w:rPr>
+          <w:rFonts w:ascii="Georgia" w:hAnsi="Georgia" w:cs="Georgia"/>
+          <w:b/>
+          <w:i w:val="0"/>
+          <w:color w:val="222222"/>
+          <w:sz w:val="18"/>
+        </w:rPr>
+        <w:t>Flowing Guard.</w:t>
+      </w:r>
+      <w:r>
+        <w:rPr>
+          <w:rFonts w:ascii="Georgia" w:hAnsi="Georgia" w:cs="Georgia"/>
+          <w:b w:val="0"/>
+          <w:i w:val="0"/>
+          <w:color w:val="222222"/>
+          <w:sz w:val="18"/>
+        </w:rPr>
+        <w:t xml:space="preserve"> While your breath is ignited, you gain a +2 bonus to Armor Class against the first attack roll made against you before the start of each of your turns: an ever-moving guard that turns the first blow aside.</w:t>
+      </w:r>
+    </w:p>
+    <w:p>
+      <w:pPr>
+        <w:keepNext/>
+        <w:pBdr>
+          <w:left w:val="single" w:sz="18" w:space="12" w:color="8B2020"/>
+        </w:pBdr>
+        <w:shd w:val="clear" w:color="auto" w:fill="FCF6F6"/>
+        <w:spacing w:before="30" w:after="70"/>
+        <w:ind w:left="340" w:right="340"/>
+      </w:pPr>
+      <w:r>
+        <w:rPr>
+          <w:rFonts w:ascii="Georgia" w:hAnsi="Georgia" w:cs="Georgia"/>
+          <w:b/>
+          <w:color w:val="8B2020"/>
+          <w:sz w:val="22"/>
+        </w:rPr>
+        <w:t>Level 6: First Form: Flowing Strike</w:t>
+      </w:r>
+    </w:p>
+    <w:p>
+      <w:pPr>
+        <w:pBdr>
+          <w:left w:val="single" w:sz="18" w:space="12" w:color="8B2020"/>
+        </w:pBdr>
+        <w:shd w:val="clear" w:color="auto" w:fill="FCF6F6"/>
+        <w:spacing w:before="30" w:after="70"/>
+        <w:ind w:left="340" w:right="340"/>
+      </w:pPr>
+      <w:r>
+        <w:rPr>
+          <w:rFonts w:ascii="Georgia" w:hAnsi="Georgia" w:cs="Georgia"/>
+          <w:b/>
+          <w:i w:val="0"/>
+          <w:color w:val="222222"/>
+          <w:sz w:val="18"/>
+        </w:rPr>
+        <w:t>First Form: Flowing Strike.</w:t>
+      </w:r>
+      <w:r>
+        <w:rPr>
+          <w:rFonts w:ascii="Georgia" w:hAnsi="Georgia" w:cs="Georgia"/>
+          <w:b w:val="0"/>
+          <w:i w:val="0"/>
+          <w:color w:val="222222"/>
+          <w:sz w:val="18"/>
+        </w:rPr>
+        <w:t xml:space="preserve"> As a Bonus Action, you can expend 1 Focus Point to shift up to 15 feet without provoking Opportunity Attacks and make one attack with your Monk weapon. On a hit, the attack deals 3d8 plus your Dexterity modifier Cold damage, and the target must succeed on a Dexterity saving throw or have the Prone condition as the current sweeps its feet. This feature replaces Flurry of Blows for you.</w:t>
+      </w:r>
+    </w:p>
+    <w:p>
+      <w:pPr>
+        <w:keepNext/>
+        <w:pBdr>
+          <w:left w:val="single" w:sz="18" w:space="12" w:color="8B2020"/>
+        </w:pBdr>
+        <w:shd w:val="clear" w:color="auto" w:fill="FCF6F6"/>
+        <w:spacing w:before="30" w:after="70"/>
+        <w:ind w:left="340" w:right="340"/>
+      </w:pPr>
+      <w:r>
+        <w:rPr>
+          <w:rFonts w:ascii="Georgia" w:hAnsi="Georgia" w:cs="Georgia"/>
+          <w:b/>
+          <w:color w:val="8B2020"/>
+          <w:sz w:val="22"/>
+        </w:rPr>
+        <w:t>Level 11: Advanced Water Breathing</w:t>
+      </w:r>
+    </w:p>
+    <w:p>
+      <w:pPr>
+        <w:pBdr>
+          <w:left w:val="single" w:sz="18" w:space="12" w:color="8B2020"/>
+        </w:pBdr>
+        <w:shd w:val="clear" w:color="auto" w:fill="FCF6F6"/>
+        <w:spacing w:before="30" w:after="70"/>
+        <w:ind w:left="340" w:right="340"/>
+      </w:pPr>
+      <w:r>
+        <w:rPr>
+          <w:rFonts w:ascii="Georgia" w:hAnsi="Georgia" w:cs="Georgia"/>
+          <w:b/>
+          <w:i w:val="0"/>
+          <w:color w:val="222222"/>
+          <w:sz w:val="18"/>
+        </w:rPr>
+        <w:t>Advanced Breathing.</w:t>
+      </w:r>
+      <w:r>
+        <w:rPr>
+          <w:rFonts w:ascii="Georgia" w:hAnsi="Georgia" w:cs="Georgia"/>
+          <w:b w:val="0"/>
+          <w:i w:val="0"/>
+          <w:color w:val="222222"/>
+          <w:sz w:val="18"/>
+        </w:rPr>
+        <w:t xml:space="preserve"> Your ignited breath deepens. While it is active you gain all its original benefits, and also: whenever you hit a creature with your Monk weapon, that creature's Speed is reduced by 10 feet until the start of your next turn as the cold seeps into its limbs.</w:t>
+      </w:r>
+    </w:p>
+    <w:p>
+      <w:pPr>
+        <w:pBdr>
+          <w:left w:val="single" w:sz="18" w:space="12" w:color="8B2020"/>
+        </w:pBdr>
+        <w:shd w:val="clear" w:color="auto" w:fill="FCF6F6"/>
+        <w:spacing w:before="30" w:after="70"/>
+        <w:ind w:left="340" w:right="340"/>
+      </w:pPr>
+      <w:r>
+        <w:rPr>
+          <w:rFonts w:ascii="Georgia" w:hAnsi="Georgia" w:cs="Georgia"/>
+          <w:b/>
+          <w:i w:val="0"/>
+          <w:color w:val="222222"/>
+          <w:sz w:val="18"/>
+        </w:rPr>
+        <w:t>Sharpened Flow.</w:t>
+      </w:r>
+      <w:r>
+        <w:rPr>
+          <w:rFonts w:ascii="Georgia" w:hAnsi="Georgia" w:cs="Georgia"/>
+          <w:b w:val="0"/>
+          <w:i w:val="0"/>
+          <w:color w:val="222222"/>
+          <w:sz w:val="18"/>
+        </w:rPr>
+        <w:t xml:space="preserve"> The damage of your First Form: Flowing Strike increases to 5d10 plus your Dexterity modifier.</w:t>
+      </w:r>
+    </w:p>
+    <w:p>
+      <w:pPr>
+        <w:pBdr>
+          <w:left w:val="single" w:sz="18" w:space="12" w:color="8B2020"/>
+        </w:pBdr>
+        <w:shd w:val="clear" w:color="auto" w:fill="FCF6F6"/>
+        <w:spacing w:before="30" w:after="70"/>
+        <w:ind w:left="340" w:right="340"/>
+      </w:pPr>
+      <w:r>
+        <w:rPr>
+          <w:rFonts w:ascii="Georgia" w:hAnsi="Georgia" w:cs="Georgia"/>
+          <w:b/>
+          <w:i w:val="0"/>
+          <w:color w:val="222222"/>
+          <w:sz w:val="18"/>
+        </w:rPr>
+        <w:t>Healing Spring.</w:t>
+      </w:r>
+      <w:r>
+        <w:rPr>
+          <w:rFonts w:ascii="Georgia" w:hAnsi="Georgia" w:cs="Georgia"/>
+          <w:b w:val="0"/>
+          <w:i w:val="0"/>
+          <w:color w:val="222222"/>
+          <w:sz w:val="18"/>
+        </w:rPr>
+        <w:t xml:space="preserve"> Once per Long Rest, you can take a Bonus Action to touch a creature (or yourself) and channel the still water's mending. The target regains 4d8 plus your Wisdom modifier Hit Points.</w:t>
+      </w:r>
+    </w:p>
+    <w:p>
+      <w:pPr>
+        <w:keepNext/>
+        <w:pBdr>
+          <w:left w:val="single" w:sz="18" w:space="12" w:color="8B2020"/>
+        </w:pBdr>
+        <w:shd w:val="clear" w:color="auto" w:fill="FCF6F6"/>
+        <w:spacing w:before="30" w:after="70"/>
+        <w:ind w:left="340" w:right="340"/>
+      </w:pPr>
+      <w:r>
+        <w:rPr>
+          <w:rFonts w:ascii="Georgia" w:hAnsi="Georgia" w:cs="Georgia"/>
+          <w:b/>
+          <w:color w:val="8B2020"/>
+          <w:sz w:val="22"/>
+        </w:rPr>
+        <w:t>Level 17: Third Form: Tidal Crash</w:t>
+      </w:r>
+    </w:p>
+    <w:p>
+      <w:pPr>
+        <w:pBdr>
+          <w:left w:val="single" w:sz="18" w:space="12" w:color="8B2020"/>
+        </w:pBdr>
+        <w:shd w:val="clear" w:color="auto" w:fill="FCF6F6"/>
+        <w:spacing w:before="30" w:after="70"/>
+        <w:ind w:left="340" w:right="340"/>
+      </w:pPr>
+      <w:r>
+        <w:rPr>
+          <w:rFonts w:ascii="Georgia" w:hAnsi="Georgia" w:cs="Georgia"/>
+          <w:b/>
+          <w:i w:val="0"/>
+          <w:color w:val="222222"/>
+          <w:sz w:val="18"/>
+        </w:rPr>
+        <w:t>Third Form: Tidal Crash.</w:t>
+      </w:r>
+      <w:r>
+        <w:rPr>
+          <w:rFonts w:ascii="Georgia" w:hAnsi="Georgia" w:cs="Georgia"/>
+          <w:b w:val="0"/>
+          <w:i w:val="0"/>
+          <w:color w:val="222222"/>
+          <w:sz w:val="18"/>
+        </w:rPr>
+        <w:t xml:space="preserve"> As a Bonus Action, you can expend 3 Focus Points to shift up to 20 feet and make one attack with your Monk weapon against each of up to three different creatures within your reach as you flow among them. Each attack deals 5d10 plus your Dexterity modifier Cold damage on a hit, and each creature hit must succeed on a Dexterity saving throw or have the Prone condition and its Speed becomes 0 until the end of its next turn, frozen in place by the flood.</w:t>
       </w:r>
     </w:p>
     <w:p>
@@ -512,7 +1327,7 @@
           <w:color w:val="222222"/>
           <w:sz w:val="21"/>
         </w:rPr>
-        <w:t>Shadow Breathing</w:t>
+        <w:t>At Level 7, Stabby has:</w:t>
       </w:r>
       <w:r>
         <w:rPr>
@@ -522,7 +1337,107 @@
           <w:color w:val="222222"/>
           <w:sz w:val="21"/>
         </w:rPr>
-        <w:t xml:space="preserve"> (the Idol's Dreams road): violet-black breath, +2 necrotic damage, permanent darkvision 60 ft. and Stealth advantage, half cover against ranged attacks while ignited, First Form: Umbral Slash (teleport, a cube of darkness, 3d8 + Dex necrotic with advantage).</w:t>
+        <w:t xml:space="preserve"> Water Breathing (the Level 3 stance) + First Form: Flowing Strike (Level 6, 3d8 + Dex). The Level 11 and 17 features unlock as he grows.</w:t>
+      </w:r>
+    </w:p>
+    <w:p>
+      <w:pPr>
+        <w:keepNext/>
+        <w:spacing w:before="220" w:after="60"/>
+      </w:pPr>
+      <w:r>
+        <w:rPr>
+          <w:rFonts w:ascii="Georgia" w:hAnsi="Georgia" w:cs="Georgia"/>
+          <w:b/>
+          <w:color w:val="A0522D"/>
+          <w:sz w:val="26"/>
+        </w:rPr>
+        <w:t>Shadow Breathing: the Idol Form</w:t>
+      </w:r>
+    </w:p>
+    <w:p>
+      <w:pPr>
+        <w:pBdr>
+          <w:left w:val="single" w:sz="18" w:space="12" w:color="B8860B"/>
+        </w:pBdr>
+        <w:shd w:val="clear" w:color="auto" w:fill="FBF6EA"/>
+        <w:spacing w:before="30" w:after="70"/>
+        <w:ind w:left="340" w:right="340"/>
+      </w:pPr>
+      <w:r>
+        <w:rPr>
+          <w:rFonts w:ascii="Georgia" w:hAnsi="Georgia" w:cs="Georgia"/>
+          <w:b w:val="0"/>
+          <w:i/>
+          <w:color w:val="222222"/>
+          <w:sz w:val="21"/>
+        </w:rPr>
+        <w:t>“Do not fear the dark. Breathe it in. Let it fill you, and then there is nothing left in the dark to fear you.”</w:t>
+      </w:r>
+      <w:r>
+        <w:rPr>
+          <w:rFonts w:ascii="Georgia" w:hAnsi="Georgia" w:cs="Georgia"/>
+          <w:b w:val="0"/>
+          <w:i w:val="0"/>
+          <w:color w:val="222222"/>
+          <w:sz w:val="21"/>
+        </w:rPr>
+        <w:t xml:space="preserve"> (a whisper from the idol)</w:t>
+      </w:r>
+    </w:p>
+    <w:p>
+      <w:pPr>
+        <w:spacing w:after="80"/>
+      </w:pPr>
+      <w:r>
+        <w:rPr>
+          <w:rFonts w:ascii="Georgia" w:hAnsi="Georgia" w:cs="Georgia"/>
+          <w:b w:val="0"/>
+          <w:i w:val="0"/>
+          <w:color w:val="222222"/>
+          <w:sz w:val="21"/>
+        </w:rPr>
+        <w:t>The Warrior of Shadow Breathing is the strangest and most secretive of the forms, a discipline touched by something older than any monastery. Its practitioners breathe in the gloom itself, drawing the dark into their lungs until it answers to them. When they ignite their breath, their blade runs violet-black, the shadows fold around them like a cloak, and they see clearly in darkness that blinds everyone else.</w:t>
+      </w:r>
+    </w:p>
+    <w:p>
+      <w:pPr>
+        <w:spacing w:after="80"/>
+      </w:pPr>
+      <w:r>
+        <w:rPr>
+          <w:rFonts w:ascii="Georgia" w:hAnsi="Georgia" w:cs="Georgia"/>
+          <w:b w:val="0"/>
+          <w:i w:val="0"/>
+          <w:color w:val="222222"/>
+          <w:sz w:val="21"/>
+        </w:rPr>
+        <w:t>Few teach this form openly, for it walks close to powers most monks are warned away from. Those who carry it often carry a question they cannot yet answer: why the dark heeds them, where the breath truly comes from, and what waits at the end of the path they have started down. Mastered well, it makes a warrior into something the night itself seems to bend around.</w:t>
+      </w:r>
+    </w:p>
+    <w:p>
+      <w:pPr>
+        <w:spacing w:after="80"/>
+      </w:pPr>
+      <w:r>
+        <w:rPr>
+          <w:rFonts w:ascii="Georgia" w:hAnsi="Georgia" w:cs="Georgia"/>
+          <w:b/>
+          <w:i w:val="0"/>
+          <w:color w:val="222222"/>
+          <w:sz w:val="21"/>
+        </w:rPr>
+        <w:t>Features by monk level:</w:t>
+      </w:r>
+      <w:r>
+        <w:rPr>
+          <w:rFonts w:ascii="Georgia" w:hAnsi="Georgia" w:cs="Georgia"/>
+          <w:b w:val="0"/>
+          <w:i w:val="0"/>
+          <w:color w:val="222222"/>
+          <w:sz w:val="21"/>
+        </w:rPr>
+        <w:t xml:space="preserve"> 3rd, Shadow Breathing; 6th, First Form: Umbral Slash; 11th, Advanced Shadow Breathing; 17th, Third Form: Eclipse.</w:t>
       </w:r>
     </w:p>
     <w:p>
@@ -578,7 +1493,697 @@
           <w:color w:val="888888"/>
           <w:sz w:val="18"/>
         </w:rPr>
-        <w:t>Shadow Breathing: the violet-black style.</w:t>
+        <w:t>Stabby, wreathed in the Idol's gloom.</w:t>
+      </w:r>
+    </w:p>
+    <w:p>
+      <w:pPr>
+        <w:keepNext/>
+        <w:pBdr>
+          <w:left w:val="single" w:sz="18" w:space="12" w:color="8B2020"/>
+        </w:pBdr>
+        <w:shd w:val="clear" w:color="auto" w:fill="FCF6F6"/>
+        <w:spacing w:before="30" w:after="70"/>
+        <w:ind w:left="340" w:right="340"/>
+      </w:pPr>
+      <w:r>
+        <w:rPr>
+          <w:rFonts w:ascii="Georgia" w:hAnsi="Georgia" w:cs="Georgia"/>
+          <w:b/>
+          <w:color w:val="8B2020"/>
+          <w:sz w:val="22"/>
+        </w:rPr>
+        <w:t>Level 3: Shadow Breathing</w:t>
+      </w:r>
+    </w:p>
+    <w:p>
+      <w:pPr>
+        <w:pBdr>
+          <w:left w:val="single" w:sz="18" w:space="12" w:color="8B2020"/>
+        </w:pBdr>
+        <w:shd w:val="clear" w:color="auto" w:fill="FCF6F6"/>
+        <w:spacing w:before="30" w:after="70"/>
+        <w:ind w:left="340" w:right="340"/>
+      </w:pPr>
+      <w:r>
+        <w:rPr>
+          <w:rFonts w:ascii="Georgia" w:hAnsi="Georgia" w:cs="Georgia"/>
+          <w:b/>
+          <w:i w:val="0"/>
+          <w:color w:val="222222"/>
+          <w:sz w:val="18"/>
+        </w:rPr>
+        <w:t>Monk Weapons.</w:t>
+      </w:r>
+      <w:r>
+        <w:rPr>
+          <w:rFonts w:ascii="Georgia" w:hAnsi="Georgia" w:cs="Georgia"/>
+          <w:b w:val="0"/>
+          <w:i w:val="0"/>
+          <w:color w:val="222222"/>
+          <w:sz w:val="18"/>
+        </w:rPr>
+        <w:t xml:space="preserve"> A katana (and any sword you take up as your signature blade) counts as a Monk weapon for you. You can use your Martial Arts die with it, make your Bonus Action Unarmed Strikes alongside it, and use this subclass's features through it.</w:t>
+      </w:r>
+    </w:p>
+    <w:p>
+      <w:pPr>
+        <w:pBdr>
+          <w:left w:val="single" w:sz="18" w:space="12" w:color="8B2020"/>
+        </w:pBdr>
+        <w:shd w:val="clear" w:color="auto" w:fill="FCF6F6"/>
+        <w:spacing w:before="30" w:after="70"/>
+        <w:ind w:left="340" w:right="340"/>
+      </w:pPr>
+      <w:r>
+        <w:rPr>
+          <w:rFonts w:ascii="Georgia" w:hAnsi="Georgia" w:cs="Georgia"/>
+          <w:b/>
+          <w:i w:val="0"/>
+          <w:color w:val="222222"/>
+          <w:sz w:val="18"/>
+        </w:rPr>
+        <w:t>Eyes of the Idol.</w:t>
+      </w:r>
+      <w:r>
+        <w:rPr>
+          <w:rFonts w:ascii="Georgia" w:hAnsi="Georgia" w:cs="Georgia"/>
+          <w:b w:val="0"/>
+          <w:i w:val="0"/>
+          <w:color w:val="222222"/>
+          <w:sz w:val="18"/>
+        </w:rPr>
+        <w:t xml:space="preserve"> The idol's gift never fully leaves you. You have Darkvision with a range of 60 feet (if you already have Darkvision, its range increases by 60 feet), and you have Advantage on Dexterity (Stealth) checks; the gloom favors you.</w:t>
+      </w:r>
+    </w:p>
+    <w:p>
+      <w:pPr>
+        <w:pBdr>
+          <w:left w:val="single" w:sz="18" w:space="12" w:color="8B2020"/>
+        </w:pBdr>
+        <w:shd w:val="clear" w:color="auto" w:fill="FCF6F6"/>
+        <w:spacing w:before="30" w:after="70"/>
+        <w:ind w:left="340" w:right="340"/>
+      </w:pPr>
+      <w:r>
+        <w:rPr>
+          <w:rFonts w:ascii="Georgia" w:hAnsi="Georgia" w:cs="Georgia"/>
+          <w:b/>
+          <w:i w:val="0"/>
+          <w:color w:val="222222"/>
+          <w:sz w:val="18"/>
+        </w:rPr>
+        <w:t>Igniting the Breath.</w:t>
+      </w:r>
+      <w:r>
+        <w:rPr>
+          <w:rFonts w:ascii="Georgia" w:hAnsi="Georgia" w:cs="Georgia"/>
+          <w:b w:val="0"/>
+          <w:i w:val="0"/>
+          <w:color w:val="222222"/>
+          <w:sz w:val="18"/>
+        </w:rPr>
+        <w:t xml:space="preserve"> When you roll Initiative, you can expend 1 Focus Point to ignite your breath for the rest of the combat. It lasts until the combat ends, you have the Incapacitated condition, or you end it (no action required). While your breath is ignited, your weapon glows violet-black and deals an extra 2 Necrotic damage on every hit.</w:t>
+      </w:r>
+    </w:p>
+    <w:p>
+      <w:pPr>
+        <w:pBdr>
+          <w:left w:val="single" w:sz="18" w:space="12" w:color="8B2020"/>
+        </w:pBdr>
+        <w:shd w:val="clear" w:color="auto" w:fill="FCF6F6"/>
+        <w:spacing w:before="30" w:after="70"/>
+        <w:ind w:left="340" w:right="340"/>
+      </w:pPr>
+      <w:r>
+        <w:rPr>
+          <w:rFonts w:ascii="Georgia" w:hAnsi="Georgia" w:cs="Georgia"/>
+          <w:b/>
+          <w:i w:val="0"/>
+          <w:color w:val="222222"/>
+          <w:sz w:val="18"/>
+        </w:rPr>
+        <w:t>One With the Gloom.</w:t>
+      </w:r>
+      <w:r>
+        <w:rPr>
+          <w:rFonts w:ascii="Georgia" w:hAnsi="Georgia" w:cs="Georgia"/>
+          <w:b w:val="0"/>
+          <w:i w:val="0"/>
+          <w:color w:val="222222"/>
+          <w:sz w:val="18"/>
+        </w:rPr>
+        <w:t xml:space="preserve"> While your breath is ignited, the dark wraps around you: you have Half Cover (a +2 bonus to AC) against ranged attacks (anywhere, not just in shadow), and you can see normally in magical Darkness.</w:t>
+      </w:r>
+    </w:p>
+    <w:p>
+      <w:pPr>
+        <w:keepNext/>
+        <w:pBdr>
+          <w:left w:val="single" w:sz="18" w:space="12" w:color="8B2020"/>
+        </w:pBdr>
+        <w:shd w:val="clear" w:color="auto" w:fill="FCF6F6"/>
+        <w:spacing w:before="30" w:after="70"/>
+        <w:ind w:left="340" w:right="340"/>
+      </w:pPr>
+      <w:r>
+        <w:rPr>
+          <w:rFonts w:ascii="Georgia" w:hAnsi="Georgia" w:cs="Georgia"/>
+          <w:b/>
+          <w:color w:val="8B2020"/>
+          <w:sz w:val="22"/>
+        </w:rPr>
+        <w:t>Level 6: First Form: Umbral Slash</w:t>
+      </w:r>
+    </w:p>
+    <w:p>
+      <w:pPr>
+        <w:pBdr>
+          <w:left w:val="single" w:sz="18" w:space="12" w:color="8B2020"/>
+        </w:pBdr>
+        <w:shd w:val="clear" w:color="auto" w:fill="FCF6F6"/>
+        <w:spacing w:before="30" w:after="70"/>
+        <w:ind w:left="340" w:right="340"/>
+      </w:pPr>
+      <w:r>
+        <w:rPr>
+          <w:rFonts w:ascii="Georgia" w:hAnsi="Georgia" w:cs="Georgia"/>
+          <w:b/>
+          <w:i w:val="0"/>
+          <w:color w:val="222222"/>
+          <w:sz w:val="18"/>
+        </w:rPr>
+        <w:t>First Form: Umbral Slash.</w:t>
+      </w:r>
+      <w:r>
+        <w:rPr>
+          <w:rFonts w:ascii="Georgia" w:hAnsi="Georgia" w:cs="Georgia"/>
+          <w:b w:val="0"/>
+          <w:i w:val="0"/>
+          <w:color w:val="222222"/>
+          <w:sz w:val="18"/>
+        </w:rPr>
+        <w:t xml:space="preserve"> As a Bonus Action, you can expend 1 Focus Point to teleport up to 15 feet to an unoccupied space you can see next to a creature, engulf that creature in a 10-foot Cube of magical Darkness, and make one attack with your Monk weapon against it, with Advantage. On a hit, the attack deals 3d8 plus your Dexterity modifier Necrotic damage. The Darkness lasts until the end of your next turn. This feature replaces Flurry of Blows for you.</w:t>
+      </w:r>
+    </w:p>
+    <w:p>
+      <w:pPr>
+        <w:keepNext/>
+        <w:pBdr>
+          <w:left w:val="single" w:sz="18" w:space="12" w:color="8B2020"/>
+        </w:pBdr>
+        <w:shd w:val="clear" w:color="auto" w:fill="FCF6F6"/>
+        <w:spacing w:before="30" w:after="70"/>
+        <w:ind w:left="340" w:right="340"/>
+      </w:pPr>
+      <w:r>
+        <w:rPr>
+          <w:rFonts w:ascii="Georgia" w:hAnsi="Georgia" w:cs="Georgia"/>
+          <w:b/>
+          <w:color w:val="8B2020"/>
+          <w:sz w:val="22"/>
+        </w:rPr>
+        <w:t>Level 11: Advanced Shadow Breathing</w:t>
+      </w:r>
+    </w:p>
+    <w:p>
+      <w:pPr>
+        <w:pBdr>
+          <w:left w:val="single" w:sz="18" w:space="12" w:color="8B2020"/>
+        </w:pBdr>
+        <w:shd w:val="clear" w:color="auto" w:fill="FCF6F6"/>
+        <w:spacing w:before="30" w:after="70"/>
+        <w:ind w:left="340" w:right="340"/>
+      </w:pPr>
+      <w:r>
+        <w:rPr>
+          <w:rFonts w:ascii="Georgia" w:hAnsi="Georgia" w:cs="Georgia"/>
+          <w:b/>
+          <w:i w:val="0"/>
+          <w:color w:val="222222"/>
+          <w:sz w:val="18"/>
+        </w:rPr>
+        <w:t>Advanced Breathing.</w:t>
+      </w:r>
+      <w:r>
+        <w:rPr>
+          <w:rFonts w:ascii="Georgia" w:hAnsi="Georgia" w:cs="Georgia"/>
+          <w:b w:val="0"/>
+          <w:i w:val="0"/>
+          <w:color w:val="222222"/>
+          <w:sz w:val="18"/>
+        </w:rPr>
+        <w:t xml:space="preserve"> Your ignited breath drinks deeper of the dark. While it is active you gain all its original benefits, and also: once per turn, when you hit a creature with an attack roll you made with Advantage, the attack deals an extra 2d6 Necrotic damage.</w:t>
+      </w:r>
+    </w:p>
+    <w:p>
+      <w:pPr>
+        <w:pBdr>
+          <w:left w:val="single" w:sz="18" w:space="12" w:color="8B2020"/>
+        </w:pBdr>
+        <w:shd w:val="clear" w:color="auto" w:fill="FCF6F6"/>
+        <w:spacing w:before="30" w:after="70"/>
+        <w:ind w:left="340" w:right="340"/>
+      </w:pPr>
+      <w:r>
+        <w:rPr>
+          <w:rFonts w:ascii="Georgia" w:hAnsi="Georgia" w:cs="Georgia"/>
+          <w:b/>
+          <w:i w:val="0"/>
+          <w:color w:val="222222"/>
+          <w:sz w:val="18"/>
+        </w:rPr>
+        <w:t>Sharpened Gloom.</w:t>
+      </w:r>
+      <w:r>
+        <w:rPr>
+          <w:rFonts w:ascii="Georgia" w:hAnsi="Georgia" w:cs="Georgia"/>
+          <w:b w:val="0"/>
+          <w:i w:val="0"/>
+          <w:color w:val="222222"/>
+          <w:sz w:val="18"/>
+        </w:rPr>
+        <w:t xml:space="preserve"> The damage of your First Form: Umbral Slash increases to 5d10 plus your Dexterity modifier.</w:t>
+      </w:r>
+    </w:p>
+    <w:p>
+      <w:pPr>
+        <w:pBdr>
+          <w:left w:val="single" w:sz="18" w:space="12" w:color="5B2A86"/>
+        </w:pBdr>
+        <w:shd w:val="clear" w:color="auto" w:fill="F4F0FA"/>
+        <w:spacing w:before="30" w:after="70"/>
+        <w:ind w:left="340" w:right="340"/>
+      </w:pPr>
+      <w:r>
+        <w:rPr>
+          <w:rFonts w:ascii="Georgia" w:hAnsi="Georgia" w:cs="Georgia"/>
+          <w:b w:val="0"/>
+          <w:i w:val="0"/>
+          <w:color w:val="222222"/>
+          <w:sz w:val="19"/>
+        </w:rPr>
+        <w:t>▶ The gloom is his alone. Stabby sees through his own Darkness; his allies can't. Creatures wrapped in his gloom are hidden from Ursa's bolts and Lilly's cannon until the dark lifts, so the party learns to pick different targets while the shadow does its work.</w:t>
+      </w:r>
+    </w:p>
+    <w:p>
+      <w:pPr>
+        <w:keepNext/>
+        <w:pBdr>
+          <w:left w:val="single" w:sz="18" w:space="12" w:color="8B2020"/>
+        </w:pBdr>
+        <w:shd w:val="clear" w:color="auto" w:fill="FCF6F6"/>
+        <w:spacing w:before="30" w:after="70"/>
+        <w:ind w:left="340" w:right="340"/>
+      </w:pPr>
+      <w:r>
+        <w:rPr>
+          <w:rFonts w:ascii="Georgia" w:hAnsi="Georgia" w:cs="Georgia"/>
+          <w:b/>
+          <w:color w:val="8B2020"/>
+          <w:sz w:val="22"/>
+        </w:rPr>
+        <w:t>Level 17: Third Form: Eclipse</w:t>
+      </w:r>
+    </w:p>
+    <w:p>
+      <w:pPr>
+        <w:pBdr>
+          <w:left w:val="single" w:sz="18" w:space="12" w:color="8B2020"/>
+        </w:pBdr>
+        <w:shd w:val="clear" w:color="auto" w:fill="FCF6F6"/>
+        <w:spacing w:before="30" w:after="70"/>
+        <w:ind w:left="340" w:right="340"/>
+      </w:pPr>
+      <w:r>
+        <w:rPr>
+          <w:rFonts w:ascii="Georgia" w:hAnsi="Georgia" w:cs="Georgia"/>
+          <w:b/>
+          <w:i w:val="0"/>
+          <w:color w:val="222222"/>
+          <w:sz w:val="18"/>
+        </w:rPr>
+        <w:t>Third Form: Eclipse.</w:t>
+      </w:r>
+      <w:r>
+        <w:rPr>
+          <w:rFonts w:ascii="Georgia" w:hAnsi="Georgia" w:cs="Georgia"/>
+          <w:b w:val="0"/>
+          <w:i w:val="0"/>
+          <w:color w:val="222222"/>
+          <w:sz w:val="18"/>
+        </w:rPr>
+        <w:t xml:space="preserve"> As a Bonus Action, you can expend 3 Focus Points to vanish into the gloom and strike from everywhere at once. Create a 20-foot Cube of magical Darkness centered on yourself (you can see through it), then teleport to and make one attack with your Monk weapon against each of up to three different creatures within it, with Advantage. Each attack deals 5d10 plus your Dexterity modifier Necrotic damage on a hit. Each creature hit has the Blinded condition until the end of your next turn, and you remain effectively unseen by everyone but yourself until the Darkness ends.</w:t>
+      </w:r>
+    </w:p>
+    <w:p>
+      <w:pPr>
+        <w:spacing w:after="80"/>
+      </w:pPr>
+      <w:r>
+        <w:rPr>
+          <w:rFonts w:ascii="Georgia" w:hAnsi="Georgia" w:cs="Georgia"/>
+          <w:b/>
+          <w:i w:val="0"/>
+          <w:color w:val="222222"/>
+          <w:sz w:val="21"/>
+        </w:rPr>
+        <w:t>At Level 7, Stabby has:</w:t>
+      </w:r>
+      <w:r>
+        <w:rPr>
+          <w:rFonts w:ascii="Georgia" w:hAnsi="Georgia" w:cs="Georgia"/>
+          <w:b w:val="0"/>
+          <w:i w:val="0"/>
+          <w:color w:val="222222"/>
+          <w:sz w:val="21"/>
+        </w:rPr>
+        <w:t xml:space="preserve"> Shadow Breathing (the Level 3 stance) + First Form: Umbral Slash (Level 6, 3d8 + Dex). The Level 11 and 17 features unlock as he grows.</w:t>
+      </w:r>
+    </w:p>
+    <w:p>
+      <w:pPr>
+        <w:keepNext/>
+        <w:spacing w:before="220" w:after="60"/>
+      </w:pPr>
+      <w:r>
+        <w:rPr>
+          <w:rFonts w:ascii="Georgia" w:hAnsi="Georgia" w:cs="Georgia"/>
+          <w:b/>
+          <w:color w:val="A0522D"/>
+          <w:sz w:val="26"/>
+        </w:rPr>
+        <w:t>The Demon-Slayer's Blade: the Nichirin Katana</w:t>
+      </w:r>
+    </w:p>
+    <w:p>
+      <w:pPr>
+        <w:spacing w:after="80"/>
+      </w:pPr>
+      <w:r>
+        <w:rPr>
+          <w:rFonts w:ascii="Georgia" w:hAnsi="Georgia" w:cs="Georgia"/>
+          <w:b w:val="0"/>
+          <w:i w:val="0"/>
+          <w:color w:val="222222"/>
+          <w:sz w:val="21"/>
+        </w:rPr>
+        <w:t>This sun-forged demon-slayer blade was made from crimson ore that drinks in dawnlight. While sheathed, the steel looks dark and almost ordinary, but when Stabby ignites his breathing, the blade catches that breath and burns with the color of his chosen form.</w:t>
+      </w:r>
+    </w:p>
+    <w:p>
+      <w:pPr>
+        <w:keepNext/>
+        <w:pBdr>
+          <w:left w:val="single" w:sz="18" w:space="12" w:color="8B2020"/>
+        </w:pBdr>
+        <w:shd w:val="clear" w:color="auto" w:fill="FCF6F6"/>
+        <w:spacing w:before="30" w:after="70"/>
+        <w:ind w:left="340" w:right="340"/>
+      </w:pPr>
+      <w:r>
+        <w:rPr>
+          <w:rFonts w:ascii="Georgia" w:hAnsi="Georgia" w:cs="Georgia"/>
+          <w:b/>
+          <w:color w:val="8B2020"/>
+          <w:sz w:val="22"/>
+        </w:rPr>
+        <w:t>Nichirin Katana</w:t>
+      </w:r>
+    </w:p>
+    <w:p>
+      <w:pPr>
+        <w:pBdr>
+          <w:left w:val="single" w:sz="18" w:space="12" w:color="8B2020"/>
+        </w:pBdr>
+        <w:shd w:val="clear" w:color="auto" w:fill="FCF6F6"/>
+        <w:spacing w:before="30" w:after="70"/>
+        <w:ind w:left="340" w:right="340"/>
+      </w:pPr>
+      <w:r>
+        <w:rPr>
+          <w:rFonts w:ascii="Georgia" w:hAnsi="Georgia" w:cs="Georgia"/>
+          <w:b w:val="0"/>
+          <w:i/>
+          <w:color w:val="222222"/>
+          <w:sz w:val="18"/>
+        </w:rPr>
+        <w:t>Weapon (Katana), Rare (Requires Attunement by Stabby)</w:t>
+      </w:r>
+    </w:p>
+    <w:p>
+      <w:pPr>
+        <w:pBdr>
+          <w:left w:val="single" w:sz="18" w:space="12" w:color="8B2020"/>
+        </w:pBdr>
+        <w:shd w:val="clear" w:color="auto" w:fill="FCF6F6"/>
+        <w:spacing w:before="30" w:after="70"/>
+        <w:ind w:left="340" w:right="340"/>
+      </w:pPr>
+      <w:r>
+        <w:rPr>
+          <w:rFonts w:ascii="Georgia" w:hAnsi="Georgia" w:cs="Georgia"/>
+          <w:b/>
+          <w:i w:val="0"/>
+          <w:color w:val="222222"/>
+          <w:sz w:val="18"/>
+        </w:rPr>
+        <w:t>Weapon Statistics.</w:t>
+      </w:r>
+      <w:r>
+        <w:rPr>
+          <w:rFonts w:ascii="Georgia" w:hAnsi="Georgia" w:cs="Georgia"/>
+          <w:b w:val="0"/>
+          <w:i w:val="0"/>
+          <w:color w:val="222222"/>
+          <w:sz w:val="18"/>
+        </w:rPr>
+        <w:t xml:space="preserve"> The Nichirin katana uses the statistics of a Longsword (1d8 Slashing damage) with the Finesse and Versatile (1d10) properties, and it counts as a Monk weapon for Stabby. Because it has Finesse and is a Monk weapon, Stabby uses his Dexterity for its attack and damage rolls.</w:t>
+      </w:r>
+    </w:p>
+    <w:p>
+      <w:pPr>
+        <w:pBdr>
+          <w:left w:val="single" w:sz="18" w:space="12" w:color="8B2020"/>
+        </w:pBdr>
+        <w:shd w:val="clear" w:color="auto" w:fill="FCF6F6"/>
+        <w:spacing w:before="30" w:after="70"/>
+        <w:ind w:left="340" w:right="340"/>
+      </w:pPr>
+      <w:r>
+        <w:rPr>
+          <w:rFonts w:ascii="Georgia" w:hAnsi="Georgia" w:cs="Georgia"/>
+          <w:b/>
+          <w:i w:val="0"/>
+          <w:color w:val="222222"/>
+          <w:sz w:val="18"/>
+        </w:rPr>
+        <w:t>Magic Weapon.</w:t>
+      </w:r>
+      <w:r>
+        <w:rPr>
+          <w:rFonts w:ascii="Georgia" w:hAnsi="Georgia" w:cs="Georgia"/>
+          <w:b w:val="0"/>
+          <w:i w:val="0"/>
+          <w:color w:val="222222"/>
+          <w:sz w:val="18"/>
+        </w:rPr>
+        <w:t xml:space="preserve"> You gain a +2 bonus to attack and damage rolls made with this magic weapon.</w:t>
+      </w:r>
+    </w:p>
+    <w:p>
+      <w:pPr>
+        <w:pBdr>
+          <w:left w:val="single" w:sz="18" w:space="12" w:color="8B2020"/>
+        </w:pBdr>
+        <w:shd w:val="clear" w:color="auto" w:fill="FCF6F6"/>
+        <w:spacing w:before="30" w:after="70"/>
+        <w:ind w:left="340" w:right="340"/>
+      </w:pPr>
+      <w:r>
+        <w:rPr>
+          <w:rFonts w:ascii="Georgia" w:hAnsi="Georgia" w:cs="Georgia"/>
+          <w:b/>
+          <w:i w:val="0"/>
+          <w:color w:val="222222"/>
+          <w:sz w:val="18"/>
+        </w:rPr>
+        <w:t>Breath-Kindled Steel.</w:t>
+      </w:r>
+      <w:r>
+        <w:rPr>
+          <w:rFonts w:ascii="Georgia" w:hAnsi="Georgia" w:cs="Georgia"/>
+          <w:b w:val="0"/>
+          <w:i w:val="0"/>
+          <w:color w:val="222222"/>
+          <w:sz w:val="18"/>
+        </w:rPr>
+        <w:t xml:space="preserve"> When Stabby ignites his breathing, the blade glows with the color and nature of that form: blood-red for Beast Breathing, pale blue for Water Breathing, or violet-black for Shadow Breathing. This glow is magical but sheds only dim light unless Stabby chooses otherwise.</w:t>
+      </w:r>
+    </w:p>
+    <w:p>
+      <w:pPr>
+        <w:pBdr>
+          <w:left w:val="single" w:sz="18" w:space="12" w:color="8B2020"/>
+        </w:pBdr>
+        <w:shd w:val="clear" w:color="auto" w:fill="FCF6F6"/>
+        <w:spacing w:before="30" w:after="70"/>
+        <w:ind w:left="340" w:right="340"/>
+      </w:pPr>
+      <w:r>
+        <w:rPr>
+          <w:rFonts w:ascii="Georgia" w:hAnsi="Georgia" w:cs="Georgia"/>
+          <w:b/>
+          <w:i w:val="0"/>
+          <w:color w:val="222222"/>
+          <w:sz w:val="18"/>
+        </w:rPr>
+        <w:t>Cleansing Edge.</w:t>
+      </w:r>
+      <w:r>
+        <w:rPr>
+          <w:rFonts w:ascii="Georgia" w:hAnsi="Georgia" w:cs="Georgia"/>
+          <w:b w:val="0"/>
+          <w:i w:val="0"/>
+          <w:color w:val="222222"/>
+          <w:sz w:val="18"/>
+        </w:rPr>
+        <w:t xml:space="preserve"> Once on each of your turns when you hit a Fiend, Undead, shadow creature, or creature empowered by planar corruption with this katana, the blade burns away corruption until the start of your next turn. While affected, the creature can't regain Hit Points, can't benefit from magical Darkness or shadowy concealment against Stabby, and any visible corruption around the wound briefly burns, cracks, or peels away in sparks of purified light.</w:t>
+      </w:r>
+    </w:p>
+    <w:p>
+      <w:pPr>
+        <w:pBdr>
+          <w:left w:val="single" w:sz="18" w:space="12" w:color="8B2020"/>
+        </w:pBdr>
+        <w:shd w:val="clear" w:color="auto" w:fill="FCF6F6"/>
+        <w:spacing w:before="30" w:after="70"/>
+        <w:ind w:left="340" w:right="340"/>
+      </w:pPr>
+      <w:r>
+        <w:rPr>
+          <w:rFonts w:ascii="Georgia" w:hAnsi="Georgia" w:cs="Georgia"/>
+          <w:b/>
+          <w:i w:val="0"/>
+          <w:color w:val="222222"/>
+          <w:sz w:val="18"/>
+        </w:rPr>
+        <w:t>Demon-Slayer's Mark.</w:t>
+      </w:r>
+      <w:r>
+        <w:rPr>
+          <w:rFonts w:ascii="Georgia" w:hAnsi="Georgia" w:cs="Georgia"/>
+          <w:b w:val="0"/>
+          <w:i w:val="0"/>
+          <w:color w:val="222222"/>
+          <w:sz w:val="18"/>
+        </w:rPr>
+        <w:t xml:space="preserve"> The katana is especially dangerous to creatures twisted by darkness, undeath, or planar corruption. It leaves wounds that glow faintly like banked embers, revealing that the creature has been marked by cleansing sunlight. The blade wounds the corruption, not the creature beneath. When a corrupted guardian falls to it, what breaks is the darkness.</w:t>
+      </w:r>
+    </w:p>
+    <w:p>
+      <w:pPr>
+        <w:keepNext/>
+        <w:spacing w:before="220" w:after="60"/>
+      </w:pPr>
+      <w:r>
+        <w:rPr>
+          <w:rFonts w:ascii="Georgia" w:hAnsi="Georgia" w:cs="Georgia"/>
+          <w:b/>
+          <w:color w:val="A0522D"/>
+          <w:sz w:val="26"/>
+        </w:rPr>
+        <w:t>Lore of the Blade</w:t>
+      </w:r>
+    </w:p>
+    <w:p>
+      <w:pPr>
+        <w:spacing w:after="80"/>
+      </w:pPr>
+      <w:r>
+        <w:rPr>
+          <w:rFonts w:ascii="Georgia" w:hAnsi="Georgia" w:cs="Georgia"/>
+          <w:b w:val="0"/>
+          <w:i w:val="0"/>
+          <w:color w:val="222222"/>
+          <w:sz w:val="21"/>
+        </w:rPr>
+        <w:t>They say the first Nichirin blades were quenched not in water or oil but in the light of dawn itself, folded by smiths who worked only in the hour before sunrise. The ore came from a single mountain that caught the morning sun before anywhere else in the world, and steel drawn from it never forgot that first warmth. A finished blade looks plain and dark in an idle hand; it is waiting. Only a warrior who can kindle their own breath can wake the colour sleeping in the metal.</w:t>
+      </w:r>
+    </w:p>
+    <w:p>
+      <w:pPr>
+        <w:spacing w:after="80"/>
+      </w:pPr>
+      <w:r>
+        <w:rPr>
+          <w:rFonts w:ascii="Georgia" w:hAnsi="Georgia" w:cs="Georgia"/>
+          <w:b w:val="0"/>
+          <w:i w:val="0"/>
+          <w:color w:val="222222"/>
+          <w:sz w:val="21"/>
+        </w:rPr>
+        <w:t>For a creature of corruption, that waking light is a death sentence. Where an ordinary sword cuts flesh, a Nichirin blade cuts the rot itself: the shadow that hides a fiend, the dark magic that knits an undead back together, the planar taint that lets a horror shrug off honest steel. Stabby's blade chose its colours from his own breathing forms, and now it burns red, blue, or violet to match whichever beast, river, or shadow he calls upon.</w:t>
+      </w:r>
+    </w:p>
+    <w:p>
+      <w:pPr>
+        <w:pBdr>
+          <w:left w:val="single" w:sz="18" w:space="12" w:color="B8860B"/>
+        </w:pBdr>
+        <w:shd w:val="clear" w:color="auto" w:fill="FBF6EA"/>
+        <w:spacing w:before="30" w:after="70"/>
+        <w:ind w:left="340" w:right="340"/>
+      </w:pPr>
+      <w:r>
+        <w:rPr>
+          <w:rFonts w:ascii="Georgia" w:hAnsi="Georgia" w:cs="Georgia"/>
+          <w:b/>
+          <w:i w:val="0"/>
+          <w:color w:val="222222"/>
+          <w:sz w:val="21"/>
+        </w:rPr>
+        <w:t>A whispered rumor.</w:t>
+      </w:r>
+      <w:r>
+        <w:rPr>
+          <w:rFonts w:ascii="Georgia" w:hAnsi="Georgia" w:cs="Georgia"/>
+          <w:b w:val="0"/>
+          <w:i w:val="0"/>
+          <w:color w:val="222222"/>
+          <w:sz w:val="21"/>
+        </w:rPr>
+        <w:t xml:space="preserve"> Old hunters claim a Nichirin blade can never be truly stolen: carried by the wrong hand, the steel stays cold and dull and will not take an edge. Whether that is true, or simply a story told to keep thieves honest, no one in living memory has dared find out.</w:t>
+      </w:r>
+    </w:p>
+    <w:p>
+      <w:pPr>
+        <w:keepNext/>
+        <w:spacing w:before="220" w:after="60"/>
+      </w:pPr>
+      <w:r>
+        <w:rPr>
+          <w:rFonts w:ascii="Georgia" w:hAnsi="Georgia" w:cs="Georgia"/>
+          <w:b/>
+          <w:color w:val="A0522D"/>
+          <w:sz w:val="26"/>
+        </w:rPr>
+        <w:t>Setting Down the Kensei's Way</w:t>
+      </w:r>
+    </w:p>
+    <w:p>
+      <w:pPr>
+        <w:spacing w:after="80"/>
+      </w:pPr>
+      <w:r>
+        <w:rPr>
+          <w:rFonts w:ascii="Georgia" w:hAnsi="Georgia" w:cs="Georgia"/>
+          <w:b w:val="0"/>
+          <w:i w:val="0"/>
+          <w:color w:val="222222"/>
+          <w:sz w:val="21"/>
+        </w:rPr>
+        <w:t>When Stabby takes up a breathing form at Level 7, the Kensei's tricks retire with his old teacher's lessons. He loses Kensei's Shot (the bow's bonus-action +1d4) and Agile Parry (his +2 AC after blade-and-fist turns), and the Repeating Longbow becomes simply a very good bow, no longer a Monk weapon. In exchange he gains a stance he can ignite every single fight, a First Form that turns his bonus action into a 3d8 + 5 strike with 15 feet of free movement, form gifts that work all day, and a road that grows with him to Level 17. He is trading a parry for a predator's gait, and he gains far more than he gives up. (And Candyfang, outshone by the Nichirin blade, needn't vanish: an heirloom at his belt, or one day, a gift worthy of a Bloodfang.)</w:t>
       </w:r>
     </w:p>
     <w:p>
@@ -601,32 +2206,22 @@
     </w:p>
     <w:p>
       <w:pPr>
-        <w:spacing w:after="80"/>
+        <w:pBdr>
+          <w:left w:val="single" w:sz="18" w:space="12" w:color="B8860B"/>
+        </w:pBdr>
+        <w:shd w:val="clear" w:color="auto" w:fill="FBF6EA"/>
+        <w:spacing w:before="30" w:after="70"/>
+        <w:ind w:left="340" w:right="340"/>
       </w:pPr>
       <w:r>
         <w:rPr>
           <w:rFonts w:ascii="Georgia" w:hAnsi="Georgia" w:cs="Georgia"/>
           <w:b w:val="0"/>
-          <w:i w:val="0"/>
+          <w:i/>
           <w:color w:val="222222"/>
           <w:sz w:val="21"/>
         </w:rPr>
-        <w:t>Chosen at level 7 (full document: characters/path_rewards/ursa_path_rewards_v2.pdf).</w:t>
-      </w:r>
-    </w:p>
-    <w:p>
-      <w:pPr>
-        <w:spacing w:after="80"/>
-      </w:pPr>
-      <w:r>
-        <w:rPr>
-          <w:rFonts w:ascii="Georgia" w:hAnsi="Georgia" w:cs="Georgia"/>
-          <w:b/>
-          <w:i w:val="0"/>
-          <w:color w:val="222222"/>
-          <w:sz w:val="21"/>
-        </w:rPr>
-        <w:t>Starlit Channeler</w:t>
+        <w:t>For Ursa Catchum, Circle of the Stars Druid: the year apart, Level 5 to 7.</w:t>
       </w:r>
       <w:r>
         <w:rPr>
@@ -636,18 +2231,588 @@
           <w:color w:val="222222"/>
           <w:sz w:val="21"/>
         </w:rPr>
-        <w:t xml:space="preserve"> (the Circle road): learns Shillelagh; the Starry Form gains a FOURTH constellation, the </w:t>
+        <w:t xml:space="preserve"> Ursa walked one of three roads during the year apart, and came back changed. Each road grants a feat (what he sought) and a keepsake (what found him): he gains the pair matching his road. Special story feats: no ability score increase.</w:t>
       </w:r>
+    </w:p>
+    <w:p>
+      <w:pPr>
+        <w:keepNext/>
+        <w:spacing w:before="220" w:after="60"/>
+      </w:pPr>
+      <w:r>
+        <w:rPr>
+          <w:rFonts w:ascii="Georgia" w:hAnsi="Georgia" w:cs="Georgia"/>
+          <w:b/>
+          <w:color w:val="A0522D"/>
+          <w:sz w:val="26"/>
+        </w:rPr>
+        <w:t>Beast Handler: The Living World (the road into the wild)</w:t>
+      </w:r>
+    </w:p>
+    <w:p>
+      <w:pPr>
+        <w:pBdr>
+          <w:left w:val="single" w:sz="18" w:space="12" w:color="B8860B"/>
+        </w:pBdr>
+        <w:shd w:val="clear" w:color="auto" w:fill="FBF6EA"/>
+        <w:spacing w:before="30" w:after="70"/>
+        <w:ind w:left="340" w:right="340"/>
+      </w:pPr>
+      <w:r>
+        <w:rPr>
+          <w:rFonts w:ascii="Georgia" w:hAnsi="Georgia" w:cs="Georgia"/>
+          <w:b w:val="0"/>
+          <w:i/>
+          <w:color w:val="222222"/>
+          <w:sz w:val="21"/>
+        </w:rPr>
+        <w:t>“You went out to learn the speech of wild things. You came back, and the wild things follow you home.”</w:t>
+      </w:r>
+    </w:p>
+    <w:p>
+      <w:pPr>
+        <w:keepNext/>
+        <w:pBdr>
+          <w:left w:val="single" w:sz="18" w:space="12" w:color="8B2020"/>
+        </w:pBdr>
+        <w:shd w:val="clear" w:color="auto" w:fill="FCF6F6"/>
+        <w:spacing w:before="30" w:after="70"/>
+        <w:ind w:left="340" w:right="340"/>
+      </w:pPr>
+      <w:r>
+        <w:rPr>
+          <w:rFonts w:ascii="Georgia" w:hAnsi="Georgia" w:cs="Georgia"/>
+          <w:b/>
+          <w:color w:val="8B2020"/>
+          <w:sz w:val="22"/>
+        </w:rPr>
+        <w:t>Beast Handler (feat)</w:t>
+      </w:r>
+    </w:p>
+    <w:p>
+      <w:pPr>
+        <w:pBdr>
+          <w:left w:val="single" w:sz="18" w:space="12" w:color="8B2020"/>
+        </w:pBdr>
+        <w:shd w:val="clear" w:color="auto" w:fill="FCF6F6"/>
+        <w:spacing w:before="30" w:after="70"/>
+        <w:ind w:left="340" w:right="340"/>
+      </w:pPr>
       <w:r>
         <w:rPr>
           <w:rFonts w:ascii="Georgia" w:hAnsi="Georgia" w:cs="Georgia"/>
           <w:b/>
           <w:i w:val="0"/>
           <w:color w:val="222222"/>
+          <w:sz w:val="18"/>
+        </w:rPr>
+        <w:t>Mightier Summons.</w:t>
+      </w:r>
+      <w:r>
+        <w:rPr>
+          <w:rFonts w:ascii="Georgia" w:hAnsi="Georgia" w:cs="Georgia"/>
+          <w:b w:val="0"/>
+          <w:i w:val="0"/>
+          <w:color w:val="222222"/>
+          <w:sz w:val="18"/>
+        </w:rPr>
+        <w:t xml:space="preserve"> Whenever you cast the Summon Beast spell, you cast it as though using a spell slot of the highest level you can cast, without expending a higher-level slot. (The spell's effects scale to that level, 4th now, and growing as Ursa does, but it still uses only a 2nd-level slot.)</w:t>
+      </w:r>
+    </w:p>
+    <w:p>
+      <w:pPr>
+        <w:pBdr>
+          <w:left w:val="single" w:sz="18" w:space="12" w:color="8B2020"/>
+        </w:pBdr>
+        <w:shd w:val="clear" w:color="auto" w:fill="FCF6F6"/>
+        <w:spacing w:before="30" w:after="70"/>
+        <w:ind w:left="340" w:right="340"/>
+      </w:pPr>
+      <w:r>
+        <w:rPr>
+          <w:rFonts w:ascii="Georgia" w:hAnsi="Georgia" w:cs="Georgia"/>
+          <w:b/>
+          <w:i w:val="0"/>
+          <w:color w:val="222222"/>
+          <w:sz w:val="18"/>
+        </w:rPr>
+        <w:t>Wild Speech.</w:t>
+      </w:r>
+      <w:r>
+        <w:rPr>
+          <w:rFonts w:ascii="Georgia" w:hAnsi="Georgia" w:cs="Georgia"/>
+          <w:b w:val="0"/>
+          <w:i w:val="0"/>
+          <w:color w:val="222222"/>
+          <w:sz w:val="18"/>
+        </w:rPr>
+        <w:t xml:space="preserve"> You and your summoned creatures share simple thoughts freely, no words needed. With ordinary Beasts, you understand their sounds and gestures even without your Mark's magic, and they understand yours.</w:t>
+      </w:r>
+    </w:p>
+    <w:p>
+      <w:pPr>
+        <w:keepNext/>
+        <w:pBdr>
+          <w:left w:val="single" w:sz="18" w:space="12" w:color="8B2020"/>
+        </w:pBdr>
+        <w:shd w:val="clear" w:color="auto" w:fill="FCF6F6"/>
+        <w:spacing w:before="30" w:after="70"/>
+        <w:ind w:left="340" w:right="340"/>
+      </w:pPr>
+      <w:r>
+        <w:rPr>
+          <w:rFonts w:ascii="Georgia" w:hAnsi="Georgia" w:cs="Georgia"/>
+          <w:b/>
+          <w:color w:val="8B2020"/>
+          <w:sz w:val="22"/>
+        </w:rPr>
+        <w:t>The Wildheart Token</w:t>
+      </w:r>
+    </w:p>
+    <w:p>
+      <w:pPr>
+        <w:pBdr>
+          <w:left w:val="single" w:sz="18" w:space="12" w:color="8B2020"/>
+        </w:pBdr>
+        <w:shd w:val="clear" w:color="auto" w:fill="FCF6F6"/>
+        <w:spacing w:before="30" w:after="70"/>
+        <w:ind w:left="340" w:right="340"/>
+      </w:pPr>
+      <w:r>
+        <w:rPr>
+          <w:rFonts w:ascii="Georgia" w:hAnsi="Georgia" w:cs="Georgia"/>
+          <w:b w:val="0"/>
+          <w:i/>
+          <w:color w:val="222222"/>
+          <w:sz w:val="18"/>
+        </w:rPr>
+        <w:t>Carved by his own hand.</w:t>
+      </w:r>
+    </w:p>
+    <w:p>
+      <w:pPr>
+        <w:pBdr>
+          <w:left w:val="single" w:sz="18" w:space="12" w:color="8B2020"/>
+        </w:pBdr>
+        <w:shd w:val="clear" w:color="auto" w:fill="FCF6F6"/>
+        <w:spacing w:before="30" w:after="70"/>
+        <w:ind w:left="340" w:right="340"/>
+      </w:pPr>
+      <w:r>
+        <w:rPr>
+          <w:rFonts w:ascii="Georgia" w:hAnsi="Georgia" w:cs="Georgia"/>
+          <w:b w:val="0"/>
+          <w:i w:val="0"/>
+          <w:color w:val="222222"/>
+          <w:sz w:val="18"/>
+        </w:rPr>
+        <w:t>A totem of a beast Ursa befriended in the wild year: the player names it, and names the friend. His Bestial Spirit now always takes that companion's shape. Once per day, when the spirit would drop to 0 hit points, it drops to 1 instead: it refuses to leave him.</w:t>
+      </w:r>
+    </w:p>
+    <w:p>
+      <w:pPr>
+        <w:keepNext/>
+        <w:spacing w:before="220" w:after="60"/>
+      </w:pPr>
+      <w:r>
+        <w:rPr>
+          <w:rFonts w:ascii="Georgia" w:hAnsi="Georgia" w:cs="Georgia"/>
+          <w:b/>
+          <w:color w:val="A0522D"/>
+          <w:sz w:val="26"/>
+        </w:rPr>
+        <w:t>Starlit Channeler: The Circle of Stars (the road into the sky)</w:t>
+      </w:r>
+    </w:p>
+    <w:p>
+      <w:pPr>
+        <w:pBdr>
+          <w:left w:val="single" w:sz="18" w:space="12" w:color="B8860B"/>
+        </w:pBdr>
+        <w:shd w:val="clear" w:color="auto" w:fill="FBF6EA"/>
+        <w:spacing w:before="30" w:after="70"/>
+        <w:ind w:left="340" w:right="340"/>
+      </w:pPr>
+      <w:r>
+        <w:rPr>
+          <w:rFonts w:ascii="Georgia" w:hAnsi="Georgia" w:cs="Georgia"/>
+          <w:b w:val="0"/>
+          <w:i/>
+          <w:color w:val="222222"/>
           <w:sz w:val="21"/>
         </w:rPr>
-        <w:t>Warden</w:t>
+        <w:t>“You returned to the Circle, and the constellations answered: their light now runs down your arm and out through the staff.”</w:t>
       </w:r>
+    </w:p>
+    <w:p>
+      <w:pPr>
+        <w:keepNext/>
+        <w:pBdr>
+          <w:left w:val="single" w:sz="18" w:space="12" w:color="8B2020"/>
+        </w:pBdr>
+        <w:shd w:val="clear" w:color="auto" w:fill="FCF6F6"/>
+        <w:spacing w:before="30" w:after="70"/>
+        <w:ind w:left="340" w:right="340"/>
+      </w:pPr>
+      <w:r>
+        <w:rPr>
+          <w:rFonts w:ascii="Georgia" w:hAnsi="Georgia" w:cs="Georgia"/>
+          <w:b/>
+          <w:color w:val="8B2020"/>
+          <w:sz w:val="22"/>
+        </w:rPr>
+        <w:t>Starlit Channeler (feat)</w:t>
+      </w:r>
+    </w:p>
+    <w:p>
+      <w:pPr>
+        <w:pBdr>
+          <w:left w:val="single" w:sz="18" w:space="12" w:color="8B2020"/>
+        </w:pBdr>
+        <w:shd w:val="clear" w:color="auto" w:fill="FCF6F6"/>
+        <w:spacing w:before="30" w:after="70"/>
+        <w:ind w:left="340" w:right="340"/>
+      </w:pPr>
+      <w:r>
+        <w:rPr>
+          <w:rFonts w:ascii="Georgia" w:hAnsi="Georgia" w:cs="Georgia"/>
+          <w:b/>
+          <w:i w:val="0"/>
+          <w:color w:val="222222"/>
+          <w:sz w:val="18"/>
+        </w:rPr>
+        <w:t>The Warden.</w:t>
+      </w:r>
+      <w:r>
+        <w:rPr>
+          <w:rFonts w:ascii="Georgia" w:hAnsi="Georgia" w:cs="Georgia"/>
+          <w:b w:val="0"/>
+          <w:i w:val="0"/>
+          <w:color w:val="222222"/>
+          <w:sz w:val="18"/>
+        </w:rPr>
+        <w:t xml:space="preserve"> You learn the Shillelagh cantrip (Wisdom is your spellcasting ability for it), and your Starry Form gains a fourth constellation: the Warden, a spear-bearing figure of starlight. When you assume your form, you can choose it. As part of the same Bonus Action, you cast Shillelagh through your staff, and the spell lasts as long as the form does (instead of 1 minute). While the Warden shines: the kindled staff's damage becomes Radiant, its strikes deal an extra 1d6 Radiant damage (2d6 at 11th level, 3d6 at 17th), and as a Bonus Action on each of your later turns, you can make one strike with the kindled staff.</w:t>
+      </w:r>
+    </w:p>
+    <w:p>
+      <w:pPr>
+        <w:pBdr>
+          <w:left w:val="single" w:sz="18" w:space="12" w:color="5B2A86"/>
+        </w:pBdr>
+        <w:shd w:val="clear" w:color="auto" w:fill="F4F0FA"/>
+        <w:spacing w:before="30" w:after="70"/>
+        <w:ind w:left="340" w:right="340"/>
+      </w:pPr>
+      <w:r>
+        <w:rPr>
+          <w:rFonts w:ascii="Georgia" w:hAnsi="Georgia" w:cs="Georgia"/>
+          <w:b w:val="0"/>
+          <w:i w:val="0"/>
+          <w:color w:val="222222"/>
+          <w:sz w:val="19"/>
+        </w:rPr>
+        <w:t>▶ The kindled staff IS the Shillelagh spell: Starseed (+1d4) rides its strikes (unlike the Archer's arrow, a form feature), and its damage counts as cantrip damage (Elemental Fury: Potent Spellcasting applies from 7th, once per turn, like Starseed). Sheet note: the feat grants Shillelagh, so Ursa's known copy frees up for a cantrip swap at his next level.</w:t>
+      </w:r>
+    </w:p>
+    <w:p>
+      <w:pPr>
+        <w:keepNext/>
+        <w:pBdr>
+          <w:left w:val="single" w:sz="18" w:space="12" w:color="8B2020"/>
+        </w:pBdr>
+        <w:shd w:val="clear" w:color="auto" w:fill="FCF6F6"/>
+        <w:spacing w:before="30" w:after="70"/>
+        <w:ind w:left="340" w:right="340"/>
+      </w:pPr>
+      <w:r>
+        <w:rPr>
+          <w:rFonts w:ascii="Georgia" w:hAnsi="Georgia" w:cs="Georgia"/>
+          <w:b/>
+          <w:color w:val="8B2020"/>
+          <w:sz w:val="22"/>
+        </w:rPr>
+        <w:t>The Staff Wakes Further</w:t>
+      </w:r>
+    </w:p>
+    <w:p>
+      <w:pPr>
+        <w:pBdr>
+          <w:left w:val="single" w:sz="18" w:space="12" w:color="8B2020"/>
+        </w:pBdr>
+        <w:shd w:val="clear" w:color="auto" w:fill="FCF6F6"/>
+        <w:spacing w:before="30" w:after="70"/>
+        <w:ind w:left="340" w:right="340"/>
+      </w:pPr>
+      <w:r>
+        <w:rPr>
+          <w:rFonts w:ascii="Georgia" w:hAnsi="Georgia" w:cs="Georgia"/>
+          <w:b w:val="0"/>
+          <w:i/>
+          <w:color w:val="222222"/>
+          <w:sz w:val="18"/>
+        </w:rPr>
+        <w:t>The relic grows, as promised.</w:t>
+      </w:r>
+      <w:r>
+        <w:rPr>
+          <w:rFonts w:ascii="Georgia" w:hAnsi="Georgia" w:cs="Georgia"/>
+          <w:b w:val="0"/>
+          <w:i w:val="0"/>
+          <w:color w:val="222222"/>
+          <w:sz w:val="18"/>
+        </w:rPr>
+        <w:t xml:space="preserve"> The Staff of Waking Constellations has always brightened a new star after every victory: on this road, it brightens for him. Capacity rises to 6 charges (regain 1d4+2 at dawn), and its Starlight glow reaches 20 feet: the whole party fits inside his Starry Form's light, and inside the Amulet of Guiding Light's +1 to attacks and saves.</w:t>
+      </w:r>
+    </w:p>
+    <w:p>
+      <w:pPr>
+        <w:keepNext/>
+        <w:spacing w:before="220" w:after="60"/>
+      </w:pPr>
+      <w:r>
+        <w:rPr>
+          <w:rFonts w:ascii="Georgia" w:hAnsi="Georgia" w:cs="Georgia"/>
+          <w:b/>
+          <w:color w:val="A0522D"/>
+          <w:sz w:val="26"/>
+        </w:rPr>
+        <w:t>Reader of Omens: The Father's Trail (the road east)</w:t>
+      </w:r>
+    </w:p>
+    <w:p>
+      <w:pPr>
+        <w:pBdr>
+          <w:left w:val="single" w:sz="18" w:space="12" w:color="B8860B"/>
+        </w:pBdr>
+        <w:shd w:val="clear" w:color="auto" w:fill="FBF6EA"/>
+        <w:spacing w:before="30" w:after="70"/>
+        <w:ind w:left="340" w:right="340"/>
+      </w:pPr>
+      <w:r>
+        <w:rPr>
+          <w:rFonts w:ascii="Georgia" w:hAnsi="Georgia" w:cs="Georgia"/>
+          <w:b w:val="0"/>
+          <w:i/>
+          <w:color w:val="222222"/>
+          <w:sz w:val="21"/>
+        </w:rPr>
+        <w:t>“Your father read the sky the way other folk read a map. On his trail you learned his art: the omens no longer come at random, and you choose your moment.”</w:t>
+      </w:r>
+    </w:p>
+    <w:p>
+      <w:pPr>
+        <w:keepNext/>
+        <w:pBdr>
+          <w:left w:val="single" w:sz="18" w:space="12" w:color="8B2020"/>
+        </w:pBdr>
+        <w:shd w:val="clear" w:color="auto" w:fill="FCF6F6"/>
+        <w:spacing w:before="30" w:after="70"/>
+        <w:ind w:left="340" w:right="340"/>
+      </w:pPr>
+      <w:r>
+        <w:rPr>
+          <w:rFonts w:ascii="Georgia" w:hAnsi="Georgia" w:cs="Georgia"/>
+          <w:b/>
+          <w:color w:val="8B2020"/>
+          <w:sz w:val="22"/>
+        </w:rPr>
+        <w:t>Reader of Omens (feat)</w:t>
+      </w:r>
+    </w:p>
+    <w:p>
+      <w:pPr>
+        <w:pBdr>
+          <w:left w:val="single" w:sz="18" w:space="12" w:color="8B2020"/>
+        </w:pBdr>
+        <w:shd w:val="clear" w:color="auto" w:fill="FCF6F6"/>
+        <w:spacing w:before="30" w:after="70"/>
+        <w:ind w:left="340" w:right="340"/>
+      </w:pPr>
+      <w:r>
+        <w:rPr>
+          <w:rFonts w:ascii="Georgia" w:hAnsi="Georgia" w:cs="Georgia"/>
+          <w:b/>
+          <w:i w:val="0"/>
+          <w:color w:val="222222"/>
+          <w:sz w:val="18"/>
+        </w:rPr>
+        <w:t>Both Omens.</w:t>
+      </w:r>
+      <w:r>
+        <w:rPr>
+          <w:rFonts w:ascii="Georgia" w:hAnsi="Georgia" w:cs="Georgia"/>
+          <w:b w:val="0"/>
+          <w:i w:val="0"/>
+          <w:color w:val="222222"/>
+          <w:sz w:val="18"/>
+        </w:rPr>
+        <w:t xml:space="preserve"> When you consult your Star Map after a Long Rest, you do not roll for a single omen. Instead, you gain access to both Weal and Woe until your next Long Rest.</w:t>
+      </w:r>
+    </w:p>
+    <w:p>
+      <w:pPr>
+        <w:pBdr>
+          <w:left w:val="single" w:sz="18" w:space="12" w:color="8B2020"/>
+        </w:pBdr>
+        <w:shd w:val="clear" w:color="auto" w:fill="FCF6F6"/>
+        <w:spacing w:before="30" w:after="70"/>
+        <w:ind w:left="340" w:right="340"/>
+      </w:pPr>
+      <w:r>
+        <w:rPr>
+          <w:rFonts w:ascii="Georgia" w:hAnsi="Georgia" w:cs="Georgia"/>
+          <w:b/>
+          <w:i w:val="0"/>
+          <w:color w:val="222222"/>
+          <w:sz w:val="18"/>
+        </w:rPr>
+        <w:t>Read the Moment.</w:t>
+      </w:r>
+      <w:r>
+        <w:rPr>
+          <w:rFonts w:ascii="Georgia" w:hAnsi="Georgia" w:cs="Georgia"/>
+          <w:b w:val="0"/>
+          <w:i w:val="0"/>
+          <w:color w:val="222222"/>
+          <w:sz w:val="18"/>
+        </w:rPr>
+        <w:t xml:space="preserve"> You can wait to use your Cosmic Omen reaction until after the d20 is rolled, but before you know the outcome. You then choose whether to apply Weal (add 1d6 to the roll) or Woe (subtract 1d6).</w:t>
+      </w:r>
+    </w:p>
+    <w:p>
+      <w:pPr>
+        <w:pBdr>
+          <w:left w:val="single" w:sz="18" w:space="12" w:color="8B2020"/>
+        </w:pBdr>
+        <w:shd w:val="clear" w:color="auto" w:fill="FCF6F6"/>
+        <w:spacing w:before="30" w:after="70"/>
+        <w:ind w:left="340" w:right="340"/>
+      </w:pPr>
+      <w:r>
+        <w:rPr>
+          <w:rFonts w:ascii="Georgia" w:hAnsi="Georgia" w:cs="Georgia"/>
+          <w:b/>
+          <w:i w:val="0"/>
+          <w:color w:val="222222"/>
+          <w:sz w:val="18"/>
+        </w:rPr>
+        <w:t>Shared Tides.</w:t>
+      </w:r>
+      <w:r>
+        <w:rPr>
+          <w:rFonts w:ascii="Georgia" w:hAnsi="Georgia" w:cs="Georgia"/>
+          <w:b w:val="0"/>
+          <w:i w:val="0"/>
+          <w:color w:val="222222"/>
+          <w:sz w:val="18"/>
+        </w:rPr>
+        <w:t xml:space="preserve"> Your uses of Cosmic Omen remain a single pool equal to your Wisdom modifier (regaining all uses on a Long Rest). Spend each use on either Weal or Woe.</w:t>
+      </w:r>
+    </w:p>
+    <w:p>
+      <w:pPr>
+        <w:pBdr>
+          <w:left w:val="single" w:sz="18" w:space="12" w:color="8B2020"/>
+        </w:pBdr>
+        <w:shd w:val="clear" w:color="auto" w:fill="FCF6F6"/>
+        <w:spacing w:before="30" w:after="70"/>
+        <w:ind w:left="340" w:right="340"/>
+      </w:pPr>
+      <w:r>
+        <w:rPr>
+          <w:rFonts w:ascii="Georgia" w:hAnsi="Georgia" w:cs="Georgia"/>
+          <w:b w:val="0"/>
+          <w:i/>
+          <w:color w:val="222222"/>
+          <w:sz w:val="18"/>
+        </w:rPr>
+        <w:t>Prerequisite: the Cosmic Omen feature (gained at druid level 6).</w:t>
+      </w:r>
+    </w:p>
+    <w:p>
+      <w:pPr>
+        <w:keepNext/>
+        <w:pBdr>
+          <w:left w:val="single" w:sz="18" w:space="12" w:color="8B2020"/>
+        </w:pBdr>
+        <w:shd w:val="clear" w:color="auto" w:fill="FCF6F6"/>
+        <w:spacing w:before="30" w:after="70"/>
+        <w:ind w:left="340" w:right="340"/>
+      </w:pPr>
+      <w:r>
+        <w:rPr>
+          <w:rFonts w:ascii="Georgia" w:hAnsi="Georgia" w:cs="Georgia"/>
+          <w:b/>
+          <w:color w:val="8B2020"/>
+          <w:sz w:val="22"/>
+        </w:rPr>
+        <w:t>Ash's Sigil-Stone</w:t>
+      </w:r>
+    </w:p>
+    <w:p>
+      <w:pPr>
+        <w:pBdr>
+          <w:left w:val="single" w:sz="18" w:space="12" w:color="8B2020"/>
+        </w:pBdr>
+        <w:shd w:val="clear" w:color="auto" w:fill="FCF6F6"/>
+        <w:spacing w:before="30" w:after="70"/>
+        <w:ind w:left="340" w:right="340"/>
+      </w:pPr>
+      <w:r>
+        <w:rPr>
+          <w:rFonts w:ascii="Georgia" w:hAnsi="Georgia" w:cs="Georgia"/>
+          <w:b w:val="0"/>
+          <w:i/>
+          <w:color w:val="222222"/>
+          <w:sz w:val="18"/>
+        </w:rPr>
+        <w:t>Recovered on the trail. Attunement.</w:t>
+      </w:r>
+    </w:p>
+    <w:p>
+      <w:pPr>
+        <w:pBdr>
+          <w:left w:val="single" w:sz="18" w:space="12" w:color="8B2020"/>
+        </w:pBdr>
+        <w:shd w:val="clear" w:color="auto" w:fill="FCF6F6"/>
+        <w:spacing w:before="30" w:after="70"/>
+        <w:ind w:left="340" w:right="340"/>
+      </w:pPr>
+      <w:r>
+        <w:rPr>
+          <w:rFonts w:ascii="Georgia" w:hAnsi="Georgia" w:cs="Georgia"/>
+          <w:b w:val="0"/>
+          <w:i w:val="0"/>
+          <w:color w:val="222222"/>
+          <w:sz w:val="18"/>
+        </w:rPr>
+        <w:t>A river-smooth stone etched with a half-finished sigil of Elaria, in Ash's own hand. It sits warm in the palm when carried east. 1/long rest: cast Aura of Vitality from it without a spell slot, healing between fights (triggers his Chalice splash). One day, when the sigil is finished, it may wake.</w:t>
+      </w:r>
+    </w:p>
+    <w:p>
+      <w:pPr>
+        <w:pBdr>
+          <w:left w:val="single" w:sz="18" w:space="12" w:color="5B2A86"/>
+        </w:pBdr>
+        <w:shd w:val="clear" w:color="auto" w:fill="F4F0FA"/>
+        <w:spacing w:before="30" w:after="70"/>
+        <w:ind w:left="340" w:right="340"/>
+      </w:pPr>
+      <w:r>
+        <w:rPr>
+          <w:rFonts w:ascii="Georgia" w:hAnsi="Georgia" w:cs="Georgia"/>
+          <w:b w:val="0"/>
+          <w:i w:val="0"/>
+          <w:color w:val="222222"/>
+          <w:sz w:val="19"/>
+        </w:rPr>
+        <w:t>▶ The S13 clue rides here.</w:t>
+      </w:r>
+    </w:p>
+    <w:p>
+      <w:pPr>
+        <w:spacing w:after="80"/>
+      </w:pPr>
       <w:r>
         <w:rPr>
           <w:rFonts w:ascii="Georgia" w:hAnsi="Georgia" w:cs="Georgia"/>
@@ -656,23 +2821,36 @@
           <w:color w:val="222222"/>
           <w:sz w:val="21"/>
         </w:rPr>
-        <w:t>: kindle the staff as part of the same bonus action, radiant +1d6 rider (2d6 at 11, 3d6 at 17), lasting as long as the form. The Staff wakes further: 6 charges, brighter starlight.</w:t>
+        <w:t>Ursa gains the one road he walked, feat and keepsake together. The other two roads remain: the stars are patient, and the wild does not forget him.</w:t>
       </w:r>
     </w:p>
     <w:p>
       <w:pPr>
-        <w:spacing w:after="80"/>
+        <w:keepNext/>
+        <w:spacing w:before="400" w:after="120"/>
+        <w:pBdr>
+          <w:bottom w:val="single" w:sz="6" w:space="4" w:color="B8860B"/>
+        </w:pBdr>
       </w:pPr>
       <w:r>
         <w:rPr>
           <w:rFonts w:ascii="Georgia" w:hAnsi="Georgia" w:cs="Georgia"/>
           <w:b/>
-          <w:i w:val="0"/>
-          <w:color w:val="222222"/>
-          <w:sz w:val="21"/>
+          <w:color w:val="B8860B"/>
+          <w:sz w:val="32"/>
         </w:rPr>
-        <w:t>Reader of Omens</w:t>
+        <w:t>Glimmerstone Artifacts (Lilly's Path)</w:t>
       </w:r>
+    </w:p>
+    <w:p>
+      <w:pPr>
+        <w:pBdr>
+          <w:left w:val="single" w:sz="18" w:space="12" w:color="B8860B"/>
+        </w:pBdr>
+        <w:shd w:val="clear" w:color="auto" w:fill="FBF6EA"/>
+        <w:spacing w:before="30" w:after="70"/>
+        <w:ind w:left="340" w:right="340"/>
+      </w:pPr>
       <w:r>
         <w:rPr>
           <w:rFonts w:ascii="Georgia" w:hAnsi="Georgia" w:cs="Georgia"/>
@@ -681,18 +2859,48 @@
           <w:color w:val="222222"/>
           <w:sz w:val="21"/>
         </w:rPr>
-        <w:t xml:space="preserve"> (the Father's Trail road): </w:t>
+        <w:t>Three masterworks of deep gnome artifice, forged for Lilly Glimmergear in the year apart. Three masterworks, one choice. Each door of Lilly's year apart leads to one of these treasures: stay and build the portal (the Sentinel), go home to Glimmerspire and Poots (Boomstick), or give the year to mote research (the Awakened Sphere). She walks one road and claims one masterwork. The attunement ledger closes on every road: her Frostbite Shard, her Pocket Dynamo, and the new artifact make exactly three, and on the Sentinel's road it is only two, for the Dynamo itself is rebuilt into the guardian.</w:t>
       </w:r>
+    </w:p>
+    <w:p>
+      <w:pPr>
+        <w:keepNext/>
+        <w:spacing w:before="220" w:after="60"/>
+      </w:pPr>
       <w:r>
         <w:rPr>
           <w:rFonts w:ascii="Georgia" w:hAnsi="Georgia" w:cs="Georgia"/>
           <w:b/>
-          <w:i w:val="0"/>
+          <w:color w:val="A0522D"/>
+          <w:sz w:val="26"/>
+        </w:rPr>
+        <w:t>Boomstick</w:t>
+      </w:r>
+    </w:p>
+    <w:p>
+      <w:pPr>
+        <w:pBdr>
+          <w:left w:val="single" w:sz="18" w:space="12" w:color="B8860B"/>
+        </w:pBdr>
+        <w:shd w:val="clear" w:color="auto" w:fill="FBF6EA"/>
+        <w:spacing w:before="30" w:after="70"/>
+        <w:ind w:left="340" w:right="340"/>
+      </w:pPr>
+      <w:r>
+        <w:rPr>
+          <w:rFonts w:ascii="Georgia" w:hAnsi="Georgia" w:cs="Georgia"/>
+          <w:b w:val="0"/>
+          <w:i/>
           <w:color w:val="222222"/>
           <w:sz w:val="21"/>
         </w:rPr>
-        <w:t>Weal and Woe</w:t>
+        <w:t>“It doesn't jam. It doesn't misfire. It simply states its opinion, loudly.”</w:t>
       </w:r>
+    </w:p>
+    <w:p>
+      <w:pPr>
+        <w:spacing w:after="80"/>
+      </w:pPr>
       <w:r>
         <w:rPr>
           <w:rFonts w:ascii="Georgia" w:hAnsi="Georgia" w:cs="Georgia"/>
@@ -701,90 +2909,7 @@
           <w:color w:val="222222"/>
           <w:sz w:val="21"/>
         </w:rPr>
-        <w:t xml:space="preserve">, a pool of Wisdom-modifier omens applied AFTER a d20 is rolled; and </w:t>
-      </w:r>
-      <w:r>
-        <w:rPr>
-          <w:rFonts w:ascii="Georgia" w:hAnsi="Georgia" w:cs="Georgia"/>
-          <w:b/>
-          <w:i w:val="0"/>
-          <w:color w:val="222222"/>
-          <w:sz w:val="21"/>
-        </w:rPr>
-        <w:t>Ash's Sigil-Stone</w:t>
-      </w:r>
-      <w:r>
-        <w:rPr>
-          <w:rFonts w:ascii="Georgia" w:hAnsi="Georgia" w:cs="Georgia"/>
-          <w:b w:val="0"/>
-          <w:i w:val="0"/>
-          <w:color w:val="222222"/>
-          <w:sz w:val="21"/>
-        </w:rPr>
-        <w:t>, 1/long rest Aura of Vitality without a slot, carrying a half-finished sigil of Elaria that has more to say.</w:t>
-      </w:r>
-    </w:p>
-    <w:p>
-      <w:pPr>
-        <w:spacing w:after="80"/>
-      </w:pPr>
-      <w:r>
-        <w:rPr>
-          <w:rFonts w:ascii="Georgia" w:hAnsi="Georgia" w:cs="Georgia"/>
-          <w:b/>
-          <w:i w:val="0"/>
-          <w:color w:val="222222"/>
-          <w:sz w:val="21"/>
-        </w:rPr>
-        <w:t>Beast Handler</w:t>
-      </w:r>
-      <w:r>
-        <w:rPr>
-          <w:rFonts w:ascii="Georgia" w:hAnsi="Georgia" w:cs="Georgia"/>
-          <w:b w:val="0"/>
-          <w:i w:val="0"/>
-          <w:color w:val="222222"/>
-          <w:sz w:val="21"/>
-        </w:rPr>
-        <w:t xml:space="preserve"> (the Living World road): Summon Beast always casts at the highest level Ursa can cast, Wild Speech with his summons, and the </w:t>
-      </w:r>
-      <w:r>
-        <w:rPr>
-          <w:rFonts w:ascii="Georgia" w:hAnsi="Georgia" w:cs="Georgia"/>
-          <w:b/>
-          <w:i w:val="0"/>
-          <w:color w:val="222222"/>
-          <w:sz w:val="21"/>
-        </w:rPr>
-        <w:t>Wildheart Token</w:t>
-      </w:r>
-      <w:r>
-        <w:rPr>
-          <w:rFonts w:ascii="Georgia" w:hAnsi="Georgia" w:cs="Georgia"/>
-          <w:b w:val="0"/>
-          <w:i w:val="0"/>
-          <w:color w:val="222222"/>
-          <w:sz w:val="21"/>
-        </w:rPr>
-        <w:t>: a named beast-friend whose shape the spirit always takes, and who refuses to die (1/day drops to 1 HP instead of 0).</w:t>
-      </w:r>
-    </w:p>
-    <w:p>
-      <w:pPr>
-        <w:keepNext/>
-        <w:spacing w:before="400" w:after="120"/>
-        <w:pBdr>
-          <w:bottom w:val="single" w:sz="6" w:space="4" w:color="B8860B"/>
-        </w:pBdr>
-      </w:pPr>
-      <w:r>
-        <w:rPr>
-          <w:rFonts w:ascii="Georgia" w:hAnsi="Georgia" w:cs="Georgia"/>
-          <w:b/>
-          <w:color w:val="B8860B"/>
-          <w:sz w:val="32"/>
-        </w:rPr>
-        <w:t>Glimmerstone Artifacts (Lilly's Path)</w:t>
+        <w:t>On this road, Boomstick takes the dagger's watch. Boomstick becomes Lilly's spellcasting focus and her designated Arcane Firearm (an artificer designates only one). With her shield in the other hand, her hands are exactly full: pistol, shield, and nothing wasted. The Frostbite Shard retires to her belt as a keepsake, or one day, a gift.</w:t>
       </w:r>
     </w:p>
     <w:p>
@@ -840,27 +2965,57 @@
           <w:color w:val="888888"/>
           <w:sz w:val="18"/>
         </w:rPr>
-        <w:t>The Boomstick, if Lilly walks the Glimmerspire road.</w:t>
+        <w:t>Boomstick, primed and opinionated.</w:t>
       </w:r>
     </w:p>
     <w:p>
       <w:pPr>
-        <w:spacing w:after="80"/>
+        <w:keepNext/>
+        <w:pBdr>
+          <w:left w:val="single" w:sz="18" w:space="12" w:color="8B2020"/>
+        </w:pBdr>
+        <w:shd w:val="clear" w:color="auto" w:fill="FCF6F6"/>
+        <w:spacing w:before="30" w:after="70"/>
+        <w:ind w:left="340" w:right="340"/>
+      </w:pPr>
+      <w:r>
+        <w:rPr>
+          <w:rFonts w:ascii="Georgia" w:hAnsi="Georgia" w:cs="Georgia"/>
+          <w:b/>
+          <w:color w:val="8B2020"/>
+          <w:sz w:val="22"/>
+        </w:rPr>
+        <w:t>Boomstick</w:t>
+      </w:r>
+    </w:p>
+    <w:p>
+      <w:pPr>
+        <w:pBdr>
+          <w:left w:val="single" w:sz="18" w:space="12" w:color="8B2020"/>
+        </w:pBdr>
+        <w:shd w:val="clear" w:color="auto" w:fill="FCF6F6"/>
+        <w:spacing w:before="30" w:after="70"/>
+        <w:ind w:left="340" w:right="340"/>
       </w:pPr>
       <w:r>
         <w:rPr>
           <w:rFonts w:ascii="Georgia" w:hAnsi="Georgia" w:cs="Georgia"/>
           <w:b w:val="0"/>
-          <w:i w:val="0"/>
+          <w:i/>
           <w:color w:val="222222"/>
-          <w:sz w:val="21"/>
+          <w:sz w:val="18"/>
         </w:rPr>
-        <w:t>Chosen at level 7 (full document: characters/path_rewards/glimmerstone_artifacts_v2.pdf). Every road keeps her at exactly three attunements.</w:t>
+        <w:t>Weapon (Repeating Pistol), Rare (Requires Attunement by an Artificer)</w:t>
       </w:r>
     </w:p>
     <w:p>
       <w:pPr>
-        <w:spacing w:after="80"/>
+        <w:pBdr>
+          <w:left w:val="single" w:sz="18" w:space="12" w:color="8B2020"/>
+        </w:pBdr>
+        <w:shd w:val="clear" w:color="auto" w:fill="FCF6F6"/>
+        <w:spacing w:before="30" w:after="70"/>
+        <w:ind w:left="340" w:right="340"/>
       </w:pPr>
       <w:r>
         <w:rPr>
@@ -868,9 +3023,9 @@
           <w:b/>
           <w:i w:val="0"/>
           <w:color w:val="222222"/>
-          <w:sz w:val="21"/>
+          <w:sz w:val="18"/>
         </w:rPr>
-        <w:t>The Sentinel</w:t>
+        <w:t>Repeating Pistol, +2.</w:t>
       </w:r>
       <w:r>
         <w:rPr>
@@ -878,13 +3033,188 @@
           <w:b w:val="0"/>
           <w:i w:val="0"/>
           <w:color w:val="222222"/>
-          <w:sz w:val="21"/>
+          <w:sz w:val="18"/>
         </w:rPr>
-        <w:t xml:space="preserve"> (the stay-and-build road): the Pocket Dynamo rebuilt into a Medium construct guardian. AC 18, HP 5 + 5 per level, no duration. Force Blast (120 ft., 2d8 + INT) or Electric Pulse (15 ft., jolts Reactions away); Guardian Protocol (reaction temp HP); self-mending; reboots with a spell slot if destroyed. Replaces the Eldritch Cannon while attuned.</w:t>
+        <w:t xml:space="preserve"> You gain a +2 bonus to attack and damage rolls made with this magic firearm. It deals 1d10 Thunder damage and never needs reloading or ammunition; its clockwork drum conjures its own rounds.</w:t>
       </w:r>
     </w:p>
     <w:p>
       <w:pPr>
+        <w:pBdr>
+          <w:left w:val="single" w:sz="18" w:space="12" w:color="8B2020"/>
+        </w:pBdr>
+        <w:shd w:val="clear" w:color="auto" w:fill="FCF6F6"/>
+        <w:spacing w:before="30" w:after="70"/>
+        <w:ind w:left="340" w:right="340"/>
+      </w:pPr>
+      <w:r>
+        <w:rPr>
+          <w:rFonts w:ascii="Georgia" w:hAnsi="Georgia" w:cs="Georgia"/>
+          <w:b/>
+          <w:i w:val="0"/>
+          <w:color w:val="222222"/>
+          <w:sz w:val="18"/>
+        </w:rPr>
+        <w:t>Wand of the War Mage.</w:t>
+      </w:r>
+      <w:r>
+        <w:rPr>
+          <w:rFonts w:ascii="Georgia" w:hAnsi="Georgia" w:cs="Georgia"/>
+          <w:b w:val="0"/>
+          <w:i w:val="0"/>
+          <w:color w:val="222222"/>
+          <w:sz w:val="18"/>
+        </w:rPr>
+        <w:t xml:space="preserve"> While holding Boomstick, you gain a +2 bonus to spell attack rolls, and you ignore Half Cover when making a spell attack. This also improves your Eldritch Cannon's attack rolls, since they use your spell attack modifier.</w:t>
+      </w:r>
+    </w:p>
+    <w:p>
+      <w:pPr>
+        <w:pBdr>
+          <w:left w:val="single" w:sz="18" w:space="12" w:color="8B2020"/>
+        </w:pBdr>
+        <w:shd w:val="clear" w:color="auto" w:fill="FCF6F6"/>
+        <w:spacing w:before="30" w:after="70"/>
+        <w:ind w:left="340" w:right="340"/>
+      </w:pPr>
+      <w:r>
+        <w:rPr>
+          <w:rFonts w:ascii="Georgia" w:hAnsi="Georgia" w:cs="Georgia"/>
+          <w:b/>
+          <w:i w:val="0"/>
+          <w:color w:val="222222"/>
+          <w:sz w:val="18"/>
+        </w:rPr>
+        <w:t>Spell Focus and Arcane Firearm.</w:t>
+      </w:r>
+      <w:r>
+        <w:rPr>
+          <w:rFonts w:ascii="Georgia" w:hAnsi="Georgia" w:cs="Georgia"/>
+          <w:b w:val="0"/>
+          <w:i w:val="0"/>
+          <w:color w:val="222222"/>
+          <w:sz w:val="18"/>
+        </w:rPr>
+        <w:t xml:space="preserve"> Boomstick serves as your artificer spellcasting focus and as your Arcane Firearm: you can add 1d8 to one damage roll of an artificer spell you cast through it, dealt as Thunder damage.</w:t>
+      </w:r>
+    </w:p>
+    <w:p>
+      <w:pPr>
+        <w:pBdr>
+          <w:left w:val="single" w:sz="18" w:space="12" w:color="8B2020"/>
+        </w:pBdr>
+        <w:shd w:val="clear" w:color="auto" w:fill="FCF6F6"/>
+        <w:spacing w:before="30" w:after="70"/>
+        <w:ind w:left="340" w:right="340"/>
+      </w:pPr>
+      <w:r>
+        <w:rPr>
+          <w:rFonts w:ascii="Georgia" w:hAnsi="Georgia" w:cs="Georgia"/>
+          <w:b/>
+          <w:i w:val="0"/>
+          <w:color w:val="222222"/>
+          <w:sz w:val="18"/>
+        </w:rPr>
+        <w:t>Concussion Infusion.</w:t>
+      </w:r>
+      <w:r>
+        <w:rPr>
+          <w:rFonts w:ascii="Georgia" w:hAnsi="Georgia" w:cs="Georgia"/>
+          <w:b w:val="0"/>
+          <w:i w:val="0"/>
+          <w:color w:val="222222"/>
+          <w:sz w:val="18"/>
+        </w:rPr>
+        <w:t xml:space="preserve"> When a creature takes damage from a spell you cast through Boomstick, it takes an additional 2 Thunder damage and can't take Reactions until the start of its next turn (the disorienting boom).</w:t>
+      </w:r>
+    </w:p>
+    <w:p>
+      <w:pPr>
+        <w:pBdr>
+          <w:left w:val="single" w:sz="18" w:space="12" w:color="8B2020"/>
+        </w:pBdr>
+        <w:shd w:val="clear" w:color="auto" w:fill="FCF6F6"/>
+        <w:spacing w:before="30" w:after="70"/>
+        <w:ind w:left="340" w:right="340"/>
+      </w:pPr>
+      <w:r>
+        <w:rPr>
+          <w:rFonts w:ascii="Georgia" w:hAnsi="Georgia" w:cs="Georgia"/>
+          <w:b/>
+          <w:i w:val="0"/>
+          <w:color w:val="222222"/>
+          <w:sz w:val="18"/>
+        </w:rPr>
+        <w:t>Made to Channel.</w:t>
+      </w:r>
+      <w:r>
+        <w:rPr>
+          <w:rFonts w:ascii="Georgia" w:hAnsi="Georgia" w:cs="Georgia"/>
+          <w:b w:val="0"/>
+          <w:i w:val="0"/>
+          <w:color w:val="222222"/>
+          <w:sz w:val="18"/>
+        </w:rPr>
+        <w:t xml:space="preserve"> When you cast True Strike through Boomstick, the shot uses your Intelligence, counts as a spell attack (gaining the +2 and ignoring Half Cover), and deals Boomstick's Thunder plus True Strike's Radiant. A reliable scaling shot that leaves your Bonus Action free for your cannon.</w:t>
+      </w:r>
+    </w:p>
+    <w:p>
+      <w:pPr>
+        <w:pBdr>
+          <w:left w:val="single" w:sz="18" w:space="12" w:color="8B2020"/>
+        </w:pBdr>
+        <w:shd w:val="clear" w:color="auto" w:fill="FCF6F6"/>
+        <w:spacing w:before="30" w:after="70"/>
+        <w:ind w:left="340" w:right="340"/>
+      </w:pPr>
+      <w:r>
+        <w:rPr>
+          <w:rFonts w:ascii="Georgia" w:hAnsi="Georgia" w:cs="Georgia"/>
+          <w:b w:val="0"/>
+          <w:i/>
+          <w:color w:val="222222"/>
+          <w:sz w:val="18"/>
+        </w:rPr>
+        <w:t>Forged by the masters of Glimmerstone.</w:t>
+      </w:r>
+    </w:p>
+    <w:p>
+      <w:pPr>
+        <w:keepNext/>
+        <w:spacing w:before="220" w:after="60"/>
+      </w:pPr>
+      <w:r>
+        <w:rPr>
+          <w:rFonts w:ascii="Georgia" w:hAnsi="Georgia" w:cs="Georgia"/>
+          <w:b/>
+          <w:color w:val="A0522D"/>
+          <w:sz w:val="26"/>
+        </w:rPr>
+        <w:t>The Awakened Essence Sphere</w:t>
+      </w:r>
+    </w:p>
+    <w:p>
+      <w:pPr>
+        <w:pBdr>
+          <w:left w:val="single" w:sz="18" w:space="12" w:color="B8860B"/>
+        </w:pBdr>
+        <w:shd w:val="clear" w:color="auto" w:fill="FBF6EA"/>
+        <w:spacing w:before="30" w:after="70"/>
+        <w:ind w:left="340" w:right="340"/>
+      </w:pPr>
+      <w:r>
+        <w:rPr>
+          <w:rFonts w:ascii="Georgia" w:hAnsi="Georgia" w:cs="Georgia"/>
+          <w:b w:val="0"/>
+          <w:i/>
+          <w:color w:val="222222"/>
+          <w:sz w:val="21"/>
+        </w:rPr>
+        <w:t>“It was never a keepsake. It was a key, and it is finally awake.”</w:t>
+      </w:r>
+    </w:p>
+    <w:p>
+      <w:pPr>
         <w:keepNext/>
         <w:spacing w:before="120" w:after="40"/>
         <w:jc w:val="center"/>
@@ -892,7 +3222,7 @@
       <w:r>
         <w:drawing>
           <wp:inline xmlns:a="http://schemas.openxmlformats.org/drawingml/2006/main" xmlns:pic="http://schemas.openxmlformats.org/drawingml/2006/picture">
-            <wp:extent cx="3108960" cy="3108960"/>
+            <wp:extent cx="3291840" cy="3291840"/>
             <wp:docPr id="5" name="Picture 5"/>
             <wp:cNvGraphicFramePr>
               <a:graphicFrameLocks noChangeAspect="1"/>
@@ -913,7 +3243,7 @@
                   <pic:spPr>
                     <a:xfrm>
                       <a:off x="0" y="0"/>
-                      <a:ext cx="3108960" cy="3108960"/>
+                      <a:ext cx="3291840" cy="3291840"/>
                     </a:xfrm>
                     <a:prstGeom prst="rect"/>
                   </pic:spPr>
@@ -936,23 +3266,13 @@
           <w:color w:val="888888"/>
           <w:sz w:val="18"/>
         </w:rPr>
-        <w:t>The Sentinel, the Pocket Dynamo rebuilt as a guardian.</w:t>
+        <w:t>The Sphere, drinking the loose light of the world.</w:t>
       </w:r>
     </w:p>
     <w:p>
       <w:pPr>
         <w:spacing w:after="80"/>
       </w:pPr>
-      <w:r>
-        <w:rPr>
-          <w:rFonts w:ascii="Georgia" w:hAnsi="Georgia" w:cs="Georgia"/>
-          <w:b/>
-          <w:i w:val="0"/>
-          <w:color w:val="222222"/>
-          <w:sz w:val="21"/>
-        </w:rPr>
-        <w:t>The Boomstick</w:t>
-      </w:r>
       <w:r>
         <w:rPr>
           <w:rFonts w:ascii="Georgia" w:hAnsi="Georgia" w:cs="Georgia"/>
@@ -961,12 +3281,57 @@
           <w:color w:val="222222"/>
           <w:sz w:val="21"/>
         </w:rPr>
-        <w:t xml:space="preserve"> (the Glimmerspire road): +2 repeating pistol, 1d10 thunder, never reloads; a Wand of the War Mage and Arcane Firearm (+1d8 thunder) in one; Concussion knockback; channels True Strike.</w:t>
+        <w:t>The Sphere has spent the whole journey quietly pulling loose motes from the air. Now awakened, it holds a swirling jumble of collected aether that powers it from the start, and as the party clears each elemental rift and installs its pure Mote, the Sphere learns that plane's mighty discharge.</w:t>
       </w:r>
     </w:p>
     <w:p>
       <w:pPr>
-        <w:spacing w:after="80"/>
+        <w:keepNext/>
+        <w:pBdr>
+          <w:left w:val="single" w:sz="18" w:space="12" w:color="8B2020"/>
+        </w:pBdr>
+        <w:shd w:val="clear" w:color="auto" w:fill="FCF6F6"/>
+        <w:spacing w:before="30" w:after="70"/>
+        <w:ind w:left="340" w:right="340"/>
+      </w:pPr>
+      <w:r>
+        <w:rPr>
+          <w:rFonts w:ascii="Georgia" w:hAnsi="Georgia" w:cs="Georgia"/>
+          <w:b/>
+          <w:color w:val="8B2020"/>
+          <w:sz w:val="22"/>
+        </w:rPr>
+        <w:t>The Awakened Essence Sphere</w:t>
+      </w:r>
+    </w:p>
+    <w:p>
+      <w:pPr>
+        <w:pBdr>
+          <w:left w:val="single" w:sz="18" w:space="12" w:color="8B2020"/>
+        </w:pBdr>
+        <w:shd w:val="clear" w:color="auto" w:fill="FCF6F6"/>
+        <w:spacing w:before="30" w:after="70"/>
+        <w:ind w:left="340" w:right="340"/>
+      </w:pPr>
+      <w:r>
+        <w:rPr>
+          <w:rFonts w:ascii="Georgia" w:hAnsi="Georgia" w:cs="Georgia"/>
+          <w:b w:val="0"/>
+          <w:i/>
+          <w:color w:val="222222"/>
+          <w:sz w:val="18"/>
+        </w:rPr>
+        <w:t>Wondrous Item, Rare (Requires Attunement). Mote Channeling.</w:t>
+      </w:r>
+    </w:p>
+    <w:p>
+      <w:pPr>
+        <w:pBdr>
+          <w:left w:val="single" w:sz="18" w:space="12" w:color="8B2020"/>
+        </w:pBdr>
+        <w:shd w:val="clear" w:color="auto" w:fill="FCF6F6"/>
+        <w:spacing w:before="30" w:after="70"/>
+        <w:ind w:left="340" w:right="340"/>
       </w:pPr>
       <w:r>
         <w:rPr>
@@ -974,9 +3339,9 @@
           <w:b/>
           <w:i w:val="0"/>
           <w:color w:val="222222"/>
-          <w:sz w:val="21"/>
+          <w:sz w:val="18"/>
         </w:rPr>
-        <w:t>The Awakened Essence Sphere</w:t>
+        <w:t>Mote Channeling.</w:t>
       </w:r>
       <w:r>
         <w:rPr>
@@ -984,26 +3349,322 @@
           <w:b w:val="0"/>
           <w:i w:val="0"/>
           <w:color w:val="222222"/>
-          <w:sz w:val="21"/>
+          <w:sz w:val="18"/>
         </w:rPr>
-        <w:t xml:space="preserve"> (the researcher road): Mote Channeling (2/short rest shared pool): a base Aether Ward (2d8 + INT temp HP to allies within 15 ft.) and five LOCKED elemental discharges, one unlocking per Mote installed in the Rift Portal's ring.</w:t>
+        <w:t xml:space="preserve"> You can use the Sphere's powers a total of 2 times per Short Rest (a shared pool). You start with the base Aether Ward and unlock one elemental discharge each time you install a rift's Mote. Where a save is called for, the DC is your spell save DC.</w:t>
       </w:r>
     </w:p>
     <w:p>
       <w:pPr>
+        <w:pBdr>
+          <w:left w:val="single" w:sz="18" w:space="12" w:color="8B2020"/>
+        </w:pBdr>
+        <w:shd w:val="clear" w:color="auto" w:fill="FCF6F6"/>
+        <w:spacing w:before="30" w:after="70"/>
+        <w:ind w:left="340" w:right="340"/>
+      </w:pPr>
+      <w:r>
+        <w:rPr>
+          <w:rFonts w:ascii="Georgia" w:hAnsi="Georgia" w:cs="Georgia"/>
+          <w:b/>
+          <w:i w:val="0"/>
+          <w:color w:val="222222"/>
+          <w:sz w:val="18"/>
+        </w:rPr>
+        <w:t>Base Power: Collected Aether. Aether Ward.</w:t>
+      </w:r>
+      <w:r>
+        <w:rPr>
+          <w:rFonts w:ascii="Georgia" w:hAnsi="Georgia" w:cs="Georgia"/>
+          <w:b w:val="0"/>
+          <w:i w:val="0"/>
+          <w:color w:val="222222"/>
+          <w:sz w:val="18"/>
+        </w:rPr>
+        <w:t xml:space="preserve"> Action. You and each ally within 15 feet gain 2d8 + your Intelligence modifier Temporary Hit Points as the gathered motes form a protective shell. (Available from the start.)</w:t>
+      </w:r>
+    </w:p>
+    <w:p>
+      <w:pPr>
+        <w:pBdr>
+          <w:left w:val="single" w:sz="18" w:space="12" w:color="8B2020"/>
+        </w:pBdr>
+        <w:shd w:val="clear" w:color="auto" w:fill="FCF6F6"/>
+        <w:spacing w:before="30" w:after="70"/>
+        <w:ind w:left="340" w:right="340"/>
+      </w:pPr>
+      <w:r>
+        <w:rPr>
+          <w:rFonts w:ascii="Georgia" w:hAnsi="Georgia" w:cs="Georgia"/>
+          <w:b/>
+          <w:i w:val="0"/>
+          <w:color w:val="222222"/>
+          <w:sz w:val="18"/>
+        </w:rPr>
+        <w:t>Rift Tracker.</w:t>
+      </w:r>
+      <w:r>
+        <w:rPr>
+          <w:rFonts w:ascii="Georgia" w:hAnsi="Georgia" w:cs="Georgia"/>
+          <w:b w:val="0"/>
+          <w:i w:val="0"/>
+          <w:color w:val="222222"/>
+          <w:sz w:val="18"/>
+        </w:rPr>
+        <w:t xml:space="preserve"> Mark each Mote as it comes home: Ignis, Unda, Aer, Terra, Umbra. Five rifts, five discharges, and a Sphere that remembers every one.</w:t>
+      </w:r>
+    </w:p>
+    <w:p>
+      <w:pPr>
         <w:keepNext/>
-        <w:spacing w:before="120" w:after="40"/>
-        <w:jc w:val="center"/>
+        <w:pBdr>
+          <w:left w:val="single" w:sz="18" w:space="12" w:color="8B2020"/>
+        </w:pBdr>
+        <w:shd w:val="clear" w:color="auto" w:fill="FCF6F6"/>
+        <w:spacing w:before="30" w:after="70"/>
+        <w:ind w:left="340" w:right="340"/>
+      </w:pPr>
+      <w:r>
+        <w:rPr>
+          <w:rFonts w:ascii="Georgia" w:hAnsi="Georgia" w:cs="Georgia"/>
+          <w:b/>
+          <w:color w:val="8B2020"/>
+          <w:sz w:val="22"/>
+        </w:rPr>
+        <w:t>Elemental Discharges</w:t>
+      </w:r>
+    </w:p>
+    <w:p>
+      <w:pPr>
+        <w:pBdr>
+          <w:left w:val="single" w:sz="18" w:space="12" w:color="8B2020"/>
+        </w:pBdr>
+        <w:shd w:val="clear" w:color="auto" w:fill="FCF6F6"/>
+        <w:spacing w:before="30" w:after="70"/>
+        <w:ind w:left="340" w:right="340"/>
+      </w:pPr>
+      <w:r>
+        <w:rPr>
+          <w:rFonts w:ascii="Georgia" w:hAnsi="Georgia" w:cs="Georgia"/>
+          <w:b w:val="0"/>
+          <w:i/>
+          <w:color w:val="222222"/>
+          <w:sz w:val="18"/>
+        </w:rPr>
+        <w:t>Each unlocks when its rift is cleared and its Mote installed. The menu grows as the campaign goes.</w:t>
+      </w:r>
+    </w:p>
+    <w:p>
+      <w:pPr>
+        <w:pBdr>
+          <w:left w:val="single" w:sz="18" w:space="12" w:color="8B2020"/>
+        </w:pBdr>
+        <w:shd w:val="clear" w:color="auto" w:fill="FCF6F6"/>
+        <w:spacing w:before="30" w:after="70"/>
+        <w:ind w:left="340" w:right="340"/>
+      </w:pPr>
+      <w:r>
+        <w:rPr>
+          <w:rFonts w:ascii="Georgia" w:hAnsi="Georgia" w:cs="Georgia"/>
+          <w:b/>
+          <w:i w:val="0"/>
+          <w:color w:val="222222"/>
+          <w:sz w:val="18"/>
+        </w:rPr>
+        <w:t>Fire / Ignis, Cinderstorm (LOCKED).</w:t>
+      </w:r>
+      <w:r>
+        <w:rPr>
+          <w:rFonts w:ascii="Georgia" w:hAnsi="Georgia" w:cs="Georgia"/>
+          <w:b w:val="0"/>
+          <w:i w:val="0"/>
+          <w:color w:val="222222"/>
+          <w:sz w:val="18"/>
+        </w:rPr>
+        <w:t xml:space="preserve"> Action. A 40-foot-radius firestorm within 120 feet. Each creature in the area makes a Dexterity saving throw, taking 8d6 Fire damage on a failed save, or half as much on a success. The area becomes burning terrain until the start of your next turn: difficult terrain, and any creature that enters it or starts its turn there takes 2d6 Fire damage.</w:t>
+      </w:r>
+    </w:p>
+    <w:p>
+      <w:pPr>
+        <w:pBdr>
+          <w:left w:val="single" w:sz="18" w:space="12" w:color="8B2020"/>
+        </w:pBdr>
+        <w:shd w:val="clear" w:color="auto" w:fill="FCF6F6"/>
+        <w:spacing w:before="30" w:after="70"/>
+        <w:ind w:left="340" w:right="340"/>
+      </w:pPr>
+      <w:r>
+        <w:rPr>
+          <w:rFonts w:ascii="Georgia" w:hAnsi="Georgia" w:cs="Georgia"/>
+          <w:b/>
+          <w:i w:val="0"/>
+          <w:color w:val="222222"/>
+          <w:sz w:val="18"/>
+        </w:rPr>
+        <w:t>Water / Unda, Drowning Surge (LOCKED).</w:t>
+      </w:r>
+      <w:r>
+        <w:rPr>
+          <w:rFonts w:ascii="Georgia" w:hAnsi="Georgia" w:cs="Georgia"/>
+          <w:b w:val="0"/>
+          <w:i w:val="0"/>
+          <w:color w:val="222222"/>
+          <w:sz w:val="18"/>
+        </w:rPr>
+        <w:t xml:space="preserve"> Action. A 30-foot Cone of crushing water. Each creature in the Cone makes a Constitution saving throw, taking 6d8 Cold damage on a failed save, or half as much on a success. On a failure, the creature also has the Prone condition and its Speed is halved until the end of its next turn.</w:t>
+      </w:r>
+    </w:p>
+    <w:p>
+      <w:pPr>
+        <w:pBdr>
+          <w:left w:val="single" w:sz="18" w:space="12" w:color="8B2020"/>
+        </w:pBdr>
+        <w:shd w:val="clear" w:color="auto" w:fill="FCF6F6"/>
+        <w:spacing w:before="30" w:after="70"/>
+        <w:ind w:left="340" w:right="340"/>
+      </w:pPr>
+      <w:r>
+        <w:rPr>
+          <w:rFonts w:ascii="Georgia" w:hAnsi="Georgia" w:cs="Georgia"/>
+          <w:b/>
+          <w:i w:val="0"/>
+          <w:color w:val="222222"/>
+          <w:sz w:val="18"/>
+        </w:rPr>
+        <w:t>Air / Aer, Cyclone (LOCKED).</w:t>
+      </w:r>
+      <w:r>
+        <w:rPr>
+          <w:rFonts w:ascii="Georgia" w:hAnsi="Georgia" w:cs="Georgia"/>
+          <w:b w:val="0"/>
+          <w:i w:val="0"/>
+          <w:color w:val="222222"/>
+          <w:sz w:val="18"/>
+        </w:rPr>
+        <w:t xml:space="preserve"> Action. A 30-foot-radius whirlwind within 120 feet. Each creature in the area makes a Strength saving throw, taking 6d8 Thunder damage on a failed save, or half as much on a success. On a failure, the creature is also flung 20 feet and has the Prone condition.</w:t>
+      </w:r>
+    </w:p>
+    <w:p>
+      <w:pPr>
+        <w:pBdr>
+          <w:left w:val="single" w:sz="18" w:space="12" w:color="8B2020"/>
+        </w:pBdr>
+        <w:shd w:val="clear" w:color="auto" w:fill="FCF6F6"/>
+        <w:spacing w:before="30" w:after="70"/>
+        <w:ind w:left="340" w:right="340"/>
+      </w:pPr>
+      <w:r>
+        <w:rPr>
+          <w:rFonts w:ascii="Georgia" w:hAnsi="Georgia" w:cs="Georgia"/>
+          <w:b/>
+          <w:i w:val="0"/>
+          <w:color w:val="222222"/>
+          <w:sz w:val="18"/>
+        </w:rPr>
+        <w:t>Earth / Terra, Tectonic Slam (LOCKED).</w:t>
+      </w:r>
+      <w:r>
+        <w:rPr>
+          <w:rFonts w:ascii="Georgia" w:hAnsi="Georgia" w:cs="Georgia"/>
+          <w:b w:val="0"/>
+          <w:i w:val="0"/>
+          <w:color w:val="222222"/>
+          <w:sz w:val="18"/>
+        </w:rPr>
+        <w:t xml:space="preserve"> Action. A 20-foot-radius eruption within 120 feet. Each creature in the area makes a Dexterity saving throw, taking 7d8 Force damage on a failed save; creatures that fail also have the Prone condition. The area becomes a Jagged Field until your next turn: difficult terrain that deals 5 Piercing damage for every 5 feet a creature travels through it, and you and your allies in the area have Half Cover from the raised stone.</w:t>
+      </w:r>
+    </w:p>
+    <w:p>
+      <w:pPr>
+        <w:pBdr>
+          <w:left w:val="single" w:sz="18" w:space="12" w:color="8B2020"/>
+        </w:pBdr>
+        <w:shd w:val="clear" w:color="auto" w:fill="FCF6F6"/>
+        <w:spacing w:before="30" w:after="70"/>
+        <w:ind w:left="340" w:right="340"/>
+      </w:pPr>
+      <w:r>
+        <w:rPr>
+          <w:rFonts w:ascii="Georgia" w:hAnsi="Georgia" w:cs="Georgia"/>
+          <w:b/>
+          <w:i w:val="0"/>
+          <w:color w:val="222222"/>
+          <w:sz w:val="18"/>
+        </w:rPr>
+        <w:t>Shadow / Umbra, Soul Siphon (LOCKED).</w:t>
+      </w:r>
+      <w:r>
+        <w:rPr>
+          <w:rFonts w:ascii="Georgia" w:hAnsi="Georgia" w:cs="Georgia"/>
+          <w:b w:val="0"/>
+          <w:i w:val="0"/>
+          <w:color w:val="222222"/>
+          <w:sz w:val="18"/>
+        </w:rPr>
+        <w:t xml:space="preserve"> Action. One creature within 60 feet (or split the dice among up to three). Each target makes a Constitution saving throw, taking 8d6 Necrotic damage on a failed save, or half as much on a success. You regain Hit Points (or grant them to an ally within 30 feet) equal to half the Necrotic damage dealt.</w:t>
+      </w:r>
+    </w:p>
+    <w:p>
+      <w:pPr>
+        <w:keepNext/>
+        <w:spacing w:before="220" w:after="60"/>
+      </w:pPr>
+      <w:r>
+        <w:rPr>
+          <w:rFonts w:ascii="Georgia" w:hAnsi="Georgia" w:cs="Georgia"/>
+          <w:b/>
+          <w:color w:val="A0522D"/>
+          <w:sz w:val="26"/>
+        </w:rPr>
+        <w:t>The Sentinel</w:t>
+      </w:r>
+    </w:p>
+    <w:p>
+      <w:pPr>
+        <w:pBdr>
+          <w:left w:val="single" w:sz="18" w:space="12" w:color="B8860B"/>
+        </w:pBdr>
+        <w:shd w:val="clear" w:color="auto" w:fill="FBF6EA"/>
+        <w:spacing w:before="30" w:after="70"/>
+        <w:ind w:left="340" w:right="340"/>
+      </w:pPr>
+      <w:r>
+        <w:rPr>
+          <w:rFonts w:ascii="Georgia" w:hAnsi="Georgia" w:cs="Georgia"/>
+          <w:b w:val="0"/>
+          <w:i/>
+          <w:color w:val="222222"/>
+          <w:sz w:val="21"/>
+        </w:rPr>
+        <w:t>“An upgraded Eldritch Cannon, rebuilt at the bench into a faithful guardian.”</w:t>
+      </w:r>
+    </w:p>
+    <w:p>
+      <w:pPr>
+        <w:keepNext/>
+        <w:pBdr>
+          <w:left w:val="single" w:sz="18" w:space="12" w:color="8B2020"/>
+        </w:pBdr>
+        <w:shd w:val="clear" w:color="auto" w:fill="FCF6F6"/>
+        <w:spacing w:before="30" w:after="0"/>
+        <w:ind w:left="340" w:right="340"/>
       </w:pPr>
       <w:r>
         <w:drawing>
-          <wp:inline xmlns:a="http://schemas.openxmlformats.org/drawingml/2006/main" xmlns:pic="http://schemas.openxmlformats.org/drawingml/2006/picture">
-            <wp:extent cx="3291840" cy="3291840"/>
+          <wp:anchor xmlns:a="http://schemas.openxmlformats.org/drawingml/2006/main" behindDoc="0" distT="0" distB="0" distL="114300" distR="0" simplePos="0" locked="0" layoutInCell="1" allowOverlap="1" relativeHeight="2">
+            <wp:simplePos x="0" y="0"/>
+            <wp:positionH relativeFrom="column">
+              <wp:align>right</wp:align>
+            </wp:positionH>
+            <wp:positionV relativeFrom="paragraph">
+              <wp:posOffset>0</wp:posOffset>
+            </wp:positionV>
+            <wp:extent cx="2148840" cy="2148840"/>
+            <wp:effectExtent l="0" t="0" r="0" b="0"/>
+            <wp:wrapSquare wrapText="bothSides"/>
             <wp:docPr id="6" name="Picture 6"/>
-            <wp:cNvGraphicFramePr>
-              <a:graphicFrameLocks noChangeAspect="1"/>
-            </wp:cNvGraphicFramePr>
-            <a:graphic>
+            <wp:cNvGraphicFramePr/>
+            <a:graphic xmlns:pic="http://schemas.openxmlformats.org/drawingml/2006/picture">
               <a:graphicData uri="http://schemas.openxmlformats.org/drawingml/2006/picture">
                 <pic:pic>
                   <pic:nvPicPr>
@@ -1019,30 +3680,693 @@
                   <pic:spPr>
                     <a:xfrm>
                       <a:off x="0" y="0"/>
-                      <a:ext cx="3291840" cy="3291840"/>
+                      <a:ext cx="2148840" cy="2148840"/>
                     </a:xfrm>
                     <a:prstGeom prst="rect"/>
                   </pic:spPr>
                 </pic:pic>
               </a:graphicData>
             </a:graphic>
-          </wp:inline>
+          </wp:anchor>
         </w:drawing>
+      </w:r>
+      <w:r>
+        <w:rPr>
+          <w:rFonts w:ascii="Georgia" w:hAnsi="Georgia" w:cs="Georgia"/>
+          <w:b/>
+          <w:color w:val="8B2020"/>
+          <w:sz w:val="25"/>
+        </w:rPr>
+        <w:t>The Sentinel</w:t>
       </w:r>
     </w:p>
     <w:p>
       <w:pPr>
-        <w:spacing w:after="140"/>
-        <w:jc w:val="center"/>
+        <w:pBdr>
+          <w:left w:val="single" w:sz="18" w:space="12" w:color="8B2020"/>
+        </w:pBdr>
+        <w:shd w:val="clear" w:color="auto" w:fill="FCF6F6"/>
+        <w:spacing w:before="0" w:after="20"/>
+        <w:ind w:left="340" w:right="340"/>
       </w:pPr>
       <w:r>
         <w:rPr>
           <w:rFonts w:ascii="Georgia" w:hAnsi="Georgia" w:cs="Georgia"/>
           <w:i/>
-          <w:color w:val="888888"/>
+          <w:color w:val="222222"/>
+          <w:sz w:val="17"/>
+        </w:rPr>
+        <w:t>Medium Construct (the Pocket Dynamo, rebuilt; Requires Attunement by Lilly)</w:t>
+      </w:r>
+    </w:p>
+    <w:p>
+      <w:pPr>
+        <w:pBdr>
+          <w:left w:val="single" w:sz="18" w:space="12" w:color="8B2020"/>
+          <w:bottom w:val="single" w:sz="4" w:space="1" w:color="8B2020"/>
+        </w:pBdr>
+        <w:shd w:val="clear" w:color="auto" w:fill="FCF6F6"/>
+        <w:spacing w:before="20" w:after="20"/>
+        <w:ind w:left="340" w:right="340"/>
+      </w:pPr>
+    </w:p>
+    <w:p>
+      <w:pPr>
+        <w:pBdr>
+          <w:left w:val="single" w:sz="18" w:space="12" w:color="8B2020"/>
+        </w:pBdr>
+        <w:shd w:val="clear" w:color="auto" w:fill="FCF6F6"/>
+        <w:spacing w:before="0" w:after="0"/>
+        <w:ind w:left="340" w:right="340"/>
+      </w:pPr>
+      <w:r>
+        <w:rPr>
+          <w:rFonts w:ascii="Georgia" w:hAnsi="Georgia" w:cs="Georgia"/>
+          <w:b/>
+          <w:color w:val="8B2020"/>
           <w:sz w:val="18"/>
         </w:rPr>
-        <w:t>The Awakened Essence Sphere.</w:t>
+        <w:t xml:space="preserve">Armor Class </w:t>
+      </w:r>
+      <w:r>
+        <w:rPr>
+          <w:rFonts w:ascii="Georgia" w:hAnsi="Georgia" w:cs="Georgia"/>
+          <w:b w:val="0"/>
+          <w:i w:val="0"/>
+          <w:color w:val="222222"/>
+          <w:sz w:val="18"/>
+        </w:rPr>
+        <w:t>18</w:t>
+      </w:r>
+    </w:p>
+    <w:p>
+      <w:pPr>
+        <w:pBdr>
+          <w:left w:val="single" w:sz="18" w:space="12" w:color="8B2020"/>
+        </w:pBdr>
+        <w:shd w:val="clear" w:color="auto" w:fill="FCF6F6"/>
+        <w:spacing w:before="0" w:after="0"/>
+        <w:ind w:left="340" w:right="340"/>
+      </w:pPr>
+      <w:r>
+        <w:rPr>
+          <w:rFonts w:ascii="Georgia" w:hAnsi="Georgia" w:cs="Georgia"/>
+          <w:b/>
+          <w:color w:val="8B2020"/>
+          <w:sz w:val="18"/>
+        </w:rPr>
+        <w:t xml:space="preserve">Hit Points </w:t>
+      </w:r>
+      <w:r>
+        <w:rPr>
+          <w:rFonts w:ascii="Georgia" w:hAnsi="Georgia" w:cs="Georgia"/>
+          <w:b w:val="0"/>
+          <w:i w:val="0"/>
+          <w:color w:val="222222"/>
+          <w:sz w:val="18"/>
+        </w:rPr>
+        <w:t>5 + five times your artificer level (40 at Level 7); it has a number of d8 Hit Dice equal to your artificer level</w:t>
+      </w:r>
+    </w:p>
+    <w:p>
+      <w:pPr>
+        <w:pBdr>
+          <w:left w:val="single" w:sz="18" w:space="12" w:color="8B2020"/>
+        </w:pBdr>
+        <w:shd w:val="clear" w:color="auto" w:fill="FCF6F6"/>
+        <w:spacing w:before="0" w:after="0"/>
+        <w:ind w:left="340" w:right="340"/>
+      </w:pPr>
+      <w:r>
+        <w:rPr>
+          <w:rFonts w:ascii="Georgia" w:hAnsi="Georgia" w:cs="Georgia"/>
+          <w:b/>
+          <w:color w:val="8B2020"/>
+          <w:sz w:val="18"/>
+        </w:rPr>
+        <w:t xml:space="preserve">Speed </w:t>
+      </w:r>
+      <w:r>
+        <w:rPr>
+          <w:rFonts w:ascii="Georgia" w:hAnsi="Georgia" w:cs="Georgia"/>
+          <w:b w:val="0"/>
+          <w:i w:val="0"/>
+          <w:color w:val="222222"/>
+          <w:sz w:val="18"/>
+        </w:rPr>
+        <w:t>30 ft.</w:t>
+      </w:r>
+    </w:p>
+    <w:p>
+      <w:pPr>
+        <w:pBdr>
+          <w:left w:val="single" w:sz="18" w:space="12" w:color="8B2020"/>
+          <w:bottom w:val="single" w:sz="4" w:space="1" w:color="8B2020"/>
+        </w:pBdr>
+        <w:shd w:val="clear" w:color="auto" w:fill="FCF6F6"/>
+        <w:spacing w:before="20" w:after="20"/>
+        <w:ind w:left="340" w:right="340"/>
+      </w:pPr>
+    </w:p>
+    <w:p>
+      <w:pPr>
+        <w:pBdr>
+          <w:left w:val="single" w:sz="18" w:space="12" w:color="8B2020"/>
+        </w:pBdr>
+        <w:shd w:val="clear" w:color="auto" w:fill="FCF6F6"/>
+        <w:spacing w:before="30" w:after="20"/>
+        <w:ind w:left="340" w:right="340"/>
+      </w:pPr>
+      <w:r>
+        <w:rPr>
+          <w:rFonts w:ascii="Georgia" w:hAnsi="Georgia" w:cs="Georgia"/>
+          <w:b/>
+          <w:color w:val="8B2020"/>
+          <w:sz w:val="18"/>
+        </w:rPr>
+        <w:t xml:space="preserve">STR </w:t>
+      </w:r>
+      <w:r>
+        <w:rPr>
+          <w:rFonts w:ascii="Georgia" w:hAnsi="Georgia" w:cs="Georgia"/>
+          <w:color w:val="222222"/>
+          <w:sz w:val="18"/>
+        </w:rPr>
+        <w:t>14 (+2)</w:t>
+      </w:r>
+      <w:r>
+        <w:rPr>
+          <w:rFonts w:ascii="Georgia" w:hAnsi="Georgia" w:cs="Georgia"/>
+          <w:b/>
+          <w:color w:val="8B2020"/>
+          <w:sz w:val="18"/>
+        </w:rPr>
+        <w:t xml:space="preserve">   DEX </w:t>
+      </w:r>
+      <w:r>
+        <w:rPr>
+          <w:rFonts w:ascii="Georgia" w:hAnsi="Georgia" w:cs="Georgia"/>
+          <w:color w:val="222222"/>
+          <w:sz w:val="18"/>
+        </w:rPr>
+        <w:t>10 (+0)</w:t>
+      </w:r>
+      <w:r>
+        <w:rPr>
+          <w:rFonts w:ascii="Georgia" w:hAnsi="Georgia" w:cs="Georgia"/>
+          <w:b/>
+          <w:color w:val="8B2020"/>
+          <w:sz w:val="18"/>
+        </w:rPr>
+        <w:t xml:space="preserve">   CON </w:t>
+      </w:r>
+      <w:r>
+        <w:rPr>
+          <w:rFonts w:ascii="Georgia" w:hAnsi="Georgia" w:cs="Georgia"/>
+          <w:color w:val="222222"/>
+          <w:sz w:val="18"/>
+        </w:rPr>
+        <w:t>16 (+3)</w:t>
+      </w:r>
+      <w:r>
+        <w:rPr>
+          <w:rFonts w:ascii="Georgia" w:hAnsi="Georgia" w:cs="Georgia"/>
+          <w:b/>
+          <w:color w:val="8B2020"/>
+          <w:sz w:val="18"/>
+        </w:rPr>
+        <w:t xml:space="preserve">   INT </w:t>
+      </w:r>
+      <w:r>
+        <w:rPr>
+          <w:rFonts w:ascii="Georgia" w:hAnsi="Georgia" w:cs="Georgia"/>
+          <w:color w:val="222222"/>
+          <w:sz w:val="18"/>
+        </w:rPr>
+        <w:t>4 (-3)</w:t>
+      </w:r>
+      <w:r>
+        <w:rPr>
+          <w:rFonts w:ascii="Georgia" w:hAnsi="Georgia" w:cs="Georgia"/>
+          <w:b/>
+          <w:color w:val="8B2020"/>
+          <w:sz w:val="18"/>
+        </w:rPr>
+        <w:t xml:space="preserve">   WIS </w:t>
+      </w:r>
+      <w:r>
+        <w:rPr>
+          <w:rFonts w:ascii="Georgia" w:hAnsi="Georgia" w:cs="Georgia"/>
+          <w:color w:val="222222"/>
+          <w:sz w:val="18"/>
+        </w:rPr>
+        <w:t>12 (+1)</w:t>
+      </w:r>
+      <w:r>
+        <w:rPr>
+          <w:rFonts w:ascii="Georgia" w:hAnsi="Georgia" w:cs="Georgia"/>
+          <w:b/>
+          <w:color w:val="8B2020"/>
+          <w:sz w:val="18"/>
+        </w:rPr>
+        <w:t xml:space="preserve">   CHA </w:t>
+      </w:r>
+      <w:r>
+        <w:rPr>
+          <w:rFonts w:ascii="Georgia" w:hAnsi="Georgia" w:cs="Georgia"/>
+          <w:color w:val="222222"/>
+          <w:sz w:val="18"/>
+        </w:rPr>
+        <w:t>6 (-2)</w:t>
+      </w:r>
+    </w:p>
+    <w:p>
+      <w:pPr>
+        <w:pBdr>
+          <w:left w:val="single" w:sz="18" w:space="12" w:color="8B2020"/>
+          <w:bottom w:val="single" w:sz="4" w:space="1" w:color="8B2020"/>
+        </w:pBdr>
+        <w:shd w:val="clear" w:color="auto" w:fill="FCF6F6"/>
+        <w:spacing w:before="20" w:after="20"/>
+        <w:ind w:left="340" w:right="340"/>
+      </w:pPr>
+    </w:p>
+    <w:p>
+      <w:pPr>
+        <w:pBdr>
+          <w:left w:val="single" w:sz="18" w:space="12" w:color="8B2020"/>
+        </w:pBdr>
+        <w:shd w:val="clear" w:color="auto" w:fill="FCF6F6"/>
+        <w:spacing w:before="0" w:after="0"/>
+        <w:ind w:left="340" w:right="340"/>
+      </w:pPr>
+      <w:r>
+        <w:rPr>
+          <w:rFonts w:ascii="Georgia" w:hAnsi="Georgia" w:cs="Georgia"/>
+          <w:b/>
+          <w:color w:val="8B2020"/>
+          <w:sz w:val="18"/>
+        </w:rPr>
+        <w:t xml:space="preserve">Damage Immunities </w:t>
+      </w:r>
+      <w:r>
+        <w:rPr>
+          <w:rFonts w:ascii="Georgia" w:hAnsi="Georgia" w:cs="Georgia"/>
+          <w:b w:val="0"/>
+          <w:i w:val="0"/>
+          <w:color w:val="222222"/>
+          <w:sz w:val="18"/>
+        </w:rPr>
+        <w:t>Poison</w:t>
+      </w:r>
+    </w:p>
+    <w:p>
+      <w:pPr>
+        <w:pBdr>
+          <w:left w:val="single" w:sz="18" w:space="12" w:color="8B2020"/>
+        </w:pBdr>
+        <w:shd w:val="clear" w:color="auto" w:fill="FCF6F6"/>
+        <w:spacing w:before="0" w:after="0"/>
+        <w:ind w:left="340" w:right="340"/>
+      </w:pPr>
+      <w:r>
+        <w:rPr>
+          <w:rFonts w:ascii="Georgia" w:hAnsi="Georgia" w:cs="Georgia"/>
+          <w:b/>
+          <w:color w:val="8B2020"/>
+          <w:sz w:val="18"/>
+        </w:rPr>
+        <w:t xml:space="preserve">Condition Immunities </w:t>
+      </w:r>
+      <w:r>
+        <w:rPr>
+          <w:rFonts w:ascii="Georgia" w:hAnsi="Georgia" w:cs="Georgia"/>
+          <w:b w:val="0"/>
+          <w:i w:val="0"/>
+          <w:color w:val="222222"/>
+          <w:sz w:val="18"/>
+        </w:rPr>
+        <w:t>Charmed, Exhaustion, Poisoned</w:t>
+      </w:r>
+    </w:p>
+    <w:p>
+      <w:pPr>
+        <w:pBdr>
+          <w:left w:val="single" w:sz="18" w:space="12" w:color="8B2020"/>
+        </w:pBdr>
+        <w:shd w:val="clear" w:color="auto" w:fill="FCF6F6"/>
+        <w:spacing w:before="0" w:after="0"/>
+        <w:ind w:left="340" w:right="340"/>
+      </w:pPr>
+      <w:r>
+        <w:rPr>
+          <w:rFonts w:ascii="Georgia" w:hAnsi="Georgia" w:cs="Georgia"/>
+          <w:b/>
+          <w:color w:val="8B2020"/>
+          <w:sz w:val="18"/>
+        </w:rPr>
+        <w:t xml:space="preserve">Senses </w:t>
+      </w:r>
+      <w:r>
+        <w:rPr>
+          <w:rFonts w:ascii="Georgia" w:hAnsi="Georgia" w:cs="Georgia"/>
+          <w:b w:val="0"/>
+          <w:i w:val="0"/>
+          <w:color w:val="222222"/>
+          <w:sz w:val="18"/>
+        </w:rPr>
+        <w:t>Darkvision 60 ft., Passive Perception 11</w:t>
+      </w:r>
+    </w:p>
+    <w:p>
+      <w:pPr>
+        <w:pBdr>
+          <w:left w:val="single" w:sz="18" w:space="12" w:color="8B2020"/>
+        </w:pBdr>
+        <w:shd w:val="clear" w:color="auto" w:fill="FCF6F6"/>
+        <w:spacing w:before="0" w:after="0"/>
+        <w:ind w:left="340" w:right="340"/>
+      </w:pPr>
+      <w:r>
+        <w:rPr>
+          <w:rFonts w:ascii="Georgia" w:hAnsi="Georgia" w:cs="Georgia"/>
+          <w:b/>
+          <w:color w:val="8B2020"/>
+          <w:sz w:val="18"/>
+        </w:rPr>
+        <w:t xml:space="preserve">Languages </w:t>
+      </w:r>
+      <w:r>
+        <w:rPr>
+          <w:rFonts w:ascii="Georgia" w:hAnsi="Georgia" w:cs="Georgia"/>
+          <w:b w:val="0"/>
+          <w:i w:val="0"/>
+          <w:color w:val="222222"/>
+          <w:sz w:val="18"/>
+        </w:rPr>
+        <w:t>understands the languages you know</w:t>
+      </w:r>
+    </w:p>
+    <w:p>
+      <w:pPr>
+        <w:pBdr>
+          <w:left w:val="single" w:sz="18" w:space="12" w:color="8B2020"/>
+        </w:pBdr>
+        <w:shd w:val="clear" w:color="auto" w:fill="FCF6F6"/>
+        <w:spacing w:before="30" w:after="20"/>
+        <w:ind w:left="340" w:right="340"/>
+      </w:pPr>
+      <w:r>
+        <w:rPr>
+          <w:rFonts w:ascii="Georgia" w:hAnsi="Georgia" w:cs="Georgia"/>
+          <w:b/>
+          <w:i/>
+          <w:color w:val="222222"/>
+          <w:sz w:val="18"/>
+        </w:rPr>
+        <w:t xml:space="preserve">Duration. </w:t>
+      </w:r>
+      <w:r>
+        <w:rPr>
+          <w:rFonts w:ascii="Georgia" w:hAnsi="Georgia" w:cs="Georgia"/>
+          <w:b w:val="0"/>
+          <w:i w:val="0"/>
+          <w:color w:val="222222"/>
+          <w:sz w:val="18"/>
+        </w:rPr>
+        <w:t>None: it stays until it drops to 0 Hit Points or you dismiss it (no action required); deploy or recall it as a Bonus Action.</w:t>
+      </w:r>
+    </w:p>
+    <w:p>
+      <w:pPr>
+        <w:pBdr>
+          <w:left w:val="single" w:sz="18" w:space="12" w:color="8B2020"/>
+        </w:pBdr>
+        <w:shd w:val="clear" w:color="auto" w:fill="FCF6F6"/>
+        <w:spacing w:before="30" w:after="20"/>
+        <w:ind w:left="340" w:right="340"/>
+      </w:pPr>
+      <w:r>
+        <w:rPr>
+          <w:rFonts w:ascii="Georgia" w:hAnsi="Georgia" w:cs="Georgia"/>
+          <w:b/>
+          <w:i/>
+          <w:color w:val="222222"/>
+          <w:sz w:val="18"/>
+        </w:rPr>
+        <w:t xml:space="preserve">Bound Construct. </w:t>
+      </w:r>
+      <w:r>
+        <w:rPr>
+          <w:rFonts w:ascii="Georgia" w:hAnsi="Georgia" w:cs="Georgia"/>
+          <w:b w:val="0"/>
+          <w:i w:val="0"/>
+          <w:color w:val="222222"/>
+          <w:sz w:val="18"/>
+        </w:rPr>
+        <w:t>Add your Proficiency Bonus to any ability check or saving throw the Sentinel makes.</w:t>
+      </w:r>
+    </w:p>
+    <w:p>
+      <w:pPr>
+        <w:pBdr>
+          <w:left w:val="single" w:sz="18" w:space="12" w:color="8B2020"/>
+        </w:pBdr>
+        <w:shd w:val="clear" w:color="auto" w:fill="FCF6F6"/>
+        <w:spacing w:before="30" w:after="20"/>
+        <w:ind w:left="340" w:right="340"/>
+      </w:pPr>
+      <w:r>
+        <w:rPr>
+          <w:rFonts w:ascii="Georgia" w:hAnsi="Georgia" w:cs="Georgia"/>
+          <w:b/>
+          <w:i/>
+          <w:color w:val="222222"/>
+          <w:sz w:val="18"/>
+        </w:rPr>
+        <w:t xml:space="preserve">Rebuilt Dynamo. </w:t>
+      </w:r>
+      <w:r>
+        <w:rPr>
+          <w:rFonts w:ascii="Georgia" w:hAnsi="Georgia" w:cs="Georgia"/>
+          <w:b w:val="0"/>
+          <w:i w:val="0"/>
+          <w:color w:val="222222"/>
+          <w:sz w:val="18"/>
+        </w:rPr>
+        <w:t>The Sentinel is Lilly's Eldritch Cannon feature, rebuilt: while attuned, she deploys the Sentinel instead of a cannon (never both). The Dynamo's gifts live on inside it: free deployment, no duration, and a hotter frame: the old cannon threw 2d8 flat, the Dynamo warmed that to 2d8+2, and the Sentinel's blasts now carry her full Intelligence (2d8+5). Mending repairs it 2d6, and if it ever drops to 0 Hit Points, she reboots it with a spell slot of 1st level or higher, just as a cannon is rebuilt.</w:t>
+      </w:r>
+    </w:p>
+    <w:p>
+      <w:pPr>
+        <w:pBdr>
+          <w:left w:val="single" w:sz="18" w:space="12" w:color="8B2020"/>
+          <w:bottom w:val="single" w:sz="4" w:space="1" w:color="8B2020"/>
+        </w:pBdr>
+        <w:shd w:val="clear" w:color="auto" w:fill="FCF6F6"/>
+        <w:spacing w:before="20" w:after="20"/>
+        <w:ind w:left="340" w:right="340"/>
+      </w:pPr>
+    </w:p>
+    <w:p>
+      <w:pPr>
+        <w:keepNext/>
+        <w:pBdr>
+          <w:left w:val="single" w:sz="18" w:space="12" w:color="8B2020"/>
+        </w:pBdr>
+        <w:shd w:val="clear" w:color="auto" w:fill="FCF6F6"/>
+        <w:spacing w:before="30" w:after="20"/>
+        <w:ind w:left="340" w:right="340"/>
+      </w:pPr>
+      <w:r>
+        <w:rPr>
+          <w:rFonts w:ascii="Georgia" w:hAnsi="Georgia" w:cs="Georgia"/>
+          <w:b/>
+          <w:color w:val="8B2020"/>
+          <w:sz w:val="20"/>
+        </w:rPr>
+        <w:t>Actions</w:t>
+      </w:r>
+    </w:p>
+    <w:p>
+      <w:pPr>
+        <w:pBdr>
+          <w:left w:val="single" w:sz="18" w:space="12" w:color="8B2020"/>
+        </w:pBdr>
+        <w:shd w:val="clear" w:color="auto" w:fill="FCF6F6"/>
+        <w:spacing w:before="30" w:after="20"/>
+        <w:ind w:left="340" w:right="340"/>
+      </w:pPr>
+      <w:r>
+        <w:rPr>
+          <w:rFonts w:ascii="Georgia" w:hAnsi="Georgia" w:cs="Georgia"/>
+          <w:b/>
+          <w:i/>
+          <w:color w:val="222222"/>
+          <w:sz w:val="18"/>
+        </w:rPr>
+        <w:t xml:space="preserve">Activate. </w:t>
+      </w:r>
+      <w:r>
+        <w:rPr>
+          <w:rFonts w:ascii="Georgia" w:hAnsi="Georgia" w:cs="Georgia"/>
+          <w:b w:val="0"/>
+          <w:i w:val="0"/>
+          <w:color w:val="222222"/>
+          <w:sz w:val="18"/>
+        </w:rPr>
+        <w:t>On your turn you can use a Bonus Action to activate the Sentinel. When you do, it takes one of the following actions of your choice.</w:t>
+      </w:r>
+    </w:p>
+    <w:p>
+      <w:pPr>
+        <w:pBdr>
+          <w:left w:val="single" w:sz="18" w:space="12" w:color="8B2020"/>
+        </w:pBdr>
+        <w:shd w:val="clear" w:color="auto" w:fill="FCF6F6"/>
+        <w:spacing w:before="30" w:after="20"/>
+        <w:ind w:left="340" w:right="340"/>
+      </w:pPr>
+      <w:r>
+        <w:rPr>
+          <w:rFonts w:ascii="Georgia" w:hAnsi="Georgia" w:cs="Georgia"/>
+          <w:b/>
+          <w:i/>
+          <w:color w:val="222222"/>
+          <w:sz w:val="18"/>
+        </w:rPr>
+        <w:t xml:space="preserve">Force Blast. </w:t>
+      </w:r>
+      <w:r>
+        <w:rPr>
+          <w:rFonts w:ascii="Georgia" w:hAnsi="Georgia" w:cs="Georgia"/>
+          <w:b w:val="0"/>
+          <w:i w:val="0"/>
+          <w:color w:val="222222"/>
+          <w:sz w:val="18"/>
+        </w:rPr>
+        <w:t>Ranged Attack Roll: your spell attack modifier, range 120 feet. Hit: 2d8 + your Intelligence modifier Force damage.</w:t>
+      </w:r>
+    </w:p>
+    <w:p>
+      <w:pPr>
+        <w:pBdr>
+          <w:left w:val="single" w:sz="18" w:space="12" w:color="8B2020"/>
+        </w:pBdr>
+        <w:shd w:val="clear" w:color="auto" w:fill="FCF6F6"/>
+        <w:spacing w:before="30" w:after="20"/>
+        <w:ind w:left="340" w:right="340"/>
+      </w:pPr>
+      <w:r>
+        <w:rPr>
+          <w:rFonts w:ascii="Georgia" w:hAnsi="Georgia" w:cs="Georgia"/>
+          <w:b/>
+          <w:i/>
+          <w:color w:val="222222"/>
+          <w:sz w:val="18"/>
+        </w:rPr>
+        <w:t xml:space="preserve">Electric Pulse. </w:t>
+      </w:r>
+      <w:r>
+        <w:rPr>
+          <w:rFonts w:ascii="Georgia" w:hAnsi="Georgia" w:cs="Georgia"/>
+          <w:b w:val="0"/>
+          <w:i w:val="0"/>
+          <w:color w:val="222222"/>
+          <w:sz w:val="18"/>
+        </w:rPr>
+        <w:t>Lightning arcs from the Sentinel's core. Each creature of your choice within 15 feet of the Sentinel makes a Dexterity saving throw (DC equals your spell save DC), taking 2d8 + your Intelligence modifier Lightning damage on a failure, or half as much on a success. A creature that fails is jolted: it can't take Reactions until the start of your next turn.</w:t>
+      </w:r>
+    </w:p>
+    <w:p>
+      <w:pPr>
+        <w:pBdr>
+          <w:left w:val="single" w:sz="18" w:space="12" w:color="8B2020"/>
+          <w:bottom w:val="single" w:sz="4" w:space="1" w:color="8B2020"/>
+        </w:pBdr>
+        <w:shd w:val="clear" w:color="auto" w:fill="FCF6F6"/>
+        <w:spacing w:before="20" w:after="20"/>
+        <w:ind w:left="340" w:right="340"/>
+      </w:pPr>
+    </w:p>
+    <w:p>
+      <w:pPr>
+        <w:keepNext/>
+        <w:pBdr>
+          <w:left w:val="single" w:sz="18" w:space="12" w:color="8B2020"/>
+        </w:pBdr>
+        <w:shd w:val="clear" w:color="auto" w:fill="FCF6F6"/>
+        <w:spacing w:before="30" w:after="20"/>
+        <w:ind w:left="340" w:right="340"/>
+      </w:pPr>
+      <w:r>
+        <w:rPr>
+          <w:rFonts w:ascii="Georgia" w:hAnsi="Georgia" w:cs="Georgia"/>
+          <w:b/>
+          <w:color w:val="8B2020"/>
+          <w:sz w:val="20"/>
+        </w:rPr>
+        <w:t>Reactions</w:t>
+      </w:r>
+    </w:p>
+    <w:p>
+      <w:pPr>
+        <w:pBdr>
+          <w:left w:val="single" w:sz="18" w:space="12" w:color="8B2020"/>
+        </w:pBdr>
+        <w:shd w:val="clear" w:color="auto" w:fill="FCF6F6"/>
+        <w:spacing w:before="30" w:after="20"/>
+        <w:ind w:left="340" w:right="340"/>
+      </w:pPr>
+      <w:r>
+        <w:rPr>
+          <w:rFonts w:ascii="Georgia" w:hAnsi="Georgia" w:cs="Georgia"/>
+          <w:b/>
+          <w:i/>
+          <w:color w:val="222222"/>
+          <w:sz w:val="18"/>
+        </w:rPr>
+        <w:t xml:space="preserve">Guardian Protocol (1/round). </w:t>
+      </w:r>
+      <w:r>
+        <w:rPr>
+          <w:rFonts w:ascii="Georgia" w:hAnsi="Georgia" w:cs="Georgia"/>
+          <w:b w:val="0"/>
+          <w:i w:val="0"/>
+          <w:color w:val="222222"/>
+          <w:sz w:val="18"/>
+        </w:rPr>
+        <w:t>Trigger: an ally within 15 feet of the Sentinel takes damage. Response: that ally gains 1d8 + your Intelligence modifier Temporary Hit Points.</w:t>
+      </w:r>
+    </w:p>
+    <w:p>
+      <w:pPr>
+        <w:spacing w:after="0"/>
+      </w:pPr>
+    </w:p>
+    <w:p>
+      <w:pPr>
+        <w:spacing w:after="80"/>
+      </w:pPr>
+      <w:r>
+        <w:rPr>
+          <w:rFonts w:ascii="Georgia" w:hAnsi="Georgia" w:cs="Georgia"/>
+          <w:b/>
+          <w:i w:val="0"/>
+          <w:color w:val="222222"/>
+          <w:sz w:val="21"/>
+        </w:rPr>
+        <w:t>Why this is an upgrade.</w:t>
+      </w:r>
+      <w:r>
+        <w:rPr>
+          <w:rFonts w:ascii="Georgia" w:hAnsi="Georgia" w:cs="Georgia"/>
+          <w:b w:val="0"/>
+          <w:i w:val="0"/>
+          <w:color w:val="222222"/>
+          <w:sz w:val="21"/>
+        </w:rPr>
+        <w:t xml:space="preserve"> The old cannon made Lilly choose a mode; the Sentinel walks on its own 30 feet, then blasts or pulses on her Bonus Action (her pick every time), and shields her friends as a Reaction in the same round. Her old kit lives on inside it: the Force Ballista became the Force Blast, the Storm mode became the Electric Pulse, and the Protector stands watch as Guardian Protocol. The Flamethrower was traded for lightning, Gearhaven's own element. Forged by the masters of Glimmerstone.</w:t>
       </w:r>
     </w:p>
     <w:p>
@@ -1178,7 +4502,7 @@
       <w:r>
         <w:drawing>
           <wp:inline xmlns:a="http://schemas.openxmlformats.org/drawingml/2006/main" xmlns:pic="http://schemas.openxmlformats.org/drawingml/2006/picture">
-            <wp:extent cx="3474720" cy="3474720"/>
+            <wp:extent cx="2560320" cy="2560320"/>
             <wp:docPr id="8" name="Picture 8"/>
             <wp:cNvGraphicFramePr>
               <a:graphicFrameLocks noChangeAspect="1"/>
@@ -1199,7 +4523,7 @@
                   <pic:spPr>
                     <a:xfrm>
                       <a:off x="0" y="0"/>
-                      <a:ext cx="3474720" cy="3474720"/>
+                      <a:ext cx="2560320" cy="2560320"/>
                     </a:xfrm>
                     <a:prstGeom prst="rect"/>
                   </pic:spPr>

--- a/compendium/custom_compendium.docx
+++ b/compendium/custom_compendium.docx
@@ -1,6 +1,7 @@
 
 <file path=word/document.xml><?xml version="1.0" encoding="utf-8"?>
 <w:document xmlns:wpc="http://schemas.microsoft.com/office/word/2010/wordprocessingCanvas" xmlns:mo="http://schemas.microsoft.com/office/mac/office/2008/main" xmlns:mc="http://schemas.openxmlformats.org/markup-compatibility/2006" xmlns:mv="urn:schemas-microsoft-com:mac:vml" xmlns:o="urn:schemas-microsoft-com:office:office" xmlns:r="http://schemas.openxmlformats.org/officeDocument/2006/relationships" xmlns:m="http://schemas.openxmlformats.org/officeDocument/2006/math" xmlns:v="urn:schemas-microsoft-com:vml" xmlns:wp14="http://schemas.microsoft.com/office/word/2010/wordprocessingDrawing" xmlns:wp="http://schemas.openxmlformats.org/drawingml/2006/wordprocessingDrawing" xmlns:w10="urn:schemas-microsoft-com:office:word" xmlns:w="http://schemas.openxmlformats.org/wordprocessingml/2006/main" xmlns:w14="http://schemas.microsoft.com/office/word/2010/wordml" xmlns:wpg="http://schemas.microsoft.com/office/word/2010/wordprocessingGroup" xmlns:wpi="http://schemas.microsoft.com/office/word/2010/wordprocessingInk" xmlns:wne="http://schemas.microsoft.com/office/word/2006/wordml" xmlns:wps="http://schemas.microsoft.com/office/word/2010/wordprocessingShape" mc:Ignorable="w14 wp14">
+  <w:background w:color="F9F2E2"/>
   <w:body>
     <w:p>
       <w:pPr>
@@ -4552,7 +4553,7 @@
     <w:sectPr>
       <w:footerReference w:type="default" r:id="rId9"/>
       <w:pgSz w:w="12240" w:h="15840"/>
-      <w:pgMar w:top="1080" w:right="1440" w:bottom="1080" w:left="1440" w:header="720" w:footer="720" w:gutter="0"/>
+      <w:pgMar w:top="1080" w:right="1440" w:bottom="1300" w:left="1440" w:header="720" w:footer="720" w:gutter="0"/>
       <w:cols w:space="720"/>
       <w:docGrid w:linePitch="360"/>
     </w:sectPr>

--- a/compendium/custom_compendium.docx
+++ b/compendium/custom_compendium.docx
@@ -4447,7 +4447,7 @@
       <w:r>
         <w:drawing>
           <wp:inline xmlns:a="http://schemas.openxmlformats.org/drawingml/2006/main" xmlns:pic="http://schemas.openxmlformats.org/drawingml/2006/picture">
-            <wp:extent cx="3108960" cy="3108960"/>
+            <wp:extent cx="1828800" cy="1828800"/>
             <wp:docPr id="7" name="Picture 7"/>
             <wp:cNvGraphicFramePr>
               <a:graphicFrameLocks noChangeAspect="1"/>
@@ -4468,7 +4468,7 @@
                   <pic:spPr>
                     <a:xfrm>
                       <a:off x="0" y="0"/>
-                      <a:ext cx="3108960" cy="3108960"/>
+                      <a:ext cx="1828800" cy="1828800"/>
                     </a:xfrm>
                     <a:prstGeom prst="rect"/>
                   </pic:spPr>
@@ -4503,7 +4503,7 @@
       <w:r>
         <w:drawing>
           <wp:inline xmlns:a="http://schemas.openxmlformats.org/drawingml/2006/main" xmlns:pic="http://schemas.openxmlformats.org/drawingml/2006/picture">
-            <wp:extent cx="2560320" cy="2560320"/>
+            <wp:extent cx="1828800" cy="1828800"/>
             <wp:docPr id="8" name="Picture 8"/>
             <wp:cNvGraphicFramePr>
               <a:graphicFrameLocks noChangeAspect="1"/>
@@ -4524,7 +4524,7 @@
                   <pic:spPr>
                     <a:xfrm>
                       <a:off x="0" y="0"/>
-                      <a:ext cx="2560320" cy="2560320"/>
+                      <a:ext cx="1828800" cy="1828800"/>
                     </a:xfrm>
                     <a:prstGeom prst="rect"/>
                   </pic:spPr>

--- a/compendium/custom_compendium.docx
+++ b/compendium/custom_compendium.docx
@@ -386,6 +386,52 @@
     </w:p>
     <w:p>
       <w:pPr>
+        <w:spacing w:after="0" w:before="0"/>
+      </w:pPr>
+      <w:r>
+        <w:drawing>
+          <wp:anchor xmlns:a="http://schemas.openxmlformats.org/drawingml/2006/main" behindDoc="0" distT="91440" distB="91440" distL="201600" distR="0" simplePos="0" locked="0" layoutInCell="1" allowOverlap="1" relativeHeight="2">
+            <wp:simplePos x="0" y="0"/>
+            <wp:positionH relativeFrom="column">
+              <wp:align>right</wp:align>
+            </wp:positionH>
+            <wp:positionV relativeFrom="paragraph">
+              <wp:posOffset>0</wp:posOffset>
+            </wp:positionV>
+            <wp:extent cx="2194560" cy="2194560"/>
+            <wp:effectExtent l="0" t="0" r="0" b="0"/>
+            <wp:wrapSquare wrapText="bothSides"/>
+            <wp:docPr id="1" name="Picture 1"/>
+            <wp:cNvGraphicFramePr/>
+            <a:graphic xmlns:pic="http://schemas.openxmlformats.org/drawingml/2006/picture">
+              <a:graphicData uri="http://schemas.openxmlformats.org/drawingml/2006/picture">
+                <pic:pic>
+                  <pic:nvPicPr>
+                    <pic:cNvPr id="0" name="image.jpg"/>
+                    <pic:cNvPicPr/>
+                  </pic:nvPicPr>
+                  <pic:blipFill>
+                    <a:blip r:embed="rId10"/>
+                    <a:stretch>
+                      <a:fillRect/>
+                    </a:stretch>
+                  </pic:blipFill>
+                  <pic:spPr>
+                    <a:xfrm>
+                      <a:off x="0" y="0"/>
+                      <a:ext cx="2194560" cy="2194560"/>
+                    </a:xfrm>
+                    <a:prstGeom prst="rect"/>
+                  </pic:spPr>
+                </pic:pic>
+              </a:graphicData>
+            </a:graphic>
+          </wp:anchor>
+        </w:drawing>
+      </w:r>
+    </w:p>
+    <w:p>
+      <w:pPr>
         <w:spacing w:after="80"/>
       </w:pPr>
       <w:r>
@@ -442,62 +488,6 @@
     <w:p>
       <w:pPr>
         <w:keepNext/>
-        <w:spacing w:before="120" w:after="40"/>
-        <w:jc w:val="center"/>
-      </w:pPr>
-      <w:r>
-        <w:drawing>
-          <wp:inline xmlns:a="http://schemas.openxmlformats.org/drawingml/2006/main" xmlns:pic="http://schemas.openxmlformats.org/drawingml/2006/picture">
-            <wp:extent cx="3291840" cy="3291840"/>
-            <wp:docPr id="1" name="Picture 1"/>
-            <wp:cNvGraphicFramePr>
-              <a:graphicFrameLocks noChangeAspect="1"/>
-            </wp:cNvGraphicFramePr>
-            <a:graphic>
-              <a:graphicData uri="http://schemas.openxmlformats.org/drawingml/2006/picture">
-                <pic:pic>
-                  <pic:nvPicPr>
-                    <pic:cNvPr id="0" name="image.jpg"/>
-                    <pic:cNvPicPr/>
-                  </pic:nvPicPr>
-                  <pic:blipFill>
-                    <a:blip r:embed="rId10"/>
-                    <a:stretch>
-                      <a:fillRect/>
-                    </a:stretch>
-                  </pic:blipFill>
-                  <pic:spPr>
-                    <a:xfrm>
-                      <a:off x="0" y="0"/>
-                      <a:ext cx="3291840" cy="3291840"/>
-                    </a:xfrm>
-                    <a:prstGeom prst="rect"/>
-                  </pic:spPr>
-                </pic:pic>
-              </a:graphicData>
-            </a:graphic>
-          </wp:inline>
-        </w:drawing>
-      </w:r>
-    </w:p>
-    <w:p>
-      <w:pPr>
-        <w:spacing w:after="140"/>
-        <w:jc w:val="center"/>
-      </w:pPr>
-      <w:r>
-        <w:rPr>
-          <w:rFonts w:ascii="Georgia" w:hAnsi="Georgia" w:cs="Georgia"/>
-          <w:i/>
-          <w:color w:val="888888"/>
-          <w:sz w:val="18"/>
-        </w:rPr>
-        <w:t>Stabby, Bloodfang ignited.</w:t>
-      </w:r>
-    </w:p>
-    <w:p>
-      <w:pPr>
-        <w:keepNext/>
         <w:pBdr>
           <w:left w:val="single" w:sz="18" w:space="12" w:color="8B2020"/>
         </w:pBdr>
@@ -887,6 +877,52 @@
     </w:p>
     <w:p>
       <w:pPr>
+        <w:spacing w:after="0" w:before="0"/>
+      </w:pPr>
+      <w:r>
+        <w:drawing>
+          <wp:anchor xmlns:a="http://schemas.openxmlformats.org/drawingml/2006/main" behindDoc="0" distT="91440" distB="91440" distL="201600" distR="0" simplePos="0" locked="0" layoutInCell="1" allowOverlap="1" relativeHeight="2">
+            <wp:simplePos x="0" y="0"/>
+            <wp:positionH relativeFrom="column">
+              <wp:align>right</wp:align>
+            </wp:positionH>
+            <wp:positionV relativeFrom="paragraph">
+              <wp:posOffset>0</wp:posOffset>
+            </wp:positionV>
+            <wp:extent cx="2194560" cy="2194560"/>
+            <wp:effectExtent l="0" t="0" r="0" b="0"/>
+            <wp:wrapSquare wrapText="bothSides"/>
+            <wp:docPr id="2" name="Picture 2"/>
+            <wp:cNvGraphicFramePr/>
+            <a:graphic xmlns:pic="http://schemas.openxmlformats.org/drawingml/2006/picture">
+              <a:graphicData uri="http://schemas.openxmlformats.org/drawingml/2006/picture">
+                <pic:pic>
+                  <pic:nvPicPr>
+                    <pic:cNvPr id="0" name="image.jpg"/>
+                    <pic:cNvPicPr/>
+                  </pic:nvPicPr>
+                  <pic:blipFill>
+                    <a:blip r:embed="rId11"/>
+                    <a:stretch>
+                      <a:fillRect/>
+                    </a:stretch>
+                  </pic:blipFill>
+                  <pic:spPr>
+                    <a:xfrm>
+                      <a:off x="0" y="0"/>
+                      <a:ext cx="2194560" cy="2194560"/>
+                    </a:xfrm>
+                    <a:prstGeom prst="rect"/>
+                  </pic:spPr>
+                </pic:pic>
+              </a:graphicData>
+            </a:graphic>
+          </wp:anchor>
+        </w:drawing>
+      </w:r>
+    </w:p>
+    <w:p>
+      <w:pPr>
         <w:spacing w:after="80"/>
       </w:pPr>
       <w:r>
@@ -943,62 +979,6 @@
     <w:p>
       <w:pPr>
         <w:keepNext/>
-        <w:spacing w:before="120" w:after="40"/>
-        <w:jc w:val="center"/>
-      </w:pPr>
-      <w:r>
-        <w:drawing>
-          <wp:inline xmlns:a="http://schemas.openxmlformats.org/drawingml/2006/main" xmlns:pic="http://schemas.openxmlformats.org/drawingml/2006/picture">
-            <wp:extent cx="3291840" cy="3291840"/>
-            <wp:docPr id="2" name="Picture 2"/>
-            <wp:cNvGraphicFramePr>
-              <a:graphicFrameLocks noChangeAspect="1"/>
-            </wp:cNvGraphicFramePr>
-            <a:graphic>
-              <a:graphicData uri="http://schemas.openxmlformats.org/drawingml/2006/picture">
-                <pic:pic>
-                  <pic:nvPicPr>
-                    <pic:cNvPr id="0" name="image.jpg"/>
-                    <pic:cNvPicPr/>
-                  </pic:nvPicPr>
-                  <pic:blipFill>
-                    <a:blip r:embed="rId11"/>
-                    <a:stretch>
-                      <a:fillRect/>
-                    </a:stretch>
-                  </pic:blipFill>
-                  <pic:spPr>
-                    <a:xfrm>
-                      <a:off x="0" y="0"/>
-                      <a:ext cx="3291840" cy="3291840"/>
-                    </a:xfrm>
-                    <a:prstGeom prst="rect"/>
-                  </pic:spPr>
-                </pic:pic>
-              </a:graphicData>
-            </a:graphic>
-          </wp:inline>
-        </w:drawing>
-      </w:r>
-    </w:p>
-    <w:p>
-      <w:pPr>
-        <w:spacing w:after="140"/>
-        <w:jc w:val="center"/>
-      </w:pPr>
-      <w:r>
-        <w:rPr>
-          <w:rFonts w:ascii="Georgia" w:hAnsi="Georgia" w:cs="Georgia"/>
-          <w:i/>
-          <w:color w:val="888888"/>
-          <w:sz w:val="18"/>
-        </w:rPr>
-        <w:t>Stabby, the Flowing Guard.</w:t>
-      </w:r>
-    </w:p>
-    <w:p>
-      <w:pPr>
-        <w:keepNext/>
         <w:pBdr>
           <w:left w:val="single" w:sz="18" w:space="12" w:color="8B2020"/>
         </w:pBdr>
@@ -1388,6 +1368,52 @@
     </w:p>
     <w:p>
       <w:pPr>
+        <w:spacing w:after="0" w:before="0"/>
+      </w:pPr>
+      <w:r>
+        <w:drawing>
+          <wp:anchor xmlns:a="http://schemas.openxmlformats.org/drawingml/2006/main" behindDoc="0" distT="91440" distB="91440" distL="201600" distR="0" simplePos="0" locked="0" layoutInCell="1" allowOverlap="1" relativeHeight="2">
+            <wp:simplePos x="0" y="0"/>
+            <wp:positionH relativeFrom="column">
+              <wp:align>right</wp:align>
+            </wp:positionH>
+            <wp:positionV relativeFrom="paragraph">
+              <wp:posOffset>0</wp:posOffset>
+            </wp:positionV>
+            <wp:extent cx="2194560" cy="2194560"/>
+            <wp:effectExtent l="0" t="0" r="0" b="0"/>
+            <wp:wrapSquare wrapText="bothSides"/>
+            <wp:docPr id="3" name="Picture 3"/>
+            <wp:cNvGraphicFramePr/>
+            <a:graphic xmlns:pic="http://schemas.openxmlformats.org/drawingml/2006/picture">
+              <a:graphicData uri="http://schemas.openxmlformats.org/drawingml/2006/picture">
+                <pic:pic>
+                  <pic:nvPicPr>
+                    <pic:cNvPr id="0" name="image.jpg"/>
+                    <pic:cNvPicPr/>
+                  </pic:nvPicPr>
+                  <pic:blipFill>
+                    <a:blip r:embed="rId12"/>
+                    <a:stretch>
+                      <a:fillRect/>
+                    </a:stretch>
+                  </pic:blipFill>
+                  <pic:spPr>
+                    <a:xfrm>
+                      <a:off x="0" y="0"/>
+                      <a:ext cx="2194560" cy="2194560"/>
+                    </a:xfrm>
+                    <a:prstGeom prst="rect"/>
+                  </pic:spPr>
+                </pic:pic>
+              </a:graphicData>
+            </a:graphic>
+          </wp:anchor>
+        </w:drawing>
+      </w:r>
+    </w:p>
+    <w:p>
+      <w:pPr>
         <w:spacing w:after="80"/>
       </w:pPr>
       <w:r>
@@ -1444,62 +1470,6 @@
     <w:p>
       <w:pPr>
         <w:keepNext/>
-        <w:spacing w:before="120" w:after="40"/>
-        <w:jc w:val="center"/>
-      </w:pPr>
-      <w:r>
-        <w:drawing>
-          <wp:inline xmlns:a="http://schemas.openxmlformats.org/drawingml/2006/main" xmlns:pic="http://schemas.openxmlformats.org/drawingml/2006/picture">
-            <wp:extent cx="3291840" cy="3291840"/>
-            <wp:docPr id="3" name="Picture 3"/>
-            <wp:cNvGraphicFramePr>
-              <a:graphicFrameLocks noChangeAspect="1"/>
-            </wp:cNvGraphicFramePr>
-            <a:graphic>
-              <a:graphicData uri="http://schemas.openxmlformats.org/drawingml/2006/picture">
-                <pic:pic>
-                  <pic:nvPicPr>
-                    <pic:cNvPr id="0" name="image.jpg"/>
-                    <pic:cNvPicPr/>
-                  </pic:nvPicPr>
-                  <pic:blipFill>
-                    <a:blip r:embed="rId12"/>
-                    <a:stretch>
-                      <a:fillRect/>
-                    </a:stretch>
-                  </pic:blipFill>
-                  <pic:spPr>
-                    <a:xfrm>
-                      <a:off x="0" y="0"/>
-                      <a:ext cx="3291840" cy="3291840"/>
-                    </a:xfrm>
-                    <a:prstGeom prst="rect"/>
-                  </pic:spPr>
-                </pic:pic>
-              </a:graphicData>
-            </a:graphic>
-          </wp:inline>
-        </w:drawing>
-      </w:r>
-    </w:p>
-    <w:p>
-      <w:pPr>
-        <w:spacing w:after="140"/>
-        <w:jc w:val="center"/>
-      </w:pPr>
-      <w:r>
-        <w:rPr>
-          <w:rFonts w:ascii="Georgia" w:hAnsi="Georgia" w:cs="Georgia"/>
-          <w:i/>
-          <w:color w:val="888888"/>
-          <w:sz w:val="18"/>
-        </w:rPr>
-        <w:t>Stabby, wreathed in the Idol's gloom.</w:t>
-      </w:r>
-    </w:p>
-    <w:p>
-      <w:pPr>
-        <w:keepNext/>
         <w:pBdr>
           <w:left w:val="single" w:sz="18" w:space="12" w:color="8B2020"/>
         </w:pBdr>
@@ -2900,34 +2870,24 @@
     </w:p>
     <w:p>
       <w:pPr>
-        <w:spacing w:after="80"/>
-      </w:pPr>
-      <w:r>
-        <w:rPr>
-          <w:rFonts w:ascii="Georgia" w:hAnsi="Georgia" w:cs="Georgia"/>
-          <w:b w:val="0"/>
-          <w:i w:val="0"/>
-          <w:color w:val="222222"/>
-          <w:sz w:val="21"/>
-        </w:rPr>
-        <w:t>On this road, Boomstick takes the dagger's watch. Boomstick becomes Lilly's spellcasting focus and her designated Arcane Firearm (an artificer designates only one). With her shield in the other hand, her hands are exactly full: pistol, shield, and nothing wasted. The Frostbite Shard retires to her belt as a keepsake, or one day, a gift.</w:t>
-      </w:r>
-    </w:p>
-    <w:p>
-      <w:pPr>
-        <w:keepNext/>
-        <w:spacing w:before="120" w:after="40"/>
-        <w:jc w:val="center"/>
+        <w:spacing w:after="0" w:before="0"/>
       </w:pPr>
       <w:r>
         <w:drawing>
-          <wp:inline xmlns:a="http://schemas.openxmlformats.org/drawingml/2006/main" xmlns:pic="http://schemas.openxmlformats.org/drawingml/2006/picture">
-            <wp:extent cx="3291840" cy="3291840"/>
+          <wp:anchor xmlns:a="http://schemas.openxmlformats.org/drawingml/2006/main" behindDoc="0" distT="91440" distB="91440" distL="201600" distR="0" simplePos="0" locked="0" layoutInCell="1" allowOverlap="1" relativeHeight="2">
+            <wp:simplePos x="0" y="0"/>
+            <wp:positionH relativeFrom="column">
+              <wp:align>right</wp:align>
+            </wp:positionH>
+            <wp:positionV relativeFrom="paragraph">
+              <wp:posOffset>0</wp:posOffset>
+            </wp:positionV>
+            <wp:extent cx="2194560" cy="2194560"/>
+            <wp:effectExtent l="0" t="0" r="0" b="0"/>
+            <wp:wrapSquare wrapText="bothSides"/>
             <wp:docPr id="4" name="Picture 4"/>
-            <wp:cNvGraphicFramePr>
-              <a:graphicFrameLocks noChangeAspect="1"/>
-            </wp:cNvGraphicFramePr>
-            <a:graphic>
+            <wp:cNvGraphicFramePr/>
+            <a:graphic xmlns:pic="http://schemas.openxmlformats.org/drawingml/2006/picture">
               <a:graphicData uri="http://schemas.openxmlformats.org/drawingml/2006/picture">
                 <pic:pic>
                   <pic:nvPicPr>
@@ -2943,30 +2903,30 @@
                   <pic:spPr>
                     <a:xfrm>
                       <a:off x="0" y="0"/>
-                      <a:ext cx="3291840" cy="3291840"/>
+                      <a:ext cx="2194560" cy="2194560"/>
                     </a:xfrm>
                     <a:prstGeom prst="rect"/>
                   </pic:spPr>
                 </pic:pic>
               </a:graphicData>
             </a:graphic>
-          </wp:inline>
+          </wp:anchor>
         </w:drawing>
       </w:r>
     </w:p>
     <w:p>
       <w:pPr>
-        <w:spacing w:after="140"/>
-        <w:jc w:val="center"/>
+        <w:spacing w:after="80"/>
       </w:pPr>
       <w:r>
         <w:rPr>
           <w:rFonts w:ascii="Georgia" w:hAnsi="Georgia" w:cs="Georgia"/>
-          <w:i/>
-          <w:color w:val="888888"/>
-          <w:sz w:val="18"/>
+          <w:b w:val="0"/>
+          <w:i w:val="0"/>
+          <w:color w:val="222222"/>
+          <w:sz w:val="21"/>
         </w:rPr>
-        <w:t>Boomstick, primed and opinionated.</w:t>
+        <w:t>On this road, Boomstick takes the dagger's watch. Boomstick becomes Lilly's spellcasting focus and her designated Arcane Firearm (an artificer designates only one). With her shield in the other hand, her hands are exactly full: pistol, shield, and nothing wasted. The Frostbite Shard retires to her belt as a keepsake, or one day, a gift.</w:t>
       </w:r>
     </w:p>
     <w:p>
@@ -3216,19 +3176,24 @@
     </w:p>
     <w:p>
       <w:pPr>
-        <w:keepNext/>
-        <w:spacing w:before="120" w:after="40"/>
-        <w:jc w:val="center"/>
+        <w:spacing w:after="0" w:before="0"/>
       </w:pPr>
       <w:r>
         <w:drawing>
-          <wp:inline xmlns:a="http://schemas.openxmlformats.org/drawingml/2006/main" xmlns:pic="http://schemas.openxmlformats.org/drawingml/2006/picture">
-            <wp:extent cx="3291840" cy="3291840"/>
+          <wp:anchor xmlns:a="http://schemas.openxmlformats.org/drawingml/2006/main" behindDoc="0" distT="91440" distB="91440" distL="201600" distR="0" simplePos="0" locked="0" layoutInCell="1" allowOverlap="1" relativeHeight="2">
+            <wp:simplePos x="0" y="0"/>
+            <wp:positionH relativeFrom="column">
+              <wp:align>right</wp:align>
+            </wp:positionH>
+            <wp:positionV relativeFrom="paragraph">
+              <wp:posOffset>0</wp:posOffset>
+            </wp:positionV>
+            <wp:extent cx="2194560" cy="2194560"/>
+            <wp:effectExtent l="0" t="0" r="0" b="0"/>
+            <wp:wrapSquare wrapText="bothSides"/>
             <wp:docPr id="5" name="Picture 5"/>
-            <wp:cNvGraphicFramePr>
-              <a:graphicFrameLocks noChangeAspect="1"/>
-            </wp:cNvGraphicFramePr>
-            <a:graphic>
+            <wp:cNvGraphicFramePr/>
+            <a:graphic xmlns:pic="http://schemas.openxmlformats.org/drawingml/2006/picture">
               <a:graphicData uri="http://schemas.openxmlformats.org/drawingml/2006/picture">
                 <pic:pic>
                   <pic:nvPicPr>
@@ -3244,30 +3209,15 @@
                   <pic:spPr>
                     <a:xfrm>
                       <a:off x="0" y="0"/>
-                      <a:ext cx="3291840" cy="3291840"/>
+                      <a:ext cx="2194560" cy="2194560"/>
                     </a:xfrm>
                     <a:prstGeom prst="rect"/>
                   </pic:spPr>
                 </pic:pic>
               </a:graphicData>
             </a:graphic>
-          </wp:inline>
+          </wp:anchor>
         </w:drawing>
-      </w:r>
-    </w:p>
-    <w:p>
-      <w:pPr>
-        <w:spacing w:after="140"/>
-        <w:jc w:val="center"/>
-      </w:pPr>
-      <w:r>
-        <w:rPr>
-          <w:rFonts w:ascii="Georgia" w:hAnsi="Georgia" w:cs="Georgia"/>
-          <w:i/>
-          <w:color w:val="888888"/>
-          <w:sz w:val="18"/>
-        </w:rPr>
-        <w:t>The Sphere, drinking the loose light of the world.</w:t>
       </w:r>
     </w:p>
     <w:p>
@@ -3652,7 +3602,7 @@
       </w:pPr>
       <w:r>
         <w:drawing>
-          <wp:anchor xmlns:a="http://schemas.openxmlformats.org/drawingml/2006/main" behindDoc="0" distT="0" distB="0" distL="114300" distR="0" simplePos="0" locked="0" layoutInCell="1" allowOverlap="1" relativeHeight="2">
+          <wp:anchor xmlns:a="http://schemas.openxmlformats.org/drawingml/2006/main" behindDoc="0" distT="91440" distB="91440" distL="201600" distR="0" simplePos="0" locked="0" layoutInCell="1" allowOverlap="1" relativeHeight="2">
             <wp:simplePos x="0" y="0"/>
             <wp:positionH relativeFrom="column">
               <wp:align>right</wp:align>
@@ -4438,117 +4388,152 @@
         <w:t xml:space="preserve"> Elaria's sigil, wrapped in a leafed vine (or cupped in wings, on the Sash), found on every gift along the Guardians' path. When you see it, she saw you coming.</w:t>
       </w:r>
     </w:p>
+    <w:tbl>
+      <w:tblPr>
+        <w:tblW w:type="auto" w:w="0"/>
+        <w:jc w:val="center"/>
+        <w:tblLayout w:type="fixed"/>
+        <w:tblLook w:firstColumn="1" w:firstRow="1" w:lastColumn="0" w:lastRow="0" w:noHBand="0" w:noVBand="1" w:val="04A0"/>
+      </w:tblPr>
+      <w:tblGrid>
+        <w:gridCol w:w="4680"/>
+        <w:gridCol w:w="4680"/>
+      </w:tblGrid>
+      <w:tr>
+        <w:tc>
+          <w:tcPr>
+            <w:tcW w:type="dxa" w:w="4680"/>
+          </w:tcPr>
+          <w:p>
+            <w:pPr>
+              <w:jc w:val="center"/>
+            </w:pPr>
+            <w:r>
+              <w:drawing>
+                <wp:inline xmlns:a="http://schemas.openxmlformats.org/drawingml/2006/main" xmlns:pic="http://schemas.openxmlformats.org/drawingml/2006/picture">
+                  <wp:extent cx="2788920" cy="2788920"/>
+                  <wp:docPr id="7" name="Picture 7"/>
+                  <wp:cNvGraphicFramePr>
+                    <a:graphicFrameLocks noChangeAspect="1"/>
+                  </wp:cNvGraphicFramePr>
+                  <a:graphic>
+                    <a:graphicData uri="http://schemas.openxmlformats.org/drawingml/2006/picture">
+                      <pic:pic>
+                        <pic:nvPicPr>
+                          <pic:cNvPr id="0" name="image.jpg"/>
+                          <pic:cNvPicPr/>
+                        </pic:nvPicPr>
+                        <pic:blipFill>
+                          <a:blip r:embed="rId16"/>
+                          <a:stretch>
+                            <a:fillRect/>
+                          </a:stretch>
+                        </pic:blipFill>
+                        <pic:spPr>
+                          <a:xfrm>
+                            <a:off x="0" y="0"/>
+                            <a:ext cx="2788920" cy="2788920"/>
+                          </a:xfrm>
+                          <a:prstGeom prst="rect"/>
+                        </pic:spPr>
+                      </pic:pic>
+                    </a:graphicData>
+                  </a:graphic>
+                </wp:inline>
+              </w:drawing>
+            </w:r>
+          </w:p>
+        </w:tc>
+        <w:tc>
+          <w:tcPr>
+            <w:tcW w:type="dxa" w:w="4680"/>
+          </w:tcPr>
+          <w:p>
+            <w:pPr>
+              <w:jc w:val="center"/>
+            </w:pPr>
+            <w:r>
+              <w:drawing>
+                <wp:inline xmlns:a="http://schemas.openxmlformats.org/drawingml/2006/main" xmlns:pic="http://schemas.openxmlformats.org/drawingml/2006/picture">
+                  <wp:extent cx="2788920" cy="2788920"/>
+                  <wp:docPr id="8" name="Picture 8"/>
+                  <wp:cNvGraphicFramePr>
+                    <a:graphicFrameLocks noChangeAspect="1"/>
+                  </wp:cNvGraphicFramePr>
+                  <a:graphic>
+                    <a:graphicData uri="http://schemas.openxmlformats.org/drawingml/2006/picture">
+                      <pic:pic>
+                        <pic:nvPicPr>
+                          <pic:cNvPr id="0" name="image.jpg"/>
+                          <pic:cNvPicPr/>
+                        </pic:nvPicPr>
+                        <pic:blipFill>
+                          <a:blip r:embed="rId17"/>
+                          <a:stretch>
+                            <a:fillRect/>
+                          </a:stretch>
+                        </pic:blipFill>
+                        <pic:spPr>
+                          <a:xfrm>
+                            <a:off x="0" y="0"/>
+                            <a:ext cx="2788920" cy="2788920"/>
+                          </a:xfrm>
+                          <a:prstGeom prst="rect"/>
+                        </pic:spPr>
+                      </pic:pic>
+                    </a:graphicData>
+                  </a:graphic>
+                </wp:inline>
+              </w:drawing>
+            </w:r>
+          </w:p>
+        </w:tc>
+      </w:tr>
+      <w:tr>
+        <w:tc>
+          <w:tcPr>
+            <w:tcW w:type="dxa" w:w="4680"/>
+          </w:tcPr>
+          <w:p>
+            <w:pPr>
+              <w:jc w:val="center"/>
+            </w:pPr>
+            <w:r>
+              <w:rPr>
+                <w:rFonts w:ascii="Georgia" w:hAnsi="Georgia" w:cs="Georgia"/>
+                <w:i/>
+                <w:color w:val="888888"/>
+                <w:sz w:val="18"/>
+              </w:rPr>
+              <w:t>The seven-point star of Elaria, held close.</w:t>
+            </w:r>
+          </w:p>
+        </w:tc>
+        <w:tc>
+          <w:tcPr>
+            <w:tcW w:type="dxa" w:w="4680"/>
+          </w:tcPr>
+          <w:p>
+            <w:pPr>
+              <w:jc w:val="center"/>
+            </w:pPr>
+            <w:r>
+              <w:rPr>
+                <w:rFonts w:ascii="Georgia" w:hAnsi="Georgia" w:cs="Georgia"/>
+                <w:i/>
+                <w:color w:val="888888"/>
+                <w:sz w:val="18"/>
+              </w:rPr>
+              <w:t>Elaria, the sleeping goddess who lit the way.</w:t>
+            </w:r>
+          </w:p>
+        </w:tc>
+      </w:tr>
+    </w:tbl>
     <w:p>
       <w:pPr>
-        <w:keepNext/>
-        <w:spacing w:before="120" w:after="40"/>
-        <w:jc w:val="center"/>
-      </w:pPr>
-      <w:r>
-        <w:drawing>
-          <wp:inline xmlns:a="http://schemas.openxmlformats.org/drawingml/2006/main" xmlns:pic="http://schemas.openxmlformats.org/drawingml/2006/picture">
-            <wp:extent cx="1828800" cy="1828800"/>
-            <wp:docPr id="7" name="Picture 7"/>
-            <wp:cNvGraphicFramePr>
-              <a:graphicFrameLocks noChangeAspect="1"/>
-            </wp:cNvGraphicFramePr>
-            <a:graphic>
-              <a:graphicData uri="http://schemas.openxmlformats.org/drawingml/2006/picture">
-                <pic:pic>
-                  <pic:nvPicPr>
-                    <pic:cNvPr id="0" name="image.jpg"/>
-                    <pic:cNvPicPr/>
-                  </pic:nvPicPr>
-                  <pic:blipFill>
-                    <a:blip r:embed="rId16"/>
-                    <a:stretch>
-                      <a:fillRect/>
-                    </a:stretch>
-                  </pic:blipFill>
-                  <pic:spPr>
-                    <a:xfrm>
-                      <a:off x="0" y="0"/>
-                      <a:ext cx="1828800" cy="1828800"/>
-                    </a:xfrm>
-                    <a:prstGeom prst="rect"/>
-                  </pic:spPr>
-                </pic:pic>
-              </a:graphicData>
-            </a:graphic>
-          </wp:inline>
-        </w:drawing>
-      </w:r>
-    </w:p>
-    <w:p>
-      <w:pPr>
-        <w:spacing w:after="140"/>
-        <w:jc w:val="center"/>
-      </w:pPr>
-      <w:r>
-        <w:rPr>
-          <w:rFonts w:ascii="Georgia" w:hAnsi="Georgia" w:cs="Georgia"/>
-          <w:i/>
-          <w:color w:val="888888"/>
-          <w:sz w:val="18"/>
-        </w:rPr>
-        <w:t>The seven-point star of Elaria, held close.</w:t>
-      </w:r>
-    </w:p>
-    <w:p>
-      <w:pPr>
-        <w:keepNext/>
-        <w:spacing w:before="120" w:after="40"/>
-        <w:jc w:val="center"/>
-      </w:pPr>
-      <w:r>
-        <w:drawing>
-          <wp:inline xmlns:a="http://schemas.openxmlformats.org/drawingml/2006/main" xmlns:pic="http://schemas.openxmlformats.org/drawingml/2006/picture">
-            <wp:extent cx="1828800" cy="1828800"/>
-            <wp:docPr id="8" name="Picture 8"/>
-            <wp:cNvGraphicFramePr>
-              <a:graphicFrameLocks noChangeAspect="1"/>
-            </wp:cNvGraphicFramePr>
-            <a:graphic>
-              <a:graphicData uri="http://schemas.openxmlformats.org/drawingml/2006/picture">
-                <pic:pic>
-                  <pic:nvPicPr>
-                    <pic:cNvPr id="0" name="image.jpg"/>
-                    <pic:cNvPicPr/>
-                  </pic:nvPicPr>
-                  <pic:blipFill>
-                    <a:blip r:embed="rId17"/>
-                    <a:stretch>
-                      <a:fillRect/>
-                    </a:stretch>
-                  </pic:blipFill>
-                  <pic:spPr>
-                    <a:xfrm>
-                      <a:off x="0" y="0"/>
-                      <a:ext cx="1828800" cy="1828800"/>
-                    </a:xfrm>
-                    <a:prstGeom prst="rect"/>
-                  </pic:spPr>
-                </pic:pic>
-              </a:graphicData>
-            </a:graphic>
-          </wp:inline>
-        </w:drawing>
-      </w:r>
-    </w:p>
-    <w:p>
-      <w:pPr>
-        <w:spacing w:after="140"/>
-        <w:jc w:val="center"/>
-      </w:pPr>
-      <w:r>
-        <w:rPr>
-          <w:rFonts w:ascii="Georgia" w:hAnsi="Georgia" w:cs="Georgia"/>
-          <w:i/>
-          <w:color w:val="888888"/>
-          <w:sz w:val="18"/>
-        </w:rPr>
-        <w:t>Elaria, the sleeping goddess who lit the way.</w:t>
-      </w:r>
+        <w:spacing w:after="80"/>
+      </w:pPr>
     </w:p>
     <w:sectPr>
       <w:footerReference w:type="default" r:id="rId9"/>

--- a/compendium/custom_compendium.docx
+++ b/compendium/custom_compendium.docx
@@ -390,7 +390,7 @@
       </w:pPr>
       <w:r>
         <w:drawing>
-          <wp:anchor xmlns:a="http://schemas.openxmlformats.org/drawingml/2006/main" behindDoc="0" distT="91440" distB="91440" distL="201600" distR="0" simplePos="0" locked="0" layoutInCell="1" allowOverlap="1" relativeHeight="2">
+          <wp:anchor xmlns:a="http://schemas.openxmlformats.org/drawingml/2006/main" behindDoc="0" distT="91440" distB="91440" distL="201600" distR="0" simplePos="0" locked="0" layoutInCell="1" allowOverlap="0" relativeHeight="2">
             <wp:simplePos x="0" y="0"/>
             <wp:positionH relativeFrom="column">
               <wp:align>right</wp:align>
@@ -881,7 +881,7 @@
       </w:pPr>
       <w:r>
         <w:drawing>
-          <wp:anchor xmlns:a="http://schemas.openxmlformats.org/drawingml/2006/main" behindDoc="0" distT="91440" distB="91440" distL="201600" distR="0" simplePos="0" locked="0" layoutInCell="1" allowOverlap="1" relativeHeight="2">
+          <wp:anchor xmlns:a="http://schemas.openxmlformats.org/drawingml/2006/main" behindDoc="0" distT="91440" distB="91440" distL="201600" distR="0" simplePos="0" locked="0" layoutInCell="1" allowOverlap="0" relativeHeight="2">
             <wp:simplePos x="0" y="0"/>
             <wp:positionH relativeFrom="column">
               <wp:align>right</wp:align>
@@ -1372,7 +1372,7 @@
       </w:pPr>
       <w:r>
         <w:drawing>
-          <wp:anchor xmlns:a="http://schemas.openxmlformats.org/drawingml/2006/main" behindDoc="0" distT="91440" distB="91440" distL="201600" distR="0" simplePos="0" locked="0" layoutInCell="1" allowOverlap="1" relativeHeight="2">
+          <wp:anchor xmlns:a="http://schemas.openxmlformats.org/drawingml/2006/main" behindDoc="0" distT="91440" distB="91440" distL="201600" distR="0" simplePos="0" locked="0" layoutInCell="1" allowOverlap="0" relativeHeight="2">
             <wp:simplePos x="0" y="0"/>
             <wp:positionH relativeFrom="column">
               <wp:align>right</wp:align>
@@ -2874,7 +2874,7 @@
       </w:pPr>
       <w:r>
         <w:drawing>
-          <wp:anchor xmlns:a="http://schemas.openxmlformats.org/drawingml/2006/main" behindDoc="0" distT="91440" distB="91440" distL="201600" distR="0" simplePos="0" locked="0" layoutInCell="1" allowOverlap="1" relativeHeight="2">
+          <wp:anchor xmlns:a="http://schemas.openxmlformats.org/drawingml/2006/main" behindDoc="0" distT="91440" distB="91440" distL="201600" distR="0" simplePos="0" locked="0" layoutInCell="1" allowOverlap="0" relativeHeight="2">
             <wp:simplePos x="0" y="0"/>
             <wp:positionH relativeFrom="column">
               <wp:align>right</wp:align>
@@ -3180,7 +3180,7 @@
       </w:pPr>
       <w:r>
         <w:drawing>
-          <wp:anchor xmlns:a="http://schemas.openxmlformats.org/drawingml/2006/main" behindDoc="0" distT="91440" distB="91440" distL="201600" distR="0" simplePos="0" locked="0" layoutInCell="1" allowOverlap="1" relativeHeight="2">
+          <wp:anchor xmlns:a="http://schemas.openxmlformats.org/drawingml/2006/main" behindDoc="0" distT="91440" distB="91440" distL="201600" distR="0" simplePos="0" locked="0" layoutInCell="1" allowOverlap="0" relativeHeight="2">
             <wp:simplePos x="0" y="0"/>
             <wp:positionH relativeFrom="column">
               <wp:align>right</wp:align>
@@ -3602,7 +3602,7 @@
       </w:pPr>
       <w:r>
         <w:drawing>
-          <wp:anchor xmlns:a="http://schemas.openxmlformats.org/drawingml/2006/main" behindDoc="0" distT="91440" distB="91440" distL="201600" distR="0" simplePos="0" locked="0" layoutInCell="1" allowOverlap="1" relativeHeight="2">
+          <wp:anchor xmlns:a="http://schemas.openxmlformats.org/drawingml/2006/main" behindDoc="0" distT="91440" distB="91440" distL="201600" distR="0" simplePos="0" locked="0" layoutInCell="1" allowOverlap="0" relativeHeight="2">
             <wp:simplePos x="0" y="0"/>
             <wp:positionH relativeFrom="column">
               <wp:align>right</wp:align>

--- a/compendium/custom_compendium.docx
+++ b/compendium/custom_compendium.docx
@@ -390,7 +390,7 @@
       </w:pPr>
       <w:r>
         <w:drawing>
-          <wp:anchor xmlns:a="http://schemas.openxmlformats.org/drawingml/2006/main" behindDoc="0" distT="91440" distB="91440" distL="201600" distR="0" simplePos="0" locked="0" layoutInCell="1" allowOverlap="0" relativeHeight="2">
+          <wp:anchor xmlns:a="http://schemas.openxmlformats.org/drawingml/2006/main" behindDoc="0" distT="91440" distB="100584" distL="201600" distR="201600" simplePos="0" locked="0" layoutInCell="1" allowOverlap="0" relativeHeight="2">
             <wp:simplePos x="0" y="0"/>
             <wp:positionH relativeFrom="column">
               <wp:align>right</wp:align>
@@ -881,7 +881,7 @@
       </w:pPr>
       <w:r>
         <w:drawing>
-          <wp:anchor xmlns:a="http://schemas.openxmlformats.org/drawingml/2006/main" behindDoc="0" distT="91440" distB="91440" distL="201600" distR="0" simplePos="0" locked="0" layoutInCell="1" allowOverlap="0" relativeHeight="2">
+          <wp:anchor xmlns:a="http://schemas.openxmlformats.org/drawingml/2006/main" behindDoc="0" distT="91440" distB="100584" distL="201600" distR="201600" simplePos="0" locked="0" layoutInCell="1" allowOverlap="0" relativeHeight="2">
             <wp:simplePos x="0" y="0"/>
             <wp:positionH relativeFrom="column">
               <wp:align>right</wp:align>
@@ -1372,7 +1372,7 @@
       </w:pPr>
       <w:r>
         <w:drawing>
-          <wp:anchor xmlns:a="http://schemas.openxmlformats.org/drawingml/2006/main" behindDoc="0" distT="91440" distB="91440" distL="201600" distR="0" simplePos="0" locked="0" layoutInCell="1" allowOverlap="0" relativeHeight="2">
+          <wp:anchor xmlns:a="http://schemas.openxmlformats.org/drawingml/2006/main" behindDoc="0" distT="91440" distB="100584" distL="201600" distR="201600" simplePos="0" locked="0" layoutInCell="1" allowOverlap="0" relativeHeight="2">
             <wp:simplePos x="0" y="0"/>
             <wp:positionH relativeFrom="column">
               <wp:align>right</wp:align>
@@ -2874,7 +2874,7 @@
       </w:pPr>
       <w:r>
         <w:drawing>
-          <wp:anchor xmlns:a="http://schemas.openxmlformats.org/drawingml/2006/main" behindDoc="0" distT="91440" distB="91440" distL="201600" distR="0" simplePos="0" locked="0" layoutInCell="1" allowOverlap="0" relativeHeight="2">
+          <wp:anchor xmlns:a="http://schemas.openxmlformats.org/drawingml/2006/main" behindDoc="0" distT="91440" distB="100584" distL="201600" distR="201600" simplePos="0" locked="0" layoutInCell="1" allowOverlap="0" relativeHeight="2">
             <wp:simplePos x="0" y="0"/>
             <wp:positionH relativeFrom="column">
               <wp:align>right</wp:align>
@@ -3180,7 +3180,7 @@
       </w:pPr>
       <w:r>
         <w:drawing>
-          <wp:anchor xmlns:a="http://schemas.openxmlformats.org/drawingml/2006/main" behindDoc="0" distT="91440" distB="91440" distL="201600" distR="0" simplePos="0" locked="0" layoutInCell="1" allowOverlap="0" relativeHeight="2">
+          <wp:anchor xmlns:a="http://schemas.openxmlformats.org/drawingml/2006/main" behindDoc="0" distT="91440" distB="100584" distL="201600" distR="201600" simplePos="0" locked="0" layoutInCell="1" allowOverlap="0" relativeHeight="2">
             <wp:simplePos x="0" y="0"/>
             <wp:positionH relativeFrom="column">
               <wp:align>right</wp:align>
@@ -3602,7 +3602,7 @@
       </w:pPr>
       <w:r>
         <w:drawing>
-          <wp:anchor xmlns:a="http://schemas.openxmlformats.org/drawingml/2006/main" behindDoc="0" distT="91440" distB="91440" distL="201600" distR="0" simplePos="0" locked="0" layoutInCell="1" allowOverlap="0" relativeHeight="2">
+          <wp:anchor xmlns:a="http://schemas.openxmlformats.org/drawingml/2006/main" behindDoc="0" distT="91440" distB="100584" distL="201600" distR="201600" simplePos="0" locked="0" layoutInCell="1" allowOverlap="0" relativeHeight="2">
             <wp:simplePos x="0" y="0"/>
             <wp:positionH relativeFrom="column">
               <wp:align>right</wp:align>

--- a/compendium/custom_compendium.docx
+++ b/compendium/custom_compendium.docx
@@ -92,7 +92,373 @@
           <w:color w:val="222222"/>
           <w:sz w:val="21"/>
         </w:rPr>
-        <w:t>Homebrew and rulings of this table: the paths the heroes may walk after the year apart, and the standing rules of the campaign. 2024 rules throughout; house rules override the books.</w:t>
+        <w:t>Homebrew and rulings of this table: the heroes as they stand at the table, the paths they may walk after the year apart, and the standing rules of the campaign. 2024 rules throughout; house rules override the books.</w:t>
+      </w:r>
+    </w:p>
+    <w:p>
+      <w:pPr>
+        <w:keepNext/>
+        <w:spacing w:before="400" w:after="120"/>
+        <w:pBdr>
+          <w:bottom w:val="single" w:sz="6" w:space="4" w:color="B8860B"/>
+        </w:pBdr>
+      </w:pPr>
+      <w:r>
+        <w:rPr>
+          <w:rFonts w:ascii="Georgia" w:hAnsi="Georgia" w:cs="Georgia"/>
+          <w:b/>
+          <w:color w:val="B8860B"/>
+          <w:sz w:val="32"/>
+        </w:rPr>
+        <w:t>The Guardians at the Table</w:t>
+      </w:r>
+    </w:p>
+    <w:p>
+      <w:pPr>
+        <w:spacing w:after="80"/>
+      </w:pPr>
+      <w:r>
+        <w:rPr>
+          <w:rFonts w:ascii="Georgia" w:hAnsi="Georgia" w:cs="Georgia"/>
+          <w:b w:val="0"/>
+          <w:i w:val="0"/>
+          <w:color w:val="222222"/>
+          <w:sz w:val="21"/>
+        </w:rPr>
+        <w:t>The chronicle's front matter tells you who the Guardians are; this page tells you what they roll. All three stand at level 5 at the close of the Gearhaven chapter.</w:t>
+      </w:r>
+    </w:p>
+    <w:p>
+      <w:pPr>
+        <w:keepNext/>
+        <w:spacing w:before="220" w:after="60"/>
+      </w:pPr>
+      <w:r>
+        <w:rPr>
+          <w:rFonts w:ascii="Georgia" w:hAnsi="Georgia" w:cs="Georgia"/>
+          <w:b/>
+          <w:color w:val="A0522D"/>
+          <w:sz w:val="26"/>
+        </w:rPr>
+        <w:t>Lilly Glimmergear</w:t>
+      </w:r>
+    </w:p>
+    <w:p>
+      <w:pPr>
+        <w:pBdr>
+          <w:left w:val="single" w:sz="18" w:space="12" w:color="5B2A86"/>
+        </w:pBdr>
+        <w:shd w:val="clear" w:color="auto" w:fill="F4F0FA"/>
+        <w:spacing w:before="30" w:after="70"/>
+        <w:ind w:left="340" w:right="340"/>
+      </w:pPr>
+      <w:r>
+        <w:rPr>
+          <w:rFonts w:ascii="Georgia" w:hAnsi="Georgia" w:cs="Georgia"/>
+          <w:b w:val="0"/>
+          <w:i w:val="0"/>
+          <w:color w:val="222222"/>
+          <w:sz w:val="22"/>
+        </w:rPr>
+        <w:t xml:space="preserve">▶ </w:t>
+      </w:r>
+      <w:r>
+        <w:rPr>
+          <w:rFonts w:ascii="Georgia" w:hAnsi="Georgia" w:cs="Georgia"/>
+          <w:b/>
+          <w:i w:val="0"/>
+          <w:color w:val="222222"/>
+          <w:sz w:val="22"/>
+        </w:rPr>
+        <w:t>Level 5 Artificer (Artillerist).</w:t>
+      </w:r>
+      <w:r>
+        <w:rPr>
+          <w:rFonts w:ascii="Georgia" w:hAnsi="Georgia" w:cs="Georgia"/>
+          <w:b w:val="0"/>
+          <w:i w:val="0"/>
+          <w:color w:val="222222"/>
+          <w:sz w:val="22"/>
+        </w:rPr>
+        <w:t xml:space="preserve"> Her Eldritch Cannon deploys as a free action via the Glimmerspire Pocket Dynamo Mk II and runs all day. Signature gear: the Essence Sphere, the Frostbite Shard Dagger.</w:t>
+      </w:r>
+    </w:p>
+    <w:p>
+      <w:pPr>
+        <w:pBdr>
+          <w:left w:val="single" w:sz="18" w:space="12" w:color="1F6FB8"/>
+        </w:pBdr>
+        <w:shd w:val="clear" w:color="auto" w:fill="FBF6EA"/>
+        <w:spacing w:before="0" w:after="40"/>
+        <w:ind w:left="340" w:right="340"/>
+      </w:pPr>
+      <w:r>
+        <w:rPr>
+          <w:rFonts w:ascii="Georgia" w:hAnsi="Georgia" w:cs="Georgia"/>
+          <w:b/>
+          <w:color w:val="1F6FB8"/>
+          <w:sz w:val="23"/>
+        </w:rPr>
+        <w:t xml:space="preserve">Spell Slots, 1st Level   </w:t>
+      </w:r>
+      <w:r>
+        <w:rPr>
+          <w:rFonts w:ascii="Georgia" w:hAnsi="Georgia" w:cs="Georgia"/>
+          <w:b/>
+          <w:color w:val="1F6FB8"/>
+          <w:sz w:val="28"/>
+        </w:rPr>
+        <w:t xml:space="preserve">● ● ● ● </w:t>
+      </w:r>
+    </w:p>
+    <w:p>
+      <w:pPr>
+        <w:pBdr>
+          <w:left w:val="single" w:sz="18" w:space="12" w:color="1F6FB8"/>
+        </w:pBdr>
+        <w:shd w:val="clear" w:color="auto" w:fill="FBF6EA"/>
+        <w:spacing w:before="0" w:after="160"/>
+        <w:ind w:left="340" w:right="340"/>
+      </w:pPr>
+      <w:r>
+        <w:rPr>
+          <w:rFonts w:ascii="Georgia" w:hAnsi="Georgia" w:cs="Georgia"/>
+          <w:b/>
+          <w:color w:val="1F6FB8"/>
+          <w:sz w:val="23"/>
+        </w:rPr>
+        <w:t xml:space="preserve">Spell Slots, 2nd Level   </w:t>
+      </w:r>
+      <w:r>
+        <w:rPr>
+          <w:rFonts w:ascii="Georgia" w:hAnsi="Georgia" w:cs="Georgia"/>
+          <w:b/>
+          <w:color w:val="1F6FB8"/>
+          <w:sz w:val="28"/>
+        </w:rPr>
+        <w:t xml:space="preserve">● ● </w:t>
+      </w:r>
+    </w:p>
+    <w:p>
+      <w:pPr>
+        <w:keepNext/>
+        <w:spacing w:before="220" w:after="60"/>
+      </w:pPr>
+      <w:r>
+        <w:rPr>
+          <w:rFonts w:ascii="Georgia" w:hAnsi="Georgia" w:cs="Georgia"/>
+          <w:b/>
+          <w:color w:val="A0522D"/>
+          <w:sz w:val="26"/>
+        </w:rPr>
+        <w:t>Stabby Sharpblade</w:t>
+      </w:r>
+    </w:p>
+    <w:p>
+      <w:pPr>
+        <w:pBdr>
+          <w:left w:val="single" w:sz="18" w:space="12" w:color="5B2A86"/>
+        </w:pBdr>
+        <w:shd w:val="clear" w:color="auto" w:fill="F4F0FA"/>
+        <w:spacing w:before="30" w:after="70"/>
+        <w:ind w:left="340" w:right="340"/>
+      </w:pPr>
+      <w:r>
+        <w:rPr>
+          <w:rFonts w:ascii="Georgia" w:hAnsi="Georgia" w:cs="Georgia"/>
+          <w:b w:val="0"/>
+          <w:i w:val="0"/>
+          <w:color w:val="222222"/>
+          <w:sz w:val="22"/>
+        </w:rPr>
+        <w:t xml:space="preserve">▶ </w:t>
+      </w:r>
+      <w:r>
+        <w:rPr>
+          <w:rFonts w:ascii="Georgia" w:hAnsi="Georgia" w:cs="Georgia"/>
+          <w:b/>
+          <w:i w:val="0"/>
+          <w:color w:val="222222"/>
+          <w:sz w:val="22"/>
+        </w:rPr>
+        <w:t>Level 5 Monk (Kensei).</w:t>
+      </w:r>
+      <w:r>
+        <w:rPr>
+          <w:rFonts w:ascii="Georgia" w:hAnsi="Georgia" w:cs="Georgia"/>
+          <w:b w:val="0"/>
+          <w:i w:val="0"/>
+          <w:color w:val="222222"/>
+          <w:sz w:val="22"/>
+        </w:rPr>
+        <w:t xml:space="preserve"> No spell slots; he runs on Focus Points, all back on a short rest (Flurry of Blows, Stunning Strike, Patient Defense, Step of the Wind). Signature gear: the Candyfang Katana, the Sash of the Swift Current.</w:t>
+      </w:r>
+    </w:p>
+    <w:p>
+      <w:pPr>
+        <w:pBdr>
+          <w:left w:val="single" w:sz="18" w:space="12" w:color="A32B2B"/>
+        </w:pBdr>
+        <w:shd w:val="clear" w:color="auto" w:fill="FBF6EA"/>
+        <w:spacing w:before="0" w:after="160"/>
+        <w:ind w:left="340" w:right="340"/>
+      </w:pPr>
+      <w:r>
+        <w:rPr>
+          <w:rFonts w:ascii="Georgia" w:hAnsi="Georgia" w:cs="Georgia"/>
+          <w:b/>
+          <w:color w:val="A32B2B"/>
+          <w:sz w:val="23"/>
+        </w:rPr>
+        <w:t xml:space="preserve">Focus Points   </w:t>
+      </w:r>
+      <w:r>
+        <w:rPr>
+          <w:rFonts w:ascii="Georgia" w:hAnsi="Georgia" w:cs="Georgia"/>
+          <w:b/>
+          <w:color w:val="A32B2B"/>
+          <w:sz w:val="28"/>
+        </w:rPr>
+        <w:t xml:space="preserve">● ● ● ● ● </w:t>
+      </w:r>
+    </w:p>
+    <w:p>
+      <w:pPr>
+        <w:keepNext/>
+        <w:spacing w:before="220" w:after="60"/>
+      </w:pPr>
+      <w:r>
+        <w:rPr>
+          <w:rFonts w:ascii="Georgia" w:hAnsi="Georgia" w:cs="Georgia"/>
+          <w:b/>
+          <w:color w:val="A0522D"/>
+          <w:sz w:val="26"/>
+        </w:rPr>
+        <w:t>Ursa Catchum</w:t>
+      </w:r>
+    </w:p>
+    <w:p>
+      <w:pPr>
+        <w:pBdr>
+          <w:left w:val="single" w:sz="18" w:space="12" w:color="5B2A86"/>
+        </w:pBdr>
+        <w:shd w:val="clear" w:color="auto" w:fill="F4F0FA"/>
+        <w:spacing w:before="30" w:after="70"/>
+        <w:ind w:left="340" w:right="340"/>
+      </w:pPr>
+      <w:r>
+        <w:rPr>
+          <w:rFonts w:ascii="Georgia" w:hAnsi="Georgia" w:cs="Georgia"/>
+          <w:b w:val="0"/>
+          <w:i w:val="0"/>
+          <w:color w:val="222222"/>
+          <w:sz w:val="22"/>
+        </w:rPr>
+        <w:t xml:space="preserve">▶ </w:t>
+      </w:r>
+      <w:r>
+        <w:rPr>
+          <w:rFonts w:ascii="Georgia" w:hAnsi="Georgia" w:cs="Georgia"/>
+          <w:b/>
+          <w:i w:val="0"/>
+          <w:color w:val="222222"/>
+          <w:sz w:val="22"/>
+        </w:rPr>
+        <w:t>Level 5 Druid (Circle of the Stars).</w:t>
+      </w:r>
+      <w:r>
+        <w:rPr>
+          <w:rFonts w:ascii="Georgia" w:hAnsi="Georgia" w:cs="Georgia"/>
+          <w:b w:val="0"/>
+          <w:i w:val="0"/>
+          <w:color w:val="222222"/>
+          <w:sz w:val="22"/>
+        </w:rPr>
+        <w:t xml:space="preserve"> About eight free Guiding Bolts a day from the Star Map and the Staff of Waking Constellations' charges. Signature gear: the Staff, three enchanted potatoes.</w:t>
+      </w:r>
+    </w:p>
+    <w:p>
+      <w:pPr>
+        <w:pBdr>
+          <w:left w:val="single" w:sz="18" w:space="12" w:color="5B2A86"/>
+        </w:pBdr>
+        <w:shd w:val="clear" w:color="auto" w:fill="FBF6EA"/>
+        <w:spacing w:before="0" w:after="40"/>
+        <w:ind w:left="340" w:right="340"/>
+      </w:pPr>
+      <w:r>
+        <w:rPr>
+          <w:rFonts w:ascii="Georgia" w:hAnsi="Georgia" w:cs="Georgia"/>
+          <w:b/>
+          <w:color w:val="5B2A86"/>
+          <w:sz w:val="23"/>
+        </w:rPr>
+        <w:t xml:space="preserve">Spell Slots, 1st Level   </w:t>
+      </w:r>
+      <w:r>
+        <w:rPr>
+          <w:rFonts w:ascii="Georgia" w:hAnsi="Georgia" w:cs="Georgia"/>
+          <w:b/>
+          <w:color w:val="5B2A86"/>
+          <w:sz w:val="28"/>
+        </w:rPr>
+        <w:t xml:space="preserve">● ● ● ● </w:t>
+      </w:r>
+    </w:p>
+    <w:p>
+      <w:pPr>
+        <w:pBdr>
+          <w:left w:val="single" w:sz="18" w:space="12" w:color="5B2A86"/>
+        </w:pBdr>
+        <w:shd w:val="clear" w:color="auto" w:fill="FBF6EA"/>
+        <w:spacing w:before="0" w:after="40"/>
+        <w:ind w:left="340" w:right="340"/>
+      </w:pPr>
+      <w:r>
+        <w:rPr>
+          <w:rFonts w:ascii="Georgia" w:hAnsi="Georgia" w:cs="Georgia"/>
+          <w:b/>
+          <w:color w:val="5B2A86"/>
+          <w:sz w:val="23"/>
+        </w:rPr>
+        <w:t xml:space="preserve">Spell Slots, 2nd Level   </w:t>
+      </w:r>
+      <w:r>
+        <w:rPr>
+          <w:rFonts w:ascii="Georgia" w:hAnsi="Georgia" w:cs="Georgia"/>
+          <w:b/>
+          <w:color w:val="5B2A86"/>
+          <w:sz w:val="28"/>
+        </w:rPr>
+        <w:t xml:space="preserve">● ● ● </w:t>
+      </w:r>
+    </w:p>
+    <w:p>
+      <w:pPr>
+        <w:pBdr>
+          <w:left w:val="single" w:sz="18" w:space="12" w:color="5B2A86"/>
+        </w:pBdr>
+        <w:shd w:val="clear" w:color="auto" w:fill="FBF6EA"/>
+        <w:spacing w:before="0" w:after="160"/>
+        <w:ind w:left="340" w:right="340"/>
+      </w:pPr>
+      <w:r>
+        <w:rPr>
+          <w:rFonts w:ascii="Georgia" w:hAnsi="Georgia" w:cs="Georgia"/>
+          <w:b/>
+          <w:color w:val="5B2A86"/>
+          <w:sz w:val="23"/>
+        </w:rPr>
+        <w:t xml:space="preserve">Spell Slots, 3rd Level   </w:t>
+      </w:r>
+      <w:r>
+        <w:rPr>
+          <w:rFonts w:ascii="Georgia" w:hAnsi="Georgia" w:cs="Georgia"/>
+          <w:b/>
+          <w:color w:val="5B2A86"/>
+          <w:sz w:val="28"/>
+        </w:rPr>
+        <w:t xml:space="preserve">● ● </w:t>
       </w:r>
     </w:p>
     <w:p>

--- a/compendium/custom_compendium.docx
+++ b/compendium/custom_compendium.docx
@@ -92,373 +92,7 @@
           <w:color w:val="222222"/>
           <w:sz w:val="21"/>
         </w:rPr>
-        <w:t>Homebrew and rulings of this table: the heroes as they stand at the table, the paths they may walk after the year apart, and the standing rules of the campaign. 2024 rules throughout; house rules override the books.</w:t>
-      </w:r>
-    </w:p>
-    <w:p>
-      <w:pPr>
-        <w:keepNext/>
-        <w:spacing w:before="400" w:after="120"/>
-        <w:pBdr>
-          <w:bottom w:val="single" w:sz="6" w:space="4" w:color="B8860B"/>
-        </w:pBdr>
-      </w:pPr>
-      <w:r>
-        <w:rPr>
-          <w:rFonts w:ascii="Georgia" w:hAnsi="Georgia" w:cs="Georgia"/>
-          <w:b/>
-          <w:color w:val="B8860B"/>
-          <w:sz w:val="32"/>
-        </w:rPr>
-        <w:t>The Guardians at the Table</w:t>
-      </w:r>
-    </w:p>
-    <w:p>
-      <w:pPr>
-        <w:spacing w:after="80"/>
-      </w:pPr>
-      <w:r>
-        <w:rPr>
-          <w:rFonts w:ascii="Georgia" w:hAnsi="Georgia" w:cs="Georgia"/>
-          <w:b w:val="0"/>
-          <w:i w:val="0"/>
-          <w:color w:val="222222"/>
-          <w:sz w:val="21"/>
-        </w:rPr>
-        <w:t>The chronicle's front matter tells you who the Guardians are; this page tells you what they roll. All three stand at level 5 at the close of the Gearhaven chapter.</w:t>
-      </w:r>
-    </w:p>
-    <w:p>
-      <w:pPr>
-        <w:keepNext/>
-        <w:spacing w:before="220" w:after="60"/>
-      </w:pPr>
-      <w:r>
-        <w:rPr>
-          <w:rFonts w:ascii="Georgia" w:hAnsi="Georgia" w:cs="Georgia"/>
-          <w:b/>
-          <w:color w:val="A0522D"/>
-          <w:sz w:val="26"/>
-        </w:rPr>
-        <w:t>Lilly Glimmergear</w:t>
-      </w:r>
-    </w:p>
-    <w:p>
-      <w:pPr>
-        <w:pBdr>
-          <w:left w:val="single" w:sz="18" w:space="12" w:color="5B2A86"/>
-        </w:pBdr>
-        <w:shd w:val="clear" w:color="auto" w:fill="F4F0FA"/>
-        <w:spacing w:before="30" w:after="70"/>
-        <w:ind w:left="340" w:right="340"/>
-      </w:pPr>
-      <w:r>
-        <w:rPr>
-          <w:rFonts w:ascii="Georgia" w:hAnsi="Georgia" w:cs="Georgia"/>
-          <w:b w:val="0"/>
-          <w:i w:val="0"/>
-          <w:color w:val="222222"/>
-          <w:sz w:val="22"/>
-        </w:rPr>
-        <w:t xml:space="preserve">▶ </w:t>
-      </w:r>
-      <w:r>
-        <w:rPr>
-          <w:rFonts w:ascii="Georgia" w:hAnsi="Georgia" w:cs="Georgia"/>
-          <w:b/>
-          <w:i w:val="0"/>
-          <w:color w:val="222222"/>
-          <w:sz w:val="22"/>
-        </w:rPr>
-        <w:t>Level 5 Artificer (Artillerist).</w:t>
-      </w:r>
-      <w:r>
-        <w:rPr>
-          <w:rFonts w:ascii="Georgia" w:hAnsi="Georgia" w:cs="Georgia"/>
-          <w:b w:val="0"/>
-          <w:i w:val="0"/>
-          <w:color w:val="222222"/>
-          <w:sz w:val="22"/>
-        </w:rPr>
-        <w:t xml:space="preserve"> Her Eldritch Cannon deploys as a free action via the Glimmerspire Pocket Dynamo Mk II and runs all day. Signature gear: the Essence Sphere, the Frostbite Shard Dagger.</w:t>
-      </w:r>
-    </w:p>
-    <w:p>
-      <w:pPr>
-        <w:pBdr>
-          <w:left w:val="single" w:sz="18" w:space="12" w:color="1F6FB8"/>
-        </w:pBdr>
-        <w:shd w:val="clear" w:color="auto" w:fill="FBF6EA"/>
-        <w:spacing w:before="0" w:after="40"/>
-        <w:ind w:left="340" w:right="340"/>
-      </w:pPr>
-      <w:r>
-        <w:rPr>
-          <w:rFonts w:ascii="Georgia" w:hAnsi="Georgia" w:cs="Georgia"/>
-          <w:b/>
-          <w:color w:val="1F6FB8"/>
-          <w:sz w:val="23"/>
-        </w:rPr>
-        <w:t xml:space="preserve">Spell Slots, 1st Level   </w:t>
-      </w:r>
-      <w:r>
-        <w:rPr>
-          <w:rFonts w:ascii="Georgia" w:hAnsi="Georgia" w:cs="Georgia"/>
-          <w:b/>
-          <w:color w:val="1F6FB8"/>
-          <w:sz w:val="28"/>
-        </w:rPr>
-        <w:t xml:space="preserve">● ● ● ● </w:t>
-      </w:r>
-    </w:p>
-    <w:p>
-      <w:pPr>
-        <w:pBdr>
-          <w:left w:val="single" w:sz="18" w:space="12" w:color="1F6FB8"/>
-        </w:pBdr>
-        <w:shd w:val="clear" w:color="auto" w:fill="FBF6EA"/>
-        <w:spacing w:before="0" w:after="160"/>
-        <w:ind w:left="340" w:right="340"/>
-      </w:pPr>
-      <w:r>
-        <w:rPr>
-          <w:rFonts w:ascii="Georgia" w:hAnsi="Georgia" w:cs="Georgia"/>
-          <w:b/>
-          <w:color w:val="1F6FB8"/>
-          <w:sz w:val="23"/>
-        </w:rPr>
-        <w:t xml:space="preserve">Spell Slots, 2nd Level   </w:t>
-      </w:r>
-      <w:r>
-        <w:rPr>
-          <w:rFonts w:ascii="Georgia" w:hAnsi="Georgia" w:cs="Georgia"/>
-          <w:b/>
-          <w:color w:val="1F6FB8"/>
-          <w:sz w:val="28"/>
-        </w:rPr>
-        <w:t xml:space="preserve">● ● </w:t>
-      </w:r>
-    </w:p>
-    <w:p>
-      <w:pPr>
-        <w:keepNext/>
-        <w:spacing w:before="220" w:after="60"/>
-      </w:pPr>
-      <w:r>
-        <w:rPr>
-          <w:rFonts w:ascii="Georgia" w:hAnsi="Georgia" w:cs="Georgia"/>
-          <w:b/>
-          <w:color w:val="A0522D"/>
-          <w:sz w:val="26"/>
-        </w:rPr>
-        <w:t>Stabby Sharpblade</w:t>
-      </w:r>
-    </w:p>
-    <w:p>
-      <w:pPr>
-        <w:pBdr>
-          <w:left w:val="single" w:sz="18" w:space="12" w:color="5B2A86"/>
-        </w:pBdr>
-        <w:shd w:val="clear" w:color="auto" w:fill="F4F0FA"/>
-        <w:spacing w:before="30" w:after="70"/>
-        <w:ind w:left="340" w:right="340"/>
-      </w:pPr>
-      <w:r>
-        <w:rPr>
-          <w:rFonts w:ascii="Georgia" w:hAnsi="Georgia" w:cs="Georgia"/>
-          <w:b w:val="0"/>
-          <w:i w:val="0"/>
-          <w:color w:val="222222"/>
-          <w:sz w:val="22"/>
-        </w:rPr>
-        <w:t xml:space="preserve">▶ </w:t>
-      </w:r>
-      <w:r>
-        <w:rPr>
-          <w:rFonts w:ascii="Georgia" w:hAnsi="Georgia" w:cs="Georgia"/>
-          <w:b/>
-          <w:i w:val="0"/>
-          <w:color w:val="222222"/>
-          <w:sz w:val="22"/>
-        </w:rPr>
-        <w:t>Level 5 Monk (Kensei).</w:t>
-      </w:r>
-      <w:r>
-        <w:rPr>
-          <w:rFonts w:ascii="Georgia" w:hAnsi="Georgia" w:cs="Georgia"/>
-          <w:b w:val="0"/>
-          <w:i w:val="0"/>
-          <w:color w:val="222222"/>
-          <w:sz w:val="22"/>
-        </w:rPr>
-        <w:t xml:space="preserve"> No spell slots; he runs on Focus Points, all back on a short rest (Flurry of Blows, Stunning Strike, Patient Defense, Step of the Wind). Signature gear: the Candyfang Katana, the Sash of the Swift Current.</w:t>
-      </w:r>
-    </w:p>
-    <w:p>
-      <w:pPr>
-        <w:pBdr>
-          <w:left w:val="single" w:sz="18" w:space="12" w:color="A32B2B"/>
-        </w:pBdr>
-        <w:shd w:val="clear" w:color="auto" w:fill="FBF6EA"/>
-        <w:spacing w:before="0" w:after="160"/>
-        <w:ind w:left="340" w:right="340"/>
-      </w:pPr>
-      <w:r>
-        <w:rPr>
-          <w:rFonts w:ascii="Georgia" w:hAnsi="Georgia" w:cs="Georgia"/>
-          <w:b/>
-          <w:color w:val="A32B2B"/>
-          <w:sz w:val="23"/>
-        </w:rPr>
-        <w:t xml:space="preserve">Focus Points   </w:t>
-      </w:r>
-      <w:r>
-        <w:rPr>
-          <w:rFonts w:ascii="Georgia" w:hAnsi="Georgia" w:cs="Georgia"/>
-          <w:b/>
-          <w:color w:val="A32B2B"/>
-          <w:sz w:val="28"/>
-        </w:rPr>
-        <w:t xml:space="preserve">● ● ● ● ● </w:t>
-      </w:r>
-    </w:p>
-    <w:p>
-      <w:pPr>
-        <w:keepNext/>
-        <w:spacing w:before="220" w:after="60"/>
-      </w:pPr>
-      <w:r>
-        <w:rPr>
-          <w:rFonts w:ascii="Georgia" w:hAnsi="Georgia" w:cs="Georgia"/>
-          <w:b/>
-          <w:color w:val="A0522D"/>
-          <w:sz w:val="26"/>
-        </w:rPr>
-        <w:t>Ursa Catchum</w:t>
-      </w:r>
-    </w:p>
-    <w:p>
-      <w:pPr>
-        <w:pBdr>
-          <w:left w:val="single" w:sz="18" w:space="12" w:color="5B2A86"/>
-        </w:pBdr>
-        <w:shd w:val="clear" w:color="auto" w:fill="F4F0FA"/>
-        <w:spacing w:before="30" w:after="70"/>
-        <w:ind w:left="340" w:right="340"/>
-      </w:pPr>
-      <w:r>
-        <w:rPr>
-          <w:rFonts w:ascii="Georgia" w:hAnsi="Georgia" w:cs="Georgia"/>
-          <w:b w:val="0"/>
-          <w:i w:val="0"/>
-          <w:color w:val="222222"/>
-          <w:sz w:val="22"/>
-        </w:rPr>
-        <w:t xml:space="preserve">▶ </w:t>
-      </w:r>
-      <w:r>
-        <w:rPr>
-          <w:rFonts w:ascii="Georgia" w:hAnsi="Georgia" w:cs="Georgia"/>
-          <w:b/>
-          <w:i w:val="0"/>
-          <w:color w:val="222222"/>
-          <w:sz w:val="22"/>
-        </w:rPr>
-        <w:t>Level 5 Druid (Circle of the Stars).</w:t>
-      </w:r>
-      <w:r>
-        <w:rPr>
-          <w:rFonts w:ascii="Georgia" w:hAnsi="Georgia" w:cs="Georgia"/>
-          <w:b w:val="0"/>
-          <w:i w:val="0"/>
-          <w:color w:val="222222"/>
-          <w:sz w:val="22"/>
-        </w:rPr>
-        <w:t xml:space="preserve"> About eight free Guiding Bolts a day from the Star Map and the Staff of Waking Constellations' charges. Signature gear: the Staff, three enchanted potatoes.</w:t>
-      </w:r>
-    </w:p>
-    <w:p>
-      <w:pPr>
-        <w:pBdr>
-          <w:left w:val="single" w:sz="18" w:space="12" w:color="5B2A86"/>
-        </w:pBdr>
-        <w:shd w:val="clear" w:color="auto" w:fill="FBF6EA"/>
-        <w:spacing w:before="0" w:after="40"/>
-        <w:ind w:left="340" w:right="340"/>
-      </w:pPr>
-      <w:r>
-        <w:rPr>
-          <w:rFonts w:ascii="Georgia" w:hAnsi="Georgia" w:cs="Georgia"/>
-          <w:b/>
-          <w:color w:val="5B2A86"/>
-          <w:sz w:val="23"/>
-        </w:rPr>
-        <w:t xml:space="preserve">Spell Slots, 1st Level   </w:t>
-      </w:r>
-      <w:r>
-        <w:rPr>
-          <w:rFonts w:ascii="Georgia" w:hAnsi="Georgia" w:cs="Georgia"/>
-          <w:b/>
-          <w:color w:val="5B2A86"/>
-          <w:sz w:val="28"/>
-        </w:rPr>
-        <w:t xml:space="preserve">● ● ● ● </w:t>
-      </w:r>
-    </w:p>
-    <w:p>
-      <w:pPr>
-        <w:pBdr>
-          <w:left w:val="single" w:sz="18" w:space="12" w:color="5B2A86"/>
-        </w:pBdr>
-        <w:shd w:val="clear" w:color="auto" w:fill="FBF6EA"/>
-        <w:spacing w:before="0" w:after="40"/>
-        <w:ind w:left="340" w:right="340"/>
-      </w:pPr>
-      <w:r>
-        <w:rPr>
-          <w:rFonts w:ascii="Georgia" w:hAnsi="Georgia" w:cs="Georgia"/>
-          <w:b/>
-          <w:color w:val="5B2A86"/>
-          <w:sz w:val="23"/>
-        </w:rPr>
-        <w:t xml:space="preserve">Spell Slots, 2nd Level   </w:t>
-      </w:r>
-      <w:r>
-        <w:rPr>
-          <w:rFonts w:ascii="Georgia" w:hAnsi="Georgia" w:cs="Georgia"/>
-          <w:b/>
-          <w:color w:val="5B2A86"/>
-          <w:sz w:val="28"/>
-        </w:rPr>
-        <w:t xml:space="preserve">● ● ● </w:t>
-      </w:r>
-    </w:p>
-    <w:p>
-      <w:pPr>
-        <w:pBdr>
-          <w:left w:val="single" w:sz="18" w:space="12" w:color="5B2A86"/>
-        </w:pBdr>
-        <w:shd w:val="clear" w:color="auto" w:fill="FBF6EA"/>
-        <w:spacing w:before="0" w:after="160"/>
-        <w:ind w:left="340" w:right="340"/>
-      </w:pPr>
-      <w:r>
-        <w:rPr>
-          <w:rFonts w:ascii="Georgia" w:hAnsi="Georgia" w:cs="Georgia"/>
-          <w:b/>
-          <w:color w:val="5B2A86"/>
-          <w:sz w:val="23"/>
-        </w:rPr>
-        <w:t xml:space="preserve">Spell Slots, 3rd Level   </w:t>
-      </w:r>
-      <w:r>
-        <w:rPr>
-          <w:rFonts w:ascii="Georgia" w:hAnsi="Georgia" w:cs="Georgia"/>
-          <w:b/>
-          <w:color w:val="5B2A86"/>
-          <w:sz w:val="28"/>
-        </w:rPr>
-        <w:t xml:space="preserve">● ● </w:t>
+        <w:t>Homebrew and rulings of this table: the paths the heroes may walk after the year apart, and the standing rules of the campaign. 2024 rules throughout; house rules override the books. The heroes themselves, every number, slot, and spell, now live in Part IV: The Guardians' Character Sheets.</w:t>
       </w:r>
     </w:p>
     <w:p>

--- a/compendium/custom_compendium.docx
+++ b/compendium/custom_compendium.docx
@@ -3593,6 +3593,7 @@
     <w:p>
       <w:pPr>
         <w:keepNext/>
+        <w:keepLines/>
         <w:pBdr>
           <w:left w:val="single" w:sz="18" w:space="12" w:color="8B2020"/>
         </w:pBdr>
@@ -3653,6 +3654,8 @@
     </w:p>
     <w:p>
       <w:pPr>
+        <w:keepNext/>
+        <w:keepLines/>
         <w:pBdr>
           <w:left w:val="single" w:sz="18" w:space="12" w:color="8B2020"/>
         </w:pBdr>
@@ -3672,6 +3675,8 @@
     </w:p>
     <w:p>
       <w:pPr>
+        <w:keepNext/>
+        <w:keepLines/>
         <w:pBdr>
           <w:left w:val="single" w:sz="18" w:space="12" w:color="8B2020"/>
           <w:bottom w:val="single" w:sz="4" w:space="1" w:color="8B2020"/>
@@ -3683,6 +3688,8 @@
     </w:p>
     <w:p>
       <w:pPr>
+        <w:keepNext/>
+        <w:keepLines/>
         <w:pBdr>
           <w:left w:val="single" w:sz="18" w:space="12" w:color="8B2020"/>
         </w:pBdr>
@@ -3712,6 +3719,8 @@
     </w:p>
     <w:p>
       <w:pPr>
+        <w:keepNext/>
+        <w:keepLines/>
         <w:pBdr>
           <w:left w:val="single" w:sz="18" w:space="12" w:color="8B2020"/>
         </w:pBdr>
@@ -3741,6 +3750,8 @@
     </w:p>
     <w:p>
       <w:pPr>
+        <w:keepNext/>
+        <w:keepLines/>
         <w:pBdr>
           <w:left w:val="single" w:sz="18" w:space="12" w:color="8B2020"/>
         </w:pBdr>
@@ -3770,6 +3781,8 @@
     </w:p>
     <w:p>
       <w:pPr>
+        <w:keepNext/>
+        <w:keepLines/>
         <w:pBdr>
           <w:left w:val="single" w:sz="18" w:space="12" w:color="8B2020"/>
           <w:bottom w:val="single" w:sz="4" w:space="1" w:color="8B2020"/>
@@ -3781,6 +3794,8 @@
     </w:p>
     <w:p>
       <w:pPr>
+        <w:keepNext/>
+        <w:keepLines/>
         <w:pBdr>
           <w:left w:val="single" w:sz="18" w:space="12" w:color="8B2020"/>
         </w:pBdr>
@@ -4394,6 +4409,10 @@
         <w:jc w:val="center"/>
         <w:tblLayout w:type="fixed"/>
         <w:tblLook w:firstColumn="1" w:firstRow="1" w:lastColumn="0" w:lastRow="0" w:noHBand="0" w:noVBand="1" w:val="04A0"/>
+        <w:tblCellMar>
+          <w:left w:w="0" w:type="dxa"/>
+          <w:right w:w="0" w:type="dxa"/>
+        </w:tblCellMar>
       </w:tblPr>
       <w:tblGrid>
         <w:gridCol w:w="4680"/>

--- a/compendium/custom_compendium.docx
+++ b/compendium/custom_compendium.docx
@@ -4378,31 +4378,6 @@
         <w:t xml:space="preserve"> A dragonmark that woke when he was six: it prickles near frightened animals, grants Speak with Animals and Animal Friendship, and has become the channel through which sleeping and possessed things speak to him (Pikachu, the Grand Custodian). It has never once stirred for a machine.</w:t>
       </w:r>
     </w:p>
-    <w:p>
-      <w:pPr>
-        <w:spacing w:after="80"/>
-      </w:pPr>
-      <w:r>
-        <w:rPr>
-          <w:rFonts w:ascii="Georgia" w:hAnsi="Georgia" w:cs="Georgia"/>
-          <w:b/>
-          <w:i w:val="0"/>
-          <w:color w:val="222222"/>
-          <w:sz w:val="21"/>
-        </w:rPr>
-        <w:t>The seven-point star.</w:t>
-      </w:r>
-      <w:r>
-        <w:rPr>
-          <w:rFonts w:ascii="Georgia" w:hAnsi="Georgia" w:cs="Georgia"/>
-          <w:b w:val="0"/>
-          <w:i w:val="0"/>
-          <w:color w:val="222222"/>
-          <w:sz w:val="21"/>
-        </w:rPr>
-        <w:t xml:space="preserve"> Elaria's sigil, wrapped in a leafed vine (or cupped in wings, on the Sash), found on every gift along the Guardians' path. When you see it, she saw you coming.</w:t>
-      </w:r>
-    </w:p>
     <w:tbl>
       <w:tblPr>
         <w:tblW w:type="auto" w:w="0"/>
@@ -4430,7 +4405,7 @@
             <w:r>
               <w:drawing>
                 <wp:inline xmlns:a="http://schemas.openxmlformats.org/drawingml/2006/main" xmlns:pic="http://schemas.openxmlformats.org/drawingml/2006/picture">
-                  <wp:extent cx="2788920" cy="2788920"/>
+                  <wp:extent cx="2194560" cy="2194560"/>
                   <wp:docPr id="7" name="Picture 7"/>
                   <wp:cNvGraphicFramePr>
                     <a:graphicFrameLocks noChangeAspect="1"/>
@@ -4451,7 +4426,7 @@
                         <pic:spPr>
                           <a:xfrm>
                             <a:off x="0" y="0"/>
-                            <a:ext cx="2788920" cy="2788920"/>
+                            <a:ext cx="2194560" cy="2194560"/>
                           </a:xfrm>
                           <a:prstGeom prst="rect"/>
                         </pic:spPr>
@@ -4474,7 +4449,7 @@
             <w:r>
               <w:drawing>
                 <wp:inline xmlns:a="http://schemas.openxmlformats.org/drawingml/2006/main" xmlns:pic="http://schemas.openxmlformats.org/drawingml/2006/picture">
-                  <wp:extent cx="2788920" cy="2788920"/>
+                  <wp:extent cx="2194560" cy="2194560"/>
                   <wp:docPr id="8" name="Picture 8"/>
                   <wp:cNvGraphicFramePr>
                     <a:graphicFrameLocks noChangeAspect="1"/>
@@ -4495,7 +4470,7 @@
                         <pic:spPr>
                           <a:xfrm>
                             <a:off x="0" y="0"/>
-                            <a:ext cx="2788920" cy="2788920"/>
+                            <a:ext cx="2194560" cy="2194560"/>
                           </a:xfrm>
                           <a:prstGeom prst="rect"/>
                         </pic:spPr>
@@ -4553,6 +4528,31 @@
       <w:pPr>
         <w:spacing w:after="80"/>
       </w:pPr>
+    </w:p>
+    <w:p>
+      <w:pPr>
+        <w:spacing w:after="80"/>
+      </w:pPr>
+      <w:r>
+        <w:rPr>
+          <w:rFonts w:ascii="Georgia" w:hAnsi="Georgia" w:cs="Georgia"/>
+          <w:b/>
+          <w:i w:val="0"/>
+          <w:color w:val="222222"/>
+          <w:sz w:val="21"/>
+        </w:rPr>
+        <w:t>The seven-point star.</w:t>
+      </w:r>
+      <w:r>
+        <w:rPr>
+          <w:rFonts w:ascii="Georgia" w:hAnsi="Georgia" w:cs="Georgia"/>
+          <w:b w:val="0"/>
+          <w:i w:val="0"/>
+          <w:color w:val="222222"/>
+          <w:sz w:val="21"/>
+        </w:rPr>
+        <w:t xml:space="preserve"> Elaria's sigil, wrapped in a leafed vine (or cupped in wings, on the Sash), found on every gift along the Guardians' path. When you see it, she saw you coming.</w:t>
+      </w:r>
     </w:p>
     <w:sectPr>
       <w:footerReference w:type="default" r:id="rId9"/>

--- a/compendium/custom_compendium.docx
+++ b/compendium/custom_compendium.docx
@@ -236,6 +236,54 @@
     <w:p>
       <w:pPr>
         <w:keepNext/>
+        <w:spacing w:before="200" w:after="20"/>
+        <w:ind w:left="500" w:right="500"/>
+        <w:pBdr>
+          <w:top w:val="double" w:sz="6" w:space="4" w:color="1F4D78"/>
+        </w:pBdr>
+      </w:pPr>
+      <w:r>
+        <w:rPr>
+          <w:rFonts w:ascii="Georgia" w:hAnsi="Georgia" w:cs="Georgia"/>
+          <w:b/>
+          <w:color w:val="1F4D78"/>
+          <w:sz w:val="16"/>
+        </w:rPr>
+        <w:t xml:space="preserve">✦ LORE OF ELARIA ✦  </w:t>
+      </w:r>
+      <w:r>
+        <w:rPr>
+          <w:rFonts w:ascii="Georgia" w:hAnsi="Georgia" w:cs="Georgia"/>
+          <w:b/>
+          <w:color w:val="1F4D78"/>
+          <w:sz w:val="19"/>
+        </w:rPr>
+        <w:t>The First Listeners</w:t>
+      </w:r>
+    </w:p>
+    <w:p>
+      <w:pPr>
+        <w:keepLines/>
+        <w:spacing w:before="20" w:after="200"/>
+        <w:ind w:left="500" w:right="500"/>
+        <w:pBdr>
+          <w:bottom w:val="double" w:sz="6" w:space="4" w:color="1F4D78"/>
+        </w:pBdr>
+      </w:pPr>
+      <w:r>
+        <w:rPr>
+          <w:rFonts w:ascii="Georgia" w:hAnsi="Georgia" w:cs="Georgia"/>
+          <w:b w:val="0"/>
+          <w:i/>
+          <w:color w:val="222222"/>
+          <w:sz w:val="19"/>
+        </w:rPr>
+        <w:t>Before there were villages there were listeners. The first druids did not learn magic; they learned quiet, and the forests, glad of the company, taught them the rest. The Circle of the Eternal Stars still opens every gathering with a full minute of silence, in honor of the age when that was the whole religion.</w:t>
+      </w:r>
+    </w:p>
+    <w:p>
+      <w:pPr>
+        <w:keepNext/>
         <w:spacing w:before="400" w:after="120"/>
         <w:pBdr>
           <w:bottom w:val="single" w:sz="6" w:space="4" w:color="B8860B"/>
@@ -286,9 +334,273 @@
         <w:t>The chapters that follow set down what waits behind all nine: Stabby's three breathing styles, Ursa's three paths of the stars, and Lilly's three artifacts. Each Guardian will choose exactly one door, and none of the three has chosen yet. When they do, the doors not taken will remain in these pages, roads not walked, ready for other heroes in other tellings.</w:t>
       </w:r>
     </w:p>
+    <w:tbl>
+      <w:tblPr>
+        <w:tblW w:type="auto" w:w="0"/>
+        <w:jc w:val="center"/>
+        <w:tblLayout w:type="fixed"/>
+        <w:tblLook w:firstColumn="1" w:firstRow="1" w:lastColumn="0" w:lastRow="0" w:noHBand="0" w:noVBand="1" w:val="04A0"/>
+        <w:tblCellMar>
+          <w:left w:w="0" w:type="dxa"/>
+          <w:right w:w="0" w:type="dxa"/>
+        </w:tblCellMar>
+      </w:tblPr>
+      <w:tblGrid>
+        <w:gridCol w:w="3120"/>
+        <w:gridCol w:w="3120"/>
+        <w:gridCol w:w="3120"/>
+      </w:tblGrid>
+      <w:tr>
+        <w:tc>
+          <w:tcPr>
+            <w:tcW w:type="dxa" w:w="3120"/>
+          </w:tcPr>
+          <w:p>
+            <w:pPr>
+              <w:jc w:val="center"/>
+            </w:pPr>
+            <w:r>
+              <w:drawing>
+                <wp:inline xmlns:a="http://schemas.openxmlformats.org/drawingml/2006/main" xmlns:pic="http://schemas.openxmlformats.org/drawingml/2006/picture">
+                  <wp:extent cx="1783080" cy="1783080"/>
+                  <wp:docPr id="1" name="Picture 1"/>
+                  <wp:cNvGraphicFramePr>
+                    <a:graphicFrameLocks noChangeAspect="1"/>
+                  </wp:cNvGraphicFramePr>
+                  <a:graphic>
+                    <a:graphicData uri="http://schemas.openxmlformats.org/drawingml/2006/picture">
+                      <pic:pic>
+                        <pic:nvPicPr>
+                          <pic:cNvPr id="0" name="image.jpg"/>
+                          <pic:cNvPicPr/>
+                        </pic:nvPicPr>
+                        <pic:blipFill>
+                          <a:blip r:embed="rId10"/>
+                          <a:stretch>
+                            <a:fillRect/>
+                          </a:stretch>
+                        </pic:blipFill>
+                        <pic:spPr>
+                          <a:xfrm>
+                            <a:off x="0" y="0"/>
+                            <a:ext cx="1783080" cy="1783080"/>
+                          </a:xfrm>
+                          <a:prstGeom prst="rect"/>
+                        </pic:spPr>
+                      </pic:pic>
+                    </a:graphicData>
+                  </a:graphic>
+                </wp:inline>
+              </w:drawing>
+            </w:r>
+          </w:p>
+        </w:tc>
+        <w:tc>
+          <w:tcPr>
+            <w:tcW w:type="dxa" w:w="3120"/>
+          </w:tcPr>
+          <w:p>
+            <w:pPr>
+              <w:jc w:val="center"/>
+            </w:pPr>
+            <w:r>
+              <w:drawing>
+                <wp:inline xmlns:a="http://schemas.openxmlformats.org/drawingml/2006/main" xmlns:pic="http://schemas.openxmlformats.org/drawingml/2006/picture">
+                  <wp:extent cx="1783080" cy="1783080"/>
+                  <wp:docPr id="2" name="Picture 2"/>
+                  <wp:cNvGraphicFramePr>
+                    <a:graphicFrameLocks noChangeAspect="1"/>
+                  </wp:cNvGraphicFramePr>
+                  <a:graphic>
+                    <a:graphicData uri="http://schemas.openxmlformats.org/drawingml/2006/picture">
+                      <pic:pic>
+                        <pic:nvPicPr>
+                          <pic:cNvPr id="0" name="image.jpg"/>
+                          <pic:cNvPicPr/>
+                        </pic:nvPicPr>
+                        <pic:blipFill>
+                          <a:blip r:embed="rId11"/>
+                          <a:stretch>
+                            <a:fillRect/>
+                          </a:stretch>
+                        </pic:blipFill>
+                        <pic:spPr>
+                          <a:xfrm>
+                            <a:off x="0" y="0"/>
+                            <a:ext cx="1783080" cy="1783080"/>
+                          </a:xfrm>
+                          <a:prstGeom prst="rect"/>
+                        </pic:spPr>
+                      </pic:pic>
+                    </a:graphicData>
+                  </a:graphic>
+                </wp:inline>
+              </w:drawing>
+            </w:r>
+          </w:p>
+        </w:tc>
+        <w:tc>
+          <w:tcPr>
+            <w:tcW w:type="dxa" w:w="3120"/>
+          </w:tcPr>
+          <w:p>
+            <w:pPr>
+              <w:jc w:val="center"/>
+            </w:pPr>
+            <w:r>
+              <w:drawing>
+                <wp:inline xmlns:a="http://schemas.openxmlformats.org/drawingml/2006/main" xmlns:pic="http://schemas.openxmlformats.org/drawingml/2006/picture">
+                  <wp:extent cx="1783080" cy="1783080"/>
+                  <wp:docPr id="3" name="Picture 3"/>
+                  <wp:cNvGraphicFramePr>
+                    <a:graphicFrameLocks noChangeAspect="1"/>
+                  </wp:cNvGraphicFramePr>
+                  <a:graphic>
+                    <a:graphicData uri="http://schemas.openxmlformats.org/drawingml/2006/picture">
+                      <pic:pic>
+                        <pic:nvPicPr>
+                          <pic:cNvPr id="0" name="image.jpg"/>
+                          <pic:cNvPicPr/>
+                        </pic:nvPicPr>
+                        <pic:blipFill>
+                          <a:blip r:embed="rId12"/>
+                          <a:stretch>
+                            <a:fillRect/>
+                          </a:stretch>
+                        </pic:blipFill>
+                        <pic:spPr>
+                          <a:xfrm>
+                            <a:off x="0" y="0"/>
+                            <a:ext cx="1783080" cy="1783080"/>
+                          </a:xfrm>
+                          <a:prstGeom prst="rect"/>
+                        </pic:spPr>
+                      </pic:pic>
+                    </a:graphicData>
+                  </a:graphic>
+                </wp:inline>
+              </w:drawing>
+            </w:r>
+          </w:p>
+        </w:tc>
+      </w:tr>
+      <w:tr>
+        <w:tc>
+          <w:tcPr>
+            <w:tcW w:type="dxa" w:w="3120"/>
+          </w:tcPr>
+          <w:p>
+            <w:pPr>
+              <w:jc w:val="center"/>
+            </w:pPr>
+            <w:r>
+              <w:rPr>
+                <w:rFonts w:ascii="Georgia" w:hAnsi="Georgia" w:cs="Georgia"/>
+                <w:i/>
+                <w:color w:val="888888"/>
+                <w:sz w:val="18"/>
+              </w:rPr>
+              <w:t>Stabby, before the three breathing styles.</w:t>
+            </w:r>
+          </w:p>
+        </w:tc>
+        <w:tc>
+          <w:tcPr>
+            <w:tcW w:type="dxa" w:w="3120"/>
+          </w:tcPr>
+          <w:p>
+            <w:pPr>
+              <w:jc w:val="center"/>
+            </w:pPr>
+            <w:r>
+              <w:rPr>
+                <w:rFonts w:ascii="Georgia" w:hAnsi="Georgia" w:cs="Georgia"/>
+                <w:i/>
+                <w:color w:val="888888"/>
+                <w:sz w:val="18"/>
+              </w:rPr>
+              <w:t>Ursa, before the three paths of the stars.</w:t>
+            </w:r>
+          </w:p>
+        </w:tc>
+        <w:tc>
+          <w:tcPr>
+            <w:tcW w:type="dxa" w:w="3120"/>
+          </w:tcPr>
+          <w:p>
+            <w:pPr>
+              <w:jc w:val="center"/>
+            </w:pPr>
+            <w:r>
+              <w:rPr>
+                <w:rFonts w:ascii="Georgia" w:hAnsi="Georgia" w:cs="Georgia"/>
+                <w:i/>
+                <w:color w:val="888888"/>
+                <w:sz w:val="18"/>
+              </w:rPr>
+              <w:t>Lilly, before the three artifacts.</w:t>
+            </w:r>
+          </w:p>
+        </w:tc>
+      </w:tr>
+    </w:tbl>
     <w:p>
       <w:pPr>
+        <w:spacing w:after="80"/>
+      </w:pPr>
+    </w:p>
+    <w:p>
+      <w:pPr>
         <w:keepNext/>
+        <w:spacing w:before="200" w:after="20"/>
+        <w:ind w:left="500" w:right="500"/>
+        <w:pBdr>
+          <w:top w:val="double" w:sz="6" w:space="4" w:color="1F4D78"/>
+        </w:pBdr>
+      </w:pPr>
+      <w:r>
+        <w:rPr>
+          <w:rFonts w:ascii="Georgia" w:hAnsi="Georgia" w:cs="Georgia"/>
+          <w:b/>
+          <w:color w:val="1F4D78"/>
+          <w:sz w:val="16"/>
+        </w:rPr>
+        <w:t xml:space="preserve">✦ LORE OF ELARIA ✦  </w:t>
+      </w:r>
+      <w:r>
+        <w:rPr>
+          <w:rFonts w:ascii="Georgia" w:hAnsi="Georgia" w:cs="Georgia"/>
+          <w:b/>
+          <w:color w:val="1F4D78"/>
+          <w:sz w:val="19"/>
+        </w:rPr>
+        <w:t>The Roads Not Taken</w:t>
+      </w:r>
+    </w:p>
+    <w:p>
+      <w:pPr>
+        <w:keepLines/>
+        <w:spacing w:before="20" w:after="200"/>
+        <w:ind w:left="500" w:right="500"/>
+        <w:pBdr>
+          <w:bottom w:val="double" w:sz="6" w:space="4" w:color="1F4D78"/>
+        </w:pBdr>
+      </w:pPr>
+      <w:r>
+        <w:rPr>
+          <w:rFonts w:ascii="Georgia" w:hAnsi="Georgia" w:cs="Georgia"/>
+          <w:b w:val="0"/>
+          <w:i/>
+          <w:color w:val="222222"/>
+          <w:sz w:val="19"/>
+        </w:rPr>
+        <w:t>The old tellings are gentle about the doors a hero leaves closed. A road not walked is not a road lost, the Circle says, only a road lent to someone else. Every path in these pages was true; a Guardian simply cannot be three heroes at once, and the year apart is the world's kind way of asking each of them who they most wish to become.</w:t>
+      </w:r>
+    </w:p>
+    <w:p>
+      <w:pPr>
+        <w:keepNext/>
+        <w:pageBreakBefore/>
         <w:spacing w:before="400" w:after="120"/>
         <w:pBdr>
           <w:bottom w:val="single" w:sz="6" w:space="4" w:color="B8860B"/>
@@ -342,6 +654,54 @@
     <w:p>
       <w:pPr>
         <w:keepNext/>
+        <w:spacing w:before="200" w:after="20"/>
+        <w:ind w:left="500" w:right="500"/>
+        <w:pBdr>
+          <w:top w:val="double" w:sz="6" w:space="4" w:color="1F4D78"/>
+        </w:pBdr>
+      </w:pPr>
+      <w:r>
+        <w:rPr>
+          <w:rFonts w:ascii="Georgia" w:hAnsi="Georgia" w:cs="Georgia"/>
+          <w:b/>
+          <w:color w:val="1F4D78"/>
+          <w:sz w:val="16"/>
+        </w:rPr>
+        <w:t xml:space="preserve">✦ LORE OF ELARIA ✦  </w:t>
+      </w:r>
+      <w:r>
+        <w:rPr>
+          <w:rFonts w:ascii="Georgia" w:hAnsi="Georgia" w:cs="Georgia"/>
+          <w:b/>
+          <w:color w:val="1F4D78"/>
+          <w:sz w:val="19"/>
+        </w:rPr>
+        <w:t>What a Breathing Style Is</w:t>
+      </w:r>
+    </w:p>
+    <w:p>
+      <w:pPr>
+        <w:keepLines/>
+        <w:spacing w:before="20" w:after="200"/>
+        <w:ind w:left="500" w:right="500"/>
+        <w:pBdr>
+          <w:bottom w:val="double" w:sz="6" w:space="4" w:color="1F4D78"/>
+        </w:pBdr>
+      </w:pPr>
+      <w:r>
+        <w:rPr>
+          <w:rFonts w:ascii="Georgia" w:hAnsi="Georgia" w:cs="Georgia"/>
+          <w:b w:val="0"/>
+          <w:i/>
+          <w:color w:val="222222"/>
+          <w:sz w:val="19"/>
+        </w:rPr>
+        <w:t>The mountain monks say a breathing style is not a trick of the lungs but a way of remembering. Every warrior carries a wild thing, a still river, and a patch of honest dark somewhere inside them; a breathing style is simply the practice of calling one of them up on purpose, and setting it down again when the fight is done. The breath, the old masters warn, is easy to light and hard to quench, which is why they teach the quenching first.</w:t>
+      </w:r>
+    </w:p>
+    <w:p>
+      <w:pPr>
+        <w:keepNext/>
         <w:spacing w:before="220" w:after="60"/>
       </w:pPr>
       <w:r>
@@ -382,2490 +742,6 @@
           <w:sz w:val="21"/>
         </w:rPr>
         <w:t xml:space="preserve"> (the lesson Stabby finally understood)</w:t>
-      </w:r>
-    </w:p>
-    <w:p>
-      <w:pPr>
-        <w:spacing w:after="0" w:before="0"/>
-      </w:pPr>
-      <w:r>
-        <w:drawing>
-          <wp:anchor xmlns:a="http://schemas.openxmlformats.org/drawingml/2006/main" behindDoc="0" distT="91440" distB="100584" distL="201600" distR="201600" simplePos="0" locked="0" layoutInCell="1" allowOverlap="0" relativeHeight="2">
-            <wp:simplePos x="0" y="0"/>
-            <wp:positionH relativeFrom="column">
-              <wp:align>right</wp:align>
-            </wp:positionH>
-            <wp:positionV relativeFrom="paragraph">
-              <wp:posOffset>0</wp:posOffset>
-            </wp:positionV>
-            <wp:extent cx="2194560" cy="2194560"/>
-            <wp:effectExtent l="0" t="0" r="0" b="0"/>
-            <wp:wrapSquare wrapText="bothSides"/>
-            <wp:docPr id="1" name="Picture 1"/>
-            <wp:cNvGraphicFramePr/>
-            <a:graphic xmlns:pic="http://schemas.openxmlformats.org/drawingml/2006/picture">
-              <a:graphicData uri="http://schemas.openxmlformats.org/drawingml/2006/picture">
-                <pic:pic>
-                  <pic:nvPicPr>
-                    <pic:cNvPr id="0" name="image.jpg"/>
-                    <pic:cNvPicPr/>
-                  </pic:nvPicPr>
-                  <pic:blipFill>
-                    <a:blip r:embed="rId10"/>
-                    <a:stretch>
-                      <a:fillRect/>
-                    </a:stretch>
-                  </pic:blipFill>
-                  <pic:spPr>
-                    <a:xfrm>
-                      <a:off x="0" y="0"/>
-                      <a:ext cx="2194560" cy="2194560"/>
-                    </a:xfrm>
-                    <a:prstGeom prst="rect"/>
-                  </pic:spPr>
-                </pic:pic>
-              </a:graphicData>
-            </a:graphic>
-          </wp:anchor>
-        </w:drawing>
-      </w:r>
-    </w:p>
-    <w:p>
-      <w:pPr>
-        <w:spacing w:after="80"/>
-      </w:pPr>
-      <w:r>
-        <w:rPr>
-          <w:rFonts w:ascii="Georgia" w:hAnsi="Georgia" w:cs="Georgia"/>
-          <w:b w:val="0"/>
-          <w:i w:val="0"/>
-          <w:color w:val="222222"/>
-          <w:sz w:val="21"/>
-        </w:rPr>
-        <w:t>Some warriors learn to still the storm inside them. The Warrior of Beast Breathing learns to ride it. Where other monks seek calm, this form reaches into the wild, animal heart of the fighter: the part that does not hesitate, does not flinch, and does not stop. Practitioners breathe in time with a racing heartbeat rather than a slow one, and when they ignite their breath, their blade glows blood-red and their body moves with the loping, unstoppable grace of a hunting beast.</w:t>
-      </w:r>
-    </w:p>
-    <w:p>
-      <w:pPr>
-        <w:spacing w:after="80"/>
-      </w:pPr>
-      <w:r>
-        <w:rPr>
-          <w:rFonts w:ascii="Georgia" w:hAnsi="Georgia" w:cs="Georgia"/>
-          <w:b w:val="0"/>
-          <w:i w:val="0"/>
-          <w:color w:val="222222"/>
-          <w:sz w:val="21"/>
-        </w:rPr>
-        <w:t>It is a form born of survival rather than discipline, favored by those who grew up where the strong eat and the slow are eaten. To master it is not to tame the beast, but to become it on command, and to remember how to set it down again afterward.</w:t>
-      </w:r>
-    </w:p>
-    <w:p>
-      <w:pPr>
-        <w:spacing w:after="80"/>
-      </w:pPr>
-      <w:r>
-        <w:rPr>
-          <w:rFonts w:ascii="Georgia" w:hAnsi="Georgia" w:cs="Georgia"/>
-          <w:b/>
-          <w:i w:val="0"/>
-          <w:color w:val="222222"/>
-          <w:sz w:val="21"/>
-        </w:rPr>
-        <w:t>Features by monk level:</w:t>
-      </w:r>
-      <w:r>
-        <w:rPr>
-          <w:rFonts w:ascii="Georgia" w:hAnsi="Georgia" w:cs="Georgia"/>
-          <w:b w:val="0"/>
-          <w:i w:val="0"/>
-          <w:color w:val="222222"/>
-          <w:sz w:val="21"/>
-        </w:rPr>
-        <w:t xml:space="preserve"> 3rd, Beast Breathing; 6th, First Form: Devour; 11th, Advanced Beast Breathing; 17th, Third Form: Apex Predator.</w:t>
-      </w:r>
-    </w:p>
-    <w:p>
-      <w:pPr>
-        <w:keepNext/>
-        <w:pBdr>
-          <w:left w:val="single" w:sz="18" w:space="12" w:color="8B2020"/>
-        </w:pBdr>
-        <w:shd w:val="clear" w:color="auto" w:fill="FCF6F6"/>
-        <w:spacing w:before="30" w:after="70"/>
-        <w:ind w:left="340" w:right="340"/>
-      </w:pPr>
-      <w:r>
-        <w:rPr>
-          <w:rFonts w:ascii="Georgia" w:hAnsi="Georgia" w:cs="Georgia"/>
-          <w:b/>
-          <w:color w:val="8B2020"/>
-          <w:sz w:val="22"/>
-        </w:rPr>
-        <w:t>Level 3: Beast Breathing</w:t>
-      </w:r>
-    </w:p>
-    <w:p>
-      <w:pPr>
-        <w:pBdr>
-          <w:left w:val="single" w:sz="18" w:space="12" w:color="8B2020"/>
-        </w:pBdr>
-        <w:shd w:val="clear" w:color="auto" w:fill="FCF6F6"/>
-        <w:spacing w:before="30" w:after="70"/>
-        <w:ind w:left="340" w:right="340"/>
-      </w:pPr>
-      <w:r>
-        <w:rPr>
-          <w:rFonts w:ascii="Georgia" w:hAnsi="Georgia" w:cs="Georgia"/>
-          <w:b/>
-          <w:i w:val="0"/>
-          <w:color w:val="222222"/>
-          <w:sz w:val="18"/>
-        </w:rPr>
-        <w:t>Monk Weapons.</w:t>
-      </w:r>
-      <w:r>
-        <w:rPr>
-          <w:rFonts w:ascii="Georgia" w:hAnsi="Georgia" w:cs="Georgia"/>
-          <w:b w:val="0"/>
-          <w:i w:val="0"/>
-          <w:color w:val="222222"/>
-          <w:sz w:val="18"/>
-        </w:rPr>
-        <w:t xml:space="preserve"> A katana (and any sword you take up as your signature blade) counts as a Monk weapon for you. You can use your Martial Arts die with it, make your Bonus Action Unarmed Strikes alongside it, and use this subclass's features through it.</w:t>
-      </w:r>
-    </w:p>
-    <w:p>
-      <w:pPr>
-        <w:pBdr>
-          <w:left w:val="single" w:sz="18" w:space="12" w:color="8B2020"/>
-        </w:pBdr>
-        <w:shd w:val="clear" w:color="auto" w:fill="FCF6F6"/>
-        <w:spacing w:before="30" w:after="70"/>
-        <w:ind w:left="340" w:right="340"/>
-      </w:pPr>
-      <w:r>
-        <w:rPr>
-          <w:rFonts w:ascii="Georgia" w:hAnsi="Georgia" w:cs="Georgia"/>
-          <w:b/>
-          <w:i w:val="0"/>
-          <w:color w:val="222222"/>
-          <w:sz w:val="18"/>
-        </w:rPr>
-        <w:t>Beast Sense.</w:t>
-      </w:r>
-      <w:r>
-        <w:rPr>
-          <w:rFonts w:ascii="Georgia" w:hAnsi="Georgia" w:cs="Georgia"/>
-          <w:b w:val="0"/>
-          <w:i w:val="0"/>
-          <w:color w:val="222222"/>
-          <w:sz w:val="18"/>
-        </w:rPr>
-        <w:t xml:space="preserve"> Your senses are sharp as a hunting animal's, even out of combat. You have Advantage on Wisdom (Survival) checks made to track creatures, on Wisdom (Perception) checks that rely on smell or hearing, and on Charisma (Intimidation) checks.</w:t>
-      </w:r>
-    </w:p>
-    <w:p>
-      <w:pPr>
-        <w:pBdr>
-          <w:left w:val="single" w:sz="18" w:space="12" w:color="8B2020"/>
-        </w:pBdr>
-        <w:shd w:val="clear" w:color="auto" w:fill="FCF6F6"/>
-        <w:spacing w:before="30" w:after="70"/>
-        <w:ind w:left="340" w:right="340"/>
-      </w:pPr>
-      <w:r>
-        <w:rPr>
-          <w:rFonts w:ascii="Georgia" w:hAnsi="Georgia" w:cs="Georgia"/>
-          <w:b/>
-          <w:i w:val="0"/>
-          <w:color w:val="222222"/>
-          <w:sz w:val="18"/>
-        </w:rPr>
-        <w:t>Igniting the Breath.</w:t>
-      </w:r>
-      <w:r>
-        <w:rPr>
-          <w:rFonts w:ascii="Georgia" w:hAnsi="Georgia" w:cs="Georgia"/>
-          <w:b w:val="0"/>
-          <w:i w:val="0"/>
-          <w:color w:val="222222"/>
-          <w:sz w:val="18"/>
-        </w:rPr>
-        <w:t xml:space="preserve"> When you roll Initiative, you can expend 1 Focus Point to ignite your breath for the rest of the combat. It lasts until the combat ends, you have the Incapacitated condition, or you end it (no action required). While your breath is ignited, your weapon glows blood-red and deals an extra 2 Force damage on every hit.</w:t>
-      </w:r>
-    </w:p>
-    <w:p>
-      <w:pPr>
-        <w:pBdr>
-          <w:left w:val="single" w:sz="18" w:space="12" w:color="8B2020"/>
-        </w:pBdr>
-        <w:shd w:val="clear" w:color="auto" w:fill="FCF6F6"/>
-        <w:spacing w:before="30" w:after="70"/>
-        <w:ind w:left="340" w:right="340"/>
-      </w:pPr>
-      <w:r>
-        <w:rPr>
-          <w:rFonts w:ascii="Georgia" w:hAnsi="Georgia" w:cs="Georgia"/>
-          <w:b/>
-          <w:i w:val="0"/>
-          <w:color w:val="222222"/>
-          <w:sz w:val="18"/>
-        </w:rPr>
-        <w:t>Beast's Vigor.</w:t>
-      </w:r>
-      <w:r>
-        <w:rPr>
-          <w:rFonts w:ascii="Georgia" w:hAnsi="Georgia" w:cs="Georgia"/>
-          <w:b w:val="0"/>
-          <w:i w:val="0"/>
-          <w:color w:val="222222"/>
-          <w:sz w:val="18"/>
-        </w:rPr>
-        <w:t xml:space="preserve"> While your breath is ignited, your Speed increases by 10 feet and you have Advantage on Dexterity saving throws: the wild reflexes of a cornered animal.</w:t>
-      </w:r>
-    </w:p>
-    <w:p>
-      <w:pPr>
-        <w:keepNext/>
-        <w:pBdr>
-          <w:left w:val="single" w:sz="18" w:space="12" w:color="8B2020"/>
-        </w:pBdr>
-        <w:shd w:val="clear" w:color="auto" w:fill="FCF6F6"/>
-        <w:spacing w:before="30" w:after="70"/>
-        <w:ind w:left="340" w:right="340"/>
-      </w:pPr>
-      <w:r>
-        <w:rPr>
-          <w:rFonts w:ascii="Georgia" w:hAnsi="Georgia" w:cs="Georgia"/>
-          <w:b/>
-          <w:color w:val="8B2020"/>
-          <w:sz w:val="22"/>
-        </w:rPr>
-        <w:t>Level 6: First Form: Devour</w:t>
-      </w:r>
-    </w:p>
-    <w:p>
-      <w:pPr>
-        <w:pBdr>
-          <w:left w:val="single" w:sz="18" w:space="12" w:color="8B2020"/>
-        </w:pBdr>
-        <w:shd w:val="clear" w:color="auto" w:fill="FCF6F6"/>
-        <w:spacing w:before="30" w:after="70"/>
-        <w:ind w:left="340" w:right="340"/>
-      </w:pPr>
-      <w:r>
-        <w:rPr>
-          <w:rFonts w:ascii="Georgia" w:hAnsi="Georgia" w:cs="Georgia"/>
-          <w:b/>
-          <w:i w:val="0"/>
-          <w:color w:val="222222"/>
-          <w:sz w:val="18"/>
-        </w:rPr>
-        <w:t>First Form: Devour.</w:t>
-      </w:r>
-      <w:r>
-        <w:rPr>
-          <w:rFonts w:ascii="Georgia" w:hAnsi="Georgia" w:cs="Georgia"/>
-          <w:b w:val="0"/>
-          <w:i w:val="0"/>
-          <w:color w:val="222222"/>
-          <w:sz w:val="18"/>
-        </w:rPr>
-        <w:t xml:space="preserve"> As a Bonus Action, you can expend 1 Focus Point to move up to 15 feet without provoking Opportunity Attacks and make one attack with your Monk weapon. On a hit, the attack deals 3d8 plus your Dexterity modifier Force damage. If this attack reduces the target to 0 Hit Points, you regain the expended Focus Point. This feature replaces Flurry of Blows for you.</w:t>
-      </w:r>
-    </w:p>
-    <w:p>
-      <w:pPr>
-        <w:keepNext/>
-        <w:pBdr>
-          <w:left w:val="single" w:sz="18" w:space="12" w:color="8B2020"/>
-        </w:pBdr>
-        <w:shd w:val="clear" w:color="auto" w:fill="FCF6F6"/>
-        <w:spacing w:before="30" w:after="70"/>
-        <w:ind w:left="340" w:right="340"/>
-      </w:pPr>
-      <w:r>
-        <w:rPr>
-          <w:rFonts w:ascii="Georgia" w:hAnsi="Georgia" w:cs="Georgia"/>
-          <w:b/>
-          <w:color w:val="8B2020"/>
-          <w:sz w:val="22"/>
-        </w:rPr>
-        <w:t>Level 11: Advanced Beast Breathing</w:t>
-      </w:r>
-    </w:p>
-    <w:p>
-      <w:pPr>
-        <w:pBdr>
-          <w:left w:val="single" w:sz="18" w:space="12" w:color="8B2020"/>
-        </w:pBdr>
-        <w:shd w:val="clear" w:color="auto" w:fill="FCF6F6"/>
-        <w:spacing w:before="30" w:after="70"/>
-        <w:ind w:left="340" w:right="340"/>
-      </w:pPr>
-      <w:r>
-        <w:rPr>
-          <w:rFonts w:ascii="Georgia" w:hAnsi="Georgia" w:cs="Georgia"/>
-          <w:b/>
-          <w:i w:val="0"/>
-          <w:color w:val="222222"/>
-          <w:sz w:val="18"/>
-        </w:rPr>
-        <w:t>Advanced Breathing.</w:t>
-      </w:r>
-      <w:r>
-        <w:rPr>
-          <w:rFonts w:ascii="Georgia" w:hAnsi="Georgia" w:cs="Georgia"/>
-          <w:b w:val="0"/>
-          <w:i w:val="0"/>
-          <w:color w:val="222222"/>
-          <w:sz w:val="18"/>
-        </w:rPr>
-        <w:t xml:space="preserve"> Your ignited breath grows fiercer. While it is active you gain all its original benefits, and you also have Resistance to Bludgeoning, Piercing, and Slashing damage. In addition, your weapon's bonus damage increases from 2 to 3.</w:t>
-      </w:r>
-    </w:p>
-    <w:p>
-      <w:pPr>
-        <w:pBdr>
-          <w:left w:val="single" w:sz="18" w:space="12" w:color="8B2020"/>
-        </w:pBdr>
-        <w:shd w:val="clear" w:color="auto" w:fill="FCF6F6"/>
-        <w:spacing w:before="30" w:after="70"/>
-        <w:ind w:left="340" w:right="340"/>
-      </w:pPr>
-      <w:r>
-        <w:rPr>
-          <w:rFonts w:ascii="Georgia" w:hAnsi="Georgia" w:cs="Georgia"/>
-          <w:b/>
-          <w:i w:val="0"/>
-          <w:color w:val="222222"/>
-          <w:sz w:val="18"/>
-        </w:rPr>
-        <w:t>Sharpened Fang.</w:t>
-      </w:r>
-      <w:r>
-        <w:rPr>
-          <w:rFonts w:ascii="Georgia" w:hAnsi="Georgia" w:cs="Georgia"/>
-          <w:b w:val="0"/>
-          <w:i w:val="0"/>
-          <w:color w:val="222222"/>
-          <w:sz w:val="18"/>
-        </w:rPr>
-        <w:t xml:space="preserve"> The damage of your First Form: Devour increases to 5d10 plus your Dexterity modifier.</w:t>
-      </w:r>
-    </w:p>
-    <w:p>
-      <w:pPr>
-        <w:keepNext/>
-        <w:pBdr>
-          <w:left w:val="single" w:sz="18" w:space="12" w:color="8B2020"/>
-        </w:pBdr>
-        <w:shd w:val="clear" w:color="auto" w:fill="FCF6F6"/>
-        <w:spacing w:before="30" w:after="70"/>
-        <w:ind w:left="340" w:right="340"/>
-      </w:pPr>
-      <w:r>
-        <w:rPr>
-          <w:rFonts w:ascii="Georgia" w:hAnsi="Georgia" w:cs="Georgia"/>
-          <w:b/>
-          <w:color w:val="8B2020"/>
-          <w:sz w:val="22"/>
-        </w:rPr>
-        <w:t>Level 17: Third Form: Apex Predator</w:t>
-      </w:r>
-    </w:p>
-    <w:p>
-      <w:pPr>
-        <w:pBdr>
-          <w:left w:val="single" w:sz="18" w:space="12" w:color="8B2020"/>
-        </w:pBdr>
-        <w:shd w:val="clear" w:color="auto" w:fill="FCF6F6"/>
-        <w:spacing w:before="30" w:after="70"/>
-        <w:ind w:left="340" w:right="340"/>
-      </w:pPr>
-      <w:r>
-        <w:rPr>
-          <w:rFonts w:ascii="Georgia" w:hAnsi="Georgia" w:cs="Georgia"/>
-          <w:b/>
-          <w:i w:val="0"/>
-          <w:color w:val="222222"/>
-          <w:sz w:val="18"/>
-        </w:rPr>
-        <w:t>Third Form: Apex Predator.</w:t>
-      </w:r>
-      <w:r>
-        <w:rPr>
-          <w:rFonts w:ascii="Georgia" w:hAnsi="Georgia" w:cs="Georgia"/>
-          <w:b w:val="0"/>
-          <w:i w:val="0"/>
-          <w:color w:val="222222"/>
-          <w:sz w:val="18"/>
-        </w:rPr>
-        <w:t xml:space="preserve"> As a Bonus Action, you can expend 3 Focus Points to become a blur of fang and steel. Move up to your Speed without provoking Opportunity Attacks and make one attack with your Monk weapon against each of up to three different creatures you move within reach of. Each attack deals 5d10 plus your Dexterity modifier Force damage on a hit, and each creature hit must succeed on a Strength saving throw or have the Prone condition. For each creature reduced to 0 Hit Points, you regain 1 expended Focus Point.</w:t>
-      </w:r>
-    </w:p>
-    <w:p>
-      <w:pPr>
-        <w:spacing w:after="80"/>
-      </w:pPr>
-      <w:r>
-        <w:rPr>
-          <w:rFonts w:ascii="Georgia" w:hAnsi="Georgia" w:cs="Georgia"/>
-          <w:b/>
-          <w:i w:val="0"/>
-          <w:color w:val="222222"/>
-          <w:sz w:val="21"/>
-        </w:rPr>
-        <w:t>At Level 7, Stabby has:</w:t>
-      </w:r>
-      <w:r>
-        <w:rPr>
-          <w:rFonts w:ascii="Georgia" w:hAnsi="Georgia" w:cs="Georgia"/>
-          <w:b w:val="0"/>
-          <w:i w:val="0"/>
-          <w:color w:val="222222"/>
-          <w:sz w:val="21"/>
-        </w:rPr>
-        <w:t xml:space="preserve"> Beast Breathing (the Level 3 stance) + First Form: Devour (Level 6, 3d8 + Dex). The Level 11 and 17 features unlock as he grows.</w:t>
-      </w:r>
-    </w:p>
-    <w:p>
-      <w:pPr>
-        <w:keepNext/>
-        <w:spacing w:before="220" w:after="60"/>
-      </w:pPr>
-      <w:r>
-        <w:rPr>
-          <w:rFonts w:ascii="Georgia" w:hAnsi="Georgia" w:cs="Georgia"/>
-          <w:b/>
-          <w:color w:val="A0522D"/>
-          <w:sz w:val="26"/>
-        </w:rPr>
-        <w:t>Water Breathing: the Monastery Form</w:t>
-      </w:r>
-    </w:p>
-    <w:p>
-      <w:pPr>
-        <w:pBdr>
-          <w:left w:val="single" w:sz="18" w:space="12" w:color="B8860B"/>
-        </w:pBdr>
-        <w:shd w:val="clear" w:color="auto" w:fill="FBF6EA"/>
-        <w:spacing w:before="30" w:after="70"/>
-        <w:ind w:left="340" w:right="340"/>
-      </w:pPr>
-      <w:r>
-        <w:rPr>
-          <w:rFonts w:ascii="Georgia" w:hAnsi="Georgia" w:cs="Georgia"/>
-          <w:b w:val="0"/>
-          <w:i/>
-          <w:color w:val="222222"/>
-          <w:sz w:val="21"/>
-        </w:rPr>
-        <w:t>“Be water. Water does not strike; it flows, and the rock is cut all the same. Now breathe, and begin again.”</w:t>
-      </w:r>
-      <w:r>
-        <w:rPr>
-          <w:rFonts w:ascii="Georgia" w:hAnsi="Georgia" w:cs="Georgia"/>
-          <w:b w:val="0"/>
-          <w:i w:val="0"/>
-          <w:color w:val="222222"/>
-          <w:sz w:val="21"/>
-        </w:rPr>
-        <w:t xml:space="preserve"> (Master Kaelon Windstep)</w:t>
-      </w:r>
-    </w:p>
-    <w:p>
-      <w:pPr>
-        <w:spacing w:after="0" w:before="0"/>
-      </w:pPr>
-      <w:r>
-        <w:drawing>
-          <wp:anchor xmlns:a="http://schemas.openxmlformats.org/drawingml/2006/main" behindDoc="0" distT="91440" distB="100584" distL="201600" distR="201600" simplePos="0" locked="0" layoutInCell="1" allowOverlap="0" relativeHeight="2">
-            <wp:simplePos x="0" y="0"/>
-            <wp:positionH relativeFrom="column">
-              <wp:align>right</wp:align>
-            </wp:positionH>
-            <wp:positionV relativeFrom="paragraph">
-              <wp:posOffset>0</wp:posOffset>
-            </wp:positionV>
-            <wp:extent cx="2194560" cy="2194560"/>
-            <wp:effectExtent l="0" t="0" r="0" b="0"/>
-            <wp:wrapSquare wrapText="bothSides"/>
-            <wp:docPr id="2" name="Picture 2"/>
-            <wp:cNvGraphicFramePr/>
-            <a:graphic xmlns:pic="http://schemas.openxmlformats.org/drawingml/2006/picture">
-              <a:graphicData uri="http://schemas.openxmlformats.org/drawingml/2006/picture">
-                <pic:pic>
-                  <pic:nvPicPr>
-                    <pic:cNvPr id="0" name="image.jpg"/>
-                    <pic:cNvPicPr/>
-                  </pic:nvPicPr>
-                  <pic:blipFill>
-                    <a:blip r:embed="rId11"/>
-                    <a:stretch>
-                      <a:fillRect/>
-                    </a:stretch>
-                  </pic:blipFill>
-                  <pic:spPr>
-                    <a:xfrm>
-                      <a:off x="0" y="0"/>
-                      <a:ext cx="2194560" cy="2194560"/>
-                    </a:xfrm>
-                    <a:prstGeom prst="rect"/>
-                  </pic:spPr>
-                </pic:pic>
-              </a:graphicData>
-            </a:graphic>
-          </wp:anchor>
-        </w:drawing>
-      </w:r>
-    </w:p>
-    <w:p>
-      <w:pPr>
-        <w:spacing w:after="80"/>
-      </w:pPr>
-      <w:r>
-        <w:rPr>
-          <w:rFonts w:ascii="Georgia" w:hAnsi="Georgia" w:cs="Georgia"/>
-          <w:b w:val="0"/>
-          <w:i w:val="0"/>
-          <w:color w:val="222222"/>
-          <w:sz w:val="21"/>
-        </w:rPr>
-        <w:t>The Warrior of Water Breathing is the form of the patient master, the discipline that other monks spend their whole lives chasing. Its practitioners learn to move like a river: never rigid, never still, every strike flowing into the next, every blow turned aside by giving way rather than resisting. When they ignite their breath, their blade runs pale blue and cold, and their guard becomes as fluid and unbroken as a current that cannot be grasped.</w:t>
-      </w:r>
-    </w:p>
-    <w:p>
-      <w:pPr>
-        <w:spacing w:after="80"/>
-      </w:pPr>
-      <w:r>
-        <w:rPr>
-          <w:rFonts w:ascii="Georgia" w:hAnsi="Georgia" w:cs="Georgia"/>
-          <w:b w:val="0"/>
-          <w:i w:val="0"/>
-          <w:color w:val="222222"/>
-          <w:sz w:val="21"/>
-        </w:rPr>
-        <w:t>It is the most traditional of the breathing forms, and the hardest to truly master, for it asks the warrior to be calm in the middle of chaos. Those who walk this path are as often menders as fighters, for the same stillness that turns a blade can also close a wound, and the same patience that wins a duel can sit a long vigil at a friend's side.</w:t>
-      </w:r>
-    </w:p>
-    <w:p>
-      <w:pPr>
-        <w:spacing w:after="80"/>
-      </w:pPr>
-      <w:r>
-        <w:rPr>
-          <w:rFonts w:ascii="Georgia" w:hAnsi="Georgia" w:cs="Georgia"/>
-          <w:b/>
-          <w:i w:val="0"/>
-          <w:color w:val="222222"/>
-          <w:sz w:val="21"/>
-        </w:rPr>
-        <w:t>Features by monk level:</w:t>
-      </w:r>
-      <w:r>
-        <w:rPr>
-          <w:rFonts w:ascii="Georgia" w:hAnsi="Georgia" w:cs="Georgia"/>
-          <w:b w:val="0"/>
-          <w:i w:val="0"/>
-          <w:color w:val="222222"/>
-          <w:sz w:val="21"/>
-        </w:rPr>
-        <w:t xml:space="preserve"> 3rd, Water Breathing; 6th, First Form: Flowing Strike; 11th, Advanced Water Breathing and Healing Spring; 17th, Third Form: Tidal Crash.</w:t>
-      </w:r>
-    </w:p>
-    <w:p>
-      <w:pPr>
-        <w:keepNext/>
-        <w:pBdr>
-          <w:left w:val="single" w:sz="18" w:space="12" w:color="8B2020"/>
-        </w:pBdr>
-        <w:shd w:val="clear" w:color="auto" w:fill="FCF6F6"/>
-        <w:spacing w:before="30" w:after="70"/>
-        <w:ind w:left="340" w:right="340"/>
-      </w:pPr>
-      <w:r>
-        <w:rPr>
-          <w:rFonts w:ascii="Georgia" w:hAnsi="Georgia" w:cs="Georgia"/>
-          <w:b/>
-          <w:color w:val="8B2020"/>
-          <w:sz w:val="22"/>
-        </w:rPr>
-        <w:t>Level 3: Water Breathing</w:t>
-      </w:r>
-    </w:p>
-    <w:p>
-      <w:pPr>
-        <w:pBdr>
-          <w:left w:val="single" w:sz="18" w:space="12" w:color="8B2020"/>
-        </w:pBdr>
-        <w:shd w:val="clear" w:color="auto" w:fill="FCF6F6"/>
-        <w:spacing w:before="30" w:after="70"/>
-        <w:ind w:left="340" w:right="340"/>
-      </w:pPr>
-      <w:r>
-        <w:rPr>
-          <w:rFonts w:ascii="Georgia" w:hAnsi="Georgia" w:cs="Georgia"/>
-          <w:b/>
-          <w:i w:val="0"/>
-          <w:color w:val="222222"/>
-          <w:sz w:val="18"/>
-        </w:rPr>
-        <w:t>Monk Weapons.</w:t>
-      </w:r>
-      <w:r>
-        <w:rPr>
-          <w:rFonts w:ascii="Georgia" w:hAnsi="Georgia" w:cs="Georgia"/>
-          <w:b w:val="0"/>
-          <w:i w:val="0"/>
-          <w:color w:val="222222"/>
-          <w:sz w:val="18"/>
-        </w:rPr>
-        <w:t xml:space="preserve"> A katana (and any sword you take up as your signature blade) counts as a Monk weapon for you. You can use your Martial Arts die with it, make your Bonus Action Unarmed Strikes alongside it, and use this subclass's features through it.</w:t>
-      </w:r>
-    </w:p>
-    <w:p>
-      <w:pPr>
-        <w:pBdr>
-          <w:left w:val="single" w:sz="18" w:space="12" w:color="8B2020"/>
-        </w:pBdr>
-        <w:shd w:val="clear" w:color="auto" w:fill="FCF6F6"/>
-        <w:spacing w:before="30" w:after="70"/>
-        <w:ind w:left="340" w:right="340"/>
-      </w:pPr>
-      <w:r>
-        <w:rPr>
-          <w:rFonts w:ascii="Georgia" w:hAnsi="Georgia" w:cs="Georgia"/>
-          <w:b/>
-          <w:i w:val="0"/>
-          <w:color w:val="222222"/>
-          <w:sz w:val="18"/>
-        </w:rPr>
-        <w:t>Igniting the Breath.</w:t>
-      </w:r>
-      <w:r>
-        <w:rPr>
-          <w:rFonts w:ascii="Georgia" w:hAnsi="Georgia" w:cs="Georgia"/>
-          <w:b w:val="0"/>
-          <w:i w:val="0"/>
-          <w:color w:val="222222"/>
-          <w:sz w:val="18"/>
-        </w:rPr>
-        <w:t xml:space="preserve"> When you roll Initiative, you can expend 1 Focus Point to ignite your breath for the rest of the combat. It lasts until the combat ends, you have the Incapacitated condition, or you end it (no action required). While your breath is ignited, your weapon glows pale blue and deals an extra 2 Cold damage on every hit.</w:t>
-      </w:r>
-    </w:p>
-    <w:p>
-      <w:pPr>
-        <w:pBdr>
-          <w:left w:val="single" w:sz="18" w:space="12" w:color="8B2020"/>
-        </w:pBdr>
-        <w:shd w:val="clear" w:color="auto" w:fill="FCF6F6"/>
-        <w:spacing w:before="30" w:after="70"/>
-        <w:ind w:left="340" w:right="340"/>
-      </w:pPr>
-      <w:r>
-        <w:rPr>
-          <w:rFonts w:ascii="Georgia" w:hAnsi="Georgia" w:cs="Georgia"/>
-          <w:b/>
-          <w:i w:val="0"/>
-          <w:color w:val="222222"/>
-          <w:sz w:val="18"/>
-        </w:rPr>
-        <w:t>Flowing Guard.</w:t>
-      </w:r>
-      <w:r>
-        <w:rPr>
-          <w:rFonts w:ascii="Georgia" w:hAnsi="Georgia" w:cs="Georgia"/>
-          <w:b w:val="0"/>
-          <w:i w:val="0"/>
-          <w:color w:val="222222"/>
-          <w:sz w:val="18"/>
-        </w:rPr>
-        <w:t xml:space="preserve"> While your breath is ignited, you gain a +2 bonus to Armor Class against the first attack roll made against you before the start of each of your turns: an ever-moving guard that turns the first blow aside.</w:t>
-      </w:r>
-    </w:p>
-    <w:p>
-      <w:pPr>
-        <w:keepNext/>
-        <w:pBdr>
-          <w:left w:val="single" w:sz="18" w:space="12" w:color="8B2020"/>
-        </w:pBdr>
-        <w:shd w:val="clear" w:color="auto" w:fill="FCF6F6"/>
-        <w:spacing w:before="30" w:after="70"/>
-        <w:ind w:left="340" w:right="340"/>
-      </w:pPr>
-      <w:r>
-        <w:rPr>
-          <w:rFonts w:ascii="Georgia" w:hAnsi="Georgia" w:cs="Georgia"/>
-          <w:b/>
-          <w:color w:val="8B2020"/>
-          <w:sz w:val="22"/>
-        </w:rPr>
-        <w:t>Level 6: First Form: Flowing Strike</w:t>
-      </w:r>
-    </w:p>
-    <w:p>
-      <w:pPr>
-        <w:pBdr>
-          <w:left w:val="single" w:sz="18" w:space="12" w:color="8B2020"/>
-        </w:pBdr>
-        <w:shd w:val="clear" w:color="auto" w:fill="FCF6F6"/>
-        <w:spacing w:before="30" w:after="70"/>
-        <w:ind w:left="340" w:right="340"/>
-      </w:pPr>
-      <w:r>
-        <w:rPr>
-          <w:rFonts w:ascii="Georgia" w:hAnsi="Georgia" w:cs="Georgia"/>
-          <w:b/>
-          <w:i w:val="0"/>
-          <w:color w:val="222222"/>
-          <w:sz w:val="18"/>
-        </w:rPr>
-        <w:t>First Form: Flowing Strike.</w:t>
-      </w:r>
-      <w:r>
-        <w:rPr>
-          <w:rFonts w:ascii="Georgia" w:hAnsi="Georgia" w:cs="Georgia"/>
-          <w:b w:val="0"/>
-          <w:i w:val="0"/>
-          <w:color w:val="222222"/>
-          <w:sz w:val="18"/>
-        </w:rPr>
-        <w:t xml:space="preserve"> As a Bonus Action, you can expend 1 Focus Point to shift up to 15 feet without provoking Opportunity Attacks and make one attack with your Monk weapon. On a hit, the attack deals 3d8 plus your Dexterity modifier Cold damage, and the target must succeed on a Dexterity saving throw or have the Prone condition as the current sweeps its feet. This feature replaces Flurry of Blows for you.</w:t>
-      </w:r>
-    </w:p>
-    <w:p>
-      <w:pPr>
-        <w:keepNext/>
-        <w:pBdr>
-          <w:left w:val="single" w:sz="18" w:space="12" w:color="8B2020"/>
-        </w:pBdr>
-        <w:shd w:val="clear" w:color="auto" w:fill="FCF6F6"/>
-        <w:spacing w:before="30" w:after="70"/>
-        <w:ind w:left="340" w:right="340"/>
-      </w:pPr>
-      <w:r>
-        <w:rPr>
-          <w:rFonts w:ascii="Georgia" w:hAnsi="Georgia" w:cs="Georgia"/>
-          <w:b/>
-          <w:color w:val="8B2020"/>
-          <w:sz w:val="22"/>
-        </w:rPr>
-        <w:t>Level 11: Advanced Water Breathing</w:t>
-      </w:r>
-    </w:p>
-    <w:p>
-      <w:pPr>
-        <w:pBdr>
-          <w:left w:val="single" w:sz="18" w:space="12" w:color="8B2020"/>
-        </w:pBdr>
-        <w:shd w:val="clear" w:color="auto" w:fill="FCF6F6"/>
-        <w:spacing w:before="30" w:after="70"/>
-        <w:ind w:left="340" w:right="340"/>
-      </w:pPr>
-      <w:r>
-        <w:rPr>
-          <w:rFonts w:ascii="Georgia" w:hAnsi="Georgia" w:cs="Georgia"/>
-          <w:b/>
-          <w:i w:val="0"/>
-          <w:color w:val="222222"/>
-          <w:sz w:val="18"/>
-        </w:rPr>
-        <w:t>Advanced Breathing.</w:t>
-      </w:r>
-      <w:r>
-        <w:rPr>
-          <w:rFonts w:ascii="Georgia" w:hAnsi="Georgia" w:cs="Georgia"/>
-          <w:b w:val="0"/>
-          <w:i w:val="0"/>
-          <w:color w:val="222222"/>
-          <w:sz w:val="18"/>
-        </w:rPr>
-        <w:t xml:space="preserve"> Your ignited breath deepens. While it is active you gain all its original benefits, and also: whenever you hit a creature with your Monk weapon, that creature's Speed is reduced by 10 feet until the start of your next turn as the cold seeps into its limbs.</w:t>
-      </w:r>
-    </w:p>
-    <w:p>
-      <w:pPr>
-        <w:pBdr>
-          <w:left w:val="single" w:sz="18" w:space="12" w:color="8B2020"/>
-        </w:pBdr>
-        <w:shd w:val="clear" w:color="auto" w:fill="FCF6F6"/>
-        <w:spacing w:before="30" w:after="70"/>
-        <w:ind w:left="340" w:right="340"/>
-      </w:pPr>
-      <w:r>
-        <w:rPr>
-          <w:rFonts w:ascii="Georgia" w:hAnsi="Georgia" w:cs="Georgia"/>
-          <w:b/>
-          <w:i w:val="0"/>
-          <w:color w:val="222222"/>
-          <w:sz w:val="18"/>
-        </w:rPr>
-        <w:t>Sharpened Flow.</w:t>
-      </w:r>
-      <w:r>
-        <w:rPr>
-          <w:rFonts w:ascii="Georgia" w:hAnsi="Georgia" w:cs="Georgia"/>
-          <w:b w:val="0"/>
-          <w:i w:val="0"/>
-          <w:color w:val="222222"/>
-          <w:sz w:val="18"/>
-        </w:rPr>
-        <w:t xml:space="preserve"> The damage of your First Form: Flowing Strike increases to 5d10 plus your Dexterity modifier.</w:t>
-      </w:r>
-    </w:p>
-    <w:p>
-      <w:pPr>
-        <w:pBdr>
-          <w:left w:val="single" w:sz="18" w:space="12" w:color="8B2020"/>
-        </w:pBdr>
-        <w:shd w:val="clear" w:color="auto" w:fill="FCF6F6"/>
-        <w:spacing w:before="30" w:after="70"/>
-        <w:ind w:left="340" w:right="340"/>
-      </w:pPr>
-      <w:r>
-        <w:rPr>
-          <w:rFonts w:ascii="Georgia" w:hAnsi="Georgia" w:cs="Georgia"/>
-          <w:b/>
-          <w:i w:val="0"/>
-          <w:color w:val="222222"/>
-          <w:sz w:val="18"/>
-        </w:rPr>
-        <w:t>Healing Spring.</w:t>
-      </w:r>
-      <w:r>
-        <w:rPr>
-          <w:rFonts w:ascii="Georgia" w:hAnsi="Georgia" w:cs="Georgia"/>
-          <w:b w:val="0"/>
-          <w:i w:val="0"/>
-          <w:color w:val="222222"/>
-          <w:sz w:val="18"/>
-        </w:rPr>
-        <w:t xml:space="preserve"> Once per Long Rest, you can take a Bonus Action to touch a creature (or yourself) and channel the still water's mending. The target regains 4d8 plus your Wisdom modifier Hit Points.</w:t>
-      </w:r>
-    </w:p>
-    <w:p>
-      <w:pPr>
-        <w:keepNext/>
-        <w:pBdr>
-          <w:left w:val="single" w:sz="18" w:space="12" w:color="8B2020"/>
-        </w:pBdr>
-        <w:shd w:val="clear" w:color="auto" w:fill="FCF6F6"/>
-        <w:spacing w:before="30" w:after="70"/>
-        <w:ind w:left="340" w:right="340"/>
-      </w:pPr>
-      <w:r>
-        <w:rPr>
-          <w:rFonts w:ascii="Georgia" w:hAnsi="Georgia" w:cs="Georgia"/>
-          <w:b/>
-          <w:color w:val="8B2020"/>
-          <w:sz w:val="22"/>
-        </w:rPr>
-        <w:t>Level 17: Third Form: Tidal Crash</w:t>
-      </w:r>
-    </w:p>
-    <w:p>
-      <w:pPr>
-        <w:pBdr>
-          <w:left w:val="single" w:sz="18" w:space="12" w:color="8B2020"/>
-        </w:pBdr>
-        <w:shd w:val="clear" w:color="auto" w:fill="FCF6F6"/>
-        <w:spacing w:before="30" w:after="70"/>
-        <w:ind w:left="340" w:right="340"/>
-      </w:pPr>
-      <w:r>
-        <w:rPr>
-          <w:rFonts w:ascii="Georgia" w:hAnsi="Georgia" w:cs="Georgia"/>
-          <w:b/>
-          <w:i w:val="0"/>
-          <w:color w:val="222222"/>
-          <w:sz w:val="18"/>
-        </w:rPr>
-        <w:t>Third Form: Tidal Crash.</w:t>
-      </w:r>
-      <w:r>
-        <w:rPr>
-          <w:rFonts w:ascii="Georgia" w:hAnsi="Georgia" w:cs="Georgia"/>
-          <w:b w:val="0"/>
-          <w:i w:val="0"/>
-          <w:color w:val="222222"/>
-          <w:sz w:val="18"/>
-        </w:rPr>
-        <w:t xml:space="preserve"> As a Bonus Action, you can expend 3 Focus Points to shift up to 20 feet and make one attack with your Monk weapon against each of up to three different creatures within your reach as you flow among them. Each attack deals 5d10 plus your Dexterity modifier Cold damage on a hit, and each creature hit must succeed on a Dexterity saving throw or have the Prone condition and its Speed becomes 0 until the end of its next turn, frozen in place by the flood.</w:t>
-      </w:r>
-    </w:p>
-    <w:p>
-      <w:pPr>
-        <w:spacing w:after="80"/>
-      </w:pPr>
-      <w:r>
-        <w:rPr>
-          <w:rFonts w:ascii="Georgia" w:hAnsi="Georgia" w:cs="Georgia"/>
-          <w:b/>
-          <w:i w:val="0"/>
-          <w:color w:val="222222"/>
-          <w:sz w:val="21"/>
-        </w:rPr>
-        <w:t>At Level 7, Stabby has:</w:t>
-      </w:r>
-      <w:r>
-        <w:rPr>
-          <w:rFonts w:ascii="Georgia" w:hAnsi="Georgia" w:cs="Georgia"/>
-          <w:b w:val="0"/>
-          <w:i w:val="0"/>
-          <w:color w:val="222222"/>
-          <w:sz w:val="21"/>
-        </w:rPr>
-        <w:t xml:space="preserve"> Water Breathing (the Level 3 stance) + First Form: Flowing Strike (Level 6, 3d8 + Dex). The Level 11 and 17 features unlock as he grows.</w:t>
-      </w:r>
-    </w:p>
-    <w:p>
-      <w:pPr>
-        <w:keepNext/>
-        <w:spacing w:before="220" w:after="60"/>
-      </w:pPr>
-      <w:r>
-        <w:rPr>
-          <w:rFonts w:ascii="Georgia" w:hAnsi="Georgia" w:cs="Georgia"/>
-          <w:b/>
-          <w:color w:val="A0522D"/>
-          <w:sz w:val="26"/>
-        </w:rPr>
-        <w:t>Shadow Breathing: the Idol Form</w:t>
-      </w:r>
-    </w:p>
-    <w:p>
-      <w:pPr>
-        <w:pBdr>
-          <w:left w:val="single" w:sz="18" w:space="12" w:color="B8860B"/>
-        </w:pBdr>
-        <w:shd w:val="clear" w:color="auto" w:fill="FBF6EA"/>
-        <w:spacing w:before="30" w:after="70"/>
-        <w:ind w:left="340" w:right="340"/>
-      </w:pPr>
-      <w:r>
-        <w:rPr>
-          <w:rFonts w:ascii="Georgia" w:hAnsi="Georgia" w:cs="Georgia"/>
-          <w:b w:val="0"/>
-          <w:i/>
-          <w:color w:val="222222"/>
-          <w:sz w:val="21"/>
-        </w:rPr>
-        <w:t>“Do not fear the dark. Breathe it in. Let it fill you, and then there is nothing left in the dark to fear you.”</w:t>
-      </w:r>
-      <w:r>
-        <w:rPr>
-          <w:rFonts w:ascii="Georgia" w:hAnsi="Georgia" w:cs="Georgia"/>
-          <w:b w:val="0"/>
-          <w:i w:val="0"/>
-          <w:color w:val="222222"/>
-          <w:sz w:val="21"/>
-        </w:rPr>
-        <w:t xml:space="preserve"> (a whisper from the idol)</w:t>
-      </w:r>
-    </w:p>
-    <w:p>
-      <w:pPr>
-        <w:spacing w:after="0" w:before="0"/>
-      </w:pPr>
-      <w:r>
-        <w:drawing>
-          <wp:anchor xmlns:a="http://schemas.openxmlformats.org/drawingml/2006/main" behindDoc="0" distT="91440" distB="100584" distL="201600" distR="201600" simplePos="0" locked="0" layoutInCell="1" allowOverlap="0" relativeHeight="2">
-            <wp:simplePos x="0" y="0"/>
-            <wp:positionH relativeFrom="column">
-              <wp:align>right</wp:align>
-            </wp:positionH>
-            <wp:positionV relativeFrom="paragraph">
-              <wp:posOffset>0</wp:posOffset>
-            </wp:positionV>
-            <wp:extent cx="2194560" cy="2194560"/>
-            <wp:effectExtent l="0" t="0" r="0" b="0"/>
-            <wp:wrapSquare wrapText="bothSides"/>
-            <wp:docPr id="3" name="Picture 3"/>
-            <wp:cNvGraphicFramePr/>
-            <a:graphic xmlns:pic="http://schemas.openxmlformats.org/drawingml/2006/picture">
-              <a:graphicData uri="http://schemas.openxmlformats.org/drawingml/2006/picture">
-                <pic:pic>
-                  <pic:nvPicPr>
-                    <pic:cNvPr id="0" name="image.jpg"/>
-                    <pic:cNvPicPr/>
-                  </pic:nvPicPr>
-                  <pic:blipFill>
-                    <a:blip r:embed="rId12"/>
-                    <a:stretch>
-                      <a:fillRect/>
-                    </a:stretch>
-                  </pic:blipFill>
-                  <pic:spPr>
-                    <a:xfrm>
-                      <a:off x="0" y="0"/>
-                      <a:ext cx="2194560" cy="2194560"/>
-                    </a:xfrm>
-                    <a:prstGeom prst="rect"/>
-                  </pic:spPr>
-                </pic:pic>
-              </a:graphicData>
-            </a:graphic>
-          </wp:anchor>
-        </w:drawing>
-      </w:r>
-    </w:p>
-    <w:p>
-      <w:pPr>
-        <w:spacing w:after="80"/>
-      </w:pPr>
-      <w:r>
-        <w:rPr>
-          <w:rFonts w:ascii="Georgia" w:hAnsi="Georgia" w:cs="Georgia"/>
-          <w:b w:val="0"/>
-          <w:i w:val="0"/>
-          <w:color w:val="222222"/>
-          <w:sz w:val="21"/>
-        </w:rPr>
-        <w:t>The Warrior of Shadow Breathing is the strangest and most secretive of the forms, a discipline touched by something older than any monastery. Its practitioners breathe in the gloom itself, drawing the dark into their lungs until it answers to them. When they ignite their breath, their blade runs violet-black, the shadows fold around them like a cloak, and they see clearly in darkness that blinds everyone else.</w:t>
-      </w:r>
-    </w:p>
-    <w:p>
-      <w:pPr>
-        <w:spacing w:after="80"/>
-      </w:pPr>
-      <w:r>
-        <w:rPr>
-          <w:rFonts w:ascii="Georgia" w:hAnsi="Georgia" w:cs="Georgia"/>
-          <w:b w:val="0"/>
-          <w:i w:val="0"/>
-          <w:color w:val="222222"/>
-          <w:sz w:val="21"/>
-        </w:rPr>
-        <w:t>Few teach this form openly, for it walks close to powers most monks are warned away from. Those who carry it often carry a question they cannot yet answer: why the dark heeds them, where the breath truly comes from, and what waits at the end of the path they have started down. Mastered well, it makes a warrior into something the night itself seems to bend around.</w:t>
-      </w:r>
-    </w:p>
-    <w:p>
-      <w:pPr>
-        <w:spacing w:after="80"/>
-      </w:pPr>
-      <w:r>
-        <w:rPr>
-          <w:rFonts w:ascii="Georgia" w:hAnsi="Georgia" w:cs="Georgia"/>
-          <w:b/>
-          <w:i w:val="0"/>
-          <w:color w:val="222222"/>
-          <w:sz w:val="21"/>
-        </w:rPr>
-        <w:t>Features by monk level:</w:t>
-      </w:r>
-      <w:r>
-        <w:rPr>
-          <w:rFonts w:ascii="Georgia" w:hAnsi="Georgia" w:cs="Georgia"/>
-          <w:b w:val="0"/>
-          <w:i w:val="0"/>
-          <w:color w:val="222222"/>
-          <w:sz w:val="21"/>
-        </w:rPr>
-        <w:t xml:space="preserve"> 3rd, Shadow Breathing; 6th, First Form: Umbral Slash; 11th, Advanced Shadow Breathing; 17th, Third Form: Eclipse.</w:t>
-      </w:r>
-    </w:p>
-    <w:p>
-      <w:pPr>
-        <w:keepNext/>
-        <w:pBdr>
-          <w:left w:val="single" w:sz="18" w:space="12" w:color="8B2020"/>
-        </w:pBdr>
-        <w:shd w:val="clear" w:color="auto" w:fill="FCF6F6"/>
-        <w:spacing w:before="30" w:after="70"/>
-        <w:ind w:left="340" w:right="340"/>
-      </w:pPr>
-      <w:r>
-        <w:rPr>
-          <w:rFonts w:ascii="Georgia" w:hAnsi="Georgia" w:cs="Georgia"/>
-          <w:b/>
-          <w:color w:val="8B2020"/>
-          <w:sz w:val="22"/>
-        </w:rPr>
-        <w:t>Level 3: Shadow Breathing</w:t>
-      </w:r>
-    </w:p>
-    <w:p>
-      <w:pPr>
-        <w:pBdr>
-          <w:left w:val="single" w:sz="18" w:space="12" w:color="8B2020"/>
-        </w:pBdr>
-        <w:shd w:val="clear" w:color="auto" w:fill="FCF6F6"/>
-        <w:spacing w:before="30" w:after="70"/>
-        <w:ind w:left="340" w:right="340"/>
-      </w:pPr>
-      <w:r>
-        <w:rPr>
-          <w:rFonts w:ascii="Georgia" w:hAnsi="Georgia" w:cs="Georgia"/>
-          <w:b/>
-          <w:i w:val="0"/>
-          <w:color w:val="222222"/>
-          <w:sz w:val="18"/>
-        </w:rPr>
-        <w:t>Monk Weapons.</w:t>
-      </w:r>
-      <w:r>
-        <w:rPr>
-          <w:rFonts w:ascii="Georgia" w:hAnsi="Georgia" w:cs="Georgia"/>
-          <w:b w:val="0"/>
-          <w:i w:val="0"/>
-          <w:color w:val="222222"/>
-          <w:sz w:val="18"/>
-        </w:rPr>
-        <w:t xml:space="preserve"> A katana (and any sword you take up as your signature blade) counts as a Monk weapon for you. You can use your Martial Arts die with it, make your Bonus Action Unarmed Strikes alongside it, and use this subclass's features through it.</w:t>
-      </w:r>
-    </w:p>
-    <w:p>
-      <w:pPr>
-        <w:pBdr>
-          <w:left w:val="single" w:sz="18" w:space="12" w:color="8B2020"/>
-        </w:pBdr>
-        <w:shd w:val="clear" w:color="auto" w:fill="FCF6F6"/>
-        <w:spacing w:before="30" w:after="70"/>
-        <w:ind w:left="340" w:right="340"/>
-      </w:pPr>
-      <w:r>
-        <w:rPr>
-          <w:rFonts w:ascii="Georgia" w:hAnsi="Georgia" w:cs="Georgia"/>
-          <w:b/>
-          <w:i w:val="0"/>
-          <w:color w:val="222222"/>
-          <w:sz w:val="18"/>
-        </w:rPr>
-        <w:t>Eyes of the Idol.</w:t>
-      </w:r>
-      <w:r>
-        <w:rPr>
-          <w:rFonts w:ascii="Georgia" w:hAnsi="Georgia" w:cs="Georgia"/>
-          <w:b w:val="0"/>
-          <w:i w:val="0"/>
-          <w:color w:val="222222"/>
-          <w:sz w:val="18"/>
-        </w:rPr>
-        <w:t xml:space="preserve"> The idol's gift never fully leaves you. You have Darkvision with a range of 60 feet (if you already have Darkvision, its range increases by 60 feet), and you have Advantage on Dexterity (Stealth) checks; the gloom favors you.</w:t>
-      </w:r>
-    </w:p>
-    <w:p>
-      <w:pPr>
-        <w:pBdr>
-          <w:left w:val="single" w:sz="18" w:space="12" w:color="8B2020"/>
-        </w:pBdr>
-        <w:shd w:val="clear" w:color="auto" w:fill="FCF6F6"/>
-        <w:spacing w:before="30" w:after="70"/>
-        <w:ind w:left="340" w:right="340"/>
-      </w:pPr>
-      <w:r>
-        <w:rPr>
-          <w:rFonts w:ascii="Georgia" w:hAnsi="Georgia" w:cs="Georgia"/>
-          <w:b/>
-          <w:i w:val="0"/>
-          <w:color w:val="222222"/>
-          <w:sz w:val="18"/>
-        </w:rPr>
-        <w:t>Igniting the Breath.</w:t>
-      </w:r>
-      <w:r>
-        <w:rPr>
-          <w:rFonts w:ascii="Georgia" w:hAnsi="Georgia" w:cs="Georgia"/>
-          <w:b w:val="0"/>
-          <w:i w:val="0"/>
-          <w:color w:val="222222"/>
-          <w:sz w:val="18"/>
-        </w:rPr>
-        <w:t xml:space="preserve"> When you roll Initiative, you can expend 1 Focus Point to ignite your breath for the rest of the combat. It lasts until the combat ends, you have the Incapacitated condition, or you end it (no action required). While your breath is ignited, your weapon glows violet-black and deals an extra 2 Necrotic damage on every hit.</w:t>
-      </w:r>
-    </w:p>
-    <w:p>
-      <w:pPr>
-        <w:pBdr>
-          <w:left w:val="single" w:sz="18" w:space="12" w:color="8B2020"/>
-        </w:pBdr>
-        <w:shd w:val="clear" w:color="auto" w:fill="FCF6F6"/>
-        <w:spacing w:before="30" w:after="70"/>
-        <w:ind w:left="340" w:right="340"/>
-      </w:pPr>
-      <w:r>
-        <w:rPr>
-          <w:rFonts w:ascii="Georgia" w:hAnsi="Georgia" w:cs="Georgia"/>
-          <w:b/>
-          <w:i w:val="0"/>
-          <w:color w:val="222222"/>
-          <w:sz w:val="18"/>
-        </w:rPr>
-        <w:t>One With the Gloom.</w:t>
-      </w:r>
-      <w:r>
-        <w:rPr>
-          <w:rFonts w:ascii="Georgia" w:hAnsi="Georgia" w:cs="Georgia"/>
-          <w:b w:val="0"/>
-          <w:i w:val="0"/>
-          <w:color w:val="222222"/>
-          <w:sz w:val="18"/>
-        </w:rPr>
-        <w:t xml:space="preserve"> While your breath is ignited, the dark wraps around you: you have Half Cover (a +2 bonus to AC) against ranged attacks (anywhere, not just in shadow), and you can see normally in magical Darkness.</w:t>
-      </w:r>
-    </w:p>
-    <w:p>
-      <w:pPr>
-        <w:keepNext/>
-        <w:pBdr>
-          <w:left w:val="single" w:sz="18" w:space="12" w:color="8B2020"/>
-        </w:pBdr>
-        <w:shd w:val="clear" w:color="auto" w:fill="FCF6F6"/>
-        <w:spacing w:before="30" w:after="70"/>
-        <w:ind w:left="340" w:right="340"/>
-      </w:pPr>
-      <w:r>
-        <w:rPr>
-          <w:rFonts w:ascii="Georgia" w:hAnsi="Georgia" w:cs="Georgia"/>
-          <w:b/>
-          <w:color w:val="8B2020"/>
-          <w:sz w:val="22"/>
-        </w:rPr>
-        <w:t>Level 6: First Form: Umbral Slash</w:t>
-      </w:r>
-    </w:p>
-    <w:p>
-      <w:pPr>
-        <w:pBdr>
-          <w:left w:val="single" w:sz="18" w:space="12" w:color="8B2020"/>
-        </w:pBdr>
-        <w:shd w:val="clear" w:color="auto" w:fill="FCF6F6"/>
-        <w:spacing w:before="30" w:after="70"/>
-        <w:ind w:left="340" w:right="340"/>
-      </w:pPr>
-      <w:r>
-        <w:rPr>
-          <w:rFonts w:ascii="Georgia" w:hAnsi="Georgia" w:cs="Georgia"/>
-          <w:b/>
-          <w:i w:val="0"/>
-          <w:color w:val="222222"/>
-          <w:sz w:val="18"/>
-        </w:rPr>
-        <w:t>First Form: Umbral Slash.</w:t>
-      </w:r>
-      <w:r>
-        <w:rPr>
-          <w:rFonts w:ascii="Georgia" w:hAnsi="Georgia" w:cs="Georgia"/>
-          <w:b w:val="0"/>
-          <w:i w:val="0"/>
-          <w:color w:val="222222"/>
-          <w:sz w:val="18"/>
-        </w:rPr>
-        <w:t xml:space="preserve"> As a Bonus Action, you can expend 1 Focus Point to teleport up to 15 feet to an unoccupied space you can see next to a creature, engulf that creature in a 10-foot Cube of magical Darkness, and make one attack with your Monk weapon against it, with Advantage. On a hit, the attack deals 3d8 plus your Dexterity modifier Necrotic damage. The Darkness lasts until the end of your next turn. This feature replaces Flurry of Blows for you.</w:t>
-      </w:r>
-    </w:p>
-    <w:p>
-      <w:pPr>
-        <w:keepNext/>
-        <w:pBdr>
-          <w:left w:val="single" w:sz="18" w:space="12" w:color="8B2020"/>
-        </w:pBdr>
-        <w:shd w:val="clear" w:color="auto" w:fill="FCF6F6"/>
-        <w:spacing w:before="30" w:after="70"/>
-        <w:ind w:left="340" w:right="340"/>
-      </w:pPr>
-      <w:r>
-        <w:rPr>
-          <w:rFonts w:ascii="Georgia" w:hAnsi="Georgia" w:cs="Georgia"/>
-          <w:b/>
-          <w:color w:val="8B2020"/>
-          <w:sz w:val="22"/>
-        </w:rPr>
-        <w:t>Level 11: Advanced Shadow Breathing</w:t>
-      </w:r>
-    </w:p>
-    <w:p>
-      <w:pPr>
-        <w:pBdr>
-          <w:left w:val="single" w:sz="18" w:space="12" w:color="8B2020"/>
-        </w:pBdr>
-        <w:shd w:val="clear" w:color="auto" w:fill="FCF6F6"/>
-        <w:spacing w:before="30" w:after="70"/>
-        <w:ind w:left="340" w:right="340"/>
-      </w:pPr>
-      <w:r>
-        <w:rPr>
-          <w:rFonts w:ascii="Georgia" w:hAnsi="Georgia" w:cs="Georgia"/>
-          <w:b/>
-          <w:i w:val="0"/>
-          <w:color w:val="222222"/>
-          <w:sz w:val="18"/>
-        </w:rPr>
-        <w:t>Advanced Breathing.</w:t>
-      </w:r>
-      <w:r>
-        <w:rPr>
-          <w:rFonts w:ascii="Georgia" w:hAnsi="Georgia" w:cs="Georgia"/>
-          <w:b w:val="0"/>
-          <w:i w:val="0"/>
-          <w:color w:val="222222"/>
-          <w:sz w:val="18"/>
-        </w:rPr>
-        <w:t xml:space="preserve"> Your ignited breath drinks deeper of the dark. While it is active you gain all its original benefits, and also: once per turn, when you hit a creature with an attack roll you made with Advantage, the attack deals an extra 2d6 Necrotic damage.</w:t>
-      </w:r>
-    </w:p>
-    <w:p>
-      <w:pPr>
-        <w:pBdr>
-          <w:left w:val="single" w:sz="18" w:space="12" w:color="8B2020"/>
-        </w:pBdr>
-        <w:shd w:val="clear" w:color="auto" w:fill="FCF6F6"/>
-        <w:spacing w:before="30" w:after="70"/>
-        <w:ind w:left="340" w:right="340"/>
-      </w:pPr>
-      <w:r>
-        <w:rPr>
-          <w:rFonts w:ascii="Georgia" w:hAnsi="Georgia" w:cs="Georgia"/>
-          <w:b/>
-          <w:i w:val="0"/>
-          <w:color w:val="222222"/>
-          <w:sz w:val="18"/>
-        </w:rPr>
-        <w:t>Sharpened Gloom.</w:t>
-      </w:r>
-      <w:r>
-        <w:rPr>
-          <w:rFonts w:ascii="Georgia" w:hAnsi="Georgia" w:cs="Georgia"/>
-          <w:b w:val="0"/>
-          <w:i w:val="0"/>
-          <w:color w:val="222222"/>
-          <w:sz w:val="18"/>
-        </w:rPr>
-        <w:t xml:space="preserve"> The damage of your First Form: Umbral Slash increases to 5d10 plus your Dexterity modifier.</w:t>
-      </w:r>
-    </w:p>
-    <w:p>
-      <w:pPr>
-        <w:pBdr>
-          <w:left w:val="single" w:sz="18" w:space="12" w:color="5B2A86"/>
-        </w:pBdr>
-        <w:shd w:val="clear" w:color="auto" w:fill="F4F0FA"/>
-        <w:spacing w:before="30" w:after="70"/>
-        <w:ind w:left="340" w:right="340"/>
-      </w:pPr>
-      <w:r>
-        <w:rPr>
-          <w:rFonts w:ascii="Georgia" w:hAnsi="Georgia" w:cs="Georgia"/>
-          <w:b w:val="0"/>
-          <w:i w:val="0"/>
-          <w:color w:val="222222"/>
-          <w:sz w:val="19"/>
-        </w:rPr>
-        <w:t>▶ The gloom is his alone. Stabby sees through his own Darkness; his allies can't. Creatures wrapped in his gloom are hidden from Ursa's bolts and Lilly's cannon until the dark lifts, so the party learns to pick different targets while the shadow does its work.</w:t>
-      </w:r>
-    </w:p>
-    <w:p>
-      <w:pPr>
-        <w:keepNext/>
-        <w:pBdr>
-          <w:left w:val="single" w:sz="18" w:space="12" w:color="8B2020"/>
-        </w:pBdr>
-        <w:shd w:val="clear" w:color="auto" w:fill="FCF6F6"/>
-        <w:spacing w:before="30" w:after="70"/>
-        <w:ind w:left="340" w:right="340"/>
-      </w:pPr>
-      <w:r>
-        <w:rPr>
-          <w:rFonts w:ascii="Georgia" w:hAnsi="Georgia" w:cs="Georgia"/>
-          <w:b/>
-          <w:color w:val="8B2020"/>
-          <w:sz w:val="22"/>
-        </w:rPr>
-        <w:t>Level 17: Third Form: Eclipse</w:t>
-      </w:r>
-    </w:p>
-    <w:p>
-      <w:pPr>
-        <w:pBdr>
-          <w:left w:val="single" w:sz="18" w:space="12" w:color="8B2020"/>
-        </w:pBdr>
-        <w:shd w:val="clear" w:color="auto" w:fill="FCF6F6"/>
-        <w:spacing w:before="30" w:after="70"/>
-        <w:ind w:left="340" w:right="340"/>
-      </w:pPr>
-      <w:r>
-        <w:rPr>
-          <w:rFonts w:ascii="Georgia" w:hAnsi="Georgia" w:cs="Georgia"/>
-          <w:b/>
-          <w:i w:val="0"/>
-          <w:color w:val="222222"/>
-          <w:sz w:val="18"/>
-        </w:rPr>
-        <w:t>Third Form: Eclipse.</w:t>
-      </w:r>
-      <w:r>
-        <w:rPr>
-          <w:rFonts w:ascii="Georgia" w:hAnsi="Georgia" w:cs="Georgia"/>
-          <w:b w:val="0"/>
-          <w:i w:val="0"/>
-          <w:color w:val="222222"/>
-          <w:sz w:val="18"/>
-        </w:rPr>
-        <w:t xml:space="preserve"> As a Bonus Action, you can expend 3 Focus Points to vanish into the gloom and strike from everywhere at once. Create a 20-foot Cube of magical Darkness centered on yourself (you can see through it), then teleport to and make one attack with your Monk weapon against each of up to three different creatures within it, with Advantage. Each attack deals 5d10 plus your Dexterity modifier Necrotic damage on a hit. Each creature hit has the Blinded condition until the end of your next turn, and you remain effectively unseen by everyone but yourself until the Darkness ends.</w:t>
-      </w:r>
-    </w:p>
-    <w:p>
-      <w:pPr>
-        <w:spacing w:after="80"/>
-      </w:pPr>
-      <w:r>
-        <w:rPr>
-          <w:rFonts w:ascii="Georgia" w:hAnsi="Georgia" w:cs="Georgia"/>
-          <w:b/>
-          <w:i w:val="0"/>
-          <w:color w:val="222222"/>
-          <w:sz w:val="21"/>
-        </w:rPr>
-        <w:t>At Level 7, Stabby has:</w:t>
-      </w:r>
-      <w:r>
-        <w:rPr>
-          <w:rFonts w:ascii="Georgia" w:hAnsi="Georgia" w:cs="Georgia"/>
-          <w:b w:val="0"/>
-          <w:i w:val="0"/>
-          <w:color w:val="222222"/>
-          <w:sz w:val="21"/>
-        </w:rPr>
-        <w:t xml:space="preserve"> Shadow Breathing (the Level 3 stance) + First Form: Umbral Slash (Level 6, 3d8 + Dex). The Level 11 and 17 features unlock as he grows.</w:t>
-      </w:r>
-    </w:p>
-    <w:p>
-      <w:pPr>
-        <w:keepNext/>
-        <w:spacing w:before="220" w:after="60"/>
-      </w:pPr>
-      <w:r>
-        <w:rPr>
-          <w:rFonts w:ascii="Georgia" w:hAnsi="Georgia" w:cs="Georgia"/>
-          <w:b/>
-          <w:color w:val="A0522D"/>
-          <w:sz w:val="26"/>
-        </w:rPr>
-        <w:t>The Demon-Slayer's Blade: the Nichirin Katana</w:t>
-      </w:r>
-    </w:p>
-    <w:p>
-      <w:pPr>
-        <w:spacing w:after="80"/>
-      </w:pPr>
-      <w:r>
-        <w:rPr>
-          <w:rFonts w:ascii="Georgia" w:hAnsi="Georgia" w:cs="Georgia"/>
-          <w:b w:val="0"/>
-          <w:i w:val="0"/>
-          <w:color w:val="222222"/>
-          <w:sz w:val="21"/>
-        </w:rPr>
-        <w:t>This sun-forged demon-slayer blade was made from crimson ore that drinks in dawnlight. While sheathed, the steel looks dark and almost ordinary, but when Stabby ignites his breathing, the blade catches that breath and burns with the color of his chosen form.</w:t>
-      </w:r>
-    </w:p>
-    <w:p>
-      <w:pPr>
-        <w:keepNext/>
-        <w:pBdr>
-          <w:left w:val="single" w:sz="18" w:space="12" w:color="8B2020"/>
-        </w:pBdr>
-        <w:shd w:val="clear" w:color="auto" w:fill="FCF6F6"/>
-        <w:spacing w:before="30" w:after="70"/>
-        <w:ind w:left="340" w:right="340"/>
-      </w:pPr>
-      <w:r>
-        <w:rPr>
-          <w:rFonts w:ascii="Georgia" w:hAnsi="Georgia" w:cs="Georgia"/>
-          <w:b/>
-          <w:color w:val="8B2020"/>
-          <w:sz w:val="22"/>
-        </w:rPr>
-        <w:t>Nichirin Katana</w:t>
-      </w:r>
-    </w:p>
-    <w:p>
-      <w:pPr>
-        <w:pBdr>
-          <w:left w:val="single" w:sz="18" w:space="12" w:color="8B2020"/>
-        </w:pBdr>
-        <w:shd w:val="clear" w:color="auto" w:fill="FCF6F6"/>
-        <w:spacing w:before="30" w:after="70"/>
-        <w:ind w:left="340" w:right="340"/>
-      </w:pPr>
-      <w:r>
-        <w:rPr>
-          <w:rFonts w:ascii="Georgia" w:hAnsi="Georgia" w:cs="Georgia"/>
-          <w:b w:val="0"/>
-          <w:i/>
-          <w:color w:val="222222"/>
-          <w:sz w:val="18"/>
-        </w:rPr>
-        <w:t>Weapon (Katana), Rare (Requires Attunement by Stabby)</w:t>
-      </w:r>
-    </w:p>
-    <w:p>
-      <w:pPr>
-        <w:pBdr>
-          <w:left w:val="single" w:sz="18" w:space="12" w:color="8B2020"/>
-        </w:pBdr>
-        <w:shd w:val="clear" w:color="auto" w:fill="FCF6F6"/>
-        <w:spacing w:before="30" w:after="70"/>
-        <w:ind w:left="340" w:right="340"/>
-      </w:pPr>
-      <w:r>
-        <w:rPr>
-          <w:rFonts w:ascii="Georgia" w:hAnsi="Georgia" w:cs="Georgia"/>
-          <w:b/>
-          <w:i w:val="0"/>
-          <w:color w:val="222222"/>
-          <w:sz w:val="18"/>
-        </w:rPr>
-        <w:t>Weapon Statistics.</w:t>
-      </w:r>
-      <w:r>
-        <w:rPr>
-          <w:rFonts w:ascii="Georgia" w:hAnsi="Georgia" w:cs="Georgia"/>
-          <w:b w:val="0"/>
-          <w:i w:val="0"/>
-          <w:color w:val="222222"/>
-          <w:sz w:val="18"/>
-        </w:rPr>
-        <w:t xml:space="preserve"> The Nichirin katana uses the statistics of a Longsword (1d8 Slashing damage) with the Finesse and Versatile (1d10) properties, and it counts as a Monk weapon for Stabby. Because it has Finesse and is a Monk weapon, Stabby uses his Dexterity for its attack and damage rolls.</w:t>
-      </w:r>
-    </w:p>
-    <w:p>
-      <w:pPr>
-        <w:pBdr>
-          <w:left w:val="single" w:sz="18" w:space="12" w:color="8B2020"/>
-        </w:pBdr>
-        <w:shd w:val="clear" w:color="auto" w:fill="FCF6F6"/>
-        <w:spacing w:before="30" w:after="70"/>
-        <w:ind w:left="340" w:right="340"/>
-      </w:pPr>
-      <w:r>
-        <w:rPr>
-          <w:rFonts w:ascii="Georgia" w:hAnsi="Georgia" w:cs="Georgia"/>
-          <w:b/>
-          <w:i w:val="0"/>
-          <w:color w:val="222222"/>
-          <w:sz w:val="18"/>
-        </w:rPr>
-        <w:t>Magic Weapon.</w:t>
-      </w:r>
-      <w:r>
-        <w:rPr>
-          <w:rFonts w:ascii="Georgia" w:hAnsi="Georgia" w:cs="Georgia"/>
-          <w:b w:val="0"/>
-          <w:i w:val="0"/>
-          <w:color w:val="222222"/>
-          <w:sz w:val="18"/>
-        </w:rPr>
-        <w:t xml:space="preserve"> You gain a +2 bonus to attack and damage rolls made with this magic weapon.</w:t>
-      </w:r>
-    </w:p>
-    <w:p>
-      <w:pPr>
-        <w:pBdr>
-          <w:left w:val="single" w:sz="18" w:space="12" w:color="8B2020"/>
-        </w:pBdr>
-        <w:shd w:val="clear" w:color="auto" w:fill="FCF6F6"/>
-        <w:spacing w:before="30" w:after="70"/>
-        <w:ind w:left="340" w:right="340"/>
-      </w:pPr>
-      <w:r>
-        <w:rPr>
-          <w:rFonts w:ascii="Georgia" w:hAnsi="Georgia" w:cs="Georgia"/>
-          <w:b/>
-          <w:i w:val="0"/>
-          <w:color w:val="222222"/>
-          <w:sz w:val="18"/>
-        </w:rPr>
-        <w:t>Breath-Kindled Steel.</w:t>
-      </w:r>
-      <w:r>
-        <w:rPr>
-          <w:rFonts w:ascii="Georgia" w:hAnsi="Georgia" w:cs="Georgia"/>
-          <w:b w:val="0"/>
-          <w:i w:val="0"/>
-          <w:color w:val="222222"/>
-          <w:sz w:val="18"/>
-        </w:rPr>
-        <w:t xml:space="preserve"> When Stabby ignites his breathing, the blade glows with the color and nature of that form: blood-red for Beast Breathing, pale blue for Water Breathing, or violet-black for Shadow Breathing. This glow is magical but sheds only dim light unless Stabby chooses otherwise.</w:t>
-      </w:r>
-    </w:p>
-    <w:p>
-      <w:pPr>
-        <w:pBdr>
-          <w:left w:val="single" w:sz="18" w:space="12" w:color="8B2020"/>
-        </w:pBdr>
-        <w:shd w:val="clear" w:color="auto" w:fill="FCF6F6"/>
-        <w:spacing w:before="30" w:after="70"/>
-        <w:ind w:left="340" w:right="340"/>
-      </w:pPr>
-      <w:r>
-        <w:rPr>
-          <w:rFonts w:ascii="Georgia" w:hAnsi="Georgia" w:cs="Georgia"/>
-          <w:b/>
-          <w:i w:val="0"/>
-          <w:color w:val="222222"/>
-          <w:sz w:val="18"/>
-        </w:rPr>
-        <w:t>Cleansing Edge.</w:t>
-      </w:r>
-      <w:r>
-        <w:rPr>
-          <w:rFonts w:ascii="Georgia" w:hAnsi="Georgia" w:cs="Georgia"/>
-          <w:b w:val="0"/>
-          <w:i w:val="0"/>
-          <w:color w:val="222222"/>
-          <w:sz w:val="18"/>
-        </w:rPr>
-        <w:t xml:space="preserve"> Once on each of your turns when you hit a Fiend, Undead, shadow creature, or creature empowered by planar corruption with this katana, the blade burns away corruption until the start of your next turn. While affected, the creature can't regain Hit Points, can't benefit from magical Darkness or shadowy concealment against Stabby, and any visible corruption around the wound briefly burns, cracks, or peels away in sparks of purified light.</w:t>
-      </w:r>
-    </w:p>
-    <w:p>
-      <w:pPr>
-        <w:pBdr>
-          <w:left w:val="single" w:sz="18" w:space="12" w:color="8B2020"/>
-        </w:pBdr>
-        <w:shd w:val="clear" w:color="auto" w:fill="FCF6F6"/>
-        <w:spacing w:before="30" w:after="70"/>
-        <w:ind w:left="340" w:right="340"/>
-      </w:pPr>
-      <w:r>
-        <w:rPr>
-          <w:rFonts w:ascii="Georgia" w:hAnsi="Georgia" w:cs="Georgia"/>
-          <w:b/>
-          <w:i w:val="0"/>
-          <w:color w:val="222222"/>
-          <w:sz w:val="18"/>
-        </w:rPr>
-        <w:t>Demon-Slayer's Mark.</w:t>
-      </w:r>
-      <w:r>
-        <w:rPr>
-          <w:rFonts w:ascii="Georgia" w:hAnsi="Georgia" w:cs="Georgia"/>
-          <w:b w:val="0"/>
-          <w:i w:val="0"/>
-          <w:color w:val="222222"/>
-          <w:sz w:val="18"/>
-        </w:rPr>
-        <w:t xml:space="preserve"> The katana is especially dangerous to creatures twisted by darkness, undeath, or planar corruption. It leaves wounds that glow faintly like banked embers, revealing that the creature has been marked by cleansing sunlight. The blade wounds the corruption, not the creature beneath. When a corrupted guardian falls to it, what breaks is the darkness.</w:t>
-      </w:r>
-    </w:p>
-    <w:p>
-      <w:pPr>
-        <w:keepNext/>
-        <w:spacing w:before="220" w:after="60"/>
-      </w:pPr>
-      <w:r>
-        <w:rPr>
-          <w:rFonts w:ascii="Georgia" w:hAnsi="Georgia" w:cs="Georgia"/>
-          <w:b/>
-          <w:color w:val="A0522D"/>
-          <w:sz w:val="26"/>
-        </w:rPr>
-        <w:t>Lore of the Blade</w:t>
-      </w:r>
-    </w:p>
-    <w:p>
-      <w:pPr>
-        <w:spacing w:after="80"/>
-      </w:pPr>
-      <w:r>
-        <w:rPr>
-          <w:rFonts w:ascii="Georgia" w:hAnsi="Georgia" w:cs="Georgia"/>
-          <w:b w:val="0"/>
-          <w:i w:val="0"/>
-          <w:color w:val="222222"/>
-          <w:sz w:val="21"/>
-        </w:rPr>
-        <w:t>They say the first Nichirin blades were quenched not in water or oil but in the light of dawn itself, folded by smiths who worked only in the hour before sunrise. The ore came from a single mountain that caught the morning sun before anywhere else in the world, and steel drawn from it never forgot that first warmth. A finished blade looks plain and dark in an idle hand; it is waiting. Only a warrior who can kindle their own breath can wake the colour sleeping in the metal.</w:t>
-      </w:r>
-    </w:p>
-    <w:p>
-      <w:pPr>
-        <w:spacing w:after="80"/>
-      </w:pPr>
-      <w:r>
-        <w:rPr>
-          <w:rFonts w:ascii="Georgia" w:hAnsi="Georgia" w:cs="Georgia"/>
-          <w:b w:val="0"/>
-          <w:i w:val="0"/>
-          <w:color w:val="222222"/>
-          <w:sz w:val="21"/>
-        </w:rPr>
-        <w:t>For a creature of corruption, that waking light is a death sentence. Where an ordinary sword cuts flesh, a Nichirin blade cuts the rot itself: the shadow that hides a fiend, the dark magic that knits an undead back together, the planar taint that lets a horror shrug off honest steel. Stabby's blade chose its colours from his own breathing forms, and now it burns red, blue, or violet to match whichever beast, river, or shadow he calls upon.</w:t>
-      </w:r>
-    </w:p>
-    <w:p>
-      <w:pPr>
-        <w:pBdr>
-          <w:left w:val="single" w:sz="18" w:space="12" w:color="B8860B"/>
-        </w:pBdr>
-        <w:shd w:val="clear" w:color="auto" w:fill="FBF6EA"/>
-        <w:spacing w:before="30" w:after="70"/>
-        <w:ind w:left="340" w:right="340"/>
-      </w:pPr>
-      <w:r>
-        <w:rPr>
-          <w:rFonts w:ascii="Georgia" w:hAnsi="Georgia" w:cs="Georgia"/>
-          <w:b/>
-          <w:i w:val="0"/>
-          <w:color w:val="222222"/>
-          <w:sz w:val="21"/>
-        </w:rPr>
-        <w:t>A whispered rumor.</w:t>
-      </w:r>
-      <w:r>
-        <w:rPr>
-          <w:rFonts w:ascii="Georgia" w:hAnsi="Georgia" w:cs="Georgia"/>
-          <w:b w:val="0"/>
-          <w:i w:val="0"/>
-          <w:color w:val="222222"/>
-          <w:sz w:val="21"/>
-        </w:rPr>
-        <w:t xml:space="preserve"> Old hunters claim a Nichirin blade can never be truly stolen: carried by the wrong hand, the steel stays cold and dull and will not take an edge. Whether that is true, or simply a story told to keep thieves honest, no one in living memory has dared find out.</w:t>
-      </w:r>
-    </w:p>
-    <w:p>
-      <w:pPr>
-        <w:keepNext/>
-        <w:spacing w:before="220" w:after="60"/>
-      </w:pPr>
-      <w:r>
-        <w:rPr>
-          <w:rFonts w:ascii="Georgia" w:hAnsi="Georgia" w:cs="Georgia"/>
-          <w:b/>
-          <w:color w:val="A0522D"/>
-          <w:sz w:val="26"/>
-        </w:rPr>
-        <w:t>Setting Down the Kensei's Way</w:t>
-      </w:r>
-    </w:p>
-    <w:p>
-      <w:pPr>
-        <w:spacing w:after="80"/>
-      </w:pPr>
-      <w:r>
-        <w:rPr>
-          <w:rFonts w:ascii="Georgia" w:hAnsi="Georgia" w:cs="Georgia"/>
-          <w:b w:val="0"/>
-          <w:i w:val="0"/>
-          <w:color w:val="222222"/>
-          <w:sz w:val="21"/>
-        </w:rPr>
-        <w:t>When Stabby takes up a breathing form at Level 7, the Kensei's tricks retire with his old teacher's lessons. He loses Kensei's Shot (the bow's bonus-action +1d4) and Agile Parry (his +2 AC after blade-and-fist turns), and the Repeating Longbow becomes simply a very good bow, no longer a Monk weapon. In exchange he gains a stance he can ignite every single fight, a First Form that turns his bonus action into a 3d8 + 5 strike with 15 feet of free movement, form gifts that work all day, and a road that grows with him to Level 17. He is trading a parry for a predator's gait, and he gains far more than he gives up. (And Candyfang, outshone by the Nichirin blade, needn't vanish: an heirloom at his belt, or one day, a gift worthy of a Bloodfang.)</w:t>
-      </w:r>
-    </w:p>
-    <w:p>
-      <w:pPr>
-        <w:keepNext/>
-        <w:spacing w:before="400" w:after="120"/>
-        <w:pBdr>
-          <w:bottom w:val="single" w:sz="6" w:space="4" w:color="B8860B"/>
-        </w:pBdr>
-      </w:pPr>
-      <w:r>
-        <w:rPr>
-          <w:rFonts w:ascii="Georgia" w:hAnsi="Georgia" w:cs="Georgia"/>
-          <w:b/>
-          <w:color w:val="B8860B"/>
-          <w:sz w:val="32"/>
-        </w:rPr>
-        <w:t>Paths of the Stars (Ursa's Path)</w:t>
-      </w:r>
-    </w:p>
-    <w:p>
-      <w:pPr>
-        <w:pBdr>
-          <w:left w:val="single" w:sz="18" w:space="12" w:color="B8860B"/>
-        </w:pBdr>
-        <w:shd w:val="clear" w:color="auto" w:fill="FBF6EA"/>
-        <w:spacing w:before="30" w:after="70"/>
-        <w:ind w:left="340" w:right="340"/>
-      </w:pPr>
-      <w:r>
-        <w:rPr>
-          <w:rFonts w:ascii="Georgia" w:hAnsi="Georgia" w:cs="Georgia"/>
-          <w:b w:val="0"/>
-          <w:i/>
-          <w:color w:val="222222"/>
-          <w:sz w:val="21"/>
-        </w:rPr>
-        <w:t>For Ursa Catchum, Circle of the Stars Druid: the year apart, Level 5 to 7.</w:t>
-      </w:r>
-      <w:r>
-        <w:rPr>
-          <w:rFonts w:ascii="Georgia" w:hAnsi="Georgia" w:cs="Georgia"/>
-          <w:b w:val="0"/>
-          <w:i w:val="0"/>
-          <w:color w:val="222222"/>
-          <w:sz w:val="21"/>
-        </w:rPr>
-        <w:t xml:space="preserve"> Ursa walked one of three roads during the year apart, and came back changed. Each road grants a feat (what he sought) and a keepsake (what found him): he gains the pair matching his road. Special story feats: no ability score increase.</w:t>
-      </w:r>
-    </w:p>
-    <w:p>
-      <w:pPr>
-        <w:keepNext/>
-        <w:spacing w:before="220" w:after="60"/>
-      </w:pPr>
-      <w:r>
-        <w:rPr>
-          <w:rFonts w:ascii="Georgia" w:hAnsi="Georgia" w:cs="Georgia"/>
-          <w:b/>
-          <w:color w:val="A0522D"/>
-          <w:sz w:val="26"/>
-        </w:rPr>
-        <w:t>Beast Handler: The Living World (the road into the wild)</w:t>
-      </w:r>
-    </w:p>
-    <w:p>
-      <w:pPr>
-        <w:pBdr>
-          <w:left w:val="single" w:sz="18" w:space="12" w:color="B8860B"/>
-        </w:pBdr>
-        <w:shd w:val="clear" w:color="auto" w:fill="FBF6EA"/>
-        <w:spacing w:before="30" w:after="70"/>
-        <w:ind w:left="340" w:right="340"/>
-      </w:pPr>
-      <w:r>
-        <w:rPr>
-          <w:rFonts w:ascii="Georgia" w:hAnsi="Georgia" w:cs="Georgia"/>
-          <w:b w:val="0"/>
-          <w:i/>
-          <w:color w:val="222222"/>
-          <w:sz w:val="21"/>
-        </w:rPr>
-        <w:t>“You went out to learn the speech of wild things. You came back, and the wild things follow you home.”</w:t>
-      </w:r>
-    </w:p>
-    <w:p>
-      <w:pPr>
-        <w:keepNext/>
-        <w:pBdr>
-          <w:left w:val="single" w:sz="18" w:space="12" w:color="8B2020"/>
-        </w:pBdr>
-        <w:shd w:val="clear" w:color="auto" w:fill="FCF6F6"/>
-        <w:spacing w:before="30" w:after="70"/>
-        <w:ind w:left="340" w:right="340"/>
-      </w:pPr>
-      <w:r>
-        <w:rPr>
-          <w:rFonts w:ascii="Georgia" w:hAnsi="Georgia" w:cs="Georgia"/>
-          <w:b/>
-          <w:color w:val="8B2020"/>
-          <w:sz w:val="22"/>
-        </w:rPr>
-        <w:t>Beast Handler (feat)</w:t>
-      </w:r>
-    </w:p>
-    <w:p>
-      <w:pPr>
-        <w:pBdr>
-          <w:left w:val="single" w:sz="18" w:space="12" w:color="8B2020"/>
-        </w:pBdr>
-        <w:shd w:val="clear" w:color="auto" w:fill="FCF6F6"/>
-        <w:spacing w:before="30" w:after="70"/>
-        <w:ind w:left="340" w:right="340"/>
-      </w:pPr>
-      <w:r>
-        <w:rPr>
-          <w:rFonts w:ascii="Georgia" w:hAnsi="Georgia" w:cs="Georgia"/>
-          <w:b/>
-          <w:i w:val="0"/>
-          <w:color w:val="222222"/>
-          <w:sz w:val="18"/>
-        </w:rPr>
-        <w:t>Mightier Summons.</w:t>
-      </w:r>
-      <w:r>
-        <w:rPr>
-          <w:rFonts w:ascii="Georgia" w:hAnsi="Georgia" w:cs="Georgia"/>
-          <w:b w:val="0"/>
-          <w:i w:val="0"/>
-          <w:color w:val="222222"/>
-          <w:sz w:val="18"/>
-        </w:rPr>
-        <w:t xml:space="preserve"> Whenever you cast the Summon Beast spell, you cast it as though using a spell slot of the highest level you can cast, without expending a higher-level slot. (The spell's effects scale to that level, 4th now, and growing as Ursa does, but it still uses only a 2nd-level slot.)</w:t>
-      </w:r>
-    </w:p>
-    <w:p>
-      <w:pPr>
-        <w:pBdr>
-          <w:left w:val="single" w:sz="18" w:space="12" w:color="8B2020"/>
-        </w:pBdr>
-        <w:shd w:val="clear" w:color="auto" w:fill="FCF6F6"/>
-        <w:spacing w:before="30" w:after="70"/>
-        <w:ind w:left="340" w:right="340"/>
-      </w:pPr>
-      <w:r>
-        <w:rPr>
-          <w:rFonts w:ascii="Georgia" w:hAnsi="Georgia" w:cs="Georgia"/>
-          <w:b/>
-          <w:i w:val="0"/>
-          <w:color w:val="222222"/>
-          <w:sz w:val="18"/>
-        </w:rPr>
-        <w:t>Wild Speech.</w:t>
-      </w:r>
-      <w:r>
-        <w:rPr>
-          <w:rFonts w:ascii="Georgia" w:hAnsi="Georgia" w:cs="Georgia"/>
-          <w:b w:val="0"/>
-          <w:i w:val="0"/>
-          <w:color w:val="222222"/>
-          <w:sz w:val="18"/>
-        </w:rPr>
-        <w:t xml:space="preserve"> You and your summoned creatures share simple thoughts freely, no words needed. With ordinary Beasts, you understand their sounds and gestures even without your Mark's magic, and they understand yours.</w:t>
-      </w:r>
-    </w:p>
-    <w:p>
-      <w:pPr>
-        <w:keepNext/>
-        <w:pBdr>
-          <w:left w:val="single" w:sz="18" w:space="12" w:color="8B2020"/>
-        </w:pBdr>
-        <w:shd w:val="clear" w:color="auto" w:fill="FCF6F6"/>
-        <w:spacing w:before="30" w:after="70"/>
-        <w:ind w:left="340" w:right="340"/>
-      </w:pPr>
-      <w:r>
-        <w:rPr>
-          <w:rFonts w:ascii="Georgia" w:hAnsi="Georgia" w:cs="Georgia"/>
-          <w:b/>
-          <w:color w:val="8B2020"/>
-          <w:sz w:val="22"/>
-        </w:rPr>
-        <w:t>The Wildheart Token</w:t>
-      </w:r>
-    </w:p>
-    <w:p>
-      <w:pPr>
-        <w:pBdr>
-          <w:left w:val="single" w:sz="18" w:space="12" w:color="8B2020"/>
-        </w:pBdr>
-        <w:shd w:val="clear" w:color="auto" w:fill="FCF6F6"/>
-        <w:spacing w:before="30" w:after="70"/>
-        <w:ind w:left="340" w:right="340"/>
-      </w:pPr>
-      <w:r>
-        <w:rPr>
-          <w:rFonts w:ascii="Georgia" w:hAnsi="Georgia" w:cs="Georgia"/>
-          <w:b w:val="0"/>
-          <w:i/>
-          <w:color w:val="222222"/>
-          <w:sz w:val="18"/>
-        </w:rPr>
-        <w:t>Carved by his own hand.</w:t>
-      </w:r>
-    </w:p>
-    <w:p>
-      <w:pPr>
-        <w:pBdr>
-          <w:left w:val="single" w:sz="18" w:space="12" w:color="8B2020"/>
-        </w:pBdr>
-        <w:shd w:val="clear" w:color="auto" w:fill="FCF6F6"/>
-        <w:spacing w:before="30" w:after="70"/>
-        <w:ind w:left="340" w:right="340"/>
-      </w:pPr>
-      <w:r>
-        <w:rPr>
-          <w:rFonts w:ascii="Georgia" w:hAnsi="Georgia" w:cs="Georgia"/>
-          <w:b w:val="0"/>
-          <w:i w:val="0"/>
-          <w:color w:val="222222"/>
-          <w:sz w:val="18"/>
-        </w:rPr>
-        <w:t>A totem of a beast Ursa befriended in the wild year: the player names it, and names the friend. His Bestial Spirit now always takes that companion's shape. Once per day, when the spirit would drop to 0 hit points, it drops to 1 instead: it refuses to leave him.</w:t>
-      </w:r>
-    </w:p>
-    <w:p>
-      <w:pPr>
-        <w:keepNext/>
-        <w:spacing w:before="220" w:after="60"/>
-      </w:pPr>
-      <w:r>
-        <w:rPr>
-          <w:rFonts w:ascii="Georgia" w:hAnsi="Georgia" w:cs="Georgia"/>
-          <w:b/>
-          <w:color w:val="A0522D"/>
-          <w:sz w:val="26"/>
-        </w:rPr>
-        <w:t>Starlit Channeler: The Circle of Stars (the road into the sky)</w:t>
-      </w:r>
-    </w:p>
-    <w:p>
-      <w:pPr>
-        <w:pBdr>
-          <w:left w:val="single" w:sz="18" w:space="12" w:color="B8860B"/>
-        </w:pBdr>
-        <w:shd w:val="clear" w:color="auto" w:fill="FBF6EA"/>
-        <w:spacing w:before="30" w:after="70"/>
-        <w:ind w:left="340" w:right="340"/>
-      </w:pPr>
-      <w:r>
-        <w:rPr>
-          <w:rFonts w:ascii="Georgia" w:hAnsi="Georgia" w:cs="Georgia"/>
-          <w:b w:val="0"/>
-          <w:i/>
-          <w:color w:val="222222"/>
-          <w:sz w:val="21"/>
-        </w:rPr>
-        <w:t>“You returned to the Circle, and the constellations answered: their light now runs down your arm and out through the staff.”</w:t>
-      </w:r>
-    </w:p>
-    <w:p>
-      <w:pPr>
-        <w:keepNext/>
-        <w:pBdr>
-          <w:left w:val="single" w:sz="18" w:space="12" w:color="8B2020"/>
-        </w:pBdr>
-        <w:shd w:val="clear" w:color="auto" w:fill="FCF6F6"/>
-        <w:spacing w:before="30" w:after="70"/>
-        <w:ind w:left="340" w:right="340"/>
-      </w:pPr>
-      <w:r>
-        <w:rPr>
-          <w:rFonts w:ascii="Georgia" w:hAnsi="Georgia" w:cs="Georgia"/>
-          <w:b/>
-          <w:color w:val="8B2020"/>
-          <w:sz w:val="22"/>
-        </w:rPr>
-        <w:t>Starlit Channeler (feat)</w:t>
-      </w:r>
-    </w:p>
-    <w:p>
-      <w:pPr>
-        <w:pBdr>
-          <w:left w:val="single" w:sz="18" w:space="12" w:color="8B2020"/>
-        </w:pBdr>
-        <w:shd w:val="clear" w:color="auto" w:fill="FCF6F6"/>
-        <w:spacing w:before="30" w:after="70"/>
-        <w:ind w:left="340" w:right="340"/>
-      </w:pPr>
-      <w:r>
-        <w:rPr>
-          <w:rFonts w:ascii="Georgia" w:hAnsi="Georgia" w:cs="Georgia"/>
-          <w:b/>
-          <w:i w:val="0"/>
-          <w:color w:val="222222"/>
-          <w:sz w:val="18"/>
-        </w:rPr>
-        <w:t>The Warden.</w:t>
-      </w:r>
-      <w:r>
-        <w:rPr>
-          <w:rFonts w:ascii="Georgia" w:hAnsi="Georgia" w:cs="Georgia"/>
-          <w:b w:val="0"/>
-          <w:i w:val="0"/>
-          <w:color w:val="222222"/>
-          <w:sz w:val="18"/>
-        </w:rPr>
-        <w:t xml:space="preserve"> You learn the Shillelagh cantrip (Wisdom is your spellcasting ability for it), and your Starry Form gains a fourth constellation: the Warden, a spear-bearing figure of starlight. When you assume your form, you can choose it. As part of the same Bonus Action, you cast Shillelagh through your staff, and the spell lasts as long as the form does (instead of 1 minute). While the Warden shines: the kindled staff's damage becomes Radiant, its strikes deal an extra 1d6 Radiant damage (2d6 at 11th level, 3d6 at 17th), and as a Bonus Action on each of your later turns, you can make one strike with the kindled staff.</w:t>
-      </w:r>
-    </w:p>
-    <w:p>
-      <w:pPr>
-        <w:pBdr>
-          <w:left w:val="single" w:sz="18" w:space="12" w:color="5B2A86"/>
-        </w:pBdr>
-        <w:shd w:val="clear" w:color="auto" w:fill="F4F0FA"/>
-        <w:spacing w:before="30" w:after="70"/>
-        <w:ind w:left="340" w:right="340"/>
-      </w:pPr>
-      <w:r>
-        <w:rPr>
-          <w:rFonts w:ascii="Georgia" w:hAnsi="Georgia" w:cs="Georgia"/>
-          <w:b w:val="0"/>
-          <w:i w:val="0"/>
-          <w:color w:val="222222"/>
-          <w:sz w:val="19"/>
-        </w:rPr>
-        <w:t>▶ The kindled staff IS the Shillelagh spell: Starseed (+1d4) rides its strikes (unlike the Archer's arrow, a form feature), and its damage counts as cantrip damage (Elemental Fury: Potent Spellcasting applies from 7th, once per turn, like Starseed). Sheet note: the feat grants Shillelagh, so Ursa's known copy frees up for a cantrip swap at his next level.</w:t>
-      </w:r>
-    </w:p>
-    <w:p>
-      <w:pPr>
-        <w:keepNext/>
-        <w:pBdr>
-          <w:left w:val="single" w:sz="18" w:space="12" w:color="8B2020"/>
-        </w:pBdr>
-        <w:shd w:val="clear" w:color="auto" w:fill="FCF6F6"/>
-        <w:spacing w:before="30" w:after="70"/>
-        <w:ind w:left="340" w:right="340"/>
-      </w:pPr>
-      <w:r>
-        <w:rPr>
-          <w:rFonts w:ascii="Georgia" w:hAnsi="Georgia" w:cs="Georgia"/>
-          <w:b/>
-          <w:color w:val="8B2020"/>
-          <w:sz w:val="22"/>
-        </w:rPr>
-        <w:t>The Staff Wakes Further</w:t>
-      </w:r>
-    </w:p>
-    <w:p>
-      <w:pPr>
-        <w:pBdr>
-          <w:left w:val="single" w:sz="18" w:space="12" w:color="8B2020"/>
-        </w:pBdr>
-        <w:shd w:val="clear" w:color="auto" w:fill="FCF6F6"/>
-        <w:spacing w:before="30" w:after="70"/>
-        <w:ind w:left="340" w:right="340"/>
-      </w:pPr>
-      <w:r>
-        <w:rPr>
-          <w:rFonts w:ascii="Georgia" w:hAnsi="Georgia" w:cs="Georgia"/>
-          <w:b w:val="0"/>
-          <w:i/>
-          <w:color w:val="222222"/>
-          <w:sz w:val="18"/>
-        </w:rPr>
-        <w:t>The relic grows, as promised.</w:t>
-      </w:r>
-      <w:r>
-        <w:rPr>
-          <w:rFonts w:ascii="Georgia" w:hAnsi="Georgia" w:cs="Georgia"/>
-          <w:b w:val="0"/>
-          <w:i w:val="0"/>
-          <w:color w:val="222222"/>
-          <w:sz w:val="18"/>
-        </w:rPr>
-        <w:t xml:space="preserve"> The Staff of Waking Constellations has always brightened a new star after every victory: on this road, it brightens for him. Capacity rises to 6 charges (regain 1d4+2 at dawn), and its Starlight glow reaches 20 feet: the whole party fits inside his Starry Form's light, and inside the Amulet of Guiding Light's +1 to attacks and saves.</w:t>
-      </w:r>
-    </w:p>
-    <w:p>
-      <w:pPr>
-        <w:keepNext/>
-        <w:spacing w:before="220" w:after="60"/>
-      </w:pPr>
-      <w:r>
-        <w:rPr>
-          <w:rFonts w:ascii="Georgia" w:hAnsi="Georgia" w:cs="Georgia"/>
-          <w:b/>
-          <w:color w:val="A0522D"/>
-          <w:sz w:val="26"/>
-        </w:rPr>
-        <w:t>Reader of Omens: The Father's Trail (the road east)</w:t>
-      </w:r>
-    </w:p>
-    <w:p>
-      <w:pPr>
-        <w:pBdr>
-          <w:left w:val="single" w:sz="18" w:space="12" w:color="B8860B"/>
-        </w:pBdr>
-        <w:shd w:val="clear" w:color="auto" w:fill="FBF6EA"/>
-        <w:spacing w:before="30" w:after="70"/>
-        <w:ind w:left="340" w:right="340"/>
-      </w:pPr>
-      <w:r>
-        <w:rPr>
-          <w:rFonts w:ascii="Georgia" w:hAnsi="Georgia" w:cs="Georgia"/>
-          <w:b w:val="0"/>
-          <w:i/>
-          <w:color w:val="222222"/>
-          <w:sz w:val="21"/>
-        </w:rPr>
-        <w:t>“Your father read the sky the way other folk read a map. On his trail you learned his art: the omens no longer come at random, and you choose your moment.”</w:t>
-      </w:r>
-    </w:p>
-    <w:p>
-      <w:pPr>
-        <w:keepNext/>
-        <w:pBdr>
-          <w:left w:val="single" w:sz="18" w:space="12" w:color="8B2020"/>
-        </w:pBdr>
-        <w:shd w:val="clear" w:color="auto" w:fill="FCF6F6"/>
-        <w:spacing w:before="30" w:after="70"/>
-        <w:ind w:left="340" w:right="340"/>
-      </w:pPr>
-      <w:r>
-        <w:rPr>
-          <w:rFonts w:ascii="Georgia" w:hAnsi="Georgia" w:cs="Georgia"/>
-          <w:b/>
-          <w:color w:val="8B2020"/>
-          <w:sz w:val="22"/>
-        </w:rPr>
-        <w:t>Reader of Omens (feat)</w:t>
-      </w:r>
-    </w:p>
-    <w:p>
-      <w:pPr>
-        <w:pBdr>
-          <w:left w:val="single" w:sz="18" w:space="12" w:color="8B2020"/>
-        </w:pBdr>
-        <w:shd w:val="clear" w:color="auto" w:fill="FCF6F6"/>
-        <w:spacing w:before="30" w:after="70"/>
-        <w:ind w:left="340" w:right="340"/>
-      </w:pPr>
-      <w:r>
-        <w:rPr>
-          <w:rFonts w:ascii="Georgia" w:hAnsi="Georgia" w:cs="Georgia"/>
-          <w:b/>
-          <w:i w:val="0"/>
-          <w:color w:val="222222"/>
-          <w:sz w:val="18"/>
-        </w:rPr>
-        <w:t>Both Omens.</w:t>
-      </w:r>
-      <w:r>
-        <w:rPr>
-          <w:rFonts w:ascii="Georgia" w:hAnsi="Georgia" w:cs="Georgia"/>
-          <w:b w:val="0"/>
-          <w:i w:val="0"/>
-          <w:color w:val="222222"/>
-          <w:sz w:val="18"/>
-        </w:rPr>
-        <w:t xml:space="preserve"> When you consult your Star Map after a Long Rest, you do not roll for a single omen. Instead, you gain access to both Weal and Woe until your next Long Rest.</w:t>
-      </w:r>
-    </w:p>
-    <w:p>
-      <w:pPr>
-        <w:pBdr>
-          <w:left w:val="single" w:sz="18" w:space="12" w:color="8B2020"/>
-        </w:pBdr>
-        <w:shd w:val="clear" w:color="auto" w:fill="FCF6F6"/>
-        <w:spacing w:before="30" w:after="70"/>
-        <w:ind w:left="340" w:right="340"/>
-      </w:pPr>
-      <w:r>
-        <w:rPr>
-          <w:rFonts w:ascii="Georgia" w:hAnsi="Georgia" w:cs="Georgia"/>
-          <w:b/>
-          <w:i w:val="0"/>
-          <w:color w:val="222222"/>
-          <w:sz w:val="18"/>
-        </w:rPr>
-        <w:t>Read the Moment.</w:t>
-      </w:r>
-      <w:r>
-        <w:rPr>
-          <w:rFonts w:ascii="Georgia" w:hAnsi="Georgia" w:cs="Georgia"/>
-          <w:b w:val="0"/>
-          <w:i w:val="0"/>
-          <w:color w:val="222222"/>
-          <w:sz w:val="18"/>
-        </w:rPr>
-        <w:t xml:space="preserve"> You can wait to use your Cosmic Omen reaction until after the d20 is rolled, but before you know the outcome. You then choose whether to apply Weal (add 1d6 to the roll) or Woe (subtract 1d6).</w:t>
-      </w:r>
-    </w:p>
-    <w:p>
-      <w:pPr>
-        <w:pBdr>
-          <w:left w:val="single" w:sz="18" w:space="12" w:color="8B2020"/>
-        </w:pBdr>
-        <w:shd w:val="clear" w:color="auto" w:fill="FCF6F6"/>
-        <w:spacing w:before="30" w:after="70"/>
-        <w:ind w:left="340" w:right="340"/>
-      </w:pPr>
-      <w:r>
-        <w:rPr>
-          <w:rFonts w:ascii="Georgia" w:hAnsi="Georgia" w:cs="Georgia"/>
-          <w:b/>
-          <w:i w:val="0"/>
-          <w:color w:val="222222"/>
-          <w:sz w:val="18"/>
-        </w:rPr>
-        <w:t>Shared Tides.</w:t>
-      </w:r>
-      <w:r>
-        <w:rPr>
-          <w:rFonts w:ascii="Georgia" w:hAnsi="Georgia" w:cs="Georgia"/>
-          <w:b w:val="0"/>
-          <w:i w:val="0"/>
-          <w:color w:val="222222"/>
-          <w:sz w:val="18"/>
-        </w:rPr>
-        <w:t xml:space="preserve"> Your uses of Cosmic Omen remain a single pool equal to your Wisdom modifier (regaining all uses on a Long Rest). Spend each use on either Weal or Woe.</w:t>
-      </w:r>
-    </w:p>
-    <w:p>
-      <w:pPr>
-        <w:pBdr>
-          <w:left w:val="single" w:sz="18" w:space="12" w:color="8B2020"/>
-        </w:pBdr>
-        <w:shd w:val="clear" w:color="auto" w:fill="FCF6F6"/>
-        <w:spacing w:before="30" w:after="70"/>
-        <w:ind w:left="340" w:right="340"/>
-      </w:pPr>
-      <w:r>
-        <w:rPr>
-          <w:rFonts w:ascii="Georgia" w:hAnsi="Georgia" w:cs="Georgia"/>
-          <w:b w:val="0"/>
-          <w:i/>
-          <w:color w:val="222222"/>
-          <w:sz w:val="18"/>
-        </w:rPr>
-        <w:t>Prerequisite: the Cosmic Omen feature (gained at druid level 6).</w:t>
-      </w:r>
-    </w:p>
-    <w:p>
-      <w:pPr>
-        <w:keepNext/>
-        <w:pBdr>
-          <w:left w:val="single" w:sz="18" w:space="12" w:color="8B2020"/>
-        </w:pBdr>
-        <w:shd w:val="clear" w:color="auto" w:fill="FCF6F6"/>
-        <w:spacing w:before="30" w:after="70"/>
-        <w:ind w:left="340" w:right="340"/>
-      </w:pPr>
-      <w:r>
-        <w:rPr>
-          <w:rFonts w:ascii="Georgia" w:hAnsi="Georgia" w:cs="Georgia"/>
-          <w:b/>
-          <w:color w:val="8B2020"/>
-          <w:sz w:val="22"/>
-        </w:rPr>
-        <w:t>Ash's Sigil-Stone</w:t>
-      </w:r>
-    </w:p>
-    <w:p>
-      <w:pPr>
-        <w:pBdr>
-          <w:left w:val="single" w:sz="18" w:space="12" w:color="8B2020"/>
-        </w:pBdr>
-        <w:shd w:val="clear" w:color="auto" w:fill="FCF6F6"/>
-        <w:spacing w:before="30" w:after="70"/>
-        <w:ind w:left="340" w:right="340"/>
-      </w:pPr>
-      <w:r>
-        <w:rPr>
-          <w:rFonts w:ascii="Georgia" w:hAnsi="Georgia" w:cs="Georgia"/>
-          <w:b w:val="0"/>
-          <w:i/>
-          <w:color w:val="222222"/>
-          <w:sz w:val="18"/>
-        </w:rPr>
-        <w:t>Recovered on the trail. Attunement.</w:t>
-      </w:r>
-    </w:p>
-    <w:p>
-      <w:pPr>
-        <w:pBdr>
-          <w:left w:val="single" w:sz="18" w:space="12" w:color="8B2020"/>
-        </w:pBdr>
-        <w:shd w:val="clear" w:color="auto" w:fill="FCF6F6"/>
-        <w:spacing w:before="30" w:after="70"/>
-        <w:ind w:left="340" w:right="340"/>
-      </w:pPr>
-      <w:r>
-        <w:rPr>
-          <w:rFonts w:ascii="Georgia" w:hAnsi="Georgia" w:cs="Georgia"/>
-          <w:b w:val="0"/>
-          <w:i w:val="0"/>
-          <w:color w:val="222222"/>
-          <w:sz w:val="18"/>
-        </w:rPr>
-        <w:t>A river-smooth stone etched with a half-finished sigil of Elaria, in Ash's own hand. It sits warm in the palm when carried east. 1/long rest: cast Aura of Vitality from it without a spell slot, healing between fights (triggers his Chalice splash). One day, when the sigil is finished, it may wake.</w:t>
-      </w:r>
-    </w:p>
-    <w:p>
-      <w:pPr>
-        <w:pBdr>
-          <w:left w:val="single" w:sz="18" w:space="12" w:color="5B2A86"/>
-        </w:pBdr>
-        <w:shd w:val="clear" w:color="auto" w:fill="F4F0FA"/>
-        <w:spacing w:before="30" w:after="70"/>
-        <w:ind w:left="340" w:right="340"/>
-      </w:pPr>
-      <w:r>
-        <w:rPr>
-          <w:rFonts w:ascii="Georgia" w:hAnsi="Georgia" w:cs="Georgia"/>
-          <w:b w:val="0"/>
-          <w:i w:val="0"/>
-          <w:color w:val="222222"/>
-          <w:sz w:val="19"/>
-        </w:rPr>
-        <w:t>▶ The S13 clue rides here.</w:t>
-      </w:r>
-    </w:p>
-    <w:p>
-      <w:pPr>
-        <w:spacing w:after="80"/>
-      </w:pPr>
-      <w:r>
-        <w:rPr>
-          <w:rFonts w:ascii="Georgia" w:hAnsi="Georgia" w:cs="Georgia"/>
-          <w:b w:val="0"/>
-          <w:i w:val="0"/>
-          <w:color w:val="222222"/>
-          <w:sz w:val="21"/>
-        </w:rPr>
-        <w:t>Ursa gains the one road he walked, feat and keepsake together. The other two roads remain: the stars are patient, and the wild does not forget him.</w:t>
-      </w:r>
-    </w:p>
-    <w:p>
-      <w:pPr>
-        <w:keepNext/>
-        <w:spacing w:before="400" w:after="120"/>
-        <w:pBdr>
-          <w:bottom w:val="single" w:sz="6" w:space="4" w:color="B8860B"/>
-        </w:pBdr>
-      </w:pPr>
-      <w:r>
-        <w:rPr>
-          <w:rFonts w:ascii="Georgia" w:hAnsi="Georgia" w:cs="Georgia"/>
-          <w:b/>
-          <w:color w:val="B8860B"/>
-          <w:sz w:val="32"/>
-        </w:rPr>
-        <w:t>Glimmerstone Artifacts (Lilly's Path)</w:t>
-      </w:r>
-    </w:p>
-    <w:p>
-      <w:pPr>
-        <w:pBdr>
-          <w:left w:val="single" w:sz="18" w:space="12" w:color="B8860B"/>
-        </w:pBdr>
-        <w:shd w:val="clear" w:color="auto" w:fill="FBF6EA"/>
-        <w:spacing w:before="30" w:after="70"/>
-        <w:ind w:left="340" w:right="340"/>
-      </w:pPr>
-      <w:r>
-        <w:rPr>
-          <w:rFonts w:ascii="Georgia" w:hAnsi="Georgia" w:cs="Georgia"/>
-          <w:b w:val="0"/>
-          <w:i w:val="0"/>
-          <w:color w:val="222222"/>
-          <w:sz w:val="21"/>
-        </w:rPr>
-        <w:t>Three masterworks of deep gnome artifice, forged for Lilly Glimmergear in the year apart. Three masterworks, one choice. Each door of Lilly's year apart leads to one of these treasures: stay and build the portal (the Sentinel), go home to Glimmerspire and Poots (Boomstick), or give the year to mote research (the Awakened Sphere). She walks one road and claims one masterwork. The attunement ledger closes on every road: her Frostbite Shard, her Pocket Dynamo, and the new artifact make exactly three, and on the Sentinel's road it is only two, for the Dynamo itself is rebuilt into the guardian.</w:t>
-      </w:r>
-    </w:p>
-    <w:p>
-      <w:pPr>
-        <w:keepNext/>
-        <w:spacing w:before="220" w:after="60"/>
-      </w:pPr>
-      <w:r>
-        <w:rPr>
-          <w:rFonts w:ascii="Georgia" w:hAnsi="Georgia" w:cs="Georgia"/>
-          <w:b/>
-          <w:color w:val="A0522D"/>
-          <w:sz w:val="26"/>
-        </w:rPr>
-        <w:t>Boomstick</w:t>
-      </w:r>
-    </w:p>
-    <w:p>
-      <w:pPr>
-        <w:pBdr>
-          <w:left w:val="single" w:sz="18" w:space="12" w:color="B8860B"/>
-        </w:pBdr>
-        <w:shd w:val="clear" w:color="auto" w:fill="FBF6EA"/>
-        <w:spacing w:before="30" w:after="70"/>
-        <w:ind w:left="340" w:right="340"/>
-      </w:pPr>
-      <w:r>
-        <w:rPr>
-          <w:rFonts w:ascii="Georgia" w:hAnsi="Georgia" w:cs="Georgia"/>
-          <w:b w:val="0"/>
-          <w:i/>
-          <w:color w:val="222222"/>
-          <w:sz w:val="21"/>
-        </w:rPr>
-        <w:t>“It doesn't jam. It doesn't misfire. It simply states its opinion, loudly.”</w:t>
       </w:r>
     </w:p>
     <w:p>
@@ -2926,7 +802,47 @@
           <w:color w:val="222222"/>
           <w:sz w:val="21"/>
         </w:rPr>
-        <w:t>On this road, Boomstick takes the dagger's watch. Boomstick becomes Lilly's spellcasting focus and her designated Arcane Firearm (an artificer designates only one). With her shield in the other hand, her hands are exactly full: pistol, shield, and nothing wasted. The Frostbite Shard retires to her belt as a keepsake, or one day, a gift.</w:t>
+        <w:t>Some warriors learn to still the storm inside them. The Warrior of Beast Breathing learns to ride it. Where other monks seek calm, this form reaches into the wild, animal heart of the fighter: the part that does not hesitate, does not flinch, and does not stop. Practitioners breathe in time with a racing heartbeat rather than a slow one, and when they ignite their breath, their blade glows blood-red and their body moves with the loping, unstoppable grace of a hunting beast.</w:t>
+      </w:r>
+    </w:p>
+    <w:p>
+      <w:pPr>
+        <w:spacing w:after="80"/>
+      </w:pPr>
+      <w:r>
+        <w:rPr>
+          <w:rFonts w:ascii="Georgia" w:hAnsi="Georgia" w:cs="Georgia"/>
+          <w:b w:val="0"/>
+          <w:i w:val="0"/>
+          <w:color w:val="222222"/>
+          <w:sz w:val="21"/>
+        </w:rPr>
+        <w:t>It is a form born of survival rather than discipline, favored by those who grew up where the strong eat and the slow are eaten. To master it is not to tame the beast, but to become it on command, and to remember how to set it down again afterward.</w:t>
+      </w:r>
+    </w:p>
+    <w:p>
+      <w:pPr>
+        <w:spacing w:after="80"/>
+      </w:pPr>
+      <w:r>
+        <w:rPr>
+          <w:rFonts w:ascii="Georgia" w:hAnsi="Georgia" w:cs="Georgia"/>
+          <w:b/>
+          <w:i w:val="0"/>
+          <w:color w:val="222222"/>
+          <w:sz w:val="21"/>
+        </w:rPr>
+        <w:t>Features by monk level:</w:t>
+      </w:r>
+      <w:r>
+        <w:rPr>
+          <w:rFonts w:ascii="Georgia" w:hAnsi="Georgia" w:cs="Georgia"/>
+          <w:b w:val="0"/>
+          <w:i w:val="0"/>
+          <w:color w:val="222222"/>
+          <w:sz w:val="21"/>
+        </w:rPr>
+        <w:t xml:space="preserve"> 3rd, Beast Breathing; 6th, First Form: Devour; 11th, Advanced Beast Breathing; 17th, Third Form: Apex Predator.</w:t>
       </w:r>
     </w:p>
     <w:p>
@@ -2946,27 +862,7 @@
           <w:color w:val="8B2020"/>
           <w:sz w:val="22"/>
         </w:rPr>
-        <w:t>Boomstick</w:t>
-      </w:r>
-    </w:p>
-    <w:p>
-      <w:pPr>
-        <w:pBdr>
-          <w:left w:val="single" w:sz="18" w:space="12" w:color="8B2020"/>
-        </w:pBdr>
-        <w:shd w:val="clear" w:color="auto" w:fill="FCF6F6"/>
-        <w:spacing w:before="30" w:after="70"/>
-        <w:ind w:left="340" w:right="340"/>
-      </w:pPr>
-      <w:r>
-        <w:rPr>
-          <w:rFonts w:ascii="Georgia" w:hAnsi="Georgia" w:cs="Georgia"/>
-          <w:b w:val="0"/>
-          <w:i/>
-          <w:color w:val="222222"/>
-          <w:sz w:val="18"/>
-        </w:rPr>
-        <w:t>Weapon (Repeating Pistol), Rare (Requires Attunement by an Artificer)</w:t>
+        <w:t>Level 3: Beast Breathing</w:t>
       </w:r>
     </w:p>
     <w:p>
@@ -2986,7 +882,7 @@
           <w:color w:val="222222"/>
           <w:sz w:val="18"/>
         </w:rPr>
-        <w:t>Repeating Pistol, +2.</w:t>
+        <w:t>Monk Weapons.</w:t>
       </w:r>
       <w:r>
         <w:rPr>
@@ -2996,7 +892,7 @@
           <w:color w:val="222222"/>
           <w:sz w:val="18"/>
         </w:rPr>
-        <w:t xml:space="preserve"> You gain a +2 bonus to attack and damage rolls made with this magic firearm. It deals 1d10 Thunder damage and never needs reloading or ammunition; its clockwork drum conjures its own rounds.</w:t>
+        <w:t xml:space="preserve"> A katana (and any sword you take up as your signature blade) counts as a Monk weapon for you. You can use your Martial Arts die with it, make your Bonus Action Unarmed Strikes alongside it, and use this subclass's features through it.</w:t>
       </w:r>
     </w:p>
     <w:p>
@@ -3016,7 +912,7 @@
           <w:color w:val="222222"/>
           <w:sz w:val="18"/>
         </w:rPr>
-        <w:t>Wand of the War Mage.</w:t>
+        <w:t>Beast Sense.</w:t>
       </w:r>
       <w:r>
         <w:rPr>
@@ -3026,7 +922,7 @@
           <w:color w:val="222222"/>
           <w:sz w:val="18"/>
         </w:rPr>
-        <w:t xml:space="preserve"> While holding Boomstick, you gain a +2 bonus to spell attack rolls, and you ignore Half Cover when making a spell attack. This also improves your Eldritch Cannon's attack rolls, since they use your spell attack modifier.</w:t>
+        <w:t xml:space="preserve"> Your senses are sharp as a hunting animal's, even out of combat. You have Advantage on Wisdom (Survival) checks made to track creatures, on Wisdom (Perception) checks that rely on smell or hearing, and on Charisma (Intimidation) checks.</w:t>
       </w:r>
     </w:p>
     <w:p>
@@ -3046,7 +942,7 @@
           <w:color w:val="222222"/>
           <w:sz w:val="18"/>
         </w:rPr>
-        <w:t>Spell Focus and Arcane Firearm.</w:t>
+        <w:t>Igniting the Breath.</w:t>
       </w:r>
       <w:r>
         <w:rPr>
@@ -3056,7 +952,7 @@
           <w:color w:val="222222"/>
           <w:sz w:val="18"/>
         </w:rPr>
-        <w:t xml:space="preserve"> Boomstick serves as your artificer spellcasting focus and as your Arcane Firearm: you can add 1d8 to one damage roll of an artificer spell you cast through it, dealt as Thunder damage.</w:t>
+        <w:t xml:space="preserve"> When you roll Initiative, you can expend 1 Focus Point to ignite your breath for the rest of the combat. It lasts until the combat ends, you have the Incapacitated condition, or you end it (no action required). While your breath is ignited, your weapon glows blood-red and deals an extra 2 Force damage on every hit.</w:t>
       </w:r>
     </w:p>
     <w:p>
@@ -3076,7 +972,7 @@
           <w:color w:val="222222"/>
           <w:sz w:val="18"/>
         </w:rPr>
-        <w:t>Concussion Infusion.</w:t>
+        <w:t>Beast's Vigor.</w:t>
       </w:r>
       <w:r>
         <w:rPr>
@@ -3086,7 +982,27 @@
           <w:color w:val="222222"/>
           <w:sz w:val="18"/>
         </w:rPr>
-        <w:t xml:space="preserve"> When a creature takes damage from a spell you cast through Boomstick, it takes an additional 2 Thunder damage and can't take Reactions until the start of its next turn (the disorienting boom).</w:t>
+        <w:t xml:space="preserve"> While your breath is ignited, your Speed increases by 10 feet and you have Advantage on Dexterity saving throws: the wild reflexes of a cornered animal.</w:t>
+      </w:r>
+    </w:p>
+    <w:p>
+      <w:pPr>
+        <w:keepNext/>
+        <w:pBdr>
+          <w:left w:val="single" w:sz="18" w:space="12" w:color="8B2020"/>
+        </w:pBdr>
+        <w:shd w:val="clear" w:color="auto" w:fill="FCF6F6"/>
+        <w:spacing w:before="30" w:after="70"/>
+        <w:ind w:left="340" w:right="340"/>
+      </w:pPr>
+      <w:r>
+        <w:rPr>
+          <w:rFonts w:ascii="Georgia" w:hAnsi="Georgia" w:cs="Georgia"/>
+          <w:b/>
+          <w:color w:val="8B2020"/>
+          <w:sz w:val="22"/>
+        </w:rPr>
+        <w:t>Level 6: First Form: Devour</w:t>
       </w:r>
     </w:p>
     <w:p>
@@ -3106,7 +1022,7 @@
           <w:color w:val="222222"/>
           <w:sz w:val="18"/>
         </w:rPr>
-        <w:t>Made to Channel.</w:t>
+        <w:t>First Form: Devour.</w:t>
       </w:r>
       <w:r>
         <w:rPr>
@@ -3116,11 +1032,12 @@
           <w:color w:val="222222"/>
           <w:sz w:val="18"/>
         </w:rPr>
-        <w:t xml:space="preserve"> When you cast True Strike through Boomstick, the shot uses your Intelligence, counts as a spell attack (gaining the +2 and ignoring Half Cover), and deals Boomstick's Thunder plus True Strike's Radiant. A reliable scaling shot that leaves your Bonus Action free for your cannon.</w:t>
+        <w:t xml:space="preserve"> As a Bonus Action, you can expend 1 Focus Point to move up to 15 feet without provoking Opportunity Attacks and make one attack with your Monk weapon. On a hit, the attack deals 3d8 plus your Dexterity modifier Force damage. If this attack reduces the target to 0 Hit Points, you regain the expended Focus Point. This feature replaces Flurry of Blows for you.</w:t>
       </w:r>
     </w:p>
     <w:p>
       <w:pPr>
+        <w:keepNext/>
         <w:pBdr>
           <w:left w:val="single" w:sz="18" w:space="12" w:color="8B2020"/>
         </w:pBdr>
@@ -3131,12 +1048,146 @@
       <w:r>
         <w:rPr>
           <w:rFonts w:ascii="Georgia" w:hAnsi="Georgia" w:cs="Georgia"/>
-          <w:b w:val="0"/>
-          <w:i/>
+          <w:b/>
+          <w:color w:val="8B2020"/>
+          <w:sz w:val="22"/>
+        </w:rPr>
+        <w:t>Level 11: Advanced Beast Breathing</w:t>
+      </w:r>
+    </w:p>
+    <w:p>
+      <w:pPr>
+        <w:pBdr>
+          <w:left w:val="single" w:sz="18" w:space="12" w:color="8B2020"/>
+        </w:pBdr>
+        <w:shd w:val="clear" w:color="auto" w:fill="FCF6F6"/>
+        <w:spacing w:before="30" w:after="70"/>
+        <w:ind w:left="340" w:right="340"/>
+      </w:pPr>
+      <w:r>
+        <w:rPr>
+          <w:rFonts w:ascii="Georgia" w:hAnsi="Georgia" w:cs="Georgia"/>
+          <w:b/>
+          <w:i w:val="0"/>
           <w:color w:val="222222"/>
           <w:sz w:val="18"/>
         </w:rPr>
-        <w:t>Forged by the masters of Glimmerstone.</w:t>
+        <w:t>Advanced Breathing.</w:t>
+      </w:r>
+      <w:r>
+        <w:rPr>
+          <w:rFonts w:ascii="Georgia" w:hAnsi="Georgia" w:cs="Georgia"/>
+          <w:b w:val="0"/>
+          <w:i w:val="0"/>
+          <w:color w:val="222222"/>
+          <w:sz w:val="18"/>
+        </w:rPr>
+        <w:t xml:space="preserve"> Your ignited breath grows fiercer. While it is active you gain all its original benefits, and you also have Resistance to Bludgeoning, Piercing, and Slashing damage. In addition, your weapon's bonus damage increases from 2 to 3.</w:t>
+      </w:r>
+    </w:p>
+    <w:p>
+      <w:pPr>
+        <w:pBdr>
+          <w:left w:val="single" w:sz="18" w:space="12" w:color="8B2020"/>
+        </w:pBdr>
+        <w:shd w:val="clear" w:color="auto" w:fill="FCF6F6"/>
+        <w:spacing w:before="30" w:after="70"/>
+        <w:ind w:left="340" w:right="340"/>
+      </w:pPr>
+      <w:r>
+        <w:rPr>
+          <w:rFonts w:ascii="Georgia" w:hAnsi="Georgia" w:cs="Georgia"/>
+          <w:b/>
+          <w:i w:val="0"/>
+          <w:color w:val="222222"/>
+          <w:sz w:val="18"/>
+        </w:rPr>
+        <w:t>Sharpened Fang.</w:t>
+      </w:r>
+      <w:r>
+        <w:rPr>
+          <w:rFonts w:ascii="Georgia" w:hAnsi="Georgia" w:cs="Georgia"/>
+          <w:b w:val="0"/>
+          <w:i w:val="0"/>
+          <w:color w:val="222222"/>
+          <w:sz w:val="18"/>
+        </w:rPr>
+        <w:t xml:space="preserve"> The damage of your First Form: Devour increases to 5d10 plus your Dexterity modifier.</w:t>
+      </w:r>
+    </w:p>
+    <w:p>
+      <w:pPr>
+        <w:keepNext/>
+        <w:pBdr>
+          <w:left w:val="single" w:sz="18" w:space="12" w:color="8B2020"/>
+        </w:pBdr>
+        <w:shd w:val="clear" w:color="auto" w:fill="FCF6F6"/>
+        <w:spacing w:before="30" w:after="70"/>
+        <w:ind w:left="340" w:right="340"/>
+      </w:pPr>
+      <w:r>
+        <w:rPr>
+          <w:rFonts w:ascii="Georgia" w:hAnsi="Georgia" w:cs="Georgia"/>
+          <w:b/>
+          <w:color w:val="8B2020"/>
+          <w:sz w:val="22"/>
+        </w:rPr>
+        <w:t>Level 17: Third Form: Apex Predator</w:t>
+      </w:r>
+    </w:p>
+    <w:p>
+      <w:pPr>
+        <w:pBdr>
+          <w:left w:val="single" w:sz="18" w:space="12" w:color="8B2020"/>
+        </w:pBdr>
+        <w:shd w:val="clear" w:color="auto" w:fill="FCF6F6"/>
+        <w:spacing w:before="30" w:after="70"/>
+        <w:ind w:left="340" w:right="340"/>
+      </w:pPr>
+      <w:r>
+        <w:rPr>
+          <w:rFonts w:ascii="Georgia" w:hAnsi="Georgia" w:cs="Georgia"/>
+          <w:b/>
+          <w:i w:val="0"/>
+          <w:color w:val="222222"/>
+          <w:sz w:val="18"/>
+        </w:rPr>
+        <w:t>Third Form: Apex Predator.</w:t>
+      </w:r>
+      <w:r>
+        <w:rPr>
+          <w:rFonts w:ascii="Georgia" w:hAnsi="Georgia" w:cs="Georgia"/>
+          <w:b w:val="0"/>
+          <w:i w:val="0"/>
+          <w:color w:val="222222"/>
+          <w:sz w:val="18"/>
+        </w:rPr>
+        <w:t xml:space="preserve"> As a Bonus Action, you can expend 3 Focus Points to become a blur of fang and steel. Move up to your Speed without provoking Opportunity Attacks and make one attack with your Monk weapon against each of up to three different creatures you move within reach of. Each attack deals 5d10 plus your Dexterity modifier Force damage on a hit, and each creature hit must succeed on a Strength saving throw or have the Prone condition. For each creature reduced to 0 Hit Points, you regain 1 expended Focus Point.</w:t>
+      </w:r>
+    </w:p>
+    <w:p>
+      <w:pPr>
+        <w:spacing w:after="80"/>
+      </w:pPr>
+      <w:r>
+        <w:rPr>
+          <w:rFonts w:ascii="Georgia" w:hAnsi="Georgia" w:cs="Georgia"/>
+          <w:b/>
+          <w:i w:val="0"/>
+          <w:color w:val="222222"/>
+          <w:sz w:val="21"/>
+        </w:rPr>
+        <w:t>At Level 7, Stabby has:</w:t>
+      </w:r>
+      <w:r>
+        <w:rPr>
+          <w:rFonts w:ascii="Georgia" w:hAnsi="Georgia" w:cs="Georgia"/>
+          <w:b w:val="0"/>
+          <w:i w:val="0"/>
+          <w:color w:val="222222"/>
+          <w:sz w:val="21"/>
+        </w:rPr>
+        <w:t xml:space="preserve"> Beast Breathing (the Level 3 stance) + First Form: Devour (Level 6, 3d8 + Dex). The Level 11 and 17 features unlock as he grows.</w:t>
       </w:r>
     </w:p>
     <w:p>
@@ -3151,7 +1202,7 @@
           <w:color w:val="A0522D"/>
           <w:sz w:val="26"/>
         </w:rPr>
-        <w:t>The Awakened Essence Sphere</w:t>
+        <w:t>Water Breathing: the Monastery Form</w:t>
       </w:r>
     </w:p>
     <w:p>
@@ -3171,7 +1222,17 @@
           <w:color w:val="222222"/>
           <w:sz w:val="21"/>
         </w:rPr>
-        <w:t>“It was never a keepsake. It was a key, and it is finally awake.”</w:t>
+        <w:t>“Be water. Water does not strike; it flows, and the rock is cut all the same. Now breathe, and begin again.”</w:t>
+      </w:r>
+      <w:r>
+        <w:rPr>
+          <w:rFonts w:ascii="Georgia" w:hAnsi="Georgia" w:cs="Georgia"/>
+          <w:b w:val="0"/>
+          <w:i w:val="0"/>
+          <w:color w:val="222222"/>
+          <w:sz w:val="21"/>
+        </w:rPr>
+        <w:t xml:space="preserve"> (Master Kaelon Windstep)</w:t>
       </w:r>
     </w:p>
     <w:p>
@@ -3232,6 +1293,2356 @@
           <w:color w:val="222222"/>
           <w:sz w:val="21"/>
         </w:rPr>
+        <w:t>The Warrior of Water Breathing is the form of the patient master, the discipline that other monks spend their whole lives chasing. Its practitioners learn to move like a river: never rigid, never still, every strike flowing into the next, every blow turned aside by giving way rather than resisting. When they ignite their breath, their blade runs pale blue and cold, and their guard becomes as fluid and unbroken as a current that cannot be grasped.</w:t>
+      </w:r>
+    </w:p>
+    <w:p>
+      <w:pPr>
+        <w:spacing w:after="80"/>
+      </w:pPr>
+      <w:r>
+        <w:rPr>
+          <w:rFonts w:ascii="Georgia" w:hAnsi="Georgia" w:cs="Georgia"/>
+          <w:b w:val="0"/>
+          <w:i w:val="0"/>
+          <w:color w:val="222222"/>
+          <w:sz w:val="21"/>
+        </w:rPr>
+        <w:t>It is the most traditional of the breathing forms, and the hardest to truly master, for it asks the warrior to be calm in the middle of chaos. Those who walk this path are as often menders as fighters, for the same stillness that turns a blade can also close a wound, and the same patience that wins a duel can sit a long vigil at a friend's side.</w:t>
+      </w:r>
+    </w:p>
+    <w:p>
+      <w:pPr>
+        <w:spacing w:after="80"/>
+      </w:pPr>
+      <w:r>
+        <w:rPr>
+          <w:rFonts w:ascii="Georgia" w:hAnsi="Georgia" w:cs="Georgia"/>
+          <w:b/>
+          <w:i w:val="0"/>
+          <w:color w:val="222222"/>
+          <w:sz w:val="21"/>
+        </w:rPr>
+        <w:t>Features by monk level:</w:t>
+      </w:r>
+      <w:r>
+        <w:rPr>
+          <w:rFonts w:ascii="Georgia" w:hAnsi="Georgia" w:cs="Georgia"/>
+          <w:b w:val="0"/>
+          <w:i w:val="0"/>
+          <w:color w:val="222222"/>
+          <w:sz w:val="21"/>
+        </w:rPr>
+        <w:t xml:space="preserve"> 3rd, Water Breathing; 6th, First Form: Flowing Strike; 11th, Advanced Water Breathing and Healing Spring; 17th, Third Form: Tidal Crash.</w:t>
+      </w:r>
+    </w:p>
+    <w:p>
+      <w:pPr>
+        <w:keepNext/>
+        <w:pBdr>
+          <w:left w:val="single" w:sz="18" w:space="12" w:color="8B2020"/>
+        </w:pBdr>
+        <w:shd w:val="clear" w:color="auto" w:fill="FCF6F6"/>
+        <w:spacing w:before="30" w:after="70"/>
+        <w:ind w:left="340" w:right="340"/>
+      </w:pPr>
+      <w:r>
+        <w:rPr>
+          <w:rFonts w:ascii="Georgia" w:hAnsi="Georgia" w:cs="Georgia"/>
+          <w:b/>
+          <w:color w:val="8B2020"/>
+          <w:sz w:val="22"/>
+        </w:rPr>
+        <w:t>Level 3: Water Breathing</w:t>
+      </w:r>
+    </w:p>
+    <w:p>
+      <w:pPr>
+        <w:pBdr>
+          <w:left w:val="single" w:sz="18" w:space="12" w:color="8B2020"/>
+        </w:pBdr>
+        <w:shd w:val="clear" w:color="auto" w:fill="FCF6F6"/>
+        <w:spacing w:before="30" w:after="70"/>
+        <w:ind w:left="340" w:right="340"/>
+      </w:pPr>
+      <w:r>
+        <w:rPr>
+          <w:rFonts w:ascii="Georgia" w:hAnsi="Georgia" w:cs="Georgia"/>
+          <w:b/>
+          <w:i w:val="0"/>
+          <w:color w:val="222222"/>
+          <w:sz w:val="18"/>
+        </w:rPr>
+        <w:t>Monk Weapons.</w:t>
+      </w:r>
+      <w:r>
+        <w:rPr>
+          <w:rFonts w:ascii="Georgia" w:hAnsi="Georgia" w:cs="Georgia"/>
+          <w:b w:val="0"/>
+          <w:i w:val="0"/>
+          <w:color w:val="222222"/>
+          <w:sz w:val="18"/>
+        </w:rPr>
+        <w:t xml:space="preserve"> A katana (and any sword you take up as your signature blade) counts as a Monk weapon for you. You can use your Martial Arts die with it, make your Bonus Action Unarmed Strikes alongside it, and use this subclass's features through it.</w:t>
+      </w:r>
+    </w:p>
+    <w:p>
+      <w:pPr>
+        <w:pBdr>
+          <w:left w:val="single" w:sz="18" w:space="12" w:color="8B2020"/>
+        </w:pBdr>
+        <w:shd w:val="clear" w:color="auto" w:fill="FCF6F6"/>
+        <w:spacing w:before="30" w:after="70"/>
+        <w:ind w:left="340" w:right="340"/>
+      </w:pPr>
+      <w:r>
+        <w:rPr>
+          <w:rFonts w:ascii="Georgia" w:hAnsi="Georgia" w:cs="Georgia"/>
+          <w:b/>
+          <w:i w:val="0"/>
+          <w:color w:val="222222"/>
+          <w:sz w:val="18"/>
+        </w:rPr>
+        <w:t>Igniting the Breath.</w:t>
+      </w:r>
+      <w:r>
+        <w:rPr>
+          <w:rFonts w:ascii="Georgia" w:hAnsi="Georgia" w:cs="Georgia"/>
+          <w:b w:val="0"/>
+          <w:i w:val="0"/>
+          <w:color w:val="222222"/>
+          <w:sz w:val="18"/>
+        </w:rPr>
+        <w:t xml:space="preserve"> When you roll Initiative, you can expend 1 Focus Point to ignite your breath for the rest of the combat. It lasts until the combat ends, you have the Incapacitated condition, or you end it (no action required). While your breath is ignited, your weapon glows pale blue and deals an extra 2 Cold damage on every hit.</w:t>
+      </w:r>
+    </w:p>
+    <w:p>
+      <w:pPr>
+        <w:pBdr>
+          <w:left w:val="single" w:sz="18" w:space="12" w:color="8B2020"/>
+        </w:pBdr>
+        <w:shd w:val="clear" w:color="auto" w:fill="FCF6F6"/>
+        <w:spacing w:before="30" w:after="70"/>
+        <w:ind w:left="340" w:right="340"/>
+      </w:pPr>
+      <w:r>
+        <w:rPr>
+          <w:rFonts w:ascii="Georgia" w:hAnsi="Georgia" w:cs="Georgia"/>
+          <w:b/>
+          <w:i w:val="0"/>
+          <w:color w:val="222222"/>
+          <w:sz w:val="18"/>
+        </w:rPr>
+        <w:t>Flowing Guard.</w:t>
+      </w:r>
+      <w:r>
+        <w:rPr>
+          <w:rFonts w:ascii="Georgia" w:hAnsi="Georgia" w:cs="Georgia"/>
+          <w:b w:val="0"/>
+          <w:i w:val="0"/>
+          <w:color w:val="222222"/>
+          <w:sz w:val="18"/>
+        </w:rPr>
+        <w:t xml:space="preserve"> While your breath is ignited, you gain a +2 bonus to Armor Class against the first attack roll made against you before the start of each of your turns: an ever-moving guard that turns the first blow aside.</w:t>
+      </w:r>
+    </w:p>
+    <w:p>
+      <w:pPr>
+        <w:keepNext/>
+        <w:pBdr>
+          <w:left w:val="single" w:sz="18" w:space="12" w:color="8B2020"/>
+        </w:pBdr>
+        <w:shd w:val="clear" w:color="auto" w:fill="FCF6F6"/>
+        <w:spacing w:before="30" w:after="70"/>
+        <w:ind w:left="340" w:right="340"/>
+      </w:pPr>
+      <w:r>
+        <w:rPr>
+          <w:rFonts w:ascii="Georgia" w:hAnsi="Georgia" w:cs="Georgia"/>
+          <w:b/>
+          <w:color w:val="8B2020"/>
+          <w:sz w:val="22"/>
+        </w:rPr>
+        <w:t>Level 6: First Form: Flowing Strike</w:t>
+      </w:r>
+    </w:p>
+    <w:p>
+      <w:pPr>
+        <w:pBdr>
+          <w:left w:val="single" w:sz="18" w:space="12" w:color="8B2020"/>
+        </w:pBdr>
+        <w:shd w:val="clear" w:color="auto" w:fill="FCF6F6"/>
+        <w:spacing w:before="30" w:after="70"/>
+        <w:ind w:left="340" w:right="340"/>
+      </w:pPr>
+      <w:r>
+        <w:rPr>
+          <w:rFonts w:ascii="Georgia" w:hAnsi="Georgia" w:cs="Georgia"/>
+          <w:b/>
+          <w:i w:val="0"/>
+          <w:color w:val="222222"/>
+          <w:sz w:val="18"/>
+        </w:rPr>
+        <w:t>First Form: Flowing Strike.</w:t>
+      </w:r>
+      <w:r>
+        <w:rPr>
+          <w:rFonts w:ascii="Georgia" w:hAnsi="Georgia" w:cs="Georgia"/>
+          <w:b w:val="0"/>
+          <w:i w:val="0"/>
+          <w:color w:val="222222"/>
+          <w:sz w:val="18"/>
+        </w:rPr>
+        <w:t xml:space="preserve"> As a Bonus Action, you can expend 1 Focus Point to shift up to 15 feet without provoking Opportunity Attacks and make one attack with your Monk weapon. On a hit, the attack deals 3d8 plus your Dexterity modifier Cold damage, and the target must succeed on a Dexterity saving throw or have the Prone condition as the current sweeps its feet. This feature replaces Flurry of Blows for you.</w:t>
+      </w:r>
+    </w:p>
+    <w:p>
+      <w:pPr>
+        <w:keepNext/>
+        <w:pBdr>
+          <w:left w:val="single" w:sz="18" w:space="12" w:color="8B2020"/>
+        </w:pBdr>
+        <w:shd w:val="clear" w:color="auto" w:fill="FCF6F6"/>
+        <w:spacing w:before="30" w:after="70"/>
+        <w:ind w:left="340" w:right="340"/>
+      </w:pPr>
+      <w:r>
+        <w:rPr>
+          <w:rFonts w:ascii="Georgia" w:hAnsi="Georgia" w:cs="Georgia"/>
+          <w:b/>
+          <w:color w:val="8B2020"/>
+          <w:sz w:val="22"/>
+        </w:rPr>
+        <w:t>Level 11: Advanced Water Breathing</w:t>
+      </w:r>
+    </w:p>
+    <w:p>
+      <w:pPr>
+        <w:pBdr>
+          <w:left w:val="single" w:sz="18" w:space="12" w:color="8B2020"/>
+        </w:pBdr>
+        <w:shd w:val="clear" w:color="auto" w:fill="FCF6F6"/>
+        <w:spacing w:before="30" w:after="70"/>
+        <w:ind w:left="340" w:right="340"/>
+      </w:pPr>
+      <w:r>
+        <w:rPr>
+          <w:rFonts w:ascii="Georgia" w:hAnsi="Georgia" w:cs="Georgia"/>
+          <w:b/>
+          <w:i w:val="0"/>
+          <w:color w:val="222222"/>
+          <w:sz w:val="18"/>
+        </w:rPr>
+        <w:t>Advanced Breathing.</w:t>
+      </w:r>
+      <w:r>
+        <w:rPr>
+          <w:rFonts w:ascii="Georgia" w:hAnsi="Georgia" w:cs="Georgia"/>
+          <w:b w:val="0"/>
+          <w:i w:val="0"/>
+          <w:color w:val="222222"/>
+          <w:sz w:val="18"/>
+        </w:rPr>
+        <w:t xml:space="preserve"> Your ignited breath deepens. While it is active you gain all its original benefits, and also: whenever you hit a creature with your Monk weapon, that creature's Speed is reduced by 10 feet until the start of your next turn as the cold seeps into its limbs.</w:t>
+      </w:r>
+    </w:p>
+    <w:p>
+      <w:pPr>
+        <w:pBdr>
+          <w:left w:val="single" w:sz="18" w:space="12" w:color="8B2020"/>
+        </w:pBdr>
+        <w:shd w:val="clear" w:color="auto" w:fill="FCF6F6"/>
+        <w:spacing w:before="30" w:after="70"/>
+        <w:ind w:left="340" w:right="340"/>
+      </w:pPr>
+      <w:r>
+        <w:rPr>
+          <w:rFonts w:ascii="Georgia" w:hAnsi="Georgia" w:cs="Georgia"/>
+          <w:b/>
+          <w:i w:val="0"/>
+          <w:color w:val="222222"/>
+          <w:sz w:val="18"/>
+        </w:rPr>
+        <w:t>Sharpened Flow.</w:t>
+      </w:r>
+      <w:r>
+        <w:rPr>
+          <w:rFonts w:ascii="Georgia" w:hAnsi="Georgia" w:cs="Georgia"/>
+          <w:b w:val="0"/>
+          <w:i w:val="0"/>
+          <w:color w:val="222222"/>
+          <w:sz w:val="18"/>
+        </w:rPr>
+        <w:t xml:space="preserve"> The damage of your First Form: Flowing Strike increases to 5d10 plus your Dexterity modifier.</w:t>
+      </w:r>
+    </w:p>
+    <w:p>
+      <w:pPr>
+        <w:pBdr>
+          <w:left w:val="single" w:sz="18" w:space="12" w:color="8B2020"/>
+        </w:pBdr>
+        <w:shd w:val="clear" w:color="auto" w:fill="FCF6F6"/>
+        <w:spacing w:before="30" w:after="70"/>
+        <w:ind w:left="340" w:right="340"/>
+      </w:pPr>
+      <w:r>
+        <w:rPr>
+          <w:rFonts w:ascii="Georgia" w:hAnsi="Georgia" w:cs="Georgia"/>
+          <w:b/>
+          <w:i w:val="0"/>
+          <w:color w:val="222222"/>
+          <w:sz w:val="18"/>
+        </w:rPr>
+        <w:t>Healing Spring.</w:t>
+      </w:r>
+      <w:r>
+        <w:rPr>
+          <w:rFonts w:ascii="Georgia" w:hAnsi="Georgia" w:cs="Georgia"/>
+          <w:b w:val="0"/>
+          <w:i w:val="0"/>
+          <w:color w:val="222222"/>
+          <w:sz w:val="18"/>
+        </w:rPr>
+        <w:t xml:space="preserve"> Once per Long Rest, you can take a Bonus Action to touch a creature (or yourself) and channel the still water's mending. The target regains 4d8 plus your Wisdom modifier Hit Points.</w:t>
+      </w:r>
+    </w:p>
+    <w:p>
+      <w:pPr>
+        <w:keepNext/>
+        <w:pBdr>
+          <w:left w:val="single" w:sz="18" w:space="12" w:color="8B2020"/>
+        </w:pBdr>
+        <w:shd w:val="clear" w:color="auto" w:fill="FCF6F6"/>
+        <w:spacing w:before="30" w:after="70"/>
+        <w:ind w:left="340" w:right="340"/>
+      </w:pPr>
+      <w:r>
+        <w:rPr>
+          <w:rFonts w:ascii="Georgia" w:hAnsi="Georgia" w:cs="Georgia"/>
+          <w:b/>
+          <w:color w:val="8B2020"/>
+          <w:sz w:val="22"/>
+        </w:rPr>
+        <w:t>Level 17: Third Form: Tidal Crash</w:t>
+      </w:r>
+    </w:p>
+    <w:p>
+      <w:pPr>
+        <w:pBdr>
+          <w:left w:val="single" w:sz="18" w:space="12" w:color="8B2020"/>
+        </w:pBdr>
+        <w:shd w:val="clear" w:color="auto" w:fill="FCF6F6"/>
+        <w:spacing w:before="30" w:after="70"/>
+        <w:ind w:left="340" w:right="340"/>
+      </w:pPr>
+      <w:r>
+        <w:rPr>
+          <w:rFonts w:ascii="Georgia" w:hAnsi="Georgia" w:cs="Georgia"/>
+          <w:b/>
+          <w:i w:val="0"/>
+          <w:color w:val="222222"/>
+          <w:sz w:val="18"/>
+        </w:rPr>
+        <w:t>Third Form: Tidal Crash.</w:t>
+      </w:r>
+      <w:r>
+        <w:rPr>
+          <w:rFonts w:ascii="Georgia" w:hAnsi="Georgia" w:cs="Georgia"/>
+          <w:b w:val="0"/>
+          <w:i w:val="0"/>
+          <w:color w:val="222222"/>
+          <w:sz w:val="18"/>
+        </w:rPr>
+        <w:t xml:space="preserve"> As a Bonus Action, you can expend 3 Focus Points to shift up to 20 feet and make one attack with your Monk weapon against each of up to three different creatures within your reach as you flow among them. Each attack deals 5d10 plus your Dexterity modifier Cold damage on a hit, and each creature hit must succeed on a Dexterity saving throw or have the Prone condition and its Speed becomes 0 until the end of its next turn, frozen in place by the flood.</w:t>
+      </w:r>
+    </w:p>
+    <w:p>
+      <w:pPr>
+        <w:spacing w:after="80"/>
+      </w:pPr>
+      <w:r>
+        <w:rPr>
+          <w:rFonts w:ascii="Georgia" w:hAnsi="Georgia" w:cs="Georgia"/>
+          <w:b/>
+          <w:i w:val="0"/>
+          <w:color w:val="222222"/>
+          <w:sz w:val="21"/>
+        </w:rPr>
+        <w:t>At Level 7, Stabby has:</w:t>
+      </w:r>
+      <w:r>
+        <w:rPr>
+          <w:rFonts w:ascii="Georgia" w:hAnsi="Georgia" w:cs="Georgia"/>
+          <w:b w:val="0"/>
+          <w:i w:val="0"/>
+          <w:color w:val="222222"/>
+          <w:sz w:val="21"/>
+        </w:rPr>
+        <w:t xml:space="preserve"> Water Breathing (the Level 3 stance) + First Form: Flowing Strike (Level 6, 3d8 + Dex). The Level 11 and 17 features unlock as he grows.</w:t>
+      </w:r>
+    </w:p>
+    <w:p>
+      <w:pPr>
+        <w:keepNext/>
+        <w:spacing w:before="220" w:after="60"/>
+      </w:pPr>
+      <w:r>
+        <w:rPr>
+          <w:rFonts w:ascii="Georgia" w:hAnsi="Georgia" w:cs="Georgia"/>
+          <w:b/>
+          <w:color w:val="A0522D"/>
+          <w:sz w:val="26"/>
+        </w:rPr>
+        <w:t>Shadow Breathing: the Idol Form</w:t>
+      </w:r>
+    </w:p>
+    <w:p>
+      <w:pPr>
+        <w:pBdr>
+          <w:left w:val="single" w:sz="18" w:space="12" w:color="B8860B"/>
+        </w:pBdr>
+        <w:shd w:val="clear" w:color="auto" w:fill="FBF6EA"/>
+        <w:spacing w:before="30" w:after="70"/>
+        <w:ind w:left="340" w:right="340"/>
+      </w:pPr>
+      <w:r>
+        <w:rPr>
+          <w:rFonts w:ascii="Georgia" w:hAnsi="Georgia" w:cs="Georgia"/>
+          <w:b w:val="0"/>
+          <w:i/>
+          <w:color w:val="222222"/>
+          <w:sz w:val="21"/>
+        </w:rPr>
+        <w:t>“Do not fear the dark. Breathe it in. Let it fill you, and then there is nothing left in the dark to fear you.”</w:t>
+      </w:r>
+      <w:r>
+        <w:rPr>
+          <w:rFonts w:ascii="Georgia" w:hAnsi="Georgia" w:cs="Georgia"/>
+          <w:b w:val="0"/>
+          <w:i w:val="0"/>
+          <w:color w:val="222222"/>
+          <w:sz w:val="21"/>
+        </w:rPr>
+        <w:t xml:space="preserve"> (a whisper from the idol)</w:t>
+      </w:r>
+    </w:p>
+    <w:p>
+      <w:pPr>
+        <w:spacing w:after="0" w:before="0"/>
+      </w:pPr>
+      <w:r>
+        <w:drawing>
+          <wp:anchor xmlns:a="http://schemas.openxmlformats.org/drawingml/2006/main" behindDoc="0" distT="91440" distB="100584" distL="201600" distR="201600" simplePos="0" locked="0" layoutInCell="1" allowOverlap="0" relativeHeight="2">
+            <wp:simplePos x="0" y="0"/>
+            <wp:positionH relativeFrom="column">
+              <wp:align>right</wp:align>
+            </wp:positionH>
+            <wp:positionV relativeFrom="paragraph">
+              <wp:posOffset>0</wp:posOffset>
+            </wp:positionV>
+            <wp:extent cx="2194560" cy="2194560"/>
+            <wp:effectExtent l="0" t="0" r="0" b="0"/>
+            <wp:wrapSquare wrapText="bothSides"/>
+            <wp:docPr id="6" name="Picture 6"/>
+            <wp:cNvGraphicFramePr/>
+            <a:graphic xmlns:pic="http://schemas.openxmlformats.org/drawingml/2006/picture">
+              <a:graphicData uri="http://schemas.openxmlformats.org/drawingml/2006/picture">
+                <pic:pic>
+                  <pic:nvPicPr>
+                    <pic:cNvPr id="0" name="image.jpg"/>
+                    <pic:cNvPicPr/>
+                  </pic:nvPicPr>
+                  <pic:blipFill>
+                    <a:blip r:embed="rId15"/>
+                    <a:stretch>
+                      <a:fillRect/>
+                    </a:stretch>
+                  </pic:blipFill>
+                  <pic:spPr>
+                    <a:xfrm>
+                      <a:off x="0" y="0"/>
+                      <a:ext cx="2194560" cy="2194560"/>
+                    </a:xfrm>
+                    <a:prstGeom prst="rect"/>
+                  </pic:spPr>
+                </pic:pic>
+              </a:graphicData>
+            </a:graphic>
+          </wp:anchor>
+        </w:drawing>
+      </w:r>
+    </w:p>
+    <w:p>
+      <w:pPr>
+        <w:spacing w:after="80"/>
+      </w:pPr>
+      <w:r>
+        <w:rPr>
+          <w:rFonts w:ascii="Georgia" w:hAnsi="Georgia" w:cs="Georgia"/>
+          <w:b w:val="0"/>
+          <w:i w:val="0"/>
+          <w:color w:val="222222"/>
+          <w:sz w:val="21"/>
+        </w:rPr>
+        <w:t>The Warrior of Shadow Breathing is the strangest and most secretive of the forms, a discipline touched by something older than any monastery. Its practitioners breathe in the gloom itself, drawing the dark into their lungs until it answers to them. When they ignite their breath, their blade runs violet-black, the shadows fold around them like a cloak, and they see clearly in darkness that blinds everyone else.</w:t>
+      </w:r>
+    </w:p>
+    <w:p>
+      <w:pPr>
+        <w:spacing w:after="80"/>
+      </w:pPr>
+      <w:r>
+        <w:rPr>
+          <w:rFonts w:ascii="Georgia" w:hAnsi="Georgia" w:cs="Georgia"/>
+          <w:b w:val="0"/>
+          <w:i w:val="0"/>
+          <w:color w:val="222222"/>
+          <w:sz w:val="21"/>
+        </w:rPr>
+        <w:t>Few teach this form openly, for it walks close to powers most monks are warned away from. Those who carry it often carry a question they cannot yet answer: why the dark heeds them, where the breath truly comes from, and what waits at the end of the path they have started down. Mastered well, it makes a warrior into something the night itself seems to bend around.</w:t>
+      </w:r>
+    </w:p>
+    <w:p>
+      <w:pPr>
+        <w:spacing w:after="80"/>
+      </w:pPr>
+      <w:r>
+        <w:rPr>
+          <w:rFonts w:ascii="Georgia" w:hAnsi="Georgia" w:cs="Georgia"/>
+          <w:b/>
+          <w:i w:val="0"/>
+          <w:color w:val="222222"/>
+          <w:sz w:val="21"/>
+        </w:rPr>
+        <w:t>Features by monk level:</w:t>
+      </w:r>
+      <w:r>
+        <w:rPr>
+          <w:rFonts w:ascii="Georgia" w:hAnsi="Georgia" w:cs="Georgia"/>
+          <w:b w:val="0"/>
+          <w:i w:val="0"/>
+          <w:color w:val="222222"/>
+          <w:sz w:val="21"/>
+        </w:rPr>
+        <w:t xml:space="preserve"> 3rd, Shadow Breathing; 6th, First Form: Umbral Slash; 11th, Advanced Shadow Breathing; 17th, Third Form: Eclipse.</w:t>
+      </w:r>
+    </w:p>
+    <w:p>
+      <w:pPr>
+        <w:keepNext/>
+        <w:pBdr>
+          <w:left w:val="single" w:sz="18" w:space="12" w:color="8B2020"/>
+        </w:pBdr>
+        <w:shd w:val="clear" w:color="auto" w:fill="FCF6F6"/>
+        <w:spacing w:before="30" w:after="70"/>
+        <w:ind w:left="340" w:right="340"/>
+      </w:pPr>
+      <w:r>
+        <w:rPr>
+          <w:rFonts w:ascii="Georgia" w:hAnsi="Georgia" w:cs="Georgia"/>
+          <w:b/>
+          <w:color w:val="8B2020"/>
+          <w:sz w:val="22"/>
+        </w:rPr>
+        <w:t>Level 3: Shadow Breathing</w:t>
+      </w:r>
+    </w:p>
+    <w:p>
+      <w:pPr>
+        <w:pBdr>
+          <w:left w:val="single" w:sz="18" w:space="12" w:color="8B2020"/>
+        </w:pBdr>
+        <w:shd w:val="clear" w:color="auto" w:fill="FCF6F6"/>
+        <w:spacing w:before="30" w:after="70"/>
+        <w:ind w:left="340" w:right="340"/>
+      </w:pPr>
+      <w:r>
+        <w:rPr>
+          <w:rFonts w:ascii="Georgia" w:hAnsi="Georgia" w:cs="Georgia"/>
+          <w:b/>
+          <w:i w:val="0"/>
+          <w:color w:val="222222"/>
+          <w:sz w:val="18"/>
+        </w:rPr>
+        <w:t>Monk Weapons.</w:t>
+      </w:r>
+      <w:r>
+        <w:rPr>
+          <w:rFonts w:ascii="Georgia" w:hAnsi="Georgia" w:cs="Georgia"/>
+          <w:b w:val="0"/>
+          <w:i w:val="0"/>
+          <w:color w:val="222222"/>
+          <w:sz w:val="18"/>
+        </w:rPr>
+        <w:t xml:space="preserve"> A katana (and any sword you take up as your signature blade) counts as a Monk weapon for you. You can use your Martial Arts die with it, make your Bonus Action Unarmed Strikes alongside it, and use this subclass's features through it.</w:t>
+      </w:r>
+    </w:p>
+    <w:p>
+      <w:pPr>
+        <w:pBdr>
+          <w:left w:val="single" w:sz="18" w:space="12" w:color="8B2020"/>
+        </w:pBdr>
+        <w:shd w:val="clear" w:color="auto" w:fill="FCF6F6"/>
+        <w:spacing w:before="30" w:after="70"/>
+        <w:ind w:left="340" w:right="340"/>
+      </w:pPr>
+      <w:r>
+        <w:rPr>
+          <w:rFonts w:ascii="Georgia" w:hAnsi="Georgia" w:cs="Georgia"/>
+          <w:b/>
+          <w:i w:val="0"/>
+          <w:color w:val="222222"/>
+          <w:sz w:val="18"/>
+        </w:rPr>
+        <w:t>Eyes of the Idol.</w:t>
+      </w:r>
+      <w:r>
+        <w:rPr>
+          <w:rFonts w:ascii="Georgia" w:hAnsi="Georgia" w:cs="Georgia"/>
+          <w:b w:val="0"/>
+          <w:i w:val="0"/>
+          <w:color w:val="222222"/>
+          <w:sz w:val="18"/>
+        </w:rPr>
+        <w:t xml:space="preserve"> The idol's gift never fully leaves you. You have Darkvision with a range of 60 feet (if you already have Darkvision, its range increases by 60 feet), and you have Advantage on Dexterity (Stealth) checks; the gloom favors you.</w:t>
+      </w:r>
+    </w:p>
+    <w:p>
+      <w:pPr>
+        <w:pBdr>
+          <w:left w:val="single" w:sz="18" w:space="12" w:color="8B2020"/>
+        </w:pBdr>
+        <w:shd w:val="clear" w:color="auto" w:fill="FCF6F6"/>
+        <w:spacing w:before="30" w:after="70"/>
+        <w:ind w:left="340" w:right="340"/>
+      </w:pPr>
+      <w:r>
+        <w:rPr>
+          <w:rFonts w:ascii="Georgia" w:hAnsi="Georgia" w:cs="Georgia"/>
+          <w:b/>
+          <w:i w:val="0"/>
+          <w:color w:val="222222"/>
+          <w:sz w:val="18"/>
+        </w:rPr>
+        <w:t>Igniting the Breath.</w:t>
+      </w:r>
+      <w:r>
+        <w:rPr>
+          <w:rFonts w:ascii="Georgia" w:hAnsi="Georgia" w:cs="Georgia"/>
+          <w:b w:val="0"/>
+          <w:i w:val="0"/>
+          <w:color w:val="222222"/>
+          <w:sz w:val="18"/>
+        </w:rPr>
+        <w:t xml:space="preserve"> When you roll Initiative, you can expend 1 Focus Point to ignite your breath for the rest of the combat. It lasts until the combat ends, you have the Incapacitated condition, or you end it (no action required). While your breath is ignited, your weapon glows violet-black and deals an extra 2 Necrotic damage on every hit.</w:t>
+      </w:r>
+    </w:p>
+    <w:p>
+      <w:pPr>
+        <w:pBdr>
+          <w:left w:val="single" w:sz="18" w:space="12" w:color="8B2020"/>
+        </w:pBdr>
+        <w:shd w:val="clear" w:color="auto" w:fill="FCF6F6"/>
+        <w:spacing w:before="30" w:after="70"/>
+        <w:ind w:left="340" w:right="340"/>
+      </w:pPr>
+      <w:r>
+        <w:rPr>
+          <w:rFonts w:ascii="Georgia" w:hAnsi="Georgia" w:cs="Georgia"/>
+          <w:b/>
+          <w:i w:val="0"/>
+          <w:color w:val="222222"/>
+          <w:sz w:val="18"/>
+        </w:rPr>
+        <w:t>One With the Gloom.</w:t>
+      </w:r>
+      <w:r>
+        <w:rPr>
+          <w:rFonts w:ascii="Georgia" w:hAnsi="Georgia" w:cs="Georgia"/>
+          <w:b w:val="0"/>
+          <w:i w:val="0"/>
+          <w:color w:val="222222"/>
+          <w:sz w:val="18"/>
+        </w:rPr>
+        <w:t xml:space="preserve"> While your breath is ignited, the dark wraps around you: you have Half Cover (a +2 bonus to AC) against ranged attacks (anywhere, not just in shadow), and you can see normally in magical Darkness.</w:t>
+      </w:r>
+    </w:p>
+    <w:p>
+      <w:pPr>
+        <w:keepNext/>
+        <w:pBdr>
+          <w:left w:val="single" w:sz="18" w:space="12" w:color="8B2020"/>
+        </w:pBdr>
+        <w:shd w:val="clear" w:color="auto" w:fill="FCF6F6"/>
+        <w:spacing w:before="30" w:after="70"/>
+        <w:ind w:left="340" w:right="340"/>
+      </w:pPr>
+      <w:r>
+        <w:rPr>
+          <w:rFonts w:ascii="Georgia" w:hAnsi="Georgia" w:cs="Georgia"/>
+          <w:b/>
+          <w:color w:val="8B2020"/>
+          <w:sz w:val="22"/>
+        </w:rPr>
+        <w:t>Level 6: First Form: Umbral Slash</w:t>
+      </w:r>
+    </w:p>
+    <w:p>
+      <w:pPr>
+        <w:pBdr>
+          <w:left w:val="single" w:sz="18" w:space="12" w:color="8B2020"/>
+        </w:pBdr>
+        <w:shd w:val="clear" w:color="auto" w:fill="FCF6F6"/>
+        <w:spacing w:before="30" w:after="70"/>
+        <w:ind w:left="340" w:right="340"/>
+      </w:pPr>
+      <w:r>
+        <w:rPr>
+          <w:rFonts w:ascii="Georgia" w:hAnsi="Georgia" w:cs="Georgia"/>
+          <w:b/>
+          <w:i w:val="0"/>
+          <w:color w:val="222222"/>
+          <w:sz w:val="18"/>
+        </w:rPr>
+        <w:t>First Form: Umbral Slash.</w:t>
+      </w:r>
+      <w:r>
+        <w:rPr>
+          <w:rFonts w:ascii="Georgia" w:hAnsi="Georgia" w:cs="Georgia"/>
+          <w:b w:val="0"/>
+          <w:i w:val="0"/>
+          <w:color w:val="222222"/>
+          <w:sz w:val="18"/>
+        </w:rPr>
+        <w:t xml:space="preserve"> As a Bonus Action, you can expend 1 Focus Point to teleport up to 15 feet to an unoccupied space you can see next to a creature, engulf that creature in a 10-foot Cube of magical Darkness, and make one attack with your Monk weapon against it, with Advantage. On a hit, the attack deals 3d8 plus your Dexterity modifier Necrotic damage. The Darkness lasts until the end of your next turn. This feature replaces Flurry of Blows for you.</w:t>
+      </w:r>
+    </w:p>
+    <w:p>
+      <w:pPr>
+        <w:keepNext/>
+        <w:pBdr>
+          <w:left w:val="single" w:sz="18" w:space="12" w:color="8B2020"/>
+        </w:pBdr>
+        <w:shd w:val="clear" w:color="auto" w:fill="FCF6F6"/>
+        <w:spacing w:before="30" w:after="70"/>
+        <w:ind w:left="340" w:right="340"/>
+      </w:pPr>
+      <w:r>
+        <w:rPr>
+          <w:rFonts w:ascii="Georgia" w:hAnsi="Georgia" w:cs="Georgia"/>
+          <w:b/>
+          <w:color w:val="8B2020"/>
+          <w:sz w:val="22"/>
+        </w:rPr>
+        <w:t>Level 11: Advanced Shadow Breathing</w:t>
+      </w:r>
+    </w:p>
+    <w:p>
+      <w:pPr>
+        <w:pBdr>
+          <w:left w:val="single" w:sz="18" w:space="12" w:color="8B2020"/>
+        </w:pBdr>
+        <w:shd w:val="clear" w:color="auto" w:fill="FCF6F6"/>
+        <w:spacing w:before="30" w:after="70"/>
+        <w:ind w:left="340" w:right="340"/>
+      </w:pPr>
+      <w:r>
+        <w:rPr>
+          <w:rFonts w:ascii="Georgia" w:hAnsi="Georgia" w:cs="Georgia"/>
+          <w:b/>
+          <w:i w:val="0"/>
+          <w:color w:val="222222"/>
+          <w:sz w:val="18"/>
+        </w:rPr>
+        <w:t>Advanced Breathing.</w:t>
+      </w:r>
+      <w:r>
+        <w:rPr>
+          <w:rFonts w:ascii="Georgia" w:hAnsi="Georgia" w:cs="Georgia"/>
+          <w:b w:val="0"/>
+          <w:i w:val="0"/>
+          <w:color w:val="222222"/>
+          <w:sz w:val="18"/>
+        </w:rPr>
+        <w:t xml:space="preserve"> Your ignited breath drinks deeper of the dark. While it is active you gain all its original benefits, and also: once per turn, when you hit a creature with an attack roll you made with Advantage, the attack deals an extra 2d6 Necrotic damage.</w:t>
+      </w:r>
+    </w:p>
+    <w:p>
+      <w:pPr>
+        <w:pBdr>
+          <w:left w:val="single" w:sz="18" w:space="12" w:color="8B2020"/>
+        </w:pBdr>
+        <w:shd w:val="clear" w:color="auto" w:fill="FCF6F6"/>
+        <w:spacing w:before="30" w:after="70"/>
+        <w:ind w:left="340" w:right="340"/>
+      </w:pPr>
+      <w:r>
+        <w:rPr>
+          <w:rFonts w:ascii="Georgia" w:hAnsi="Georgia" w:cs="Georgia"/>
+          <w:b/>
+          <w:i w:val="0"/>
+          <w:color w:val="222222"/>
+          <w:sz w:val="18"/>
+        </w:rPr>
+        <w:t>Sharpened Gloom.</w:t>
+      </w:r>
+      <w:r>
+        <w:rPr>
+          <w:rFonts w:ascii="Georgia" w:hAnsi="Georgia" w:cs="Georgia"/>
+          <w:b w:val="0"/>
+          <w:i w:val="0"/>
+          <w:color w:val="222222"/>
+          <w:sz w:val="18"/>
+        </w:rPr>
+        <w:t xml:space="preserve"> The damage of your First Form: Umbral Slash increases to 5d10 plus your Dexterity modifier.</w:t>
+      </w:r>
+    </w:p>
+    <w:p>
+      <w:pPr>
+        <w:pBdr>
+          <w:left w:val="single" w:sz="18" w:space="12" w:color="5B2A86"/>
+        </w:pBdr>
+        <w:shd w:val="clear" w:color="auto" w:fill="F4F0FA"/>
+        <w:spacing w:before="30" w:after="70"/>
+        <w:ind w:left="340" w:right="340"/>
+      </w:pPr>
+      <w:r>
+        <w:rPr>
+          <w:rFonts w:ascii="Georgia" w:hAnsi="Georgia" w:cs="Georgia"/>
+          <w:b w:val="0"/>
+          <w:i w:val="0"/>
+          <w:color w:val="222222"/>
+          <w:sz w:val="19"/>
+        </w:rPr>
+        <w:t>▶ The gloom is his alone. Stabby sees through his own Darkness; his allies can't. Creatures wrapped in his gloom are hidden from Ursa's bolts and Lilly's cannon until the dark lifts, so the party learns to pick different targets while the shadow does its work.</w:t>
+      </w:r>
+    </w:p>
+    <w:p>
+      <w:pPr>
+        <w:keepNext/>
+        <w:pBdr>
+          <w:left w:val="single" w:sz="18" w:space="12" w:color="8B2020"/>
+        </w:pBdr>
+        <w:shd w:val="clear" w:color="auto" w:fill="FCF6F6"/>
+        <w:spacing w:before="30" w:after="70"/>
+        <w:ind w:left="340" w:right="340"/>
+      </w:pPr>
+      <w:r>
+        <w:rPr>
+          <w:rFonts w:ascii="Georgia" w:hAnsi="Georgia" w:cs="Georgia"/>
+          <w:b/>
+          <w:color w:val="8B2020"/>
+          <w:sz w:val="22"/>
+        </w:rPr>
+        <w:t>Level 17: Third Form: Eclipse</w:t>
+      </w:r>
+    </w:p>
+    <w:p>
+      <w:pPr>
+        <w:pBdr>
+          <w:left w:val="single" w:sz="18" w:space="12" w:color="8B2020"/>
+        </w:pBdr>
+        <w:shd w:val="clear" w:color="auto" w:fill="FCF6F6"/>
+        <w:spacing w:before="30" w:after="70"/>
+        <w:ind w:left="340" w:right="340"/>
+      </w:pPr>
+      <w:r>
+        <w:rPr>
+          <w:rFonts w:ascii="Georgia" w:hAnsi="Georgia" w:cs="Georgia"/>
+          <w:b/>
+          <w:i w:val="0"/>
+          <w:color w:val="222222"/>
+          <w:sz w:val="18"/>
+        </w:rPr>
+        <w:t>Third Form: Eclipse.</w:t>
+      </w:r>
+      <w:r>
+        <w:rPr>
+          <w:rFonts w:ascii="Georgia" w:hAnsi="Georgia" w:cs="Georgia"/>
+          <w:b w:val="0"/>
+          <w:i w:val="0"/>
+          <w:color w:val="222222"/>
+          <w:sz w:val="18"/>
+        </w:rPr>
+        <w:t xml:space="preserve"> As a Bonus Action, you can expend 3 Focus Points to vanish into the gloom and strike from everywhere at once. Create a 20-foot Cube of magical Darkness centered on yourself (you can see through it), then teleport to and make one attack with your Monk weapon against each of up to three different creatures within it, with Advantage. Each attack deals 5d10 plus your Dexterity modifier Necrotic damage on a hit. Each creature hit has the Blinded condition until the end of your next turn, and you remain effectively unseen by everyone but yourself until the Darkness ends.</w:t>
+      </w:r>
+    </w:p>
+    <w:p>
+      <w:pPr>
+        <w:spacing w:after="80"/>
+      </w:pPr>
+      <w:r>
+        <w:rPr>
+          <w:rFonts w:ascii="Georgia" w:hAnsi="Georgia" w:cs="Georgia"/>
+          <w:b/>
+          <w:i w:val="0"/>
+          <w:color w:val="222222"/>
+          <w:sz w:val="21"/>
+        </w:rPr>
+        <w:t>At Level 7, Stabby has:</w:t>
+      </w:r>
+      <w:r>
+        <w:rPr>
+          <w:rFonts w:ascii="Georgia" w:hAnsi="Georgia" w:cs="Georgia"/>
+          <w:b w:val="0"/>
+          <w:i w:val="0"/>
+          <w:color w:val="222222"/>
+          <w:sz w:val="21"/>
+        </w:rPr>
+        <w:t xml:space="preserve"> Shadow Breathing (the Level 3 stance) + First Form: Umbral Slash (Level 6, 3d8 + Dex). The Level 11 and 17 features unlock as he grows.</w:t>
+      </w:r>
+    </w:p>
+    <w:p>
+      <w:pPr>
+        <w:keepNext/>
+        <w:spacing w:before="220" w:after="60"/>
+      </w:pPr>
+      <w:r>
+        <w:rPr>
+          <w:rFonts w:ascii="Georgia" w:hAnsi="Georgia" w:cs="Georgia"/>
+          <w:b/>
+          <w:color w:val="A0522D"/>
+          <w:sz w:val="26"/>
+        </w:rPr>
+        <w:t>The Demon-Slayer's Blade: the Nichirin Katana</w:t>
+      </w:r>
+    </w:p>
+    <w:p>
+      <w:pPr>
+        <w:spacing w:after="80"/>
+      </w:pPr>
+      <w:r>
+        <w:rPr>
+          <w:rFonts w:ascii="Georgia" w:hAnsi="Georgia" w:cs="Georgia"/>
+          <w:b w:val="0"/>
+          <w:i w:val="0"/>
+          <w:color w:val="222222"/>
+          <w:sz w:val="21"/>
+        </w:rPr>
+        <w:t>This sun-forged demon-slayer blade was made from crimson ore that drinks in dawnlight. While sheathed, the steel looks dark and almost ordinary, but when Stabby ignites his breathing, the blade catches that breath and burns with the color of his chosen form.</w:t>
+      </w:r>
+    </w:p>
+    <w:p>
+      <w:pPr>
+        <w:keepNext/>
+        <w:pBdr>
+          <w:left w:val="single" w:sz="18" w:space="12" w:color="8B2020"/>
+        </w:pBdr>
+        <w:shd w:val="clear" w:color="auto" w:fill="FCF6F6"/>
+        <w:spacing w:before="30" w:after="70"/>
+        <w:ind w:left="340" w:right="340"/>
+      </w:pPr>
+      <w:r>
+        <w:rPr>
+          <w:rFonts w:ascii="Georgia" w:hAnsi="Georgia" w:cs="Georgia"/>
+          <w:b/>
+          <w:color w:val="8B2020"/>
+          <w:sz w:val="22"/>
+        </w:rPr>
+        <w:t>Nichirin Katana</w:t>
+      </w:r>
+    </w:p>
+    <w:p>
+      <w:pPr>
+        <w:pBdr>
+          <w:left w:val="single" w:sz="18" w:space="12" w:color="8B2020"/>
+        </w:pBdr>
+        <w:shd w:val="clear" w:color="auto" w:fill="FCF6F6"/>
+        <w:spacing w:before="30" w:after="70"/>
+        <w:ind w:left="340" w:right="340"/>
+      </w:pPr>
+      <w:r>
+        <w:rPr>
+          <w:rFonts w:ascii="Georgia" w:hAnsi="Georgia" w:cs="Georgia"/>
+          <w:b w:val="0"/>
+          <w:i/>
+          <w:color w:val="222222"/>
+          <w:sz w:val="18"/>
+        </w:rPr>
+        <w:t>Weapon (Katana), Rare (Requires Attunement by Stabby)</w:t>
+      </w:r>
+    </w:p>
+    <w:p>
+      <w:pPr>
+        <w:pBdr>
+          <w:left w:val="single" w:sz="18" w:space="12" w:color="8B2020"/>
+        </w:pBdr>
+        <w:shd w:val="clear" w:color="auto" w:fill="FCF6F6"/>
+        <w:spacing w:before="30" w:after="70"/>
+        <w:ind w:left="340" w:right="340"/>
+      </w:pPr>
+      <w:r>
+        <w:rPr>
+          <w:rFonts w:ascii="Georgia" w:hAnsi="Georgia" w:cs="Georgia"/>
+          <w:b/>
+          <w:i w:val="0"/>
+          <w:color w:val="222222"/>
+          <w:sz w:val="18"/>
+        </w:rPr>
+        <w:t>Weapon Statistics.</w:t>
+      </w:r>
+      <w:r>
+        <w:rPr>
+          <w:rFonts w:ascii="Georgia" w:hAnsi="Georgia" w:cs="Georgia"/>
+          <w:b w:val="0"/>
+          <w:i w:val="0"/>
+          <w:color w:val="222222"/>
+          <w:sz w:val="18"/>
+        </w:rPr>
+        <w:t xml:space="preserve"> The Nichirin katana uses the statistics of a Longsword (1d8 Slashing damage) with the Finesse and Versatile (1d10) properties, and it counts as a Monk weapon for Stabby. Because it has Finesse and is a Monk weapon, Stabby uses his Dexterity for its attack and damage rolls.</w:t>
+      </w:r>
+    </w:p>
+    <w:p>
+      <w:pPr>
+        <w:pBdr>
+          <w:left w:val="single" w:sz="18" w:space="12" w:color="8B2020"/>
+        </w:pBdr>
+        <w:shd w:val="clear" w:color="auto" w:fill="FCF6F6"/>
+        <w:spacing w:before="30" w:after="70"/>
+        <w:ind w:left="340" w:right="340"/>
+      </w:pPr>
+      <w:r>
+        <w:rPr>
+          <w:rFonts w:ascii="Georgia" w:hAnsi="Georgia" w:cs="Georgia"/>
+          <w:b/>
+          <w:i w:val="0"/>
+          <w:color w:val="222222"/>
+          <w:sz w:val="18"/>
+        </w:rPr>
+        <w:t>Magic Weapon.</w:t>
+      </w:r>
+      <w:r>
+        <w:rPr>
+          <w:rFonts w:ascii="Georgia" w:hAnsi="Georgia" w:cs="Georgia"/>
+          <w:b w:val="0"/>
+          <w:i w:val="0"/>
+          <w:color w:val="222222"/>
+          <w:sz w:val="18"/>
+        </w:rPr>
+        <w:t xml:space="preserve"> You gain a +2 bonus to attack and damage rolls made with this magic weapon.</w:t>
+      </w:r>
+    </w:p>
+    <w:p>
+      <w:pPr>
+        <w:pBdr>
+          <w:left w:val="single" w:sz="18" w:space="12" w:color="8B2020"/>
+        </w:pBdr>
+        <w:shd w:val="clear" w:color="auto" w:fill="FCF6F6"/>
+        <w:spacing w:before="30" w:after="70"/>
+        <w:ind w:left="340" w:right="340"/>
+      </w:pPr>
+      <w:r>
+        <w:rPr>
+          <w:rFonts w:ascii="Georgia" w:hAnsi="Georgia" w:cs="Georgia"/>
+          <w:b/>
+          <w:i w:val="0"/>
+          <w:color w:val="222222"/>
+          <w:sz w:val="18"/>
+        </w:rPr>
+        <w:t>Breath-Kindled Steel.</w:t>
+      </w:r>
+      <w:r>
+        <w:rPr>
+          <w:rFonts w:ascii="Georgia" w:hAnsi="Georgia" w:cs="Georgia"/>
+          <w:b w:val="0"/>
+          <w:i w:val="0"/>
+          <w:color w:val="222222"/>
+          <w:sz w:val="18"/>
+        </w:rPr>
+        <w:t xml:space="preserve"> When Stabby ignites his breathing, the blade glows with the color and nature of that form: blood-red for Beast Breathing, pale blue for Water Breathing, or violet-black for Shadow Breathing. This glow is magical but sheds only dim light unless Stabby chooses otherwise.</w:t>
+      </w:r>
+    </w:p>
+    <w:p>
+      <w:pPr>
+        <w:pBdr>
+          <w:left w:val="single" w:sz="18" w:space="12" w:color="8B2020"/>
+        </w:pBdr>
+        <w:shd w:val="clear" w:color="auto" w:fill="FCF6F6"/>
+        <w:spacing w:before="30" w:after="70"/>
+        <w:ind w:left="340" w:right="340"/>
+      </w:pPr>
+      <w:r>
+        <w:rPr>
+          <w:rFonts w:ascii="Georgia" w:hAnsi="Georgia" w:cs="Georgia"/>
+          <w:b/>
+          <w:i w:val="0"/>
+          <w:color w:val="222222"/>
+          <w:sz w:val="18"/>
+        </w:rPr>
+        <w:t>Cleansing Edge.</w:t>
+      </w:r>
+      <w:r>
+        <w:rPr>
+          <w:rFonts w:ascii="Georgia" w:hAnsi="Georgia" w:cs="Georgia"/>
+          <w:b w:val="0"/>
+          <w:i w:val="0"/>
+          <w:color w:val="222222"/>
+          <w:sz w:val="18"/>
+        </w:rPr>
+        <w:t xml:space="preserve"> Once on each of your turns when you hit a Fiend, Undead, shadow creature, or creature empowered by planar corruption with this katana, the blade burns away corruption until the start of your next turn. While affected, the creature can't regain Hit Points, can't benefit from magical Darkness or shadowy concealment against Stabby, and any visible corruption around the wound briefly burns, cracks, or peels away in sparks of purified light.</w:t>
+      </w:r>
+    </w:p>
+    <w:p>
+      <w:pPr>
+        <w:pBdr>
+          <w:left w:val="single" w:sz="18" w:space="12" w:color="8B2020"/>
+        </w:pBdr>
+        <w:shd w:val="clear" w:color="auto" w:fill="FCF6F6"/>
+        <w:spacing w:before="30" w:after="70"/>
+        <w:ind w:left="340" w:right="340"/>
+      </w:pPr>
+      <w:r>
+        <w:rPr>
+          <w:rFonts w:ascii="Georgia" w:hAnsi="Georgia" w:cs="Georgia"/>
+          <w:b/>
+          <w:i w:val="0"/>
+          <w:color w:val="222222"/>
+          <w:sz w:val="18"/>
+        </w:rPr>
+        <w:t>Demon-Slayer's Mark.</w:t>
+      </w:r>
+      <w:r>
+        <w:rPr>
+          <w:rFonts w:ascii="Georgia" w:hAnsi="Georgia" w:cs="Georgia"/>
+          <w:b w:val="0"/>
+          <w:i w:val="0"/>
+          <w:color w:val="222222"/>
+          <w:sz w:val="18"/>
+        </w:rPr>
+        <w:t xml:space="preserve"> The katana is especially dangerous to creatures twisted by darkness, undeath, or planar corruption. It leaves wounds that glow faintly like banked embers, revealing that the creature has been marked by cleansing sunlight. The blade wounds the corruption, not the creature beneath. When a corrupted guardian falls to it, what breaks is the darkness.</w:t>
+      </w:r>
+    </w:p>
+    <w:p>
+      <w:pPr>
+        <w:keepNext/>
+        <w:spacing w:before="220" w:after="60"/>
+      </w:pPr>
+      <w:r>
+        <w:rPr>
+          <w:rFonts w:ascii="Georgia" w:hAnsi="Georgia" w:cs="Georgia"/>
+          <w:b/>
+          <w:color w:val="A0522D"/>
+          <w:sz w:val="26"/>
+        </w:rPr>
+        <w:t>Lore of the Blade</w:t>
+      </w:r>
+    </w:p>
+    <w:p>
+      <w:pPr>
+        <w:spacing w:after="80"/>
+      </w:pPr>
+      <w:r>
+        <w:rPr>
+          <w:rFonts w:ascii="Georgia" w:hAnsi="Georgia" w:cs="Georgia"/>
+          <w:b w:val="0"/>
+          <w:i w:val="0"/>
+          <w:color w:val="222222"/>
+          <w:sz w:val="21"/>
+        </w:rPr>
+        <w:t>They say the first Nichirin blades were quenched not in water or oil but in the light of dawn itself, folded by smiths who worked only in the hour before sunrise. The ore came from a single mountain that caught the morning sun before anywhere else in the world, and steel drawn from it never forgot that first warmth. A finished blade looks plain and dark in an idle hand; it is waiting. Only a warrior who can kindle their own breath can wake the colour sleeping in the metal.</w:t>
+      </w:r>
+    </w:p>
+    <w:p>
+      <w:pPr>
+        <w:spacing w:after="80"/>
+      </w:pPr>
+      <w:r>
+        <w:rPr>
+          <w:rFonts w:ascii="Georgia" w:hAnsi="Georgia" w:cs="Georgia"/>
+          <w:b w:val="0"/>
+          <w:i w:val="0"/>
+          <w:color w:val="222222"/>
+          <w:sz w:val="21"/>
+        </w:rPr>
+        <w:t>For a creature of corruption, that waking light is a death sentence. Where an ordinary sword cuts flesh, a Nichirin blade cuts the rot itself: the shadow that hides a fiend, the dark magic that knits an undead back together, the planar taint that lets a horror shrug off honest steel. Stabby's blade chose its colours from his own breathing forms, and now it burns red, blue, or violet to match whichever beast, river, or shadow he calls upon.</w:t>
+      </w:r>
+    </w:p>
+    <w:p>
+      <w:pPr>
+        <w:pBdr>
+          <w:left w:val="single" w:sz="18" w:space="12" w:color="B8860B"/>
+        </w:pBdr>
+        <w:shd w:val="clear" w:color="auto" w:fill="FBF6EA"/>
+        <w:spacing w:before="30" w:after="70"/>
+        <w:ind w:left="340" w:right="340"/>
+      </w:pPr>
+      <w:r>
+        <w:rPr>
+          <w:rFonts w:ascii="Georgia" w:hAnsi="Georgia" w:cs="Georgia"/>
+          <w:b/>
+          <w:i w:val="0"/>
+          <w:color w:val="222222"/>
+          <w:sz w:val="21"/>
+        </w:rPr>
+        <w:t>A whispered rumor.</w:t>
+      </w:r>
+      <w:r>
+        <w:rPr>
+          <w:rFonts w:ascii="Georgia" w:hAnsi="Georgia" w:cs="Georgia"/>
+          <w:b w:val="0"/>
+          <w:i w:val="0"/>
+          <w:color w:val="222222"/>
+          <w:sz w:val="21"/>
+        </w:rPr>
+        <w:t xml:space="preserve"> Old hunters claim a Nichirin blade can never be truly stolen: carried by the wrong hand, the steel stays cold and dull and will not take an edge. Whether that is true, or simply a story told to keep thieves honest, no one in living memory has dared find out.</w:t>
+      </w:r>
+    </w:p>
+    <w:p>
+      <w:pPr>
+        <w:keepNext/>
+        <w:spacing w:before="220" w:after="60"/>
+      </w:pPr>
+      <w:r>
+        <w:rPr>
+          <w:rFonts w:ascii="Georgia" w:hAnsi="Georgia" w:cs="Georgia"/>
+          <w:b/>
+          <w:color w:val="A0522D"/>
+          <w:sz w:val="26"/>
+        </w:rPr>
+        <w:t>Setting Down the Kensei's Way</w:t>
+      </w:r>
+    </w:p>
+    <w:p>
+      <w:pPr>
+        <w:spacing w:after="80"/>
+      </w:pPr>
+      <w:r>
+        <w:rPr>
+          <w:rFonts w:ascii="Georgia" w:hAnsi="Georgia" w:cs="Georgia"/>
+          <w:b w:val="0"/>
+          <w:i w:val="0"/>
+          <w:color w:val="222222"/>
+          <w:sz w:val="21"/>
+        </w:rPr>
+        <w:t>When Stabby takes up a breathing form at Level 7, the Kensei's tricks retire with his old teacher's lessons. He loses Kensei's Shot (the bow's bonus-action +1d4) and Agile Parry (his +2 AC after blade-and-fist turns), and the Repeating Longbow becomes simply a very good bow, no longer a Monk weapon. In exchange he gains a stance he can ignite every single fight, a First Form that turns his bonus action into a 3d8 + 5 strike with 15 feet of free movement, form gifts that work all day, and a road that grows with him to Level 17. He is trading a parry for a predator's gait, and he gains far more than he gives up. (And Candyfang, outshone by the Nichirin blade, needn't vanish: an heirloom at his belt, or one day, a gift worthy of a Bloodfang.)</w:t>
+      </w:r>
+    </w:p>
+    <w:p>
+      <w:pPr>
+        <w:keepNext/>
+        <w:pageBreakBefore/>
+        <w:spacing w:before="400" w:after="120"/>
+        <w:pBdr>
+          <w:bottom w:val="single" w:sz="6" w:space="4" w:color="B8860B"/>
+        </w:pBdr>
+      </w:pPr>
+      <w:r>
+        <w:rPr>
+          <w:rFonts w:ascii="Georgia" w:hAnsi="Georgia" w:cs="Georgia"/>
+          <w:b/>
+          <w:color w:val="B8860B"/>
+          <w:sz w:val="32"/>
+        </w:rPr>
+        <w:t>Paths of the Stars (Ursa's Path)</w:t>
+      </w:r>
+    </w:p>
+    <w:p>
+      <w:pPr>
+        <w:pBdr>
+          <w:left w:val="single" w:sz="18" w:space="12" w:color="B8860B"/>
+        </w:pBdr>
+        <w:shd w:val="clear" w:color="auto" w:fill="FBF6EA"/>
+        <w:spacing w:before="30" w:after="70"/>
+        <w:ind w:left="340" w:right="340"/>
+      </w:pPr>
+      <w:r>
+        <w:rPr>
+          <w:rFonts w:ascii="Georgia" w:hAnsi="Georgia" w:cs="Georgia"/>
+          <w:b w:val="0"/>
+          <w:i/>
+          <w:color w:val="222222"/>
+          <w:sz w:val="21"/>
+        </w:rPr>
+        <w:t>For Ursa Catchum, Circle of the Stars Druid: the year apart, Level 5 to 7.</w:t>
+      </w:r>
+      <w:r>
+        <w:rPr>
+          <w:rFonts w:ascii="Georgia" w:hAnsi="Georgia" w:cs="Georgia"/>
+          <w:b w:val="0"/>
+          <w:i w:val="0"/>
+          <w:color w:val="222222"/>
+          <w:sz w:val="21"/>
+        </w:rPr>
+        <w:t xml:space="preserve"> Ursa walked one of three roads during the year apart, and came back changed. Each road grants a feat (what he sought) and a keepsake (what found him): he gains the pair matching his road. Special story feats: no ability score increase.</w:t>
+      </w:r>
+    </w:p>
+    <w:p>
+      <w:pPr>
+        <w:keepNext/>
+        <w:spacing w:before="200" w:after="20"/>
+        <w:ind w:left="500" w:right="500"/>
+        <w:pBdr>
+          <w:top w:val="double" w:sz="6" w:space="4" w:color="1F4D78"/>
+        </w:pBdr>
+      </w:pPr>
+      <w:r>
+        <w:rPr>
+          <w:rFonts w:ascii="Georgia" w:hAnsi="Georgia" w:cs="Georgia"/>
+          <w:b/>
+          <w:color w:val="1F4D78"/>
+          <w:sz w:val="16"/>
+        </w:rPr>
+        <w:t xml:space="preserve">✦ LORE OF ELARIA ✦  </w:t>
+      </w:r>
+      <w:r>
+        <w:rPr>
+          <w:rFonts w:ascii="Georgia" w:hAnsi="Georgia" w:cs="Georgia"/>
+          <w:b/>
+          <w:color w:val="1F4D78"/>
+          <w:sz w:val="19"/>
+        </w:rPr>
+        <w:t>The Star-Paths of the Circle</w:t>
+      </w:r>
+    </w:p>
+    <w:p>
+      <w:pPr>
+        <w:keepLines/>
+        <w:spacing w:before="20" w:after="200"/>
+        <w:ind w:left="500" w:right="500"/>
+        <w:pBdr>
+          <w:bottom w:val="double" w:sz="6" w:space="4" w:color="1F4D78"/>
+        </w:pBdr>
+      </w:pPr>
+      <w:r>
+        <w:rPr>
+          <w:rFonts w:ascii="Georgia" w:hAnsi="Georgia" w:cs="Georgia"/>
+          <w:b w:val="0"/>
+          <w:i/>
+          <w:color w:val="222222"/>
+          <w:sz w:val="19"/>
+        </w:rPr>
+        <w:t>The Circle holds that no druid chooses the stars; the stars choose, and the druid only walks to meet them. Three roads are said to open before a sky-reader who has served the Circle well: one into the wild, where the living world answers; one into the sky, where the constellations lend their light; and one along a father's trail, where the omens stop coming at random and begin, at last, to obey. A druid walks one road and comes back changed, and the two roads not taken wait, patient as starlight, for whoever comes next.</w:t>
+      </w:r>
+    </w:p>
+    <w:p>
+      <w:pPr>
+        <w:keepNext/>
+        <w:spacing w:before="220" w:after="60"/>
+      </w:pPr>
+      <w:r>
+        <w:rPr>
+          <w:rFonts w:ascii="Georgia" w:hAnsi="Georgia" w:cs="Georgia"/>
+          <w:b/>
+          <w:color w:val="A0522D"/>
+          <w:sz w:val="26"/>
+        </w:rPr>
+        <w:t>Beast Handler: The Living World (the road into the wild)</w:t>
+      </w:r>
+    </w:p>
+    <w:p>
+      <w:pPr>
+        <w:pBdr>
+          <w:left w:val="single" w:sz="18" w:space="12" w:color="B8860B"/>
+        </w:pBdr>
+        <w:shd w:val="clear" w:color="auto" w:fill="FBF6EA"/>
+        <w:spacing w:before="30" w:after="70"/>
+        <w:ind w:left="340" w:right="340"/>
+      </w:pPr>
+      <w:r>
+        <w:rPr>
+          <w:rFonts w:ascii="Georgia" w:hAnsi="Georgia" w:cs="Georgia"/>
+          <w:b w:val="0"/>
+          <w:i/>
+          <w:color w:val="222222"/>
+          <w:sz w:val="21"/>
+        </w:rPr>
+        <w:t>“You went out to learn the speech of wild things. You came back, and the wild things follow you home.”</w:t>
+      </w:r>
+    </w:p>
+    <w:p>
+      <w:pPr>
+        <w:keepNext/>
+        <w:pBdr>
+          <w:left w:val="single" w:sz="18" w:space="12" w:color="8B2020"/>
+        </w:pBdr>
+        <w:shd w:val="clear" w:color="auto" w:fill="FCF6F6"/>
+        <w:spacing w:before="30" w:after="70"/>
+        <w:ind w:left="340" w:right="340"/>
+      </w:pPr>
+      <w:r>
+        <w:rPr>
+          <w:rFonts w:ascii="Georgia" w:hAnsi="Georgia" w:cs="Georgia"/>
+          <w:b/>
+          <w:color w:val="8B2020"/>
+          <w:sz w:val="22"/>
+        </w:rPr>
+        <w:t>Beast Handler (feat)</w:t>
+      </w:r>
+    </w:p>
+    <w:p>
+      <w:pPr>
+        <w:pBdr>
+          <w:left w:val="single" w:sz="18" w:space="12" w:color="8B2020"/>
+        </w:pBdr>
+        <w:shd w:val="clear" w:color="auto" w:fill="FCF6F6"/>
+        <w:spacing w:before="30" w:after="70"/>
+        <w:ind w:left="340" w:right="340"/>
+      </w:pPr>
+      <w:r>
+        <w:rPr>
+          <w:rFonts w:ascii="Georgia" w:hAnsi="Georgia" w:cs="Georgia"/>
+          <w:b/>
+          <w:i w:val="0"/>
+          <w:color w:val="222222"/>
+          <w:sz w:val="18"/>
+        </w:rPr>
+        <w:t>Mightier Summons.</w:t>
+      </w:r>
+      <w:r>
+        <w:rPr>
+          <w:rFonts w:ascii="Georgia" w:hAnsi="Georgia" w:cs="Georgia"/>
+          <w:b w:val="0"/>
+          <w:i w:val="0"/>
+          <w:color w:val="222222"/>
+          <w:sz w:val="18"/>
+        </w:rPr>
+        <w:t xml:space="preserve"> Whenever you cast the Summon Beast spell, you cast it as though using a spell slot of the highest level you can cast, without expending a higher-level slot. (The spell's effects scale to that level, 4th now, and growing as Ursa does, but it still uses only a 2nd-level slot.)</w:t>
+      </w:r>
+    </w:p>
+    <w:p>
+      <w:pPr>
+        <w:pBdr>
+          <w:left w:val="single" w:sz="18" w:space="12" w:color="8B2020"/>
+        </w:pBdr>
+        <w:shd w:val="clear" w:color="auto" w:fill="FCF6F6"/>
+        <w:spacing w:before="30" w:after="70"/>
+        <w:ind w:left="340" w:right="340"/>
+      </w:pPr>
+      <w:r>
+        <w:rPr>
+          <w:rFonts w:ascii="Georgia" w:hAnsi="Georgia" w:cs="Georgia"/>
+          <w:b/>
+          <w:i w:val="0"/>
+          <w:color w:val="222222"/>
+          <w:sz w:val="18"/>
+        </w:rPr>
+        <w:t>Wild Speech.</w:t>
+      </w:r>
+      <w:r>
+        <w:rPr>
+          <w:rFonts w:ascii="Georgia" w:hAnsi="Georgia" w:cs="Georgia"/>
+          <w:b w:val="0"/>
+          <w:i w:val="0"/>
+          <w:color w:val="222222"/>
+          <w:sz w:val="18"/>
+        </w:rPr>
+        <w:t xml:space="preserve"> You and your summoned creatures share simple thoughts freely, no words needed. With ordinary Beasts, you understand their sounds and gestures even without your Mark's magic, and they understand yours.</w:t>
+      </w:r>
+    </w:p>
+    <w:p>
+      <w:pPr>
+        <w:keepNext/>
+        <w:pBdr>
+          <w:left w:val="single" w:sz="18" w:space="12" w:color="8B2020"/>
+        </w:pBdr>
+        <w:shd w:val="clear" w:color="auto" w:fill="FCF6F6"/>
+        <w:spacing w:before="30" w:after="70"/>
+        <w:ind w:left="340" w:right="340"/>
+      </w:pPr>
+      <w:r>
+        <w:rPr>
+          <w:rFonts w:ascii="Georgia" w:hAnsi="Georgia" w:cs="Georgia"/>
+          <w:b/>
+          <w:color w:val="8B2020"/>
+          <w:sz w:val="22"/>
+        </w:rPr>
+        <w:t>The Wildheart Token</w:t>
+      </w:r>
+    </w:p>
+    <w:p>
+      <w:pPr>
+        <w:pBdr>
+          <w:left w:val="single" w:sz="18" w:space="12" w:color="8B2020"/>
+        </w:pBdr>
+        <w:shd w:val="clear" w:color="auto" w:fill="FCF6F6"/>
+        <w:spacing w:before="30" w:after="70"/>
+        <w:ind w:left="340" w:right="340"/>
+      </w:pPr>
+      <w:r>
+        <w:rPr>
+          <w:rFonts w:ascii="Georgia" w:hAnsi="Georgia" w:cs="Georgia"/>
+          <w:b w:val="0"/>
+          <w:i/>
+          <w:color w:val="222222"/>
+          <w:sz w:val="18"/>
+        </w:rPr>
+        <w:t>Carved by his own hand.</w:t>
+      </w:r>
+    </w:p>
+    <w:p>
+      <w:pPr>
+        <w:pBdr>
+          <w:left w:val="single" w:sz="18" w:space="12" w:color="8B2020"/>
+        </w:pBdr>
+        <w:shd w:val="clear" w:color="auto" w:fill="FCF6F6"/>
+        <w:spacing w:before="30" w:after="70"/>
+        <w:ind w:left="340" w:right="340"/>
+      </w:pPr>
+      <w:r>
+        <w:rPr>
+          <w:rFonts w:ascii="Georgia" w:hAnsi="Georgia" w:cs="Georgia"/>
+          <w:b w:val="0"/>
+          <w:i w:val="0"/>
+          <w:color w:val="222222"/>
+          <w:sz w:val="18"/>
+        </w:rPr>
+        <w:t>A totem of a beast Ursa befriended in the wild year: the player names it, and names the friend. His Bestial Spirit now always takes that companion's shape. Once per day, when the spirit would drop to 0 hit points, it drops to 1 instead: it refuses to leave him.</w:t>
+      </w:r>
+    </w:p>
+    <w:p>
+      <w:pPr>
+        <w:keepNext/>
+        <w:spacing w:before="220" w:after="60"/>
+      </w:pPr>
+      <w:r>
+        <w:rPr>
+          <w:rFonts w:ascii="Georgia" w:hAnsi="Georgia" w:cs="Georgia"/>
+          <w:b/>
+          <w:color w:val="A0522D"/>
+          <w:sz w:val="26"/>
+        </w:rPr>
+        <w:t>Starlit Channeler: The Circle of Stars (the road into the sky)</w:t>
+      </w:r>
+    </w:p>
+    <w:p>
+      <w:pPr>
+        <w:pBdr>
+          <w:left w:val="single" w:sz="18" w:space="12" w:color="B8860B"/>
+        </w:pBdr>
+        <w:shd w:val="clear" w:color="auto" w:fill="FBF6EA"/>
+        <w:spacing w:before="30" w:after="70"/>
+        <w:ind w:left="340" w:right="340"/>
+      </w:pPr>
+      <w:r>
+        <w:rPr>
+          <w:rFonts w:ascii="Georgia" w:hAnsi="Georgia" w:cs="Georgia"/>
+          <w:b w:val="0"/>
+          <w:i/>
+          <w:color w:val="222222"/>
+          <w:sz w:val="21"/>
+        </w:rPr>
+        <w:t>“You returned to the Circle, and the constellations answered: their light now runs down your arm and out through the staff.”</w:t>
+      </w:r>
+    </w:p>
+    <w:p>
+      <w:pPr>
+        <w:keepNext/>
+        <w:pBdr>
+          <w:left w:val="single" w:sz="18" w:space="12" w:color="8B2020"/>
+        </w:pBdr>
+        <w:shd w:val="clear" w:color="auto" w:fill="FCF6F6"/>
+        <w:spacing w:before="30" w:after="70"/>
+        <w:ind w:left="340" w:right="340"/>
+      </w:pPr>
+      <w:r>
+        <w:rPr>
+          <w:rFonts w:ascii="Georgia" w:hAnsi="Georgia" w:cs="Georgia"/>
+          <w:b/>
+          <w:color w:val="8B2020"/>
+          <w:sz w:val="22"/>
+        </w:rPr>
+        <w:t>Starlit Channeler (feat)</w:t>
+      </w:r>
+    </w:p>
+    <w:p>
+      <w:pPr>
+        <w:pBdr>
+          <w:left w:val="single" w:sz="18" w:space="12" w:color="8B2020"/>
+        </w:pBdr>
+        <w:shd w:val="clear" w:color="auto" w:fill="FCF6F6"/>
+        <w:spacing w:before="30" w:after="70"/>
+        <w:ind w:left="340" w:right="340"/>
+      </w:pPr>
+      <w:r>
+        <w:rPr>
+          <w:rFonts w:ascii="Georgia" w:hAnsi="Georgia" w:cs="Georgia"/>
+          <w:b/>
+          <w:i w:val="0"/>
+          <w:color w:val="222222"/>
+          <w:sz w:val="18"/>
+        </w:rPr>
+        <w:t>The Warden.</w:t>
+      </w:r>
+      <w:r>
+        <w:rPr>
+          <w:rFonts w:ascii="Georgia" w:hAnsi="Georgia" w:cs="Georgia"/>
+          <w:b w:val="0"/>
+          <w:i w:val="0"/>
+          <w:color w:val="222222"/>
+          <w:sz w:val="18"/>
+        </w:rPr>
+        <w:t xml:space="preserve"> You learn the Shillelagh cantrip (Wisdom is your spellcasting ability for it), and your Starry Form gains a fourth constellation: the Warden, a spear-bearing figure of starlight. When you assume your form, you can choose it. As part of the same Bonus Action, you cast Shillelagh through your staff, and the spell lasts as long as the form does (instead of 1 minute). While the Warden shines: the kindled staff's damage becomes Radiant, its strikes deal an extra 1d6 Radiant damage (2d6 at 11th level, 3d6 at 17th), and as a Bonus Action on each of your later turns, you can make one strike with the kindled staff.</w:t>
+      </w:r>
+    </w:p>
+    <w:p>
+      <w:pPr>
+        <w:pBdr>
+          <w:left w:val="single" w:sz="18" w:space="12" w:color="5B2A86"/>
+        </w:pBdr>
+        <w:shd w:val="clear" w:color="auto" w:fill="F4F0FA"/>
+        <w:spacing w:before="30" w:after="70"/>
+        <w:ind w:left="340" w:right="340"/>
+      </w:pPr>
+      <w:r>
+        <w:rPr>
+          <w:rFonts w:ascii="Georgia" w:hAnsi="Georgia" w:cs="Georgia"/>
+          <w:b w:val="0"/>
+          <w:i w:val="0"/>
+          <w:color w:val="222222"/>
+          <w:sz w:val="19"/>
+        </w:rPr>
+        <w:t>▶ The kindled staff IS the Shillelagh spell: Starseed (+1d4) rides its strikes (unlike the Archer's arrow, a form feature), and its damage counts as cantrip damage (Elemental Fury: Potent Spellcasting applies from 7th, once per turn, like Starseed). Sheet note: the feat grants Shillelagh, so Ursa's known copy frees up for a cantrip swap at his next level.</w:t>
+      </w:r>
+    </w:p>
+    <w:p>
+      <w:pPr>
+        <w:keepNext/>
+        <w:pBdr>
+          <w:left w:val="single" w:sz="18" w:space="12" w:color="8B2020"/>
+        </w:pBdr>
+        <w:shd w:val="clear" w:color="auto" w:fill="FCF6F6"/>
+        <w:spacing w:before="30" w:after="70"/>
+        <w:ind w:left="340" w:right="340"/>
+      </w:pPr>
+      <w:r>
+        <w:rPr>
+          <w:rFonts w:ascii="Georgia" w:hAnsi="Georgia" w:cs="Georgia"/>
+          <w:b/>
+          <w:color w:val="8B2020"/>
+          <w:sz w:val="22"/>
+        </w:rPr>
+        <w:t>The Staff Wakes Further</w:t>
+      </w:r>
+    </w:p>
+    <w:p>
+      <w:pPr>
+        <w:pBdr>
+          <w:left w:val="single" w:sz="18" w:space="12" w:color="8B2020"/>
+        </w:pBdr>
+        <w:shd w:val="clear" w:color="auto" w:fill="FCF6F6"/>
+        <w:spacing w:before="30" w:after="70"/>
+        <w:ind w:left="340" w:right="340"/>
+      </w:pPr>
+      <w:r>
+        <w:rPr>
+          <w:rFonts w:ascii="Georgia" w:hAnsi="Georgia" w:cs="Georgia"/>
+          <w:b w:val="0"/>
+          <w:i/>
+          <w:color w:val="222222"/>
+          <w:sz w:val="18"/>
+        </w:rPr>
+        <w:t>The relic grows, as promised.</w:t>
+      </w:r>
+      <w:r>
+        <w:rPr>
+          <w:rFonts w:ascii="Georgia" w:hAnsi="Georgia" w:cs="Georgia"/>
+          <w:b w:val="0"/>
+          <w:i w:val="0"/>
+          <w:color w:val="222222"/>
+          <w:sz w:val="18"/>
+        </w:rPr>
+        <w:t xml:space="preserve"> The Staff of Waking Constellations has always brightened a new star after every victory: on this road, it brightens for him. Capacity rises to 6 charges (regain 1d4+2 at dawn), and its Starlight glow reaches 20 feet: the whole party fits inside his Starry Form's light, and inside the Amulet of Guiding Light's +1 to attacks and saves.</w:t>
+      </w:r>
+    </w:p>
+    <w:p>
+      <w:pPr>
+        <w:keepNext/>
+        <w:spacing w:before="220" w:after="60"/>
+      </w:pPr>
+      <w:r>
+        <w:rPr>
+          <w:rFonts w:ascii="Georgia" w:hAnsi="Georgia" w:cs="Georgia"/>
+          <w:b/>
+          <w:color w:val="A0522D"/>
+          <w:sz w:val="26"/>
+        </w:rPr>
+        <w:t>Reader of Omens: The Father's Trail (the road east)</w:t>
+      </w:r>
+    </w:p>
+    <w:p>
+      <w:pPr>
+        <w:pBdr>
+          <w:left w:val="single" w:sz="18" w:space="12" w:color="B8860B"/>
+        </w:pBdr>
+        <w:shd w:val="clear" w:color="auto" w:fill="FBF6EA"/>
+        <w:spacing w:before="30" w:after="70"/>
+        <w:ind w:left="340" w:right="340"/>
+      </w:pPr>
+      <w:r>
+        <w:rPr>
+          <w:rFonts w:ascii="Georgia" w:hAnsi="Georgia" w:cs="Georgia"/>
+          <w:b w:val="0"/>
+          <w:i/>
+          <w:color w:val="222222"/>
+          <w:sz w:val="21"/>
+        </w:rPr>
+        <w:t>“Your father read the sky the way other folk read a map. On his trail you learned his art: the omens no longer come at random, and you choose your moment.”</w:t>
+      </w:r>
+    </w:p>
+    <w:p>
+      <w:pPr>
+        <w:keepNext/>
+        <w:pBdr>
+          <w:left w:val="single" w:sz="18" w:space="12" w:color="8B2020"/>
+        </w:pBdr>
+        <w:shd w:val="clear" w:color="auto" w:fill="FCF6F6"/>
+        <w:spacing w:before="30" w:after="70"/>
+        <w:ind w:left="340" w:right="340"/>
+      </w:pPr>
+      <w:r>
+        <w:rPr>
+          <w:rFonts w:ascii="Georgia" w:hAnsi="Georgia" w:cs="Georgia"/>
+          <w:b/>
+          <w:color w:val="8B2020"/>
+          <w:sz w:val="22"/>
+        </w:rPr>
+        <w:t>Reader of Omens (feat)</w:t>
+      </w:r>
+    </w:p>
+    <w:p>
+      <w:pPr>
+        <w:pBdr>
+          <w:left w:val="single" w:sz="18" w:space="12" w:color="8B2020"/>
+        </w:pBdr>
+        <w:shd w:val="clear" w:color="auto" w:fill="FCF6F6"/>
+        <w:spacing w:before="30" w:after="70"/>
+        <w:ind w:left="340" w:right="340"/>
+      </w:pPr>
+      <w:r>
+        <w:rPr>
+          <w:rFonts w:ascii="Georgia" w:hAnsi="Georgia" w:cs="Georgia"/>
+          <w:b/>
+          <w:i w:val="0"/>
+          <w:color w:val="222222"/>
+          <w:sz w:val="18"/>
+        </w:rPr>
+        <w:t>Both Omens.</w:t>
+      </w:r>
+      <w:r>
+        <w:rPr>
+          <w:rFonts w:ascii="Georgia" w:hAnsi="Georgia" w:cs="Georgia"/>
+          <w:b w:val="0"/>
+          <w:i w:val="0"/>
+          <w:color w:val="222222"/>
+          <w:sz w:val="18"/>
+        </w:rPr>
+        <w:t xml:space="preserve"> When you consult your Star Map after a Long Rest, you do not roll for a single omen. Instead, you gain access to both Weal and Woe until your next Long Rest.</w:t>
+      </w:r>
+    </w:p>
+    <w:p>
+      <w:pPr>
+        <w:pBdr>
+          <w:left w:val="single" w:sz="18" w:space="12" w:color="8B2020"/>
+        </w:pBdr>
+        <w:shd w:val="clear" w:color="auto" w:fill="FCF6F6"/>
+        <w:spacing w:before="30" w:after="70"/>
+        <w:ind w:left="340" w:right="340"/>
+      </w:pPr>
+      <w:r>
+        <w:rPr>
+          <w:rFonts w:ascii="Georgia" w:hAnsi="Georgia" w:cs="Georgia"/>
+          <w:b/>
+          <w:i w:val="0"/>
+          <w:color w:val="222222"/>
+          <w:sz w:val="18"/>
+        </w:rPr>
+        <w:t>Read the Moment.</w:t>
+      </w:r>
+      <w:r>
+        <w:rPr>
+          <w:rFonts w:ascii="Georgia" w:hAnsi="Georgia" w:cs="Georgia"/>
+          <w:b w:val="0"/>
+          <w:i w:val="0"/>
+          <w:color w:val="222222"/>
+          <w:sz w:val="18"/>
+        </w:rPr>
+        <w:t xml:space="preserve"> You can wait to use your Cosmic Omen reaction until after the d20 is rolled, but before you know the outcome. You then choose whether to apply Weal (add 1d6 to the roll) or Woe (subtract 1d6).</w:t>
+      </w:r>
+    </w:p>
+    <w:p>
+      <w:pPr>
+        <w:pBdr>
+          <w:left w:val="single" w:sz="18" w:space="12" w:color="8B2020"/>
+        </w:pBdr>
+        <w:shd w:val="clear" w:color="auto" w:fill="FCF6F6"/>
+        <w:spacing w:before="30" w:after="70"/>
+        <w:ind w:left="340" w:right="340"/>
+      </w:pPr>
+      <w:r>
+        <w:rPr>
+          <w:rFonts w:ascii="Georgia" w:hAnsi="Georgia" w:cs="Georgia"/>
+          <w:b/>
+          <w:i w:val="0"/>
+          <w:color w:val="222222"/>
+          <w:sz w:val="18"/>
+        </w:rPr>
+        <w:t>Shared Tides.</w:t>
+      </w:r>
+      <w:r>
+        <w:rPr>
+          <w:rFonts w:ascii="Georgia" w:hAnsi="Georgia" w:cs="Georgia"/>
+          <w:b w:val="0"/>
+          <w:i w:val="0"/>
+          <w:color w:val="222222"/>
+          <w:sz w:val="18"/>
+        </w:rPr>
+        <w:t xml:space="preserve"> Your uses of Cosmic Omen remain a single pool equal to your Wisdom modifier (regaining all uses on a Long Rest). Spend each use on either Weal or Woe.</w:t>
+      </w:r>
+    </w:p>
+    <w:p>
+      <w:pPr>
+        <w:pBdr>
+          <w:left w:val="single" w:sz="18" w:space="12" w:color="8B2020"/>
+        </w:pBdr>
+        <w:shd w:val="clear" w:color="auto" w:fill="FCF6F6"/>
+        <w:spacing w:before="30" w:after="70"/>
+        <w:ind w:left="340" w:right="340"/>
+      </w:pPr>
+      <w:r>
+        <w:rPr>
+          <w:rFonts w:ascii="Georgia" w:hAnsi="Georgia" w:cs="Georgia"/>
+          <w:b w:val="0"/>
+          <w:i/>
+          <w:color w:val="222222"/>
+          <w:sz w:val="18"/>
+        </w:rPr>
+        <w:t>Prerequisite: the Cosmic Omen feature (gained at druid level 6).</w:t>
+      </w:r>
+    </w:p>
+    <w:p>
+      <w:pPr>
+        <w:keepNext/>
+        <w:pBdr>
+          <w:left w:val="single" w:sz="18" w:space="12" w:color="8B2020"/>
+        </w:pBdr>
+        <w:shd w:val="clear" w:color="auto" w:fill="FCF6F6"/>
+        <w:spacing w:before="30" w:after="70"/>
+        <w:ind w:left="340" w:right="340"/>
+      </w:pPr>
+      <w:r>
+        <w:rPr>
+          <w:rFonts w:ascii="Georgia" w:hAnsi="Georgia" w:cs="Georgia"/>
+          <w:b/>
+          <w:color w:val="8B2020"/>
+          <w:sz w:val="22"/>
+        </w:rPr>
+        <w:t>Ash's Sigil-Stone</w:t>
+      </w:r>
+    </w:p>
+    <w:p>
+      <w:pPr>
+        <w:pBdr>
+          <w:left w:val="single" w:sz="18" w:space="12" w:color="8B2020"/>
+        </w:pBdr>
+        <w:shd w:val="clear" w:color="auto" w:fill="FCF6F6"/>
+        <w:spacing w:before="30" w:after="70"/>
+        <w:ind w:left="340" w:right="340"/>
+      </w:pPr>
+      <w:r>
+        <w:rPr>
+          <w:rFonts w:ascii="Georgia" w:hAnsi="Georgia" w:cs="Georgia"/>
+          <w:b w:val="0"/>
+          <w:i/>
+          <w:color w:val="222222"/>
+          <w:sz w:val="18"/>
+        </w:rPr>
+        <w:t>Recovered on the trail. Attunement.</w:t>
+      </w:r>
+    </w:p>
+    <w:p>
+      <w:pPr>
+        <w:pBdr>
+          <w:left w:val="single" w:sz="18" w:space="12" w:color="8B2020"/>
+        </w:pBdr>
+        <w:shd w:val="clear" w:color="auto" w:fill="FCF6F6"/>
+        <w:spacing w:before="30" w:after="70"/>
+        <w:ind w:left="340" w:right="340"/>
+      </w:pPr>
+      <w:r>
+        <w:rPr>
+          <w:rFonts w:ascii="Georgia" w:hAnsi="Georgia" w:cs="Georgia"/>
+          <w:b w:val="0"/>
+          <w:i w:val="0"/>
+          <w:color w:val="222222"/>
+          <w:sz w:val="18"/>
+        </w:rPr>
+        <w:t>A river-smooth stone etched with a half-finished sigil of Elaria, in Ash's own hand. It sits warm in the palm when carried east. 1/long rest: cast Aura of Vitality from it without a spell slot, healing between fights (triggers his Chalice splash). One day, when the sigil is finished, it may wake.</w:t>
+      </w:r>
+    </w:p>
+    <w:p>
+      <w:pPr>
+        <w:pBdr>
+          <w:left w:val="single" w:sz="18" w:space="12" w:color="5B2A86"/>
+        </w:pBdr>
+        <w:shd w:val="clear" w:color="auto" w:fill="F4F0FA"/>
+        <w:spacing w:before="30" w:after="70"/>
+        <w:ind w:left="340" w:right="340"/>
+      </w:pPr>
+      <w:r>
+        <w:rPr>
+          <w:rFonts w:ascii="Georgia" w:hAnsi="Georgia" w:cs="Georgia"/>
+          <w:b w:val="0"/>
+          <w:i w:val="0"/>
+          <w:color w:val="222222"/>
+          <w:sz w:val="19"/>
+        </w:rPr>
+        <w:t>▶ The S13 clue rides here.</w:t>
+      </w:r>
+    </w:p>
+    <w:p>
+      <w:pPr>
+        <w:spacing w:after="80"/>
+      </w:pPr>
+      <w:r>
+        <w:rPr>
+          <w:rFonts w:ascii="Georgia" w:hAnsi="Georgia" w:cs="Georgia"/>
+          <w:b w:val="0"/>
+          <w:i w:val="0"/>
+          <w:color w:val="222222"/>
+          <w:sz w:val="21"/>
+        </w:rPr>
+        <w:t>Ursa gains the one road he walked, feat and keepsake together. The other two roads remain: the stars are patient, and the wild does not forget him.</w:t>
+      </w:r>
+    </w:p>
+    <w:p>
+      <w:pPr>
+        <w:keepNext/>
+        <w:pageBreakBefore/>
+        <w:spacing w:before="400" w:after="120"/>
+        <w:pBdr>
+          <w:bottom w:val="single" w:sz="6" w:space="4" w:color="B8860B"/>
+        </w:pBdr>
+      </w:pPr>
+      <w:r>
+        <w:rPr>
+          <w:rFonts w:ascii="Georgia" w:hAnsi="Georgia" w:cs="Georgia"/>
+          <w:b/>
+          <w:color w:val="B8860B"/>
+          <w:sz w:val="32"/>
+        </w:rPr>
+        <w:t>Glimmerstone Artifacts (Lilly's Path)</w:t>
+      </w:r>
+    </w:p>
+    <w:p>
+      <w:pPr>
+        <w:pBdr>
+          <w:left w:val="single" w:sz="18" w:space="12" w:color="B8860B"/>
+        </w:pBdr>
+        <w:shd w:val="clear" w:color="auto" w:fill="FBF6EA"/>
+        <w:spacing w:before="30" w:after="70"/>
+        <w:ind w:left="340" w:right="340"/>
+      </w:pPr>
+      <w:r>
+        <w:rPr>
+          <w:rFonts w:ascii="Georgia" w:hAnsi="Georgia" w:cs="Georgia"/>
+          <w:b w:val="0"/>
+          <w:i w:val="0"/>
+          <w:color w:val="222222"/>
+          <w:sz w:val="21"/>
+        </w:rPr>
+        <w:t>Three masterworks of deep gnome artifice, forged for Lilly Glimmergear in the year apart. Three masterworks, one choice. Each door of Lilly's year apart leads to one of these treasures: stay and build the portal (the Sentinel), go home to Glimmerspire and Poots (Boomstick), or give the year to mote research (the Awakened Sphere). She walks one road and claims one masterwork. The attunement ledger closes on every road: her Frostbite Shard, her Pocket Dynamo, and the new artifact make exactly three, and on the Sentinel's road it is only two, for the Dynamo itself is rebuilt into the guardian.</w:t>
+      </w:r>
+    </w:p>
+    <w:p>
+      <w:pPr>
+        <w:keepNext/>
+        <w:spacing w:before="220" w:after="60"/>
+      </w:pPr>
+      <w:r>
+        <w:rPr>
+          <w:rFonts w:ascii="Georgia" w:hAnsi="Georgia" w:cs="Georgia"/>
+          <w:b/>
+          <w:color w:val="A0522D"/>
+          <w:sz w:val="26"/>
+        </w:rPr>
+        <w:t>Boomstick</w:t>
+      </w:r>
+    </w:p>
+    <w:p>
+      <w:pPr>
+        <w:spacing w:after="0" w:before="0"/>
+      </w:pPr>
+      <w:r>
+        <w:drawing>
+          <wp:anchor xmlns:a="http://schemas.openxmlformats.org/drawingml/2006/main" behindDoc="0" distT="91440" distB="100584" distL="201600" distR="201600" simplePos="0" locked="0" layoutInCell="1" allowOverlap="0" relativeHeight="2">
+            <wp:simplePos x="0" y="0"/>
+            <wp:positionH relativeFrom="column">
+              <wp:align>right</wp:align>
+            </wp:positionH>
+            <wp:positionV relativeFrom="paragraph">
+              <wp:posOffset>0</wp:posOffset>
+            </wp:positionV>
+            <wp:extent cx="2011680" cy="2011680"/>
+            <wp:effectExtent l="0" t="0" r="0" b="0"/>
+            <wp:wrapSquare wrapText="bothSides"/>
+            <wp:docPr id="7" name="Picture 7"/>
+            <wp:cNvGraphicFramePr/>
+            <a:graphic xmlns:pic="http://schemas.openxmlformats.org/drawingml/2006/picture">
+              <a:graphicData uri="http://schemas.openxmlformats.org/drawingml/2006/picture">
+                <pic:pic>
+                  <pic:nvPicPr>
+                    <pic:cNvPr id="0" name="image.jpg"/>
+                    <pic:cNvPicPr/>
+                  </pic:nvPicPr>
+                  <pic:blipFill>
+                    <a:blip r:embed="rId16"/>
+                    <a:stretch>
+                      <a:fillRect/>
+                    </a:stretch>
+                  </pic:blipFill>
+                  <pic:spPr>
+                    <a:xfrm>
+                      <a:off x="0" y="0"/>
+                      <a:ext cx="2011680" cy="2011680"/>
+                    </a:xfrm>
+                    <a:prstGeom prst="rect"/>
+                  </pic:spPr>
+                </pic:pic>
+              </a:graphicData>
+            </a:graphic>
+          </wp:anchor>
+        </w:drawing>
+      </w:r>
+    </w:p>
+    <w:p>
+      <w:pPr>
+        <w:pBdr>
+          <w:left w:val="single" w:sz="18" w:space="12" w:color="B8860B"/>
+        </w:pBdr>
+        <w:shd w:val="clear" w:color="auto" w:fill="FBF6EA"/>
+        <w:spacing w:before="30" w:after="70"/>
+        <w:ind w:left="340" w:right="340"/>
+      </w:pPr>
+      <w:r>
+        <w:rPr>
+          <w:rFonts w:ascii="Georgia" w:hAnsi="Georgia" w:cs="Georgia"/>
+          <w:b w:val="0"/>
+          <w:i/>
+          <w:color w:val="222222"/>
+          <w:sz w:val="21"/>
+        </w:rPr>
+        <w:t>“It doesn't jam. It doesn't misfire. It simply states its opinion, loudly.”</w:t>
+      </w:r>
+    </w:p>
+    <w:p>
+      <w:pPr>
+        <w:spacing w:after="80"/>
+      </w:pPr>
+      <w:r>
+        <w:rPr>
+          <w:rFonts w:ascii="Georgia" w:hAnsi="Georgia" w:cs="Georgia"/>
+          <w:b w:val="0"/>
+          <w:i w:val="0"/>
+          <w:color w:val="222222"/>
+          <w:sz w:val="21"/>
+        </w:rPr>
+        <w:t>On this road, Boomstick takes the dagger's watch. Boomstick becomes Lilly's spellcasting focus and her designated Arcane Firearm (an artificer designates only one). With her shield in the other hand, her hands are exactly full: pistol, shield, and nothing wasted. The Frostbite Shard retires to her belt as a keepsake, or one day, a gift.</w:t>
+      </w:r>
+    </w:p>
+    <w:p>
+      <w:pPr>
+        <w:keepNext/>
+        <w:pBdr>
+          <w:left w:val="single" w:sz="18" w:space="12" w:color="8B2020"/>
+        </w:pBdr>
+        <w:shd w:val="clear" w:color="auto" w:fill="FCF6F6"/>
+        <w:spacing w:before="30" w:after="70"/>
+        <w:ind w:left="340" w:right="340"/>
+      </w:pPr>
+      <w:r>
+        <w:rPr>
+          <w:rFonts w:ascii="Georgia" w:hAnsi="Georgia" w:cs="Georgia"/>
+          <w:b/>
+          <w:color w:val="8B2020"/>
+          <w:sz w:val="22"/>
+        </w:rPr>
+        <w:t>Boomstick</w:t>
+      </w:r>
+    </w:p>
+    <w:p>
+      <w:pPr>
+        <w:pBdr>
+          <w:left w:val="single" w:sz="18" w:space="12" w:color="8B2020"/>
+        </w:pBdr>
+        <w:shd w:val="clear" w:color="auto" w:fill="FCF6F6"/>
+        <w:spacing w:before="30" w:after="70"/>
+        <w:ind w:left="340" w:right="340"/>
+      </w:pPr>
+      <w:r>
+        <w:rPr>
+          <w:rFonts w:ascii="Georgia" w:hAnsi="Georgia" w:cs="Georgia"/>
+          <w:b w:val="0"/>
+          <w:i/>
+          <w:color w:val="222222"/>
+          <w:sz w:val="18"/>
+        </w:rPr>
+        <w:t>Weapon (Repeating Pistol), Rare (Requires Attunement by an Artificer)</w:t>
+      </w:r>
+    </w:p>
+    <w:p>
+      <w:pPr>
+        <w:pBdr>
+          <w:left w:val="single" w:sz="18" w:space="12" w:color="8B2020"/>
+        </w:pBdr>
+        <w:shd w:val="clear" w:color="auto" w:fill="FCF6F6"/>
+        <w:spacing w:before="30" w:after="70"/>
+        <w:ind w:left="340" w:right="340"/>
+      </w:pPr>
+      <w:r>
+        <w:rPr>
+          <w:rFonts w:ascii="Georgia" w:hAnsi="Georgia" w:cs="Georgia"/>
+          <w:b/>
+          <w:i w:val="0"/>
+          <w:color w:val="222222"/>
+          <w:sz w:val="18"/>
+        </w:rPr>
+        <w:t>Repeating Pistol, +2.</w:t>
+      </w:r>
+      <w:r>
+        <w:rPr>
+          <w:rFonts w:ascii="Georgia" w:hAnsi="Georgia" w:cs="Georgia"/>
+          <w:b w:val="0"/>
+          <w:i w:val="0"/>
+          <w:color w:val="222222"/>
+          <w:sz w:val="18"/>
+        </w:rPr>
+        <w:t xml:space="preserve"> You gain a +2 bonus to attack and damage rolls made with this magic firearm. It deals 1d10 Thunder damage and never needs reloading or ammunition; its clockwork drum conjures its own rounds.</w:t>
+      </w:r>
+    </w:p>
+    <w:p>
+      <w:pPr>
+        <w:pBdr>
+          <w:left w:val="single" w:sz="18" w:space="12" w:color="8B2020"/>
+        </w:pBdr>
+        <w:shd w:val="clear" w:color="auto" w:fill="FCF6F6"/>
+        <w:spacing w:before="30" w:after="70"/>
+        <w:ind w:left="340" w:right="340"/>
+      </w:pPr>
+      <w:r>
+        <w:rPr>
+          <w:rFonts w:ascii="Georgia" w:hAnsi="Georgia" w:cs="Georgia"/>
+          <w:b/>
+          <w:i w:val="0"/>
+          <w:color w:val="222222"/>
+          <w:sz w:val="18"/>
+        </w:rPr>
+        <w:t>Wand of the War Mage.</w:t>
+      </w:r>
+      <w:r>
+        <w:rPr>
+          <w:rFonts w:ascii="Georgia" w:hAnsi="Georgia" w:cs="Georgia"/>
+          <w:b w:val="0"/>
+          <w:i w:val="0"/>
+          <w:color w:val="222222"/>
+          <w:sz w:val="18"/>
+        </w:rPr>
+        <w:t xml:space="preserve"> While holding Boomstick, you gain a +2 bonus to spell attack rolls, and you ignore Half Cover when making a spell attack. This also improves your Eldritch Cannon's attack rolls, since they use your spell attack modifier.</w:t>
+      </w:r>
+    </w:p>
+    <w:p>
+      <w:pPr>
+        <w:pBdr>
+          <w:left w:val="single" w:sz="18" w:space="12" w:color="8B2020"/>
+        </w:pBdr>
+        <w:shd w:val="clear" w:color="auto" w:fill="FCF6F6"/>
+        <w:spacing w:before="30" w:after="70"/>
+        <w:ind w:left="340" w:right="340"/>
+      </w:pPr>
+      <w:r>
+        <w:rPr>
+          <w:rFonts w:ascii="Georgia" w:hAnsi="Georgia" w:cs="Georgia"/>
+          <w:b/>
+          <w:i w:val="0"/>
+          <w:color w:val="222222"/>
+          <w:sz w:val="18"/>
+        </w:rPr>
+        <w:t>Spell Focus and Arcane Firearm.</w:t>
+      </w:r>
+      <w:r>
+        <w:rPr>
+          <w:rFonts w:ascii="Georgia" w:hAnsi="Georgia" w:cs="Georgia"/>
+          <w:b w:val="0"/>
+          <w:i w:val="0"/>
+          <w:color w:val="222222"/>
+          <w:sz w:val="18"/>
+        </w:rPr>
+        <w:t xml:space="preserve"> Boomstick serves as your artificer spellcasting focus and as your Arcane Firearm: you can add 1d8 to one damage roll of an artificer spell you cast through it, dealt as Thunder damage.</w:t>
+      </w:r>
+    </w:p>
+    <w:p>
+      <w:pPr>
+        <w:pBdr>
+          <w:left w:val="single" w:sz="18" w:space="12" w:color="8B2020"/>
+        </w:pBdr>
+        <w:shd w:val="clear" w:color="auto" w:fill="FCF6F6"/>
+        <w:spacing w:before="30" w:after="70"/>
+        <w:ind w:left="340" w:right="340"/>
+      </w:pPr>
+      <w:r>
+        <w:rPr>
+          <w:rFonts w:ascii="Georgia" w:hAnsi="Georgia" w:cs="Georgia"/>
+          <w:b/>
+          <w:i w:val="0"/>
+          <w:color w:val="222222"/>
+          <w:sz w:val="18"/>
+        </w:rPr>
+        <w:t>Concussion Infusion.</w:t>
+      </w:r>
+      <w:r>
+        <w:rPr>
+          <w:rFonts w:ascii="Georgia" w:hAnsi="Georgia" w:cs="Georgia"/>
+          <w:b w:val="0"/>
+          <w:i w:val="0"/>
+          <w:color w:val="222222"/>
+          <w:sz w:val="18"/>
+        </w:rPr>
+        <w:t xml:space="preserve"> When a creature takes damage from a spell you cast through Boomstick, it takes an additional 2 Thunder damage and can't take Reactions until the start of its next turn (the disorienting boom).</w:t>
+      </w:r>
+    </w:p>
+    <w:p>
+      <w:pPr>
+        <w:pBdr>
+          <w:left w:val="single" w:sz="18" w:space="12" w:color="8B2020"/>
+        </w:pBdr>
+        <w:shd w:val="clear" w:color="auto" w:fill="FCF6F6"/>
+        <w:spacing w:before="30" w:after="70"/>
+        <w:ind w:left="340" w:right="340"/>
+      </w:pPr>
+      <w:r>
+        <w:rPr>
+          <w:rFonts w:ascii="Georgia" w:hAnsi="Georgia" w:cs="Georgia"/>
+          <w:b/>
+          <w:i w:val="0"/>
+          <w:color w:val="222222"/>
+          <w:sz w:val="18"/>
+        </w:rPr>
+        <w:t>Made to Channel.</w:t>
+      </w:r>
+      <w:r>
+        <w:rPr>
+          <w:rFonts w:ascii="Georgia" w:hAnsi="Georgia" w:cs="Georgia"/>
+          <w:b w:val="0"/>
+          <w:i w:val="0"/>
+          <w:color w:val="222222"/>
+          <w:sz w:val="18"/>
+        </w:rPr>
+        <w:t xml:space="preserve"> When you cast True Strike through Boomstick, the shot uses your Intelligence, counts as a spell attack (gaining the +2 and ignoring Half Cover), and deals Boomstick's Thunder plus True Strike's Radiant. A reliable scaling shot that leaves your Bonus Action free for your cannon.</w:t>
+      </w:r>
+    </w:p>
+    <w:p>
+      <w:pPr>
+        <w:pBdr>
+          <w:left w:val="single" w:sz="18" w:space="12" w:color="8B2020"/>
+        </w:pBdr>
+        <w:shd w:val="clear" w:color="auto" w:fill="FCF6F6"/>
+        <w:spacing w:before="30" w:after="70"/>
+        <w:ind w:left="340" w:right="340"/>
+      </w:pPr>
+      <w:r>
+        <w:rPr>
+          <w:rFonts w:ascii="Georgia" w:hAnsi="Georgia" w:cs="Georgia"/>
+          <w:b w:val="0"/>
+          <w:i/>
+          <w:color w:val="222222"/>
+          <w:sz w:val="18"/>
+        </w:rPr>
+        <w:t>Forged by the masters of Glimmerstone.</w:t>
+      </w:r>
+    </w:p>
+    <w:p>
+      <w:pPr>
+        <w:keepNext/>
+        <w:pageBreakBefore/>
+        <w:spacing w:before="220" w:after="60"/>
+      </w:pPr>
+      <w:r>
+        <w:rPr>
+          <w:rFonts w:ascii="Georgia" w:hAnsi="Georgia" w:cs="Georgia"/>
+          <w:b/>
+          <w:color w:val="A0522D"/>
+          <w:sz w:val="26"/>
+        </w:rPr>
+        <w:t>The Awakened Essence Sphere</w:t>
+      </w:r>
+    </w:p>
+    <w:p>
+      <w:pPr>
+        <w:spacing w:after="0" w:before="0"/>
+      </w:pPr>
+      <w:r>
+        <w:drawing>
+          <wp:anchor xmlns:a="http://schemas.openxmlformats.org/drawingml/2006/main" behindDoc="0" distT="91440" distB="100584" distL="201600" distR="201600" simplePos="0" locked="0" layoutInCell="1" allowOverlap="0" relativeHeight="2">
+            <wp:simplePos x="0" y="0"/>
+            <wp:positionH relativeFrom="column">
+              <wp:align>right</wp:align>
+            </wp:positionH>
+            <wp:positionV relativeFrom="paragraph">
+              <wp:posOffset>0</wp:posOffset>
+            </wp:positionV>
+            <wp:extent cx="2194560" cy="2194560"/>
+            <wp:effectExtent l="0" t="0" r="0" b="0"/>
+            <wp:wrapSquare wrapText="bothSides"/>
+            <wp:docPr id="8" name="Picture 8"/>
+            <wp:cNvGraphicFramePr/>
+            <a:graphic xmlns:pic="http://schemas.openxmlformats.org/drawingml/2006/picture">
+              <a:graphicData uri="http://schemas.openxmlformats.org/drawingml/2006/picture">
+                <pic:pic>
+                  <pic:nvPicPr>
+                    <pic:cNvPr id="0" name="image.jpg"/>
+                    <pic:cNvPicPr/>
+                  </pic:nvPicPr>
+                  <pic:blipFill>
+                    <a:blip r:embed="rId17"/>
+                    <a:stretch>
+                      <a:fillRect/>
+                    </a:stretch>
+                  </pic:blipFill>
+                  <pic:spPr>
+                    <a:xfrm>
+                      <a:off x="0" y="0"/>
+                      <a:ext cx="2194560" cy="2194560"/>
+                    </a:xfrm>
+                    <a:prstGeom prst="rect"/>
+                  </pic:spPr>
+                </pic:pic>
+              </a:graphicData>
+            </a:graphic>
+          </wp:anchor>
+        </w:drawing>
+      </w:r>
+    </w:p>
+    <w:p>
+      <w:pPr>
+        <w:pBdr>
+          <w:left w:val="single" w:sz="18" w:space="12" w:color="B8860B"/>
+        </w:pBdr>
+        <w:shd w:val="clear" w:color="auto" w:fill="FBF6EA"/>
+        <w:spacing w:before="30" w:after="70"/>
+        <w:ind w:left="340" w:right="340"/>
+      </w:pPr>
+      <w:r>
+        <w:rPr>
+          <w:rFonts w:ascii="Georgia" w:hAnsi="Georgia" w:cs="Georgia"/>
+          <w:b w:val="0"/>
+          <w:i/>
+          <w:color w:val="222222"/>
+          <w:sz w:val="21"/>
+        </w:rPr>
+        <w:t>“It was never a keepsake. It was a key, and it is finally awake.”</w:t>
+      </w:r>
+    </w:p>
+    <w:p>
+      <w:pPr>
+        <w:spacing w:after="80"/>
+      </w:pPr>
+      <w:r>
+        <w:rPr>
+          <w:rFonts w:ascii="Georgia" w:hAnsi="Georgia" w:cs="Georgia"/>
+          <w:b w:val="0"/>
+          <w:i w:val="0"/>
+          <w:color w:val="222222"/>
+          <w:sz w:val="21"/>
+        </w:rPr>
         <w:t>The Sphere has spent the whole journey quietly pulling loose motes from the air. Now awakened, it holds a swirling jumble of collected aether that powers it from the start, and as the party clears each elemental rift and installs its pure Mote, the Sphere learns that plane's mighty discharge.</w:t>
       </w:r>
     </w:p>
@@ -3614,7 +4025,7 @@
             <wp:extent cx="2148840" cy="2148840"/>
             <wp:effectExtent l="0" t="0" r="0" b="0"/>
             <wp:wrapSquare wrapText="bothSides"/>
-            <wp:docPr id="6" name="Picture 6"/>
+            <wp:docPr id="9" name="Picture 9"/>
             <wp:cNvGraphicFramePr/>
             <a:graphic xmlns:pic="http://schemas.openxmlformats.org/drawingml/2006/picture">
               <a:graphicData uri="http://schemas.openxmlformats.org/drawingml/2006/picture">
@@ -3624,7 +4035,7 @@
                     <pic:cNvPicPr/>
                   </pic:nvPicPr>
                   <pic:blipFill>
-                    <a:blip r:embed="rId15"/>
+                    <a:blip r:embed="rId18"/>
                     <a:stretch>
                       <a:fillRect/>
                     </a:stretch>
@@ -4406,7 +4817,7 @@
               <w:drawing>
                 <wp:inline xmlns:a="http://schemas.openxmlformats.org/drawingml/2006/main" xmlns:pic="http://schemas.openxmlformats.org/drawingml/2006/picture">
                   <wp:extent cx="2194560" cy="2194560"/>
-                  <wp:docPr id="7" name="Picture 7"/>
+                  <wp:docPr id="10" name="Picture 10"/>
                   <wp:cNvGraphicFramePr>
                     <a:graphicFrameLocks noChangeAspect="1"/>
                   </wp:cNvGraphicFramePr>
@@ -4418,7 +4829,7 @@
                           <pic:cNvPicPr/>
                         </pic:nvPicPr>
                         <pic:blipFill>
-                          <a:blip r:embed="rId16"/>
+                          <a:blip r:embed="rId19"/>
                           <a:stretch>
                             <a:fillRect/>
                           </a:stretch>
@@ -4450,7 +4861,7 @@
               <w:drawing>
                 <wp:inline xmlns:a="http://schemas.openxmlformats.org/drawingml/2006/main" xmlns:pic="http://schemas.openxmlformats.org/drawingml/2006/picture">
                   <wp:extent cx="2194560" cy="2194560"/>
-                  <wp:docPr id="8" name="Picture 8"/>
+                  <wp:docPr id="11" name="Picture 11"/>
                   <wp:cNvGraphicFramePr>
                     <a:graphicFrameLocks noChangeAspect="1"/>
                   </wp:cNvGraphicFramePr>
@@ -4462,7 +4873,7 @@
                           <pic:cNvPicPr/>
                         </pic:nvPicPr>
                         <pic:blipFill>
-                          <a:blip r:embed="rId17"/>
+                          <a:blip r:embed="rId20"/>
                           <a:stretch>
                             <a:fillRect/>
                           </a:stretch>
@@ -4552,6 +4963,54 @@
           <w:sz w:val="21"/>
         </w:rPr>
         <w:t xml:space="preserve"> Elaria's sigil, wrapped in a leafed vine (or cupped in wings, on the Sash), found on every gift along the Guardians' path. When you see it, she saw you coming.</w:t>
+      </w:r>
+    </w:p>
+    <w:p>
+      <w:pPr>
+        <w:keepNext/>
+        <w:spacing w:before="200" w:after="20"/>
+        <w:ind w:left="500" w:right="500"/>
+        <w:pBdr>
+          <w:top w:val="double" w:sz="6" w:space="4" w:color="1F4D78"/>
+        </w:pBdr>
+      </w:pPr>
+      <w:r>
+        <w:rPr>
+          <w:rFonts w:ascii="Georgia" w:hAnsi="Georgia" w:cs="Georgia"/>
+          <w:b/>
+          <w:color w:val="1F4D78"/>
+          <w:sz w:val="16"/>
+        </w:rPr>
+        <w:t xml:space="preserve">✦ LORE OF ELARIA ✦  </w:t>
+      </w:r>
+      <w:r>
+        <w:rPr>
+          <w:rFonts w:ascii="Georgia" w:hAnsi="Georgia" w:cs="Georgia"/>
+          <w:b/>
+          <w:color w:val="1F4D78"/>
+          <w:sz w:val="19"/>
+        </w:rPr>
+        <w:t>The Warden's Price</w:t>
+      </w:r>
+    </w:p>
+    <w:p>
+      <w:pPr>
+        <w:keepLines/>
+        <w:spacing w:before="20" w:after="200"/>
+        <w:ind w:left="500" w:right="500"/>
+        <w:pBdr>
+          <w:bottom w:val="double" w:sz="6" w:space="4" w:color="1F4D78"/>
+        </w:pBdr>
+      </w:pPr>
+      <w:r>
+        <w:rPr>
+          <w:rFonts w:ascii="Georgia" w:hAnsi="Georgia" w:cs="Georgia"/>
+          <w:b w:val="0"/>
+          <w:i/>
+          <w:color w:val="222222"/>
+          <w:sz w:val="19"/>
+        </w:rPr>
+        <w:t>Elaria spent her power the way a candle spends itself: all at once, on purpose, so others could see. When Maldrith was sealed beyond the last wall, the Warden had nothing left but her name and her sign, the seven-pointed star wrapped in a leafed vine. She scattered what remained into small safeguards and lay down to sleep, trusting the kind to find them. So far, the old tellings say, her trust has held.</w:t>
       </w:r>
     </w:p>
     <w:sectPr>

--- a/compendium/custom_compendium.docx
+++ b/compendium/custom_compendium.docx
@@ -2961,6 +2961,52 @@
     </w:p>
     <w:p>
       <w:pPr>
+        <w:spacing w:after="0" w:before="0"/>
+      </w:pPr>
+      <w:r>
+        <w:drawing>
+          <wp:anchor xmlns:a="http://schemas.openxmlformats.org/drawingml/2006/main" behindDoc="0" distT="91440" distB="100584" distL="201600" distR="201600" simplePos="0" locked="0" layoutInCell="1" allowOverlap="0" relativeHeight="2">
+            <wp:simplePos x="0" y="0"/>
+            <wp:positionH relativeFrom="column">
+              <wp:align>right</wp:align>
+            </wp:positionH>
+            <wp:positionV relativeFrom="paragraph">
+              <wp:posOffset>0</wp:posOffset>
+            </wp:positionV>
+            <wp:extent cx="2468880" cy="2468880"/>
+            <wp:effectExtent l="0" t="0" r="0" b="0"/>
+            <wp:wrapSquare wrapText="bothSides"/>
+            <wp:docPr id="7" name="Picture 7"/>
+            <wp:cNvGraphicFramePr/>
+            <a:graphic xmlns:pic="http://schemas.openxmlformats.org/drawingml/2006/picture">
+              <a:graphicData uri="http://schemas.openxmlformats.org/drawingml/2006/picture">
+                <pic:pic>
+                  <pic:nvPicPr>
+                    <pic:cNvPr id="0" name="image.jpg"/>
+                    <pic:cNvPicPr/>
+                  </pic:nvPicPr>
+                  <pic:blipFill>
+                    <a:blip r:embed="rId11"/>
+                    <a:stretch>
+                      <a:fillRect/>
+                    </a:stretch>
+                  </pic:blipFill>
+                  <pic:spPr>
+                    <a:xfrm>
+                      <a:off x="0" y="0"/>
+                      <a:ext cx="2468880" cy="2468880"/>
+                    </a:xfrm>
+                    <a:prstGeom prst="rect"/>
+                  </pic:spPr>
+                </pic:pic>
+              </a:graphicData>
+            </a:graphic>
+          </wp:anchor>
+        </w:drawing>
+      </w:r>
+    </w:p>
+    <w:p>
+      <w:pPr>
         <w:pBdr>
           <w:left w:val="single" w:sz="18" w:space="12" w:color="B8860B"/>
         </w:pBdr>
@@ -3275,7 +3321,7 @@
             <wp:extent cx="2011680" cy="2011680"/>
             <wp:effectExtent l="0" t="0" r="0" b="0"/>
             <wp:wrapSquare wrapText="bothSides"/>
-            <wp:docPr id="7" name="Picture 7"/>
+            <wp:docPr id="8" name="Picture 8"/>
             <wp:cNvGraphicFramePr/>
             <a:graphic xmlns:pic="http://schemas.openxmlformats.org/drawingml/2006/picture">
               <a:graphicData uri="http://schemas.openxmlformats.org/drawingml/2006/picture">
@@ -3582,7 +3628,7 @@
             <wp:extent cx="2194560" cy="2194560"/>
             <wp:effectExtent l="0" t="0" r="0" b="0"/>
             <wp:wrapSquare wrapText="bothSides"/>
-            <wp:docPr id="8" name="Picture 8"/>
+            <wp:docPr id="9" name="Picture 9"/>
             <wp:cNvGraphicFramePr/>
             <a:graphic xmlns:pic="http://schemas.openxmlformats.org/drawingml/2006/picture">
               <a:graphicData uri="http://schemas.openxmlformats.org/drawingml/2006/picture">
@@ -4025,7 +4071,7 @@
             <wp:extent cx="2148840" cy="2148840"/>
             <wp:effectExtent l="0" t="0" r="0" b="0"/>
             <wp:wrapSquare wrapText="bothSides"/>
-            <wp:docPr id="9" name="Picture 9"/>
+            <wp:docPr id="10" name="Picture 10"/>
             <wp:cNvGraphicFramePr/>
             <a:graphic xmlns:pic="http://schemas.openxmlformats.org/drawingml/2006/picture">
               <a:graphicData uri="http://schemas.openxmlformats.org/drawingml/2006/picture">
@@ -4789,156 +4835,51 @@
         <w:t xml:space="preserve"> A dragonmark that woke when he was six: it prickles near frightened animals, grants Speak with Animals and Animal Friendship, and has become the channel through which sleeping and possessed things speak to him (Pikachu, the Grand Custodian). It has never once stirred for a machine.</w:t>
       </w:r>
     </w:p>
-    <w:tbl>
-      <w:tblPr>
-        <w:tblW w:type="auto" w:w="0"/>
-        <w:jc w:val="center"/>
-        <w:tblLayout w:type="fixed"/>
-        <w:tblLook w:firstColumn="1" w:firstRow="1" w:lastColumn="0" w:lastRow="0" w:noHBand="0" w:noVBand="1" w:val="04A0"/>
-        <w:tblCellMar>
-          <w:left w:w="0" w:type="dxa"/>
-          <w:right w:w="0" w:type="dxa"/>
-        </w:tblCellMar>
-      </w:tblPr>
-      <w:tblGrid>
-        <w:gridCol w:w="4680"/>
-        <w:gridCol w:w="4680"/>
-      </w:tblGrid>
-      <w:tr>
-        <w:tc>
-          <w:tcPr>
-            <w:tcW w:type="dxa" w:w="4680"/>
-          </w:tcPr>
-          <w:p>
-            <w:pPr>
-              <w:jc w:val="center"/>
-            </w:pPr>
-            <w:r>
-              <w:drawing>
-                <wp:inline xmlns:a="http://schemas.openxmlformats.org/drawingml/2006/main" xmlns:pic="http://schemas.openxmlformats.org/drawingml/2006/picture">
-                  <wp:extent cx="2194560" cy="2194560"/>
-                  <wp:docPr id="10" name="Picture 10"/>
-                  <wp:cNvGraphicFramePr>
-                    <a:graphicFrameLocks noChangeAspect="1"/>
-                  </wp:cNvGraphicFramePr>
-                  <a:graphic>
-                    <a:graphicData uri="http://schemas.openxmlformats.org/drawingml/2006/picture">
-                      <pic:pic>
-                        <pic:nvPicPr>
-                          <pic:cNvPr id="0" name="image.jpg"/>
-                          <pic:cNvPicPr/>
-                        </pic:nvPicPr>
-                        <pic:blipFill>
-                          <a:blip r:embed="rId19"/>
-                          <a:stretch>
-                            <a:fillRect/>
-                          </a:stretch>
-                        </pic:blipFill>
-                        <pic:spPr>
-                          <a:xfrm>
-                            <a:off x="0" y="0"/>
-                            <a:ext cx="2194560" cy="2194560"/>
-                          </a:xfrm>
-                          <a:prstGeom prst="rect"/>
-                        </pic:spPr>
-                      </pic:pic>
-                    </a:graphicData>
-                  </a:graphic>
-                </wp:inline>
-              </w:drawing>
-            </w:r>
-          </w:p>
-        </w:tc>
-        <w:tc>
-          <w:tcPr>
-            <w:tcW w:type="dxa" w:w="4680"/>
-          </w:tcPr>
-          <w:p>
-            <w:pPr>
-              <w:jc w:val="center"/>
-            </w:pPr>
-            <w:r>
-              <w:drawing>
-                <wp:inline xmlns:a="http://schemas.openxmlformats.org/drawingml/2006/main" xmlns:pic="http://schemas.openxmlformats.org/drawingml/2006/picture">
-                  <wp:extent cx="2194560" cy="2194560"/>
-                  <wp:docPr id="11" name="Picture 11"/>
-                  <wp:cNvGraphicFramePr>
-                    <a:graphicFrameLocks noChangeAspect="1"/>
-                  </wp:cNvGraphicFramePr>
-                  <a:graphic>
-                    <a:graphicData uri="http://schemas.openxmlformats.org/drawingml/2006/picture">
-                      <pic:pic>
-                        <pic:nvPicPr>
-                          <pic:cNvPr id="0" name="image.jpg"/>
-                          <pic:cNvPicPr/>
-                        </pic:nvPicPr>
-                        <pic:blipFill>
-                          <a:blip r:embed="rId20"/>
-                          <a:stretch>
-                            <a:fillRect/>
-                          </a:stretch>
-                        </pic:blipFill>
-                        <pic:spPr>
-                          <a:xfrm>
-                            <a:off x="0" y="0"/>
-                            <a:ext cx="2194560" cy="2194560"/>
-                          </a:xfrm>
-                          <a:prstGeom prst="rect"/>
-                        </pic:spPr>
-                      </pic:pic>
-                    </a:graphicData>
-                  </a:graphic>
-                </wp:inline>
-              </w:drawing>
-            </w:r>
-          </w:p>
-        </w:tc>
-      </w:tr>
-      <w:tr>
-        <w:tc>
-          <w:tcPr>
-            <w:tcW w:type="dxa" w:w="4680"/>
-          </w:tcPr>
-          <w:p>
-            <w:pPr>
-              <w:jc w:val="center"/>
-            </w:pPr>
-            <w:r>
-              <w:rPr>
-                <w:rFonts w:ascii="Georgia" w:hAnsi="Georgia" w:cs="Georgia"/>
-                <w:i/>
-                <w:color w:val="888888"/>
-                <w:sz w:val="18"/>
-              </w:rPr>
-              <w:t>The seven-point star of Elaria, held close.</w:t>
-            </w:r>
-          </w:p>
-        </w:tc>
-        <w:tc>
-          <w:tcPr>
-            <w:tcW w:type="dxa" w:w="4680"/>
-          </w:tcPr>
-          <w:p>
-            <w:pPr>
-              <w:jc w:val="center"/>
-            </w:pPr>
-            <w:r>
-              <w:rPr>
-                <w:rFonts w:ascii="Georgia" w:hAnsi="Georgia" w:cs="Georgia"/>
-                <w:i/>
-                <w:color w:val="888888"/>
-                <w:sz w:val="18"/>
-              </w:rPr>
-              <w:t>Elaria, the sleeping goddess who lit the way.</w:t>
-            </w:r>
-          </w:p>
-        </w:tc>
-      </w:tr>
-    </w:tbl>
     <w:p>
       <w:pPr>
-        <w:spacing w:after="80"/>
-      </w:pPr>
+        <w:spacing w:after="0" w:before="0"/>
+      </w:pPr>
+      <w:r>
+        <w:drawing>
+          <wp:anchor xmlns:a="http://schemas.openxmlformats.org/drawingml/2006/main" behindDoc="0" distT="91440" distB="100584" distL="201600" distR="201600" simplePos="0" locked="0" layoutInCell="1" allowOverlap="0" relativeHeight="2">
+            <wp:simplePos x="0" y="0"/>
+            <wp:positionH relativeFrom="column">
+              <wp:align>right</wp:align>
+            </wp:positionH>
+            <wp:positionV relativeFrom="paragraph">
+              <wp:posOffset>0</wp:posOffset>
+            </wp:positionV>
+            <wp:extent cx="2743200" cy="2743200"/>
+            <wp:effectExtent l="0" t="0" r="0" b="0"/>
+            <wp:wrapSquare wrapText="bothSides"/>
+            <wp:docPr id="11" name="Picture 11"/>
+            <wp:cNvGraphicFramePr/>
+            <a:graphic xmlns:pic="http://schemas.openxmlformats.org/drawingml/2006/picture">
+              <a:graphicData uri="http://schemas.openxmlformats.org/drawingml/2006/picture">
+                <pic:pic>
+                  <pic:nvPicPr>
+                    <pic:cNvPr id="0" name="image.jpg"/>
+                    <pic:cNvPicPr/>
+                  </pic:nvPicPr>
+                  <pic:blipFill>
+                    <a:blip r:embed="rId19"/>
+                    <a:stretch>
+                      <a:fillRect/>
+                    </a:stretch>
+                  </pic:blipFill>
+                  <pic:spPr>
+                    <a:xfrm>
+                      <a:off x="0" y="0"/>
+                      <a:ext cx="2743200" cy="2743200"/>
+                    </a:xfrm>
+                    <a:prstGeom prst="rect"/>
+                  </pic:spPr>
+                </pic:pic>
+              </a:graphicData>
+            </a:graphic>
+          </wp:anchor>
+        </w:drawing>
+      </w:r>
     </w:p>
     <w:p>
       <w:pPr>
@@ -5011,6 +4952,62 @@
           <w:sz w:val="19"/>
         </w:rPr>
         <w:t>Elaria spent her power the way a candle spends itself: all at once, on purpose, so others could see. When Maldrith was sealed beyond the last wall, the Warden had nothing left but her name and her sign, the seven-pointed star wrapped in a leafed vine. She scattered what remained into small safeguards and lay down to sleep, trusting the kind to find them. So far, the old tellings say, her trust has held.</w:t>
+      </w:r>
+    </w:p>
+    <w:p>
+      <w:pPr>
+        <w:keepNext/>
+        <w:spacing w:before="120" w:after="40"/>
+        <w:jc w:val="center"/>
+      </w:pPr>
+      <w:r>
+        <w:drawing>
+          <wp:inline xmlns:a="http://schemas.openxmlformats.org/drawingml/2006/main" xmlns:pic="http://schemas.openxmlformats.org/drawingml/2006/picture">
+            <wp:extent cx="5943600" cy="3958530"/>
+            <wp:docPr id="12" name="Picture 12"/>
+            <wp:cNvGraphicFramePr>
+              <a:graphicFrameLocks noChangeAspect="1"/>
+            </wp:cNvGraphicFramePr>
+            <a:graphic>
+              <a:graphicData uri="http://schemas.openxmlformats.org/drawingml/2006/picture">
+                <pic:pic>
+                  <pic:nvPicPr>
+                    <pic:cNvPr id="0" name="image.jpg"/>
+                    <pic:cNvPicPr/>
+                  </pic:nvPicPr>
+                  <pic:blipFill>
+                    <a:blip r:embed="rId20"/>
+                    <a:stretch>
+                      <a:fillRect/>
+                    </a:stretch>
+                  </pic:blipFill>
+                  <pic:spPr>
+                    <a:xfrm>
+                      <a:off x="0" y="0"/>
+                      <a:ext cx="5943600" cy="3958530"/>
+                    </a:xfrm>
+                    <a:prstGeom prst="rect"/>
+                  </pic:spPr>
+                </pic:pic>
+              </a:graphicData>
+            </a:graphic>
+          </wp:inline>
+        </w:drawing>
+      </w:r>
+    </w:p>
+    <w:p>
+      <w:pPr>
+        <w:spacing w:after="140"/>
+        <w:jc w:val="center"/>
+      </w:pPr>
+      <w:r>
+        <w:rPr>
+          <w:rFonts w:ascii="Georgia" w:hAnsi="Georgia" w:cs="Georgia"/>
+          <w:i/>
+          <w:color w:val="888888"/>
+          <w:sz w:val="18"/>
+        </w:rPr>
+        <w:t>Elaria, the sleeping goddess who lit the way.</w:t>
       </w:r>
     </w:p>
     <w:sectPr>

--- a/compendium/custom_compendium.docx
+++ b/compendium/custom_compendium.docx
@@ -832,7 +832,7 @@
           <w:color w:val="222222"/>
           <w:sz w:val="21"/>
         </w:rPr>
-        <w:t>Features by monk level:</w:t>
+        <w:t>Features by Monk Level.</w:t>
       </w:r>
       <w:r>
         <w:rPr>
@@ -842,7 +842,7 @@
           <w:color w:val="222222"/>
           <w:sz w:val="21"/>
         </w:rPr>
-        <w:t xml:space="preserve"> 3rd, Beast Breathing; 6th, First Form: Devour; 11th, Advanced Beast Breathing; 17th, Third Form: Apex Predator.</w:t>
+        <w:t xml:space="preserve"> You gain Warrior of Beast Breathing features at Monk levels 3 (Beast Breathing), 6 (First Form: Devour), 11 (Advanced Beast Breathing), and 17 (Third Form: Apex Predator).</w:t>
       </w:r>
     </w:p>
     <w:p>
@@ -892,7 +892,7 @@
           <w:color w:val="222222"/>
           <w:sz w:val="18"/>
         </w:rPr>
-        <w:t xml:space="preserve"> A katana (and any sword you take up as your signature blade) counts as a Monk weapon for you. You can use your Martial Arts die with it, make your Bonus Action Unarmed Strikes alongside it, and use this subclass's features through it.</w:t>
+        <w:t xml:space="preserve"> A katana, as well as any sword you adopt as your signature blade, counts as a Monk weapon for you. You can use your Martial Arts die with it, and you can use this subclass's features with it. You can still make an Unarmed Strike as a Bonus Action.</w:t>
       </w:r>
     </w:p>
     <w:p>
@@ -952,7 +952,7 @@
           <w:color w:val="222222"/>
           <w:sz w:val="18"/>
         </w:rPr>
-        <w:t xml:space="preserve"> When you roll Initiative, you can expend 1 Focus Point to ignite your breath for the rest of the combat. It lasts until the combat ends, you have the Incapacitated condition, or you end it (no action required). While your breath is ignited, your weapon glows blood-red and deals an extra 2 Force damage on every hit.</w:t>
+        <w:t xml:space="preserve"> When you roll Initiative, you can expend 1 Focus Point to ignite your breath. It lasts until the combat ends, until you have the Incapacitated condition, or until you end it (no action required). While your breath is ignited, your weapon glows blood-red, and whenever you hit a target with it, the target takes an extra 2 Force damage.</w:t>
       </w:r>
     </w:p>
     <w:p>
@@ -982,7 +982,7 @@
           <w:color w:val="222222"/>
           <w:sz w:val="18"/>
         </w:rPr>
-        <w:t xml:space="preserve"> While your breath is ignited, your Speed increases by 10 feet and you have Advantage on Dexterity saving throws: the wild reflexes of a cornered animal.</w:t>
+        <w:t xml:space="preserve"> While your breath is ignited, your Speed increases by 10 feet, and you have Advantage on Dexterity saving throws.</w:t>
       </w:r>
     </w:p>
     <w:p>
@@ -1032,7 +1032,7 @@
           <w:color w:val="222222"/>
           <w:sz w:val="18"/>
         </w:rPr>
-        <w:t xml:space="preserve"> As a Bonus Action, you can expend 1 Focus Point to move up to 15 feet without provoking Opportunity Attacks and make one attack with your Monk weapon. On a hit, the attack deals 3d8 plus your Dexterity modifier Force damage. If this attack reduces the target to 0 Hit Points, you regain the expended Focus Point. This feature replaces Flurry of Blows for you.</w:t>
+        <w:t xml:space="preserve"> As a Bonus Action, you can expend 1 Focus Point to move up to 15 feet without provoking Opportunity Attacks and make one attack with your Monk weapon. On a hit, the target takes Force damage equal to 3d8 plus your Dexterity modifier instead of the weapon's normal damage. Bonuses to the weapon's damage rolls (such as the Nichirin katana's +2 bonus and the extra damage from your ignited breath) apply as normal. If the attack reduces the target to 0 Hit Points, you regain the expended Focus Point. This feature replaces Flurry of Blows for you.</w:t>
       </w:r>
     </w:p>
     <w:p>
@@ -1082,7 +1082,7 @@
           <w:color w:val="222222"/>
           <w:sz w:val="18"/>
         </w:rPr>
-        <w:t xml:space="preserve"> Your ignited breath grows fiercer. While it is active you gain all its original benefits, and you also have Resistance to Bludgeoning, Piercing, and Slashing damage. In addition, your weapon's bonus damage increases from 2 to 3.</w:t>
+        <w:t xml:space="preserve"> Your ignited breath grows fiercer. While your breath is ignited, you retain all its other benefits, you have Resistance to Bludgeoning, Piercing, and Slashing damage, and the extra Force damage your weapon deals increases from 2 to 3.</w:t>
       </w:r>
     </w:p>
     <w:p>
@@ -1162,12 +1162,43 @@
           <w:color w:val="222222"/>
           <w:sz w:val="18"/>
         </w:rPr>
-        <w:t xml:space="preserve"> As a Bonus Action, you can expend 3 Focus Points to become a blur of fang and steel. Move up to your Speed without provoking Opportunity Attacks and make one attack with your Monk weapon against each of up to three different creatures you move within reach of. Each attack deals 5d10 plus your Dexterity modifier Force damage on a hit, and each creature hit must succeed on a Strength saving throw or have the Prone condition. For each creature reduced to 0 Hit Points, you regain 1 expended Focus Point.</w:t>
+        <w:t xml:space="preserve"> You become a blur of fang and steel. As a Bonus Action, you can expend 3 Focus Points to move up to your Speed without provoking Opportunity Attacks and make one attack with your Monk weapon against each of up to three different creatures you move within reach of. On a hit, the target takes Force damage equal to 5d10 plus your Dexterity modifier instead of the weapon's normal damage. Bonuses to the weapon's damage rolls (such as the Nichirin katana's +2 bonus and the extra damage from your ignited breath) apply as normal. Each creature hit must succeed on a Strength saving throw (DC 8 plus your Wisdom modifier and Proficiency Bonus) or have the Prone condition. You regain 1 expended Focus Point for each creature this feature reduces to 0 Hit Points.</w:t>
       </w:r>
     </w:p>
     <w:p>
       <w:pPr>
-        <w:spacing w:after="80"/>
+        <w:keepNext/>
+        <w:pBdr>
+          <w:top w:val="double" w:sz="12" w:space="4" w:color="1F7A78"/>
+          <w:left w:val="double" w:sz="12" w:space="10" w:color="1F7A78"/>
+          <w:right w:val="double" w:sz="12" w:space="10" w:color="1F7A78"/>
+        </w:pBdr>
+        <w:shd w:val="clear" w:color="auto" w:fill="EAF4F3"/>
+        <w:spacing w:before="280" w:after="60"/>
+        <w:ind w:left="400" w:right="400"/>
+        <w:jc w:val="center"/>
+      </w:pPr>
+      <w:r>
+        <w:rPr>
+          <w:rFonts w:ascii="Georgia" w:hAnsi="Georgia" w:cs="Georgia"/>
+          <w:b/>
+          <w:color w:val="1F7A78"/>
+          <w:sz w:val="27"/>
+        </w:rPr>
+        <w:t>✦  At Level 7, Beast Breathing Has  ✦</w:t>
+      </w:r>
+    </w:p>
+    <w:p>
+      <w:pPr>
+        <w:keepNext/>
+        <w:keepLines/>
+        <w:pBdr>
+          <w:left w:val="double" w:sz="12" w:space="10" w:color="1F7A78"/>
+          <w:right w:val="double" w:sz="12" w:space="10" w:color="1F7A78"/>
+        </w:pBdr>
+        <w:shd w:val="clear" w:color="auto" w:fill="EAF4F3"/>
+        <w:spacing w:before="0" w:after="0"/>
+        <w:ind w:left="400" w:right="400"/>
       </w:pPr>
       <w:r>
         <w:rPr>
@@ -1177,7 +1208,7 @@
           <w:color w:val="222222"/>
           <w:sz w:val="21"/>
         </w:rPr>
-        <w:t>At Level 7, Stabby has:</w:t>
+        <w:t>Live now:</w:t>
       </w:r>
       <w:r>
         <w:rPr>
@@ -1187,7 +1218,40 @@
           <w:color w:val="222222"/>
           <w:sz w:val="21"/>
         </w:rPr>
-        <w:t xml:space="preserve"> Beast Breathing (the Level 3 stance) + First Form: Devour (Level 6, 3d8 + Dex). The Level 11 and 17 features unlock as he grows.</w:t>
+        <w:t xml:space="preserve"> the full Level 3 stance (the katana as a Monk weapon, Beast Sense, Igniting the Breath for +2 Force on every hit, and Beast's Vigor) plus First Form: Devour (3d8 + Dex, with 15 feet of free movement).</w:t>
+      </w:r>
+    </w:p>
+    <w:p>
+      <w:pPr>
+        <w:keepLines/>
+        <w:pBdr>
+          <w:bottom w:val="double" w:sz="12" w:space="4" w:color="1F7A78"/>
+          <w:left w:val="double" w:sz="12" w:space="10" w:color="1F7A78"/>
+          <w:right w:val="double" w:sz="12" w:space="10" w:color="1F7A78"/>
+        </w:pBdr>
+        <w:shd w:val="clear" w:color="auto" w:fill="EAF4F3"/>
+        <w:spacing w:before="0" w:after="280"/>
+        <w:ind w:left="400" w:right="400"/>
+      </w:pPr>
+      <w:r>
+        <w:rPr>
+          <w:rFonts w:ascii="Georgia" w:hAnsi="Georgia" w:cs="Georgia"/>
+          <w:b/>
+          <w:i w:val="0"/>
+          <w:color w:val="222222"/>
+          <w:sz w:val="21"/>
+        </w:rPr>
+        <w:t>Not yet:</w:t>
+      </w:r>
+      <w:r>
+        <w:rPr>
+          <w:rFonts w:ascii="Georgia" w:hAnsi="Georgia" w:cs="Georgia"/>
+          <w:b w:val="0"/>
+          <w:i w:val="0"/>
+          <w:color w:val="222222"/>
+          <w:sz w:val="21"/>
+        </w:rPr>
+        <w:t xml:space="preserve"> Advanced Beast Breathing and Sharpened Fang arrive at Level 11, and Third Form: Apex Predator at Level 17. They wait further down the road.</w:t>
       </w:r>
     </w:p>
     <w:p>
@@ -1323,7 +1387,7 @@
           <w:color w:val="222222"/>
           <w:sz w:val="21"/>
         </w:rPr>
-        <w:t>Features by monk level:</w:t>
+        <w:t>Features by Monk Level.</w:t>
       </w:r>
       <w:r>
         <w:rPr>
@@ -1333,7 +1397,7 @@
           <w:color w:val="222222"/>
           <w:sz w:val="21"/>
         </w:rPr>
-        <w:t xml:space="preserve"> 3rd, Water Breathing; 6th, First Form: Flowing Strike; 11th, Advanced Water Breathing and Healing Spring; 17th, Third Form: Tidal Crash.</w:t>
+        <w:t xml:space="preserve"> You gain Warrior of Water Breathing features at Monk levels 3 (Water Breathing), 6 (First Form: Flowing Strike and Healing Spring, First Water), 11 (Advanced Water Breathing and the full Healing Spring), and 17 (Third Form: Tidal Crash).</w:t>
       </w:r>
     </w:p>
     <w:p>
@@ -1383,7 +1447,7 @@
           <w:color w:val="222222"/>
           <w:sz w:val="18"/>
         </w:rPr>
-        <w:t xml:space="preserve"> A katana (and any sword you take up as your signature blade) counts as a Monk weapon for you. You can use your Martial Arts die with it, make your Bonus Action Unarmed Strikes alongside it, and use this subclass's features through it.</w:t>
+        <w:t xml:space="preserve"> A katana, as well as any sword you adopt as your signature blade, counts as a Monk weapon for you. You can use your Martial Arts die with it, and you can use this subclass's features with it. You can still make an Unarmed Strike as a Bonus Action.</w:t>
       </w:r>
     </w:p>
     <w:p>
@@ -1413,7 +1477,7 @@
           <w:color w:val="222222"/>
           <w:sz w:val="18"/>
         </w:rPr>
-        <w:t xml:space="preserve"> When you roll Initiative, you can expend 1 Focus Point to ignite your breath for the rest of the combat. It lasts until the combat ends, you have the Incapacitated condition, or you end it (no action required). While your breath is ignited, your weapon glows pale blue and deals an extra 2 Cold damage on every hit.</w:t>
+        <w:t xml:space="preserve"> When you roll Initiative, you can expend 1 Focus Point to ignite your breath. It lasts until the combat ends, until you have the Incapacitated condition, or until you end it (no action required). While your breath is ignited, your weapon glows pale blue, and whenever you hit a target with it, the target takes an extra 2 Cold damage.</w:t>
       </w:r>
     </w:p>
     <w:p>
@@ -1443,7 +1507,7 @@
           <w:color w:val="222222"/>
           <w:sz w:val="18"/>
         </w:rPr>
-        <w:t xml:space="preserve"> While your breath is ignited, you gain a +2 bonus to Armor Class against the first attack roll made against you before the start of each of your turns: an ever-moving guard that turns the first blow aside.</w:t>
+        <w:t xml:space="preserve"> While your breath is ignited, you gain a +2 bonus to Armor Class against the first attack roll made against you before the start of each of your turns.</w:t>
       </w:r>
     </w:p>
     <w:p>
@@ -1493,7 +1557,37 @@
           <w:color w:val="222222"/>
           <w:sz w:val="18"/>
         </w:rPr>
-        <w:t xml:space="preserve"> As a Bonus Action, you can expend 1 Focus Point to shift up to 15 feet without provoking Opportunity Attacks and make one attack with your Monk weapon. On a hit, the attack deals 3d8 plus your Dexterity modifier Cold damage, and the target must succeed on a Dexterity saving throw or have the Prone condition as the current sweeps its feet. This feature replaces Flurry of Blows for you.</w:t>
+        <w:t xml:space="preserve"> As a Bonus Action, you can expend 1 Focus Point to move up to 15 feet without provoking Opportunity Attacks and make one attack with your Monk weapon. On a hit, the target takes Cold damage equal to 3d8 plus your Dexterity modifier instead of the weapon's normal damage. Bonuses to the weapon's damage rolls (such as the Nichirin katana's +2 bonus and the extra damage from your ignited breath) apply as normal. If the attack hits, the target must also succeed on a Dexterity saving throw (DC 8 plus your Wisdom modifier and Proficiency Bonus) or have the Prone condition. This feature replaces Flurry of Blows for you.</w:t>
+      </w:r>
+    </w:p>
+    <w:p>
+      <w:pPr>
+        <w:pBdr>
+          <w:left w:val="single" w:sz="18" w:space="12" w:color="8B2020"/>
+        </w:pBdr>
+        <w:shd w:val="clear" w:color="auto" w:fill="FCF6F6"/>
+        <w:spacing w:before="30" w:after="70"/>
+        <w:ind w:left="340" w:right="340"/>
+      </w:pPr>
+      <w:r>
+        <w:rPr>
+          <w:rFonts w:ascii="Georgia" w:hAnsi="Georgia" w:cs="Georgia"/>
+          <w:b/>
+          <w:i w:val="0"/>
+          <w:color w:val="222222"/>
+          <w:sz w:val="18"/>
+        </w:rPr>
+        <w:t>Healing Spring (First Water).</w:t>
+      </w:r>
+      <w:r>
+        <w:rPr>
+          <w:rFonts w:ascii="Georgia" w:hAnsi="Georgia" w:cs="Georgia"/>
+          <w:b w:val="0"/>
+          <w:i w:val="0"/>
+          <w:color w:val="222222"/>
+          <w:sz w:val="18"/>
+        </w:rPr>
+        <w:t xml:space="preserve"> As a Bonus Action, you can touch yourself or another creature, and the target regains a number of Hit Points equal to 2d8 plus your Wisdom modifier. Once you use this benefit, you can't use it again until you finish a Short or Long Rest. This benefit improves when you reach Monk level 11 (Healing Spring).</w:t>
       </w:r>
     </w:p>
     <w:p>
@@ -1543,7 +1637,7 @@
           <w:color w:val="222222"/>
           <w:sz w:val="18"/>
         </w:rPr>
-        <w:t xml:space="preserve"> Your ignited breath deepens. While it is active you gain all its original benefits, and also: whenever you hit a creature with your Monk weapon, that creature's Speed is reduced by 10 feet until the start of your next turn as the cold seeps into its limbs.</w:t>
+        <w:t xml:space="preserve"> Your ignited breath deepens. While your breath is ignited, you retain all its other benefits, and whenever you hit a creature with your Monk weapon, that creature's Speed is reduced by 10 feet until the start of your next turn.</w:t>
       </w:r>
     </w:p>
     <w:p>
@@ -1603,7 +1697,7 @@
           <w:color w:val="222222"/>
           <w:sz w:val="18"/>
         </w:rPr>
-        <w:t xml:space="preserve"> Once per Long Rest, you can take a Bonus Action to touch a creature (or yourself) and channel the still water's mending. The target regains 4d8 plus your Wisdom modifier Hit Points.</w:t>
+        <w:t xml:space="preserve"> When you use your Healing Spring, the target now regains a number of Hit Points equal to 4d8 plus your Wisdom modifier. Once you use this benefit, you can't use it again until you finish a Short or Long Rest.</w:t>
       </w:r>
     </w:p>
     <w:p>
@@ -1653,12 +1747,43 @@
           <w:color w:val="222222"/>
           <w:sz w:val="18"/>
         </w:rPr>
-        <w:t xml:space="preserve"> As a Bonus Action, you can expend 3 Focus Points to shift up to 20 feet and make one attack with your Monk weapon against each of up to three different creatures within your reach as you flow among them. Each attack deals 5d10 plus your Dexterity modifier Cold damage on a hit, and each creature hit must succeed on a Dexterity saving throw or have the Prone condition and its Speed becomes 0 until the end of its next turn, frozen in place by the flood.</w:t>
+        <w:t xml:space="preserve"> As a Bonus Action, you can expend 3 Focus Points to move up to 20 feet and make one attack with your Monk weapon against each of up to three different creatures within your reach during that movement. On a hit, the target takes Cold damage equal to 5d10 plus your Dexterity modifier instead of the weapon's normal damage. Bonuses to the weapon's damage rolls (such as the Nichirin katana's +2 bonus and the extra damage from your ignited breath) apply as normal. Each creature hit must succeed on a Dexterity saving throw (DC 8 plus your Wisdom modifier and Proficiency Bonus) or have the Prone condition and a Speed of 0 until the end of its next turn.</w:t>
       </w:r>
     </w:p>
     <w:p>
       <w:pPr>
-        <w:spacing w:after="80"/>
+        <w:keepNext/>
+        <w:pBdr>
+          <w:top w:val="double" w:sz="12" w:space="4" w:color="1F7A78"/>
+          <w:left w:val="double" w:sz="12" w:space="10" w:color="1F7A78"/>
+          <w:right w:val="double" w:sz="12" w:space="10" w:color="1F7A78"/>
+        </w:pBdr>
+        <w:shd w:val="clear" w:color="auto" w:fill="EAF4F3"/>
+        <w:spacing w:before="280" w:after="60"/>
+        <w:ind w:left="400" w:right="400"/>
+        <w:jc w:val="center"/>
+      </w:pPr>
+      <w:r>
+        <w:rPr>
+          <w:rFonts w:ascii="Georgia" w:hAnsi="Georgia" w:cs="Georgia"/>
+          <w:b/>
+          <w:color w:val="1F7A78"/>
+          <w:sz w:val="27"/>
+        </w:rPr>
+        <w:t>✦  At Level 7, Water Breathing Has  ✦</w:t>
+      </w:r>
+    </w:p>
+    <w:p>
+      <w:pPr>
+        <w:keepNext/>
+        <w:keepLines/>
+        <w:pBdr>
+          <w:left w:val="double" w:sz="12" w:space="10" w:color="1F7A78"/>
+          <w:right w:val="double" w:sz="12" w:space="10" w:color="1F7A78"/>
+        </w:pBdr>
+        <w:shd w:val="clear" w:color="auto" w:fill="EAF4F3"/>
+        <w:spacing w:before="0" w:after="0"/>
+        <w:ind w:left="400" w:right="400"/>
       </w:pPr>
       <w:r>
         <w:rPr>
@@ -1668,7 +1793,7 @@
           <w:color w:val="222222"/>
           <w:sz w:val="21"/>
         </w:rPr>
-        <w:t>At Level 7, Stabby has:</w:t>
+        <w:t>Live now:</w:t>
       </w:r>
       <w:r>
         <w:rPr>
@@ -1678,7 +1803,40 @@
           <w:color w:val="222222"/>
           <w:sz w:val="21"/>
         </w:rPr>
-        <w:t xml:space="preserve"> Water Breathing (the Level 3 stance) + First Form: Flowing Strike (Level 6, 3d8 + Dex). The Level 11 and 17 features unlock as he grows.</w:t>
+        <w:t xml:space="preserve"> the full Level 3 stance (the katana as a Monk weapon, Igniting the Breath for +2 Cold on every hit, and Flowing Guard) plus First Form: Flowing Strike (3d8 + Dex with a tripping save, DC 13) and Healing Spring, First Water (2d8 + Wis, once per Short Rest).</w:t>
+      </w:r>
+    </w:p>
+    <w:p>
+      <w:pPr>
+        <w:keepLines/>
+        <w:pBdr>
+          <w:bottom w:val="double" w:sz="12" w:space="4" w:color="1F7A78"/>
+          <w:left w:val="double" w:sz="12" w:space="10" w:color="1F7A78"/>
+          <w:right w:val="double" w:sz="12" w:space="10" w:color="1F7A78"/>
+        </w:pBdr>
+        <w:shd w:val="clear" w:color="auto" w:fill="EAF4F3"/>
+        <w:spacing w:before="0" w:after="280"/>
+        <w:ind w:left="400" w:right="400"/>
+      </w:pPr>
+      <w:r>
+        <w:rPr>
+          <w:rFonts w:ascii="Georgia" w:hAnsi="Georgia" w:cs="Georgia"/>
+          <w:b/>
+          <w:i w:val="0"/>
+          <w:color w:val="222222"/>
+          <w:sz w:val="21"/>
+        </w:rPr>
+        <w:t>Not yet:</w:t>
+      </w:r>
+      <w:r>
+        <w:rPr>
+          <w:rFonts w:ascii="Georgia" w:hAnsi="Georgia" w:cs="Georgia"/>
+          <w:b w:val="0"/>
+          <w:i w:val="0"/>
+          <w:color w:val="222222"/>
+          <w:sz w:val="21"/>
+        </w:rPr>
+        <w:t xml:space="preserve"> the full Healing Spring (4d8 + Wis), Advanced Water Breathing, and Sharpened Flow arrive at Level 11; Third Form: Tidal Crash at Level 17.</w:t>
       </w:r>
     </w:p>
     <w:p>
@@ -1814,7 +1972,7 @@
           <w:color w:val="222222"/>
           <w:sz w:val="21"/>
         </w:rPr>
-        <w:t>Features by monk level:</w:t>
+        <w:t>Features by Monk Level.</w:t>
       </w:r>
       <w:r>
         <w:rPr>
@@ -1824,7 +1982,7 @@
           <w:color w:val="222222"/>
           <w:sz w:val="21"/>
         </w:rPr>
-        <w:t xml:space="preserve"> 3rd, Shadow Breathing; 6th, First Form: Umbral Slash; 11th, Advanced Shadow Breathing; 17th, Third Form: Eclipse.</w:t>
+        <w:t xml:space="preserve"> You gain Warrior of Shadow Breathing features at Monk levels 3 (Shadow Breathing), 6 (First Form: Umbral Slash), 11 (Advanced Shadow Breathing), and 17 (Third Form: Eclipse).</w:t>
       </w:r>
     </w:p>
     <w:p>
@@ -1874,7 +2032,7 @@
           <w:color w:val="222222"/>
           <w:sz w:val="18"/>
         </w:rPr>
-        <w:t xml:space="preserve"> A katana (and any sword you take up as your signature blade) counts as a Monk weapon for you. You can use your Martial Arts die with it, make your Bonus Action Unarmed Strikes alongside it, and use this subclass's features through it.</w:t>
+        <w:t xml:space="preserve"> A katana, as well as any sword you adopt as your signature blade, counts as a Monk weapon for you. You can use your Martial Arts die with it, and you can use this subclass's features with it. You can still make an Unarmed Strike as a Bonus Action.</w:t>
       </w:r>
     </w:p>
     <w:p>
@@ -1904,7 +2062,7 @@
           <w:color w:val="222222"/>
           <w:sz w:val="18"/>
         </w:rPr>
-        <w:t xml:space="preserve"> The idol's gift never fully leaves you. You have Darkvision with a range of 60 feet (if you already have Darkvision, its range increases by 60 feet), and you have Advantage on Dexterity (Stealth) checks; the gloom favors you.</w:t>
+        <w:t xml:space="preserve"> The idol's gift never fully leaves you. You have Darkvision with a range of 60 feet (if you already have Darkvision, its range increases by 60 feet), and you have Advantage on Dexterity (Stealth) checks.</w:t>
       </w:r>
     </w:p>
     <w:p>
@@ -1934,7 +2092,7 @@
           <w:color w:val="222222"/>
           <w:sz w:val="18"/>
         </w:rPr>
-        <w:t xml:space="preserve"> When you roll Initiative, you can expend 1 Focus Point to ignite your breath for the rest of the combat. It lasts until the combat ends, you have the Incapacitated condition, or you end it (no action required). While your breath is ignited, your weapon glows violet-black and deals an extra 2 Necrotic damage on every hit.</w:t>
+        <w:t xml:space="preserve"> When you roll Initiative, you can expend 1 Focus Point to ignite your breath. It lasts until the combat ends, until you have the Incapacitated condition, or until you end it (no action required). While your breath is ignited, your weapon glows violet-black, and whenever you hit a target with it, the target takes an extra 2 Necrotic damage.</w:t>
       </w:r>
     </w:p>
     <w:p>
@@ -1964,7 +2122,7 @@
           <w:color w:val="222222"/>
           <w:sz w:val="18"/>
         </w:rPr>
-        <w:t xml:space="preserve"> While your breath is ignited, the dark wraps around you: you have Half Cover (a +2 bonus to AC) against ranged attacks (anywhere, not just in shadow), and you can see normally in magical Darkness.</w:t>
+        <w:t xml:space="preserve"> While your breath is ignited, you gain a +2 bonus to Armor Class against ranged attack rolls, and you can see normally in magical Darkness.</w:t>
       </w:r>
     </w:p>
     <w:p>
@@ -2014,7 +2172,47 @@
           <w:color w:val="222222"/>
           <w:sz w:val="18"/>
         </w:rPr>
-        <w:t xml:space="preserve"> As a Bonus Action, you can expend 1 Focus Point to teleport up to 15 feet to an unoccupied space you can see next to a creature, engulf that creature in a 10-foot Cube of magical Darkness, and make one attack with your Monk weapon against it, with Advantage. On a hit, the attack deals 3d8 plus your Dexterity modifier Necrotic damage. The Darkness lasts until the end of your next turn. This feature replaces Flurry of Blows for you.</w:t>
+        <w:t xml:space="preserve"> As a Bonus Action, you can expend 1 Focus Point to teleport up to 15 feet to an unoccupied space you can see within 5 feet of a creature. Magical Darkness then fills a 10-foot Cube of your choice, which must contain that creature's space. You then make one attack with your Monk weapon against that creature, and you have Advantage on the attack roll. On a hit, the target takes Necrotic damage equal to 3d8 plus your Dexterity modifier instead of the weapon's normal damage. Bonuses to the weapon's damage rolls (such as the Nichirin katana's +2 bonus and the extra damage from your ignited breath) apply as normal.</w:t>
+      </w:r>
+    </w:p>
+    <w:p>
+      <w:pPr>
+        <w:pBdr>
+          <w:left w:val="single" w:sz="18" w:space="12" w:color="8B2020"/>
+        </w:pBdr>
+        <w:shd w:val="clear" w:color="auto" w:fill="FCF6F6"/>
+        <w:spacing w:before="30" w:after="70"/>
+        <w:ind w:left="340" w:right="340"/>
+      </w:pPr>
+      <w:r>
+        <w:rPr>
+          <w:rFonts w:ascii="Georgia" w:hAnsi="Georgia" w:cs="Georgia"/>
+          <w:b w:val="0"/>
+          <w:i w:val="0"/>
+          <w:color w:val="222222"/>
+          <w:sz w:val="18"/>
+        </w:rPr>
+        <w:t>You can see through Darkness created by this feature. The Darkness lasts until the end of your next turn, or you can end it early (no action required). This feature replaces Flurry of Blows for you.</w:t>
+      </w:r>
+    </w:p>
+    <w:p>
+      <w:pPr>
+        <w:pBdr>
+          <w:left w:val="single" w:sz="18" w:space="12" w:color="5B2A86"/>
+        </w:pBdr>
+        <w:shd w:val="clear" w:color="auto" w:fill="F4F0FA"/>
+        <w:spacing w:before="30" w:after="70"/>
+        <w:ind w:left="340" w:right="340"/>
+      </w:pPr>
+      <w:r>
+        <w:rPr>
+          <w:rFonts w:ascii="Georgia" w:hAnsi="Georgia" w:cs="Georgia"/>
+          <w:b w:val="0"/>
+          <w:i w:val="0"/>
+          <w:color w:val="222222"/>
+          <w:sz w:val="19"/>
+        </w:rPr>
+        <w:t>▶ The gloom is his alone. Stabby sees through his own Darkness; his allies cannot. Allies make ranged attack rolls with Disadvantage against a creature wrapped in the gloom, and spells that require a visible target cannot reach it at all, so the party learns to pick different targets while the shadow does its work.</w:t>
       </w:r>
     </w:p>
     <w:p>
@@ -2064,7 +2262,7 @@
           <w:color w:val="222222"/>
           <w:sz w:val="18"/>
         </w:rPr>
-        <w:t xml:space="preserve"> Your ignited breath drinks deeper of the dark. While it is active you gain all its original benefits, and also: once per turn, when you hit a creature with an attack roll you made with Advantage, the attack deals an extra 2d6 Necrotic damage.</w:t>
+        <w:t xml:space="preserve"> Your ignited breath drinks deeper of the dark. While your breath is ignited, you retain all its other benefits. In addition, once per turn when you hit a creature with an attack roll that had Advantage, the target takes an extra 2d6 Necrotic damage.</w:t>
       </w:r>
     </w:p>
     <w:p>
@@ -2095,26 +2293,6 @@
           <w:sz w:val="18"/>
         </w:rPr>
         <w:t xml:space="preserve"> The damage of your First Form: Umbral Slash increases to 5d10 plus your Dexterity modifier.</w:t>
-      </w:r>
-    </w:p>
-    <w:p>
-      <w:pPr>
-        <w:pBdr>
-          <w:left w:val="single" w:sz="18" w:space="12" w:color="5B2A86"/>
-        </w:pBdr>
-        <w:shd w:val="clear" w:color="auto" w:fill="F4F0FA"/>
-        <w:spacing w:before="30" w:after="70"/>
-        <w:ind w:left="340" w:right="340"/>
-      </w:pPr>
-      <w:r>
-        <w:rPr>
-          <w:rFonts w:ascii="Georgia" w:hAnsi="Georgia" w:cs="Georgia"/>
-          <w:b w:val="0"/>
-          <w:i w:val="0"/>
-          <w:color w:val="222222"/>
-          <w:sz w:val="19"/>
-        </w:rPr>
-        <w:t>▶ The gloom is his alone. Stabby sees through his own Darkness; his allies can't. Creatures wrapped in his gloom are hidden from Ursa's bolts and Lilly's cannon until the dark lifts, so the party learns to pick different targets while the shadow does its work.</w:t>
       </w:r>
     </w:p>
     <w:p>
@@ -2164,12 +2342,43 @@
           <w:color w:val="222222"/>
           <w:sz w:val="18"/>
         </w:rPr>
-        <w:t xml:space="preserve"> As a Bonus Action, you can expend 3 Focus Points to vanish into the gloom and strike from everywhere at once. Create a 20-foot Cube of magical Darkness centered on yourself (you can see through it), then teleport to and make one attack with your Monk weapon against each of up to three different creatures within it, with Advantage. Each attack deals 5d10 plus your Dexterity modifier Necrotic damage on a hit. Each creature hit has the Blinded condition until the end of your next turn, and you remain effectively unseen by everyone but yourself until the Darkness ends.</w:t>
+        <w:t xml:space="preserve"> You vanish into the gloom and strike from everywhere at once. As a Bonus Action, you can expend 3 Focus Points to fill a 20-foot Cube centered on yourself with magical Darkness, which you can see through. For each of up to three different creatures in the Cube, you can teleport to an unoccupied space you can see within 5 feet of that creature and make one attack with your Monk weapon against it, and you have Advantage on each attack roll. On a hit, the target takes Necrotic damage equal to 5d10 plus your Dexterity modifier instead of the weapon's normal damage. Bonuses to the weapon's damage rolls (such as the Nichirin katana's +2 bonus and the extra damage from your ignited breath) apply as normal. Each creature hit has the Blinded condition until the end of your next turn, and creatures other than you can't see you until the Darkness ends.</w:t>
       </w:r>
     </w:p>
     <w:p>
       <w:pPr>
-        <w:spacing w:after="80"/>
+        <w:keepNext/>
+        <w:pBdr>
+          <w:top w:val="double" w:sz="12" w:space="4" w:color="1F7A78"/>
+          <w:left w:val="double" w:sz="12" w:space="10" w:color="1F7A78"/>
+          <w:right w:val="double" w:sz="12" w:space="10" w:color="1F7A78"/>
+        </w:pBdr>
+        <w:shd w:val="clear" w:color="auto" w:fill="EAF4F3"/>
+        <w:spacing w:before="280" w:after="60"/>
+        <w:ind w:left="400" w:right="400"/>
+        <w:jc w:val="center"/>
+      </w:pPr>
+      <w:r>
+        <w:rPr>
+          <w:rFonts w:ascii="Georgia" w:hAnsi="Georgia" w:cs="Georgia"/>
+          <w:b/>
+          <w:color w:val="1F7A78"/>
+          <w:sz w:val="27"/>
+        </w:rPr>
+        <w:t>✦  At Level 7, Shadow Breathing Has  ✦</w:t>
+      </w:r>
+    </w:p>
+    <w:p>
+      <w:pPr>
+        <w:keepNext/>
+        <w:keepLines/>
+        <w:pBdr>
+          <w:left w:val="double" w:sz="12" w:space="10" w:color="1F7A78"/>
+          <w:right w:val="double" w:sz="12" w:space="10" w:color="1F7A78"/>
+        </w:pBdr>
+        <w:shd w:val="clear" w:color="auto" w:fill="EAF4F3"/>
+        <w:spacing w:before="0" w:after="0"/>
+        <w:ind w:left="400" w:right="400"/>
       </w:pPr>
       <w:r>
         <w:rPr>
@@ -2179,7 +2388,7 @@
           <w:color w:val="222222"/>
           <w:sz w:val="21"/>
         </w:rPr>
-        <w:t>At Level 7, Stabby has:</w:t>
+        <w:t>Live now:</w:t>
       </w:r>
       <w:r>
         <w:rPr>
@@ -2189,7 +2398,40 @@
           <w:color w:val="222222"/>
           <w:sz w:val="21"/>
         </w:rPr>
-        <w:t xml:space="preserve"> Shadow Breathing (the Level 3 stance) + First Form: Umbral Slash (Level 6, 3d8 + Dex). The Level 11 and 17 features unlock as he grows.</w:t>
+        <w:t xml:space="preserve"> the full Level 3 stance (the katana as a Monk weapon, Eyes of the Idol, Igniting the Breath for +2 Necrotic on every hit, and One With the Gloom) plus First Form: Umbral Slash (3d8 + Dex from inside a pocket of Darkness only Stabby sees through).</w:t>
+      </w:r>
+    </w:p>
+    <w:p>
+      <w:pPr>
+        <w:keepLines/>
+        <w:pBdr>
+          <w:bottom w:val="double" w:sz="12" w:space="4" w:color="1F7A78"/>
+          <w:left w:val="double" w:sz="12" w:space="10" w:color="1F7A78"/>
+          <w:right w:val="double" w:sz="12" w:space="10" w:color="1F7A78"/>
+        </w:pBdr>
+        <w:shd w:val="clear" w:color="auto" w:fill="EAF4F3"/>
+        <w:spacing w:before="0" w:after="280"/>
+        <w:ind w:left="400" w:right="400"/>
+      </w:pPr>
+      <w:r>
+        <w:rPr>
+          <w:rFonts w:ascii="Georgia" w:hAnsi="Georgia" w:cs="Georgia"/>
+          <w:b/>
+          <w:i w:val="0"/>
+          <w:color w:val="222222"/>
+          <w:sz w:val="21"/>
+        </w:rPr>
+        <w:t>Not yet:</w:t>
+      </w:r>
+      <w:r>
+        <w:rPr>
+          <w:rFonts w:ascii="Georgia" w:hAnsi="Georgia" w:cs="Georgia"/>
+          <w:b w:val="0"/>
+          <w:i w:val="0"/>
+          <w:color w:val="222222"/>
+          <w:sz w:val="21"/>
+        </w:rPr>
+        <w:t xml:space="preserve"> Advanced Shadow Breathing and Sharpened Gloom arrive at Level 11, and Third Form: Eclipse at Level 17. The deeper dark is still ahead.</w:t>
       </w:r>
     </w:p>
     <w:p>
@@ -2289,7 +2531,7 @@
           <w:color w:val="222222"/>
           <w:sz w:val="18"/>
         </w:rPr>
-        <w:t xml:space="preserve"> The Nichirin katana uses the statistics of a Longsword (1d8 Slashing damage) with the Finesse and Versatile (1d10) properties, and it counts as a Monk weapon for Stabby. Because it has Finesse and is a Monk weapon, Stabby uses his Dexterity for its attack and damage rolls.</w:t>
+        <w:t xml:space="preserve"> The Nichirin katana uses the statistics of a Longsword (1d8 Slashing damage) and has the Finesse and Versatile (1d10) properties, and it counts as a Monk weapon for you. Because the weapon has the Finesse property and is a Monk weapon for you, you can use your Dexterity modifier for its attack and damage rolls.</w:t>
       </w:r>
     </w:p>
     <w:p>
@@ -2319,7 +2561,7 @@
           <w:color w:val="222222"/>
           <w:sz w:val="18"/>
         </w:rPr>
-        <w:t xml:space="preserve"> You gain a +2 bonus to attack and damage rolls made with this magic weapon.</w:t>
+        <w:t xml:space="preserve"> You gain a +2 bonus to attack rolls and damage rolls made with this magic weapon.</w:t>
       </w:r>
     </w:p>
     <w:p>
@@ -2349,7 +2591,7 @@
           <w:color w:val="222222"/>
           <w:sz w:val="18"/>
         </w:rPr>
-        <w:t xml:space="preserve"> When Stabby ignites his breathing, the blade glows with the color and nature of that form: blood-red for Beast Breathing, pale blue for Water Breathing, or violet-black for Shadow Breathing. This glow is magical but sheds only dim light unless Stabby chooses otherwise.</w:t>
+        <w:t xml:space="preserve"> When you ignite your breathing, the blade glows with the color and nature of that form: blood-red for Beast Breathing, pale blue for Water Breathing, or violet-black for Shadow Breathing. This glow is magical but sheds only Dim Light unless you choose otherwise.</w:t>
       </w:r>
     </w:p>
     <w:p>
@@ -2379,7 +2621,7 @@
           <w:color w:val="222222"/>
           <w:sz w:val="18"/>
         </w:rPr>
-        <w:t xml:space="preserve"> Once on each of your turns when you hit a Fiend, Undead, shadow creature, or creature empowered by planar corruption with this katana, the blade burns away corruption until the start of your next turn. While affected, the creature can't regain Hit Points, can't benefit from magical Darkness or shadowy concealment against Stabby, and any visible corruption around the wound briefly burns, cracks, or peels away in sparks of purified light.</w:t>
+        <w:t xml:space="preserve"> Once per turn when you hit a Fiend, an Undead, a shadow creature, or a creature empowered by planar corruption with this weapon, the blade burns away corruption until the start of your next turn. Until then, the target can't regain Hit Points and can't benefit from magical Darkness or shadowy concealment against you. Any visible corruption around the wound briefly burns, cracks, or peels away in sparks of purified light.</w:t>
       </w:r>
     </w:p>
     <w:p>
@@ -2394,22 +2636,12 @@
       <w:r>
         <w:rPr>
           <w:rFonts w:ascii="Georgia" w:hAnsi="Georgia" w:cs="Georgia"/>
-          <w:b/>
-          <w:i w:val="0"/>
-          <w:color w:val="222222"/>
-          <w:sz w:val="18"/>
-        </w:rPr>
-        <w:t>Demon-Slayer's Mark.</w:t>
-      </w:r>
-      <w:r>
-        <w:rPr>
-          <w:rFonts w:ascii="Georgia" w:hAnsi="Georgia" w:cs="Georgia"/>
           <w:b w:val="0"/>
           <w:i w:val="0"/>
           <w:color w:val="222222"/>
           <w:sz w:val="18"/>
         </w:rPr>
-        <w:t xml:space="preserve"> The katana is especially dangerous to creatures twisted by darkness, undeath, or planar corruption. It leaves wounds that glow faintly like banked embers, revealing that the creature has been marked by cleansing sunlight. The blade wounds the corruption, not the creature beneath. When a corrupted guardian falls to it, what breaks is the darkness.</w:t>
+        <w:t>The katana is especially dangerous to creatures twisted by darkness, undeath, or planar corruption. It leaves wounds that glow faintly like banked embers, revealing that the creature has been marked by cleansing sunlight. The blade wounds the corruption, not the creature beneath. When a corrupted guardian falls to it, what breaks is the darkness.</w:t>
       </w:r>
     </w:p>
     <w:p>
@@ -2439,7 +2671,7 @@
           <w:color w:val="222222"/>
           <w:sz w:val="21"/>
         </w:rPr>
-        <w:t>They say the first Nichirin blades were quenched not in water or oil but in the light of dawn itself, folded by smiths who worked only in the hour before sunrise. The ore came from a single mountain that caught the morning sun before anywhere else in the world, and steel drawn from it never forgot that first warmth. A finished blade looks plain and dark in an idle hand; it is waiting. Only a warrior who can kindle their own breath can wake the colour sleeping in the metal.</w:t>
+        <w:t>They say the first Nichirin blades were quenched not in water or oil but in the light of dawn itself, folded by smiths who worked only in the hour before sunrise. The ore came from a single mountain that caught the morning sun before anywhere else in the world, and steel drawn from it never forgot that first warmth. A finished blade looks plain and dark in an idle hand; it is waiting. Only a warrior who can kindle their own breath can wake the color sleeping in the metal.</w:t>
       </w:r>
     </w:p>
     <w:p>
@@ -2454,7 +2686,7 @@
           <w:color w:val="222222"/>
           <w:sz w:val="21"/>
         </w:rPr>
-        <w:t>For a creature of corruption, that waking light is a death sentence. Where an ordinary sword cuts flesh, a Nichirin blade cuts the rot itself: the shadow that hides a fiend, the dark magic that knits an undead back together, the planar taint that lets a horror shrug off honest steel. Stabby's blade chose its colours from his own breathing forms, and now it burns red, blue, or violet to match whichever beast, river, or shadow he calls upon.</w:t>
+        <w:t>For a creature of corruption, that waking light is a death sentence. Where an ordinary sword cuts flesh, a Nichirin blade cuts the rot itself: the shadow that hides a fiend, the dark magic that knits an undead back together, the planar taint that lets a horror shrug off honest steel. Stabby's blade chose its colors from his own breathing forms, and now it burns red, blue, or violet to match whichever beast, river, or shadow he calls upon.</w:t>
       </w:r>
     </w:p>
     <w:p>
@@ -2514,7 +2746,7 @@
           <w:color w:val="222222"/>
           <w:sz w:val="21"/>
         </w:rPr>
-        <w:t>When Stabby takes up a breathing form at Level 7, the Kensei's tricks retire with his old teacher's lessons. He loses Kensei's Shot (the bow's bonus-action +1d4) and Agile Parry (his +2 AC after blade-and-fist turns), and the Repeating Longbow becomes simply a very good bow, no longer a Monk weapon. In exchange he gains a stance he can ignite every single fight, a First Form that turns his bonus action into a 3d8 + 5 strike with 15 feet of free movement, form gifts that work all day, and a road that grows with him to Level 17. He is trading a parry for a predator's gait, and he gains far more than he gives up. (And Candyfang, outshone by the Nichirin blade, needn't vanish: an heirloom at his belt, or one day, a gift worthy of a Bloodfang.)</w:t>
+        <w:t>When Stabby takes up a breathing form at Level 7, the Kensei's tricks retire with his old teacher's lessons. He loses Kensei's Shot (the bow's Bonus Action +1d4) and Agile Parry (his +2 AC after blade-and-fist turns), and the Repeating Longbow becomes simply a very good bow, no longer a Monk weapon. In exchange he gains a stance he can ignite every single fight, a First Form that turns his Bonus Action into a 3d8 + 5 strike with 15 feet of free movement, form gifts that work all day, and a road that grows with him to Level 17. He is trading a parry for a predator's gait, and he gains far more than he gives up. (And Candyfang, outshone by the Nichirin blade, needn't vanish: an heirloom at his belt, or one day, a gift worthy of a Bloodfang.)</w:t>
       </w:r>
     </w:p>
     <w:p>
@@ -2563,7 +2795,7 @@
           <w:color w:val="222222"/>
           <w:sz w:val="21"/>
         </w:rPr>
-        <w:t xml:space="preserve"> Ursa walked one of three roads during the year apart, and came back changed. Each road grants a feat (what he sought) and a keepsake (what found him): he gains the pair matching his road. Special story feats: no ability score increase.</w:t>
+        <w:t xml:space="preserve"> Ursa walked one of three roads during the year apart, and came back changed. Each road grants a feat (what he sought) and a keepsake (what found him): he gains the pair matching his road. These are special story feats: they grant no Ability Score Increase.</w:t>
       </w:r>
     </w:p>
     <w:p>
@@ -2681,22 +2913,12 @@
       <w:r>
         <w:rPr>
           <w:rFonts w:ascii="Georgia" w:hAnsi="Georgia" w:cs="Georgia"/>
-          <w:b/>
-          <w:i w:val="0"/>
+          <w:b w:val="0"/>
+          <w:i/>
           <w:color w:val="222222"/>
           <w:sz w:val="18"/>
         </w:rPr>
-        <w:t>Mightier Summons.</w:t>
-      </w:r>
-      <w:r>
-        <w:rPr>
-          <w:rFonts w:ascii="Georgia" w:hAnsi="Georgia" w:cs="Georgia"/>
-          <w:b w:val="0"/>
-          <w:i w:val="0"/>
-          <w:color w:val="222222"/>
-          <w:sz w:val="18"/>
-        </w:rPr>
-        <w:t xml:space="preserve"> Whenever you cast the Summon Beast spell, you cast it as though using a spell slot of the highest level you can cast, without expending a higher-level slot. (The spell's effects scale to that level, 4th now, and growing as Ursa does, but it still uses only a 2nd-level slot.)</w:t>
+        <w:t>Story Feat</w:t>
       </w:r>
     </w:p>
     <w:p>
@@ -2711,12 +2933,32 @@
       <w:r>
         <w:rPr>
           <w:rFonts w:ascii="Georgia" w:hAnsi="Georgia" w:cs="Georgia"/>
+          <w:b w:val="0"/>
+          <w:i w:val="0"/>
+          <w:color w:val="222222"/>
+          <w:sz w:val="18"/>
+        </w:rPr>
+        <w:t>You gain the following benefits.</w:t>
+      </w:r>
+    </w:p>
+    <w:p>
+      <w:pPr>
+        <w:pBdr>
+          <w:left w:val="single" w:sz="18" w:space="12" w:color="8B2020"/>
+        </w:pBdr>
+        <w:shd w:val="clear" w:color="auto" w:fill="FCF6F6"/>
+        <w:spacing w:before="30" w:after="70"/>
+        <w:ind w:left="340" w:right="340"/>
+      </w:pPr>
+      <w:r>
+        <w:rPr>
+          <w:rFonts w:ascii="Georgia" w:hAnsi="Georgia" w:cs="Georgia"/>
           <w:b/>
           <w:i w:val="0"/>
           <w:color w:val="222222"/>
           <w:sz w:val="18"/>
         </w:rPr>
-        <w:t>Wild Speech.</w:t>
+        <w:t>Mightier Summons.</w:t>
       </w:r>
       <w:r>
         <w:rPr>
@@ -2726,7 +2968,37 @@
           <w:color w:val="222222"/>
           <w:sz w:val="18"/>
         </w:rPr>
-        <w:t xml:space="preserve"> You and your summoned creatures share simple thoughts freely, no words needed. With ordinary Beasts, you understand their sounds and gestures even without your Mark's magic, and they understand yours.</w:t>
+        <w:t xml:space="preserve"> Whenever you cast the Summon Beast spell, the spell takes effect as if you had cast it using a spell slot of the highest level you can cast, without expending a slot of that level.</w:t>
+      </w:r>
+    </w:p>
+    <w:p>
+      <w:pPr>
+        <w:pBdr>
+          <w:left w:val="single" w:sz="18" w:space="12" w:color="8B2020"/>
+        </w:pBdr>
+        <w:shd w:val="clear" w:color="auto" w:fill="FCF6F6"/>
+        <w:spacing w:before="30" w:after="70"/>
+        <w:ind w:left="340" w:right="340"/>
+      </w:pPr>
+      <w:r>
+        <w:rPr>
+          <w:rFonts w:ascii="Georgia" w:hAnsi="Georgia" w:cs="Georgia"/>
+          <w:b/>
+          <w:i w:val="0"/>
+          <w:color w:val="222222"/>
+          <w:sz w:val="18"/>
+        </w:rPr>
+        <w:t>Wild Speech.</w:t>
+      </w:r>
+      <w:r>
+        <w:rPr>
+          <w:rFonts w:ascii="Georgia" w:hAnsi="Georgia" w:cs="Georgia"/>
+          <w:b w:val="0"/>
+          <w:i w:val="0"/>
+          <w:color w:val="222222"/>
+          <w:sz w:val="18"/>
+        </w:rPr>
+        <w:t xml:space="preserve"> You and any creature you summon can communicate simple ideas with each other telepathically. In addition, you can understand the sounds and gestures of ordinary Beasts even without your Mark's magic, and they can understand yours.</w:t>
       </w:r>
     </w:p>
     <w:p>
@@ -2786,7 +3058,96 @@
           <w:color w:val="222222"/>
           <w:sz w:val="18"/>
         </w:rPr>
-        <w:t>A totem of a beast Ursa befriended in the wild year: the player names it, and names the friend. His Bestial Spirit now always takes that companion's shape. Once per day, when the spirit would drop to 0 hit points, it drops to 1 instead: it refuses to leave him.</w:t>
+        <w:t>A totem of a beast Ursa befriended during the wild year: the player names the beast, and names the friend. It refuses to leave you. The Bestial Spirit you summon always takes that companion's shape. When the spirit would drop to 0 Hit Points, it drops to 1 Hit Point instead. Once this property is used, it can't be used again until the next dawn.</w:t>
+      </w:r>
+    </w:p>
+    <w:p>
+      <w:pPr>
+        <w:keepNext/>
+        <w:pBdr>
+          <w:top w:val="double" w:sz="12" w:space="4" w:color="1F7A78"/>
+          <w:left w:val="double" w:sz="12" w:space="10" w:color="1F7A78"/>
+          <w:right w:val="double" w:sz="12" w:space="10" w:color="1F7A78"/>
+        </w:pBdr>
+        <w:shd w:val="clear" w:color="auto" w:fill="EAF4F3"/>
+        <w:spacing w:before="280" w:after="60"/>
+        <w:ind w:left="400" w:right="400"/>
+        <w:jc w:val="center"/>
+      </w:pPr>
+      <w:r>
+        <w:rPr>
+          <w:rFonts w:ascii="Georgia" w:hAnsi="Georgia" w:cs="Georgia"/>
+          <w:b/>
+          <w:color w:val="1F7A78"/>
+          <w:sz w:val="27"/>
+        </w:rPr>
+        <w:t>✦  At Level 7, Beast Handler Has  ✦</w:t>
+      </w:r>
+    </w:p>
+    <w:p>
+      <w:pPr>
+        <w:keepNext/>
+        <w:keepLines/>
+        <w:pBdr>
+          <w:left w:val="double" w:sz="12" w:space="10" w:color="1F7A78"/>
+          <w:right w:val="double" w:sz="12" w:space="10" w:color="1F7A78"/>
+        </w:pBdr>
+        <w:shd w:val="clear" w:color="auto" w:fill="EAF4F3"/>
+        <w:spacing w:before="0" w:after="0"/>
+        <w:ind w:left="400" w:right="400"/>
+      </w:pPr>
+      <w:r>
+        <w:rPr>
+          <w:rFonts w:ascii="Georgia" w:hAnsi="Georgia" w:cs="Georgia"/>
+          <w:b/>
+          <w:i w:val="0"/>
+          <w:color w:val="222222"/>
+          <w:sz w:val="21"/>
+        </w:rPr>
+        <w:t>Live now:</w:t>
+      </w:r>
+      <w:r>
+        <w:rPr>
+          <w:rFonts w:ascii="Georgia" w:hAnsi="Georgia" w:cs="Georgia"/>
+          <w:b w:val="0"/>
+          <w:i w:val="0"/>
+          <w:color w:val="222222"/>
+          <w:sz w:val="21"/>
+        </w:rPr>
+        <w:t xml:space="preserve"> Summon Beast cast as a level 4 spell for a level 2 slot, free thought-speech with his summoned creatures, plain understanding of ordinary Beasts, and the Wildheart Token (his Bestial Spirit always wears his friend's shape, and once per day drops to 1 Hit Point instead of 0).</w:t>
+      </w:r>
+    </w:p>
+    <w:p>
+      <w:pPr>
+        <w:keepLines/>
+        <w:pBdr>
+          <w:bottom w:val="double" w:sz="12" w:space="4" w:color="1F7A78"/>
+          <w:left w:val="double" w:sz="12" w:space="10" w:color="1F7A78"/>
+          <w:right w:val="double" w:sz="12" w:space="10" w:color="1F7A78"/>
+        </w:pBdr>
+        <w:shd w:val="clear" w:color="auto" w:fill="EAF4F3"/>
+        <w:spacing w:before="0" w:after="280"/>
+        <w:ind w:left="400" w:right="400"/>
+      </w:pPr>
+      <w:r>
+        <w:rPr>
+          <w:rFonts w:ascii="Georgia" w:hAnsi="Georgia" w:cs="Georgia"/>
+          <w:b/>
+          <w:i w:val="0"/>
+          <w:color w:val="222222"/>
+          <w:sz w:val="21"/>
+        </w:rPr>
+        <w:t>Not yet:</w:t>
+      </w:r>
+      <w:r>
+        <w:rPr>
+          <w:rFonts w:ascii="Georgia" w:hAnsi="Georgia" w:cs="Georgia"/>
+          <w:b w:val="0"/>
+          <w:i w:val="0"/>
+          <w:color w:val="222222"/>
+          <w:sz w:val="21"/>
+        </w:rPr>
+        <w:t xml:space="preserve"> Mightier Summons keeps growing on its own. When Ursa's highest spell slot reaches level 5 at Druid level 9, the summons rise with it, no new feat required.</w:t>
       </w:r>
     </w:p>
     <w:p>
@@ -2821,7 +3182,7 @@
           <w:color w:val="222222"/>
           <w:sz w:val="21"/>
         </w:rPr>
-        <w:t>“You returned to the Circle, and the constellations answered: their light now runs down your arm and out through the staff.”</w:t>
+        <w:t>“You returned to the Circle, and the constellations answered: their light now runs down your arm and out through the staff. The Warden's spear sweeps between danger and the party.”</w:t>
       </w:r>
     </w:p>
     <w:p>
@@ -2856,6 +3217,46 @@
       <w:r>
         <w:rPr>
           <w:rFonts w:ascii="Georgia" w:hAnsi="Georgia" w:cs="Georgia"/>
+          <w:b w:val="0"/>
+          <w:i/>
+          <w:color w:val="222222"/>
+          <w:sz w:val="18"/>
+        </w:rPr>
+        <w:t>Story Feat</w:t>
+      </w:r>
+    </w:p>
+    <w:p>
+      <w:pPr>
+        <w:pBdr>
+          <w:left w:val="single" w:sz="18" w:space="12" w:color="8B2020"/>
+        </w:pBdr>
+        <w:shd w:val="clear" w:color="auto" w:fill="FCF6F6"/>
+        <w:spacing w:before="30" w:after="70"/>
+        <w:ind w:left="340" w:right="340"/>
+      </w:pPr>
+      <w:r>
+        <w:rPr>
+          <w:rFonts w:ascii="Georgia" w:hAnsi="Georgia" w:cs="Georgia"/>
+          <w:b w:val="0"/>
+          <w:i w:val="0"/>
+          <w:color w:val="222222"/>
+          <w:sz w:val="18"/>
+        </w:rPr>
+        <w:t>You gain the following benefits.</w:t>
+      </w:r>
+    </w:p>
+    <w:p>
+      <w:pPr>
+        <w:pBdr>
+          <w:left w:val="single" w:sz="18" w:space="12" w:color="8B2020"/>
+        </w:pBdr>
+        <w:shd w:val="clear" w:color="auto" w:fill="FCF6F6"/>
+        <w:spacing w:before="30" w:after="70"/>
+        <w:ind w:left="340" w:right="340"/>
+      </w:pPr>
+      <w:r>
+        <w:rPr>
+          <w:rFonts w:ascii="Georgia" w:hAnsi="Georgia" w:cs="Georgia"/>
           <w:b/>
           <w:i w:val="0"/>
           <w:color w:val="222222"/>
@@ -2871,7 +3272,67 @@
           <w:color w:val="222222"/>
           <w:sz w:val="18"/>
         </w:rPr>
-        <w:t xml:space="preserve"> You learn the Shillelagh cantrip (Wisdom is your spellcasting ability for it), and your Starry Form gains a fourth constellation: the Warden, a spear-bearing figure of starlight. When you assume your form, you can choose it. As part of the same Bonus Action, you cast Shillelagh through your staff, and the spell lasts as long as the form does (instead of 1 minute). While the Warden shines: the kindled staff's damage becomes Radiant, its strikes deal an extra 1d6 Radiant damage (2d6 at 11th level, 3d6 at 17th), and as a Bonus Action on each of your later turns, you can make one strike with the kindled staff.</w:t>
+        <w:t xml:space="preserve"> You learn the Shillelagh cantrip, and Wisdom is your spellcasting ability for it. In addition, your Starry Form gains a fourth constellation: the Warden, a spear-bearing figure of starlight that holds its ground. When you assume your Starry Form, you can choose the Warden. If you do so, you cast Shillelagh through your staff as part of the same Bonus Action, and the spell lasts until your Starry Form ends rather than for 1 minute. While the Warden constellation is active, the kindled staff deals Radiant damage, and when you hit with it, the target takes an extra 1d6 Radiant damage. The extra damage increases by 1d6 when you reach Druid levels 11 (2d6) and 17 (3d6).</w:t>
+      </w:r>
+    </w:p>
+    <w:p>
+      <w:pPr>
+        <w:pBdr>
+          <w:left w:val="single" w:sz="18" w:space="12" w:color="8B2020"/>
+        </w:pBdr>
+        <w:shd w:val="clear" w:color="auto" w:fill="FCF6F6"/>
+        <w:spacing w:before="30" w:after="70"/>
+        <w:ind w:left="340" w:right="340"/>
+      </w:pPr>
+      <w:r>
+        <w:rPr>
+          <w:rFonts w:ascii="Georgia" w:hAnsi="Georgia" w:cs="Georgia"/>
+          <w:b/>
+          <w:i w:val="0"/>
+          <w:color w:val="222222"/>
+          <w:sz w:val="18"/>
+        </w:rPr>
+        <w:t>The Warden's Light.</w:t>
+      </w:r>
+      <w:r>
+        <w:rPr>
+          <w:rFonts w:ascii="Georgia" w:hAnsi="Georgia" w:cs="Georgia"/>
+          <w:b w:val="0"/>
+          <w:i w:val="0"/>
+          <w:color w:val="222222"/>
+          <w:sz w:val="18"/>
+        </w:rPr>
+        <w:t xml:space="preserve"> While the Warden constellation is active, the radius of the Staff's Starlight increases to 20 feet, and each ally within that light gains a +1 bonus to attack rolls and saving throws.</w:t>
+      </w:r>
+    </w:p>
+    <w:p>
+      <w:pPr>
+        <w:pBdr>
+          <w:left w:val="single" w:sz="18" w:space="12" w:color="8B2020"/>
+        </w:pBdr>
+        <w:shd w:val="clear" w:color="auto" w:fill="FCF6F6"/>
+        <w:spacing w:before="30" w:after="70"/>
+        <w:ind w:left="340" w:right="340"/>
+      </w:pPr>
+      <w:r>
+        <w:rPr>
+          <w:rFonts w:ascii="Georgia" w:hAnsi="Georgia" w:cs="Georgia"/>
+          <w:b/>
+          <w:i w:val="0"/>
+          <w:color w:val="222222"/>
+          <w:sz w:val="18"/>
+        </w:rPr>
+        <w:t>Warden's Intercession.</w:t>
+      </w:r>
+      <w:r>
+        <w:rPr>
+          <w:rFonts w:ascii="Georgia" w:hAnsi="Georgia" w:cs="Georgia"/>
+          <w:b w:val="0"/>
+          <w:i w:val="0"/>
+          <w:color w:val="222222"/>
+          <w:sz w:val="18"/>
+        </w:rPr>
+        <w:t xml:space="preserve"> When a creature you can see hits an ally within your Starlight, you can take a Reaction to reduce the attack's damage against that ally. The reduction equals 1d8 plus your Wisdom modifier.</w:t>
       </w:r>
     </w:p>
     <w:p>
@@ -2891,7 +3352,7 @@
           <w:color w:val="222222"/>
           <w:sz w:val="19"/>
         </w:rPr>
-        <w:t>▶ The kindled staff IS the Shillelagh spell: Starseed (+1d4) rides its strikes (unlike the Archer's arrow, a form feature), and its damage counts as cantrip damage (Elemental Fury: Potent Spellcasting applies from 7th, once per turn, like Starseed). Sheet note: the feat grants Shillelagh, so Ursa's known copy frees up for a cantrip swap at his next level.</w:t>
+        <w:t>▶ The kindled staff IS the Shillelagh spell: Starseed (+1d4) rides its strikes (unlike the Archer's arrow, a form feature), and its damage counts as cantrip damage (Elemental Fury: Potent Spellcasting applies from Druid level 7, once per turn, like Starseed). Sheet note: the feat grants Shillelagh, so Ursa's known copy frees up for a cantrip swap at his next level.</w:t>
       </w:r>
     </w:p>
     <w:p>
@@ -2941,7 +3402,96 @@
           <w:color w:val="222222"/>
           <w:sz w:val="18"/>
         </w:rPr>
-        <w:t xml:space="preserve"> The Staff of Waking Constellations has always brightened a new star after every victory: on this road, it brightens for him. Capacity rises to 6 charges (regain 1d4+2 at dawn), and its Starlight glow reaches 20 feet: the whole party fits inside his Starry Form's light, and inside the Amulet of Guiding Light's +1 to attacks and saves.</w:t>
+        <w:t xml:space="preserve"> The Staff of Waking Constellations has always brightened a new star after every victory; on this road, it brightens for him. It is the vessel the Warden shines through: when the constellation widens its Starlight to 20 feet, it is this staff carrying the light, and the whole party fits inside it. The staff now has 6 charges and regains 1d4 + 2 expended charges daily at dawn.</w:t>
+      </w:r>
+    </w:p>
+    <w:p>
+      <w:pPr>
+        <w:keepNext/>
+        <w:pBdr>
+          <w:top w:val="double" w:sz="12" w:space="4" w:color="1F7A78"/>
+          <w:left w:val="double" w:sz="12" w:space="10" w:color="1F7A78"/>
+          <w:right w:val="double" w:sz="12" w:space="10" w:color="1F7A78"/>
+        </w:pBdr>
+        <w:shd w:val="clear" w:color="auto" w:fill="EAF4F3"/>
+        <w:spacing w:before="280" w:after="60"/>
+        <w:ind w:left="400" w:right="400"/>
+        <w:jc w:val="center"/>
+      </w:pPr>
+      <w:r>
+        <w:rPr>
+          <w:rFonts w:ascii="Georgia" w:hAnsi="Georgia" w:cs="Georgia"/>
+          <w:b/>
+          <w:color w:val="1F7A78"/>
+          <w:sz w:val="27"/>
+        </w:rPr>
+        <w:t>✦  At Level 7, Starlit Channeler Has  ✦</w:t>
+      </w:r>
+    </w:p>
+    <w:p>
+      <w:pPr>
+        <w:keepNext/>
+        <w:keepLines/>
+        <w:pBdr>
+          <w:left w:val="double" w:sz="12" w:space="10" w:color="1F7A78"/>
+          <w:right w:val="double" w:sz="12" w:space="10" w:color="1F7A78"/>
+        </w:pBdr>
+        <w:shd w:val="clear" w:color="auto" w:fill="EAF4F3"/>
+        <w:spacing w:before="0" w:after="0"/>
+        <w:ind w:left="400" w:right="400"/>
+      </w:pPr>
+      <w:r>
+        <w:rPr>
+          <w:rFonts w:ascii="Georgia" w:hAnsi="Georgia" w:cs="Georgia"/>
+          <w:b/>
+          <w:i w:val="0"/>
+          <w:color w:val="222222"/>
+          <w:sz w:val="21"/>
+        </w:rPr>
+        <w:t>Live now:</w:t>
+      </w:r>
+      <w:r>
+        <w:rPr>
+          <w:rFonts w:ascii="Georgia" w:hAnsi="Georgia" w:cs="Georgia"/>
+          <w:b w:val="0"/>
+          <w:i w:val="0"/>
+          <w:color w:val="222222"/>
+          <w:sz w:val="21"/>
+        </w:rPr>
+        <w:t xml:space="preserve"> the Warden constellation (a kindled staff dealing Radiant damage with an extra 1d6 Radiant damage on a hit, plus Starseed's +1d4 once per turn), Starlight widened to 20 feet while the Warden shines, with the Amulet's +1 bonus to attack rolls and saving throws for every ally inside, Warden's Intercession (a Reaction that reduces the damage of a hit against an ally in the glow by 1d8 plus his Wisdom modifier), and the Staff at 6 charges.</w:t>
+      </w:r>
+    </w:p>
+    <w:p>
+      <w:pPr>
+        <w:keepLines/>
+        <w:pBdr>
+          <w:bottom w:val="double" w:sz="12" w:space="4" w:color="1F7A78"/>
+          <w:left w:val="double" w:sz="12" w:space="10" w:color="1F7A78"/>
+          <w:right w:val="double" w:sz="12" w:space="10" w:color="1F7A78"/>
+        </w:pBdr>
+        <w:shd w:val="clear" w:color="auto" w:fill="EAF4F3"/>
+        <w:spacing w:before="0" w:after="280"/>
+        <w:ind w:left="400" w:right="400"/>
+      </w:pPr>
+      <w:r>
+        <w:rPr>
+          <w:rFonts w:ascii="Georgia" w:hAnsi="Georgia" w:cs="Georgia"/>
+          <w:b/>
+          <w:i w:val="0"/>
+          <w:color w:val="222222"/>
+          <w:sz w:val="21"/>
+        </w:rPr>
+        <w:t>Not yet:</w:t>
+      </w:r>
+      <w:r>
+        <w:rPr>
+          <w:rFonts w:ascii="Georgia" w:hAnsi="Georgia" w:cs="Georgia"/>
+          <w:b w:val="0"/>
+          <w:i w:val="0"/>
+          <w:color w:val="222222"/>
+          <w:sz w:val="21"/>
+        </w:rPr>
+        <w:t xml:space="preserve"> the Warden's extra Radiant damage grows to 2d6 at Druid level 11 and 3d6 at Druid level 17. The constellation keeps pace with the sky.</w:t>
       </w:r>
     </w:p>
     <w:p>
@@ -3057,22 +3607,12 @@
       <w:r>
         <w:rPr>
           <w:rFonts w:ascii="Georgia" w:hAnsi="Georgia" w:cs="Georgia"/>
-          <w:b/>
-          <w:i w:val="0"/>
+          <w:b w:val="0"/>
+          <w:i/>
           <w:color w:val="222222"/>
           <w:sz w:val="18"/>
         </w:rPr>
-        <w:t>Both Omens.</w:t>
-      </w:r>
-      <w:r>
-        <w:rPr>
-          <w:rFonts w:ascii="Georgia" w:hAnsi="Georgia" w:cs="Georgia"/>
-          <w:b w:val="0"/>
-          <w:i w:val="0"/>
-          <w:color w:val="222222"/>
-          <w:sz w:val="18"/>
-        </w:rPr>
-        <w:t xml:space="preserve"> When you consult your Star Map after a Long Rest, you do not roll for a single omen. Instead, you gain access to both Weal and Woe until your next Long Rest.</w:t>
+        <w:t>Story Feat (Prerequisite: Cosmic Omen Feature)</w:t>
       </w:r>
     </w:p>
     <w:p>
@@ -3087,22 +3627,12 @@
       <w:r>
         <w:rPr>
           <w:rFonts w:ascii="Georgia" w:hAnsi="Georgia" w:cs="Georgia"/>
-          <w:b/>
-          <w:i w:val="0"/>
-          <w:color w:val="222222"/>
-          <w:sz w:val="18"/>
-        </w:rPr>
-        <w:t>Read the Moment.</w:t>
-      </w:r>
-      <w:r>
-        <w:rPr>
-          <w:rFonts w:ascii="Georgia" w:hAnsi="Georgia" w:cs="Georgia"/>
           <w:b w:val="0"/>
           <w:i w:val="0"/>
           <w:color w:val="222222"/>
           <w:sz w:val="18"/>
         </w:rPr>
-        <w:t xml:space="preserve"> You can wait to use your Cosmic Omen reaction until after the d20 is rolled, but before you know the outcome. You then choose whether to apply Weal (add 1d6 to the roll) or Woe (subtract 1d6).</w:t>
+        <w:t>You gain the following benefits.</w:t>
       </w:r>
     </w:p>
     <w:p>
@@ -3122,7 +3652,7 @@
           <w:color w:val="222222"/>
           <w:sz w:val="18"/>
         </w:rPr>
-        <w:t>Shared Tides.</w:t>
+        <w:t>Both Omens.</w:t>
       </w:r>
       <w:r>
         <w:rPr>
@@ -3132,7 +3662,7 @@
           <w:color w:val="222222"/>
           <w:sz w:val="18"/>
         </w:rPr>
-        <w:t xml:space="preserve"> Your uses of Cosmic Omen remain a single pool equal to your Wisdom modifier (regaining all uses on a Long Rest). Spend each use on either Weal or Woe.</w:t>
+        <w:t xml:space="preserve"> When you consult your Star Map after finishing a Long Rest, you don't roll for a single omen. Instead, you gain access to both Weal and Woe until your next Long Rest.</w:t>
       </w:r>
     </w:p>
     <w:p>
@@ -3147,12 +3677,87 @@
       <w:r>
         <w:rPr>
           <w:rFonts w:ascii="Georgia" w:hAnsi="Georgia" w:cs="Georgia"/>
-          <w:b w:val="0"/>
-          <w:i/>
+          <w:b/>
+          <w:i w:val="0"/>
           <w:color w:val="222222"/>
           <w:sz w:val="18"/>
         </w:rPr>
-        <w:t>Prerequisite: the Cosmic Omen feature (gained at druid level 6).</w:t>
+        <w:t>Read the Moment.</w:t>
+      </w:r>
+      <w:r>
+        <w:rPr>
+          <w:rFonts w:ascii="Georgia" w:hAnsi="Georgia" w:cs="Georgia"/>
+          <w:b w:val="0"/>
+          <w:i w:val="0"/>
+          <w:color w:val="222222"/>
+          <w:sz w:val="18"/>
+        </w:rPr>
+        <w:t xml:space="preserve"> When you take the Reaction granted by your Cosmic Omen feature, you can wait until after the d20 is rolled but before you know whether the roll succeeds or fails. You then choose whether to apply Weal (adding 1d6 to the roll) or Woe (subtracting 1d6 from it).</w:t>
+      </w:r>
+    </w:p>
+    <w:p>
+      <w:pPr>
+        <w:pBdr>
+          <w:left w:val="single" w:sz="18" w:space="12" w:color="8B2020"/>
+        </w:pBdr>
+        <w:shd w:val="clear" w:color="auto" w:fill="FCF6F6"/>
+        <w:spacing w:before="30" w:after="70"/>
+        <w:ind w:left="340" w:right="340"/>
+      </w:pPr>
+      <w:r>
+        <w:rPr>
+          <w:rFonts w:ascii="Georgia" w:hAnsi="Georgia" w:cs="Georgia"/>
+          <w:b/>
+          <w:i w:val="0"/>
+          <w:color w:val="222222"/>
+          <w:sz w:val="18"/>
+        </w:rPr>
+        <w:t>Shared Tides.</w:t>
+      </w:r>
+      <w:r>
+        <w:rPr>
+          <w:rFonts w:ascii="Georgia" w:hAnsi="Georgia" w:cs="Georgia"/>
+          <w:b w:val="0"/>
+          <w:i w:val="0"/>
+          <w:color w:val="222222"/>
+          <w:sz w:val="18"/>
+        </w:rPr>
+        <w:t xml:space="preserve"> Your uses of Cosmic Omen remain a single pool: you can use the feature a number of times equal to your Wisdom modifier, expending one use on either Weal or Woe, and you regain all expended uses when you finish a Long Rest.</w:t>
+      </w:r>
+    </w:p>
+    <w:p>
+      <w:pPr>
+        <w:pBdr>
+          <w:left w:val="single" w:sz="18" w:space="12" w:color="5B2A86"/>
+        </w:pBdr>
+        <w:shd w:val="clear" w:color="auto" w:fill="F4F0FA"/>
+        <w:spacing w:before="30" w:after="70"/>
+        <w:ind w:left="340" w:right="340"/>
+      </w:pPr>
+      <w:r>
+        <w:rPr>
+          <w:rFonts w:ascii="Georgia" w:hAnsi="Georgia" w:cs="Georgia"/>
+          <w:b w:val="0"/>
+          <w:i w:val="0"/>
+          <w:color w:val="222222"/>
+          <w:sz w:val="19"/>
+        </w:rPr>
+        <w:t>▶ Cosmic Omen is the Circle of Stars feature Ursa gained at Druid level 6.</w:t>
+      </w:r>
+    </w:p>
+    <w:p>
+      <w:pPr>
+        <w:spacing w:after="80"/>
+      </w:pPr>
+      <w:r>
+        <w:rPr>
+          <w:rFonts w:ascii="Georgia" w:hAnsi="Georgia" w:cs="Georgia"/>
+          <w:b w:val="0"/>
+          <w:i w:val="0"/>
+          <w:color w:val="222222"/>
+          <w:sz w:val="21"/>
+        </w:rPr>
+        <w:t>Woe lands after the die is cast: turning an enemy's save into a failure at the perfect moment feels like fate itself.</w:t>
       </w:r>
     </w:p>
     <w:p>
@@ -3192,7 +3797,7 @@
           <w:color w:val="222222"/>
           <w:sz w:val="18"/>
         </w:rPr>
-        <w:t>Recovered on the trail. Attunement.</w:t>
+        <w:t>Wondrous Item, Rare (Requires Attunement by Ursa)</w:t>
       </w:r>
     </w:p>
     <w:p>
@@ -3212,7 +3817,47 @@
           <w:color w:val="222222"/>
           <w:sz w:val="18"/>
         </w:rPr>
-        <w:t>A river-smooth stone etched with a half-finished sigil of Elaria, in Ash's own hand. It sits warm in the palm when carried east. 1/long rest: cast Aura of Vitality from it without a spell slot, healing between fights (triggers his Chalice splash). One day, when the sigil is finished, it may wake.</w:t>
+        <w:t>A river-smooth stone etched with a half-finished sigil of Elaria, in Ash's own hand. Recovered on the trail, it sits warm in the palm whenever it is carried east. Cast between fights, it knits the party whole and kindles Ursa's Chalice splash besides. One day, when the sigil is finished, it may wake.</w:t>
+      </w:r>
+    </w:p>
+    <w:p>
+      <w:pPr>
+        <w:pBdr>
+          <w:left w:val="single" w:sz="18" w:space="12" w:color="8B2020"/>
+        </w:pBdr>
+        <w:shd w:val="clear" w:color="auto" w:fill="FCF6F6"/>
+        <w:spacing w:before="30" w:after="70"/>
+        <w:ind w:left="340" w:right="340"/>
+      </w:pPr>
+      <w:r>
+        <w:rPr>
+          <w:rFonts w:ascii="Georgia" w:hAnsi="Georgia" w:cs="Georgia"/>
+          <w:b w:val="0"/>
+          <w:i w:val="0"/>
+          <w:color w:val="222222"/>
+          <w:sz w:val="18"/>
+        </w:rPr>
+        <w:t>While holding the stone, you can cast Aura of Vitality from it without expending a spell slot. Once this property is used, it can't be used again until you finish a Long Rest.</w:t>
+      </w:r>
+    </w:p>
+    <w:p>
+      <w:pPr>
+        <w:pBdr>
+          <w:left w:val="single" w:sz="18" w:space="12" w:color="8B2020"/>
+        </w:pBdr>
+        <w:shd w:val="clear" w:color="auto" w:fill="FCF6F6"/>
+        <w:spacing w:before="30" w:after="70"/>
+        <w:ind w:left="340" w:right="340"/>
+      </w:pPr>
+      <w:r>
+        <w:rPr>
+          <w:rFonts w:ascii="Georgia" w:hAnsi="Georgia" w:cs="Georgia"/>
+          <w:b w:val="0"/>
+          <w:i w:val="0"/>
+          <w:color w:val="222222"/>
+          <w:sz w:val="18"/>
+        </w:rPr>
+        <w:t>With the Staff and the Amulet, the Stone closes Ursa's third and final attunement slot.</w:t>
       </w:r>
     </w:p>
     <w:p>
@@ -3232,7 +3877,96 @@
           <w:color w:val="222222"/>
           <w:sz w:val="19"/>
         </w:rPr>
-        <w:t>▶ The S13 clue rides here.</w:t>
+        <w:t>▶ The Session 12 clue rides here.</w:t>
+      </w:r>
+    </w:p>
+    <w:p>
+      <w:pPr>
+        <w:keepNext/>
+        <w:pBdr>
+          <w:top w:val="double" w:sz="12" w:space="4" w:color="1F7A78"/>
+          <w:left w:val="double" w:sz="12" w:space="10" w:color="1F7A78"/>
+          <w:right w:val="double" w:sz="12" w:space="10" w:color="1F7A78"/>
+        </w:pBdr>
+        <w:shd w:val="clear" w:color="auto" w:fill="EAF4F3"/>
+        <w:spacing w:before="280" w:after="60"/>
+        <w:ind w:left="400" w:right="400"/>
+        <w:jc w:val="center"/>
+      </w:pPr>
+      <w:r>
+        <w:rPr>
+          <w:rFonts w:ascii="Georgia" w:hAnsi="Georgia" w:cs="Georgia"/>
+          <w:b/>
+          <w:color w:val="1F7A78"/>
+          <w:sz w:val="27"/>
+        </w:rPr>
+        <w:t>✦  At Level 7, Reader of Omens Has  ✦</w:t>
+      </w:r>
+    </w:p>
+    <w:p>
+      <w:pPr>
+        <w:keepNext/>
+        <w:keepLines/>
+        <w:pBdr>
+          <w:left w:val="double" w:sz="12" w:space="10" w:color="1F7A78"/>
+          <w:right w:val="double" w:sz="12" w:space="10" w:color="1F7A78"/>
+        </w:pBdr>
+        <w:shd w:val="clear" w:color="auto" w:fill="EAF4F3"/>
+        <w:spacing w:before="0" w:after="0"/>
+        <w:ind w:left="400" w:right="400"/>
+      </w:pPr>
+      <w:r>
+        <w:rPr>
+          <w:rFonts w:ascii="Georgia" w:hAnsi="Georgia" w:cs="Georgia"/>
+          <w:b/>
+          <w:i w:val="0"/>
+          <w:color w:val="222222"/>
+          <w:sz w:val="21"/>
+        </w:rPr>
+        <w:t>Live now:</w:t>
+      </w:r>
+      <w:r>
+        <w:rPr>
+          <w:rFonts w:ascii="Georgia" w:hAnsi="Georgia" w:cs="Georgia"/>
+          <w:b w:val="0"/>
+          <w:i w:val="0"/>
+          <w:color w:val="222222"/>
+          <w:sz w:val="21"/>
+        </w:rPr>
+        <w:t xml:space="preserve"> both Weal and Woe after every Long Rest, the patience to expend them after the d20 is rolled (but before the outcome is known), a pool of uses equal to his Wisdom modifier, and Ash's Sigil-Stone (Aura of Vitality once per Long Rest without expending a spell slot).</w:t>
+      </w:r>
+    </w:p>
+    <w:p>
+      <w:pPr>
+        <w:keepLines/>
+        <w:pBdr>
+          <w:bottom w:val="double" w:sz="12" w:space="4" w:color="1F7A78"/>
+          <w:left w:val="double" w:sz="12" w:space="10" w:color="1F7A78"/>
+          <w:right w:val="double" w:sz="12" w:space="10" w:color="1F7A78"/>
+        </w:pBdr>
+        <w:shd w:val="clear" w:color="auto" w:fill="EAF4F3"/>
+        <w:spacing w:before="0" w:after="280"/>
+        <w:ind w:left="400" w:right="400"/>
+      </w:pPr>
+      <w:r>
+        <w:rPr>
+          <w:rFonts w:ascii="Georgia" w:hAnsi="Georgia" w:cs="Georgia"/>
+          <w:b/>
+          <w:i w:val="0"/>
+          <w:color w:val="222222"/>
+          <w:sz w:val="21"/>
+        </w:rPr>
+        <w:t>Not yet:</w:t>
+      </w:r>
+      <w:r>
+        <w:rPr>
+          <w:rFonts w:ascii="Georgia" w:hAnsi="Georgia" w:cs="Georgia"/>
+          <w:b w:val="0"/>
+          <w:i w:val="0"/>
+          <w:color w:val="222222"/>
+          <w:sz w:val="21"/>
+        </w:rPr>
+        <w:t xml:space="preserve"> the sigil on the stone is only half finished. One day it may wake, and what it wakes into is a question for the road east.</w:t>
       </w:r>
     </w:p>
     <w:p>
@@ -3286,7 +4020,7 @@
           <w:color w:val="222222"/>
           <w:sz w:val="21"/>
         </w:rPr>
-        <w:t>Three masterworks of deep gnome artifice, forged for Lilly Glimmergear in the year apart. Three masterworks, one choice. Each door of Lilly's year apart leads to one of these treasures: stay and build the portal (the Sentinel), go home to Glimmerspire and Poots (Boomstick), or give the year to mote research (the Awakened Sphere). She walks one road and claims one masterwork. The attunement ledger closes on every road: her Frostbite Shard, her Pocket Dynamo, and the new artifact make exactly three, and on the Sentinel's road it is only two, for the Dynamo itself is rebuilt into the guardian.</w:t>
+        <w:t>Three masterworks of deep gnome artifice, forged for Lilly Glimmergear in the year apart. Three masterworks, one choice. Each door of Lilly's year apart leads to one of these treasures: stay and build the portal (the Sentinel), go home to Glimmerspire and Poots (Boomstick), or give the year to mote research (the Awakened Sphere). She walks one road and claims one masterwork. Every road fits inside her three attunement slots. On the Sphere's road the ledger closes at exactly three: Shard, Dynamo, Sphere. On the Sentinel's road a slot stays free, for the Dynamo itself is rebuilt into the guardian: two of three. And on Boomstick's road the Shard truly retires, unattuned at her belt, a keepsake and one day a gift: two of three, with room to spare.</w:t>
       </w:r>
     </w:p>
     <w:p>
@@ -3382,7 +4116,7 @@
           <w:color w:val="222222"/>
           <w:sz w:val="21"/>
         </w:rPr>
-        <w:t>On this road, Boomstick takes the dagger's watch. Boomstick becomes Lilly's spellcasting focus and her designated Arcane Firearm (an artificer designates only one). With her shield in the other hand, her hands are exactly full: pistol, shield, and nothing wasted. The Frostbite Shard retires to her belt as a keepsake, or one day, a gift.</w:t>
+        <w:t>On this road, Boomstick takes the dagger's watch. Boomstick becomes Lilly's spellcasting focus and her designated Arcane Firearm (an artificer designates only one). With her shield in the other hand, her hands are exactly full: pistol, shield, and nothing wasted. Its clockwork drum conjures its own rounds, so Lilly will never want for ammunition again. The Frostbite Shard retires to her belt as a keepsake, or one day, a gift.</w:t>
       </w:r>
     </w:p>
     <w:p>
@@ -3422,7 +4156,7 @@
           <w:color w:val="222222"/>
           <w:sz w:val="18"/>
         </w:rPr>
-        <w:t>Weapon (Repeating Pistol), Rare (Requires Attunement by an Artificer)</w:t>
+        <w:t>Weapon (Repeating Pistol), Rare (Requires Attunement by Lilly)</w:t>
       </w:r>
     </w:p>
     <w:p>
@@ -3452,7 +4186,7 @@
           <w:color w:val="222222"/>
           <w:sz w:val="18"/>
         </w:rPr>
-        <w:t xml:space="preserve"> You gain a +2 bonus to attack and damage rolls made with this magic firearm. It deals 1d10 Thunder damage and never needs reloading or ammunition; its clockwork drum conjures its own rounds.</w:t>
+        <w:t xml:space="preserve"> You gain a +2 bonus to attack rolls and damage rolls made with this magic weapon, which deals 1d10 Thunder damage on a hit. The weapon requires no ammunition and never needs reloading.</w:t>
       </w:r>
     </w:p>
     <w:p>
@@ -3482,7 +4216,7 @@
           <w:color w:val="222222"/>
           <w:sz w:val="18"/>
         </w:rPr>
-        <w:t xml:space="preserve"> While holding Boomstick, you gain a +2 bonus to spell attack rolls, and you ignore Half Cover when making a spell attack. This also improves your Eldritch Cannon's attack rolls, since they use your spell attack modifier.</w:t>
+        <w:t xml:space="preserve"> While holding Boomstick, you gain a +2 bonus to spell attack rolls, and you ignore Half Cover when making a spell attack. Your Eldritch Cannon also gains a +2 bonus to its attack rolls.</w:t>
       </w:r>
     </w:p>
     <w:p>
@@ -3512,7 +4246,7 @@
           <w:color w:val="222222"/>
           <w:sz w:val="18"/>
         </w:rPr>
-        <w:t xml:space="preserve"> Boomstick serves as your artificer spellcasting focus and as your Arcane Firearm: you can add 1d8 to one damage roll of an artificer spell you cast through it, dealt as Thunder damage.</w:t>
+        <w:t xml:space="preserve"> While holding Boomstick, you can use it as a Spellcasting Focus for your Artificer spells, and it is your designated Arcane Firearm. When you cast an Artificer spell through Boomstick, you can add 1d8 to one of the spell's damage rolls; the extra damage is Thunder damage.</w:t>
       </w:r>
     </w:p>
     <w:p>
@@ -3542,7 +4276,7 @@
           <w:color w:val="222222"/>
           <w:sz w:val="18"/>
         </w:rPr>
-        <w:t xml:space="preserve"> When a creature takes damage from a spell you cast through Boomstick, it takes an additional 2 Thunder damage and can't take Reactions until the start of its next turn (the disorienting boom).</w:t>
+        <w:t xml:space="preserve"> When a creature takes damage from a spell you cast through Boomstick, that creature takes an extra 2 Thunder damage and can't take Reactions until the start of its next turn.</w:t>
       </w:r>
     </w:p>
     <w:p>
@@ -3572,7 +4306,7 @@
           <w:color w:val="222222"/>
           <w:sz w:val="18"/>
         </w:rPr>
-        <w:t xml:space="preserve"> When you cast True Strike through Boomstick, the shot uses your Intelligence, counts as a spell attack (gaining the +2 and ignoring Half Cover), and deals Boomstick's Thunder plus True Strike's Radiant. A reliable scaling shot that leaves your Bonus Action free for your cannon.</w:t>
+        <w:t xml:space="preserve"> When you cast True Strike using Boomstick, the attack uses your Intelligence and counts as a spell attack, gaining Boomstick's +2 bonus to spell attack rolls and ignoring Half Cover. On a hit, the attack deals Boomstick's Thunder damage plus the spell's Radiant damage.</w:t>
       </w:r>
     </w:p>
     <w:p>
@@ -3593,6 +4327,95 @@
           <w:sz w:val="18"/>
         </w:rPr>
         <w:t>Forged by the masters of Glimmerstone.</w:t>
+      </w:r>
+    </w:p>
+    <w:p>
+      <w:pPr>
+        <w:keepNext/>
+        <w:pBdr>
+          <w:top w:val="double" w:sz="12" w:space="4" w:color="1F7A78"/>
+          <w:left w:val="double" w:sz="12" w:space="10" w:color="1F7A78"/>
+          <w:right w:val="double" w:sz="12" w:space="10" w:color="1F7A78"/>
+        </w:pBdr>
+        <w:shd w:val="clear" w:color="auto" w:fill="EAF4F3"/>
+        <w:spacing w:before="280" w:after="60"/>
+        <w:ind w:left="400" w:right="400"/>
+        <w:jc w:val="center"/>
+      </w:pPr>
+      <w:r>
+        <w:rPr>
+          <w:rFonts w:ascii="Georgia" w:hAnsi="Georgia" w:cs="Georgia"/>
+          <w:b/>
+          <w:color w:val="1F7A78"/>
+          <w:sz w:val="27"/>
+        </w:rPr>
+        <w:t>✦  At Level 7, Boomstick Has  ✦</w:t>
+      </w:r>
+    </w:p>
+    <w:p>
+      <w:pPr>
+        <w:keepNext/>
+        <w:keepLines/>
+        <w:pBdr>
+          <w:left w:val="double" w:sz="12" w:space="10" w:color="1F7A78"/>
+          <w:right w:val="double" w:sz="12" w:space="10" w:color="1F7A78"/>
+        </w:pBdr>
+        <w:shd w:val="clear" w:color="auto" w:fill="EAF4F3"/>
+        <w:spacing w:before="0" w:after="0"/>
+        <w:ind w:left="400" w:right="400"/>
+      </w:pPr>
+      <w:r>
+        <w:rPr>
+          <w:rFonts w:ascii="Georgia" w:hAnsi="Georgia" w:cs="Georgia"/>
+          <w:b/>
+          <w:i w:val="0"/>
+          <w:color w:val="222222"/>
+          <w:sz w:val="21"/>
+        </w:rPr>
+        <w:t>Live now:</w:t>
+      </w:r>
+      <w:r>
+        <w:rPr>
+          <w:rFonts w:ascii="Georgia" w:hAnsi="Georgia" w:cs="Georgia"/>
+          <w:b w:val="0"/>
+          <w:i w:val="0"/>
+          <w:color w:val="222222"/>
+          <w:sz w:val="21"/>
+        </w:rPr>
+        <w:t xml:space="preserve"> everything. The +2 pistol with its bottomless clockwork drum, +2 to spell attack rolls (a bonus that reaches her Eldritch Cannon's attacks too), ignored Half Cover on spell attacks, the 1d8 Thunder Arcane Firearm rider, the Concussion boom that steals Reactions, and True Strike channeled through the barrel.</w:t>
+      </w:r>
+    </w:p>
+    <w:p>
+      <w:pPr>
+        <w:keepLines/>
+        <w:pBdr>
+          <w:bottom w:val="double" w:sz="12" w:space="4" w:color="1F7A78"/>
+          <w:left w:val="double" w:sz="12" w:space="10" w:color="1F7A78"/>
+          <w:right w:val="double" w:sz="12" w:space="10" w:color="1F7A78"/>
+        </w:pBdr>
+        <w:shd w:val="clear" w:color="auto" w:fill="EAF4F3"/>
+        <w:spacing w:before="0" w:after="280"/>
+        <w:ind w:left="400" w:right="400"/>
+      </w:pPr>
+      <w:r>
+        <w:rPr>
+          <w:rFonts w:ascii="Georgia" w:hAnsi="Georgia" w:cs="Georgia"/>
+          <w:b/>
+          <w:i w:val="0"/>
+          <w:color w:val="222222"/>
+          <w:sz w:val="21"/>
+        </w:rPr>
+        <w:t>Not yet:</w:t>
+      </w:r>
+      <w:r>
+        <w:rPr>
+          <w:rFonts w:ascii="Georgia" w:hAnsi="Georgia" w:cs="Georgia"/>
+          <w:b w:val="0"/>
+          <w:i w:val="0"/>
+          <w:color w:val="222222"/>
+          <w:sz w:val="21"/>
+        </w:rPr>
+        <w:t xml:space="preserve"> nothing held back. Boomstick arrives complete, and this door pays its whole price on day one; what grows from here is only the legend.</w:t>
       </w:r>
     </w:p>
     <w:p>
@@ -3689,7 +4512,7 @@
           <w:color w:val="222222"/>
           <w:sz w:val="21"/>
         </w:rPr>
-        <w:t>The Sphere has spent the whole journey quietly pulling loose motes from the air. Now awakened, it holds a swirling jumble of collected aether that powers it from the start, and as the party clears each elemental rift and installs its pure Mote, the Sphere learns that plane's mighty discharge.</w:t>
+        <w:t>The Sphere has spent the whole journey quietly pulling loose motes from the air. Now awakened, it holds a swirling jumble of collected aether that powers it from the start, and as the party clears each elemental rift and installs its pure Mote, the Sphere learns that plane's mighty discharge. The Sphere is honest about its bargain: at Session 8 it grants Aether Ward alone (twice per Short Rest), and every one of its five discharges sleeps behind a rift still to be won. This door is the campaign's long game: the quietest of the three at the choosing, and by the end of the arc, the mightiest of them all.</w:t>
       </w:r>
     </w:p>
     <w:p>
@@ -3729,7 +4552,7 @@
           <w:color w:val="222222"/>
           <w:sz w:val="18"/>
         </w:rPr>
-        <w:t>Wondrous Item, Rare (Requires Attunement). Mote Channeling.</w:t>
+        <w:t>Wondrous Item, Rare (Requires Attunement by Lilly)</w:t>
       </w:r>
     </w:p>
     <w:p>
@@ -3759,7 +4582,7 @@
           <w:color w:val="222222"/>
           <w:sz w:val="18"/>
         </w:rPr>
-        <w:t xml:space="preserve"> You can use the Sphere's powers a total of 2 times per Short Rest (a shared pool). You start with the base Aether Ward and unlock one elemental discharge each time you install a rift's Mote. Where a save is called for, the DC is your spell save DC.</w:t>
+        <w:t xml:space="preserve"> The Sphere's powers share a pool of 2 uses, and you regain all expended uses when you finish a Short Rest. The Sphere starts with the Aether Ward power, and it gains one Elemental Discharge each time a rift's Mote is installed in it. If one of the Sphere's powers requires a saving throw, the DC equals your spell save DC.</w:t>
       </w:r>
     </w:p>
     <w:p>
@@ -3779,7 +4602,7 @@
           <w:color w:val="222222"/>
           <w:sz w:val="18"/>
         </w:rPr>
-        <w:t>Base Power: Collected Aether. Aether Ward.</w:t>
+        <w:t>Aether Ward (Base Power).</w:t>
       </w:r>
       <w:r>
         <w:rPr>
@@ -3789,7 +4612,7 @@
           <w:color w:val="222222"/>
           <w:sz w:val="18"/>
         </w:rPr>
-        <w:t xml:space="preserve"> Action. You and each ally within 15 feet gain 2d8 + your Intelligence modifier Temporary Hit Points as the gathered motes form a protective shell. (Available from the start.)</w:t>
+        <w:t xml:space="preserve"> As a Magic action, you can expend 1 use to release the gathered motes as a protective shell. You and each ally within 15 feet of you gain a number of Temporary Hit Points equal to 2d8 plus your Intelligence modifier.</w:t>
       </w:r>
     </w:p>
     <w:p>
@@ -3819,7 +4642,7 @@
           <w:color w:val="222222"/>
           <w:sz w:val="18"/>
         </w:rPr>
-        <w:t xml:space="preserve"> Mark each Mote as it comes home: Ignis, Unda, Aer, Terra, Umbra. Five rifts, five discharges, and a Sphere that remembers every one.</w:t>
+        <w:t xml:space="preserve"> When a rift's Mote is installed in the Sphere, record it: Ignis, Unda, Aer, Terra, Umbra.</w:t>
       </w:r>
     </w:p>
     <w:p>
@@ -3889,7 +4712,7 @@
           <w:color w:val="222222"/>
           <w:sz w:val="18"/>
         </w:rPr>
-        <w:t xml:space="preserve"> Action. A 40-foot-radius firestorm within 120 feet. Each creature in the area makes a Dexterity saving throw, taking 8d6 Fire damage on a failed save, or half as much on a success. The area becomes burning terrain until the start of your next turn: difficult terrain, and any creature that enters it or starts its turn there takes 2d6 Fire damage.</w:t>
+        <w:t xml:space="preserve"> As a Magic action, you can expend 1 use to unleash a firestorm that fills a 40-foot-radius Sphere centered on a point within 120 feet of yourself. Each creature in the Sphere must make a Dexterity saving throw, taking 8d6 Fire damage on a failed save or half as much damage on a successful one. Until the start of your next turn, the area burns: it is Difficult Terrain, and any creature that enters the area or starts its turn there takes 2d6 Fire damage.</w:t>
       </w:r>
     </w:p>
     <w:p>
@@ -3919,7 +4742,7 @@
           <w:color w:val="222222"/>
           <w:sz w:val="18"/>
         </w:rPr>
-        <w:t xml:space="preserve"> Action. A 30-foot Cone of crushing water. Each creature in the Cone makes a Constitution saving throw, taking 6d8 Cold damage on a failed save, or half as much on a success. On a failure, the creature also has the Prone condition and its Speed is halved until the end of its next turn.</w:t>
+        <w:t xml:space="preserve"> As a Magic action, you can expend 1 use to release a surge of crushing water in a 30-foot Cone. Each creature in the Cone must make a Constitution saving throw, taking 6d8 Cold damage on a failed save or half as much damage on a successful one. On a failed save, the creature also has the Prone condition, and its Speed is halved until the end of its next turn.</w:t>
       </w:r>
     </w:p>
     <w:p>
@@ -3949,7 +4772,7 @@
           <w:color w:val="222222"/>
           <w:sz w:val="18"/>
         </w:rPr>
-        <w:t xml:space="preserve"> Action. A 30-foot-radius whirlwind within 120 feet. Each creature in the area makes a Strength saving throw, taking 6d8 Thunder damage on a failed save, or half as much on a success. On a failure, the creature is also flung 20 feet and has the Prone condition.</w:t>
+        <w:t xml:space="preserve"> As a Magic action, you can expend 1 use to conjure a whirlwind that fills a 30-foot-radius Sphere centered on a point within 120 feet of yourself. Each creature in the Sphere must make a Strength saving throw, taking 6d8 Thunder damage on a failed save or half as much damage on a successful one. On a failed save, the creature is also pushed 20 feet away from the Sphere's center and has the Prone condition.</w:t>
       </w:r>
     </w:p>
     <w:p>
@@ -3979,7 +4802,7 @@
           <w:color w:val="222222"/>
           <w:sz w:val="18"/>
         </w:rPr>
-        <w:t xml:space="preserve"> Action. A 20-foot-radius eruption within 120 feet. Each creature in the area makes a Dexterity saving throw, taking 7d8 Force damage on a failed save; creatures that fail also have the Prone condition. The area becomes a Jagged Field until your next turn: difficult terrain that deals 5 Piercing damage for every 5 feet a creature travels through it, and you and your allies in the area have Half Cover from the raised stone.</w:t>
+        <w:t xml:space="preserve"> As a Magic action, you can expend 1 use to make the ground erupt in a 20-foot-radius Sphere centered on a point within 120 feet of yourself. Each creature in the Sphere must succeed on a Dexterity saving throw or take 7d8 Force damage and have the Prone condition. Until the start of your next turn, the raised stone makes the area Difficult Terrain, a creature takes 5 Piercing damage for every 5 feet it moves in the area, and you and your allies have Half Cover while in the area.</w:t>
       </w:r>
     </w:p>
     <w:p>
@@ -4009,7 +4832,96 @@
           <w:color w:val="222222"/>
           <w:sz w:val="18"/>
         </w:rPr>
-        <w:t xml:space="preserve"> Action. One creature within 60 feet (or split the dice among up to three). Each target makes a Constitution saving throw, taking 8d6 Necrotic damage on a failed save, or half as much on a success. You regain Hit Points (or grant them to an ally within 30 feet) equal to half the Necrotic damage dealt.</w:t>
+        <w:t xml:space="preserve"> As a Magic action, you can expend 1 use to target one creature within 60 feet of yourself, or you can divide the damage dice among up to three creatures within that range. Each target must make a Constitution saving throw, taking 8d6 Necrotic damage on a failed save or half as much damage on a successful one. You or one ally within 30 feet of you (your choice) regains Hit Points equal to half the amount of Necrotic damage dealt.</w:t>
+      </w:r>
+    </w:p>
+    <w:p>
+      <w:pPr>
+        <w:keepNext/>
+        <w:pBdr>
+          <w:top w:val="double" w:sz="12" w:space="4" w:color="1F7A78"/>
+          <w:left w:val="double" w:sz="12" w:space="10" w:color="1F7A78"/>
+          <w:right w:val="double" w:sz="12" w:space="10" w:color="1F7A78"/>
+        </w:pBdr>
+        <w:shd w:val="clear" w:color="auto" w:fill="EAF4F3"/>
+        <w:spacing w:before="280" w:after="60"/>
+        <w:ind w:left="400" w:right="400"/>
+        <w:jc w:val="center"/>
+      </w:pPr>
+      <w:r>
+        <w:rPr>
+          <w:rFonts w:ascii="Georgia" w:hAnsi="Georgia" w:cs="Georgia"/>
+          <w:b/>
+          <w:color w:val="1F7A78"/>
+          <w:sz w:val="27"/>
+        </w:rPr>
+        <w:t>✦  At Level 7, the Awakened Essence Sphere Has  ✦</w:t>
+      </w:r>
+    </w:p>
+    <w:p>
+      <w:pPr>
+        <w:keepNext/>
+        <w:keepLines/>
+        <w:pBdr>
+          <w:left w:val="double" w:sz="12" w:space="10" w:color="1F7A78"/>
+          <w:right w:val="double" w:sz="12" w:space="10" w:color="1F7A78"/>
+        </w:pBdr>
+        <w:shd w:val="clear" w:color="auto" w:fill="EAF4F3"/>
+        <w:spacing w:before="0" w:after="0"/>
+        <w:ind w:left="400" w:right="400"/>
+      </w:pPr>
+      <w:r>
+        <w:rPr>
+          <w:rFonts w:ascii="Georgia" w:hAnsi="Georgia" w:cs="Georgia"/>
+          <w:b/>
+          <w:i w:val="0"/>
+          <w:color w:val="222222"/>
+          <w:sz w:val="21"/>
+        </w:rPr>
+        <w:t>Live now:</w:t>
+      </w:r>
+      <w:r>
+        <w:rPr>
+          <w:rFonts w:ascii="Georgia" w:hAnsi="Georgia" w:cs="Georgia"/>
+          <w:b w:val="0"/>
+          <w:i w:val="0"/>
+          <w:color w:val="222222"/>
+          <w:sz w:val="21"/>
+        </w:rPr>
+        <w:t xml:space="preserve"> Aether Ward, twice per Short Rest: Lilly and each ally within 15 feet gain 2d8 + her Intelligence modifier Temporary Hit Points.</w:t>
+      </w:r>
+    </w:p>
+    <w:p>
+      <w:pPr>
+        <w:keepLines/>
+        <w:pBdr>
+          <w:bottom w:val="double" w:sz="12" w:space="4" w:color="1F7A78"/>
+          <w:left w:val="double" w:sz="12" w:space="10" w:color="1F7A78"/>
+          <w:right w:val="double" w:sz="12" w:space="10" w:color="1F7A78"/>
+        </w:pBdr>
+        <w:shd w:val="clear" w:color="auto" w:fill="EAF4F3"/>
+        <w:spacing w:before="0" w:after="280"/>
+        <w:ind w:left="400" w:right="400"/>
+      </w:pPr>
+      <w:r>
+        <w:rPr>
+          <w:rFonts w:ascii="Georgia" w:hAnsi="Georgia" w:cs="Georgia"/>
+          <w:b/>
+          <w:i w:val="0"/>
+          <w:color w:val="222222"/>
+          <w:sz w:val="21"/>
+        </w:rPr>
+        <w:t>Not yet:</w:t>
+      </w:r>
+      <w:r>
+        <w:rPr>
+          <w:rFonts w:ascii="Georgia" w:hAnsi="Georgia" w:cs="Georgia"/>
+          <w:b w:val="0"/>
+          <w:i w:val="0"/>
+          <w:color w:val="222222"/>
+          <w:sz w:val="21"/>
+        </w:rPr>
+        <w:t xml:space="preserve"> all five discharges. Cinderstorm, Drowning Surge, Cyclone, Tectonic Slam, and Soul Siphon each wake only when their rift falls and its Mote comes home. Five rifts stand between this Sphere and its full voice, and it means to earn every one.</w:t>
       </w:r>
     </w:p>
     <w:p>
@@ -4202,7 +5114,7 @@
           <w:color w:val="222222"/>
           <w:sz w:val="18"/>
         </w:rPr>
-        <w:t>5 + five times your artificer level (40 at Level 7); it has a number of d8 Hit Dice equal to your artificer level</w:t>
+        <w:t>5 + five times your Artificer level (40 at Level 7); it has a number of d8 Hit Dice equal to your Artificer level</w:t>
       </w:r>
     </w:p>
     <w:p>
@@ -4517,7 +5429,7 @@
           <w:color w:val="222222"/>
           <w:sz w:val="18"/>
         </w:rPr>
-        <w:t>None: it stays until it drops to 0 Hit Points or you dismiss it (no action required); deploy or recall it as a Bonus Action.</w:t>
+        <w:t>None. The Sentinel remains until it drops to 0 Hit Points or until you dismiss it (no action required). As a Bonus Action, you can deploy or recall it.</w:t>
       </w:r>
     </w:p>
     <w:p>
@@ -4577,7 +5489,7 @@
           <w:color w:val="222222"/>
           <w:sz w:val="18"/>
         </w:rPr>
-        <w:t>The Sentinel is Lilly's Eldritch Cannon feature, rebuilt: while attuned, she deploys the Sentinel instead of a cannon (never both). The Dynamo's gifts live on inside it: free deployment, no duration, and a hotter frame: the old cannon threw 2d8 flat, the Dynamo warmed that to 2d8+2, and the Sentinel's blasts now carry her full Intelligence (2d8+5). Mending repairs it 2d6, and if it ever drops to 0 Hit Points, she reboots it with a spell slot of 1st level or higher, just as a cannon is rebuilt.</w:t>
+        <w:t>The Sentinel replaces your Eldritch Cannon feature: while you are attuned to it, you deploy the Sentinel instead of a cannon, never both at once. Deploying the Sentinel doesn't expend a spell slot, and the Sentinel has no maximum duration. When the Mending spell is cast on the Sentinel, it regains 2d6 Hit Points. If the Sentinel has dropped to 0 Hit Points, you can rebuild it by expending a level 1+ spell slot.</w:t>
       </w:r>
     </w:p>
     <w:p>
@@ -4638,7 +5550,7 @@
           <w:color w:val="222222"/>
           <w:sz w:val="18"/>
         </w:rPr>
-        <w:t>On your turn you can use a Bonus Action to activate the Sentinel. When you do, it takes one of the following actions of your choice.</w:t>
+        <w:t>As a Bonus Action, you can activate the Sentinel, and it then takes one of the following actions of your choice.</w:t>
       </w:r>
     </w:p>
     <w:p>
@@ -4668,7 +5580,7 @@
           <w:color w:val="222222"/>
           <w:sz w:val="18"/>
         </w:rPr>
-        <w:t>Ranged Attack Roll: your spell attack modifier, range 120 feet. Hit: 2d8 + your Intelligence modifier Force damage.</w:t>
+        <w:t>Ranged Attack Roll: Bonus equals your spell attack modifier, range 120 ft. Hit: 2d8 + your Intelligence modifier Force damage.</w:t>
       </w:r>
     </w:p>
     <w:p>
@@ -4698,7 +5610,7 @@
           <w:color w:val="222222"/>
           <w:sz w:val="18"/>
         </w:rPr>
-        <w:t>Lightning arcs from the Sentinel's core. Each creature of your choice within 15 feet of the Sentinel makes a Dexterity saving throw (DC equals your spell save DC), taking 2d8 + your Intelligence modifier Lightning damage on a failure, or half as much on a success. A creature that fails is jolted: it can't take Reactions until the start of your next turn.</w:t>
+        <w:t>Dexterity Saving Throw: DC equals your spell save DC, each creature of your choice within 15 feet of the Sentinel. Failure: 2d8 + your Intelligence modifier Lightning damage, and the target can't take Reactions until the start of your next turn. Success: Half damage.</w:t>
       </w:r>
     </w:p>
     <w:p>
@@ -4759,7 +5671,7 @@
           <w:color w:val="222222"/>
           <w:sz w:val="18"/>
         </w:rPr>
-        <w:t>Trigger: an ally within 15 feet of the Sentinel takes damage. Response: that ally gains 1d8 + your Intelligence modifier Temporary Hit Points.</w:t>
+        <w:t>Trigger: An ally within 15 feet of the Sentinel takes damage. Response: The ally gains 1d8 + your Intelligence modifier Temporary Hit Points.</w:t>
       </w:r>
     </w:p>
     <w:p>
@@ -4790,6 +5702,95 @@
           <w:sz w:val="21"/>
         </w:rPr>
         <w:t xml:space="preserve"> The old cannon made Lilly choose a mode; the Sentinel walks on its own 30 feet, then blasts or pulses on her Bonus Action (her pick every time), and shields her friends as a Reaction in the same round. Her old kit lives on inside it: the Force Ballista became the Force Blast, the Storm mode became the Electric Pulse, and the Protector stands watch as Guardian Protocol. The Flamethrower was traded for lightning, Gearhaven's own element. Forged by the masters of Glimmerstone.</w:t>
+      </w:r>
+    </w:p>
+    <w:p>
+      <w:pPr>
+        <w:keepNext/>
+        <w:pBdr>
+          <w:top w:val="double" w:sz="12" w:space="4" w:color="1F7A78"/>
+          <w:left w:val="double" w:sz="12" w:space="10" w:color="1F7A78"/>
+          <w:right w:val="double" w:sz="12" w:space="10" w:color="1F7A78"/>
+        </w:pBdr>
+        <w:shd w:val="clear" w:color="auto" w:fill="EAF4F3"/>
+        <w:spacing w:before="280" w:after="60"/>
+        <w:ind w:left="400" w:right="400"/>
+        <w:jc w:val="center"/>
+      </w:pPr>
+      <w:r>
+        <w:rPr>
+          <w:rFonts w:ascii="Georgia" w:hAnsi="Georgia" w:cs="Georgia"/>
+          <w:b/>
+          <w:color w:val="1F7A78"/>
+          <w:sz w:val="27"/>
+        </w:rPr>
+        <w:t>✦  At Level 7, the Sentinel Has  ✦</w:t>
+      </w:r>
+    </w:p>
+    <w:p>
+      <w:pPr>
+        <w:keepNext/>
+        <w:keepLines/>
+        <w:pBdr>
+          <w:left w:val="double" w:sz="12" w:space="10" w:color="1F7A78"/>
+          <w:right w:val="double" w:sz="12" w:space="10" w:color="1F7A78"/>
+        </w:pBdr>
+        <w:shd w:val="clear" w:color="auto" w:fill="EAF4F3"/>
+        <w:spacing w:before="0" w:after="0"/>
+        <w:ind w:left="400" w:right="400"/>
+      </w:pPr>
+      <w:r>
+        <w:rPr>
+          <w:rFonts w:ascii="Georgia" w:hAnsi="Georgia" w:cs="Georgia"/>
+          <w:b/>
+          <w:i w:val="0"/>
+          <w:color w:val="222222"/>
+          <w:sz w:val="21"/>
+        </w:rPr>
+        <w:t>Live now:</w:t>
+      </w:r>
+      <w:r>
+        <w:rPr>
+          <w:rFonts w:ascii="Georgia" w:hAnsi="Georgia" w:cs="Georgia"/>
+          <w:b w:val="0"/>
+          <w:i w:val="0"/>
+          <w:color w:val="222222"/>
+          <w:sz w:val="21"/>
+        </w:rPr>
+        <w:t xml:space="preserve"> the whole statblock. 40 Hit Points behind AC 18, its own 30 feet of Speed, Force Blast or Electric Pulse on her Bonus Action (her pick every round), Guardian Protocol once per round, and a free attunement slot besides, since the Dynamo lives on inside the frame.</w:t>
+      </w:r>
+    </w:p>
+    <w:p>
+      <w:pPr>
+        <w:keepLines/>
+        <w:pBdr>
+          <w:bottom w:val="double" w:sz="12" w:space="4" w:color="1F7A78"/>
+          <w:left w:val="double" w:sz="12" w:space="10" w:color="1F7A78"/>
+          <w:right w:val="double" w:sz="12" w:space="10" w:color="1F7A78"/>
+        </w:pBdr>
+        <w:shd w:val="clear" w:color="auto" w:fill="EAF4F3"/>
+        <w:spacing w:before="0" w:after="280"/>
+        <w:ind w:left="400" w:right="400"/>
+      </w:pPr>
+      <w:r>
+        <w:rPr>
+          <w:rFonts w:ascii="Georgia" w:hAnsi="Georgia" w:cs="Georgia"/>
+          <w:b/>
+          <w:i w:val="0"/>
+          <w:color w:val="222222"/>
+          <w:sz w:val="21"/>
+        </w:rPr>
+        <w:t>Not yet:</w:t>
+      </w:r>
+      <w:r>
+        <w:rPr>
+          <w:rFonts w:ascii="Georgia" w:hAnsi="Georgia" w:cs="Georgia"/>
+          <w:b w:val="0"/>
+          <w:i w:val="0"/>
+          <w:color w:val="222222"/>
+          <w:sz w:val="21"/>
+        </w:rPr>
+        <w:t xml:space="preserve"> its Hit Points keep pace with her, 5 + five times her Artificer level, so the guardian grows sturdier every time Lilly does.</w:t>
       </w:r>
     </w:p>
     <w:p>

--- a/compendium/custom_compendium.docx
+++ b/compendium/custom_compendium.docx
@@ -2451,6 +2451,52 @@
     </w:p>
     <w:p>
       <w:pPr>
+        <w:spacing w:after="0" w:before="0"/>
+      </w:pPr>
+      <w:r>
+        <w:drawing>
+          <wp:anchor xmlns:a="http://schemas.openxmlformats.org/drawingml/2006/main" behindDoc="0" distT="91440" distB="100584" distL="201600" distR="201600" simplePos="0" locked="0" layoutInCell="1" allowOverlap="0" relativeHeight="2">
+            <wp:simplePos x="0" y="0"/>
+            <wp:positionH relativeFrom="column">
+              <wp:align>right</wp:align>
+            </wp:positionH>
+            <wp:positionV relativeFrom="paragraph">
+              <wp:posOffset>0</wp:posOffset>
+            </wp:positionV>
+            <wp:extent cx="2194560" cy="2194560"/>
+            <wp:effectExtent l="0" t="0" r="0" b="0"/>
+            <wp:wrapSquare wrapText="bothSides"/>
+            <wp:docPr id="7" name="Picture 7"/>
+            <wp:cNvGraphicFramePr/>
+            <a:graphic xmlns:pic="http://schemas.openxmlformats.org/drawingml/2006/picture">
+              <a:graphicData uri="http://schemas.openxmlformats.org/drawingml/2006/picture">
+                <pic:pic>
+                  <pic:nvPicPr>
+                    <pic:cNvPr id="0" name="image.jpg"/>
+                    <pic:cNvPicPr/>
+                  </pic:nvPicPr>
+                  <pic:blipFill>
+                    <a:blip r:embed="rId16"/>
+                    <a:stretch>
+                      <a:fillRect/>
+                    </a:stretch>
+                  </pic:blipFill>
+                  <pic:spPr>
+                    <a:xfrm>
+                      <a:off x="0" y="0"/>
+                      <a:ext cx="2194560" cy="2194560"/>
+                    </a:xfrm>
+                    <a:prstGeom prst="rect"/>
+                  </pic:spPr>
+                </pic:pic>
+              </a:graphicData>
+            </a:graphic>
+          </wp:anchor>
+        </w:drawing>
+      </w:r>
+    </w:p>
+    <w:p>
+      <w:pPr>
         <w:spacing w:after="80"/>
       </w:pPr>
       <w:r>
@@ -3526,7 +3572,7 @@
             <wp:extent cx="2468880" cy="2468880"/>
             <wp:effectExtent l="0" t="0" r="0" b="0"/>
             <wp:wrapSquare wrapText="bothSides"/>
-            <wp:docPr id="7" name="Picture 7"/>
+            <wp:docPr id="8" name="Picture 8"/>
             <wp:cNvGraphicFramePr/>
             <a:graphic xmlns:pic="http://schemas.openxmlformats.org/drawingml/2006/picture">
               <a:graphicData uri="http://schemas.openxmlformats.org/drawingml/2006/picture">
@@ -4055,402 +4101,6 @@
             <wp:extent cx="2011680" cy="2011680"/>
             <wp:effectExtent l="0" t="0" r="0" b="0"/>
             <wp:wrapSquare wrapText="bothSides"/>
-            <wp:docPr id="8" name="Picture 8"/>
-            <wp:cNvGraphicFramePr/>
-            <a:graphic xmlns:pic="http://schemas.openxmlformats.org/drawingml/2006/picture">
-              <a:graphicData uri="http://schemas.openxmlformats.org/drawingml/2006/picture">
-                <pic:pic>
-                  <pic:nvPicPr>
-                    <pic:cNvPr id="0" name="image.jpg"/>
-                    <pic:cNvPicPr/>
-                  </pic:nvPicPr>
-                  <pic:blipFill>
-                    <a:blip r:embed="rId16"/>
-                    <a:stretch>
-                      <a:fillRect/>
-                    </a:stretch>
-                  </pic:blipFill>
-                  <pic:spPr>
-                    <a:xfrm>
-                      <a:off x="0" y="0"/>
-                      <a:ext cx="2011680" cy="2011680"/>
-                    </a:xfrm>
-                    <a:prstGeom prst="rect"/>
-                  </pic:spPr>
-                </pic:pic>
-              </a:graphicData>
-            </a:graphic>
-          </wp:anchor>
-        </w:drawing>
-      </w:r>
-    </w:p>
-    <w:p>
-      <w:pPr>
-        <w:pBdr>
-          <w:left w:val="single" w:sz="18" w:space="12" w:color="B8860B"/>
-        </w:pBdr>
-        <w:shd w:val="clear" w:color="auto" w:fill="FBF6EA"/>
-        <w:spacing w:before="30" w:after="70"/>
-        <w:ind w:left="340" w:right="340"/>
-      </w:pPr>
-      <w:r>
-        <w:rPr>
-          <w:rFonts w:ascii="Georgia" w:hAnsi="Georgia" w:cs="Georgia"/>
-          <w:b w:val="0"/>
-          <w:i/>
-          <w:color w:val="222222"/>
-          <w:sz w:val="21"/>
-        </w:rPr>
-        <w:t>“It doesn't jam. It doesn't misfire. It simply states its opinion, loudly.”</w:t>
-      </w:r>
-    </w:p>
-    <w:p>
-      <w:pPr>
-        <w:spacing w:after="80"/>
-      </w:pPr>
-      <w:r>
-        <w:rPr>
-          <w:rFonts w:ascii="Georgia" w:hAnsi="Georgia" w:cs="Georgia"/>
-          <w:b w:val="0"/>
-          <w:i w:val="0"/>
-          <w:color w:val="222222"/>
-          <w:sz w:val="21"/>
-        </w:rPr>
-        <w:t>On this road, Boomstick takes the dagger's watch. Boomstick becomes Lilly's spellcasting focus and her designated Arcane Firearm (an artificer designates only one). With her shield in the other hand, her hands are exactly full: pistol, shield, and nothing wasted. Its clockwork drum conjures its own rounds, so Lilly will never want for ammunition again. The Frostbite Shard retires to her belt as a keepsake, or one day, a gift.</w:t>
-      </w:r>
-    </w:p>
-    <w:p>
-      <w:pPr>
-        <w:keepNext/>
-        <w:pBdr>
-          <w:left w:val="single" w:sz="18" w:space="12" w:color="8B2020"/>
-        </w:pBdr>
-        <w:shd w:val="clear" w:color="auto" w:fill="FCF6F6"/>
-        <w:spacing w:before="30" w:after="70"/>
-        <w:ind w:left="340" w:right="340"/>
-      </w:pPr>
-      <w:r>
-        <w:rPr>
-          <w:rFonts w:ascii="Georgia" w:hAnsi="Georgia" w:cs="Georgia"/>
-          <w:b/>
-          <w:color w:val="8B2020"/>
-          <w:sz w:val="22"/>
-        </w:rPr>
-        <w:t>Boomstick</w:t>
-      </w:r>
-    </w:p>
-    <w:p>
-      <w:pPr>
-        <w:pBdr>
-          <w:left w:val="single" w:sz="18" w:space="12" w:color="8B2020"/>
-        </w:pBdr>
-        <w:shd w:val="clear" w:color="auto" w:fill="FCF6F6"/>
-        <w:spacing w:before="30" w:after="70"/>
-        <w:ind w:left="340" w:right="340"/>
-      </w:pPr>
-      <w:r>
-        <w:rPr>
-          <w:rFonts w:ascii="Georgia" w:hAnsi="Georgia" w:cs="Georgia"/>
-          <w:b w:val="0"/>
-          <w:i/>
-          <w:color w:val="222222"/>
-          <w:sz w:val="18"/>
-        </w:rPr>
-        <w:t>Weapon (Repeating Pistol), Rare (Requires Attunement by Lilly)</w:t>
-      </w:r>
-    </w:p>
-    <w:p>
-      <w:pPr>
-        <w:pBdr>
-          <w:left w:val="single" w:sz="18" w:space="12" w:color="8B2020"/>
-        </w:pBdr>
-        <w:shd w:val="clear" w:color="auto" w:fill="FCF6F6"/>
-        <w:spacing w:before="30" w:after="70"/>
-        <w:ind w:left="340" w:right="340"/>
-      </w:pPr>
-      <w:r>
-        <w:rPr>
-          <w:rFonts w:ascii="Georgia" w:hAnsi="Georgia" w:cs="Georgia"/>
-          <w:b/>
-          <w:i w:val="0"/>
-          <w:color w:val="222222"/>
-          <w:sz w:val="18"/>
-        </w:rPr>
-        <w:t>Repeating Pistol, +2.</w:t>
-      </w:r>
-      <w:r>
-        <w:rPr>
-          <w:rFonts w:ascii="Georgia" w:hAnsi="Georgia" w:cs="Georgia"/>
-          <w:b w:val="0"/>
-          <w:i w:val="0"/>
-          <w:color w:val="222222"/>
-          <w:sz w:val="18"/>
-        </w:rPr>
-        <w:t xml:space="preserve"> You gain a +2 bonus to attack rolls and damage rolls made with this magic weapon, which deals 1d10 Thunder damage on a hit. The weapon requires no ammunition and never needs reloading.</w:t>
-      </w:r>
-    </w:p>
-    <w:p>
-      <w:pPr>
-        <w:pBdr>
-          <w:left w:val="single" w:sz="18" w:space="12" w:color="8B2020"/>
-        </w:pBdr>
-        <w:shd w:val="clear" w:color="auto" w:fill="FCF6F6"/>
-        <w:spacing w:before="30" w:after="70"/>
-        <w:ind w:left="340" w:right="340"/>
-      </w:pPr>
-      <w:r>
-        <w:rPr>
-          <w:rFonts w:ascii="Georgia" w:hAnsi="Georgia" w:cs="Georgia"/>
-          <w:b/>
-          <w:i w:val="0"/>
-          <w:color w:val="222222"/>
-          <w:sz w:val="18"/>
-        </w:rPr>
-        <w:t>Wand of the War Mage.</w:t>
-      </w:r>
-      <w:r>
-        <w:rPr>
-          <w:rFonts w:ascii="Georgia" w:hAnsi="Georgia" w:cs="Georgia"/>
-          <w:b w:val="0"/>
-          <w:i w:val="0"/>
-          <w:color w:val="222222"/>
-          <w:sz w:val="18"/>
-        </w:rPr>
-        <w:t xml:space="preserve"> While holding Boomstick, you gain a +2 bonus to spell attack rolls, and you ignore Half Cover when making a spell attack. Your Eldritch Cannon also gains a +2 bonus to its attack rolls.</w:t>
-      </w:r>
-    </w:p>
-    <w:p>
-      <w:pPr>
-        <w:pBdr>
-          <w:left w:val="single" w:sz="18" w:space="12" w:color="8B2020"/>
-        </w:pBdr>
-        <w:shd w:val="clear" w:color="auto" w:fill="FCF6F6"/>
-        <w:spacing w:before="30" w:after="70"/>
-        <w:ind w:left="340" w:right="340"/>
-      </w:pPr>
-      <w:r>
-        <w:rPr>
-          <w:rFonts w:ascii="Georgia" w:hAnsi="Georgia" w:cs="Georgia"/>
-          <w:b/>
-          <w:i w:val="0"/>
-          <w:color w:val="222222"/>
-          <w:sz w:val="18"/>
-        </w:rPr>
-        <w:t>Spell Focus and Arcane Firearm.</w:t>
-      </w:r>
-      <w:r>
-        <w:rPr>
-          <w:rFonts w:ascii="Georgia" w:hAnsi="Georgia" w:cs="Georgia"/>
-          <w:b w:val="0"/>
-          <w:i w:val="0"/>
-          <w:color w:val="222222"/>
-          <w:sz w:val="18"/>
-        </w:rPr>
-        <w:t xml:space="preserve"> While holding Boomstick, you can use it as a Spellcasting Focus for your Artificer spells, and it is your designated Arcane Firearm. When you cast an Artificer spell through Boomstick, you can add 1d8 to one of the spell's damage rolls; the extra damage is Thunder damage.</w:t>
-      </w:r>
-    </w:p>
-    <w:p>
-      <w:pPr>
-        <w:pBdr>
-          <w:left w:val="single" w:sz="18" w:space="12" w:color="8B2020"/>
-        </w:pBdr>
-        <w:shd w:val="clear" w:color="auto" w:fill="FCF6F6"/>
-        <w:spacing w:before="30" w:after="70"/>
-        <w:ind w:left="340" w:right="340"/>
-      </w:pPr>
-      <w:r>
-        <w:rPr>
-          <w:rFonts w:ascii="Georgia" w:hAnsi="Georgia" w:cs="Georgia"/>
-          <w:b/>
-          <w:i w:val="0"/>
-          <w:color w:val="222222"/>
-          <w:sz w:val="18"/>
-        </w:rPr>
-        <w:t>Concussion Infusion.</w:t>
-      </w:r>
-      <w:r>
-        <w:rPr>
-          <w:rFonts w:ascii="Georgia" w:hAnsi="Georgia" w:cs="Georgia"/>
-          <w:b w:val="0"/>
-          <w:i w:val="0"/>
-          <w:color w:val="222222"/>
-          <w:sz w:val="18"/>
-        </w:rPr>
-        <w:t xml:space="preserve"> When a creature takes damage from a spell you cast through Boomstick, that creature takes an extra 2 Thunder damage and can't take Reactions until the start of its next turn.</w:t>
-      </w:r>
-    </w:p>
-    <w:p>
-      <w:pPr>
-        <w:pBdr>
-          <w:left w:val="single" w:sz="18" w:space="12" w:color="8B2020"/>
-        </w:pBdr>
-        <w:shd w:val="clear" w:color="auto" w:fill="FCF6F6"/>
-        <w:spacing w:before="30" w:after="70"/>
-        <w:ind w:left="340" w:right="340"/>
-      </w:pPr>
-      <w:r>
-        <w:rPr>
-          <w:rFonts w:ascii="Georgia" w:hAnsi="Georgia" w:cs="Georgia"/>
-          <w:b/>
-          <w:i w:val="0"/>
-          <w:color w:val="222222"/>
-          <w:sz w:val="18"/>
-        </w:rPr>
-        <w:t>Made to Channel.</w:t>
-      </w:r>
-      <w:r>
-        <w:rPr>
-          <w:rFonts w:ascii="Georgia" w:hAnsi="Georgia" w:cs="Georgia"/>
-          <w:b w:val="0"/>
-          <w:i w:val="0"/>
-          <w:color w:val="222222"/>
-          <w:sz w:val="18"/>
-        </w:rPr>
-        <w:t xml:space="preserve"> When you cast True Strike using Boomstick, the attack uses your Intelligence and counts as a spell attack, gaining Boomstick's +2 bonus to spell attack rolls and ignoring Half Cover. On a hit, the attack deals Boomstick's Thunder damage plus the spell's Radiant damage.</w:t>
-      </w:r>
-    </w:p>
-    <w:p>
-      <w:pPr>
-        <w:pBdr>
-          <w:left w:val="single" w:sz="18" w:space="12" w:color="8B2020"/>
-        </w:pBdr>
-        <w:shd w:val="clear" w:color="auto" w:fill="FCF6F6"/>
-        <w:spacing w:before="30" w:after="70"/>
-        <w:ind w:left="340" w:right="340"/>
-      </w:pPr>
-      <w:r>
-        <w:rPr>
-          <w:rFonts w:ascii="Georgia" w:hAnsi="Georgia" w:cs="Georgia"/>
-          <w:b w:val="0"/>
-          <w:i/>
-          <w:color w:val="222222"/>
-          <w:sz w:val="18"/>
-        </w:rPr>
-        <w:t>Forged by the masters of Glimmerstone.</w:t>
-      </w:r>
-    </w:p>
-    <w:p>
-      <w:pPr>
-        <w:keepNext/>
-        <w:pBdr>
-          <w:top w:val="double" w:sz="12" w:space="4" w:color="1F7A78"/>
-          <w:left w:val="double" w:sz="12" w:space="10" w:color="1F7A78"/>
-          <w:right w:val="double" w:sz="12" w:space="10" w:color="1F7A78"/>
-        </w:pBdr>
-        <w:shd w:val="clear" w:color="auto" w:fill="EAF4F3"/>
-        <w:spacing w:before="280" w:after="60"/>
-        <w:ind w:left="400" w:right="400"/>
-        <w:jc w:val="center"/>
-      </w:pPr>
-      <w:r>
-        <w:rPr>
-          <w:rFonts w:ascii="Georgia" w:hAnsi="Georgia" w:cs="Georgia"/>
-          <w:b/>
-          <w:color w:val="1F7A78"/>
-          <w:sz w:val="27"/>
-        </w:rPr>
-        <w:t>✦  At Level 7, Boomstick Has  ✦</w:t>
-      </w:r>
-    </w:p>
-    <w:p>
-      <w:pPr>
-        <w:keepNext/>
-        <w:keepLines/>
-        <w:pBdr>
-          <w:left w:val="double" w:sz="12" w:space="10" w:color="1F7A78"/>
-          <w:right w:val="double" w:sz="12" w:space="10" w:color="1F7A78"/>
-        </w:pBdr>
-        <w:shd w:val="clear" w:color="auto" w:fill="EAF4F3"/>
-        <w:spacing w:before="0" w:after="0"/>
-        <w:ind w:left="400" w:right="400"/>
-      </w:pPr>
-      <w:r>
-        <w:rPr>
-          <w:rFonts w:ascii="Georgia" w:hAnsi="Georgia" w:cs="Georgia"/>
-          <w:b/>
-          <w:i w:val="0"/>
-          <w:color w:val="222222"/>
-          <w:sz w:val="21"/>
-        </w:rPr>
-        <w:t>Live now:</w:t>
-      </w:r>
-      <w:r>
-        <w:rPr>
-          <w:rFonts w:ascii="Georgia" w:hAnsi="Georgia" w:cs="Georgia"/>
-          <w:b w:val="0"/>
-          <w:i w:val="0"/>
-          <w:color w:val="222222"/>
-          <w:sz w:val="21"/>
-        </w:rPr>
-        <w:t xml:space="preserve"> everything. The +2 pistol with its bottomless clockwork drum, +2 to spell attack rolls (a bonus that reaches her Eldritch Cannon's attacks too), ignored Half Cover on spell attacks, the 1d8 Thunder Arcane Firearm rider, the Concussion boom that steals Reactions, and True Strike channeled through the barrel.</w:t>
-      </w:r>
-    </w:p>
-    <w:p>
-      <w:pPr>
-        <w:keepLines/>
-        <w:pBdr>
-          <w:bottom w:val="double" w:sz="12" w:space="4" w:color="1F7A78"/>
-          <w:left w:val="double" w:sz="12" w:space="10" w:color="1F7A78"/>
-          <w:right w:val="double" w:sz="12" w:space="10" w:color="1F7A78"/>
-        </w:pBdr>
-        <w:shd w:val="clear" w:color="auto" w:fill="EAF4F3"/>
-        <w:spacing w:before="0" w:after="280"/>
-        <w:ind w:left="400" w:right="400"/>
-      </w:pPr>
-      <w:r>
-        <w:rPr>
-          <w:rFonts w:ascii="Georgia" w:hAnsi="Georgia" w:cs="Georgia"/>
-          <w:b/>
-          <w:i w:val="0"/>
-          <w:color w:val="222222"/>
-          <w:sz w:val="21"/>
-        </w:rPr>
-        <w:t>Not yet:</w:t>
-      </w:r>
-      <w:r>
-        <w:rPr>
-          <w:rFonts w:ascii="Georgia" w:hAnsi="Georgia" w:cs="Georgia"/>
-          <w:b w:val="0"/>
-          <w:i w:val="0"/>
-          <w:color w:val="222222"/>
-          <w:sz w:val="21"/>
-        </w:rPr>
-        <w:t xml:space="preserve"> nothing held back. Boomstick arrives complete, and this door pays its whole price on day one; what grows from here is only the legend.</w:t>
-      </w:r>
-    </w:p>
-    <w:p>
-      <w:pPr>
-        <w:keepNext/>
-        <w:pageBreakBefore/>
-        <w:spacing w:before="220" w:after="60"/>
-      </w:pPr>
-      <w:r>
-        <w:rPr>
-          <w:rFonts w:ascii="Georgia" w:hAnsi="Georgia" w:cs="Georgia"/>
-          <w:b/>
-          <w:color w:val="A0522D"/>
-          <w:sz w:val="26"/>
-        </w:rPr>
-        <w:t>The Awakened Essence Sphere</w:t>
-      </w:r>
-    </w:p>
-    <w:p>
-      <w:pPr>
-        <w:spacing w:after="0" w:before="0"/>
-      </w:pPr>
-      <w:r>
-        <w:drawing>
-          <wp:anchor xmlns:a="http://schemas.openxmlformats.org/drawingml/2006/main" behindDoc="0" distT="91440" distB="100584" distL="201600" distR="201600" simplePos="0" locked="0" layoutInCell="1" allowOverlap="0" relativeHeight="2">
-            <wp:simplePos x="0" y="0"/>
-            <wp:positionH relativeFrom="column">
-              <wp:align>right</wp:align>
-            </wp:positionH>
-            <wp:positionV relativeFrom="paragraph">
-              <wp:posOffset>0</wp:posOffset>
-            </wp:positionV>
-            <wp:extent cx="2194560" cy="2194560"/>
-            <wp:effectExtent l="0" t="0" r="0" b="0"/>
-            <wp:wrapSquare wrapText="bothSides"/>
             <wp:docPr id="9" name="Picture 9"/>
             <wp:cNvGraphicFramePr/>
             <a:graphic xmlns:pic="http://schemas.openxmlformats.org/drawingml/2006/picture">
@@ -4469,7 +4119,7 @@
                   <pic:spPr>
                     <a:xfrm>
                       <a:off x="0" y="0"/>
-                      <a:ext cx="2194560" cy="2194560"/>
+                      <a:ext cx="2011680" cy="2011680"/>
                     </a:xfrm>
                     <a:prstGeom prst="rect"/>
                   </pic:spPr>
@@ -4497,7 +4147,7 @@
           <w:color w:val="222222"/>
           <w:sz w:val="21"/>
         </w:rPr>
-        <w:t>“It was never a keepsake. It was a key, and it is finally awake.”</w:t>
+        <w:t>“It doesn't jam. It doesn't misfire. It simply states its opinion, loudly.”</w:t>
       </w:r>
     </w:p>
     <w:p>
@@ -4512,7 +4162,7 @@
           <w:color w:val="222222"/>
           <w:sz w:val="21"/>
         </w:rPr>
-        <w:t>The Sphere has spent the whole journey quietly pulling loose motes from the air. Now awakened, it holds a swirling jumble of collected aether that powers it from the start, and as the party clears each elemental rift and installs its pure Mote, the Sphere learns that plane's mighty discharge. The Sphere is honest about its bargain: at Session 8 it grants Aether Ward alone (twice per Short Rest), and every one of its five discharges sleeps behind a rift still to be won. This door is the campaign's long game: the quietest of the three at the choosing, and by the end of the arc, the mightiest of them all.</w:t>
+        <w:t>On this road, Boomstick takes the dagger's watch. Boomstick becomes Lilly's spellcasting focus and her designated Arcane Firearm (an artificer designates only one). With her shield in the other hand, her hands are exactly full: pistol, shield, and nothing wasted. Its clockwork drum conjures its own rounds, so Lilly will never want for ammunition again. The Frostbite Shard retires to her belt as a keepsake, or one day, a gift.</w:t>
       </w:r>
     </w:p>
     <w:p>
@@ -4532,7 +4182,7 @@
           <w:color w:val="8B2020"/>
           <w:sz w:val="22"/>
         </w:rPr>
-        <w:t>The Awakened Essence Sphere</w:t>
+        <w:t>Boomstick</w:t>
       </w:r>
     </w:p>
     <w:p>
@@ -4552,7 +4202,7 @@
           <w:color w:val="222222"/>
           <w:sz w:val="18"/>
         </w:rPr>
-        <w:t>Wondrous Item, Rare (Requires Attunement by Lilly)</w:t>
+        <w:t>Weapon (Repeating Pistol), Rare (Requires Attunement by Lilly)</w:t>
       </w:r>
     </w:p>
     <w:p>
@@ -4572,7 +4222,7 @@
           <w:color w:val="222222"/>
           <w:sz w:val="18"/>
         </w:rPr>
-        <w:t>Mote Channeling.</w:t>
+        <w:t>Repeating Pistol, +2.</w:t>
       </w:r>
       <w:r>
         <w:rPr>
@@ -4582,7 +4232,7 @@
           <w:color w:val="222222"/>
           <w:sz w:val="18"/>
         </w:rPr>
-        <w:t xml:space="preserve"> The Sphere's powers share a pool of 2 uses, and you regain all expended uses when you finish a Short Rest. The Sphere starts with the Aether Ward power, and it gains one Elemental Discharge each time a rift's Mote is installed in it. If one of the Sphere's powers requires a saving throw, the DC equals your spell save DC.</w:t>
+        <w:t xml:space="preserve"> You gain a +2 bonus to attack rolls and damage rolls made with this magic weapon, which deals 1d10 Thunder damage on a hit. The weapon requires no ammunition and never needs reloading.</w:t>
       </w:r>
     </w:p>
     <w:p>
@@ -4602,7 +4252,7 @@
           <w:color w:val="222222"/>
           <w:sz w:val="18"/>
         </w:rPr>
-        <w:t>Aether Ward (Base Power).</w:t>
+        <w:t>Wand of the War Mage.</w:t>
       </w:r>
       <w:r>
         <w:rPr>
@@ -4612,7 +4262,7 @@
           <w:color w:val="222222"/>
           <w:sz w:val="18"/>
         </w:rPr>
-        <w:t xml:space="preserve"> As a Magic action, you can expend 1 use to release the gathered motes as a protective shell. You and each ally within 15 feet of you gain a number of Temporary Hit Points equal to 2d8 plus your Intelligence modifier.</w:t>
+        <w:t xml:space="preserve"> While holding Boomstick, you gain a +2 bonus to spell attack rolls, and you ignore Half Cover when making a spell attack. Your Eldritch Cannon also gains a +2 bonus to its attack rolls.</w:t>
       </w:r>
     </w:p>
     <w:p>
@@ -4632,7 +4282,7 @@
           <w:color w:val="222222"/>
           <w:sz w:val="18"/>
         </w:rPr>
-        <w:t>Rift Tracker.</w:t>
+        <w:t>Spell Focus and Arcane Firearm.</w:t>
       </w:r>
       <w:r>
         <w:rPr>
@@ -4642,12 +4292,11 @@
           <w:color w:val="222222"/>
           <w:sz w:val="18"/>
         </w:rPr>
-        <w:t xml:space="preserve"> When a rift's Mote is installed in the Sphere, record it: Ignis, Unda, Aer, Terra, Umbra.</w:t>
+        <w:t xml:space="preserve"> While holding Boomstick, you can use it as a Spellcasting Focus for your Artificer spells, and it is your designated Arcane Firearm. When you cast an Artificer spell through Boomstick, you can add 1d8 to one of the spell's damage rolls; the extra damage is Thunder damage.</w:t>
       </w:r>
     </w:p>
     <w:p>
       <w:pPr>
-        <w:keepNext/>
         <w:pBdr>
           <w:left w:val="single" w:sz="18" w:space="12" w:color="8B2020"/>
         </w:pBdr>
@@ -4659,10 +4308,21 @@
         <w:rPr>
           <w:rFonts w:ascii="Georgia" w:hAnsi="Georgia" w:cs="Georgia"/>
           <w:b/>
-          <w:color w:val="8B2020"/>
-          <w:sz w:val="22"/>
-        </w:rPr>
-        <w:t>Elemental Discharges</w:t>
+          <w:i w:val="0"/>
+          <w:color w:val="222222"/>
+          <w:sz w:val="18"/>
+        </w:rPr>
+        <w:t>Concussion Infusion.</w:t>
+      </w:r>
+      <w:r>
+        <w:rPr>
+          <w:rFonts w:ascii="Georgia" w:hAnsi="Georgia" w:cs="Georgia"/>
+          <w:b w:val="0"/>
+          <w:i w:val="0"/>
+          <w:color w:val="222222"/>
+          <w:sz w:val="18"/>
+        </w:rPr>
+        <w:t xml:space="preserve"> When a creature takes damage from a spell you cast through Boomstick, that creature takes an extra 2 Thunder damage and can't take Reactions until the start of its next turn.</w:t>
       </w:r>
     </w:p>
     <w:p>
@@ -4677,12 +4337,22 @@
       <w:r>
         <w:rPr>
           <w:rFonts w:ascii="Georgia" w:hAnsi="Georgia" w:cs="Georgia"/>
-          <w:b w:val="0"/>
-          <w:i/>
+          <w:b/>
+          <w:i w:val="0"/>
           <w:color w:val="222222"/>
           <w:sz w:val="18"/>
         </w:rPr>
-        <w:t>Each unlocks when its rift is cleared and its Mote installed. The menu grows as the campaign goes.</w:t>
+        <w:t>Made to Channel.</w:t>
+      </w:r>
+      <w:r>
+        <w:rPr>
+          <w:rFonts w:ascii="Georgia" w:hAnsi="Georgia" w:cs="Georgia"/>
+          <w:b w:val="0"/>
+          <w:i w:val="0"/>
+          <w:color w:val="222222"/>
+          <w:sz w:val="18"/>
+        </w:rPr>
+        <w:t xml:space="preserve"> When you cast True Strike using Boomstick, the attack uses your Intelligence and counts as a spell attack, gaining Boomstick's +2 bonus to spell attack rolls and ignoring Half Cover. On a hit, the attack deals Boomstick's Thunder damage plus the spell's Radiant damage.</w:t>
       </w:r>
     </w:p>
     <w:p>
@@ -4697,142 +4367,12 @@
       <w:r>
         <w:rPr>
           <w:rFonts w:ascii="Georgia" w:hAnsi="Georgia" w:cs="Georgia"/>
-          <w:b/>
-          <w:i w:val="0"/>
+          <w:b w:val="0"/>
+          <w:i/>
           <w:color w:val="222222"/>
           <w:sz w:val="18"/>
         </w:rPr>
-        <w:t>Fire / Ignis, Cinderstorm (LOCKED).</w:t>
-      </w:r>
-      <w:r>
-        <w:rPr>
-          <w:rFonts w:ascii="Georgia" w:hAnsi="Georgia" w:cs="Georgia"/>
-          <w:b w:val="0"/>
-          <w:i w:val="0"/>
-          <w:color w:val="222222"/>
-          <w:sz w:val="18"/>
-        </w:rPr>
-        <w:t xml:space="preserve"> As a Magic action, you can expend 1 use to unleash a firestorm that fills a 40-foot-radius Sphere centered on a point within 120 feet of yourself. Each creature in the Sphere must make a Dexterity saving throw, taking 8d6 Fire damage on a failed save or half as much damage on a successful one. Until the start of your next turn, the area burns: it is Difficult Terrain, and any creature that enters the area or starts its turn there takes 2d6 Fire damage.</w:t>
-      </w:r>
-    </w:p>
-    <w:p>
-      <w:pPr>
-        <w:pBdr>
-          <w:left w:val="single" w:sz="18" w:space="12" w:color="8B2020"/>
-        </w:pBdr>
-        <w:shd w:val="clear" w:color="auto" w:fill="FCF6F6"/>
-        <w:spacing w:before="30" w:after="70"/>
-        <w:ind w:left="340" w:right="340"/>
-      </w:pPr>
-      <w:r>
-        <w:rPr>
-          <w:rFonts w:ascii="Georgia" w:hAnsi="Georgia" w:cs="Georgia"/>
-          <w:b/>
-          <w:i w:val="0"/>
-          <w:color w:val="222222"/>
-          <w:sz w:val="18"/>
-        </w:rPr>
-        <w:t>Water / Unda, Drowning Surge (LOCKED).</w:t>
-      </w:r>
-      <w:r>
-        <w:rPr>
-          <w:rFonts w:ascii="Georgia" w:hAnsi="Georgia" w:cs="Georgia"/>
-          <w:b w:val="0"/>
-          <w:i w:val="0"/>
-          <w:color w:val="222222"/>
-          <w:sz w:val="18"/>
-        </w:rPr>
-        <w:t xml:space="preserve"> As a Magic action, you can expend 1 use to release a surge of crushing water in a 30-foot Cone. Each creature in the Cone must make a Constitution saving throw, taking 6d8 Cold damage on a failed save or half as much damage on a successful one. On a failed save, the creature also has the Prone condition, and its Speed is halved until the end of its next turn.</w:t>
-      </w:r>
-    </w:p>
-    <w:p>
-      <w:pPr>
-        <w:pBdr>
-          <w:left w:val="single" w:sz="18" w:space="12" w:color="8B2020"/>
-        </w:pBdr>
-        <w:shd w:val="clear" w:color="auto" w:fill="FCF6F6"/>
-        <w:spacing w:before="30" w:after="70"/>
-        <w:ind w:left="340" w:right="340"/>
-      </w:pPr>
-      <w:r>
-        <w:rPr>
-          <w:rFonts w:ascii="Georgia" w:hAnsi="Georgia" w:cs="Georgia"/>
-          <w:b/>
-          <w:i w:val="0"/>
-          <w:color w:val="222222"/>
-          <w:sz w:val="18"/>
-        </w:rPr>
-        <w:t>Air / Aer, Cyclone (LOCKED).</w:t>
-      </w:r>
-      <w:r>
-        <w:rPr>
-          <w:rFonts w:ascii="Georgia" w:hAnsi="Georgia" w:cs="Georgia"/>
-          <w:b w:val="0"/>
-          <w:i w:val="0"/>
-          <w:color w:val="222222"/>
-          <w:sz w:val="18"/>
-        </w:rPr>
-        <w:t xml:space="preserve"> As a Magic action, you can expend 1 use to conjure a whirlwind that fills a 30-foot-radius Sphere centered on a point within 120 feet of yourself. Each creature in the Sphere must make a Strength saving throw, taking 6d8 Thunder damage on a failed save or half as much damage on a successful one. On a failed save, the creature is also pushed 20 feet away from the Sphere's center and has the Prone condition.</w:t>
-      </w:r>
-    </w:p>
-    <w:p>
-      <w:pPr>
-        <w:pBdr>
-          <w:left w:val="single" w:sz="18" w:space="12" w:color="8B2020"/>
-        </w:pBdr>
-        <w:shd w:val="clear" w:color="auto" w:fill="FCF6F6"/>
-        <w:spacing w:before="30" w:after="70"/>
-        <w:ind w:left="340" w:right="340"/>
-      </w:pPr>
-      <w:r>
-        <w:rPr>
-          <w:rFonts w:ascii="Georgia" w:hAnsi="Georgia" w:cs="Georgia"/>
-          <w:b/>
-          <w:i w:val="0"/>
-          <w:color w:val="222222"/>
-          <w:sz w:val="18"/>
-        </w:rPr>
-        <w:t>Earth / Terra, Tectonic Slam (LOCKED).</w:t>
-      </w:r>
-      <w:r>
-        <w:rPr>
-          <w:rFonts w:ascii="Georgia" w:hAnsi="Georgia" w:cs="Georgia"/>
-          <w:b w:val="0"/>
-          <w:i w:val="0"/>
-          <w:color w:val="222222"/>
-          <w:sz w:val="18"/>
-        </w:rPr>
-        <w:t xml:space="preserve"> As a Magic action, you can expend 1 use to make the ground erupt in a 20-foot-radius Sphere centered on a point within 120 feet of yourself. Each creature in the Sphere must succeed on a Dexterity saving throw or take 7d8 Force damage and have the Prone condition. Until the start of your next turn, the raised stone makes the area Difficult Terrain, a creature takes 5 Piercing damage for every 5 feet it moves in the area, and you and your allies have Half Cover while in the area.</w:t>
-      </w:r>
-    </w:p>
-    <w:p>
-      <w:pPr>
-        <w:pBdr>
-          <w:left w:val="single" w:sz="18" w:space="12" w:color="8B2020"/>
-        </w:pBdr>
-        <w:shd w:val="clear" w:color="auto" w:fill="FCF6F6"/>
-        <w:spacing w:before="30" w:after="70"/>
-        <w:ind w:left="340" w:right="340"/>
-      </w:pPr>
-      <w:r>
-        <w:rPr>
-          <w:rFonts w:ascii="Georgia" w:hAnsi="Georgia" w:cs="Georgia"/>
-          <w:b/>
-          <w:i w:val="0"/>
-          <w:color w:val="222222"/>
-          <w:sz w:val="18"/>
-        </w:rPr>
-        <w:t>Shadow / Umbra, Soul Siphon (LOCKED).</w:t>
-      </w:r>
-      <w:r>
-        <w:rPr>
-          <w:rFonts w:ascii="Georgia" w:hAnsi="Georgia" w:cs="Georgia"/>
-          <w:b w:val="0"/>
-          <w:i w:val="0"/>
-          <w:color w:val="222222"/>
-          <w:sz w:val="18"/>
-        </w:rPr>
-        <w:t xml:space="preserve"> As a Magic action, you can expend 1 use to target one creature within 60 feet of yourself, or you can divide the damage dice among up to three creatures within that range. Each target must make a Constitution saving throw, taking 8d6 Necrotic damage on a failed save or half as much damage on a successful one. You or one ally within 30 feet of you (your choice) regains Hit Points equal to half the amount of Necrotic damage dealt.</w:t>
+        <w:t>Forged by the masters of Glimmerstone.</w:t>
       </w:r>
     </w:p>
     <w:p>
@@ -4855,7 +4395,7 @@
           <w:color w:val="1F7A78"/>
           <w:sz w:val="27"/>
         </w:rPr>
-        <w:t>✦  At Level 7, the Awakened Essence Sphere Has  ✦</w:t>
+        <w:t>✦  At Level 7, Boomstick Has  ✦</w:t>
       </w:r>
     </w:p>
     <w:p>
@@ -4888,7 +4428,7 @@
           <w:color w:val="222222"/>
           <w:sz w:val="21"/>
         </w:rPr>
-        <w:t xml:space="preserve"> Aether Ward, twice per Short Rest: Lilly and each ally within 15 feet gain 2d8 + her Intelligence modifier Temporary Hit Points.</w:t>
+        <w:t xml:space="preserve"> everything. The +2 pistol with its bottomless clockwork drum, +2 to spell attack rolls (a bonus that reaches her Eldritch Cannon's attacks too), ignored Half Cover on spell attacks, the 1d8 Thunder Arcane Firearm rider, the Concussion boom that steals Reactions, and True Strike channeled through the barrel.</w:t>
       </w:r>
     </w:p>
     <w:p>
@@ -4921,12 +4461,13 @@
           <w:color w:val="222222"/>
           <w:sz w:val="21"/>
         </w:rPr>
-        <w:t xml:space="preserve"> all five discharges. Cinderstorm, Drowning Surge, Cyclone, Tectonic Slam, and Soul Siphon each wake only when their rift falls and its Mote comes home. Five rifts stand between this Sphere and its full voice, and it means to earn every one.</w:t>
+        <w:t xml:space="preserve"> nothing held back. Boomstick arrives complete, and this door pays its whole price on day one; what grows from here is only the legend.</w:t>
       </w:r>
     </w:p>
     <w:p>
       <w:pPr>
         <w:keepNext/>
+        <w:pageBreakBefore/>
         <w:spacing w:before="220" w:after="60"/>
       </w:pPr>
       <w:r>
@@ -4936,39 +4477,12 @@
           <w:color w:val="A0522D"/>
           <w:sz w:val="26"/>
         </w:rPr>
-        <w:t>The Sentinel</w:t>
+        <w:t>The Awakened Essence Sphere</w:t>
       </w:r>
     </w:p>
     <w:p>
       <w:pPr>
-        <w:pBdr>
-          <w:left w:val="single" w:sz="18" w:space="12" w:color="B8860B"/>
-        </w:pBdr>
-        <w:shd w:val="clear" w:color="auto" w:fill="FBF6EA"/>
-        <w:spacing w:before="30" w:after="70"/>
-        <w:ind w:left="340" w:right="340"/>
-      </w:pPr>
-      <w:r>
-        <w:rPr>
-          <w:rFonts w:ascii="Georgia" w:hAnsi="Georgia" w:cs="Georgia"/>
-          <w:b w:val="0"/>
-          <w:i/>
-          <w:color w:val="222222"/>
-          <w:sz w:val="21"/>
-        </w:rPr>
-        <w:t>“An upgraded Eldritch Cannon, rebuilt at the bench into a faithful guardian.”</w:t>
-      </w:r>
-    </w:p>
-    <w:p>
-      <w:pPr>
-        <w:keepNext/>
-        <w:keepLines/>
-        <w:pBdr>
-          <w:left w:val="single" w:sz="18" w:space="12" w:color="8B2020"/>
-        </w:pBdr>
-        <w:shd w:val="clear" w:color="auto" w:fill="FCF6F6"/>
-        <w:spacing w:before="30" w:after="0"/>
-        <w:ind w:left="340" w:right="340"/>
+        <w:spacing w:after="0" w:before="0"/>
       </w:pPr>
       <w:r>
         <w:drawing>
@@ -4980,7 +4494,7 @@
             <wp:positionV relativeFrom="paragraph">
               <wp:posOffset>0</wp:posOffset>
             </wp:positionV>
-            <wp:extent cx="2148840" cy="2148840"/>
+            <wp:extent cx="2194560" cy="2194560"/>
             <wp:effectExtent l="0" t="0" r="0" b="0"/>
             <wp:wrapSquare wrapText="bothSides"/>
             <wp:docPr id="10" name="Picture 10"/>
@@ -5001,7 +4515,7 @@
                   <pic:spPr>
                     <a:xfrm>
                       <a:off x="0" y="0"/>
-                      <a:ext cx="2148840" cy="2148840"/>
+                      <a:ext cx="2194560" cy="2194560"/>
                     </a:xfrm>
                     <a:prstGeom prst="rect"/>
                   </pic:spPr>
@@ -5011,497 +4525,41 @@
           </wp:anchor>
         </w:drawing>
       </w:r>
-      <w:r>
-        <w:rPr>
-          <w:rFonts w:ascii="Georgia" w:hAnsi="Georgia" w:cs="Georgia"/>
-          <w:b/>
-          <w:color w:val="8B2020"/>
-          <w:sz w:val="25"/>
-        </w:rPr>
-        <w:t>The Sentinel</w:t>
-      </w:r>
     </w:p>
     <w:p>
       <w:pPr>
-        <w:keepNext/>
-        <w:keepLines/>
         <w:pBdr>
-          <w:left w:val="single" w:sz="18" w:space="12" w:color="8B2020"/>
+          <w:left w:val="single" w:sz="18" w:space="12" w:color="B8860B"/>
         </w:pBdr>
-        <w:shd w:val="clear" w:color="auto" w:fill="FCF6F6"/>
-        <w:spacing w:before="0" w:after="20"/>
+        <w:shd w:val="clear" w:color="auto" w:fill="FBF6EA"/>
+        <w:spacing w:before="30" w:after="70"/>
         <w:ind w:left="340" w:right="340"/>
       </w:pPr>
       <w:r>
         <w:rPr>
           <w:rFonts w:ascii="Georgia" w:hAnsi="Georgia" w:cs="Georgia"/>
+          <w:b w:val="0"/>
           <w:i/>
           <w:color w:val="222222"/>
-          <w:sz w:val="17"/>
-        </w:rPr>
-        <w:t>Medium Construct (the Pocket Dynamo, rebuilt; Requires Attunement by Lilly)</w:t>
+          <w:sz w:val="21"/>
+        </w:rPr>
+        <w:t>“It was never a keepsake. It was a key, and it is finally awake.”</w:t>
       </w:r>
     </w:p>
     <w:p>
       <w:pPr>
-        <w:keepNext/>
-        <w:keepLines/>
-        <w:pBdr>
-          <w:left w:val="single" w:sz="18" w:space="12" w:color="8B2020"/>
-          <w:bottom w:val="single" w:sz="4" w:space="1" w:color="8B2020"/>
-        </w:pBdr>
-        <w:shd w:val="clear" w:color="auto" w:fill="FCF6F6"/>
-        <w:spacing w:before="20" w:after="20"/>
-        <w:ind w:left="340" w:right="340"/>
-      </w:pPr>
-    </w:p>
-    <w:p>
-      <w:pPr>
-        <w:keepNext/>
-        <w:keepLines/>
-        <w:pBdr>
-          <w:left w:val="single" w:sz="18" w:space="12" w:color="8B2020"/>
-        </w:pBdr>
-        <w:shd w:val="clear" w:color="auto" w:fill="FCF6F6"/>
-        <w:spacing w:before="0" w:after="0"/>
-        <w:ind w:left="340" w:right="340"/>
-      </w:pPr>
-      <w:r>
-        <w:rPr>
-          <w:rFonts w:ascii="Georgia" w:hAnsi="Georgia" w:cs="Georgia"/>
-          <w:b/>
-          <w:color w:val="8B2020"/>
-          <w:sz w:val="18"/>
-        </w:rPr>
-        <w:t xml:space="preserve">Armor Class </w:t>
-      </w:r>
+        <w:spacing w:after="80"/>
+      </w:pPr>
       <w:r>
         <w:rPr>
           <w:rFonts w:ascii="Georgia" w:hAnsi="Georgia" w:cs="Georgia"/>
           <w:b w:val="0"/>
           <w:i w:val="0"/>
           <w:color w:val="222222"/>
-          <w:sz w:val="18"/>
-        </w:rPr>
-        <w:t>18</w:t>
-      </w:r>
-    </w:p>
-    <w:p>
-      <w:pPr>
-        <w:keepNext/>
-        <w:keepLines/>
-        <w:pBdr>
-          <w:left w:val="single" w:sz="18" w:space="12" w:color="8B2020"/>
-        </w:pBdr>
-        <w:shd w:val="clear" w:color="auto" w:fill="FCF6F6"/>
-        <w:spacing w:before="0" w:after="0"/>
-        <w:ind w:left="340" w:right="340"/>
-      </w:pPr>
-      <w:r>
-        <w:rPr>
-          <w:rFonts w:ascii="Georgia" w:hAnsi="Georgia" w:cs="Georgia"/>
-          <w:b/>
-          <w:color w:val="8B2020"/>
-          <w:sz w:val="18"/>
-        </w:rPr>
-        <w:t xml:space="preserve">Hit Points </w:t>
-      </w:r>
-      <w:r>
-        <w:rPr>
-          <w:rFonts w:ascii="Georgia" w:hAnsi="Georgia" w:cs="Georgia"/>
-          <w:b w:val="0"/>
-          <w:i w:val="0"/>
-          <w:color w:val="222222"/>
-          <w:sz w:val="18"/>
-        </w:rPr>
-        <w:t>5 + five times your Artificer level (40 at Level 7); it has a number of d8 Hit Dice equal to your Artificer level</w:t>
-      </w:r>
-    </w:p>
-    <w:p>
-      <w:pPr>
-        <w:keepNext/>
-        <w:keepLines/>
-        <w:pBdr>
-          <w:left w:val="single" w:sz="18" w:space="12" w:color="8B2020"/>
-        </w:pBdr>
-        <w:shd w:val="clear" w:color="auto" w:fill="FCF6F6"/>
-        <w:spacing w:before="0" w:after="0"/>
-        <w:ind w:left="340" w:right="340"/>
-      </w:pPr>
-      <w:r>
-        <w:rPr>
-          <w:rFonts w:ascii="Georgia" w:hAnsi="Georgia" w:cs="Georgia"/>
-          <w:b/>
-          <w:color w:val="8B2020"/>
-          <w:sz w:val="18"/>
-        </w:rPr>
-        <w:t xml:space="preserve">Speed </w:t>
-      </w:r>
-      <w:r>
-        <w:rPr>
-          <w:rFonts w:ascii="Georgia" w:hAnsi="Georgia" w:cs="Georgia"/>
-          <w:b w:val="0"/>
-          <w:i w:val="0"/>
-          <w:color w:val="222222"/>
-          <w:sz w:val="18"/>
-        </w:rPr>
-        <w:t>30 ft.</w:t>
-      </w:r>
-    </w:p>
-    <w:p>
-      <w:pPr>
-        <w:keepNext/>
-        <w:keepLines/>
-        <w:pBdr>
-          <w:left w:val="single" w:sz="18" w:space="12" w:color="8B2020"/>
-          <w:bottom w:val="single" w:sz="4" w:space="1" w:color="8B2020"/>
-        </w:pBdr>
-        <w:shd w:val="clear" w:color="auto" w:fill="FCF6F6"/>
-        <w:spacing w:before="20" w:after="20"/>
-        <w:ind w:left="340" w:right="340"/>
-      </w:pPr>
-    </w:p>
-    <w:p>
-      <w:pPr>
-        <w:keepNext/>
-        <w:keepLines/>
-        <w:pBdr>
-          <w:left w:val="single" w:sz="18" w:space="12" w:color="8B2020"/>
-        </w:pBdr>
-        <w:shd w:val="clear" w:color="auto" w:fill="FCF6F6"/>
-        <w:spacing w:before="30" w:after="20"/>
-        <w:ind w:left="340" w:right="340"/>
-      </w:pPr>
-      <w:r>
-        <w:rPr>
-          <w:rFonts w:ascii="Georgia" w:hAnsi="Georgia" w:cs="Georgia"/>
-          <w:b/>
-          <w:color w:val="8B2020"/>
-          <w:sz w:val="18"/>
-        </w:rPr>
-        <w:t xml:space="preserve">STR </w:t>
-      </w:r>
-      <w:r>
-        <w:rPr>
-          <w:rFonts w:ascii="Georgia" w:hAnsi="Georgia" w:cs="Georgia"/>
-          <w:color w:val="222222"/>
-          <w:sz w:val="18"/>
-        </w:rPr>
-        <w:t>14 (+2)</w:t>
-      </w:r>
-      <w:r>
-        <w:rPr>
-          <w:rFonts w:ascii="Georgia" w:hAnsi="Georgia" w:cs="Georgia"/>
-          <w:b/>
-          <w:color w:val="8B2020"/>
-          <w:sz w:val="18"/>
-        </w:rPr>
-        <w:t xml:space="preserve">   DEX </w:t>
-      </w:r>
-      <w:r>
-        <w:rPr>
-          <w:rFonts w:ascii="Georgia" w:hAnsi="Georgia" w:cs="Georgia"/>
-          <w:color w:val="222222"/>
-          <w:sz w:val="18"/>
-        </w:rPr>
-        <w:t>10 (+0)</w:t>
-      </w:r>
-      <w:r>
-        <w:rPr>
-          <w:rFonts w:ascii="Georgia" w:hAnsi="Georgia" w:cs="Georgia"/>
-          <w:b/>
-          <w:color w:val="8B2020"/>
-          <w:sz w:val="18"/>
-        </w:rPr>
-        <w:t xml:space="preserve">   CON </w:t>
-      </w:r>
-      <w:r>
-        <w:rPr>
-          <w:rFonts w:ascii="Georgia" w:hAnsi="Georgia" w:cs="Georgia"/>
-          <w:color w:val="222222"/>
-          <w:sz w:val="18"/>
-        </w:rPr>
-        <w:t>16 (+3)</w:t>
-      </w:r>
-      <w:r>
-        <w:rPr>
-          <w:rFonts w:ascii="Georgia" w:hAnsi="Georgia" w:cs="Georgia"/>
-          <w:b/>
-          <w:color w:val="8B2020"/>
-          <w:sz w:val="18"/>
-        </w:rPr>
-        <w:t xml:space="preserve">   INT </w:t>
-      </w:r>
-      <w:r>
-        <w:rPr>
-          <w:rFonts w:ascii="Georgia" w:hAnsi="Georgia" w:cs="Georgia"/>
-          <w:color w:val="222222"/>
-          <w:sz w:val="18"/>
-        </w:rPr>
-        <w:t>4 (-3)</w:t>
-      </w:r>
-      <w:r>
-        <w:rPr>
-          <w:rFonts w:ascii="Georgia" w:hAnsi="Georgia" w:cs="Georgia"/>
-          <w:b/>
-          <w:color w:val="8B2020"/>
-          <w:sz w:val="18"/>
-        </w:rPr>
-        <w:t xml:space="preserve">   WIS </w:t>
-      </w:r>
-      <w:r>
-        <w:rPr>
-          <w:rFonts w:ascii="Georgia" w:hAnsi="Georgia" w:cs="Georgia"/>
-          <w:color w:val="222222"/>
-          <w:sz w:val="18"/>
-        </w:rPr>
-        <w:t>12 (+1)</w:t>
-      </w:r>
-      <w:r>
-        <w:rPr>
-          <w:rFonts w:ascii="Georgia" w:hAnsi="Georgia" w:cs="Georgia"/>
-          <w:b/>
-          <w:color w:val="8B2020"/>
-          <w:sz w:val="18"/>
-        </w:rPr>
-        <w:t xml:space="preserve">   CHA </w:t>
-      </w:r>
-      <w:r>
-        <w:rPr>
-          <w:rFonts w:ascii="Georgia" w:hAnsi="Georgia" w:cs="Georgia"/>
-          <w:color w:val="222222"/>
-          <w:sz w:val="18"/>
-        </w:rPr>
-        <w:t>6 (-2)</w:t>
-      </w:r>
-    </w:p>
-    <w:p>
-      <w:pPr>
-        <w:pBdr>
-          <w:left w:val="single" w:sz="18" w:space="12" w:color="8B2020"/>
-          <w:bottom w:val="single" w:sz="4" w:space="1" w:color="8B2020"/>
-        </w:pBdr>
-        <w:shd w:val="clear" w:color="auto" w:fill="FCF6F6"/>
-        <w:spacing w:before="20" w:after="20"/>
-        <w:ind w:left="340" w:right="340"/>
-      </w:pPr>
-    </w:p>
-    <w:p>
-      <w:pPr>
-        <w:pBdr>
-          <w:left w:val="single" w:sz="18" w:space="12" w:color="8B2020"/>
-        </w:pBdr>
-        <w:shd w:val="clear" w:color="auto" w:fill="FCF6F6"/>
-        <w:spacing w:before="0" w:after="0"/>
-        <w:ind w:left="340" w:right="340"/>
-      </w:pPr>
-      <w:r>
-        <w:rPr>
-          <w:rFonts w:ascii="Georgia" w:hAnsi="Georgia" w:cs="Georgia"/>
-          <w:b/>
-          <w:color w:val="8B2020"/>
-          <w:sz w:val="18"/>
-        </w:rPr>
-        <w:t xml:space="preserve">Damage Immunities </w:t>
-      </w:r>
-      <w:r>
-        <w:rPr>
-          <w:rFonts w:ascii="Georgia" w:hAnsi="Georgia" w:cs="Georgia"/>
-          <w:b w:val="0"/>
-          <w:i w:val="0"/>
-          <w:color w:val="222222"/>
-          <w:sz w:val="18"/>
-        </w:rPr>
-        <w:t>Poison</w:t>
-      </w:r>
-    </w:p>
-    <w:p>
-      <w:pPr>
-        <w:pBdr>
-          <w:left w:val="single" w:sz="18" w:space="12" w:color="8B2020"/>
-        </w:pBdr>
-        <w:shd w:val="clear" w:color="auto" w:fill="FCF6F6"/>
-        <w:spacing w:before="0" w:after="0"/>
-        <w:ind w:left="340" w:right="340"/>
-      </w:pPr>
-      <w:r>
-        <w:rPr>
-          <w:rFonts w:ascii="Georgia" w:hAnsi="Georgia" w:cs="Georgia"/>
-          <w:b/>
-          <w:color w:val="8B2020"/>
-          <w:sz w:val="18"/>
-        </w:rPr>
-        <w:t xml:space="preserve">Condition Immunities </w:t>
-      </w:r>
-      <w:r>
-        <w:rPr>
-          <w:rFonts w:ascii="Georgia" w:hAnsi="Georgia" w:cs="Georgia"/>
-          <w:b w:val="0"/>
-          <w:i w:val="0"/>
-          <w:color w:val="222222"/>
-          <w:sz w:val="18"/>
-        </w:rPr>
-        <w:t>Charmed, Exhaustion, Poisoned</w:t>
-      </w:r>
-    </w:p>
-    <w:p>
-      <w:pPr>
-        <w:pBdr>
-          <w:left w:val="single" w:sz="18" w:space="12" w:color="8B2020"/>
-        </w:pBdr>
-        <w:shd w:val="clear" w:color="auto" w:fill="FCF6F6"/>
-        <w:spacing w:before="0" w:after="0"/>
-        <w:ind w:left="340" w:right="340"/>
-      </w:pPr>
-      <w:r>
-        <w:rPr>
-          <w:rFonts w:ascii="Georgia" w:hAnsi="Georgia" w:cs="Georgia"/>
-          <w:b/>
-          <w:color w:val="8B2020"/>
-          <w:sz w:val="18"/>
-        </w:rPr>
-        <w:t xml:space="preserve">Senses </w:t>
-      </w:r>
-      <w:r>
-        <w:rPr>
-          <w:rFonts w:ascii="Georgia" w:hAnsi="Georgia" w:cs="Georgia"/>
-          <w:b w:val="0"/>
-          <w:i w:val="0"/>
-          <w:color w:val="222222"/>
-          <w:sz w:val="18"/>
-        </w:rPr>
-        <w:t>Darkvision 60 ft., Passive Perception 11</w:t>
-      </w:r>
-    </w:p>
-    <w:p>
-      <w:pPr>
-        <w:pBdr>
-          <w:left w:val="single" w:sz="18" w:space="12" w:color="8B2020"/>
-        </w:pBdr>
-        <w:shd w:val="clear" w:color="auto" w:fill="FCF6F6"/>
-        <w:spacing w:before="0" w:after="0"/>
-        <w:ind w:left="340" w:right="340"/>
-      </w:pPr>
-      <w:r>
-        <w:rPr>
-          <w:rFonts w:ascii="Georgia" w:hAnsi="Georgia" w:cs="Georgia"/>
-          <w:b/>
-          <w:color w:val="8B2020"/>
-          <w:sz w:val="18"/>
-        </w:rPr>
-        <w:t xml:space="preserve">Languages </w:t>
-      </w:r>
-      <w:r>
-        <w:rPr>
-          <w:rFonts w:ascii="Georgia" w:hAnsi="Georgia" w:cs="Georgia"/>
-          <w:b w:val="0"/>
-          <w:i w:val="0"/>
-          <w:color w:val="222222"/>
-          <w:sz w:val="18"/>
-        </w:rPr>
-        <w:t>understands the languages you know</w:t>
-      </w:r>
-    </w:p>
-    <w:p>
-      <w:pPr>
-        <w:pBdr>
-          <w:left w:val="single" w:sz="18" w:space="12" w:color="8B2020"/>
-        </w:pBdr>
-        <w:shd w:val="clear" w:color="auto" w:fill="FCF6F6"/>
-        <w:spacing w:before="30" w:after="20"/>
-        <w:ind w:left="340" w:right="340"/>
-      </w:pPr>
-      <w:r>
-        <w:rPr>
-          <w:rFonts w:ascii="Georgia" w:hAnsi="Georgia" w:cs="Georgia"/>
-          <w:b/>
-          <w:i/>
-          <w:color w:val="222222"/>
-          <w:sz w:val="18"/>
-        </w:rPr>
-        <w:t xml:space="preserve">Duration. </w:t>
-      </w:r>
-      <w:r>
-        <w:rPr>
-          <w:rFonts w:ascii="Georgia" w:hAnsi="Georgia" w:cs="Georgia"/>
-          <w:b w:val="0"/>
-          <w:i w:val="0"/>
-          <w:color w:val="222222"/>
-          <w:sz w:val="18"/>
-        </w:rPr>
-        <w:t>None. The Sentinel remains until it drops to 0 Hit Points or until you dismiss it (no action required). As a Bonus Action, you can deploy or recall it.</w:t>
-      </w:r>
-    </w:p>
-    <w:p>
-      <w:pPr>
-        <w:pBdr>
-          <w:left w:val="single" w:sz="18" w:space="12" w:color="8B2020"/>
-        </w:pBdr>
-        <w:shd w:val="clear" w:color="auto" w:fill="FCF6F6"/>
-        <w:spacing w:before="30" w:after="20"/>
-        <w:ind w:left="340" w:right="340"/>
-      </w:pPr>
-      <w:r>
-        <w:rPr>
-          <w:rFonts w:ascii="Georgia" w:hAnsi="Georgia" w:cs="Georgia"/>
-          <w:b/>
-          <w:i/>
-          <w:color w:val="222222"/>
-          <w:sz w:val="18"/>
-        </w:rPr>
-        <w:t xml:space="preserve">Bound Construct. </w:t>
-      </w:r>
-      <w:r>
-        <w:rPr>
-          <w:rFonts w:ascii="Georgia" w:hAnsi="Georgia" w:cs="Georgia"/>
-          <w:b w:val="0"/>
-          <w:i w:val="0"/>
-          <w:color w:val="222222"/>
-          <w:sz w:val="18"/>
-        </w:rPr>
-        <w:t>Add your Proficiency Bonus to any ability check or saving throw the Sentinel makes.</w:t>
-      </w:r>
-    </w:p>
-    <w:p>
-      <w:pPr>
-        <w:pBdr>
-          <w:left w:val="single" w:sz="18" w:space="12" w:color="8B2020"/>
-        </w:pBdr>
-        <w:shd w:val="clear" w:color="auto" w:fill="FCF6F6"/>
-        <w:spacing w:before="30" w:after="20"/>
-        <w:ind w:left="340" w:right="340"/>
-      </w:pPr>
-      <w:r>
-        <w:rPr>
-          <w:rFonts w:ascii="Georgia" w:hAnsi="Georgia" w:cs="Georgia"/>
-          <w:b/>
-          <w:i/>
-          <w:color w:val="222222"/>
-          <w:sz w:val="18"/>
-        </w:rPr>
-        <w:t xml:space="preserve">Rebuilt Dynamo. </w:t>
-      </w:r>
-      <w:r>
-        <w:rPr>
-          <w:rFonts w:ascii="Georgia" w:hAnsi="Georgia" w:cs="Georgia"/>
-          <w:b w:val="0"/>
-          <w:i w:val="0"/>
-          <w:color w:val="222222"/>
-          <w:sz w:val="18"/>
-        </w:rPr>
-        <w:t>The Sentinel replaces your Eldritch Cannon feature: while you are attuned to it, you deploy the Sentinel instead of a cannon, never both at once. Deploying the Sentinel doesn't expend a spell slot, and the Sentinel has no maximum duration. When the Mending spell is cast on the Sentinel, it regains 2d6 Hit Points. If the Sentinel has dropped to 0 Hit Points, you can rebuild it by expending a level 1+ spell slot.</w:t>
-      </w:r>
-    </w:p>
-    <w:p>
-      <w:pPr>
-        <w:pBdr>
-          <w:left w:val="single" w:sz="18" w:space="12" w:color="8B2020"/>
-          <w:bottom w:val="single" w:sz="4" w:space="1" w:color="8B2020"/>
-        </w:pBdr>
-        <w:shd w:val="clear" w:color="auto" w:fill="FCF6F6"/>
-        <w:spacing w:before="20" w:after="20"/>
-        <w:ind w:left="340" w:right="340"/>
-      </w:pPr>
+          <w:sz w:val="21"/>
+        </w:rPr>
+        <w:t>The Sphere has spent the whole journey quietly pulling loose motes from the air. Now awakened, it holds a swirling jumble of collected aether that powers it from the start, and as the party clears each elemental rift and installs its pure Mote, the Sphere learns that plane's mighty discharge. The Sphere is honest about its bargain: at Session 8 it grants Aether Ward alone (twice per Short Rest), and every one of its five discharges sleeps behind a rift still to be won. This door is the campaign's long game: the quietest of the three at the choosing, and by the end of the arc, the mightiest of them all.</w:t>
+      </w:r>
     </w:p>
     <w:p>
       <w:pPr>
@@ -5510,7 +4568,7 @@
           <w:left w:val="single" w:sz="18" w:space="12" w:color="8B2020"/>
         </w:pBdr>
         <w:shd w:val="clear" w:color="auto" w:fill="FCF6F6"/>
-        <w:spacing w:before="30" w:after="20"/>
+        <w:spacing w:before="30" w:after="70"/>
         <w:ind w:left="340" w:right="340"/>
       </w:pPr>
       <w:r>
@@ -5518,9 +4576,9 @@
           <w:rFonts w:ascii="Georgia" w:hAnsi="Georgia" w:cs="Georgia"/>
           <w:b/>
           <w:color w:val="8B2020"/>
-          <w:sz w:val="20"/>
-        </w:rPr>
-        <w:t>Actions</w:t>
+          <w:sz w:val="22"/>
+        </w:rPr>
+        <w:t>The Awakened Essence Sphere</w:t>
       </w:r>
     </w:p>
     <w:p>
@@ -5529,18 +4587,38 @@
           <w:left w:val="single" w:sz="18" w:space="12" w:color="8B2020"/>
         </w:pBdr>
         <w:shd w:val="clear" w:color="auto" w:fill="FCF6F6"/>
-        <w:spacing w:before="30" w:after="20"/>
+        <w:spacing w:before="30" w:after="70"/>
         <w:ind w:left="340" w:right="340"/>
       </w:pPr>
       <w:r>
         <w:rPr>
           <w:rFonts w:ascii="Georgia" w:hAnsi="Georgia" w:cs="Georgia"/>
-          <w:b/>
+          <w:b w:val="0"/>
           <w:i/>
           <w:color w:val="222222"/>
           <w:sz w:val="18"/>
         </w:rPr>
-        <w:t xml:space="preserve">Activate. </w:t>
+        <w:t>Wondrous Item, Rare (Requires Attunement by Lilly)</w:t>
+      </w:r>
+    </w:p>
+    <w:p>
+      <w:pPr>
+        <w:pBdr>
+          <w:left w:val="single" w:sz="18" w:space="12" w:color="8B2020"/>
+        </w:pBdr>
+        <w:shd w:val="clear" w:color="auto" w:fill="FCF6F6"/>
+        <w:spacing w:before="30" w:after="70"/>
+        <w:ind w:left="340" w:right="340"/>
+      </w:pPr>
+      <w:r>
+        <w:rPr>
+          <w:rFonts w:ascii="Georgia" w:hAnsi="Georgia" w:cs="Georgia"/>
+          <w:b/>
+          <w:i w:val="0"/>
+          <w:color w:val="222222"/>
+          <w:sz w:val="18"/>
+        </w:rPr>
+        <w:t>Mote Channeling.</w:t>
       </w:r>
       <w:r>
         <w:rPr>
@@ -5550,7 +4628,7 @@
           <w:color w:val="222222"/>
           <w:sz w:val="18"/>
         </w:rPr>
-        <w:t>As a Bonus Action, you can activate the Sentinel, and it then takes one of the following actions of your choice.</w:t>
+        <w:t xml:space="preserve"> The Sphere's powers share a pool of 2 uses, and you regain all expended uses when you finish a Short Rest. The Sphere starts with the Aether Ward power, and it gains one Elemental Discharge each time a rift's Mote is installed in it. If one of the Sphere's powers requires a saving throw, the DC equals your spell save DC.</w:t>
       </w:r>
     </w:p>
     <w:p>
@@ -5559,18 +4637,18 @@
           <w:left w:val="single" w:sz="18" w:space="12" w:color="8B2020"/>
         </w:pBdr>
         <w:shd w:val="clear" w:color="auto" w:fill="FCF6F6"/>
-        <w:spacing w:before="30" w:after="20"/>
+        <w:spacing w:before="30" w:after="70"/>
         <w:ind w:left="340" w:right="340"/>
       </w:pPr>
       <w:r>
         <w:rPr>
           <w:rFonts w:ascii="Georgia" w:hAnsi="Georgia" w:cs="Georgia"/>
           <w:b/>
-          <w:i/>
+          <w:i w:val="0"/>
           <w:color w:val="222222"/>
           <w:sz w:val="18"/>
         </w:rPr>
-        <w:t xml:space="preserve">Force Blast. </w:t>
+        <w:t>Aether Ward (Base Power).</w:t>
       </w:r>
       <w:r>
         <w:rPr>
@@ -5580,7 +4658,7 @@
           <w:color w:val="222222"/>
           <w:sz w:val="18"/>
         </w:rPr>
-        <w:t>Ranged Attack Roll: Bonus equals your spell attack modifier, range 120 ft. Hit: 2d8 + your Intelligence modifier Force damage.</w:t>
+        <w:t xml:space="preserve"> As a Magic action, you can expend 1 use to release the gathered motes as a protective shell. You and each ally within 15 feet of you gain a number of Temporary Hit Points equal to 2d8 plus your Intelligence modifier.</w:t>
       </w:r>
     </w:p>
     <w:p>
@@ -5589,18 +4667,18 @@
           <w:left w:val="single" w:sz="18" w:space="12" w:color="8B2020"/>
         </w:pBdr>
         <w:shd w:val="clear" w:color="auto" w:fill="FCF6F6"/>
-        <w:spacing w:before="30" w:after="20"/>
+        <w:spacing w:before="30" w:after="70"/>
         <w:ind w:left="340" w:right="340"/>
       </w:pPr>
       <w:r>
         <w:rPr>
           <w:rFonts w:ascii="Georgia" w:hAnsi="Georgia" w:cs="Georgia"/>
           <w:b/>
-          <w:i/>
+          <w:i w:val="0"/>
           <w:color w:val="222222"/>
           <w:sz w:val="18"/>
         </w:rPr>
-        <w:t xml:space="preserve">Electric Pulse. </w:t>
+        <w:t>Rift Tracker.</w:t>
       </w:r>
       <w:r>
         <w:rPr>
@@ -5610,19 +4688,8 @@
           <w:color w:val="222222"/>
           <w:sz w:val="18"/>
         </w:rPr>
-        <w:t>Dexterity Saving Throw: DC equals your spell save DC, each creature of your choice within 15 feet of the Sentinel. Failure: 2d8 + your Intelligence modifier Lightning damage, and the target can't take Reactions until the start of your next turn. Success: Half damage.</w:t>
-      </w:r>
-    </w:p>
-    <w:p>
-      <w:pPr>
-        <w:pBdr>
-          <w:left w:val="single" w:sz="18" w:space="12" w:color="8B2020"/>
-          <w:bottom w:val="single" w:sz="4" w:space="1" w:color="8B2020"/>
-        </w:pBdr>
-        <w:shd w:val="clear" w:color="auto" w:fill="FCF6F6"/>
-        <w:spacing w:before="20" w:after="20"/>
-        <w:ind w:left="340" w:right="340"/>
-      </w:pPr>
+        <w:t xml:space="preserve"> When a rift's Mote is installed in the Sphere, record it: Ignis, Unda, Aer, Terra, Umbra.</w:t>
+      </w:r>
     </w:p>
     <w:p>
       <w:pPr>
@@ -5631,7 +4698,7 @@
           <w:left w:val="single" w:sz="18" w:space="12" w:color="8B2020"/>
         </w:pBdr>
         <w:shd w:val="clear" w:color="auto" w:fill="FCF6F6"/>
-        <w:spacing w:before="30" w:after="20"/>
+        <w:spacing w:before="30" w:after="70"/>
         <w:ind w:left="340" w:right="340"/>
       </w:pPr>
       <w:r>
@@ -5639,9 +4706,9 @@
           <w:rFonts w:ascii="Georgia" w:hAnsi="Georgia" w:cs="Georgia"/>
           <w:b/>
           <w:color w:val="8B2020"/>
-          <w:sz w:val="20"/>
-        </w:rPr>
-        <w:t>Reactions</w:t>
+          <w:sz w:val="22"/>
+        </w:rPr>
+        <w:t>Elemental Discharges</w:t>
       </w:r>
     </w:p>
     <w:p>
@@ -5650,18 +4717,38 @@
           <w:left w:val="single" w:sz="18" w:space="12" w:color="8B2020"/>
         </w:pBdr>
         <w:shd w:val="clear" w:color="auto" w:fill="FCF6F6"/>
-        <w:spacing w:before="30" w:after="20"/>
+        <w:spacing w:before="30" w:after="70"/>
         <w:ind w:left="340" w:right="340"/>
       </w:pPr>
       <w:r>
         <w:rPr>
           <w:rFonts w:ascii="Georgia" w:hAnsi="Georgia" w:cs="Georgia"/>
-          <w:b/>
+          <w:b w:val="0"/>
           <w:i/>
           <w:color w:val="222222"/>
           <w:sz w:val="18"/>
         </w:rPr>
-        <w:t xml:space="preserve">Guardian Protocol (1/round). </w:t>
+        <w:t>Each unlocks when its rift is cleared and its Mote installed. The menu grows as the campaign goes.</w:t>
+      </w:r>
+    </w:p>
+    <w:p>
+      <w:pPr>
+        <w:pBdr>
+          <w:left w:val="single" w:sz="18" w:space="12" w:color="8B2020"/>
+        </w:pBdr>
+        <w:shd w:val="clear" w:color="auto" w:fill="FCF6F6"/>
+        <w:spacing w:before="30" w:after="70"/>
+        <w:ind w:left="340" w:right="340"/>
+      </w:pPr>
+      <w:r>
+        <w:rPr>
+          <w:rFonts w:ascii="Georgia" w:hAnsi="Georgia" w:cs="Georgia"/>
+          <w:b/>
+          <w:i w:val="0"/>
+          <w:color w:val="222222"/>
+          <w:sz w:val="18"/>
+        </w:rPr>
+        <w:t>Fire / Ignis, Cinderstorm (LOCKED).</w:t>
       </w:r>
       <w:r>
         <w:rPr>
@@ -5671,17 +4758,17 @@
           <w:color w:val="222222"/>
           <w:sz w:val="18"/>
         </w:rPr>
-        <w:t>Trigger: An ally within 15 feet of the Sentinel takes damage. Response: The ally gains 1d8 + your Intelligence modifier Temporary Hit Points.</w:t>
+        <w:t xml:space="preserve"> As a Magic action, you can expend 1 use to unleash a firestorm that fills a 40-foot-radius Sphere centered on a point within 120 feet of yourself. Each creature in the Sphere must make a Dexterity saving throw, taking 8d6 Fire damage on a failed save or half as much damage on a successful one. Until the start of your next turn, the area burns: it is Difficult Terrain, and any creature that enters the area or starts its turn there takes 2d6 Fire damage.</w:t>
       </w:r>
     </w:p>
     <w:p>
       <w:pPr>
-        <w:spacing w:after="0"/>
-      </w:pPr>
-    </w:p>
-    <w:p>
-      <w:pPr>
-        <w:spacing w:after="80"/>
+        <w:pBdr>
+          <w:left w:val="single" w:sz="18" w:space="12" w:color="8B2020"/>
+        </w:pBdr>
+        <w:shd w:val="clear" w:color="auto" w:fill="FCF6F6"/>
+        <w:spacing w:before="30" w:after="70"/>
+        <w:ind w:left="340" w:right="340"/>
       </w:pPr>
       <w:r>
         <w:rPr>
@@ -5689,9 +4776,9 @@
           <w:b/>
           <w:i w:val="0"/>
           <w:color w:val="222222"/>
-          <w:sz w:val="21"/>
-        </w:rPr>
-        <w:t>Why this is an upgrade.</w:t>
+          <w:sz w:val="18"/>
+        </w:rPr>
+        <w:t>Water / Unda, Drowning Surge (LOCKED).</w:t>
       </w:r>
       <w:r>
         <w:rPr>
@@ -5699,9 +4786,99 @@
           <w:b w:val="0"/>
           <w:i w:val="0"/>
           <w:color w:val="222222"/>
-          <w:sz w:val="21"/>
-        </w:rPr>
-        <w:t xml:space="preserve"> The old cannon made Lilly choose a mode; the Sentinel walks on its own 30 feet, then blasts or pulses on her Bonus Action (her pick every time), and shields her friends as a Reaction in the same round. Her old kit lives on inside it: the Force Ballista became the Force Blast, the Storm mode became the Electric Pulse, and the Protector stands watch as Guardian Protocol. The Flamethrower was traded for lightning, Gearhaven's own element. Forged by the masters of Glimmerstone.</w:t>
+          <w:sz w:val="18"/>
+        </w:rPr>
+        <w:t xml:space="preserve"> As a Magic action, you can expend 1 use to release a surge of crushing water in a 30-foot Cone. Each creature in the Cone must make a Constitution saving throw, taking 6d8 Cold damage on a failed save or half as much damage on a successful one. On a failed save, the creature also has the Prone condition, and its Speed is halved until the end of its next turn.</w:t>
+      </w:r>
+    </w:p>
+    <w:p>
+      <w:pPr>
+        <w:pBdr>
+          <w:left w:val="single" w:sz="18" w:space="12" w:color="8B2020"/>
+        </w:pBdr>
+        <w:shd w:val="clear" w:color="auto" w:fill="FCF6F6"/>
+        <w:spacing w:before="30" w:after="70"/>
+        <w:ind w:left="340" w:right="340"/>
+      </w:pPr>
+      <w:r>
+        <w:rPr>
+          <w:rFonts w:ascii="Georgia" w:hAnsi="Georgia" w:cs="Georgia"/>
+          <w:b/>
+          <w:i w:val="0"/>
+          <w:color w:val="222222"/>
+          <w:sz w:val="18"/>
+        </w:rPr>
+        <w:t>Air / Aer, Cyclone (LOCKED).</w:t>
+      </w:r>
+      <w:r>
+        <w:rPr>
+          <w:rFonts w:ascii="Georgia" w:hAnsi="Georgia" w:cs="Georgia"/>
+          <w:b w:val="0"/>
+          <w:i w:val="0"/>
+          <w:color w:val="222222"/>
+          <w:sz w:val="18"/>
+        </w:rPr>
+        <w:t xml:space="preserve"> As a Magic action, you can expend 1 use to conjure a whirlwind that fills a 30-foot-radius Sphere centered on a point within 120 feet of yourself. Each creature in the Sphere must make a Strength saving throw, taking 6d8 Thunder damage on a failed save or half as much damage on a successful one. On a failed save, the creature is also pushed 20 feet away from the Sphere's center and has the Prone condition.</w:t>
+      </w:r>
+    </w:p>
+    <w:p>
+      <w:pPr>
+        <w:pBdr>
+          <w:left w:val="single" w:sz="18" w:space="12" w:color="8B2020"/>
+        </w:pBdr>
+        <w:shd w:val="clear" w:color="auto" w:fill="FCF6F6"/>
+        <w:spacing w:before="30" w:after="70"/>
+        <w:ind w:left="340" w:right="340"/>
+      </w:pPr>
+      <w:r>
+        <w:rPr>
+          <w:rFonts w:ascii="Georgia" w:hAnsi="Georgia" w:cs="Georgia"/>
+          <w:b/>
+          <w:i w:val="0"/>
+          <w:color w:val="222222"/>
+          <w:sz w:val="18"/>
+        </w:rPr>
+        <w:t>Earth / Terra, Tectonic Slam (LOCKED).</w:t>
+      </w:r>
+      <w:r>
+        <w:rPr>
+          <w:rFonts w:ascii="Georgia" w:hAnsi="Georgia" w:cs="Georgia"/>
+          <w:b w:val="0"/>
+          <w:i w:val="0"/>
+          <w:color w:val="222222"/>
+          <w:sz w:val="18"/>
+        </w:rPr>
+        <w:t xml:space="preserve"> As a Magic action, you can expend 1 use to make the ground erupt in a 20-foot-radius Sphere centered on a point within 120 feet of yourself. Each creature in the Sphere must succeed on a Dexterity saving throw or take 7d8 Force damage and have the Prone condition. Until the start of your next turn, the raised stone makes the area Difficult Terrain, a creature takes 5 Piercing damage for every 5 feet it moves in the area, and you and your allies have Half Cover while in the area.</w:t>
+      </w:r>
+    </w:p>
+    <w:p>
+      <w:pPr>
+        <w:pBdr>
+          <w:left w:val="single" w:sz="18" w:space="12" w:color="8B2020"/>
+        </w:pBdr>
+        <w:shd w:val="clear" w:color="auto" w:fill="FCF6F6"/>
+        <w:spacing w:before="30" w:after="70"/>
+        <w:ind w:left="340" w:right="340"/>
+      </w:pPr>
+      <w:r>
+        <w:rPr>
+          <w:rFonts w:ascii="Georgia" w:hAnsi="Georgia" w:cs="Georgia"/>
+          <w:b/>
+          <w:i w:val="0"/>
+          <w:color w:val="222222"/>
+          <w:sz w:val="18"/>
+        </w:rPr>
+        <w:t>Shadow / Umbra, Soul Siphon (LOCKED).</w:t>
+      </w:r>
+      <w:r>
+        <w:rPr>
+          <w:rFonts w:ascii="Georgia" w:hAnsi="Georgia" w:cs="Georgia"/>
+          <w:b w:val="0"/>
+          <w:i w:val="0"/>
+          <w:color w:val="222222"/>
+          <w:sz w:val="18"/>
+        </w:rPr>
+        <w:t xml:space="preserve"> As a Magic action, you can expend 1 use to target one creature within 60 feet of yourself, or you can divide the damage dice among up to three creatures within that range. Each target must make a Constitution saving throw, taking 8d6 Necrotic damage on a failed save or half as much damage on a successful one. You or one ally within 30 feet of you (your choice) regains Hit Points equal to half the amount of Necrotic damage dealt.</w:t>
       </w:r>
     </w:p>
     <w:p>
@@ -5724,7 +4901,7 @@
           <w:color w:val="1F7A78"/>
           <w:sz w:val="27"/>
         </w:rPr>
-        <w:t>✦  At Level 7, the Sentinel Has  ✦</w:t>
+        <w:t>✦  At Level 7, the Awakened Essence Sphere Has  ✦</w:t>
       </w:r>
     </w:p>
     <w:p>
@@ -5757,7 +4934,7 @@
           <w:color w:val="222222"/>
           <w:sz w:val="21"/>
         </w:rPr>
-        <w:t xml:space="preserve"> the whole statblock. 40 Hit Points behind AC 18, its own 30 feet of Speed, Force Blast or Electric Pulse on her Bonus Action (her pick every round), Guardian Protocol once per round, and a free attunement slot besides, since the Dynamo lives on inside the frame.</w:t>
+        <w:t xml:space="preserve"> Aether Ward, twice per Short Rest: Lilly and each ally within 15 feet gain 2d8 + her Intelligence modifier Temporary Hit Points.</w:t>
       </w:r>
     </w:p>
     <w:p>
@@ -5790,55 +4967,54 @@
           <w:color w:val="222222"/>
           <w:sz w:val="21"/>
         </w:rPr>
-        <w:t xml:space="preserve"> its Hit Points keep pace with her, 5 + five times her Artificer level, so the guardian grows sturdier every time Lilly does.</w:t>
+        <w:t xml:space="preserve"> all five discharges. Cinderstorm, Drowning Surge, Cyclone, Tectonic Slam, and Soul Siphon each wake only when their rift falls and its Mote comes home. Five rifts stand between this Sphere and its full voice, and it means to earn every one.</w:t>
       </w:r>
     </w:p>
     <w:p>
       <w:pPr>
         <w:keepNext/>
-        <w:spacing w:before="400" w:after="120"/>
-        <w:pBdr>
-          <w:bottom w:val="single" w:sz="6" w:space="4" w:color="B8860B"/>
-        </w:pBdr>
+        <w:spacing w:before="220" w:after="60"/>
       </w:pPr>
       <w:r>
         <w:rPr>
           <w:rFonts w:ascii="Georgia" w:hAnsi="Georgia" w:cs="Georgia"/>
           <w:b/>
-          <w:color w:val="B8860B"/>
-          <w:sz w:val="32"/>
-        </w:rPr>
-        <w:t>Marks &amp; Mysteries</w:t>
+          <w:color w:val="A0522D"/>
+          <w:sz w:val="26"/>
+        </w:rPr>
+        <w:t>The Sentinel</w:t>
       </w:r>
     </w:p>
     <w:p>
       <w:pPr>
-        <w:spacing w:after="80"/>
-      </w:pPr>
-      <w:r>
-        <w:rPr>
-          <w:rFonts w:ascii="Georgia" w:hAnsi="Georgia" w:cs="Georgia"/>
-          <w:b/>
-          <w:i w:val="0"/>
+        <w:pBdr>
+          <w:left w:val="single" w:sz="18" w:space="12" w:color="B8860B"/>
+        </w:pBdr>
+        <w:shd w:val="clear" w:color="auto" w:fill="FBF6EA"/>
+        <w:spacing w:before="30" w:after="70"/>
+        <w:ind w:left="340" w:right="340"/>
+      </w:pPr>
+      <w:r>
+        <w:rPr>
+          <w:rFonts w:ascii="Georgia" w:hAnsi="Georgia" w:cs="Georgia"/>
+          <w:b w:val="0"/>
+          <w:i/>
           <w:color w:val="222222"/>
           <w:sz w:val="21"/>
         </w:rPr>
-        <w:t>Ursa's Mark of Handling.</w:t>
-      </w:r>
-      <w:r>
-        <w:rPr>
-          <w:rFonts w:ascii="Georgia" w:hAnsi="Georgia" w:cs="Georgia"/>
-          <w:b w:val="0"/>
-          <w:i w:val="0"/>
-          <w:color w:val="222222"/>
-          <w:sz w:val="21"/>
-        </w:rPr>
-        <w:t xml:space="preserve"> A dragonmark that woke when he was six: it prickles near frightened animals, grants Speak with Animals and Animal Friendship, and has become the channel through which sleeping and possessed things speak to him (Pikachu, the Grand Custodian). It has never once stirred for a machine.</w:t>
+        <w:t>“An upgraded Eldritch Cannon, rebuilt at the bench into a faithful guardian.”</w:t>
       </w:r>
     </w:p>
     <w:p>
       <w:pPr>
-        <w:spacing w:after="0" w:before="0"/>
+        <w:keepNext/>
+        <w:keepLines/>
+        <w:pBdr>
+          <w:left w:val="single" w:sz="18" w:space="12" w:color="8B2020"/>
+        </w:pBdr>
+        <w:shd w:val="clear" w:color="auto" w:fill="FCF6F6"/>
+        <w:spacing w:before="30" w:after="0"/>
+        <w:ind w:left="340" w:right="340"/>
       </w:pPr>
       <w:r>
         <w:drawing>
@@ -5850,7 +5026,7 @@
             <wp:positionV relativeFrom="paragraph">
               <wp:posOffset>0</wp:posOffset>
             </wp:positionV>
-            <wp:extent cx="2743200" cy="2743200"/>
+            <wp:extent cx="2148840" cy="2148840"/>
             <wp:effectExtent l="0" t="0" r="0" b="0"/>
             <wp:wrapSquare wrapText="bothSides"/>
             <wp:docPr id="11" name="Picture 11"/>
@@ -5871,6 +5047,876 @@
                   <pic:spPr>
                     <a:xfrm>
                       <a:off x="0" y="0"/>
+                      <a:ext cx="2148840" cy="2148840"/>
+                    </a:xfrm>
+                    <a:prstGeom prst="rect"/>
+                  </pic:spPr>
+                </pic:pic>
+              </a:graphicData>
+            </a:graphic>
+          </wp:anchor>
+        </w:drawing>
+      </w:r>
+      <w:r>
+        <w:rPr>
+          <w:rFonts w:ascii="Georgia" w:hAnsi="Georgia" w:cs="Georgia"/>
+          <w:b/>
+          <w:color w:val="8B2020"/>
+          <w:sz w:val="25"/>
+        </w:rPr>
+        <w:t>The Sentinel</w:t>
+      </w:r>
+    </w:p>
+    <w:p>
+      <w:pPr>
+        <w:keepNext/>
+        <w:keepLines/>
+        <w:pBdr>
+          <w:left w:val="single" w:sz="18" w:space="12" w:color="8B2020"/>
+        </w:pBdr>
+        <w:shd w:val="clear" w:color="auto" w:fill="FCF6F6"/>
+        <w:spacing w:before="0" w:after="20"/>
+        <w:ind w:left="340" w:right="340"/>
+      </w:pPr>
+      <w:r>
+        <w:rPr>
+          <w:rFonts w:ascii="Georgia" w:hAnsi="Georgia" w:cs="Georgia"/>
+          <w:i/>
+          <w:color w:val="222222"/>
+          <w:sz w:val="17"/>
+        </w:rPr>
+        <w:t>Medium Construct (the Pocket Dynamo, rebuilt; Requires Attunement by Lilly)</w:t>
+      </w:r>
+    </w:p>
+    <w:p>
+      <w:pPr>
+        <w:keepNext/>
+        <w:keepLines/>
+        <w:pBdr>
+          <w:left w:val="single" w:sz="18" w:space="12" w:color="8B2020"/>
+          <w:bottom w:val="single" w:sz="4" w:space="1" w:color="8B2020"/>
+        </w:pBdr>
+        <w:shd w:val="clear" w:color="auto" w:fill="FCF6F6"/>
+        <w:spacing w:before="20" w:after="20"/>
+        <w:ind w:left="340" w:right="340"/>
+      </w:pPr>
+    </w:p>
+    <w:p>
+      <w:pPr>
+        <w:keepNext/>
+        <w:keepLines/>
+        <w:pBdr>
+          <w:left w:val="single" w:sz="18" w:space="12" w:color="8B2020"/>
+        </w:pBdr>
+        <w:shd w:val="clear" w:color="auto" w:fill="FCF6F6"/>
+        <w:spacing w:before="0" w:after="0"/>
+        <w:ind w:left="340" w:right="340"/>
+      </w:pPr>
+      <w:r>
+        <w:rPr>
+          <w:rFonts w:ascii="Georgia" w:hAnsi="Georgia" w:cs="Georgia"/>
+          <w:b/>
+          <w:color w:val="8B2020"/>
+          <w:sz w:val="18"/>
+        </w:rPr>
+        <w:t xml:space="preserve">Armor Class </w:t>
+      </w:r>
+      <w:r>
+        <w:rPr>
+          <w:rFonts w:ascii="Georgia" w:hAnsi="Georgia" w:cs="Georgia"/>
+          <w:b w:val="0"/>
+          <w:i w:val="0"/>
+          <w:color w:val="222222"/>
+          <w:sz w:val="18"/>
+        </w:rPr>
+        <w:t>18</w:t>
+      </w:r>
+    </w:p>
+    <w:p>
+      <w:pPr>
+        <w:keepNext/>
+        <w:keepLines/>
+        <w:pBdr>
+          <w:left w:val="single" w:sz="18" w:space="12" w:color="8B2020"/>
+        </w:pBdr>
+        <w:shd w:val="clear" w:color="auto" w:fill="FCF6F6"/>
+        <w:spacing w:before="0" w:after="0"/>
+        <w:ind w:left="340" w:right="340"/>
+      </w:pPr>
+      <w:r>
+        <w:rPr>
+          <w:rFonts w:ascii="Georgia" w:hAnsi="Georgia" w:cs="Georgia"/>
+          <w:b/>
+          <w:color w:val="8B2020"/>
+          <w:sz w:val="18"/>
+        </w:rPr>
+        <w:t xml:space="preserve">Hit Points </w:t>
+      </w:r>
+      <w:r>
+        <w:rPr>
+          <w:rFonts w:ascii="Georgia" w:hAnsi="Georgia" w:cs="Georgia"/>
+          <w:b w:val="0"/>
+          <w:i w:val="0"/>
+          <w:color w:val="222222"/>
+          <w:sz w:val="18"/>
+        </w:rPr>
+        <w:t>5 + five times your Artificer level (40 at Level 7); it has a number of d8 Hit Dice equal to your Artificer level</w:t>
+      </w:r>
+    </w:p>
+    <w:p>
+      <w:pPr>
+        <w:keepNext/>
+        <w:keepLines/>
+        <w:pBdr>
+          <w:left w:val="single" w:sz="18" w:space="12" w:color="8B2020"/>
+        </w:pBdr>
+        <w:shd w:val="clear" w:color="auto" w:fill="FCF6F6"/>
+        <w:spacing w:before="0" w:after="0"/>
+        <w:ind w:left="340" w:right="340"/>
+      </w:pPr>
+      <w:r>
+        <w:rPr>
+          <w:rFonts w:ascii="Georgia" w:hAnsi="Georgia" w:cs="Georgia"/>
+          <w:b/>
+          <w:color w:val="8B2020"/>
+          <w:sz w:val="18"/>
+        </w:rPr>
+        <w:t xml:space="preserve">Speed </w:t>
+      </w:r>
+      <w:r>
+        <w:rPr>
+          <w:rFonts w:ascii="Georgia" w:hAnsi="Georgia" w:cs="Georgia"/>
+          <w:b w:val="0"/>
+          <w:i w:val="0"/>
+          <w:color w:val="222222"/>
+          <w:sz w:val="18"/>
+        </w:rPr>
+        <w:t>30 ft.</w:t>
+      </w:r>
+    </w:p>
+    <w:p>
+      <w:pPr>
+        <w:keepNext/>
+        <w:keepLines/>
+        <w:pBdr>
+          <w:left w:val="single" w:sz="18" w:space="12" w:color="8B2020"/>
+          <w:bottom w:val="single" w:sz="4" w:space="1" w:color="8B2020"/>
+        </w:pBdr>
+        <w:shd w:val="clear" w:color="auto" w:fill="FCF6F6"/>
+        <w:spacing w:before="20" w:after="20"/>
+        <w:ind w:left="340" w:right="340"/>
+      </w:pPr>
+    </w:p>
+    <w:p>
+      <w:pPr>
+        <w:keepNext/>
+        <w:keepLines/>
+        <w:pBdr>
+          <w:left w:val="single" w:sz="18" w:space="12" w:color="8B2020"/>
+        </w:pBdr>
+        <w:shd w:val="clear" w:color="auto" w:fill="FCF6F6"/>
+        <w:spacing w:before="30" w:after="20"/>
+        <w:ind w:left="340" w:right="340"/>
+      </w:pPr>
+      <w:r>
+        <w:rPr>
+          <w:rFonts w:ascii="Georgia" w:hAnsi="Georgia" w:cs="Georgia"/>
+          <w:b/>
+          <w:color w:val="8B2020"/>
+          <w:sz w:val="18"/>
+        </w:rPr>
+        <w:t xml:space="preserve">STR </w:t>
+      </w:r>
+      <w:r>
+        <w:rPr>
+          <w:rFonts w:ascii="Georgia" w:hAnsi="Georgia" w:cs="Georgia"/>
+          <w:color w:val="222222"/>
+          <w:sz w:val="18"/>
+        </w:rPr>
+        <w:t>14 (+2)</w:t>
+      </w:r>
+      <w:r>
+        <w:rPr>
+          <w:rFonts w:ascii="Georgia" w:hAnsi="Georgia" w:cs="Georgia"/>
+          <w:b/>
+          <w:color w:val="8B2020"/>
+          <w:sz w:val="18"/>
+        </w:rPr>
+        <w:t xml:space="preserve">   DEX </w:t>
+      </w:r>
+      <w:r>
+        <w:rPr>
+          <w:rFonts w:ascii="Georgia" w:hAnsi="Georgia" w:cs="Georgia"/>
+          <w:color w:val="222222"/>
+          <w:sz w:val="18"/>
+        </w:rPr>
+        <w:t>10 (+0)</w:t>
+      </w:r>
+      <w:r>
+        <w:rPr>
+          <w:rFonts w:ascii="Georgia" w:hAnsi="Georgia" w:cs="Georgia"/>
+          <w:b/>
+          <w:color w:val="8B2020"/>
+          <w:sz w:val="18"/>
+        </w:rPr>
+        <w:t xml:space="preserve">   CON </w:t>
+      </w:r>
+      <w:r>
+        <w:rPr>
+          <w:rFonts w:ascii="Georgia" w:hAnsi="Georgia" w:cs="Georgia"/>
+          <w:color w:val="222222"/>
+          <w:sz w:val="18"/>
+        </w:rPr>
+        <w:t>16 (+3)</w:t>
+      </w:r>
+      <w:r>
+        <w:rPr>
+          <w:rFonts w:ascii="Georgia" w:hAnsi="Georgia" w:cs="Georgia"/>
+          <w:b/>
+          <w:color w:val="8B2020"/>
+          <w:sz w:val="18"/>
+        </w:rPr>
+        <w:t xml:space="preserve">   INT </w:t>
+      </w:r>
+      <w:r>
+        <w:rPr>
+          <w:rFonts w:ascii="Georgia" w:hAnsi="Georgia" w:cs="Georgia"/>
+          <w:color w:val="222222"/>
+          <w:sz w:val="18"/>
+        </w:rPr>
+        <w:t>4 (-3)</w:t>
+      </w:r>
+      <w:r>
+        <w:rPr>
+          <w:rFonts w:ascii="Georgia" w:hAnsi="Georgia" w:cs="Georgia"/>
+          <w:b/>
+          <w:color w:val="8B2020"/>
+          <w:sz w:val="18"/>
+        </w:rPr>
+        <w:t xml:space="preserve">   WIS </w:t>
+      </w:r>
+      <w:r>
+        <w:rPr>
+          <w:rFonts w:ascii="Georgia" w:hAnsi="Georgia" w:cs="Georgia"/>
+          <w:color w:val="222222"/>
+          <w:sz w:val="18"/>
+        </w:rPr>
+        <w:t>12 (+1)</w:t>
+      </w:r>
+      <w:r>
+        <w:rPr>
+          <w:rFonts w:ascii="Georgia" w:hAnsi="Georgia" w:cs="Georgia"/>
+          <w:b/>
+          <w:color w:val="8B2020"/>
+          <w:sz w:val="18"/>
+        </w:rPr>
+        <w:t xml:space="preserve">   CHA </w:t>
+      </w:r>
+      <w:r>
+        <w:rPr>
+          <w:rFonts w:ascii="Georgia" w:hAnsi="Georgia" w:cs="Georgia"/>
+          <w:color w:val="222222"/>
+          <w:sz w:val="18"/>
+        </w:rPr>
+        <w:t>6 (-2)</w:t>
+      </w:r>
+    </w:p>
+    <w:p>
+      <w:pPr>
+        <w:pBdr>
+          <w:left w:val="single" w:sz="18" w:space="12" w:color="8B2020"/>
+          <w:bottom w:val="single" w:sz="4" w:space="1" w:color="8B2020"/>
+        </w:pBdr>
+        <w:shd w:val="clear" w:color="auto" w:fill="FCF6F6"/>
+        <w:spacing w:before="20" w:after="20"/>
+        <w:ind w:left="340" w:right="340"/>
+      </w:pPr>
+    </w:p>
+    <w:p>
+      <w:pPr>
+        <w:pBdr>
+          <w:left w:val="single" w:sz="18" w:space="12" w:color="8B2020"/>
+        </w:pBdr>
+        <w:shd w:val="clear" w:color="auto" w:fill="FCF6F6"/>
+        <w:spacing w:before="0" w:after="0"/>
+        <w:ind w:left="340" w:right="340"/>
+      </w:pPr>
+      <w:r>
+        <w:rPr>
+          <w:rFonts w:ascii="Georgia" w:hAnsi="Georgia" w:cs="Georgia"/>
+          <w:b/>
+          <w:color w:val="8B2020"/>
+          <w:sz w:val="18"/>
+        </w:rPr>
+        <w:t xml:space="preserve">Damage Immunities </w:t>
+      </w:r>
+      <w:r>
+        <w:rPr>
+          <w:rFonts w:ascii="Georgia" w:hAnsi="Georgia" w:cs="Georgia"/>
+          <w:b w:val="0"/>
+          <w:i w:val="0"/>
+          <w:color w:val="222222"/>
+          <w:sz w:val="18"/>
+        </w:rPr>
+        <w:t>Poison</w:t>
+      </w:r>
+    </w:p>
+    <w:p>
+      <w:pPr>
+        <w:pBdr>
+          <w:left w:val="single" w:sz="18" w:space="12" w:color="8B2020"/>
+        </w:pBdr>
+        <w:shd w:val="clear" w:color="auto" w:fill="FCF6F6"/>
+        <w:spacing w:before="0" w:after="0"/>
+        <w:ind w:left="340" w:right="340"/>
+      </w:pPr>
+      <w:r>
+        <w:rPr>
+          <w:rFonts w:ascii="Georgia" w:hAnsi="Georgia" w:cs="Georgia"/>
+          <w:b/>
+          <w:color w:val="8B2020"/>
+          <w:sz w:val="18"/>
+        </w:rPr>
+        <w:t xml:space="preserve">Condition Immunities </w:t>
+      </w:r>
+      <w:r>
+        <w:rPr>
+          <w:rFonts w:ascii="Georgia" w:hAnsi="Georgia" w:cs="Georgia"/>
+          <w:b w:val="0"/>
+          <w:i w:val="0"/>
+          <w:color w:val="222222"/>
+          <w:sz w:val="18"/>
+        </w:rPr>
+        <w:t>Charmed, Exhaustion, Poisoned</w:t>
+      </w:r>
+    </w:p>
+    <w:p>
+      <w:pPr>
+        <w:pBdr>
+          <w:left w:val="single" w:sz="18" w:space="12" w:color="8B2020"/>
+        </w:pBdr>
+        <w:shd w:val="clear" w:color="auto" w:fill="FCF6F6"/>
+        <w:spacing w:before="0" w:after="0"/>
+        <w:ind w:left="340" w:right="340"/>
+      </w:pPr>
+      <w:r>
+        <w:rPr>
+          <w:rFonts w:ascii="Georgia" w:hAnsi="Georgia" w:cs="Georgia"/>
+          <w:b/>
+          <w:color w:val="8B2020"/>
+          <w:sz w:val="18"/>
+        </w:rPr>
+        <w:t xml:space="preserve">Senses </w:t>
+      </w:r>
+      <w:r>
+        <w:rPr>
+          <w:rFonts w:ascii="Georgia" w:hAnsi="Georgia" w:cs="Georgia"/>
+          <w:b w:val="0"/>
+          <w:i w:val="0"/>
+          <w:color w:val="222222"/>
+          <w:sz w:val="18"/>
+        </w:rPr>
+        <w:t>Darkvision 60 ft., Passive Perception 11</w:t>
+      </w:r>
+    </w:p>
+    <w:p>
+      <w:pPr>
+        <w:pBdr>
+          <w:left w:val="single" w:sz="18" w:space="12" w:color="8B2020"/>
+        </w:pBdr>
+        <w:shd w:val="clear" w:color="auto" w:fill="FCF6F6"/>
+        <w:spacing w:before="0" w:after="0"/>
+        <w:ind w:left="340" w:right="340"/>
+      </w:pPr>
+      <w:r>
+        <w:rPr>
+          <w:rFonts w:ascii="Georgia" w:hAnsi="Georgia" w:cs="Georgia"/>
+          <w:b/>
+          <w:color w:val="8B2020"/>
+          <w:sz w:val="18"/>
+        </w:rPr>
+        <w:t xml:space="preserve">Languages </w:t>
+      </w:r>
+      <w:r>
+        <w:rPr>
+          <w:rFonts w:ascii="Georgia" w:hAnsi="Georgia" w:cs="Georgia"/>
+          <w:b w:val="0"/>
+          <w:i w:val="0"/>
+          <w:color w:val="222222"/>
+          <w:sz w:val="18"/>
+        </w:rPr>
+        <w:t>understands the languages you know</w:t>
+      </w:r>
+    </w:p>
+    <w:p>
+      <w:pPr>
+        <w:pBdr>
+          <w:left w:val="single" w:sz="18" w:space="12" w:color="8B2020"/>
+        </w:pBdr>
+        <w:shd w:val="clear" w:color="auto" w:fill="FCF6F6"/>
+        <w:spacing w:before="30" w:after="20"/>
+        <w:ind w:left="340" w:right="340"/>
+      </w:pPr>
+      <w:r>
+        <w:rPr>
+          <w:rFonts w:ascii="Georgia" w:hAnsi="Georgia" w:cs="Georgia"/>
+          <w:b/>
+          <w:i/>
+          <w:color w:val="222222"/>
+          <w:sz w:val="18"/>
+        </w:rPr>
+        <w:t xml:space="preserve">Duration. </w:t>
+      </w:r>
+      <w:r>
+        <w:rPr>
+          <w:rFonts w:ascii="Georgia" w:hAnsi="Georgia" w:cs="Georgia"/>
+          <w:b w:val="0"/>
+          <w:i w:val="0"/>
+          <w:color w:val="222222"/>
+          <w:sz w:val="18"/>
+        </w:rPr>
+        <w:t>None. The Sentinel remains until it drops to 0 Hit Points or until you dismiss it (no action required). As a Bonus Action, you can deploy or recall it.</w:t>
+      </w:r>
+    </w:p>
+    <w:p>
+      <w:pPr>
+        <w:pBdr>
+          <w:left w:val="single" w:sz="18" w:space="12" w:color="8B2020"/>
+        </w:pBdr>
+        <w:shd w:val="clear" w:color="auto" w:fill="FCF6F6"/>
+        <w:spacing w:before="30" w:after="20"/>
+        <w:ind w:left="340" w:right="340"/>
+      </w:pPr>
+      <w:r>
+        <w:rPr>
+          <w:rFonts w:ascii="Georgia" w:hAnsi="Georgia" w:cs="Georgia"/>
+          <w:b/>
+          <w:i/>
+          <w:color w:val="222222"/>
+          <w:sz w:val="18"/>
+        </w:rPr>
+        <w:t xml:space="preserve">Bound Construct. </w:t>
+      </w:r>
+      <w:r>
+        <w:rPr>
+          <w:rFonts w:ascii="Georgia" w:hAnsi="Georgia" w:cs="Georgia"/>
+          <w:b w:val="0"/>
+          <w:i w:val="0"/>
+          <w:color w:val="222222"/>
+          <w:sz w:val="18"/>
+        </w:rPr>
+        <w:t>Add your Proficiency Bonus to any ability check or saving throw the Sentinel makes.</w:t>
+      </w:r>
+    </w:p>
+    <w:p>
+      <w:pPr>
+        <w:pBdr>
+          <w:left w:val="single" w:sz="18" w:space="12" w:color="8B2020"/>
+        </w:pBdr>
+        <w:shd w:val="clear" w:color="auto" w:fill="FCF6F6"/>
+        <w:spacing w:before="30" w:after="20"/>
+        <w:ind w:left="340" w:right="340"/>
+      </w:pPr>
+      <w:r>
+        <w:rPr>
+          <w:rFonts w:ascii="Georgia" w:hAnsi="Georgia" w:cs="Georgia"/>
+          <w:b/>
+          <w:i/>
+          <w:color w:val="222222"/>
+          <w:sz w:val="18"/>
+        </w:rPr>
+        <w:t xml:space="preserve">Rebuilt Dynamo. </w:t>
+      </w:r>
+      <w:r>
+        <w:rPr>
+          <w:rFonts w:ascii="Georgia" w:hAnsi="Georgia" w:cs="Georgia"/>
+          <w:b w:val="0"/>
+          <w:i w:val="0"/>
+          <w:color w:val="222222"/>
+          <w:sz w:val="18"/>
+        </w:rPr>
+        <w:t>The Sentinel replaces your Eldritch Cannon feature: while you are attuned to it, you deploy the Sentinel instead of a cannon, never both at once. Deploying the Sentinel doesn't expend a spell slot, and the Sentinel has no maximum duration. When the Mending spell is cast on the Sentinel, it regains 2d6 Hit Points. If the Sentinel has dropped to 0 Hit Points, you can rebuild it by expending a level 1+ spell slot.</w:t>
+      </w:r>
+    </w:p>
+    <w:p>
+      <w:pPr>
+        <w:pBdr>
+          <w:left w:val="single" w:sz="18" w:space="12" w:color="8B2020"/>
+          <w:bottom w:val="single" w:sz="4" w:space="1" w:color="8B2020"/>
+        </w:pBdr>
+        <w:shd w:val="clear" w:color="auto" w:fill="FCF6F6"/>
+        <w:spacing w:before="20" w:after="20"/>
+        <w:ind w:left="340" w:right="340"/>
+      </w:pPr>
+    </w:p>
+    <w:p>
+      <w:pPr>
+        <w:keepNext/>
+        <w:pBdr>
+          <w:left w:val="single" w:sz="18" w:space="12" w:color="8B2020"/>
+        </w:pBdr>
+        <w:shd w:val="clear" w:color="auto" w:fill="FCF6F6"/>
+        <w:spacing w:before="30" w:after="20"/>
+        <w:ind w:left="340" w:right="340"/>
+      </w:pPr>
+      <w:r>
+        <w:rPr>
+          <w:rFonts w:ascii="Georgia" w:hAnsi="Georgia" w:cs="Georgia"/>
+          <w:b/>
+          <w:color w:val="8B2020"/>
+          <w:sz w:val="20"/>
+        </w:rPr>
+        <w:t>Actions</w:t>
+      </w:r>
+    </w:p>
+    <w:p>
+      <w:pPr>
+        <w:pBdr>
+          <w:left w:val="single" w:sz="18" w:space="12" w:color="8B2020"/>
+        </w:pBdr>
+        <w:shd w:val="clear" w:color="auto" w:fill="FCF6F6"/>
+        <w:spacing w:before="30" w:after="20"/>
+        <w:ind w:left="340" w:right="340"/>
+      </w:pPr>
+      <w:r>
+        <w:rPr>
+          <w:rFonts w:ascii="Georgia" w:hAnsi="Georgia" w:cs="Georgia"/>
+          <w:b/>
+          <w:i/>
+          <w:color w:val="222222"/>
+          <w:sz w:val="18"/>
+        </w:rPr>
+        <w:t xml:space="preserve">Activate. </w:t>
+      </w:r>
+      <w:r>
+        <w:rPr>
+          <w:rFonts w:ascii="Georgia" w:hAnsi="Georgia" w:cs="Georgia"/>
+          <w:b w:val="0"/>
+          <w:i w:val="0"/>
+          <w:color w:val="222222"/>
+          <w:sz w:val="18"/>
+        </w:rPr>
+        <w:t>As a Bonus Action, you can activate the Sentinel, and it then takes one of the following actions of your choice.</w:t>
+      </w:r>
+    </w:p>
+    <w:p>
+      <w:pPr>
+        <w:pBdr>
+          <w:left w:val="single" w:sz="18" w:space="12" w:color="8B2020"/>
+        </w:pBdr>
+        <w:shd w:val="clear" w:color="auto" w:fill="FCF6F6"/>
+        <w:spacing w:before="30" w:after="20"/>
+        <w:ind w:left="340" w:right="340"/>
+      </w:pPr>
+      <w:r>
+        <w:rPr>
+          <w:rFonts w:ascii="Georgia" w:hAnsi="Georgia" w:cs="Georgia"/>
+          <w:b/>
+          <w:i/>
+          <w:color w:val="222222"/>
+          <w:sz w:val="18"/>
+        </w:rPr>
+        <w:t xml:space="preserve">Force Blast. </w:t>
+      </w:r>
+      <w:r>
+        <w:rPr>
+          <w:rFonts w:ascii="Georgia" w:hAnsi="Georgia" w:cs="Georgia"/>
+          <w:b w:val="0"/>
+          <w:i w:val="0"/>
+          <w:color w:val="222222"/>
+          <w:sz w:val="18"/>
+        </w:rPr>
+        <w:t>Ranged Attack Roll: Bonus equals your spell attack modifier, range 120 ft. Hit: 2d8 + your Intelligence modifier Force damage.</w:t>
+      </w:r>
+    </w:p>
+    <w:p>
+      <w:pPr>
+        <w:pBdr>
+          <w:left w:val="single" w:sz="18" w:space="12" w:color="8B2020"/>
+        </w:pBdr>
+        <w:shd w:val="clear" w:color="auto" w:fill="FCF6F6"/>
+        <w:spacing w:before="30" w:after="20"/>
+        <w:ind w:left="340" w:right="340"/>
+      </w:pPr>
+      <w:r>
+        <w:rPr>
+          <w:rFonts w:ascii="Georgia" w:hAnsi="Georgia" w:cs="Georgia"/>
+          <w:b/>
+          <w:i/>
+          <w:color w:val="222222"/>
+          <w:sz w:val="18"/>
+        </w:rPr>
+        <w:t xml:space="preserve">Electric Pulse. </w:t>
+      </w:r>
+      <w:r>
+        <w:rPr>
+          <w:rFonts w:ascii="Georgia" w:hAnsi="Georgia" w:cs="Georgia"/>
+          <w:b w:val="0"/>
+          <w:i w:val="0"/>
+          <w:color w:val="222222"/>
+          <w:sz w:val="18"/>
+        </w:rPr>
+        <w:t>Dexterity Saving Throw: DC equals your spell save DC, each creature of your choice within 15 feet of the Sentinel. Failure: 2d8 + your Intelligence modifier Lightning damage, and the target can't take Reactions until the start of your next turn. Success: Half damage.</w:t>
+      </w:r>
+    </w:p>
+    <w:p>
+      <w:pPr>
+        <w:pBdr>
+          <w:left w:val="single" w:sz="18" w:space="12" w:color="8B2020"/>
+          <w:bottom w:val="single" w:sz="4" w:space="1" w:color="8B2020"/>
+        </w:pBdr>
+        <w:shd w:val="clear" w:color="auto" w:fill="FCF6F6"/>
+        <w:spacing w:before="20" w:after="20"/>
+        <w:ind w:left="340" w:right="340"/>
+      </w:pPr>
+    </w:p>
+    <w:p>
+      <w:pPr>
+        <w:keepNext/>
+        <w:pBdr>
+          <w:left w:val="single" w:sz="18" w:space="12" w:color="8B2020"/>
+        </w:pBdr>
+        <w:shd w:val="clear" w:color="auto" w:fill="FCF6F6"/>
+        <w:spacing w:before="30" w:after="20"/>
+        <w:ind w:left="340" w:right="340"/>
+      </w:pPr>
+      <w:r>
+        <w:rPr>
+          <w:rFonts w:ascii="Georgia" w:hAnsi="Georgia" w:cs="Georgia"/>
+          <w:b/>
+          <w:color w:val="8B2020"/>
+          <w:sz w:val="20"/>
+        </w:rPr>
+        <w:t>Reactions</w:t>
+      </w:r>
+    </w:p>
+    <w:p>
+      <w:pPr>
+        <w:pBdr>
+          <w:left w:val="single" w:sz="18" w:space="12" w:color="8B2020"/>
+        </w:pBdr>
+        <w:shd w:val="clear" w:color="auto" w:fill="FCF6F6"/>
+        <w:spacing w:before="30" w:after="20"/>
+        <w:ind w:left="340" w:right="340"/>
+      </w:pPr>
+      <w:r>
+        <w:rPr>
+          <w:rFonts w:ascii="Georgia" w:hAnsi="Georgia" w:cs="Georgia"/>
+          <w:b/>
+          <w:i/>
+          <w:color w:val="222222"/>
+          <w:sz w:val="18"/>
+        </w:rPr>
+        <w:t xml:space="preserve">Guardian Protocol (1/round). </w:t>
+      </w:r>
+      <w:r>
+        <w:rPr>
+          <w:rFonts w:ascii="Georgia" w:hAnsi="Georgia" w:cs="Georgia"/>
+          <w:b w:val="0"/>
+          <w:i w:val="0"/>
+          <w:color w:val="222222"/>
+          <w:sz w:val="18"/>
+        </w:rPr>
+        <w:t>Trigger: An ally within 15 feet of the Sentinel takes damage. Response: The ally gains 1d8 + your Intelligence modifier Temporary Hit Points.</w:t>
+      </w:r>
+    </w:p>
+    <w:p>
+      <w:pPr>
+        <w:spacing w:after="0"/>
+      </w:pPr>
+    </w:p>
+    <w:p>
+      <w:pPr>
+        <w:spacing w:after="80"/>
+      </w:pPr>
+      <w:r>
+        <w:rPr>
+          <w:rFonts w:ascii="Georgia" w:hAnsi="Georgia" w:cs="Georgia"/>
+          <w:b/>
+          <w:i w:val="0"/>
+          <w:color w:val="222222"/>
+          <w:sz w:val="21"/>
+        </w:rPr>
+        <w:t>Why this is an upgrade.</w:t>
+      </w:r>
+      <w:r>
+        <w:rPr>
+          <w:rFonts w:ascii="Georgia" w:hAnsi="Georgia" w:cs="Georgia"/>
+          <w:b w:val="0"/>
+          <w:i w:val="0"/>
+          <w:color w:val="222222"/>
+          <w:sz w:val="21"/>
+        </w:rPr>
+        <w:t xml:space="preserve"> The old cannon made Lilly choose a mode; the Sentinel walks on its own 30 feet, then blasts or pulses on her Bonus Action (her pick every time), and shields her friends as a Reaction in the same round. Her old kit lives on inside it: the Force Ballista became the Force Blast, the Storm mode became the Electric Pulse, and the Protector stands watch as Guardian Protocol. The Flamethrower was traded for lightning, Gearhaven's own element. Forged by the masters of Glimmerstone.</w:t>
+      </w:r>
+    </w:p>
+    <w:p>
+      <w:pPr>
+        <w:keepNext/>
+        <w:pBdr>
+          <w:top w:val="double" w:sz="12" w:space="4" w:color="1F7A78"/>
+          <w:left w:val="double" w:sz="12" w:space="10" w:color="1F7A78"/>
+          <w:right w:val="double" w:sz="12" w:space="10" w:color="1F7A78"/>
+        </w:pBdr>
+        <w:shd w:val="clear" w:color="auto" w:fill="EAF4F3"/>
+        <w:spacing w:before="280" w:after="60"/>
+        <w:ind w:left="400" w:right="400"/>
+        <w:jc w:val="center"/>
+      </w:pPr>
+      <w:r>
+        <w:rPr>
+          <w:rFonts w:ascii="Georgia" w:hAnsi="Georgia" w:cs="Georgia"/>
+          <w:b/>
+          <w:color w:val="1F7A78"/>
+          <w:sz w:val="27"/>
+        </w:rPr>
+        <w:t>✦  At Level 7, the Sentinel Has  ✦</w:t>
+      </w:r>
+    </w:p>
+    <w:p>
+      <w:pPr>
+        <w:keepNext/>
+        <w:keepLines/>
+        <w:pBdr>
+          <w:left w:val="double" w:sz="12" w:space="10" w:color="1F7A78"/>
+          <w:right w:val="double" w:sz="12" w:space="10" w:color="1F7A78"/>
+        </w:pBdr>
+        <w:shd w:val="clear" w:color="auto" w:fill="EAF4F3"/>
+        <w:spacing w:before="0" w:after="0"/>
+        <w:ind w:left="400" w:right="400"/>
+      </w:pPr>
+      <w:r>
+        <w:rPr>
+          <w:rFonts w:ascii="Georgia" w:hAnsi="Georgia" w:cs="Georgia"/>
+          <w:b/>
+          <w:i w:val="0"/>
+          <w:color w:val="222222"/>
+          <w:sz w:val="21"/>
+        </w:rPr>
+        <w:t>Live now:</w:t>
+      </w:r>
+      <w:r>
+        <w:rPr>
+          <w:rFonts w:ascii="Georgia" w:hAnsi="Georgia" w:cs="Georgia"/>
+          <w:b w:val="0"/>
+          <w:i w:val="0"/>
+          <w:color w:val="222222"/>
+          <w:sz w:val="21"/>
+        </w:rPr>
+        <w:t xml:space="preserve"> the whole statblock. 40 Hit Points behind AC 18, its own 30 feet of Speed, Force Blast or Electric Pulse on her Bonus Action (her pick every round), Guardian Protocol once per round, and a free attunement slot besides, since the Dynamo lives on inside the frame.</w:t>
+      </w:r>
+    </w:p>
+    <w:p>
+      <w:pPr>
+        <w:keepLines/>
+        <w:pBdr>
+          <w:bottom w:val="double" w:sz="12" w:space="4" w:color="1F7A78"/>
+          <w:left w:val="double" w:sz="12" w:space="10" w:color="1F7A78"/>
+          <w:right w:val="double" w:sz="12" w:space="10" w:color="1F7A78"/>
+        </w:pBdr>
+        <w:shd w:val="clear" w:color="auto" w:fill="EAF4F3"/>
+        <w:spacing w:before="0" w:after="280"/>
+        <w:ind w:left="400" w:right="400"/>
+      </w:pPr>
+      <w:r>
+        <w:rPr>
+          <w:rFonts w:ascii="Georgia" w:hAnsi="Georgia" w:cs="Georgia"/>
+          <w:b/>
+          <w:i w:val="0"/>
+          <w:color w:val="222222"/>
+          <w:sz w:val="21"/>
+        </w:rPr>
+        <w:t>Not yet:</w:t>
+      </w:r>
+      <w:r>
+        <w:rPr>
+          <w:rFonts w:ascii="Georgia" w:hAnsi="Georgia" w:cs="Georgia"/>
+          <w:b w:val="0"/>
+          <w:i w:val="0"/>
+          <w:color w:val="222222"/>
+          <w:sz w:val="21"/>
+        </w:rPr>
+        <w:t xml:space="preserve"> its Hit Points keep pace with her, 5 + five times her Artificer level, so the guardian grows sturdier every time Lilly does.</w:t>
+      </w:r>
+    </w:p>
+    <w:p>
+      <w:pPr>
+        <w:keepNext/>
+        <w:spacing w:before="400" w:after="120"/>
+        <w:pBdr>
+          <w:bottom w:val="single" w:sz="6" w:space="4" w:color="B8860B"/>
+        </w:pBdr>
+      </w:pPr>
+      <w:r>
+        <w:rPr>
+          <w:rFonts w:ascii="Georgia" w:hAnsi="Georgia" w:cs="Georgia"/>
+          <w:b/>
+          <w:color w:val="B8860B"/>
+          <w:sz w:val="32"/>
+        </w:rPr>
+        <w:t>Marks &amp; Mysteries</w:t>
+      </w:r>
+    </w:p>
+    <w:p>
+      <w:pPr>
+        <w:spacing w:after="80"/>
+      </w:pPr>
+      <w:r>
+        <w:rPr>
+          <w:rFonts w:ascii="Georgia" w:hAnsi="Georgia" w:cs="Georgia"/>
+          <w:b/>
+          <w:i w:val="0"/>
+          <w:color w:val="222222"/>
+          <w:sz w:val="21"/>
+        </w:rPr>
+        <w:t>Ursa's Mark of Handling.</w:t>
+      </w:r>
+      <w:r>
+        <w:rPr>
+          <w:rFonts w:ascii="Georgia" w:hAnsi="Georgia" w:cs="Georgia"/>
+          <w:b w:val="0"/>
+          <w:i w:val="0"/>
+          <w:color w:val="222222"/>
+          <w:sz w:val="21"/>
+        </w:rPr>
+        <w:t xml:space="preserve"> A dragonmark that woke when he was six: it prickles near frightened animals, grants Speak with Animals and Animal Friendship, and has become the channel through which sleeping and possessed things speak to him (Pikachu, the Grand Custodian). It has never once stirred for a machine.</w:t>
+      </w:r>
+    </w:p>
+    <w:p>
+      <w:pPr>
+        <w:spacing w:after="0" w:before="0"/>
+      </w:pPr>
+      <w:r>
+        <w:drawing>
+          <wp:anchor xmlns:a="http://schemas.openxmlformats.org/drawingml/2006/main" behindDoc="0" distT="91440" distB="100584" distL="201600" distR="201600" simplePos="0" locked="0" layoutInCell="1" allowOverlap="0" relativeHeight="2">
+            <wp:simplePos x="0" y="0"/>
+            <wp:positionH relativeFrom="column">
+              <wp:align>right</wp:align>
+            </wp:positionH>
+            <wp:positionV relativeFrom="paragraph">
+              <wp:posOffset>0</wp:posOffset>
+            </wp:positionV>
+            <wp:extent cx="2743200" cy="2743200"/>
+            <wp:effectExtent l="0" t="0" r="0" b="0"/>
+            <wp:wrapSquare wrapText="bothSides"/>
+            <wp:docPr id="12" name="Picture 12"/>
+            <wp:cNvGraphicFramePr/>
+            <a:graphic xmlns:pic="http://schemas.openxmlformats.org/drawingml/2006/picture">
+              <a:graphicData uri="http://schemas.openxmlformats.org/drawingml/2006/picture">
+                <pic:pic>
+                  <pic:nvPicPr>
+                    <pic:cNvPr id="0" name="image.jpg"/>
+                    <pic:cNvPicPr/>
+                  </pic:nvPicPr>
+                  <pic:blipFill>
+                    <a:blip r:embed="rId20"/>
+                    <a:stretch>
+                      <a:fillRect/>
+                    </a:stretch>
+                  </pic:blipFill>
+                  <pic:spPr>
+                    <a:xfrm>
+                      <a:off x="0" y="0"/>
                       <a:ext cx="2743200" cy="2743200"/>
                     </a:xfrm>
                     <a:prstGeom prst="rect"/>
@@ -5965,7 +6011,7 @@
         <w:drawing>
           <wp:inline xmlns:a="http://schemas.openxmlformats.org/drawingml/2006/main" xmlns:pic="http://schemas.openxmlformats.org/drawingml/2006/picture">
             <wp:extent cx="5943600" cy="3958530"/>
-            <wp:docPr id="12" name="Picture 12"/>
+            <wp:docPr id="13" name="Picture 13"/>
             <wp:cNvGraphicFramePr>
               <a:graphicFrameLocks noChangeAspect="1"/>
             </wp:cNvGraphicFramePr>
@@ -5977,7 +6023,7 @@
                     <pic:cNvPicPr/>
                   </pic:nvPicPr>
                   <pic:blipFill>
-                    <a:blip r:embed="rId20"/>
+                    <a:blip r:embed="rId21"/>
                     <a:stretch>
                       <a:fillRect/>
                     </a:stretch>

--- a/compendium/custom_compendium.docx
+++ b/compendium/custom_compendium.docx
@@ -185,7 +185,7 @@
           <w:color w:val="222222"/>
           <w:sz w:val="21"/>
         </w:rPr>
-        <w:t>5. Ursa's summoned Air spirit has 20 HP.</w:t>
+        <w:t>5. Deep gnome uses the current 2024-era printing (Svirfneblin Camouflage, Disguise Self and Nondetection 1/long rest each).</w:t>
       </w:r>
     </w:p>
     <w:p>
@@ -200,7 +200,7 @@
           <w:color w:val="222222"/>
           <w:sz w:val="21"/>
         </w:rPr>
-        <w:t>6. Deep gnome uses the current 2024-era printing (Svirfneblin Camouflage, Disguise Self and Nondetection 1/long rest each).</w:t>
+        <w:t>6. Lilly's cannon picks its mode on EVERY activation (Forge of the Artificer rule).</w:t>
       </w:r>
     </w:p>
     <w:p>
@@ -215,22 +215,7 @@
           <w:color w:val="222222"/>
           <w:sz w:val="21"/>
         </w:rPr>
-        <w:t>7. Lilly's cannon picks its mode on EVERY activation (Forge of the Artificer rule).</w:t>
-      </w:r>
-    </w:p>
-    <w:p>
-      <w:pPr>
-        <w:spacing w:after="80"/>
-      </w:pPr>
-      <w:r>
-        <w:rPr>
-          <w:rFonts w:ascii="Georgia" w:hAnsi="Georgia" w:cs="Georgia"/>
-          <w:b w:val="0"/>
-          <w:i w:val="0"/>
-          <w:color w:val="222222"/>
-          <w:sz w:val="21"/>
-        </w:rPr>
-        <w:t>8. Potent Spellcasting rides the kindled staff once per turn (Ursa, from level 7).</w:t>
+        <w:t>7. Potent Spellcasting rides the kindled staff once per turn (Ursa, from level 7).</w:t>
       </w:r>
     </w:p>
     <w:p>

--- a/compendium/custom_compendium.docx
+++ b/compendium/custom_compendium.docx
@@ -120,6 +120,21 @@
       <w:r>
         <w:rPr>
           <w:rFonts w:ascii="Georgia" w:hAnsi="Georgia" w:cs="Georgia"/>
+          <w:b/>
+          <w:i w:val="0"/>
+          <w:color w:val="222222"/>
+          <w:sz w:val="21"/>
+        </w:rPr>
+        <w:t>House rules (adjudications beyond the printed rules).</w:t>
+      </w:r>
+    </w:p>
+    <w:p>
+      <w:pPr>
+        <w:spacing w:after="80"/>
+      </w:pPr>
+      <w:r>
+        <w:rPr>
+          <w:rFonts w:ascii="Georgia" w:hAnsi="Georgia" w:cs="Georgia"/>
           <w:b w:val="0"/>
           <w:i w:val="0"/>
           <w:color w:val="222222"/>
@@ -140,13 +155,23 @@
           <w:color w:val="222222"/>
           <w:sz w:val="21"/>
         </w:rPr>
-        <w:t>2. Patient Defense grants a free Disengage (add Dodge by spending 1 Focus).</w:t>
+        <w:t>2. Potent Spellcasting rides the kindled staff once per turn (Ursa, from level 7; no double-dipping with a cantrip in the same turn).</w:t>
       </w:r>
     </w:p>
     <w:p>
       <w:pPr>
         <w:spacing w:after="80"/>
       </w:pPr>
+      <w:r>
+        <w:rPr>
+          <w:rFonts w:ascii="Georgia" w:hAnsi="Georgia" w:cs="Georgia"/>
+          <w:b/>
+          <w:i w:val="0"/>
+          <w:color w:val="222222"/>
+          <w:sz w:val="21"/>
+        </w:rPr>
+        <w:t>2024 notes (these are the printed rules, recorded so the table never slips back to older text).</w:t>
+      </w:r>
       <w:r>
         <w:rPr>
           <w:rFonts w:ascii="Georgia" w:hAnsi="Georgia" w:cs="Georgia"/>
@@ -155,67 +180,7 @@
           <w:color w:val="222222"/>
           <w:sz w:val="21"/>
         </w:rPr>
-        <w:t>3. Shillelagh replaces Primal Savagery on Ursa's sheet (2024 rules).</w:t>
-      </w:r>
-    </w:p>
-    <w:p>
-      <w:pPr>
-        <w:spacing w:after="80"/>
-      </w:pPr>
-      <w:r>
-        <w:rPr>
-          <w:rFonts w:ascii="Georgia" w:hAnsi="Georgia" w:cs="Georgia"/>
-          <w:b w:val="0"/>
-          <w:i w:val="0"/>
-          <w:color w:val="222222"/>
-          <w:sz w:val="21"/>
-        </w:rPr>
-        <w:t>4. Goodberry: eating a berry is a Bonus Action (2024).</w:t>
-      </w:r>
-    </w:p>
-    <w:p>
-      <w:pPr>
-        <w:spacing w:after="80"/>
-      </w:pPr>
-      <w:r>
-        <w:rPr>
-          <w:rFonts w:ascii="Georgia" w:hAnsi="Georgia" w:cs="Georgia"/>
-          <w:b w:val="0"/>
-          <w:i w:val="0"/>
-          <w:color w:val="222222"/>
-          <w:sz w:val="21"/>
-        </w:rPr>
-        <w:t>5. Deep gnome uses the current 2024-era printing (Svirfneblin Camouflage, Disguise Self and Nondetection 1/long rest each).</w:t>
-      </w:r>
-    </w:p>
-    <w:p>
-      <w:pPr>
-        <w:spacing w:after="80"/>
-      </w:pPr>
-      <w:r>
-        <w:rPr>
-          <w:rFonts w:ascii="Georgia" w:hAnsi="Georgia" w:cs="Georgia"/>
-          <w:b w:val="0"/>
-          <w:i w:val="0"/>
-          <w:color w:val="222222"/>
-          <w:sz w:val="21"/>
-        </w:rPr>
-        <w:t>6. Lilly's cannon picks its mode on EVERY activation (Forge of the Artificer rule).</w:t>
-      </w:r>
-    </w:p>
-    <w:p>
-      <w:pPr>
-        <w:spacing w:after="80"/>
-      </w:pPr>
-      <w:r>
-        <w:rPr>
-          <w:rFonts w:ascii="Georgia" w:hAnsi="Georgia" w:cs="Georgia"/>
-          <w:b w:val="0"/>
-          <w:i w:val="0"/>
-          <w:color w:val="222222"/>
-          <w:sz w:val="21"/>
-        </w:rPr>
-        <w:t>7. Potent Spellcasting rides the kindled staff once per turn (Ursa, from level 7).</w:t>
+        <w:t xml:space="preserve"> Patient Defense's free tier is Disengage; Dodge costs 1 Focus Point. Eating a Goodberry is a Bonus Action. Shillelagh replaced Primal Savagery on Ursa's sheet. Deep gnome uses the current printing (Svirfneblin Camouflage; Disguise Self and Nondetection 1/long rest each). The Eldritch Cannon picks its mode on every activation. The Air Bestial Spirit has 20 Hit Points by its own stat block.</w:t>
       </w:r>
     </w:p>
     <w:p>

--- a/compendium/custom_compendium.docx
+++ b/compendium/custom_compendium.docx
@@ -2791,7 +2791,7 @@
           <w:color w:val="222222"/>
           <w:sz w:val="21"/>
         </w:rPr>
-        <w:t xml:space="preserve"> Ursa walked one of three roads during the year apart, and came back changed. Each road grants a feat (what he sought) and a keepsake (what found him): he gains the pair matching his road. These are special story feats: they grant no Ability Score Increase.</w:t>
+        <w:t xml:space="preserve"> Ursa walked one of three roads during the year apart, and came back changed. Each road deepens something Ursa already does: his summons, his starry form, or his omens. Each road grants a feat (what he sought) and a keepsake (what found him): he gains the pair matching his road. These are special story feats: they grant no Ability Score Increase.</w:t>
       </w:r>
     </w:p>
     <w:p>
@@ -2874,7 +2874,7 @@
           <w:color w:val="222222"/>
           <w:sz w:val="21"/>
         </w:rPr>
-        <w:t>“You went out to learn the speech of wild things. You came back, and the wild things follow you home.”</w:t>
+        <w:t>“You went out to learn the speech of wild things. You came back, and three of them followed you home.”</w:t>
       </w:r>
     </w:p>
     <w:p>
@@ -2984,7 +2984,7 @@
           <w:color w:val="222222"/>
           <w:sz w:val="18"/>
         </w:rPr>
-        <w:t>Wild Speech.</w:t>
+        <w:t>Signature Partners.</w:t>
       </w:r>
       <w:r>
         <w:rPr>
@@ -2994,7 +2994,1273 @@
           <w:color w:val="222222"/>
           <w:sz w:val="18"/>
         </w:rPr>
-        <w:t xml:space="preserve"> You and any creature you summon can communicate simple ideas with each other telepathically. In addition, you can understand the sounds and gestures of ordinary Beasts even without your Mark's magic, and they can understand yours.</w:t>
+        <w:t xml:space="preserve"> Your Summon Beast spell no longer conjures a nameless spirit. When you cast the spell, one of your three partners answers the call: Arcanine, Lapras, or Noctowl. The partner uses the Signature Partner stat block below, with the traits and actions marked for it.</w:t>
+      </w:r>
+    </w:p>
+    <w:p>
+      <w:pPr>
+        <w:pBdr>
+          <w:left w:val="single" w:sz="18" w:space="12" w:color="8B2020"/>
+        </w:pBdr>
+        <w:shd w:val="clear" w:color="auto" w:fill="FCF6F6"/>
+        <w:spacing w:before="30" w:after="70"/>
+        <w:ind w:left="340" w:right="340"/>
+      </w:pPr>
+      <w:r>
+        <w:rPr>
+          <w:rFonts w:ascii="Georgia" w:hAnsi="Georgia" w:cs="Georgia"/>
+          <w:b/>
+          <w:i w:val="0"/>
+          <w:color w:val="222222"/>
+          <w:sz w:val="18"/>
+        </w:rPr>
+        <w:t>Wild Speech.</w:t>
+      </w:r>
+      <w:r>
+        <w:rPr>
+          <w:rFonts w:ascii="Georgia" w:hAnsi="Georgia" w:cs="Georgia"/>
+          <w:b w:val="0"/>
+          <w:i w:val="0"/>
+          <w:color w:val="222222"/>
+          <w:sz w:val="18"/>
+        </w:rPr>
+        <w:t xml:space="preserve"> You and any beast you summon can communicate simple ideas with each other telepathically.</w:t>
+      </w:r>
+    </w:p>
+    <w:p>
+      <w:pPr>
+        <w:spacing w:after="80"/>
+      </w:pPr>
+      <w:r>
+        <w:rPr>
+          <w:rFonts w:ascii="Georgia" w:hAnsi="Georgia" w:cs="Georgia"/>
+          <w:b w:val="0"/>
+          <w:i/>
+          <w:color w:val="222222"/>
+          <w:sz w:val="21"/>
+        </w:rPr>
+        <w:t>Ursa walked the wild year with three companions, and they answer his call still. These are not spirits wearing borrowed shapes; they are his friends, and he named each one the day it chose him.</w:t>
+      </w:r>
+    </w:p>
+    <w:tbl>
+      <w:tblPr>
+        <w:tblW w:type="auto" w:w="0"/>
+        <w:jc w:val="center"/>
+        <w:tblLayout w:type="fixed"/>
+        <w:tblLook w:firstColumn="1" w:firstRow="1" w:lastColumn="0" w:lastRow="0" w:noHBand="0" w:noVBand="1" w:val="04A0"/>
+        <w:tblCellMar>
+          <w:left w:w="0" w:type="dxa"/>
+          <w:right w:w="0" w:type="dxa"/>
+        </w:tblCellMar>
+      </w:tblPr>
+      <w:tblGrid>
+        <w:gridCol w:w="3120"/>
+        <w:gridCol w:w="3120"/>
+        <w:gridCol w:w="3120"/>
+      </w:tblGrid>
+      <w:tr>
+        <w:tc>
+          <w:tcPr>
+            <w:tcW w:type="dxa" w:w="3120"/>
+          </w:tcPr>
+          <w:p>
+            <w:pPr>
+              <w:jc w:val="center"/>
+            </w:pPr>
+            <w:r>
+              <w:drawing>
+                <wp:inline xmlns:a="http://schemas.openxmlformats.org/drawingml/2006/main" xmlns:pic="http://schemas.openxmlformats.org/drawingml/2006/picture">
+                  <wp:extent cx="1874519" cy="1874519"/>
+                  <wp:docPr id="8" name="Picture 8"/>
+                  <wp:cNvGraphicFramePr>
+                    <a:graphicFrameLocks noChangeAspect="1"/>
+                  </wp:cNvGraphicFramePr>
+                  <a:graphic>
+                    <a:graphicData uri="http://schemas.openxmlformats.org/drawingml/2006/picture">
+                      <pic:pic>
+                        <pic:nvPicPr>
+                          <pic:cNvPr id="0" name="image.jpg"/>
+                          <pic:cNvPicPr/>
+                        </pic:nvPicPr>
+                        <pic:blipFill>
+                          <a:blip r:embed="rId17"/>
+                          <a:stretch>
+                            <a:fillRect/>
+                          </a:stretch>
+                        </pic:blipFill>
+                        <pic:spPr>
+                          <a:xfrm>
+                            <a:off x="0" y="0"/>
+                            <a:ext cx="1874519" cy="1874519"/>
+                          </a:xfrm>
+                          <a:prstGeom prst="rect"/>
+                        </pic:spPr>
+                      </pic:pic>
+                    </a:graphicData>
+                  </a:graphic>
+                </wp:inline>
+              </w:drawing>
+            </w:r>
+          </w:p>
+        </w:tc>
+        <w:tc>
+          <w:tcPr>
+            <w:tcW w:type="dxa" w:w="3120"/>
+          </w:tcPr>
+          <w:p>
+            <w:pPr>
+              <w:jc w:val="center"/>
+            </w:pPr>
+            <w:r>
+              <w:drawing>
+                <wp:inline xmlns:a="http://schemas.openxmlformats.org/drawingml/2006/main" xmlns:pic="http://schemas.openxmlformats.org/drawingml/2006/picture">
+                  <wp:extent cx="1874519" cy="1874519"/>
+                  <wp:docPr id="9" name="Picture 9"/>
+                  <wp:cNvGraphicFramePr>
+                    <a:graphicFrameLocks noChangeAspect="1"/>
+                  </wp:cNvGraphicFramePr>
+                  <a:graphic>
+                    <a:graphicData uri="http://schemas.openxmlformats.org/drawingml/2006/picture">
+                      <pic:pic>
+                        <pic:nvPicPr>
+                          <pic:cNvPr id="0" name="image.jpg"/>
+                          <pic:cNvPicPr/>
+                        </pic:nvPicPr>
+                        <pic:blipFill>
+                          <a:blip r:embed="rId18"/>
+                          <a:stretch>
+                            <a:fillRect/>
+                          </a:stretch>
+                        </pic:blipFill>
+                        <pic:spPr>
+                          <a:xfrm>
+                            <a:off x="0" y="0"/>
+                            <a:ext cx="1874519" cy="1874519"/>
+                          </a:xfrm>
+                          <a:prstGeom prst="rect"/>
+                        </pic:spPr>
+                      </pic:pic>
+                    </a:graphicData>
+                  </a:graphic>
+                </wp:inline>
+              </w:drawing>
+            </w:r>
+          </w:p>
+        </w:tc>
+        <w:tc>
+          <w:tcPr>
+            <w:tcW w:type="dxa" w:w="3120"/>
+          </w:tcPr>
+          <w:p>
+            <w:pPr>
+              <w:jc w:val="center"/>
+            </w:pPr>
+            <w:r>
+              <w:drawing>
+                <wp:inline xmlns:a="http://schemas.openxmlformats.org/drawingml/2006/main" xmlns:pic="http://schemas.openxmlformats.org/drawingml/2006/picture">
+                  <wp:extent cx="1874519" cy="1874519"/>
+                  <wp:docPr id="10" name="Picture 10"/>
+                  <wp:cNvGraphicFramePr>
+                    <a:graphicFrameLocks noChangeAspect="1"/>
+                  </wp:cNvGraphicFramePr>
+                  <a:graphic>
+                    <a:graphicData uri="http://schemas.openxmlformats.org/drawingml/2006/picture">
+                      <pic:pic>
+                        <pic:nvPicPr>
+                          <pic:cNvPr id="0" name="image.jpg"/>
+                          <pic:cNvPicPr/>
+                        </pic:nvPicPr>
+                        <pic:blipFill>
+                          <a:blip r:embed="rId19"/>
+                          <a:stretch>
+                            <a:fillRect/>
+                          </a:stretch>
+                        </pic:blipFill>
+                        <pic:spPr>
+                          <a:xfrm>
+                            <a:off x="0" y="0"/>
+                            <a:ext cx="1874519" cy="1874519"/>
+                          </a:xfrm>
+                          <a:prstGeom prst="rect"/>
+                        </pic:spPr>
+                      </pic:pic>
+                    </a:graphicData>
+                  </a:graphic>
+                </wp:inline>
+              </w:drawing>
+            </w:r>
+          </w:p>
+        </w:tc>
+      </w:tr>
+      <w:tr>
+        <w:tc>
+          <w:tcPr>
+            <w:tcW w:type="dxa" w:w="3120"/>
+          </w:tcPr>
+          <w:p>
+            <w:pPr>
+              <w:jc w:val="center"/>
+            </w:pPr>
+            <w:r>
+              <w:rPr>
+                <w:rFonts w:ascii="Georgia" w:hAnsi="Georgia" w:cs="Georgia"/>
+                <w:i/>
+                <w:color w:val="888888"/>
+                <w:sz w:val="18"/>
+              </w:rPr>
+              <w:t>Arcanine, the Land partner.</w:t>
+            </w:r>
+          </w:p>
+        </w:tc>
+        <w:tc>
+          <w:tcPr>
+            <w:tcW w:type="dxa" w:w="3120"/>
+          </w:tcPr>
+          <w:p>
+            <w:pPr>
+              <w:jc w:val="center"/>
+            </w:pPr>
+            <w:r>
+              <w:rPr>
+                <w:rFonts w:ascii="Georgia" w:hAnsi="Georgia" w:cs="Georgia"/>
+                <w:i/>
+                <w:color w:val="888888"/>
+                <w:sz w:val="18"/>
+              </w:rPr>
+              <w:t>Lapras, the Water partner.</w:t>
+            </w:r>
+          </w:p>
+        </w:tc>
+        <w:tc>
+          <w:tcPr>
+            <w:tcW w:type="dxa" w:w="3120"/>
+          </w:tcPr>
+          <w:p>
+            <w:pPr>
+              <w:jc w:val="center"/>
+            </w:pPr>
+            <w:r>
+              <w:rPr>
+                <w:rFonts w:ascii="Georgia" w:hAnsi="Georgia" w:cs="Georgia"/>
+                <w:i/>
+                <w:color w:val="888888"/>
+                <w:sz w:val="18"/>
+              </w:rPr>
+              <w:t>Noctowl, the Air partner.</w:t>
+            </w:r>
+          </w:p>
+        </w:tc>
+      </w:tr>
+    </w:tbl>
+    <w:p>
+      <w:pPr>
+        <w:spacing w:after="80"/>
+      </w:pPr>
+    </w:p>
+    <w:p>
+      <w:pPr>
+        <w:keepNext/>
+        <w:shd w:val="clear" w:fill="B8860B"/>
+        <w:spacing w:before="120" w:after="40"/>
+      </w:pPr>
+      <w:r>
+        <w:rPr>
+          <w:rFonts w:ascii="Georgia" w:hAnsi="Georgia" w:cs="Georgia"/>
+          <w:b/>
+          <w:color w:val="FFFFFF"/>
+          <w:sz w:val="21"/>
+        </w:rPr>
+        <w:t>Signature Partner</w:t>
+      </w:r>
+    </w:p>
+    <w:p>
+      <w:pPr>
+        <w:keepNext/>
+        <w:pBdr>
+          <w:bottom w:val="single" w:sz="4" w:space="2" w:color="E0D8C4"/>
+        </w:pBdr>
+        <w:spacing w:before="40" w:after="40"/>
+      </w:pPr>
+      <w:r>
+        <w:rPr>
+          <w:rFonts w:ascii="Georgia" w:hAnsi="Georgia" w:cs="Georgia"/>
+          <w:b w:val="0"/>
+          <w:i/>
+          <w:color w:val="222222"/>
+          <w:sz w:val="19"/>
+        </w:rPr>
+        <w:t>Beast (Arcanine: Medium, Land. Lapras: Large, Water. Noctowl: Small, Air), Unaligned</w:t>
+      </w:r>
+    </w:p>
+    <w:p>
+      <w:pPr>
+        <w:keepNext/>
+        <w:pBdr>
+          <w:bottom w:val="single" w:sz="4" w:space="2" w:color="E0D8C4"/>
+        </w:pBdr>
+        <w:spacing w:before="40" w:after="40"/>
+      </w:pPr>
+      <w:r>
+        <w:rPr>
+          <w:rFonts w:ascii="Georgia" w:hAnsi="Georgia" w:cs="Georgia"/>
+          <w:b/>
+          <w:i w:val="0"/>
+          <w:color w:val="222222"/>
+          <w:sz w:val="19"/>
+        </w:rPr>
+        <w:t>Armor Class:</w:t>
+      </w:r>
+      <w:r>
+        <w:rPr>
+          <w:rFonts w:ascii="Georgia" w:hAnsi="Georgia" w:cs="Georgia"/>
+          <w:b w:val="0"/>
+          <w:i w:val="0"/>
+          <w:color w:val="222222"/>
+          <w:sz w:val="19"/>
+        </w:rPr>
+        <w:t xml:space="preserve"> 11 + the level of the spell (natural armor)</w:t>
+      </w:r>
+    </w:p>
+    <w:p>
+      <w:pPr>
+        <w:keepNext/>
+        <w:pBdr>
+          <w:bottom w:val="single" w:sz="4" w:space="2" w:color="E0D8C4"/>
+        </w:pBdr>
+        <w:spacing w:before="40" w:after="40"/>
+      </w:pPr>
+      <w:r>
+        <w:rPr>
+          <w:rFonts w:ascii="Georgia" w:hAnsi="Georgia" w:cs="Georgia"/>
+          <w:b/>
+          <w:i w:val="0"/>
+          <w:color w:val="222222"/>
+          <w:sz w:val="19"/>
+        </w:rPr>
+        <w:t>Hit Points:</w:t>
+      </w:r>
+      <w:r>
+        <w:rPr>
+          <w:rFonts w:ascii="Georgia" w:hAnsi="Georgia" w:cs="Georgia"/>
+          <w:b w:val="0"/>
+          <w:i w:val="0"/>
+          <w:color w:val="222222"/>
+          <w:sz w:val="19"/>
+        </w:rPr>
+        <w:t xml:space="preserve"> 30 + 10 for each spell level above 2 (Noctowl: 20 + 10 for each spell level above 2nd)</w:t>
+      </w:r>
+    </w:p>
+    <w:p>
+      <w:pPr>
+        <w:keepNext/>
+        <w:pBdr>
+          <w:bottom w:val="single" w:sz="4" w:space="2" w:color="E0D8C4"/>
+        </w:pBdr>
+        <w:spacing w:before="40" w:after="40"/>
+      </w:pPr>
+      <w:r>
+        <w:rPr>
+          <w:rFonts w:ascii="Georgia" w:hAnsi="Georgia" w:cs="Georgia"/>
+          <w:b/>
+          <w:i w:val="0"/>
+          <w:color w:val="222222"/>
+          <w:sz w:val="19"/>
+        </w:rPr>
+        <w:t>Speed:</w:t>
+      </w:r>
+      <w:r>
+        <w:rPr>
+          <w:rFonts w:ascii="Georgia" w:hAnsi="Georgia" w:cs="Georgia"/>
+          <w:b w:val="0"/>
+          <w:i w:val="0"/>
+          <w:color w:val="222222"/>
+          <w:sz w:val="19"/>
+        </w:rPr>
+        <w:t xml:space="preserve"> 40 ft., climb 40 ft. (Arcanine only); 30 ft., swim 40 ft. (Lapras only); 20 ft., fly 60 ft. (Noctowl only)</w:t>
+      </w:r>
+    </w:p>
+    <w:tbl>
+      <w:tblPr>
+        <w:tblW w:type="auto" w:w="0"/>
+        <w:jc w:val="center"/>
+        <w:tblLook w:firstColumn="1" w:firstRow="1" w:lastColumn="0" w:lastRow="0" w:noHBand="0" w:noVBand="1" w:val="04A0"/>
+      </w:tblPr>
+      <w:tblGrid>
+        <w:gridCol w:w="1560"/>
+        <w:gridCol w:w="1560"/>
+        <w:gridCol w:w="1560"/>
+        <w:gridCol w:w="1560"/>
+        <w:gridCol w:w="1560"/>
+        <w:gridCol w:w="1560"/>
+      </w:tblGrid>
+      <w:tr>
+        <w:tc>
+          <w:tcPr>
+            <w:tcW w:type="dxa" w:w="1560"/>
+            <w:shd w:val="clear" w:fill="B8860B"/>
+          </w:tcPr>
+          <w:p>
+            <w:r>
+              <w:rPr>
+                <w:rFonts w:ascii="Georgia" w:hAnsi="Georgia" w:cs="Georgia"/>
+                <w:b/>
+                <w:color w:val="FFFFFF"/>
+                <w:sz w:val="18"/>
+              </w:rPr>
+              <w:t>STR</w:t>
+            </w:r>
+          </w:p>
+        </w:tc>
+        <w:tc>
+          <w:tcPr>
+            <w:tcW w:type="dxa" w:w="1560"/>
+            <w:shd w:val="clear" w:fill="B8860B"/>
+          </w:tcPr>
+          <w:p>
+            <w:r>
+              <w:rPr>
+                <w:rFonts w:ascii="Georgia" w:hAnsi="Georgia" w:cs="Georgia"/>
+                <w:b/>
+                <w:color w:val="FFFFFF"/>
+                <w:sz w:val="18"/>
+              </w:rPr>
+              <w:t>DEX</w:t>
+            </w:r>
+          </w:p>
+        </w:tc>
+        <w:tc>
+          <w:tcPr>
+            <w:tcW w:type="dxa" w:w="1560"/>
+            <w:shd w:val="clear" w:fill="B8860B"/>
+          </w:tcPr>
+          <w:p>
+            <w:r>
+              <w:rPr>
+                <w:rFonts w:ascii="Georgia" w:hAnsi="Georgia" w:cs="Georgia"/>
+                <w:b/>
+                <w:color w:val="FFFFFF"/>
+                <w:sz w:val="18"/>
+              </w:rPr>
+              <w:t>CON</w:t>
+            </w:r>
+          </w:p>
+        </w:tc>
+        <w:tc>
+          <w:tcPr>
+            <w:tcW w:type="dxa" w:w="1560"/>
+            <w:shd w:val="clear" w:fill="B8860B"/>
+          </w:tcPr>
+          <w:p>
+            <w:r>
+              <w:rPr>
+                <w:rFonts w:ascii="Georgia" w:hAnsi="Georgia" w:cs="Georgia"/>
+                <w:b/>
+                <w:color w:val="FFFFFF"/>
+                <w:sz w:val="18"/>
+              </w:rPr>
+              <w:t>INT</w:t>
+            </w:r>
+          </w:p>
+        </w:tc>
+        <w:tc>
+          <w:tcPr>
+            <w:tcW w:type="dxa" w:w="1560"/>
+            <w:shd w:val="clear" w:fill="B8860B"/>
+          </w:tcPr>
+          <w:p>
+            <w:r>
+              <w:rPr>
+                <w:rFonts w:ascii="Georgia" w:hAnsi="Georgia" w:cs="Georgia"/>
+                <w:b/>
+                <w:color w:val="FFFFFF"/>
+                <w:sz w:val="18"/>
+              </w:rPr>
+              <w:t>WIS</w:t>
+            </w:r>
+          </w:p>
+        </w:tc>
+        <w:tc>
+          <w:tcPr>
+            <w:tcW w:type="dxa" w:w="1560"/>
+            <w:shd w:val="clear" w:fill="B8860B"/>
+          </w:tcPr>
+          <w:p>
+            <w:r>
+              <w:rPr>
+                <w:rFonts w:ascii="Georgia" w:hAnsi="Georgia" w:cs="Georgia"/>
+                <w:b/>
+                <w:color w:val="FFFFFF"/>
+                <w:sz w:val="18"/>
+              </w:rPr>
+              <w:t>CHA</w:t>
+            </w:r>
+          </w:p>
+        </w:tc>
+      </w:tr>
+      <w:tr>
+        <w:tc>
+          <w:tcPr>
+            <w:tcW w:type="dxa" w:w="1560"/>
+          </w:tcPr>
+          <w:p>
+            <w:pPr>
+              <w:spacing w:after="0"/>
+            </w:pPr>
+            <w:r>
+              <w:rPr>
+                <w:rFonts w:ascii="Georgia" w:hAnsi="Georgia" w:cs="Georgia"/>
+                <w:color w:val="222222"/>
+                <w:sz w:val="19"/>
+              </w:rPr>
+              <w:t>18 (+4)</w:t>
+            </w:r>
+          </w:p>
+        </w:tc>
+        <w:tc>
+          <w:tcPr>
+            <w:tcW w:type="dxa" w:w="1560"/>
+          </w:tcPr>
+          <w:p>
+            <w:pPr>
+              <w:spacing w:after="0"/>
+            </w:pPr>
+            <w:r>
+              <w:rPr>
+                <w:rFonts w:ascii="Georgia" w:hAnsi="Georgia" w:cs="Georgia"/>
+                <w:color w:val="222222"/>
+                <w:sz w:val="19"/>
+              </w:rPr>
+              <w:t>11 (+0)</w:t>
+            </w:r>
+          </w:p>
+        </w:tc>
+        <w:tc>
+          <w:tcPr>
+            <w:tcW w:type="dxa" w:w="1560"/>
+          </w:tcPr>
+          <w:p>
+            <w:pPr>
+              <w:spacing w:after="0"/>
+            </w:pPr>
+            <w:r>
+              <w:rPr>
+                <w:rFonts w:ascii="Georgia" w:hAnsi="Georgia" w:cs="Georgia"/>
+                <w:color w:val="222222"/>
+                <w:sz w:val="19"/>
+              </w:rPr>
+              <w:t>16 (+3)</w:t>
+            </w:r>
+          </w:p>
+        </w:tc>
+        <w:tc>
+          <w:tcPr>
+            <w:tcW w:type="dxa" w:w="1560"/>
+          </w:tcPr>
+          <w:p>
+            <w:pPr>
+              <w:spacing w:after="0"/>
+            </w:pPr>
+            <w:r>
+              <w:rPr>
+                <w:rFonts w:ascii="Georgia" w:hAnsi="Georgia" w:cs="Georgia"/>
+                <w:color w:val="222222"/>
+                <w:sz w:val="19"/>
+              </w:rPr>
+              <w:t>4 (−3)</w:t>
+            </w:r>
+          </w:p>
+        </w:tc>
+        <w:tc>
+          <w:tcPr>
+            <w:tcW w:type="dxa" w:w="1560"/>
+          </w:tcPr>
+          <w:p>
+            <w:pPr>
+              <w:spacing w:after="0"/>
+            </w:pPr>
+            <w:r>
+              <w:rPr>
+                <w:rFonts w:ascii="Georgia" w:hAnsi="Georgia" w:cs="Georgia"/>
+                <w:color w:val="222222"/>
+                <w:sz w:val="19"/>
+              </w:rPr>
+              <w:t>14 (+2)</w:t>
+            </w:r>
+          </w:p>
+        </w:tc>
+        <w:tc>
+          <w:tcPr>
+            <w:tcW w:type="dxa" w:w="1560"/>
+          </w:tcPr>
+          <w:p>
+            <w:pPr>
+              <w:spacing w:after="0"/>
+            </w:pPr>
+            <w:r>
+              <w:rPr>
+                <w:rFonts w:ascii="Georgia" w:hAnsi="Georgia" w:cs="Georgia"/>
+                <w:color w:val="222222"/>
+                <w:sz w:val="19"/>
+              </w:rPr>
+              <w:t>5 (−3)</w:t>
+            </w:r>
+          </w:p>
+        </w:tc>
+      </w:tr>
+    </w:tbl>
+    <w:p>
+      <w:pPr>
+        <w:spacing w:before="0" w:after="0"/>
+      </w:pPr>
+      <w:r>
+        <w:rPr>
+          <w:rFonts w:ascii="Georgia" w:hAnsi="Georgia" w:cs="Georgia"/>
+          <w:color w:val="222222"/>
+          <w:sz w:val="4"/>
+        </w:rPr>
+      </w:r>
+    </w:p>
+    <w:p>
+      <w:pPr>
+        <w:keepNext/>
+        <w:pBdr>
+          <w:bottom w:val="single" w:sz="4" w:space="2" w:color="E0D8C4"/>
+        </w:pBdr>
+        <w:spacing w:before="40" w:after="40"/>
+      </w:pPr>
+      <w:r>
+        <w:rPr>
+          <w:rFonts w:ascii="Georgia" w:hAnsi="Georgia" w:cs="Georgia"/>
+          <w:b/>
+          <w:i w:val="0"/>
+          <w:color w:val="222222"/>
+          <w:sz w:val="19"/>
+        </w:rPr>
+        <w:t>Damage Vulnerabilities:</w:t>
+      </w:r>
+      <w:r>
+        <w:rPr>
+          <w:rFonts w:ascii="Georgia" w:hAnsi="Georgia" w:cs="Georgia"/>
+          <w:b w:val="0"/>
+          <w:i w:val="0"/>
+          <w:color w:val="222222"/>
+          <w:sz w:val="19"/>
+        </w:rPr>
+        <w:t xml:space="preserve"> Cold (Arcanine only); Lightning (Lapras and Noctowl only)</w:t>
+      </w:r>
+    </w:p>
+    <w:p>
+      <w:pPr>
+        <w:keepNext/>
+        <w:pBdr>
+          <w:bottom w:val="single" w:sz="4" w:space="2" w:color="E0D8C4"/>
+        </w:pBdr>
+        <w:spacing w:before="40" w:after="40"/>
+      </w:pPr>
+      <w:r>
+        <w:rPr>
+          <w:rFonts w:ascii="Georgia" w:hAnsi="Georgia" w:cs="Georgia"/>
+          <w:b/>
+          <w:i w:val="0"/>
+          <w:color w:val="222222"/>
+          <w:sz w:val="19"/>
+        </w:rPr>
+        <w:t>Damage Immunities:</w:t>
+      </w:r>
+      <w:r>
+        <w:rPr>
+          <w:rFonts w:ascii="Georgia" w:hAnsi="Georgia" w:cs="Georgia"/>
+          <w:b w:val="0"/>
+          <w:i w:val="0"/>
+          <w:color w:val="222222"/>
+          <w:sz w:val="19"/>
+        </w:rPr>
+        <w:t xml:space="preserve"> Fire (Arcanine only); Cold (Lapras only); Necrotic (Noctowl only)</w:t>
+      </w:r>
+    </w:p>
+    <w:p>
+      <w:pPr>
+        <w:keepNext/>
+        <w:pBdr>
+          <w:bottom w:val="single" w:sz="4" w:space="2" w:color="E0D8C4"/>
+        </w:pBdr>
+        <w:spacing w:before="40" w:after="40"/>
+      </w:pPr>
+      <w:r>
+        <w:rPr>
+          <w:rFonts w:ascii="Georgia" w:hAnsi="Georgia" w:cs="Georgia"/>
+          <w:b/>
+          <w:i w:val="0"/>
+          <w:color w:val="222222"/>
+          <w:sz w:val="19"/>
+        </w:rPr>
+        <w:t>Senses:</w:t>
+      </w:r>
+      <w:r>
+        <w:rPr>
+          <w:rFonts w:ascii="Georgia" w:hAnsi="Georgia" w:cs="Georgia"/>
+          <w:b w:val="0"/>
+          <w:i w:val="0"/>
+          <w:color w:val="222222"/>
+          <w:sz w:val="19"/>
+        </w:rPr>
+        <w:t xml:space="preserve"> darkvision 60 ft., passive Perception 12</w:t>
+      </w:r>
+    </w:p>
+    <w:p>
+      <w:pPr>
+        <w:keepNext/>
+        <w:pBdr>
+          <w:bottom w:val="single" w:sz="4" w:space="2" w:color="E0D8C4"/>
+        </w:pBdr>
+        <w:spacing w:before="40" w:after="40"/>
+      </w:pPr>
+      <w:r>
+        <w:rPr>
+          <w:rFonts w:ascii="Georgia" w:hAnsi="Georgia" w:cs="Georgia"/>
+          <w:b/>
+          <w:i w:val="0"/>
+          <w:color w:val="222222"/>
+          <w:sz w:val="19"/>
+        </w:rPr>
+        <w:t>Languages:</w:t>
+      </w:r>
+      <w:r>
+        <w:rPr>
+          <w:rFonts w:ascii="Georgia" w:hAnsi="Georgia" w:cs="Georgia"/>
+          <w:b w:val="0"/>
+          <w:i w:val="0"/>
+          <w:color w:val="222222"/>
+          <w:sz w:val="19"/>
+        </w:rPr>
+        <w:t xml:space="preserve"> understands the languages you speak</w:t>
+      </w:r>
+    </w:p>
+    <w:p>
+      <w:pPr>
+        <w:keepNext/>
+        <w:pBdr>
+          <w:bottom w:val="single" w:sz="4" w:space="2" w:color="E0D8C4"/>
+        </w:pBdr>
+        <w:spacing w:before="40" w:after="40"/>
+      </w:pPr>
+      <w:r>
+        <w:rPr>
+          <w:rFonts w:ascii="Georgia" w:hAnsi="Georgia" w:cs="Georgia"/>
+          <w:b/>
+          <w:i w:val="0"/>
+          <w:color w:val="222222"/>
+          <w:sz w:val="19"/>
+        </w:rPr>
+        <w:t>Challenge:</w:t>
+      </w:r>
+      <w:r>
+        <w:rPr>
+          <w:rFonts w:ascii="Georgia" w:hAnsi="Georgia" w:cs="Georgia"/>
+          <w:b w:val="0"/>
+          <w:i w:val="0"/>
+          <w:color w:val="222222"/>
+          <w:sz w:val="19"/>
+        </w:rPr>
+        <w:t xml:space="preserve"> None</w:t>
+      </w:r>
+    </w:p>
+    <w:p>
+      <w:pPr>
+        <w:keepNext/>
+        <w:pBdr>
+          <w:bottom w:val="single" w:sz="4" w:space="2" w:color="E0D8C4"/>
+        </w:pBdr>
+        <w:spacing w:before="40" w:after="40"/>
+      </w:pPr>
+      <w:r>
+        <w:rPr>
+          <w:rFonts w:ascii="Georgia" w:hAnsi="Georgia" w:cs="Georgia"/>
+          <w:b/>
+          <w:i w:val="0"/>
+          <w:color w:val="222222"/>
+          <w:sz w:val="19"/>
+        </w:rPr>
+        <w:t>Proficiency Bonus:</w:t>
+      </w:r>
+      <w:r>
+        <w:rPr>
+          <w:rFonts w:ascii="Georgia" w:hAnsi="Georgia" w:cs="Georgia"/>
+          <w:b w:val="0"/>
+          <w:i w:val="0"/>
+          <w:color w:val="222222"/>
+          <w:sz w:val="19"/>
+        </w:rPr>
+        <w:t xml:space="preserve"> equals your bonus</w:t>
+      </w:r>
+    </w:p>
+    <w:p>
+      <w:pPr>
+        <w:keepNext/>
+        <w:shd w:val="clear" w:fill="B8860B"/>
+        <w:spacing w:before="120" w:after="40"/>
+      </w:pPr>
+      <w:r>
+        <w:rPr>
+          <w:rFonts w:ascii="Georgia" w:hAnsi="Georgia" w:cs="Georgia"/>
+          <w:b/>
+          <w:color w:val="FFFFFF"/>
+          <w:sz w:val="20"/>
+        </w:rPr>
+        <w:t>Traits</w:t>
+      </w:r>
+    </w:p>
+    <w:p>
+      <w:pPr>
+        <w:pBdr>
+          <w:bottom w:val="single" w:sz="4" w:space="2" w:color="E0D8C4"/>
+        </w:pBdr>
+        <w:spacing w:before="40" w:after="40"/>
+      </w:pPr>
+      <w:r>
+        <w:rPr>
+          <w:rFonts w:ascii="Georgia" w:hAnsi="Georgia" w:cs="Georgia"/>
+          <w:b/>
+          <w:i w:val="0"/>
+          <w:color w:val="222222"/>
+          <w:sz w:val="19"/>
+        </w:rPr>
+        <w:t>Intimidate (Arcanine Only).</w:t>
+      </w:r>
+      <w:r>
+        <w:rPr>
+          <w:rFonts w:ascii="Georgia" w:hAnsi="Georgia" w:cs="Georgia"/>
+          <w:b w:val="0"/>
+          <w:i w:val="0"/>
+          <w:color w:val="222222"/>
+          <w:sz w:val="19"/>
+        </w:rPr>
+        <w:t xml:space="preserve"> When the partner appears, each enemy within 15 feet of it must succeed on a Wisdom saving throw against your spell save DC or take a −2 penalty to attack rolls until the end of its next turn.</w:t>
+      </w:r>
+    </w:p>
+    <w:p>
+      <w:pPr>
+        <w:pBdr>
+          <w:bottom w:val="single" w:sz="4" w:space="2" w:color="E0D8C4"/>
+        </w:pBdr>
+        <w:spacing w:before="40" w:after="40"/>
+      </w:pPr>
+      <w:r>
+        <w:rPr>
+          <w:rFonts w:ascii="Georgia" w:hAnsi="Georgia" w:cs="Georgia"/>
+          <w:b/>
+          <w:i w:val="0"/>
+          <w:color w:val="222222"/>
+          <w:sz w:val="19"/>
+        </w:rPr>
+        <w:t>Shell Armor (Lapras Only).</w:t>
+      </w:r>
+      <w:r>
+        <w:rPr>
+          <w:rFonts w:ascii="Georgia" w:hAnsi="Georgia" w:cs="Georgia"/>
+          <w:b w:val="0"/>
+          <w:i w:val="0"/>
+          <w:color w:val="222222"/>
+          <w:sz w:val="19"/>
+        </w:rPr>
+        <w:t xml:space="preserve"> Attack rolls against the partner can't be Critical Hits.</w:t>
+      </w:r>
+    </w:p>
+    <w:p>
+      <w:pPr>
+        <w:pBdr>
+          <w:bottom w:val="single" w:sz="4" w:space="2" w:color="E0D8C4"/>
+        </w:pBdr>
+        <w:spacing w:before="40" w:after="40"/>
+      </w:pPr>
+      <w:r>
+        <w:rPr>
+          <w:rFonts w:ascii="Georgia" w:hAnsi="Georgia" w:cs="Georgia"/>
+          <w:b/>
+          <w:i w:val="0"/>
+          <w:color w:val="222222"/>
+          <w:sz w:val="19"/>
+        </w:rPr>
+        <w:t>Keen Eye (Noctowl Only).</w:t>
+      </w:r>
+      <w:r>
+        <w:rPr>
+          <w:rFonts w:ascii="Georgia" w:hAnsi="Georgia" w:cs="Georgia"/>
+          <w:b w:val="0"/>
+          <w:i w:val="0"/>
+          <w:color w:val="222222"/>
+          <w:sz w:val="19"/>
+        </w:rPr>
+        <w:t xml:space="preserve"> The partner's attack rolls can't have Disadvantage, and its sight isn't impeded by Dim Light or Darkness.</w:t>
+      </w:r>
+    </w:p>
+    <w:p>
+      <w:pPr>
+        <w:pBdr>
+          <w:bottom w:val="single" w:sz="4" w:space="2" w:color="E0D8C4"/>
+        </w:pBdr>
+        <w:spacing w:before="40" w:after="40"/>
+      </w:pPr>
+      <w:r>
+        <w:rPr>
+          <w:rFonts w:ascii="Georgia" w:hAnsi="Georgia" w:cs="Georgia"/>
+          <w:b/>
+          <w:i w:val="0"/>
+          <w:color w:val="222222"/>
+          <w:sz w:val="19"/>
+        </w:rPr>
+        <w:t>Flyby (Noctowl Only).</w:t>
+      </w:r>
+      <w:r>
+        <w:rPr>
+          <w:rFonts w:ascii="Georgia" w:hAnsi="Georgia" w:cs="Georgia"/>
+          <w:b w:val="0"/>
+          <w:i w:val="0"/>
+          <w:color w:val="222222"/>
+          <w:sz w:val="19"/>
+        </w:rPr>
+        <w:t xml:space="preserve"> The partner doesn't provoke Opportunity Attacks when it flies out of an enemy's reach.</w:t>
+      </w:r>
+    </w:p>
+    <w:p>
+      <w:pPr>
+        <w:keepNext/>
+        <w:shd w:val="clear" w:fill="B8860B"/>
+        <w:spacing w:before="120" w:after="40"/>
+      </w:pPr>
+      <w:r>
+        <w:rPr>
+          <w:rFonts w:ascii="Georgia" w:hAnsi="Georgia" w:cs="Georgia"/>
+          <w:b/>
+          <w:color w:val="FFFFFF"/>
+          <w:sz w:val="20"/>
+        </w:rPr>
+        <w:t>Actions</w:t>
+      </w:r>
+    </w:p>
+    <w:p>
+      <w:pPr>
+        <w:pBdr>
+          <w:bottom w:val="single" w:sz="4" w:space="2" w:color="E0D8C4"/>
+        </w:pBdr>
+        <w:spacing w:before="40" w:after="40"/>
+      </w:pPr>
+      <w:r>
+        <w:rPr>
+          <w:rFonts w:ascii="Georgia" w:hAnsi="Georgia" w:cs="Georgia"/>
+          <w:b/>
+          <w:i w:val="0"/>
+          <w:color w:val="222222"/>
+          <w:sz w:val="19"/>
+        </w:rPr>
+        <w:t>Multiattack.</w:t>
+      </w:r>
+      <w:r>
+        <w:rPr>
+          <w:rFonts w:ascii="Georgia" w:hAnsi="Georgia" w:cs="Georgia"/>
+          <w:b w:val="0"/>
+          <w:i w:val="0"/>
+          <w:color w:val="222222"/>
+          <w:sz w:val="19"/>
+        </w:rPr>
+        <w:t xml:space="preserve"> The partner makes a number of Rend attacks equal to half this spell's level (round down).</w:t>
+      </w:r>
+    </w:p>
+    <w:p>
+      <w:pPr>
+        <w:pBdr>
+          <w:bottom w:val="single" w:sz="4" w:space="2" w:color="E0D8C4"/>
+        </w:pBdr>
+        <w:spacing w:before="40" w:after="40"/>
+      </w:pPr>
+      <w:r>
+        <w:rPr>
+          <w:rFonts w:ascii="Georgia" w:hAnsi="Georgia" w:cs="Georgia"/>
+          <w:b/>
+          <w:i w:val="0"/>
+          <w:color w:val="222222"/>
+          <w:sz w:val="19"/>
+        </w:rPr>
+        <w:t>Rend.</w:t>
+      </w:r>
+      <w:r>
+        <w:rPr>
+          <w:rFonts w:ascii="Georgia" w:hAnsi="Georgia" w:cs="Georgia"/>
+          <w:b w:val="0"/>
+          <w:i w:val="0"/>
+          <w:color w:val="222222"/>
+          <w:sz w:val="19"/>
+        </w:rPr>
+        <w:t xml:space="preserve"> </w:t>
+      </w:r>
+      <w:r>
+        <w:rPr>
+          <w:rFonts w:ascii="Georgia" w:hAnsi="Georgia" w:cs="Georgia"/>
+          <w:b w:val="0"/>
+          <w:i/>
+          <w:color w:val="222222"/>
+          <w:sz w:val="19"/>
+        </w:rPr>
+        <w:t>Melee Attack Roll:</w:t>
+      </w:r>
+      <w:r>
+        <w:rPr>
+          <w:rFonts w:ascii="Georgia" w:hAnsi="Georgia" w:cs="Georgia"/>
+          <w:b w:val="0"/>
+          <w:i w:val="0"/>
+          <w:color w:val="222222"/>
+          <w:sz w:val="19"/>
+        </w:rPr>
+        <w:t xml:space="preserve"> your spell attack modifier, reach 5 ft. </w:t>
+      </w:r>
+      <w:r>
+        <w:rPr>
+          <w:rFonts w:ascii="Georgia" w:hAnsi="Georgia" w:cs="Georgia"/>
+          <w:b w:val="0"/>
+          <w:i/>
+          <w:color w:val="222222"/>
+          <w:sz w:val="19"/>
+        </w:rPr>
+        <w:t>Hit:</w:t>
+      </w:r>
+      <w:r>
+        <w:rPr>
+          <w:rFonts w:ascii="Georgia" w:hAnsi="Georgia" w:cs="Georgia"/>
+          <w:b w:val="0"/>
+          <w:i w:val="0"/>
+          <w:color w:val="222222"/>
+          <w:sz w:val="19"/>
+        </w:rPr>
+        <w:t xml:space="preserve"> 1d8 + 4 + the spell's level Slashing damage.</w:t>
+      </w:r>
+    </w:p>
+    <w:p>
+      <w:pPr>
+        <w:pBdr>
+          <w:bottom w:val="single" w:sz="4" w:space="2" w:color="E0D8C4"/>
+        </w:pBdr>
+        <w:spacing w:before="40" w:after="40"/>
+      </w:pPr>
+      <w:r>
+        <w:rPr>
+          <w:rFonts w:ascii="Georgia" w:hAnsi="Georgia" w:cs="Georgia"/>
+          <w:b/>
+          <w:i w:val="0"/>
+          <w:color w:val="222222"/>
+          <w:sz w:val="19"/>
+        </w:rPr>
+        <w:t>Extreme Speed (Arcanine Only).</w:t>
+      </w:r>
+      <w:r>
+        <w:rPr>
+          <w:rFonts w:ascii="Georgia" w:hAnsi="Georgia" w:cs="Georgia"/>
+          <w:b w:val="0"/>
+          <w:i w:val="0"/>
+          <w:color w:val="222222"/>
+          <w:sz w:val="19"/>
+        </w:rPr>
+        <w:t xml:space="preserve"> The partner moves up to its Speed without provoking Opportunity Attacks and makes one Rend attack. On a hit, the target takes extra Fire damage equal to twice the spell's level.</w:t>
+      </w:r>
+    </w:p>
+    <w:p>
+      <w:pPr>
+        <w:pBdr>
+          <w:bottom w:val="single" w:sz="4" w:space="2" w:color="E0D8C4"/>
+        </w:pBdr>
+        <w:spacing w:before="40" w:after="40"/>
+      </w:pPr>
+      <w:r>
+        <w:rPr>
+          <w:rFonts w:ascii="Georgia" w:hAnsi="Georgia" w:cs="Georgia"/>
+          <w:b/>
+          <w:i w:val="0"/>
+          <w:color w:val="222222"/>
+          <w:sz w:val="19"/>
+        </w:rPr>
+        <w:t>Ice Beam (Lapras Only).</w:t>
+      </w:r>
+      <w:r>
+        <w:rPr>
+          <w:rFonts w:ascii="Georgia" w:hAnsi="Georgia" w:cs="Georgia"/>
+          <w:b w:val="0"/>
+          <w:i w:val="0"/>
+          <w:color w:val="222222"/>
+          <w:sz w:val="19"/>
+        </w:rPr>
+        <w:t xml:space="preserve"> When the partner uses Multiattack, it can replace any Rend with an Ice Beam. </w:t>
+      </w:r>
+      <w:r>
+        <w:rPr>
+          <w:rFonts w:ascii="Georgia" w:hAnsi="Georgia" w:cs="Georgia"/>
+          <w:b w:val="0"/>
+          <w:i/>
+          <w:color w:val="222222"/>
+          <w:sz w:val="19"/>
+        </w:rPr>
+        <w:t>Ranged Attack Roll:</w:t>
+      </w:r>
+      <w:r>
+        <w:rPr>
+          <w:rFonts w:ascii="Georgia" w:hAnsi="Georgia" w:cs="Georgia"/>
+          <w:b w:val="0"/>
+          <w:i w:val="0"/>
+          <w:color w:val="222222"/>
+          <w:sz w:val="19"/>
+        </w:rPr>
+        <w:t xml:space="preserve"> your spell attack modifier, range 60 ft. </w:t>
+      </w:r>
+      <w:r>
+        <w:rPr>
+          <w:rFonts w:ascii="Georgia" w:hAnsi="Georgia" w:cs="Georgia"/>
+          <w:b w:val="0"/>
+          <w:i/>
+          <w:color w:val="222222"/>
+          <w:sz w:val="19"/>
+        </w:rPr>
+        <w:t>Hit:</w:t>
+      </w:r>
+      <w:r>
+        <w:rPr>
+          <w:rFonts w:ascii="Georgia" w:hAnsi="Georgia" w:cs="Georgia"/>
+          <w:b w:val="0"/>
+          <w:i w:val="0"/>
+          <w:color w:val="222222"/>
+          <w:sz w:val="19"/>
+        </w:rPr>
+        <w:t xml:space="preserve"> 1d8 + 4 + the spell's level Cold damage, and the target's Speed decreases by 10 feet until the start of the partner's next turn.</w:t>
+      </w:r>
+    </w:p>
+    <w:p>
+      <w:pPr>
+        <w:pBdr>
+          <w:bottom w:val="single" w:sz="4" w:space="2" w:color="E0D8C4"/>
+        </w:pBdr>
+        <w:spacing w:before="40" w:after="40"/>
+      </w:pPr>
+      <w:r>
+        <w:rPr>
+          <w:rFonts w:ascii="Georgia" w:hAnsi="Georgia" w:cs="Georgia"/>
+          <w:b/>
+          <w:i w:val="0"/>
+          <w:color w:val="222222"/>
+          <w:sz w:val="19"/>
+        </w:rPr>
+        <w:t>Hypnosis (Noctowl Only; Recharge 5–6).</w:t>
+      </w:r>
+      <w:r>
+        <w:rPr>
+          <w:rFonts w:ascii="Georgia" w:hAnsi="Georgia" w:cs="Georgia"/>
+          <w:b w:val="0"/>
+          <w:i w:val="0"/>
+          <w:color w:val="222222"/>
+          <w:sz w:val="19"/>
+        </w:rPr>
+        <w:t xml:space="preserve"> One creature the partner can see within 30 feet must succeed on a Wisdom saving throw against your spell save DC or have the Incapacitated condition until the end of the partner's next turn or until it takes damage.</w:t>
+      </w:r>
+    </w:p>
+    <w:p>
+      <w:pPr>
+        <w:spacing w:after="80"/>
+      </w:pPr>
+      <w:r>
+        <w:rPr>
+          <w:rFonts w:ascii="Georgia" w:hAnsi="Georgia" w:cs="Georgia"/>
+          <w:b/>
+          <w:i w:val="0"/>
+          <w:color w:val="222222"/>
+          <w:sz w:val="21"/>
+        </w:rPr>
+        <w:t>Arcanine.</w:t>
+      </w:r>
+      <w:r>
+        <w:rPr>
+          <w:rFonts w:ascii="Georgia" w:hAnsi="Georgia" w:cs="Georgia"/>
+          <w:b w:val="0"/>
+          <w:i w:val="0"/>
+          <w:color w:val="222222"/>
+          <w:sz w:val="21"/>
+        </w:rPr>
+        <w:t xml:space="preserve"> </w:t>
+      </w:r>
+      <w:r>
+        <w:rPr>
+          <w:rFonts w:ascii="Georgia" w:hAnsi="Georgia" w:cs="Georgia"/>
+          <w:b w:val="0"/>
+          <w:i/>
+          <w:color w:val="222222"/>
+          <w:sz w:val="21"/>
+        </w:rPr>
+        <w:t>Legendary for its speed, it is said to run six thousand miles in a day and a night, driven by a flame that burns within. The old tales say folk stood entranced just watching it run.</w:t>
+      </w:r>
+    </w:p>
+    <w:p>
+      <w:pPr>
+        <w:spacing w:after="80"/>
+      </w:pPr>
+      <w:r>
+        <w:rPr>
+          <w:rFonts w:ascii="Georgia" w:hAnsi="Georgia" w:cs="Georgia"/>
+          <w:b/>
+          <w:i w:val="0"/>
+          <w:color w:val="222222"/>
+          <w:sz w:val="21"/>
+        </w:rPr>
+        <w:t>Lapras.</w:t>
+      </w:r>
+      <w:r>
+        <w:rPr>
+          <w:rFonts w:ascii="Georgia" w:hAnsi="Georgia" w:cs="Georgia"/>
+          <w:b w:val="0"/>
+          <w:i w:val="0"/>
+          <w:color w:val="222222"/>
+          <w:sz w:val="21"/>
+        </w:rPr>
+        <w:t xml:space="preserve"> </w:t>
+      </w:r>
+      <w:r>
+        <w:rPr>
+          <w:rFonts w:ascii="Georgia" w:hAnsi="Georgia" w:cs="Georgia"/>
+          <w:b w:val="0"/>
+          <w:i/>
+          <w:color w:val="222222"/>
+          <w:sz w:val="21"/>
+        </w:rPr>
+        <w:t>Intelligent enough to understand speech, it ferries travelers across cold water on its broad back, and it sings where sailors can hear.</w:t>
+      </w:r>
+    </w:p>
+    <w:p>
+      <w:pPr>
+        <w:spacing w:after="80"/>
+      </w:pPr>
+      <w:r>
+        <w:rPr>
+          <w:rFonts w:ascii="Georgia" w:hAnsi="Georgia" w:cs="Georgia"/>
+          <w:b/>
+          <w:i w:val="0"/>
+          <w:color w:val="222222"/>
+          <w:sz w:val="21"/>
+        </w:rPr>
+        <w:t>Noctowl.</w:t>
+      </w:r>
+      <w:r>
+        <w:rPr>
+          <w:rFonts w:ascii="Georgia" w:hAnsi="Georgia" w:cs="Georgia"/>
+          <w:b w:val="0"/>
+          <w:i w:val="0"/>
+          <w:color w:val="222222"/>
+          <w:sz w:val="21"/>
+        </w:rPr>
+        <w:t xml:space="preserve"> </w:t>
+      </w:r>
+      <w:r>
+        <w:rPr>
+          <w:rFonts w:ascii="Georgia" w:hAnsi="Georgia" w:cs="Georgia"/>
+          <w:b w:val="0"/>
+          <w:i/>
+          <w:color w:val="222222"/>
+          <w:sz w:val="21"/>
+        </w:rPr>
+        <w:t>Its eyes see by the faintest starlight, its head turns all the way around when it thinks, and its wings make no sound at all.</w:t>
       </w:r>
     </w:p>
     <w:p>
@@ -3034,7 +4300,7 @@
           <w:color w:val="222222"/>
           <w:sz w:val="18"/>
         </w:rPr>
-        <w:t>Carved by his own hand.</w:t>
+        <w:t>Wondrous Item (carved by his own hand)</w:t>
       </w:r>
     </w:p>
     <w:p>
@@ -3054,7 +4320,27 @@
           <w:color w:val="222222"/>
           <w:sz w:val="18"/>
         </w:rPr>
-        <w:t>A totem of a beast Ursa befriended during the wild year: the player names the beast, and names the friend. It refuses to leave you. The Bestial Spirit you summon always takes that companion's shape. When the spirit would drop to 0 Hit Points, it drops to 1 Hit Point instead. Once this property is used, it can't be used again until the next dawn.</w:t>
+        <w:t>Three small totems strung on one leather cord, one for each partner, whittled beside the wild year's campfires. When a partner you summoned would drop to 0 Hit Points, it drops to 1 Hit Point instead. Once this property is used, it can't be used again until the next dawn.</w:t>
+      </w:r>
+    </w:p>
+    <w:p>
+      <w:pPr>
+        <w:pBdr>
+          <w:left w:val="single" w:sz="18" w:space="12" w:color="5B2A86"/>
+        </w:pBdr>
+        <w:shd w:val="clear" w:color="auto" w:fill="F4F0FA"/>
+        <w:spacing w:before="30" w:after="70"/>
+        <w:ind w:left="340" w:right="340"/>
+      </w:pPr>
+      <w:r>
+        <w:rPr>
+          <w:rFonts w:ascii="Georgia" w:hAnsi="Georgia" w:cs="Georgia"/>
+          <w:b w:val="0"/>
+          <w:i w:val="0"/>
+          <w:color w:val="222222"/>
+          <w:sz w:val="19"/>
+        </w:rPr>
+        <w:t>▶ Naming is a table ceremony: the player names each partner the first time Ursa calls it, exactly like a first catch, and the chosen names go into the printed book alongside the species. Base creatures locked by the DM 2026-07-13: Arcanine, Lapras, and Noctowl, played as realistic-fantasy reskins.</w:t>
       </w:r>
     </w:p>
     <w:p>
@@ -3110,7 +4396,7 @@
           <w:color w:val="222222"/>
           <w:sz w:val="21"/>
         </w:rPr>
-        <w:t xml:space="preserve"> Summon Beast cast as a level 4 spell for a level 2 slot, free thought-speech with his summoned creatures, plain understanding of ordinary Beasts, and the Wildheart Token (his Bestial Spirit always wears his friend's shape, and once per day drops to 1 Hit Point instead of 0).</w:t>
+        <w:t xml:space="preserve"> any of his three partners summoned at level 4 for free (2 Rend attacks, AC 15, and 50 Hit Points, or 40 for Noctowl), each with its own trait and signature move, Wild Speech with any beast he summons, and the Wildheart Token (once per dawn, a partner drops to 1 Hit Point instead of 0).</w:t>
       </w:r>
     </w:p>
     <w:p>
@@ -3143,7 +4429,7 @@
           <w:color w:val="222222"/>
           <w:sz w:val="21"/>
         </w:rPr>
-        <w:t xml:space="preserve"> Mightier Summons keeps growing on its own. When Ursa's highest spell slot reaches level 5 at Druid level 9, the summons rise with it, no new feat required.</w:t>
+        <w:t xml:space="preserve"> the partners grow as his highest spell slot grows, no new feat required. At Druid level 11 the spell rises to level 6 and each partner makes 3 Rend attacks.</w:t>
       </w:r>
     </w:p>
     <w:p>
@@ -3178,7 +4464,7 @@
           <w:color w:val="222222"/>
           <w:sz w:val="21"/>
         </w:rPr>
-        <w:t>“You returned to the Circle, and the constellations answered: their light now runs down your arm and out through the staff. The Warden's spear sweeps between danger and the party.”</w:t>
+        <w:t>“You returned to the Circle, and every constellation answered: their light now runs down your arm and out through the staff. Whatever stars you wear, the Warden's spear sweeps between danger and the party.”</w:t>
       </w:r>
     </w:p>
     <w:p>
@@ -3218,7 +4504,7 @@
           <w:color w:val="222222"/>
           <w:sz w:val="18"/>
         </w:rPr>
-        <w:t>Story Feat</w:t>
+        <w:t>Story Feat (Prerequisite: Starry Form Feature)</w:t>
       </w:r>
     </w:p>
     <w:p>
@@ -3258,7 +4544,7 @@
           <w:color w:val="222222"/>
           <w:sz w:val="18"/>
         </w:rPr>
-        <w:t>The Warden.</w:t>
+        <w:t>The Warden's Mantle.</w:t>
       </w:r>
       <w:r>
         <w:rPr>
@@ -3268,7 +4554,7 @@
           <w:color w:val="222222"/>
           <w:sz w:val="18"/>
         </w:rPr>
-        <w:t xml:space="preserve"> You learn the Shillelagh cantrip, and Wisdom is your spellcasting ability for it. In addition, your Starry Form gains a fourth constellation: the Warden, a spear-bearing figure of starlight that holds its ground. When you assume your Starry Form, you can choose the Warden. If you do so, you cast Shillelagh through your staff as part of the same Bonus Action, and the spell lasts until your Starry Form ends rather than for 1 minute. While the Warden constellation is active, the kindled staff deals Radiant damage, and when you hit with it, the target takes an extra 1d6 Radiant damage. The extra damage increases by 1d6 when you reach Druid levels 11 (2d6) and 17 (3d6).</w:t>
+        <w:t xml:space="preserve"> You learn the Shillelagh cantrip, and Wisdom is your spellcasting ability for it. When you assume your Starry Form, you cast Shillelagh through your Staff of Waking Constellations as part of the same Bonus Action, and the spell lasts until the form ends rather than for 1 minute. While your Starry Form is active, whichever constellation you chose: the Staff's Starlight kindles with the form (no action required) and reaches 20 feet, and each ally within that light gains a +1 bonus to attack rolls and saving throws; the kindled staff deals Radiant damage, and when you hit with it, the target takes an extra 1d6 Radiant damage (this extra damage increases to 2d6 at Druid level 11 and 3d6 at Druid level 17); and the Warden, a spear-bearing figure of starlight, stands guard in your glow.</w:t>
       </w:r>
     </w:p>
     <w:p>
@@ -3288,7 +4574,7 @@
           <w:color w:val="222222"/>
           <w:sz w:val="18"/>
         </w:rPr>
-        <w:t>The Warden's Light.</w:t>
+        <w:t>Warden's Intercession.</w:t>
       </w:r>
       <w:r>
         <w:rPr>
@@ -3298,7 +4584,7 @@
           <w:color w:val="222222"/>
           <w:sz w:val="18"/>
         </w:rPr>
-        <w:t xml:space="preserve"> While the Warden constellation is active, the radius of the Staff's Starlight increases to 20 feet, and each ally within that light gains a +1 bonus to attack rolls and saving throws.</w:t>
+        <w:t xml:space="preserve"> While your Starry Form is active, when a creature you can see hits an ally within your Starlight, you can take a Reaction to reduce the damage the ally takes by 1d8 plus your Wisdom modifier.</w:t>
       </w:r>
     </w:p>
     <w:p>
@@ -3318,7 +4604,7 @@
           <w:color w:val="222222"/>
           <w:sz w:val="18"/>
         </w:rPr>
-        <w:t>Warden's Intercession.</w:t>
+        <w:t>Constellation Gifts.</w:t>
       </w:r>
       <w:r>
         <w:rPr>
@@ -3328,7 +4614,97 @@
           <w:color w:val="222222"/>
           <w:sz w:val="18"/>
         </w:rPr>
-        <w:t xml:space="preserve"> When a creature you can see hits an ally within your Starlight, you can take a Reaction to reduce the attack's damage against that ally. The reduction equals 1d8 plus your Wisdom modifier.</w:t>
+        <w:t xml:space="preserve"> While your Starry Form is active, you also gain the benefit below for the constellation you chose.</w:t>
+      </w:r>
+    </w:p>
+    <w:p>
+      <w:pPr>
+        <w:pBdr>
+          <w:left w:val="single" w:sz="18" w:space="12" w:color="8B2020"/>
+        </w:pBdr>
+        <w:shd w:val="clear" w:color="auto" w:fill="FCF6F6"/>
+        <w:spacing w:before="30" w:after="70"/>
+        <w:ind w:left="340" w:right="340"/>
+      </w:pPr>
+      <w:r>
+        <w:rPr>
+          <w:rFonts w:ascii="Georgia" w:hAnsi="Georgia" w:cs="Georgia"/>
+          <w:b/>
+          <w:i w:val="0"/>
+          <w:color w:val="222222"/>
+          <w:sz w:val="18"/>
+        </w:rPr>
+        <w:t>Archer.</w:t>
+      </w:r>
+      <w:r>
+        <w:rPr>
+          <w:rFonts w:ascii="Georgia" w:hAnsi="Georgia" w:cs="Georgia"/>
+          <w:b w:val="0"/>
+          <w:i w:val="0"/>
+          <w:color w:val="222222"/>
+          <w:sz w:val="18"/>
+        </w:rPr>
+        <w:t xml:space="preserve"> When you hit a creature with the Archer's luminous arrow, the arrow's light clings to it, and the next attack roll made against that creature before the start of your next turn has Advantage.</w:t>
+      </w:r>
+    </w:p>
+    <w:p>
+      <w:pPr>
+        <w:pBdr>
+          <w:left w:val="single" w:sz="18" w:space="12" w:color="8B2020"/>
+        </w:pBdr>
+        <w:shd w:val="clear" w:color="auto" w:fill="FCF6F6"/>
+        <w:spacing w:before="30" w:after="70"/>
+        <w:ind w:left="340" w:right="340"/>
+      </w:pPr>
+      <w:r>
+        <w:rPr>
+          <w:rFonts w:ascii="Georgia" w:hAnsi="Georgia" w:cs="Georgia"/>
+          <w:b/>
+          <w:i w:val="0"/>
+          <w:color w:val="222222"/>
+          <w:sz w:val="18"/>
+        </w:rPr>
+        <w:t>Chalice.</w:t>
+      </w:r>
+      <w:r>
+        <w:rPr>
+          <w:rFonts w:ascii="Georgia" w:hAnsi="Georgia" w:cs="Georgia"/>
+          <w:b w:val="0"/>
+          <w:i w:val="0"/>
+          <w:color w:val="222222"/>
+          <w:sz w:val="18"/>
+        </w:rPr>
+        <w:t xml:space="preserve"> When the Chalice's light restores Hit Points, you can divide those Hit Points between two creatures within 30 feet of yourself.</w:t>
+      </w:r>
+    </w:p>
+    <w:p>
+      <w:pPr>
+        <w:pBdr>
+          <w:left w:val="single" w:sz="18" w:space="12" w:color="8B2020"/>
+        </w:pBdr>
+        <w:shd w:val="clear" w:color="auto" w:fill="FCF6F6"/>
+        <w:spacing w:before="30" w:after="70"/>
+        <w:ind w:left="340" w:right="340"/>
+      </w:pPr>
+      <w:r>
+        <w:rPr>
+          <w:rFonts w:ascii="Georgia" w:hAnsi="Georgia" w:cs="Georgia"/>
+          <w:b/>
+          <w:i w:val="0"/>
+          <w:color w:val="222222"/>
+          <w:sz w:val="18"/>
+        </w:rPr>
+        <w:t>Dragon.</w:t>
+      </w:r>
+      <w:r>
+        <w:rPr>
+          <w:rFonts w:ascii="Georgia" w:hAnsi="Georgia" w:cs="Georgia"/>
+          <w:b w:val="0"/>
+          <w:i w:val="0"/>
+          <w:color w:val="222222"/>
+          <w:sz w:val="18"/>
+        </w:rPr>
+        <w:t xml:space="preserve"> Allies within your Starlight can treat a d20 roll of 9 or lower as a 10 on Constitution saving throws to maintain Concentration.</w:t>
       </w:r>
     </w:p>
     <w:p>
@@ -3348,7 +4724,7 @@
           <w:color w:val="222222"/>
           <w:sz w:val="19"/>
         </w:rPr>
-        <w:t>▶ The kindled staff IS the Shillelagh spell: Starseed (+1d4) rides its strikes (unlike the Archer's arrow, a form feature), and its damage counts as cantrip damage (Elemental Fury: Potent Spellcasting applies from Druid level 7, once per turn, like Starseed). Sheet note: the feat grants Shillelagh, so Ursa's known copy frees up for a cantrip swap at his next level.</w:t>
+        <w:t>▶ The kindled staff IS the Shillelagh spell, so Starseed (+1d4) rides its strikes once per turn (house rule 1; never the Archer's arrow), and its damage counts as cantrip damage (Potent Spellcasting applies from Druid level 7, once per turn, house rule 2). The Warden is no longer a fourth constellation to pick: the mantle rides every form (DM ruling 2026-07-13). Sheet note: the feat grants Shillelagh, so Ursa's known copy frees up for a swap.</w:t>
       </w:r>
     </w:p>
     <w:p>
@@ -3454,7 +4830,7 @@
           <w:color w:val="222222"/>
           <w:sz w:val="21"/>
         </w:rPr>
-        <w:t xml:space="preserve"> the Warden constellation (a kindled staff dealing Radiant damage with an extra 1d6 Radiant damage on a hit, plus Starseed's +1d4 once per turn), Starlight widened to 20 feet while the Warden shines, with the Amulet's +1 bonus to attack rolls and saving throws for every ally inside, Warden's Intercession (a Reaction that reduces the damage of a hit against an ally in the glow by 1d8 plus his Wisdom modifier), and the Staff at 6 charges.</w:t>
+        <w:t xml:space="preserve"> the Warden's Mantle in every constellation (Starlight kindled to 20 feet with a +1 bonus to attack rolls and saving throws for every ally inside, the kindled staff dealing Radiant damage with an extra 1d6 Radiant damage on a hit, and Warden's Intercession, a Reaction that reduces the damage an ally in the glow takes by 1d8 plus his Wisdom modifier), one Constellation Gift for whichever form he wears (Archer, Chalice, or Dragon), and the Staff at 6 charges.</w:t>
       </w:r>
     </w:p>
     <w:p>
@@ -3487,7 +4863,7 @@
           <w:color w:val="222222"/>
           <w:sz w:val="21"/>
         </w:rPr>
-        <w:t xml:space="preserve"> the Warden's extra Radiant damage grows to 2d6 at Druid level 11 and 3d6 at Druid level 17. The constellation keeps pace with the sky.</w:t>
+        <w:t xml:space="preserve"> the staff's extra Radiant damage grows to 2d6 at Druid level 11 and 3d6 at Druid level 17. The mantle keeps pace with the sky.</w:t>
       </w:r>
     </w:p>
     <w:p>
@@ -3522,7 +4898,7 @@
             <wp:extent cx="2468880" cy="2468880"/>
             <wp:effectExtent l="0" t="0" r="0" b="0"/>
             <wp:wrapSquare wrapText="bothSides"/>
-            <wp:docPr id="8" name="Picture 8"/>
+            <wp:docPr id="11" name="Picture 11"/>
             <wp:cNvGraphicFramePr/>
             <a:graphic xmlns:pic="http://schemas.openxmlformats.org/drawingml/2006/picture">
               <a:graphicData uri="http://schemas.openxmlformats.org/drawingml/2006/picture">
@@ -3648,7 +5024,7 @@
           <w:color w:val="222222"/>
           <w:sz w:val="18"/>
         </w:rPr>
-        <w:t>Both Omens.</w:t>
+        <w:t>Omen Dreams.</w:t>
       </w:r>
       <w:r>
         <w:rPr>
@@ -3658,7 +5034,7 @@
           <w:color w:val="222222"/>
           <w:sz w:val="18"/>
         </w:rPr>
-        <w:t xml:space="preserve"> When you consult your Star Map after finishing a Long Rest, you don't roll for a single omen. Instead, you gain access to both Weal and Woe until your next Long Rest.</w:t>
+        <w:t xml:space="preserve"> When you finish a Long Rest, roll two d20s and record the numbers rolled. These are your omens for the day. When you or a creature you can see is about to make a D20 Test, you can replace the d20 roll with one of your omens (no action required). You must choose to do so before the roll, and you can use each omen only once. When you finish a Long Rest, you lose any unused omens.</w:t>
       </w:r>
     </w:p>
     <w:p>
@@ -3678,7 +5054,7 @@
           <w:color w:val="222222"/>
           <w:sz w:val="18"/>
         </w:rPr>
-        <w:t>Read the Moment.</w:t>
+        <w:t>Both Omens.</w:t>
       </w:r>
       <w:r>
         <w:rPr>
@@ -3688,7 +5064,7 @@
           <w:color w:val="222222"/>
           <w:sz w:val="18"/>
         </w:rPr>
-        <w:t xml:space="preserve"> When you take the Reaction granted by your Cosmic Omen feature, you can wait until after the d20 is rolled but before you know whether the roll succeeds or fails. You then choose whether to apply Weal (adding 1d6 to the roll) or Woe (subtracting 1d6 from it).</w:t>
+        <w:t xml:space="preserve"> When you consult your Star Map after finishing a Long Rest, you don't roll for a single omen. Instead, you gain access to both Weal and Woe until your next Long Rest.</w:t>
       </w:r>
     </w:p>
     <w:p>
@@ -3708,6 +5084,36 @@
           <w:color w:val="222222"/>
           <w:sz w:val="18"/>
         </w:rPr>
+        <w:t>Read the Moment.</w:t>
+      </w:r>
+      <w:r>
+        <w:rPr>
+          <w:rFonts w:ascii="Georgia" w:hAnsi="Georgia" w:cs="Georgia"/>
+          <w:b w:val="0"/>
+          <w:i w:val="0"/>
+          <w:color w:val="222222"/>
+          <w:sz w:val="18"/>
+        </w:rPr>
+        <w:t xml:space="preserve"> When you take the Reaction granted by your Cosmic Omen feature, you can wait until after the d20 is rolled but before you know whether the roll succeeds or fails. You then choose whether to apply Weal (adding 1d6 to the roll) or Woe (subtracting 1d6 from it).</w:t>
+      </w:r>
+    </w:p>
+    <w:p>
+      <w:pPr>
+        <w:pBdr>
+          <w:left w:val="single" w:sz="18" w:space="12" w:color="8B2020"/>
+        </w:pBdr>
+        <w:shd w:val="clear" w:color="auto" w:fill="FCF6F6"/>
+        <w:spacing w:before="30" w:after="70"/>
+        <w:ind w:left="340" w:right="340"/>
+      </w:pPr>
+      <w:r>
+        <w:rPr>
+          <w:rFonts w:ascii="Georgia" w:hAnsi="Georgia" w:cs="Georgia"/>
+          <w:b/>
+          <w:i w:val="0"/>
+          <w:color w:val="222222"/>
+          <w:sz w:val="18"/>
+        </w:rPr>
         <w:t>Shared Tides.</w:t>
       </w:r>
       <w:r>
@@ -3754,6 +5160,21 @@
           <w:sz w:val="21"/>
         </w:rPr>
         <w:t>Woe lands after the die is cast: turning an enemy's save into a failure at the perfect moment feels like fate itself.</w:t>
+      </w:r>
+    </w:p>
+    <w:p>
+      <w:pPr>
+        <w:spacing w:after="80"/>
+      </w:pPr>
+      <w:r>
+        <w:rPr>
+          <w:rFonts w:ascii="Georgia" w:hAnsi="Georgia" w:cs="Georgia"/>
+          <w:b w:val="0"/>
+          <w:i w:val="0"/>
+          <w:color w:val="222222"/>
+          <w:sz w:val="21"/>
+        </w:rPr>
+        <w:t>The dreamed day has its own table craft: when an omen is spent, Ursa's player speaks the dreamed number aloud before the die would fall. “I dreamed this. The arrow lands on a 3.” Watching the world obey the dream is the whole art.</w:t>
       </w:r>
     </w:p>
     <w:p>
@@ -3834,6 +5255,126 @@
           <w:sz w:val="18"/>
         </w:rPr>
         <w:t>While holding the stone, you can cast Aura of Vitality from it without expending a spell slot. Once this property is used, it can't be used again until you finish a Long Rest.</w:t>
+      </w:r>
+    </w:p>
+    <w:p>
+      <w:pPr>
+        <w:pBdr>
+          <w:left w:val="single" w:sz="18" w:space="12" w:color="8B2020"/>
+        </w:pBdr>
+        <w:shd w:val="clear" w:color="auto" w:fill="FCF6F6"/>
+        <w:spacing w:before="30" w:after="70"/>
+        <w:ind w:left="340" w:right="340"/>
+      </w:pPr>
+      <w:r>
+        <w:rPr>
+          <w:rFonts w:ascii="Georgia" w:hAnsi="Georgia" w:cs="Georgia"/>
+          <w:b/>
+          <w:i w:val="0"/>
+          <w:color w:val="222222"/>
+          <w:sz w:val="18"/>
+        </w:rPr>
+        <w:t>The Stone Looks Ahead.</w:t>
+      </w:r>
+      <w:r>
+        <w:rPr>
+          <w:rFonts w:ascii="Georgia" w:hAnsi="Georgia" w:cs="Georgia"/>
+          <w:b w:val="0"/>
+          <w:i w:val="0"/>
+          <w:color w:val="222222"/>
+          <w:sz w:val="18"/>
+        </w:rPr>
+        <w:t xml:space="preserve"> The stone has 2 charges and regains all expended charges daily at dawn. As a Magic action, you can expend 1 charge to do one of the following.</w:t>
+      </w:r>
+    </w:p>
+    <w:p>
+      <w:pPr>
+        <w:pBdr>
+          <w:left w:val="single" w:sz="18" w:space="12" w:color="8B2020"/>
+        </w:pBdr>
+        <w:shd w:val="clear" w:color="auto" w:fill="FCF6F6"/>
+        <w:spacing w:before="30" w:after="70"/>
+        <w:ind w:left="340" w:right="340"/>
+      </w:pPr>
+      <w:r>
+        <w:rPr>
+          <w:rFonts w:ascii="Georgia" w:hAnsi="Georgia" w:cs="Georgia"/>
+          <w:b/>
+          <w:i w:val="0"/>
+          <w:color w:val="222222"/>
+          <w:sz w:val="18"/>
+        </w:rPr>
+        <w:t>Ask the Day.</w:t>
+      </w:r>
+      <w:r>
+        <w:rPr>
+          <w:rFonts w:ascii="Georgia" w:hAnsi="Georgia" w:cs="Georgia"/>
+          <w:b w:val="0"/>
+          <w:i w:val="0"/>
+          <w:color w:val="222222"/>
+          <w:sz w:val="18"/>
+        </w:rPr>
+        <w:t xml:space="preserve"> Ask the DM one yes-or-no question about the day ahead. You receive a truthful “yes” or “no,” or silence if the answer cannot be known.</w:t>
+      </w:r>
+    </w:p>
+    <w:p>
+      <w:pPr>
+        <w:pBdr>
+          <w:left w:val="single" w:sz="18" w:space="12" w:color="8B2020"/>
+        </w:pBdr>
+        <w:shd w:val="clear" w:color="auto" w:fill="FCF6F6"/>
+        <w:spacing w:before="30" w:after="70"/>
+        <w:ind w:left="340" w:right="340"/>
+      </w:pPr>
+      <w:r>
+        <w:rPr>
+          <w:rFonts w:ascii="Georgia" w:hAnsi="Georgia" w:cs="Georgia"/>
+          <w:b/>
+          <w:i w:val="0"/>
+          <w:color w:val="222222"/>
+          <w:sz w:val="18"/>
+        </w:rPr>
+        <w:t>Glimpse the Trail.</w:t>
+      </w:r>
+      <w:r>
+        <w:rPr>
+          <w:rFonts w:ascii="Georgia" w:hAnsi="Georgia" w:cs="Georgia"/>
+          <w:b w:val="0"/>
+          <w:i w:val="0"/>
+          <w:color w:val="222222"/>
+          <w:sz w:val="18"/>
+        </w:rPr>
+        <w:t xml:space="preserve"> Learn what waits on one unrevealed rift-board space within 1 mile.</w:t>
+      </w:r>
+    </w:p>
+    <w:p>
+      <w:pPr>
+        <w:pBdr>
+          <w:left w:val="single" w:sz="18" w:space="12" w:color="8B2020"/>
+        </w:pBdr>
+        <w:shd w:val="clear" w:color="auto" w:fill="FCF6F6"/>
+        <w:spacing w:before="30" w:after="70"/>
+        <w:ind w:left="340" w:right="340"/>
+      </w:pPr>
+      <w:r>
+        <w:rPr>
+          <w:rFonts w:ascii="Georgia" w:hAnsi="Georgia" w:cs="Georgia"/>
+          <w:b/>
+          <w:i w:val="0"/>
+          <w:color w:val="222222"/>
+          <w:sz w:val="18"/>
+        </w:rPr>
+        <w:t>Read the Heart.</w:t>
+      </w:r>
+      <w:r>
+        <w:rPr>
+          <w:rFonts w:ascii="Georgia" w:hAnsi="Georgia" w:cs="Georgia"/>
+          <w:b w:val="0"/>
+          <w:i w:val="0"/>
+          <w:color w:val="222222"/>
+          <w:sz w:val="18"/>
+        </w:rPr>
+        <w:t xml:space="preserve"> Learn a visible creature's emotional state and attitude toward the party.</w:t>
       </w:r>
     </w:p>
     <w:p>
@@ -3929,7 +5470,7 @@
           <w:color w:val="222222"/>
           <w:sz w:val="21"/>
         </w:rPr>
-        <w:t xml:space="preserve"> both Weal and Woe after every Long Rest, the patience to expend them after the d20 is rolled (but before the outcome is known), a pool of uses equal to his Wisdom modifier, and Ash's Sigil-Stone (Aura of Vitality once per Long Rest without expending a spell slot).</w:t>
+        <w:t xml:space="preserve"> two dreamed d20s a day (rolled after every Long Rest and spent before the die falls), both Weal and Woe after every Long Rest with the patience to expend them after the d20 is rolled (but before the outcome is known), a pool of five uses a day, and Ash's Sigil-Stone (two charges at dawn for Ask the Day, Glimpse the Trail, or Read the Heart, plus Aura of Vitality once per Long Rest without expending a spell slot).</w:t>
       </w:r>
     </w:p>
     <w:p>
@@ -4049,1804 +5590,6 @@
               <wp:posOffset>0</wp:posOffset>
             </wp:positionV>
             <wp:extent cx="2011680" cy="2011680"/>
-            <wp:effectExtent l="0" t="0" r="0" b="0"/>
-            <wp:wrapSquare wrapText="bothSides"/>
-            <wp:docPr id="9" name="Picture 9"/>
-            <wp:cNvGraphicFramePr/>
-            <a:graphic xmlns:pic="http://schemas.openxmlformats.org/drawingml/2006/picture">
-              <a:graphicData uri="http://schemas.openxmlformats.org/drawingml/2006/picture">
-                <pic:pic>
-                  <pic:nvPicPr>
-                    <pic:cNvPr id="0" name="image.jpg"/>
-                    <pic:cNvPicPr/>
-                  </pic:nvPicPr>
-                  <pic:blipFill>
-                    <a:blip r:embed="rId17"/>
-                    <a:stretch>
-                      <a:fillRect/>
-                    </a:stretch>
-                  </pic:blipFill>
-                  <pic:spPr>
-                    <a:xfrm>
-                      <a:off x="0" y="0"/>
-                      <a:ext cx="2011680" cy="2011680"/>
-                    </a:xfrm>
-                    <a:prstGeom prst="rect"/>
-                  </pic:spPr>
-                </pic:pic>
-              </a:graphicData>
-            </a:graphic>
-          </wp:anchor>
-        </w:drawing>
-      </w:r>
-    </w:p>
-    <w:p>
-      <w:pPr>
-        <w:pBdr>
-          <w:left w:val="single" w:sz="18" w:space="12" w:color="B8860B"/>
-        </w:pBdr>
-        <w:shd w:val="clear" w:color="auto" w:fill="FBF6EA"/>
-        <w:spacing w:before="30" w:after="70"/>
-        <w:ind w:left="340" w:right="340"/>
-      </w:pPr>
-      <w:r>
-        <w:rPr>
-          <w:rFonts w:ascii="Georgia" w:hAnsi="Georgia" w:cs="Georgia"/>
-          <w:b w:val="0"/>
-          <w:i/>
-          <w:color w:val="222222"/>
-          <w:sz w:val="21"/>
-        </w:rPr>
-        <w:t>“It doesn't jam. It doesn't misfire. It simply states its opinion, loudly.”</w:t>
-      </w:r>
-    </w:p>
-    <w:p>
-      <w:pPr>
-        <w:spacing w:after="80"/>
-      </w:pPr>
-      <w:r>
-        <w:rPr>
-          <w:rFonts w:ascii="Georgia" w:hAnsi="Georgia" w:cs="Georgia"/>
-          <w:b w:val="0"/>
-          <w:i w:val="0"/>
-          <w:color w:val="222222"/>
-          <w:sz w:val="21"/>
-        </w:rPr>
-        <w:t>On this road, Boomstick takes the dagger's watch. Boomstick becomes Lilly's spellcasting focus and her designated Arcane Firearm (an artificer designates only one). With her shield in the other hand, her hands are exactly full: pistol, shield, and nothing wasted. Its clockwork drum conjures its own rounds, so Lilly will never want for ammunition again. The Frostbite Shard retires to her belt as a keepsake, or one day, a gift.</w:t>
-      </w:r>
-    </w:p>
-    <w:p>
-      <w:pPr>
-        <w:keepNext/>
-        <w:pBdr>
-          <w:left w:val="single" w:sz="18" w:space="12" w:color="8B2020"/>
-        </w:pBdr>
-        <w:shd w:val="clear" w:color="auto" w:fill="FCF6F6"/>
-        <w:spacing w:before="30" w:after="70"/>
-        <w:ind w:left="340" w:right="340"/>
-      </w:pPr>
-      <w:r>
-        <w:rPr>
-          <w:rFonts w:ascii="Georgia" w:hAnsi="Georgia" w:cs="Georgia"/>
-          <w:b/>
-          <w:color w:val="8B2020"/>
-          <w:sz w:val="22"/>
-        </w:rPr>
-        <w:t>Boomstick</w:t>
-      </w:r>
-    </w:p>
-    <w:p>
-      <w:pPr>
-        <w:pBdr>
-          <w:left w:val="single" w:sz="18" w:space="12" w:color="8B2020"/>
-        </w:pBdr>
-        <w:shd w:val="clear" w:color="auto" w:fill="FCF6F6"/>
-        <w:spacing w:before="30" w:after="70"/>
-        <w:ind w:left="340" w:right="340"/>
-      </w:pPr>
-      <w:r>
-        <w:rPr>
-          <w:rFonts w:ascii="Georgia" w:hAnsi="Georgia" w:cs="Georgia"/>
-          <w:b w:val="0"/>
-          <w:i/>
-          <w:color w:val="222222"/>
-          <w:sz w:val="18"/>
-        </w:rPr>
-        <w:t>Weapon (Repeating Pistol), Rare (Requires Attunement by Lilly)</w:t>
-      </w:r>
-    </w:p>
-    <w:p>
-      <w:pPr>
-        <w:pBdr>
-          <w:left w:val="single" w:sz="18" w:space="12" w:color="8B2020"/>
-        </w:pBdr>
-        <w:shd w:val="clear" w:color="auto" w:fill="FCF6F6"/>
-        <w:spacing w:before="30" w:after="70"/>
-        <w:ind w:left="340" w:right="340"/>
-      </w:pPr>
-      <w:r>
-        <w:rPr>
-          <w:rFonts w:ascii="Georgia" w:hAnsi="Georgia" w:cs="Georgia"/>
-          <w:b/>
-          <w:i w:val="0"/>
-          <w:color w:val="222222"/>
-          <w:sz w:val="18"/>
-        </w:rPr>
-        <w:t>Repeating Pistol, +2.</w:t>
-      </w:r>
-      <w:r>
-        <w:rPr>
-          <w:rFonts w:ascii="Georgia" w:hAnsi="Georgia" w:cs="Georgia"/>
-          <w:b w:val="0"/>
-          <w:i w:val="0"/>
-          <w:color w:val="222222"/>
-          <w:sz w:val="18"/>
-        </w:rPr>
-        <w:t xml:space="preserve"> You gain a +2 bonus to attack rolls and damage rolls made with this magic weapon, which deals 1d10 Thunder damage on a hit. The weapon requires no ammunition and never needs reloading.</w:t>
-      </w:r>
-    </w:p>
-    <w:p>
-      <w:pPr>
-        <w:pBdr>
-          <w:left w:val="single" w:sz="18" w:space="12" w:color="8B2020"/>
-        </w:pBdr>
-        <w:shd w:val="clear" w:color="auto" w:fill="FCF6F6"/>
-        <w:spacing w:before="30" w:after="70"/>
-        <w:ind w:left="340" w:right="340"/>
-      </w:pPr>
-      <w:r>
-        <w:rPr>
-          <w:rFonts w:ascii="Georgia" w:hAnsi="Georgia" w:cs="Georgia"/>
-          <w:b/>
-          <w:i w:val="0"/>
-          <w:color w:val="222222"/>
-          <w:sz w:val="18"/>
-        </w:rPr>
-        <w:t>Wand of the War Mage.</w:t>
-      </w:r>
-      <w:r>
-        <w:rPr>
-          <w:rFonts w:ascii="Georgia" w:hAnsi="Georgia" w:cs="Georgia"/>
-          <w:b w:val="0"/>
-          <w:i w:val="0"/>
-          <w:color w:val="222222"/>
-          <w:sz w:val="18"/>
-        </w:rPr>
-        <w:t xml:space="preserve"> While holding Boomstick, you gain a +2 bonus to spell attack rolls, and you ignore Half Cover when making a spell attack. Your Eldritch Cannon also gains a +2 bonus to its attack rolls.</w:t>
-      </w:r>
-    </w:p>
-    <w:p>
-      <w:pPr>
-        <w:pBdr>
-          <w:left w:val="single" w:sz="18" w:space="12" w:color="8B2020"/>
-        </w:pBdr>
-        <w:shd w:val="clear" w:color="auto" w:fill="FCF6F6"/>
-        <w:spacing w:before="30" w:after="70"/>
-        <w:ind w:left="340" w:right="340"/>
-      </w:pPr>
-      <w:r>
-        <w:rPr>
-          <w:rFonts w:ascii="Georgia" w:hAnsi="Georgia" w:cs="Georgia"/>
-          <w:b/>
-          <w:i w:val="0"/>
-          <w:color w:val="222222"/>
-          <w:sz w:val="18"/>
-        </w:rPr>
-        <w:t>Spell Focus and Arcane Firearm.</w:t>
-      </w:r>
-      <w:r>
-        <w:rPr>
-          <w:rFonts w:ascii="Georgia" w:hAnsi="Georgia" w:cs="Georgia"/>
-          <w:b w:val="0"/>
-          <w:i w:val="0"/>
-          <w:color w:val="222222"/>
-          <w:sz w:val="18"/>
-        </w:rPr>
-        <w:t xml:space="preserve"> While holding Boomstick, you can use it as a Spellcasting Focus for your Artificer spells, and it is your designated Arcane Firearm. When you cast an Artificer spell through Boomstick, you can add 1d8 to one of the spell's damage rolls; the extra damage is Thunder damage.</w:t>
-      </w:r>
-    </w:p>
-    <w:p>
-      <w:pPr>
-        <w:pBdr>
-          <w:left w:val="single" w:sz="18" w:space="12" w:color="8B2020"/>
-        </w:pBdr>
-        <w:shd w:val="clear" w:color="auto" w:fill="FCF6F6"/>
-        <w:spacing w:before="30" w:after="70"/>
-        <w:ind w:left="340" w:right="340"/>
-      </w:pPr>
-      <w:r>
-        <w:rPr>
-          <w:rFonts w:ascii="Georgia" w:hAnsi="Georgia" w:cs="Georgia"/>
-          <w:b/>
-          <w:i w:val="0"/>
-          <w:color w:val="222222"/>
-          <w:sz w:val="18"/>
-        </w:rPr>
-        <w:t>Concussion Infusion.</w:t>
-      </w:r>
-      <w:r>
-        <w:rPr>
-          <w:rFonts w:ascii="Georgia" w:hAnsi="Georgia" w:cs="Georgia"/>
-          <w:b w:val="0"/>
-          <w:i w:val="0"/>
-          <w:color w:val="222222"/>
-          <w:sz w:val="18"/>
-        </w:rPr>
-        <w:t xml:space="preserve"> When a creature takes damage from a spell you cast through Boomstick, that creature takes an extra 2 Thunder damage and can't take Reactions until the start of its next turn.</w:t>
-      </w:r>
-    </w:p>
-    <w:p>
-      <w:pPr>
-        <w:pBdr>
-          <w:left w:val="single" w:sz="18" w:space="12" w:color="8B2020"/>
-        </w:pBdr>
-        <w:shd w:val="clear" w:color="auto" w:fill="FCF6F6"/>
-        <w:spacing w:before="30" w:after="70"/>
-        <w:ind w:left="340" w:right="340"/>
-      </w:pPr>
-      <w:r>
-        <w:rPr>
-          <w:rFonts w:ascii="Georgia" w:hAnsi="Georgia" w:cs="Georgia"/>
-          <w:b/>
-          <w:i w:val="0"/>
-          <w:color w:val="222222"/>
-          <w:sz w:val="18"/>
-        </w:rPr>
-        <w:t>Made to Channel.</w:t>
-      </w:r>
-      <w:r>
-        <w:rPr>
-          <w:rFonts w:ascii="Georgia" w:hAnsi="Georgia" w:cs="Georgia"/>
-          <w:b w:val="0"/>
-          <w:i w:val="0"/>
-          <w:color w:val="222222"/>
-          <w:sz w:val="18"/>
-        </w:rPr>
-        <w:t xml:space="preserve"> When you cast True Strike using Boomstick, the attack uses your Intelligence and counts as a spell attack, gaining Boomstick's +2 bonus to spell attack rolls and ignoring Half Cover. On a hit, the attack deals Boomstick's Thunder damage plus the spell's Radiant damage.</w:t>
-      </w:r>
-    </w:p>
-    <w:p>
-      <w:pPr>
-        <w:pBdr>
-          <w:left w:val="single" w:sz="18" w:space="12" w:color="8B2020"/>
-        </w:pBdr>
-        <w:shd w:val="clear" w:color="auto" w:fill="FCF6F6"/>
-        <w:spacing w:before="30" w:after="70"/>
-        <w:ind w:left="340" w:right="340"/>
-      </w:pPr>
-      <w:r>
-        <w:rPr>
-          <w:rFonts w:ascii="Georgia" w:hAnsi="Georgia" w:cs="Georgia"/>
-          <w:b w:val="0"/>
-          <w:i/>
-          <w:color w:val="222222"/>
-          <w:sz w:val="18"/>
-        </w:rPr>
-        <w:t>Forged by the masters of Glimmerstone.</w:t>
-      </w:r>
-    </w:p>
-    <w:p>
-      <w:pPr>
-        <w:keepNext/>
-        <w:pBdr>
-          <w:top w:val="double" w:sz="12" w:space="4" w:color="1F7A78"/>
-          <w:left w:val="double" w:sz="12" w:space="10" w:color="1F7A78"/>
-          <w:right w:val="double" w:sz="12" w:space="10" w:color="1F7A78"/>
-        </w:pBdr>
-        <w:shd w:val="clear" w:color="auto" w:fill="EAF4F3"/>
-        <w:spacing w:before="280" w:after="60"/>
-        <w:ind w:left="400" w:right="400"/>
-        <w:jc w:val="center"/>
-      </w:pPr>
-      <w:r>
-        <w:rPr>
-          <w:rFonts w:ascii="Georgia" w:hAnsi="Georgia" w:cs="Georgia"/>
-          <w:b/>
-          <w:color w:val="1F7A78"/>
-          <w:sz w:val="27"/>
-        </w:rPr>
-        <w:t>✦  At Level 7, Boomstick Has  ✦</w:t>
-      </w:r>
-    </w:p>
-    <w:p>
-      <w:pPr>
-        <w:keepNext/>
-        <w:keepLines/>
-        <w:pBdr>
-          <w:left w:val="double" w:sz="12" w:space="10" w:color="1F7A78"/>
-          <w:right w:val="double" w:sz="12" w:space="10" w:color="1F7A78"/>
-        </w:pBdr>
-        <w:shd w:val="clear" w:color="auto" w:fill="EAF4F3"/>
-        <w:spacing w:before="0" w:after="0"/>
-        <w:ind w:left="400" w:right="400"/>
-      </w:pPr>
-      <w:r>
-        <w:rPr>
-          <w:rFonts w:ascii="Georgia" w:hAnsi="Georgia" w:cs="Georgia"/>
-          <w:b/>
-          <w:i w:val="0"/>
-          <w:color w:val="222222"/>
-          <w:sz w:val="21"/>
-        </w:rPr>
-        <w:t>Live now:</w:t>
-      </w:r>
-      <w:r>
-        <w:rPr>
-          <w:rFonts w:ascii="Georgia" w:hAnsi="Georgia" w:cs="Georgia"/>
-          <w:b w:val="0"/>
-          <w:i w:val="0"/>
-          <w:color w:val="222222"/>
-          <w:sz w:val="21"/>
-        </w:rPr>
-        <w:t xml:space="preserve"> everything. The +2 pistol with its bottomless clockwork drum, +2 to spell attack rolls (a bonus that reaches her Eldritch Cannon's attacks too), ignored Half Cover on spell attacks, the 1d8 Thunder Arcane Firearm rider, the Concussion boom that steals Reactions, and True Strike channeled through the barrel.</w:t>
-      </w:r>
-    </w:p>
-    <w:p>
-      <w:pPr>
-        <w:keepLines/>
-        <w:pBdr>
-          <w:bottom w:val="double" w:sz="12" w:space="4" w:color="1F7A78"/>
-          <w:left w:val="double" w:sz="12" w:space="10" w:color="1F7A78"/>
-          <w:right w:val="double" w:sz="12" w:space="10" w:color="1F7A78"/>
-        </w:pBdr>
-        <w:shd w:val="clear" w:color="auto" w:fill="EAF4F3"/>
-        <w:spacing w:before="0" w:after="280"/>
-        <w:ind w:left="400" w:right="400"/>
-      </w:pPr>
-      <w:r>
-        <w:rPr>
-          <w:rFonts w:ascii="Georgia" w:hAnsi="Georgia" w:cs="Georgia"/>
-          <w:b/>
-          <w:i w:val="0"/>
-          <w:color w:val="222222"/>
-          <w:sz w:val="21"/>
-        </w:rPr>
-        <w:t>Not yet:</w:t>
-      </w:r>
-      <w:r>
-        <w:rPr>
-          <w:rFonts w:ascii="Georgia" w:hAnsi="Georgia" w:cs="Georgia"/>
-          <w:b w:val="0"/>
-          <w:i w:val="0"/>
-          <w:color w:val="222222"/>
-          <w:sz w:val="21"/>
-        </w:rPr>
-        <w:t xml:space="preserve"> nothing held back. Boomstick arrives complete, and this door pays its whole price on day one; what grows from here is only the legend.</w:t>
-      </w:r>
-    </w:p>
-    <w:p>
-      <w:pPr>
-        <w:keepNext/>
-        <w:pageBreakBefore/>
-        <w:spacing w:before="220" w:after="60"/>
-      </w:pPr>
-      <w:r>
-        <w:rPr>
-          <w:rFonts w:ascii="Georgia" w:hAnsi="Georgia" w:cs="Georgia"/>
-          <w:b/>
-          <w:color w:val="A0522D"/>
-          <w:sz w:val="26"/>
-        </w:rPr>
-        <w:t>The Awakened Essence Sphere</w:t>
-      </w:r>
-    </w:p>
-    <w:p>
-      <w:pPr>
-        <w:spacing w:after="0" w:before="0"/>
-      </w:pPr>
-      <w:r>
-        <w:drawing>
-          <wp:anchor xmlns:a="http://schemas.openxmlformats.org/drawingml/2006/main" behindDoc="0" distT="91440" distB="100584" distL="201600" distR="201600" simplePos="0" locked="0" layoutInCell="1" allowOverlap="0" relativeHeight="2">
-            <wp:simplePos x="0" y="0"/>
-            <wp:positionH relativeFrom="column">
-              <wp:align>right</wp:align>
-            </wp:positionH>
-            <wp:positionV relativeFrom="paragraph">
-              <wp:posOffset>0</wp:posOffset>
-            </wp:positionV>
-            <wp:extent cx="2194560" cy="2194560"/>
-            <wp:effectExtent l="0" t="0" r="0" b="0"/>
-            <wp:wrapSquare wrapText="bothSides"/>
-            <wp:docPr id="10" name="Picture 10"/>
-            <wp:cNvGraphicFramePr/>
-            <a:graphic xmlns:pic="http://schemas.openxmlformats.org/drawingml/2006/picture">
-              <a:graphicData uri="http://schemas.openxmlformats.org/drawingml/2006/picture">
-                <pic:pic>
-                  <pic:nvPicPr>
-                    <pic:cNvPr id="0" name="image.jpg"/>
-                    <pic:cNvPicPr/>
-                  </pic:nvPicPr>
-                  <pic:blipFill>
-                    <a:blip r:embed="rId18"/>
-                    <a:stretch>
-                      <a:fillRect/>
-                    </a:stretch>
-                  </pic:blipFill>
-                  <pic:spPr>
-                    <a:xfrm>
-                      <a:off x="0" y="0"/>
-                      <a:ext cx="2194560" cy="2194560"/>
-                    </a:xfrm>
-                    <a:prstGeom prst="rect"/>
-                  </pic:spPr>
-                </pic:pic>
-              </a:graphicData>
-            </a:graphic>
-          </wp:anchor>
-        </w:drawing>
-      </w:r>
-    </w:p>
-    <w:p>
-      <w:pPr>
-        <w:pBdr>
-          <w:left w:val="single" w:sz="18" w:space="12" w:color="B8860B"/>
-        </w:pBdr>
-        <w:shd w:val="clear" w:color="auto" w:fill="FBF6EA"/>
-        <w:spacing w:before="30" w:after="70"/>
-        <w:ind w:left="340" w:right="340"/>
-      </w:pPr>
-      <w:r>
-        <w:rPr>
-          <w:rFonts w:ascii="Georgia" w:hAnsi="Georgia" w:cs="Georgia"/>
-          <w:b w:val="0"/>
-          <w:i/>
-          <w:color w:val="222222"/>
-          <w:sz w:val="21"/>
-        </w:rPr>
-        <w:t>“It was never a keepsake. It was a key, and it is finally awake.”</w:t>
-      </w:r>
-    </w:p>
-    <w:p>
-      <w:pPr>
-        <w:spacing w:after="80"/>
-      </w:pPr>
-      <w:r>
-        <w:rPr>
-          <w:rFonts w:ascii="Georgia" w:hAnsi="Georgia" w:cs="Georgia"/>
-          <w:b w:val="0"/>
-          <w:i w:val="0"/>
-          <w:color w:val="222222"/>
-          <w:sz w:val="21"/>
-        </w:rPr>
-        <w:t>The Sphere has spent the whole journey quietly pulling loose motes from the air. Now awakened, it holds a swirling jumble of collected aether that powers it from the start, and as the party clears each elemental rift and installs its pure Mote, the Sphere learns that plane's mighty discharge. The Sphere is honest about its bargain: at Session 8 it grants Aether Ward alone (twice per Short Rest), and every one of its five discharges sleeps behind a rift still to be won. This door is the campaign's long game: the quietest of the three at the choosing, and by the end of the arc, the mightiest of them all.</w:t>
-      </w:r>
-    </w:p>
-    <w:p>
-      <w:pPr>
-        <w:keepNext/>
-        <w:pBdr>
-          <w:left w:val="single" w:sz="18" w:space="12" w:color="8B2020"/>
-        </w:pBdr>
-        <w:shd w:val="clear" w:color="auto" w:fill="FCF6F6"/>
-        <w:spacing w:before="30" w:after="70"/>
-        <w:ind w:left="340" w:right="340"/>
-      </w:pPr>
-      <w:r>
-        <w:rPr>
-          <w:rFonts w:ascii="Georgia" w:hAnsi="Georgia" w:cs="Georgia"/>
-          <w:b/>
-          <w:color w:val="8B2020"/>
-          <w:sz w:val="22"/>
-        </w:rPr>
-        <w:t>The Awakened Essence Sphere</w:t>
-      </w:r>
-    </w:p>
-    <w:p>
-      <w:pPr>
-        <w:pBdr>
-          <w:left w:val="single" w:sz="18" w:space="12" w:color="8B2020"/>
-        </w:pBdr>
-        <w:shd w:val="clear" w:color="auto" w:fill="FCF6F6"/>
-        <w:spacing w:before="30" w:after="70"/>
-        <w:ind w:left="340" w:right="340"/>
-      </w:pPr>
-      <w:r>
-        <w:rPr>
-          <w:rFonts w:ascii="Georgia" w:hAnsi="Georgia" w:cs="Georgia"/>
-          <w:b w:val="0"/>
-          <w:i/>
-          <w:color w:val="222222"/>
-          <w:sz w:val="18"/>
-        </w:rPr>
-        <w:t>Wondrous Item, Rare (Requires Attunement by Lilly)</w:t>
-      </w:r>
-    </w:p>
-    <w:p>
-      <w:pPr>
-        <w:pBdr>
-          <w:left w:val="single" w:sz="18" w:space="12" w:color="8B2020"/>
-        </w:pBdr>
-        <w:shd w:val="clear" w:color="auto" w:fill="FCF6F6"/>
-        <w:spacing w:before="30" w:after="70"/>
-        <w:ind w:left="340" w:right="340"/>
-      </w:pPr>
-      <w:r>
-        <w:rPr>
-          <w:rFonts w:ascii="Georgia" w:hAnsi="Georgia" w:cs="Georgia"/>
-          <w:b/>
-          <w:i w:val="0"/>
-          <w:color w:val="222222"/>
-          <w:sz w:val="18"/>
-        </w:rPr>
-        <w:t>Mote Channeling.</w:t>
-      </w:r>
-      <w:r>
-        <w:rPr>
-          <w:rFonts w:ascii="Georgia" w:hAnsi="Georgia" w:cs="Georgia"/>
-          <w:b w:val="0"/>
-          <w:i w:val="0"/>
-          <w:color w:val="222222"/>
-          <w:sz w:val="18"/>
-        </w:rPr>
-        <w:t xml:space="preserve"> The Sphere's powers share a pool of 2 uses, and you regain all expended uses when you finish a Short Rest. The Sphere starts with the Aether Ward power, and it gains one Elemental Discharge each time a rift's Mote is installed in it. If one of the Sphere's powers requires a saving throw, the DC equals your spell save DC.</w:t>
-      </w:r>
-    </w:p>
-    <w:p>
-      <w:pPr>
-        <w:pBdr>
-          <w:left w:val="single" w:sz="18" w:space="12" w:color="8B2020"/>
-        </w:pBdr>
-        <w:shd w:val="clear" w:color="auto" w:fill="FCF6F6"/>
-        <w:spacing w:before="30" w:after="70"/>
-        <w:ind w:left="340" w:right="340"/>
-      </w:pPr>
-      <w:r>
-        <w:rPr>
-          <w:rFonts w:ascii="Georgia" w:hAnsi="Georgia" w:cs="Georgia"/>
-          <w:b/>
-          <w:i w:val="0"/>
-          <w:color w:val="222222"/>
-          <w:sz w:val="18"/>
-        </w:rPr>
-        <w:t>Aether Ward (Base Power).</w:t>
-      </w:r>
-      <w:r>
-        <w:rPr>
-          <w:rFonts w:ascii="Georgia" w:hAnsi="Georgia" w:cs="Georgia"/>
-          <w:b w:val="0"/>
-          <w:i w:val="0"/>
-          <w:color w:val="222222"/>
-          <w:sz w:val="18"/>
-        </w:rPr>
-        <w:t xml:space="preserve"> As a Magic action, you can expend 1 use to release the gathered motes as a protective shell. You and each ally within 15 feet of you gain a number of Temporary Hit Points equal to 2d8 plus your Intelligence modifier.</w:t>
-      </w:r>
-    </w:p>
-    <w:p>
-      <w:pPr>
-        <w:pBdr>
-          <w:left w:val="single" w:sz="18" w:space="12" w:color="8B2020"/>
-        </w:pBdr>
-        <w:shd w:val="clear" w:color="auto" w:fill="FCF6F6"/>
-        <w:spacing w:before="30" w:after="70"/>
-        <w:ind w:left="340" w:right="340"/>
-      </w:pPr>
-      <w:r>
-        <w:rPr>
-          <w:rFonts w:ascii="Georgia" w:hAnsi="Georgia" w:cs="Georgia"/>
-          <w:b/>
-          <w:i w:val="0"/>
-          <w:color w:val="222222"/>
-          <w:sz w:val="18"/>
-        </w:rPr>
-        <w:t>Rift Tracker.</w:t>
-      </w:r>
-      <w:r>
-        <w:rPr>
-          <w:rFonts w:ascii="Georgia" w:hAnsi="Georgia" w:cs="Georgia"/>
-          <w:b w:val="0"/>
-          <w:i w:val="0"/>
-          <w:color w:val="222222"/>
-          <w:sz w:val="18"/>
-        </w:rPr>
-        <w:t xml:space="preserve"> When a rift's Mote is installed in the Sphere, record it: Ignis, Unda, Aer, Terra, Umbra.</w:t>
-      </w:r>
-    </w:p>
-    <w:p>
-      <w:pPr>
-        <w:keepNext/>
-        <w:pBdr>
-          <w:left w:val="single" w:sz="18" w:space="12" w:color="8B2020"/>
-        </w:pBdr>
-        <w:shd w:val="clear" w:color="auto" w:fill="FCF6F6"/>
-        <w:spacing w:before="30" w:after="70"/>
-        <w:ind w:left="340" w:right="340"/>
-      </w:pPr>
-      <w:r>
-        <w:rPr>
-          <w:rFonts w:ascii="Georgia" w:hAnsi="Georgia" w:cs="Georgia"/>
-          <w:b/>
-          <w:color w:val="8B2020"/>
-          <w:sz w:val="22"/>
-        </w:rPr>
-        <w:t>Elemental Discharges</w:t>
-      </w:r>
-    </w:p>
-    <w:p>
-      <w:pPr>
-        <w:pBdr>
-          <w:left w:val="single" w:sz="18" w:space="12" w:color="8B2020"/>
-        </w:pBdr>
-        <w:shd w:val="clear" w:color="auto" w:fill="FCF6F6"/>
-        <w:spacing w:before="30" w:after="70"/>
-        <w:ind w:left="340" w:right="340"/>
-      </w:pPr>
-      <w:r>
-        <w:rPr>
-          <w:rFonts w:ascii="Georgia" w:hAnsi="Georgia" w:cs="Georgia"/>
-          <w:b w:val="0"/>
-          <w:i/>
-          <w:color w:val="222222"/>
-          <w:sz w:val="18"/>
-        </w:rPr>
-        <w:t>Each unlocks when its rift is cleared and its Mote installed. The menu grows as the campaign goes.</w:t>
-      </w:r>
-    </w:p>
-    <w:p>
-      <w:pPr>
-        <w:pBdr>
-          <w:left w:val="single" w:sz="18" w:space="12" w:color="8B2020"/>
-        </w:pBdr>
-        <w:shd w:val="clear" w:color="auto" w:fill="FCF6F6"/>
-        <w:spacing w:before="30" w:after="70"/>
-        <w:ind w:left="340" w:right="340"/>
-      </w:pPr>
-      <w:r>
-        <w:rPr>
-          <w:rFonts w:ascii="Georgia" w:hAnsi="Georgia" w:cs="Georgia"/>
-          <w:b/>
-          <w:i w:val="0"/>
-          <w:color w:val="222222"/>
-          <w:sz w:val="18"/>
-        </w:rPr>
-        <w:t>Fire / Ignis, Cinderstorm (LOCKED).</w:t>
-      </w:r>
-      <w:r>
-        <w:rPr>
-          <w:rFonts w:ascii="Georgia" w:hAnsi="Georgia" w:cs="Georgia"/>
-          <w:b w:val="0"/>
-          <w:i w:val="0"/>
-          <w:color w:val="222222"/>
-          <w:sz w:val="18"/>
-        </w:rPr>
-        <w:t xml:space="preserve"> As a Magic action, you can expend 1 use to unleash a firestorm that fills a 40-foot-radius Sphere centered on a point within 120 feet of yourself. Each creature in the Sphere must make a Dexterity saving throw, taking 8d6 Fire damage on a failed save or half as much damage on a successful one. Until the start of your next turn, the area burns: it is Difficult Terrain, and any creature that enters the area or starts its turn there takes 2d6 Fire damage.</w:t>
-      </w:r>
-    </w:p>
-    <w:p>
-      <w:pPr>
-        <w:pBdr>
-          <w:left w:val="single" w:sz="18" w:space="12" w:color="8B2020"/>
-        </w:pBdr>
-        <w:shd w:val="clear" w:color="auto" w:fill="FCF6F6"/>
-        <w:spacing w:before="30" w:after="70"/>
-        <w:ind w:left="340" w:right="340"/>
-      </w:pPr>
-      <w:r>
-        <w:rPr>
-          <w:rFonts w:ascii="Georgia" w:hAnsi="Georgia" w:cs="Georgia"/>
-          <w:b/>
-          <w:i w:val="0"/>
-          <w:color w:val="222222"/>
-          <w:sz w:val="18"/>
-        </w:rPr>
-        <w:t>Water / Unda, Drowning Surge (LOCKED).</w:t>
-      </w:r>
-      <w:r>
-        <w:rPr>
-          <w:rFonts w:ascii="Georgia" w:hAnsi="Georgia" w:cs="Georgia"/>
-          <w:b w:val="0"/>
-          <w:i w:val="0"/>
-          <w:color w:val="222222"/>
-          <w:sz w:val="18"/>
-        </w:rPr>
-        <w:t xml:space="preserve"> As a Magic action, you can expend 1 use to release a surge of crushing water in a 30-foot Cone. Each creature in the Cone must make a Constitution saving throw, taking 6d8 Cold damage on a failed save or half as much damage on a successful one. On a failed save, the creature also has the Prone condition, and its Speed is halved until the end of its next turn.</w:t>
-      </w:r>
-    </w:p>
-    <w:p>
-      <w:pPr>
-        <w:pBdr>
-          <w:left w:val="single" w:sz="18" w:space="12" w:color="8B2020"/>
-        </w:pBdr>
-        <w:shd w:val="clear" w:color="auto" w:fill="FCF6F6"/>
-        <w:spacing w:before="30" w:after="70"/>
-        <w:ind w:left="340" w:right="340"/>
-      </w:pPr>
-      <w:r>
-        <w:rPr>
-          <w:rFonts w:ascii="Georgia" w:hAnsi="Georgia" w:cs="Georgia"/>
-          <w:b/>
-          <w:i w:val="0"/>
-          <w:color w:val="222222"/>
-          <w:sz w:val="18"/>
-        </w:rPr>
-        <w:t>Air / Aer, Cyclone (LOCKED).</w:t>
-      </w:r>
-      <w:r>
-        <w:rPr>
-          <w:rFonts w:ascii="Georgia" w:hAnsi="Georgia" w:cs="Georgia"/>
-          <w:b w:val="0"/>
-          <w:i w:val="0"/>
-          <w:color w:val="222222"/>
-          <w:sz w:val="18"/>
-        </w:rPr>
-        <w:t xml:space="preserve"> As a Magic action, you can expend 1 use to conjure a whirlwind that fills a 30-foot-radius Sphere centered on a point within 120 feet of yourself. Each creature in the Sphere must make a Strength saving throw, taking 6d8 Thunder damage on a failed save or half as much damage on a successful one. On a failed save, the creature is also pushed 20 feet away from the Sphere's center and has the Prone condition.</w:t>
-      </w:r>
-    </w:p>
-    <w:p>
-      <w:pPr>
-        <w:pBdr>
-          <w:left w:val="single" w:sz="18" w:space="12" w:color="8B2020"/>
-        </w:pBdr>
-        <w:shd w:val="clear" w:color="auto" w:fill="FCF6F6"/>
-        <w:spacing w:before="30" w:after="70"/>
-        <w:ind w:left="340" w:right="340"/>
-      </w:pPr>
-      <w:r>
-        <w:rPr>
-          <w:rFonts w:ascii="Georgia" w:hAnsi="Georgia" w:cs="Georgia"/>
-          <w:b/>
-          <w:i w:val="0"/>
-          <w:color w:val="222222"/>
-          <w:sz w:val="18"/>
-        </w:rPr>
-        <w:t>Earth / Terra, Tectonic Slam (LOCKED).</w:t>
-      </w:r>
-      <w:r>
-        <w:rPr>
-          <w:rFonts w:ascii="Georgia" w:hAnsi="Georgia" w:cs="Georgia"/>
-          <w:b w:val="0"/>
-          <w:i w:val="0"/>
-          <w:color w:val="222222"/>
-          <w:sz w:val="18"/>
-        </w:rPr>
-        <w:t xml:space="preserve"> As a Magic action, you can expend 1 use to make the ground erupt in a 20-foot-radius Sphere centered on a point within 120 feet of yourself. Each creature in the Sphere must succeed on a Dexterity saving throw or take 7d8 Force damage and have the Prone condition. Until the start of your next turn, the raised stone makes the area Difficult Terrain, a creature takes 5 Piercing damage for every 5 feet it moves in the area, and you and your allies have Half Cover while in the area.</w:t>
-      </w:r>
-    </w:p>
-    <w:p>
-      <w:pPr>
-        <w:pBdr>
-          <w:left w:val="single" w:sz="18" w:space="12" w:color="8B2020"/>
-        </w:pBdr>
-        <w:shd w:val="clear" w:color="auto" w:fill="FCF6F6"/>
-        <w:spacing w:before="30" w:after="70"/>
-        <w:ind w:left="340" w:right="340"/>
-      </w:pPr>
-      <w:r>
-        <w:rPr>
-          <w:rFonts w:ascii="Georgia" w:hAnsi="Georgia" w:cs="Georgia"/>
-          <w:b/>
-          <w:i w:val="0"/>
-          <w:color w:val="222222"/>
-          <w:sz w:val="18"/>
-        </w:rPr>
-        <w:t>Shadow / Umbra, Soul Siphon (LOCKED).</w:t>
-      </w:r>
-      <w:r>
-        <w:rPr>
-          <w:rFonts w:ascii="Georgia" w:hAnsi="Georgia" w:cs="Georgia"/>
-          <w:b w:val="0"/>
-          <w:i w:val="0"/>
-          <w:color w:val="222222"/>
-          <w:sz w:val="18"/>
-        </w:rPr>
-        <w:t xml:space="preserve"> As a Magic action, you can expend 1 use to target one creature within 60 feet of yourself, or you can divide the damage dice among up to three creatures within that range. Each target must make a Constitution saving throw, taking 8d6 Necrotic damage on a failed save or half as much damage on a successful one. You or one ally within 30 feet of you (your choice) regains Hit Points equal to half the amount of Necrotic damage dealt.</w:t>
-      </w:r>
-    </w:p>
-    <w:p>
-      <w:pPr>
-        <w:keepNext/>
-        <w:pBdr>
-          <w:top w:val="double" w:sz="12" w:space="4" w:color="1F7A78"/>
-          <w:left w:val="double" w:sz="12" w:space="10" w:color="1F7A78"/>
-          <w:right w:val="double" w:sz="12" w:space="10" w:color="1F7A78"/>
-        </w:pBdr>
-        <w:shd w:val="clear" w:color="auto" w:fill="EAF4F3"/>
-        <w:spacing w:before="280" w:after="60"/>
-        <w:ind w:left="400" w:right="400"/>
-        <w:jc w:val="center"/>
-      </w:pPr>
-      <w:r>
-        <w:rPr>
-          <w:rFonts w:ascii="Georgia" w:hAnsi="Georgia" w:cs="Georgia"/>
-          <w:b/>
-          <w:color w:val="1F7A78"/>
-          <w:sz w:val="27"/>
-        </w:rPr>
-        <w:t>✦  At Level 7, the Awakened Essence Sphere Has  ✦</w:t>
-      </w:r>
-    </w:p>
-    <w:p>
-      <w:pPr>
-        <w:keepNext/>
-        <w:keepLines/>
-        <w:pBdr>
-          <w:left w:val="double" w:sz="12" w:space="10" w:color="1F7A78"/>
-          <w:right w:val="double" w:sz="12" w:space="10" w:color="1F7A78"/>
-        </w:pBdr>
-        <w:shd w:val="clear" w:color="auto" w:fill="EAF4F3"/>
-        <w:spacing w:before="0" w:after="0"/>
-        <w:ind w:left="400" w:right="400"/>
-      </w:pPr>
-      <w:r>
-        <w:rPr>
-          <w:rFonts w:ascii="Georgia" w:hAnsi="Georgia" w:cs="Georgia"/>
-          <w:b/>
-          <w:i w:val="0"/>
-          <w:color w:val="222222"/>
-          <w:sz w:val="21"/>
-        </w:rPr>
-        <w:t>Live now:</w:t>
-      </w:r>
-      <w:r>
-        <w:rPr>
-          <w:rFonts w:ascii="Georgia" w:hAnsi="Georgia" w:cs="Georgia"/>
-          <w:b w:val="0"/>
-          <w:i w:val="0"/>
-          <w:color w:val="222222"/>
-          <w:sz w:val="21"/>
-        </w:rPr>
-        <w:t xml:space="preserve"> Aether Ward, twice per Short Rest: Lilly and each ally within 15 feet gain 2d8 + her Intelligence modifier Temporary Hit Points.</w:t>
-      </w:r>
-    </w:p>
-    <w:p>
-      <w:pPr>
-        <w:keepLines/>
-        <w:pBdr>
-          <w:bottom w:val="double" w:sz="12" w:space="4" w:color="1F7A78"/>
-          <w:left w:val="double" w:sz="12" w:space="10" w:color="1F7A78"/>
-          <w:right w:val="double" w:sz="12" w:space="10" w:color="1F7A78"/>
-        </w:pBdr>
-        <w:shd w:val="clear" w:color="auto" w:fill="EAF4F3"/>
-        <w:spacing w:before="0" w:after="280"/>
-        <w:ind w:left="400" w:right="400"/>
-      </w:pPr>
-      <w:r>
-        <w:rPr>
-          <w:rFonts w:ascii="Georgia" w:hAnsi="Georgia" w:cs="Georgia"/>
-          <w:b/>
-          <w:i w:val="0"/>
-          <w:color w:val="222222"/>
-          <w:sz w:val="21"/>
-        </w:rPr>
-        <w:t>Not yet:</w:t>
-      </w:r>
-      <w:r>
-        <w:rPr>
-          <w:rFonts w:ascii="Georgia" w:hAnsi="Georgia" w:cs="Georgia"/>
-          <w:b w:val="0"/>
-          <w:i w:val="0"/>
-          <w:color w:val="222222"/>
-          <w:sz w:val="21"/>
-        </w:rPr>
-        <w:t xml:space="preserve"> all five discharges. Cinderstorm, Drowning Surge, Cyclone, Tectonic Slam, and Soul Siphon each wake only when their rift falls and its Mote comes home. Five rifts stand between this Sphere and its full voice, and it means to earn every one.</w:t>
-      </w:r>
-    </w:p>
-    <w:p>
-      <w:pPr>
-        <w:keepNext/>
-        <w:spacing w:before="220" w:after="60"/>
-      </w:pPr>
-      <w:r>
-        <w:rPr>
-          <w:rFonts w:ascii="Georgia" w:hAnsi="Georgia" w:cs="Georgia"/>
-          <w:b/>
-          <w:color w:val="A0522D"/>
-          <w:sz w:val="26"/>
-        </w:rPr>
-        <w:t>The Sentinel</w:t>
-      </w:r>
-    </w:p>
-    <w:p>
-      <w:pPr>
-        <w:pBdr>
-          <w:left w:val="single" w:sz="18" w:space="12" w:color="B8860B"/>
-        </w:pBdr>
-        <w:shd w:val="clear" w:color="auto" w:fill="FBF6EA"/>
-        <w:spacing w:before="30" w:after="70"/>
-        <w:ind w:left="340" w:right="340"/>
-      </w:pPr>
-      <w:r>
-        <w:rPr>
-          <w:rFonts w:ascii="Georgia" w:hAnsi="Georgia" w:cs="Georgia"/>
-          <w:b w:val="0"/>
-          <w:i/>
-          <w:color w:val="222222"/>
-          <w:sz w:val="21"/>
-        </w:rPr>
-        <w:t>“An upgraded Eldritch Cannon, rebuilt at the bench into a faithful guardian.”</w:t>
-      </w:r>
-    </w:p>
-    <w:p>
-      <w:pPr>
-        <w:keepNext/>
-        <w:keepLines/>
-        <w:pBdr>
-          <w:left w:val="single" w:sz="18" w:space="12" w:color="8B2020"/>
-        </w:pBdr>
-        <w:shd w:val="clear" w:color="auto" w:fill="FCF6F6"/>
-        <w:spacing w:before="30" w:after="0"/>
-        <w:ind w:left="340" w:right="340"/>
-      </w:pPr>
-      <w:r>
-        <w:drawing>
-          <wp:anchor xmlns:a="http://schemas.openxmlformats.org/drawingml/2006/main" behindDoc="0" distT="91440" distB="100584" distL="201600" distR="201600" simplePos="0" locked="0" layoutInCell="1" allowOverlap="0" relativeHeight="2">
-            <wp:simplePos x="0" y="0"/>
-            <wp:positionH relativeFrom="column">
-              <wp:align>right</wp:align>
-            </wp:positionH>
-            <wp:positionV relativeFrom="paragraph">
-              <wp:posOffset>0</wp:posOffset>
-            </wp:positionV>
-            <wp:extent cx="2148840" cy="2148840"/>
-            <wp:effectExtent l="0" t="0" r="0" b="0"/>
-            <wp:wrapSquare wrapText="bothSides"/>
-            <wp:docPr id="11" name="Picture 11"/>
-            <wp:cNvGraphicFramePr/>
-            <a:graphic xmlns:pic="http://schemas.openxmlformats.org/drawingml/2006/picture">
-              <a:graphicData uri="http://schemas.openxmlformats.org/drawingml/2006/picture">
-                <pic:pic>
-                  <pic:nvPicPr>
-                    <pic:cNvPr id="0" name="image.jpg"/>
-                    <pic:cNvPicPr/>
-                  </pic:nvPicPr>
-                  <pic:blipFill>
-                    <a:blip r:embed="rId19"/>
-                    <a:stretch>
-                      <a:fillRect/>
-                    </a:stretch>
-                  </pic:blipFill>
-                  <pic:spPr>
-                    <a:xfrm>
-                      <a:off x="0" y="0"/>
-                      <a:ext cx="2148840" cy="2148840"/>
-                    </a:xfrm>
-                    <a:prstGeom prst="rect"/>
-                  </pic:spPr>
-                </pic:pic>
-              </a:graphicData>
-            </a:graphic>
-          </wp:anchor>
-        </w:drawing>
-      </w:r>
-      <w:r>
-        <w:rPr>
-          <w:rFonts w:ascii="Georgia" w:hAnsi="Georgia" w:cs="Georgia"/>
-          <w:b/>
-          <w:color w:val="8B2020"/>
-          <w:sz w:val="25"/>
-        </w:rPr>
-        <w:t>The Sentinel</w:t>
-      </w:r>
-    </w:p>
-    <w:p>
-      <w:pPr>
-        <w:keepNext/>
-        <w:keepLines/>
-        <w:pBdr>
-          <w:left w:val="single" w:sz="18" w:space="12" w:color="8B2020"/>
-        </w:pBdr>
-        <w:shd w:val="clear" w:color="auto" w:fill="FCF6F6"/>
-        <w:spacing w:before="0" w:after="20"/>
-        <w:ind w:left="340" w:right="340"/>
-      </w:pPr>
-      <w:r>
-        <w:rPr>
-          <w:rFonts w:ascii="Georgia" w:hAnsi="Georgia" w:cs="Georgia"/>
-          <w:i/>
-          <w:color w:val="222222"/>
-          <w:sz w:val="17"/>
-        </w:rPr>
-        <w:t>Medium Construct (the Pocket Dynamo, rebuilt; Requires Attunement by Lilly)</w:t>
-      </w:r>
-    </w:p>
-    <w:p>
-      <w:pPr>
-        <w:keepNext/>
-        <w:keepLines/>
-        <w:pBdr>
-          <w:left w:val="single" w:sz="18" w:space="12" w:color="8B2020"/>
-          <w:bottom w:val="single" w:sz="4" w:space="1" w:color="8B2020"/>
-        </w:pBdr>
-        <w:shd w:val="clear" w:color="auto" w:fill="FCF6F6"/>
-        <w:spacing w:before="20" w:after="20"/>
-        <w:ind w:left="340" w:right="340"/>
-      </w:pPr>
-    </w:p>
-    <w:p>
-      <w:pPr>
-        <w:keepNext/>
-        <w:keepLines/>
-        <w:pBdr>
-          <w:left w:val="single" w:sz="18" w:space="12" w:color="8B2020"/>
-        </w:pBdr>
-        <w:shd w:val="clear" w:color="auto" w:fill="FCF6F6"/>
-        <w:spacing w:before="0" w:after="0"/>
-        <w:ind w:left="340" w:right="340"/>
-      </w:pPr>
-      <w:r>
-        <w:rPr>
-          <w:rFonts w:ascii="Georgia" w:hAnsi="Georgia" w:cs="Georgia"/>
-          <w:b/>
-          <w:color w:val="8B2020"/>
-          <w:sz w:val="18"/>
-        </w:rPr>
-        <w:t xml:space="preserve">Armor Class </w:t>
-      </w:r>
-      <w:r>
-        <w:rPr>
-          <w:rFonts w:ascii="Georgia" w:hAnsi="Georgia" w:cs="Georgia"/>
-          <w:b w:val="0"/>
-          <w:i w:val="0"/>
-          <w:color w:val="222222"/>
-          <w:sz w:val="18"/>
-        </w:rPr>
-        <w:t>18</w:t>
-      </w:r>
-    </w:p>
-    <w:p>
-      <w:pPr>
-        <w:keepNext/>
-        <w:keepLines/>
-        <w:pBdr>
-          <w:left w:val="single" w:sz="18" w:space="12" w:color="8B2020"/>
-        </w:pBdr>
-        <w:shd w:val="clear" w:color="auto" w:fill="FCF6F6"/>
-        <w:spacing w:before="0" w:after="0"/>
-        <w:ind w:left="340" w:right="340"/>
-      </w:pPr>
-      <w:r>
-        <w:rPr>
-          <w:rFonts w:ascii="Georgia" w:hAnsi="Georgia" w:cs="Georgia"/>
-          <w:b/>
-          <w:color w:val="8B2020"/>
-          <w:sz w:val="18"/>
-        </w:rPr>
-        <w:t xml:space="preserve">Hit Points </w:t>
-      </w:r>
-      <w:r>
-        <w:rPr>
-          <w:rFonts w:ascii="Georgia" w:hAnsi="Georgia" w:cs="Georgia"/>
-          <w:b w:val="0"/>
-          <w:i w:val="0"/>
-          <w:color w:val="222222"/>
-          <w:sz w:val="18"/>
-        </w:rPr>
-        <w:t>5 + five times your Artificer level (40 at Level 7); it has a number of d8 Hit Dice equal to your Artificer level</w:t>
-      </w:r>
-    </w:p>
-    <w:p>
-      <w:pPr>
-        <w:keepNext/>
-        <w:keepLines/>
-        <w:pBdr>
-          <w:left w:val="single" w:sz="18" w:space="12" w:color="8B2020"/>
-        </w:pBdr>
-        <w:shd w:val="clear" w:color="auto" w:fill="FCF6F6"/>
-        <w:spacing w:before="0" w:after="0"/>
-        <w:ind w:left="340" w:right="340"/>
-      </w:pPr>
-      <w:r>
-        <w:rPr>
-          <w:rFonts w:ascii="Georgia" w:hAnsi="Georgia" w:cs="Georgia"/>
-          <w:b/>
-          <w:color w:val="8B2020"/>
-          <w:sz w:val="18"/>
-        </w:rPr>
-        <w:t xml:space="preserve">Speed </w:t>
-      </w:r>
-      <w:r>
-        <w:rPr>
-          <w:rFonts w:ascii="Georgia" w:hAnsi="Georgia" w:cs="Georgia"/>
-          <w:b w:val="0"/>
-          <w:i w:val="0"/>
-          <w:color w:val="222222"/>
-          <w:sz w:val="18"/>
-        </w:rPr>
-        <w:t>30 ft.</w:t>
-      </w:r>
-    </w:p>
-    <w:p>
-      <w:pPr>
-        <w:keepNext/>
-        <w:keepLines/>
-        <w:pBdr>
-          <w:left w:val="single" w:sz="18" w:space="12" w:color="8B2020"/>
-          <w:bottom w:val="single" w:sz="4" w:space="1" w:color="8B2020"/>
-        </w:pBdr>
-        <w:shd w:val="clear" w:color="auto" w:fill="FCF6F6"/>
-        <w:spacing w:before="20" w:after="20"/>
-        <w:ind w:left="340" w:right="340"/>
-      </w:pPr>
-    </w:p>
-    <w:p>
-      <w:pPr>
-        <w:keepNext/>
-        <w:keepLines/>
-        <w:pBdr>
-          <w:left w:val="single" w:sz="18" w:space="12" w:color="8B2020"/>
-        </w:pBdr>
-        <w:shd w:val="clear" w:color="auto" w:fill="FCF6F6"/>
-        <w:spacing w:before="30" w:after="20"/>
-        <w:ind w:left="340" w:right="340"/>
-      </w:pPr>
-      <w:r>
-        <w:rPr>
-          <w:rFonts w:ascii="Georgia" w:hAnsi="Georgia" w:cs="Georgia"/>
-          <w:b/>
-          <w:color w:val="8B2020"/>
-          <w:sz w:val="18"/>
-        </w:rPr>
-        <w:t xml:space="preserve">STR </w:t>
-      </w:r>
-      <w:r>
-        <w:rPr>
-          <w:rFonts w:ascii="Georgia" w:hAnsi="Georgia" w:cs="Georgia"/>
-          <w:color w:val="222222"/>
-          <w:sz w:val="18"/>
-        </w:rPr>
-        <w:t>14 (+2)</w:t>
-      </w:r>
-      <w:r>
-        <w:rPr>
-          <w:rFonts w:ascii="Georgia" w:hAnsi="Georgia" w:cs="Georgia"/>
-          <w:b/>
-          <w:color w:val="8B2020"/>
-          <w:sz w:val="18"/>
-        </w:rPr>
-        <w:t xml:space="preserve">   DEX </w:t>
-      </w:r>
-      <w:r>
-        <w:rPr>
-          <w:rFonts w:ascii="Georgia" w:hAnsi="Georgia" w:cs="Georgia"/>
-          <w:color w:val="222222"/>
-          <w:sz w:val="18"/>
-        </w:rPr>
-        <w:t>10 (+0)</w:t>
-      </w:r>
-      <w:r>
-        <w:rPr>
-          <w:rFonts w:ascii="Georgia" w:hAnsi="Georgia" w:cs="Georgia"/>
-          <w:b/>
-          <w:color w:val="8B2020"/>
-          <w:sz w:val="18"/>
-        </w:rPr>
-        <w:t xml:space="preserve">   CON </w:t>
-      </w:r>
-      <w:r>
-        <w:rPr>
-          <w:rFonts w:ascii="Georgia" w:hAnsi="Georgia" w:cs="Georgia"/>
-          <w:color w:val="222222"/>
-          <w:sz w:val="18"/>
-        </w:rPr>
-        <w:t>16 (+3)</w:t>
-      </w:r>
-      <w:r>
-        <w:rPr>
-          <w:rFonts w:ascii="Georgia" w:hAnsi="Georgia" w:cs="Georgia"/>
-          <w:b/>
-          <w:color w:val="8B2020"/>
-          <w:sz w:val="18"/>
-        </w:rPr>
-        <w:t xml:space="preserve">   INT </w:t>
-      </w:r>
-      <w:r>
-        <w:rPr>
-          <w:rFonts w:ascii="Georgia" w:hAnsi="Georgia" w:cs="Georgia"/>
-          <w:color w:val="222222"/>
-          <w:sz w:val="18"/>
-        </w:rPr>
-        <w:t>4 (-3)</w:t>
-      </w:r>
-      <w:r>
-        <w:rPr>
-          <w:rFonts w:ascii="Georgia" w:hAnsi="Georgia" w:cs="Georgia"/>
-          <w:b/>
-          <w:color w:val="8B2020"/>
-          <w:sz w:val="18"/>
-        </w:rPr>
-        <w:t xml:space="preserve">   WIS </w:t>
-      </w:r>
-      <w:r>
-        <w:rPr>
-          <w:rFonts w:ascii="Georgia" w:hAnsi="Georgia" w:cs="Georgia"/>
-          <w:color w:val="222222"/>
-          <w:sz w:val="18"/>
-        </w:rPr>
-        <w:t>12 (+1)</w:t>
-      </w:r>
-      <w:r>
-        <w:rPr>
-          <w:rFonts w:ascii="Georgia" w:hAnsi="Georgia" w:cs="Georgia"/>
-          <w:b/>
-          <w:color w:val="8B2020"/>
-          <w:sz w:val="18"/>
-        </w:rPr>
-        <w:t xml:space="preserve">   CHA </w:t>
-      </w:r>
-      <w:r>
-        <w:rPr>
-          <w:rFonts w:ascii="Georgia" w:hAnsi="Georgia" w:cs="Georgia"/>
-          <w:color w:val="222222"/>
-          <w:sz w:val="18"/>
-        </w:rPr>
-        <w:t>6 (-2)</w:t>
-      </w:r>
-    </w:p>
-    <w:p>
-      <w:pPr>
-        <w:pBdr>
-          <w:left w:val="single" w:sz="18" w:space="12" w:color="8B2020"/>
-          <w:bottom w:val="single" w:sz="4" w:space="1" w:color="8B2020"/>
-        </w:pBdr>
-        <w:shd w:val="clear" w:color="auto" w:fill="FCF6F6"/>
-        <w:spacing w:before="20" w:after="20"/>
-        <w:ind w:left="340" w:right="340"/>
-      </w:pPr>
-    </w:p>
-    <w:p>
-      <w:pPr>
-        <w:pBdr>
-          <w:left w:val="single" w:sz="18" w:space="12" w:color="8B2020"/>
-        </w:pBdr>
-        <w:shd w:val="clear" w:color="auto" w:fill="FCF6F6"/>
-        <w:spacing w:before="0" w:after="0"/>
-        <w:ind w:left="340" w:right="340"/>
-      </w:pPr>
-      <w:r>
-        <w:rPr>
-          <w:rFonts w:ascii="Georgia" w:hAnsi="Georgia" w:cs="Georgia"/>
-          <w:b/>
-          <w:color w:val="8B2020"/>
-          <w:sz w:val="18"/>
-        </w:rPr>
-        <w:t xml:space="preserve">Damage Immunities </w:t>
-      </w:r>
-      <w:r>
-        <w:rPr>
-          <w:rFonts w:ascii="Georgia" w:hAnsi="Georgia" w:cs="Georgia"/>
-          <w:b w:val="0"/>
-          <w:i w:val="0"/>
-          <w:color w:val="222222"/>
-          <w:sz w:val="18"/>
-        </w:rPr>
-        <w:t>Poison</w:t>
-      </w:r>
-    </w:p>
-    <w:p>
-      <w:pPr>
-        <w:pBdr>
-          <w:left w:val="single" w:sz="18" w:space="12" w:color="8B2020"/>
-        </w:pBdr>
-        <w:shd w:val="clear" w:color="auto" w:fill="FCF6F6"/>
-        <w:spacing w:before="0" w:after="0"/>
-        <w:ind w:left="340" w:right="340"/>
-      </w:pPr>
-      <w:r>
-        <w:rPr>
-          <w:rFonts w:ascii="Georgia" w:hAnsi="Georgia" w:cs="Georgia"/>
-          <w:b/>
-          <w:color w:val="8B2020"/>
-          <w:sz w:val="18"/>
-        </w:rPr>
-        <w:t xml:space="preserve">Condition Immunities </w:t>
-      </w:r>
-      <w:r>
-        <w:rPr>
-          <w:rFonts w:ascii="Georgia" w:hAnsi="Georgia" w:cs="Georgia"/>
-          <w:b w:val="0"/>
-          <w:i w:val="0"/>
-          <w:color w:val="222222"/>
-          <w:sz w:val="18"/>
-        </w:rPr>
-        <w:t>Charmed, Exhaustion, Poisoned</w:t>
-      </w:r>
-    </w:p>
-    <w:p>
-      <w:pPr>
-        <w:pBdr>
-          <w:left w:val="single" w:sz="18" w:space="12" w:color="8B2020"/>
-        </w:pBdr>
-        <w:shd w:val="clear" w:color="auto" w:fill="FCF6F6"/>
-        <w:spacing w:before="0" w:after="0"/>
-        <w:ind w:left="340" w:right="340"/>
-      </w:pPr>
-      <w:r>
-        <w:rPr>
-          <w:rFonts w:ascii="Georgia" w:hAnsi="Georgia" w:cs="Georgia"/>
-          <w:b/>
-          <w:color w:val="8B2020"/>
-          <w:sz w:val="18"/>
-        </w:rPr>
-        <w:t xml:space="preserve">Senses </w:t>
-      </w:r>
-      <w:r>
-        <w:rPr>
-          <w:rFonts w:ascii="Georgia" w:hAnsi="Georgia" w:cs="Georgia"/>
-          <w:b w:val="0"/>
-          <w:i w:val="0"/>
-          <w:color w:val="222222"/>
-          <w:sz w:val="18"/>
-        </w:rPr>
-        <w:t>Darkvision 60 ft., Passive Perception 11</w:t>
-      </w:r>
-    </w:p>
-    <w:p>
-      <w:pPr>
-        <w:pBdr>
-          <w:left w:val="single" w:sz="18" w:space="12" w:color="8B2020"/>
-        </w:pBdr>
-        <w:shd w:val="clear" w:color="auto" w:fill="FCF6F6"/>
-        <w:spacing w:before="0" w:after="0"/>
-        <w:ind w:left="340" w:right="340"/>
-      </w:pPr>
-      <w:r>
-        <w:rPr>
-          <w:rFonts w:ascii="Georgia" w:hAnsi="Georgia" w:cs="Georgia"/>
-          <w:b/>
-          <w:color w:val="8B2020"/>
-          <w:sz w:val="18"/>
-        </w:rPr>
-        <w:t xml:space="preserve">Languages </w:t>
-      </w:r>
-      <w:r>
-        <w:rPr>
-          <w:rFonts w:ascii="Georgia" w:hAnsi="Georgia" w:cs="Georgia"/>
-          <w:b w:val="0"/>
-          <w:i w:val="0"/>
-          <w:color w:val="222222"/>
-          <w:sz w:val="18"/>
-        </w:rPr>
-        <w:t>understands the languages you know</w:t>
-      </w:r>
-    </w:p>
-    <w:p>
-      <w:pPr>
-        <w:pBdr>
-          <w:left w:val="single" w:sz="18" w:space="12" w:color="8B2020"/>
-        </w:pBdr>
-        <w:shd w:val="clear" w:color="auto" w:fill="FCF6F6"/>
-        <w:spacing w:before="30" w:after="20"/>
-        <w:ind w:left="340" w:right="340"/>
-      </w:pPr>
-      <w:r>
-        <w:rPr>
-          <w:rFonts w:ascii="Georgia" w:hAnsi="Georgia" w:cs="Georgia"/>
-          <w:b/>
-          <w:i/>
-          <w:color w:val="222222"/>
-          <w:sz w:val="18"/>
-        </w:rPr>
-        <w:t xml:space="preserve">Duration. </w:t>
-      </w:r>
-      <w:r>
-        <w:rPr>
-          <w:rFonts w:ascii="Georgia" w:hAnsi="Georgia" w:cs="Georgia"/>
-          <w:b w:val="0"/>
-          <w:i w:val="0"/>
-          <w:color w:val="222222"/>
-          <w:sz w:val="18"/>
-        </w:rPr>
-        <w:t>None. The Sentinel remains until it drops to 0 Hit Points or until you dismiss it (no action required). As a Bonus Action, you can deploy or recall it.</w:t>
-      </w:r>
-    </w:p>
-    <w:p>
-      <w:pPr>
-        <w:pBdr>
-          <w:left w:val="single" w:sz="18" w:space="12" w:color="8B2020"/>
-        </w:pBdr>
-        <w:shd w:val="clear" w:color="auto" w:fill="FCF6F6"/>
-        <w:spacing w:before="30" w:after="20"/>
-        <w:ind w:left="340" w:right="340"/>
-      </w:pPr>
-      <w:r>
-        <w:rPr>
-          <w:rFonts w:ascii="Georgia" w:hAnsi="Georgia" w:cs="Georgia"/>
-          <w:b/>
-          <w:i/>
-          <w:color w:val="222222"/>
-          <w:sz w:val="18"/>
-        </w:rPr>
-        <w:t xml:space="preserve">Bound Construct. </w:t>
-      </w:r>
-      <w:r>
-        <w:rPr>
-          <w:rFonts w:ascii="Georgia" w:hAnsi="Georgia" w:cs="Georgia"/>
-          <w:b w:val="0"/>
-          <w:i w:val="0"/>
-          <w:color w:val="222222"/>
-          <w:sz w:val="18"/>
-        </w:rPr>
-        <w:t>Add your Proficiency Bonus to any ability check or saving throw the Sentinel makes.</w:t>
-      </w:r>
-    </w:p>
-    <w:p>
-      <w:pPr>
-        <w:pBdr>
-          <w:left w:val="single" w:sz="18" w:space="12" w:color="8B2020"/>
-        </w:pBdr>
-        <w:shd w:val="clear" w:color="auto" w:fill="FCF6F6"/>
-        <w:spacing w:before="30" w:after="20"/>
-        <w:ind w:left="340" w:right="340"/>
-      </w:pPr>
-      <w:r>
-        <w:rPr>
-          <w:rFonts w:ascii="Georgia" w:hAnsi="Georgia" w:cs="Georgia"/>
-          <w:b/>
-          <w:i/>
-          <w:color w:val="222222"/>
-          <w:sz w:val="18"/>
-        </w:rPr>
-        <w:t xml:space="preserve">Rebuilt Dynamo. </w:t>
-      </w:r>
-      <w:r>
-        <w:rPr>
-          <w:rFonts w:ascii="Georgia" w:hAnsi="Georgia" w:cs="Georgia"/>
-          <w:b w:val="0"/>
-          <w:i w:val="0"/>
-          <w:color w:val="222222"/>
-          <w:sz w:val="18"/>
-        </w:rPr>
-        <w:t>The Sentinel replaces your Eldritch Cannon feature: while you are attuned to it, you deploy the Sentinel instead of a cannon, never both at once. Deploying the Sentinel doesn't expend a spell slot, and the Sentinel has no maximum duration. When the Mending spell is cast on the Sentinel, it regains 2d6 Hit Points. If the Sentinel has dropped to 0 Hit Points, you can rebuild it by expending a level 1+ spell slot.</w:t>
-      </w:r>
-    </w:p>
-    <w:p>
-      <w:pPr>
-        <w:pBdr>
-          <w:left w:val="single" w:sz="18" w:space="12" w:color="8B2020"/>
-          <w:bottom w:val="single" w:sz="4" w:space="1" w:color="8B2020"/>
-        </w:pBdr>
-        <w:shd w:val="clear" w:color="auto" w:fill="FCF6F6"/>
-        <w:spacing w:before="20" w:after="20"/>
-        <w:ind w:left="340" w:right="340"/>
-      </w:pPr>
-    </w:p>
-    <w:p>
-      <w:pPr>
-        <w:keepNext/>
-        <w:pBdr>
-          <w:left w:val="single" w:sz="18" w:space="12" w:color="8B2020"/>
-        </w:pBdr>
-        <w:shd w:val="clear" w:color="auto" w:fill="FCF6F6"/>
-        <w:spacing w:before="30" w:after="20"/>
-        <w:ind w:left="340" w:right="340"/>
-      </w:pPr>
-      <w:r>
-        <w:rPr>
-          <w:rFonts w:ascii="Georgia" w:hAnsi="Georgia" w:cs="Georgia"/>
-          <w:b/>
-          <w:color w:val="8B2020"/>
-          <w:sz w:val="20"/>
-        </w:rPr>
-        <w:t>Actions</w:t>
-      </w:r>
-    </w:p>
-    <w:p>
-      <w:pPr>
-        <w:pBdr>
-          <w:left w:val="single" w:sz="18" w:space="12" w:color="8B2020"/>
-        </w:pBdr>
-        <w:shd w:val="clear" w:color="auto" w:fill="FCF6F6"/>
-        <w:spacing w:before="30" w:after="20"/>
-        <w:ind w:left="340" w:right="340"/>
-      </w:pPr>
-      <w:r>
-        <w:rPr>
-          <w:rFonts w:ascii="Georgia" w:hAnsi="Georgia" w:cs="Georgia"/>
-          <w:b/>
-          <w:i/>
-          <w:color w:val="222222"/>
-          <w:sz w:val="18"/>
-        </w:rPr>
-        <w:t xml:space="preserve">Activate. </w:t>
-      </w:r>
-      <w:r>
-        <w:rPr>
-          <w:rFonts w:ascii="Georgia" w:hAnsi="Georgia" w:cs="Georgia"/>
-          <w:b w:val="0"/>
-          <w:i w:val="0"/>
-          <w:color w:val="222222"/>
-          <w:sz w:val="18"/>
-        </w:rPr>
-        <w:t>As a Bonus Action, you can activate the Sentinel, and it then takes one of the following actions of your choice.</w:t>
-      </w:r>
-    </w:p>
-    <w:p>
-      <w:pPr>
-        <w:pBdr>
-          <w:left w:val="single" w:sz="18" w:space="12" w:color="8B2020"/>
-        </w:pBdr>
-        <w:shd w:val="clear" w:color="auto" w:fill="FCF6F6"/>
-        <w:spacing w:before="30" w:after="20"/>
-        <w:ind w:left="340" w:right="340"/>
-      </w:pPr>
-      <w:r>
-        <w:rPr>
-          <w:rFonts w:ascii="Georgia" w:hAnsi="Georgia" w:cs="Georgia"/>
-          <w:b/>
-          <w:i/>
-          <w:color w:val="222222"/>
-          <w:sz w:val="18"/>
-        </w:rPr>
-        <w:t xml:space="preserve">Force Blast. </w:t>
-      </w:r>
-      <w:r>
-        <w:rPr>
-          <w:rFonts w:ascii="Georgia" w:hAnsi="Georgia" w:cs="Georgia"/>
-          <w:b w:val="0"/>
-          <w:i w:val="0"/>
-          <w:color w:val="222222"/>
-          <w:sz w:val="18"/>
-        </w:rPr>
-        <w:t>Ranged Attack Roll: Bonus equals your spell attack modifier, range 120 ft. Hit: 2d8 + your Intelligence modifier Force damage.</w:t>
-      </w:r>
-    </w:p>
-    <w:p>
-      <w:pPr>
-        <w:pBdr>
-          <w:left w:val="single" w:sz="18" w:space="12" w:color="8B2020"/>
-        </w:pBdr>
-        <w:shd w:val="clear" w:color="auto" w:fill="FCF6F6"/>
-        <w:spacing w:before="30" w:after="20"/>
-        <w:ind w:left="340" w:right="340"/>
-      </w:pPr>
-      <w:r>
-        <w:rPr>
-          <w:rFonts w:ascii="Georgia" w:hAnsi="Georgia" w:cs="Georgia"/>
-          <w:b/>
-          <w:i/>
-          <w:color w:val="222222"/>
-          <w:sz w:val="18"/>
-        </w:rPr>
-        <w:t xml:space="preserve">Electric Pulse. </w:t>
-      </w:r>
-      <w:r>
-        <w:rPr>
-          <w:rFonts w:ascii="Georgia" w:hAnsi="Georgia" w:cs="Georgia"/>
-          <w:b w:val="0"/>
-          <w:i w:val="0"/>
-          <w:color w:val="222222"/>
-          <w:sz w:val="18"/>
-        </w:rPr>
-        <w:t>Dexterity Saving Throw: DC equals your spell save DC, each creature of your choice within 15 feet of the Sentinel. Failure: 2d8 + your Intelligence modifier Lightning damage, and the target can't take Reactions until the start of your next turn. Success: Half damage.</w:t>
-      </w:r>
-    </w:p>
-    <w:p>
-      <w:pPr>
-        <w:pBdr>
-          <w:left w:val="single" w:sz="18" w:space="12" w:color="8B2020"/>
-          <w:bottom w:val="single" w:sz="4" w:space="1" w:color="8B2020"/>
-        </w:pBdr>
-        <w:shd w:val="clear" w:color="auto" w:fill="FCF6F6"/>
-        <w:spacing w:before="20" w:after="20"/>
-        <w:ind w:left="340" w:right="340"/>
-      </w:pPr>
-    </w:p>
-    <w:p>
-      <w:pPr>
-        <w:keepNext/>
-        <w:pBdr>
-          <w:left w:val="single" w:sz="18" w:space="12" w:color="8B2020"/>
-        </w:pBdr>
-        <w:shd w:val="clear" w:color="auto" w:fill="FCF6F6"/>
-        <w:spacing w:before="30" w:after="20"/>
-        <w:ind w:left="340" w:right="340"/>
-      </w:pPr>
-      <w:r>
-        <w:rPr>
-          <w:rFonts w:ascii="Georgia" w:hAnsi="Georgia" w:cs="Georgia"/>
-          <w:b/>
-          <w:color w:val="8B2020"/>
-          <w:sz w:val="20"/>
-        </w:rPr>
-        <w:t>Reactions</w:t>
-      </w:r>
-    </w:p>
-    <w:p>
-      <w:pPr>
-        <w:pBdr>
-          <w:left w:val="single" w:sz="18" w:space="12" w:color="8B2020"/>
-        </w:pBdr>
-        <w:shd w:val="clear" w:color="auto" w:fill="FCF6F6"/>
-        <w:spacing w:before="30" w:after="20"/>
-        <w:ind w:left="340" w:right="340"/>
-      </w:pPr>
-      <w:r>
-        <w:rPr>
-          <w:rFonts w:ascii="Georgia" w:hAnsi="Georgia" w:cs="Georgia"/>
-          <w:b/>
-          <w:i/>
-          <w:color w:val="222222"/>
-          <w:sz w:val="18"/>
-        </w:rPr>
-        <w:t xml:space="preserve">Guardian Protocol (1/round). </w:t>
-      </w:r>
-      <w:r>
-        <w:rPr>
-          <w:rFonts w:ascii="Georgia" w:hAnsi="Georgia" w:cs="Georgia"/>
-          <w:b w:val="0"/>
-          <w:i w:val="0"/>
-          <w:color w:val="222222"/>
-          <w:sz w:val="18"/>
-        </w:rPr>
-        <w:t>Trigger: An ally within 15 feet of the Sentinel takes damage. Response: The ally gains 1d8 + your Intelligence modifier Temporary Hit Points.</w:t>
-      </w:r>
-    </w:p>
-    <w:p>
-      <w:pPr>
-        <w:spacing w:after="0"/>
-      </w:pPr>
-    </w:p>
-    <w:p>
-      <w:pPr>
-        <w:spacing w:after="80"/>
-      </w:pPr>
-      <w:r>
-        <w:rPr>
-          <w:rFonts w:ascii="Georgia" w:hAnsi="Georgia" w:cs="Georgia"/>
-          <w:b/>
-          <w:i w:val="0"/>
-          <w:color w:val="222222"/>
-          <w:sz w:val="21"/>
-        </w:rPr>
-        <w:t>Why this is an upgrade.</w:t>
-      </w:r>
-      <w:r>
-        <w:rPr>
-          <w:rFonts w:ascii="Georgia" w:hAnsi="Georgia" w:cs="Georgia"/>
-          <w:b w:val="0"/>
-          <w:i w:val="0"/>
-          <w:color w:val="222222"/>
-          <w:sz w:val="21"/>
-        </w:rPr>
-        <w:t xml:space="preserve"> The old cannon made Lilly choose a mode; the Sentinel walks on its own 30 feet, then blasts or pulses on her Bonus Action (her pick every time), and shields her friends as a Reaction in the same round. Her old kit lives on inside it: the Force Ballista became the Force Blast, the Storm mode became the Electric Pulse, and the Protector stands watch as Guardian Protocol. The Flamethrower was traded for lightning, Gearhaven's own element. Forged by the masters of Glimmerstone.</w:t>
-      </w:r>
-    </w:p>
-    <w:p>
-      <w:pPr>
-        <w:keepNext/>
-        <w:pBdr>
-          <w:top w:val="double" w:sz="12" w:space="4" w:color="1F7A78"/>
-          <w:left w:val="double" w:sz="12" w:space="10" w:color="1F7A78"/>
-          <w:right w:val="double" w:sz="12" w:space="10" w:color="1F7A78"/>
-        </w:pBdr>
-        <w:shd w:val="clear" w:color="auto" w:fill="EAF4F3"/>
-        <w:spacing w:before="280" w:after="60"/>
-        <w:ind w:left="400" w:right="400"/>
-        <w:jc w:val="center"/>
-      </w:pPr>
-      <w:r>
-        <w:rPr>
-          <w:rFonts w:ascii="Georgia" w:hAnsi="Georgia" w:cs="Georgia"/>
-          <w:b/>
-          <w:color w:val="1F7A78"/>
-          <w:sz w:val="27"/>
-        </w:rPr>
-        <w:t>✦  At Level 7, the Sentinel Has  ✦</w:t>
-      </w:r>
-    </w:p>
-    <w:p>
-      <w:pPr>
-        <w:keepNext/>
-        <w:keepLines/>
-        <w:pBdr>
-          <w:left w:val="double" w:sz="12" w:space="10" w:color="1F7A78"/>
-          <w:right w:val="double" w:sz="12" w:space="10" w:color="1F7A78"/>
-        </w:pBdr>
-        <w:shd w:val="clear" w:color="auto" w:fill="EAF4F3"/>
-        <w:spacing w:before="0" w:after="0"/>
-        <w:ind w:left="400" w:right="400"/>
-      </w:pPr>
-      <w:r>
-        <w:rPr>
-          <w:rFonts w:ascii="Georgia" w:hAnsi="Georgia" w:cs="Georgia"/>
-          <w:b/>
-          <w:i w:val="0"/>
-          <w:color w:val="222222"/>
-          <w:sz w:val="21"/>
-        </w:rPr>
-        <w:t>Live now:</w:t>
-      </w:r>
-      <w:r>
-        <w:rPr>
-          <w:rFonts w:ascii="Georgia" w:hAnsi="Georgia" w:cs="Georgia"/>
-          <w:b w:val="0"/>
-          <w:i w:val="0"/>
-          <w:color w:val="222222"/>
-          <w:sz w:val="21"/>
-        </w:rPr>
-        <w:t xml:space="preserve"> the whole statblock. 40 Hit Points behind AC 18, its own 30 feet of Speed, Force Blast or Electric Pulse on her Bonus Action (her pick every round), Guardian Protocol once per round, and a free attunement slot besides, since the Dynamo lives on inside the frame.</w:t>
-      </w:r>
-    </w:p>
-    <w:p>
-      <w:pPr>
-        <w:keepLines/>
-        <w:pBdr>
-          <w:bottom w:val="double" w:sz="12" w:space="4" w:color="1F7A78"/>
-          <w:left w:val="double" w:sz="12" w:space="10" w:color="1F7A78"/>
-          <w:right w:val="double" w:sz="12" w:space="10" w:color="1F7A78"/>
-        </w:pBdr>
-        <w:shd w:val="clear" w:color="auto" w:fill="EAF4F3"/>
-        <w:spacing w:before="0" w:after="280"/>
-        <w:ind w:left="400" w:right="400"/>
-      </w:pPr>
-      <w:r>
-        <w:rPr>
-          <w:rFonts w:ascii="Georgia" w:hAnsi="Georgia" w:cs="Georgia"/>
-          <w:b/>
-          <w:i w:val="0"/>
-          <w:color w:val="222222"/>
-          <w:sz w:val="21"/>
-        </w:rPr>
-        <w:t>Not yet:</w:t>
-      </w:r>
-      <w:r>
-        <w:rPr>
-          <w:rFonts w:ascii="Georgia" w:hAnsi="Georgia" w:cs="Georgia"/>
-          <w:b w:val="0"/>
-          <w:i w:val="0"/>
-          <w:color w:val="222222"/>
-          <w:sz w:val="21"/>
-        </w:rPr>
-        <w:t xml:space="preserve"> its Hit Points keep pace with her, 5 + five times her Artificer level, so the guardian grows sturdier every time Lilly does.</w:t>
-      </w:r>
-    </w:p>
-    <w:p>
-      <w:pPr>
-        <w:keepNext/>
-        <w:spacing w:before="400" w:after="120"/>
-        <w:pBdr>
-          <w:bottom w:val="single" w:sz="6" w:space="4" w:color="B8860B"/>
-        </w:pBdr>
-      </w:pPr>
-      <w:r>
-        <w:rPr>
-          <w:rFonts w:ascii="Georgia" w:hAnsi="Georgia" w:cs="Georgia"/>
-          <w:b/>
-          <w:color w:val="B8860B"/>
-          <w:sz w:val="32"/>
-        </w:rPr>
-        <w:t>Marks &amp; Mysteries</w:t>
-      </w:r>
-    </w:p>
-    <w:p>
-      <w:pPr>
-        <w:spacing w:after="80"/>
-      </w:pPr>
-      <w:r>
-        <w:rPr>
-          <w:rFonts w:ascii="Georgia" w:hAnsi="Georgia" w:cs="Georgia"/>
-          <w:b/>
-          <w:i w:val="0"/>
-          <w:color w:val="222222"/>
-          <w:sz w:val="21"/>
-        </w:rPr>
-        <w:t>Ursa's Mark of Handling.</w:t>
-      </w:r>
-      <w:r>
-        <w:rPr>
-          <w:rFonts w:ascii="Georgia" w:hAnsi="Georgia" w:cs="Georgia"/>
-          <w:b w:val="0"/>
-          <w:i w:val="0"/>
-          <w:color w:val="222222"/>
-          <w:sz w:val="21"/>
-        </w:rPr>
-        <w:t xml:space="preserve"> A dragonmark that woke when he was six: it prickles near frightened animals, grants Speak with Animals and Animal Friendship, and has become the channel through which sleeping and possessed things speak to him (Pikachu, the Grand Custodian). It has never once stirred for a machine.</w:t>
-      </w:r>
-    </w:p>
-    <w:p>
-      <w:pPr>
-        <w:spacing w:after="0" w:before="0"/>
-      </w:pPr>
-      <w:r>
-        <w:drawing>
-          <wp:anchor xmlns:a="http://schemas.openxmlformats.org/drawingml/2006/main" behindDoc="0" distT="91440" distB="100584" distL="201600" distR="201600" simplePos="0" locked="0" layoutInCell="1" allowOverlap="0" relativeHeight="2">
-            <wp:simplePos x="0" y="0"/>
-            <wp:positionH relativeFrom="column">
-              <wp:align>right</wp:align>
-            </wp:positionH>
-            <wp:positionV relativeFrom="paragraph">
-              <wp:posOffset>0</wp:posOffset>
-            </wp:positionV>
-            <wp:extent cx="2743200" cy="2743200"/>
             <wp:effectExtent l="0" t="0" r="0" b="0"/>
             <wp:wrapSquare wrapText="bothSides"/>
             <wp:docPr id="12" name="Picture 12"/>
@@ -5867,6 +5610,1834 @@
                   <pic:spPr>
                     <a:xfrm>
                       <a:off x="0" y="0"/>
+                      <a:ext cx="2011680" cy="2011680"/>
+                    </a:xfrm>
+                    <a:prstGeom prst="rect"/>
+                  </pic:spPr>
+                </pic:pic>
+              </a:graphicData>
+            </a:graphic>
+          </wp:anchor>
+        </w:drawing>
+      </w:r>
+    </w:p>
+    <w:p>
+      <w:pPr>
+        <w:pBdr>
+          <w:left w:val="single" w:sz="18" w:space="12" w:color="B8860B"/>
+        </w:pBdr>
+        <w:shd w:val="clear" w:color="auto" w:fill="FBF6EA"/>
+        <w:spacing w:before="30" w:after="70"/>
+        <w:ind w:left="340" w:right="340"/>
+      </w:pPr>
+      <w:r>
+        <w:rPr>
+          <w:rFonts w:ascii="Georgia" w:hAnsi="Georgia" w:cs="Georgia"/>
+          <w:b w:val="0"/>
+          <w:i/>
+          <w:color w:val="222222"/>
+          <w:sz w:val="21"/>
+        </w:rPr>
+        <w:t>“It doesn't jam. It doesn't misfire. It simply states its opinion, loudly.”</w:t>
+      </w:r>
+    </w:p>
+    <w:p>
+      <w:pPr>
+        <w:spacing w:after="80"/>
+      </w:pPr>
+      <w:r>
+        <w:rPr>
+          <w:rFonts w:ascii="Georgia" w:hAnsi="Georgia" w:cs="Georgia"/>
+          <w:b w:val="0"/>
+          <w:i w:val="0"/>
+          <w:color w:val="222222"/>
+          <w:sz w:val="21"/>
+        </w:rPr>
+        <w:t>On this road, Boomstick takes the dagger's watch. Boomstick becomes Lilly's spellcasting focus and her designated Arcane Firearm (an artificer designates only one). With her shield in the other hand, her hands are exactly full: pistol, shield, and nothing wasted. Its clockwork drum conjures its own rounds, so Lilly will never want for ammunition again. The Frostbite Shard retires to her belt as a keepsake, or one day, a gift.</w:t>
+      </w:r>
+    </w:p>
+    <w:p>
+      <w:pPr>
+        <w:keepNext/>
+        <w:pBdr>
+          <w:left w:val="single" w:sz="18" w:space="12" w:color="8B2020"/>
+        </w:pBdr>
+        <w:shd w:val="clear" w:color="auto" w:fill="FCF6F6"/>
+        <w:spacing w:before="30" w:after="70"/>
+        <w:ind w:left="340" w:right="340"/>
+      </w:pPr>
+      <w:r>
+        <w:rPr>
+          <w:rFonts w:ascii="Georgia" w:hAnsi="Georgia" w:cs="Georgia"/>
+          <w:b/>
+          <w:color w:val="8B2020"/>
+          <w:sz w:val="22"/>
+        </w:rPr>
+        <w:t>Boomstick</w:t>
+      </w:r>
+    </w:p>
+    <w:p>
+      <w:pPr>
+        <w:pBdr>
+          <w:left w:val="single" w:sz="18" w:space="12" w:color="8B2020"/>
+        </w:pBdr>
+        <w:shd w:val="clear" w:color="auto" w:fill="FCF6F6"/>
+        <w:spacing w:before="30" w:after="70"/>
+        <w:ind w:left="340" w:right="340"/>
+      </w:pPr>
+      <w:r>
+        <w:rPr>
+          <w:rFonts w:ascii="Georgia" w:hAnsi="Georgia" w:cs="Georgia"/>
+          <w:b w:val="0"/>
+          <w:i/>
+          <w:color w:val="222222"/>
+          <w:sz w:val="18"/>
+        </w:rPr>
+        <w:t>Weapon (Repeating Pistol), Rare (Requires Attunement by Lilly)</w:t>
+      </w:r>
+    </w:p>
+    <w:p>
+      <w:pPr>
+        <w:pBdr>
+          <w:left w:val="single" w:sz="18" w:space="12" w:color="8B2020"/>
+        </w:pBdr>
+        <w:shd w:val="clear" w:color="auto" w:fill="FCF6F6"/>
+        <w:spacing w:before="30" w:after="70"/>
+        <w:ind w:left="340" w:right="340"/>
+      </w:pPr>
+      <w:r>
+        <w:rPr>
+          <w:rFonts w:ascii="Georgia" w:hAnsi="Georgia" w:cs="Georgia"/>
+          <w:b/>
+          <w:i w:val="0"/>
+          <w:color w:val="222222"/>
+          <w:sz w:val="18"/>
+        </w:rPr>
+        <w:t>Repeating Pistol, +2.</w:t>
+      </w:r>
+      <w:r>
+        <w:rPr>
+          <w:rFonts w:ascii="Georgia" w:hAnsi="Georgia" w:cs="Georgia"/>
+          <w:b w:val="0"/>
+          <w:i w:val="0"/>
+          <w:color w:val="222222"/>
+          <w:sz w:val="18"/>
+        </w:rPr>
+        <w:t xml:space="preserve"> You gain a +2 bonus to attack rolls and damage rolls made with this magic weapon, which deals 1d10 Thunder damage on a hit. The weapon requires no ammunition and never needs reloading.</w:t>
+      </w:r>
+    </w:p>
+    <w:p>
+      <w:pPr>
+        <w:pBdr>
+          <w:left w:val="single" w:sz="18" w:space="12" w:color="8B2020"/>
+        </w:pBdr>
+        <w:shd w:val="clear" w:color="auto" w:fill="FCF6F6"/>
+        <w:spacing w:before="30" w:after="70"/>
+        <w:ind w:left="340" w:right="340"/>
+      </w:pPr>
+      <w:r>
+        <w:rPr>
+          <w:rFonts w:ascii="Georgia" w:hAnsi="Georgia" w:cs="Georgia"/>
+          <w:b/>
+          <w:i w:val="0"/>
+          <w:color w:val="222222"/>
+          <w:sz w:val="18"/>
+        </w:rPr>
+        <w:t>Wand of the War Mage.</w:t>
+      </w:r>
+      <w:r>
+        <w:rPr>
+          <w:rFonts w:ascii="Georgia" w:hAnsi="Georgia" w:cs="Georgia"/>
+          <w:b w:val="0"/>
+          <w:i w:val="0"/>
+          <w:color w:val="222222"/>
+          <w:sz w:val="18"/>
+        </w:rPr>
+        <w:t xml:space="preserve"> While holding Boomstick, you gain a +2 bonus to spell attack rolls, and you ignore Half Cover when making a spell attack. Your Eldritch Cannon also gains a +2 bonus to its attack rolls.</w:t>
+      </w:r>
+    </w:p>
+    <w:p>
+      <w:pPr>
+        <w:pBdr>
+          <w:left w:val="single" w:sz="18" w:space="12" w:color="8B2020"/>
+        </w:pBdr>
+        <w:shd w:val="clear" w:color="auto" w:fill="FCF6F6"/>
+        <w:spacing w:before="30" w:after="70"/>
+        <w:ind w:left="340" w:right="340"/>
+      </w:pPr>
+      <w:r>
+        <w:rPr>
+          <w:rFonts w:ascii="Georgia" w:hAnsi="Georgia" w:cs="Georgia"/>
+          <w:b/>
+          <w:i w:val="0"/>
+          <w:color w:val="222222"/>
+          <w:sz w:val="18"/>
+        </w:rPr>
+        <w:t>Spell Focus and Arcane Firearm.</w:t>
+      </w:r>
+      <w:r>
+        <w:rPr>
+          <w:rFonts w:ascii="Georgia" w:hAnsi="Georgia" w:cs="Georgia"/>
+          <w:b w:val="0"/>
+          <w:i w:val="0"/>
+          <w:color w:val="222222"/>
+          <w:sz w:val="18"/>
+        </w:rPr>
+        <w:t xml:space="preserve"> While holding Boomstick, you can use it as a Spellcasting Focus for your Artificer spells, and it is your designated Arcane Firearm. When you cast an Artificer spell through Boomstick, you can add 1d8 to one of the spell's damage rolls; the extra damage is Thunder damage.</w:t>
+      </w:r>
+    </w:p>
+    <w:p>
+      <w:pPr>
+        <w:pBdr>
+          <w:left w:val="single" w:sz="18" w:space="12" w:color="8B2020"/>
+        </w:pBdr>
+        <w:shd w:val="clear" w:color="auto" w:fill="FCF6F6"/>
+        <w:spacing w:before="30" w:after="70"/>
+        <w:ind w:left="340" w:right="340"/>
+      </w:pPr>
+      <w:r>
+        <w:rPr>
+          <w:rFonts w:ascii="Georgia" w:hAnsi="Georgia" w:cs="Georgia"/>
+          <w:b/>
+          <w:i w:val="0"/>
+          <w:color w:val="222222"/>
+          <w:sz w:val="18"/>
+        </w:rPr>
+        <w:t>Concussion Infusion.</w:t>
+      </w:r>
+      <w:r>
+        <w:rPr>
+          <w:rFonts w:ascii="Georgia" w:hAnsi="Georgia" w:cs="Georgia"/>
+          <w:b w:val="0"/>
+          <w:i w:val="0"/>
+          <w:color w:val="222222"/>
+          <w:sz w:val="18"/>
+        </w:rPr>
+        <w:t xml:space="preserve"> When a creature takes damage from a spell you cast through Boomstick, that creature takes an extra 2 Thunder damage and can't take Reactions until the start of its next turn.</w:t>
+      </w:r>
+    </w:p>
+    <w:p>
+      <w:pPr>
+        <w:pBdr>
+          <w:left w:val="single" w:sz="18" w:space="12" w:color="8B2020"/>
+        </w:pBdr>
+        <w:shd w:val="clear" w:color="auto" w:fill="FCF6F6"/>
+        <w:spacing w:before="30" w:after="70"/>
+        <w:ind w:left="340" w:right="340"/>
+      </w:pPr>
+      <w:r>
+        <w:rPr>
+          <w:rFonts w:ascii="Georgia" w:hAnsi="Georgia" w:cs="Georgia"/>
+          <w:b/>
+          <w:i w:val="0"/>
+          <w:color w:val="222222"/>
+          <w:sz w:val="18"/>
+        </w:rPr>
+        <w:t>Made to Channel.</w:t>
+      </w:r>
+      <w:r>
+        <w:rPr>
+          <w:rFonts w:ascii="Georgia" w:hAnsi="Georgia" w:cs="Georgia"/>
+          <w:b w:val="0"/>
+          <w:i w:val="0"/>
+          <w:color w:val="222222"/>
+          <w:sz w:val="18"/>
+        </w:rPr>
+        <w:t xml:space="preserve"> When you cast True Strike using Boomstick, the attack uses your Intelligence and counts as a spell attack, gaining Boomstick's +2 bonus to spell attack rolls and ignoring Half Cover. On a hit, the attack deals Boomstick's Thunder damage plus the spell's Radiant damage.</w:t>
+      </w:r>
+    </w:p>
+    <w:p>
+      <w:pPr>
+        <w:pBdr>
+          <w:left w:val="single" w:sz="18" w:space="12" w:color="8B2020"/>
+        </w:pBdr>
+        <w:shd w:val="clear" w:color="auto" w:fill="FCF6F6"/>
+        <w:spacing w:before="30" w:after="70"/>
+        <w:ind w:left="340" w:right="340"/>
+      </w:pPr>
+      <w:r>
+        <w:rPr>
+          <w:rFonts w:ascii="Georgia" w:hAnsi="Georgia" w:cs="Georgia"/>
+          <w:b w:val="0"/>
+          <w:i/>
+          <w:color w:val="222222"/>
+          <w:sz w:val="18"/>
+        </w:rPr>
+        <w:t>Forged by the masters of Glimmerstone.</w:t>
+      </w:r>
+    </w:p>
+    <w:p>
+      <w:pPr>
+        <w:keepNext/>
+        <w:pBdr>
+          <w:top w:val="double" w:sz="12" w:space="4" w:color="1F7A78"/>
+          <w:left w:val="double" w:sz="12" w:space="10" w:color="1F7A78"/>
+          <w:right w:val="double" w:sz="12" w:space="10" w:color="1F7A78"/>
+        </w:pBdr>
+        <w:shd w:val="clear" w:color="auto" w:fill="EAF4F3"/>
+        <w:spacing w:before="280" w:after="60"/>
+        <w:ind w:left="400" w:right="400"/>
+        <w:jc w:val="center"/>
+      </w:pPr>
+      <w:r>
+        <w:rPr>
+          <w:rFonts w:ascii="Georgia" w:hAnsi="Georgia" w:cs="Georgia"/>
+          <w:b/>
+          <w:color w:val="1F7A78"/>
+          <w:sz w:val="27"/>
+        </w:rPr>
+        <w:t>✦  At Level 7, Boomstick Has  ✦</w:t>
+      </w:r>
+    </w:p>
+    <w:p>
+      <w:pPr>
+        <w:keepNext/>
+        <w:keepLines/>
+        <w:pBdr>
+          <w:left w:val="double" w:sz="12" w:space="10" w:color="1F7A78"/>
+          <w:right w:val="double" w:sz="12" w:space="10" w:color="1F7A78"/>
+        </w:pBdr>
+        <w:shd w:val="clear" w:color="auto" w:fill="EAF4F3"/>
+        <w:spacing w:before="0" w:after="0"/>
+        <w:ind w:left="400" w:right="400"/>
+      </w:pPr>
+      <w:r>
+        <w:rPr>
+          <w:rFonts w:ascii="Georgia" w:hAnsi="Georgia" w:cs="Georgia"/>
+          <w:b/>
+          <w:i w:val="0"/>
+          <w:color w:val="222222"/>
+          <w:sz w:val="21"/>
+        </w:rPr>
+        <w:t>Live now:</w:t>
+      </w:r>
+      <w:r>
+        <w:rPr>
+          <w:rFonts w:ascii="Georgia" w:hAnsi="Georgia" w:cs="Georgia"/>
+          <w:b w:val="0"/>
+          <w:i w:val="0"/>
+          <w:color w:val="222222"/>
+          <w:sz w:val="21"/>
+        </w:rPr>
+        <w:t xml:space="preserve"> everything. The +2 pistol with its bottomless clockwork drum, +2 to spell attack rolls (a bonus that reaches her Eldritch Cannon's attacks too), ignored Half Cover on spell attacks, the 1d8 Thunder Arcane Firearm rider, the Concussion boom that steals Reactions, and True Strike channeled through the barrel.</w:t>
+      </w:r>
+    </w:p>
+    <w:p>
+      <w:pPr>
+        <w:keepLines/>
+        <w:pBdr>
+          <w:bottom w:val="double" w:sz="12" w:space="4" w:color="1F7A78"/>
+          <w:left w:val="double" w:sz="12" w:space="10" w:color="1F7A78"/>
+          <w:right w:val="double" w:sz="12" w:space="10" w:color="1F7A78"/>
+        </w:pBdr>
+        <w:shd w:val="clear" w:color="auto" w:fill="EAF4F3"/>
+        <w:spacing w:before="0" w:after="280"/>
+        <w:ind w:left="400" w:right="400"/>
+      </w:pPr>
+      <w:r>
+        <w:rPr>
+          <w:rFonts w:ascii="Georgia" w:hAnsi="Georgia" w:cs="Georgia"/>
+          <w:b/>
+          <w:i w:val="0"/>
+          <w:color w:val="222222"/>
+          <w:sz w:val="21"/>
+        </w:rPr>
+        <w:t>Not yet:</w:t>
+      </w:r>
+      <w:r>
+        <w:rPr>
+          <w:rFonts w:ascii="Georgia" w:hAnsi="Georgia" w:cs="Georgia"/>
+          <w:b w:val="0"/>
+          <w:i w:val="0"/>
+          <w:color w:val="222222"/>
+          <w:sz w:val="21"/>
+        </w:rPr>
+        <w:t xml:space="preserve"> nothing held back. Boomstick arrives complete, and this door pays its whole price on day one; what grows from here is only the legend.</w:t>
+      </w:r>
+    </w:p>
+    <w:p>
+      <w:pPr>
+        <w:keepNext/>
+        <w:pageBreakBefore/>
+        <w:spacing w:before="220" w:after="60"/>
+      </w:pPr>
+      <w:r>
+        <w:rPr>
+          <w:rFonts w:ascii="Georgia" w:hAnsi="Georgia" w:cs="Georgia"/>
+          <w:b/>
+          <w:color w:val="A0522D"/>
+          <w:sz w:val="26"/>
+        </w:rPr>
+        <w:t>The Awakened Essence Sphere</w:t>
+      </w:r>
+    </w:p>
+    <w:p>
+      <w:pPr>
+        <w:spacing w:after="0" w:before="0"/>
+      </w:pPr>
+      <w:r>
+        <w:drawing>
+          <wp:anchor xmlns:a="http://schemas.openxmlformats.org/drawingml/2006/main" behindDoc="0" distT="91440" distB="100584" distL="201600" distR="201600" simplePos="0" locked="0" layoutInCell="1" allowOverlap="0" relativeHeight="2">
+            <wp:simplePos x="0" y="0"/>
+            <wp:positionH relativeFrom="column">
+              <wp:align>right</wp:align>
+            </wp:positionH>
+            <wp:positionV relativeFrom="paragraph">
+              <wp:posOffset>0</wp:posOffset>
+            </wp:positionV>
+            <wp:extent cx="2194560" cy="2194560"/>
+            <wp:effectExtent l="0" t="0" r="0" b="0"/>
+            <wp:wrapSquare wrapText="bothSides"/>
+            <wp:docPr id="13" name="Picture 13"/>
+            <wp:cNvGraphicFramePr/>
+            <a:graphic xmlns:pic="http://schemas.openxmlformats.org/drawingml/2006/picture">
+              <a:graphicData uri="http://schemas.openxmlformats.org/drawingml/2006/picture">
+                <pic:pic>
+                  <pic:nvPicPr>
+                    <pic:cNvPr id="0" name="image.jpg"/>
+                    <pic:cNvPicPr/>
+                  </pic:nvPicPr>
+                  <pic:blipFill>
+                    <a:blip r:embed="rId21"/>
+                    <a:stretch>
+                      <a:fillRect/>
+                    </a:stretch>
+                  </pic:blipFill>
+                  <pic:spPr>
+                    <a:xfrm>
+                      <a:off x="0" y="0"/>
+                      <a:ext cx="2194560" cy="2194560"/>
+                    </a:xfrm>
+                    <a:prstGeom prst="rect"/>
+                  </pic:spPr>
+                </pic:pic>
+              </a:graphicData>
+            </a:graphic>
+          </wp:anchor>
+        </w:drawing>
+      </w:r>
+    </w:p>
+    <w:p>
+      <w:pPr>
+        <w:pBdr>
+          <w:left w:val="single" w:sz="18" w:space="12" w:color="B8860B"/>
+        </w:pBdr>
+        <w:shd w:val="clear" w:color="auto" w:fill="FBF6EA"/>
+        <w:spacing w:before="30" w:after="70"/>
+        <w:ind w:left="340" w:right="340"/>
+      </w:pPr>
+      <w:r>
+        <w:rPr>
+          <w:rFonts w:ascii="Georgia" w:hAnsi="Georgia" w:cs="Georgia"/>
+          <w:b w:val="0"/>
+          <w:i/>
+          <w:color w:val="222222"/>
+          <w:sz w:val="21"/>
+        </w:rPr>
+        <w:t>“It was never a keepsake. It was a key, and it is finally awake.”</w:t>
+      </w:r>
+    </w:p>
+    <w:p>
+      <w:pPr>
+        <w:spacing w:after="80"/>
+      </w:pPr>
+      <w:r>
+        <w:rPr>
+          <w:rFonts w:ascii="Georgia" w:hAnsi="Georgia" w:cs="Georgia"/>
+          <w:b w:val="0"/>
+          <w:i w:val="0"/>
+          <w:color w:val="222222"/>
+          <w:sz w:val="21"/>
+        </w:rPr>
+        <w:t>The Sphere has spent the whole journey quietly pulling loose motes from the air. Now awakened, it holds a swirling jumble of collected aether that powers it from the start, and as the party clears each elemental rift and installs its pure Mote, the Sphere learns that plane's mighty discharge. The Sphere is honest about its bargain: at Session 8 it grants Aether Ward alone (twice per Short Rest), and every one of its five discharges sleeps behind a rift still to be won. What it builds toward is a toolbox of five distinct answers on a strict budget (a firestorm, a lull that stills a warband, a wind at every ally's back, the ground turned weapon, and a shadow's hungry pull), each the size of a spell Lilly has no slot to cast, two of them burning for a full minute while her hands stay free for the cannon. The Sphere bridges the gap between an Artificer and a full caster; it never erases it.</w:t>
+      </w:r>
+    </w:p>
+    <w:p>
+      <w:pPr>
+        <w:keepNext/>
+        <w:pBdr>
+          <w:left w:val="single" w:sz="18" w:space="12" w:color="8B2020"/>
+        </w:pBdr>
+        <w:shd w:val="clear" w:color="auto" w:fill="FCF6F6"/>
+        <w:spacing w:before="30" w:after="70"/>
+        <w:ind w:left="340" w:right="340"/>
+      </w:pPr>
+      <w:r>
+        <w:rPr>
+          <w:rFonts w:ascii="Georgia" w:hAnsi="Georgia" w:cs="Georgia"/>
+          <w:b/>
+          <w:color w:val="8B2020"/>
+          <w:sz w:val="22"/>
+        </w:rPr>
+        <w:t>The Awakened Essence Sphere</w:t>
+      </w:r>
+    </w:p>
+    <w:p>
+      <w:pPr>
+        <w:pBdr>
+          <w:left w:val="single" w:sz="18" w:space="12" w:color="8B2020"/>
+        </w:pBdr>
+        <w:shd w:val="clear" w:color="auto" w:fill="FCF6F6"/>
+        <w:spacing w:before="30" w:after="70"/>
+        <w:ind w:left="340" w:right="340"/>
+      </w:pPr>
+      <w:r>
+        <w:rPr>
+          <w:rFonts w:ascii="Georgia" w:hAnsi="Georgia" w:cs="Georgia"/>
+          <w:b w:val="0"/>
+          <w:i/>
+          <w:color w:val="222222"/>
+          <w:sz w:val="18"/>
+        </w:rPr>
+        <w:t>Wondrous Item, Rare (Requires Attunement by Lilly)</w:t>
+      </w:r>
+    </w:p>
+    <w:p>
+      <w:pPr>
+        <w:pBdr>
+          <w:left w:val="single" w:sz="18" w:space="12" w:color="8B2020"/>
+        </w:pBdr>
+        <w:shd w:val="clear" w:color="auto" w:fill="FCF6F6"/>
+        <w:spacing w:before="30" w:after="70"/>
+        <w:ind w:left="340" w:right="340"/>
+      </w:pPr>
+      <w:r>
+        <w:rPr>
+          <w:rFonts w:ascii="Georgia" w:hAnsi="Georgia" w:cs="Georgia"/>
+          <w:b/>
+          <w:i w:val="0"/>
+          <w:color w:val="222222"/>
+          <w:sz w:val="18"/>
+        </w:rPr>
+        <w:t>Mote Channeling.</w:t>
+      </w:r>
+      <w:r>
+        <w:rPr>
+          <w:rFonts w:ascii="Georgia" w:hAnsi="Georgia" w:cs="Georgia"/>
+          <w:b w:val="0"/>
+          <w:i w:val="0"/>
+          <w:color w:val="222222"/>
+          <w:sz w:val="18"/>
+        </w:rPr>
+        <w:t xml:space="preserve"> The Sphere's powers share a pool of 2 uses, and you regain all expended uses when you finish a Short Rest. The Sphere starts with the Aether Ward power, and it gains one Elemental Discharge each time a rift's Mote is installed in it. If one of the Sphere's powers requires a saving throw, the DC equals your spell save DC.</w:t>
+      </w:r>
+    </w:p>
+    <w:p>
+      <w:pPr>
+        <w:pBdr>
+          <w:left w:val="single" w:sz="18" w:space="12" w:color="8B2020"/>
+        </w:pBdr>
+        <w:shd w:val="clear" w:color="auto" w:fill="FCF6F6"/>
+        <w:spacing w:before="30" w:after="70"/>
+        <w:ind w:left="340" w:right="340"/>
+      </w:pPr>
+      <w:r>
+        <w:rPr>
+          <w:rFonts w:ascii="Georgia" w:hAnsi="Georgia" w:cs="Georgia"/>
+          <w:b/>
+          <w:i w:val="0"/>
+          <w:color w:val="222222"/>
+          <w:sz w:val="18"/>
+        </w:rPr>
+        <w:t>Aether Ward (Base Power).</w:t>
+      </w:r>
+      <w:r>
+        <w:rPr>
+          <w:rFonts w:ascii="Georgia" w:hAnsi="Georgia" w:cs="Georgia"/>
+          <w:b w:val="0"/>
+          <w:i w:val="0"/>
+          <w:color w:val="222222"/>
+          <w:sz w:val="18"/>
+        </w:rPr>
+        <w:t xml:space="preserve"> As a Magic action, you can expend 1 use to release the gathered motes as a protective shell. You and each ally within 15 feet of you gain a number of Temporary Hit Points equal to 2d8 plus your Intelligence modifier.</w:t>
+      </w:r>
+    </w:p>
+    <w:p>
+      <w:pPr>
+        <w:pBdr>
+          <w:left w:val="single" w:sz="18" w:space="12" w:color="8B2020"/>
+        </w:pBdr>
+        <w:shd w:val="clear" w:color="auto" w:fill="FCF6F6"/>
+        <w:spacing w:before="30" w:after="70"/>
+        <w:ind w:left="340" w:right="340"/>
+      </w:pPr>
+      <w:r>
+        <w:rPr>
+          <w:rFonts w:ascii="Georgia" w:hAnsi="Georgia" w:cs="Georgia"/>
+          <w:b/>
+          <w:i w:val="0"/>
+          <w:color w:val="222222"/>
+          <w:sz w:val="18"/>
+        </w:rPr>
+        <w:t>Lingering Discharges.</w:t>
+      </w:r>
+      <w:r>
+        <w:rPr>
+          <w:rFonts w:ascii="Georgia" w:hAnsi="Georgia" w:cs="Georgia"/>
+          <w:b w:val="0"/>
+          <w:i w:val="0"/>
+          <w:color w:val="222222"/>
+          <w:sz w:val="18"/>
+        </w:rPr>
+        <w:t xml:space="preserve"> A discharge that lasts for 1 minute is sustained by the Sphere and doesn't require Concentration. The Sphere can sustain only one lingering discharge at a time; if you activate a lingering discharge while another is active, the earlier one ends. You can end a lingering discharge early (no action required).</w:t>
+      </w:r>
+    </w:p>
+    <w:p>
+      <w:pPr>
+        <w:pBdr>
+          <w:left w:val="single" w:sz="18" w:space="12" w:color="8B2020"/>
+        </w:pBdr>
+        <w:shd w:val="clear" w:color="auto" w:fill="FCF6F6"/>
+        <w:spacing w:before="30" w:after="70"/>
+        <w:ind w:left="340" w:right="340"/>
+      </w:pPr>
+      <w:r>
+        <w:rPr>
+          <w:rFonts w:ascii="Georgia" w:hAnsi="Georgia" w:cs="Georgia"/>
+          <w:b/>
+          <w:i w:val="0"/>
+          <w:color w:val="222222"/>
+          <w:sz w:val="18"/>
+        </w:rPr>
+        <w:t>Rift Tracker.</w:t>
+      </w:r>
+      <w:r>
+        <w:rPr>
+          <w:rFonts w:ascii="Georgia" w:hAnsi="Georgia" w:cs="Georgia"/>
+          <w:b w:val="0"/>
+          <w:i w:val="0"/>
+          <w:color w:val="222222"/>
+          <w:sz w:val="18"/>
+        </w:rPr>
+        <w:t xml:space="preserve"> When a rift's Mote is installed in the Sphere, record it: Ignis, Unda, Aer, Terra, Umbra.</w:t>
+      </w:r>
+    </w:p>
+    <w:p>
+      <w:pPr>
+        <w:keepNext/>
+        <w:pBdr>
+          <w:left w:val="single" w:sz="18" w:space="12" w:color="8B2020"/>
+        </w:pBdr>
+        <w:shd w:val="clear" w:color="auto" w:fill="FCF6F6"/>
+        <w:spacing w:before="30" w:after="70"/>
+        <w:ind w:left="340" w:right="340"/>
+      </w:pPr>
+      <w:r>
+        <w:rPr>
+          <w:rFonts w:ascii="Georgia" w:hAnsi="Georgia" w:cs="Georgia"/>
+          <w:b/>
+          <w:color w:val="8B2020"/>
+          <w:sz w:val="22"/>
+        </w:rPr>
+        <w:t>Elemental Discharges</w:t>
+      </w:r>
+    </w:p>
+    <w:p>
+      <w:pPr>
+        <w:pBdr>
+          <w:left w:val="single" w:sz="18" w:space="12" w:color="8B2020"/>
+        </w:pBdr>
+        <w:shd w:val="clear" w:color="auto" w:fill="FCF6F6"/>
+        <w:spacing w:before="30" w:after="70"/>
+        <w:ind w:left="340" w:right="340"/>
+      </w:pPr>
+      <w:r>
+        <w:rPr>
+          <w:rFonts w:ascii="Georgia" w:hAnsi="Georgia" w:cs="Georgia"/>
+          <w:b w:val="0"/>
+          <w:i/>
+          <w:color w:val="222222"/>
+          <w:sz w:val="18"/>
+        </w:rPr>
+        <w:t>Each unlocks when its rift is cleared and its Mote installed. The menu grows as the campaign goes.</w:t>
+      </w:r>
+    </w:p>
+    <w:p>
+      <w:pPr>
+        <w:pBdr>
+          <w:left w:val="single" w:sz="18" w:space="12" w:color="8B2020"/>
+        </w:pBdr>
+        <w:shd w:val="clear" w:color="auto" w:fill="FCF6F6"/>
+        <w:spacing w:before="30" w:after="70"/>
+        <w:ind w:left="340" w:right="340"/>
+      </w:pPr>
+      <w:r>
+        <w:rPr>
+          <w:rFonts w:ascii="Georgia" w:hAnsi="Georgia" w:cs="Georgia"/>
+          <w:b/>
+          <w:i w:val="0"/>
+          <w:color w:val="222222"/>
+          <w:sz w:val="18"/>
+        </w:rPr>
+        <w:t>Fire / Ignis, Cinderstorm (LOCKED).</w:t>
+      </w:r>
+      <w:r>
+        <w:rPr>
+          <w:rFonts w:ascii="Georgia" w:hAnsi="Georgia" w:cs="Georgia"/>
+          <w:b w:val="0"/>
+          <w:i w:val="0"/>
+          <w:color w:val="222222"/>
+          <w:sz w:val="18"/>
+        </w:rPr>
+        <w:t xml:space="preserve"> As a Magic action, you can expend 1 use to unleash a firestorm that fills a 40-foot-radius Sphere centered on a point within 120 feet of yourself. Each creature in the Sphere must make a Dexterity saving throw, taking 8d6 Fire damage on a failed save or half as much damage on a successful one. Until the start of your next turn, the area burns: it is Difficult Terrain, and any creature that enters the area or starts its turn there takes 2d6 Fire damage.</w:t>
+      </w:r>
+    </w:p>
+    <w:p>
+      <w:pPr>
+        <w:pBdr>
+          <w:left w:val="single" w:sz="18" w:space="12" w:color="8B2020"/>
+        </w:pBdr>
+        <w:shd w:val="clear" w:color="auto" w:fill="FCF6F6"/>
+        <w:spacing w:before="30" w:after="70"/>
+        <w:ind w:left="340" w:right="340"/>
+      </w:pPr>
+      <w:r>
+        <w:rPr>
+          <w:rFonts w:ascii="Georgia" w:hAnsi="Georgia" w:cs="Georgia"/>
+          <w:b/>
+          <w:i w:val="0"/>
+          <w:color w:val="222222"/>
+          <w:sz w:val="18"/>
+        </w:rPr>
+        <w:t>Water / Unda, the Drowning Lull (LOCKED).</w:t>
+      </w:r>
+      <w:r>
+        <w:rPr>
+          <w:rFonts w:ascii="Georgia" w:hAnsi="Georgia" w:cs="Georgia"/>
+          <w:b w:val="0"/>
+          <w:i w:val="0"/>
+          <w:color w:val="222222"/>
+          <w:sz w:val="18"/>
+        </w:rPr>
+        <w:t xml:space="preserve"> As a Magic action, you can expend 1 use to fill a 20-foot-radius Sphere centered on a point within 120 feet of yourself with the sound and shimmer of deep water. Each creature in the Sphere must succeed on a Wisdom saving throw or have the Incapacitated condition and a Speed of 0 as it stands entranced, staring into deep water only it can see. The lull lasts for 1 minute. It ends early for a creature that takes damage or if another creature within 5 feet of it takes an action to shake it awake.</w:t>
+      </w:r>
+    </w:p>
+    <w:p>
+      <w:pPr>
+        <w:pBdr>
+          <w:left w:val="single" w:sz="18" w:space="12" w:color="8B2020"/>
+        </w:pBdr>
+        <w:shd w:val="clear" w:color="auto" w:fill="FCF6F6"/>
+        <w:spacing w:before="30" w:after="70"/>
+        <w:ind w:left="340" w:right="340"/>
+      </w:pPr>
+      <w:r>
+        <w:rPr>
+          <w:rFonts w:ascii="Georgia" w:hAnsi="Georgia" w:cs="Georgia"/>
+          <w:b/>
+          <w:i w:val="0"/>
+          <w:color w:val="222222"/>
+          <w:sz w:val="18"/>
+        </w:rPr>
+        <w:t>Air / Aer, Tailwind (LOCKED).</w:t>
+      </w:r>
+      <w:r>
+        <w:rPr>
+          <w:rFonts w:ascii="Georgia" w:hAnsi="Georgia" w:cs="Georgia"/>
+          <w:b w:val="0"/>
+          <w:i w:val="0"/>
+          <w:color w:val="222222"/>
+          <w:sz w:val="18"/>
+        </w:rPr>
+        <w:t xml:space="preserve"> As a Magic action, you can expend 1 use to send a following wind about your allies. For 1 minute, you and any number of allies within 30 feet of you gain a +2 bonus to attack rolls and saving throws, and your Speeds increase by 10 feet.</w:t>
+      </w:r>
+    </w:p>
+    <w:p>
+      <w:pPr>
+        <w:pBdr>
+          <w:left w:val="single" w:sz="18" w:space="12" w:color="8B2020"/>
+        </w:pBdr>
+        <w:shd w:val="clear" w:color="auto" w:fill="FCF6F6"/>
+        <w:spacing w:before="30" w:after="70"/>
+        <w:ind w:left="340" w:right="340"/>
+      </w:pPr>
+      <w:r>
+        <w:rPr>
+          <w:rFonts w:ascii="Georgia" w:hAnsi="Georgia" w:cs="Georgia"/>
+          <w:b/>
+          <w:i w:val="0"/>
+          <w:color w:val="222222"/>
+          <w:sz w:val="18"/>
+        </w:rPr>
+        <w:t>Earth / Terra, Tectonic Slam (LOCKED).</w:t>
+      </w:r>
+      <w:r>
+        <w:rPr>
+          <w:rFonts w:ascii="Georgia" w:hAnsi="Georgia" w:cs="Georgia"/>
+          <w:b w:val="0"/>
+          <w:i w:val="0"/>
+          <w:color w:val="222222"/>
+          <w:sz w:val="18"/>
+        </w:rPr>
+        <w:t xml:space="preserve"> As a Magic action, you can expend 1 use to make the ground erupt in a 20-foot-radius Sphere centered on a point within 120 feet of yourself. Each creature in the Sphere must succeed on a Dexterity saving throw or take 7d8 Force damage and have the Prone condition. Until the start of your next turn, the raised stone makes the area Difficult Terrain, a creature takes 5 Piercing damage for every 5 feet it moves in the area, and you and your allies have Half Cover while in the area.</w:t>
+      </w:r>
+    </w:p>
+    <w:p>
+      <w:pPr>
+        <w:pBdr>
+          <w:left w:val="single" w:sz="18" w:space="12" w:color="8B2020"/>
+        </w:pBdr>
+        <w:shd w:val="clear" w:color="auto" w:fill="FCF6F6"/>
+        <w:spacing w:before="30" w:after="70"/>
+        <w:ind w:left="340" w:right="340"/>
+      </w:pPr>
+      <w:r>
+        <w:rPr>
+          <w:rFonts w:ascii="Georgia" w:hAnsi="Georgia" w:cs="Georgia"/>
+          <w:b/>
+          <w:i w:val="0"/>
+          <w:color w:val="222222"/>
+          <w:sz w:val="18"/>
+        </w:rPr>
+        <w:t>Shadow / Umbra, Soul Siphon (LOCKED).</w:t>
+      </w:r>
+      <w:r>
+        <w:rPr>
+          <w:rFonts w:ascii="Georgia" w:hAnsi="Georgia" w:cs="Georgia"/>
+          <w:b w:val="0"/>
+          <w:i w:val="0"/>
+          <w:color w:val="222222"/>
+          <w:sz w:val="18"/>
+        </w:rPr>
+        <w:t xml:space="preserve"> As a Magic action, you can expend 1 use to target one creature within 60 feet of yourself. The target must make a Constitution saving throw, taking 8d6 Necrotic damage on a failed save or half as much damage on a successful one. You, or one ally within 30 feet of you, regains a number of Hit Points equal to half the Necrotic damage dealt.</w:t>
+      </w:r>
+    </w:p>
+    <w:p>
+      <w:pPr>
+        <w:keepNext/>
+        <w:pBdr>
+          <w:top w:val="double" w:sz="12" w:space="4" w:color="1F7A78"/>
+          <w:left w:val="double" w:sz="12" w:space="10" w:color="1F7A78"/>
+          <w:right w:val="double" w:sz="12" w:space="10" w:color="1F7A78"/>
+        </w:pBdr>
+        <w:shd w:val="clear" w:color="auto" w:fill="EAF4F3"/>
+        <w:spacing w:before="280" w:after="60"/>
+        <w:ind w:left="400" w:right="400"/>
+        <w:jc w:val="center"/>
+      </w:pPr>
+      <w:r>
+        <w:rPr>
+          <w:rFonts w:ascii="Georgia" w:hAnsi="Georgia" w:cs="Georgia"/>
+          <w:b/>
+          <w:color w:val="1F7A78"/>
+          <w:sz w:val="27"/>
+        </w:rPr>
+        <w:t>✦  At Level 7, the Awakened Essence Sphere Has  ✦</w:t>
+      </w:r>
+    </w:p>
+    <w:p>
+      <w:pPr>
+        <w:keepNext/>
+        <w:keepLines/>
+        <w:pBdr>
+          <w:left w:val="double" w:sz="12" w:space="10" w:color="1F7A78"/>
+          <w:right w:val="double" w:sz="12" w:space="10" w:color="1F7A78"/>
+        </w:pBdr>
+        <w:shd w:val="clear" w:color="auto" w:fill="EAF4F3"/>
+        <w:spacing w:before="0" w:after="0"/>
+        <w:ind w:left="400" w:right="400"/>
+      </w:pPr>
+      <w:r>
+        <w:rPr>
+          <w:rFonts w:ascii="Georgia" w:hAnsi="Georgia" w:cs="Georgia"/>
+          <w:b/>
+          <w:i w:val="0"/>
+          <w:color w:val="222222"/>
+          <w:sz w:val="21"/>
+        </w:rPr>
+        <w:t>Live now:</w:t>
+      </w:r>
+      <w:r>
+        <w:rPr>
+          <w:rFonts w:ascii="Georgia" w:hAnsi="Georgia" w:cs="Georgia"/>
+          <w:b w:val="0"/>
+          <w:i w:val="0"/>
+          <w:color w:val="222222"/>
+          <w:sz w:val="21"/>
+        </w:rPr>
+        <w:t xml:space="preserve"> Aether Ward, twice per Short Rest: Lilly and each ally within 15 feet gain 2d8 + her Intelligence modifier Temporary Hit Points.</w:t>
+      </w:r>
+    </w:p>
+    <w:p>
+      <w:pPr>
+        <w:keepLines/>
+        <w:pBdr>
+          <w:bottom w:val="double" w:sz="12" w:space="4" w:color="1F7A78"/>
+          <w:left w:val="double" w:sz="12" w:space="10" w:color="1F7A78"/>
+          <w:right w:val="double" w:sz="12" w:space="10" w:color="1F7A78"/>
+        </w:pBdr>
+        <w:shd w:val="clear" w:color="auto" w:fill="EAF4F3"/>
+        <w:spacing w:before="0" w:after="280"/>
+        <w:ind w:left="400" w:right="400"/>
+      </w:pPr>
+      <w:r>
+        <w:rPr>
+          <w:rFonts w:ascii="Georgia" w:hAnsi="Georgia" w:cs="Georgia"/>
+          <w:b/>
+          <w:i w:val="0"/>
+          <w:color w:val="222222"/>
+          <w:sz w:val="21"/>
+        </w:rPr>
+        <w:t>Not yet:</w:t>
+      </w:r>
+      <w:r>
+        <w:rPr>
+          <w:rFonts w:ascii="Georgia" w:hAnsi="Georgia" w:cs="Georgia"/>
+          <w:b w:val="0"/>
+          <w:i w:val="0"/>
+          <w:color w:val="222222"/>
+          <w:sz w:val="21"/>
+        </w:rPr>
+        <w:t xml:space="preserve"> all five discharges. A fire nova (Cinderstorm), a lull that stills a warband (the Drowning Lull), a tailwind at every ally's back (Tailwind), the ground turned weapon (Tectonic Slam), and a shadow's hungry pull (Soul Siphon) each wake only when their rift falls and its Mote comes home. Five rifts stand between this Sphere and its full voice, and it means to earn every one.</w:t>
+      </w:r>
+    </w:p>
+    <w:p>
+      <w:pPr>
+        <w:keepNext/>
+        <w:spacing w:before="220" w:after="60"/>
+      </w:pPr>
+      <w:r>
+        <w:rPr>
+          <w:rFonts w:ascii="Georgia" w:hAnsi="Georgia" w:cs="Georgia"/>
+          <w:b/>
+          <w:color w:val="A0522D"/>
+          <w:sz w:val="26"/>
+        </w:rPr>
+        <w:t>The Sentinel</w:t>
+      </w:r>
+    </w:p>
+    <w:p>
+      <w:pPr>
+        <w:pBdr>
+          <w:left w:val="single" w:sz="18" w:space="12" w:color="B8860B"/>
+        </w:pBdr>
+        <w:shd w:val="clear" w:color="auto" w:fill="FBF6EA"/>
+        <w:spacing w:before="30" w:after="70"/>
+        <w:ind w:left="340" w:right="340"/>
+      </w:pPr>
+      <w:r>
+        <w:rPr>
+          <w:rFonts w:ascii="Georgia" w:hAnsi="Georgia" w:cs="Georgia"/>
+          <w:b w:val="0"/>
+          <w:i/>
+          <w:color w:val="222222"/>
+          <w:sz w:val="21"/>
+        </w:rPr>
+        <w:t>“An upgraded Eldritch Cannon, rebuilt at the bench into a faithful guardian.”</w:t>
+      </w:r>
+    </w:p>
+    <w:p>
+      <w:pPr>
+        <w:keepNext/>
+        <w:keepLines/>
+        <w:pBdr>
+          <w:left w:val="single" w:sz="18" w:space="12" w:color="8B2020"/>
+        </w:pBdr>
+        <w:shd w:val="clear" w:color="auto" w:fill="FCF6F6"/>
+        <w:spacing w:before="30" w:after="0"/>
+        <w:ind w:left="340" w:right="340"/>
+      </w:pPr>
+      <w:r>
+        <w:drawing>
+          <wp:anchor xmlns:a="http://schemas.openxmlformats.org/drawingml/2006/main" behindDoc="0" distT="91440" distB="100584" distL="201600" distR="201600" simplePos="0" locked="0" layoutInCell="1" allowOverlap="0" relativeHeight="2">
+            <wp:simplePos x="0" y="0"/>
+            <wp:positionH relativeFrom="column">
+              <wp:align>right</wp:align>
+            </wp:positionH>
+            <wp:positionV relativeFrom="paragraph">
+              <wp:posOffset>0</wp:posOffset>
+            </wp:positionV>
+            <wp:extent cx="2148840" cy="2148840"/>
+            <wp:effectExtent l="0" t="0" r="0" b="0"/>
+            <wp:wrapSquare wrapText="bothSides"/>
+            <wp:docPr id="14" name="Picture 14"/>
+            <wp:cNvGraphicFramePr/>
+            <a:graphic xmlns:pic="http://schemas.openxmlformats.org/drawingml/2006/picture">
+              <a:graphicData uri="http://schemas.openxmlformats.org/drawingml/2006/picture">
+                <pic:pic>
+                  <pic:nvPicPr>
+                    <pic:cNvPr id="0" name="image.jpg"/>
+                    <pic:cNvPicPr/>
+                  </pic:nvPicPr>
+                  <pic:blipFill>
+                    <a:blip r:embed="rId22"/>
+                    <a:stretch>
+                      <a:fillRect/>
+                    </a:stretch>
+                  </pic:blipFill>
+                  <pic:spPr>
+                    <a:xfrm>
+                      <a:off x="0" y="0"/>
+                      <a:ext cx="2148840" cy="2148840"/>
+                    </a:xfrm>
+                    <a:prstGeom prst="rect"/>
+                  </pic:spPr>
+                </pic:pic>
+              </a:graphicData>
+            </a:graphic>
+          </wp:anchor>
+        </w:drawing>
+      </w:r>
+      <w:r>
+        <w:rPr>
+          <w:rFonts w:ascii="Georgia" w:hAnsi="Georgia" w:cs="Georgia"/>
+          <w:b/>
+          <w:color w:val="8B2020"/>
+          <w:sz w:val="25"/>
+        </w:rPr>
+        <w:t>The Sentinel</w:t>
+      </w:r>
+    </w:p>
+    <w:p>
+      <w:pPr>
+        <w:keepNext/>
+        <w:keepLines/>
+        <w:pBdr>
+          <w:left w:val="single" w:sz="18" w:space="12" w:color="8B2020"/>
+        </w:pBdr>
+        <w:shd w:val="clear" w:color="auto" w:fill="FCF6F6"/>
+        <w:spacing w:before="0" w:after="20"/>
+        <w:ind w:left="340" w:right="340"/>
+      </w:pPr>
+      <w:r>
+        <w:rPr>
+          <w:rFonts w:ascii="Georgia" w:hAnsi="Georgia" w:cs="Georgia"/>
+          <w:i/>
+          <w:color w:val="222222"/>
+          <w:sz w:val="17"/>
+        </w:rPr>
+        <w:t>Medium Construct (the Pocket Dynamo, rebuilt; Requires Attunement by Lilly)</w:t>
+      </w:r>
+    </w:p>
+    <w:p>
+      <w:pPr>
+        <w:keepNext/>
+        <w:keepLines/>
+        <w:pBdr>
+          <w:left w:val="single" w:sz="18" w:space="12" w:color="8B2020"/>
+          <w:bottom w:val="single" w:sz="4" w:space="1" w:color="8B2020"/>
+        </w:pBdr>
+        <w:shd w:val="clear" w:color="auto" w:fill="FCF6F6"/>
+        <w:spacing w:before="20" w:after="20"/>
+        <w:ind w:left="340" w:right="340"/>
+      </w:pPr>
+    </w:p>
+    <w:p>
+      <w:pPr>
+        <w:keepNext/>
+        <w:keepLines/>
+        <w:pBdr>
+          <w:left w:val="single" w:sz="18" w:space="12" w:color="8B2020"/>
+        </w:pBdr>
+        <w:shd w:val="clear" w:color="auto" w:fill="FCF6F6"/>
+        <w:spacing w:before="0" w:after="0"/>
+        <w:ind w:left="340" w:right="340"/>
+      </w:pPr>
+      <w:r>
+        <w:rPr>
+          <w:rFonts w:ascii="Georgia" w:hAnsi="Georgia" w:cs="Georgia"/>
+          <w:b/>
+          <w:color w:val="8B2020"/>
+          <w:sz w:val="18"/>
+        </w:rPr>
+        <w:t xml:space="preserve">Armor Class </w:t>
+      </w:r>
+      <w:r>
+        <w:rPr>
+          <w:rFonts w:ascii="Georgia" w:hAnsi="Georgia" w:cs="Georgia"/>
+          <w:b w:val="0"/>
+          <w:i w:val="0"/>
+          <w:color w:val="222222"/>
+          <w:sz w:val="18"/>
+        </w:rPr>
+        <w:t>18</w:t>
+      </w:r>
+    </w:p>
+    <w:p>
+      <w:pPr>
+        <w:keepNext/>
+        <w:keepLines/>
+        <w:pBdr>
+          <w:left w:val="single" w:sz="18" w:space="12" w:color="8B2020"/>
+        </w:pBdr>
+        <w:shd w:val="clear" w:color="auto" w:fill="FCF6F6"/>
+        <w:spacing w:before="0" w:after="0"/>
+        <w:ind w:left="340" w:right="340"/>
+      </w:pPr>
+      <w:r>
+        <w:rPr>
+          <w:rFonts w:ascii="Georgia" w:hAnsi="Georgia" w:cs="Georgia"/>
+          <w:b/>
+          <w:color w:val="8B2020"/>
+          <w:sz w:val="18"/>
+        </w:rPr>
+        <w:t xml:space="preserve">Hit Points </w:t>
+      </w:r>
+      <w:r>
+        <w:rPr>
+          <w:rFonts w:ascii="Georgia" w:hAnsi="Georgia" w:cs="Georgia"/>
+          <w:b w:val="0"/>
+          <w:i w:val="0"/>
+          <w:color w:val="222222"/>
+          <w:sz w:val="18"/>
+        </w:rPr>
+        <w:t>5 + five times your Artificer level (40 at Level 7); it has a number of d8 Hit Dice equal to your Artificer level</w:t>
+      </w:r>
+    </w:p>
+    <w:p>
+      <w:pPr>
+        <w:keepNext/>
+        <w:keepLines/>
+        <w:pBdr>
+          <w:left w:val="single" w:sz="18" w:space="12" w:color="8B2020"/>
+        </w:pBdr>
+        <w:shd w:val="clear" w:color="auto" w:fill="FCF6F6"/>
+        <w:spacing w:before="0" w:after="0"/>
+        <w:ind w:left="340" w:right="340"/>
+      </w:pPr>
+      <w:r>
+        <w:rPr>
+          <w:rFonts w:ascii="Georgia" w:hAnsi="Georgia" w:cs="Georgia"/>
+          <w:b/>
+          <w:color w:val="8B2020"/>
+          <w:sz w:val="18"/>
+        </w:rPr>
+        <w:t xml:space="preserve">Speed </w:t>
+      </w:r>
+      <w:r>
+        <w:rPr>
+          <w:rFonts w:ascii="Georgia" w:hAnsi="Georgia" w:cs="Georgia"/>
+          <w:b w:val="0"/>
+          <w:i w:val="0"/>
+          <w:color w:val="222222"/>
+          <w:sz w:val="18"/>
+        </w:rPr>
+        <w:t>30 ft.</w:t>
+      </w:r>
+    </w:p>
+    <w:p>
+      <w:pPr>
+        <w:keepNext/>
+        <w:keepLines/>
+        <w:pBdr>
+          <w:left w:val="single" w:sz="18" w:space="12" w:color="8B2020"/>
+          <w:bottom w:val="single" w:sz="4" w:space="1" w:color="8B2020"/>
+        </w:pBdr>
+        <w:shd w:val="clear" w:color="auto" w:fill="FCF6F6"/>
+        <w:spacing w:before="20" w:after="20"/>
+        <w:ind w:left="340" w:right="340"/>
+      </w:pPr>
+    </w:p>
+    <w:p>
+      <w:pPr>
+        <w:keepNext/>
+        <w:keepLines/>
+        <w:pBdr>
+          <w:left w:val="single" w:sz="18" w:space="12" w:color="8B2020"/>
+        </w:pBdr>
+        <w:shd w:val="clear" w:color="auto" w:fill="FCF6F6"/>
+        <w:spacing w:before="30" w:after="20"/>
+        <w:ind w:left="340" w:right="340"/>
+      </w:pPr>
+      <w:r>
+        <w:rPr>
+          <w:rFonts w:ascii="Georgia" w:hAnsi="Georgia" w:cs="Georgia"/>
+          <w:b/>
+          <w:color w:val="8B2020"/>
+          <w:sz w:val="18"/>
+        </w:rPr>
+        <w:t xml:space="preserve">STR </w:t>
+      </w:r>
+      <w:r>
+        <w:rPr>
+          <w:rFonts w:ascii="Georgia" w:hAnsi="Georgia" w:cs="Georgia"/>
+          <w:color w:val="222222"/>
+          <w:sz w:val="18"/>
+        </w:rPr>
+        <w:t>14 (+2)</w:t>
+      </w:r>
+      <w:r>
+        <w:rPr>
+          <w:rFonts w:ascii="Georgia" w:hAnsi="Georgia" w:cs="Georgia"/>
+          <w:b/>
+          <w:color w:val="8B2020"/>
+          <w:sz w:val="18"/>
+        </w:rPr>
+        <w:t xml:space="preserve">   DEX </w:t>
+      </w:r>
+      <w:r>
+        <w:rPr>
+          <w:rFonts w:ascii="Georgia" w:hAnsi="Georgia" w:cs="Georgia"/>
+          <w:color w:val="222222"/>
+          <w:sz w:val="18"/>
+        </w:rPr>
+        <w:t>10 (+0)</w:t>
+      </w:r>
+      <w:r>
+        <w:rPr>
+          <w:rFonts w:ascii="Georgia" w:hAnsi="Georgia" w:cs="Georgia"/>
+          <w:b/>
+          <w:color w:val="8B2020"/>
+          <w:sz w:val="18"/>
+        </w:rPr>
+        <w:t xml:space="preserve">   CON </w:t>
+      </w:r>
+      <w:r>
+        <w:rPr>
+          <w:rFonts w:ascii="Georgia" w:hAnsi="Georgia" w:cs="Georgia"/>
+          <w:color w:val="222222"/>
+          <w:sz w:val="18"/>
+        </w:rPr>
+        <w:t>16 (+3)</w:t>
+      </w:r>
+      <w:r>
+        <w:rPr>
+          <w:rFonts w:ascii="Georgia" w:hAnsi="Georgia" w:cs="Georgia"/>
+          <w:b/>
+          <w:color w:val="8B2020"/>
+          <w:sz w:val="18"/>
+        </w:rPr>
+        <w:t xml:space="preserve">   INT </w:t>
+      </w:r>
+      <w:r>
+        <w:rPr>
+          <w:rFonts w:ascii="Georgia" w:hAnsi="Georgia" w:cs="Georgia"/>
+          <w:color w:val="222222"/>
+          <w:sz w:val="18"/>
+        </w:rPr>
+        <w:t>4 (-3)</w:t>
+      </w:r>
+      <w:r>
+        <w:rPr>
+          <w:rFonts w:ascii="Georgia" w:hAnsi="Georgia" w:cs="Georgia"/>
+          <w:b/>
+          <w:color w:val="8B2020"/>
+          <w:sz w:val="18"/>
+        </w:rPr>
+        <w:t xml:space="preserve">   WIS </w:t>
+      </w:r>
+      <w:r>
+        <w:rPr>
+          <w:rFonts w:ascii="Georgia" w:hAnsi="Georgia" w:cs="Georgia"/>
+          <w:color w:val="222222"/>
+          <w:sz w:val="18"/>
+        </w:rPr>
+        <w:t>12 (+1)</w:t>
+      </w:r>
+      <w:r>
+        <w:rPr>
+          <w:rFonts w:ascii="Georgia" w:hAnsi="Georgia" w:cs="Georgia"/>
+          <w:b/>
+          <w:color w:val="8B2020"/>
+          <w:sz w:val="18"/>
+        </w:rPr>
+        <w:t xml:space="preserve">   CHA </w:t>
+      </w:r>
+      <w:r>
+        <w:rPr>
+          <w:rFonts w:ascii="Georgia" w:hAnsi="Georgia" w:cs="Georgia"/>
+          <w:color w:val="222222"/>
+          <w:sz w:val="18"/>
+        </w:rPr>
+        <w:t>6 (-2)</w:t>
+      </w:r>
+    </w:p>
+    <w:p>
+      <w:pPr>
+        <w:pBdr>
+          <w:left w:val="single" w:sz="18" w:space="12" w:color="8B2020"/>
+          <w:bottom w:val="single" w:sz="4" w:space="1" w:color="8B2020"/>
+        </w:pBdr>
+        <w:shd w:val="clear" w:color="auto" w:fill="FCF6F6"/>
+        <w:spacing w:before="20" w:after="20"/>
+        <w:ind w:left="340" w:right="340"/>
+      </w:pPr>
+    </w:p>
+    <w:p>
+      <w:pPr>
+        <w:pBdr>
+          <w:left w:val="single" w:sz="18" w:space="12" w:color="8B2020"/>
+        </w:pBdr>
+        <w:shd w:val="clear" w:color="auto" w:fill="FCF6F6"/>
+        <w:spacing w:before="0" w:after="0"/>
+        <w:ind w:left="340" w:right="340"/>
+      </w:pPr>
+      <w:r>
+        <w:rPr>
+          <w:rFonts w:ascii="Georgia" w:hAnsi="Georgia" w:cs="Georgia"/>
+          <w:b/>
+          <w:color w:val="8B2020"/>
+          <w:sz w:val="18"/>
+        </w:rPr>
+        <w:t xml:space="preserve">Damage Immunities </w:t>
+      </w:r>
+      <w:r>
+        <w:rPr>
+          <w:rFonts w:ascii="Georgia" w:hAnsi="Georgia" w:cs="Georgia"/>
+          <w:b w:val="0"/>
+          <w:i w:val="0"/>
+          <w:color w:val="222222"/>
+          <w:sz w:val="18"/>
+        </w:rPr>
+        <w:t>Poison</w:t>
+      </w:r>
+    </w:p>
+    <w:p>
+      <w:pPr>
+        <w:pBdr>
+          <w:left w:val="single" w:sz="18" w:space="12" w:color="8B2020"/>
+        </w:pBdr>
+        <w:shd w:val="clear" w:color="auto" w:fill="FCF6F6"/>
+        <w:spacing w:before="0" w:after="0"/>
+        <w:ind w:left="340" w:right="340"/>
+      </w:pPr>
+      <w:r>
+        <w:rPr>
+          <w:rFonts w:ascii="Georgia" w:hAnsi="Georgia" w:cs="Georgia"/>
+          <w:b/>
+          <w:color w:val="8B2020"/>
+          <w:sz w:val="18"/>
+        </w:rPr>
+        <w:t xml:space="preserve">Condition Immunities </w:t>
+      </w:r>
+      <w:r>
+        <w:rPr>
+          <w:rFonts w:ascii="Georgia" w:hAnsi="Georgia" w:cs="Georgia"/>
+          <w:b w:val="0"/>
+          <w:i w:val="0"/>
+          <w:color w:val="222222"/>
+          <w:sz w:val="18"/>
+        </w:rPr>
+        <w:t>Charmed, Exhaustion, Poisoned</w:t>
+      </w:r>
+    </w:p>
+    <w:p>
+      <w:pPr>
+        <w:pBdr>
+          <w:left w:val="single" w:sz="18" w:space="12" w:color="8B2020"/>
+        </w:pBdr>
+        <w:shd w:val="clear" w:color="auto" w:fill="FCF6F6"/>
+        <w:spacing w:before="0" w:after="0"/>
+        <w:ind w:left="340" w:right="340"/>
+      </w:pPr>
+      <w:r>
+        <w:rPr>
+          <w:rFonts w:ascii="Georgia" w:hAnsi="Georgia" w:cs="Georgia"/>
+          <w:b/>
+          <w:color w:val="8B2020"/>
+          <w:sz w:val="18"/>
+        </w:rPr>
+        <w:t xml:space="preserve">Senses </w:t>
+      </w:r>
+      <w:r>
+        <w:rPr>
+          <w:rFonts w:ascii="Georgia" w:hAnsi="Georgia" w:cs="Georgia"/>
+          <w:b w:val="0"/>
+          <w:i w:val="0"/>
+          <w:color w:val="222222"/>
+          <w:sz w:val="18"/>
+        </w:rPr>
+        <w:t>Darkvision 60 ft., Passive Perception 11</w:t>
+      </w:r>
+    </w:p>
+    <w:p>
+      <w:pPr>
+        <w:pBdr>
+          <w:left w:val="single" w:sz="18" w:space="12" w:color="8B2020"/>
+        </w:pBdr>
+        <w:shd w:val="clear" w:color="auto" w:fill="FCF6F6"/>
+        <w:spacing w:before="0" w:after="0"/>
+        <w:ind w:left="340" w:right="340"/>
+      </w:pPr>
+      <w:r>
+        <w:rPr>
+          <w:rFonts w:ascii="Georgia" w:hAnsi="Georgia" w:cs="Georgia"/>
+          <w:b/>
+          <w:color w:val="8B2020"/>
+          <w:sz w:val="18"/>
+        </w:rPr>
+        <w:t xml:space="preserve">Languages </w:t>
+      </w:r>
+      <w:r>
+        <w:rPr>
+          <w:rFonts w:ascii="Georgia" w:hAnsi="Georgia" w:cs="Georgia"/>
+          <w:b w:val="0"/>
+          <w:i w:val="0"/>
+          <w:color w:val="222222"/>
+          <w:sz w:val="18"/>
+        </w:rPr>
+        <w:t>understands the languages you know</w:t>
+      </w:r>
+    </w:p>
+    <w:p>
+      <w:pPr>
+        <w:pBdr>
+          <w:left w:val="single" w:sz="18" w:space="12" w:color="8B2020"/>
+        </w:pBdr>
+        <w:shd w:val="clear" w:color="auto" w:fill="FCF6F6"/>
+        <w:spacing w:before="30" w:after="20"/>
+        <w:ind w:left="340" w:right="340"/>
+      </w:pPr>
+      <w:r>
+        <w:rPr>
+          <w:rFonts w:ascii="Georgia" w:hAnsi="Georgia" w:cs="Georgia"/>
+          <w:b/>
+          <w:i/>
+          <w:color w:val="222222"/>
+          <w:sz w:val="18"/>
+        </w:rPr>
+        <w:t xml:space="preserve">Duration. </w:t>
+      </w:r>
+      <w:r>
+        <w:rPr>
+          <w:rFonts w:ascii="Georgia" w:hAnsi="Georgia" w:cs="Georgia"/>
+          <w:b w:val="0"/>
+          <w:i w:val="0"/>
+          <w:color w:val="222222"/>
+          <w:sz w:val="18"/>
+        </w:rPr>
+        <w:t>None. The Sentinel remains until it drops to 0 Hit Points or until you dismiss it (no action required). As a Bonus Action, you can deploy or recall it.</w:t>
+      </w:r>
+    </w:p>
+    <w:p>
+      <w:pPr>
+        <w:pBdr>
+          <w:left w:val="single" w:sz="18" w:space="12" w:color="8B2020"/>
+        </w:pBdr>
+        <w:shd w:val="clear" w:color="auto" w:fill="FCF6F6"/>
+        <w:spacing w:before="30" w:after="20"/>
+        <w:ind w:left="340" w:right="340"/>
+      </w:pPr>
+      <w:r>
+        <w:rPr>
+          <w:rFonts w:ascii="Georgia" w:hAnsi="Georgia" w:cs="Georgia"/>
+          <w:b/>
+          <w:i/>
+          <w:color w:val="222222"/>
+          <w:sz w:val="18"/>
+        </w:rPr>
+        <w:t xml:space="preserve">Bound Construct. </w:t>
+      </w:r>
+      <w:r>
+        <w:rPr>
+          <w:rFonts w:ascii="Georgia" w:hAnsi="Georgia" w:cs="Georgia"/>
+          <w:b w:val="0"/>
+          <w:i w:val="0"/>
+          <w:color w:val="222222"/>
+          <w:sz w:val="18"/>
+        </w:rPr>
+        <w:t>Add your Proficiency Bonus to any ability check or saving throw the Sentinel makes.</w:t>
+      </w:r>
+    </w:p>
+    <w:p>
+      <w:pPr>
+        <w:pBdr>
+          <w:left w:val="single" w:sz="18" w:space="12" w:color="8B2020"/>
+        </w:pBdr>
+        <w:shd w:val="clear" w:color="auto" w:fill="FCF6F6"/>
+        <w:spacing w:before="30" w:after="20"/>
+        <w:ind w:left="340" w:right="340"/>
+      </w:pPr>
+      <w:r>
+        <w:rPr>
+          <w:rFonts w:ascii="Georgia" w:hAnsi="Georgia" w:cs="Georgia"/>
+          <w:b/>
+          <w:i/>
+          <w:color w:val="222222"/>
+          <w:sz w:val="18"/>
+        </w:rPr>
+        <w:t xml:space="preserve">Rebuilt Dynamo. </w:t>
+      </w:r>
+      <w:r>
+        <w:rPr>
+          <w:rFonts w:ascii="Georgia" w:hAnsi="Georgia" w:cs="Georgia"/>
+          <w:b w:val="0"/>
+          <w:i w:val="0"/>
+          <w:color w:val="222222"/>
+          <w:sz w:val="18"/>
+        </w:rPr>
+        <w:t>The Sentinel replaces your Eldritch Cannon feature: while you are attuned to it, you deploy the Sentinel instead of a cannon, never both at once. Deploying the Sentinel doesn't expend a spell slot, and the Sentinel has no maximum duration. When the Mending spell is cast on the Sentinel, it regains 2d6 Hit Points. If the Sentinel has dropped to 0 Hit Points, you can rebuild it by expending a level 1+ spell slot.</w:t>
+      </w:r>
+    </w:p>
+    <w:p>
+      <w:pPr>
+        <w:pBdr>
+          <w:left w:val="single" w:sz="18" w:space="12" w:color="8B2020"/>
+          <w:bottom w:val="single" w:sz="4" w:space="1" w:color="8B2020"/>
+        </w:pBdr>
+        <w:shd w:val="clear" w:color="auto" w:fill="FCF6F6"/>
+        <w:spacing w:before="20" w:after="20"/>
+        <w:ind w:left="340" w:right="340"/>
+      </w:pPr>
+    </w:p>
+    <w:p>
+      <w:pPr>
+        <w:keepNext/>
+        <w:pBdr>
+          <w:left w:val="single" w:sz="18" w:space="12" w:color="8B2020"/>
+        </w:pBdr>
+        <w:shd w:val="clear" w:color="auto" w:fill="FCF6F6"/>
+        <w:spacing w:before="30" w:after="20"/>
+        <w:ind w:left="340" w:right="340"/>
+      </w:pPr>
+      <w:r>
+        <w:rPr>
+          <w:rFonts w:ascii="Georgia" w:hAnsi="Georgia" w:cs="Georgia"/>
+          <w:b/>
+          <w:color w:val="8B2020"/>
+          <w:sz w:val="20"/>
+        </w:rPr>
+        <w:t>Actions</w:t>
+      </w:r>
+    </w:p>
+    <w:p>
+      <w:pPr>
+        <w:pBdr>
+          <w:left w:val="single" w:sz="18" w:space="12" w:color="8B2020"/>
+        </w:pBdr>
+        <w:shd w:val="clear" w:color="auto" w:fill="FCF6F6"/>
+        <w:spacing w:before="30" w:after="20"/>
+        <w:ind w:left="340" w:right="340"/>
+      </w:pPr>
+      <w:r>
+        <w:rPr>
+          <w:rFonts w:ascii="Georgia" w:hAnsi="Georgia" w:cs="Georgia"/>
+          <w:b/>
+          <w:i/>
+          <w:color w:val="222222"/>
+          <w:sz w:val="18"/>
+        </w:rPr>
+        <w:t xml:space="preserve">Activate. </w:t>
+      </w:r>
+      <w:r>
+        <w:rPr>
+          <w:rFonts w:ascii="Georgia" w:hAnsi="Georgia" w:cs="Georgia"/>
+          <w:b w:val="0"/>
+          <w:i w:val="0"/>
+          <w:color w:val="222222"/>
+          <w:sz w:val="18"/>
+        </w:rPr>
+        <w:t>As a Bonus Action, you can activate the Sentinel, and it then takes one of the following actions of your choice.</w:t>
+      </w:r>
+    </w:p>
+    <w:p>
+      <w:pPr>
+        <w:pBdr>
+          <w:left w:val="single" w:sz="18" w:space="12" w:color="8B2020"/>
+        </w:pBdr>
+        <w:shd w:val="clear" w:color="auto" w:fill="FCF6F6"/>
+        <w:spacing w:before="30" w:after="20"/>
+        <w:ind w:left="340" w:right="340"/>
+      </w:pPr>
+      <w:r>
+        <w:rPr>
+          <w:rFonts w:ascii="Georgia" w:hAnsi="Georgia" w:cs="Georgia"/>
+          <w:b/>
+          <w:i/>
+          <w:color w:val="222222"/>
+          <w:sz w:val="18"/>
+        </w:rPr>
+        <w:t xml:space="preserve">Force Blast. </w:t>
+      </w:r>
+      <w:r>
+        <w:rPr>
+          <w:rFonts w:ascii="Georgia" w:hAnsi="Georgia" w:cs="Georgia"/>
+          <w:b w:val="0"/>
+          <w:i w:val="0"/>
+          <w:color w:val="222222"/>
+          <w:sz w:val="18"/>
+        </w:rPr>
+        <w:t>Ranged Attack Roll: Bonus equals your spell attack modifier, range 120 ft. Hit: 2d8 + your Intelligence modifier Force damage.</w:t>
+      </w:r>
+    </w:p>
+    <w:p>
+      <w:pPr>
+        <w:pBdr>
+          <w:left w:val="single" w:sz="18" w:space="12" w:color="8B2020"/>
+        </w:pBdr>
+        <w:shd w:val="clear" w:color="auto" w:fill="FCF6F6"/>
+        <w:spacing w:before="30" w:after="20"/>
+        <w:ind w:left="340" w:right="340"/>
+      </w:pPr>
+      <w:r>
+        <w:rPr>
+          <w:rFonts w:ascii="Georgia" w:hAnsi="Georgia" w:cs="Georgia"/>
+          <w:b/>
+          <w:i/>
+          <w:color w:val="222222"/>
+          <w:sz w:val="18"/>
+        </w:rPr>
+        <w:t xml:space="preserve">Electric Pulse. </w:t>
+      </w:r>
+      <w:r>
+        <w:rPr>
+          <w:rFonts w:ascii="Georgia" w:hAnsi="Georgia" w:cs="Georgia"/>
+          <w:b w:val="0"/>
+          <w:i w:val="0"/>
+          <w:color w:val="222222"/>
+          <w:sz w:val="18"/>
+        </w:rPr>
+        <w:t>Dexterity Saving Throw: DC equals your spell save DC, each creature of your choice within 15 feet of the Sentinel. Failure: 2d8 + your Intelligence modifier Lightning damage, and the target can't take Reactions until the start of your next turn. Success: Half damage.</w:t>
+      </w:r>
+    </w:p>
+    <w:p>
+      <w:pPr>
+        <w:pBdr>
+          <w:left w:val="single" w:sz="18" w:space="12" w:color="8B2020"/>
+          <w:bottom w:val="single" w:sz="4" w:space="1" w:color="8B2020"/>
+        </w:pBdr>
+        <w:shd w:val="clear" w:color="auto" w:fill="FCF6F6"/>
+        <w:spacing w:before="20" w:after="20"/>
+        <w:ind w:left="340" w:right="340"/>
+      </w:pPr>
+    </w:p>
+    <w:p>
+      <w:pPr>
+        <w:keepNext/>
+        <w:pBdr>
+          <w:left w:val="single" w:sz="18" w:space="12" w:color="8B2020"/>
+        </w:pBdr>
+        <w:shd w:val="clear" w:color="auto" w:fill="FCF6F6"/>
+        <w:spacing w:before="30" w:after="20"/>
+        <w:ind w:left="340" w:right="340"/>
+      </w:pPr>
+      <w:r>
+        <w:rPr>
+          <w:rFonts w:ascii="Georgia" w:hAnsi="Georgia" w:cs="Georgia"/>
+          <w:b/>
+          <w:color w:val="8B2020"/>
+          <w:sz w:val="20"/>
+        </w:rPr>
+        <w:t>Reactions</w:t>
+      </w:r>
+    </w:p>
+    <w:p>
+      <w:pPr>
+        <w:pBdr>
+          <w:left w:val="single" w:sz="18" w:space="12" w:color="8B2020"/>
+        </w:pBdr>
+        <w:shd w:val="clear" w:color="auto" w:fill="FCF6F6"/>
+        <w:spacing w:before="30" w:after="20"/>
+        <w:ind w:left="340" w:right="340"/>
+      </w:pPr>
+      <w:r>
+        <w:rPr>
+          <w:rFonts w:ascii="Georgia" w:hAnsi="Georgia" w:cs="Georgia"/>
+          <w:b/>
+          <w:i/>
+          <w:color w:val="222222"/>
+          <w:sz w:val="18"/>
+        </w:rPr>
+        <w:t xml:space="preserve">Guardian Protocol (1/round). </w:t>
+      </w:r>
+      <w:r>
+        <w:rPr>
+          <w:rFonts w:ascii="Georgia" w:hAnsi="Georgia" w:cs="Georgia"/>
+          <w:b w:val="0"/>
+          <w:i w:val="0"/>
+          <w:color w:val="222222"/>
+          <w:sz w:val="18"/>
+        </w:rPr>
+        <w:t>Trigger: An ally within 15 feet of the Sentinel takes damage. Response: The ally gains 1d8 + your Intelligence modifier Temporary Hit Points.</w:t>
+      </w:r>
+    </w:p>
+    <w:p>
+      <w:pPr>
+        <w:spacing w:after="0"/>
+      </w:pPr>
+    </w:p>
+    <w:p>
+      <w:pPr>
+        <w:spacing w:after="80"/>
+      </w:pPr>
+      <w:r>
+        <w:rPr>
+          <w:rFonts w:ascii="Georgia" w:hAnsi="Georgia" w:cs="Georgia"/>
+          <w:b/>
+          <w:i w:val="0"/>
+          <w:color w:val="222222"/>
+          <w:sz w:val="21"/>
+        </w:rPr>
+        <w:t>Why this is an upgrade.</w:t>
+      </w:r>
+      <w:r>
+        <w:rPr>
+          <w:rFonts w:ascii="Georgia" w:hAnsi="Georgia" w:cs="Georgia"/>
+          <w:b w:val="0"/>
+          <w:i w:val="0"/>
+          <w:color w:val="222222"/>
+          <w:sz w:val="21"/>
+        </w:rPr>
+        <w:t xml:space="preserve"> The old cannon made Lilly choose a mode; the Sentinel walks on its own 30 feet, then blasts or pulses on her Bonus Action (her pick every time), and shields her friends as a Reaction in the same round. Her old kit lives on inside it: the Force Ballista became the Force Blast, the Storm mode became the Electric Pulse, and the Protector stands watch as Guardian Protocol. The Flamethrower was traded for lightning, Gearhaven's own element. Forged by the masters of Glimmerstone.</w:t>
+      </w:r>
+    </w:p>
+    <w:p>
+      <w:pPr>
+        <w:keepNext/>
+        <w:pBdr>
+          <w:top w:val="double" w:sz="12" w:space="4" w:color="1F7A78"/>
+          <w:left w:val="double" w:sz="12" w:space="10" w:color="1F7A78"/>
+          <w:right w:val="double" w:sz="12" w:space="10" w:color="1F7A78"/>
+        </w:pBdr>
+        <w:shd w:val="clear" w:color="auto" w:fill="EAF4F3"/>
+        <w:spacing w:before="280" w:after="60"/>
+        <w:ind w:left="400" w:right="400"/>
+        <w:jc w:val="center"/>
+      </w:pPr>
+      <w:r>
+        <w:rPr>
+          <w:rFonts w:ascii="Georgia" w:hAnsi="Georgia" w:cs="Georgia"/>
+          <w:b/>
+          <w:color w:val="1F7A78"/>
+          <w:sz w:val="27"/>
+        </w:rPr>
+        <w:t>✦  At Level 7, the Sentinel Has  ✦</w:t>
+      </w:r>
+    </w:p>
+    <w:p>
+      <w:pPr>
+        <w:keepNext/>
+        <w:keepLines/>
+        <w:pBdr>
+          <w:left w:val="double" w:sz="12" w:space="10" w:color="1F7A78"/>
+          <w:right w:val="double" w:sz="12" w:space="10" w:color="1F7A78"/>
+        </w:pBdr>
+        <w:shd w:val="clear" w:color="auto" w:fill="EAF4F3"/>
+        <w:spacing w:before="0" w:after="0"/>
+        <w:ind w:left="400" w:right="400"/>
+      </w:pPr>
+      <w:r>
+        <w:rPr>
+          <w:rFonts w:ascii="Georgia" w:hAnsi="Georgia" w:cs="Georgia"/>
+          <w:b/>
+          <w:i w:val="0"/>
+          <w:color w:val="222222"/>
+          <w:sz w:val="21"/>
+        </w:rPr>
+        <w:t>Live now:</w:t>
+      </w:r>
+      <w:r>
+        <w:rPr>
+          <w:rFonts w:ascii="Georgia" w:hAnsi="Georgia" w:cs="Georgia"/>
+          <w:b w:val="0"/>
+          <w:i w:val="0"/>
+          <w:color w:val="222222"/>
+          <w:sz w:val="21"/>
+        </w:rPr>
+        <w:t xml:space="preserve"> the whole statblock. 40 Hit Points behind AC 18, its own 30 feet of Speed, Force Blast or Electric Pulse on her Bonus Action (her pick every round), Guardian Protocol once per round, and a free attunement slot besides, since the Dynamo lives on inside the frame.</w:t>
+      </w:r>
+    </w:p>
+    <w:p>
+      <w:pPr>
+        <w:keepLines/>
+        <w:pBdr>
+          <w:bottom w:val="double" w:sz="12" w:space="4" w:color="1F7A78"/>
+          <w:left w:val="double" w:sz="12" w:space="10" w:color="1F7A78"/>
+          <w:right w:val="double" w:sz="12" w:space="10" w:color="1F7A78"/>
+        </w:pBdr>
+        <w:shd w:val="clear" w:color="auto" w:fill="EAF4F3"/>
+        <w:spacing w:before="0" w:after="280"/>
+        <w:ind w:left="400" w:right="400"/>
+      </w:pPr>
+      <w:r>
+        <w:rPr>
+          <w:rFonts w:ascii="Georgia" w:hAnsi="Georgia" w:cs="Georgia"/>
+          <w:b/>
+          <w:i w:val="0"/>
+          <w:color w:val="222222"/>
+          <w:sz w:val="21"/>
+        </w:rPr>
+        <w:t>Not yet:</w:t>
+      </w:r>
+      <w:r>
+        <w:rPr>
+          <w:rFonts w:ascii="Georgia" w:hAnsi="Georgia" w:cs="Georgia"/>
+          <w:b w:val="0"/>
+          <w:i w:val="0"/>
+          <w:color w:val="222222"/>
+          <w:sz w:val="21"/>
+        </w:rPr>
+        <w:t xml:space="preserve"> its Hit Points keep pace with her, 5 + five times her Artificer level, so the guardian grows sturdier every time Lilly does.</w:t>
+      </w:r>
+    </w:p>
+    <w:p>
+      <w:pPr>
+        <w:keepNext/>
+        <w:spacing w:before="400" w:after="120"/>
+        <w:pBdr>
+          <w:bottom w:val="single" w:sz="6" w:space="4" w:color="B8860B"/>
+        </w:pBdr>
+      </w:pPr>
+      <w:r>
+        <w:rPr>
+          <w:rFonts w:ascii="Georgia" w:hAnsi="Georgia" w:cs="Georgia"/>
+          <w:b/>
+          <w:color w:val="B8860B"/>
+          <w:sz w:val="32"/>
+        </w:rPr>
+        <w:t>Marks &amp; Mysteries</w:t>
+      </w:r>
+    </w:p>
+    <w:p>
+      <w:pPr>
+        <w:spacing w:after="80"/>
+      </w:pPr>
+      <w:r>
+        <w:rPr>
+          <w:rFonts w:ascii="Georgia" w:hAnsi="Georgia" w:cs="Georgia"/>
+          <w:b/>
+          <w:i w:val="0"/>
+          <w:color w:val="222222"/>
+          <w:sz w:val="21"/>
+        </w:rPr>
+        <w:t>Ursa's Mark of Handling.</w:t>
+      </w:r>
+      <w:r>
+        <w:rPr>
+          <w:rFonts w:ascii="Georgia" w:hAnsi="Georgia" w:cs="Georgia"/>
+          <w:b w:val="0"/>
+          <w:i w:val="0"/>
+          <w:color w:val="222222"/>
+          <w:sz w:val="21"/>
+        </w:rPr>
+        <w:t xml:space="preserve"> A dragonmark that woke when he was six: it prickles near frightened animals, grants Speak with Animals and Animal Friendship, and has become the channel through which sleeping and possessed things speak to him (Pikachu, the Grand Custodian). It has never once stirred for a machine.</w:t>
+      </w:r>
+    </w:p>
+    <w:p>
+      <w:pPr>
+        <w:spacing w:after="0" w:before="0"/>
+      </w:pPr>
+      <w:r>
+        <w:drawing>
+          <wp:anchor xmlns:a="http://schemas.openxmlformats.org/drawingml/2006/main" behindDoc="0" distT="91440" distB="100584" distL="201600" distR="201600" simplePos="0" locked="0" layoutInCell="1" allowOverlap="0" relativeHeight="2">
+            <wp:simplePos x="0" y="0"/>
+            <wp:positionH relativeFrom="column">
+              <wp:align>right</wp:align>
+            </wp:positionH>
+            <wp:positionV relativeFrom="paragraph">
+              <wp:posOffset>0</wp:posOffset>
+            </wp:positionV>
+            <wp:extent cx="2743200" cy="2743200"/>
+            <wp:effectExtent l="0" t="0" r="0" b="0"/>
+            <wp:wrapSquare wrapText="bothSides"/>
+            <wp:docPr id="15" name="Picture 15"/>
+            <wp:cNvGraphicFramePr/>
+            <a:graphic xmlns:pic="http://schemas.openxmlformats.org/drawingml/2006/picture">
+              <a:graphicData uri="http://schemas.openxmlformats.org/drawingml/2006/picture">
+                <pic:pic>
+                  <pic:nvPicPr>
+                    <pic:cNvPr id="0" name="image.jpg"/>
+                    <pic:cNvPicPr/>
+                  </pic:nvPicPr>
+                  <pic:blipFill>
+                    <a:blip r:embed="rId23"/>
+                    <a:stretch>
+                      <a:fillRect/>
+                    </a:stretch>
+                  </pic:blipFill>
+                  <pic:spPr>
+                    <a:xfrm>
+                      <a:off x="0" y="0"/>
                       <a:ext cx="2743200" cy="2743200"/>
                     </a:xfrm>
                     <a:prstGeom prst="rect"/>
@@ -5961,7 +7532,7 @@
         <w:drawing>
           <wp:inline xmlns:a="http://schemas.openxmlformats.org/drawingml/2006/main" xmlns:pic="http://schemas.openxmlformats.org/drawingml/2006/picture">
             <wp:extent cx="5943600" cy="3958530"/>
-            <wp:docPr id="13" name="Picture 13"/>
+            <wp:docPr id="16" name="Picture 16"/>
             <wp:cNvGraphicFramePr>
               <a:graphicFrameLocks noChangeAspect="1"/>
             </wp:cNvGraphicFramePr>
@@ -5973,7 +7544,7 @@
                     <pic:cNvPicPr/>
                   </pic:nvPicPr>
                   <pic:blipFill>
-                    <a:blip r:embed="rId21"/>
+                    <a:blip r:embed="rId24"/>
                     <a:stretch>
                       <a:fillRect/>
                     </a:stretch>

--- a/compendium/custom_compendium.docx
+++ b/compendium/custom_compendium.docx
@@ -4449,440 +4449,6 @@
     </w:p>
     <w:p>
       <w:pPr>
-        <w:pBdr>
-          <w:left w:val="single" w:sz="18" w:space="12" w:color="B8860B"/>
-        </w:pBdr>
-        <w:shd w:val="clear" w:color="auto" w:fill="FBF6EA"/>
-        <w:spacing w:before="30" w:after="70"/>
-        <w:ind w:left="340" w:right="340"/>
-      </w:pPr>
-      <w:r>
-        <w:rPr>
-          <w:rFonts w:ascii="Georgia" w:hAnsi="Georgia" w:cs="Georgia"/>
-          <w:b w:val="0"/>
-          <w:i/>
-          <w:color w:val="222222"/>
-          <w:sz w:val="21"/>
-        </w:rPr>
-        <w:t>“You returned to the Circle, and every constellation answered: their light now runs down your arm and out through the staff. Whatever stars you wear, the Warden's spear sweeps between danger and the party.”</w:t>
-      </w:r>
-    </w:p>
-    <w:p>
-      <w:pPr>
-        <w:keepNext/>
-        <w:pBdr>
-          <w:left w:val="single" w:sz="18" w:space="12" w:color="8B2020"/>
-        </w:pBdr>
-        <w:shd w:val="clear" w:color="auto" w:fill="FCF6F6"/>
-        <w:spacing w:before="30" w:after="70"/>
-        <w:ind w:left="340" w:right="340"/>
-      </w:pPr>
-      <w:r>
-        <w:rPr>
-          <w:rFonts w:ascii="Georgia" w:hAnsi="Georgia" w:cs="Georgia"/>
-          <w:b/>
-          <w:color w:val="8B2020"/>
-          <w:sz w:val="22"/>
-        </w:rPr>
-        <w:t>Starlit Channeler (feat)</w:t>
-      </w:r>
-    </w:p>
-    <w:p>
-      <w:pPr>
-        <w:pBdr>
-          <w:left w:val="single" w:sz="18" w:space="12" w:color="8B2020"/>
-        </w:pBdr>
-        <w:shd w:val="clear" w:color="auto" w:fill="FCF6F6"/>
-        <w:spacing w:before="30" w:after="70"/>
-        <w:ind w:left="340" w:right="340"/>
-      </w:pPr>
-      <w:r>
-        <w:rPr>
-          <w:rFonts w:ascii="Georgia" w:hAnsi="Georgia" w:cs="Georgia"/>
-          <w:b w:val="0"/>
-          <w:i/>
-          <w:color w:val="222222"/>
-          <w:sz w:val="18"/>
-        </w:rPr>
-        <w:t>Story Feat (Prerequisite: Starry Form Feature)</w:t>
-      </w:r>
-    </w:p>
-    <w:p>
-      <w:pPr>
-        <w:pBdr>
-          <w:left w:val="single" w:sz="18" w:space="12" w:color="8B2020"/>
-        </w:pBdr>
-        <w:shd w:val="clear" w:color="auto" w:fill="FCF6F6"/>
-        <w:spacing w:before="30" w:after="70"/>
-        <w:ind w:left="340" w:right="340"/>
-      </w:pPr>
-      <w:r>
-        <w:rPr>
-          <w:rFonts w:ascii="Georgia" w:hAnsi="Georgia" w:cs="Georgia"/>
-          <w:b w:val="0"/>
-          <w:i w:val="0"/>
-          <w:color w:val="222222"/>
-          <w:sz w:val="18"/>
-        </w:rPr>
-        <w:t>You gain the following benefits.</w:t>
-      </w:r>
-    </w:p>
-    <w:p>
-      <w:pPr>
-        <w:pBdr>
-          <w:left w:val="single" w:sz="18" w:space="12" w:color="8B2020"/>
-        </w:pBdr>
-        <w:shd w:val="clear" w:color="auto" w:fill="FCF6F6"/>
-        <w:spacing w:before="30" w:after="70"/>
-        <w:ind w:left="340" w:right="340"/>
-      </w:pPr>
-      <w:r>
-        <w:rPr>
-          <w:rFonts w:ascii="Georgia" w:hAnsi="Georgia" w:cs="Georgia"/>
-          <w:b/>
-          <w:i w:val="0"/>
-          <w:color w:val="222222"/>
-          <w:sz w:val="18"/>
-        </w:rPr>
-        <w:t>The Warden's Mantle.</w:t>
-      </w:r>
-      <w:r>
-        <w:rPr>
-          <w:rFonts w:ascii="Georgia" w:hAnsi="Georgia" w:cs="Georgia"/>
-          <w:b w:val="0"/>
-          <w:i w:val="0"/>
-          <w:color w:val="222222"/>
-          <w:sz w:val="18"/>
-        </w:rPr>
-        <w:t xml:space="preserve"> You learn the Shillelagh cantrip, and Wisdom is your spellcasting ability for it. When you assume your Starry Form, you cast Shillelagh through your Staff of Waking Constellations as part of the same Bonus Action, and the spell lasts until the form ends rather than for 1 minute. While your Starry Form is active, whichever constellation you chose: the Staff's Starlight kindles with the form (no action required) and reaches 20 feet, and each ally within that light gains a +1 bonus to attack rolls and saving throws; the kindled staff deals Radiant damage, and when you hit with it, the target takes an extra 1d6 Radiant damage (this extra damage increases to 2d6 at Druid level 11 and 3d6 at Druid level 17); and the Warden, a spear-bearing figure of starlight, stands guard in your glow.</w:t>
-      </w:r>
-    </w:p>
-    <w:p>
-      <w:pPr>
-        <w:pBdr>
-          <w:left w:val="single" w:sz="18" w:space="12" w:color="8B2020"/>
-        </w:pBdr>
-        <w:shd w:val="clear" w:color="auto" w:fill="FCF6F6"/>
-        <w:spacing w:before="30" w:after="70"/>
-        <w:ind w:left="340" w:right="340"/>
-      </w:pPr>
-      <w:r>
-        <w:rPr>
-          <w:rFonts w:ascii="Georgia" w:hAnsi="Georgia" w:cs="Georgia"/>
-          <w:b/>
-          <w:i w:val="0"/>
-          <w:color w:val="222222"/>
-          <w:sz w:val="18"/>
-        </w:rPr>
-        <w:t>Warden's Intercession.</w:t>
-      </w:r>
-      <w:r>
-        <w:rPr>
-          <w:rFonts w:ascii="Georgia" w:hAnsi="Georgia" w:cs="Georgia"/>
-          <w:b w:val="0"/>
-          <w:i w:val="0"/>
-          <w:color w:val="222222"/>
-          <w:sz w:val="18"/>
-        </w:rPr>
-        <w:t xml:space="preserve"> While your Starry Form is active, when a creature you can see hits an ally within your Starlight, you can take a Reaction to reduce the damage the ally takes by 1d8 plus your Wisdom modifier.</w:t>
-      </w:r>
-    </w:p>
-    <w:p>
-      <w:pPr>
-        <w:pBdr>
-          <w:left w:val="single" w:sz="18" w:space="12" w:color="8B2020"/>
-        </w:pBdr>
-        <w:shd w:val="clear" w:color="auto" w:fill="FCF6F6"/>
-        <w:spacing w:before="30" w:after="70"/>
-        <w:ind w:left="340" w:right="340"/>
-      </w:pPr>
-      <w:r>
-        <w:rPr>
-          <w:rFonts w:ascii="Georgia" w:hAnsi="Georgia" w:cs="Georgia"/>
-          <w:b/>
-          <w:i w:val="0"/>
-          <w:color w:val="222222"/>
-          <w:sz w:val="18"/>
-        </w:rPr>
-        <w:t>Constellation Gifts.</w:t>
-      </w:r>
-      <w:r>
-        <w:rPr>
-          <w:rFonts w:ascii="Georgia" w:hAnsi="Georgia" w:cs="Georgia"/>
-          <w:b w:val="0"/>
-          <w:i w:val="0"/>
-          <w:color w:val="222222"/>
-          <w:sz w:val="18"/>
-        </w:rPr>
-        <w:t xml:space="preserve"> While your Starry Form is active, you also gain the benefit below for the constellation you chose.</w:t>
-      </w:r>
-    </w:p>
-    <w:p>
-      <w:pPr>
-        <w:pBdr>
-          <w:left w:val="single" w:sz="18" w:space="12" w:color="8B2020"/>
-        </w:pBdr>
-        <w:shd w:val="clear" w:color="auto" w:fill="FCF6F6"/>
-        <w:spacing w:before="30" w:after="70"/>
-        <w:ind w:left="340" w:right="340"/>
-      </w:pPr>
-      <w:r>
-        <w:rPr>
-          <w:rFonts w:ascii="Georgia" w:hAnsi="Georgia" w:cs="Georgia"/>
-          <w:b/>
-          <w:i w:val="0"/>
-          <w:color w:val="222222"/>
-          <w:sz w:val="18"/>
-        </w:rPr>
-        <w:t>Archer.</w:t>
-      </w:r>
-      <w:r>
-        <w:rPr>
-          <w:rFonts w:ascii="Georgia" w:hAnsi="Georgia" w:cs="Georgia"/>
-          <w:b w:val="0"/>
-          <w:i w:val="0"/>
-          <w:color w:val="222222"/>
-          <w:sz w:val="18"/>
-        </w:rPr>
-        <w:t xml:space="preserve"> When you hit a creature with the Archer's luminous arrow, the arrow's light clings to it, and the next attack roll made against that creature before the start of your next turn has Advantage.</w:t>
-      </w:r>
-    </w:p>
-    <w:p>
-      <w:pPr>
-        <w:pBdr>
-          <w:left w:val="single" w:sz="18" w:space="12" w:color="8B2020"/>
-        </w:pBdr>
-        <w:shd w:val="clear" w:color="auto" w:fill="FCF6F6"/>
-        <w:spacing w:before="30" w:after="70"/>
-        <w:ind w:left="340" w:right="340"/>
-      </w:pPr>
-      <w:r>
-        <w:rPr>
-          <w:rFonts w:ascii="Georgia" w:hAnsi="Georgia" w:cs="Georgia"/>
-          <w:b/>
-          <w:i w:val="0"/>
-          <w:color w:val="222222"/>
-          <w:sz w:val="18"/>
-        </w:rPr>
-        <w:t>Chalice.</w:t>
-      </w:r>
-      <w:r>
-        <w:rPr>
-          <w:rFonts w:ascii="Georgia" w:hAnsi="Georgia" w:cs="Georgia"/>
-          <w:b w:val="0"/>
-          <w:i w:val="0"/>
-          <w:color w:val="222222"/>
-          <w:sz w:val="18"/>
-        </w:rPr>
-        <w:t xml:space="preserve"> When the Chalice's light restores Hit Points, you can divide those Hit Points between two creatures within 30 feet of yourself.</w:t>
-      </w:r>
-    </w:p>
-    <w:p>
-      <w:pPr>
-        <w:pBdr>
-          <w:left w:val="single" w:sz="18" w:space="12" w:color="8B2020"/>
-        </w:pBdr>
-        <w:shd w:val="clear" w:color="auto" w:fill="FCF6F6"/>
-        <w:spacing w:before="30" w:after="70"/>
-        <w:ind w:left="340" w:right="340"/>
-      </w:pPr>
-      <w:r>
-        <w:rPr>
-          <w:rFonts w:ascii="Georgia" w:hAnsi="Georgia" w:cs="Georgia"/>
-          <w:b/>
-          <w:i w:val="0"/>
-          <w:color w:val="222222"/>
-          <w:sz w:val="18"/>
-        </w:rPr>
-        <w:t>Dragon.</w:t>
-      </w:r>
-      <w:r>
-        <w:rPr>
-          <w:rFonts w:ascii="Georgia" w:hAnsi="Georgia" w:cs="Georgia"/>
-          <w:b w:val="0"/>
-          <w:i w:val="0"/>
-          <w:color w:val="222222"/>
-          <w:sz w:val="18"/>
-        </w:rPr>
-        <w:t xml:space="preserve"> Allies within your Starlight can treat a d20 roll of 9 or lower as a 10 on Constitution saving throws to maintain Concentration.</w:t>
-      </w:r>
-    </w:p>
-    <w:p>
-      <w:pPr>
-        <w:pBdr>
-          <w:left w:val="single" w:sz="18" w:space="12" w:color="5B2A86"/>
-        </w:pBdr>
-        <w:shd w:val="clear" w:color="auto" w:fill="F4F0FA"/>
-        <w:spacing w:before="30" w:after="70"/>
-        <w:ind w:left="340" w:right="340"/>
-      </w:pPr>
-      <w:r>
-        <w:rPr>
-          <w:rFonts w:ascii="Georgia" w:hAnsi="Georgia" w:cs="Georgia"/>
-          <w:b w:val="0"/>
-          <w:i w:val="0"/>
-          <w:color w:val="222222"/>
-          <w:sz w:val="19"/>
-        </w:rPr>
-        <w:t>▶ The kindled staff IS the Shillelagh spell, so Starseed (+1d4) rides its strikes once per turn (house rule 1; never the Archer's arrow), and its damage counts as cantrip damage (Potent Spellcasting applies from Druid level 7, once per turn, house rule 2). The Warden is no longer a fourth constellation to pick: the mantle rides every form (DM ruling 2026-07-13). Sheet note: the feat grants Shillelagh, so Ursa's known copy frees up for a swap.</w:t>
-      </w:r>
-    </w:p>
-    <w:p>
-      <w:pPr>
-        <w:keepNext/>
-        <w:pBdr>
-          <w:left w:val="single" w:sz="18" w:space="12" w:color="8B2020"/>
-        </w:pBdr>
-        <w:shd w:val="clear" w:color="auto" w:fill="FCF6F6"/>
-        <w:spacing w:before="30" w:after="70"/>
-        <w:ind w:left="340" w:right="340"/>
-      </w:pPr>
-      <w:r>
-        <w:rPr>
-          <w:rFonts w:ascii="Georgia" w:hAnsi="Georgia" w:cs="Georgia"/>
-          <w:b/>
-          <w:color w:val="8B2020"/>
-          <w:sz w:val="22"/>
-        </w:rPr>
-        <w:t>The Staff Wakes Further</w:t>
-      </w:r>
-    </w:p>
-    <w:p>
-      <w:pPr>
-        <w:pBdr>
-          <w:left w:val="single" w:sz="18" w:space="12" w:color="8B2020"/>
-        </w:pBdr>
-        <w:shd w:val="clear" w:color="auto" w:fill="FCF6F6"/>
-        <w:spacing w:before="30" w:after="70"/>
-        <w:ind w:left="340" w:right="340"/>
-      </w:pPr>
-      <w:r>
-        <w:rPr>
-          <w:rFonts w:ascii="Georgia" w:hAnsi="Georgia" w:cs="Georgia"/>
-          <w:b w:val="0"/>
-          <w:i/>
-          <w:color w:val="222222"/>
-          <w:sz w:val="18"/>
-        </w:rPr>
-        <w:t>The relic grows, as promised.</w:t>
-      </w:r>
-      <w:r>
-        <w:rPr>
-          <w:rFonts w:ascii="Georgia" w:hAnsi="Georgia" w:cs="Georgia"/>
-          <w:b w:val="0"/>
-          <w:i w:val="0"/>
-          <w:color w:val="222222"/>
-          <w:sz w:val="18"/>
-        </w:rPr>
-        <w:t xml:space="preserve"> The Staff of Waking Constellations has always brightened a new star after every victory; on this road, it brightens for him. It is the vessel the Warden shines through: when the constellation widens its Starlight to 20 feet, it is this staff carrying the light, and the whole party fits inside it. The staff now has 6 charges and regains 1d4 + 2 expended charges daily at dawn.</w:t>
-      </w:r>
-    </w:p>
-    <w:p>
-      <w:pPr>
-        <w:keepNext/>
-        <w:pBdr>
-          <w:top w:val="double" w:sz="12" w:space="4" w:color="1F7A78"/>
-          <w:left w:val="double" w:sz="12" w:space="10" w:color="1F7A78"/>
-          <w:right w:val="double" w:sz="12" w:space="10" w:color="1F7A78"/>
-        </w:pBdr>
-        <w:shd w:val="clear" w:color="auto" w:fill="EAF4F3"/>
-        <w:spacing w:before="280" w:after="60"/>
-        <w:ind w:left="400" w:right="400"/>
-        <w:jc w:val="center"/>
-      </w:pPr>
-      <w:r>
-        <w:rPr>
-          <w:rFonts w:ascii="Georgia" w:hAnsi="Georgia" w:cs="Georgia"/>
-          <w:b/>
-          <w:color w:val="1F7A78"/>
-          <w:sz w:val="27"/>
-        </w:rPr>
-        <w:t>✦  At Level 7, Starlit Channeler Has  ✦</w:t>
-      </w:r>
-    </w:p>
-    <w:p>
-      <w:pPr>
-        <w:keepNext/>
-        <w:keepLines/>
-        <w:pBdr>
-          <w:left w:val="double" w:sz="12" w:space="10" w:color="1F7A78"/>
-          <w:right w:val="double" w:sz="12" w:space="10" w:color="1F7A78"/>
-        </w:pBdr>
-        <w:shd w:val="clear" w:color="auto" w:fill="EAF4F3"/>
-        <w:spacing w:before="0" w:after="0"/>
-        <w:ind w:left="400" w:right="400"/>
-      </w:pPr>
-      <w:r>
-        <w:rPr>
-          <w:rFonts w:ascii="Georgia" w:hAnsi="Georgia" w:cs="Georgia"/>
-          <w:b/>
-          <w:i w:val="0"/>
-          <w:color w:val="222222"/>
-          <w:sz w:val="21"/>
-        </w:rPr>
-        <w:t>Live now:</w:t>
-      </w:r>
-      <w:r>
-        <w:rPr>
-          <w:rFonts w:ascii="Georgia" w:hAnsi="Georgia" w:cs="Georgia"/>
-          <w:b w:val="0"/>
-          <w:i w:val="0"/>
-          <w:color w:val="222222"/>
-          <w:sz w:val="21"/>
-        </w:rPr>
-        <w:t xml:space="preserve"> the Warden's Mantle in every constellation (Starlight kindled to 20 feet with a +1 bonus to attack rolls and saving throws for every ally inside, the kindled staff dealing Radiant damage with an extra 1d6 Radiant damage on a hit, and Warden's Intercession, a Reaction that reduces the damage an ally in the glow takes by 1d8 plus his Wisdom modifier), one Constellation Gift for whichever form he wears (Archer, Chalice, or Dragon), and the Staff at 6 charges.</w:t>
-      </w:r>
-    </w:p>
-    <w:p>
-      <w:pPr>
-        <w:keepLines/>
-        <w:pBdr>
-          <w:bottom w:val="double" w:sz="12" w:space="4" w:color="1F7A78"/>
-          <w:left w:val="double" w:sz="12" w:space="10" w:color="1F7A78"/>
-          <w:right w:val="double" w:sz="12" w:space="10" w:color="1F7A78"/>
-        </w:pBdr>
-        <w:shd w:val="clear" w:color="auto" w:fill="EAF4F3"/>
-        <w:spacing w:before="0" w:after="280"/>
-        <w:ind w:left="400" w:right="400"/>
-      </w:pPr>
-      <w:r>
-        <w:rPr>
-          <w:rFonts w:ascii="Georgia" w:hAnsi="Georgia" w:cs="Georgia"/>
-          <w:b/>
-          <w:i w:val="0"/>
-          <w:color w:val="222222"/>
-          <w:sz w:val="21"/>
-        </w:rPr>
-        <w:t>Not yet:</w:t>
-      </w:r>
-      <w:r>
-        <w:rPr>
-          <w:rFonts w:ascii="Georgia" w:hAnsi="Georgia" w:cs="Georgia"/>
-          <w:b w:val="0"/>
-          <w:i w:val="0"/>
-          <w:color w:val="222222"/>
-          <w:sz w:val="21"/>
-        </w:rPr>
-        <w:t xml:space="preserve"> the staff's extra Radiant damage grows to 2d6 at Druid level 11 and 3d6 at Druid level 17. The mantle keeps pace with the sky.</w:t>
-      </w:r>
-    </w:p>
-    <w:p>
-      <w:pPr>
-        <w:keepNext/>
-        <w:spacing w:before="220" w:after="60"/>
-      </w:pPr>
-      <w:r>
-        <w:rPr>
-          <w:rFonts w:ascii="Georgia" w:hAnsi="Georgia" w:cs="Georgia"/>
-          <w:b/>
-          <w:color w:val="A0522D"/>
-          <w:sz w:val="26"/>
-        </w:rPr>
-        <w:t>Reader of Omens: The Father's Trail (the road east)</w:t>
-      </w:r>
-    </w:p>
-    <w:p>
-      <w:pPr>
         <w:spacing w:after="0" w:before="0"/>
       </w:pPr>
       <w:r>
@@ -4895,704 +4461,10 @@
             <wp:positionV relativeFrom="paragraph">
               <wp:posOffset>0</wp:posOffset>
             </wp:positionV>
-            <wp:extent cx="2468880" cy="2468880"/>
+            <wp:extent cx="2377440" cy="2377440"/>
             <wp:effectExtent l="0" t="0" r="0" b="0"/>
             <wp:wrapSquare wrapText="bothSides"/>
             <wp:docPr id="11" name="Picture 11"/>
-            <wp:cNvGraphicFramePr/>
-            <a:graphic xmlns:pic="http://schemas.openxmlformats.org/drawingml/2006/picture">
-              <a:graphicData uri="http://schemas.openxmlformats.org/drawingml/2006/picture">
-                <pic:pic>
-                  <pic:nvPicPr>
-                    <pic:cNvPr id="0" name="image.jpg"/>
-                    <pic:cNvPicPr/>
-                  </pic:nvPicPr>
-                  <pic:blipFill>
-                    <a:blip r:embed="rId11"/>
-                    <a:stretch>
-                      <a:fillRect/>
-                    </a:stretch>
-                  </pic:blipFill>
-                  <pic:spPr>
-                    <a:xfrm>
-                      <a:off x="0" y="0"/>
-                      <a:ext cx="2468880" cy="2468880"/>
-                    </a:xfrm>
-                    <a:prstGeom prst="rect"/>
-                  </pic:spPr>
-                </pic:pic>
-              </a:graphicData>
-            </a:graphic>
-          </wp:anchor>
-        </w:drawing>
-      </w:r>
-    </w:p>
-    <w:p>
-      <w:pPr>
-        <w:pBdr>
-          <w:left w:val="single" w:sz="18" w:space="12" w:color="B8860B"/>
-        </w:pBdr>
-        <w:shd w:val="clear" w:color="auto" w:fill="FBF6EA"/>
-        <w:spacing w:before="30" w:after="70"/>
-        <w:ind w:left="340" w:right="340"/>
-      </w:pPr>
-      <w:r>
-        <w:rPr>
-          <w:rFonts w:ascii="Georgia" w:hAnsi="Georgia" w:cs="Georgia"/>
-          <w:b w:val="0"/>
-          <w:i/>
-          <w:color w:val="222222"/>
-          <w:sz w:val="21"/>
-        </w:rPr>
-        <w:t>“Your father read the sky the way other folk read a map. On his trail you learned his art: the omens no longer come at random, and you choose your moment.”</w:t>
-      </w:r>
-    </w:p>
-    <w:p>
-      <w:pPr>
-        <w:keepNext/>
-        <w:pBdr>
-          <w:left w:val="single" w:sz="18" w:space="12" w:color="8B2020"/>
-        </w:pBdr>
-        <w:shd w:val="clear" w:color="auto" w:fill="FCF6F6"/>
-        <w:spacing w:before="30" w:after="70"/>
-        <w:ind w:left="340" w:right="340"/>
-      </w:pPr>
-      <w:r>
-        <w:rPr>
-          <w:rFonts w:ascii="Georgia" w:hAnsi="Georgia" w:cs="Georgia"/>
-          <w:b/>
-          <w:color w:val="8B2020"/>
-          <w:sz w:val="22"/>
-        </w:rPr>
-        <w:t>Reader of Omens (feat)</w:t>
-      </w:r>
-    </w:p>
-    <w:p>
-      <w:pPr>
-        <w:pBdr>
-          <w:left w:val="single" w:sz="18" w:space="12" w:color="8B2020"/>
-        </w:pBdr>
-        <w:shd w:val="clear" w:color="auto" w:fill="FCF6F6"/>
-        <w:spacing w:before="30" w:after="70"/>
-        <w:ind w:left="340" w:right="340"/>
-      </w:pPr>
-      <w:r>
-        <w:rPr>
-          <w:rFonts w:ascii="Georgia" w:hAnsi="Georgia" w:cs="Georgia"/>
-          <w:b w:val="0"/>
-          <w:i/>
-          <w:color w:val="222222"/>
-          <w:sz w:val="18"/>
-        </w:rPr>
-        <w:t>Story Feat (Prerequisite: Cosmic Omen Feature)</w:t>
-      </w:r>
-    </w:p>
-    <w:p>
-      <w:pPr>
-        <w:pBdr>
-          <w:left w:val="single" w:sz="18" w:space="12" w:color="8B2020"/>
-        </w:pBdr>
-        <w:shd w:val="clear" w:color="auto" w:fill="FCF6F6"/>
-        <w:spacing w:before="30" w:after="70"/>
-        <w:ind w:left="340" w:right="340"/>
-      </w:pPr>
-      <w:r>
-        <w:rPr>
-          <w:rFonts w:ascii="Georgia" w:hAnsi="Georgia" w:cs="Georgia"/>
-          <w:b w:val="0"/>
-          <w:i w:val="0"/>
-          <w:color w:val="222222"/>
-          <w:sz w:val="18"/>
-        </w:rPr>
-        <w:t>You gain the following benefits.</w:t>
-      </w:r>
-    </w:p>
-    <w:p>
-      <w:pPr>
-        <w:pBdr>
-          <w:left w:val="single" w:sz="18" w:space="12" w:color="8B2020"/>
-        </w:pBdr>
-        <w:shd w:val="clear" w:color="auto" w:fill="FCF6F6"/>
-        <w:spacing w:before="30" w:after="70"/>
-        <w:ind w:left="340" w:right="340"/>
-      </w:pPr>
-      <w:r>
-        <w:rPr>
-          <w:rFonts w:ascii="Georgia" w:hAnsi="Georgia" w:cs="Georgia"/>
-          <w:b/>
-          <w:i w:val="0"/>
-          <w:color w:val="222222"/>
-          <w:sz w:val="18"/>
-        </w:rPr>
-        <w:t>Omen Dreams.</w:t>
-      </w:r>
-      <w:r>
-        <w:rPr>
-          <w:rFonts w:ascii="Georgia" w:hAnsi="Georgia" w:cs="Georgia"/>
-          <w:b w:val="0"/>
-          <w:i w:val="0"/>
-          <w:color w:val="222222"/>
-          <w:sz w:val="18"/>
-        </w:rPr>
-        <w:t xml:space="preserve"> When you finish a Long Rest, roll two d20s and record the numbers rolled. These are your omens for the day. When you or a creature you can see is about to make a D20 Test, you can replace the d20 roll with one of your omens (no action required). You must choose to do so before the roll, and you can use each omen only once. When you finish a Long Rest, you lose any unused omens.</w:t>
-      </w:r>
-    </w:p>
-    <w:p>
-      <w:pPr>
-        <w:pBdr>
-          <w:left w:val="single" w:sz="18" w:space="12" w:color="8B2020"/>
-        </w:pBdr>
-        <w:shd w:val="clear" w:color="auto" w:fill="FCF6F6"/>
-        <w:spacing w:before="30" w:after="70"/>
-        <w:ind w:left="340" w:right="340"/>
-      </w:pPr>
-      <w:r>
-        <w:rPr>
-          <w:rFonts w:ascii="Georgia" w:hAnsi="Georgia" w:cs="Georgia"/>
-          <w:b/>
-          <w:i w:val="0"/>
-          <w:color w:val="222222"/>
-          <w:sz w:val="18"/>
-        </w:rPr>
-        <w:t>Both Omens.</w:t>
-      </w:r>
-      <w:r>
-        <w:rPr>
-          <w:rFonts w:ascii="Georgia" w:hAnsi="Georgia" w:cs="Georgia"/>
-          <w:b w:val="0"/>
-          <w:i w:val="0"/>
-          <w:color w:val="222222"/>
-          <w:sz w:val="18"/>
-        </w:rPr>
-        <w:t xml:space="preserve"> When you consult your Star Map after finishing a Long Rest, you don't roll for a single omen. Instead, you gain access to both Weal and Woe until your next Long Rest.</w:t>
-      </w:r>
-    </w:p>
-    <w:p>
-      <w:pPr>
-        <w:pBdr>
-          <w:left w:val="single" w:sz="18" w:space="12" w:color="8B2020"/>
-        </w:pBdr>
-        <w:shd w:val="clear" w:color="auto" w:fill="FCF6F6"/>
-        <w:spacing w:before="30" w:after="70"/>
-        <w:ind w:left="340" w:right="340"/>
-      </w:pPr>
-      <w:r>
-        <w:rPr>
-          <w:rFonts w:ascii="Georgia" w:hAnsi="Georgia" w:cs="Georgia"/>
-          <w:b/>
-          <w:i w:val="0"/>
-          <w:color w:val="222222"/>
-          <w:sz w:val="18"/>
-        </w:rPr>
-        <w:t>Read the Moment.</w:t>
-      </w:r>
-      <w:r>
-        <w:rPr>
-          <w:rFonts w:ascii="Georgia" w:hAnsi="Georgia" w:cs="Georgia"/>
-          <w:b w:val="0"/>
-          <w:i w:val="0"/>
-          <w:color w:val="222222"/>
-          <w:sz w:val="18"/>
-        </w:rPr>
-        <w:t xml:space="preserve"> When you take the Reaction granted by your Cosmic Omen feature, you can wait until after the d20 is rolled but before you know whether the roll succeeds or fails. You then choose whether to apply Weal (adding 1d6 to the roll) or Woe (subtracting 1d6 from it).</w:t>
-      </w:r>
-    </w:p>
-    <w:p>
-      <w:pPr>
-        <w:pBdr>
-          <w:left w:val="single" w:sz="18" w:space="12" w:color="8B2020"/>
-        </w:pBdr>
-        <w:shd w:val="clear" w:color="auto" w:fill="FCF6F6"/>
-        <w:spacing w:before="30" w:after="70"/>
-        <w:ind w:left="340" w:right="340"/>
-      </w:pPr>
-      <w:r>
-        <w:rPr>
-          <w:rFonts w:ascii="Georgia" w:hAnsi="Georgia" w:cs="Georgia"/>
-          <w:b/>
-          <w:i w:val="0"/>
-          <w:color w:val="222222"/>
-          <w:sz w:val="18"/>
-        </w:rPr>
-        <w:t>Shared Tides.</w:t>
-      </w:r>
-      <w:r>
-        <w:rPr>
-          <w:rFonts w:ascii="Georgia" w:hAnsi="Georgia" w:cs="Georgia"/>
-          <w:b w:val="0"/>
-          <w:i w:val="0"/>
-          <w:color w:val="222222"/>
-          <w:sz w:val="18"/>
-        </w:rPr>
-        <w:t xml:space="preserve"> Your uses of Cosmic Omen remain a single pool: you can use the feature a number of times equal to your Wisdom modifier, expending one use on either Weal or Woe, and you regain all expended uses when you finish a Long Rest.</w:t>
-      </w:r>
-    </w:p>
-    <w:p>
-      <w:pPr>
-        <w:pBdr>
-          <w:left w:val="single" w:sz="18" w:space="12" w:color="5B2A86"/>
-        </w:pBdr>
-        <w:shd w:val="clear" w:color="auto" w:fill="F4F0FA"/>
-        <w:spacing w:before="30" w:after="70"/>
-        <w:ind w:left="340" w:right="340"/>
-      </w:pPr>
-      <w:r>
-        <w:rPr>
-          <w:rFonts w:ascii="Georgia" w:hAnsi="Georgia" w:cs="Georgia"/>
-          <w:b w:val="0"/>
-          <w:i w:val="0"/>
-          <w:color w:val="222222"/>
-          <w:sz w:val="19"/>
-        </w:rPr>
-        <w:t>▶ Cosmic Omen is the Circle of Stars feature Ursa gained at Druid level 6.</w:t>
-      </w:r>
-    </w:p>
-    <w:p>
-      <w:pPr>
-        <w:spacing w:after="80"/>
-      </w:pPr>
-      <w:r>
-        <w:rPr>
-          <w:rFonts w:ascii="Georgia" w:hAnsi="Georgia" w:cs="Georgia"/>
-          <w:b w:val="0"/>
-          <w:i w:val="0"/>
-          <w:color w:val="222222"/>
-          <w:sz w:val="21"/>
-        </w:rPr>
-        <w:t>Woe lands after the die is cast: turning an enemy's save into a failure at the perfect moment feels like fate itself.</w:t>
-      </w:r>
-    </w:p>
-    <w:p>
-      <w:pPr>
-        <w:spacing w:after="80"/>
-      </w:pPr>
-      <w:r>
-        <w:rPr>
-          <w:rFonts w:ascii="Georgia" w:hAnsi="Georgia" w:cs="Georgia"/>
-          <w:b w:val="0"/>
-          <w:i w:val="0"/>
-          <w:color w:val="222222"/>
-          <w:sz w:val="21"/>
-        </w:rPr>
-        <w:t>The dreamed day has its own table craft: when an omen is spent, Ursa's player speaks the dreamed number aloud before the die would fall. “I dreamed this. The arrow lands on a 3.” Watching the world obey the dream is the whole art.</w:t>
-      </w:r>
-    </w:p>
-    <w:p>
-      <w:pPr>
-        <w:keepNext/>
-        <w:pBdr>
-          <w:left w:val="single" w:sz="18" w:space="12" w:color="8B2020"/>
-        </w:pBdr>
-        <w:shd w:val="clear" w:color="auto" w:fill="FCF6F6"/>
-        <w:spacing w:before="30" w:after="70"/>
-        <w:ind w:left="340" w:right="340"/>
-      </w:pPr>
-      <w:r>
-        <w:rPr>
-          <w:rFonts w:ascii="Georgia" w:hAnsi="Georgia" w:cs="Georgia"/>
-          <w:b/>
-          <w:color w:val="8B2020"/>
-          <w:sz w:val="22"/>
-        </w:rPr>
-        <w:t>Ash's Sigil-Stone</w:t>
-      </w:r>
-    </w:p>
-    <w:p>
-      <w:pPr>
-        <w:pBdr>
-          <w:left w:val="single" w:sz="18" w:space="12" w:color="8B2020"/>
-        </w:pBdr>
-        <w:shd w:val="clear" w:color="auto" w:fill="FCF6F6"/>
-        <w:spacing w:before="30" w:after="70"/>
-        <w:ind w:left="340" w:right="340"/>
-      </w:pPr>
-      <w:r>
-        <w:rPr>
-          <w:rFonts w:ascii="Georgia" w:hAnsi="Georgia" w:cs="Georgia"/>
-          <w:b w:val="0"/>
-          <w:i/>
-          <w:color w:val="222222"/>
-          <w:sz w:val="18"/>
-        </w:rPr>
-        <w:t>Wondrous Item, Rare (Requires Attunement by Ursa)</w:t>
-      </w:r>
-    </w:p>
-    <w:p>
-      <w:pPr>
-        <w:pBdr>
-          <w:left w:val="single" w:sz="18" w:space="12" w:color="8B2020"/>
-        </w:pBdr>
-        <w:shd w:val="clear" w:color="auto" w:fill="FCF6F6"/>
-        <w:spacing w:before="30" w:after="70"/>
-        <w:ind w:left="340" w:right="340"/>
-      </w:pPr>
-      <w:r>
-        <w:rPr>
-          <w:rFonts w:ascii="Georgia" w:hAnsi="Georgia" w:cs="Georgia"/>
-          <w:b w:val="0"/>
-          <w:i w:val="0"/>
-          <w:color w:val="222222"/>
-          <w:sz w:val="18"/>
-        </w:rPr>
-        <w:t>A river-smooth stone etched with a half-finished sigil of Elaria, in Ash's own hand. Recovered on the trail, it sits warm in the palm whenever it is carried east. Cast between fights, it knits the party whole and kindles Ursa's Chalice splash besides. One day, when the sigil is finished, it may wake.</w:t>
-      </w:r>
-    </w:p>
-    <w:p>
-      <w:pPr>
-        <w:pBdr>
-          <w:left w:val="single" w:sz="18" w:space="12" w:color="8B2020"/>
-        </w:pBdr>
-        <w:shd w:val="clear" w:color="auto" w:fill="FCF6F6"/>
-        <w:spacing w:before="30" w:after="70"/>
-        <w:ind w:left="340" w:right="340"/>
-      </w:pPr>
-      <w:r>
-        <w:rPr>
-          <w:rFonts w:ascii="Georgia" w:hAnsi="Georgia" w:cs="Georgia"/>
-          <w:b w:val="0"/>
-          <w:i w:val="0"/>
-          <w:color w:val="222222"/>
-          <w:sz w:val="18"/>
-        </w:rPr>
-        <w:t>While holding the stone, you can cast Aura of Vitality from it without expending a spell slot. Once this property is used, it can't be used again until you finish a Long Rest.</w:t>
-      </w:r>
-    </w:p>
-    <w:p>
-      <w:pPr>
-        <w:pBdr>
-          <w:left w:val="single" w:sz="18" w:space="12" w:color="8B2020"/>
-        </w:pBdr>
-        <w:shd w:val="clear" w:color="auto" w:fill="FCF6F6"/>
-        <w:spacing w:before="30" w:after="70"/>
-        <w:ind w:left="340" w:right="340"/>
-      </w:pPr>
-      <w:r>
-        <w:rPr>
-          <w:rFonts w:ascii="Georgia" w:hAnsi="Georgia" w:cs="Georgia"/>
-          <w:b/>
-          <w:i w:val="0"/>
-          <w:color w:val="222222"/>
-          <w:sz w:val="18"/>
-        </w:rPr>
-        <w:t>The Stone Looks Ahead.</w:t>
-      </w:r>
-      <w:r>
-        <w:rPr>
-          <w:rFonts w:ascii="Georgia" w:hAnsi="Georgia" w:cs="Georgia"/>
-          <w:b w:val="0"/>
-          <w:i w:val="0"/>
-          <w:color w:val="222222"/>
-          <w:sz w:val="18"/>
-        </w:rPr>
-        <w:t xml:space="preserve"> The stone has 2 charges and regains all expended charges daily at dawn. As a Magic action, you can expend 1 charge to do one of the following.</w:t>
-      </w:r>
-    </w:p>
-    <w:p>
-      <w:pPr>
-        <w:pBdr>
-          <w:left w:val="single" w:sz="18" w:space="12" w:color="8B2020"/>
-        </w:pBdr>
-        <w:shd w:val="clear" w:color="auto" w:fill="FCF6F6"/>
-        <w:spacing w:before="30" w:after="70"/>
-        <w:ind w:left="340" w:right="340"/>
-      </w:pPr>
-      <w:r>
-        <w:rPr>
-          <w:rFonts w:ascii="Georgia" w:hAnsi="Georgia" w:cs="Georgia"/>
-          <w:b/>
-          <w:i w:val="0"/>
-          <w:color w:val="222222"/>
-          <w:sz w:val="18"/>
-        </w:rPr>
-        <w:t>Ask the Day.</w:t>
-      </w:r>
-      <w:r>
-        <w:rPr>
-          <w:rFonts w:ascii="Georgia" w:hAnsi="Georgia" w:cs="Georgia"/>
-          <w:b w:val="0"/>
-          <w:i w:val="0"/>
-          <w:color w:val="222222"/>
-          <w:sz w:val="18"/>
-        </w:rPr>
-        <w:t xml:space="preserve"> Ask the DM one yes-or-no question about the day ahead. You receive a truthful “yes” or “no,” or silence if the answer cannot be known.</w:t>
-      </w:r>
-    </w:p>
-    <w:p>
-      <w:pPr>
-        <w:pBdr>
-          <w:left w:val="single" w:sz="18" w:space="12" w:color="8B2020"/>
-        </w:pBdr>
-        <w:shd w:val="clear" w:color="auto" w:fill="FCF6F6"/>
-        <w:spacing w:before="30" w:after="70"/>
-        <w:ind w:left="340" w:right="340"/>
-      </w:pPr>
-      <w:r>
-        <w:rPr>
-          <w:rFonts w:ascii="Georgia" w:hAnsi="Georgia" w:cs="Georgia"/>
-          <w:b/>
-          <w:i w:val="0"/>
-          <w:color w:val="222222"/>
-          <w:sz w:val="18"/>
-        </w:rPr>
-        <w:t>Glimpse the Trail.</w:t>
-      </w:r>
-      <w:r>
-        <w:rPr>
-          <w:rFonts w:ascii="Georgia" w:hAnsi="Georgia" w:cs="Georgia"/>
-          <w:b w:val="0"/>
-          <w:i w:val="0"/>
-          <w:color w:val="222222"/>
-          <w:sz w:val="18"/>
-        </w:rPr>
-        <w:t xml:space="preserve"> Learn what waits on one unrevealed rift-board space within 1 mile.</w:t>
-      </w:r>
-    </w:p>
-    <w:p>
-      <w:pPr>
-        <w:pBdr>
-          <w:left w:val="single" w:sz="18" w:space="12" w:color="8B2020"/>
-        </w:pBdr>
-        <w:shd w:val="clear" w:color="auto" w:fill="FCF6F6"/>
-        <w:spacing w:before="30" w:after="70"/>
-        <w:ind w:left="340" w:right="340"/>
-      </w:pPr>
-      <w:r>
-        <w:rPr>
-          <w:rFonts w:ascii="Georgia" w:hAnsi="Georgia" w:cs="Georgia"/>
-          <w:b/>
-          <w:i w:val="0"/>
-          <w:color w:val="222222"/>
-          <w:sz w:val="18"/>
-        </w:rPr>
-        <w:t>Read the Heart.</w:t>
-      </w:r>
-      <w:r>
-        <w:rPr>
-          <w:rFonts w:ascii="Georgia" w:hAnsi="Georgia" w:cs="Georgia"/>
-          <w:b w:val="0"/>
-          <w:i w:val="0"/>
-          <w:color w:val="222222"/>
-          <w:sz w:val="18"/>
-        </w:rPr>
-        <w:t xml:space="preserve"> Learn a visible creature's emotional state and attitude toward the party.</w:t>
-      </w:r>
-    </w:p>
-    <w:p>
-      <w:pPr>
-        <w:pBdr>
-          <w:left w:val="single" w:sz="18" w:space="12" w:color="8B2020"/>
-        </w:pBdr>
-        <w:shd w:val="clear" w:color="auto" w:fill="FCF6F6"/>
-        <w:spacing w:before="30" w:after="70"/>
-        <w:ind w:left="340" w:right="340"/>
-      </w:pPr>
-      <w:r>
-        <w:rPr>
-          <w:rFonts w:ascii="Georgia" w:hAnsi="Georgia" w:cs="Georgia"/>
-          <w:b w:val="0"/>
-          <w:i w:val="0"/>
-          <w:color w:val="222222"/>
-          <w:sz w:val="18"/>
-        </w:rPr>
-        <w:t>With the Staff and the Amulet, the Stone closes Ursa's third and final attunement slot.</w:t>
-      </w:r>
-    </w:p>
-    <w:p>
-      <w:pPr>
-        <w:pBdr>
-          <w:left w:val="single" w:sz="18" w:space="12" w:color="5B2A86"/>
-        </w:pBdr>
-        <w:shd w:val="clear" w:color="auto" w:fill="F4F0FA"/>
-        <w:spacing w:before="30" w:after="70"/>
-        <w:ind w:left="340" w:right="340"/>
-      </w:pPr>
-      <w:r>
-        <w:rPr>
-          <w:rFonts w:ascii="Georgia" w:hAnsi="Georgia" w:cs="Georgia"/>
-          <w:b w:val="0"/>
-          <w:i w:val="0"/>
-          <w:color w:val="222222"/>
-          <w:sz w:val="19"/>
-        </w:rPr>
-        <w:t>▶ The Session 12 clue rides here.</w:t>
-      </w:r>
-    </w:p>
-    <w:p>
-      <w:pPr>
-        <w:keepNext/>
-        <w:pBdr>
-          <w:top w:val="double" w:sz="12" w:space="4" w:color="1F7A78"/>
-          <w:left w:val="double" w:sz="12" w:space="10" w:color="1F7A78"/>
-          <w:right w:val="double" w:sz="12" w:space="10" w:color="1F7A78"/>
-        </w:pBdr>
-        <w:shd w:val="clear" w:color="auto" w:fill="EAF4F3"/>
-        <w:spacing w:before="280" w:after="60"/>
-        <w:ind w:left="400" w:right="400"/>
-        <w:jc w:val="center"/>
-      </w:pPr>
-      <w:r>
-        <w:rPr>
-          <w:rFonts w:ascii="Georgia" w:hAnsi="Georgia" w:cs="Georgia"/>
-          <w:b/>
-          <w:color w:val="1F7A78"/>
-          <w:sz w:val="27"/>
-        </w:rPr>
-        <w:t>✦  At Level 7, Reader of Omens Has  ✦</w:t>
-      </w:r>
-    </w:p>
-    <w:p>
-      <w:pPr>
-        <w:keepNext/>
-        <w:keepLines/>
-        <w:pBdr>
-          <w:left w:val="double" w:sz="12" w:space="10" w:color="1F7A78"/>
-          <w:right w:val="double" w:sz="12" w:space="10" w:color="1F7A78"/>
-        </w:pBdr>
-        <w:shd w:val="clear" w:color="auto" w:fill="EAF4F3"/>
-        <w:spacing w:before="0" w:after="0"/>
-        <w:ind w:left="400" w:right="400"/>
-      </w:pPr>
-      <w:r>
-        <w:rPr>
-          <w:rFonts w:ascii="Georgia" w:hAnsi="Georgia" w:cs="Georgia"/>
-          <w:b/>
-          <w:i w:val="0"/>
-          <w:color w:val="222222"/>
-          <w:sz w:val="21"/>
-        </w:rPr>
-        <w:t>Live now:</w:t>
-      </w:r>
-      <w:r>
-        <w:rPr>
-          <w:rFonts w:ascii="Georgia" w:hAnsi="Georgia" w:cs="Georgia"/>
-          <w:b w:val="0"/>
-          <w:i w:val="0"/>
-          <w:color w:val="222222"/>
-          <w:sz w:val="21"/>
-        </w:rPr>
-        <w:t xml:space="preserve"> two dreamed d20s a day (rolled after every Long Rest and spent before the die falls), both Weal and Woe after every Long Rest with the patience to expend them after the d20 is rolled (but before the outcome is known), a pool of five uses a day, and Ash's Sigil-Stone (two charges at dawn for Ask the Day, Glimpse the Trail, or Read the Heart, plus Aura of Vitality once per Long Rest without expending a spell slot).</w:t>
-      </w:r>
-    </w:p>
-    <w:p>
-      <w:pPr>
-        <w:keepLines/>
-        <w:pBdr>
-          <w:bottom w:val="double" w:sz="12" w:space="4" w:color="1F7A78"/>
-          <w:left w:val="double" w:sz="12" w:space="10" w:color="1F7A78"/>
-          <w:right w:val="double" w:sz="12" w:space="10" w:color="1F7A78"/>
-        </w:pBdr>
-        <w:shd w:val="clear" w:color="auto" w:fill="EAF4F3"/>
-        <w:spacing w:before="0" w:after="280"/>
-        <w:ind w:left="400" w:right="400"/>
-      </w:pPr>
-      <w:r>
-        <w:rPr>
-          <w:rFonts w:ascii="Georgia" w:hAnsi="Georgia" w:cs="Georgia"/>
-          <w:b/>
-          <w:i w:val="0"/>
-          <w:color w:val="222222"/>
-          <w:sz w:val="21"/>
-        </w:rPr>
-        <w:t>Not yet:</w:t>
-      </w:r>
-      <w:r>
-        <w:rPr>
-          <w:rFonts w:ascii="Georgia" w:hAnsi="Georgia" w:cs="Georgia"/>
-          <w:b w:val="0"/>
-          <w:i w:val="0"/>
-          <w:color w:val="222222"/>
-          <w:sz w:val="21"/>
-        </w:rPr>
-        <w:t xml:space="preserve"> the sigil on the stone is only half finished. One day it may wake, and what it wakes into is a question for the road east.</w:t>
-      </w:r>
-    </w:p>
-    <w:p>
-      <w:pPr>
-        <w:spacing w:after="80"/>
-      </w:pPr>
-      <w:r>
-        <w:rPr>
-          <w:rFonts w:ascii="Georgia" w:hAnsi="Georgia" w:cs="Georgia"/>
-          <w:b w:val="0"/>
-          <w:i w:val="0"/>
-          <w:color w:val="222222"/>
-          <w:sz w:val="21"/>
-        </w:rPr>
-        <w:t>Ursa gains the one road he walked, feat and keepsake together. The other two roads remain: the stars are patient, and the wild does not forget him.</w:t>
-      </w:r>
-    </w:p>
-    <w:p>
-      <w:pPr>
-        <w:keepNext/>
-        <w:pageBreakBefore/>
-        <w:spacing w:before="400" w:after="120"/>
-        <w:pBdr>
-          <w:bottom w:val="single" w:sz="6" w:space="4" w:color="B8860B"/>
-        </w:pBdr>
-      </w:pPr>
-      <w:r>
-        <w:rPr>
-          <w:rFonts w:ascii="Georgia" w:hAnsi="Georgia" w:cs="Georgia"/>
-          <w:b/>
-          <w:color w:val="B8860B"/>
-          <w:sz w:val="32"/>
-        </w:rPr>
-        <w:t>Glimmerstone Artifacts (Lilly's Path)</w:t>
-      </w:r>
-    </w:p>
-    <w:p>
-      <w:pPr>
-        <w:pBdr>
-          <w:left w:val="single" w:sz="18" w:space="12" w:color="B8860B"/>
-        </w:pBdr>
-        <w:shd w:val="clear" w:color="auto" w:fill="FBF6EA"/>
-        <w:spacing w:before="30" w:after="70"/>
-        <w:ind w:left="340" w:right="340"/>
-      </w:pPr>
-      <w:r>
-        <w:rPr>
-          <w:rFonts w:ascii="Georgia" w:hAnsi="Georgia" w:cs="Georgia"/>
-          <w:b w:val="0"/>
-          <w:i w:val="0"/>
-          <w:color w:val="222222"/>
-          <w:sz w:val="21"/>
-        </w:rPr>
-        <w:t>Three masterworks of deep gnome artifice, forged for Lilly Glimmergear in the year apart. Three masterworks, one choice. Each door of Lilly's year apart leads to one of these treasures: stay and build the portal (the Sentinel), go home to Glimmerspire and Poots (Boomstick), or give the year to mote research (the Awakened Sphere). She walks one road and claims one masterwork. Every road fits inside her three attunement slots. On the Sphere's road the ledger closes at exactly three: Shard, Dynamo, Sphere. On the Sentinel's road a slot stays free, for the Dynamo itself is rebuilt into the guardian: two of three. And on Boomstick's road the Shard truly retires, unattuned at her belt, a keepsake and one day a gift: two of three, with room to spare.</w:t>
-      </w:r>
-    </w:p>
-    <w:p>
-      <w:pPr>
-        <w:keepNext/>
-        <w:spacing w:before="220" w:after="60"/>
-      </w:pPr>
-      <w:r>
-        <w:rPr>
-          <w:rFonts w:ascii="Georgia" w:hAnsi="Georgia" w:cs="Georgia"/>
-          <w:b/>
-          <w:color w:val="A0522D"/>
-          <w:sz w:val="26"/>
-        </w:rPr>
-        <w:t>Boomstick</w:t>
-      </w:r>
-    </w:p>
-    <w:p>
-      <w:pPr>
-        <w:spacing w:after="0" w:before="0"/>
-      </w:pPr>
-      <w:r>
-        <w:drawing>
-          <wp:anchor xmlns:a="http://schemas.openxmlformats.org/drawingml/2006/main" behindDoc="0" distT="91440" distB="100584" distL="201600" distR="201600" simplePos="0" locked="0" layoutInCell="1" allowOverlap="0" relativeHeight="2">
-            <wp:simplePos x="0" y="0"/>
-            <wp:positionH relativeFrom="column">
-              <wp:align>right</wp:align>
-            </wp:positionH>
-            <wp:positionV relativeFrom="paragraph">
-              <wp:posOffset>0</wp:posOffset>
-            </wp:positionV>
-            <wp:extent cx="2011680" cy="2011680"/>
-            <wp:effectExtent l="0" t="0" r="0" b="0"/>
-            <wp:wrapSquare wrapText="bothSides"/>
-            <wp:docPr id="12" name="Picture 12"/>
             <wp:cNvGraphicFramePr/>
             <a:graphic xmlns:pic="http://schemas.openxmlformats.org/drawingml/2006/picture">
               <a:graphicData uri="http://schemas.openxmlformats.org/drawingml/2006/picture">
@@ -5610,7 +4482,7 @@
                   <pic:spPr>
                     <a:xfrm>
                       <a:off x="0" y="0"/>
-                      <a:ext cx="2011680" cy="2011680"/>
+                      <a:ext cx="2377440" cy="2377440"/>
                     </a:xfrm>
                     <a:prstGeom prst="rect"/>
                   </pic:spPr>
@@ -5638,22 +4510,7 @@
           <w:color w:val="222222"/>
           <w:sz w:val="21"/>
         </w:rPr>
-        <w:t>“It doesn't jam. It doesn't misfire. It simply states its opinion, loudly.”</w:t>
-      </w:r>
-    </w:p>
-    <w:p>
-      <w:pPr>
-        <w:spacing w:after="80"/>
-      </w:pPr>
-      <w:r>
-        <w:rPr>
-          <w:rFonts w:ascii="Georgia" w:hAnsi="Georgia" w:cs="Georgia"/>
-          <w:b w:val="0"/>
-          <w:i w:val="0"/>
-          <w:color w:val="222222"/>
-          <w:sz w:val="21"/>
-        </w:rPr>
-        <w:t>On this road, Boomstick takes the dagger's watch. Boomstick becomes Lilly's spellcasting focus and her designated Arcane Firearm (an artificer designates only one). With her shield in the other hand, her hands are exactly full: pistol, shield, and nothing wasted. Its clockwork drum conjures its own rounds, so Lilly will never want for ammunition again. The Frostbite Shard retires to her belt as a keepsake, or one day, a gift.</w:t>
+        <w:t>“You returned to the Circle, and every constellation answered: their light now runs down your arm and out through the staff. Whatever stars you wear, the Warden's spear sweeps between danger and the party.”</w:t>
       </w:r>
     </w:p>
     <w:p>
@@ -5673,7 +4530,7 @@
           <w:color w:val="8B2020"/>
           <w:sz w:val="22"/>
         </w:rPr>
-        <w:t>Boomstick</w:t>
+        <w:t>Starlit Channeler (feat)</w:t>
       </w:r>
     </w:p>
     <w:p>
@@ -5693,7 +4550,7 @@
           <w:color w:val="222222"/>
           <w:sz w:val="18"/>
         </w:rPr>
-        <w:t>Weapon (Repeating Pistol), Rare (Requires Attunement by Lilly)</w:t>
+        <w:t>Story Feat (Prerequisite: Starry Form Feature)</w:t>
       </w:r>
     </w:p>
     <w:p>
@@ -5708,22 +4565,12 @@
       <w:r>
         <w:rPr>
           <w:rFonts w:ascii="Georgia" w:hAnsi="Georgia" w:cs="Georgia"/>
-          <w:b/>
-          <w:i w:val="0"/>
-          <w:color w:val="222222"/>
-          <w:sz w:val="18"/>
-        </w:rPr>
-        <w:t>Repeating Pistol, +2.</w:t>
-      </w:r>
-      <w:r>
-        <w:rPr>
-          <w:rFonts w:ascii="Georgia" w:hAnsi="Georgia" w:cs="Georgia"/>
           <w:b w:val="0"/>
           <w:i w:val="0"/>
           <w:color w:val="222222"/>
           <w:sz w:val="18"/>
         </w:rPr>
-        <w:t xml:space="preserve"> You gain a +2 bonus to attack rolls and damage rolls made with this magic weapon, which deals 1d10 Thunder damage on a hit. The weapon requires no ammunition and never needs reloading.</w:t>
+        <w:t>You gain the following benefits.</w:t>
       </w:r>
     </w:p>
     <w:p>
@@ -5743,7 +4590,7 @@
           <w:color w:val="222222"/>
           <w:sz w:val="18"/>
         </w:rPr>
-        <w:t>Wand of the War Mage.</w:t>
+        <w:t>The Warden's Mantle.</w:t>
       </w:r>
       <w:r>
         <w:rPr>
@@ -5753,7 +4600,7 @@
           <w:color w:val="222222"/>
           <w:sz w:val="18"/>
         </w:rPr>
-        <w:t xml:space="preserve"> While holding Boomstick, you gain a +2 bonus to spell attack rolls, and you ignore Half Cover when making a spell attack. Your Eldritch Cannon also gains a +2 bonus to its attack rolls.</w:t>
+        <w:t xml:space="preserve"> You learn the Shillelagh cantrip, and Wisdom is your spellcasting ability for it. When you assume your Starry Form, you cast Shillelagh through your Staff of Waking Constellations as part of the same Bonus Action, and the spell lasts until the form ends rather than for 1 minute. While your Starry Form is active, whichever constellation you chose: the Staff's Starlight kindles with the form (no action required) and reaches 20 feet, and each ally within that light gains a +1 bonus to attack rolls and saving throws; the kindled staff deals Radiant damage, and when you hit with it, the target takes an extra 1d6 Radiant damage (this extra damage increases to 2d6 at Druid level 11 and 3d6 at Druid level 17); and the Warden, a spear-bearing figure of starlight, stands guard in your glow.</w:t>
       </w:r>
     </w:p>
     <w:p>
@@ -5773,7 +4620,7 @@
           <w:color w:val="222222"/>
           <w:sz w:val="18"/>
         </w:rPr>
-        <w:t>Spell Focus and Arcane Firearm.</w:t>
+        <w:t>Warden's Intercession.</w:t>
       </w:r>
       <w:r>
         <w:rPr>
@@ -5783,7 +4630,7 @@
           <w:color w:val="222222"/>
           <w:sz w:val="18"/>
         </w:rPr>
-        <w:t xml:space="preserve"> While holding Boomstick, you can use it as a Spellcasting Focus for your Artificer spells, and it is your designated Arcane Firearm. When you cast an Artificer spell through Boomstick, you can add 1d8 to one of the spell's damage rolls; the extra damage is Thunder damage.</w:t>
+        <w:t xml:space="preserve"> While your Starry Form is active, when a creature you can see hits an ally within your Starlight, you can take a Reaction to reduce the damage the ally takes by 1d8 plus your Wisdom modifier.</w:t>
       </w:r>
     </w:p>
     <w:p>
@@ -5803,7 +4650,7 @@
           <w:color w:val="222222"/>
           <w:sz w:val="18"/>
         </w:rPr>
-        <w:t>Concussion Infusion.</w:t>
+        <w:t>Constellation Gifts.</w:t>
       </w:r>
       <w:r>
         <w:rPr>
@@ -5813,7 +4660,7 @@
           <w:color w:val="222222"/>
           <w:sz w:val="18"/>
         </w:rPr>
-        <w:t xml:space="preserve"> When a creature takes damage from a spell you cast through Boomstick, that creature takes an extra 2 Thunder damage and can't take Reactions until the start of its next turn.</w:t>
+        <w:t xml:space="preserve"> While your Starry Form is active, you also gain the benefit below for the constellation you chose.</w:t>
       </w:r>
     </w:p>
     <w:p>
@@ -5833,7 +4680,7 @@
           <w:color w:val="222222"/>
           <w:sz w:val="18"/>
         </w:rPr>
-        <w:t>Made to Channel.</w:t>
+        <w:t>Archer.</w:t>
       </w:r>
       <w:r>
         <w:rPr>
@@ -5843,7 +4690,7 @@
           <w:color w:val="222222"/>
           <w:sz w:val="18"/>
         </w:rPr>
-        <w:t xml:space="preserve"> When you cast True Strike using Boomstick, the attack uses your Intelligence and counts as a spell attack, gaining Boomstick's +2 bonus to spell attack rolls and ignoring Half Cover. On a hit, the attack deals Boomstick's Thunder damage plus the spell's Radiant damage.</w:t>
+        <w:t xml:space="preserve"> When you hit a creature with the Archer's luminous arrow, the arrow's light clings to it, and the next attack roll made against that creature before the start of your next turn has Advantage.</w:t>
       </w:r>
     </w:p>
     <w:p>
@@ -5858,12 +4705,122 @@
       <w:r>
         <w:rPr>
           <w:rFonts w:ascii="Georgia" w:hAnsi="Georgia" w:cs="Georgia"/>
+          <w:b/>
+          <w:i w:val="0"/>
+          <w:color w:val="222222"/>
+          <w:sz w:val="18"/>
+        </w:rPr>
+        <w:t>Chalice.</w:t>
+      </w:r>
+      <w:r>
+        <w:rPr>
+          <w:rFonts w:ascii="Georgia" w:hAnsi="Georgia" w:cs="Georgia"/>
+          <w:b w:val="0"/>
+          <w:i w:val="0"/>
+          <w:color w:val="222222"/>
+          <w:sz w:val="18"/>
+        </w:rPr>
+        <w:t xml:space="preserve"> When the Chalice's light restores Hit Points, you can divide those Hit Points between two creatures within 30 feet of yourself.</w:t>
+      </w:r>
+    </w:p>
+    <w:p>
+      <w:pPr>
+        <w:pBdr>
+          <w:left w:val="single" w:sz="18" w:space="12" w:color="8B2020"/>
+        </w:pBdr>
+        <w:shd w:val="clear" w:color="auto" w:fill="FCF6F6"/>
+        <w:spacing w:before="30" w:after="70"/>
+        <w:ind w:left="340" w:right="340"/>
+      </w:pPr>
+      <w:r>
+        <w:rPr>
+          <w:rFonts w:ascii="Georgia" w:hAnsi="Georgia" w:cs="Georgia"/>
+          <w:b/>
+          <w:i w:val="0"/>
+          <w:color w:val="222222"/>
+          <w:sz w:val="18"/>
+        </w:rPr>
+        <w:t>Dragon.</w:t>
+      </w:r>
+      <w:r>
+        <w:rPr>
+          <w:rFonts w:ascii="Georgia" w:hAnsi="Georgia" w:cs="Georgia"/>
+          <w:b w:val="0"/>
+          <w:i w:val="0"/>
+          <w:color w:val="222222"/>
+          <w:sz w:val="18"/>
+        </w:rPr>
+        <w:t xml:space="preserve"> Allies within your Starlight can treat a d20 roll of 9 or lower as a 10 on Constitution saving throws to maintain Concentration.</w:t>
+      </w:r>
+    </w:p>
+    <w:p>
+      <w:pPr>
+        <w:pBdr>
+          <w:left w:val="single" w:sz="18" w:space="12" w:color="5B2A86"/>
+        </w:pBdr>
+        <w:shd w:val="clear" w:color="auto" w:fill="F4F0FA"/>
+        <w:spacing w:before="30" w:after="70"/>
+        <w:ind w:left="340" w:right="340"/>
+      </w:pPr>
+      <w:r>
+        <w:rPr>
+          <w:rFonts w:ascii="Georgia" w:hAnsi="Georgia" w:cs="Georgia"/>
+          <w:b w:val="0"/>
+          <w:i w:val="0"/>
+          <w:color w:val="222222"/>
+          <w:sz w:val="19"/>
+        </w:rPr>
+        <w:t>▶ The kindled staff IS the Shillelagh spell, so Starseed (+1d4) rides its strikes once per turn (house rule 1; never the Archer's arrow), and its damage counts as cantrip damage (Potent Spellcasting applies from Druid level 7, once per turn, house rule 2). The Warden is no longer a fourth constellation to pick: the mantle rides every form (DM ruling 2026-07-13). Sheet note: the feat grants Shillelagh, so Ursa's known copy frees up for a swap.</w:t>
+      </w:r>
+    </w:p>
+    <w:p>
+      <w:pPr>
+        <w:keepNext/>
+        <w:pBdr>
+          <w:left w:val="single" w:sz="18" w:space="12" w:color="8B2020"/>
+        </w:pBdr>
+        <w:shd w:val="clear" w:color="auto" w:fill="FCF6F6"/>
+        <w:spacing w:before="30" w:after="70"/>
+        <w:ind w:left="340" w:right="340"/>
+      </w:pPr>
+      <w:r>
+        <w:rPr>
+          <w:rFonts w:ascii="Georgia" w:hAnsi="Georgia" w:cs="Georgia"/>
+          <w:b/>
+          <w:color w:val="8B2020"/>
+          <w:sz w:val="22"/>
+        </w:rPr>
+        <w:t>The Staff Wakes Further</w:t>
+      </w:r>
+    </w:p>
+    <w:p>
+      <w:pPr>
+        <w:pBdr>
+          <w:left w:val="single" w:sz="18" w:space="12" w:color="8B2020"/>
+        </w:pBdr>
+        <w:shd w:val="clear" w:color="auto" w:fill="FCF6F6"/>
+        <w:spacing w:before="30" w:after="70"/>
+        <w:ind w:left="340" w:right="340"/>
+      </w:pPr>
+      <w:r>
+        <w:rPr>
+          <w:rFonts w:ascii="Georgia" w:hAnsi="Georgia" w:cs="Georgia"/>
           <w:b w:val="0"/>
           <w:i/>
           <w:color w:val="222222"/>
           <w:sz w:val="18"/>
         </w:rPr>
-        <w:t>Forged by the masters of Glimmerstone.</w:t>
+        <w:t>The relic grows, as promised.</w:t>
+      </w:r>
+      <w:r>
+        <w:rPr>
+          <w:rFonts w:ascii="Georgia" w:hAnsi="Georgia" w:cs="Georgia"/>
+          <w:b w:val="0"/>
+          <w:i w:val="0"/>
+          <w:color w:val="222222"/>
+          <w:sz w:val="18"/>
+        </w:rPr>
+        <w:t xml:space="preserve"> The Staff of Waking Constellations has always brightened a new star after every victory; on this road, it brightens for him. It is the vessel the Warden shines through: when the constellation widens its Starlight to 20 feet, it is this staff carrying the light, and the whole party fits inside it. The staff now has 6 charges and regains 1d4 + 2 expended charges daily at dawn.</w:t>
       </w:r>
     </w:p>
     <w:p>
@@ -5886,7 +4843,7 @@
           <w:color w:val="1F7A78"/>
           <w:sz w:val="27"/>
         </w:rPr>
-        <w:t>✦  At Level 7, Boomstick Has  ✦</w:t>
+        <w:t>✦  At Level 7, Starlit Channeler Has  ✦</w:t>
       </w:r>
     </w:p>
     <w:p>
@@ -5919,7 +4876,7 @@
           <w:color w:val="222222"/>
           <w:sz w:val="21"/>
         </w:rPr>
-        <w:t xml:space="preserve"> everything. The +2 pistol with its bottomless clockwork drum, +2 to spell attack rolls (a bonus that reaches her Eldritch Cannon's attacks too), ignored Half Cover on spell attacks, the 1d8 Thunder Arcane Firearm rider, the Concussion boom that steals Reactions, and True Strike channeled through the barrel.</w:t>
+        <w:t xml:space="preserve"> the Warden's Mantle in every constellation (Starlight kindled to 20 feet with a +1 bonus to attack rolls and saving throws for every ally inside, the kindled staff dealing Radiant damage with an extra 1d6 Radiant damage on a hit, and Warden's Intercession, a Reaction that reduces the damage an ally in the glow takes by 1d8 plus his Wisdom modifier), one Constellation Gift for whichever form he wears (Archer, Chalice, or Dragon), and the Staff at 6 charges.</w:t>
       </w:r>
     </w:p>
     <w:p>
@@ -5952,13 +4909,12 @@
           <w:color w:val="222222"/>
           <w:sz w:val="21"/>
         </w:rPr>
-        <w:t xml:space="preserve"> nothing held back. Boomstick arrives complete, and this door pays its whole price on day one; what grows from here is only the legend.</w:t>
+        <w:t xml:space="preserve"> the staff's extra Radiant damage grows to 2d6 at Druid level 11 and 3d6 at Druid level 17. The mantle keeps pace with the sky.</w:t>
       </w:r>
     </w:p>
     <w:p>
       <w:pPr>
         <w:keepNext/>
-        <w:pageBreakBefore/>
         <w:spacing w:before="220" w:after="60"/>
       </w:pPr>
       <w:r>
@@ -5968,7 +4924,7 @@
           <w:color w:val="A0522D"/>
           <w:sz w:val="26"/>
         </w:rPr>
-        <w:t>The Awakened Essence Sphere</w:t>
+        <w:t>Reader of Omens: The Father's Trail (the road east)</w:t>
       </w:r>
     </w:p>
     <w:p>
@@ -5985,10 +4941,10 @@
             <wp:positionV relativeFrom="paragraph">
               <wp:posOffset>0</wp:posOffset>
             </wp:positionV>
-            <wp:extent cx="2194560" cy="2194560"/>
+            <wp:extent cx="2377440" cy="2377440"/>
             <wp:effectExtent l="0" t="0" r="0" b="0"/>
             <wp:wrapSquare wrapText="bothSides"/>
-            <wp:docPr id="13" name="Picture 13"/>
+            <wp:docPr id="12" name="Picture 12"/>
             <wp:cNvGraphicFramePr/>
             <a:graphic xmlns:pic="http://schemas.openxmlformats.org/drawingml/2006/picture">
               <a:graphicData uri="http://schemas.openxmlformats.org/drawingml/2006/picture">
@@ -6006,7 +4962,7 @@
                   <pic:spPr>
                     <a:xfrm>
                       <a:off x="0" y="0"/>
-                      <a:ext cx="2194560" cy="2194560"/>
+                      <a:ext cx="2377440" cy="2377440"/>
                     </a:xfrm>
                     <a:prstGeom prst="rect"/>
                   </pic:spPr>
@@ -6034,22 +4990,7 @@
           <w:color w:val="222222"/>
           <w:sz w:val="21"/>
         </w:rPr>
-        <w:t>“It was never a keepsake. It was a key, and it is finally awake.”</w:t>
-      </w:r>
-    </w:p>
-    <w:p>
-      <w:pPr>
-        <w:spacing w:after="80"/>
-      </w:pPr>
-      <w:r>
-        <w:rPr>
-          <w:rFonts w:ascii="Georgia" w:hAnsi="Georgia" w:cs="Georgia"/>
-          <w:b w:val="0"/>
-          <w:i w:val="0"/>
-          <w:color w:val="222222"/>
-          <w:sz w:val="21"/>
-        </w:rPr>
-        <w:t>The Sphere has spent the whole journey quietly pulling loose motes from the air. Now awakened, it holds a swirling jumble of collected aether that powers it from the start, and as the party clears each elemental rift and installs its pure Mote, the Sphere learns that plane's mighty discharge. The Sphere is honest about its bargain: at Session 8 it grants Aether Ward alone (twice per Short Rest), and every one of its five discharges sleeps behind a rift still to be won. What it builds toward is a toolbox of five distinct answers on a strict budget (a firestorm, a lull that stills a warband, a wind at every ally's back, the ground turned weapon, and a shadow's hungry pull), each the size of a spell Lilly has no slot to cast, two of them burning for a full minute while her hands stay free for the cannon. The Sphere bridges the gap between an Artificer and a full caster; it never erases it.</w:t>
+        <w:t>“Your father read the sky the way other folk read a map. On his trail you learned his art: the omens no longer come at random, and you choose your moment.”</w:t>
       </w:r>
     </w:p>
     <w:p>
@@ -6069,7 +5010,7 @@
           <w:color w:val="8B2020"/>
           <w:sz w:val="22"/>
         </w:rPr>
-        <w:t>The Awakened Essence Sphere</w:t>
+        <w:t>Reader of Omens (feat)</w:t>
       </w:r>
     </w:p>
     <w:p>
@@ -6089,7 +5030,7 @@
           <w:color w:val="222222"/>
           <w:sz w:val="18"/>
         </w:rPr>
-        <w:t>Wondrous Item, Rare (Requires Attunement by Lilly)</w:t>
+        <w:t>Story Feat (Prerequisite: Cosmic Omen Feature)</w:t>
       </w:r>
     </w:p>
     <w:p>
@@ -6104,22 +5045,12 @@
       <w:r>
         <w:rPr>
           <w:rFonts w:ascii="Georgia" w:hAnsi="Georgia" w:cs="Georgia"/>
-          <w:b/>
-          <w:i w:val="0"/>
-          <w:color w:val="222222"/>
-          <w:sz w:val="18"/>
-        </w:rPr>
-        <w:t>Mote Channeling.</w:t>
-      </w:r>
-      <w:r>
-        <w:rPr>
-          <w:rFonts w:ascii="Georgia" w:hAnsi="Georgia" w:cs="Georgia"/>
           <w:b w:val="0"/>
           <w:i w:val="0"/>
           <w:color w:val="222222"/>
           <w:sz w:val="18"/>
         </w:rPr>
-        <w:t xml:space="preserve"> The Sphere's powers share a pool of 2 uses, and you regain all expended uses when you finish a Short Rest. The Sphere starts with the Aether Ward power, and it gains one Elemental Discharge each time a rift's Mote is installed in it. If one of the Sphere's powers requires a saving throw, the DC equals your spell save DC.</w:t>
+        <w:t>You gain the following benefits.</w:t>
       </w:r>
     </w:p>
     <w:p>
@@ -6139,7 +5070,7 @@
           <w:color w:val="222222"/>
           <w:sz w:val="18"/>
         </w:rPr>
-        <w:t>Aether Ward (Base Power).</w:t>
+        <w:t>Omen Dreams.</w:t>
       </w:r>
       <w:r>
         <w:rPr>
@@ -6149,7 +5080,7 @@
           <w:color w:val="222222"/>
           <w:sz w:val="18"/>
         </w:rPr>
-        <w:t xml:space="preserve"> As a Magic action, you can expend 1 use to release the gathered motes as a protective shell. You and each ally within 15 feet of you gain a number of Temporary Hit Points equal to 2d8 plus your Intelligence modifier.</w:t>
+        <w:t xml:space="preserve"> When you finish a Long Rest, roll two d20s and record the numbers rolled. These are your omens for the day. When you or a creature you can see is about to make a D20 Test, you can replace the d20 roll with one of your omens (no action required). You must choose to do so before the roll, and you can use each omen only once. When you finish a Long Rest, you lose any unused omens.</w:t>
       </w:r>
     </w:p>
     <w:p>
@@ -6169,7 +5100,7 @@
           <w:color w:val="222222"/>
           <w:sz w:val="18"/>
         </w:rPr>
-        <w:t>Lingering Discharges.</w:t>
+        <w:t>Both Omens.</w:t>
       </w:r>
       <w:r>
         <w:rPr>
@@ -6179,7 +5110,7 @@
           <w:color w:val="222222"/>
           <w:sz w:val="18"/>
         </w:rPr>
-        <w:t xml:space="preserve"> A discharge that lasts for 1 minute is sustained by the Sphere and doesn't require Concentration. The Sphere can sustain only one lingering discharge at a time; if you activate a lingering discharge while another is active, the earlier one ends. You can end a lingering discharge early (no action required).</w:t>
+        <w:t xml:space="preserve"> When you consult your Star Map after finishing a Long Rest, you don't roll for a single omen. Instead, you gain access to both Weal and Woe until your next Long Rest.</w:t>
       </w:r>
     </w:p>
     <w:p>
@@ -6199,7 +5130,7 @@
           <w:color w:val="222222"/>
           <w:sz w:val="18"/>
         </w:rPr>
-        <w:t>Rift Tracker.</w:t>
+        <w:t>Read the Moment.</w:t>
       </w:r>
       <w:r>
         <w:rPr>
@@ -6209,7 +5140,87 @@
           <w:color w:val="222222"/>
           <w:sz w:val="18"/>
         </w:rPr>
-        <w:t xml:space="preserve"> When a rift's Mote is installed in the Sphere, record it: Ignis, Unda, Aer, Terra, Umbra.</w:t>
+        <w:t xml:space="preserve"> When you take the Reaction granted by your Cosmic Omen feature, you can wait until after the d20 is rolled but before you know whether the roll succeeds or fails. You then choose whether to apply Weal (adding 1d6 to the roll) or Woe (subtracting 1d6 from it).</w:t>
+      </w:r>
+    </w:p>
+    <w:p>
+      <w:pPr>
+        <w:pBdr>
+          <w:left w:val="single" w:sz="18" w:space="12" w:color="8B2020"/>
+        </w:pBdr>
+        <w:shd w:val="clear" w:color="auto" w:fill="FCF6F6"/>
+        <w:spacing w:before="30" w:after="70"/>
+        <w:ind w:left="340" w:right="340"/>
+      </w:pPr>
+      <w:r>
+        <w:rPr>
+          <w:rFonts w:ascii="Georgia" w:hAnsi="Georgia" w:cs="Georgia"/>
+          <w:b/>
+          <w:i w:val="0"/>
+          <w:color w:val="222222"/>
+          <w:sz w:val="18"/>
+        </w:rPr>
+        <w:t>Shared Tides.</w:t>
+      </w:r>
+      <w:r>
+        <w:rPr>
+          <w:rFonts w:ascii="Georgia" w:hAnsi="Georgia" w:cs="Georgia"/>
+          <w:b w:val="0"/>
+          <w:i w:val="0"/>
+          <w:color w:val="222222"/>
+          <w:sz w:val="18"/>
+        </w:rPr>
+        <w:t xml:space="preserve"> Your uses of Cosmic Omen remain a single pool: you can use the feature a number of times equal to your Wisdom modifier, expending one use on either Weal or Woe, and you regain all expended uses when you finish a Long Rest.</w:t>
+      </w:r>
+    </w:p>
+    <w:p>
+      <w:pPr>
+        <w:pBdr>
+          <w:left w:val="single" w:sz="18" w:space="12" w:color="5B2A86"/>
+        </w:pBdr>
+        <w:shd w:val="clear" w:color="auto" w:fill="F4F0FA"/>
+        <w:spacing w:before="30" w:after="70"/>
+        <w:ind w:left="340" w:right="340"/>
+      </w:pPr>
+      <w:r>
+        <w:rPr>
+          <w:rFonts w:ascii="Georgia" w:hAnsi="Georgia" w:cs="Georgia"/>
+          <w:b w:val="0"/>
+          <w:i w:val="0"/>
+          <w:color w:val="222222"/>
+          <w:sz w:val="19"/>
+        </w:rPr>
+        <w:t>▶ Cosmic Omen is the Circle of Stars feature Ursa gained at Druid level 6.</w:t>
+      </w:r>
+    </w:p>
+    <w:p>
+      <w:pPr>
+        <w:spacing w:after="80"/>
+      </w:pPr>
+      <w:r>
+        <w:rPr>
+          <w:rFonts w:ascii="Georgia" w:hAnsi="Georgia" w:cs="Georgia"/>
+          <w:b w:val="0"/>
+          <w:i w:val="0"/>
+          <w:color w:val="222222"/>
+          <w:sz w:val="21"/>
+        </w:rPr>
+        <w:t>Woe lands after the die is cast: turning an enemy's save into a failure at the perfect moment feels like fate itself.</w:t>
+      </w:r>
+    </w:p>
+    <w:p>
+      <w:pPr>
+        <w:spacing w:after="80"/>
+      </w:pPr>
+      <w:r>
+        <w:rPr>
+          <w:rFonts w:ascii="Georgia" w:hAnsi="Georgia" w:cs="Georgia"/>
+          <w:b w:val="0"/>
+          <w:i w:val="0"/>
+          <w:color w:val="222222"/>
+          <w:sz w:val="21"/>
+        </w:rPr>
+        <w:t>The dreamed day has its own table craft: when an omen is spent, Ursa's player speaks the dreamed number aloud before the die would fall. “I dreamed this. The arrow lands on a 3.” Watching the world obey the dream is the whole art.</w:t>
       </w:r>
     </w:p>
     <w:p>
@@ -6229,7 +5240,7 @@
           <w:color w:val="8B2020"/>
           <w:sz w:val="22"/>
         </w:rPr>
-        <w:t>Elemental Discharges</w:t>
+        <w:t>Ash's Sigil-Stone</w:t>
       </w:r>
     </w:p>
     <w:p>
@@ -6249,7 +5260,7 @@
           <w:color w:val="222222"/>
           <w:sz w:val="18"/>
         </w:rPr>
-        <w:t>Each unlocks when its rift is cleared and its Mote installed. The menu grows as the campaign goes.</w:t>
+        <w:t>Wondrous Item, Rare (Requires Attunement by Ursa)</w:t>
       </w:r>
     </w:p>
     <w:p>
@@ -6264,22 +5275,12 @@
       <w:r>
         <w:rPr>
           <w:rFonts w:ascii="Georgia" w:hAnsi="Georgia" w:cs="Georgia"/>
-          <w:b/>
-          <w:i w:val="0"/>
-          <w:color w:val="222222"/>
-          <w:sz w:val="18"/>
-        </w:rPr>
-        <w:t>Fire / Ignis, Cinderstorm (LOCKED).</w:t>
-      </w:r>
-      <w:r>
-        <w:rPr>
-          <w:rFonts w:ascii="Georgia" w:hAnsi="Georgia" w:cs="Georgia"/>
           <w:b w:val="0"/>
           <w:i w:val="0"/>
           <w:color w:val="222222"/>
           <w:sz w:val="18"/>
         </w:rPr>
-        <w:t xml:space="preserve"> As a Magic action, you can expend 1 use to unleash a firestorm that fills a 40-foot-radius Sphere centered on a point within 120 feet of yourself. Each creature in the Sphere must make a Dexterity saving throw, taking 8d6 Fire damage on a failed save or half as much damage on a successful one. Until the start of your next turn, the area burns: it is Difficult Terrain, and any creature that enters the area or starts its turn there takes 2d6 Fire damage.</w:t>
+        <w:t>A river-smooth stone etched with a half-finished sigil of Elaria, in Ash's own hand. Recovered on the trail, it sits warm in the palm whenever it is carried east. Cast between fights, it knits the party whole and kindles Ursa's Chalice splash besides. One day, when the sigil is finished, it may wake.</w:t>
       </w:r>
     </w:p>
     <w:p>
@@ -6294,22 +5295,12 @@
       <w:r>
         <w:rPr>
           <w:rFonts w:ascii="Georgia" w:hAnsi="Georgia" w:cs="Georgia"/>
-          <w:b/>
-          <w:i w:val="0"/>
-          <w:color w:val="222222"/>
-          <w:sz w:val="18"/>
-        </w:rPr>
-        <w:t>Water / Unda, the Drowning Lull (LOCKED).</w:t>
-      </w:r>
-      <w:r>
-        <w:rPr>
-          <w:rFonts w:ascii="Georgia" w:hAnsi="Georgia" w:cs="Georgia"/>
           <w:b w:val="0"/>
           <w:i w:val="0"/>
           <w:color w:val="222222"/>
           <w:sz w:val="18"/>
         </w:rPr>
-        <w:t xml:space="preserve"> As a Magic action, you can expend 1 use to fill a 20-foot-radius Sphere centered on a point within 120 feet of yourself with the sound and shimmer of deep water. Each creature in the Sphere must succeed on a Wisdom saving throw or have the Incapacitated condition and a Speed of 0 as it stands entranced, staring into deep water only it can see. The lull lasts for 1 minute. It ends early for a creature that takes damage or if another creature within 5 feet of it takes an action to shake it awake.</w:t>
+        <w:t>While holding the stone, you can cast Aura of Vitality from it without expending a spell slot. Once this property is used, it can't be used again until you finish a Long Rest.</w:t>
       </w:r>
     </w:p>
     <w:p>
@@ -6329,7 +5320,7 @@
           <w:color w:val="222222"/>
           <w:sz w:val="18"/>
         </w:rPr>
-        <w:t>Air / Aer, Tailwind (LOCKED).</w:t>
+        <w:t>The Stone Looks Ahead.</w:t>
       </w:r>
       <w:r>
         <w:rPr>
@@ -6339,7 +5330,7 @@
           <w:color w:val="222222"/>
           <w:sz w:val="18"/>
         </w:rPr>
-        <w:t xml:space="preserve"> As a Magic action, you can expend 1 use to send a following wind about your allies. For 1 minute, you and any number of allies within 30 feet of you gain a +2 bonus to attack rolls and saving throws, and your Speeds increase by 10 feet.</w:t>
+        <w:t xml:space="preserve"> The stone has 2 charges and regains all expended charges daily at dawn. As a Magic action, you can expend 1 charge to do one of the following.</w:t>
       </w:r>
     </w:p>
     <w:p>
@@ -6359,7 +5350,7 @@
           <w:color w:val="222222"/>
           <w:sz w:val="18"/>
         </w:rPr>
-        <w:t>Earth / Terra, Tectonic Slam (LOCKED).</w:t>
+        <w:t>Ask the Day.</w:t>
       </w:r>
       <w:r>
         <w:rPr>
@@ -6369,7 +5360,7 @@
           <w:color w:val="222222"/>
           <w:sz w:val="18"/>
         </w:rPr>
-        <w:t xml:space="preserve"> As a Magic action, you can expend 1 use to make the ground erupt in a 20-foot-radius Sphere centered on a point within 120 feet of yourself. Each creature in the Sphere must succeed on a Dexterity saving throw or take 7d8 Force damage and have the Prone condition. Until the start of your next turn, the raised stone makes the area Difficult Terrain, a creature takes 5 Piercing damage for every 5 feet it moves in the area, and you and your allies have Half Cover while in the area.</w:t>
+        <w:t xml:space="preserve"> Ask the DM one yes-or-no question about the day ahead. You receive a truthful “yes” or “no,” or silence if the answer cannot be known.</w:t>
       </w:r>
     </w:p>
     <w:p>
@@ -6389,7 +5380,7 @@
           <w:color w:val="222222"/>
           <w:sz w:val="18"/>
         </w:rPr>
-        <w:t>Shadow / Umbra, Soul Siphon (LOCKED).</w:t>
+        <w:t>Glimpse the Trail.</w:t>
       </w:r>
       <w:r>
         <w:rPr>
@@ -6399,7 +5390,77 @@
           <w:color w:val="222222"/>
           <w:sz w:val="18"/>
         </w:rPr>
-        <w:t xml:space="preserve"> As a Magic action, you can expend 1 use to target one creature within 60 feet of yourself. The target must make a Constitution saving throw, taking 8d6 Necrotic damage on a failed save or half as much damage on a successful one. You, or one ally within 30 feet of you, regains a number of Hit Points equal to half the Necrotic damage dealt.</w:t>
+        <w:t xml:space="preserve"> Learn what waits on one unrevealed rift-board space within 1 mile.</w:t>
+      </w:r>
+    </w:p>
+    <w:p>
+      <w:pPr>
+        <w:pBdr>
+          <w:left w:val="single" w:sz="18" w:space="12" w:color="8B2020"/>
+        </w:pBdr>
+        <w:shd w:val="clear" w:color="auto" w:fill="FCF6F6"/>
+        <w:spacing w:before="30" w:after="70"/>
+        <w:ind w:left="340" w:right="340"/>
+      </w:pPr>
+      <w:r>
+        <w:rPr>
+          <w:rFonts w:ascii="Georgia" w:hAnsi="Georgia" w:cs="Georgia"/>
+          <w:b/>
+          <w:i w:val="0"/>
+          <w:color w:val="222222"/>
+          <w:sz w:val="18"/>
+        </w:rPr>
+        <w:t>Read the Heart.</w:t>
+      </w:r>
+      <w:r>
+        <w:rPr>
+          <w:rFonts w:ascii="Georgia" w:hAnsi="Georgia" w:cs="Georgia"/>
+          <w:b w:val="0"/>
+          <w:i w:val="0"/>
+          <w:color w:val="222222"/>
+          <w:sz w:val="18"/>
+        </w:rPr>
+        <w:t xml:space="preserve"> Learn a visible creature's emotional state and attitude toward the party.</w:t>
+      </w:r>
+    </w:p>
+    <w:p>
+      <w:pPr>
+        <w:pBdr>
+          <w:left w:val="single" w:sz="18" w:space="12" w:color="8B2020"/>
+        </w:pBdr>
+        <w:shd w:val="clear" w:color="auto" w:fill="FCF6F6"/>
+        <w:spacing w:before="30" w:after="70"/>
+        <w:ind w:left="340" w:right="340"/>
+      </w:pPr>
+      <w:r>
+        <w:rPr>
+          <w:rFonts w:ascii="Georgia" w:hAnsi="Georgia" w:cs="Georgia"/>
+          <w:b w:val="0"/>
+          <w:i w:val="0"/>
+          <w:color w:val="222222"/>
+          <w:sz w:val="18"/>
+        </w:rPr>
+        <w:t>With the Staff and the Amulet, the Stone closes Ursa's third and final attunement slot.</w:t>
+      </w:r>
+    </w:p>
+    <w:p>
+      <w:pPr>
+        <w:pBdr>
+          <w:left w:val="single" w:sz="18" w:space="12" w:color="5B2A86"/>
+        </w:pBdr>
+        <w:shd w:val="clear" w:color="auto" w:fill="F4F0FA"/>
+        <w:spacing w:before="30" w:after="70"/>
+        <w:ind w:left="340" w:right="340"/>
+      </w:pPr>
+      <w:r>
+        <w:rPr>
+          <w:rFonts w:ascii="Georgia" w:hAnsi="Georgia" w:cs="Georgia"/>
+          <w:b w:val="0"/>
+          <w:i w:val="0"/>
+          <w:color w:val="222222"/>
+          <w:sz w:val="19"/>
+        </w:rPr>
+        <w:t>▶ The Session 12 clue rides here.</w:t>
       </w:r>
     </w:p>
     <w:p>
@@ -6422,7 +5483,7 @@
           <w:color w:val="1F7A78"/>
           <w:sz w:val="27"/>
         </w:rPr>
-        <w:t>✦  At Level 7, the Awakened Essence Sphere Has  ✦</w:t>
+        <w:t>✦  At Level 7, Reader of Omens Has  ✦</w:t>
       </w:r>
     </w:p>
     <w:p>
@@ -6455,7 +5516,7 @@
           <w:color w:val="222222"/>
           <w:sz w:val="21"/>
         </w:rPr>
-        <w:t xml:space="preserve"> Aether Ward, twice per Short Rest: Lilly and each ally within 15 feet gain 2d8 + her Intelligence modifier Temporary Hit Points.</w:t>
+        <w:t xml:space="preserve"> two dreamed d20s a day (rolled after every Long Rest and spent before the die falls), both Weal and Woe after every Long Rest with the patience to expend them after the d20 is rolled (but before the outcome is known), a pool of five uses a day, and Ash's Sigil-Stone (two charges at dawn for Ask the Day, Glimpse the Trail, or Read the Heart, plus Aura of Vitality once per Long Rest without expending a spell slot).</w:t>
       </w:r>
     </w:p>
     <w:p>
@@ -6488,22 +5549,41 @@
           <w:color w:val="222222"/>
           <w:sz w:val="21"/>
         </w:rPr>
-        <w:t xml:space="preserve"> all five discharges. A fire nova (Cinderstorm), a lull that stills a warband (the Drowning Lull), a tailwind at every ally's back (Tailwind), the ground turned weapon (Tectonic Slam), and a shadow's hungry pull (Soul Siphon) each wake only when their rift falls and its Mote comes home. Five rifts stand between this Sphere and its full voice, and it means to earn every one.</w:t>
+        <w:t xml:space="preserve"> the sigil on the stone is only half finished. One day it may wake, and what it wakes into is a question for the road east.</w:t>
       </w:r>
     </w:p>
     <w:p>
       <w:pPr>
+        <w:spacing w:after="80"/>
+      </w:pPr>
+      <w:r>
+        <w:rPr>
+          <w:rFonts w:ascii="Georgia" w:hAnsi="Georgia" w:cs="Georgia"/>
+          <w:b w:val="0"/>
+          <w:i w:val="0"/>
+          <w:color w:val="222222"/>
+          <w:sz w:val="21"/>
+        </w:rPr>
+        <w:t>Ursa gains the one road he walked, feat and keepsake together. The other two roads remain: the stars are patient, and the wild does not forget him.</w:t>
+      </w:r>
+    </w:p>
+    <w:p>
+      <w:pPr>
         <w:keepNext/>
-        <w:spacing w:before="220" w:after="60"/>
+        <w:pageBreakBefore/>
+        <w:spacing w:before="400" w:after="120"/>
+        <w:pBdr>
+          <w:bottom w:val="single" w:sz="6" w:space="4" w:color="B8860B"/>
+        </w:pBdr>
       </w:pPr>
       <w:r>
         <w:rPr>
           <w:rFonts w:ascii="Georgia" w:hAnsi="Georgia" w:cs="Georgia"/>
           <w:b/>
-          <w:color w:val="A0522D"/>
-          <w:sz w:val="26"/>
-        </w:rPr>
-        <w:t>The Sentinel</w:t>
+          <w:color w:val="B8860B"/>
+          <w:sz w:val="32"/>
+        </w:rPr>
+        <w:t>Glimmerstone Artifacts (Lilly's Path)</w:t>
       </w:r>
     </w:p>
     <w:p>
@@ -6519,23 +5599,31 @@
         <w:rPr>
           <w:rFonts w:ascii="Georgia" w:hAnsi="Georgia" w:cs="Georgia"/>
           <w:b w:val="0"/>
-          <w:i/>
+          <w:i w:val="0"/>
           <w:color w:val="222222"/>
           <w:sz w:val="21"/>
         </w:rPr>
-        <w:t>“An upgraded Eldritch Cannon, rebuilt at the bench into a faithful guardian.”</w:t>
+        <w:t>Three masterworks of deep gnome artifice, forged for Lilly Glimmergear in the year apart. Three masterworks, one choice. Each door of Lilly's year apart leads to one of these treasures: stay and build the portal (the Sentinel), go home to Glimmerspire and Poots (Boomstick), or give the year to mote research (the Awakened Sphere). She walks one road and claims one masterwork. Every road fits inside her three attunement slots. On the Sphere's road the ledger closes at exactly three: Shard, Dynamo, Sphere. On the Sentinel's road a slot stays free, for the Dynamo itself is rebuilt into the guardian: two of three. And on Boomstick's road the Shard truly retires, unattuned at her belt, a keepsake and one day a gift: two of three, with room to spare.</w:t>
       </w:r>
     </w:p>
     <w:p>
       <w:pPr>
         <w:keepNext/>
-        <w:keepLines/>
-        <w:pBdr>
-          <w:left w:val="single" w:sz="18" w:space="12" w:color="8B2020"/>
-        </w:pBdr>
-        <w:shd w:val="clear" w:color="auto" w:fill="FCF6F6"/>
-        <w:spacing w:before="30" w:after="0"/>
-        <w:ind w:left="340" w:right="340"/>
+        <w:spacing w:before="220" w:after="60"/>
+      </w:pPr>
+      <w:r>
+        <w:rPr>
+          <w:rFonts w:ascii="Georgia" w:hAnsi="Georgia" w:cs="Georgia"/>
+          <w:b/>
+          <w:color w:val="A0522D"/>
+          <w:sz w:val="26"/>
+        </w:rPr>
+        <w:t>Boomstick</w:t>
+      </w:r>
+    </w:p>
+    <w:p>
+      <w:pPr>
+        <w:spacing w:after="0" w:before="0"/>
       </w:pPr>
       <w:r>
         <w:drawing>
@@ -6547,10 +5635,10 @@
             <wp:positionV relativeFrom="paragraph">
               <wp:posOffset>0</wp:posOffset>
             </wp:positionV>
-            <wp:extent cx="2148840" cy="2148840"/>
+            <wp:extent cx="2011680" cy="2011680"/>
             <wp:effectExtent l="0" t="0" r="0" b="0"/>
             <wp:wrapSquare wrapText="bothSides"/>
-            <wp:docPr id="14" name="Picture 14"/>
+            <wp:docPr id="13" name="Picture 13"/>
             <wp:cNvGraphicFramePr/>
             <a:graphic xmlns:pic="http://schemas.openxmlformats.org/drawingml/2006/picture">
               <a:graphicData uri="http://schemas.openxmlformats.org/drawingml/2006/picture">
@@ -6568,7 +5656,7 @@
                   <pic:spPr>
                     <a:xfrm>
                       <a:off x="0" y="0"/>
-                      <a:ext cx="2148840" cy="2148840"/>
+                      <a:ext cx="2011680" cy="2011680"/>
                     </a:xfrm>
                     <a:prstGeom prst="rect"/>
                   </pic:spPr>
@@ -6578,497 +5666,41 @@
           </wp:anchor>
         </w:drawing>
       </w:r>
-      <w:r>
-        <w:rPr>
-          <w:rFonts w:ascii="Georgia" w:hAnsi="Georgia" w:cs="Georgia"/>
-          <w:b/>
-          <w:color w:val="8B2020"/>
-          <w:sz w:val="25"/>
-        </w:rPr>
-        <w:t>The Sentinel</w:t>
-      </w:r>
     </w:p>
     <w:p>
       <w:pPr>
-        <w:keepNext/>
-        <w:keepLines/>
         <w:pBdr>
-          <w:left w:val="single" w:sz="18" w:space="12" w:color="8B2020"/>
+          <w:left w:val="single" w:sz="18" w:space="12" w:color="B8860B"/>
         </w:pBdr>
-        <w:shd w:val="clear" w:color="auto" w:fill="FCF6F6"/>
-        <w:spacing w:before="0" w:after="20"/>
+        <w:shd w:val="clear" w:color="auto" w:fill="FBF6EA"/>
+        <w:spacing w:before="30" w:after="70"/>
         <w:ind w:left="340" w:right="340"/>
       </w:pPr>
       <w:r>
         <w:rPr>
           <w:rFonts w:ascii="Georgia" w:hAnsi="Georgia" w:cs="Georgia"/>
+          <w:b w:val="0"/>
           <w:i/>
           <w:color w:val="222222"/>
-          <w:sz w:val="17"/>
-        </w:rPr>
-        <w:t>Medium Construct (the Pocket Dynamo, rebuilt; Requires Attunement by Lilly)</w:t>
+          <w:sz w:val="21"/>
+        </w:rPr>
+        <w:t>“It doesn't jam. It doesn't misfire. It simply states its opinion, loudly.”</w:t>
       </w:r>
     </w:p>
     <w:p>
       <w:pPr>
-        <w:keepNext/>
-        <w:keepLines/>
-        <w:pBdr>
-          <w:left w:val="single" w:sz="18" w:space="12" w:color="8B2020"/>
-          <w:bottom w:val="single" w:sz="4" w:space="1" w:color="8B2020"/>
-        </w:pBdr>
-        <w:shd w:val="clear" w:color="auto" w:fill="FCF6F6"/>
-        <w:spacing w:before="20" w:after="20"/>
-        <w:ind w:left="340" w:right="340"/>
-      </w:pPr>
-    </w:p>
-    <w:p>
-      <w:pPr>
-        <w:keepNext/>
-        <w:keepLines/>
-        <w:pBdr>
-          <w:left w:val="single" w:sz="18" w:space="12" w:color="8B2020"/>
-        </w:pBdr>
-        <w:shd w:val="clear" w:color="auto" w:fill="FCF6F6"/>
-        <w:spacing w:before="0" w:after="0"/>
-        <w:ind w:left="340" w:right="340"/>
-      </w:pPr>
-      <w:r>
-        <w:rPr>
-          <w:rFonts w:ascii="Georgia" w:hAnsi="Georgia" w:cs="Georgia"/>
-          <w:b/>
-          <w:color w:val="8B2020"/>
-          <w:sz w:val="18"/>
-        </w:rPr>
-        <w:t xml:space="preserve">Armor Class </w:t>
-      </w:r>
+        <w:spacing w:after="80"/>
+      </w:pPr>
       <w:r>
         <w:rPr>
           <w:rFonts w:ascii="Georgia" w:hAnsi="Georgia" w:cs="Georgia"/>
           <w:b w:val="0"/>
           <w:i w:val="0"/>
           <w:color w:val="222222"/>
-          <w:sz w:val="18"/>
-        </w:rPr>
-        <w:t>18</w:t>
-      </w:r>
-    </w:p>
-    <w:p>
-      <w:pPr>
-        <w:keepNext/>
-        <w:keepLines/>
-        <w:pBdr>
-          <w:left w:val="single" w:sz="18" w:space="12" w:color="8B2020"/>
-        </w:pBdr>
-        <w:shd w:val="clear" w:color="auto" w:fill="FCF6F6"/>
-        <w:spacing w:before="0" w:after="0"/>
-        <w:ind w:left="340" w:right="340"/>
-      </w:pPr>
-      <w:r>
-        <w:rPr>
-          <w:rFonts w:ascii="Georgia" w:hAnsi="Georgia" w:cs="Georgia"/>
-          <w:b/>
-          <w:color w:val="8B2020"/>
-          <w:sz w:val="18"/>
-        </w:rPr>
-        <w:t xml:space="preserve">Hit Points </w:t>
-      </w:r>
-      <w:r>
-        <w:rPr>
-          <w:rFonts w:ascii="Georgia" w:hAnsi="Georgia" w:cs="Georgia"/>
-          <w:b w:val="0"/>
-          <w:i w:val="0"/>
-          <w:color w:val="222222"/>
-          <w:sz w:val="18"/>
-        </w:rPr>
-        <w:t>5 + five times your Artificer level (40 at Level 7); it has a number of d8 Hit Dice equal to your Artificer level</w:t>
-      </w:r>
-    </w:p>
-    <w:p>
-      <w:pPr>
-        <w:keepNext/>
-        <w:keepLines/>
-        <w:pBdr>
-          <w:left w:val="single" w:sz="18" w:space="12" w:color="8B2020"/>
-        </w:pBdr>
-        <w:shd w:val="clear" w:color="auto" w:fill="FCF6F6"/>
-        <w:spacing w:before="0" w:after="0"/>
-        <w:ind w:left="340" w:right="340"/>
-      </w:pPr>
-      <w:r>
-        <w:rPr>
-          <w:rFonts w:ascii="Georgia" w:hAnsi="Georgia" w:cs="Georgia"/>
-          <w:b/>
-          <w:color w:val="8B2020"/>
-          <w:sz w:val="18"/>
-        </w:rPr>
-        <w:t xml:space="preserve">Speed </w:t>
-      </w:r>
-      <w:r>
-        <w:rPr>
-          <w:rFonts w:ascii="Georgia" w:hAnsi="Georgia" w:cs="Georgia"/>
-          <w:b w:val="0"/>
-          <w:i w:val="0"/>
-          <w:color w:val="222222"/>
-          <w:sz w:val="18"/>
-        </w:rPr>
-        <w:t>30 ft.</w:t>
-      </w:r>
-    </w:p>
-    <w:p>
-      <w:pPr>
-        <w:keepNext/>
-        <w:keepLines/>
-        <w:pBdr>
-          <w:left w:val="single" w:sz="18" w:space="12" w:color="8B2020"/>
-          <w:bottom w:val="single" w:sz="4" w:space="1" w:color="8B2020"/>
-        </w:pBdr>
-        <w:shd w:val="clear" w:color="auto" w:fill="FCF6F6"/>
-        <w:spacing w:before="20" w:after="20"/>
-        <w:ind w:left="340" w:right="340"/>
-      </w:pPr>
-    </w:p>
-    <w:p>
-      <w:pPr>
-        <w:keepNext/>
-        <w:keepLines/>
-        <w:pBdr>
-          <w:left w:val="single" w:sz="18" w:space="12" w:color="8B2020"/>
-        </w:pBdr>
-        <w:shd w:val="clear" w:color="auto" w:fill="FCF6F6"/>
-        <w:spacing w:before="30" w:after="20"/>
-        <w:ind w:left="340" w:right="340"/>
-      </w:pPr>
-      <w:r>
-        <w:rPr>
-          <w:rFonts w:ascii="Georgia" w:hAnsi="Georgia" w:cs="Georgia"/>
-          <w:b/>
-          <w:color w:val="8B2020"/>
-          <w:sz w:val="18"/>
-        </w:rPr>
-        <w:t xml:space="preserve">STR </w:t>
-      </w:r>
-      <w:r>
-        <w:rPr>
-          <w:rFonts w:ascii="Georgia" w:hAnsi="Georgia" w:cs="Georgia"/>
-          <w:color w:val="222222"/>
-          <w:sz w:val="18"/>
-        </w:rPr>
-        <w:t>14 (+2)</w:t>
-      </w:r>
-      <w:r>
-        <w:rPr>
-          <w:rFonts w:ascii="Georgia" w:hAnsi="Georgia" w:cs="Georgia"/>
-          <w:b/>
-          <w:color w:val="8B2020"/>
-          <w:sz w:val="18"/>
-        </w:rPr>
-        <w:t xml:space="preserve">   DEX </w:t>
-      </w:r>
-      <w:r>
-        <w:rPr>
-          <w:rFonts w:ascii="Georgia" w:hAnsi="Georgia" w:cs="Georgia"/>
-          <w:color w:val="222222"/>
-          <w:sz w:val="18"/>
-        </w:rPr>
-        <w:t>10 (+0)</w:t>
-      </w:r>
-      <w:r>
-        <w:rPr>
-          <w:rFonts w:ascii="Georgia" w:hAnsi="Georgia" w:cs="Georgia"/>
-          <w:b/>
-          <w:color w:val="8B2020"/>
-          <w:sz w:val="18"/>
-        </w:rPr>
-        <w:t xml:space="preserve">   CON </w:t>
-      </w:r>
-      <w:r>
-        <w:rPr>
-          <w:rFonts w:ascii="Georgia" w:hAnsi="Georgia" w:cs="Georgia"/>
-          <w:color w:val="222222"/>
-          <w:sz w:val="18"/>
-        </w:rPr>
-        <w:t>16 (+3)</w:t>
-      </w:r>
-      <w:r>
-        <w:rPr>
-          <w:rFonts w:ascii="Georgia" w:hAnsi="Georgia" w:cs="Georgia"/>
-          <w:b/>
-          <w:color w:val="8B2020"/>
-          <w:sz w:val="18"/>
-        </w:rPr>
-        <w:t xml:space="preserve">   INT </w:t>
-      </w:r>
-      <w:r>
-        <w:rPr>
-          <w:rFonts w:ascii="Georgia" w:hAnsi="Georgia" w:cs="Georgia"/>
-          <w:color w:val="222222"/>
-          <w:sz w:val="18"/>
-        </w:rPr>
-        <w:t>4 (-3)</w:t>
-      </w:r>
-      <w:r>
-        <w:rPr>
-          <w:rFonts w:ascii="Georgia" w:hAnsi="Georgia" w:cs="Georgia"/>
-          <w:b/>
-          <w:color w:val="8B2020"/>
-          <w:sz w:val="18"/>
-        </w:rPr>
-        <w:t xml:space="preserve">   WIS </w:t>
-      </w:r>
-      <w:r>
-        <w:rPr>
-          <w:rFonts w:ascii="Georgia" w:hAnsi="Georgia" w:cs="Georgia"/>
-          <w:color w:val="222222"/>
-          <w:sz w:val="18"/>
-        </w:rPr>
-        <w:t>12 (+1)</w:t>
-      </w:r>
-      <w:r>
-        <w:rPr>
-          <w:rFonts w:ascii="Georgia" w:hAnsi="Georgia" w:cs="Georgia"/>
-          <w:b/>
-          <w:color w:val="8B2020"/>
-          <w:sz w:val="18"/>
-        </w:rPr>
-        <w:t xml:space="preserve">   CHA </w:t>
-      </w:r>
-      <w:r>
-        <w:rPr>
-          <w:rFonts w:ascii="Georgia" w:hAnsi="Georgia" w:cs="Georgia"/>
-          <w:color w:val="222222"/>
-          <w:sz w:val="18"/>
-        </w:rPr>
-        <w:t>6 (-2)</w:t>
-      </w:r>
-    </w:p>
-    <w:p>
-      <w:pPr>
-        <w:pBdr>
-          <w:left w:val="single" w:sz="18" w:space="12" w:color="8B2020"/>
-          <w:bottom w:val="single" w:sz="4" w:space="1" w:color="8B2020"/>
-        </w:pBdr>
-        <w:shd w:val="clear" w:color="auto" w:fill="FCF6F6"/>
-        <w:spacing w:before="20" w:after="20"/>
-        <w:ind w:left="340" w:right="340"/>
-      </w:pPr>
-    </w:p>
-    <w:p>
-      <w:pPr>
-        <w:pBdr>
-          <w:left w:val="single" w:sz="18" w:space="12" w:color="8B2020"/>
-        </w:pBdr>
-        <w:shd w:val="clear" w:color="auto" w:fill="FCF6F6"/>
-        <w:spacing w:before="0" w:after="0"/>
-        <w:ind w:left="340" w:right="340"/>
-      </w:pPr>
-      <w:r>
-        <w:rPr>
-          <w:rFonts w:ascii="Georgia" w:hAnsi="Georgia" w:cs="Georgia"/>
-          <w:b/>
-          <w:color w:val="8B2020"/>
-          <w:sz w:val="18"/>
-        </w:rPr>
-        <w:t xml:space="preserve">Damage Immunities </w:t>
-      </w:r>
-      <w:r>
-        <w:rPr>
-          <w:rFonts w:ascii="Georgia" w:hAnsi="Georgia" w:cs="Georgia"/>
-          <w:b w:val="0"/>
-          <w:i w:val="0"/>
-          <w:color w:val="222222"/>
-          <w:sz w:val="18"/>
-        </w:rPr>
-        <w:t>Poison</w:t>
-      </w:r>
-    </w:p>
-    <w:p>
-      <w:pPr>
-        <w:pBdr>
-          <w:left w:val="single" w:sz="18" w:space="12" w:color="8B2020"/>
-        </w:pBdr>
-        <w:shd w:val="clear" w:color="auto" w:fill="FCF6F6"/>
-        <w:spacing w:before="0" w:after="0"/>
-        <w:ind w:left="340" w:right="340"/>
-      </w:pPr>
-      <w:r>
-        <w:rPr>
-          <w:rFonts w:ascii="Georgia" w:hAnsi="Georgia" w:cs="Georgia"/>
-          <w:b/>
-          <w:color w:val="8B2020"/>
-          <w:sz w:val="18"/>
-        </w:rPr>
-        <w:t xml:space="preserve">Condition Immunities </w:t>
-      </w:r>
-      <w:r>
-        <w:rPr>
-          <w:rFonts w:ascii="Georgia" w:hAnsi="Georgia" w:cs="Georgia"/>
-          <w:b w:val="0"/>
-          <w:i w:val="0"/>
-          <w:color w:val="222222"/>
-          <w:sz w:val="18"/>
-        </w:rPr>
-        <w:t>Charmed, Exhaustion, Poisoned</w:t>
-      </w:r>
-    </w:p>
-    <w:p>
-      <w:pPr>
-        <w:pBdr>
-          <w:left w:val="single" w:sz="18" w:space="12" w:color="8B2020"/>
-        </w:pBdr>
-        <w:shd w:val="clear" w:color="auto" w:fill="FCF6F6"/>
-        <w:spacing w:before="0" w:after="0"/>
-        <w:ind w:left="340" w:right="340"/>
-      </w:pPr>
-      <w:r>
-        <w:rPr>
-          <w:rFonts w:ascii="Georgia" w:hAnsi="Georgia" w:cs="Georgia"/>
-          <w:b/>
-          <w:color w:val="8B2020"/>
-          <w:sz w:val="18"/>
-        </w:rPr>
-        <w:t xml:space="preserve">Senses </w:t>
-      </w:r>
-      <w:r>
-        <w:rPr>
-          <w:rFonts w:ascii="Georgia" w:hAnsi="Georgia" w:cs="Georgia"/>
-          <w:b w:val="0"/>
-          <w:i w:val="0"/>
-          <w:color w:val="222222"/>
-          <w:sz w:val="18"/>
-        </w:rPr>
-        <w:t>Darkvision 60 ft., Passive Perception 11</w:t>
-      </w:r>
-    </w:p>
-    <w:p>
-      <w:pPr>
-        <w:pBdr>
-          <w:left w:val="single" w:sz="18" w:space="12" w:color="8B2020"/>
-        </w:pBdr>
-        <w:shd w:val="clear" w:color="auto" w:fill="FCF6F6"/>
-        <w:spacing w:before="0" w:after="0"/>
-        <w:ind w:left="340" w:right="340"/>
-      </w:pPr>
-      <w:r>
-        <w:rPr>
-          <w:rFonts w:ascii="Georgia" w:hAnsi="Georgia" w:cs="Georgia"/>
-          <w:b/>
-          <w:color w:val="8B2020"/>
-          <w:sz w:val="18"/>
-        </w:rPr>
-        <w:t xml:space="preserve">Languages </w:t>
-      </w:r>
-      <w:r>
-        <w:rPr>
-          <w:rFonts w:ascii="Georgia" w:hAnsi="Georgia" w:cs="Georgia"/>
-          <w:b w:val="0"/>
-          <w:i w:val="0"/>
-          <w:color w:val="222222"/>
-          <w:sz w:val="18"/>
-        </w:rPr>
-        <w:t>understands the languages you know</w:t>
-      </w:r>
-    </w:p>
-    <w:p>
-      <w:pPr>
-        <w:pBdr>
-          <w:left w:val="single" w:sz="18" w:space="12" w:color="8B2020"/>
-        </w:pBdr>
-        <w:shd w:val="clear" w:color="auto" w:fill="FCF6F6"/>
-        <w:spacing w:before="30" w:after="20"/>
-        <w:ind w:left="340" w:right="340"/>
-      </w:pPr>
-      <w:r>
-        <w:rPr>
-          <w:rFonts w:ascii="Georgia" w:hAnsi="Georgia" w:cs="Georgia"/>
-          <w:b/>
-          <w:i/>
-          <w:color w:val="222222"/>
-          <w:sz w:val="18"/>
-        </w:rPr>
-        <w:t xml:space="preserve">Duration. </w:t>
-      </w:r>
-      <w:r>
-        <w:rPr>
-          <w:rFonts w:ascii="Georgia" w:hAnsi="Georgia" w:cs="Georgia"/>
-          <w:b w:val="0"/>
-          <w:i w:val="0"/>
-          <w:color w:val="222222"/>
-          <w:sz w:val="18"/>
-        </w:rPr>
-        <w:t>None. The Sentinel remains until it drops to 0 Hit Points or until you dismiss it (no action required). As a Bonus Action, you can deploy or recall it.</w:t>
-      </w:r>
-    </w:p>
-    <w:p>
-      <w:pPr>
-        <w:pBdr>
-          <w:left w:val="single" w:sz="18" w:space="12" w:color="8B2020"/>
-        </w:pBdr>
-        <w:shd w:val="clear" w:color="auto" w:fill="FCF6F6"/>
-        <w:spacing w:before="30" w:after="20"/>
-        <w:ind w:left="340" w:right="340"/>
-      </w:pPr>
-      <w:r>
-        <w:rPr>
-          <w:rFonts w:ascii="Georgia" w:hAnsi="Georgia" w:cs="Georgia"/>
-          <w:b/>
-          <w:i/>
-          <w:color w:val="222222"/>
-          <w:sz w:val="18"/>
-        </w:rPr>
-        <w:t xml:space="preserve">Bound Construct. </w:t>
-      </w:r>
-      <w:r>
-        <w:rPr>
-          <w:rFonts w:ascii="Georgia" w:hAnsi="Georgia" w:cs="Georgia"/>
-          <w:b w:val="0"/>
-          <w:i w:val="0"/>
-          <w:color w:val="222222"/>
-          <w:sz w:val="18"/>
-        </w:rPr>
-        <w:t>Add your Proficiency Bonus to any ability check or saving throw the Sentinel makes.</w:t>
-      </w:r>
-    </w:p>
-    <w:p>
-      <w:pPr>
-        <w:pBdr>
-          <w:left w:val="single" w:sz="18" w:space="12" w:color="8B2020"/>
-        </w:pBdr>
-        <w:shd w:val="clear" w:color="auto" w:fill="FCF6F6"/>
-        <w:spacing w:before="30" w:after="20"/>
-        <w:ind w:left="340" w:right="340"/>
-      </w:pPr>
-      <w:r>
-        <w:rPr>
-          <w:rFonts w:ascii="Georgia" w:hAnsi="Georgia" w:cs="Georgia"/>
-          <w:b/>
-          <w:i/>
-          <w:color w:val="222222"/>
-          <w:sz w:val="18"/>
-        </w:rPr>
-        <w:t xml:space="preserve">Rebuilt Dynamo. </w:t>
-      </w:r>
-      <w:r>
-        <w:rPr>
-          <w:rFonts w:ascii="Georgia" w:hAnsi="Georgia" w:cs="Georgia"/>
-          <w:b w:val="0"/>
-          <w:i w:val="0"/>
-          <w:color w:val="222222"/>
-          <w:sz w:val="18"/>
-        </w:rPr>
-        <w:t>The Sentinel replaces your Eldritch Cannon feature: while you are attuned to it, you deploy the Sentinel instead of a cannon, never both at once. Deploying the Sentinel doesn't expend a spell slot, and the Sentinel has no maximum duration. When the Mending spell is cast on the Sentinel, it regains 2d6 Hit Points. If the Sentinel has dropped to 0 Hit Points, you can rebuild it by expending a level 1+ spell slot.</w:t>
-      </w:r>
-    </w:p>
-    <w:p>
-      <w:pPr>
-        <w:pBdr>
-          <w:left w:val="single" w:sz="18" w:space="12" w:color="8B2020"/>
-          <w:bottom w:val="single" w:sz="4" w:space="1" w:color="8B2020"/>
-        </w:pBdr>
-        <w:shd w:val="clear" w:color="auto" w:fill="FCF6F6"/>
-        <w:spacing w:before="20" w:after="20"/>
-        <w:ind w:left="340" w:right="340"/>
-      </w:pPr>
+          <w:sz w:val="21"/>
+        </w:rPr>
+        <w:t>On this road, Boomstick takes the dagger's watch. Boomstick becomes Lilly's spellcasting focus and her designated Arcane Firearm (an artificer designates only one). With her shield in the other hand, her hands are exactly full: pistol, shield, and nothing wasted. Its clockwork drum conjures its own rounds, so Lilly will never want for ammunition again. The Frostbite Shard retires to her belt as a keepsake, or one day, a gift.</w:t>
+      </w:r>
     </w:p>
     <w:p>
       <w:pPr>
@@ -7077,7 +5709,7 @@
           <w:left w:val="single" w:sz="18" w:space="12" w:color="8B2020"/>
         </w:pBdr>
         <w:shd w:val="clear" w:color="auto" w:fill="FCF6F6"/>
-        <w:spacing w:before="30" w:after="20"/>
+        <w:spacing w:before="30" w:after="70"/>
         <w:ind w:left="340" w:right="340"/>
       </w:pPr>
       <w:r>
@@ -7085,9 +5717,9 @@
           <w:rFonts w:ascii="Georgia" w:hAnsi="Georgia" w:cs="Georgia"/>
           <w:b/>
           <w:color w:val="8B2020"/>
-          <w:sz w:val="20"/>
-        </w:rPr>
-        <w:t>Actions</w:t>
+          <w:sz w:val="22"/>
+        </w:rPr>
+        <w:t>Boomstick</w:t>
       </w:r>
     </w:p>
     <w:p>
@@ -7096,28 +5728,18 @@
           <w:left w:val="single" w:sz="18" w:space="12" w:color="8B2020"/>
         </w:pBdr>
         <w:shd w:val="clear" w:color="auto" w:fill="FCF6F6"/>
-        <w:spacing w:before="30" w:after="20"/>
+        <w:spacing w:before="30" w:after="70"/>
         <w:ind w:left="340" w:right="340"/>
       </w:pPr>
       <w:r>
         <w:rPr>
           <w:rFonts w:ascii="Georgia" w:hAnsi="Georgia" w:cs="Georgia"/>
-          <w:b/>
+          <w:b w:val="0"/>
           <w:i/>
           <w:color w:val="222222"/>
           <w:sz w:val="18"/>
         </w:rPr>
-        <w:t xml:space="preserve">Activate. </w:t>
-      </w:r>
-      <w:r>
-        <w:rPr>
-          <w:rFonts w:ascii="Georgia" w:hAnsi="Georgia" w:cs="Georgia"/>
-          <w:b w:val="0"/>
-          <w:i w:val="0"/>
-          <w:color w:val="222222"/>
-          <w:sz w:val="18"/>
-        </w:rPr>
-        <w:t>As a Bonus Action, you can activate the Sentinel, and it then takes one of the following actions of your choice.</w:t>
+        <w:t>Weapon (Repeating Pistol), Rare (Requires Attunement by Lilly)</w:t>
       </w:r>
     </w:p>
     <w:p>
@@ -7126,18 +5748,18 @@
           <w:left w:val="single" w:sz="18" w:space="12" w:color="8B2020"/>
         </w:pBdr>
         <w:shd w:val="clear" w:color="auto" w:fill="FCF6F6"/>
-        <w:spacing w:before="30" w:after="20"/>
+        <w:spacing w:before="30" w:after="70"/>
         <w:ind w:left="340" w:right="340"/>
       </w:pPr>
       <w:r>
         <w:rPr>
           <w:rFonts w:ascii="Georgia" w:hAnsi="Georgia" w:cs="Georgia"/>
           <w:b/>
-          <w:i/>
+          <w:i w:val="0"/>
           <w:color w:val="222222"/>
           <w:sz w:val="18"/>
         </w:rPr>
-        <w:t xml:space="preserve">Force Blast. </w:t>
+        <w:t>Repeating Pistol, +2.</w:t>
       </w:r>
       <w:r>
         <w:rPr>
@@ -7147,7 +5769,7 @@
           <w:color w:val="222222"/>
           <w:sz w:val="18"/>
         </w:rPr>
-        <w:t>Ranged Attack Roll: Bonus equals your spell attack modifier, range 120 ft. Hit: 2d8 + your Intelligence modifier Force damage.</w:t>
+        <w:t xml:space="preserve"> You gain a +2 bonus to attack rolls and damage rolls made with this magic weapon, which deals 1d10 Thunder damage on a hit. The weapon requires no ammunition and never needs reloading.</w:t>
       </w:r>
     </w:p>
     <w:p>
@@ -7156,18 +5778,18 @@
           <w:left w:val="single" w:sz="18" w:space="12" w:color="8B2020"/>
         </w:pBdr>
         <w:shd w:val="clear" w:color="auto" w:fill="FCF6F6"/>
-        <w:spacing w:before="30" w:after="20"/>
+        <w:spacing w:before="30" w:after="70"/>
         <w:ind w:left="340" w:right="340"/>
       </w:pPr>
       <w:r>
         <w:rPr>
           <w:rFonts w:ascii="Georgia" w:hAnsi="Georgia" w:cs="Georgia"/>
           <w:b/>
-          <w:i/>
+          <w:i w:val="0"/>
           <w:color w:val="222222"/>
           <w:sz w:val="18"/>
         </w:rPr>
-        <w:t xml:space="preserve">Electric Pulse. </w:t>
+        <w:t>Wand of the War Mage.</w:t>
       </w:r>
       <w:r>
         <w:rPr>
@@ -7177,38 +5799,37 @@
           <w:color w:val="222222"/>
           <w:sz w:val="18"/>
         </w:rPr>
-        <w:t>Dexterity Saving Throw: DC equals your spell save DC, each creature of your choice within 15 feet of the Sentinel. Failure: 2d8 + your Intelligence modifier Lightning damage, and the target can't take Reactions until the start of your next turn. Success: Half damage.</w:t>
+        <w:t xml:space="preserve"> While holding Boomstick, you gain a +2 bonus to spell attack rolls, and you ignore Half Cover when making a spell attack. Your Eldritch Cannon also gains a +2 bonus to its attack rolls.</w:t>
       </w:r>
     </w:p>
     <w:p>
       <w:pPr>
-        <w:pBdr>
-          <w:left w:val="single" w:sz="18" w:space="12" w:color="8B2020"/>
-          <w:bottom w:val="single" w:sz="4" w:space="1" w:color="8B2020"/>
-        </w:pBdr>
-        <w:shd w:val="clear" w:color="auto" w:fill="FCF6F6"/>
-        <w:spacing w:before="20" w:after="20"/>
-        <w:ind w:left="340" w:right="340"/>
-      </w:pPr>
-    </w:p>
-    <w:p>
-      <w:pPr>
-        <w:keepNext/>
         <w:pBdr>
           <w:left w:val="single" w:sz="18" w:space="12" w:color="8B2020"/>
         </w:pBdr>
         <w:shd w:val="clear" w:color="auto" w:fill="FCF6F6"/>
-        <w:spacing w:before="30" w:after="20"/>
+        <w:spacing w:before="30" w:after="70"/>
         <w:ind w:left="340" w:right="340"/>
       </w:pPr>
       <w:r>
         <w:rPr>
           <w:rFonts w:ascii="Georgia" w:hAnsi="Georgia" w:cs="Georgia"/>
           <w:b/>
-          <w:color w:val="8B2020"/>
-          <w:sz w:val="20"/>
-        </w:rPr>
-        <w:t>Reactions</w:t>
+          <w:i w:val="0"/>
+          <w:color w:val="222222"/>
+          <w:sz w:val="18"/>
+        </w:rPr>
+        <w:t>Spell Focus and Arcane Firearm.</w:t>
+      </w:r>
+      <w:r>
+        <w:rPr>
+          <w:rFonts w:ascii="Georgia" w:hAnsi="Georgia" w:cs="Georgia"/>
+          <w:b w:val="0"/>
+          <w:i w:val="0"/>
+          <w:color w:val="222222"/>
+          <w:sz w:val="18"/>
+        </w:rPr>
+        <w:t xml:space="preserve"> While holding Boomstick, you can use it as a Spellcasting Focus for your Artificer spells, and it is your designated Arcane Firearm. When you cast an Artificer spell through Boomstick, you can add 1d8 to one of the spell's damage rolls; the extra damage is Thunder damage.</w:t>
       </w:r>
     </w:p>
     <w:p>
@@ -7217,18 +5838,18 @@
           <w:left w:val="single" w:sz="18" w:space="12" w:color="8B2020"/>
         </w:pBdr>
         <w:shd w:val="clear" w:color="auto" w:fill="FCF6F6"/>
-        <w:spacing w:before="30" w:after="20"/>
+        <w:spacing w:before="30" w:after="70"/>
         <w:ind w:left="340" w:right="340"/>
       </w:pPr>
       <w:r>
         <w:rPr>
           <w:rFonts w:ascii="Georgia" w:hAnsi="Georgia" w:cs="Georgia"/>
           <w:b/>
-          <w:i/>
+          <w:i w:val="0"/>
           <w:color w:val="222222"/>
           <w:sz w:val="18"/>
         </w:rPr>
-        <w:t xml:space="preserve">Guardian Protocol (1/round). </w:t>
+        <w:t>Concussion Infusion.</w:t>
       </w:r>
       <w:r>
         <w:rPr>
@@ -7238,37 +5859,57 @@
           <w:color w:val="222222"/>
           <w:sz w:val="18"/>
         </w:rPr>
-        <w:t>Trigger: An ally within 15 feet of the Sentinel takes damage. Response: The ally gains 1d8 + your Intelligence modifier Temporary Hit Points.</w:t>
+        <w:t xml:space="preserve"> When a creature takes damage from a spell you cast through Boomstick, that creature takes an extra 2 Thunder damage and can't take Reactions until the start of its next turn.</w:t>
       </w:r>
     </w:p>
     <w:p>
       <w:pPr>
-        <w:spacing w:after="0"/>
-      </w:pPr>
+        <w:pBdr>
+          <w:left w:val="single" w:sz="18" w:space="12" w:color="8B2020"/>
+        </w:pBdr>
+        <w:shd w:val="clear" w:color="auto" w:fill="FCF6F6"/>
+        <w:spacing w:before="30" w:after="70"/>
+        <w:ind w:left="340" w:right="340"/>
+      </w:pPr>
+      <w:r>
+        <w:rPr>
+          <w:rFonts w:ascii="Georgia" w:hAnsi="Georgia" w:cs="Georgia"/>
+          <w:b/>
+          <w:i w:val="0"/>
+          <w:color w:val="222222"/>
+          <w:sz w:val="18"/>
+        </w:rPr>
+        <w:t>Made to Channel.</w:t>
+      </w:r>
+      <w:r>
+        <w:rPr>
+          <w:rFonts w:ascii="Georgia" w:hAnsi="Georgia" w:cs="Georgia"/>
+          <w:b w:val="0"/>
+          <w:i w:val="0"/>
+          <w:color w:val="222222"/>
+          <w:sz w:val="18"/>
+        </w:rPr>
+        <w:t xml:space="preserve"> When you cast True Strike using Boomstick, the attack uses your Intelligence and counts as a spell attack, gaining Boomstick's +2 bonus to spell attack rolls and ignoring Half Cover. On a hit, the attack deals Boomstick's Thunder damage plus the spell's Radiant damage.</w:t>
+      </w:r>
     </w:p>
     <w:p>
       <w:pPr>
-        <w:spacing w:after="80"/>
-      </w:pPr>
-      <w:r>
-        <w:rPr>
-          <w:rFonts w:ascii="Georgia" w:hAnsi="Georgia" w:cs="Georgia"/>
-          <w:b/>
-          <w:i w:val="0"/>
-          <w:color w:val="222222"/>
-          <w:sz w:val="21"/>
-        </w:rPr>
-        <w:t>Why this is an upgrade.</w:t>
-      </w:r>
+        <w:pBdr>
+          <w:left w:val="single" w:sz="18" w:space="12" w:color="8B2020"/>
+        </w:pBdr>
+        <w:shd w:val="clear" w:color="auto" w:fill="FCF6F6"/>
+        <w:spacing w:before="30" w:after="70"/>
+        <w:ind w:left="340" w:right="340"/>
+      </w:pPr>
       <w:r>
         <w:rPr>
           <w:rFonts w:ascii="Georgia" w:hAnsi="Georgia" w:cs="Georgia"/>
           <w:b w:val="0"/>
-          <w:i w:val="0"/>
-          <w:color w:val="222222"/>
-          <w:sz w:val="21"/>
-        </w:rPr>
-        <w:t xml:space="preserve"> The old cannon made Lilly choose a mode; the Sentinel walks on its own 30 feet, then blasts or pulses on her Bonus Action (her pick every time), and shields her friends as a Reaction in the same round. Her old kit lives on inside it: the Force Ballista became the Force Blast, the Storm mode became the Electric Pulse, and the Protector stands watch as Guardian Protocol. The Flamethrower was traded for lightning, Gearhaven's own element. Forged by the masters of Glimmerstone.</w:t>
+          <w:i/>
+          <w:color w:val="222222"/>
+          <w:sz w:val="18"/>
+        </w:rPr>
+        <w:t>Forged by the masters of Glimmerstone.</w:t>
       </w:r>
     </w:p>
     <w:p>
@@ -7291,7 +5932,7 @@
           <w:color w:val="1F7A78"/>
           <w:sz w:val="27"/>
         </w:rPr>
-        <w:t>✦  At Level 7, the Sentinel Has  ✦</w:t>
+        <w:t>✦  At Level 7, Boomstick Has  ✦</w:t>
       </w:r>
     </w:p>
     <w:p>
@@ -7324,7 +5965,7 @@
           <w:color w:val="222222"/>
           <w:sz w:val="21"/>
         </w:rPr>
-        <w:t xml:space="preserve"> the whole statblock. 40 Hit Points behind AC 18, its own 30 feet of Speed, Force Blast or Electric Pulse on her Bonus Action (her pick every round), Guardian Protocol once per round, and a free attunement slot besides, since the Dynamo lives on inside the frame.</w:t>
+        <w:t xml:space="preserve"> everything. The +2 pistol with its bottomless clockwork drum, +2 to spell attack rolls (a bonus that reaches her Eldritch Cannon's attacks too), ignored Half Cover on spell attacks, the 1d8 Thunder Arcane Firearm rider, the Concussion boom that steals Reactions, and True Strike channeled through the barrel.</w:t>
       </w:r>
     </w:p>
     <w:p>
@@ -7357,50 +5998,23 @@
           <w:color w:val="222222"/>
           <w:sz w:val="21"/>
         </w:rPr>
-        <w:t xml:space="preserve"> its Hit Points keep pace with her, 5 + five times her Artificer level, so the guardian grows sturdier every time Lilly does.</w:t>
+        <w:t xml:space="preserve"> nothing held back. Boomstick arrives complete, and this door pays its whole price on day one; what grows from here is only the legend.</w:t>
       </w:r>
     </w:p>
     <w:p>
       <w:pPr>
         <w:keepNext/>
-        <w:spacing w:before="400" w:after="120"/>
-        <w:pBdr>
-          <w:bottom w:val="single" w:sz="6" w:space="4" w:color="B8860B"/>
-        </w:pBdr>
+        <w:pageBreakBefore/>
+        <w:spacing w:before="220" w:after="60"/>
       </w:pPr>
       <w:r>
         <w:rPr>
           <w:rFonts w:ascii="Georgia" w:hAnsi="Georgia" w:cs="Georgia"/>
           <w:b/>
-          <w:color w:val="B8860B"/>
-          <w:sz w:val="32"/>
-        </w:rPr>
-        <w:t>Marks &amp; Mysteries</w:t>
-      </w:r>
-    </w:p>
-    <w:p>
-      <w:pPr>
-        <w:spacing w:after="80"/>
-      </w:pPr>
-      <w:r>
-        <w:rPr>
-          <w:rFonts w:ascii="Georgia" w:hAnsi="Georgia" w:cs="Georgia"/>
-          <w:b/>
-          <w:i w:val="0"/>
-          <w:color w:val="222222"/>
-          <w:sz w:val="21"/>
-        </w:rPr>
-        <w:t>Ursa's Mark of Handling.</w:t>
-      </w:r>
-      <w:r>
-        <w:rPr>
-          <w:rFonts w:ascii="Georgia" w:hAnsi="Georgia" w:cs="Georgia"/>
-          <w:b w:val="0"/>
-          <w:i w:val="0"/>
-          <w:color w:val="222222"/>
-          <w:sz w:val="21"/>
-        </w:rPr>
-        <w:t xml:space="preserve"> A dragonmark that woke when he was six: it prickles near frightened animals, grants Speak with Animals and Animal Friendship, and has become the channel through which sleeping and possessed things speak to him (Pikachu, the Grand Custodian). It has never once stirred for a machine.</w:t>
+          <w:color w:val="A0522D"/>
+          <w:sz w:val="26"/>
+        </w:rPr>
+        <w:t>The Awakened Essence Sphere</w:t>
       </w:r>
     </w:p>
     <w:p>
@@ -7417,10 +6031,10 @@
             <wp:positionV relativeFrom="paragraph">
               <wp:posOffset>0</wp:posOffset>
             </wp:positionV>
-            <wp:extent cx="2743200" cy="2743200"/>
+            <wp:extent cx="2194560" cy="2194560"/>
             <wp:effectExtent l="0" t="0" r="0" b="0"/>
             <wp:wrapSquare wrapText="bothSides"/>
-            <wp:docPr id="15" name="Picture 15"/>
+            <wp:docPr id="14" name="Picture 14"/>
             <wp:cNvGraphicFramePr/>
             <a:graphic xmlns:pic="http://schemas.openxmlformats.org/drawingml/2006/picture">
               <a:graphicData uri="http://schemas.openxmlformats.org/drawingml/2006/picture">
@@ -7438,6 +6052,1438 @@
                   <pic:spPr>
                     <a:xfrm>
                       <a:off x="0" y="0"/>
+                      <a:ext cx="2194560" cy="2194560"/>
+                    </a:xfrm>
+                    <a:prstGeom prst="rect"/>
+                  </pic:spPr>
+                </pic:pic>
+              </a:graphicData>
+            </a:graphic>
+          </wp:anchor>
+        </w:drawing>
+      </w:r>
+    </w:p>
+    <w:p>
+      <w:pPr>
+        <w:pBdr>
+          <w:left w:val="single" w:sz="18" w:space="12" w:color="B8860B"/>
+        </w:pBdr>
+        <w:shd w:val="clear" w:color="auto" w:fill="FBF6EA"/>
+        <w:spacing w:before="30" w:after="70"/>
+        <w:ind w:left="340" w:right="340"/>
+      </w:pPr>
+      <w:r>
+        <w:rPr>
+          <w:rFonts w:ascii="Georgia" w:hAnsi="Georgia" w:cs="Georgia"/>
+          <w:b w:val="0"/>
+          <w:i/>
+          <w:color w:val="222222"/>
+          <w:sz w:val="21"/>
+        </w:rPr>
+        <w:t>“It was never a keepsake. It was a key, and it is finally awake.”</w:t>
+      </w:r>
+    </w:p>
+    <w:p>
+      <w:pPr>
+        <w:spacing w:after="80"/>
+      </w:pPr>
+      <w:r>
+        <w:rPr>
+          <w:rFonts w:ascii="Georgia" w:hAnsi="Georgia" w:cs="Georgia"/>
+          <w:b w:val="0"/>
+          <w:i w:val="0"/>
+          <w:color w:val="222222"/>
+          <w:sz w:val="21"/>
+        </w:rPr>
+        <w:t>The Sphere has spent the whole journey quietly pulling loose motes from the air. Now awakened, it holds a swirling jumble of collected aether that powers it from the start, and as the party clears each elemental rift and installs its pure Mote, the Sphere learns that plane's mighty discharge. The Sphere is honest about its bargain: at Session 8 it grants Aether Ward alone (twice per Short Rest), and every one of its five discharges sleeps behind a rift still to be won. What it builds toward is a toolbox of five distinct answers on a strict budget (a firestorm, a lull that stills a warband, a wind at every ally's back, the ground turned weapon, and a shadow's hungry pull), each the size of a spell Lilly has no slot to cast, two of them burning for a full minute while her hands stay free for the cannon. The Sphere bridges the gap between an Artificer and a full caster; it never erases it.</w:t>
+      </w:r>
+    </w:p>
+    <w:p>
+      <w:pPr>
+        <w:keepNext/>
+        <w:pBdr>
+          <w:left w:val="single" w:sz="18" w:space="12" w:color="8B2020"/>
+        </w:pBdr>
+        <w:shd w:val="clear" w:color="auto" w:fill="FCF6F6"/>
+        <w:spacing w:before="30" w:after="70"/>
+        <w:ind w:left="340" w:right="340"/>
+      </w:pPr>
+      <w:r>
+        <w:rPr>
+          <w:rFonts w:ascii="Georgia" w:hAnsi="Georgia" w:cs="Georgia"/>
+          <w:b/>
+          <w:color w:val="8B2020"/>
+          <w:sz w:val="22"/>
+        </w:rPr>
+        <w:t>The Awakened Essence Sphere</w:t>
+      </w:r>
+    </w:p>
+    <w:p>
+      <w:pPr>
+        <w:pBdr>
+          <w:left w:val="single" w:sz="18" w:space="12" w:color="8B2020"/>
+        </w:pBdr>
+        <w:shd w:val="clear" w:color="auto" w:fill="FCF6F6"/>
+        <w:spacing w:before="30" w:after="70"/>
+        <w:ind w:left="340" w:right="340"/>
+      </w:pPr>
+      <w:r>
+        <w:rPr>
+          <w:rFonts w:ascii="Georgia" w:hAnsi="Georgia" w:cs="Georgia"/>
+          <w:b w:val="0"/>
+          <w:i/>
+          <w:color w:val="222222"/>
+          <w:sz w:val="18"/>
+        </w:rPr>
+        <w:t>Wondrous Item, Rare (Requires Attunement by Lilly)</w:t>
+      </w:r>
+    </w:p>
+    <w:p>
+      <w:pPr>
+        <w:pBdr>
+          <w:left w:val="single" w:sz="18" w:space="12" w:color="8B2020"/>
+        </w:pBdr>
+        <w:shd w:val="clear" w:color="auto" w:fill="FCF6F6"/>
+        <w:spacing w:before="30" w:after="70"/>
+        <w:ind w:left="340" w:right="340"/>
+      </w:pPr>
+      <w:r>
+        <w:rPr>
+          <w:rFonts w:ascii="Georgia" w:hAnsi="Georgia" w:cs="Georgia"/>
+          <w:b/>
+          <w:i w:val="0"/>
+          <w:color w:val="222222"/>
+          <w:sz w:val="18"/>
+        </w:rPr>
+        <w:t>Mote Channeling.</w:t>
+      </w:r>
+      <w:r>
+        <w:rPr>
+          <w:rFonts w:ascii="Georgia" w:hAnsi="Georgia" w:cs="Georgia"/>
+          <w:b w:val="0"/>
+          <w:i w:val="0"/>
+          <w:color w:val="222222"/>
+          <w:sz w:val="18"/>
+        </w:rPr>
+        <w:t xml:space="preserve"> The Sphere's powers share a pool of 2 uses, and you regain all expended uses when you finish a Short Rest. The Sphere starts with the Aether Ward power, and it gains one Elemental Discharge each time a rift's Mote is installed in it. If one of the Sphere's powers requires a saving throw, the DC equals your spell save DC.</w:t>
+      </w:r>
+    </w:p>
+    <w:p>
+      <w:pPr>
+        <w:pBdr>
+          <w:left w:val="single" w:sz="18" w:space="12" w:color="8B2020"/>
+        </w:pBdr>
+        <w:shd w:val="clear" w:color="auto" w:fill="FCF6F6"/>
+        <w:spacing w:before="30" w:after="70"/>
+        <w:ind w:left="340" w:right="340"/>
+      </w:pPr>
+      <w:r>
+        <w:rPr>
+          <w:rFonts w:ascii="Georgia" w:hAnsi="Georgia" w:cs="Georgia"/>
+          <w:b/>
+          <w:i w:val="0"/>
+          <w:color w:val="222222"/>
+          <w:sz w:val="18"/>
+        </w:rPr>
+        <w:t>Aether Ward (Base Power).</w:t>
+      </w:r>
+      <w:r>
+        <w:rPr>
+          <w:rFonts w:ascii="Georgia" w:hAnsi="Georgia" w:cs="Georgia"/>
+          <w:b w:val="0"/>
+          <w:i w:val="0"/>
+          <w:color w:val="222222"/>
+          <w:sz w:val="18"/>
+        </w:rPr>
+        <w:t xml:space="preserve"> As a Magic action, you can expend 1 use to release the gathered motes as a protective shell. You and each ally within 15 feet of you gain a number of Temporary Hit Points equal to 2d8 plus your Intelligence modifier.</w:t>
+      </w:r>
+    </w:p>
+    <w:p>
+      <w:pPr>
+        <w:pBdr>
+          <w:left w:val="single" w:sz="18" w:space="12" w:color="8B2020"/>
+        </w:pBdr>
+        <w:shd w:val="clear" w:color="auto" w:fill="FCF6F6"/>
+        <w:spacing w:before="30" w:after="70"/>
+        <w:ind w:left="340" w:right="340"/>
+      </w:pPr>
+      <w:r>
+        <w:rPr>
+          <w:rFonts w:ascii="Georgia" w:hAnsi="Georgia" w:cs="Georgia"/>
+          <w:b/>
+          <w:i w:val="0"/>
+          <w:color w:val="222222"/>
+          <w:sz w:val="18"/>
+        </w:rPr>
+        <w:t>Lingering Discharges.</w:t>
+      </w:r>
+      <w:r>
+        <w:rPr>
+          <w:rFonts w:ascii="Georgia" w:hAnsi="Georgia" w:cs="Georgia"/>
+          <w:b w:val="0"/>
+          <w:i w:val="0"/>
+          <w:color w:val="222222"/>
+          <w:sz w:val="18"/>
+        </w:rPr>
+        <w:t xml:space="preserve"> A discharge that lasts for 1 minute is sustained by the Sphere and doesn't require Concentration. The Sphere can sustain only one lingering discharge at a time; if you activate a lingering discharge while another is active, the earlier one ends. You can end a lingering discharge early (no action required).</w:t>
+      </w:r>
+    </w:p>
+    <w:p>
+      <w:pPr>
+        <w:pBdr>
+          <w:left w:val="single" w:sz="18" w:space="12" w:color="8B2020"/>
+        </w:pBdr>
+        <w:shd w:val="clear" w:color="auto" w:fill="FCF6F6"/>
+        <w:spacing w:before="30" w:after="70"/>
+        <w:ind w:left="340" w:right="340"/>
+      </w:pPr>
+      <w:r>
+        <w:rPr>
+          <w:rFonts w:ascii="Georgia" w:hAnsi="Georgia" w:cs="Georgia"/>
+          <w:b/>
+          <w:i w:val="0"/>
+          <w:color w:val="222222"/>
+          <w:sz w:val="18"/>
+        </w:rPr>
+        <w:t>Rift Tracker.</w:t>
+      </w:r>
+      <w:r>
+        <w:rPr>
+          <w:rFonts w:ascii="Georgia" w:hAnsi="Georgia" w:cs="Georgia"/>
+          <w:b w:val="0"/>
+          <w:i w:val="0"/>
+          <w:color w:val="222222"/>
+          <w:sz w:val="18"/>
+        </w:rPr>
+        <w:t xml:space="preserve"> When a rift's Mote is installed in the Sphere, record it: Ignis, Unda, Aer, Terra, Umbra.</w:t>
+      </w:r>
+    </w:p>
+    <w:p>
+      <w:pPr>
+        <w:keepNext/>
+        <w:pBdr>
+          <w:left w:val="single" w:sz="18" w:space="12" w:color="8B2020"/>
+        </w:pBdr>
+        <w:shd w:val="clear" w:color="auto" w:fill="FCF6F6"/>
+        <w:spacing w:before="30" w:after="70"/>
+        <w:ind w:left="340" w:right="340"/>
+      </w:pPr>
+      <w:r>
+        <w:rPr>
+          <w:rFonts w:ascii="Georgia" w:hAnsi="Georgia" w:cs="Georgia"/>
+          <w:b/>
+          <w:color w:val="8B2020"/>
+          <w:sz w:val="22"/>
+        </w:rPr>
+        <w:t>Elemental Discharges</w:t>
+      </w:r>
+    </w:p>
+    <w:p>
+      <w:pPr>
+        <w:pBdr>
+          <w:left w:val="single" w:sz="18" w:space="12" w:color="8B2020"/>
+        </w:pBdr>
+        <w:shd w:val="clear" w:color="auto" w:fill="FCF6F6"/>
+        <w:spacing w:before="30" w:after="70"/>
+        <w:ind w:left="340" w:right="340"/>
+      </w:pPr>
+      <w:r>
+        <w:rPr>
+          <w:rFonts w:ascii="Georgia" w:hAnsi="Georgia" w:cs="Georgia"/>
+          <w:b w:val="0"/>
+          <w:i/>
+          <w:color w:val="222222"/>
+          <w:sz w:val="18"/>
+        </w:rPr>
+        <w:t>Each unlocks when its rift is cleared and its Mote installed. The menu grows as the campaign goes.</w:t>
+      </w:r>
+    </w:p>
+    <w:p>
+      <w:pPr>
+        <w:pBdr>
+          <w:left w:val="single" w:sz="18" w:space="12" w:color="8B2020"/>
+        </w:pBdr>
+        <w:shd w:val="clear" w:color="auto" w:fill="FCF6F6"/>
+        <w:spacing w:before="30" w:after="70"/>
+        <w:ind w:left="340" w:right="340"/>
+      </w:pPr>
+      <w:r>
+        <w:rPr>
+          <w:rFonts w:ascii="Georgia" w:hAnsi="Georgia" w:cs="Georgia"/>
+          <w:b/>
+          <w:i w:val="0"/>
+          <w:color w:val="222222"/>
+          <w:sz w:val="18"/>
+        </w:rPr>
+        <w:t>Fire / Ignis, Cinderstorm (LOCKED).</w:t>
+      </w:r>
+      <w:r>
+        <w:rPr>
+          <w:rFonts w:ascii="Georgia" w:hAnsi="Georgia" w:cs="Georgia"/>
+          <w:b w:val="0"/>
+          <w:i w:val="0"/>
+          <w:color w:val="222222"/>
+          <w:sz w:val="18"/>
+        </w:rPr>
+        <w:t xml:space="preserve"> As a Magic action, you can expend 1 use to unleash a firestorm that fills a 40-foot-radius Sphere centered on a point within 120 feet of yourself. Each creature in the Sphere must make a Dexterity saving throw, taking 8d6 Fire damage on a failed save or half as much damage on a successful one. Until the start of your next turn, the area burns: it is Difficult Terrain, and any creature that enters the area or starts its turn there takes 2d6 Fire damage.</w:t>
+      </w:r>
+    </w:p>
+    <w:p>
+      <w:pPr>
+        <w:pBdr>
+          <w:left w:val="single" w:sz="18" w:space="12" w:color="8B2020"/>
+        </w:pBdr>
+        <w:shd w:val="clear" w:color="auto" w:fill="FCF6F6"/>
+        <w:spacing w:before="30" w:after="70"/>
+        <w:ind w:left="340" w:right="340"/>
+      </w:pPr>
+      <w:r>
+        <w:rPr>
+          <w:rFonts w:ascii="Georgia" w:hAnsi="Georgia" w:cs="Georgia"/>
+          <w:b/>
+          <w:i w:val="0"/>
+          <w:color w:val="222222"/>
+          <w:sz w:val="18"/>
+        </w:rPr>
+        <w:t>Water / Unda, the Drowning Lull (LOCKED).</w:t>
+      </w:r>
+      <w:r>
+        <w:rPr>
+          <w:rFonts w:ascii="Georgia" w:hAnsi="Georgia" w:cs="Georgia"/>
+          <w:b w:val="0"/>
+          <w:i w:val="0"/>
+          <w:color w:val="222222"/>
+          <w:sz w:val="18"/>
+        </w:rPr>
+        <w:t xml:space="preserve"> As a Magic action, you can expend 1 use to fill a 20-foot-radius Sphere centered on a point within 120 feet of yourself with the sound and shimmer of deep water. Each creature in the Sphere must succeed on a Wisdom saving throw or have the Incapacitated condition and a Speed of 0 as it stands entranced, staring into deep water only it can see. The lull lasts for 1 minute. It ends early for a creature that takes damage or if another creature within 5 feet of it takes an action to shake it awake.</w:t>
+      </w:r>
+    </w:p>
+    <w:p>
+      <w:pPr>
+        <w:pBdr>
+          <w:left w:val="single" w:sz="18" w:space="12" w:color="8B2020"/>
+        </w:pBdr>
+        <w:shd w:val="clear" w:color="auto" w:fill="FCF6F6"/>
+        <w:spacing w:before="30" w:after="70"/>
+        <w:ind w:left="340" w:right="340"/>
+      </w:pPr>
+      <w:r>
+        <w:rPr>
+          <w:rFonts w:ascii="Georgia" w:hAnsi="Georgia" w:cs="Georgia"/>
+          <w:b/>
+          <w:i w:val="0"/>
+          <w:color w:val="222222"/>
+          <w:sz w:val="18"/>
+        </w:rPr>
+        <w:t>Air / Aer, Tailwind (LOCKED).</w:t>
+      </w:r>
+      <w:r>
+        <w:rPr>
+          <w:rFonts w:ascii="Georgia" w:hAnsi="Georgia" w:cs="Georgia"/>
+          <w:b w:val="0"/>
+          <w:i w:val="0"/>
+          <w:color w:val="222222"/>
+          <w:sz w:val="18"/>
+        </w:rPr>
+        <w:t xml:space="preserve"> As a Magic action, you can expend 1 use to send a following wind about your allies. For 1 minute, you and any number of allies within 30 feet of you gain a +2 bonus to attack rolls and saving throws, and your Speeds increase by 10 feet.</w:t>
+      </w:r>
+    </w:p>
+    <w:p>
+      <w:pPr>
+        <w:pBdr>
+          <w:left w:val="single" w:sz="18" w:space="12" w:color="8B2020"/>
+        </w:pBdr>
+        <w:shd w:val="clear" w:color="auto" w:fill="FCF6F6"/>
+        <w:spacing w:before="30" w:after="70"/>
+        <w:ind w:left="340" w:right="340"/>
+      </w:pPr>
+      <w:r>
+        <w:rPr>
+          <w:rFonts w:ascii="Georgia" w:hAnsi="Georgia" w:cs="Georgia"/>
+          <w:b/>
+          <w:i w:val="0"/>
+          <w:color w:val="222222"/>
+          <w:sz w:val="18"/>
+        </w:rPr>
+        <w:t>Earth / Terra, Tectonic Slam (LOCKED).</w:t>
+      </w:r>
+      <w:r>
+        <w:rPr>
+          <w:rFonts w:ascii="Georgia" w:hAnsi="Georgia" w:cs="Georgia"/>
+          <w:b w:val="0"/>
+          <w:i w:val="0"/>
+          <w:color w:val="222222"/>
+          <w:sz w:val="18"/>
+        </w:rPr>
+        <w:t xml:space="preserve"> As a Magic action, you can expend 1 use to make the ground erupt in a 20-foot-radius Sphere centered on a point within 120 feet of yourself. Each creature in the Sphere must succeed on a Dexterity saving throw or take 7d8 Force damage and have the Prone condition. Until the start of your next turn, the raised stone makes the area Difficult Terrain, a creature takes 5 Piercing damage for every 5 feet it moves in the area, and you and your allies have Half Cover while in the area.</w:t>
+      </w:r>
+    </w:p>
+    <w:p>
+      <w:pPr>
+        <w:pBdr>
+          <w:left w:val="single" w:sz="18" w:space="12" w:color="8B2020"/>
+        </w:pBdr>
+        <w:shd w:val="clear" w:color="auto" w:fill="FCF6F6"/>
+        <w:spacing w:before="30" w:after="70"/>
+        <w:ind w:left="340" w:right="340"/>
+      </w:pPr>
+      <w:r>
+        <w:rPr>
+          <w:rFonts w:ascii="Georgia" w:hAnsi="Georgia" w:cs="Georgia"/>
+          <w:b/>
+          <w:i w:val="0"/>
+          <w:color w:val="222222"/>
+          <w:sz w:val="18"/>
+        </w:rPr>
+        <w:t>Shadow / Umbra, Soul Siphon (LOCKED).</w:t>
+      </w:r>
+      <w:r>
+        <w:rPr>
+          <w:rFonts w:ascii="Georgia" w:hAnsi="Georgia" w:cs="Georgia"/>
+          <w:b w:val="0"/>
+          <w:i w:val="0"/>
+          <w:color w:val="222222"/>
+          <w:sz w:val="18"/>
+        </w:rPr>
+        <w:t xml:space="preserve"> As a Magic action, you can expend 1 use to target one creature within 60 feet of yourself. The target must make a Constitution saving throw, taking 8d6 Necrotic damage on a failed save or half as much damage on a successful one. You, or one ally within 30 feet of you, regains a number of Hit Points equal to half the Necrotic damage dealt.</w:t>
+      </w:r>
+    </w:p>
+    <w:p>
+      <w:pPr>
+        <w:keepNext/>
+        <w:pBdr>
+          <w:top w:val="double" w:sz="12" w:space="4" w:color="1F7A78"/>
+          <w:left w:val="double" w:sz="12" w:space="10" w:color="1F7A78"/>
+          <w:right w:val="double" w:sz="12" w:space="10" w:color="1F7A78"/>
+        </w:pBdr>
+        <w:shd w:val="clear" w:color="auto" w:fill="EAF4F3"/>
+        <w:spacing w:before="280" w:after="60"/>
+        <w:ind w:left="400" w:right="400"/>
+        <w:jc w:val="center"/>
+      </w:pPr>
+      <w:r>
+        <w:rPr>
+          <w:rFonts w:ascii="Georgia" w:hAnsi="Georgia" w:cs="Georgia"/>
+          <w:b/>
+          <w:color w:val="1F7A78"/>
+          <w:sz w:val="27"/>
+        </w:rPr>
+        <w:t>✦  At Level 7, the Awakened Essence Sphere Has  ✦</w:t>
+      </w:r>
+    </w:p>
+    <w:p>
+      <w:pPr>
+        <w:keepNext/>
+        <w:keepLines/>
+        <w:pBdr>
+          <w:left w:val="double" w:sz="12" w:space="10" w:color="1F7A78"/>
+          <w:right w:val="double" w:sz="12" w:space="10" w:color="1F7A78"/>
+        </w:pBdr>
+        <w:shd w:val="clear" w:color="auto" w:fill="EAF4F3"/>
+        <w:spacing w:before="0" w:after="0"/>
+        <w:ind w:left="400" w:right="400"/>
+      </w:pPr>
+      <w:r>
+        <w:rPr>
+          <w:rFonts w:ascii="Georgia" w:hAnsi="Georgia" w:cs="Georgia"/>
+          <w:b/>
+          <w:i w:val="0"/>
+          <w:color w:val="222222"/>
+          <w:sz w:val="21"/>
+        </w:rPr>
+        <w:t>Live now:</w:t>
+      </w:r>
+      <w:r>
+        <w:rPr>
+          <w:rFonts w:ascii="Georgia" w:hAnsi="Georgia" w:cs="Georgia"/>
+          <w:b w:val="0"/>
+          <w:i w:val="0"/>
+          <w:color w:val="222222"/>
+          <w:sz w:val="21"/>
+        </w:rPr>
+        <w:t xml:space="preserve"> Aether Ward, twice per Short Rest: Lilly and each ally within 15 feet gain 2d8 + her Intelligence modifier Temporary Hit Points.</w:t>
+      </w:r>
+    </w:p>
+    <w:p>
+      <w:pPr>
+        <w:keepLines/>
+        <w:pBdr>
+          <w:bottom w:val="double" w:sz="12" w:space="4" w:color="1F7A78"/>
+          <w:left w:val="double" w:sz="12" w:space="10" w:color="1F7A78"/>
+          <w:right w:val="double" w:sz="12" w:space="10" w:color="1F7A78"/>
+        </w:pBdr>
+        <w:shd w:val="clear" w:color="auto" w:fill="EAF4F3"/>
+        <w:spacing w:before="0" w:after="280"/>
+        <w:ind w:left="400" w:right="400"/>
+      </w:pPr>
+      <w:r>
+        <w:rPr>
+          <w:rFonts w:ascii="Georgia" w:hAnsi="Georgia" w:cs="Georgia"/>
+          <w:b/>
+          <w:i w:val="0"/>
+          <w:color w:val="222222"/>
+          <w:sz w:val="21"/>
+        </w:rPr>
+        <w:t>Not yet:</w:t>
+      </w:r>
+      <w:r>
+        <w:rPr>
+          <w:rFonts w:ascii="Georgia" w:hAnsi="Georgia" w:cs="Georgia"/>
+          <w:b w:val="0"/>
+          <w:i w:val="0"/>
+          <w:color w:val="222222"/>
+          <w:sz w:val="21"/>
+        </w:rPr>
+        <w:t xml:space="preserve"> all five discharges. A fire nova (Cinderstorm), a lull that stills a warband (the Drowning Lull), a tailwind at every ally's back (Tailwind), the ground turned weapon (Tectonic Slam), and a shadow's hungry pull (Soul Siphon) each wake only when their rift falls and its Mote comes home. Five rifts stand between this Sphere and its full voice, and it means to earn every one.</w:t>
+      </w:r>
+    </w:p>
+    <w:p>
+      <w:pPr>
+        <w:keepNext/>
+        <w:spacing w:before="220" w:after="60"/>
+      </w:pPr>
+      <w:r>
+        <w:rPr>
+          <w:rFonts w:ascii="Georgia" w:hAnsi="Georgia" w:cs="Georgia"/>
+          <w:b/>
+          <w:color w:val="A0522D"/>
+          <w:sz w:val="26"/>
+        </w:rPr>
+        <w:t>The Sentinel</w:t>
+      </w:r>
+    </w:p>
+    <w:p>
+      <w:pPr>
+        <w:pBdr>
+          <w:left w:val="single" w:sz="18" w:space="12" w:color="B8860B"/>
+        </w:pBdr>
+        <w:shd w:val="clear" w:color="auto" w:fill="FBF6EA"/>
+        <w:spacing w:before="30" w:after="70"/>
+        <w:ind w:left="340" w:right="340"/>
+      </w:pPr>
+      <w:r>
+        <w:rPr>
+          <w:rFonts w:ascii="Georgia" w:hAnsi="Georgia" w:cs="Georgia"/>
+          <w:b w:val="0"/>
+          <w:i/>
+          <w:color w:val="222222"/>
+          <w:sz w:val="21"/>
+        </w:rPr>
+        <w:t>“An upgraded Eldritch Cannon, rebuilt at the bench into a faithful guardian.”</w:t>
+      </w:r>
+    </w:p>
+    <w:p>
+      <w:pPr>
+        <w:keepNext/>
+        <w:keepLines/>
+        <w:pBdr>
+          <w:left w:val="single" w:sz="18" w:space="12" w:color="8B2020"/>
+        </w:pBdr>
+        <w:shd w:val="clear" w:color="auto" w:fill="FCF6F6"/>
+        <w:spacing w:before="30" w:after="0"/>
+        <w:ind w:left="340" w:right="340"/>
+      </w:pPr>
+      <w:r>
+        <w:drawing>
+          <wp:anchor xmlns:a="http://schemas.openxmlformats.org/drawingml/2006/main" behindDoc="0" distT="91440" distB="100584" distL="201600" distR="201600" simplePos="0" locked="0" layoutInCell="1" allowOverlap="0" relativeHeight="2">
+            <wp:simplePos x="0" y="0"/>
+            <wp:positionH relativeFrom="column">
+              <wp:align>right</wp:align>
+            </wp:positionH>
+            <wp:positionV relativeFrom="paragraph">
+              <wp:posOffset>0</wp:posOffset>
+            </wp:positionV>
+            <wp:extent cx="2148840" cy="2148840"/>
+            <wp:effectExtent l="0" t="0" r="0" b="0"/>
+            <wp:wrapSquare wrapText="bothSides"/>
+            <wp:docPr id="15" name="Picture 15"/>
+            <wp:cNvGraphicFramePr/>
+            <a:graphic xmlns:pic="http://schemas.openxmlformats.org/drawingml/2006/picture">
+              <a:graphicData uri="http://schemas.openxmlformats.org/drawingml/2006/picture">
+                <pic:pic>
+                  <pic:nvPicPr>
+                    <pic:cNvPr id="0" name="image.jpg"/>
+                    <pic:cNvPicPr/>
+                  </pic:nvPicPr>
+                  <pic:blipFill>
+                    <a:blip r:embed="rId24"/>
+                    <a:stretch>
+                      <a:fillRect/>
+                    </a:stretch>
+                  </pic:blipFill>
+                  <pic:spPr>
+                    <a:xfrm>
+                      <a:off x="0" y="0"/>
+                      <a:ext cx="2148840" cy="2148840"/>
+                    </a:xfrm>
+                    <a:prstGeom prst="rect"/>
+                  </pic:spPr>
+                </pic:pic>
+              </a:graphicData>
+            </a:graphic>
+          </wp:anchor>
+        </w:drawing>
+      </w:r>
+      <w:r>
+        <w:rPr>
+          <w:rFonts w:ascii="Georgia" w:hAnsi="Georgia" w:cs="Georgia"/>
+          <w:b/>
+          <w:color w:val="8B2020"/>
+          <w:sz w:val="25"/>
+        </w:rPr>
+        <w:t>The Sentinel</w:t>
+      </w:r>
+    </w:p>
+    <w:p>
+      <w:pPr>
+        <w:keepNext/>
+        <w:keepLines/>
+        <w:pBdr>
+          <w:left w:val="single" w:sz="18" w:space="12" w:color="8B2020"/>
+        </w:pBdr>
+        <w:shd w:val="clear" w:color="auto" w:fill="FCF6F6"/>
+        <w:spacing w:before="0" w:after="20"/>
+        <w:ind w:left="340" w:right="340"/>
+      </w:pPr>
+      <w:r>
+        <w:rPr>
+          <w:rFonts w:ascii="Georgia" w:hAnsi="Georgia" w:cs="Georgia"/>
+          <w:i/>
+          <w:color w:val="222222"/>
+          <w:sz w:val="17"/>
+        </w:rPr>
+        <w:t>Medium Construct (the Pocket Dynamo, rebuilt; Requires Attunement by Lilly)</w:t>
+      </w:r>
+    </w:p>
+    <w:p>
+      <w:pPr>
+        <w:keepNext/>
+        <w:keepLines/>
+        <w:pBdr>
+          <w:left w:val="single" w:sz="18" w:space="12" w:color="8B2020"/>
+          <w:bottom w:val="single" w:sz="4" w:space="1" w:color="8B2020"/>
+        </w:pBdr>
+        <w:shd w:val="clear" w:color="auto" w:fill="FCF6F6"/>
+        <w:spacing w:before="20" w:after="20"/>
+        <w:ind w:left="340" w:right="340"/>
+      </w:pPr>
+    </w:p>
+    <w:p>
+      <w:pPr>
+        <w:keepNext/>
+        <w:keepLines/>
+        <w:pBdr>
+          <w:left w:val="single" w:sz="18" w:space="12" w:color="8B2020"/>
+        </w:pBdr>
+        <w:shd w:val="clear" w:color="auto" w:fill="FCF6F6"/>
+        <w:spacing w:before="0" w:after="0"/>
+        <w:ind w:left="340" w:right="340"/>
+      </w:pPr>
+      <w:r>
+        <w:rPr>
+          <w:rFonts w:ascii="Georgia" w:hAnsi="Georgia" w:cs="Georgia"/>
+          <w:b/>
+          <w:color w:val="8B2020"/>
+          <w:sz w:val="18"/>
+        </w:rPr>
+        <w:t xml:space="preserve">Armor Class </w:t>
+      </w:r>
+      <w:r>
+        <w:rPr>
+          <w:rFonts w:ascii="Georgia" w:hAnsi="Georgia" w:cs="Georgia"/>
+          <w:b w:val="0"/>
+          <w:i w:val="0"/>
+          <w:color w:val="222222"/>
+          <w:sz w:val="18"/>
+        </w:rPr>
+        <w:t>18</w:t>
+      </w:r>
+    </w:p>
+    <w:p>
+      <w:pPr>
+        <w:keepNext/>
+        <w:keepLines/>
+        <w:pBdr>
+          <w:left w:val="single" w:sz="18" w:space="12" w:color="8B2020"/>
+        </w:pBdr>
+        <w:shd w:val="clear" w:color="auto" w:fill="FCF6F6"/>
+        <w:spacing w:before="0" w:after="0"/>
+        <w:ind w:left="340" w:right="340"/>
+      </w:pPr>
+      <w:r>
+        <w:rPr>
+          <w:rFonts w:ascii="Georgia" w:hAnsi="Georgia" w:cs="Georgia"/>
+          <w:b/>
+          <w:color w:val="8B2020"/>
+          <w:sz w:val="18"/>
+        </w:rPr>
+        <w:t xml:space="preserve">Hit Points </w:t>
+      </w:r>
+      <w:r>
+        <w:rPr>
+          <w:rFonts w:ascii="Georgia" w:hAnsi="Georgia" w:cs="Georgia"/>
+          <w:b w:val="0"/>
+          <w:i w:val="0"/>
+          <w:color w:val="222222"/>
+          <w:sz w:val="18"/>
+        </w:rPr>
+        <w:t>5 + five times your Artificer level (40 at Level 7); it has a number of d8 Hit Dice equal to your Artificer level</w:t>
+      </w:r>
+    </w:p>
+    <w:p>
+      <w:pPr>
+        <w:keepNext/>
+        <w:keepLines/>
+        <w:pBdr>
+          <w:left w:val="single" w:sz="18" w:space="12" w:color="8B2020"/>
+        </w:pBdr>
+        <w:shd w:val="clear" w:color="auto" w:fill="FCF6F6"/>
+        <w:spacing w:before="0" w:after="0"/>
+        <w:ind w:left="340" w:right="340"/>
+      </w:pPr>
+      <w:r>
+        <w:rPr>
+          <w:rFonts w:ascii="Georgia" w:hAnsi="Georgia" w:cs="Georgia"/>
+          <w:b/>
+          <w:color w:val="8B2020"/>
+          <w:sz w:val="18"/>
+        </w:rPr>
+        <w:t xml:space="preserve">Speed </w:t>
+      </w:r>
+      <w:r>
+        <w:rPr>
+          <w:rFonts w:ascii="Georgia" w:hAnsi="Georgia" w:cs="Georgia"/>
+          <w:b w:val="0"/>
+          <w:i w:val="0"/>
+          <w:color w:val="222222"/>
+          <w:sz w:val="18"/>
+        </w:rPr>
+        <w:t>30 ft.</w:t>
+      </w:r>
+    </w:p>
+    <w:p>
+      <w:pPr>
+        <w:keepNext/>
+        <w:keepLines/>
+        <w:pBdr>
+          <w:left w:val="single" w:sz="18" w:space="12" w:color="8B2020"/>
+          <w:bottom w:val="single" w:sz="4" w:space="1" w:color="8B2020"/>
+        </w:pBdr>
+        <w:shd w:val="clear" w:color="auto" w:fill="FCF6F6"/>
+        <w:spacing w:before="20" w:after="20"/>
+        <w:ind w:left="340" w:right="340"/>
+      </w:pPr>
+    </w:p>
+    <w:p>
+      <w:pPr>
+        <w:keepNext/>
+        <w:keepLines/>
+        <w:pBdr>
+          <w:left w:val="single" w:sz="18" w:space="12" w:color="8B2020"/>
+        </w:pBdr>
+        <w:shd w:val="clear" w:color="auto" w:fill="FCF6F6"/>
+        <w:spacing w:before="30" w:after="20"/>
+        <w:ind w:left="340" w:right="340"/>
+      </w:pPr>
+      <w:r>
+        <w:rPr>
+          <w:rFonts w:ascii="Georgia" w:hAnsi="Georgia" w:cs="Georgia"/>
+          <w:b/>
+          <w:color w:val="8B2020"/>
+          <w:sz w:val="18"/>
+        </w:rPr>
+        <w:t xml:space="preserve">STR </w:t>
+      </w:r>
+      <w:r>
+        <w:rPr>
+          <w:rFonts w:ascii="Georgia" w:hAnsi="Georgia" w:cs="Georgia"/>
+          <w:color w:val="222222"/>
+          <w:sz w:val="18"/>
+        </w:rPr>
+        <w:t>14 (+2)</w:t>
+      </w:r>
+      <w:r>
+        <w:rPr>
+          <w:rFonts w:ascii="Georgia" w:hAnsi="Georgia" w:cs="Georgia"/>
+          <w:b/>
+          <w:color w:val="8B2020"/>
+          <w:sz w:val="18"/>
+        </w:rPr>
+        <w:t xml:space="preserve">   DEX </w:t>
+      </w:r>
+      <w:r>
+        <w:rPr>
+          <w:rFonts w:ascii="Georgia" w:hAnsi="Georgia" w:cs="Georgia"/>
+          <w:color w:val="222222"/>
+          <w:sz w:val="18"/>
+        </w:rPr>
+        <w:t>10 (+0)</w:t>
+      </w:r>
+      <w:r>
+        <w:rPr>
+          <w:rFonts w:ascii="Georgia" w:hAnsi="Georgia" w:cs="Georgia"/>
+          <w:b/>
+          <w:color w:val="8B2020"/>
+          <w:sz w:val="18"/>
+        </w:rPr>
+        <w:t xml:space="preserve">   CON </w:t>
+      </w:r>
+      <w:r>
+        <w:rPr>
+          <w:rFonts w:ascii="Georgia" w:hAnsi="Georgia" w:cs="Georgia"/>
+          <w:color w:val="222222"/>
+          <w:sz w:val="18"/>
+        </w:rPr>
+        <w:t>16 (+3)</w:t>
+      </w:r>
+      <w:r>
+        <w:rPr>
+          <w:rFonts w:ascii="Georgia" w:hAnsi="Georgia" w:cs="Georgia"/>
+          <w:b/>
+          <w:color w:val="8B2020"/>
+          <w:sz w:val="18"/>
+        </w:rPr>
+        <w:t xml:space="preserve">   INT </w:t>
+      </w:r>
+      <w:r>
+        <w:rPr>
+          <w:rFonts w:ascii="Georgia" w:hAnsi="Georgia" w:cs="Georgia"/>
+          <w:color w:val="222222"/>
+          <w:sz w:val="18"/>
+        </w:rPr>
+        <w:t>4 (-3)</w:t>
+      </w:r>
+      <w:r>
+        <w:rPr>
+          <w:rFonts w:ascii="Georgia" w:hAnsi="Georgia" w:cs="Georgia"/>
+          <w:b/>
+          <w:color w:val="8B2020"/>
+          <w:sz w:val="18"/>
+        </w:rPr>
+        <w:t xml:space="preserve">   WIS </w:t>
+      </w:r>
+      <w:r>
+        <w:rPr>
+          <w:rFonts w:ascii="Georgia" w:hAnsi="Georgia" w:cs="Georgia"/>
+          <w:color w:val="222222"/>
+          <w:sz w:val="18"/>
+        </w:rPr>
+        <w:t>12 (+1)</w:t>
+      </w:r>
+      <w:r>
+        <w:rPr>
+          <w:rFonts w:ascii="Georgia" w:hAnsi="Georgia" w:cs="Georgia"/>
+          <w:b/>
+          <w:color w:val="8B2020"/>
+          <w:sz w:val="18"/>
+        </w:rPr>
+        <w:t xml:space="preserve">   CHA </w:t>
+      </w:r>
+      <w:r>
+        <w:rPr>
+          <w:rFonts w:ascii="Georgia" w:hAnsi="Georgia" w:cs="Georgia"/>
+          <w:color w:val="222222"/>
+          <w:sz w:val="18"/>
+        </w:rPr>
+        <w:t>6 (-2)</w:t>
+      </w:r>
+    </w:p>
+    <w:p>
+      <w:pPr>
+        <w:pBdr>
+          <w:left w:val="single" w:sz="18" w:space="12" w:color="8B2020"/>
+          <w:bottom w:val="single" w:sz="4" w:space="1" w:color="8B2020"/>
+        </w:pBdr>
+        <w:shd w:val="clear" w:color="auto" w:fill="FCF6F6"/>
+        <w:spacing w:before="20" w:after="20"/>
+        <w:ind w:left="340" w:right="340"/>
+      </w:pPr>
+    </w:p>
+    <w:p>
+      <w:pPr>
+        <w:pBdr>
+          <w:left w:val="single" w:sz="18" w:space="12" w:color="8B2020"/>
+        </w:pBdr>
+        <w:shd w:val="clear" w:color="auto" w:fill="FCF6F6"/>
+        <w:spacing w:before="0" w:after="0"/>
+        <w:ind w:left="340" w:right="340"/>
+      </w:pPr>
+      <w:r>
+        <w:rPr>
+          <w:rFonts w:ascii="Georgia" w:hAnsi="Georgia" w:cs="Georgia"/>
+          <w:b/>
+          <w:color w:val="8B2020"/>
+          <w:sz w:val="18"/>
+        </w:rPr>
+        <w:t xml:space="preserve">Damage Immunities </w:t>
+      </w:r>
+      <w:r>
+        <w:rPr>
+          <w:rFonts w:ascii="Georgia" w:hAnsi="Georgia" w:cs="Georgia"/>
+          <w:b w:val="0"/>
+          <w:i w:val="0"/>
+          <w:color w:val="222222"/>
+          <w:sz w:val="18"/>
+        </w:rPr>
+        <w:t>Poison</w:t>
+      </w:r>
+    </w:p>
+    <w:p>
+      <w:pPr>
+        <w:pBdr>
+          <w:left w:val="single" w:sz="18" w:space="12" w:color="8B2020"/>
+        </w:pBdr>
+        <w:shd w:val="clear" w:color="auto" w:fill="FCF6F6"/>
+        <w:spacing w:before="0" w:after="0"/>
+        <w:ind w:left="340" w:right="340"/>
+      </w:pPr>
+      <w:r>
+        <w:rPr>
+          <w:rFonts w:ascii="Georgia" w:hAnsi="Georgia" w:cs="Georgia"/>
+          <w:b/>
+          <w:color w:val="8B2020"/>
+          <w:sz w:val="18"/>
+        </w:rPr>
+        <w:t xml:space="preserve">Condition Immunities </w:t>
+      </w:r>
+      <w:r>
+        <w:rPr>
+          <w:rFonts w:ascii="Georgia" w:hAnsi="Georgia" w:cs="Georgia"/>
+          <w:b w:val="0"/>
+          <w:i w:val="0"/>
+          <w:color w:val="222222"/>
+          <w:sz w:val="18"/>
+        </w:rPr>
+        <w:t>Charmed, Exhaustion, Poisoned</w:t>
+      </w:r>
+    </w:p>
+    <w:p>
+      <w:pPr>
+        <w:pBdr>
+          <w:left w:val="single" w:sz="18" w:space="12" w:color="8B2020"/>
+        </w:pBdr>
+        <w:shd w:val="clear" w:color="auto" w:fill="FCF6F6"/>
+        <w:spacing w:before="0" w:after="0"/>
+        <w:ind w:left="340" w:right="340"/>
+      </w:pPr>
+      <w:r>
+        <w:rPr>
+          <w:rFonts w:ascii="Georgia" w:hAnsi="Georgia" w:cs="Georgia"/>
+          <w:b/>
+          <w:color w:val="8B2020"/>
+          <w:sz w:val="18"/>
+        </w:rPr>
+        <w:t xml:space="preserve">Senses </w:t>
+      </w:r>
+      <w:r>
+        <w:rPr>
+          <w:rFonts w:ascii="Georgia" w:hAnsi="Georgia" w:cs="Georgia"/>
+          <w:b w:val="0"/>
+          <w:i w:val="0"/>
+          <w:color w:val="222222"/>
+          <w:sz w:val="18"/>
+        </w:rPr>
+        <w:t>Darkvision 60 ft., Passive Perception 11</w:t>
+      </w:r>
+    </w:p>
+    <w:p>
+      <w:pPr>
+        <w:pBdr>
+          <w:left w:val="single" w:sz="18" w:space="12" w:color="8B2020"/>
+        </w:pBdr>
+        <w:shd w:val="clear" w:color="auto" w:fill="FCF6F6"/>
+        <w:spacing w:before="0" w:after="0"/>
+        <w:ind w:left="340" w:right="340"/>
+      </w:pPr>
+      <w:r>
+        <w:rPr>
+          <w:rFonts w:ascii="Georgia" w:hAnsi="Georgia" w:cs="Georgia"/>
+          <w:b/>
+          <w:color w:val="8B2020"/>
+          <w:sz w:val="18"/>
+        </w:rPr>
+        <w:t xml:space="preserve">Languages </w:t>
+      </w:r>
+      <w:r>
+        <w:rPr>
+          <w:rFonts w:ascii="Georgia" w:hAnsi="Georgia" w:cs="Georgia"/>
+          <w:b w:val="0"/>
+          <w:i w:val="0"/>
+          <w:color w:val="222222"/>
+          <w:sz w:val="18"/>
+        </w:rPr>
+        <w:t>understands the languages you know</w:t>
+      </w:r>
+    </w:p>
+    <w:p>
+      <w:pPr>
+        <w:pBdr>
+          <w:left w:val="single" w:sz="18" w:space="12" w:color="8B2020"/>
+        </w:pBdr>
+        <w:shd w:val="clear" w:color="auto" w:fill="FCF6F6"/>
+        <w:spacing w:before="30" w:after="20"/>
+        <w:ind w:left="340" w:right="340"/>
+      </w:pPr>
+      <w:r>
+        <w:rPr>
+          <w:rFonts w:ascii="Georgia" w:hAnsi="Georgia" w:cs="Georgia"/>
+          <w:b/>
+          <w:i/>
+          <w:color w:val="222222"/>
+          <w:sz w:val="18"/>
+        </w:rPr>
+        <w:t xml:space="preserve">Duration. </w:t>
+      </w:r>
+      <w:r>
+        <w:rPr>
+          <w:rFonts w:ascii="Georgia" w:hAnsi="Georgia" w:cs="Georgia"/>
+          <w:b w:val="0"/>
+          <w:i w:val="0"/>
+          <w:color w:val="222222"/>
+          <w:sz w:val="18"/>
+        </w:rPr>
+        <w:t>None. The Sentinel remains until it drops to 0 Hit Points or until you dismiss it (no action required). As a Bonus Action, you can deploy or recall it.</w:t>
+      </w:r>
+    </w:p>
+    <w:p>
+      <w:pPr>
+        <w:pBdr>
+          <w:left w:val="single" w:sz="18" w:space="12" w:color="8B2020"/>
+        </w:pBdr>
+        <w:shd w:val="clear" w:color="auto" w:fill="FCF6F6"/>
+        <w:spacing w:before="30" w:after="20"/>
+        <w:ind w:left="340" w:right="340"/>
+      </w:pPr>
+      <w:r>
+        <w:rPr>
+          <w:rFonts w:ascii="Georgia" w:hAnsi="Georgia" w:cs="Georgia"/>
+          <w:b/>
+          <w:i/>
+          <w:color w:val="222222"/>
+          <w:sz w:val="18"/>
+        </w:rPr>
+        <w:t xml:space="preserve">Bound Construct. </w:t>
+      </w:r>
+      <w:r>
+        <w:rPr>
+          <w:rFonts w:ascii="Georgia" w:hAnsi="Georgia" w:cs="Georgia"/>
+          <w:b w:val="0"/>
+          <w:i w:val="0"/>
+          <w:color w:val="222222"/>
+          <w:sz w:val="18"/>
+        </w:rPr>
+        <w:t>Add your Proficiency Bonus to any ability check or saving throw the Sentinel makes.</w:t>
+      </w:r>
+    </w:p>
+    <w:p>
+      <w:pPr>
+        <w:pBdr>
+          <w:left w:val="single" w:sz="18" w:space="12" w:color="8B2020"/>
+        </w:pBdr>
+        <w:shd w:val="clear" w:color="auto" w:fill="FCF6F6"/>
+        <w:spacing w:before="30" w:after="20"/>
+        <w:ind w:left="340" w:right="340"/>
+      </w:pPr>
+      <w:r>
+        <w:rPr>
+          <w:rFonts w:ascii="Georgia" w:hAnsi="Georgia" w:cs="Georgia"/>
+          <w:b/>
+          <w:i/>
+          <w:color w:val="222222"/>
+          <w:sz w:val="18"/>
+        </w:rPr>
+        <w:t xml:space="preserve">Rebuilt Dynamo. </w:t>
+      </w:r>
+      <w:r>
+        <w:rPr>
+          <w:rFonts w:ascii="Georgia" w:hAnsi="Georgia" w:cs="Georgia"/>
+          <w:b w:val="0"/>
+          <w:i w:val="0"/>
+          <w:color w:val="222222"/>
+          <w:sz w:val="18"/>
+        </w:rPr>
+        <w:t>The Sentinel replaces your Eldritch Cannon feature: while you are attuned to it, you deploy the Sentinel instead of a cannon, never both at once. Deploying the Sentinel doesn't expend a spell slot, and the Sentinel has no maximum duration. When the Mending spell is cast on the Sentinel, it regains 2d6 Hit Points. If the Sentinel has dropped to 0 Hit Points, you can rebuild it by expending a level 1+ spell slot.</w:t>
+      </w:r>
+    </w:p>
+    <w:p>
+      <w:pPr>
+        <w:pBdr>
+          <w:left w:val="single" w:sz="18" w:space="12" w:color="8B2020"/>
+          <w:bottom w:val="single" w:sz="4" w:space="1" w:color="8B2020"/>
+        </w:pBdr>
+        <w:shd w:val="clear" w:color="auto" w:fill="FCF6F6"/>
+        <w:spacing w:before="20" w:after="20"/>
+        <w:ind w:left="340" w:right="340"/>
+      </w:pPr>
+    </w:p>
+    <w:p>
+      <w:pPr>
+        <w:keepNext/>
+        <w:pBdr>
+          <w:left w:val="single" w:sz="18" w:space="12" w:color="8B2020"/>
+        </w:pBdr>
+        <w:shd w:val="clear" w:color="auto" w:fill="FCF6F6"/>
+        <w:spacing w:before="30" w:after="20"/>
+        <w:ind w:left="340" w:right="340"/>
+      </w:pPr>
+      <w:r>
+        <w:rPr>
+          <w:rFonts w:ascii="Georgia" w:hAnsi="Georgia" w:cs="Georgia"/>
+          <w:b/>
+          <w:color w:val="8B2020"/>
+          <w:sz w:val="20"/>
+        </w:rPr>
+        <w:t>Actions</w:t>
+      </w:r>
+    </w:p>
+    <w:p>
+      <w:pPr>
+        <w:pBdr>
+          <w:left w:val="single" w:sz="18" w:space="12" w:color="8B2020"/>
+        </w:pBdr>
+        <w:shd w:val="clear" w:color="auto" w:fill="FCF6F6"/>
+        <w:spacing w:before="30" w:after="20"/>
+        <w:ind w:left="340" w:right="340"/>
+      </w:pPr>
+      <w:r>
+        <w:rPr>
+          <w:rFonts w:ascii="Georgia" w:hAnsi="Georgia" w:cs="Georgia"/>
+          <w:b/>
+          <w:i/>
+          <w:color w:val="222222"/>
+          <w:sz w:val="18"/>
+        </w:rPr>
+        <w:t xml:space="preserve">Activate. </w:t>
+      </w:r>
+      <w:r>
+        <w:rPr>
+          <w:rFonts w:ascii="Georgia" w:hAnsi="Georgia" w:cs="Georgia"/>
+          <w:b w:val="0"/>
+          <w:i w:val="0"/>
+          <w:color w:val="222222"/>
+          <w:sz w:val="18"/>
+        </w:rPr>
+        <w:t>As a Bonus Action, you can activate the Sentinel, and it then takes one of the following actions of your choice.</w:t>
+      </w:r>
+    </w:p>
+    <w:p>
+      <w:pPr>
+        <w:pBdr>
+          <w:left w:val="single" w:sz="18" w:space="12" w:color="8B2020"/>
+        </w:pBdr>
+        <w:shd w:val="clear" w:color="auto" w:fill="FCF6F6"/>
+        <w:spacing w:before="30" w:after="20"/>
+        <w:ind w:left="340" w:right="340"/>
+      </w:pPr>
+      <w:r>
+        <w:rPr>
+          <w:rFonts w:ascii="Georgia" w:hAnsi="Georgia" w:cs="Georgia"/>
+          <w:b/>
+          <w:i/>
+          <w:color w:val="222222"/>
+          <w:sz w:val="18"/>
+        </w:rPr>
+        <w:t xml:space="preserve">Force Blast. </w:t>
+      </w:r>
+      <w:r>
+        <w:rPr>
+          <w:rFonts w:ascii="Georgia" w:hAnsi="Georgia" w:cs="Georgia"/>
+          <w:b w:val="0"/>
+          <w:i w:val="0"/>
+          <w:color w:val="222222"/>
+          <w:sz w:val="18"/>
+        </w:rPr>
+        <w:t>Ranged Attack Roll: Bonus equals your spell attack modifier, range 120 ft. Hit: 2d8 + your Intelligence modifier Force damage.</w:t>
+      </w:r>
+    </w:p>
+    <w:p>
+      <w:pPr>
+        <w:pBdr>
+          <w:left w:val="single" w:sz="18" w:space="12" w:color="8B2020"/>
+        </w:pBdr>
+        <w:shd w:val="clear" w:color="auto" w:fill="FCF6F6"/>
+        <w:spacing w:before="30" w:after="20"/>
+        <w:ind w:left="340" w:right="340"/>
+      </w:pPr>
+      <w:r>
+        <w:rPr>
+          <w:rFonts w:ascii="Georgia" w:hAnsi="Georgia" w:cs="Georgia"/>
+          <w:b/>
+          <w:i/>
+          <w:color w:val="222222"/>
+          <w:sz w:val="18"/>
+        </w:rPr>
+        <w:t xml:space="preserve">Electric Pulse. </w:t>
+      </w:r>
+      <w:r>
+        <w:rPr>
+          <w:rFonts w:ascii="Georgia" w:hAnsi="Georgia" w:cs="Georgia"/>
+          <w:b w:val="0"/>
+          <w:i w:val="0"/>
+          <w:color w:val="222222"/>
+          <w:sz w:val="18"/>
+        </w:rPr>
+        <w:t>Dexterity Saving Throw: DC equals your spell save DC, each creature of your choice within 15 feet of the Sentinel. Failure: 2d8 + your Intelligence modifier Lightning damage, and the target can't take Reactions until the start of your next turn. Success: Half damage.</w:t>
+      </w:r>
+    </w:p>
+    <w:p>
+      <w:pPr>
+        <w:pBdr>
+          <w:left w:val="single" w:sz="18" w:space="12" w:color="8B2020"/>
+          <w:bottom w:val="single" w:sz="4" w:space="1" w:color="8B2020"/>
+        </w:pBdr>
+        <w:shd w:val="clear" w:color="auto" w:fill="FCF6F6"/>
+        <w:spacing w:before="20" w:after="20"/>
+        <w:ind w:left="340" w:right="340"/>
+      </w:pPr>
+    </w:p>
+    <w:p>
+      <w:pPr>
+        <w:keepNext/>
+        <w:pBdr>
+          <w:left w:val="single" w:sz="18" w:space="12" w:color="8B2020"/>
+        </w:pBdr>
+        <w:shd w:val="clear" w:color="auto" w:fill="FCF6F6"/>
+        <w:spacing w:before="30" w:after="20"/>
+        <w:ind w:left="340" w:right="340"/>
+      </w:pPr>
+      <w:r>
+        <w:rPr>
+          <w:rFonts w:ascii="Georgia" w:hAnsi="Georgia" w:cs="Georgia"/>
+          <w:b/>
+          <w:color w:val="8B2020"/>
+          <w:sz w:val="20"/>
+        </w:rPr>
+        <w:t>Reactions</w:t>
+      </w:r>
+    </w:p>
+    <w:p>
+      <w:pPr>
+        <w:pBdr>
+          <w:left w:val="single" w:sz="18" w:space="12" w:color="8B2020"/>
+        </w:pBdr>
+        <w:shd w:val="clear" w:color="auto" w:fill="FCF6F6"/>
+        <w:spacing w:before="30" w:after="20"/>
+        <w:ind w:left="340" w:right="340"/>
+      </w:pPr>
+      <w:r>
+        <w:rPr>
+          <w:rFonts w:ascii="Georgia" w:hAnsi="Georgia" w:cs="Georgia"/>
+          <w:b/>
+          <w:i/>
+          <w:color w:val="222222"/>
+          <w:sz w:val="18"/>
+        </w:rPr>
+        <w:t xml:space="preserve">Guardian Protocol (1/round). </w:t>
+      </w:r>
+      <w:r>
+        <w:rPr>
+          <w:rFonts w:ascii="Georgia" w:hAnsi="Georgia" w:cs="Georgia"/>
+          <w:b w:val="0"/>
+          <w:i w:val="0"/>
+          <w:color w:val="222222"/>
+          <w:sz w:val="18"/>
+        </w:rPr>
+        <w:t>Trigger: An ally within 15 feet of the Sentinel takes damage. Response: The ally gains 1d8 + your Intelligence modifier Temporary Hit Points.</w:t>
+      </w:r>
+    </w:p>
+    <w:p>
+      <w:pPr>
+        <w:spacing w:after="0"/>
+      </w:pPr>
+    </w:p>
+    <w:p>
+      <w:pPr>
+        <w:spacing w:after="80"/>
+      </w:pPr>
+      <w:r>
+        <w:rPr>
+          <w:rFonts w:ascii="Georgia" w:hAnsi="Georgia" w:cs="Georgia"/>
+          <w:b/>
+          <w:i w:val="0"/>
+          <w:color w:val="222222"/>
+          <w:sz w:val="21"/>
+        </w:rPr>
+        <w:t>Why this is an upgrade.</w:t>
+      </w:r>
+      <w:r>
+        <w:rPr>
+          <w:rFonts w:ascii="Georgia" w:hAnsi="Georgia" w:cs="Georgia"/>
+          <w:b w:val="0"/>
+          <w:i w:val="0"/>
+          <w:color w:val="222222"/>
+          <w:sz w:val="21"/>
+        </w:rPr>
+        <w:t xml:space="preserve"> The old cannon made Lilly choose a mode; the Sentinel walks on its own 30 feet, then blasts or pulses on her Bonus Action (her pick every time), and shields her friends as a Reaction in the same round. Her old kit lives on inside it: the Force Ballista became the Force Blast, the Storm mode became the Electric Pulse, and the Protector stands watch as Guardian Protocol. The Flamethrower was traded for lightning, Gearhaven's own element. Forged by the masters of Glimmerstone.</w:t>
+      </w:r>
+    </w:p>
+    <w:p>
+      <w:pPr>
+        <w:keepNext/>
+        <w:pBdr>
+          <w:top w:val="double" w:sz="12" w:space="4" w:color="1F7A78"/>
+          <w:left w:val="double" w:sz="12" w:space="10" w:color="1F7A78"/>
+          <w:right w:val="double" w:sz="12" w:space="10" w:color="1F7A78"/>
+        </w:pBdr>
+        <w:shd w:val="clear" w:color="auto" w:fill="EAF4F3"/>
+        <w:spacing w:before="280" w:after="60"/>
+        <w:ind w:left="400" w:right="400"/>
+        <w:jc w:val="center"/>
+      </w:pPr>
+      <w:r>
+        <w:rPr>
+          <w:rFonts w:ascii="Georgia" w:hAnsi="Georgia" w:cs="Georgia"/>
+          <w:b/>
+          <w:color w:val="1F7A78"/>
+          <w:sz w:val="27"/>
+        </w:rPr>
+        <w:t>✦  At Level 7, the Sentinel Has  ✦</w:t>
+      </w:r>
+    </w:p>
+    <w:p>
+      <w:pPr>
+        <w:keepNext/>
+        <w:keepLines/>
+        <w:pBdr>
+          <w:left w:val="double" w:sz="12" w:space="10" w:color="1F7A78"/>
+          <w:right w:val="double" w:sz="12" w:space="10" w:color="1F7A78"/>
+        </w:pBdr>
+        <w:shd w:val="clear" w:color="auto" w:fill="EAF4F3"/>
+        <w:spacing w:before="0" w:after="0"/>
+        <w:ind w:left="400" w:right="400"/>
+      </w:pPr>
+      <w:r>
+        <w:rPr>
+          <w:rFonts w:ascii="Georgia" w:hAnsi="Georgia" w:cs="Georgia"/>
+          <w:b/>
+          <w:i w:val="0"/>
+          <w:color w:val="222222"/>
+          <w:sz w:val="21"/>
+        </w:rPr>
+        <w:t>Live now:</w:t>
+      </w:r>
+      <w:r>
+        <w:rPr>
+          <w:rFonts w:ascii="Georgia" w:hAnsi="Georgia" w:cs="Georgia"/>
+          <w:b w:val="0"/>
+          <w:i w:val="0"/>
+          <w:color w:val="222222"/>
+          <w:sz w:val="21"/>
+        </w:rPr>
+        <w:t xml:space="preserve"> the whole statblock. 40 Hit Points behind AC 18, its own 30 feet of Speed, Force Blast or Electric Pulse on her Bonus Action (her pick every round), Guardian Protocol once per round, and a free attunement slot besides, since the Dynamo lives on inside the frame.</w:t>
+      </w:r>
+    </w:p>
+    <w:p>
+      <w:pPr>
+        <w:keepLines/>
+        <w:pBdr>
+          <w:bottom w:val="double" w:sz="12" w:space="4" w:color="1F7A78"/>
+          <w:left w:val="double" w:sz="12" w:space="10" w:color="1F7A78"/>
+          <w:right w:val="double" w:sz="12" w:space="10" w:color="1F7A78"/>
+        </w:pBdr>
+        <w:shd w:val="clear" w:color="auto" w:fill="EAF4F3"/>
+        <w:spacing w:before="0" w:after="280"/>
+        <w:ind w:left="400" w:right="400"/>
+      </w:pPr>
+      <w:r>
+        <w:rPr>
+          <w:rFonts w:ascii="Georgia" w:hAnsi="Georgia" w:cs="Georgia"/>
+          <w:b/>
+          <w:i w:val="0"/>
+          <w:color w:val="222222"/>
+          <w:sz w:val="21"/>
+        </w:rPr>
+        <w:t>Not yet:</w:t>
+      </w:r>
+      <w:r>
+        <w:rPr>
+          <w:rFonts w:ascii="Georgia" w:hAnsi="Georgia" w:cs="Georgia"/>
+          <w:b w:val="0"/>
+          <w:i w:val="0"/>
+          <w:color w:val="222222"/>
+          <w:sz w:val="21"/>
+        </w:rPr>
+        <w:t xml:space="preserve"> its Hit Points keep pace with her, 5 + five times her Artificer level, so the guardian grows sturdier every time Lilly does.</w:t>
+      </w:r>
+    </w:p>
+    <w:p>
+      <w:pPr>
+        <w:keepNext/>
+        <w:spacing w:before="400" w:after="120"/>
+        <w:pBdr>
+          <w:bottom w:val="single" w:sz="6" w:space="4" w:color="B8860B"/>
+        </w:pBdr>
+      </w:pPr>
+      <w:r>
+        <w:rPr>
+          <w:rFonts w:ascii="Georgia" w:hAnsi="Georgia" w:cs="Georgia"/>
+          <w:b/>
+          <w:color w:val="B8860B"/>
+          <w:sz w:val="32"/>
+        </w:rPr>
+        <w:t>Marks &amp; Mysteries</w:t>
+      </w:r>
+    </w:p>
+    <w:p>
+      <w:pPr>
+        <w:spacing w:after="80"/>
+      </w:pPr>
+      <w:r>
+        <w:rPr>
+          <w:rFonts w:ascii="Georgia" w:hAnsi="Georgia" w:cs="Georgia"/>
+          <w:b/>
+          <w:i w:val="0"/>
+          <w:color w:val="222222"/>
+          <w:sz w:val="21"/>
+        </w:rPr>
+        <w:t>Ursa's Mark of Handling.</w:t>
+      </w:r>
+      <w:r>
+        <w:rPr>
+          <w:rFonts w:ascii="Georgia" w:hAnsi="Georgia" w:cs="Georgia"/>
+          <w:b w:val="0"/>
+          <w:i w:val="0"/>
+          <w:color w:val="222222"/>
+          <w:sz w:val="21"/>
+        </w:rPr>
+        <w:t xml:space="preserve"> A dragonmark that woke when he was six: it prickles near frightened animals, grants Speak with Animals and Animal Friendship, and has become the channel through which sleeping and possessed things speak to him (Pikachu, the Grand Custodian). It has never once stirred for a machine.</w:t>
+      </w:r>
+    </w:p>
+    <w:p>
+      <w:pPr>
+        <w:spacing w:after="0" w:before="0"/>
+      </w:pPr>
+      <w:r>
+        <w:drawing>
+          <wp:anchor xmlns:a="http://schemas.openxmlformats.org/drawingml/2006/main" behindDoc="0" distT="91440" distB="100584" distL="201600" distR="201600" simplePos="0" locked="0" layoutInCell="1" allowOverlap="0" relativeHeight="2">
+            <wp:simplePos x="0" y="0"/>
+            <wp:positionH relativeFrom="column">
+              <wp:align>right</wp:align>
+            </wp:positionH>
+            <wp:positionV relativeFrom="paragraph">
+              <wp:posOffset>0</wp:posOffset>
+            </wp:positionV>
+            <wp:extent cx="2743200" cy="2743200"/>
+            <wp:effectExtent l="0" t="0" r="0" b="0"/>
+            <wp:wrapSquare wrapText="bothSides"/>
+            <wp:docPr id="16" name="Picture 16"/>
+            <wp:cNvGraphicFramePr/>
+            <a:graphic xmlns:pic="http://schemas.openxmlformats.org/drawingml/2006/picture">
+              <a:graphicData uri="http://schemas.openxmlformats.org/drawingml/2006/picture">
+                <pic:pic>
+                  <pic:nvPicPr>
+                    <pic:cNvPr id="0" name="image.jpg"/>
+                    <pic:cNvPicPr/>
+                  </pic:nvPicPr>
+                  <pic:blipFill>
+                    <a:blip r:embed="rId25"/>
+                    <a:stretch>
+                      <a:fillRect/>
+                    </a:stretch>
+                  </pic:blipFill>
+                  <pic:spPr>
+                    <a:xfrm>
+                      <a:off x="0" y="0"/>
                       <a:ext cx="2743200" cy="2743200"/>
                     </a:xfrm>
                     <a:prstGeom prst="rect"/>
@@ -7532,7 +7578,7 @@
         <w:drawing>
           <wp:inline xmlns:a="http://schemas.openxmlformats.org/drawingml/2006/main" xmlns:pic="http://schemas.openxmlformats.org/drawingml/2006/picture">
             <wp:extent cx="5943600" cy="3958530"/>
-            <wp:docPr id="16" name="Picture 16"/>
+            <wp:docPr id="17" name="Picture 17"/>
             <wp:cNvGraphicFramePr>
               <a:graphicFrameLocks noChangeAspect="1"/>
             </wp:cNvGraphicFramePr>
@@ -7544,7 +7590,7 @@
                     <pic:cNvPicPr/>
                   </pic:nvPicPr>
                   <pic:blipFill>
-                    <a:blip r:embed="rId24"/>
+                    <a:blip r:embed="rId26"/>
                     <a:stretch>
                       <a:fillRect/>
                     </a:stretch>

--- a/compendium/custom_compendium.docx
+++ b/compendium/custom_compendium.docx
@@ -1118,95 +1118,6 @@
     <w:p>
       <w:pPr>
         <w:keepNext/>
-        <w:pBdr>
-          <w:top w:val="double" w:sz="12" w:space="4" w:color="1F7A78"/>
-          <w:left w:val="double" w:sz="12" w:space="10" w:color="1F7A78"/>
-          <w:right w:val="double" w:sz="12" w:space="10" w:color="1F7A78"/>
-        </w:pBdr>
-        <w:shd w:val="clear" w:color="auto" w:fill="EAF4F3"/>
-        <w:spacing w:before="280" w:after="60"/>
-        <w:ind w:left="400" w:right="400"/>
-        <w:jc w:val="center"/>
-      </w:pPr>
-      <w:r>
-        <w:rPr>
-          <w:rFonts w:ascii="Georgia" w:hAnsi="Georgia" w:cs="Georgia"/>
-          <w:b/>
-          <w:color w:val="1F7A78"/>
-          <w:sz w:val="27"/>
-        </w:rPr>
-        <w:t>✦  At Level 7, Beast Breathing Has  ✦</w:t>
-      </w:r>
-    </w:p>
-    <w:p>
-      <w:pPr>
-        <w:keepNext/>
-        <w:keepLines/>
-        <w:pBdr>
-          <w:left w:val="double" w:sz="12" w:space="10" w:color="1F7A78"/>
-          <w:right w:val="double" w:sz="12" w:space="10" w:color="1F7A78"/>
-        </w:pBdr>
-        <w:shd w:val="clear" w:color="auto" w:fill="EAF4F3"/>
-        <w:spacing w:before="0" w:after="0"/>
-        <w:ind w:left="400" w:right="400"/>
-      </w:pPr>
-      <w:r>
-        <w:rPr>
-          <w:rFonts w:ascii="Georgia" w:hAnsi="Georgia" w:cs="Georgia"/>
-          <w:b/>
-          <w:i w:val="0"/>
-          <w:color w:val="222222"/>
-          <w:sz w:val="21"/>
-        </w:rPr>
-        <w:t>Live now:</w:t>
-      </w:r>
-      <w:r>
-        <w:rPr>
-          <w:rFonts w:ascii="Georgia" w:hAnsi="Georgia" w:cs="Georgia"/>
-          <w:b w:val="0"/>
-          <w:i w:val="0"/>
-          <w:color w:val="222222"/>
-          <w:sz w:val="21"/>
-        </w:rPr>
-        <w:t xml:space="preserve"> the full Level 3 stance (the katana as a Monk weapon, Beast Sense, Igniting the Breath for +2 Force on every hit, and Beast's Vigor) plus First Form: Devour (3d8 + Dex, with 15 feet of free movement).</w:t>
-      </w:r>
-    </w:p>
-    <w:p>
-      <w:pPr>
-        <w:keepLines/>
-        <w:pBdr>
-          <w:bottom w:val="double" w:sz="12" w:space="4" w:color="1F7A78"/>
-          <w:left w:val="double" w:sz="12" w:space="10" w:color="1F7A78"/>
-          <w:right w:val="double" w:sz="12" w:space="10" w:color="1F7A78"/>
-        </w:pBdr>
-        <w:shd w:val="clear" w:color="auto" w:fill="EAF4F3"/>
-        <w:spacing w:before="0" w:after="280"/>
-        <w:ind w:left="400" w:right="400"/>
-      </w:pPr>
-      <w:r>
-        <w:rPr>
-          <w:rFonts w:ascii="Georgia" w:hAnsi="Georgia" w:cs="Georgia"/>
-          <w:b/>
-          <w:i w:val="0"/>
-          <w:color w:val="222222"/>
-          <w:sz w:val="21"/>
-        </w:rPr>
-        <w:t>Not yet:</w:t>
-      </w:r>
-      <w:r>
-        <w:rPr>
-          <w:rFonts w:ascii="Georgia" w:hAnsi="Georgia" w:cs="Georgia"/>
-          <w:b w:val="0"/>
-          <w:i w:val="0"/>
-          <w:color w:val="222222"/>
-          <w:sz w:val="21"/>
-        </w:rPr>
-        <w:t xml:space="preserve"> Advanced Beast Breathing and Sharpened Fang arrive at Level 11, and Third Form: Apex Predator at Level 17. They wait further down the road.</w:t>
-      </w:r>
-    </w:p>
-    <w:p>
-      <w:pPr>
-        <w:keepNext/>
         <w:spacing w:before="220" w:after="60"/>
       </w:pPr>
       <w:r>
@@ -1703,95 +1614,6 @@
     <w:p>
       <w:pPr>
         <w:keepNext/>
-        <w:pBdr>
-          <w:top w:val="double" w:sz="12" w:space="4" w:color="1F7A78"/>
-          <w:left w:val="double" w:sz="12" w:space="10" w:color="1F7A78"/>
-          <w:right w:val="double" w:sz="12" w:space="10" w:color="1F7A78"/>
-        </w:pBdr>
-        <w:shd w:val="clear" w:color="auto" w:fill="EAF4F3"/>
-        <w:spacing w:before="280" w:after="60"/>
-        <w:ind w:left="400" w:right="400"/>
-        <w:jc w:val="center"/>
-      </w:pPr>
-      <w:r>
-        <w:rPr>
-          <w:rFonts w:ascii="Georgia" w:hAnsi="Georgia" w:cs="Georgia"/>
-          <w:b/>
-          <w:color w:val="1F7A78"/>
-          <w:sz w:val="27"/>
-        </w:rPr>
-        <w:t>✦  At Level 7, Water Breathing Has  ✦</w:t>
-      </w:r>
-    </w:p>
-    <w:p>
-      <w:pPr>
-        <w:keepNext/>
-        <w:keepLines/>
-        <w:pBdr>
-          <w:left w:val="double" w:sz="12" w:space="10" w:color="1F7A78"/>
-          <w:right w:val="double" w:sz="12" w:space="10" w:color="1F7A78"/>
-        </w:pBdr>
-        <w:shd w:val="clear" w:color="auto" w:fill="EAF4F3"/>
-        <w:spacing w:before="0" w:after="0"/>
-        <w:ind w:left="400" w:right="400"/>
-      </w:pPr>
-      <w:r>
-        <w:rPr>
-          <w:rFonts w:ascii="Georgia" w:hAnsi="Georgia" w:cs="Georgia"/>
-          <w:b/>
-          <w:i w:val="0"/>
-          <w:color w:val="222222"/>
-          <w:sz w:val="21"/>
-        </w:rPr>
-        <w:t>Live now:</w:t>
-      </w:r>
-      <w:r>
-        <w:rPr>
-          <w:rFonts w:ascii="Georgia" w:hAnsi="Georgia" w:cs="Georgia"/>
-          <w:b w:val="0"/>
-          <w:i w:val="0"/>
-          <w:color w:val="222222"/>
-          <w:sz w:val="21"/>
-        </w:rPr>
-        <w:t xml:space="preserve"> the full Level 3 stance (the katana as a Monk weapon, Igniting the Breath for +2 Cold on every hit, and Flowing Guard) plus First Form: Flowing Strike (3d8 + Dex with a tripping save, DC 13) and Healing Spring, First Water (2d8 + Wis, once per Short Rest).</w:t>
-      </w:r>
-    </w:p>
-    <w:p>
-      <w:pPr>
-        <w:keepLines/>
-        <w:pBdr>
-          <w:bottom w:val="double" w:sz="12" w:space="4" w:color="1F7A78"/>
-          <w:left w:val="double" w:sz="12" w:space="10" w:color="1F7A78"/>
-          <w:right w:val="double" w:sz="12" w:space="10" w:color="1F7A78"/>
-        </w:pBdr>
-        <w:shd w:val="clear" w:color="auto" w:fill="EAF4F3"/>
-        <w:spacing w:before="0" w:after="280"/>
-        <w:ind w:left="400" w:right="400"/>
-      </w:pPr>
-      <w:r>
-        <w:rPr>
-          <w:rFonts w:ascii="Georgia" w:hAnsi="Georgia" w:cs="Georgia"/>
-          <w:b/>
-          <w:i w:val="0"/>
-          <w:color w:val="222222"/>
-          <w:sz w:val="21"/>
-        </w:rPr>
-        <w:t>Not yet:</w:t>
-      </w:r>
-      <w:r>
-        <w:rPr>
-          <w:rFonts w:ascii="Georgia" w:hAnsi="Georgia" w:cs="Georgia"/>
-          <w:b w:val="0"/>
-          <w:i w:val="0"/>
-          <w:color w:val="222222"/>
-          <w:sz w:val="21"/>
-        </w:rPr>
-        <w:t xml:space="preserve"> the full Healing Spring (4d8 + Wis), Advanced Water Breathing, and Sharpened Flow arrive at Level 11; Third Form: Tidal Crash at Level 17.</w:t>
-      </w:r>
-    </w:p>
-    <w:p>
-      <w:pPr>
-        <w:keepNext/>
         <w:spacing w:before="220" w:after="60"/>
       </w:pPr>
       <w:r>
@@ -2293,95 +2115,6 @@
           <w:sz w:val="18"/>
         </w:rPr>
         <w:t xml:space="preserve"> You vanish into the gloom and strike from everywhere at once. As a Bonus Action, you can expend 3 Focus Points to fill a 20-foot Cube centered on yourself with magical Darkness, which you can see through. For each of up to three different creatures in the Cube, you can teleport to an unoccupied space you can see within 5 feet of that creature and make one attack with your Monk weapon against it, and you have Advantage on each attack roll. On a hit, the target takes Necrotic damage equal to 5d10 plus your Dexterity modifier instead of the weapon's normal damage. Bonuses to the weapon's damage rolls (such as the Nichirin katana's +2 bonus and the extra damage from your ignited breath) apply as normal. Each creature hit has the Blinded condition until the end of your next turn, and creatures other than you can't see you until the Darkness ends.</w:t>
-      </w:r>
-    </w:p>
-    <w:p>
-      <w:pPr>
-        <w:keepNext/>
-        <w:pBdr>
-          <w:top w:val="double" w:sz="12" w:space="4" w:color="1F7A78"/>
-          <w:left w:val="double" w:sz="12" w:space="10" w:color="1F7A78"/>
-          <w:right w:val="double" w:sz="12" w:space="10" w:color="1F7A78"/>
-        </w:pBdr>
-        <w:shd w:val="clear" w:color="auto" w:fill="EAF4F3"/>
-        <w:spacing w:before="280" w:after="60"/>
-        <w:ind w:left="400" w:right="400"/>
-        <w:jc w:val="center"/>
-      </w:pPr>
-      <w:r>
-        <w:rPr>
-          <w:rFonts w:ascii="Georgia" w:hAnsi="Georgia" w:cs="Georgia"/>
-          <w:b/>
-          <w:color w:val="1F7A78"/>
-          <w:sz w:val="27"/>
-        </w:rPr>
-        <w:t>✦  At Level 7, Shadow Breathing Has  ✦</w:t>
-      </w:r>
-    </w:p>
-    <w:p>
-      <w:pPr>
-        <w:keepNext/>
-        <w:keepLines/>
-        <w:pBdr>
-          <w:left w:val="double" w:sz="12" w:space="10" w:color="1F7A78"/>
-          <w:right w:val="double" w:sz="12" w:space="10" w:color="1F7A78"/>
-        </w:pBdr>
-        <w:shd w:val="clear" w:color="auto" w:fill="EAF4F3"/>
-        <w:spacing w:before="0" w:after="0"/>
-        <w:ind w:left="400" w:right="400"/>
-      </w:pPr>
-      <w:r>
-        <w:rPr>
-          <w:rFonts w:ascii="Georgia" w:hAnsi="Georgia" w:cs="Georgia"/>
-          <w:b/>
-          <w:i w:val="0"/>
-          <w:color w:val="222222"/>
-          <w:sz w:val="21"/>
-        </w:rPr>
-        <w:t>Live now:</w:t>
-      </w:r>
-      <w:r>
-        <w:rPr>
-          <w:rFonts w:ascii="Georgia" w:hAnsi="Georgia" w:cs="Georgia"/>
-          <w:b w:val="0"/>
-          <w:i w:val="0"/>
-          <w:color w:val="222222"/>
-          <w:sz w:val="21"/>
-        </w:rPr>
-        <w:t xml:space="preserve"> the full Level 3 stance (the katana as a Monk weapon, Eyes of the Idol, Igniting the Breath for +2 Necrotic on every hit, and One With the Gloom) plus First Form: Umbral Slash (3d8 + Dex from inside a pocket of Darkness only Stabby sees through).</w:t>
-      </w:r>
-    </w:p>
-    <w:p>
-      <w:pPr>
-        <w:keepLines/>
-        <w:pBdr>
-          <w:bottom w:val="double" w:sz="12" w:space="4" w:color="1F7A78"/>
-          <w:left w:val="double" w:sz="12" w:space="10" w:color="1F7A78"/>
-          <w:right w:val="double" w:sz="12" w:space="10" w:color="1F7A78"/>
-        </w:pBdr>
-        <w:shd w:val="clear" w:color="auto" w:fill="EAF4F3"/>
-        <w:spacing w:before="0" w:after="280"/>
-        <w:ind w:left="400" w:right="400"/>
-      </w:pPr>
-      <w:r>
-        <w:rPr>
-          <w:rFonts w:ascii="Georgia" w:hAnsi="Georgia" w:cs="Georgia"/>
-          <w:b/>
-          <w:i w:val="0"/>
-          <w:color w:val="222222"/>
-          <w:sz w:val="21"/>
-        </w:rPr>
-        <w:t>Not yet:</w:t>
-      </w:r>
-      <w:r>
-        <w:rPr>
-          <w:rFonts w:ascii="Georgia" w:hAnsi="Georgia" w:cs="Georgia"/>
-          <w:b w:val="0"/>
-          <w:i w:val="0"/>
-          <w:color w:val="222222"/>
-          <w:sz w:val="21"/>
-        </w:rPr>
-        <w:t xml:space="preserve"> Advanced Shadow Breathing and Sharpened Gloom arrive at Level 11, and Third Form: Eclipse at Level 17. The deeper dark is still ahead.</w:t>
       </w:r>
     </w:p>
     <w:p>
@@ -4346,95 +4079,6 @@
     <w:p>
       <w:pPr>
         <w:keepNext/>
-        <w:pBdr>
-          <w:top w:val="double" w:sz="12" w:space="4" w:color="1F7A78"/>
-          <w:left w:val="double" w:sz="12" w:space="10" w:color="1F7A78"/>
-          <w:right w:val="double" w:sz="12" w:space="10" w:color="1F7A78"/>
-        </w:pBdr>
-        <w:shd w:val="clear" w:color="auto" w:fill="EAF4F3"/>
-        <w:spacing w:before="280" w:after="60"/>
-        <w:ind w:left="400" w:right="400"/>
-        <w:jc w:val="center"/>
-      </w:pPr>
-      <w:r>
-        <w:rPr>
-          <w:rFonts w:ascii="Georgia" w:hAnsi="Georgia" w:cs="Georgia"/>
-          <w:b/>
-          <w:color w:val="1F7A78"/>
-          <w:sz w:val="27"/>
-        </w:rPr>
-        <w:t>✦  At Level 7, Beast Handler Has  ✦</w:t>
-      </w:r>
-    </w:p>
-    <w:p>
-      <w:pPr>
-        <w:keepNext/>
-        <w:keepLines/>
-        <w:pBdr>
-          <w:left w:val="double" w:sz="12" w:space="10" w:color="1F7A78"/>
-          <w:right w:val="double" w:sz="12" w:space="10" w:color="1F7A78"/>
-        </w:pBdr>
-        <w:shd w:val="clear" w:color="auto" w:fill="EAF4F3"/>
-        <w:spacing w:before="0" w:after="0"/>
-        <w:ind w:left="400" w:right="400"/>
-      </w:pPr>
-      <w:r>
-        <w:rPr>
-          <w:rFonts w:ascii="Georgia" w:hAnsi="Georgia" w:cs="Georgia"/>
-          <w:b/>
-          <w:i w:val="0"/>
-          <w:color w:val="222222"/>
-          <w:sz w:val="21"/>
-        </w:rPr>
-        <w:t>Live now:</w:t>
-      </w:r>
-      <w:r>
-        <w:rPr>
-          <w:rFonts w:ascii="Georgia" w:hAnsi="Georgia" w:cs="Georgia"/>
-          <w:b w:val="0"/>
-          <w:i w:val="0"/>
-          <w:color w:val="222222"/>
-          <w:sz w:val="21"/>
-        </w:rPr>
-        <w:t xml:space="preserve"> any of his three partners summoned at level 4 for free (2 Rend attacks, AC 15, and 50 Hit Points, or 40 for Noctowl), each with its own trait and signature move, Wild Speech with any beast he summons, and the Wildheart Token (once per dawn, a partner drops to 1 Hit Point instead of 0).</w:t>
-      </w:r>
-    </w:p>
-    <w:p>
-      <w:pPr>
-        <w:keepLines/>
-        <w:pBdr>
-          <w:bottom w:val="double" w:sz="12" w:space="4" w:color="1F7A78"/>
-          <w:left w:val="double" w:sz="12" w:space="10" w:color="1F7A78"/>
-          <w:right w:val="double" w:sz="12" w:space="10" w:color="1F7A78"/>
-        </w:pBdr>
-        <w:shd w:val="clear" w:color="auto" w:fill="EAF4F3"/>
-        <w:spacing w:before="0" w:after="280"/>
-        <w:ind w:left="400" w:right="400"/>
-      </w:pPr>
-      <w:r>
-        <w:rPr>
-          <w:rFonts w:ascii="Georgia" w:hAnsi="Georgia" w:cs="Georgia"/>
-          <w:b/>
-          <w:i w:val="0"/>
-          <w:color w:val="222222"/>
-          <w:sz w:val="21"/>
-        </w:rPr>
-        <w:t>Not yet:</w:t>
-      </w:r>
-      <w:r>
-        <w:rPr>
-          <w:rFonts w:ascii="Georgia" w:hAnsi="Georgia" w:cs="Georgia"/>
-          <w:b w:val="0"/>
-          <w:i w:val="0"/>
-          <w:color w:val="222222"/>
-          <w:sz w:val="21"/>
-        </w:rPr>
-        <w:t xml:space="preserve"> the partners grow as his highest spell slot grows, no new feat required. At Druid level 11 the spell rises to level 6 and each partner makes 3 Rend attacks.</w:t>
-      </w:r>
-    </w:p>
-    <w:p>
-      <w:pPr>
-        <w:keepNext/>
         <w:spacing w:before="220" w:after="60"/>
       </w:pPr>
       <w:r>
@@ -4826,95 +4470,6 @@
     <w:p>
       <w:pPr>
         <w:keepNext/>
-        <w:pBdr>
-          <w:top w:val="double" w:sz="12" w:space="4" w:color="1F7A78"/>
-          <w:left w:val="double" w:sz="12" w:space="10" w:color="1F7A78"/>
-          <w:right w:val="double" w:sz="12" w:space="10" w:color="1F7A78"/>
-        </w:pBdr>
-        <w:shd w:val="clear" w:color="auto" w:fill="EAF4F3"/>
-        <w:spacing w:before="280" w:after="60"/>
-        <w:ind w:left="400" w:right="400"/>
-        <w:jc w:val="center"/>
-      </w:pPr>
-      <w:r>
-        <w:rPr>
-          <w:rFonts w:ascii="Georgia" w:hAnsi="Georgia" w:cs="Georgia"/>
-          <w:b/>
-          <w:color w:val="1F7A78"/>
-          <w:sz w:val="27"/>
-        </w:rPr>
-        <w:t>✦  At Level 7, Starlit Channeler Has  ✦</w:t>
-      </w:r>
-    </w:p>
-    <w:p>
-      <w:pPr>
-        <w:keepNext/>
-        <w:keepLines/>
-        <w:pBdr>
-          <w:left w:val="double" w:sz="12" w:space="10" w:color="1F7A78"/>
-          <w:right w:val="double" w:sz="12" w:space="10" w:color="1F7A78"/>
-        </w:pBdr>
-        <w:shd w:val="clear" w:color="auto" w:fill="EAF4F3"/>
-        <w:spacing w:before="0" w:after="0"/>
-        <w:ind w:left="400" w:right="400"/>
-      </w:pPr>
-      <w:r>
-        <w:rPr>
-          <w:rFonts w:ascii="Georgia" w:hAnsi="Georgia" w:cs="Georgia"/>
-          <w:b/>
-          <w:i w:val="0"/>
-          <w:color w:val="222222"/>
-          <w:sz w:val="21"/>
-        </w:rPr>
-        <w:t>Live now:</w:t>
-      </w:r>
-      <w:r>
-        <w:rPr>
-          <w:rFonts w:ascii="Georgia" w:hAnsi="Georgia" w:cs="Georgia"/>
-          <w:b w:val="0"/>
-          <w:i w:val="0"/>
-          <w:color w:val="222222"/>
-          <w:sz w:val="21"/>
-        </w:rPr>
-        <w:t xml:space="preserve"> the Warden's Mantle in every constellation (Starlight kindled to 20 feet with a +1 bonus to attack rolls and saving throws for every ally inside, the kindled staff dealing Radiant damage with an extra 1d6 Radiant damage on a hit, and Warden's Intercession, a Reaction that reduces the damage an ally in the glow takes by 1d8 plus his Wisdom modifier), one Constellation Gift for whichever form he wears (Archer, Chalice, or Dragon), and the Staff at 6 charges.</w:t>
-      </w:r>
-    </w:p>
-    <w:p>
-      <w:pPr>
-        <w:keepLines/>
-        <w:pBdr>
-          <w:bottom w:val="double" w:sz="12" w:space="4" w:color="1F7A78"/>
-          <w:left w:val="double" w:sz="12" w:space="10" w:color="1F7A78"/>
-          <w:right w:val="double" w:sz="12" w:space="10" w:color="1F7A78"/>
-        </w:pBdr>
-        <w:shd w:val="clear" w:color="auto" w:fill="EAF4F3"/>
-        <w:spacing w:before="0" w:after="280"/>
-        <w:ind w:left="400" w:right="400"/>
-      </w:pPr>
-      <w:r>
-        <w:rPr>
-          <w:rFonts w:ascii="Georgia" w:hAnsi="Georgia" w:cs="Georgia"/>
-          <w:b/>
-          <w:i w:val="0"/>
-          <w:color w:val="222222"/>
-          <w:sz w:val="21"/>
-        </w:rPr>
-        <w:t>Not yet:</w:t>
-      </w:r>
-      <w:r>
-        <w:rPr>
-          <w:rFonts w:ascii="Georgia" w:hAnsi="Georgia" w:cs="Georgia"/>
-          <w:b w:val="0"/>
-          <w:i w:val="0"/>
-          <w:color w:val="222222"/>
-          <w:sz w:val="21"/>
-        </w:rPr>
-        <w:t xml:space="preserve"> the staff's extra Radiant damage grows to 2d6 at Druid level 11 and 3d6 at Druid level 17. The mantle keeps pace with the sky.</w:t>
-      </w:r>
-    </w:p>
-    <w:p>
-      <w:pPr>
-        <w:keepNext/>
         <w:spacing w:before="220" w:after="60"/>
       </w:pPr>
       <w:r>
@@ -5465,95 +5020,6 @@
     </w:p>
     <w:p>
       <w:pPr>
-        <w:keepNext/>
-        <w:pBdr>
-          <w:top w:val="double" w:sz="12" w:space="4" w:color="1F7A78"/>
-          <w:left w:val="double" w:sz="12" w:space="10" w:color="1F7A78"/>
-          <w:right w:val="double" w:sz="12" w:space="10" w:color="1F7A78"/>
-        </w:pBdr>
-        <w:shd w:val="clear" w:color="auto" w:fill="EAF4F3"/>
-        <w:spacing w:before="280" w:after="60"/>
-        <w:ind w:left="400" w:right="400"/>
-        <w:jc w:val="center"/>
-      </w:pPr>
-      <w:r>
-        <w:rPr>
-          <w:rFonts w:ascii="Georgia" w:hAnsi="Georgia" w:cs="Georgia"/>
-          <w:b/>
-          <w:color w:val="1F7A78"/>
-          <w:sz w:val="27"/>
-        </w:rPr>
-        <w:t>✦  At Level 7, Reader of Omens Has  ✦</w:t>
-      </w:r>
-    </w:p>
-    <w:p>
-      <w:pPr>
-        <w:keepNext/>
-        <w:keepLines/>
-        <w:pBdr>
-          <w:left w:val="double" w:sz="12" w:space="10" w:color="1F7A78"/>
-          <w:right w:val="double" w:sz="12" w:space="10" w:color="1F7A78"/>
-        </w:pBdr>
-        <w:shd w:val="clear" w:color="auto" w:fill="EAF4F3"/>
-        <w:spacing w:before="0" w:after="0"/>
-        <w:ind w:left="400" w:right="400"/>
-      </w:pPr>
-      <w:r>
-        <w:rPr>
-          <w:rFonts w:ascii="Georgia" w:hAnsi="Georgia" w:cs="Georgia"/>
-          <w:b/>
-          <w:i w:val="0"/>
-          <w:color w:val="222222"/>
-          <w:sz w:val="21"/>
-        </w:rPr>
-        <w:t>Live now:</w:t>
-      </w:r>
-      <w:r>
-        <w:rPr>
-          <w:rFonts w:ascii="Georgia" w:hAnsi="Georgia" w:cs="Georgia"/>
-          <w:b w:val="0"/>
-          <w:i w:val="0"/>
-          <w:color w:val="222222"/>
-          <w:sz w:val="21"/>
-        </w:rPr>
-        <w:t xml:space="preserve"> two dreamed d20s a day (rolled after every Long Rest and spent before the die falls), both Weal and Woe after every Long Rest with the patience to expend them after the d20 is rolled (but before the outcome is known), a pool of five uses a day, and Ash's Sigil-Stone (two charges at dawn for Ask the Day, Glimpse the Trail, or Read the Heart, plus Aura of Vitality once per Long Rest without expending a spell slot).</w:t>
-      </w:r>
-    </w:p>
-    <w:p>
-      <w:pPr>
-        <w:keepLines/>
-        <w:pBdr>
-          <w:bottom w:val="double" w:sz="12" w:space="4" w:color="1F7A78"/>
-          <w:left w:val="double" w:sz="12" w:space="10" w:color="1F7A78"/>
-          <w:right w:val="double" w:sz="12" w:space="10" w:color="1F7A78"/>
-        </w:pBdr>
-        <w:shd w:val="clear" w:color="auto" w:fill="EAF4F3"/>
-        <w:spacing w:before="0" w:after="280"/>
-        <w:ind w:left="400" w:right="400"/>
-      </w:pPr>
-      <w:r>
-        <w:rPr>
-          <w:rFonts w:ascii="Georgia" w:hAnsi="Georgia" w:cs="Georgia"/>
-          <w:b/>
-          <w:i w:val="0"/>
-          <w:color w:val="222222"/>
-          <w:sz w:val="21"/>
-        </w:rPr>
-        <w:t>Not yet:</w:t>
-      </w:r>
-      <w:r>
-        <w:rPr>
-          <w:rFonts w:ascii="Georgia" w:hAnsi="Georgia" w:cs="Georgia"/>
-          <w:b w:val="0"/>
-          <w:i w:val="0"/>
-          <w:color w:val="222222"/>
-          <w:sz w:val="21"/>
-        </w:rPr>
-        <w:t xml:space="preserve"> the sigil on the stone is only half finished. One day it may wake, and what it wakes into is a question for the road east.</w:t>
-      </w:r>
-    </w:p>
-    <w:p>
-      <w:pPr>
         <w:spacing w:after="80"/>
       </w:pPr>
       <w:r>
@@ -5915,95 +5381,6 @@
     <w:p>
       <w:pPr>
         <w:keepNext/>
-        <w:pBdr>
-          <w:top w:val="double" w:sz="12" w:space="4" w:color="1F7A78"/>
-          <w:left w:val="double" w:sz="12" w:space="10" w:color="1F7A78"/>
-          <w:right w:val="double" w:sz="12" w:space="10" w:color="1F7A78"/>
-        </w:pBdr>
-        <w:shd w:val="clear" w:color="auto" w:fill="EAF4F3"/>
-        <w:spacing w:before="280" w:after="60"/>
-        <w:ind w:left="400" w:right="400"/>
-        <w:jc w:val="center"/>
-      </w:pPr>
-      <w:r>
-        <w:rPr>
-          <w:rFonts w:ascii="Georgia" w:hAnsi="Georgia" w:cs="Georgia"/>
-          <w:b/>
-          <w:color w:val="1F7A78"/>
-          <w:sz w:val="27"/>
-        </w:rPr>
-        <w:t>✦  At Level 7, Boomstick Has  ✦</w:t>
-      </w:r>
-    </w:p>
-    <w:p>
-      <w:pPr>
-        <w:keepNext/>
-        <w:keepLines/>
-        <w:pBdr>
-          <w:left w:val="double" w:sz="12" w:space="10" w:color="1F7A78"/>
-          <w:right w:val="double" w:sz="12" w:space="10" w:color="1F7A78"/>
-        </w:pBdr>
-        <w:shd w:val="clear" w:color="auto" w:fill="EAF4F3"/>
-        <w:spacing w:before="0" w:after="0"/>
-        <w:ind w:left="400" w:right="400"/>
-      </w:pPr>
-      <w:r>
-        <w:rPr>
-          <w:rFonts w:ascii="Georgia" w:hAnsi="Georgia" w:cs="Georgia"/>
-          <w:b/>
-          <w:i w:val="0"/>
-          <w:color w:val="222222"/>
-          <w:sz w:val="21"/>
-        </w:rPr>
-        <w:t>Live now:</w:t>
-      </w:r>
-      <w:r>
-        <w:rPr>
-          <w:rFonts w:ascii="Georgia" w:hAnsi="Georgia" w:cs="Georgia"/>
-          <w:b w:val="0"/>
-          <w:i w:val="0"/>
-          <w:color w:val="222222"/>
-          <w:sz w:val="21"/>
-        </w:rPr>
-        <w:t xml:space="preserve"> everything. The +2 pistol with its bottomless clockwork drum, +2 to spell attack rolls (a bonus that reaches her Eldritch Cannon's attacks too), ignored Half Cover on spell attacks, the 1d8 Thunder Arcane Firearm rider, the Concussion boom that steals Reactions, and True Strike channeled through the barrel.</w:t>
-      </w:r>
-    </w:p>
-    <w:p>
-      <w:pPr>
-        <w:keepLines/>
-        <w:pBdr>
-          <w:bottom w:val="double" w:sz="12" w:space="4" w:color="1F7A78"/>
-          <w:left w:val="double" w:sz="12" w:space="10" w:color="1F7A78"/>
-          <w:right w:val="double" w:sz="12" w:space="10" w:color="1F7A78"/>
-        </w:pBdr>
-        <w:shd w:val="clear" w:color="auto" w:fill="EAF4F3"/>
-        <w:spacing w:before="0" w:after="280"/>
-        <w:ind w:left="400" w:right="400"/>
-      </w:pPr>
-      <w:r>
-        <w:rPr>
-          <w:rFonts w:ascii="Georgia" w:hAnsi="Georgia" w:cs="Georgia"/>
-          <w:b/>
-          <w:i w:val="0"/>
-          <w:color w:val="222222"/>
-          <w:sz w:val="21"/>
-        </w:rPr>
-        <w:t>Not yet:</w:t>
-      </w:r>
-      <w:r>
-        <w:rPr>
-          <w:rFonts w:ascii="Georgia" w:hAnsi="Georgia" w:cs="Georgia"/>
-          <w:b w:val="0"/>
-          <w:i w:val="0"/>
-          <w:color w:val="222222"/>
-          <w:sz w:val="21"/>
-        </w:rPr>
-        <w:t xml:space="preserve"> nothing held back. Boomstick arrives complete, and this door pays its whole price on day one; what grows from here is only the legend.</w:t>
-      </w:r>
-    </w:p>
-    <w:p>
-      <w:pPr>
-        <w:keepNext/>
         <w:pageBreakBefore/>
         <w:spacing w:before="220" w:after="60"/>
       </w:pPr>
@@ -6451,95 +5828,6 @@
     <w:p>
       <w:pPr>
         <w:keepNext/>
-        <w:pBdr>
-          <w:top w:val="double" w:sz="12" w:space="4" w:color="1F7A78"/>
-          <w:left w:val="double" w:sz="12" w:space="10" w:color="1F7A78"/>
-          <w:right w:val="double" w:sz="12" w:space="10" w:color="1F7A78"/>
-        </w:pBdr>
-        <w:shd w:val="clear" w:color="auto" w:fill="EAF4F3"/>
-        <w:spacing w:before="280" w:after="60"/>
-        <w:ind w:left="400" w:right="400"/>
-        <w:jc w:val="center"/>
-      </w:pPr>
-      <w:r>
-        <w:rPr>
-          <w:rFonts w:ascii="Georgia" w:hAnsi="Georgia" w:cs="Georgia"/>
-          <w:b/>
-          <w:color w:val="1F7A78"/>
-          <w:sz w:val="27"/>
-        </w:rPr>
-        <w:t>✦  At Level 7, the Awakened Essence Sphere Has  ✦</w:t>
-      </w:r>
-    </w:p>
-    <w:p>
-      <w:pPr>
-        <w:keepNext/>
-        <w:keepLines/>
-        <w:pBdr>
-          <w:left w:val="double" w:sz="12" w:space="10" w:color="1F7A78"/>
-          <w:right w:val="double" w:sz="12" w:space="10" w:color="1F7A78"/>
-        </w:pBdr>
-        <w:shd w:val="clear" w:color="auto" w:fill="EAF4F3"/>
-        <w:spacing w:before="0" w:after="0"/>
-        <w:ind w:left="400" w:right="400"/>
-      </w:pPr>
-      <w:r>
-        <w:rPr>
-          <w:rFonts w:ascii="Georgia" w:hAnsi="Georgia" w:cs="Georgia"/>
-          <w:b/>
-          <w:i w:val="0"/>
-          <w:color w:val="222222"/>
-          <w:sz w:val="21"/>
-        </w:rPr>
-        <w:t>Live now:</w:t>
-      </w:r>
-      <w:r>
-        <w:rPr>
-          <w:rFonts w:ascii="Georgia" w:hAnsi="Georgia" w:cs="Georgia"/>
-          <w:b w:val="0"/>
-          <w:i w:val="0"/>
-          <w:color w:val="222222"/>
-          <w:sz w:val="21"/>
-        </w:rPr>
-        <w:t xml:space="preserve"> Aether Ward, twice per Short Rest: Lilly and each ally within 15 feet gain 2d8 + her Intelligence modifier Temporary Hit Points.</w:t>
-      </w:r>
-    </w:p>
-    <w:p>
-      <w:pPr>
-        <w:keepLines/>
-        <w:pBdr>
-          <w:bottom w:val="double" w:sz="12" w:space="4" w:color="1F7A78"/>
-          <w:left w:val="double" w:sz="12" w:space="10" w:color="1F7A78"/>
-          <w:right w:val="double" w:sz="12" w:space="10" w:color="1F7A78"/>
-        </w:pBdr>
-        <w:shd w:val="clear" w:color="auto" w:fill="EAF4F3"/>
-        <w:spacing w:before="0" w:after="280"/>
-        <w:ind w:left="400" w:right="400"/>
-      </w:pPr>
-      <w:r>
-        <w:rPr>
-          <w:rFonts w:ascii="Georgia" w:hAnsi="Georgia" w:cs="Georgia"/>
-          <w:b/>
-          <w:i w:val="0"/>
-          <w:color w:val="222222"/>
-          <w:sz w:val="21"/>
-        </w:rPr>
-        <w:t>Not yet:</w:t>
-      </w:r>
-      <w:r>
-        <w:rPr>
-          <w:rFonts w:ascii="Georgia" w:hAnsi="Georgia" w:cs="Georgia"/>
-          <w:b w:val="0"/>
-          <w:i w:val="0"/>
-          <w:color w:val="222222"/>
-          <w:sz w:val="21"/>
-        </w:rPr>
-        <w:t xml:space="preserve"> all five discharges. A fire nova (Cinderstorm), a lull that stills a warband (the Drowning Lull), a tailwind at every ally's back (Tailwind), the ground turned weapon (Tectonic Slam), and a shadow's hungry pull (Soul Siphon) each wake only when their rift falls and its Mote comes home. Five rifts stand between this Sphere and its full voice, and it means to earn every one.</w:t>
-      </w:r>
-    </w:p>
-    <w:p>
-      <w:pPr>
-        <w:keepNext/>
         <w:spacing w:before="220" w:after="60"/>
       </w:pPr>
       <w:r>
@@ -7315,95 +6603,6 @@
           <w:sz w:val="21"/>
         </w:rPr>
         <w:t xml:space="preserve"> The old cannon made Lilly choose a mode; the Sentinel walks on its own 30 feet, then blasts or pulses on her Bonus Action (her pick every time), and shields her friends as a Reaction in the same round. Her old kit lives on inside it: the Force Ballista became the Force Blast, the Storm mode became the Electric Pulse, and the Protector stands watch as Guardian Protocol. The Flamethrower was traded for lightning, Gearhaven's own element. Forged by the masters of Glimmerstone.</w:t>
-      </w:r>
-    </w:p>
-    <w:p>
-      <w:pPr>
-        <w:keepNext/>
-        <w:pBdr>
-          <w:top w:val="double" w:sz="12" w:space="4" w:color="1F7A78"/>
-          <w:left w:val="double" w:sz="12" w:space="10" w:color="1F7A78"/>
-          <w:right w:val="double" w:sz="12" w:space="10" w:color="1F7A78"/>
-        </w:pBdr>
-        <w:shd w:val="clear" w:color="auto" w:fill="EAF4F3"/>
-        <w:spacing w:before="280" w:after="60"/>
-        <w:ind w:left="400" w:right="400"/>
-        <w:jc w:val="center"/>
-      </w:pPr>
-      <w:r>
-        <w:rPr>
-          <w:rFonts w:ascii="Georgia" w:hAnsi="Georgia" w:cs="Georgia"/>
-          <w:b/>
-          <w:color w:val="1F7A78"/>
-          <w:sz w:val="27"/>
-        </w:rPr>
-        <w:t>✦  At Level 7, the Sentinel Has  ✦</w:t>
-      </w:r>
-    </w:p>
-    <w:p>
-      <w:pPr>
-        <w:keepNext/>
-        <w:keepLines/>
-        <w:pBdr>
-          <w:left w:val="double" w:sz="12" w:space="10" w:color="1F7A78"/>
-          <w:right w:val="double" w:sz="12" w:space="10" w:color="1F7A78"/>
-        </w:pBdr>
-        <w:shd w:val="clear" w:color="auto" w:fill="EAF4F3"/>
-        <w:spacing w:before="0" w:after="0"/>
-        <w:ind w:left="400" w:right="400"/>
-      </w:pPr>
-      <w:r>
-        <w:rPr>
-          <w:rFonts w:ascii="Georgia" w:hAnsi="Georgia" w:cs="Georgia"/>
-          <w:b/>
-          <w:i w:val="0"/>
-          <w:color w:val="222222"/>
-          <w:sz w:val="21"/>
-        </w:rPr>
-        <w:t>Live now:</w:t>
-      </w:r>
-      <w:r>
-        <w:rPr>
-          <w:rFonts w:ascii="Georgia" w:hAnsi="Georgia" w:cs="Georgia"/>
-          <w:b w:val="0"/>
-          <w:i w:val="0"/>
-          <w:color w:val="222222"/>
-          <w:sz w:val="21"/>
-        </w:rPr>
-        <w:t xml:space="preserve"> the whole statblock. 40 Hit Points behind AC 18, its own 30 feet of Speed, Force Blast or Electric Pulse on her Bonus Action (her pick every round), Guardian Protocol once per round, and a free attunement slot besides, since the Dynamo lives on inside the frame.</w:t>
-      </w:r>
-    </w:p>
-    <w:p>
-      <w:pPr>
-        <w:keepLines/>
-        <w:pBdr>
-          <w:bottom w:val="double" w:sz="12" w:space="4" w:color="1F7A78"/>
-          <w:left w:val="double" w:sz="12" w:space="10" w:color="1F7A78"/>
-          <w:right w:val="double" w:sz="12" w:space="10" w:color="1F7A78"/>
-        </w:pBdr>
-        <w:shd w:val="clear" w:color="auto" w:fill="EAF4F3"/>
-        <w:spacing w:before="0" w:after="280"/>
-        <w:ind w:left="400" w:right="400"/>
-      </w:pPr>
-      <w:r>
-        <w:rPr>
-          <w:rFonts w:ascii="Georgia" w:hAnsi="Georgia" w:cs="Georgia"/>
-          <w:b/>
-          <w:i w:val="0"/>
-          <w:color w:val="222222"/>
-          <w:sz w:val="21"/>
-        </w:rPr>
-        <w:t>Not yet:</w:t>
-      </w:r>
-      <w:r>
-        <w:rPr>
-          <w:rFonts w:ascii="Georgia" w:hAnsi="Georgia" w:cs="Georgia"/>
-          <w:b w:val="0"/>
-          <w:i w:val="0"/>
-          <w:color w:val="222222"/>
-          <w:sz w:val="21"/>
-        </w:rPr>
-        <w:t xml:space="preserve"> its Hit Points keep pace with her, 5 + five times her Artificer level, so the guardian grows sturdier every time Lilly does.</w:t>
       </w:r>
     </w:p>
     <w:p>

--- a/compendium/custom_compendium.docx
+++ b/compendium/custom_compendium.docx
@@ -2146,7 +2146,7 @@
             <wp:positionV relativeFrom="paragraph">
               <wp:posOffset>0</wp:posOffset>
             </wp:positionV>
-            <wp:extent cx="2194560" cy="2194560"/>
+            <wp:extent cx="1737360" cy="1737360"/>
             <wp:effectExtent l="0" t="0" r="0" b="0"/>
             <wp:wrapSquare wrapText="bothSides"/>
             <wp:docPr id="7" name="Picture 7"/>
@@ -2167,7 +2167,7 @@
                   <pic:spPr>
                     <a:xfrm>
                       <a:off x="0" y="0"/>
-                      <a:ext cx="2194560" cy="2194560"/>
+                      <a:ext cx="1737360" cy="1737360"/>
                     </a:xfrm>
                     <a:prstGeom prst="rect"/>
                   </pic:spPr>
@@ -2370,7 +2370,7 @@
           <w:color w:val="222222"/>
           <w:sz w:val="18"/>
         </w:rPr>
-        <w:t>The katana is especially dangerous to creatures twisted by darkness, undeath, or planar corruption. It leaves wounds that glow faintly like banked embers, revealing that the creature has been marked by cleansing sunlight. The blade wounds the corruption, not the creature beneath. When a corrupted guardian falls to it, what breaks is the darkness.</w:t>
+        <w:t>The blade wounds the corruption, not the creature beneath; when a corrupted guardian falls to it, what breaks is the darkness.</w:t>
       </w:r>
     </w:p>
     <w:p>
@@ -2445,7 +2445,7 @@
           <w:color w:val="222222"/>
           <w:sz w:val="21"/>
         </w:rPr>
-        <w:t xml:space="preserve"> Old hunters claim a Nichirin blade can never be truly stolen: carried by the wrong hand, the steel stays cold and dull and will not take an edge. Whether that is true, or simply a story told to keep thieves honest, no one in living memory has dared find out.</w:t>
+        <w:t xml:space="preserve"> Old hunters claim a Nichirin blade can never be truly stolen: carried by the wrong hand, the steel stays cold and dull and will not take an edge. No one in living memory has dared find out.</w:t>
       </w:r>
     </w:p>
     <w:p>
@@ -2475,7 +2475,7 @@
           <w:color w:val="222222"/>
           <w:sz w:val="21"/>
         </w:rPr>
-        <w:t>When Stabby takes up a breathing form at Level 7, the Kensei's tricks retire with his old teacher's lessons. He loses Kensei's Shot (the bow's Bonus Action +1d4) and Agile Parry (his +2 AC after blade-and-fist turns), and the Repeating Longbow becomes simply a very good bow, no longer a Monk weapon. In exchange he gains a stance he can ignite every single fight, a First Form that turns his Bonus Action into a 3d8 + 5 strike with 15 feet of free movement, form gifts that work all day, and a road that grows with him to Level 17. He is trading a parry for a predator's gait, and he gains far more than he gives up. (And Candyfang, outshone by the Nichirin blade, needn't vanish: an heirloom at his belt, or one day, a gift worthy of a Bloodfang.)</w:t>
+        <w:t>When Stabby takes up a breathing form at Level 7, the Kensei's tricks retire with his old teacher's lessons: Kensei's Shot and Agile Parry go, and the Repeating Longbow becomes simply a very good bow. In exchange he gains a stance he can ignite every single fight, a First Form that turns his Bonus Action into a 3d8 + 5 strike with 15 feet of free movement, and a road that grows with him to Level 17. He is trading a parry for a predator's gait. (And Candyfang remains: an heirloom at his belt, or one day a gift worthy of a Bloodfang.)</w:t>
       </w:r>
     </w:p>
     <w:p>
@@ -6776,7 +6776,7 @@
       <w:r>
         <w:drawing>
           <wp:inline xmlns:a="http://schemas.openxmlformats.org/drawingml/2006/main" xmlns:pic="http://schemas.openxmlformats.org/drawingml/2006/picture">
-            <wp:extent cx="5943600" cy="3958530"/>
+            <wp:extent cx="5943600" cy="5943600"/>
             <wp:docPr id="17" name="Picture 17"/>
             <wp:cNvGraphicFramePr>
               <a:graphicFrameLocks noChangeAspect="1"/>
@@ -6797,7 +6797,7 @@
                   <pic:spPr>
                     <a:xfrm>
                       <a:off x="0" y="0"/>
-                      <a:ext cx="5943600" cy="3958530"/>
+                      <a:ext cx="5943600" cy="5943600"/>
                     </a:xfrm>
                     <a:prstGeom prst="rect"/>
                   </pic:spPr>

--- a/compendium/custom_compendium.docx
+++ b/compendium/custom_compendium.docx
@@ -550,170 +550,18 @@
     <w:p>
       <w:pPr>
         <w:keepNext/>
-        <w:pageBreakBefore/>
-        <w:spacing w:before="400" w:after="120"/>
-        <w:pBdr>
-          <w:bottom w:val="single" w:sz="6" w:space="4" w:color="B8860B"/>
-        </w:pBdr>
-      </w:pPr>
-      <w:r>
-        <w:rPr>
-          <w:rFonts w:ascii="Georgia" w:hAnsi="Georgia" w:cs="Georgia"/>
-          <w:b/>
-          <w:color w:val="B8860B"/>
-          <w:sz w:val="32"/>
-        </w:rPr>
-        <w:t>Warrior of Breathing (Stabby's Path)</w:t>
-      </w:r>
-    </w:p>
-    <w:p>
-      <w:pPr>
-        <w:spacing w:after="80"/>
-      </w:pPr>
-      <w:r>
-        <w:rPr>
-          <w:rFonts w:ascii="Georgia" w:hAnsi="Georgia" w:cs="Georgia"/>
-          <w:b w:val="0"/>
-          <w:i w:val="0"/>
-          <w:color w:val="222222"/>
-          <w:sz w:val="21"/>
-        </w:rPr>
-        <w:t xml:space="preserve">A homebrew monk subclass taken at level 7 in place of Kensei. A Warrior of Breathing kindles an inner style, a visible breath that wreathes the blade. Three doors, three breathing styles; every road grants the </w:t>
-      </w:r>
-      <w:r>
-        <w:rPr>
-          <w:rFonts w:ascii="Georgia" w:hAnsi="Georgia" w:cs="Georgia"/>
-          <w:b/>
-          <w:i w:val="0"/>
-          <w:color w:val="222222"/>
-          <w:sz w:val="21"/>
-        </w:rPr>
-        <w:t>Nichirin Katana</w:t>
-      </w:r>
-      <w:r>
-        <w:rPr>
-          <w:rFonts w:ascii="Georgia" w:hAnsi="Georgia" w:cs="Georgia"/>
-          <w:b w:val="0"/>
-          <w:i w:val="0"/>
-          <w:color w:val="222222"/>
-          <w:sz w:val="21"/>
-        </w:rPr>
-        <w:t>, and every First Form replaces Flurry of Blows. The full text of all three follows.</w:t>
-      </w:r>
-    </w:p>
-    <w:p>
-      <w:pPr>
-        <w:keepNext/>
-        <w:spacing w:before="200" w:after="20"/>
-        <w:ind w:left="500" w:right="500"/>
-        <w:pBdr>
-          <w:top w:val="double" w:sz="6" w:space="4" w:color="1F4D78"/>
-        </w:pBdr>
-      </w:pPr>
-      <w:r>
-        <w:rPr>
-          <w:rFonts w:ascii="Georgia" w:hAnsi="Georgia" w:cs="Georgia"/>
-          <w:b/>
-          <w:color w:val="1F4D78"/>
-          <w:sz w:val="16"/>
-        </w:rPr>
-        <w:t xml:space="preserve">✦ LORE OF ELARIA ✦  </w:t>
-      </w:r>
-      <w:r>
-        <w:rPr>
-          <w:rFonts w:ascii="Georgia" w:hAnsi="Georgia" w:cs="Georgia"/>
-          <w:b/>
-          <w:color w:val="1F4D78"/>
-          <w:sz w:val="19"/>
-        </w:rPr>
-        <w:t>What a Breathing Style Is</w:t>
-      </w:r>
-    </w:p>
-    <w:p>
-      <w:pPr>
-        <w:keepLines/>
-        <w:spacing w:before="20" w:after="200"/>
-        <w:ind w:left="500" w:right="500"/>
-        <w:pBdr>
-          <w:bottom w:val="double" w:sz="6" w:space="4" w:color="1F4D78"/>
-        </w:pBdr>
-      </w:pPr>
-      <w:r>
-        <w:rPr>
-          <w:rFonts w:ascii="Georgia" w:hAnsi="Georgia" w:cs="Georgia"/>
-          <w:b w:val="0"/>
-          <w:i/>
-          <w:color w:val="222222"/>
-          <w:sz w:val="19"/>
-        </w:rPr>
-        <w:t>The mountain monks say a breathing style is not a trick of the lungs but a way of remembering. Every warrior carries a wild thing, a still river, and a patch of honest dark somewhere inside them; a breathing style is simply the practice of calling one of them up on purpose, and setting it down again when the fight is done. The breath, the old masters warn, is easy to light and hard to quench, which is why they teach the quenching first.</w:t>
-      </w:r>
-    </w:p>
-    <w:p>
-      <w:pPr>
-        <w:keepNext/>
-        <w:spacing w:before="220" w:after="60"/>
-      </w:pPr>
-      <w:r>
-        <w:rPr>
-          <w:rFonts w:ascii="Georgia" w:hAnsi="Georgia" w:cs="Georgia"/>
-          <w:b/>
-          <w:color w:val="A0522D"/>
-          <w:sz w:val="26"/>
-        </w:rPr>
-        <w:t>Beast Breathing: the Bloodfang Form</w:t>
-      </w:r>
-    </w:p>
-    <w:p>
-      <w:pPr>
-        <w:pBdr>
-          <w:left w:val="single" w:sz="18" w:space="12" w:color="B8860B"/>
-        </w:pBdr>
-        <w:shd w:val="clear" w:color="auto" w:fill="FBF6EA"/>
-        <w:spacing w:before="30" w:after="70"/>
-        <w:ind w:left="340" w:right="340"/>
-      </w:pPr>
-      <w:r>
-        <w:rPr>
-          <w:rFonts w:ascii="Georgia" w:hAnsi="Georgia" w:cs="Georgia"/>
-          <w:b w:val="0"/>
-          <w:i/>
-          <w:color w:val="222222"/>
-          <w:sz w:val="21"/>
-        </w:rPr>
-        <w:t>“You think too much, little storm. The beast does not think. The beast moves, and the beast is already behind you.”</w:t>
-      </w:r>
-      <w:r>
-        <w:rPr>
-          <w:rFonts w:ascii="Georgia" w:hAnsi="Georgia" w:cs="Georgia"/>
-          <w:b w:val="0"/>
-          <w:i w:val="0"/>
-          <w:color w:val="222222"/>
-          <w:sz w:val="21"/>
-        </w:rPr>
-        <w:t xml:space="preserve"> (the lesson Stabby finally understood)</w:t>
-      </w:r>
-    </w:p>
-    <w:p>
-      <w:pPr>
-        <w:spacing w:after="0" w:before="0"/>
+        <w:spacing w:before="120" w:after="40"/>
+        <w:jc w:val="center"/>
       </w:pPr>
       <w:r>
         <w:drawing>
-          <wp:anchor xmlns:a="http://schemas.openxmlformats.org/drawingml/2006/main" behindDoc="0" distT="91440" distB="100584" distL="201600" distR="201600" simplePos="0" locked="0" layoutInCell="1" allowOverlap="0" relativeHeight="2">
-            <wp:simplePos x="0" y="0"/>
-            <wp:positionH relativeFrom="column">
-              <wp:align>right</wp:align>
-            </wp:positionH>
-            <wp:positionV relativeFrom="paragraph">
-              <wp:posOffset>0</wp:posOffset>
-            </wp:positionV>
-            <wp:extent cx="2194560" cy="2194560"/>
-            <wp:effectExtent l="0" t="0" r="0" b="0"/>
-            <wp:wrapSquare wrapText="bothSides"/>
+          <wp:inline xmlns:a="http://schemas.openxmlformats.org/drawingml/2006/main" xmlns:pic="http://schemas.openxmlformats.org/drawingml/2006/picture">
+            <wp:extent cx="5303520" cy="3531260"/>
             <wp:docPr id="4" name="Picture 4"/>
-            <wp:cNvGraphicFramePr/>
-            <a:graphic xmlns:pic="http://schemas.openxmlformats.org/drawingml/2006/picture">
+            <wp:cNvGraphicFramePr>
+              <a:graphicFrameLocks noChangeAspect="1"/>
+            </wp:cNvGraphicFramePr>
+            <a:graphic>
               <a:graphicData uri="http://schemas.openxmlformats.org/drawingml/2006/picture">
                 <pic:pic>
                   <pic:nvPicPr>
@@ -729,15 +577,49 @@
                   <pic:spPr>
                     <a:xfrm>
                       <a:off x="0" y="0"/>
-                      <a:ext cx="2194560" cy="2194560"/>
+                      <a:ext cx="5303520" cy="3531260"/>
                     </a:xfrm>
                     <a:prstGeom prst="rect"/>
                   </pic:spPr>
                 </pic:pic>
               </a:graphicData>
             </a:graphic>
-          </wp:anchor>
+          </wp:inline>
         </w:drawing>
+      </w:r>
+    </w:p>
+    <w:p>
+      <w:pPr>
+        <w:spacing w:after="140"/>
+        <w:jc w:val="center"/>
+      </w:pPr>
+      <w:r>
+        <w:rPr>
+          <w:rFonts w:ascii="Georgia" w:hAnsi="Georgia" w:cs="Georgia"/>
+          <w:i/>
+          <w:color w:val="888888"/>
+          <w:sz w:val="18"/>
+        </w:rPr>
+        <w:t>The parting at Gearhaven's gates: three friends, three roads, one year.</w:t>
+      </w:r>
+    </w:p>
+    <w:p>
+      <w:pPr>
+        <w:keepNext/>
+        <w:pageBreakBefore/>
+        <w:spacing w:before="400" w:after="120"/>
+        <w:pBdr>
+          <w:bottom w:val="single" w:sz="6" w:space="4" w:color="B8860B"/>
+        </w:pBdr>
+      </w:pPr>
+      <w:r>
+        <w:rPr>
+          <w:rFonts w:ascii="Georgia" w:hAnsi="Georgia" w:cs="Georgia"/>
+          <w:b/>
+          <w:color w:val="B8860B"/>
+          <w:sz w:val="32"/>
+        </w:rPr>
+        <w:t>Warrior of Breathing (Stabby's Path)</w:t>
       </w:r>
     </w:p>
     <w:p>
@@ -752,13 +634,18 @@
           <w:color w:val="222222"/>
           <w:sz w:val="21"/>
         </w:rPr>
-        <w:t>Some warriors learn to still the storm inside them. The Warrior of Beast Breathing learns to ride it. Where other monks seek calm, this form reaches into the wild, animal heart of the fighter: the part that does not hesitate, does not flinch, and does not stop. Practitioners breathe in time with a racing heartbeat rather than a slow one, and when they ignite their breath, their blade glows blood-red and their body moves with the loping, unstoppable grace of a hunting beast.</w:t>
-      </w:r>
-    </w:p>
-    <w:p>
-      <w:pPr>
-        <w:spacing w:after="80"/>
-      </w:pPr>
+        <w:t xml:space="preserve">A homebrew monk subclass taken at level 7 in place of Kensei. A Warrior of Breathing kindles an inner style, a visible breath that wreathes the blade. Three doors, three breathing styles; every road grants the </w:t>
+      </w:r>
+      <w:r>
+        <w:rPr>
+          <w:rFonts w:ascii="Georgia" w:hAnsi="Georgia" w:cs="Georgia"/>
+          <w:b/>
+          <w:i w:val="0"/>
+          <w:color w:val="222222"/>
+          <w:sz w:val="21"/>
+        </w:rPr>
+        <w:t>Nichirin Katana</w:t>
+      </w:r>
       <w:r>
         <w:rPr>
           <w:rFonts w:ascii="Georgia" w:hAnsi="Georgia" w:cs="Georgia"/>
@@ -767,352 +654,55 @@
           <w:color w:val="222222"/>
           <w:sz w:val="21"/>
         </w:rPr>
-        <w:t>It is a form born of survival rather than discipline, favored by those who grew up where the strong eat and the slow are eaten. To master it is not to tame the beast, but to become it on command, and to remember how to set it down again afterward.</w:t>
+        <w:t>, and every First Form replaces Flurry of Blows. The full text of all three follows.</w:t>
       </w:r>
     </w:p>
     <w:p>
       <w:pPr>
-        <w:spacing w:after="80"/>
+        <w:keepNext/>
+        <w:spacing w:before="200" w:after="20"/>
+        <w:ind w:left="500" w:right="500"/>
+        <w:pBdr>
+          <w:top w:val="double" w:sz="6" w:space="4" w:color="1F4D78"/>
+        </w:pBdr>
       </w:pPr>
       <w:r>
         <w:rPr>
           <w:rFonts w:ascii="Georgia" w:hAnsi="Georgia" w:cs="Georgia"/>
           <w:b/>
-          <w:i w:val="0"/>
-          <w:color w:val="222222"/>
-          <w:sz w:val="21"/>
-        </w:rPr>
-        <w:t>Features by Monk Level.</w:t>
-      </w:r>
-      <w:r>
-        <w:rPr>
-          <w:rFonts w:ascii="Georgia" w:hAnsi="Georgia" w:cs="Georgia"/>
-          <w:b w:val="0"/>
-          <w:i w:val="0"/>
-          <w:color w:val="222222"/>
-          <w:sz w:val="21"/>
-        </w:rPr>
-        <w:t xml:space="preserve"> You gain Warrior of Beast Breathing features at Monk levels 3 (Beast Breathing), 6 (First Form: Devour), 11 (Advanced Beast Breathing), and 17 (Third Form: Apex Predator).</w:t>
+          <w:color w:val="1F4D78"/>
+          <w:sz w:val="16"/>
+        </w:rPr>
+        <w:t xml:space="preserve">✦ LORE OF ELARIA ✦  </w:t>
+      </w:r>
+      <w:r>
+        <w:rPr>
+          <w:rFonts w:ascii="Georgia" w:hAnsi="Georgia" w:cs="Georgia"/>
+          <w:b/>
+          <w:color w:val="1F4D78"/>
+          <w:sz w:val="19"/>
+        </w:rPr>
+        <w:t>What a Breathing Style Is</w:t>
       </w:r>
     </w:p>
     <w:p>
       <w:pPr>
-        <w:keepNext/>
+        <w:keepLines/>
+        <w:spacing w:before="20" w:after="200"/>
+        <w:ind w:left="500" w:right="500"/>
         <w:pBdr>
-          <w:left w:val="single" w:sz="18" w:space="12" w:color="8B2020"/>
+          <w:bottom w:val="double" w:sz="6" w:space="4" w:color="1F4D78"/>
         </w:pBdr>
-        <w:shd w:val="clear" w:color="auto" w:fill="FCF6F6"/>
-        <w:spacing w:before="30" w:after="70"/>
-        <w:ind w:left="340" w:right="340"/>
-      </w:pPr>
-      <w:r>
-        <w:rPr>
-          <w:rFonts w:ascii="Georgia" w:hAnsi="Georgia" w:cs="Georgia"/>
-          <w:b/>
-          <w:color w:val="8B2020"/>
-          <w:sz w:val="22"/>
-        </w:rPr>
-        <w:t>Level 3: Beast Breathing</w:t>
-      </w:r>
-    </w:p>
-    <w:p>
-      <w:pPr>
-        <w:pBdr>
-          <w:left w:val="single" w:sz="18" w:space="12" w:color="8B2020"/>
-        </w:pBdr>
-        <w:shd w:val="clear" w:color="auto" w:fill="FCF6F6"/>
-        <w:spacing w:before="30" w:after="70"/>
-        <w:ind w:left="340" w:right="340"/>
-      </w:pPr>
-      <w:r>
-        <w:rPr>
-          <w:rFonts w:ascii="Georgia" w:hAnsi="Georgia" w:cs="Georgia"/>
-          <w:b/>
-          <w:i w:val="0"/>
+      </w:pPr>
+      <w:r>
+        <w:rPr>
+          <w:rFonts w:ascii="Georgia" w:hAnsi="Georgia" w:cs="Georgia"/>
+          <w:b w:val="0"/>
+          <w:i/>
           <w:color w:val="222222"/>
-          <w:sz w:val="18"/>
-        </w:rPr>
-        <w:t>Monk Weapons.</w:t>
-      </w:r>
-      <w:r>
-        <w:rPr>
-          <w:rFonts w:ascii="Georgia" w:hAnsi="Georgia" w:cs="Georgia"/>
-          <w:b w:val="0"/>
-          <w:i w:val="0"/>
-          <w:color w:val="222222"/>
-          <w:sz w:val="18"/>
-        </w:rPr>
-        <w:t xml:space="preserve"> A katana, as well as any sword you adopt as your signature blade, counts as a Monk weapon for you. You can use your Martial Arts die with it, and you can use this subclass's features with it. You can still make an Unarmed Strike as a Bonus Action.</w:t>
-      </w:r>
-    </w:p>
-    <w:p>
-      <w:pPr>
-        <w:pBdr>
-          <w:left w:val="single" w:sz="18" w:space="12" w:color="8B2020"/>
-        </w:pBdr>
-        <w:shd w:val="clear" w:color="auto" w:fill="FCF6F6"/>
-        <w:spacing w:before="30" w:after="70"/>
-        <w:ind w:left="340" w:right="340"/>
-      </w:pPr>
-      <w:r>
-        <w:rPr>
-          <w:rFonts w:ascii="Georgia" w:hAnsi="Georgia" w:cs="Georgia"/>
-          <w:b/>
-          <w:i w:val="0"/>
-          <w:color w:val="222222"/>
-          <w:sz w:val="18"/>
-        </w:rPr>
-        <w:t>Beast Sense.</w:t>
-      </w:r>
-      <w:r>
-        <w:rPr>
-          <w:rFonts w:ascii="Georgia" w:hAnsi="Georgia" w:cs="Georgia"/>
-          <w:b w:val="0"/>
-          <w:i w:val="0"/>
-          <w:color w:val="222222"/>
-          <w:sz w:val="18"/>
-        </w:rPr>
-        <w:t xml:space="preserve"> Your senses are sharp as a hunting animal's, even out of combat. You have Advantage on Wisdom (Survival) checks made to track creatures, on Wisdom (Perception) checks that rely on smell or hearing, and on Charisma (Intimidation) checks.</w:t>
-      </w:r>
-    </w:p>
-    <w:p>
-      <w:pPr>
-        <w:pBdr>
-          <w:left w:val="single" w:sz="18" w:space="12" w:color="8B2020"/>
-        </w:pBdr>
-        <w:shd w:val="clear" w:color="auto" w:fill="FCF6F6"/>
-        <w:spacing w:before="30" w:after="70"/>
-        <w:ind w:left="340" w:right="340"/>
-      </w:pPr>
-      <w:r>
-        <w:rPr>
-          <w:rFonts w:ascii="Georgia" w:hAnsi="Georgia" w:cs="Georgia"/>
-          <w:b/>
-          <w:i w:val="0"/>
-          <w:color w:val="222222"/>
-          <w:sz w:val="18"/>
-        </w:rPr>
-        <w:t>Igniting the Breath.</w:t>
-      </w:r>
-      <w:r>
-        <w:rPr>
-          <w:rFonts w:ascii="Georgia" w:hAnsi="Georgia" w:cs="Georgia"/>
-          <w:b w:val="0"/>
-          <w:i w:val="0"/>
-          <w:color w:val="222222"/>
-          <w:sz w:val="18"/>
-        </w:rPr>
-        <w:t xml:space="preserve"> When you roll Initiative, you can expend 1 Focus Point to ignite your breath. It lasts until the combat ends, until you have the Incapacitated condition, or until you end it (no action required). While your breath is ignited, your weapon glows blood-red, and whenever you hit a target with it, the target takes an extra 2 Force damage.</w:t>
-      </w:r>
-    </w:p>
-    <w:p>
-      <w:pPr>
-        <w:pBdr>
-          <w:left w:val="single" w:sz="18" w:space="12" w:color="8B2020"/>
-        </w:pBdr>
-        <w:shd w:val="clear" w:color="auto" w:fill="FCF6F6"/>
-        <w:spacing w:before="30" w:after="70"/>
-        <w:ind w:left="340" w:right="340"/>
-      </w:pPr>
-      <w:r>
-        <w:rPr>
-          <w:rFonts w:ascii="Georgia" w:hAnsi="Georgia" w:cs="Georgia"/>
-          <w:b/>
-          <w:i w:val="0"/>
-          <w:color w:val="222222"/>
-          <w:sz w:val="18"/>
-        </w:rPr>
-        <w:t>Beast's Vigor.</w:t>
-      </w:r>
-      <w:r>
-        <w:rPr>
-          <w:rFonts w:ascii="Georgia" w:hAnsi="Georgia" w:cs="Georgia"/>
-          <w:b w:val="0"/>
-          <w:i w:val="0"/>
-          <w:color w:val="222222"/>
-          <w:sz w:val="18"/>
-        </w:rPr>
-        <w:t xml:space="preserve"> While your breath is ignited, your Speed increases by 10 feet, and you have Advantage on Dexterity saving throws.</w:t>
-      </w:r>
-    </w:p>
-    <w:p>
-      <w:pPr>
-        <w:keepNext/>
-        <w:pBdr>
-          <w:left w:val="single" w:sz="18" w:space="12" w:color="8B2020"/>
-        </w:pBdr>
-        <w:shd w:val="clear" w:color="auto" w:fill="FCF6F6"/>
-        <w:spacing w:before="30" w:after="70"/>
-        <w:ind w:left="340" w:right="340"/>
-      </w:pPr>
-      <w:r>
-        <w:rPr>
-          <w:rFonts w:ascii="Georgia" w:hAnsi="Georgia" w:cs="Georgia"/>
-          <w:b/>
-          <w:color w:val="8B2020"/>
-          <w:sz w:val="22"/>
-        </w:rPr>
-        <w:t>Level 6: First Form: Devour</w:t>
-      </w:r>
-    </w:p>
-    <w:p>
-      <w:pPr>
-        <w:pBdr>
-          <w:left w:val="single" w:sz="18" w:space="12" w:color="8B2020"/>
-        </w:pBdr>
-        <w:shd w:val="clear" w:color="auto" w:fill="FCF6F6"/>
-        <w:spacing w:before="30" w:after="70"/>
-        <w:ind w:left="340" w:right="340"/>
-      </w:pPr>
-      <w:r>
-        <w:rPr>
-          <w:rFonts w:ascii="Georgia" w:hAnsi="Georgia" w:cs="Georgia"/>
-          <w:b/>
-          <w:i w:val="0"/>
-          <w:color w:val="222222"/>
-          <w:sz w:val="18"/>
-        </w:rPr>
-        <w:t>First Form: Devour.</w:t>
-      </w:r>
-      <w:r>
-        <w:rPr>
-          <w:rFonts w:ascii="Georgia" w:hAnsi="Georgia" w:cs="Georgia"/>
-          <w:b w:val="0"/>
-          <w:i w:val="0"/>
-          <w:color w:val="222222"/>
-          <w:sz w:val="18"/>
-        </w:rPr>
-        <w:t xml:space="preserve"> As a Bonus Action, you can expend 1 Focus Point to move up to 15 feet without provoking Opportunity Attacks and make one attack with your Monk weapon. On a hit, the target takes Force damage equal to 3d8 plus your Dexterity modifier instead of the weapon's normal damage. Bonuses to the weapon's damage rolls (such as the Nichirin katana's +2 bonus and the extra damage from your ignited breath) apply as normal. If the attack reduces the target to 0 Hit Points, you regain the expended Focus Point. This feature replaces Flurry of Blows for you.</w:t>
-      </w:r>
-    </w:p>
-    <w:p>
-      <w:pPr>
-        <w:keepNext/>
-        <w:pBdr>
-          <w:left w:val="single" w:sz="18" w:space="12" w:color="8B2020"/>
-        </w:pBdr>
-        <w:shd w:val="clear" w:color="auto" w:fill="FCF6F6"/>
-        <w:spacing w:before="30" w:after="70"/>
-        <w:ind w:left="340" w:right="340"/>
-      </w:pPr>
-      <w:r>
-        <w:rPr>
-          <w:rFonts w:ascii="Georgia" w:hAnsi="Georgia" w:cs="Georgia"/>
-          <w:b/>
-          <w:color w:val="8B2020"/>
-          <w:sz w:val="22"/>
-        </w:rPr>
-        <w:t>Level 11: Advanced Beast Breathing</w:t>
-      </w:r>
-    </w:p>
-    <w:p>
-      <w:pPr>
-        <w:pBdr>
-          <w:left w:val="single" w:sz="18" w:space="12" w:color="8B2020"/>
-        </w:pBdr>
-        <w:shd w:val="clear" w:color="auto" w:fill="FCF6F6"/>
-        <w:spacing w:before="30" w:after="70"/>
-        <w:ind w:left="340" w:right="340"/>
-      </w:pPr>
-      <w:r>
-        <w:rPr>
-          <w:rFonts w:ascii="Georgia" w:hAnsi="Georgia" w:cs="Georgia"/>
-          <w:b/>
-          <w:i w:val="0"/>
-          <w:color w:val="222222"/>
-          <w:sz w:val="18"/>
-        </w:rPr>
-        <w:t>Advanced Breathing.</w:t>
-      </w:r>
-      <w:r>
-        <w:rPr>
-          <w:rFonts w:ascii="Georgia" w:hAnsi="Georgia" w:cs="Georgia"/>
-          <w:b w:val="0"/>
-          <w:i w:val="0"/>
-          <w:color w:val="222222"/>
-          <w:sz w:val="18"/>
-        </w:rPr>
-        <w:t xml:space="preserve"> Your ignited breath grows fiercer. While your breath is ignited, you retain all its other benefits, you have Resistance to Bludgeoning, Piercing, and Slashing damage, and the extra Force damage your weapon deals increases from 2 to 3.</w:t>
-      </w:r>
-    </w:p>
-    <w:p>
-      <w:pPr>
-        <w:pBdr>
-          <w:left w:val="single" w:sz="18" w:space="12" w:color="8B2020"/>
-        </w:pBdr>
-        <w:shd w:val="clear" w:color="auto" w:fill="FCF6F6"/>
-        <w:spacing w:before="30" w:after="70"/>
-        <w:ind w:left="340" w:right="340"/>
-      </w:pPr>
-      <w:r>
-        <w:rPr>
-          <w:rFonts w:ascii="Georgia" w:hAnsi="Georgia" w:cs="Georgia"/>
-          <w:b/>
-          <w:i w:val="0"/>
-          <w:color w:val="222222"/>
-          <w:sz w:val="18"/>
-        </w:rPr>
-        <w:t>Sharpened Fang.</w:t>
-      </w:r>
-      <w:r>
-        <w:rPr>
-          <w:rFonts w:ascii="Georgia" w:hAnsi="Georgia" w:cs="Georgia"/>
-          <w:b w:val="0"/>
-          <w:i w:val="0"/>
-          <w:color w:val="222222"/>
-          <w:sz w:val="18"/>
-        </w:rPr>
-        <w:t xml:space="preserve"> The damage of your First Form: Devour increases to 5d10 plus your Dexterity modifier.</w:t>
-      </w:r>
-    </w:p>
-    <w:p>
-      <w:pPr>
-        <w:keepNext/>
-        <w:pBdr>
-          <w:left w:val="single" w:sz="18" w:space="12" w:color="8B2020"/>
-        </w:pBdr>
-        <w:shd w:val="clear" w:color="auto" w:fill="FCF6F6"/>
-        <w:spacing w:before="30" w:after="70"/>
-        <w:ind w:left="340" w:right="340"/>
-      </w:pPr>
-      <w:r>
-        <w:rPr>
-          <w:rFonts w:ascii="Georgia" w:hAnsi="Georgia" w:cs="Georgia"/>
-          <w:b/>
-          <w:color w:val="8B2020"/>
-          <w:sz w:val="22"/>
-        </w:rPr>
-        <w:t>Level 17: Third Form: Apex Predator</w:t>
-      </w:r>
-    </w:p>
-    <w:p>
-      <w:pPr>
-        <w:pBdr>
-          <w:left w:val="single" w:sz="18" w:space="12" w:color="8B2020"/>
-        </w:pBdr>
-        <w:shd w:val="clear" w:color="auto" w:fill="FCF6F6"/>
-        <w:spacing w:before="30" w:after="70"/>
-        <w:ind w:left="340" w:right="340"/>
-      </w:pPr>
-      <w:r>
-        <w:rPr>
-          <w:rFonts w:ascii="Georgia" w:hAnsi="Georgia" w:cs="Georgia"/>
-          <w:b/>
-          <w:i w:val="0"/>
-          <w:color w:val="222222"/>
-          <w:sz w:val="18"/>
-        </w:rPr>
-        <w:t>Third Form: Apex Predator.</w:t>
-      </w:r>
-      <w:r>
-        <w:rPr>
-          <w:rFonts w:ascii="Georgia" w:hAnsi="Georgia" w:cs="Georgia"/>
-          <w:b w:val="0"/>
-          <w:i w:val="0"/>
-          <w:color w:val="222222"/>
-          <w:sz w:val="18"/>
-        </w:rPr>
-        <w:t xml:space="preserve"> You become a blur of fang and steel. As a Bonus Action, you can expend 3 Focus Points to move up to your Speed without provoking Opportunity Attacks and make one attack with your Monk weapon against each of up to three different creatures you move within reach of. On a hit, the target takes Force damage equal to 5d10 plus your Dexterity modifier instead of the weapon's normal damage. Bonuses to the weapon's damage rolls (such as the Nichirin katana's +2 bonus and the extra damage from your ignited breath) apply as normal. Each creature hit must succeed on a Strength saving throw (DC 8 plus your Wisdom modifier and Proficiency Bonus) or have the Prone condition. You regain 1 expended Focus Point for each creature this feature reduces to 0 Hit Points.</w:t>
+          <w:sz w:val="19"/>
+        </w:rPr>
+        <w:t>The mountain monks say a breathing style is not a trick of the lungs but a way of remembering. Every warrior carries a wild thing, a still river, and a patch of honest dark somewhere inside them; a breathing style is simply the practice of calling one of them up on purpose, and setting it down again when the fight is done. The breath, the old masters warn, is easy to light and hard to quench, which is why they teach the quenching first.</w:t>
       </w:r>
     </w:p>
     <w:p>
@@ -1127,7 +717,7 @@
           <w:color w:val="A0522D"/>
           <w:sz w:val="26"/>
         </w:rPr>
-        <w:t>Water Breathing: the Monastery Form</w:t>
+        <w:t>Beast Breathing: the Bloodfang Form</w:t>
       </w:r>
     </w:p>
     <w:p>
@@ -1147,7 +737,7 @@
           <w:color w:val="222222"/>
           <w:sz w:val="21"/>
         </w:rPr>
-        <w:t>“Be water. Water does not strike; it flows, and the rock is cut all the same. Now breathe, and begin again.”</w:t>
+        <w:t>“You think too much, little storm. The beast does not think. The beast moves, and the beast is already behind you.”</w:t>
       </w:r>
       <w:r>
         <w:rPr>
@@ -1157,7 +747,7 @@
           <w:color w:val="222222"/>
           <w:sz w:val="21"/>
         </w:rPr>
-        <w:t xml:space="preserve"> (Master Kaelon Windstep)</w:t>
+        <w:t xml:space="preserve"> (the lesson Stabby finally understood)</w:t>
       </w:r>
     </w:p>
     <w:p>
@@ -1218,7 +808,7 @@
           <w:color w:val="222222"/>
           <w:sz w:val="21"/>
         </w:rPr>
-        <w:t>The Warrior of Water Breathing is the form of the patient master, the discipline that other monks spend their whole lives chasing. Its practitioners learn to move like a river: never rigid, never still, every strike flowing into the next, every blow turned aside by giving way rather than resisting. When they ignite their breath, their blade runs pale blue and cold, and their guard becomes as fluid and unbroken as a current that cannot be grasped.</w:t>
+        <w:t>Some warriors learn to still the storm inside them. The Warrior of Beast Breathing learns to ride it. Where other monks seek calm, this form reaches into the wild, animal heart of the fighter: the part that does not hesitate, does not flinch, and does not stop. Practitioners breathe in time with a racing heartbeat rather than a slow one, and when they ignite their breath, their blade glows blood-red and their body moves with the loping, unstoppable grace of a hunting beast.</w:t>
       </w:r>
     </w:p>
     <w:p>
@@ -1233,7 +823,7 @@
           <w:color w:val="222222"/>
           <w:sz w:val="21"/>
         </w:rPr>
-        <w:t>It is the most traditional of the breathing forms, and the hardest to truly master, for it asks the warrior to be calm in the middle of chaos. Those who walk this path are as often menders as fighters, for the same stillness that turns a blade can also close a wound, and the same patience that wins a duel can sit a long vigil at a friend's side.</w:t>
+        <w:t>It is a form born of survival rather than discipline, favored by those who grew up where the strong eat and the slow are eaten. To master it is not to tame the beast, but to become it on command, and to remember how to set it down again afterward.</w:t>
       </w:r>
     </w:p>
     <w:p>
@@ -1258,7 +848,7 @@
           <w:color w:val="222222"/>
           <w:sz w:val="21"/>
         </w:rPr>
-        <w:t xml:space="preserve"> You gain Warrior of Water Breathing features at Monk levels 3 (Water Breathing), 6 (First Form: Flowing Strike and Healing Spring, First Water), 11 (Advanced Water Breathing and the full Healing Spring), and 17 (Third Form: Tidal Crash).</w:t>
+        <w:t xml:space="preserve"> You gain Warrior of Beast Breathing features at Monk levels 3 (Beast Breathing), 6 (First Form: Devour), 11 (Advanced Beast Breathing), and 17 (Third Form: Apex Predator).</w:t>
       </w:r>
     </w:p>
     <w:p>
@@ -1278,7 +868,7 @@
           <w:color w:val="8B2020"/>
           <w:sz w:val="22"/>
         </w:rPr>
-        <w:t>Level 3: Water Breathing</w:t>
+        <w:t>Level 3: Beast Breathing</w:t>
       </w:r>
     </w:p>
     <w:p>
@@ -1328,7 +918,7 @@
           <w:color w:val="222222"/>
           <w:sz w:val="18"/>
         </w:rPr>
-        <w:t>Igniting the Breath.</w:t>
+        <w:t>Beast Sense.</w:t>
       </w:r>
       <w:r>
         <w:rPr>
@@ -1338,7 +928,7 @@
           <w:color w:val="222222"/>
           <w:sz w:val="18"/>
         </w:rPr>
-        <w:t xml:space="preserve"> When you roll Initiative, you can expend 1 Focus Point to ignite your breath. It lasts until the combat ends, until you have the Incapacitated condition, or until you end it (no action required). While your breath is ignited, your weapon glows pale blue, and whenever you hit a target with it, the target takes an extra 2 Cold damage.</w:t>
+        <w:t xml:space="preserve"> Your senses are sharp as a hunting animal's, even out of combat. You have Advantage on Wisdom (Survival) checks made to track creatures, on Wisdom (Perception) checks that rely on smell or hearing, and on Charisma (Intimidation) checks.</w:t>
       </w:r>
     </w:p>
     <w:p>
@@ -1358,7 +948,7 @@
           <w:color w:val="222222"/>
           <w:sz w:val="18"/>
         </w:rPr>
-        <w:t>Flowing Guard.</w:t>
+        <w:t>Igniting the Breath.</w:t>
       </w:r>
       <w:r>
         <w:rPr>
@@ -1368,7 +958,37 @@
           <w:color w:val="222222"/>
           <w:sz w:val="18"/>
         </w:rPr>
-        <w:t xml:space="preserve"> While your breath is ignited, you gain a +2 bonus to Armor Class against the first attack roll made against you before the start of each of your turns.</w:t>
+        <w:t xml:space="preserve"> When you roll Initiative, you can expend 1 Focus Point to ignite your breath. It lasts until the combat ends, until you have the Incapacitated condition, or until you end it (no action required). While your breath is ignited, your weapon glows blood-red, and whenever you hit a target with it, the target takes an extra 2 Force damage.</w:t>
+      </w:r>
+    </w:p>
+    <w:p>
+      <w:pPr>
+        <w:pBdr>
+          <w:left w:val="single" w:sz="18" w:space="12" w:color="8B2020"/>
+        </w:pBdr>
+        <w:shd w:val="clear" w:color="auto" w:fill="FCF6F6"/>
+        <w:spacing w:before="30" w:after="70"/>
+        <w:ind w:left="340" w:right="340"/>
+      </w:pPr>
+      <w:r>
+        <w:rPr>
+          <w:rFonts w:ascii="Georgia" w:hAnsi="Georgia" w:cs="Georgia"/>
+          <w:b/>
+          <w:i w:val="0"/>
+          <w:color w:val="222222"/>
+          <w:sz w:val="18"/>
+        </w:rPr>
+        <w:t>Beast's Vigor.</w:t>
+      </w:r>
+      <w:r>
+        <w:rPr>
+          <w:rFonts w:ascii="Georgia" w:hAnsi="Georgia" w:cs="Georgia"/>
+          <w:b w:val="0"/>
+          <w:i w:val="0"/>
+          <w:color w:val="222222"/>
+          <w:sz w:val="18"/>
+        </w:rPr>
+        <w:t xml:space="preserve"> While your breath is ignited, your Speed increases by 10 feet, and you have Advantage on Dexterity saving throws.</w:t>
       </w:r>
     </w:p>
     <w:p>
@@ -1388,7 +1008,7 @@
           <w:color w:val="8B2020"/>
           <w:sz w:val="22"/>
         </w:rPr>
-        <w:t>Level 6: First Form: Flowing Strike</w:t>
+        <w:t>Level 6: First Form: Devour</w:t>
       </w:r>
     </w:p>
     <w:p>
@@ -1408,7 +1028,7 @@
           <w:color w:val="222222"/>
           <w:sz w:val="18"/>
         </w:rPr>
-        <w:t>First Form: Flowing Strike.</w:t>
+        <w:t>First Form: Devour.</w:t>
       </w:r>
       <w:r>
         <w:rPr>
@@ -1418,37 +1038,7 @@
           <w:color w:val="222222"/>
           <w:sz w:val="18"/>
         </w:rPr>
-        <w:t xml:space="preserve"> As a Bonus Action, you can expend 1 Focus Point to move up to 15 feet without provoking Opportunity Attacks and make one attack with your Monk weapon. On a hit, the target takes Cold damage equal to 3d8 plus your Dexterity modifier instead of the weapon's normal damage. Bonuses to the weapon's damage rolls (such as the Nichirin katana's +2 bonus and the extra damage from your ignited breath) apply as normal. If the attack hits, the target must also succeed on a Dexterity saving throw (DC 8 plus your Wisdom modifier and Proficiency Bonus) or have the Prone condition. This feature replaces Flurry of Blows for you.</w:t>
-      </w:r>
-    </w:p>
-    <w:p>
-      <w:pPr>
-        <w:pBdr>
-          <w:left w:val="single" w:sz="18" w:space="12" w:color="8B2020"/>
-        </w:pBdr>
-        <w:shd w:val="clear" w:color="auto" w:fill="FCF6F6"/>
-        <w:spacing w:before="30" w:after="70"/>
-        <w:ind w:left="340" w:right="340"/>
-      </w:pPr>
-      <w:r>
-        <w:rPr>
-          <w:rFonts w:ascii="Georgia" w:hAnsi="Georgia" w:cs="Georgia"/>
-          <w:b/>
-          <w:i w:val="0"/>
-          <w:color w:val="222222"/>
-          <w:sz w:val="18"/>
-        </w:rPr>
-        <w:t>Healing Spring (First Water).</w:t>
-      </w:r>
-      <w:r>
-        <w:rPr>
-          <w:rFonts w:ascii="Georgia" w:hAnsi="Georgia" w:cs="Georgia"/>
-          <w:b w:val="0"/>
-          <w:i w:val="0"/>
-          <w:color w:val="222222"/>
-          <w:sz w:val="18"/>
-        </w:rPr>
-        <w:t xml:space="preserve"> As a Bonus Action, you can touch yourself or another creature, and the target regains a number of Hit Points equal to 2d8 plus your Wisdom modifier. Once you use this benefit, you can't use it again until you finish a Short or Long Rest. This benefit improves when you reach Monk level 11 (Healing Spring).</w:t>
+        <w:t xml:space="preserve"> As a Bonus Action, you can expend 1 Focus Point to move up to 15 feet without provoking Opportunity Attacks and make one attack with your Monk weapon. On a hit, the target takes Force damage equal to 3d8 plus your Dexterity modifier instead of the weapon's normal damage. Bonuses to the weapon's damage rolls (such as the Nichirin katana's +2 bonus and the extra damage from your ignited breath) apply as normal. If the attack reduces the target to 0 Hit Points, you regain the expended Focus Point. This feature replaces Flurry of Blows for you.</w:t>
       </w:r>
     </w:p>
     <w:p>
@@ -1468,7 +1058,7 @@
           <w:color w:val="8B2020"/>
           <w:sz w:val="22"/>
         </w:rPr>
-        <w:t>Level 11: Advanced Water Breathing</w:t>
+        <w:t>Level 11: Advanced Beast Breathing</w:t>
       </w:r>
     </w:p>
     <w:p>
@@ -1498,7 +1088,7 @@
           <w:color w:val="222222"/>
           <w:sz w:val="18"/>
         </w:rPr>
-        <w:t xml:space="preserve"> Your ignited breath deepens. While your breath is ignited, you retain all its other benefits, and whenever you hit a creature with your Monk weapon, that creature's Speed is reduced by 10 feet until the start of your next turn.</w:t>
+        <w:t xml:space="preserve"> Your ignited breath grows fiercer. While your breath is ignited, you retain all its other benefits, you have Resistance to Bludgeoning, Piercing, and Slashing damage, and the extra Force damage your weapon deals increases from 2 to 3.</w:t>
       </w:r>
     </w:p>
     <w:p>
@@ -1518,7 +1108,7 @@
           <w:color w:val="222222"/>
           <w:sz w:val="18"/>
         </w:rPr>
-        <w:t>Sharpened Flow.</w:t>
+        <w:t>Sharpened Fang.</w:t>
       </w:r>
       <w:r>
         <w:rPr>
@@ -1528,37 +1118,7 @@
           <w:color w:val="222222"/>
           <w:sz w:val="18"/>
         </w:rPr>
-        <w:t xml:space="preserve"> The damage of your First Form: Flowing Strike increases to 5d10 plus your Dexterity modifier.</w:t>
-      </w:r>
-    </w:p>
-    <w:p>
-      <w:pPr>
-        <w:pBdr>
-          <w:left w:val="single" w:sz="18" w:space="12" w:color="8B2020"/>
-        </w:pBdr>
-        <w:shd w:val="clear" w:color="auto" w:fill="FCF6F6"/>
-        <w:spacing w:before="30" w:after="70"/>
-        <w:ind w:left="340" w:right="340"/>
-      </w:pPr>
-      <w:r>
-        <w:rPr>
-          <w:rFonts w:ascii="Georgia" w:hAnsi="Georgia" w:cs="Georgia"/>
-          <w:b/>
-          <w:i w:val="0"/>
-          <w:color w:val="222222"/>
-          <w:sz w:val="18"/>
-        </w:rPr>
-        <w:t>Healing Spring.</w:t>
-      </w:r>
-      <w:r>
-        <w:rPr>
-          <w:rFonts w:ascii="Georgia" w:hAnsi="Georgia" w:cs="Georgia"/>
-          <w:b w:val="0"/>
-          <w:i w:val="0"/>
-          <w:color w:val="222222"/>
-          <w:sz w:val="18"/>
-        </w:rPr>
-        <w:t xml:space="preserve"> When you use your Healing Spring, the target now regains a number of Hit Points equal to 4d8 plus your Wisdom modifier. Once you use this benefit, you can't use it again until you finish a Short or Long Rest.</w:t>
+        <w:t xml:space="preserve"> The damage of your First Form: Devour increases to 5d10 plus your Dexterity modifier.</w:t>
       </w:r>
     </w:p>
     <w:p>
@@ -1578,7 +1138,7 @@
           <w:color w:val="8B2020"/>
           <w:sz w:val="22"/>
         </w:rPr>
-        <w:t>Level 17: Third Form: Tidal Crash</w:t>
+        <w:t>Level 17: Third Form: Apex Predator</w:t>
       </w:r>
     </w:p>
     <w:p>
@@ -1598,7 +1158,7 @@
           <w:color w:val="222222"/>
           <w:sz w:val="18"/>
         </w:rPr>
-        <w:t>Third Form: Tidal Crash.</w:t>
+        <w:t>Third Form: Apex Predator.</w:t>
       </w:r>
       <w:r>
         <w:rPr>
@@ -1608,7 +1168,7 @@
           <w:color w:val="222222"/>
           <w:sz w:val="18"/>
         </w:rPr>
-        <w:t xml:space="preserve"> As a Bonus Action, you can expend 3 Focus Points to move up to 20 feet and make one attack with your Monk weapon against each of up to three different creatures within your reach during that movement. On a hit, the target takes Cold damage equal to 5d10 plus your Dexterity modifier instead of the weapon's normal damage. Bonuses to the weapon's damage rolls (such as the Nichirin katana's +2 bonus and the extra damage from your ignited breath) apply as normal. Each creature hit must succeed on a Dexterity saving throw (DC 8 plus your Wisdom modifier and Proficiency Bonus) or have the Prone condition and a Speed of 0 until the end of its next turn.</w:t>
+        <w:t xml:space="preserve"> You become a blur of fang and steel. As a Bonus Action, you can expend 3 Focus Points to move up to your Speed without provoking Opportunity Attacks and make one attack with your Monk weapon against each of up to three different creatures you move within reach of. On a hit, the target takes Force damage equal to 5d10 plus your Dexterity modifier instead of the weapon's normal damage. Bonuses to the weapon's damage rolls (such as the Nichirin katana's +2 bonus and the extra damage from your ignited breath) apply as normal. Each creature hit must succeed on a Strength saving throw (DC 8 plus your Wisdom modifier and Proficiency Bonus) or have the Prone condition. You regain 1 expended Focus Point for each creature this feature reduces to 0 Hit Points.</w:t>
       </w:r>
     </w:p>
     <w:p>
@@ -1623,7 +1183,7 @@
           <w:color w:val="A0522D"/>
           <w:sz w:val="26"/>
         </w:rPr>
-        <w:t>Shadow Breathing: the Idol Form</w:t>
+        <w:t>Water Breathing: the Monastery Form</w:t>
       </w:r>
     </w:p>
     <w:p>
@@ -1643,7 +1203,7 @@
           <w:color w:val="222222"/>
           <w:sz w:val="21"/>
         </w:rPr>
-        <w:t>“Do not fear the dark. Breathe it in. Let it fill you, and then there is nothing left in the dark to fear you.”</w:t>
+        <w:t>“Be water. Water does not strike; it flows, and the rock is cut all the same. Now breathe, and begin again.”</w:t>
       </w:r>
       <w:r>
         <w:rPr>
@@ -1653,7 +1213,7 @@
           <w:color w:val="222222"/>
           <w:sz w:val="21"/>
         </w:rPr>
-        <w:t xml:space="preserve"> (a whisper from the idol)</w:t>
+        <w:t xml:space="preserve"> (Master Kaelon Windstep)</w:t>
       </w:r>
     </w:p>
     <w:p>
@@ -1714,7 +1274,7 @@
           <w:color w:val="222222"/>
           <w:sz w:val="21"/>
         </w:rPr>
-        <w:t>The Warrior of Shadow Breathing is the strangest and most secretive of the forms, a discipline touched by something older than any monastery. Its practitioners breathe in the gloom itself, drawing the dark into their lungs until it answers to them. When they ignite their breath, their blade runs violet-black, the shadows fold around them like a cloak, and they see clearly in darkness that blinds everyone else.</w:t>
+        <w:t>The Warrior of Water Breathing is the form of the patient master, the discipline that other monks spend their whole lives chasing. Its practitioners learn to move like a river: never rigid, never still, every strike flowing into the next, every blow turned aside by giving way rather than resisting. When they ignite their breath, their blade runs pale blue and cold, and their guard becomes as fluid and unbroken as a current that cannot be grasped.</w:t>
       </w:r>
     </w:p>
     <w:p>
@@ -1729,7 +1289,7 @@
           <w:color w:val="222222"/>
           <w:sz w:val="21"/>
         </w:rPr>
-        <w:t>Few teach this form openly, for it walks close to powers most monks are warned away from. Those who carry it often carry a question they cannot yet answer: why the dark heeds them, where the breath truly comes from, and what waits at the end of the path they have started down. Mastered well, it makes a warrior into something the night itself seems to bend around.</w:t>
+        <w:t>It is the most traditional of the breathing forms, and the hardest to truly master, for it asks the warrior to be calm in the middle of chaos. Those who walk this path are as often menders as fighters, for the same stillness that turns a blade can also close a wound, and the same patience that wins a duel can sit a long vigil at a friend's side.</w:t>
       </w:r>
     </w:p>
     <w:p>
@@ -1754,7 +1314,7 @@
           <w:color w:val="222222"/>
           <w:sz w:val="21"/>
         </w:rPr>
-        <w:t xml:space="preserve"> You gain Warrior of Shadow Breathing features at Monk levels 3 (Shadow Breathing), 6 (First Form: Umbral Slash), 11 (Advanced Shadow Breathing), and 17 (Third Form: Eclipse).</w:t>
+        <w:t xml:space="preserve"> You gain Warrior of Water Breathing features at Monk levels 3 (Water Breathing), 6 (First Form: Flowing Strike and Healing Spring, First Water), 11 (Advanced Water Breathing and the full Healing Spring), and 17 (Third Form: Tidal Crash).</w:t>
       </w:r>
     </w:p>
     <w:p>
@@ -1774,7 +1334,7 @@
           <w:color w:val="8B2020"/>
           <w:sz w:val="22"/>
         </w:rPr>
-        <w:t>Level 3: Shadow Breathing</w:t>
+        <w:t>Level 3: Water Breathing</w:t>
       </w:r>
     </w:p>
     <w:p>
@@ -1824,7 +1384,7 @@
           <w:color w:val="222222"/>
           <w:sz w:val="18"/>
         </w:rPr>
-        <w:t>Eyes of the Idol.</w:t>
+        <w:t>Igniting the Breath.</w:t>
       </w:r>
       <w:r>
         <w:rPr>
@@ -1834,7 +1394,7 @@
           <w:color w:val="222222"/>
           <w:sz w:val="18"/>
         </w:rPr>
-        <w:t xml:space="preserve"> The idol's gift never fully leaves you. You have Darkvision with a range of 60 feet (if you already have Darkvision, its range increases by 60 feet), and you have Advantage on Dexterity (Stealth) checks.</w:t>
+        <w:t xml:space="preserve"> When you roll Initiative, you can expend 1 Focus Point to ignite your breath. It lasts until the combat ends, until you have the Incapacitated condition, or until you end it (no action required). While your breath is ignited, your weapon glows pale blue, and whenever you hit a target with it, the target takes an extra 2 Cold damage.</w:t>
       </w:r>
     </w:p>
     <w:p>
@@ -1854,7 +1414,7 @@
           <w:color w:val="222222"/>
           <w:sz w:val="18"/>
         </w:rPr>
-        <w:t>Igniting the Breath.</w:t>
+        <w:t>Flowing Guard.</w:t>
       </w:r>
       <w:r>
         <w:rPr>
@@ -1864,37 +1424,7 @@
           <w:color w:val="222222"/>
           <w:sz w:val="18"/>
         </w:rPr>
-        <w:t xml:space="preserve"> When you roll Initiative, you can expend 1 Focus Point to ignite your breath. It lasts until the combat ends, until you have the Incapacitated condition, or until you end it (no action required). While your breath is ignited, your weapon glows violet-black, and whenever you hit a target with it, the target takes an extra 2 Necrotic damage.</w:t>
-      </w:r>
-    </w:p>
-    <w:p>
-      <w:pPr>
-        <w:pBdr>
-          <w:left w:val="single" w:sz="18" w:space="12" w:color="8B2020"/>
-        </w:pBdr>
-        <w:shd w:val="clear" w:color="auto" w:fill="FCF6F6"/>
-        <w:spacing w:before="30" w:after="70"/>
-        <w:ind w:left="340" w:right="340"/>
-      </w:pPr>
-      <w:r>
-        <w:rPr>
-          <w:rFonts w:ascii="Georgia" w:hAnsi="Georgia" w:cs="Georgia"/>
-          <w:b/>
-          <w:i w:val="0"/>
-          <w:color w:val="222222"/>
-          <w:sz w:val="18"/>
-        </w:rPr>
-        <w:t>One With the Gloom.</w:t>
-      </w:r>
-      <w:r>
-        <w:rPr>
-          <w:rFonts w:ascii="Georgia" w:hAnsi="Georgia" w:cs="Georgia"/>
-          <w:b w:val="0"/>
-          <w:i w:val="0"/>
-          <w:color w:val="222222"/>
-          <w:sz w:val="18"/>
-        </w:rPr>
-        <w:t xml:space="preserve"> While your breath is ignited, you gain a +2 bonus to Armor Class against ranged attack rolls, and you can see normally in magical Darkness.</w:t>
+        <w:t xml:space="preserve"> While your breath is ignited, you gain a +2 bonus to Armor Class against the first attack roll made against you before the start of each of your turns.</w:t>
       </w:r>
     </w:p>
     <w:p>
@@ -1914,7 +1444,7 @@
           <w:color w:val="8B2020"/>
           <w:sz w:val="22"/>
         </w:rPr>
-        <w:t>Level 6: First Form: Umbral Slash</w:t>
+        <w:t>Level 6: First Form: Flowing Strike</w:t>
       </w:r>
     </w:p>
     <w:p>
@@ -1934,7 +1464,7 @@
           <w:color w:val="222222"/>
           <w:sz w:val="18"/>
         </w:rPr>
-        <w:t>First Form: Umbral Slash.</w:t>
+        <w:t>First Form: Flowing Strike.</w:t>
       </w:r>
       <w:r>
         <w:rPr>
@@ -1944,7 +1474,7 @@
           <w:color w:val="222222"/>
           <w:sz w:val="18"/>
         </w:rPr>
-        <w:t xml:space="preserve"> As a Bonus Action, you can expend 1 Focus Point to teleport up to 15 feet to an unoccupied space you can see within 5 feet of a creature. Magical Darkness then fills a 10-foot Cube of your choice, which must contain that creature's space. You then make one attack with your Monk weapon against that creature, and you have Advantage on the attack roll. On a hit, the target takes Necrotic damage equal to 3d8 plus your Dexterity modifier instead of the weapon's normal damage. Bonuses to the weapon's damage rolls (such as the Nichirin katana's +2 bonus and the extra damage from your ignited breath) apply as normal.</w:t>
+        <w:t xml:space="preserve"> As a Bonus Action, you can expend 1 Focus Point to move up to 15 feet without provoking Opportunity Attacks and make one attack with your Monk weapon. On a hit, the target takes Cold damage equal to 3d8 plus your Dexterity modifier instead of the weapon's normal damage. Bonuses to the weapon's damage rolls (such as the Nichirin katana's +2 bonus and the extra damage from your ignited breath) apply as normal. If the attack hits, the target must also succeed on a Dexterity saving throw (DC 8 plus your Wisdom modifier and Proficiency Bonus) or have the Prone condition. This feature replaces Flurry of Blows for you.</w:t>
       </w:r>
     </w:p>
     <w:p>
@@ -1959,32 +1489,22 @@
       <w:r>
         <w:rPr>
           <w:rFonts w:ascii="Georgia" w:hAnsi="Georgia" w:cs="Georgia"/>
+          <w:b/>
+          <w:i w:val="0"/>
+          <w:color w:val="222222"/>
+          <w:sz w:val="18"/>
+        </w:rPr>
+        <w:t>Healing Spring (First Water).</w:t>
+      </w:r>
+      <w:r>
+        <w:rPr>
+          <w:rFonts w:ascii="Georgia" w:hAnsi="Georgia" w:cs="Georgia"/>
           <w:b w:val="0"/>
           <w:i w:val="0"/>
           <w:color w:val="222222"/>
           <w:sz w:val="18"/>
         </w:rPr>
-        <w:t>You can see through Darkness created by this feature. The Darkness lasts until the end of your next turn, or you can end it early (no action required). This feature replaces Flurry of Blows for you.</w:t>
-      </w:r>
-    </w:p>
-    <w:p>
-      <w:pPr>
-        <w:pBdr>
-          <w:left w:val="single" w:sz="18" w:space="12" w:color="5B2A86"/>
-        </w:pBdr>
-        <w:shd w:val="clear" w:color="auto" w:fill="F4F0FA"/>
-        <w:spacing w:before="30" w:after="70"/>
-        <w:ind w:left="340" w:right="340"/>
-      </w:pPr>
-      <w:r>
-        <w:rPr>
-          <w:rFonts w:ascii="Georgia" w:hAnsi="Georgia" w:cs="Georgia"/>
-          <w:b w:val="0"/>
-          <w:i w:val="0"/>
-          <w:color w:val="222222"/>
-          <w:sz w:val="19"/>
-        </w:rPr>
-        <w:t>▶ The gloom is his alone. Stabby sees through his own Darkness; his allies cannot. Allies make ranged attack rolls with Disadvantage against a creature wrapped in the gloom, and spells that require a visible target cannot reach it at all, so the party learns to pick different targets while the shadow does its work.</w:t>
+        <w:t xml:space="preserve"> As a Bonus Action, you can touch yourself or another creature, and the target regains a number of Hit Points equal to 2d8 plus your Wisdom modifier. Once you use this benefit, you can't use it again until you finish a Short or Long Rest. This benefit improves when you reach Monk level 11 (Healing Spring).</w:t>
       </w:r>
     </w:p>
     <w:p>
@@ -2004,7 +1524,7 @@
           <w:color w:val="8B2020"/>
           <w:sz w:val="22"/>
         </w:rPr>
-        <w:t>Level 11: Advanced Shadow Breathing</w:t>
+        <w:t>Level 11: Advanced Water Breathing</w:t>
       </w:r>
     </w:p>
     <w:p>
@@ -2034,7 +1554,7 @@
           <w:color w:val="222222"/>
           <w:sz w:val="18"/>
         </w:rPr>
-        <w:t xml:space="preserve"> Your ignited breath drinks deeper of the dark. While your breath is ignited, you retain all its other benefits. In addition, once per turn when you hit a creature with an attack roll that had Advantage, the target takes an extra 2d6 Necrotic damage.</w:t>
+        <w:t xml:space="preserve"> Your ignited breath deepens. While your breath is ignited, you retain all its other benefits, and whenever you hit a creature with your Monk weapon, that creature's Speed is reduced by 10 feet until the start of your next turn.</w:t>
       </w:r>
     </w:p>
     <w:p>
@@ -2054,7 +1574,7 @@
           <w:color w:val="222222"/>
           <w:sz w:val="18"/>
         </w:rPr>
-        <w:t>Sharpened Gloom.</w:t>
+        <w:t>Sharpened Flow.</w:t>
       </w:r>
       <w:r>
         <w:rPr>
@@ -2064,7 +1584,37 @@
           <w:color w:val="222222"/>
           <w:sz w:val="18"/>
         </w:rPr>
-        <w:t xml:space="preserve"> The damage of your First Form: Umbral Slash increases to 5d10 plus your Dexterity modifier.</w:t>
+        <w:t xml:space="preserve"> The damage of your First Form: Flowing Strike increases to 5d10 plus your Dexterity modifier.</w:t>
+      </w:r>
+    </w:p>
+    <w:p>
+      <w:pPr>
+        <w:pBdr>
+          <w:left w:val="single" w:sz="18" w:space="12" w:color="8B2020"/>
+        </w:pBdr>
+        <w:shd w:val="clear" w:color="auto" w:fill="FCF6F6"/>
+        <w:spacing w:before="30" w:after="70"/>
+        <w:ind w:left="340" w:right="340"/>
+      </w:pPr>
+      <w:r>
+        <w:rPr>
+          <w:rFonts w:ascii="Georgia" w:hAnsi="Georgia" w:cs="Georgia"/>
+          <w:b/>
+          <w:i w:val="0"/>
+          <w:color w:val="222222"/>
+          <w:sz w:val="18"/>
+        </w:rPr>
+        <w:t>Healing Spring.</w:t>
+      </w:r>
+      <w:r>
+        <w:rPr>
+          <w:rFonts w:ascii="Georgia" w:hAnsi="Georgia" w:cs="Georgia"/>
+          <w:b w:val="0"/>
+          <w:i w:val="0"/>
+          <w:color w:val="222222"/>
+          <w:sz w:val="18"/>
+        </w:rPr>
+        <w:t xml:space="preserve"> When you use your Healing Spring, the target now regains a number of Hit Points equal to 4d8 plus your Wisdom modifier. Once you use this benefit, you can't use it again until you finish a Short or Long Rest.</w:t>
       </w:r>
     </w:p>
     <w:p>
@@ -2084,7 +1634,7 @@
           <w:color w:val="8B2020"/>
           <w:sz w:val="22"/>
         </w:rPr>
-        <w:t>Level 17: Third Form: Eclipse</w:t>
+        <w:t>Level 17: Third Form: Tidal Crash</w:t>
       </w:r>
     </w:p>
     <w:p>
@@ -2104,7 +1654,7 @@
           <w:color w:val="222222"/>
           <w:sz w:val="18"/>
         </w:rPr>
-        <w:t>Third Form: Eclipse.</w:t>
+        <w:t>Third Form: Tidal Crash.</w:t>
       </w:r>
       <w:r>
         <w:rPr>
@@ -2114,7 +1664,7 @@
           <w:color w:val="222222"/>
           <w:sz w:val="18"/>
         </w:rPr>
-        <w:t xml:space="preserve"> You vanish into the gloom and strike from everywhere at once. As a Bonus Action, you can expend 3 Focus Points to fill a 20-foot Cube centered on yourself with magical Darkness, which you can see through. For each of up to three different creatures in the Cube, you can teleport to an unoccupied space you can see within 5 feet of that creature and make one attack with your Monk weapon against it, and you have Advantage on each attack roll. On a hit, the target takes Necrotic damage equal to 5d10 plus your Dexterity modifier instead of the weapon's normal damage. Bonuses to the weapon's damage rolls (such as the Nichirin katana's +2 bonus and the extra damage from your ignited breath) apply as normal. Each creature hit has the Blinded condition until the end of your next turn, and creatures other than you can't see you until the Darkness ends.</w:t>
+        <w:t xml:space="preserve"> As a Bonus Action, you can expend 3 Focus Points to move up to 20 feet and make one attack with your Monk weapon against each of up to three different creatures within your reach during that movement. On a hit, the target takes Cold damage equal to 5d10 plus your Dexterity modifier instead of the weapon's normal damage. Bonuses to the weapon's damage rolls (such as the Nichirin katana's +2 bonus and the extra damage from your ignited breath) apply as normal. Each creature hit must succeed on a Dexterity saving throw (DC 8 plus your Wisdom modifier and Proficiency Bonus) or have the Prone condition and a Speed of 0 until the end of its next turn.</w:t>
       </w:r>
     </w:p>
     <w:p>
@@ -2129,7 +1679,37 @@
           <w:color w:val="A0522D"/>
           <w:sz w:val="26"/>
         </w:rPr>
-        <w:t>The Demon-Slayer's Blade: the Nichirin Katana</w:t>
+        <w:t>Shadow Breathing: the Idol Form</w:t>
+      </w:r>
+    </w:p>
+    <w:p>
+      <w:pPr>
+        <w:pBdr>
+          <w:left w:val="single" w:sz="18" w:space="12" w:color="B8860B"/>
+        </w:pBdr>
+        <w:shd w:val="clear" w:color="auto" w:fill="FBF6EA"/>
+        <w:spacing w:before="30" w:after="70"/>
+        <w:ind w:left="340" w:right="340"/>
+      </w:pPr>
+      <w:r>
+        <w:rPr>
+          <w:rFonts w:ascii="Georgia" w:hAnsi="Georgia" w:cs="Georgia"/>
+          <w:b w:val="0"/>
+          <w:i/>
+          <w:color w:val="222222"/>
+          <w:sz w:val="21"/>
+        </w:rPr>
+        <w:t>“Do not fear the dark. Breathe it in. Let it fill you, and then there is nothing left in the dark to fear you.”</w:t>
+      </w:r>
+      <w:r>
+        <w:rPr>
+          <w:rFonts w:ascii="Georgia" w:hAnsi="Georgia" w:cs="Georgia"/>
+          <w:b w:val="0"/>
+          <w:i w:val="0"/>
+          <w:color w:val="222222"/>
+          <w:sz w:val="21"/>
+        </w:rPr>
+        <w:t xml:space="preserve"> (a whisper from the idol)</w:t>
       </w:r>
     </w:p>
     <w:p>
@@ -2146,7 +1726,7 @@
             <wp:positionV relativeFrom="paragraph">
               <wp:posOffset>0</wp:posOffset>
             </wp:positionV>
-            <wp:extent cx="1737360" cy="1737360"/>
+            <wp:extent cx="2194560" cy="2194560"/>
             <wp:effectExtent l="0" t="0" r="0" b="0"/>
             <wp:wrapSquare wrapText="bothSides"/>
             <wp:docPr id="7" name="Picture 7"/>
@@ -2167,6 +1747,482 @@
                   <pic:spPr>
                     <a:xfrm>
                       <a:off x="0" y="0"/>
+                      <a:ext cx="2194560" cy="2194560"/>
+                    </a:xfrm>
+                    <a:prstGeom prst="rect"/>
+                  </pic:spPr>
+                </pic:pic>
+              </a:graphicData>
+            </a:graphic>
+          </wp:anchor>
+        </w:drawing>
+      </w:r>
+    </w:p>
+    <w:p>
+      <w:pPr>
+        <w:spacing w:after="80"/>
+      </w:pPr>
+      <w:r>
+        <w:rPr>
+          <w:rFonts w:ascii="Georgia" w:hAnsi="Georgia" w:cs="Georgia"/>
+          <w:b w:val="0"/>
+          <w:i w:val="0"/>
+          <w:color w:val="222222"/>
+          <w:sz w:val="21"/>
+        </w:rPr>
+        <w:t>The Warrior of Shadow Breathing is the strangest and most secretive of the forms, a discipline touched by something older than any monastery. Its practitioners breathe in the gloom itself, drawing the dark into their lungs until it answers to them. When they ignite their breath, their blade runs violet-black, the shadows fold around them like a cloak, and they see clearly in darkness that blinds everyone else.</w:t>
+      </w:r>
+    </w:p>
+    <w:p>
+      <w:pPr>
+        <w:spacing w:after="80"/>
+      </w:pPr>
+      <w:r>
+        <w:rPr>
+          <w:rFonts w:ascii="Georgia" w:hAnsi="Georgia" w:cs="Georgia"/>
+          <w:b w:val="0"/>
+          <w:i w:val="0"/>
+          <w:color w:val="222222"/>
+          <w:sz w:val="21"/>
+        </w:rPr>
+        <w:t>Few teach this form openly, for it walks close to powers most monks are warned away from. Those who carry it often carry a question they cannot yet answer: why the dark heeds them, where the breath truly comes from, and what waits at the end of the path they have started down. Mastered well, it makes a warrior into something the night itself seems to bend around.</w:t>
+      </w:r>
+    </w:p>
+    <w:p>
+      <w:pPr>
+        <w:spacing w:after="80"/>
+      </w:pPr>
+      <w:r>
+        <w:rPr>
+          <w:rFonts w:ascii="Georgia" w:hAnsi="Georgia" w:cs="Georgia"/>
+          <w:b/>
+          <w:i w:val="0"/>
+          <w:color w:val="222222"/>
+          <w:sz w:val="21"/>
+        </w:rPr>
+        <w:t>Features by Monk Level.</w:t>
+      </w:r>
+      <w:r>
+        <w:rPr>
+          <w:rFonts w:ascii="Georgia" w:hAnsi="Georgia" w:cs="Georgia"/>
+          <w:b w:val="0"/>
+          <w:i w:val="0"/>
+          <w:color w:val="222222"/>
+          <w:sz w:val="21"/>
+        </w:rPr>
+        <w:t xml:space="preserve"> You gain Warrior of Shadow Breathing features at Monk levels 3 (Shadow Breathing), 6 (First Form: Umbral Slash), 11 (Advanced Shadow Breathing), and 17 (Third Form: Eclipse).</w:t>
+      </w:r>
+    </w:p>
+    <w:p>
+      <w:pPr>
+        <w:keepNext/>
+        <w:pBdr>
+          <w:left w:val="single" w:sz="18" w:space="12" w:color="8B2020"/>
+        </w:pBdr>
+        <w:shd w:val="clear" w:color="auto" w:fill="FCF6F6"/>
+        <w:spacing w:before="30" w:after="70"/>
+        <w:ind w:left="340" w:right="340"/>
+      </w:pPr>
+      <w:r>
+        <w:rPr>
+          <w:rFonts w:ascii="Georgia" w:hAnsi="Georgia" w:cs="Georgia"/>
+          <w:b/>
+          <w:color w:val="8B2020"/>
+          <w:sz w:val="22"/>
+        </w:rPr>
+        <w:t>Level 3: Shadow Breathing</w:t>
+      </w:r>
+    </w:p>
+    <w:p>
+      <w:pPr>
+        <w:pBdr>
+          <w:left w:val="single" w:sz="18" w:space="12" w:color="8B2020"/>
+        </w:pBdr>
+        <w:shd w:val="clear" w:color="auto" w:fill="FCF6F6"/>
+        <w:spacing w:before="30" w:after="70"/>
+        <w:ind w:left="340" w:right="340"/>
+      </w:pPr>
+      <w:r>
+        <w:rPr>
+          <w:rFonts w:ascii="Georgia" w:hAnsi="Georgia" w:cs="Georgia"/>
+          <w:b/>
+          <w:i w:val="0"/>
+          <w:color w:val="222222"/>
+          <w:sz w:val="18"/>
+        </w:rPr>
+        <w:t>Monk Weapons.</w:t>
+      </w:r>
+      <w:r>
+        <w:rPr>
+          <w:rFonts w:ascii="Georgia" w:hAnsi="Georgia" w:cs="Georgia"/>
+          <w:b w:val="0"/>
+          <w:i w:val="0"/>
+          <w:color w:val="222222"/>
+          <w:sz w:val="18"/>
+        </w:rPr>
+        <w:t xml:space="preserve"> A katana, as well as any sword you adopt as your signature blade, counts as a Monk weapon for you. You can use your Martial Arts die with it, and you can use this subclass's features with it. You can still make an Unarmed Strike as a Bonus Action.</w:t>
+      </w:r>
+    </w:p>
+    <w:p>
+      <w:pPr>
+        <w:pBdr>
+          <w:left w:val="single" w:sz="18" w:space="12" w:color="8B2020"/>
+        </w:pBdr>
+        <w:shd w:val="clear" w:color="auto" w:fill="FCF6F6"/>
+        <w:spacing w:before="30" w:after="70"/>
+        <w:ind w:left="340" w:right="340"/>
+      </w:pPr>
+      <w:r>
+        <w:rPr>
+          <w:rFonts w:ascii="Georgia" w:hAnsi="Georgia" w:cs="Georgia"/>
+          <w:b/>
+          <w:i w:val="0"/>
+          <w:color w:val="222222"/>
+          <w:sz w:val="18"/>
+        </w:rPr>
+        <w:t>Eyes of the Idol.</w:t>
+      </w:r>
+      <w:r>
+        <w:rPr>
+          <w:rFonts w:ascii="Georgia" w:hAnsi="Georgia" w:cs="Georgia"/>
+          <w:b w:val="0"/>
+          <w:i w:val="0"/>
+          <w:color w:val="222222"/>
+          <w:sz w:val="18"/>
+        </w:rPr>
+        <w:t xml:space="preserve"> The idol's gift never fully leaves you. You have Darkvision with a range of 60 feet (if you already have Darkvision, its range increases by 60 feet), and you have Advantage on Dexterity (Stealth) checks.</w:t>
+      </w:r>
+    </w:p>
+    <w:p>
+      <w:pPr>
+        <w:pBdr>
+          <w:left w:val="single" w:sz="18" w:space="12" w:color="8B2020"/>
+        </w:pBdr>
+        <w:shd w:val="clear" w:color="auto" w:fill="FCF6F6"/>
+        <w:spacing w:before="30" w:after="70"/>
+        <w:ind w:left="340" w:right="340"/>
+      </w:pPr>
+      <w:r>
+        <w:rPr>
+          <w:rFonts w:ascii="Georgia" w:hAnsi="Georgia" w:cs="Georgia"/>
+          <w:b/>
+          <w:i w:val="0"/>
+          <w:color w:val="222222"/>
+          <w:sz w:val="18"/>
+        </w:rPr>
+        <w:t>Igniting the Breath.</w:t>
+      </w:r>
+      <w:r>
+        <w:rPr>
+          <w:rFonts w:ascii="Georgia" w:hAnsi="Georgia" w:cs="Georgia"/>
+          <w:b w:val="0"/>
+          <w:i w:val="0"/>
+          <w:color w:val="222222"/>
+          <w:sz w:val="18"/>
+        </w:rPr>
+        <w:t xml:space="preserve"> When you roll Initiative, you can expend 1 Focus Point to ignite your breath. It lasts until the combat ends, until you have the Incapacitated condition, or until you end it (no action required). While your breath is ignited, your weapon glows violet-black, and whenever you hit a target with it, the target takes an extra 2 Necrotic damage.</w:t>
+      </w:r>
+    </w:p>
+    <w:p>
+      <w:pPr>
+        <w:pBdr>
+          <w:left w:val="single" w:sz="18" w:space="12" w:color="8B2020"/>
+        </w:pBdr>
+        <w:shd w:val="clear" w:color="auto" w:fill="FCF6F6"/>
+        <w:spacing w:before="30" w:after="70"/>
+        <w:ind w:left="340" w:right="340"/>
+      </w:pPr>
+      <w:r>
+        <w:rPr>
+          <w:rFonts w:ascii="Georgia" w:hAnsi="Georgia" w:cs="Georgia"/>
+          <w:b/>
+          <w:i w:val="0"/>
+          <w:color w:val="222222"/>
+          <w:sz w:val="18"/>
+        </w:rPr>
+        <w:t>One With the Gloom.</w:t>
+      </w:r>
+      <w:r>
+        <w:rPr>
+          <w:rFonts w:ascii="Georgia" w:hAnsi="Georgia" w:cs="Georgia"/>
+          <w:b w:val="0"/>
+          <w:i w:val="0"/>
+          <w:color w:val="222222"/>
+          <w:sz w:val="18"/>
+        </w:rPr>
+        <w:t xml:space="preserve"> While your breath is ignited, you gain a +2 bonus to Armor Class against ranged attack rolls, and you can see normally in magical Darkness.</w:t>
+      </w:r>
+    </w:p>
+    <w:p>
+      <w:pPr>
+        <w:keepNext/>
+        <w:pBdr>
+          <w:left w:val="single" w:sz="18" w:space="12" w:color="8B2020"/>
+        </w:pBdr>
+        <w:shd w:val="clear" w:color="auto" w:fill="FCF6F6"/>
+        <w:spacing w:before="30" w:after="70"/>
+        <w:ind w:left="340" w:right="340"/>
+      </w:pPr>
+      <w:r>
+        <w:rPr>
+          <w:rFonts w:ascii="Georgia" w:hAnsi="Georgia" w:cs="Georgia"/>
+          <w:b/>
+          <w:color w:val="8B2020"/>
+          <w:sz w:val="22"/>
+        </w:rPr>
+        <w:t>Level 6: First Form: Umbral Slash</w:t>
+      </w:r>
+    </w:p>
+    <w:p>
+      <w:pPr>
+        <w:pBdr>
+          <w:left w:val="single" w:sz="18" w:space="12" w:color="8B2020"/>
+        </w:pBdr>
+        <w:shd w:val="clear" w:color="auto" w:fill="FCF6F6"/>
+        <w:spacing w:before="30" w:after="70"/>
+        <w:ind w:left="340" w:right="340"/>
+      </w:pPr>
+      <w:r>
+        <w:rPr>
+          <w:rFonts w:ascii="Georgia" w:hAnsi="Georgia" w:cs="Georgia"/>
+          <w:b/>
+          <w:i w:val="0"/>
+          <w:color w:val="222222"/>
+          <w:sz w:val="18"/>
+        </w:rPr>
+        <w:t>First Form: Umbral Slash.</w:t>
+      </w:r>
+      <w:r>
+        <w:rPr>
+          <w:rFonts w:ascii="Georgia" w:hAnsi="Georgia" w:cs="Georgia"/>
+          <w:b w:val="0"/>
+          <w:i w:val="0"/>
+          <w:color w:val="222222"/>
+          <w:sz w:val="18"/>
+        </w:rPr>
+        <w:t xml:space="preserve"> As a Bonus Action, you can expend 1 Focus Point to teleport up to 15 feet to an unoccupied space you can see within 5 feet of a creature. Magical Darkness then fills a 10-foot Cube of your choice, which must contain that creature's space. You then make one attack with your Monk weapon against that creature, and you have Advantage on the attack roll. On a hit, the target takes Necrotic damage equal to 3d8 plus your Dexterity modifier instead of the weapon's normal damage. Bonuses to the weapon's damage rolls (such as the Nichirin katana's +2 bonus and the extra damage from your ignited breath) apply as normal.</w:t>
+      </w:r>
+    </w:p>
+    <w:p>
+      <w:pPr>
+        <w:pBdr>
+          <w:left w:val="single" w:sz="18" w:space="12" w:color="8B2020"/>
+        </w:pBdr>
+        <w:shd w:val="clear" w:color="auto" w:fill="FCF6F6"/>
+        <w:spacing w:before="30" w:after="70"/>
+        <w:ind w:left="340" w:right="340"/>
+      </w:pPr>
+      <w:r>
+        <w:rPr>
+          <w:rFonts w:ascii="Georgia" w:hAnsi="Georgia" w:cs="Georgia"/>
+          <w:b w:val="0"/>
+          <w:i w:val="0"/>
+          <w:color w:val="222222"/>
+          <w:sz w:val="18"/>
+        </w:rPr>
+        <w:t>You can see through Darkness created by this feature. The Darkness lasts until the end of your next turn, or you can end it early (no action required). This feature replaces Flurry of Blows for you.</w:t>
+      </w:r>
+    </w:p>
+    <w:p>
+      <w:pPr>
+        <w:pBdr>
+          <w:left w:val="single" w:sz="18" w:space="12" w:color="5B2A86"/>
+        </w:pBdr>
+        <w:shd w:val="clear" w:color="auto" w:fill="F4F0FA"/>
+        <w:spacing w:before="30" w:after="70"/>
+        <w:ind w:left="340" w:right="340"/>
+      </w:pPr>
+      <w:r>
+        <w:rPr>
+          <w:rFonts w:ascii="Georgia" w:hAnsi="Georgia" w:cs="Georgia"/>
+          <w:b w:val="0"/>
+          <w:i w:val="0"/>
+          <w:color w:val="222222"/>
+          <w:sz w:val="19"/>
+        </w:rPr>
+        <w:t>▶ The gloom is his alone. Stabby sees through his own Darkness; his allies cannot. Allies make ranged attack rolls with Disadvantage against a creature wrapped in the gloom, and spells that require a visible target cannot reach it at all, so the party learns to pick different targets while the shadow does its work.</w:t>
+      </w:r>
+    </w:p>
+    <w:p>
+      <w:pPr>
+        <w:keepNext/>
+        <w:pBdr>
+          <w:left w:val="single" w:sz="18" w:space="12" w:color="8B2020"/>
+        </w:pBdr>
+        <w:shd w:val="clear" w:color="auto" w:fill="FCF6F6"/>
+        <w:spacing w:before="30" w:after="70"/>
+        <w:ind w:left="340" w:right="340"/>
+      </w:pPr>
+      <w:r>
+        <w:rPr>
+          <w:rFonts w:ascii="Georgia" w:hAnsi="Georgia" w:cs="Georgia"/>
+          <w:b/>
+          <w:color w:val="8B2020"/>
+          <w:sz w:val="22"/>
+        </w:rPr>
+        <w:t>Level 11: Advanced Shadow Breathing</w:t>
+      </w:r>
+    </w:p>
+    <w:p>
+      <w:pPr>
+        <w:pBdr>
+          <w:left w:val="single" w:sz="18" w:space="12" w:color="8B2020"/>
+        </w:pBdr>
+        <w:shd w:val="clear" w:color="auto" w:fill="FCF6F6"/>
+        <w:spacing w:before="30" w:after="70"/>
+        <w:ind w:left="340" w:right="340"/>
+      </w:pPr>
+      <w:r>
+        <w:rPr>
+          <w:rFonts w:ascii="Georgia" w:hAnsi="Georgia" w:cs="Georgia"/>
+          <w:b/>
+          <w:i w:val="0"/>
+          <w:color w:val="222222"/>
+          <w:sz w:val="18"/>
+        </w:rPr>
+        <w:t>Advanced Breathing.</w:t>
+      </w:r>
+      <w:r>
+        <w:rPr>
+          <w:rFonts w:ascii="Georgia" w:hAnsi="Georgia" w:cs="Georgia"/>
+          <w:b w:val="0"/>
+          <w:i w:val="0"/>
+          <w:color w:val="222222"/>
+          <w:sz w:val="18"/>
+        </w:rPr>
+        <w:t xml:space="preserve"> Your ignited breath drinks deeper of the dark. While your breath is ignited, you retain all its other benefits. In addition, once per turn when you hit a creature with an attack roll that had Advantage, the target takes an extra 2d6 Necrotic damage.</w:t>
+      </w:r>
+    </w:p>
+    <w:p>
+      <w:pPr>
+        <w:pBdr>
+          <w:left w:val="single" w:sz="18" w:space="12" w:color="8B2020"/>
+        </w:pBdr>
+        <w:shd w:val="clear" w:color="auto" w:fill="FCF6F6"/>
+        <w:spacing w:before="30" w:after="70"/>
+        <w:ind w:left="340" w:right="340"/>
+      </w:pPr>
+      <w:r>
+        <w:rPr>
+          <w:rFonts w:ascii="Georgia" w:hAnsi="Georgia" w:cs="Georgia"/>
+          <w:b/>
+          <w:i w:val="0"/>
+          <w:color w:val="222222"/>
+          <w:sz w:val="18"/>
+        </w:rPr>
+        <w:t>Sharpened Gloom.</w:t>
+      </w:r>
+      <w:r>
+        <w:rPr>
+          <w:rFonts w:ascii="Georgia" w:hAnsi="Georgia" w:cs="Georgia"/>
+          <w:b w:val="0"/>
+          <w:i w:val="0"/>
+          <w:color w:val="222222"/>
+          <w:sz w:val="18"/>
+        </w:rPr>
+        <w:t xml:space="preserve"> The damage of your First Form: Umbral Slash increases to 5d10 plus your Dexterity modifier.</w:t>
+      </w:r>
+    </w:p>
+    <w:p>
+      <w:pPr>
+        <w:keepNext/>
+        <w:pBdr>
+          <w:left w:val="single" w:sz="18" w:space="12" w:color="8B2020"/>
+        </w:pBdr>
+        <w:shd w:val="clear" w:color="auto" w:fill="FCF6F6"/>
+        <w:spacing w:before="30" w:after="70"/>
+        <w:ind w:left="340" w:right="340"/>
+      </w:pPr>
+      <w:r>
+        <w:rPr>
+          <w:rFonts w:ascii="Georgia" w:hAnsi="Georgia" w:cs="Georgia"/>
+          <w:b/>
+          <w:color w:val="8B2020"/>
+          <w:sz w:val="22"/>
+        </w:rPr>
+        <w:t>Level 17: Third Form: Eclipse</w:t>
+      </w:r>
+    </w:p>
+    <w:p>
+      <w:pPr>
+        <w:pBdr>
+          <w:left w:val="single" w:sz="18" w:space="12" w:color="8B2020"/>
+        </w:pBdr>
+        <w:shd w:val="clear" w:color="auto" w:fill="FCF6F6"/>
+        <w:spacing w:before="30" w:after="70"/>
+        <w:ind w:left="340" w:right="340"/>
+      </w:pPr>
+      <w:r>
+        <w:rPr>
+          <w:rFonts w:ascii="Georgia" w:hAnsi="Georgia" w:cs="Georgia"/>
+          <w:b/>
+          <w:i w:val="0"/>
+          <w:color w:val="222222"/>
+          <w:sz w:val="18"/>
+        </w:rPr>
+        <w:t>Third Form: Eclipse.</w:t>
+      </w:r>
+      <w:r>
+        <w:rPr>
+          <w:rFonts w:ascii="Georgia" w:hAnsi="Georgia" w:cs="Georgia"/>
+          <w:b w:val="0"/>
+          <w:i w:val="0"/>
+          <w:color w:val="222222"/>
+          <w:sz w:val="18"/>
+        </w:rPr>
+        <w:t xml:space="preserve"> You vanish into the gloom and strike from everywhere at once. As a Bonus Action, you can expend 3 Focus Points to fill a 20-foot Cube centered on yourself with magical Darkness, which you can see through. For each of up to three different creatures in the Cube, you can teleport to an unoccupied space you can see within 5 feet of that creature and make one attack with your Monk weapon against it, and you have Advantage on each attack roll. On a hit, the target takes Necrotic damage equal to 5d10 plus your Dexterity modifier instead of the weapon's normal damage. Bonuses to the weapon's damage rolls (such as the Nichirin katana's +2 bonus and the extra damage from your ignited breath) apply as normal. Each creature hit has the Blinded condition until the end of your next turn, and creatures other than you can't see you until the Darkness ends.</w:t>
+      </w:r>
+    </w:p>
+    <w:p>
+      <w:pPr>
+        <w:keepNext/>
+        <w:spacing w:before="220" w:after="60"/>
+      </w:pPr>
+      <w:r>
+        <w:rPr>
+          <w:rFonts w:ascii="Georgia" w:hAnsi="Georgia" w:cs="Georgia"/>
+          <w:b/>
+          <w:color w:val="A0522D"/>
+          <w:sz w:val="26"/>
+        </w:rPr>
+        <w:t>The Demon-Slayer's Blade: the Nichirin Katana</w:t>
+      </w:r>
+    </w:p>
+    <w:p>
+      <w:pPr>
+        <w:spacing w:after="0" w:before="0"/>
+      </w:pPr>
+      <w:r>
+        <w:drawing>
+          <wp:anchor xmlns:a="http://schemas.openxmlformats.org/drawingml/2006/main" behindDoc="0" distT="91440" distB="100584" distL="201600" distR="201600" simplePos="0" locked="0" layoutInCell="1" allowOverlap="0" relativeHeight="2">
+            <wp:simplePos x="0" y="0"/>
+            <wp:positionH relativeFrom="column">
+              <wp:align>right</wp:align>
+            </wp:positionH>
+            <wp:positionV relativeFrom="paragraph">
+              <wp:posOffset>0</wp:posOffset>
+            </wp:positionV>
+            <wp:extent cx="1737360" cy="1737360"/>
+            <wp:effectExtent l="0" t="0" r="0" b="0"/>
+            <wp:wrapSquare wrapText="bothSides"/>
+            <wp:docPr id="8" name="Picture 8"/>
+            <wp:cNvGraphicFramePr/>
+            <a:graphic xmlns:pic="http://schemas.openxmlformats.org/drawingml/2006/picture">
+              <a:graphicData uri="http://schemas.openxmlformats.org/drawingml/2006/picture">
+                <pic:pic>
+                  <pic:nvPicPr>
+                    <pic:cNvPr id="0" name="image.jpg"/>
+                    <pic:cNvPicPr/>
+                  </pic:nvPicPr>
+                  <pic:blipFill>
+                    <a:blip r:embed="rId17"/>
+                    <a:stretch>
+                      <a:fillRect/>
+                    </a:stretch>
+                  </pic:blipFill>
+                  <pic:spPr>
+                    <a:xfrm>
+                      <a:off x="0" y="0"/>
                       <a:ext cx="1737360" cy="1737360"/>
                     </a:xfrm>
                     <a:prstGeom prst="rect"/>
@@ -2792,50 +2848,6 @@
         <w:gridCol w:w="3120"/>
       </w:tblGrid>
       <w:tr>
-        <w:tc>
-          <w:tcPr>
-            <w:tcW w:type="dxa" w:w="3120"/>
-          </w:tcPr>
-          <w:p>
-            <w:pPr>
-              <w:jc w:val="center"/>
-            </w:pPr>
-            <w:r>
-              <w:drawing>
-                <wp:inline xmlns:a="http://schemas.openxmlformats.org/drawingml/2006/main" xmlns:pic="http://schemas.openxmlformats.org/drawingml/2006/picture">
-                  <wp:extent cx="1874519" cy="1874519"/>
-                  <wp:docPr id="8" name="Picture 8"/>
-                  <wp:cNvGraphicFramePr>
-                    <a:graphicFrameLocks noChangeAspect="1"/>
-                  </wp:cNvGraphicFramePr>
-                  <a:graphic>
-                    <a:graphicData uri="http://schemas.openxmlformats.org/drawingml/2006/picture">
-                      <pic:pic>
-                        <pic:nvPicPr>
-                          <pic:cNvPr id="0" name="image.jpg"/>
-                          <pic:cNvPicPr/>
-                        </pic:nvPicPr>
-                        <pic:blipFill>
-                          <a:blip r:embed="rId17"/>
-                          <a:stretch>
-                            <a:fillRect/>
-                          </a:stretch>
-                        </pic:blipFill>
-                        <pic:spPr>
-                          <a:xfrm>
-                            <a:off x="0" y="0"/>
-                            <a:ext cx="1874519" cy="1874519"/>
-                          </a:xfrm>
-                          <a:prstGeom prst="rect"/>
-                        </pic:spPr>
-                      </pic:pic>
-                    </a:graphicData>
-                  </a:graphic>
-                </wp:inline>
-              </w:drawing>
-            </w:r>
-          </w:p>
-        </w:tc>
         <w:tc>
           <w:tcPr>
             <w:tcW w:type="dxa" w:w="3120"/>
@@ -2905,6 +2917,50 @@
                         </pic:nvPicPr>
                         <pic:blipFill>
                           <a:blip r:embed="rId19"/>
+                          <a:stretch>
+                            <a:fillRect/>
+                          </a:stretch>
+                        </pic:blipFill>
+                        <pic:spPr>
+                          <a:xfrm>
+                            <a:off x="0" y="0"/>
+                            <a:ext cx="1874519" cy="1874519"/>
+                          </a:xfrm>
+                          <a:prstGeom prst="rect"/>
+                        </pic:spPr>
+                      </pic:pic>
+                    </a:graphicData>
+                  </a:graphic>
+                </wp:inline>
+              </w:drawing>
+            </w:r>
+          </w:p>
+        </w:tc>
+        <w:tc>
+          <w:tcPr>
+            <w:tcW w:type="dxa" w:w="3120"/>
+          </w:tcPr>
+          <w:p>
+            <w:pPr>
+              <w:jc w:val="center"/>
+            </w:pPr>
+            <w:r>
+              <w:drawing>
+                <wp:inline xmlns:a="http://schemas.openxmlformats.org/drawingml/2006/main" xmlns:pic="http://schemas.openxmlformats.org/drawingml/2006/picture">
+                  <wp:extent cx="1874519" cy="1874519"/>
+                  <wp:docPr id="11" name="Picture 11"/>
+                  <wp:cNvGraphicFramePr>
+                    <a:graphicFrameLocks noChangeAspect="1"/>
+                  </wp:cNvGraphicFramePr>
+                  <a:graphic>
+                    <a:graphicData uri="http://schemas.openxmlformats.org/drawingml/2006/picture">
+                      <pic:pic>
+                        <pic:nvPicPr>
+                          <pic:cNvPr id="0" name="image.jpg"/>
+                          <pic:cNvPicPr/>
+                        </pic:nvPicPr>
+                        <pic:blipFill>
+                          <a:blip r:embed="rId20"/>
                           <a:stretch>
                             <a:fillRect/>
                           </a:stretch>
@@ -4108,397 +4164,6 @@
             <wp:extent cx="2377440" cy="2377440"/>
             <wp:effectExtent l="0" t="0" r="0" b="0"/>
             <wp:wrapSquare wrapText="bothSides"/>
-            <wp:docPr id="11" name="Picture 11"/>
-            <wp:cNvGraphicFramePr/>
-            <a:graphic xmlns:pic="http://schemas.openxmlformats.org/drawingml/2006/picture">
-              <a:graphicData uri="http://schemas.openxmlformats.org/drawingml/2006/picture">
-                <pic:pic>
-                  <pic:nvPicPr>
-                    <pic:cNvPr id="0" name="image.jpg"/>
-                    <pic:cNvPicPr/>
-                  </pic:nvPicPr>
-                  <pic:blipFill>
-                    <a:blip r:embed="rId20"/>
-                    <a:stretch>
-                      <a:fillRect/>
-                    </a:stretch>
-                  </pic:blipFill>
-                  <pic:spPr>
-                    <a:xfrm>
-                      <a:off x="0" y="0"/>
-                      <a:ext cx="2377440" cy="2377440"/>
-                    </a:xfrm>
-                    <a:prstGeom prst="rect"/>
-                  </pic:spPr>
-                </pic:pic>
-              </a:graphicData>
-            </a:graphic>
-          </wp:anchor>
-        </w:drawing>
-      </w:r>
-    </w:p>
-    <w:p>
-      <w:pPr>
-        <w:pBdr>
-          <w:left w:val="single" w:sz="18" w:space="12" w:color="B8860B"/>
-        </w:pBdr>
-        <w:shd w:val="clear" w:color="auto" w:fill="FBF6EA"/>
-        <w:spacing w:before="30" w:after="70"/>
-        <w:ind w:left="340" w:right="340"/>
-      </w:pPr>
-      <w:r>
-        <w:rPr>
-          <w:rFonts w:ascii="Georgia" w:hAnsi="Georgia" w:cs="Georgia"/>
-          <w:b w:val="0"/>
-          <w:i/>
-          <w:color w:val="222222"/>
-          <w:sz w:val="21"/>
-        </w:rPr>
-        <w:t>“You returned to the Circle, and every constellation answered: their light now runs down your arm and out through the staff. Whatever stars you wear, the Warden's spear sweeps between danger and the party.”</w:t>
-      </w:r>
-    </w:p>
-    <w:p>
-      <w:pPr>
-        <w:keepNext/>
-        <w:pBdr>
-          <w:left w:val="single" w:sz="18" w:space="12" w:color="8B2020"/>
-        </w:pBdr>
-        <w:shd w:val="clear" w:color="auto" w:fill="FCF6F6"/>
-        <w:spacing w:before="30" w:after="70"/>
-        <w:ind w:left="340" w:right="340"/>
-      </w:pPr>
-      <w:r>
-        <w:rPr>
-          <w:rFonts w:ascii="Georgia" w:hAnsi="Georgia" w:cs="Georgia"/>
-          <w:b/>
-          <w:color w:val="8B2020"/>
-          <w:sz w:val="22"/>
-        </w:rPr>
-        <w:t>Starlit Channeler (feat)</w:t>
-      </w:r>
-    </w:p>
-    <w:p>
-      <w:pPr>
-        <w:pBdr>
-          <w:left w:val="single" w:sz="18" w:space="12" w:color="8B2020"/>
-        </w:pBdr>
-        <w:shd w:val="clear" w:color="auto" w:fill="FCF6F6"/>
-        <w:spacing w:before="30" w:after="70"/>
-        <w:ind w:left="340" w:right="340"/>
-      </w:pPr>
-      <w:r>
-        <w:rPr>
-          <w:rFonts w:ascii="Georgia" w:hAnsi="Georgia" w:cs="Georgia"/>
-          <w:b w:val="0"/>
-          <w:i/>
-          <w:color w:val="222222"/>
-          <w:sz w:val="18"/>
-        </w:rPr>
-        <w:t>Story Feat (Prerequisite: Starry Form Feature)</w:t>
-      </w:r>
-    </w:p>
-    <w:p>
-      <w:pPr>
-        <w:pBdr>
-          <w:left w:val="single" w:sz="18" w:space="12" w:color="8B2020"/>
-        </w:pBdr>
-        <w:shd w:val="clear" w:color="auto" w:fill="FCF6F6"/>
-        <w:spacing w:before="30" w:after="70"/>
-        <w:ind w:left="340" w:right="340"/>
-      </w:pPr>
-      <w:r>
-        <w:rPr>
-          <w:rFonts w:ascii="Georgia" w:hAnsi="Georgia" w:cs="Georgia"/>
-          <w:b w:val="0"/>
-          <w:i w:val="0"/>
-          <w:color w:val="222222"/>
-          <w:sz w:val="18"/>
-        </w:rPr>
-        <w:t>You gain the following benefits.</w:t>
-      </w:r>
-    </w:p>
-    <w:p>
-      <w:pPr>
-        <w:pBdr>
-          <w:left w:val="single" w:sz="18" w:space="12" w:color="8B2020"/>
-        </w:pBdr>
-        <w:shd w:val="clear" w:color="auto" w:fill="FCF6F6"/>
-        <w:spacing w:before="30" w:after="70"/>
-        <w:ind w:left="340" w:right="340"/>
-      </w:pPr>
-      <w:r>
-        <w:rPr>
-          <w:rFonts w:ascii="Georgia" w:hAnsi="Georgia" w:cs="Georgia"/>
-          <w:b/>
-          <w:i w:val="0"/>
-          <w:color w:val="222222"/>
-          <w:sz w:val="18"/>
-        </w:rPr>
-        <w:t>The Warden's Mantle.</w:t>
-      </w:r>
-      <w:r>
-        <w:rPr>
-          <w:rFonts w:ascii="Georgia" w:hAnsi="Georgia" w:cs="Georgia"/>
-          <w:b w:val="0"/>
-          <w:i w:val="0"/>
-          <w:color w:val="222222"/>
-          <w:sz w:val="18"/>
-        </w:rPr>
-        <w:t xml:space="preserve"> You learn the Shillelagh cantrip, and Wisdom is your spellcasting ability for it. When you assume your Starry Form, you cast Shillelagh through your Staff of Waking Constellations as part of the same Bonus Action, and the spell lasts until the form ends rather than for 1 minute. While your Starry Form is active, whichever constellation you chose: the Staff's Starlight kindles with the form (no action required) and reaches 20 feet, and each ally within that light gains a +1 bonus to attack rolls and saving throws; the kindled staff deals Radiant damage, and when you hit with it, the target takes an extra 1d6 Radiant damage (this extra damage increases to 2d6 at Druid level 11 and 3d6 at Druid level 17); and the Warden, a spear-bearing figure of starlight, stands guard in your glow.</w:t>
-      </w:r>
-    </w:p>
-    <w:p>
-      <w:pPr>
-        <w:pBdr>
-          <w:left w:val="single" w:sz="18" w:space="12" w:color="8B2020"/>
-        </w:pBdr>
-        <w:shd w:val="clear" w:color="auto" w:fill="FCF6F6"/>
-        <w:spacing w:before="30" w:after="70"/>
-        <w:ind w:left="340" w:right="340"/>
-      </w:pPr>
-      <w:r>
-        <w:rPr>
-          <w:rFonts w:ascii="Georgia" w:hAnsi="Georgia" w:cs="Georgia"/>
-          <w:b/>
-          <w:i w:val="0"/>
-          <w:color w:val="222222"/>
-          <w:sz w:val="18"/>
-        </w:rPr>
-        <w:t>Warden's Intercession.</w:t>
-      </w:r>
-      <w:r>
-        <w:rPr>
-          <w:rFonts w:ascii="Georgia" w:hAnsi="Georgia" w:cs="Georgia"/>
-          <w:b w:val="0"/>
-          <w:i w:val="0"/>
-          <w:color w:val="222222"/>
-          <w:sz w:val="18"/>
-        </w:rPr>
-        <w:t xml:space="preserve"> While your Starry Form is active, when a creature you can see hits an ally within your Starlight, you can take a Reaction to reduce the damage the ally takes by 1d8 plus your Wisdom modifier.</w:t>
-      </w:r>
-    </w:p>
-    <w:p>
-      <w:pPr>
-        <w:pBdr>
-          <w:left w:val="single" w:sz="18" w:space="12" w:color="8B2020"/>
-        </w:pBdr>
-        <w:shd w:val="clear" w:color="auto" w:fill="FCF6F6"/>
-        <w:spacing w:before="30" w:after="70"/>
-        <w:ind w:left="340" w:right="340"/>
-      </w:pPr>
-      <w:r>
-        <w:rPr>
-          <w:rFonts w:ascii="Georgia" w:hAnsi="Georgia" w:cs="Georgia"/>
-          <w:b/>
-          <w:i w:val="0"/>
-          <w:color w:val="222222"/>
-          <w:sz w:val="18"/>
-        </w:rPr>
-        <w:t>Constellation Gifts.</w:t>
-      </w:r>
-      <w:r>
-        <w:rPr>
-          <w:rFonts w:ascii="Georgia" w:hAnsi="Georgia" w:cs="Georgia"/>
-          <w:b w:val="0"/>
-          <w:i w:val="0"/>
-          <w:color w:val="222222"/>
-          <w:sz w:val="18"/>
-        </w:rPr>
-        <w:t xml:space="preserve"> While your Starry Form is active, you also gain the benefit below for the constellation you chose.</w:t>
-      </w:r>
-    </w:p>
-    <w:p>
-      <w:pPr>
-        <w:pBdr>
-          <w:left w:val="single" w:sz="18" w:space="12" w:color="8B2020"/>
-        </w:pBdr>
-        <w:shd w:val="clear" w:color="auto" w:fill="FCF6F6"/>
-        <w:spacing w:before="30" w:after="70"/>
-        <w:ind w:left="340" w:right="340"/>
-      </w:pPr>
-      <w:r>
-        <w:rPr>
-          <w:rFonts w:ascii="Georgia" w:hAnsi="Georgia" w:cs="Georgia"/>
-          <w:b/>
-          <w:i w:val="0"/>
-          <w:color w:val="222222"/>
-          <w:sz w:val="18"/>
-        </w:rPr>
-        <w:t>Archer.</w:t>
-      </w:r>
-      <w:r>
-        <w:rPr>
-          <w:rFonts w:ascii="Georgia" w:hAnsi="Georgia" w:cs="Georgia"/>
-          <w:b w:val="0"/>
-          <w:i w:val="0"/>
-          <w:color w:val="222222"/>
-          <w:sz w:val="18"/>
-        </w:rPr>
-        <w:t xml:space="preserve"> When you hit a creature with the Archer's luminous arrow, the arrow's light clings to it, and the next attack roll made against that creature before the start of your next turn has Advantage.</w:t>
-      </w:r>
-    </w:p>
-    <w:p>
-      <w:pPr>
-        <w:pBdr>
-          <w:left w:val="single" w:sz="18" w:space="12" w:color="8B2020"/>
-        </w:pBdr>
-        <w:shd w:val="clear" w:color="auto" w:fill="FCF6F6"/>
-        <w:spacing w:before="30" w:after="70"/>
-        <w:ind w:left="340" w:right="340"/>
-      </w:pPr>
-      <w:r>
-        <w:rPr>
-          <w:rFonts w:ascii="Georgia" w:hAnsi="Georgia" w:cs="Georgia"/>
-          <w:b/>
-          <w:i w:val="0"/>
-          <w:color w:val="222222"/>
-          <w:sz w:val="18"/>
-        </w:rPr>
-        <w:t>Chalice.</w:t>
-      </w:r>
-      <w:r>
-        <w:rPr>
-          <w:rFonts w:ascii="Georgia" w:hAnsi="Georgia" w:cs="Georgia"/>
-          <w:b w:val="0"/>
-          <w:i w:val="0"/>
-          <w:color w:val="222222"/>
-          <w:sz w:val="18"/>
-        </w:rPr>
-        <w:t xml:space="preserve"> When the Chalice's light restores Hit Points, you can divide those Hit Points between two creatures within 30 feet of yourself.</w:t>
-      </w:r>
-    </w:p>
-    <w:p>
-      <w:pPr>
-        <w:pBdr>
-          <w:left w:val="single" w:sz="18" w:space="12" w:color="8B2020"/>
-        </w:pBdr>
-        <w:shd w:val="clear" w:color="auto" w:fill="FCF6F6"/>
-        <w:spacing w:before="30" w:after="70"/>
-        <w:ind w:left="340" w:right="340"/>
-      </w:pPr>
-      <w:r>
-        <w:rPr>
-          <w:rFonts w:ascii="Georgia" w:hAnsi="Georgia" w:cs="Georgia"/>
-          <w:b/>
-          <w:i w:val="0"/>
-          <w:color w:val="222222"/>
-          <w:sz w:val="18"/>
-        </w:rPr>
-        <w:t>Dragon.</w:t>
-      </w:r>
-      <w:r>
-        <w:rPr>
-          <w:rFonts w:ascii="Georgia" w:hAnsi="Georgia" w:cs="Georgia"/>
-          <w:b w:val="0"/>
-          <w:i w:val="0"/>
-          <w:color w:val="222222"/>
-          <w:sz w:val="18"/>
-        </w:rPr>
-        <w:t xml:space="preserve"> Allies within your Starlight can treat a d20 roll of 9 or lower as a 10 on Constitution saving throws to maintain Concentration.</w:t>
-      </w:r>
-    </w:p>
-    <w:p>
-      <w:pPr>
-        <w:pBdr>
-          <w:left w:val="single" w:sz="18" w:space="12" w:color="5B2A86"/>
-        </w:pBdr>
-        <w:shd w:val="clear" w:color="auto" w:fill="F4F0FA"/>
-        <w:spacing w:before="30" w:after="70"/>
-        <w:ind w:left="340" w:right="340"/>
-      </w:pPr>
-      <w:r>
-        <w:rPr>
-          <w:rFonts w:ascii="Georgia" w:hAnsi="Georgia" w:cs="Georgia"/>
-          <w:b w:val="0"/>
-          <w:i w:val="0"/>
-          <w:color w:val="222222"/>
-          <w:sz w:val="19"/>
-        </w:rPr>
-        <w:t>▶ The kindled staff IS the Shillelagh spell, so Starseed (+1d4) rides its strikes once per turn (house rule 1; never the Archer's arrow), and its damage counts as cantrip damage (Potent Spellcasting applies from Druid level 7, once per turn, house rule 2). The Warden is no longer a fourth constellation to pick: the mantle rides every form (DM ruling 2026-07-13). Sheet note: the feat grants Shillelagh, so Ursa's known copy frees up for a swap.</w:t>
-      </w:r>
-    </w:p>
-    <w:p>
-      <w:pPr>
-        <w:keepNext/>
-        <w:pBdr>
-          <w:left w:val="single" w:sz="18" w:space="12" w:color="8B2020"/>
-        </w:pBdr>
-        <w:shd w:val="clear" w:color="auto" w:fill="FCF6F6"/>
-        <w:spacing w:before="30" w:after="70"/>
-        <w:ind w:left="340" w:right="340"/>
-      </w:pPr>
-      <w:r>
-        <w:rPr>
-          <w:rFonts w:ascii="Georgia" w:hAnsi="Georgia" w:cs="Georgia"/>
-          <w:b/>
-          <w:color w:val="8B2020"/>
-          <w:sz w:val="22"/>
-        </w:rPr>
-        <w:t>The Staff Wakes Further</w:t>
-      </w:r>
-    </w:p>
-    <w:p>
-      <w:pPr>
-        <w:pBdr>
-          <w:left w:val="single" w:sz="18" w:space="12" w:color="8B2020"/>
-        </w:pBdr>
-        <w:shd w:val="clear" w:color="auto" w:fill="FCF6F6"/>
-        <w:spacing w:before="30" w:after="70"/>
-        <w:ind w:left="340" w:right="340"/>
-      </w:pPr>
-      <w:r>
-        <w:rPr>
-          <w:rFonts w:ascii="Georgia" w:hAnsi="Georgia" w:cs="Georgia"/>
-          <w:b w:val="0"/>
-          <w:i/>
-          <w:color w:val="222222"/>
-          <w:sz w:val="18"/>
-        </w:rPr>
-        <w:t>The relic grows, as promised.</w:t>
-      </w:r>
-      <w:r>
-        <w:rPr>
-          <w:rFonts w:ascii="Georgia" w:hAnsi="Georgia" w:cs="Georgia"/>
-          <w:b w:val="0"/>
-          <w:i w:val="0"/>
-          <w:color w:val="222222"/>
-          <w:sz w:val="18"/>
-        </w:rPr>
-        <w:t xml:space="preserve"> The Staff of Waking Constellations has always brightened a new star after every victory; on this road, it brightens for him. It is the vessel the Warden shines through: when the constellation widens its Starlight to 20 feet, it is this staff carrying the light, and the whole party fits inside it. The staff now has 6 charges and regains 1d4 + 2 expended charges daily at dawn.</w:t>
-      </w:r>
-    </w:p>
-    <w:p>
-      <w:pPr>
-        <w:keepNext/>
-        <w:spacing w:before="220" w:after="60"/>
-      </w:pPr>
-      <w:r>
-        <w:rPr>
-          <w:rFonts w:ascii="Georgia" w:hAnsi="Georgia" w:cs="Georgia"/>
-          <w:b/>
-          <w:color w:val="A0522D"/>
-          <w:sz w:val="26"/>
-        </w:rPr>
-        <w:t>Reader of Omens: The Father's Trail (the road east)</w:t>
-      </w:r>
-    </w:p>
-    <w:p>
-      <w:pPr>
-        <w:spacing w:after="0" w:before="0"/>
-      </w:pPr>
-      <w:r>
-        <w:drawing>
-          <wp:anchor xmlns:a="http://schemas.openxmlformats.org/drawingml/2006/main" behindDoc="0" distT="91440" distB="100584" distL="201600" distR="201600" simplePos="0" locked="0" layoutInCell="1" allowOverlap="0" relativeHeight="2">
-            <wp:simplePos x="0" y="0"/>
-            <wp:positionH relativeFrom="column">
-              <wp:align>right</wp:align>
-            </wp:positionH>
-            <wp:positionV relativeFrom="paragraph">
-              <wp:posOffset>0</wp:posOffset>
-            </wp:positionV>
-            <wp:extent cx="2377440" cy="2377440"/>
-            <wp:effectExtent l="0" t="0" r="0" b="0"/>
-            <wp:wrapSquare wrapText="bothSides"/>
             <wp:docPr id="12" name="Picture 12"/>
             <wp:cNvGraphicFramePr/>
             <a:graphic xmlns:pic="http://schemas.openxmlformats.org/drawingml/2006/picture">
@@ -4545,7 +4210,7 @@
           <w:color w:val="222222"/>
           <w:sz w:val="21"/>
         </w:rPr>
-        <w:t>“Your father read the sky the way other folk read a map. On his trail you learned his art: the omens no longer come at random, and you choose your moment.”</w:t>
+        <w:t>“You returned to the Circle, and every constellation answered: their light now runs down your arm and out through the staff. Whatever stars you wear, the Warden's spear sweeps between danger and the party.”</w:t>
       </w:r>
     </w:p>
     <w:p>
@@ -4565,7 +4230,7 @@
           <w:color w:val="8B2020"/>
           <w:sz w:val="22"/>
         </w:rPr>
-        <w:t>Reader of Omens (feat)</w:t>
+        <w:t>Starlit Channeler (feat)</w:t>
       </w:r>
     </w:p>
     <w:p>
@@ -4585,7 +4250,7 @@
           <w:color w:val="222222"/>
           <w:sz w:val="18"/>
         </w:rPr>
-        <w:t>Story Feat (Prerequisite: Cosmic Omen Feature)</w:t>
+        <w:t>Story Feat (Prerequisite: Starry Form Feature)</w:t>
       </w:r>
     </w:p>
     <w:p>
@@ -4625,7 +4290,7 @@
           <w:color w:val="222222"/>
           <w:sz w:val="18"/>
         </w:rPr>
-        <w:t>Omen Dreams.</w:t>
+        <w:t>The Warden's Mantle.</w:t>
       </w:r>
       <w:r>
         <w:rPr>
@@ -4635,7 +4300,7 @@
           <w:color w:val="222222"/>
           <w:sz w:val="18"/>
         </w:rPr>
-        <w:t xml:space="preserve"> When you finish a Long Rest, roll two d20s and record the numbers rolled. These are your omens for the day. When you or a creature you can see is about to make a D20 Test, you can replace the d20 roll with one of your omens (no action required). You must choose to do so before the roll, and you can use each omen only once. When you finish a Long Rest, you lose any unused omens.</w:t>
+        <w:t xml:space="preserve"> You learn the Shillelagh cantrip, and Wisdom is your spellcasting ability for it. When you assume your Starry Form, you cast Shillelagh through your Staff of Waking Constellations as part of the same Bonus Action, and the spell lasts until the form ends rather than for 1 minute. While your Starry Form is active, whichever constellation you chose: the Staff's Starlight kindles with the form (no action required) and reaches 20 feet, and each ally within that light gains a +1 bonus to attack rolls and saving throws; the kindled staff deals Radiant damage, and when you hit with it, the target takes an extra 1d6 Radiant damage (this extra damage increases to 2d6 at Druid level 11 and 3d6 at Druid level 17); and the Warden, a spear-bearing figure of starlight, stands guard in your glow.</w:t>
       </w:r>
     </w:p>
     <w:p>
@@ -4655,7 +4320,7 @@
           <w:color w:val="222222"/>
           <w:sz w:val="18"/>
         </w:rPr>
-        <w:t>Both Omens.</w:t>
+        <w:t>Warden's Intercession.</w:t>
       </w:r>
       <w:r>
         <w:rPr>
@@ -4665,7 +4330,7 @@
           <w:color w:val="222222"/>
           <w:sz w:val="18"/>
         </w:rPr>
-        <w:t xml:space="preserve"> When you consult your Star Map after finishing a Long Rest, you don't roll for a single omen. Instead, you gain access to both Weal and Woe until your next Long Rest.</w:t>
+        <w:t xml:space="preserve"> While your Starry Form is active, when a creature you can see hits an ally within your Starlight, you can take a Reaction to reduce the damage the ally takes by 1d8 plus your Wisdom modifier.</w:t>
       </w:r>
     </w:p>
     <w:p>
@@ -4685,7 +4350,7 @@
           <w:color w:val="222222"/>
           <w:sz w:val="18"/>
         </w:rPr>
-        <w:t>Read the Moment.</w:t>
+        <w:t>Constellation Gifts.</w:t>
       </w:r>
       <w:r>
         <w:rPr>
@@ -4695,7 +4360,7 @@
           <w:color w:val="222222"/>
           <w:sz w:val="18"/>
         </w:rPr>
-        <w:t xml:space="preserve"> When you take the Reaction granted by your Cosmic Omen feature, you can wait until after the d20 is rolled but before you know whether the roll succeeds or fails. You then choose whether to apply Weal (adding 1d6 to the roll) or Woe (subtracting 1d6 from it).</w:t>
+        <w:t xml:space="preserve"> While your Starry Form is active, you also gain the benefit below for the constellation you chose.</w:t>
       </w:r>
     </w:p>
     <w:p>
@@ -4715,7 +4380,7 @@
           <w:color w:val="222222"/>
           <w:sz w:val="18"/>
         </w:rPr>
-        <w:t>Shared Tides.</w:t>
+        <w:t>Archer.</w:t>
       </w:r>
       <w:r>
         <w:rPr>
@@ -4725,7 +4390,67 @@
           <w:color w:val="222222"/>
           <w:sz w:val="18"/>
         </w:rPr>
-        <w:t xml:space="preserve"> Your uses of Cosmic Omen remain a single pool: you can use the feature a number of times equal to your Wisdom modifier, expending one use on either Weal or Woe, and you regain all expended uses when you finish a Long Rest.</w:t>
+        <w:t xml:space="preserve"> When you hit a creature with the Archer's luminous arrow, the arrow's light clings to it, and the next attack roll made against that creature before the start of your next turn has Advantage.</w:t>
+      </w:r>
+    </w:p>
+    <w:p>
+      <w:pPr>
+        <w:pBdr>
+          <w:left w:val="single" w:sz="18" w:space="12" w:color="8B2020"/>
+        </w:pBdr>
+        <w:shd w:val="clear" w:color="auto" w:fill="FCF6F6"/>
+        <w:spacing w:before="30" w:after="70"/>
+        <w:ind w:left="340" w:right="340"/>
+      </w:pPr>
+      <w:r>
+        <w:rPr>
+          <w:rFonts w:ascii="Georgia" w:hAnsi="Georgia" w:cs="Georgia"/>
+          <w:b/>
+          <w:i w:val="0"/>
+          <w:color w:val="222222"/>
+          <w:sz w:val="18"/>
+        </w:rPr>
+        <w:t>Chalice.</w:t>
+      </w:r>
+      <w:r>
+        <w:rPr>
+          <w:rFonts w:ascii="Georgia" w:hAnsi="Georgia" w:cs="Georgia"/>
+          <w:b w:val="0"/>
+          <w:i w:val="0"/>
+          <w:color w:val="222222"/>
+          <w:sz w:val="18"/>
+        </w:rPr>
+        <w:t xml:space="preserve"> When the Chalice's light restores Hit Points, you can divide those Hit Points between two creatures within 30 feet of yourself.</w:t>
+      </w:r>
+    </w:p>
+    <w:p>
+      <w:pPr>
+        <w:pBdr>
+          <w:left w:val="single" w:sz="18" w:space="12" w:color="8B2020"/>
+        </w:pBdr>
+        <w:shd w:val="clear" w:color="auto" w:fill="FCF6F6"/>
+        <w:spacing w:before="30" w:after="70"/>
+        <w:ind w:left="340" w:right="340"/>
+      </w:pPr>
+      <w:r>
+        <w:rPr>
+          <w:rFonts w:ascii="Georgia" w:hAnsi="Georgia" w:cs="Georgia"/>
+          <w:b/>
+          <w:i w:val="0"/>
+          <w:color w:val="222222"/>
+          <w:sz w:val="18"/>
+        </w:rPr>
+        <w:t>Dragon.</w:t>
+      </w:r>
+      <w:r>
+        <w:rPr>
+          <w:rFonts w:ascii="Georgia" w:hAnsi="Georgia" w:cs="Georgia"/>
+          <w:b w:val="0"/>
+          <w:i w:val="0"/>
+          <w:color w:val="222222"/>
+          <w:sz w:val="18"/>
+        </w:rPr>
+        <w:t xml:space="preserve"> Allies within your Starlight can treat a d20 roll of 9 or lower as a 10 on Constitution saving throws to maintain Concentration.</w:t>
       </w:r>
     </w:p>
     <w:p>
@@ -4745,37 +4470,7 @@
           <w:color w:val="222222"/>
           <w:sz w:val="19"/>
         </w:rPr>
-        <w:t>▶ Cosmic Omen is the Circle of Stars feature Ursa gained at Druid level 6.</w:t>
-      </w:r>
-    </w:p>
-    <w:p>
-      <w:pPr>
-        <w:spacing w:after="80"/>
-      </w:pPr>
-      <w:r>
-        <w:rPr>
-          <w:rFonts w:ascii="Georgia" w:hAnsi="Georgia" w:cs="Georgia"/>
-          <w:b w:val="0"/>
-          <w:i w:val="0"/>
-          <w:color w:val="222222"/>
-          <w:sz w:val="21"/>
-        </w:rPr>
-        <w:t>Woe lands after the die is cast: turning an enemy's save into a failure at the perfect moment feels like fate itself.</w:t>
-      </w:r>
-    </w:p>
-    <w:p>
-      <w:pPr>
-        <w:spacing w:after="80"/>
-      </w:pPr>
-      <w:r>
-        <w:rPr>
-          <w:rFonts w:ascii="Georgia" w:hAnsi="Georgia" w:cs="Georgia"/>
-          <w:b w:val="0"/>
-          <w:i w:val="0"/>
-          <w:color w:val="222222"/>
-          <w:sz w:val="21"/>
-        </w:rPr>
-        <w:t>The dreamed day has its own table craft: when an omen is spent, Ursa's player speaks the dreamed number aloud before the die would fall. “I dreamed this. The arrow lands on a 3.” Watching the world obey the dream is the whole art.</w:t>
+        <w:t>▶ The kindled staff IS the Shillelagh spell, so Starseed (+1d4) rides its strikes once per turn (house rule 1; never the Archer's arrow), and its damage counts as cantrip damage (Potent Spellcasting applies from Druid level 7, once per turn, house rule 2). The Warden is no longer a fourth constellation to pick: the mantle rides every form (DM ruling 2026-07-13). Sheet note: the feat grants Shillelagh, so Ursa's known copy frees up for a swap.</w:t>
       </w:r>
     </w:p>
     <w:p>
@@ -4795,7 +4490,7 @@
           <w:color w:val="8B2020"/>
           <w:sz w:val="22"/>
         </w:rPr>
-        <w:t>Ash's Sigil-Stone</w:t>
+        <w:t>The Staff Wakes Further</w:t>
       </w:r>
     </w:p>
     <w:p>
@@ -4815,18 +4510,8 @@
           <w:color w:val="222222"/>
           <w:sz w:val="18"/>
         </w:rPr>
-        <w:t>Wondrous Item, Rare (Requires Attunement by Ursa)</w:t>
-      </w:r>
-    </w:p>
-    <w:p>
-      <w:pPr>
-        <w:pBdr>
-          <w:left w:val="single" w:sz="18" w:space="12" w:color="8B2020"/>
-        </w:pBdr>
-        <w:shd w:val="clear" w:color="auto" w:fill="FCF6F6"/>
-        <w:spacing w:before="30" w:after="70"/>
-        <w:ind w:left="340" w:right="340"/>
-      </w:pPr>
+        <w:t>The relic grows, as promised.</w:t>
+      </w:r>
       <w:r>
         <w:rPr>
           <w:rFonts w:ascii="Georgia" w:hAnsi="Georgia" w:cs="Georgia"/>
@@ -4835,241 +4520,7 @@
           <w:color w:val="222222"/>
           <w:sz w:val="18"/>
         </w:rPr>
-        <w:t>A river-smooth stone etched with a half-finished sigil of Elaria, in Ash's own hand. Recovered on the trail, it sits warm in the palm whenever it is carried east. Cast between fights, it knits the party whole and kindles Ursa's Chalice splash besides. One day, when the sigil is finished, it may wake.</w:t>
-      </w:r>
-    </w:p>
-    <w:p>
-      <w:pPr>
-        <w:pBdr>
-          <w:left w:val="single" w:sz="18" w:space="12" w:color="8B2020"/>
-        </w:pBdr>
-        <w:shd w:val="clear" w:color="auto" w:fill="FCF6F6"/>
-        <w:spacing w:before="30" w:after="70"/>
-        <w:ind w:left="340" w:right="340"/>
-      </w:pPr>
-      <w:r>
-        <w:rPr>
-          <w:rFonts w:ascii="Georgia" w:hAnsi="Georgia" w:cs="Georgia"/>
-          <w:b w:val="0"/>
-          <w:i w:val="0"/>
-          <w:color w:val="222222"/>
-          <w:sz w:val="18"/>
-        </w:rPr>
-        <w:t>While holding the stone, you can cast Aura of Vitality from it without expending a spell slot. Once this property is used, it can't be used again until you finish a Long Rest.</w:t>
-      </w:r>
-    </w:p>
-    <w:p>
-      <w:pPr>
-        <w:pBdr>
-          <w:left w:val="single" w:sz="18" w:space="12" w:color="8B2020"/>
-        </w:pBdr>
-        <w:shd w:val="clear" w:color="auto" w:fill="FCF6F6"/>
-        <w:spacing w:before="30" w:after="70"/>
-        <w:ind w:left="340" w:right="340"/>
-      </w:pPr>
-      <w:r>
-        <w:rPr>
-          <w:rFonts w:ascii="Georgia" w:hAnsi="Georgia" w:cs="Georgia"/>
-          <w:b/>
-          <w:i w:val="0"/>
-          <w:color w:val="222222"/>
-          <w:sz w:val="18"/>
-        </w:rPr>
-        <w:t>The Stone Looks Ahead.</w:t>
-      </w:r>
-      <w:r>
-        <w:rPr>
-          <w:rFonts w:ascii="Georgia" w:hAnsi="Georgia" w:cs="Georgia"/>
-          <w:b w:val="0"/>
-          <w:i w:val="0"/>
-          <w:color w:val="222222"/>
-          <w:sz w:val="18"/>
-        </w:rPr>
-        <w:t xml:space="preserve"> The stone has 2 charges and regains all expended charges daily at dawn. As a Magic action, you can expend 1 charge to do one of the following.</w:t>
-      </w:r>
-    </w:p>
-    <w:p>
-      <w:pPr>
-        <w:pBdr>
-          <w:left w:val="single" w:sz="18" w:space="12" w:color="8B2020"/>
-        </w:pBdr>
-        <w:shd w:val="clear" w:color="auto" w:fill="FCF6F6"/>
-        <w:spacing w:before="30" w:after="70"/>
-        <w:ind w:left="340" w:right="340"/>
-      </w:pPr>
-      <w:r>
-        <w:rPr>
-          <w:rFonts w:ascii="Georgia" w:hAnsi="Georgia" w:cs="Georgia"/>
-          <w:b/>
-          <w:i w:val="0"/>
-          <w:color w:val="222222"/>
-          <w:sz w:val="18"/>
-        </w:rPr>
-        <w:t>Ask the Day.</w:t>
-      </w:r>
-      <w:r>
-        <w:rPr>
-          <w:rFonts w:ascii="Georgia" w:hAnsi="Georgia" w:cs="Georgia"/>
-          <w:b w:val="0"/>
-          <w:i w:val="0"/>
-          <w:color w:val="222222"/>
-          <w:sz w:val="18"/>
-        </w:rPr>
-        <w:t xml:space="preserve"> Ask the DM one yes-or-no question about the day ahead. You receive a truthful “yes” or “no,” or silence if the answer cannot be known.</w:t>
-      </w:r>
-    </w:p>
-    <w:p>
-      <w:pPr>
-        <w:pBdr>
-          <w:left w:val="single" w:sz="18" w:space="12" w:color="8B2020"/>
-        </w:pBdr>
-        <w:shd w:val="clear" w:color="auto" w:fill="FCF6F6"/>
-        <w:spacing w:before="30" w:after="70"/>
-        <w:ind w:left="340" w:right="340"/>
-      </w:pPr>
-      <w:r>
-        <w:rPr>
-          <w:rFonts w:ascii="Georgia" w:hAnsi="Georgia" w:cs="Georgia"/>
-          <w:b/>
-          <w:i w:val="0"/>
-          <w:color w:val="222222"/>
-          <w:sz w:val="18"/>
-        </w:rPr>
-        <w:t>Glimpse the Trail.</w:t>
-      </w:r>
-      <w:r>
-        <w:rPr>
-          <w:rFonts w:ascii="Georgia" w:hAnsi="Georgia" w:cs="Georgia"/>
-          <w:b w:val="0"/>
-          <w:i w:val="0"/>
-          <w:color w:val="222222"/>
-          <w:sz w:val="18"/>
-        </w:rPr>
-        <w:t xml:space="preserve"> Learn what waits on one unrevealed rift-board space within 1 mile.</w:t>
-      </w:r>
-    </w:p>
-    <w:p>
-      <w:pPr>
-        <w:pBdr>
-          <w:left w:val="single" w:sz="18" w:space="12" w:color="8B2020"/>
-        </w:pBdr>
-        <w:shd w:val="clear" w:color="auto" w:fill="FCF6F6"/>
-        <w:spacing w:before="30" w:after="70"/>
-        <w:ind w:left="340" w:right="340"/>
-      </w:pPr>
-      <w:r>
-        <w:rPr>
-          <w:rFonts w:ascii="Georgia" w:hAnsi="Georgia" w:cs="Georgia"/>
-          <w:b/>
-          <w:i w:val="0"/>
-          <w:color w:val="222222"/>
-          <w:sz w:val="18"/>
-        </w:rPr>
-        <w:t>Read the Heart.</w:t>
-      </w:r>
-      <w:r>
-        <w:rPr>
-          <w:rFonts w:ascii="Georgia" w:hAnsi="Georgia" w:cs="Georgia"/>
-          <w:b w:val="0"/>
-          <w:i w:val="0"/>
-          <w:color w:val="222222"/>
-          <w:sz w:val="18"/>
-        </w:rPr>
-        <w:t xml:space="preserve"> Learn a visible creature's emotional state and attitude toward the party.</w:t>
-      </w:r>
-    </w:p>
-    <w:p>
-      <w:pPr>
-        <w:pBdr>
-          <w:left w:val="single" w:sz="18" w:space="12" w:color="8B2020"/>
-        </w:pBdr>
-        <w:shd w:val="clear" w:color="auto" w:fill="FCF6F6"/>
-        <w:spacing w:before="30" w:after="70"/>
-        <w:ind w:left="340" w:right="340"/>
-      </w:pPr>
-      <w:r>
-        <w:rPr>
-          <w:rFonts w:ascii="Georgia" w:hAnsi="Georgia" w:cs="Georgia"/>
-          <w:b w:val="0"/>
-          <w:i w:val="0"/>
-          <w:color w:val="222222"/>
-          <w:sz w:val="18"/>
-        </w:rPr>
-        <w:t>With the Staff and the Amulet, the Stone closes Ursa's third and final attunement slot.</w:t>
-      </w:r>
-    </w:p>
-    <w:p>
-      <w:pPr>
-        <w:pBdr>
-          <w:left w:val="single" w:sz="18" w:space="12" w:color="5B2A86"/>
-        </w:pBdr>
-        <w:shd w:val="clear" w:color="auto" w:fill="F4F0FA"/>
-        <w:spacing w:before="30" w:after="70"/>
-        <w:ind w:left="340" w:right="340"/>
-      </w:pPr>
-      <w:r>
-        <w:rPr>
-          <w:rFonts w:ascii="Georgia" w:hAnsi="Georgia" w:cs="Georgia"/>
-          <w:b w:val="0"/>
-          <w:i w:val="0"/>
-          <w:color w:val="222222"/>
-          <w:sz w:val="19"/>
-        </w:rPr>
-        <w:t>▶ The Session 12 clue rides here.</w:t>
-      </w:r>
-    </w:p>
-    <w:p>
-      <w:pPr>
-        <w:spacing w:after="80"/>
-      </w:pPr>
-      <w:r>
-        <w:rPr>
-          <w:rFonts w:ascii="Georgia" w:hAnsi="Georgia" w:cs="Georgia"/>
-          <w:b w:val="0"/>
-          <w:i w:val="0"/>
-          <w:color w:val="222222"/>
-          <w:sz w:val="21"/>
-        </w:rPr>
-        <w:t>Ursa gains the one road he walked, feat and keepsake together. The other two roads remain: the stars are patient, and the wild does not forget him.</w:t>
-      </w:r>
-    </w:p>
-    <w:p>
-      <w:pPr>
-        <w:keepNext/>
-        <w:pageBreakBefore/>
-        <w:spacing w:before="400" w:after="120"/>
-        <w:pBdr>
-          <w:bottom w:val="single" w:sz="6" w:space="4" w:color="B8860B"/>
-        </w:pBdr>
-      </w:pPr>
-      <w:r>
-        <w:rPr>
-          <w:rFonts w:ascii="Georgia" w:hAnsi="Georgia" w:cs="Georgia"/>
-          <w:b/>
-          <w:color w:val="B8860B"/>
-          <w:sz w:val="32"/>
-        </w:rPr>
-        <w:t>Glimmerstone Artifacts (Lilly's Path)</w:t>
-      </w:r>
-    </w:p>
-    <w:p>
-      <w:pPr>
-        <w:pBdr>
-          <w:left w:val="single" w:sz="18" w:space="12" w:color="B8860B"/>
-        </w:pBdr>
-        <w:shd w:val="clear" w:color="auto" w:fill="FBF6EA"/>
-        <w:spacing w:before="30" w:after="70"/>
-        <w:ind w:left="340" w:right="340"/>
-      </w:pPr>
-      <w:r>
-        <w:rPr>
-          <w:rFonts w:ascii="Georgia" w:hAnsi="Georgia" w:cs="Georgia"/>
-          <w:b w:val="0"/>
-          <w:i w:val="0"/>
-          <w:color w:val="222222"/>
-          <w:sz w:val="21"/>
-        </w:rPr>
-        <w:t>Three masterworks of deep gnome artifice, forged for Lilly Glimmergear in the year apart. Three masterworks, one choice. Each door of Lilly's year apart leads to one of these treasures: stay and build the portal (the Sentinel), go home to Glimmerspire and Poots (Boomstick), or give the year to mote research (the Awakened Sphere). She walks one road and claims one masterwork. Every road fits inside her three attunement slots. On the Sphere's road the ledger closes at exactly three: Shard, Dynamo, Sphere. On the Sentinel's road a slot stays free, for the Dynamo itself is rebuilt into the guardian: two of three. And on Boomstick's road the Shard truly retires, unattuned at her belt, a keepsake and one day a gift: two of three, with room to spare.</w:t>
+        <w:t xml:space="preserve"> The Staff of Waking Constellations has always brightened a new star after every victory; on this road, it brightens for him. It is the vessel the Warden shines through: when the constellation widens its Starlight to 20 feet, it is this staff carrying the light, and the whole party fits inside it. The staff now has 6 charges and regains 1d4 + 2 expended charges daily at dawn.</w:t>
       </w:r>
     </w:p>
     <w:p>
@@ -5084,7 +4535,7 @@
           <w:color w:val="A0522D"/>
           <w:sz w:val="26"/>
         </w:rPr>
-        <w:t>Boomstick</w:t>
+        <w:t>Reader of Omens: The Father's Trail (the road east)</w:t>
       </w:r>
     </w:p>
     <w:p>
@@ -5101,7 +4552,7 @@
             <wp:positionV relativeFrom="paragraph">
               <wp:posOffset>0</wp:posOffset>
             </wp:positionV>
-            <wp:extent cx="2011680" cy="2011680"/>
+            <wp:extent cx="2377440" cy="2377440"/>
             <wp:effectExtent l="0" t="0" r="0" b="0"/>
             <wp:wrapSquare wrapText="bothSides"/>
             <wp:docPr id="13" name="Picture 13"/>
@@ -5122,7 +4573,7 @@
                   <pic:spPr>
                     <a:xfrm>
                       <a:off x="0" y="0"/>
-                      <a:ext cx="2011680" cy="2011680"/>
+                      <a:ext cx="2377440" cy="2377440"/>
                     </a:xfrm>
                     <a:prstGeom prst="rect"/>
                   </pic:spPr>
@@ -5150,22 +4601,7 @@
           <w:color w:val="222222"/>
           <w:sz w:val="21"/>
         </w:rPr>
-        <w:t>“It doesn't jam. It doesn't misfire. It simply states its opinion, loudly.”</w:t>
-      </w:r>
-    </w:p>
-    <w:p>
-      <w:pPr>
-        <w:spacing w:after="80"/>
-      </w:pPr>
-      <w:r>
-        <w:rPr>
-          <w:rFonts w:ascii="Georgia" w:hAnsi="Georgia" w:cs="Georgia"/>
-          <w:b w:val="0"/>
-          <w:i w:val="0"/>
-          <w:color w:val="222222"/>
-          <w:sz w:val="21"/>
-        </w:rPr>
-        <w:t>On this road, Boomstick takes the dagger's watch. Boomstick becomes Lilly's spellcasting focus and her designated Arcane Firearm (an artificer designates only one). With her shield in the other hand, her hands are exactly full: pistol, shield, and nothing wasted. Its clockwork drum conjures its own rounds, so Lilly will never want for ammunition again. The Frostbite Shard retires to her belt as a keepsake, or one day, a gift.</w:t>
+        <w:t>“Your father read the sky the way other folk read a map. On his trail you learned his art: the omens no longer come at random, and you choose your moment.”</w:t>
       </w:r>
     </w:p>
     <w:p>
@@ -5185,7 +4621,7 @@
           <w:color w:val="8B2020"/>
           <w:sz w:val="22"/>
         </w:rPr>
-        <w:t>Boomstick</w:t>
+        <w:t>Reader of Omens (feat)</w:t>
       </w:r>
     </w:p>
     <w:p>
@@ -5205,7 +4641,7 @@
           <w:color w:val="222222"/>
           <w:sz w:val="18"/>
         </w:rPr>
-        <w:t>Weapon (Repeating Pistol), Rare (Requires Attunement by Lilly)</w:t>
+        <w:t>Story Feat (Prerequisite: Cosmic Omen Feature)</w:t>
       </w:r>
     </w:p>
     <w:p>
@@ -5220,22 +4656,12 @@
       <w:r>
         <w:rPr>
           <w:rFonts w:ascii="Georgia" w:hAnsi="Georgia" w:cs="Georgia"/>
-          <w:b/>
-          <w:i w:val="0"/>
-          <w:color w:val="222222"/>
-          <w:sz w:val="18"/>
-        </w:rPr>
-        <w:t>Repeating Pistol, +2.</w:t>
-      </w:r>
-      <w:r>
-        <w:rPr>
-          <w:rFonts w:ascii="Georgia" w:hAnsi="Georgia" w:cs="Georgia"/>
           <w:b w:val="0"/>
           <w:i w:val="0"/>
           <w:color w:val="222222"/>
           <w:sz w:val="18"/>
         </w:rPr>
-        <w:t xml:space="preserve"> You gain a +2 bonus to attack rolls and damage rolls made with this magic weapon, which deals 1d10 Thunder damage on a hit. The weapon requires no ammunition and never needs reloading.</w:t>
+        <w:t>You gain the following benefits.</w:t>
       </w:r>
     </w:p>
     <w:p>
@@ -5255,7 +4681,7 @@
           <w:color w:val="222222"/>
           <w:sz w:val="18"/>
         </w:rPr>
-        <w:t>Wand of the War Mage.</w:t>
+        <w:t>Omen Dreams.</w:t>
       </w:r>
       <w:r>
         <w:rPr>
@@ -5265,7 +4691,7 @@
           <w:color w:val="222222"/>
           <w:sz w:val="18"/>
         </w:rPr>
-        <w:t xml:space="preserve"> While holding Boomstick, you gain a +2 bonus to spell attack rolls, and you ignore Half Cover when making a spell attack. Your Eldritch Cannon also gains a +2 bonus to its attack rolls.</w:t>
+        <w:t xml:space="preserve"> When you finish a Long Rest, roll two d20s and record the numbers rolled. These are your omens for the day. When you or a creature you can see is about to make a D20 Test, you can replace the d20 roll with one of your omens (no action required). You must choose to do so before the roll, and you can use each omen only once. When you finish a Long Rest, you lose any unused omens.</w:t>
       </w:r>
     </w:p>
     <w:p>
@@ -5285,7 +4711,7 @@
           <w:color w:val="222222"/>
           <w:sz w:val="18"/>
         </w:rPr>
-        <w:t>Spell Focus and Arcane Firearm.</w:t>
+        <w:t>Both Omens.</w:t>
       </w:r>
       <w:r>
         <w:rPr>
@@ -5295,7 +4721,7 @@
           <w:color w:val="222222"/>
           <w:sz w:val="18"/>
         </w:rPr>
-        <w:t xml:space="preserve"> While holding Boomstick, you can use it as a Spellcasting Focus for your Artificer spells, and it is your designated Arcane Firearm. When you cast an Artificer spell through Boomstick, you can add 1d8 to one of the spell's damage rolls; the extra damage is Thunder damage.</w:t>
+        <w:t xml:space="preserve"> When you consult your Star Map after finishing a Long Rest, you don't roll for a single omen. Instead, you gain access to both Weal and Woe until your next Long Rest.</w:t>
       </w:r>
     </w:p>
     <w:p>
@@ -5315,7 +4741,7 @@
           <w:color w:val="222222"/>
           <w:sz w:val="18"/>
         </w:rPr>
-        <w:t>Concussion Infusion.</w:t>
+        <w:t>Read the Moment.</w:t>
       </w:r>
       <w:r>
         <w:rPr>
@@ -5325,7 +4751,7 @@
           <w:color w:val="222222"/>
           <w:sz w:val="18"/>
         </w:rPr>
-        <w:t xml:space="preserve"> When a creature takes damage from a spell you cast through Boomstick, that creature takes an extra 2 Thunder damage and can't take Reactions until the start of its next turn.</w:t>
+        <w:t xml:space="preserve"> When you take the Reaction granted by your Cosmic Omen feature, you can wait until after the d20 is rolled but before you know whether the roll succeeds or fails. You then choose whether to apply Weal (adding 1d6 to the roll) or Woe (subtracting 1d6 from it).</w:t>
       </w:r>
     </w:p>
     <w:p>
@@ -5345,7 +4771,7 @@
           <w:color w:val="222222"/>
           <w:sz w:val="18"/>
         </w:rPr>
-        <w:t>Made to Channel.</w:t>
+        <w:t>Shared Tides.</w:t>
       </w:r>
       <w:r>
         <w:rPr>
@@ -5355,11 +4781,62 @@
           <w:color w:val="222222"/>
           <w:sz w:val="18"/>
         </w:rPr>
-        <w:t xml:space="preserve"> When you cast True Strike using Boomstick, the attack uses your Intelligence and counts as a spell attack, gaining Boomstick's +2 bonus to spell attack rolls and ignoring Half Cover. On a hit, the attack deals Boomstick's Thunder damage plus the spell's Radiant damage.</w:t>
+        <w:t xml:space="preserve"> Your uses of Cosmic Omen remain a single pool: you can use the feature a number of times equal to your Wisdom modifier, expending one use on either Weal or Woe, and you regain all expended uses when you finish a Long Rest.</w:t>
       </w:r>
     </w:p>
     <w:p>
       <w:pPr>
+        <w:pBdr>
+          <w:left w:val="single" w:sz="18" w:space="12" w:color="5B2A86"/>
+        </w:pBdr>
+        <w:shd w:val="clear" w:color="auto" w:fill="F4F0FA"/>
+        <w:spacing w:before="30" w:after="70"/>
+        <w:ind w:left="340" w:right="340"/>
+      </w:pPr>
+      <w:r>
+        <w:rPr>
+          <w:rFonts w:ascii="Georgia" w:hAnsi="Georgia" w:cs="Georgia"/>
+          <w:b w:val="0"/>
+          <w:i w:val="0"/>
+          <w:color w:val="222222"/>
+          <w:sz w:val="19"/>
+        </w:rPr>
+        <w:t>▶ Cosmic Omen is the Circle of Stars feature Ursa gained at Druid level 6.</w:t>
+      </w:r>
+    </w:p>
+    <w:p>
+      <w:pPr>
+        <w:spacing w:after="80"/>
+      </w:pPr>
+      <w:r>
+        <w:rPr>
+          <w:rFonts w:ascii="Georgia" w:hAnsi="Georgia" w:cs="Georgia"/>
+          <w:b w:val="0"/>
+          <w:i w:val="0"/>
+          <w:color w:val="222222"/>
+          <w:sz w:val="21"/>
+        </w:rPr>
+        <w:t>Woe lands after the die is cast: turning an enemy's save into a failure at the perfect moment feels like fate itself.</w:t>
+      </w:r>
+    </w:p>
+    <w:p>
+      <w:pPr>
+        <w:spacing w:after="80"/>
+      </w:pPr>
+      <w:r>
+        <w:rPr>
+          <w:rFonts w:ascii="Georgia" w:hAnsi="Georgia" w:cs="Georgia"/>
+          <w:b w:val="0"/>
+          <w:i w:val="0"/>
+          <w:color w:val="222222"/>
+          <w:sz w:val="21"/>
+        </w:rPr>
+        <w:t>The dreamed day has its own table craft: when an omen is spent, Ursa's player speaks the dreamed number aloud before the die would fall. “I dreamed this. The arrow lands on a 3.” Watching the world obey the dream is the whole art.</w:t>
+      </w:r>
+    </w:p>
+    <w:p>
+      <w:pPr>
+        <w:keepNext/>
         <w:pBdr>
           <w:left w:val="single" w:sz="18" w:space="12" w:color="8B2020"/>
         </w:pBdr>
@@ -5370,18 +4847,290 @@
       <w:r>
         <w:rPr>
           <w:rFonts w:ascii="Georgia" w:hAnsi="Georgia" w:cs="Georgia"/>
+          <w:b/>
+          <w:color w:val="8B2020"/>
+          <w:sz w:val="22"/>
+        </w:rPr>
+        <w:t>Ash's Sigil-Stone</w:t>
+      </w:r>
+    </w:p>
+    <w:p>
+      <w:pPr>
+        <w:pBdr>
+          <w:left w:val="single" w:sz="18" w:space="12" w:color="8B2020"/>
+        </w:pBdr>
+        <w:shd w:val="clear" w:color="auto" w:fill="FCF6F6"/>
+        <w:spacing w:before="30" w:after="70"/>
+        <w:ind w:left="340" w:right="340"/>
+      </w:pPr>
+      <w:r>
+        <w:rPr>
+          <w:rFonts w:ascii="Georgia" w:hAnsi="Georgia" w:cs="Georgia"/>
           <w:b w:val="0"/>
           <w:i/>
           <w:color w:val="222222"/>
           <w:sz w:val="18"/>
         </w:rPr>
-        <w:t>Forged by the masters of Glimmerstone.</w:t>
+        <w:t>Wondrous Item, Rare (Requires Attunement by Ursa)</w:t>
       </w:r>
     </w:p>
     <w:p>
       <w:pPr>
+        <w:pBdr>
+          <w:left w:val="single" w:sz="18" w:space="12" w:color="8B2020"/>
+        </w:pBdr>
+        <w:shd w:val="clear" w:color="auto" w:fill="FCF6F6"/>
+        <w:spacing w:before="30" w:after="70"/>
+        <w:ind w:left="340" w:right="340"/>
+      </w:pPr>
+      <w:r>
+        <w:rPr>
+          <w:rFonts w:ascii="Georgia" w:hAnsi="Georgia" w:cs="Georgia"/>
+          <w:b w:val="0"/>
+          <w:i w:val="0"/>
+          <w:color w:val="222222"/>
+          <w:sz w:val="18"/>
+        </w:rPr>
+        <w:t>A river-smooth stone etched with a half-finished sigil of Elaria, in Ash's own hand. Recovered on the trail, it sits warm in the palm whenever it is carried east. Cast between fights, it knits the party whole and kindles Ursa's Chalice splash besides. One day, when the sigil is finished, it may wake.</w:t>
+      </w:r>
+    </w:p>
+    <w:p>
+      <w:pPr>
+        <w:pBdr>
+          <w:left w:val="single" w:sz="18" w:space="12" w:color="8B2020"/>
+        </w:pBdr>
+        <w:shd w:val="clear" w:color="auto" w:fill="FCF6F6"/>
+        <w:spacing w:before="30" w:after="70"/>
+        <w:ind w:left="340" w:right="340"/>
+      </w:pPr>
+      <w:r>
+        <w:rPr>
+          <w:rFonts w:ascii="Georgia" w:hAnsi="Georgia" w:cs="Georgia"/>
+          <w:b w:val="0"/>
+          <w:i w:val="0"/>
+          <w:color w:val="222222"/>
+          <w:sz w:val="18"/>
+        </w:rPr>
+        <w:t>While holding the stone, you can cast Aura of Vitality from it without expending a spell slot. Once this property is used, it can't be used again until you finish a Long Rest.</w:t>
+      </w:r>
+    </w:p>
+    <w:p>
+      <w:pPr>
+        <w:pBdr>
+          <w:left w:val="single" w:sz="18" w:space="12" w:color="8B2020"/>
+        </w:pBdr>
+        <w:shd w:val="clear" w:color="auto" w:fill="FCF6F6"/>
+        <w:spacing w:before="30" w:after="70"/>
+        <w:ind w:left="340" w:right="340"/>
+      </w:pPr>
+      <w:r>
+        <w:rPr>
+          <w:rFonts w:ascii="Georgia" w:hAnsi="Georgia" w:cs="Georgia"/>
+          <w:b/>
+          <w:i w:val="0"/>
+          <w:color w:val="222222"/>
+          <w:sz w:val="18"/>
+        </w:rPr>
+        <w:t>The Stone Looks Ahead.</w:t>
+      </w:r>
+      <w:r>
+        <w:rPr>
+          <w:rFonts w:ascii="Georgia" w:hAnsi="Georgia" w:cs="Georgia"/>
+          <w:b w:val="0"/>
+          <w:i w:val="0"/>
+          <w:color w:val="222222"/>
+          <w:sz w:val="18"/>
+        </w:rPr>
+        <w:t xml:space="preserve"> The stone has 2 charges and regains all expended charges daily at dawn. As a Magic action, you can expend 1 charge to do one of the following.</w:t>
+      </w:r>
+    </w:p>
+    <w:p>
+      <w:pPr>
+        <w:pBdr>
+          <w:left w:val="single" w:sz="18" w:space="12" w:color="8B2020"/>
+        </w:pBdr>
+        <w:shd w:val="clear" w:color="auto" w:fill="FCF6F6"/>
+        <w:spacing w:before="30" w:after="70"/>
+        <w:ind w:left="340" w:right="340"/>
+      </w:pPr>
+      <w:r>
+        <w:rPr>
+          <w:rFonts w:ascii="Georgia" w:hAnsi="Georgia" w:cs="Georgia"/>
+          <w:b/>
+          <w:i w:val="0"/>
+          <w:color w:val="222222"/>
+          <w:sz w:val="18"/>
+        </w:rPr>
+        <w:t>Ask the Day.</w:t>
+      </w:r>
+      <w:r>
+        <w:rPr>
+          <w:rFonts w:ascii="Georgia" w:hAnsi="Georgia" w:cs="Georgia"/>
+          <w:b w:val="0"/>
+          <w:i w:val="0"/>
+          <w:color w:val="222222"/>
+          <w:sz w:val="18"/>
+        </w:rPr>
+        <w:t xml:space="preserve"> Ask the DM one yes-or-no question about the day ahead. You receive a truthful “yes” or “no,” or silence if the answer cannot be known.</w:t>
+      </w:r>
+    </w:p>
+    <w:p>
+      <w:pPr>
+        <w:pBdr>
+          <w:left w:val="single" w:sz="18" w:space="12" w:color="8B2020"/>
+        </w:pBdr>
+        <w:shd w:val="clear" w:color="auto" w:fill="FCF6F6"/>
+        <w:spacing w:before="30" w:after="70"/>
+        <w:ind w:left="340" w:right="340"/>
+      </w:pPr>
+      <w:r>
+        <w:rPr>
+          <w:rFonts w:ascii="Georgia" w:hAnsi="Georgia" w:cs="Georgia"/>
+          <w:b/>
+          <w:i w:val="0"/>
+          <w:color w:val="222222"/>
+          <w:sz w:val="18"/>
+        </w:rPr>
+        <w:t>Glimpse the Trail.</w:t>
+      </w:r>
+      <w:r>
+        <w:rPr>
+          <w:rFonts w:ascii="Georgia" w:hAnsi="Georgia" w:cs="Georgia"/>
+          <w:b w:val="0"/>
+          <w:i w:val="0"/>
+          <w:color w:val="222222"/>
+          <w:sz w:val="18"/>
+        </w:rPr>
+        <w:t xml:space="preserve"> Learn what waits on one unrevealed rift-board space within 1 mile.</w:t>
+      </w:r>
+    </w:p>
+    <w:p>
+      <w:pPr>
+        <w:pBdr>
+          <w:left w:val="single" w:sz="18" w:space="12" w:color="8B2020"/>
+        </w:pBdr>
+        <w:shd w:val="clear" w:color="auto" w:fill="FCF6F6"/>
+        <w:spacing w:before="30" w:after="70"/>
+        <w:ind w:left="340" w:right="340"/>
+      </w:pPr>
+      <w:r>
+        <w:rPr>
+          <w:rFonts w:ascii="Georgia" w:hAnsi="Georgia" w:cs="Georgia"/>
+          <w:b/>
+          <w:i w:val="0"/>
+          <w:color w:val="222222"/>
+          <w:sz w:val="18"/>
+        </w:rPr>
+        <w:t>Read the Heart.</w:t>
+      </w:r>
+      <w:r>
+        <w:rPr>
+          <w:rFonts w:ascii="Georgia" w:hAnsi="Georgia" w:cs="Georgia"/>
+          <w:b w:val="0"/>
+          <w:i w:val="0"/>
+          <w:color w:val="222222"/>
+          <w:sz w:val="18"/>
+        </w:rPr>
+        <w:t xml:space="preserve"> Learn a visible creature's emotional state and attitude toward the party.</w:t>
+      </w:r>
+    </w:p>
+    <w:p>
+      <w:pPr>
+        <w:pBdr>
+          <w:left w:val="single" w:sz="18" w:space="12" w:color="8B2020"/>
+        </w:pBdr>
+        <w:shd w:val="clear" w:color="auto" w:fill="FCF6F6"/>
+        <w:spacing w:before="30" w:after="70"/>
+        <w:ind w:left="340" w:right="340"/>
+      </w:pPr>
+      <w:r>
+        <w:rPr>
+          <w:rFonts w:ascii="Georgia" w:hAnsi="Georgia" w:cs="Georgia"/>
+          <w:b w:val="0"/>
+          <w:i w:val="0"/>
+          <w:color w:val="222222"/>
+          <w:sz w:val="18"/>
+        </w:rPr>
+        <w:t>With the Staff and the Amulet, the Stone closes Ursa's third and final attunement slot.</w:t>
+      </w:r>
+    </w:p>
+    <w:p>
+      <w:pPr>
+        <w:pBdr>
+          <w:left w:val="single" w:sz="18" w:space="12" w:color="5B2A86"/>
+        </w:pBdr>
+        <w:shd w:val="clear" w:color="auto" w:fill="F4F0FA"/>
+        <w:spacing w:before="30" w:after="70"/>
+        <w:ind w:left="340" w:right="340"/>
+      </w:pPr>
+      <w:r>
+        <w:rPr>
+          <w:rFonts w:ascii="Georgia" w:hAnsi="Georgia" w:cs="Georgia"/>
+          <w:b w:val="0"/>
+          <w:i w:val="0"/>
+          <w:color w:val="222222"/>
+          <w:sz w:val="19"/>
+        </w:rPr>
+        <w:t>▶ The Session 12 clue rides here.</w:t>
+      </w:r>
+    </w:p>
+    <w:p>
+      <w:pPr>
+        <w:spacing w:after="80"/>
+      </w:pPr>
+      <w:r>
+        <w:rPr>
+          <w:rFonts w:ascii="Georgia" w:hAnsi="Georgia" w:cs="Georgia"/>
+          <w:b w:val="0"/>
+          <w:i w:val="0"/>
+          <w:color w:val="222222"/>
+          <w:sz w:val="21"/>
+        </w:rPr>
+        <w:t>Ursa gains the one road he walked, feat and keepsake together. The other two roads remain: the stars are patient, and the wild does not forget him.</w:t>
+      </w:r>
+    </w:p>
+    <w:p>
+      <w:pPr>
         <w:keepNext/>
         <w:pageBreakBefore/>
+        <w:spacing w:before="400" w:after="120"/>
+        <w:pBdr>
+          <w:bottom w:val="single" w:sz="6" w:space="4" w:color="B8860B"/>
+        </w:pBdr>
+      </w:pPr>
+      <w:r>
+        <w:rPr>
+          <w:rFonts w:ascii="Georgia" w:hAnsi="Georgia" w:cs="Georgia"/>
+          <w:b/>
+          <w:color w:val="B8860B"/>
+          <w:sz w:val="32"/>
+        </w:rPr>
+        <w:t>Glimmerstone Artifacts (Lilly's Path)</w:t>
+      </w:r>
+    </w:p>
+    <w:p>
+      <w:pPr>
+        <w:pBdr>
+          <w:left w:val="single" w:sz="18" w:space="12" w:color="B8860B"/>
+        </w:pBdr>
+        <w:shd w:val="clear" w:color="auto" w:fill="FBF6EA"/>
+        <w:spacing w:before="30" w:after="70"/>
+        <w:ind w:left="340" w:right="340"/>
+      </w:pPr>
+      <w:r>
+        <w:rPr>
+          <w:rFonts w:ascii="Georgia" w:hAnsi="Georgia" w:cs="Georgia"/>
+          <w:b w:val="0"/>
+          <w:i w:val="0"/>
+          <w:color w:val="222222"/>
+          <w:sz w:val="21"/>
+        </w:rPr>
+        <w:t>Three masterworks of deep gnome artifice, forged for Lilly Glimmergear in the year apart. Three masterworks, one choice. Each door of Lilly's year apart leads to one of these treasures: stay and build the portal (the Sentinel), go home to Glimmerspire and Poots (Boomstick), or give the year to mote research (the Awakened Sphere). She walks one road and claims one masterwork. Every road fits inside her three attunement slots. On the Sphere's road the ledger closes at exactly three: Shard, Dynamo, Sphere. On the Sentinel's road a slot stays free, for the Dynamo itself is rebuilt into the guardian: two of three. And on Boomstick's road the Shard truly retires, unattuned at her belt, a keepsake and one day a gift: two of three, with room to spare.</w:t>
+      </w:r>
+    </w:p>
+    <w:p>
+      <w:pPr>
+        <w:keepNext/>
         <w:spacing w:before="220" w:after="60"/>
       </w:pPr>
       <w:r>
@@ -5391,7 +5140,7 @@
           <w:color w:val="A0522D"/>
           <w:sz w:val="26"/>
         </w:rPr>
-        <w:t>The Awakened Essence Sphere</w:t>
+        <w:t>Boomstick</w:t>
       </w:r>
     </w:p>
     <w:p>
@@ -5408,7 +5157,7 @@
             <wp:positionV relativeFrom="paragraph">
               <wp:posOffset>0</wp:posOffset>
             </wp:positionV>
-            <wp:extent cx="2194560" cy="2194560"/>
+            <wp:extent cx="2011680" cy="2011680"/>
             <wp:effectExtent l="0" t="0" r="0" b="0"/>
             <wp:wrapSquare wrapText="bothSides"/>
             <wp:docPr id="14" name="Picture 14"/>
@@ -5429,7 +5178,7 @@
                   <pic:spPr>
                     <a:xfrm>
                       <a:off x="0" y="0"/>
-                      <a:ext cx="2194560" cy="2194560"/>
+                      <a:ext cx="2011680" cy="2011680"/>
                     </a:xfrm>
                     <a:prstGeom prst="rect"/>
                   </pic:spPr>
@@ -5457,7 +5206,7 @@
           <w:color w:val="222222"/>
           <w:sz w:val="21"/>
         </w:rPr>
-        <w:t>“It was never a keepsake. It was a key, and it is finally awake.”</w:t>
+        <w:t>“It doesn't jam. It doesn't misfire. It simply states its opinion, loudly.”</w:t>
       </w:r>
     </w:p>
     <w:p>
@@ -5472,7 +5221,7 @@
           <w:color w:val="222222"/>
           <w:sz w:val="21"/>
         </w:rPr>
-        <w:t>The Sphere has spent the whole journey quietly pulling loose motes from the air. Now awakened, it holds a swirling jumble of collected aether that powers it from the start, and as the party clears each elemental rift and installs its pure Mote, the Sphere learns that plane's mighty discharge. The Sphere is honest about its bargain: at Session 8 it grants Aether Ward alone (twice per Short Rest), and every one of its five discharges sleeps behind a rift still to be won. What it builds toward is a toolbox of five distinct answers on a strict budget (a firestorm, a lull that stills a warband, a wind at every ally's back, the ground turned weapon, and a shadow's hungry pull), each the size of a spell Lilly has no slot to cast, two of them burning for a full minute while her hands stay free for the cannon. The Sphere bridges the gap between an Artificer and a full caster; it never erases it.</w:t>
+        <w:t>On this road, Boomstick takes the dagger's watch. Boomstick becomes Lilly's spellcasting focus and her designated Arcane Firearm (an artificer designates only one). With her shield in the other hand, her hands are exactly full: pistol, shield, and nothing wasted. Its clockwork drum conjures its own rounds, so Lilly will never want for ammunition again. The Frostbite Shard retires to her belt as a keepsake, or one day, a gift.</w:t>
       </w:r>
     </w:p>
     <w:p>
@@ -5492,7 +5241,7 @@
           <w:color w:val="8B2020"/>
           <w:sz w:val="22"/>
         </w:rPr>
-        <w:t>The Awakened Essence Sphere</w:t>
+        <w:t>Boomstick</w:t>
       </w:r>
     </w:p>
     <w:p>
@@ -5512,7 +5261,7 @@
           <w:color w:val="222222"/>
           <w:sz w:val="18"/>
         </w:rPr>
-        <w:t>Wondrous Item, Rare (Requires Attunement by Lilly)</w:t>
+        <w:t>Weapon (Repeating Pistol), Rare (Requires Attunement by Lilly)</w:t>
       </w:r>
     </w:p>
     <w:p>
@@ -5532,7 +5281,7 @@
           <w:color w:val="222222"/>
           <w:sz w:val="18"/>
         </w:rPr>
-        <w:t>Mote Channeling.</w:t>
+        <w:t>Repeating Pistol, +2.</w:t>
       </w:r>
       <w:r>
         <w:rPr>
@@ -5542,7 +5291,7 @@
           <w:color w:val="222222"/>
           <w:sz w:val="18"/>
         </w:rPr>
-        <w:t xml:space="preserve"> The Sphere's powers share a pool of 2 uses, and you regain all expended uses when you finish a Short Rest. The Sphere starts with the Aether Ward power, and it gains one Elemental Discharge each time a rift's Mote is installed in it. If one of the Sphere's powers requires a saving throw, the DC equals your spell save DC.</w:t>
+        <w:t xml:space="preserve"> You gain a +2 bonus to attack rolls and damage rolls made with this magic weapon, which deals 1d10 Thunder damage on a hit. The weapon requires no ammunition and never needs reloading.</w:t>
       </w:r>
     </w:p>
     <w:p>
@@ -5562,7 +5311,7 @@
           <w:color w:val="222222"/>
           <w:sz w:val="18"/>
         </w:rPr>
-        <w:t>Aether Ward (Base Power).</w:t>
+        <w:t>Wand of the War Mage.</w:t>
       </w:r>
       <w:r>
         <w:rPr>
@@ -5572,7 +5321,7 @@
           <w:color w:val="222222"/>
           <w:sz w:val="18"/>
         </w:rPr>
-        <w:t xml:space="preserve"> As a Magic action, you can expend 1 use to release the gathered motes as a protective shell. You and each ally within 15 feet of you gain a number of Temporary Hit Points equal to 2d8 plus your Intelligence modifier.</w:t>
+        <w:t xml:space="preserve"> While holding Boomstick, you gain a +2 bonus to spell attack rolls, and you ignore Half Cover when making a spell attack. Your Eldritch Cannon also gains a +2 bonus to its attack rolls.</w:t>
       </w:r>
     </w:p>
     <w:p>
@@ -5592,7 +5341,7 @@
           <w:color w:val="222222"/>
           <w:sz w:val="18"/>
         </w:rPr>
-        <w:t>Lingering Discharges.</w:t>
+        <w:t>Spell Focus and Arcane Firearm.</w:t>
       </w:r>
       <w:r>
         <w:rPr>
@@ -5602,7 +5351,7 @@
           <w:color w:val="222222"/>
           <w:sz w:val="18"/>
         </w:rPr>
-        <w:t xml:space="preserve"> A discharge that lasts for 1 minute is sustained by the Sphere and doesn't require Concentration. The Sphere can sustain only one lingering discharge at a time; if you activate a lingering discharge while another is active, the earlier one ends. You can end a lingering discharge early (no action required).</w:t>
+        <w:t xml:space="preserve"> While holding Boomstick, you can use it as a Spellcasting Focus for your Artificer spells, and it is your designated Arcane Firearm. When you cast an Artificer spell through Boomstick, you can add 1d8 to one of the spell's damage rolls; the extra damage is Thunder damage.</w:t>
       </w:r>
     </w:p>
     <w:p>
@@ -5622,7 +5371,7 @@
           <w:color w:val="222222"/>
           <w:sz w:val="18"/>
         </w:rPr>
-        <w:t>Rift Tracker.</w:t>
+        <w:t>Concussion Infusion.</w:t>
       </w:r>
       <w:r>
         <w:rPr>
@@ -5632,12 +5381,11 @@
           <w:color w:val="222222"/>
           <w:sz w:val="18"/>
         </w:rPr>
-        <w:t xml:space="preserve"> When a rift's Mote is installed in the Sphere, record it: Ignis, Unda, Aer, Terra, Umbra.</w:t>
+        <w:t xml:space="preserve"> When a creature takes damage from a spell you cast through Boomstick, that creature takes an extra 2 Thunder damage and can't take Reactions until the start of its next turn.</w:t>
       </w:r>
     </w:p>
     <w:p>
       <w:pPr>
-        <w:keepNext/>
         <w:pBdr>
           <w:left w:val="single" w:sz="18" w:space="12" w:color="8B2020"/>
         </w:pBdr>
@@ -5649,10 +5397,21 @@
         <w:rPr>
           <w:rFonts w:ascii="Georgia" w:hAnsi="Georgia" w:cs="Georgia"/>
           <w:b/>
-          <w:color w:val="8B2020"/>
-          <w:sz w:val="22"/>
-        </w:rPr>
-        <w:t>Elemental Discharges</w:t>
+          <w:i w:val="0"/>
+          <w:color w:val="222222"/>
+          <w:sz w:val="18"/>
+        </w:rPr>
+        <w:t>Made to Channel.</w:t>
+      </w:r>
+      <w:r>
+        <w:rPr>
+          <w:rFonts w:ascii="Georgia" w:hAnsi="Georgia" w:cs="Georgia"/>
+          <w:b w:val="0"/>
+          <w:i w:val="0"/>
+          <w:color w:val="222222"/>
+          <w:sz w:val="18"/>
+        </w:rPr>
+        <w:t xml:space="preserve"> When you cast True Strike using Boomstick, the attack uses your Intelligence and counts as a spell attack, gaining Boomstick's +2 bonus to spell attack rolls and ignoring Half Cover. On a hit, the attack deals Boomstick's Thunder damage plus the spell's Radiant damage.</w:t>
       </w:r>
     </w:p>
     <w:p>
@@ -5672,162 +5431,13 @@
           <w:color w:val="222222"/>
           <w:sz w:val="18"/>
         </w:rPr>
-        <w:t>Each unlocks when its rift is cleared and its Mote installed. The menu grows as the campaign goes.</w:t>
+        <w:t>Forged by the masters of Glimmerstone.</w:t>
       </w:r>
     </w:p>
     <w:p>
       <w:pPr>
-        <w:pBdr>
-          <w:left w:val="single" w:sz="18" w:space="12" w:color="8B2020"/>
-        </w:pBdr>
-        <w:shd w:val="clear" w:color="auto" w:fill="FCF6F6"/>
-        <w:spacing w:before="30" w:after="70"/>
-        <w:ind w:left="340" w:right="340"/>
-      </w:pPr>
-      <w:r>
-        <w:rPr>
-          <w:rFonts w:ascii="Georgia" w:hAnsi="Georgia" w:cs="Georgia"/>
-          <w:b/>
-          <w:i w:val="0"/>
-          <w:color w:val="222222"/>
-          <w:sz w:val="18"/>
-        </w:rPr>
-        <w:t>Fire / Ignis, Cinderstorm (LOCKED).</w:t>
-      </w:r>
-      <w:r>
-        <w:rPr>
-          <w:rFonts w:ascii="Georgia" w:hAnsi="Georgia" w:cs="Georgia"/>
-          <w:b w:val="0"/>
-          <w:i w:val="0"/>
-          <w:color w:val="222222"/>
-          <w:sz w:val="18"/>
-        </w:rPr>
-        <w:t xml:space="preserve"> As a Magic action, you can expend 1 use to unleash a firestorm that fills a 40-foot-radius Sphere centered on a point within 120 feet of yourself. Each creature in the Sphere must make a Dexterity saving throw, taking 8d6 Fire damage on a failed save or half as much damage on a successful one. Until the start of your next turn, the area burns: it is Difficult Terrain, and any creature that enters the area or starts its turn there takes 2d6 Fire damage.</w:t>
-      </w:r>
-    </w:p>
-    <w:p>
-      <w:pPr>
-        <w:pBdr>
-          <w:left w:val="single" w:sz="18" w:space="12" w:color="8B2020"/>
-        </w:pBdr>
-        <w:shd w:val="clear" w:color="auto" w:fill="FCF6F6"/>
-        <w:spacing w:before="30" w:after="70"/>
-        <w:ind w:left="340" w:right="340"/>
-      </w:pPr>
-      <w:r>
-        <w:rPr>
-          <w:rFonts w:ascii="Georgia" w:hAnsi="Georgia" w:cs="Georgia"/>
-          <w:b/>
-          <w:i w:val="0"/>
-          <w:color w:val="222222"/>
-          <w:sz w:val="18"/>
-        </w:rPr>
-        <w:t>Water / Unda, the Drowning Lull (LOCKED).</w:t>
-      </w:r>
-      <w:r>
-        <w:rPr>
-          <w:rFonts w:ascii="Georgia" w:hAnsi="Georgia" w:cs="Georgia"/>
-          <w:b w:val="0"/>
-          <w:i w:val="0"/>
-          <w:color w:val="222222"/>
-          <w:sz w:val="18"/>
-        </w:rPr>
-        <w:t xml:space="preserve"> As a Magic action, you can expend 1 use to fill a 20-foot-radius Sphere centered on a point within 120 feet of yourself with the sound and shimmer of deep water. Each creature in the Sphere must succeed on a Wisdom saving throw or have the Incapacitated condition and a Speed of 0 as it stands entranced, staring into deep water only it can see. The lull lasts for 1 minute. It ends early for a creature that takes damage or if another creature within 5 feet of it takes an action to shake it awake.</w:t>
-      </w:r>
-    </w:p>
-    <w:p>
-      <w:pPr>
-        <w:pBdr>
-          <w:left w:val="single" w:sz="18" w:space="12" w:color="8B2020"/>
-        </w:pBdr>
-        <w:shd w:val="clear" w:color="auto" w:fill="FCF6F6"/>
-        <w:spacing w:before="30" w:after="70"/>
-        <w:ind w:left="340" w:right="340"/>
-      </w:pPr>
-      <w:r>
-        <w:rPr>
-          <w:rFonts w:ascii="Georgia" w:hAnsi="Georgia" w:cs="Georgia"/>
-          <w:b/>
-          <w:i w:val="0"/>
-          <w:color w:val="222222"/>
-          <w:sz w:val="18"/>
-        </w:rPr>
-        <w:t>Air / Aer, Tailwind (LOCKED).</w:t>
-      </w:r>
-      <w:r>
-        <w:rPr>
-          <w:rFonts w:ascii="Georgia" w:hAnsi="Georgia" w:cs="Georgia"/>
-          <w:b w:val="0"/>
-          <w:i w:val="0"/>
-          <w:color w:val="222222"/>
-          <w:sz w:val="18"/>
-        </w:rPr>
-        <w:t xml:space="preserve"> As a Magic action, you can expend 1 use to send a following wind about your allies. For 1 minute, you and any number of allies within 30 feet of you gain a +2 bonus to attack rolls and saving throws, and your Speeds increase by 10 feet.</w:t>
-      </w:r>
-    </w:p>
-    <w:p>
-      <w:pPr>
-        <w:pBdr>
-          <w:left w:val="single" w:sz="18" w:space="12" w:color="8B2020"/>
-        </w:pBdr>
-        <w:shd w:val="clear" w:color="auto" w:fill="FCF6F6"/>
-        <w:spacing w:before="30" w:after="70"/>
-        <w:ind w:left="340" w:right="340"/>
-      </w:pPr>
-      <w:r>
-        <w:rPr>
-          <w:rFonts w:ascii="Georgia" w:hAnsi="Georgia" w:cs="Georgia"/>
-          <w:b/>
-          <w:i w:val="0"/>
-          <w:color w:val="222222"/>
-          <w:sz w:val="18"/>
-        </w:rPr>
-        <w:t>Earth / Terra, Tectonic Slam (LOCKED).</w:t>
-      </w:r>
-      <w:r>
-        <w:rPr>
-          <w:rFonts w:ascii="Georgia" w:hAnsi="Georgia" w:cs="Georgia"/>
-          <w:b w:val="0"/>
-          <w:i w:val="0"/>
-          <w:color w:val="222222"/>
-          <w:sz w:val="18"/>
-        </w:rPr>
-        <w:t xml:space="preserve"> As a Magic action, you can expend 1 use to make the ground erupt in a 20-foot-radius Sphere centered on a point within 120 feet of yourself. Each creature in the Sphere must succeed on a Dexterity saving throw or take 7d8 Force damage and have the Prone condition. Until the start of your next turn, the raised stone makes the area Difficult Terrain, a creature takes 5 Piercing damage for every 5 feet it moves in the area, and you and your allies have Half Cover while in the area.</w:t>
-      </w:r>
-    </w:p>
-    <w:p>
-      <w:pPr>
-        <w:pBdr>
-          <w:left w:val="single" w:sz="18" w:space="12" w:color="8B2020"/>
-        </w:pBdr>
-        <w:shd w:val="clear" w:color="auto" w:fill="FCF6F6"/>
-        <w:spacing w:before="30" w:after="70"/>
-        <w:ind w:left="340" w:right="340"/>
-      </w:pPr>
-      <w:r>
-        <w:rPr>
-          <w:rFonts w:ascii="Georgia" w:hAnsi="Georgia" w:cs="Georgia"/>
-          <w:b/>
-          <w:i w:val="0"/>
-          <w:color w:val="222222"/>
-          <w:sz w:val="18"/>
-        </w:rPr>
-        <w:t>Shadow / Umbra, Soul Siphon (LOCKED).</w:t>
-      </w:r>
-      <w:r>
-        <w:rPr>
-          <w:rFonts w:ascii="Georgia" w:hAnsi="Georgia" w:cs="Georgia"/>
-          <w:b w:val="0"/>
-          <w:i w:val="0"/>
-          <w:color w:val="222222"/>
-          <w:sz w:val="18"/>
-        </w:rPr>
-        <w:t xml:space="preserve"> As a Magic action, you can expend 1 use to target one creature within 60 feet of yourself. The target must make a Constitution saving throw, taking 8d6 Necrotic damage on a failed save or half as much damage on a successful one. You, or one ally within 30 feet of you, regains a number of Hit Points equal to half the Necrotic damage dealt.</w:t>
-      </w:r>
-    </w:p>
-    <w:p>
-      <w:pPr>
         <w:keepNext/>
+        <w:pageBreakBefore/>
         <w:spacing w:before="220" w:after="60"/>
       </w:pPr>
       <w:r>
@@ -5837,39 +5447,12 @@
           <w:color w:val="A0522D"/>
           <w:sz w:val="26"/>
         </w:rPr>
-        <w:t>The Sentinel</w:t>
+        <w:t>The Awakened Essence Sphere</w:t>
       </w:r>
     </w:p>
     <w:p>
       <w:pPr>
-        <w:pBdr>
-          <w:left w:val="single" w:sz="18" w:space="12" w:color="B8860B"/>
-        </w:pBdr>
-        <w:shd w:val="clear" w:color="auto" w:fill="FBF6EA"/>
-        <w:spacing w:before="30" w:after="70"/>
-        <w:ind w:left="340" w:right="340"/>
-      </w:pPr>
-      <w:r>
-        <w:rPr>
-          <w:rFonts w:ascii="Georgia" w:hAnsi="Georgia" w:cs="Georgia"/>
-          <w:b w:val="0"/>
-          <w:i/>
-          <w:color w:val="222222"/>
-          <w:sz w:val="21"/>
-        </w:rPr>
-        <w:t>“An upgraded Eldritch Cannon, rebuilt at the bench into a faithful guardian.”</w:t>
-      </w:r>
-    </w:p>
-    <w:p>
-      <w:pPr>
-        <w:keepNext/>
-        <w:keepLines/>
-        <w:pBdr>
-          <w:left w:val="single" w:sz="18" w:space="12" w:color="8B2020"/>
-        </w:pBdr>
-        <w:shd w:val="clear" w:color="auto" w:fill="FCF6F6"/>
-        <w:spacing w:before="30" w:after="0"/>
-        <w:ind w:left="340" w:right="340"/>
+        <w:spacing w:after="0" w:before="0"/>
       </w:pPr>
       <w:r>
         <w:drawing>
@@ -5881,7 +5464,7 @@
             <wp:positionV relativeFrom="paragraph">
               <wp:posOffset>0</wp:posOffset>
             </wp:positionV>
-            <wp:extent cx="2148840" cy="2148840"/>
+            <wp:extent cx="2194560" cy="2194560"/>
             <wp:effectExtent l="0" t="0" r="0" b="0"/>
             <wp:wrapSquare wrapText="bothSides"/>
             <wp:docPr id="15" name="Picture 15"/>
@@ -5902,7 +5485,7 @@
                   <pic:spPr>
                     <a:xfrm>
                       <a:off x="0" y="0"/>
-                      <a:ext cx="2148840" cy="2148840"/>
+                      <a:ext cx="2194560" cy="2194560"/>
                     </a:xfrm>
                     <a:prstGeom prst="rect"/>
                   </pic:spPr>
@@ -5912,14 +5495,425 @@
           </wp:anchor>
         </w:drawing>
       </w:r>
+    </w:p>
+    <w:p>
+      <w:pPr>
+        <w:pBdr>
+          <w:left w:val="single" w:sz="18" w:space="12" w:color="B8860B"/>
+        </w:pBdr>
+        <w:shd w:val="clear" w:color="auto" w:fill="FBF6EA"/>
+        <w:spacing w:before="30" w:after="70"/>
+        <w:ind w:left="340" w:right="340"/>
+      </w:pPr>
+      <w:r>
+        <w:rPr>
+          <w:rFonts w:ascii="Georgia" w:hAnsi="Georgia" w:cs="Georgia"/>
+          <w:b w:val="0"/>
+          <w:i/>
+          <w:color w:val="222222"/>
+          <w:sz w:val="21"/>
+        </w:rPr>
+        <w:t>“It was never a keepsake. It was a key, and it is finally awake.”</w:t>
+      </w:r>
+    </w:p>
+    <w:p>
+      <w:pPr>
+        <w:spacing w:after="80"/>
+      </w:pPr>
+      <w:r>
+        <w:rPr>
+          <w:rFonts w:ascii="Georgia" w:hAnsi="Georgia" w:cs="Georgia"/>
+          <w:b w:val="0"/>
+          <w:i w:val="0"/>
+          <w:color w:val="222222"/>
+          <w:sz w:val="21"/>
+        </w:rPr>
+        <w:t>The Sphere has spent the whole journey quietly pulling loose motes from the air. Now awakened, it holds a swirling jumble of collected aether that powers it from the start, and as the party clears each elemental rift and installs its pure Mote, the Sphere learns that plane's mighty discharge. The Sphere is honest about its bargain: at Session 8 it grants Aether Ward alone (twice per Short Rest), and every one of its five discharges sleeps behind a rift still to be won. What it builds toward is a toolbox of five distinct answers on a strict budget (a firestorm, a lull that stills a warband, a wind at every ally's back, the ground turned weapon, and a shadow's hungry pull), each the size of a spell Lilly has no slot to cast, two of them burning for a full minute while her hands stay free for the cannon. The Sphere bridges the gap between an Artificer and a full caster; it never erases it.</w:t>
+      </w:r>
+    </w:p>
+    <w:p>
+      <w:pPr>
+        <w:keepNext/>
+        <w:pBdr>
+          <w:left w:val="single" w:sz="18" w:space="12" w:color="8B2020"/>
+        </w:pBdr>
+        <w:shd w:val="clear" w:color="auto" w:fill="FCF6F6"/>
+        <w:spacing w:before="30" w:after="70"/>
+        <w:ind w:left="340" w:right="340"/>
+      </w:pPr>
       <w:r>
         <w:rPr>
           <w:rFonts w:ascii="Georgia" w:hAnsi="Georgia" w:cs="Georgia"/>
           <w:b/>
           <w:color w:val="8B2020"/>
-          <w:sz w:val="25"/>
+          <w:sz w:val="22"/>
+        </w:rPr>
+        <w:t>The Awakened Essence Sphere</w:t>
+      </w:r>
+    </w:p>
+    <w:p>
+      <w:pPr>
+        <w:pBdr>
+          <w:left w:val="single" w:sz="18" w:space="12" w:color="8B2020"/>
+        </w:pBdr>
+        <w:shd w:val="clear" w:color="auto" w:fill="FCF6F6"/>
+        <w:spacing w:before="30" w:after="70"/>
+        <w:ind w:left="340" w:right="340"/>
+      </w:pPr>
+      <w:r>
+        <w:rPr>
+          <w:rFonts w:ascii="Georgia" w:hAnsi="Georgia" w:cs="Georgia"/>
+          <w:b w:val="0"/>
+          <w:i/>
+          <w:color w:val="222222"/>
+          <w:sz w:val="18"/>
+        </w:rPr>
+        <w:t>Wondrous Item, Rare (Requires Attunement by Lilly)</w:t>
+      </w:r>
+    </w:p>
+    <w:p>
+      <w:pPr>
+        <w:pBdr>
+          <w:left w:val="single" w:sz="18" w:space="12" w:color="8B2020"/>
+        </w:pBdr>
+        <w:shd w:val="clear" w:color="auto" w:fill="FCF6F6"/>
+        <w:spacing w:before="30" w:after="70"/>
+        <w:ind w:left="340" w:right="340"/>
+      </w:pPr>
+      <w:r>
+        <w:rPr>
+          <w:rFonts w:ascii="Georgia" w:hAnsi="Georgia" w:cs="Georgia"/>
+          <w:b/>
+          <w:i w:val="0"/>
+          <w:color w:val="222222"/>
+          <w:sz w:val="18"/>
+        </w:rPr>
+        <w:t>Mote Channeling.</w:t>
+      </w:r>
+      <w:r>
+        <w:rPr>
+          <w:rFonts w:ascii="Georgia" w:hAnsi="Georgia" w:cs="Georgia"/>
+          <w:b w:val="0"/>
+          <w:i w:val="0"/>
+          <w:color w:val="222222"/>
+          <w:sz w:val="18"/>
+        </w:rPr>
+        <w:t xml:space="preserve"> The Sphere's powers share a pool of 2 uses, and you regain all expended uses when you finish a Short Rest. The Sphere starts with the Aether Ward power, and it gains one Elemental Discharge each time a rift's Mote is installed in it. If one of the Sphere's powers requires a saving throw, the DC equals your spell save DC.</w:t>
+      </w:r>
+    </w:p>
+    <w:p>
+      <w:pPr>
+        <w:pBdr>
+          <w:left w:val="single" w:sz="18" w:space="12" w:color="8B2020"/>
+        </w:pBdr>
+        <w:shd w:val="clear" w:color="auto" w:fill="FCF6F6"/>
+        <w:spacing w:before="30" w:after="70"/>
+        <w:ind w:left="340" w:right="340"/>
+      </w:pPr>
+      <w:r>
+        <w:rPr>
+          <w:rFonts w:ascii="Georgia" w:hAnsi="Georgia" w:cs="Georgia"/>
+          <w:b/>
+          <w:i w:val="0"/>
+          <w:color w:val="222222"/>
+          <w:sz w:val="18"/>
+        </w:rPr>
+        <w:t>Aether Ward (Base Power).</w:t>
+      </w:r>
+      <w:r>
+        <w:rPr>
+          <w:rFonts w:ascii="Georgia" w:hAnsi="Georgia" w:cs="Georgia"/>
+          <w:b w:val="0"/>
+          <w:i w:val="0"/>
+          <w:color w:val="222222"/>
+          <w:sz w:val="18"/>
+        </w:rPr>
+        <w:t xml:space="preserve"> As a Magic action, you can expend 1 use to release the gathered motes as a protective shell. You and each ally within 15 feet of you gain a number of Temporary Hit Points equal to 2d8 plus your Intelligence modifier.</w:t>
+      </w:r>
+    </w:p>
+    <w:p>
+      <w:pPr>
+        <w:pBdr>
+          <w:left w:val="single" w:sz="18" w:space="12" w:color="8B2020"/>
+        </w:pBdr>
+        <w:shd w:val="clear" w:color="auto" w:fill="FCF6F6"/>
+        <w:spacing w:before="30" w:after="70"/>
+        <w:ind w:left="340" w:right="340"/>
+      </w:pPr>
+      <w:r>
+        <w:rPr>
+          <w:rFonts w:ascii="Georgia" w:hAnsi="Georgia" w:cs="Georgia"/>
+          <w:b/>
+          <w:i w:val="0"/>
+          <w:color w:val="222222"/>
+          <w:sz w:val="18"/>
+        </w:rPr>
+        <w:t>Lingering Discharges.</w:t>
+      </w:r>
+      <w:r>
+        <w:rPr>
+          <w:rFonts w:ascii="Georgia" w:hAnsi="Georgia" w:cs="Georgia"/>
+          <w:b w:val="0"/>
+          <w:i w:val="0"/>
+          <w:color w:val="222222"/>
+          <w:sz w:val="18"/>
+        </w:rPr>
+        <w:t xml:space="preserve"> A discharge that lasts for 1 minute is sustained by the Sphere and doesn't require Concentration. The Sphere can sustain only one lingering discharge at a time; if you activate a lingering discharge while another is active, the earlier one ends. You can end a lingering discharge early (no action required).</w:t>
+      </w:r>
+    </w:p>
+    <w:p>
+      <w:pPr>
+        <w:pBdr>
+          <w:left w:val="single" w:sz="18" w:space="12" w:color="8B2020"/>
+        </w:pBdr>
+        <w:shd w:val="clear" w:color="auto" w:fill="FCF6F6"/>
+        <w:spacing w:before="30" w:after="70"/>
+        <w:ind w:left="340" w:right="340"/>
+      </w:pPr>
+      <w:r>
+        <w:rPr>
+          <w:rFonts w:ascii="Georgia" w:hAnsi="Georgia" w:cs="Georgia"/>
+          <w:b/>
+          <w:i w:val="0"/>
+          <w:color w:val="222222"/>
+          <w:sz w:val="18"/>
+        </w:rPr>
+        <w:t>Rift Tracker.</w:t>
+      </w:r>
+      <w:r>
+        <w:rPr>
+          <w:rFonts w:ascii="Georgia" w:hAnsi="Georgia" w:cs="Georgia"/>
+          <w:b w:val="0"/>
+          <w:i w:val="0"/>
+          <w:color w:val="222222"/>
+          <w:sz w:val="18"/>
+        </w:rPr>
+        <w:t xml:space="preserve"> When a rift's Mote is installed in the Sphere, record it: Ignis, Unda, Aer, Terra, Umbra.</w:t>
+      </w:r>
+    </w:p>
+    <w:p>
+      <w:pPr>
+        <w:keepNext/>
+        <w:pBdr>
+          <w:left w:val="single" w:sz="18" w:space="12" w:color="8B2020"/>
+        </w:pBdr>
+        <w:shd w:val="clear" w:color="auto" w:fill="FCF6F6"/>
+        <w:spacing w:before="30" w:after="70"/>
+        <w:ind w:left="340" w:right="340"/>
+      </w:pPr>
+      <w:r>
+        <w:rPr>
+          <w:rFonts w:ascii="Georgia" w:hAnsi="Georgia" w:cs="Georgia"/>
+          <w:b/>
+          <w:color w:val="8B2020"/>
+          <w:sz w:val="22"/>
+        </w:rPr>
+        <w:t>Elemental Discharges</w:t>
+      </w:r>
+    </w:p>
+    <w:p>
+      <w:pPr>
+        <w:pBdr>
+          <w:left w:val="single" w:sz="18" w:space="12" w:color="8B2020"/>
+        </w:pBdr>
+        <w:shd w:val="clear" w:color="auto" w:fill="FCF6F6"/>
+        <w:spacing w:before="30" w:after="70"/>
+        <w:ind w:left="340" w:right="340"/>
+      </w:pPr>
+      <w:r>
+        <w:rPr>
+          <w:rFonts w:ascii="Georgia" w:hAnsi="Georgia" w:cs="Georgia"/>
+          <w:b w:val="0"/>
+          <w:i/>
+          <w:color w:val="222222"/>
+          <w:sz w:val="18"/>
+        </w:rPr>
+        <w:t>Each unlocks when its rift is cleared and its Mote installed. The menu grows as the campaign goes.</w:t>
+      </w:r>
+    </w:p>
+    <w:p>
+      <w:pPr>
+        <w:pBdr>
+          <w:left w:val="single" w:sz="18" w:space="12" w:color="8B2020"/>
+        </w:pBdr>
+        <w:shd w:val="clear" w:color="auto" w:fill="FCF6F6"/>
+        <w:spacing w:before="30" w:after="70"/>
+        <w:ind w:left="340" w:right="340"/>
+      </w:pPr>
+      <w:r>
+        <w:rPr>
+          <w:rFonts w:ascii="Georgia" w:hAnsi="Georgia" w:cs="Georgia"/>
+          <w:b/>
+          <w:i w:val="0"/>
+          <w:color w:val="222222"/>
+          <w:sz w:val="18"/>
+        </w:rPr>
+        <w:t>Fire / Ignis, Cinderstorm (LOCKED).</w:t>
+      </w:r>
+      <w:r>
+        <w:rPr>
+          <w:rFonts w:ascii="Georgia" w:hAnsi="Georgia" w:cs="Georgia"/>
+          <w:b w:val="0"/>
+          <w:i w:val="0"/>
+          <w:color w:val="222222"/>
+          <w:sz w:val="18"/>
+        </w:rPr>
+        <w:t xml:space="preserve"> As a Magic action, you can expend 1 use to unleash a firestorm that fills a 40-foot-radius Sphere centered on a point within 120 feet of yourself. Each creature in the Sphere must make a Dexterity saving throw, taking 8d6 Fire damage on a failed save or half as much damage on a successful one. Until the start of your next turn, the area burns: it is Difficult Terrain, and any creature that enters the area or starts its turn there takes 2d6 Fire damage.</w:t>
+      </w:r>
+    </w:p>
+    <w:p>
+      <w:pPr>
+        <w:pBdr>
+          <w:left w:val="single" w:sz="18" w:space="12" w:color="8B2020"/>
+        </w:pBdr>
+        <w:shd w:val="clear" w:color="auto" w:fill="FCF6F6"/>
+        <w:spacing w:before="30" w:after="70"/>
+        <w:ind w:left="340" w:right="340"/>
+      </w:pPr>
+      <w:r>
+        <w:rPr>
+          <w:rFonts w:ascii="Georgia" w:hAnsi="Georgia" w:cs="Georgia"/>
+          <w:b/>
+          <w:i w:val="0"/>
+          <w:color w:val="222222"/>
+          <w:sz w:val="18"/>
+        </w:rPr>
+        <w:t>Water / Unda, the Drowning Lull (LOCKED).</w:t>
+      </w:r>
+      <w:r>
+        <w:rPr>
+          <w:rFonts w:ascii="Georgia" w:hAnsi="Georgia" w:cs="Georgia"/>
+          <w:b w:val="0"/>
+          <w:i w:val="0"/>
+          <w:color w:val="222222"/>
+          <w:sz w:val="18"/>
+        </w:rPr>
+        <w:t xml:space="preserve"> As a Magic action, you can expend 1 use to fill a 20-foot-radius Sphere centered on a point within 120 feet of yourself with the sound and shimmer of deep water. Each creature in the Sphere must succeed on a Wisdom saving throw or have the Incapacitated condition and a Speed of 0 as it stands entranced, staring into deep water only it can see. The lull lasts for 1 minute. It ends early for a creature that takes damage or if another creature within 5 feet of it takes an action to shake it awake.</w:t>
+      </w:r>
+    </w:p>
+    <w:p>
+      <w:pPr>
+        <w:pBdr>
+          <w:left w:val="single" w:sz="18" w:space="12" w:color="8B2020"/>
+        </w:pBdr>
+        <w:shd w:val="clear" w:color="auto" w:fill="FCF6F6"/>
+        <w:spacing w:before="30" w:after="70"/>
+        <w:ind w:left="340" w:right="340"/>
+      </w:pPr>
+      <w:r>
+        <w:rPr>
+          <w:rFonts w:ascii="Georgia" w:hAnsi="Georgia" w:cs="Georgia"/>
+          <w:b/>
+          <w:i w:val="0"/>
+          <w:color w:val="222222"/>
+          <w:sz w:val="18"/>
+        </w:rPr>
+        <w:t>Air / Aer, Tailwind (LOCKED).</w:t>
+      </w:r>
+      <w:r>
+        <w:rPr>
+          <w:rFonts w:ascii="Georgia" w:hAnsi="Georgia" w:cs="Georgia"/>
+          <w:b w:val="0"/>
+          <w:i w:val="0"/>
+          <w:color w:val="222222"/>
+          <w:sz w:val="18"/>
+        </w:rPr>
+        <w:t xml:space="preserve"> As a Magic action, you can expend 1 use to send a following wind about your allies. For 1 minute, you and any number of allies within 30 feet of you gain a +2 bonus to attack rolls and saving throws, and your Speeds increase by 10 feet.</w:t>
+      </w:r>
+    </w:p>
+    <w:p>
+      <w:pPr>
+        <w:pBdr>
+          <w:left w:val="single" w:sz="18" w:space="12" w:color="8B2020"/>
+        </w:pBdr>
+        <w:shd w:val="clear" w:color="auto" w:fill="FCF6F6"/>
+        <w:spacing w:before="30" w:after="70"/>
+        <w:ind w:left="340" w:right="340"/>
+      </w:pPr>
+      <w:r>
+        <w:rPr>
+          <w:rFonts w:ascii="Georgia" w:hAnsi="Georgia" w:cs="Georgia"/>
+          <w:b/>
+          <w:i w:val="0"/>
+          <w:color w:val="222222"/>
+          <w:sz w:val="18"/>
+        </w:rPr>
+        <w:t>Earth / Terra, Tectonic Slam (LOCKED).</w:t>
+      </w:r>
+      <w:r>
+        <w:rPr>
+          <w:rFonts w:ascii="Georgia" w:hAnsi="Georgia" w:cs="Georgia"/>
+          <w:b w:val="0"/>
+          <w:i w:val="0"/>
+          <w:color w:val="222222"/>
+          <w:sz w:val="18"/>
+        </w:rPr>
+        <w:t xml:space="preserve"> As a Magic action, you can expend 1 use to make the ground erupt in a 20-foot-radius Sphere centered on a point within 120 feet of yourself. Each creature in the Sphere must succeed on a Dexterity saving throw or take 7d8 Force damage and have the Prone condition. Until the start of your next turn, the raised stone makes the area Difficult Terrain, a creature takes 5 Piercing damage for every 5 feet it moves in the area, and you and your allies have Half Cover while in the area.</w:t>
+      </w:r>
+    </w:p>
+    <w:p>
+      <w:pPr>
+        <w:pBdr>
+          <w:left w:val="single" w:sz="18" w:space="12" w:color="8B2020"/>
+        </w:pBdr>
+        <w:shd w:val="clear" w:color="auto" w:fill="FCF6F6"/>
+        <w:spacing w:before="30" w:after="70"/>
+        <w:ind w:left="340" w:right="340"/>
+      </w:pPr>
+      <w:r>
+        <w:rPr>
+          <w:rFonts w:ascii="Georgia" w:hAnsi="Georgia" w:cs="Georgia"/>
+          <w:b/>
+          <w:i w:val="0"/>
+          <w:color w:val="222222"/>
+          <w:sz w:val="18"/>
+        </w:rPr>
+        <w:t>Shadow / Umbra, Soul Siphon (LOCKED).</w:t>
+      </w:r>
+      <w:r>
+        <w:rPr>
+          <w:rFonts w:ascii="Georgia" w:hAnsi="Georgia" w:cs="Georgia"/>
+          <w:b w:val="0"/>
+          <w:i w:val="0"/>
+          <w:color w:val="222222"/>
+          <w:sz w:val="18"/>
+        </w:rPr>
+        <w:t xml:space="preserve"> As a Magic action, you can expend 1 use to target one creature within 60 feet of yourself. The target must make a Constitution saving throw, taking 8d6 Necrotic damage on a failed save or half as much damage on a successful one. You, or one ally within 30 feet of you, regains a number of Hit Points equal to half the Necrotic damage dealt.</w:t>
+      </w:r>
+    </w:p>
+    <w:p>
+      <w:pPr>
+        <w:keepNext/>
+        <w:spacing w:before="220" w:after="60"/>
+      </w:pPr>
+      <w:r>
+        <w:rPr>
+          <w:rFonts w:ascii="Georgia" w:hAnsi="Georgia" w:cs="Georgia"/>
+          <w:b/>
+          <w:color w:val="A0522D"/>
+          <w:sz w:val="26"/>
         </w:rPr>
         <w:t>The Sentinel</w:t>
+      </w:r>
+    </w:p>
+    <w:p>
+      <w:pPr>
+        <w:pBdr>
+          <w:left w:val="single" w:sz="18" w:space="12" w:color="B8860B"/>
+        </w:pBdr>
+        <w:shd w:val="clear" w:color="auto" w:fill="FBF6EA"/>
+        <w:spacing w:before="30" w:after="70"/>
+        <w:ind w:left="340" w:right="340"/>
+      </w:pPr>
+      <w:r>
+        <w:rPr>
+          <w:rFonts w:ascii="Georgia" w:hAnsi="Georgia" w:cs="Georgia"/>
+          <w:b w:val="0"/>
+          <w:i/>
+          <w:color w:val="222222"/>
+          <w:sz w:val="21"/>
+        </w:rPr>
+        <w:t>“An upgraded Eldritch Cannon, rebuilt at the bench into a faithful guardian.”</w:t>
       </w:r>
     </w:p>
     <w:p>
@@ -5930,727 +5924,8 @@
           <w:left w:val="single" w:sz="18" w:space="12" w:color="8B2020"/>
         </w:pBdr>
         <w:shd w:val="clear" w:color="auto" w:fill="FCF6F6"/>
-        <w:spacing w:before="0" w:after="20"/>
+        <w:spacing w:before="30" w:after="0"/>
         <w:ind w:left="340" w:right="340"/>
-      </w:pPr>
-      <w:r>
-        <w:rPr>
-          <w:rFonts w:ascii="Georgia" w:hAnsi="Georgia" w:cs="Georgia"/>
-          <w:i/>
-          <w:color w:val="222222"/>
-          <w:sz w:val="17"/>
-        </w:rPr>
-        <w:t>Medium Construct (the Pocket Dynamo, rebuilt; Requires Attunement by Lilly)</w:t>
-      </w:r>
-    </w:p>
-    <w:p>
-      <w:pPr>
-        <w:keepNext/>
-        <w:keepLines/>
-        <w:pBdr>
-          <w:left w:val="single" w:sz="18" w:space="12" w:color="8B2020"/>
-          <w:bottom w:val="single" w:sz="4" w:space="1" w:color="8B2020"/>
-        </w:pBdr>
-        <w:shd w:val="clear" w:color="auto" w:fill="FCF6F6"/>
-        <w:spacing w:before="20" w:after="20"/>
-        <w:ind w:left="340" w:right="340"/>
-      </w:pPr>
-    </w:p>
-    <w:p>
-      <w:pPr>
-        <w:keepNext/>
-        <w:keepLines/>
-        <w:pBdr>
-          <w:left w:val="single" w:sz="18" w:space="12" w:color="8B2020"/>
-        </w:pBdr>
-        <w:shd w:val="clear" w:color="auto" w:fill="FCF6F6"/>
-        <w:spacing w:before="0" w:after="0"/>
-        <w:ind w:left="340" w:right="340"/>
-      </w:pPr>
-      <w:r>
-        <w:rPr>
-          <w:rFonts w:ascii="Georgia" w:hAnsi="Georgia" w:cs="Georgia"/>
-          <w:b/>
-          <w:color w:val="8B2020"/>
-          <w:sz w:val="18"/>
-        </w:rPr>
-        <w:t xml:space="preserve">Armor Class </w:t>
-      </w:r>
-      <w:r>
-        <w:rPr>
-          <w:rFonts w:ascii="Georgia" w:hAnsi="Georgia" w:cs="Georgia"/>
-          <w:b w:val="0"/>
-          <w:i w:val="0"/>
-          <w:color w:val="222222"/>
-          <w:sz w:val="18"/>
-        </w:rPr>
-        <w:t>18</w:t>
-      </w:r>
-    </w:p>
-    <w:p>
-      <w:pPr>
-        <w:keepNext/>
-        <w:keepLines/>
-        <w:pBdr>
-          <w:left w:val="single" w:sz="18" w:space="12" w:color="8B2020"/>
-        </w:pBdr>
-        <w:shd w:val="clear" w:color="auto" w:fill="FCF6F6"/>
-        <w:spacing w:before="0" w:after="0"/>
-        <w:ind w:left="340" w:right="340"/>
-      </w:pPr>
-      <w:r>
-        <w:rPr>
-          <w:rFonts w:ascii="Georgia" w:hAnsi="Georgia" w:cs="Georgia"/>
-          <w:b/>
-          <w:color w:val="8B2020"/>
-          <w:sz w:val="18"/>
-        </w:rPr>
-        <w:t xml:space="preserve">Hit Points </w:t>
-      </w:r>
-      <w:r>
-        <w:rPr>
-          <w:rFonts w:ascii="Georgia" w:hAnsi="Georgia" w:cs="Georgia"/>
-          <w:b w:val="0"/>
-          <w:i w:val="0"/>
-          <w:color w:val="222222"/>
-          <w:sz w:val="18"/>
-        </w:rPr>
-        <w:t>5 + five times your Artificer level (40 at Level 7); it has a number of d8 Hit Dice equal to your Artificer level</w:t>
-      </w:r>
-    </w:p>
-    <w:p>
-      <w:pPr>
-        <w:keepNext/>
-        <w:keepLines/>
-        <w:pBdr>
-          <w:left w:val="single" w:sz="18" w:space="12" w:color="8B2020"/>
-        </w:pBdr>
-        <w:shd w:val="clear" w:color="auto" w:fill="FCF6F6"/>
-        <w:spacing w:before="0" w:after="0"/>
-        <w:ind w:left="340" w:right="340"/>
-      </w:pPr>
-      <w:r>
-        <w:rPr>
-          <w:rFonts w:ascii="Georgia" w:hAnsi="Georgia" w:cs="Georgia"/>
-          <w:b/>
-          <w:color w:val="8B2020"/>
-          <w:sz w:val="18"/>
-        </w:rPr>
-        <w:t xml:space="preserve">Speed </w:t>
-      </w:r>
-      <w:r>
-        <w:rPr>
-          <w:rFonts w:ascii="Georgia" w:hAnsi="Georgia" w:cs="Georgia"/>
-          <w:b w:val="0"/>
-          <w:i w:val="0"/>
-          <w:color w:val="222222"/>
-          <w:sz w:val="18"/>
-        </w:rPr>
-        <w:t>30 ft.</w:t>
-      </w:r>
-    </w:p>
-    <w:p>
-      <w:pPr>
-        <w:keepNext/>
-        <w:keepLines/>
-        <w:pBdr>
-          <w:left w:val="single" w:sz="18" w:space="12" w:color="8B2020"/>
-          <w:bottom w:val="single" w:sz="4" w:space="1" w:color="8B2020"/>
-        </w:pBdr>
-        <w:shd w:val="clear" w:color="auto" w:fill="FCF6F6"/>
-        <w:spacing w:before="20" w:after="20"/>
-        <w:ind w:left="340" w:right="340"/>
-      </w:pPr>
-    </w:p>
-    <w:p>
-      <w:pPr>
-        <w:keepNext/>
-        <w:keepLines/>
-        <w:pBdr>
-          <w:left w:val="single" w:sz="18" w:space="12" w:color="8B2020"/>
-        </w:pBdr>
-        <w:shd w:val="clear" w:color="auto" w:fill="FCF6F6"/>
-        <w:spacing w:before="30" w:after="20"/>
-        <w:ind w:left="340" w:right="340"/>
-      </w:pPr>
-      <w:r>
-        <w:rPr>
-          <w:rFonts w:ascii="Georgia" w:hAnsi="Georgia" w:cs="Georgia"/>
-          <w:b/>
-          <w:color w:val="8B2020"/>
-          <w:sz w:val="18"/>
-        </w:rPr>
-        <w:t xml:space="preserve">STR </w:t>
-      </w:r>
-      <w:r>
-        <w:rPr>
-          <w:rFonts w:ascii="Georgia" w:hAnsi="Georgia" w:cs="Georgia"/>
-          <w:color w:val="222222"/>
-          <w:sz w:val="18"/>
-        </w:rPr>
-        <w:t>14 (+2)</w:t>
-      </w:r>
-      <w:r>
-        <w:rPr>
-          <w:rFonts w:ascii="Georgia" w:hAnsi="Georgia" w:cs="Georgia"/>
-          <w:b/>
-          <w:color w:val="8B2020"/>
-          <w:sz w:val="18"/>
-        </w:rPr>
-        <w:t xml:space="preserve">   DEX </w:t>
-      </w:r>
-      <w:r>
-        <w:rPr>
-          <w:rFonts w:ascii="Georgia" w:hAnsi="Georgia" w:cs="Georgia"/>
-          <w:color w:val="222222"/>
-          <w:sz w:val="18"/>
-        </w:rPr>
-        <w:t>10 (+0)</w:t>
-      </w:r>
-      <w:r>
-        <w:rPr>
-          <w:rFonts w:ascii="Georgia" w:hAnsi="Georgia" w:cs="Georgia"/>
-          <w:b/>
-          <w:color w:val="8B2020"/>
-          <w:sz w:val="18"/>
-        </w:rPr>
-        <w:t xml:space="preserve">   CON </w:t>
-      </w:r>
-      <w:r>
-        <w:rPr>
-          <w:rFonts w:ascii="Georgia" w:hAnsi="Georgia" w:cs="Georgia"/>
-          <w:color w:val="222222"/>
-          <w:sz w:val="18"/>
-        </w:rPr>
-        <w:t>16 (+3)</w:t>
-      </w:r>
-      <w:r>
-        <w:rPr>
-          <w:rFonts w:ascii="Georgia" w:hAnsi="Georgia" w:cs="Georgia"/>
-          <w:b/>
-          <w:color w:val="8B2020"/>
-          <w:sz w:val="18"/>
-        </w:rPr>
-        <w:t xml:space="preserve">   INT </w:t>
-      </w:r>
-      <w:r>
-        <w:rPr>
-          <w:rFonts w:ascii="Georgia" w:hAnsi="Georgia" w:cs="Georgia"/>
-          <w:color w:val="222222"/>
-          <w:sz w:val="18"/>
-        </w:rPr>
-        <w:t>4 (-3)</w:t>
-      </w:r>
-      <w:r>
-        <w:rPr>
-          <w:rFonts w:ascii="Georgia" w:hAnsi="Georgia" w:cs="Georgia"/>
-          <w:b/>
-          <w:color w:val="8B2020"/>
-          <w:sz w:val="18"/>
-        </w:rPr>
-        <w:t xml:space="preserve">   WIS </w:t>
-      </w:r>
-      <w:r>
-        <w:rPr>
-          <w:rFonts w:ascii="Georgia" w:hAnsi="Georgia" w:cs="Georgia"/>
-          <w:color w:val="222222"/>
-          <w:sz w:val="18"/>
-        </w:rPr>
-        <w:t>12 (+1)</w:t>
-      </w:r>
-      <w:r>
-        <w:rPr>
-          <w:rFonts w:ascii="Georgia" w:hAnsi="Georgia" w:cs="Georgia"/>
-          <w:b/>
-          <w:color w:val="8B2020"/>
-          <w:sz w:val="18"/>
-        </w:rPr>
-        <w:t xml:space="preserve">   CHA </w:t>
-      </w:r>
-      <w:r>
-        <w:rPr>
-          <w:rFonts w:ascii="Georgia" w:hAnsi="Georgia" w:cs="Georgia"/>
-          <w:color w:val="222222"/>
-          <w:sz w:val="18"/>
-        </w:rPr>
-        <w:t>6 (-2)</w:t>
-      </w:r>
-    </w:p>
-    <w:p>
-      <w:pPr>
-        <w:pBdr>
-          <w:left w:val="single" w:sz="18" w:space="12" w:color="8B2020"/>
-          <w:bottom w:val="single" w:sz="4" w:space="1" w:color="8B2020"/>
-        </w:pBdr>
-        <w:shd w:val="clear" w:color="auto" w:fill="FCF6F6"/>
-        <w:spacing w:before="20" w:after="20"/>
-        <w:ind w:left="340" w:right="340"/>
-      </w:pPr>
-    </w:p>
-    <w:p>
-      <w:pPr>
-        <w:pBdr>
-          <w:left w:val="single" w:sz="18" w:space="12" w:color="8B2020"/>
-        </w:pBdr>
-        <w:shd w:val="clear" w:color="auto" w:fill="FCF6F6"/>
-        <w:spacing w:before="0" w:after="0"/>
-        <w:ind w:left="340" w:right="340"/>
-      </w:pPr>
-      <w:r>
-        <w:rPr>
-          <w:rFonts w:ascii="Georgia" w:hAnsi="Georgia" w:cs="Georgia"/>
-          <w:b/>
-          <w:color w:val="8B2020"/>
-          <w:sz w:val="18"/>
-        </w:rPr>
-        <w:t xml:space="preserve">Damage Immunities </w:t>
-      </w:r>
-      <w:r>
-        <w:rPr>
-          <w:rFonts w:ascii="Georgia" w:hAnsi="Georgia" w:cs="Georgia"/>
-          <w:b w:val="0"/>
-          <w:i w:val="0"/>
-          <w:color w:val="222222"/>
-          <w:sz w:val="18"/>
-        </w:rPr>
-        <w:t>Poison</w:t>
-      </w:r>
-    </w:p>
-    <w:p>
-      <w:pPr>
-        <w:pBdr>
-          <w:left w:val="single" w:sz="18" w:space="12" w:color="8B2020"/>
-        </w:pBdr>
-        <w:shd w:val="clear" w:color="auto" w:fill="FCF6F6"/>
-        <w:spacing w:before="0" w:after="0"/>
-        <w:ind w:left="340" w:right="340"/>
-      </w:pPr>
-      <w:r>
-        <w:rPr>
-          <w:rFonts w:ascii="Georgia" w:hAnsi="Georgia" w:cs="Georgia"/>
-          <w:b/>
-          <w:color w:val="8B2020"/>
-          <w:sz w:val="18"/>
-        </w:rPr>
-        <w:t xml:space="preserve">Condition Immunities </w:t>
-      </w:r>
-      <w:r>
-        <w:rPr>
-          <w:rFonts w:ascii="Georgia" w:hAnsi="Georgia" w:cs="Georgia"/>
-          <w:b w:val="0"/>
-          <w:i w:val="0"/>
-          <w:color w:val="222222"/>
-          <w:sz w:val="18"/>
-        </w:rPr>
-        <w:t>Charmed, Exhaustion, Poisoned</w:t>
-      </w:r>
-    </w:p>
-    <w:p>
-      <w:pPr>
-        <w:pBdr>
-          <w:left w:val="single" w:sz="18" w:space="12" w:color="8B2020"/>
-        </w:pBdr>
-        <w:shd w:val="clear" w:color="auto" w:fill="FCF6F6"/>
-        <w:spacing w:before="0" w:after="0"/>
-        <w:ind w:left="340" w:right="340"/>
-      </w:pPr>
-      <w:r>
-        <w:rPr>
-          <w:rFonts w:ascii="Georgia" w:hAnsi="Georgia" w:cs="Georgia"/>
-          <w:b/>
-          <w:color w:val="8B2020"/>
-          <w:sz w:val="18"/>
-        </w:rPr>
-        <w:t xml:space="preserve">Senses </w:t>
-      </w:r>
-      <w:r>
-        <w:rPr>
-          <w:rFonts w:ascii="Georgia" w:hAnsi="Georgia" w:cs="Georgia"/>
-          <w:b w:val="0"/>
-          <w:i w:val="0"/>
-          <w:color w:val="222222"/>
-          <w:sz w:val="18"/>
-        </w:rPr>
-        <w:t>Darkvision 60 ft., Passive Perception 11</w:t>
-      </w:r>
-    </w:p>
-    <w:p>
-      <w:pPr>
-        <w:pBdr>
-          <w:left w:val="single" w:sz="18" w:space="12" w:color="8B2020"/>
-        </w:pBdr>
-        <w:shd w:val="clear" w:color="auto" w:fill="FCF6F6"/>
-        <w:spacing w:before="0" w:after="0"/>
-        <w:ind w:left="340" w:right="340"/>
-      </w:pPr>
-      <w:r>
-        <w:rPr>
-          <w:rFonts w:ascii="Georgia" w:hAnsi="Georgia" w:cs="Georgia"/>
-          <w:b/>
-          <w:color w:val="8B2020"/>
-          <w:sz w:val="18"/>
-        </w:rPr>
-        <w:t xml:space="preserve">Languages </w:t>
-      </w:r>
-      <w:r>
-        <w:rPr>
-          <w:rFonts w:ascii="Georgia" w:hAnsi="Georgia" w:cs="Georgia"/>
-          <w:b w:val="0"/>
-          <w:i w:val="0"/>
-          <w:color w:val="222222"/>
-          <w:sz w:val="18"/>
-        </w:rPr>
-        <w:t>understands the languages you know</w:t>
-      </w:r>
-    </w:p>
-    <w:p>
-      <w:pPr>
-        <w:pBdr>
-          <w:left w:val="single" w:sz="18" w:space="12" w:color="8B2020"/>
-        </w:pBdr>
-        <w:shd w:val="clear" w:color="auto" w:fill="FCF6F6"/>
-        <w:spacing w:before="30" w:after="20"/>
-        <w:ind w:left="340" w:right="340"/>
-      </w:pPr>
-      <w:r>
-        <w:rPr>
-          <w:rFonts w:ascii="Georgia" w:hAnsi="Georgia" w:cs="Georgia"/>
-          <w:b/>
-          <w:i/>
-          <w:color w:val="222222"/>
-          <w:sz w:val="18"/>
-        </w:rPr>
-        <w:t xml:space="preserve">Duration. </w:t>
-      </w:r>
-      <w:r>
-        <w:rPr>
-          <w:rFonts w:ascii="Georgia" w:hAnsi="Georgia" w:cs="Georgia"/>
-          <w:b w:val="0"/>
-          <w:i w:val="0"/>
-          <w:color w:val="222222"/>
-          <w:sz w:val="18"/>
-        </w:rPr>
-        <w:t>None. The Sentinel remains until it drops to 0 Hit Points or until you dismiss it (no action required). As a Bonus Action, you can deploy or recall it.</w:t>
-      </w:r>
-    </w:p>
-    <w:p>
-      <w:pPr>
-        <w:pBdr>
-          <w:left w:val="single" w:sz="18" w:space="12" w:color="8B2020"/>
-        </w:pBdr>
-        <w:shd w:val="clear" w:color="auto" w:fill="FCF6F6"/>
-        <w:spacing w:before="30" w:after="20"/>
-        <w:ind w:left="340" w:right="340"/>
-      </w:pPr>
-      <w:r>
-        <w:rPr>
-          <w:rFonts w:ascii="Georgia" w:hAnsi="Georgia" w:cs="Georgia"/>
-          <w:b/>
-          <w:i/>
-          <w:color w:val="222222"/>
-          <w:sz w:val="18"/>
-        </w:rPr>
-        <w:t xml:space="preserve">Bound Construct. </w:t>
-      </w:r>
-      <w:r>
-        <w:rPr>
-          <w:rFonts w:ascii="Georgia" w:hAnsi="Georgia" w:cs="Georgia"/>
-          <w:b w:val="0"/>
-          <w:i w:val="0"/>
-          <w:color w:val="222222"/>
-          <w:sz w:val="18"/>
-        </w:rPr>
-        <w:t>Add your Proficiency Bonus to any ability check or saving throw the Sentinel makes.</w:t>
-      </w:r>
-    </w:p>
-    <w:p>
-      <w:pPr>
-        <w:pBdr>
-          <w:left w:val="single" w:sz="18" w:space="12" w:color="8B2020"/>
-        </w:pBdr>
-        <w:shd w:val="clear" w:color="auto" w:fill="FCF6F6"/>
-        <w:spacing w:before="30" w:after="20"/>
-        <w:ind w:left="340" w:right="340"/>
-      </w:pPr>
-      <w:r>
-        <w:rPr>
-          <w:rFonts w:ascii="Georgia" w:hAnsi="Georgia" w:cs="Georgia"/>
-          <w:b/>
-          <w:i/>
-          <w:color w:val="222222"/>
-          <w:sz w:val="18"/>
-        </w:rPr>
-        <w:t xml:space="preserve">Rebuilt Dynamo. </w:t>
-      </w:r>
-      <w:r>
-        <w:rPr>
-          <w:rFonts w:ascii="Georgia" w:hAnsi="Georgia" w:cs="Georgia"/>
-          <w:b w:val="0"/>
-          <w:i w:val="0"/>
-          <w:color w:val="222222"/>
-          <w:sz w:val="18"/>
-        </w:rPr>
-        <w:t>The Sentinel replaces your Eldritch Cannon feature: while you are attuned to it, you deploy the Sentinel instead of a cannon, never both at once. Deploying the Sentinel doesn't expend a spell slot, and the Sentinel has no maximum duration. When the Mending spell is cast on the Sentinel, it regains 2d6 Hit Points. If the Sentinel has dropped to 0 Hit Points, you can rebuild it by expending a level 1+ spell slot.</w:t>
-      </w:r>
-    </w:p>
-    <w:p>
-      <w:pPr>
-        <w:pBdr>
-          <w:left w:val="single" w:sz="18" w:space="12" w:color="8B2020"/>
-          <w:bottom w:val="single" w:sz="4" w:space="1" w:color="8B2020"/>
-        </w:pBdr>
-        <w:shd w:val="clear" w:color="auto" w:fill="FCF6F6"/>
-        <w:spacing w:before="20" w:after="20"/>
-        <w:ind w:left="340" w:right="340"/>
-      </w:pPr>
-    </w:p>
-    <w:p>
-      <w:pPr>
-        <w:keepNext/>
-        <w:pBdr>
-          <w:left w:val="single" w:sz="18" w:space="12" w:color="8B2020"/>
-        </w:pBdr>
-        <w:shd w:val="clear" w:color="auto" w:fill="FCF6F6"/>
-        <w:spacing w:before="30" w:after="20"/>
-        <w:ind w:left="340" w:right="340"/>
-      </w:pPr>
-      <w:r>
-        <w:rPr>
-          <w:rFonts w:ascii="Georgia" w:hAnsi="Georgia" w:cs="Georgia"/>
-          <w:b/>
-          <w:color w:val="8B2020"/>
-          <w:sz w:val="20"/>
-        </w:rPr>
-        <w:t>Actions</w:t>
-      </w:r>
-    </w:p>
-    <w:p>
-      <w:pPr>
-        <w:pBdr>
-          <w:left w:val="single" w:sz="18" w:space="12" w:color="8B2020"/>
-        </w:pBdr>
-        <w:shd w:val="clear" w:color="auto" w:fill="FCF6F6"/>
-        <w:spacing w:before="30" w:after="20"/>
-        <w:ind w:left="340" w:right="340"/>
-      </w:pPr>
-      <w:r>
-        <w:rPr>
-          <w:rFonts w:ascii="Georgia" w:hAnsi="Georgia" w:cs="Georgia"/>
-          <w:b/>
-          <w:i/>
-          <w:color w:val="222222"/>
-          <w:sz w:val="18"/>
-        </w:rPr>
-        <w:t xml:space="preserve">Activate. </w:t>
-      </w:r>
-      <w:r>
-        <w:rPr>
-          <w:rFonts w:ascii="Georgia" w:hAnsi="Georgia" w:cs="Georgia"/>
-          <w:b w:val="0"/>
-          <w:i w:val="0"/>
-          <w:color w:val="222222"/>
-          <w:sz w:val="18"/>
-        </w:rPr>
-        <w:t>As a Bonus Action, you can activate the Sentinel, and it then takes one of the following actions of your choice.</w:t>
-      </w:r>
-    </w:p>
-    <w:p>
-      <w:pPr>
-        <w:pBdr>
-          <w:left w:val="single" w:sz="18" w:space="12" w:color="8B2020"/>
-        </w:pBdr>
-        <w:shd w:val="clear" w:color="auto" w:fill="FCF6F6"/>
-        <w:spacing w:before="30" w:after="20"/>
-        <w:ind w:left="340" w:right="340"/>
-      </w:pPr>
-      <w:r>
-        <w:rPr>
-          <w:rFonts w:ascii="Georgia" w:hAnsi="Georgia" w:cs="Georgia"/>
-          <w:b/>
-          <w:i/>
-          <w:color w:val="222222"/>
-          <w:sz w:val="18"/>
-        </w:rPr>
-        <w:t xml:space="preserve">Force Blast. </w:t>
-      </w:r>
-      <w:r>
-        <w:rPr>
-          <w:rFonts w:ascii="Georgia" w:hAnsi="Georgia" w:cs="Georgia"/>
-          <w:b w:val="0"/>
-          <w:i w:val="0"/>
-          <w:color w:val="222222"/>
-          <w:sz w:val="18"/>
-        </w:rPr>
-        <w:t>Ranged Attack Roll: Bonus equals your spell attack modifier, range 120 ft. Hit: 2d8 + your Intelligence modifier Force damage.</w:t>
-      </w:r>
-    </w:p>
-    <w:p>
-      <w:pPr>
-        <w:pBdr>
-          <w:left w:val="single" w:sz="18" w:space="12" w:color="8B2020"/>
-        </w:pBdr>
-        <w:shd w:val="clear" w:color="auto" w:fill="FCF6F6"/>
-        <w:spacing w:before="30" w:after="20"/>
-        <w:ind w:left="340" w:right="340"/>
-      </w:pPr>
-      <w:r>
-        <w:rPr>
-          <w:rFonts w:ascii="Georgia" w:hAnsi="Georgia" w:cs="Georgia"/>
-          <w:b/>
-          <w:i/>
-          <w:color w:val="222222"/>
-          <w:sz w:val="18"/>
-        </w:rPr>
-        <w:t xml:space="preserve">Electric Pulse. </w:t>
-      </w:r>
-      <w:r>
-        <w:rPr>
-          <w:rFonts w:ascii="Georgia" w:hAnsi="Georgia" w:cs="Georgia"/>
-          <w:b w:val="0"/>
-          <w:i w:val="0"/>
-          <w:color w:val="222222"/>
-          <w:sz w:val="18"/>
-        </w:rPr>
-        <w:t>Dexterity Saving Throw: DC equals your spell save DC, each creature of your choice within 15 feet of the Sentinel. Failure: 2d8 + your Intelligence modifier Lightning damage, and the target can't take Reactions until the start of your next turn. Success: Half damage.</w:t>
-      </w:r>
-    </w:p>
-    <w:p>
-      <w:pPr>
-        <w:pBdr>
-          <w:left w:val="single" w:sz="18" w:space="12" w:color="8B2020"/>
-          <w:bottom w:val="single" w:sz="4" w:space="1" w:color="8B2020"/>
-        </w:pBdr>
-        <w:shd w:val="clear" w:color="auto" w:fill="FCF6F6"/>
-        <w:spacing w:before="20" w:after="20"/>
-        <w:ind w:left="340" w:right="340"/>
-      </w:pPr>
-    </w:p>
-    <w:p>
-      <w:pPr>
-        <w:keepNext/>
-        <w:pBdr>
-          <w:left w:val="single" w:sz="18" w:space="12" w:color="8B2020"/>
-        </w:pBdr>
-        <w:shd w:val="clear" w:color="auto" w:fill="FCF6F6"/>
-        <w:spacing w:before="30" w:after="20"/>
-        <w:ind w:left="340" w:right="340"/>
-      </w:pPr>
-      <w:r>
-        <w:rPr>
-          <w:rFonts w:ascii="Georgia" w:hAnsi="Georgia" w:cs="Georgia"/>
-          <w:b/>
-          <w:color w:val="8B2020"/>
-          <w:sz w:val="20"/>
-        </w:rPr>
-        <w:t>Reactions</w:t>
-      </w:r>
-    </w:p>
-    <w:p>
-      <w:pPr>
-        <w:pBdr>
-          <w:left w:val="single" w:sz="18" w:space="12" w:color="8B2020"/>
-        </w:pBdr>
-        <w:shd w:val="clear" w:color="auto" w:fill="FCF6F6"/>
-        <w:spacing w:before="30" w:after="20"/>
-        <w:ind w:left="340" w:right="340"/>
-      </w:pPr>
-      <w:r>
-        <w:rPr>
-          <w:rFonts w:ascii="Georgia" w:hAnsi="Georgia" w:cs="Georgia"/>
-          <w:b/>
-          <w:i/>
-          <w:color w:val="222222"/>
-          <w:sz w:val="18"/>
-        </w:rPr>
-        <w:t xml:space="preserve">Guardian Protocol (1/round). </w:t>
-      </w:r>
-      <w:r>
-        <w:rPr>
-          <w:rFonts w:ascii="Georgia" w:hAnsi="Georgia" w:cs="Georgia"/>
-          <w:b w:val="0"/>
-          <w:i w:val="0"/>
-          <w:color w:val="222222"/>
-          <w:sz w:val="18"/>
-        </w:rPr>
-        <w:t>Trigger: An ally within 15 feet of the Sentinel takes damage. Response: The ally gains 1d8 + your Intelligence modifier Temporary Hit Points.</w:t>
-      </w:r>
-    </w:p>
-    <w:p>
-      <w:pPr>
-        <w:spacing w:after="0"/>
-      </w:pPr>
-    </w:p>
-    <w:p>
-      <w:pPr>
-        <w:spacing w:after="80"/>
-      </w:pPr>
-      <w:r>
-        <w:rPr>
-          <w:rFonts w:ascii="Georgia" w:hAnsi="Georgia" w:cs="Georgia"/>
-          <w:b/>
-          <w:i w:val="0"/>
-          <w:color w:val="222222"/>
-          <w:sz w:val="21"/>
-        </w:rPr>
-        <w:t>Why this is an upgrade.</w:t>
-      </w:r>
-      <w:r>
-        <w:rPr>
-          <w:rFonts w:ascii="Georgia" w:hAnsi="Georgia" w:cs="Georgia"/>
-          <w:b w:val="0"/>
-          <w:i w:val="0"/>
-          <w:color w:val="222222"/>
-          <w:sz w:val="21"/>
-        </w:rPr>
-        <w:t xml:space="preserve"> The old cannon made Lilly choose a mode; the Sentinel walks on its own 30 feet, then blasts or pulses on her Bonus Action (her pick every time), and shields her friends as a Reaction in the same round. Her old kit lives on inside it: the Force Ballista became the Force Blast, the Storm mode became the Electric Pulse, and the Protector stands watch as Guardian Protocol. The Flamethrower was traded for lightning, Gearhaven's own element. Forged by the masters of Glimmerstone.</w:t>
-      </w:r>
-    </w:p>
-    <w:p>
-      <w:pPr>
-        <w:keepNext/>
-        <w:spacing w:before="400" w:after="120"/>
-        <w:pBdr>
-          <w:bottom w:val="single" w:sz="6" w:space="4" w:color="B8860B"/>
-        </w:pBdr>
-      </w:pPr>
-      <w:r>
-        <w:rPr>
-          <w:rFonts w:ascii="Georgia" w:hAnsi="Georgia" w:cs="Georgia"/>
-          <w:b/>
-          <w:color w:val="B8860B"/>
-          <w:sz w:val="32"/>
-        </w:rPr>
-        <w:t>Marks &amp; Mysteries</w:t>
-      </w:r>
-    </w:p>
-    <w:p>
-      <w:pPr>
-        <w:spacing w:after="80"/>
-      </w:pPr>
-      <w:r>
-        <w:rPr>
-          <w:rFonts w:ascii="Georgia" w:hAnsi="Georgia" w:cs="Georgia"/>
-          <w:b/>
-          <w:i w:val="0"/>
-          <w:color w:val="222222"/>
-          <w:sz w:val="21"/>
-        </w:rPr>
-        <w:t>Ursa's Mark of Handling.</w:t>
-      </w:r>
-      <w:r>
-        <w:rPr>
-          <w:rFonts w:ascii="Georgia" w:hAnsi="Georgia" w:cs="Georgia"/>
-          <w:b w:val="0"/>
-          <w:i w:val="0"/>
-          <w:color w:val="222222"/>
-          <w:sz w:val="21"/>
-        </w:rPr>
-        <w:t xml:space="preserve"> A dragonmark that woke when he was six: it prickles near frightened animals, grants Speak with Animals and Animal Friendship, and has become the channel through which sleeping and possessed things speak to him (Pikachu, the Grand Custodian). It has never once stirred for a machine.</w:t>
-      </w:r>
-    </w:p>
-    <w:p>
-      <w:pPr>
-        <w:spacing w:after="0" w:before="0"/>
       </w:pPr>
       <w:r>
         <w:drawing>
@@ -6662,7 +5937,7 @@
             <wp:positionV relativeFrom="paragraph">
               <wp:posOffset>0</wp:posOffset>
             </wp:positionV>
-            <wp:extent cx="2743200" cy="2743200"/>
+            <wp:extent cx="2148840" cy="2148840"/>
             <wp:effectExtent l="0" t="0" r="0" b="0"/>
             <wp:wrapSquare wrapText="bothSides"/>
             <wp:docPr id="16" name="Picture 16"/>
@@ -6683,6 +5958,787 @@
                   <pic:spPr>
                     <a:xfrm>
                       <a:off x="0" y="0"/>
+                      <a:ext cx="2148840" cy="2148840"/>
+                    </a:xfrm>
+                    <a:prstGeom prst="rect"/>
+                  </pic:spPr>
+                </pic:pic>
+              </a:graphicData>
+            </a:graphic>
+          </wp:anchor>
+        </w:drawing>
+      </w:r>
+      <w:r>
+        <w:rPr>
+          <w:rFonts w:ascii="Georgia" w:hAnsi="Georgia" w:cs="Georgia"/>
+          <w:b/>
+          <w:color w:val="8B2020"/>
+          <w:sz w:val="25"/>
+        </w:rPr>
+        <w:t>The Sentinel</w:t>
+      </w:r>
+    </w:p>
+    <w:p>
+      <w:pPr>
+        <w:keepNext/>
+        <w:keepLines/>
+        <w:pBdr>
+          <w:left w:val="single" w:sz="18" w:space="12" w:color="8B2020"/>
+        </w:pBdr>
+        <w:shd w:val="clear" w:color="auto" w:fill="FCF6F6"/>
+        <w:spacing w:before="0" w:after="20"/>
+        <w:ind w:left="340" w:right="340"/>
+      </w:pPr>
+      <w:r>
+        <w:rPr>
+          <w:rFonts w:ascii="Georgia" w:hAnsi="Georgia" w:cs="Georgia"/>
+          <w:i/>
+          <w:color w:val="222222"/>
+          <w:sz w:val="17"/>
+        </w:rPr>
+        <w:t>Medium Construct (the Pocket Dynamo, rebuilt; Requires Attunement by Lilly)</w:t>
+      </w:r>
+    </w:p>
+    <w:p>
+      <w:pPr>
+        <w:keepNext/>
+        <w:keepLines/>
+        <w:pBdr>
+          <w:left w:val="single" w:sz="18" w:space="12" w:color="8B2020"/>
+          <w:bottom w:val="single" w:sz="4" w:space="1" w:color="8B2020"/>
+        </w:pBdr>
+        <w:shd w:val="clear" w:color="auto" w:fill="FCF6F6"/>
+        <w:spacing w:before="20" w:after="20"/>
+        <w:ind w:left="340" w:right="340"/>
+      </w:pPr>
+    </w:p>
+    <w:p>
+      <w:pPr>
+        <w:keepNext/>
+        <w:keepLines/>
+        <w:pBdr>
+          <w:left w:val="single" w:sz="18" w:space="12" w:color="8B2020"/>
+        </w:pBdr>
+        <w:shd w:val="clear" w:color="auto" w:fill="FCF6F6"/>
+        <w:spacing w:before="0" w:after="0"/>
+        <w:ind w:left="340" w:right="340"/>
+      </w:pPr>
+      <w:r>
+        <w:rPr>
+          <w:rFonts w:ascii="Georgia" w:hAnsi="Georgia" w:cs="Georgia"/>
+          <w:b/>
+          <w:color w:val="8B2020"/>
+          <w:sz w:val="18"/>
+        </w:rPr>
+        <w:t xml:space="preserve">Armor Class </w:t>
+      </w:r>
+      <w:r>
+        <w:rPr>
+          <w:rFonts w:ascii="Georgia" w:hAnsi="Georgia" w:cs="Georgia"/>
+          <w:b w:val="0"/>
+          <w:i w:val="0"/>
+          <w:color w:val="222222"/>
+          <w:sz w:val="18"/>
+        </w:rPr>
+        <w:t>18</w:t>
+      </w:r>
+    </w:p>
+    <w:p>
+      <w:pPr>
+        <w:keepNext/>
+        <w:keepLines/>
+        <w:pBdr>
+          <w:left w:val="single" w:sz="18" w:space="12" w:color="8B2020"/>
+        </w:pBdr>
+        <w:shd w:val="clear" w:color="auto" w:fill="FCF6F6"/>
+        <w:spacing w:before="0" w:after="0"/>
+        <w:ind w:left="340" w:right="340"/>
+      </w:pPr>
+      <w:r>
+        <w:rPr>
+          <w:rFonts w:ascii="Georgia" w:hAnsi="Georgia" w:cs="Georgia"/>
+          <w:b/>
+          <w:color w:val="8B2020"/>
+          <w:sz w:val="18"/>
+        </w:rPr>
+        <w:t xml:space="preserve">Hit Points </w:t>
+      </w:r>
+      <w:r>
+        <w:rPr>
+          <w:rFonts w:ascii="Georgia" w:hAnsi="Georgia" w:cs="Georgia"/>
+          <w:b w:val="0"/>
+          <w:i w:val="0"/>
+          <w:color w:val="222222"/>
+          <w:sz w:val="18"/>
+        </w:rPr>
+        <w:t>5 + five times your Artificer level (40 at Level 7); it has a number of d8 Hit Dice equal to your Artificer level</w:t>
+      </w:r>
+    </w:p>
+    <w:p>
+      <w:pPr>
+        <w:keepNext/>
+        <w:keepLines/>
+        <w:pBdr>
+          <w:left w:val="single" w:sz="18" w:space="12" w:color="8B2020"/>
+        </w:pBdr>
+        <w:shd w:val="clear" w:color="auto" w:fill="FCF6F6"/>
+        <w:spacing w:before="0" w:after="0"/>
+        <w:ind w:left="340" w:right="340"/>
+      </w:pPr>
+      <w:r>
+        <w:rPr>
+          <w:rFonts w:ascii="Georgia" w:hAnsi="Georgia" w:cs="Georgia"/>
+          <w:b/>
+          <w:color w:val="8B2020"/>
+          <w:sz w:val="18"/>
+        </w:rPr>
+        <w:t xml:space="preserve">Speed </w:t>
+      </w:r>
+      <w:r>
+        <w:rPr>
+          <w:rFonts w:ascii="Georgia" w:hAnsi="Georgia" w:cs="Georgia"/>
+          <w:b w:val="0"/>
+          <w:i w:val="0"/>
+          <w:color w:val="222222"/>
+          <w:sz w:val="18"/>
+        </w:rPr>
+        <w:t>30 ft.</w:t>
+      </w:r>
+    </w:p>
+    <w:p>
+      <w:pPr>
+        <w:keepNext/>
+        <w:keepLines/>
+        <w:pBdr>
+          <w:left w:val="single" w:sz="18" w:space="12" w:color="8B2020"/>
+          <w:bottom w:val="single" w:sz="4" w:space="1" w:color="8B2020"/>
+        </w:pBdr>
+        <w:shd w:val="clear" w:color="auto" w:fill="FCF6F6"/>
+        <w:spacing w:before="20" w:after="20"/>
+        <w:ind w:left="340" w:right="340"/>
+      </w:pPr>
+    </w:p>
+    <w:p>
+      <w:pPr>
+        <w:keepNext/>
+        <w:keepLines/>
+        <w:pBdr>
+          <w:left w:val="single" w:sz="18" w:space="12" w:color="8B2020"/>
+        </w:pBdr>
+        <w:shd w:val="clear" w:color="auto" w:fill="FCF6F6"/>
+        <w:spacing w:before="30" w:after="20"/>
+        <w:ind w:left="340" w:right="340"/>
+      </w:pPr>
+      <w:r>
+        <w:rPr>
+          <w:rFonts w:ascii="Georgia" w:hAnsi="Georgia" w:cs="Georgia"/>
+          <w:b/>
+          <w:color w:val="8B2020"/>
+          <w:sz w:val="18"/>
+        </w:rPr>
+        <w:t xml:space="preserve">STR </w:t>
+      </w:r>
+      <w:r>
+        <w:rPr>
+          <w:rFonts w:ascii="Georgia" w:hAnsi="Georgia" w:cs="Georgia"/>
+          <w:color w:val="222222"/>
+          <w:sz w:val="18"/>
+        </w:rPr>
+        <w:t>14 (+2)</w:t>
+      </w:r>
+      <w:r>
+        <w:rPr>
+          <w:rFonts w:ascii="Georgia" w:hAnsi="Georgia" w:cs="Georgia"/>
+          <w:b/>
+          <w:color w:val="8B2020"/>
+          <w:sz w:val="18"/>
+        </w:rPr>
+        <w:t xml:space="preserve">   DEX </w:t>
+      </w:r>
+      <w:r>
+        <w:rPr>
+          <w:rFonts w:ascii="Georgia" w:hAnsi="Georgia" w:cs="Georgia"/>
+          <w:color w:val="222222"/>
+          <w:sz w:val="18"/>
+        </w:rPr>
+        <w:t>10 (+0)</w:t>
+      </w:r>
+      <w:r>
+        <w:rPr>
+          <w:rFonts w:ascii="Georgia" w:hAnsi="Georgia" w:cs="Georgia"/>
+          <w:b/>
+          <w:color w:val="8B2020"/>
+          <w:sz w:val="18"/>
+        </w:rPr>
+        <w:t xml:space="preserve">   CON </w:t>
+      </w:r>
+      <w:r>
+        <w:rPr>
+          <w:rFonts w:ascii="Georgia" w:hAnsi="Georgia" w:cs="Georgia"/>
+          <w:color w:val="222222"/>
+          <w:sz w:val="18"/>
+        </w:rPr>
+        <w:t>16 (+3)</w:t>
+      </w:r>
+      <w:r>
+        <w:rPr>
+          <w:rFonts w:ascii="Georgia" w:hAnsi="Georgia" w:cs="Georgia"/>
+          <w:b/>
+          <w:color w:val="8B2020"/>
+          <w:sz w:val="18"/>
+        </w:rPr>
+        <w:t xml:space="preserve">   INT </w:t>
+      </w:r>
+      <w:r>
+        <w:rPr>
+          <w:rFonts w:ascii="Georgia" w:hAnsi="Georgia" w:cs="Georgia"/>
+          <w:color w:val="222222"/>
+          <w:sz w:val="18"/>
+        </w:rPr>
+        <w:t>4 (-3)</w:t>
+      </w:r>
+      <w:r>
+        <w:rPr>
+          <w:rFonts w:ascii="Georgia" w:hAnsi="Georgia" w:cs="Georgia"/>
+          <w:b/>
+          <w:color w:val="8B2020"/>
+          <w:sz w:val="18"/>
+        </w:rPr>
+        <w:t xml:space="preserve">   WIS </w:t>
+      </w:r>
+      <w:r>
+        <w:rPr>
+          <w:rFonts w:ascii="Georgia" w:hAnsi="Georgia" w:cs="Georgia"/>
+          <w:color w:val="222222"/>
+          <w:sz w:val="18"/>
+        </w:rPr>
+        <w:t>12 (+1)</w:t>
+      </w:r>
+      <w:r>
+        <w:rPr>
+          <w:rFonts w:ascii="Georgia" w:hAnsi="Georgia" w:cs="Georgia"/>
+          <w:b/>
+          <w:color w:val="8B2020"/>
+          <w:sz w:val="18"/>
+        </w:rPr>
+        <w:t xml:space="preserve">   CHA </w:t>
+      </w:r>
+      <w:r>
+        <w:rPr>
+          <w:rFonts w:ascii="Georgia" w:hAnsi="Georgia" w:cs="Georgia"/>
+          <w:color w:val="222222"/>
+          <w:sz w:val="18"/>
+        </w:rPr>
+        <w:t>6 (-2)</w:t>
+      </w:r>
+    </w:p>
+    <w:p>
+      <w:pPr>
+        <w:pBdr>
+          <w:left w:val="single" w:sz="18" w:space="12" w:color="8B2020"/>
+          <w:bottom w:val="single" w:sz="4" w:space="1" w:color="8B2020"/>
+        </w:pBdr>
+        <w:shd w:val="clear" w:color="auto" w:fill="FCF6F6"/>
+        <w:spacing w:before="20" w:after="20"/>
+        <w:ind w:left="340" w:right="340"/>
+      </w:pPr>
+    </w:p>
+    <w:p>
+      <w:pPr>
+        <w:pBdr>
+          <w:left w:val="single" w:sz="18" w:space="12" w:color="8B2020"/>
+        </w:pBdr>
+        <w:shd w:val="clear" w:color="auto" w:fill="FCF6F6"/>
+        <w:spacing w:before="0" w:after="0"/>
+        <w:ind w:left="340" w:right="340"/>
+      </w:pPr>
+      <w:r>
+        <w:rPr>
+          <w:rFonts w:ascii="Georgia" w:hAnsi="Georgia" w:cs="Georgia"/>
+          <w:b/>
+          <w:color w:val="8B2020"/>
+          <w:sz w:val="18"/>
+        </w:rPr>
+        <w:t xml:space="preserve">Damage Immunities </w:t>
+      </w:r>
+      <w:r>
+        <w:rPr>
+          <w:rFonts w:ascii="Georgia" w:hAnsi="Georgia" w:cs="Georgia"/>
+          <w:b w:val="0"/>
+          <w:i w:val="0"/>
+          <w:color w:val="222222"/>
+          <w:sz w:val="18"/>
+        </w:rPr>
+        <w:t>Poison</w:t>
+      </w:r>
+    </w:p>
+    <w:p>
+      <w:pPr>
+        <w:pBdr>
+          <w:left w:val="single" w:sz="18" w:space="12" w:color="8B2020"/>
+        </w:pBdr>
+        <w:shd w:val="clear" w:color="auto" w:fill="FCF6F6"/>
+        <w:spacing w:before="0" w:after="0"/>
+        <w:ind w:left="340" w:right="340"/>
+      </w:pPr>
+      <w:r>
+        <w:rPr>
+          <w:rFonts w:ascii="Georgia" w:hAnsi="Georgia" w:cs="Georgia"/>
+          <w:b/>
+          <w:color w:val="8B2020"/>
+          <w:sz w:val="18"/>
+        </w:rPr>
+        <w:t xml:space="preserve">Condition Immunities </w:t>
+      </w:r>
+      <w:r>
+        <w:rPr>
+          <w:rFonts w:ascii="Georgia" w:hAnsi="Georgia" w:cs="Georgia"/>
+          <w:b w:val="0"/>
+          <w:i w:val="0"/>
+          <w:color w:val="222222"/>
+          <w:sz w:val="18"/>
+        </w:rPr>
+        <w:t>Charmed, Exhaustion, Poisoned</w:t>
+      </w:r>
+    </w:p>
+    <w:p>
+      <w:pPr>
+        <w:pBdr>
+          <w:left w:val="single" w:sz="18" w:space="12" w:color="8B2020"/>
+        </w:pBdr>
+        <w:shd w:val="clear" w:color="auto" w:fill="FCF6F6"/>
+        <w:spacing w:before="0" w:after="0"/>
+        <w:ind w:left="340" w:right="340"/>
+      </w:pPr>
+      <w:r>
+        <w:rPr>
+          <w:rFonts w:ascii="Georgia" w:hAnsi="Georgia" w:cs="Georgia"/>
+          <w:b/>
+          <w:color w:val="8B2020"/>
+          <w:sz w:val="18"/>
+        </w:rPr>
+        <w:t xml:space="preserve">Senses </w:t>
+      </w:r>
+      <w:r>
+        <w:rPr>
+          <w:rFonts w:ascii="Georgia" w:hAnsi="Georgia" w:cs="Georgia"/>
+          <w:b w:val="0"/>
+          <w:i w:val="0"/>
+          <w:color w:val="222222"/>
+          <w:sz w:val="18"/>
+        </w:rPr>
+        <w:t>Darkvision 60 ft., Passive Perception 11</w:t>
+      </w:r>
+    </w:p>
+    <w:p>
+      <w:pPr>
+        <w:pBdr>
+          <w:left w:val="single" w:sz="18" w:space="12" w:color="8B2020"/>
+        </w:pBdr>
+        <w:shd w:val="clear" w:color="auto" w:fill="FCF6F6"/>
+        <w:spacing w:before="0" w:after="0"/>
+        <w:ind w:left="340" w:right="340"/>
+      </w:pPr>
+      <w:r>
+        <w:rPr>
+          <w:rFonts w:ascii="Georgia" w:hAnsi="Georgia" w:cs="Georgia"/>
+          <w:b/>
+          <w:color w:val="8B2020"/>
+          <w:sz w:val="18"/>
+        </w:rPr>
+        <w:t xml:space="preserve">Languages </w:t>
+      </w:r>
+      <w:r>
+        <w:rPr>
+          <w:rFonts w:ascii="Georgia" w:hAnsi="Georgia" w:cs="Georgia"/>
+          <w:b w:val="0"/>
+          <w:i w:val="0"/>
+          <w:color w:val="222222"/>
+          <w:sz w:val="18"/>
+        </w:rPr>
+        <w:t>understands the languages you know</w:t>
+      </w:r>
+    </w:p>
+    <w:p>
+      <w:pPr>
+        <w:pBdr>
+          <w:left w:val="single" w:sz="18" w:space="12" w:color="8B2020"/>
+        </w:pBdr>
+        <w:shd w:val="clear" w:color="auto" w:fill="FCF6F6"/>
+        <w:spacing w:before="30" w:after="20"/>
+        <w:ind w:left="340" w:right="340"/>
+      </w:pPr>
+      <w:r>
+        <w:rPr>
+          <w:rFonts w:ascii="Georgia" w:hAnsi="Georgia" w:cs="Georgia"/>
+          <w:b/>
+          <w:i/>
+          <w:color w:val="222222"/>
+          <w:sz w:val="18"/>
+        </w:rPr>
+        <w:t xml:space="preserve">Duration. </w:t>
+      </w:r>
+      <w:r>
+        <w:rPr>
+          <w:rFonts w:ascii="Georgia" w:hAnsi="Georgia" w:cs="Georgia"/>
+          <w:b w:val="0"/>
+          <w:i w:val="0"/>
+          <w:color w:val="222222"/>
+          <w:sz w:val="18"/>
+        </w:rPr>
+        <w:t>None. The Sentinel remains until it drops to 0 Hit Points or until you dismiss it (no action required). As a Bonus Action, you can deploy or recall it.</w:t>
+      </w:r>
+    </w:p>
+    <w:p>
+      <w:pPr>
+        <w:pBdr>
+          <w:left w:val="single" w:sz="18" w:space="12" w:color="8B2020"/>
+        </w:pBdr>
+        <w:shd w:val="clear" w:color="auto" w:fill="FCF6F6"/>
+        <w:spacing w:before="30" w:after="20"/>
+        <w:ind w:left="340" w:right="340"/>
+      </w:pPr>
+      <w:r>
+        <w:rPr>
+          <w:rFonts w:ascii="Georgia" w:hAnsi="Georgia" w:cs="Georgia"/>
+          <w:b/>
+          <w:i/>
+          <w:color w:val="222222"/>
+          <w:sz w:val="18"/>
+        </w:rPr>
+        <w:t xml:space="preserve">Bound Construct. </w:t>
+      </w:r>
+      <w:r>
+        <w:rPr>
+          <w:rFonts w:ascii="Georgia" w:hAnsi="Georgia" w:cs="Georgia"/>
+          <w:b w:val="0"/>
+          <w:i w:val="0"/>
+          <w:color w:val="222222"/>
+          <w:sz w:val="18"/>
+        </w:rPr>
+        <w:t>Add your Proficiency Bonus to any ability check or saving throw the Sentinel makes.</w:t>
+      </w:r>
+    </w:p>
+    <w:p>
+      <w:pPr>
+        <w:pBdr>
+          <w:left w:val="single" w:sz="18" w:space="12" w:color="8B2020"/>
+        </w:pBdr>
+        <w:shd w:val="clear" w:color="auto" w:fill="FCF6F6"/>
+        <w:spacing w:before="30" w:after="20"/>
+        <w:ind w:left="340" w:right="340"/>
+      </w:pPr>
+      <w:r>
+        <w:rPr>
+          <w:rFonts w:ascii="Georgia" w:hAnsi="Georgia" w:cs="Georgia"/>
+          <w:b/>
+          <w:i/>
+          <w:color w:val="222222"/>
+          <w:sz w:val="18"/>
+        </w:rPr>
+        <w:t xml:space="preserve">Rebuilt Dynamo. </w:t>
+      </w:r>
+      <w:r>
+        <w:rPr>
+          <w:rFonts w:ascii="Georgia" w:hAnsi="Georgia" w:cs="Georgia"/>
+          <w:b w:val="0"/>
+          <w:i w:val="0"/>
+          <w:color w:val="222222"/>
+          <w:sz w:val="18"/>
+        </w:rPr>
+        <w:t>The Sentinel replaces your Eldritch Cannon feature: while you are attuned to it, you deploy the Sentinel instead of a cannon, never both at once. Deploying the Sentinel doesn't expend a spell slot, and the Sentinel has no maximum duration. When the Mending spell is cast on the Sentinel, it regains 2d6 Hit Points. If the Sentinel has dropped to 0 Hit Points, you can rebuild it by expending a level 1+ spell slot.</w:t>
+      </w:r>
+    </w:p>
+    <w:p>
+      <w:pPr>
+        <w:pBdr>
+          <w:left w:val="single" w:sz="18" w:space="12" w:color="8B2020"/>
+          <w:bottom w:val="single" w:sz="4" w:space="1" w:color="8B2020"/>
+        </w:pBdr>
+        <w:shd w:val="clear" w:color="auto" w:fill="FCF6F6"/>
+        <w:spacing w:before="20" w:after="20"/>
+        <w:ind w:left="340" w:right="340"/>
+      </w:pPr>
+    </w:p>
+    <w:p>
+      <w:pPr>
+        <w:keepNext/>
+        <w:pBdr>
+          <w:left w:val="single" w:sz="18" w:space="12" w:color="8B2020"/>
+        </w:pBdr>
+        <w:shd w:val="clear" w:color="auto" w:fill="FCF6F6"/>
+        <w:spacing w:before="30" w:after="20"/>
+        <w:ind w:left="340" w:right="340"/>
+      </w:pPr>
+      <w:r>
+        <w:rPr>
+          <w:rFonts w:ascii="Georgia" w:hAnsi="Georgia" w:cs="Georgia"/>
+          <w:b/>
+          <w:color w:val="8B2020"/>
+          <w:sz w:val="20"/>
+        </w:rPr>
+        <w:t>Actions</w:t>
+      </w:r>
+    </w:p>
+    <w:p>
+      <w:pPr>
+        <w:pBdr>
+          <w:left w:val="single" w:sz="18" w:space="12" w:color="8B2020"/>
+        </w:pBdr>
+        <w:shd w:val="clear" w:color="auto" w:fill="FCF6F6"/>
+        <w:spacing w:before="30" w:after="20"/>
+        <w:ind w:left="340" w:right="340"/>
+      </w:pPr>
+      <w:r>
+        <w:rPr>
+          <w:rFonts w:ascii="Georgia" w:hAnsi="Georgia" w:cs="Georgia"/>
+          <w:b/>
+          <w:i/>
+          <w:color w:val="222222"/>
+          <w:sz w:val="18"/>
+        </w:rPr>
+        <w:t xml:space="preserve">Activate. </w:t>
+      </w:r>
+      <w:r>
+        <w:rPr>
+          <w:rFonts w:ascii="Georgia" w:hAnsi="Georgia" w:cs="Georgia"/>
+          <w:b w:val="0"/>
+          <w:i w:val="0"/>
+          <w:color w:val="222222"/>
+          <w:sz w:val="18"/>
+        </w:rPr>
+        <w:t>As a Bonus Action, you can activate the Sentinel, and it then takes one of the following actions of your choice.</w:t>
+      </w:r>
+    </w:p>
+    <w:p>
+      <w:pPr>
+        <w:pBdr>
+          <w:left w:val="single" w:sz="18" w:space="12" w:color="8B2020"/>
+        </w:pBdr>
+        <w:shd w:val="clear" w:color="auto" w:fill="FCF6F6"/>
+        <w:spacing w:before="30" w:after="20"/>
+        <w:ind w:left="340" w:right="340"/>
+      </w:pPr>
+      <w:r>
+        <w:rPr>
+          <w:rFonts w:ascii="Georgia" w:hAnsi="Georgia" w:cs="Georgia"/>
+          <w:b/>
+          <w:i/>
+          <w:color w:val="222222"/>
+          <w:sz w:val="18"/>
+        </w:rPr>
+        <w:t xml:space="preserve">Force Blast. </w:t>
+      </w:r>
+      <w:r>
+        <w:rPr>
+          <w:rFonts w:ascii="Georgia" w:hAnsi="Georgia" w:cs="Georgia"/>
+          <w:b w:val="0"/>
+          <w:i w:val="0"/>
+          <w:color w:val="222222"/>
+          <w:sz w:val="18"/>
+        </w:rPr>
+        <w:t>Ranged Attack Roll: Bonus equals your spell attack modifier, range 120 ft. Hit: 2d8 + your Intelligence modifier Force damage.</w:t>
+      </w:r>
+    </w:p>
+    <w:p>
+      <w:pPr>
+        <w:pBdr>
+          <w:left w:val="single" w:sz="18" w:space="12" w:color="8B2020"/>
+        </w:pBdr>
+        <w:shd w:val="clear" w:color="auto" w:fill="FCF6F6"/>
+        <w:spacing w:before="30" w:after="20"/>
+        <w:ind w:left="340" w:right="340"/>
+      </w:pPr>
+      <w:r>
+        <w:rPr>
+          <w:rFonts w:ascii="Georgia" w:hAnsi="Georgia" w:cs="Georgia"/>
+          <w:b/>
+          <w:i/>
+          <w:color w:val="222222"/>
+          <w:sz w:val="18"/>
+        </w:rPr>
+        <w:t xml:space="preserve">Electric Pulse. </w:t>
+      </w:r>
+      <w:r>
+        <w:rPr>
+          <w:rFonts w:ascii="Georgia" w:hAnsi="Georgia" w:cs="Georgia"/>
+          <w:b w:val="0"/>
+          <w:i w:val="0"/>
+          <w:color w:val="222222"/>
+          <w:sz w:val="18"/>
+        </w:rPr>
+        <w:t>Dexterity Saving Throw: DC equals your spell save DC, each creature of your choice within 15 feet of the Sentinel. Failure: 2d8 + your Intelligence modifier Lightning damage, and the target can't take Reactions until the start of your next turn. Success: Half damage.</w:t>
+      </w:r>
+    </w:p>
+    <w:p>
+      <w:pPr>
+        <w:pBdr>
+          <w:left w:val="single" w:sz="18" w:space="12" w:color="8B2020"/>
+          <w:bottom w:val="single" w:sz="4" w:space="1" w:color="8B2020"/>
+        </w:pBdr>
+        <w:shd w:val="clear" w:color="auto" w:fill="FCF6F6"/>
+        <w:spacing w:before="20" w:after="20"/>
+        <w:ind w:left="340" w:right="340"/>
+      </w:pPr>
+    </w:p>
+    <w:p>
+      <w:pPr>
+        <w:keepNext/>
+        <w:pBdr>
+          <w:left w:val="single" w:sz="18" w:space="12" w:color="8B2020"/>
+        </w:pBdr>
+        <w:shd w:val="clear" w:color="auto" w:fill="FCF6F6"/>
+        <w:spacing w:before="30" w:after="20"/>
+        <w:ind w:left="340" w:right="340"/>
+      </w:pPr>
+      <w:r>
+        <w:rPr>
+          <w:rFonts w:ascii="Georgia" w:hAnsi="Georgia" w:cs="Georgia"/>
+          <w:b/>
+          <w:color w:val="8B2020"/>
+          <w:sz w:val="20"/>
+        </w:rPr>
+        <w:t>Reactions</w:t>
+      </w:r>
+    </w:p>
+    <w:p>
+      <w:pPr>
+        <w:pBdr>
+          <w:left w:val="single" w:sz="18" w:space="12" w:color="8B2020"/>
+        </w:pBdr>
+        <w:shd w:val="clear" w:color="auto" w:fill="FCF6F6"/>
+        <w:spacing w:before="30" w:after="20"/>
+        <w:ind w:left="340" w:right="340"/>
+      </w:pPr>
+      <w:r>
+        <w:rPr>
+          <w:rFonts w:ascii="Georgia" w:hAnsi="Georgia" w:cs="Georgia"/>
+          <w:b/>
+          <w:i/>
+          <w:color w:val="222222"/>
+          <w:sz w:val="18"/>
+        </w:rPr>
+        <w:t xml:space="preserve">Guardian Protocol (1/round). </w:t>
+      </w:r>
+      <w:r>
+        <w:rPr>
+          <w:rFonts w:ascii="Georgia" w:hAnsi="Georgia" w:cs="Georgia"/>
+          <w:b w:val="0"/>
+          <w:i w:val="0"/>
+          <w:color w:val="222222"/>
+          <w:sz w:val="18"/>
+        </w:rPr>
+        <w:t>Trigger: An ally within 15 feet of the Sentinel takes damage. Response: The ally gains 1d8 + your Intelligence modifier Temporary Hit Points.</w:t>
+      </w:r>
+    </w:p>
+    <w:p>
+      <w:pPr>
+        <w:spacing w:after="0"/>
+      </w:pPr>
+    </w:p>
+    <w:p>
+      <w:pPr>
+        <w:spacing w:after="80"/>
+      </w:pPr>
+      <w:r>
+        <w:rPr>
+          <w:rFonts w:ascii="Georgia" w:hAnsi="Georgia" w:cs="Georgia"/>
+          <w:b/>
+          <w:i w:val="0"/>
+          <w:color w:val="222222"/>
+          <w:sz w:val="21"/>
+        </w:rPr>
+        <w:t>Why this is an upgrade.</w:t>
+      </w:r>
+      <w:r>
+        <w:rPr>
+          <w:rFonts w:ascii="Georgia" w:hAnsi="Georgia" w:cs="Georgia"/>
+          <w:b w:val="0"/>
+          <w:i w:val="0"/>
+          <w:color w:val="222222"/>
+          <w:sz w:val="21"/>
+        </w:rPr>
+        <w:t xml:space="preserve"> The old cannon made Lilly choose a mode; the Sentinel walks on its own 30 feet, then blasts or pulses on her Bonus Action (her pick every time), and shields her friends as a Reaction in the same round. Her old kit lives on inside it: the Force Ballista became the Force Blast, the Storm mode became the Electric Pulse, and the Protector stands watch as Guardian Protocol. The Flamethrower was traded for lightning, Gearhaven's own element. Forged by the masters of Glimmerstone.</w:t>
+      </w:r>
+    </w:p>
+    <w:p>
+      <w:pPr>
+        <w:keepNext/>
+        <w:spacing w:before="400" w:after="120"/>
+        <w:pBdr>
+          <w:bottom w:val="single" w:sz="6" w:space="4" w:color="B8860B"/>
+        </w:pBdr>
+      </w:pPr>
+      <w:r>
+        <w:rPr>
+          <w:rFonts w:ascii="Georgia" w:hAnsi="Georgia" w:cs="Georgia"/>
+          <w:b/>
+          <w:color w:val="B8860B"/>
+          <w:sz w:val="32"/>
+        </w:rPr>
+        <w:t>Marks &amp; Mysteries</w:t>
+      </w:r>
+    </w:p>
+    <w:p>
+      <w:pPr>
+        <w:spacing w:after="80"/>
+      </w:pPr>
+      <w:r>
+        <w:rPr>
+          <w:rFonts w:ascii="Georgia" w:hAnsi="Georgia" w:cs="Georgia"/>
+          <w:b/>
+          <w:i w:val="0"/>
+          <w:color w:val="222222"/>
+          <w:sz w:val="21"/>
+        </w:rPr>
+        <w:t>Ursa's Mark of Handling.</w:t>
+      </w:r>
+      <w:r>
+        <w:rPr>
+          <w:rFonts w:ascii="Georgia" w:hAnsi="Georgia" w:cs="Georgia"/>
+          <w:b w:val="0"/>
+          <w:i w:val="0"/>
+          <w:color w:val="222222"/>
+          <w:sz w:val="21"/>
+        </w:rPr>
+        <w:t xml:space="preserve"> A dragonmark that woke when he was six: it prickles near frightened animals, grants Speak with Animals and Animal Friendship, and has become the channel through which sleeping and possessed things speak to him (Pikachu, the Grand Custodian). It has never once stirred for a machine.</w:t>
+      </w:r>
+    </w:p>
+    <w:p>
+      <w:pPr>
+        <w:spacing w:after="0" w:before="0"/>
+      </w:pPr>
+      <w:r>
+        <w:drawing>
+          <wp:anchor xmlns:a="http://schemas.openxmlformats.org/drawingml/2006/main" behindDoc="0" distT="91440" distB="100584" distL="201600" distR="201600" simplePos="0" locked="0" layoutInCell="1" allowOverlap="0" relativeHeight="2">
+            <wp:simplePos x="0" y="0"/>
+            <wp:positionH relativeFrom="column">
+              <wp:align>right</wp:align>
+            </wp:positionH>
+            <wp:positionV relativeFrom="paragraph">
+              <wp:posOffset>0</wp:posOffset>
+            </wp:positionV>
+            <wp:extent cx="2743200" cy="2743200"/>
+            <wp:effectExtent l="0" t="0" r="0" b="0"/>
+            <wp:wrapSquare wrapText="bothSides"/>
+            <wp:docPr id="17" name="Picture 17"/>
+            <wp:cNvGraphicFramePr/>
+            <a:graphic xmlns:pic="http://schemas.openxmlformats.org/drawingml/2006/picture">
+              <a:graphicData uri="http://schemas.openxmlformats.org/drawingml/2006/picture">
+                <pic:pic>
+                  <pic:nvPicPr>
+                    <pic:cNvPr id="0" name="image.jpg"/>
+                    <pic:cNvPicPr/>
+                  </pic:nvPicPr>
+                  <pic:blipFill>
+                    <a:blip r:embed="rId26"/>
+                    <a:stretch>
+                      <a:fillRect/>
+                    </a:stretch>
+                  </pic:blipFill>
+                  <pic:spPr>
+                    <a:xfrm>
+                      <a:off x="0" y="0"/>
                       <a:ext cx="2743200" cy="2743200"/>
                     </a:xfrm>
                     <a:prstGeom prst="rect"/>
@@ -6770,6 +6826,74 @@
     <w:p>
       <w:pPr>
         <w:keepNext/>
+        <w:spacing w:before="200" w:after="20"/>
+        <w:ind w:left="500" w:right="500"/>
+        <w:pBdr>
+          <w:top w:val="double" w:sz="6" w:space="4" w:color="1F4D78"/>
+        </w:pBdr>
+      </w:pPr>
+      <w:r>
+        <w:rPr>
+          <w:rFonts w:ascii="Georgia" w:hAnsi="Georgia" w:cs="Georgia"/>
+          <w:b/>
+          <w:color w:val="1F4D78"/>
+          <w:sz w:val="16"/>
+        </w:rPr>
+        <w:t xml:space="preserve">✦ LORE OF ELARIA ✦  </w:t>
+      </w:r>
+      <w:r>
+        <w:rPr>
+          <w:rFonts w:ascii="Georgia" w:hAnsi="Georgia" w:cs="Georgia"/>
+          <w:b/>
+          <w:color w:val="1F4D78"/>
+          <w:sz w:val="19"/>
+        </w:rPr>
+        <w:t>The Warden's Watch</w:t>
+      </w:r>
+    </w:p>
+    <w:p>
+      <w:pPr>
+        <w:keepLines/>
+        <w:spacing w:before="20" w:after="200"/>
+        <w:ind w:left="500" w:right="500"/>
+        <w:pBdr>
+          <w:bottom w:val="double" w:sz="6" w:space="4" w:color="1F4D78"/>
+        </w:pBdr>
+      </w:pPr>
+      <w:r>
+        <w:rPr>
+          <w:rFonts w:ascii="Georgia" w:hAnsi="Georgia" w:cs="Georgia"/>
+          <w:b w:val="0"/>
+          <w:i/>
+          <w:color w:val="222222"/>
+          <w:sz w:val="19"/>
+        </w:rPr>
+        <w:t>Ask the Circle what Elaria is warden OF, and the old druids only point: at the turning planes, at the anchor-stars strung between them like a lantern-line, at the small safe things of the world that have no other reason to be safe. The tellings do not agree on why she sleeps. Some say the sealing emptied her to the last drop. Some say the sleep is itself the seal, and that waking her would open a door best left shut. The very oldest telling says she is not asleep at all, only listening, on a scale too slow and too deep for waking folk to follow. On one point every telling closes ranks: the stars her enemy puts out, her gifts relight. A staff kindles. A sash carries. A small bright core remembers. And somewhere beneath the turning of all seven planes, something that loves the world very much is dreaming it safe passage.</w:t>
+      </w:r>
+    </w:p>
+    <w:p>
+      <w:pPr>
+        <w:pBdr>
+          <w:left w:val="single" w:sz="18" w:space="12" w:color="B8860B"/>
+        </w:pBdr>
+        <w:shd w:val="clear" w:color="auto" w:fill="FBF6EA"/>
+        <w:spacing w:before="30" w:after="70"/>
+        <w:ind w:left="340" w:right="340"/>
+      </w:pPr>
+      <w:r>
+        <w:rPr>
+          <w:rFonts w:ascii="Georgia" w:hAnsi="Georgia" w:cs="Georgia"/>
+          <w:b w:val="0"/>
+          <w:i/>
+          <w:color w:val="222222"/>
+          <w:sz w:val="21"/>
+        </w:rPr>
+        <w:t>“She is not gone,” the first druids wrote. “She is holding. When you carry her sign, hold with her.”</w:t>
+      </w:r>
+    </w:p>
+    <w:p>
+      <w:pPr>
+        <w:keepNext/>
         <w:spacing w:before="120" w:after="40"/>
         <w:jc w:val="center"/>
       </w:pPr>
@@ -6777,7 +6901,7 @@
         <w:drawing>
           <wp:inline xmlns:a="http://schemas.openxmlformats.org/drawingml/2006/main" xmlns:pic="http://schemas.openxmlformats.org/drawingml/2006/picture">
             <wp:extent cx="5943600" cy="5943600"/>
-            <wp:docPr id="17" name="Picture 17"/>
+            <wp:docPr id="18" name="Picture 18"/>
             <wp:cNvGraphicFramePr>
               <a:graphicFrameLocks noChangeAspect="1"/>
             </wp:cNvGraphicFramePr>
@@ -6789,7 +6913,7 @@
                     <pic:cNvPicPr/>
                   </pic:nvPicPr>
                   <pic:blipFill>
-                    <a:blip r:embed="rId26"/>
+                    <a:blip r:embed="rId27"/>
                     <a:stretch>
                       <a:fillRect/>
                     </a:stretch>

--- a/compendium/custom_compendium.docx
+++ b/compendium/custom_compendium.docx
@@ -764,7 +764,7 @@
             <wp:positionV relativeFrom="paragraph">
               <wp:posOffset>0</wp:posOffset>
             </wp:positionV>
-            <wp:extent cx="2194560" cy="2194560"/>
+            <wp:extent cx="2743200" cy="2743200"/>
             <wp:effectExtent l="0" t="0" r="0" b="0"/>
             <wp:wrapSquare wrapText="bothSides"/>
             <wp:docPr id="5" name="Picture 5"/>
@@ -785,7 +785,7 @@
                   <pic:spPr>
                     <a:xfrm>
                       <a:off x="0" y="0"/>
-                      <a:ext cx="2194560" cy="2194560"/>
+                      <a:ext cx="2743200" cy="2743200"/>
                     </a:xfrm>
                     <a:prstGeom prst="rect"/>
                   </pic:spPr>
@@ -1230,7 +1230,7 @@
             <wp:positionV relativeFrom="paragraph">
               <wp:posOffset>0</wp:posOffset>
             </wp:positionV>
-            <wp:extent cx="2194560" cy="2194560"/>
+            <wp:extent cx="2743200" cy="2743200"/>
             <wp:effectExtent l="0" t="0" r="0" b="0"/>
             <wp:wrapSquare wrapText="bothSides"/>
             <wp:docPr id="6" name="Picture 6"/>
@@ -1251,7 +1251,7 @@
                   <pic:spPr>
                     <a:xfrm>
                       <a:off x="0" y="0"/>
-                      <a:ext cx="2194560" cy="2194560"/>
+                      <a:ext cx="2743200" cy="2743200"/>
                     </a:xfrm>
                     <a:prstGeom prst="rect"/>
                   </pic:spPr>
@@ -1726,7 +1726,7 @@
             <wp:positionV relativeFrom="paragraph">
               <wp:posOffset>0</wp:posOffset>
             </wp:positionV>
-            <wp:extent cx="2194560" cy="2194560"/>
+            <wp:extent cx="2743200" cy="2743200"/>
             <wp:effectExtent l="0" t="0" r="0" b="0"/>
             <wp:wrapSquare wrapText="bothSides"/>
             <wp:docPr id="7" name="Picture 7"/>
@@ -1747,7 +1747,7 @@
                   <pic:spPr>
                     <a:xfrm>
                       <a:off x="0" y="0"/>
-                      <a:ext cx="2194560" cy="2194560"/>
+                      <a:ext cx="2743200" cy="2743200"/>
                     </a:xfrm>
                     <a:prstGeom prst="rect"/>
                   </pic:spPr>
@@ -2190,24 +2190,214 @@
     </w:p>
     <w:p>
       <w:pPr>
-        <w:spacing w:after="0" w:before="0"/>
+        <w:spacing w:after="80"/>
+      </w:pPr>
+      <w:r>
+        <w:rPr>
+          <w:rFonts w:ascii="Georgia" w:hAnsi="Georgia" w:cs="Georgia"/>
+          <w:b w:val="0"/>
+          <w:i w:val="0"/>
+          <w:color w:val="222222"/>
+          <w:sz w:val="21"/>
+        </w:rPr>
+        <w:t>This sun-forged demon-slayer blade was made from crimson ore that drinks in dawnlight. While sheathed, the steel looks dark and almost ordinary, but when Stabby ignites his breathing, the blade catches that breath and burns with the color of his chosen form.</w:t>
+      </w:r>
+    </w:p>
+    <w:p>
+      <w:pPr>
+        <w:keepNext/>
+        <w:pBdr>
+          <w:left w:val="single" w:sz="18" w:space="12" w:color="8B2020"/>
+        </w:pBdr>
+        <w:shd w:val="clear" w:color="auto" w:fill="FCF6F6"/>
+        <w:spacing w:before="30" w:after="70"/>
+        <w:ind w:left="340" w:right="340"/>
+      </w:pPr>
+      <w:r>
+        <w:rPr>
+          <w:rFonts w:ascii="Georgia" w:hAnsi="Georgia" w:cs="Georgia"/>
+          <w:b/>
+          <w:color w:val="8B2020"/>
+          <w:sz w:val="22"/>
+        </w:rPr>
+        <w:t>Nichirin Katana</w:t>
+      </w:r>
+    </w:p>
+    <w:p>
+      <w:pPr>
+        <w:pBdr>
+          <w:left w:val="single" w:sz="18" w:space="12" w:color="8B2020"/>
+        </w:pBdr>
+        <w:shd w:val="clear" w:color="auto" w:fill="FCF6F6"/>
+        <w:spacing w:before="30" w:after="70"/>
+        <w:ind w:left="340" w:right="340"/>
+      </w:pPr>
+      <w:r>
+        <w:rPr>
+          <w:rFonts w:ascii="Georgia" w:hAnsi="Georgia" w:cs="Georgia"/>
+          <w:b w:val="0"/>
+          <w:i/>
+          <w:color w:val="222222"/>
+          <w:sz w:val="18"/>
+        </w:rPr>
+        <w:t>Weapon (Katana), Rare (Requires Attunement by Stabby)</w:t>
+      </w:r>
+    </w:p>
+    <w:p>
+      <w:pPr>
+        <w:pBdr>
+          <w:left w:val="single" w:sz="18" w:space="12" w:color="8B2020"/>
+        </w:pBdr>
+        <w:shd w:val="clear" w:color="auto" w:fill="FCF6F6"/>
+        <w:spacing w:before="30" w:after="70"/>
+        <w:ind w:left="340" w:right="340"/>
+      </w:pPr>
+      <w:r>
+        <w:rPr>
+          <w:rFonts w:ascii="Georgia" w:hAnsi="Georgia" w:cs="Georgia"/>
+          <w:b/>
+          <w:i w:val="0"/>
+          <w:color w:val="222222"/>
+          <w:sz w:val="18"/>
+        </w:rPr>
+        <w:t>Weapon Statistics.</w:t>
+      </w:r>
+      <w:r>
+        <w:rPr>
+          <w:rFonts w:ascii="Georgia" w:hAnsi="Georgia" w:cs="Georgia"/>
+          <w:b w:val="0"/>
+          <w:i w:val="0"/>
+          <w:color w:val="222222"/>
+          <w:sz w:val="18"/>
+        </w:rPr>
+        <w:t xml:space="preserve"> The Nichirin katana uses the statistics of a Longsword (1d8 Slashing damage) and has the Finesse and Versatile (1d10) properties, and it counts as a Monk weapon for you. Because the weapon has the Finesse property and is a Monk weapon for you, you can use your Dexterity modifier for its attack and damage rolls.</w:t>
+      </w:r>
+    </w:p>
+    <w:p>
+      <w:pPr>
+        <w:pBdr>
+          <w:left w:val="single" w:sz="18" w:space="12" w:color="8B2020"/>
+        </w:pBdr>
+        <w:shd w:val="clear" w:color="auto" w:fill="FCF6F6"/>
+        <w:spacing w:before="30" w:after="70"/>
+        <w:ind w:left="340" w:right="340"/>
+      </w:pPr>
+      <w:r>
+        <w:rPr>
+          <w:rFonts w:ascii="Georgia" w:hAnsi="Georgia" w:cs="Georgia"/>
+          <w:b/>
+          <w:i w:val="0"/>
+          <w:color w:val="222222"/>
+          <w:sz w:val="18"/>
+        </w:rPr>
+        <w:t>Magic Weapon.</w:t>
+      </w:r>
+      <w:r>
+        <w:rPr>
+          <w:rFonts w:ascii="Georgia" w:hAnsi="Georgia" w:cs="Georgia"/>
+          <w:b w:val="0"/>
+          <w:i w:val="0"/>
+          <w:color w:val="222222"/>
+          <w:sz w:val="18"/>
+        </w:rPr>
+        <w:t xml:space="preserve"> You gain a +2 bonus to attack rolls and damage rolls made with this magic weapon.</w:t>
+      </w:r>
+    </w:p>
+    <w:p>
+      <w:pPr>
+        <w:pBdr>
+          <w:left w:val="single" w:sz="18" w:space="12" w:color="8B2020"/>
+        </w:pBdr>
+        <w:shd w:val="clear" w:color="auto" w:fill="FCF6F6"/>
+        <w:spacing w:before="30" w:after="70"/>
+        <w:ind w:left="340" w:right="340"/>
+      </w:pPr>
+      <w:r>
+        <w:rPr>
+          <w:rFonts w:ascii="Georgia" w:hAnsi="Georgia" w:cs="Georgia"/>
+          <w:b/>
+          <w:i w:val="0"/>
+          <w:color w:val="222222"/>
+          <w:sz w:val="18"/>
+        </w:rPr>
+        <w:t>Breath-Kindled Steel.</w:t>
+      </w:r>
+      <w:r>
+        <w:rPr>
+          <w:rFonts w:ascii="Georgia" w:hAnsi="Georgia" w:cs="Georgia"/>
+          <w:b w:val="0"/>
+          <w:i w:val="0"/>
+          <w:color w:val="222222"/>
+          <w:sz w:val="18"/>
+        </w:rPr>
+        <w:t xml:space="preserve"> When you ignite your breathing, the blade glows with the color and nature of that form: blood-red for Beast Breathing, pale blue for Water Breathing, or violet-black for Shadow Breathing. This glow is magical but sheds only Dim Light unless you choose otherwise.</w:t>
+      </w:r>
+    </w:p>
+    <w:p>
+      <w:pPr>
+        <w:pBdr>
+          <w:left w:val="single" w:sz="18" w:space="12" w:color="8B2020"/>
+        </w:pBdr>
+        <w:shd w:val="clear" w:color="auto" w:fill="FCF6F6"/>
+        <w:spacing w:before="30" w:after="70"/>
+        <w:ind w:left="340" w:right="340"/>
+      </w:pPr>
+      <w:r>
+        <w:rPr>
+          <w:rFonts w:ascii="Georgia" w:hAnsi="Georgia" w:cs="Georgia"/>
+          <w:b/>
+          <w:i w:val="0"/>
+          <w:color w:val="222222"/>
+          <w:sz w:val="18"/>
+        </w:rPr>
+        <w:t>Cleansing Edge.</w:t>
+      </w:r>
+      <w:r>
+        <w:rPr>
+          <w:rFonts w:ascii="Georgia" w:hAnsi="Georgia" w:cs="Georgia"/>
+          <w:b w:val="0"/>
+          <w:i w:val="0"/>
+          <w:color w:val="222222"/>
+          <w:sz w:val="18"/>
+        </w:rPr>
+        <w:t xml:space="preserve"> Once per turn when you hit a Fiend, an Undead, a shadow creature, or a creature empowered by planar corruption with this weapon, the blade burns away corruption until the start of your next turn. Until then, the target can't regain Hit Points and can't benefit from magical Darkness or shadowy concealment against you. Any visible corruption around the wound briefly burns, cracks, or peels away in sparks of purified light.</w:t>
+      </w:r>
+    </w:p>
+    <w:p>
+      <w:pPr>
+        <w:pBdr>
+          <w:left w:val="single" w:sz="18" w:space="12" w:color="8B2020"/>
+        </w:pBdr>
+        <w:shd w:val="clear" w:color="auto" w:fill="FCF6F6"/>
+        <w:spacing w:before="30" w:after="70"/>
+        <w:ind w:left="340" w:right="340"/>
+      </w:pPr>
+      <w:r>
+        <w:rPr>
+          <w:rFonts w:ascii="Georgia" w:hAnsi="Georgia" w:cs="Georgia"/>
+          <w:b w:val="0"/>
+          <w:i w:val="0"/>
+          <w:color w:val="222222"/>
+          <w:sz w:val="18"/>
+        </w:rPr>
+        <w:t>The blade wounds the corruption, not the creature beneath; when a corrupted guardian falls to it, what breaks is the darkness.</w:t>
+      </w:r>
+    </w:p>
+    <w:p>
+      <w:pPr>
+        <w:keepNext/>
+        <w:spacing w:before="120" w:after="40"/>
+        <w:jc w:val="center"/>
       </w:pPr>
       <w:r>
         <w:drawing>
-          <wp:anchor xmlns:a="http://schemas.openxmlformats.org/drawingml/2006/main" behindDoc="0" distT="91440" distB="100584" distL="201600" distR="201600" simplePos="0" locked="0" layoutInCell="1" allowOverlap="0" relativeHeight="2">
-            <wp:simplePos x="0" y="0"/>
-            <wp:positionH relativeFrom="column">
-              <wp:align>right</wp:align>
-            </wp:positionH>
-            <wp:positionV relativeFrom="paragraph">
-              <wp:posOffset>0</wp:posOffset>
-            </wp:positionV>
-            <wp:extent cx="1737360" cy="1737360"/>
-            <wp:effectExtent l="0" t="0" r="0" b="0"/>
-            <wp:wrapSquare wrapText="bothSides"/>
+          <wp:inline xmlns:a="http://schemas.openxmlformats.org/drawingml/2006/main" xmlns:pic="http://schemas.openxmlformats.org/drawingml/2006/picture">
+            <wp:extent cx="5120640" cy="3410426"/>
             <wp:docPr id="8" name="Picture 8"/>
-            <wp:cNvGraphicFramePr/>
-            <a:graphic xmlns:pic="http://schemas.openxmlformats.org/drawingml/2006/picture">
+            <wp:cNvGraphicFramePr>
+              <a:graphicFrameLocks noChangeAspect="1"/>
+            </wp:cNvGraphicFramePr>
+            <a:graphic>
               <a:graphicData uri="http://schemas.openxmlformats.org/drawingml/2006/picture">
                 <pic:pic>
                   <pic:nvPicPr>
@@ -2223,210 +2413,30 @@
                   <pic:spPr>
                     <a:xfrm>
                       <a:off x="0" y="0"/>
-                      <a:ext cx="1737360" cy="1737360"/>
+                      <a:ext cx="5120640" cy="3410426"/>
                     </a:xfrm>
                     <a:prstGeom prst="rect"/>
                   </pic:spPr>
                 </pic:pic>
               </a:graphicData>
             </a:graphic>
-          </wp:anchor>
+          </wp:inline>
         </w:drawing>
       </w:r>
     </w:p>
     <w:p>
       <w:pPr>
-        <w:spacing w:after="80"/>
-      </w:pPr>
-      <w:r>
-        <w:rPr>
-          <w:rFonts w:ascii="Georgia" w:hAnsi="Georgia" w:cs="Georgia"/>
-          <w:b w:val="0"/>
-          <w:i w:val="0"/>
-          <w:color w:val="222222"/>
-          <w:sz w:val="21"/>
-        </w:rPr>
-        <w:t>This sun-forged demon-slayer blade was made from crimson ore that drinks in dawnlight. While sheathed, the steel looks dark and almost ordinary, but when Stabby ignites his breathing, the blade catches that breath and burns with the color of his chosen form.</w:t>
-      </w:r>
-    </w:p>
-    <w:p>
-      <w:pPr>
-        <w:keepNext/>
-        <w:pBdr>
-          <w:left w:val="single" w:sz="18" w:space="12" w:color="8B2020"/>
-        </w:pBdr>
-        <w:shd w:val="clear" w:color="auto" w:fill="FCF6F6"/>
-        <w:spacing w:before="30" w:after="70"/>
-        <w:ind w:left="340" w:right="340"/>
-      </w:pPr>
-      <w:r>
-        <w:rPr>
-          <w:rFonts w:ascii="Georgia" w:hAnsi="Georgia" w:cs="Georgia"/>
-          <w:b/>
-          <w:color w:val="8B2020"/>
-          <w:sz w:val="22"/>
-        </w:rPr>
-        <w:t>Nichirin Katana</w:t>
-      </w:r>
-    </w:p>
-    <w:p>
-      <w:pPr>
-        <w:pBdr>
-          <w:left w:val="single" w:sz="18" w:space="12" w:color="8B2020"/>
-        </w:pBdr>
-        <w:shd w:val="clear" w:color="auto" w:fill="FCF6F6"/>
-        <w:spacing w:before="30" w:after="70"/>
-        <w:ind w:left="340" w:right="340"/>
-      </w:pPr>
-      <w:r>
-        <w:rPr>
-          <w:rFonts w:ascii="Georgia" w:hAnsi="Georgia" w:cs="Georgia"/>
-          <w:b w:val="0"/>
+        <w:spacing w:after="140"/>
+        <w:jc w:val="center"/>
+      </w:pPr>
+      <w:r>
+        <w:rPr>
+          <w:rFonts w:ascii="Georgia" w:hAnsi="Georgia" w:cs="Georgia"/>
           <w:i/>
-          <w:color w:val="222222"/>
+          <w:color w:val="888888"/>
           <w:sz w:val="18"/>
         </w:rPr>
-        <w:t>Weapon (Katana), Rare (Requires Attunement by Stabby)</w:t>
-      </w:r>
-    </w:p>
-    <w:p>
-      <w:pPr>
-        <w:pBdr>
-          <w:left w:val="single" w:sz="18" w:space="12" w:color="8B2020"/>
-        </w:pBdr>
-        <w:shd w:val="clear" w:color="auto" w:fill="FCF6F6"/>
-        <w:spacing w:before="30" w:after="70"/>
-        <w:ind w:left="340" w:right="340"/>
-      </w:pPr>
-      <w:r>
-        <w:rPr>
-          <w:rFonts w:ascii="Georgia" w:hAnsi="Georgia" w:cs="Georgia"/>
-          <w:b/>
-          <w:i w:val="0"/>
-          <w:color w:val="222222"/>
-          <w:sz w:val="18"/>
-        </w:rPr>
-        <w:t>Weapon Statistics.</w:t>
-      </w:r>
-      <w:r>
-        <w:rPr>
-          <w:rFonts w:ascii="Georgia" w:hAnsi="Georgia" w:cs="Georgia"/>
-          <w:b w:val="0"/>
-          <w:i w:val="0"/>
-          <w:color w:val="222222"/>
-          <w:sz w:val="18"/>
-        </w:rPr>
-        <w:t xml:space="preserve"> The Nichirin katana uses the statistics of a Longsword (1d8 Slashing damage) and has the Finesse and Versatile (1d10) properties, and it counts as a Monk weapon for you. Because the weapon has the Finesse property and is a Monk weapon for you, you can use your Dexterity modifier for its attack and damage rolls.</w:t>
-      </w:r>
-    </w:p>
-    <w:p>
-      <w:pPr>
-        <w:pBdr>
-          <w:left w:val="single" w:sz="18" w:space="12" w:color="8B2020"/>
-        </w:pBdr>
-        <w:shd w:val="clear" w:color="auto" w:fill="FCF6F6"/>
-        <w:spacing w:before="30" w:after="70"/>
-        <w:ind w:left="340" w:right="340"/>
-      </w:pPr>
-      <w:r>
-        <w:rPr>
-          <w:rFonts w:ascii="Georgia" w:hAnsi="Georgia" w:cs="Georgia"/>
-          <w:b/>
-          <w:i w:val="0"/>
-          <w:color w:val="222222"/>
-          <w:sz w:val="18"/>
-        </w:rPr>
-        <w:t>Magic Weapon.</w:t>
-      </w:r>
-      <w:r>
-        <w:rPr>
-          <w:rFonts w:ascii="Georgia" w:hAnsi="Georgia" w:cs="Georgia"/>
-          <w:b w:val="0"/>
-          <w:i w:val="0"/>
-          <w:color w:val="222222"/>
-          <w:sz w:val="18"/>
-        </w:rPr>
-        <w:t xml:space="preserve"> You gain a +2 bonus to attack rolls and damage rolls made with this magic weapon.</w:t>
-      </w:r>
-    </w:p>
-    <w:p>
-      <w:pPr>
-        <w:pBdr>
-          <w:left w:val="single" w:sz="18" w:space="12" w:color="8B2020"/>
-        </w:pBdr>
-        <w:shd w:val="clear" w:color="auto" w:fill="FCF6F6"/>
-        <w:spacing w:before="30" w:after="70"/>
-        <w:ind w:left="340" w:right="340"/>
-      </w:pPr>
-      <w:r>
-        <w:rPr>
-          <w:rFonts w:ascii="Georgia" w:hAnsi="Georgia" w:cs="Georgia"/>
-          <w:b/>
-          <w:i w:val="0"/>
-          <w:color w:val="222222"/>
-          <w:sz w:val="18"/>
-        </w:rPr>
-        <w:t>Breath-Kindled Steel.</w:t>
-      </w:r>
-      <w:r>
-        <w:rPr>
-          <w:rFonts w:ascii="Georgia" w:hAnsi="Georgia" w:cs="Georgia"/>
-          <w:b w:val="0"/>
-          <w:i w:val="0"/>
-          <w:color w:val="222222"/>
-          <w:sz w:val="18"/>
-        </w:rPr>
-        <w:t xml:space="preserve"> When you ignite your breathing, the blade glows with the color and nature of that form: blood-red for Beast Breathing, pale blue for Water Breathing, or violet-black for Shadow Breathing. This glow is magical but sheds only Dim Light unless you choose otherwise.</w:t>
-      </w:r>
-    </w:p>
-    <w:p>
-      <w:pPr>
-        <w:pBdr>
-          <w:left w:val="single" w:sz="18" w:space="12" w:color="8B2020"/>
-        </w:pBdr>
-        <w:shd w:val="clear" w:color="auto" w:fill="FCF6F6"/>
-        <w:spacing w:before="30" w:after="70"/>
-        <w:ind w:left="340" w:right="340"/>
-      </w:pPr>
-      <w:r>
-        <w:rPr>
-          <w:rFonts w:ascii="Georgia" w:hAnsi="Georgia" w:cs="Georgia"/>
-          <w:b/>
-          <w:i w:val="0"/>
-          <w:color w:val="222222"/>
-          <w:sz w:val="18"/>
-        </w:rPr>
-        <w:t>Cleansing Edge.</w:t>
-      </w:r>
-      <w:r>
-        <w:rPr>
-          <w:rFonts w:ascii="Georgia" w:hAnsi="Georgia" w:cs="Georgia"/>
-          <w:b w:val="0"/>
-          <w:i w:val="0"/>
-          <w:color w:val="222222"/>
-          <w:sz w:val="18"/>
-        </w:rPr>
-        <w:t xml:space="preserve"> Once per turn when you hit a Fiend, an Undead, a shadow creature, or a creature empowered by planar corruption with this weapon, the blade burns away corruption until the start of your next turn. Until then, the target can't regain Hit Points and can't benefit from magical Darkness or shadowy concealment against you. Any visible corruption around the wound briefly burns, cracks, or peels away in sparks of purified light.</w:t>
-      </w:r>
-    </w:p>
-    <w:p>
-      <w:pPr>
-        <w:pBdr>
-          <w:left w:val="single" w:sz="18" w:space="12" w:color="8B2020"/>
-        </w:pBdr>
-        <w:shd w:val="clear" w:color="auto" w:fill="FCF6F6"/>
-        <w:spacing w:before="30" w:after="70"/>
-        <w:ind w:left="340" w:right="340"/>
-      </w:pPr>
-      <w:r>
-        <w:rPr>
-          <w:rFonts w:ascii="Georgia" w:hAnsi="Georgia" w:cs="Georgia"/>
-          <w:b w:val="0"/>
-          <w:i w:val="0"/>
-          <w:color w:val="222222"/>
-          <w:sz w:val="18"/>
-        </w:rPr>
-        <w:t>The blade wounds the corruption, not the creature beneath; when a corrupted guardian falls to it, what breaks is the darkness.</w:t>
+        <w:t>The Nichirin Katana: dark steel waiting for dawnlight.</w:t>
       </w:r>
     </w:p>
     <w:p>
@@ -4149,24 +4159,39 @@
     </w:p>
     <w:p>
       <w:pPr>
-        <w:spacing w:after="0" w:before="0"/>
+        <w:pBdr>
+          <w:left w:val="single" w:sz="18" w:space="12" w:color="B8860B"/>
+        </w:pBdr>
+        <w:shd w:val="clear" w:color="auto" w:fill="FBF6EA"/>
+        <w:spacing w:before="30" w:after="70"/>
+        <w:ind w:left="340" w:right="340"/>
+      </w:pPr>
+      <w:r>
+        <w:rPr>
+          <w:rFonts w:ascii="Georgia" w:hAnsi="Georgia" w:cs="Georgia"/>
+          <w:b w:val="0"/>
+          <w:i/>
+          <w:color w:val="222222"/>
+          <w:sz w:val="21"/>
+        </w:rPr>
+        <w:t>“You returned to the Circle, and every constellation answered: their light now runs down your arm and out through the staff. Whatever stars you wear, the Warden's spear sweeps between danger and the party.”</w:t>
+      </w:r>
+    </w:p>
+    <w:p>
+      <w:pPr>
+        <w:keepNext/>
+        <w:spacing w:before="120" w:after="40"/>
+        <w:jc w:val="center"/>
       </w:pPr>
       <w:r>
         <w:drawing>
-          <wp:anchor xmlns:a="http://schemas.openxmlformats.org/drawingml/2006/main" behindDoc="0" distT="91440" distB="100584" distL="201600" distR="201600" simplePos="0" locked="0" layoutInCell="1" allowOverlap="0" relativeHeight="2">
-            <wp:simplePos x="0" y="0"/>
-            <wp:positionH relativeFrom="column">
-              <wp:align>right</wp:align>
-            </wp:positionH>
-            <wp:positionV relativeFrom="paragraph">
-              <wp:posOffset>0</wp:posOffset>
-            </wp:positionV>
-            <wp:extent cx="2377440" cy="2377440"/>
-            <wp:effectExtent l="0" t="0" r="0" b="0"/>
-            <wp:wrapSquare wrapText="bothSides"/>
+          <wp:inline xmlns:a="http://schemas.openxmlformats.org/drawingml/2006/main" xmlns:pic="http://schemas.openxmlformats.org/drawingml/2006/picture">
+            <wp:extent cx="5120640" cy="3410426"/>
             <wp:docPr id="12" name="Picture 12"/>
-            <wp:cNvGraphicFramePr/>
-            <a:graphic xmlns:pic="http://schemas.openxmlformats.org/drawingml/2006/picture">
+            <wp:cNvGraphicFramePr>
+              <a:graphicFrameLocks noChangeAspect="1"/>
+            </wp:cNvGraphicFramePr>
+            <a:graphic>
               <a:graphicData uri="http://schemas.openxmlformats.org/drawingml/2006/picture">
                 <pic:pic>
                   <pic:nvPicPr>
@@ -4182,35 +4207,30 @@
                   <pic:spPr>
                     <a:xfrm>
                       <a:off x="0" y="0"/>
-                      <a:ext cx="2377440" cy="2377440"/>
+                      <a:ext cx="5120640" cy="3410426"/>
                     </a:xfrm>
                     <a:prstGeom prst="rect"/>
                   </pic:spPr>
                 </pic:pic>
               </a:graphicData>
             </a:graphic>
-          </wp:anchor>
+          </wp:inline>
         </w:drawing>
       </w:r>
     </w:p>
     <w:p>
       <w:pPr>
-        <w:pBdr>
-          <w:left w:val="single" w:sz="18" w:space="12" w:color="B8860B"/>
-        </w:pBdr>
-        <w:shd w:val="clear" w:color="auto" w:fill="FBF6EA"/>
-        <w:spacing w:before="30" w:after="70"/>
-        <w:ind w:left="340" w:right="340"/>
-      </w:pPr>
-      <w:r>
-        <w:rPr>
-          <w:rFonts w:ascii="Georgia" w:hAnsi="Georgia" w:cs="Georgia"/>
-          <w:b w:val="0"/>
+        <w:spacing w:after="140"/>
+        <w:jc w:val="center"/>
+      </w:pPr>
+      <w:r>
+        <w:rPr>
+          <w:rFonts w:ascii="Georgia" w:hAnsi="Georgia" w:cs="Georgia"/>
           <w:i/>
-          <w:color w:val="222222"/>
-          <w:sz w:val="21"/>
-        </w:rPr>
-        <w:t>“You returned to the Circle, and every constellation answered: their light now runs down your arm and out through the staff. Whatever stars you wear, the Warden's spear sweeps between danger and the party.”</w:t>
+          <w:color w:val="888888"/>
+          <w:sz w:val="18"/>
+        </w:rPr>
+        <w:t>The Warden stands guard in Ursa's starlight.</w:t>
       </w:r>
     </w:p>
     <w:p>
@@ -4540,24 +4560,39 @@
     </w:p>
     <w:p>
       <w:pPr>
-        <w:spacing w:after="0" w:before="0"/>
+        <w:pBdr>
+          <w:left w:val="single" w:sz="18" w:space="12" w:color="B8860B"/>
+        </w:pBdr>
+        <w:shd w:val="clear" w:color="auto" w:fill="FBF6EA"/>
+        <w:spacing w:before="30" w:after="70"/>
+        <w:ind w:left="340" w:right="340"/>
+      </w:pPr>
+      <w:r>
+        <w:rPr>
+          <w:rFonts w:ascii="Georgia" w:hAnsi="Georgia" w:cs="Georgia"/>
+          <w:b w:val="0"/>
+          <w:i/>
+          <w:color w:val="222222"/>
+          <w:sz w:val="21"/>
+        </w:rPr>
+        <w:t>“Your father read the sky the way other folk read a map. On his trail you learned his art: the omens no longer come at random, and you choose your moment.”</w:t>
+      </w:r>
+    </w:p>
+    <w:p>
+      <w:pPr>
+        <w:keepNext/>
+        <w:spacing w:before="120" w:after="40"/>
+        <w:jc w:val="center"/>
       </w:pPr>
       <w:r>
         <w:drawing>
-          <wp:anchor xmlns:a="http://schemas.openxmlformats.org/drawingml/2006/main" behindDoc="0" distT="91440" distB="100584" distL="201600" distR="201600" simplePos="0" locked="0" layoutInCell="1" allowOverlap="0" relativeHeight="2">
-            <wp:simplePos x="0" y="0"/>
-            <wp:positionH relativeFrom="column">
-              <wp:align>right</wp:align>
-            </wp:positionH>
-            <wp:positionV relativeFrom="paragraph">
-              <wp:posOffset>0</wp:posOffset>
-            </wp:positionV>
-            <wp:extent cx="2377440" cy="2377440"/>
-            <wp:effectExtent l="0" t="0" r="0" b="0"/>
-            <wp:wrapSquare wrapText="bothSides"/>
+          <wp:inline xmlns:a="http://schemas.openxmlformats.org/drawingml/2006/main" xmlns:pic="http://schemas.openxmlformats.org/drawingml/2006/picture">
+            <wp:extent cx="5120640" cy="3410426"/>
             <wp:docPr id="13" name="Picture 13"/>
-            <wp:cNvGraphicFramePr/>
-            <a:graphic xmlns:pic="http://schemas.openxmlformats.org/drawingml/2006/picture">
+            <wp:cNvGraphicFramePr>
+              <a:graphicFrameLocks noChangeAspect="1"/>
+            </wp:cNvGraphicFramePr>
+            <a:graphic>
               <a:graphicData uri="http://schemas.openxmlformats.org/drawingml/2006/picture">
                 <pic:pic>
                   <pic:nvPicPr>
@@ -4573,35 +4608,30 @@
                   <pic:spPr>
                     <a:xfrm>
                       <a:off x="0" y="0"/>
-                      <a:ext cx="2377440" cy="2377440"/>
+                      <a:ext cx="5120640" cy="3410426"/>
                     </a:xfrm>
                     <a:prstGeom prst="rect"/>
                   </pic:spPr>
                 </pic:pic>
               </a:graphicData>
             </a:graphic>
-          </wp:anchor>
+          </wp:inline>
         </w:drawing>
       </w:r>
     </w:p>
     <w:p>
       <w:pPr>
-        <w:pBdr>
-          <w:left w:val="single" w:sz="18" w:space="12" w:color="B8860B"/>
-        </w:pBdr>
-        <w:shd w:val="clear" w:color="auto" w:fill="FBF6EA"/>
-        <w:spacing w:before="30" w:after="70"/>
-        <w:ind w:left="340" w:right="340"/>
-      </w:pPr>
-      <w:r>
-        <w:rPr>
-          <w:rFonts w:ascii="Georgia" w:hAnsi="Georgia" w:cs="Georgia"/>
-          <w:b w:val="0"/>
+        <w:spacing w:after="140"/>
+        <w:jc w:val="center"/>
+      </w:pPr>
+      <w:r>
+        <w:rPr>
+          <w:rFonts w:ascii="Georgia" w:hAnsi="Georgia" w:cs="Georgia"/>
           <w:i/>
-          <w:color w:val="222222"/>
-          <w:sz w:val="21"/>
-        </w:rPr>
-        <w:t>“Your father read the sky the way other folk read a map. On his trail you learned his art: the omens no longer come at random, and you choose your moment.”</w:t>
+          <w:color w:val="888888"/>
+          <w:sz w:val="18"/>
+        </w:rPr>
+        <w:t>At dawn the stone dreams the day to come.</w:t>
       </w:r>
     </w:p>
     <w:p>

--- a/compendium/custom_compendium.docx
+++ b/compendium/custom_compendium.docx
@@ -5155,7 +5155,7 @@
           <w:color w:val="222222"/>
           <w:sz w:val="21"/>
         </w:rPr>
-        <w:t>Three masterworks of deep gnome artifice, forged for Lilly Glimmergear in the year apart. Three masterworks, one choice. Each door of Lilly's year apart leads to one of these treasures: stay and build the portal (the Sentinel), go home to Glimmerspire and Poots (Boomstick), or give the year to mote research (the Awakened Sphere). She walks one road and claims one masterwork. Every road fits inside her three attunement slots. On the Sphere's road the ledger closes at exactly three: Shard, Dynamo, Sphere. On the Sentinel's road a slot stays free, for the Dynamo itself is rebuilt into the guardian: two of three. And on Boomstick's road the Shard truly retires, unattuned at her belt, a keepsake and one day a gift: two of three, with room to spare.</w:t>
+        <w:t>Three masterworks of deep gnome artifice, forged for Lilly Glimmergear in the year apart. Three masterworks, one choice. Each door of Lilly's year apart leads to one of these treasures: stay and build the portal (the Sentinel), go home to Glimmerspire and Poots (the Storm Cell), or give the year to mote research (the Awakened Sphere). And on every road she carries Boomstick, Poots's parting work: a Level 7 Artillerist does not walk into the rifts without her sidearm. Boomstick takes the dagger's watch on every road, so the Frostbite Shard retires to her belt, unattuned, a keepsake and one day a gift. The attunement ledger runs light: the Sphere's road holds two of three (Dynamo, Sphere); the Sentinel's road just one (the guardian itself, the Dynamo rebuilt inside it); the Storm Cell's road two (Dynamo, the Cell). Room to grow on every path.</w:t>
       </w:r>
     </w:p>
     <w:p>
@@ -5170,7 +5170,7 @@
           <w:color w:val="A0522D"/>
           <w:sz w:val="26"/>
         </w:rPr>
-        <w:t>Boomstick</w:t>
+        <w:t>Boomstick, Poots's Parting Work</w:t>
       </w:r>
     </w:p>
     <w:p>
@@ -5251,7 +5251,7 @@
           <w:color w:val="222222"/>
           <w:sz w:val="21"/>
         </w:rPr>
-        <w:t>On this road, Boomstick takes the dagger's watch. Boomstick becomes Lilly's spellcasting focus and her designated Arcane Firearm (an artificer designates only one). With her shield in the other hand, her hands are exactly full: pistol, shield, and nothing wasted. Its clockwork drum conjures its own rounds, so Lilly will never want for ammunition again. The Frostbite Shard retires to her belt as a keepsake, or one day, a gift.</w:t>
+        <w:t>Whichever road Lilly walks, a parcel finds her, wrapped in waxed paper and string, postmarked Glimmerspire. Boomstick becomes her spellcasting focus and her designated Arcane Firearm (an artificer designates only one). With her shield in the other hand, her hands are exactly full: pistol, shield, and nothing wasted. Its clockwork drum conjures its own rounds, so Lilly will never want for ammunition again.</w:t>
       </w:r>
     </w:p>
     <w:p>
@@ -5291,7 +5291,7 @@
           <w:color w:val="222222"/>
           <w:sz w:val="18"/>
         </w:rPr>
-        <w:t>Weapon (Repeating Pistol), Rare (Requires Attunement by Lilly)</w:t>
+        <w:t>Weapon (Repeating Pistol), Rare</w:t>
       </w:r>
     </w:p>
     <w:p>
@@ -5341,7 +5341,7 @@
           <w:color w:val="222222"/>
           <w:sz w:val="18"/>
         </w:rPr>
-        <w:t>Wand of the War Mage.</w:t>
+        <w:t>Spell Focus and Arcane Firearm.</w:t>
       </w:r>
       <w:r>
         <w:rPr>
@@ -5351,7 +5351,7 @@
           <w:color w:val="222222"/>
           <w:sz w:val="18"/>
         </w:rPr>
-        <w:t xml:space="preserve"> While holding Boomstick, you gain a +2 bonus to spell attack rolls, and you ignore Half Cover when making a spell attack. Your Eldritch Cannon also gains a +2 bonus to its attack rolls.</w:t>
+        <w:t xml:space="preserve"> While holding Boomstick, you can use it as a Spellcasting Focus for your Artificer spells, and it is your designated Arcane Firearm. When you cast an Artificer spell through Boomstick, you can add 1d8 to one of the spell's damage rolls; the extra damage is Thunder damage.</w:t>
       </w:r>
     </w:p>
     <w:p>
@@ -5366,96 +5366,6 @@
       <w:r>
         <w:rPr>
           <w:rFonts w:ascii="Georgia" w:hAnsi="Georgia" w:cs="Georgia"/>
-          <w:b/>
-          <w:i w:val="0"/>
-          <w:color w:val="222222"/>
-          <w:sz w:val="18"/>
-        </w:rPr>
-        <w:t>Spell Focus and Arcane Firearm.</w:t>
-      </w:r>
-      <w:r>
-        <w:rPr>
-          <w:rFonts w:ascii="Georgia" w:hAnsi="Georgia" w:cs="Georgia"/>
-          <w:b w:val="0"/>
-          <w:i w:val="0"/>
-          <w:color w:val="222222"/>
-          <w:sz w:val="18"/>
-        </w:rPr>
-        <w:t xml:space="preserve"> While holding Boomstick, you can use it as a Spellcasting Focus for your Artificer spells, and it is your designated Arcane Firearm. When you cast an Artificer spell through Boomstick, you can add 1d8 to one of the spell's damage rolls; the extra damage is Thunder damage.</w:t>
-      </w:r>
-    </w:p>
-    <w:p>
-      <w:pPr>
-        <w:pBdr>
-          <w:left w:val="single" w:sz="18" w:space="12" w:color="8B2020"/>
-        </w:pBdr>
-        <w:shd w:val="clear" w:color="auto" w:fill="FCF6F6"/>
-        <w:spacing w:before="30" w:after="70"/>
-        <w:ind w:left="340" w:right="340"/>
-      </w:pPr>
-      <w:r>
-        <w:rPr>
-          <w:rFonts w:ascii="Georgia" w:hAnsi="Georgia" w:cs="Georgia"/>
-          <w:b/>
-          <w:i w:val="0"/>
-          <w:color w:val="222222"/>
-          <w:sz w:val="18"/>
-        </w:rPr>
-        <w:t>Concussion Infusion.</w:t>
-      </w:r>
-      <w:r>
-        <w:rPr>
-          <w:rFonts w:ascii="Georgia" w:hAnsi="Georgia" w:cs="Georgia"/>
-          <w:b w:val="0"/>
-          <w:i w:val="0"/>
-          <w:color w:val="222222"/>
-          <w:sz w:val="18"/>
-        </w:rPr>
-        <w:t xml:space="preserve"> When a creature takes damage from a spell you cast through Boomstick, that creature takes an extra 2 Thunder damage and can't take Reactions until the start of its next turn.</w:t>
-      </w:r>
-    </w:p>
-    <w:p>
-      <w:pPr>
-        <w:pBdr>
-          <w:left w:val="single" w:sz="18" w:space="12" w:color="8B2020"/>
-        </w:pBdr>
-        <w:shd w:val="clear" w:color="auto" w:fill="FCF6F6"/>
-        <w:spacing w:before="30" w:after="70"/>
-        <w:ind w:left="340" w:right="340"/>
-      </w:pPr>
-      <w:r>
-        <w:rPr>
-          <w:rFonts w:ascii="Georgia" w:hAnsi="Georgia" w:cs="Georgia"/>
-          <w:b/>
-          <w:i w:val="0"/>
-          <w:color w:val="222222"/>
-          <w:sz w:val="18"/>
-        </w:rPr>
-        <w:t>Made to Channel.</w:t>
-      </w:r>
-      <w:r>
-        <w:rPr>
-          <w:rFonts w:ascii="Georgia" w:hAnsi="Georgia" w:cs="Georgia"/>
-          <w:b w:val="0"/>
-          <w:i w:val="0"/>
-          <w:color w:val="222222"/>
-          <w:sz w:val="18"/>
-        </w:rPr>
-        <w:t xml:space="preserve"> When you cast True Strike using Boomstick, the attack uses your Intelligence and counts as a spell attack, gaining Boomstick's +2 bonus to spell attack rolls and ignoring Half Cover. On a hit, the attack deals Boomstick's Thunder damage plus the spell's Radiant damage.</w:t>
-      </w:r>
-    </w:p>
-    <w:p>
-      <w:pPr>
-        <w:pBdr>
-          <w:left w:val="single" w:sz="18" w:space="12" w:color="8B2020"/>
-        </w:pBdr>
-        <w:shd w:val="clear" w:color="auto" w:fill="FCF6F6"/>
-        <w:spacing w:before="30" w:after="70"/>
-        <w:ind w:left="340" w:right="340"/>
-      </w:pPr>
-      <w:r>
-        <w:rPr>
-          <w:rFonts w:ascii="Georgia" w:hAnsi="Georgia" w:cs="Georgia"/>
           <w:b w:val="0"/>
           <w:i/>
           <w:color w:val="222222"/>
@@ -5467,7 +5377,6 @@
     <w:p>
       <w:pPr>
         <w:keepNext/>
-        <w:pageBreakBefore/>
         <w:spacing w:before="220" w:after="60"/>
       </w:pPr>
       <w:r>
@@ -5477,29 +5386,44 @@
           <w:color w:val="A0522D"/>
           <w:sz w:val="26"/>
         </w:rPr>
-        <w:t>The Awakened Essence Sphere</w:t>
+        <w:t>Boomstick, Stormcharged (the Storm Cell)</w:t>
       </w:r>
     </w:p>
     <w:p>
       <w:pPr>
-        <w:spacing w:after="0" w:before="0"/>
+        <w:pBdr>
+          <w:left w:val="single" w:sz="18" w:space="12" w:color="B8860B"/>
+        </w:pBdr>
+        <w:shd w:val="clear" w:color="auto" w:fill="FBF6EA"/>
+        <w:spacing w:before="30" w:after="70"/>
+        <w:ind w:left="340" w:right="340"/>
+      </w:pPr>
+      <w:r>
+        <w:rPr>
+          <w:rFonts w:ascii="Georgia" w:hAnsi="Georgia" w:cs="Georgia"/>
+          <w:b w:val="0"/>
+          <w:i/>
+          <w:color w:val="222222"/>
+          <w:sz w:val="21"/>
+        </w:rPr>
+        <w:t>“Gearhaven runs on lightning. So does she, now.”</w:t>
+      </w:r>
+    </w:p>
+    <w:p>
+      <w:pPr>
+        <w:keepNext/>
+        <w:spacing w:before="120" w:after="40"/>
+        <w:jc w:val="center"/>
       </w:pPr>
       <w:r>
         <w:drawing>
-          <wp:anchor xmlns:a="http://schemas.openxmlformats.org/drawingml/2006/main" behindDoc="0" distT="91440" distB="100584" distL="201600" distR="201600" simplePos="0" locked="0" layoutInCell="1" allowOverlap="0" relativeHeight="2">
-            <wp:simplePos x="0" y="0"/>
-            <wp:positionH relativeFrom="column">
-              <wp:align>right</wp:align>
-            </wp:positionH>
-            <wp:positionV relativeFrom="paragraph">
-              <wp:posOffset>0</wp:posOffset>
-            </wp:positionV>
-            <wp:extent cx="2194560" cy="2194560"/>
-            <wp:effectExtent l="0" t="0" r="0" b="0"/>
-            <wp:wrapSquare wrapText="bothSides"/>
+          <wp:inline xmlns:a="http://schemas.openxmlformats.org/drawingml/2006/main" xmlns:pic="http://schemas.openxmlformats.org/drawingml/2006/picture">
+            <wp:extent cx="5120640" cy="3410426"/>
             <wp:docPr id="15" name="Picture 15"/>
-            <wp:cNvGraphicFramePr/>
-            <a:graphic xmlns:pic="http://schemas.openxmlformats.org/drawingml/2006/picture">
+            <wp:cNvGraphicFramePr>
+              <a:graphicFrameLocks noChangeAspect="1"/>
+            </wp:cNvGraphicFramePr>
+            <a:graphic>
               <a:graphicData uri="http://schemas.openxmlformats.org/drawingml/2006/picture">
                 <pic:pic>
                   <pic:nvPicPr>
@@ -5515,35 +5439,30 @@
                   <pic:spPr>
                     <a:xfrm>
                       <a:off x="0" y="0"/>
-                      <a:ext cx="2194560" cy="2194560"/>
+                      <a:ext cx="5120640" cy="3410426"/>
                     </a:xfrm>
                     <a:prstGeom prst="rect"/>
                   </pic:spPr>
                 </pic:pic>
               </a:graphicData>
             </a:graphic>
-          </wp:anchor>
+          </wp:inline>
         </w:drawing>
       </w:r>
     </w:p>
     <w:p>
       <w:pPr>
-        <w:pBdr>
-          <w:left w:val="single" w:sz="18" w:space="12" w:color="B8860B"/>
-        </w:pBdr>
-        <w:shd w:val="clear" w:color="auto" w:fill="FBF6EA"/>
-        <w:spacing w:before="30" w:after="70"/>
-        <w:ind w:left="340" w:right="340"/>
-      </w:pPr>
-      <w:r>
-        <w:rPr>
-          <w:rFonts w:ascii="Georgia" w:hAnsi="Georgia" w:cs="Georgia"/>
-          <w:b w:val="0"/>
+        <w:spacing w:after="140"/>
+        <w:jc w:val="center"/>
+      </w:pPr>
+      <w:r>
+        <w:rPr>
+          <w:rFonts w:ascii="Georgia" w:hAnsi="Georgia" w:cs="Georgia"/>
           <w:i/>
-          <w:color w:val="222222"/>
-          <w:sz w:val="21"/>
-        </w:rPr>
-        <w:t>“It was never a keepsake. It was a key, and it is finally awake.”</w:t>
+          <w:color w:val="888888"/>
+          <w:sz w:val="18"/>
+        </w:rPr>
+        <w:t>Poots's brightest student, and the bottled lightning of Glimmerspire.</w:t>
       </w:r>
     </w:p>
     <w:p>
@@ -5558,7 +5477,7 @@
           <w:color w:val="222222"/>
           <w:sz w:val="21"/>
         </w:rPr>
-        <w:t>The Sphere has spent the whole journey quietly pulling loose motes from the air. Now awakened, it holds a swirling jumble of collected aether that powers it from the start, and as the party clears each elemental rift and installs its pure Mote, the Sphere learns that plane's mighty discharge. The Sphere is honest about its bargain: at Session 8 it grants Aether Ward alone (twice per Short Rest), and every one of its five discharges sleeps behind a rift still to be won. What it builds toward is a toolbox of five distinct answers on a strict budget (a firestorm, a lull that stills a warband, a wind at every ally's back, the ground turned weapon, and a shadow's hungry pull), each the size of a spell Lilly has no slot to cast, two of them burning for a full minute while her hands stay free for the cannon. The Sphere bridges the gap between an Artificer and a full caster; it never erases it.</w:t>
+        <w:t>On this road Lilly goes home to Glimmerspire, and the masters open the deep workshops for Poots's brightest student. What she brings back is the Storm Cell: a humming capacitor drum fitted to Boomstick's frame, charged each night with bottled lightning, Gearhaven's own element.</w:t>
       </w:r>
     </w:p>
     <w:p>
@@ -5578,7 +5497,7 @@
           <w:color w:val="8B2020"/>
           <w:sz w:val="22"/>
         </w:rPr>
-        <w:t>The Awakened Essence Sphere</w:t>
+        <w:t>The Storm Cell</w:t>
       </w:r>
     </w:p>
     <w:p>
@@ -5598,7 +5517,7 @@
           <w:color w:val="222222"/>
           <w:sz w:val="18"/>
         </w:rPr>
-        <w:t>Wondrous Item, Rare (Requires Attunement by Lilly)</w:t>
+        <w:t>Wondrous Item (Boomstick augmentation), Rare (Requires Attunement by Lilly)</w:t>
       </w:r>
     </w:p>
     <w:p>
@@ -5618,7 +5537,7 @@
           <w:color w:val="222222"/>
           <w:sz w:val="18"/>
         </w:rPr>
-        <w:t>Mote Channeling.</w:t>
+        <w:t>Wand of the War Mage.</w:t>
       </w:r>
       <w:r>
         <w:rPr>
@@ -5628,7 +5547,7 @@
           <w:color w:val="222222"/>
           <w:sz w:val="18"/>
         </w:rPr>
-        <w:t xml:space="preserve"> The Sphere's powers share a pool of 2 uses, and you regain all expended uses when you finish a Short Rest. The Sphere starts with the Aether Ward power, and it gains one Elemental Discharge each time a rift's Mote is installed in it. If one of the Sphere's powers requires a saving throw, the DC equals your spell save DC.</w:t>
+        <w:t xml:space="preserve"> While holding Boomstick, you gain a +2 bonus to spell attack rolls, and you ignore Half Cover when making a spell attack. Your Eldritch Cannon also gains a +2 bonus to its attack rolls.</w:t>
       </w:r>
     </w:p>
     <w:p>
@@ -5648,7 +5567,7 @@
           <w:color w:val="222222"/>
           <w:sz w:val="18"/>
         </w:rPr>
-        <w:t>Aether Ward (Base Power).</w:t>
+        <w:t>Charged Rounds.</w:t>
       </w:r>
       <w:r>
         <w:rPr>
@@ -5658,7 +5577,7 @@
           <w:color w:val="222222"/>
           <w:sz w:val="18"/>
         </w:rPr>
-        <w:t xml:space="preserve"> As a Magic action, you can expend 1 use to release the gathered motes as a protective shell. You and each ally within 15 feet of you gain a number of Temporary Hit Points equal to 2d8 plus your Intelligence modifier.</w:t>
+        <w:t xml:space="preserve"> The Storm Cell holds two charged rounds of each kind below, and you regain all expended rounds when you finish a Long Rest. If a round requires a saving throw, the DC equals your spell save DC.</w:t>
       </w:r>
     </w:p>
     <w:p>
@@ -5678,7 +5597,7 @@
           <w:color w:val="222222"/>
           <w:sz w:val="18"/>
         </w:rPr>
-        <w:t>Lingering Discharges.</w:t>
+        <w:t>Arc Round.</w:t>
       </w:r>
       <w:r>
         <w:rPr>
@@ -5688,7 +5607,7 @@
           <w:color w:val="222222"/>
           <w:sz w:val="18"/>
         </w:rPr>
-        <w:t xml:space="preserve"> A discharge that lasts for 1 minute is sustained by the Sphere and doesn't require Concentration. The Sphere can sustain only one lingering discharge at a time; if you activate a lingering discharge while another is active, the earlier one ends. You can end a lingering discharge early (no action required).</w:t>
+        <w:t xml:space="preserve"> When you hit a creature with Boomstick, you can expend one Arc Round to make the shot leap: lightning arcs from the target to up to two other creatures of your choice within 15 feet of it. Each must make a Dexterity saving throw, taking 2d6 Lightning damage on a failed save, or half as much damage on a successful one.</w:t>
       </w:r>
     </w:p>
     <w:p>
@@ -5708,7 +5627,7 @@
           <w:color w:val="222222"/>
           <w:sz w:val="18"/>
         </w:rPr>
-        <w:t>Rift Tracker.</w:t>
+        <w:t>Thunder Wave Round.</w:t>
       </w:r>
       <w:r>
         <w:rPr>
@@ -5718,12 +5637,11 @@
           <w:color w:val="222222"/>
           <w:sz w:val="18"/>
         </w:rPr>
-        <w:t xml:space="preserve"> When a rift's Mote is installed in the Sphere, record it: Ignis, Unda, Aer, Terra, Umbra.</w:t>
+        <w:t xml:space="preserve"> When you hit a creature with Boomstick, you can expend one Thunder Wave Round to overload the shot: the target takes an extra 1d10 Lightning damage and must succeed on a Constitution saving throw or have the Stunned condition until the end of your next turn.</w:t>
       </w:r>
     </w:p>
     <w:p>
       <w:pPr>
-        <w:keepNext/>
         <w:pBdr>
           <w:left w:val="single" w:sz="18" w:space="12" w:color="8B2020"/>
         </w:pBdr>
@@ -5735,10 +5653,21 @@
         <w:rPr>
           <w:rFonts w:ascii="Georgia" w:hAnsi="Georgia" w:cs="Georgia"/>
           <w:b/>
-          <w:color w:val="8B2020"/>
-          <w:sz w:val="22"/>
-        </w:rPr>
-        <w:t>Elemental Discharges</w:t>
+          <w:i w:val="0"/>
+          <w:color w:val="222222"/>
+          <w:sz w:val="18"/>
+        </w:rPr>
+        <w:t>Counter-Bolt.</w:t>
+      </w:r>
+      <w:r>
+        <w:rPr>
+          <w:rFonts w:ascii="Georgia" w:hAnsi="Georgia" w:cs="Georgia"/>
+          <w:b w:val="0"/>
+          <w:i w:val="0"/>
+          <w:color w:val="222222"/>
+          <w:sz w:val="18"/>
+        </w:rPr>
+        <w:t xml:space="preserve"> When a creature you can see within 60 feet makes an attack roll against one of your allies, you can take a Reaction and expend one Counter-Bolt to fire into the attack: the triggering attack roll has Disadvantage, and you make one Boomstick attack against the creature. On a hit, it takes an extra 1d10 Lightning damage.</w:t>
       </w:r>
     </w:p>
     <w:p>
@@ -5753,12 +5682,22 @@
       <w:r>
         <w:rPr>
           <w:rFonts w:ascii="Georgia" w:hAnsi="Georgia" w:cs="Georgia"/>
-          <w:b w:val="0"/>
-          <w:i/>
+          <w:b/>
+          <w:i w:val="0"/>
           <w:color w:val="222222"/>
           <w:sz w:val="18"/>
         </w:rPr>
-        <w:t>Each unlocks when its rift is cleared and its Mote installed. The menu grows as the campaign goes.</w:t>
+        <w:t>Made to Channel.</w:t>
+      </w:r>
+      <w:r>
+        <w:rPr>
+          <w:rFonts w:ascii="Georgia" w:hAnsi="Georgia" w:cs="Georgia"/>
+          <w:b w:val="0"/>
+          <w:i w:val="0"/>
+          <w:color w:val="222222"/>
+          <w:sz w:val="18"/>
+        </w:rPr>
+        <w:t xml:space="preserve"> When you cast True Strike using Boomstick, the attack uses your Intelligence and counts as a spell attack, gaining the Storm Cell's +2 bonus to spell attack rolls and ignoring Half Cover. On a hit, the attack deals Boomstick's Thunder damage plus the spell's Radiant damage.</w:t>
       </w:r>
     </w:p>
     <w:p>
@@ -5773,147 +5712,18 @@
       <w:r>
         <w:rPr>
           <w:rFonts w:ascii="Georgia" w:hAnsi="Georgia" w:cs="Georgia"/>
-          <w:b/>
-          <w:i w:val="0"/>
+          <w:b w:val="0"/>
+          <w:i/>
           <w:color w:val="222222"/>
           <w:sz w:val="18"/>
         </w:rPr>
-        <w:t>Fire / Ignis, Cinderstorm (LOCKED).</w:t>
-      </w:r>
-      <w:r>
-        <w:rPr>
-          <w:rFonts w:ascii="Georgia" w:hAnsi="Georgia" w:cs="Georgia"/>
-          <w:b w:val="0"/>
-          <w:i w:val="0"/>
-          <w:color w:val="222222"/>
-          <w:sz w:val="18"/>
-        </w:rPr>
-        <w:t xml:space="preserve"> As a Magic action, you can expend 1 use to unleash a firestorm that fills a 40-foot-radius Sphere centered on a point within 120 feet of yourself. Each creature in the Sphere must make a Dexterity saving throw, taking 8d6 Fire damage on a failed save or half as much damage on a successful one. Until the start of your next turn, the area burns: it is Difficult Terrain, and any creature that enters the area or starts its turn there takes 2d6 Fire damage.</w:t>
+        <w:t>Fitted by the masters of Glimmerstone, in the workshop where Boomstick was born.</w:t>
       </w:r>
     </w:p>
     <w:p>
       <w:pPr>
-        <w:pBdr>
-          <w:left w:val="single" w:sz="18" w:space="12" w:color="8B2020"/>
-        </w:pBdr>
-        <w:shd w:val="clear" w:color="auto" w:fill="FCF6F6"/>
-        <w:spacing w:before="30" w:after="70"/>
-        <w:ind w:left="340" w:right="340"/>
-      </w:pPr>
-      <w:r>
-        <w:rPr>
-          <w:rFonts w:ascii="Georgia" w:hAnsi="Georgia" w:cs="Georgia"/>
-          <w:b/>
-          <w:i w:val="0"/>
-          <w:color w:val="222222"/>
-          <w:sz w:val="18"/>
-        </w:rPr>
-        <w:t>Water / Unda, the Drowning Lull (LOCKED).</w:t>
-      </w:r>
-      <w:r>
-        <w:rPr>
-          <w:rFonts w:ascii="Georgia" w:hAnsi="Georgia" w:cs="Georgia"/>
-          <w:b w:val="0"/>
-          <w:i w:val="0"/>
-          <w:color w:val="222222"/>
-          <w:sz w:val="18"/>
-        </w:rPr>
-        <w:t xml:space="preserve"> As a Magic action, you can expend 1 use to fill a 20-foot-radius Sphere centered on a point within 120 feet of yourself with the sound and shimmer of deep water. Each creature in the Sphere must succeed on a Wisdom saving throw or have the Incapacitated condition and a Speed of 0 as it stands entranced, staring into deep water only it can see. The lull lasts for 1 minute. It ends early for a creature that takes damage or if another creature within 5 feet of it takes an action to shake it awake.</w:t>
-      </w:r>
-    </w:p>
-    <w:p>
-      <w:pPr>
-        <w:pBdr>
-          <w:left w:val="single" w:sz="18" w:space="12" w:color="8B2020"/>
-        </w:pBdr>
-        <w:shd w:val="clear" w:color="auto" w:fill="FCF6F6"/>
-        <w:spacing w:before="30" w:after="70"/>
-        <w:ind w:left="340" w:right="340"/>
-      </w:pPr>
-      <w:r>
-        <w:rPr>
-          <w:rFonts w:ascii="Georgia" w:hAnsi="Georgia" w:cs="Georgia"/>
-          <w:b/>
-          <w:i w:val="0"/>
-          <w:color w:val="222222"/>
-          <w:sz w:val="18"/>
-        </w:rPr>
-        <w:t>Air / Aer, Tailwind (LOCKED).</w:t>
-      </w:r>
-      <w:r>
-        <w:rPr>
-          <w:rFonts w:ascii="Georgia" w:hAnsi="Georgia" w:cs="Georgia"/>
-          <w:b w:val="0"/>
-          <w:i w:val="0"/>
-          <w:color w:val="222222"/>
-          <w:sz w:val="18"/>
-        </w:rPr>
-        <w:t xml:space="preserve"> As a Magic action, you can expend 1 use to send a following wind about your allies. For 1 minute, you and any number of allies within 30 feet of you gain a +2 bonus to attack rolls and saving throws, and your Speeds increase by 10 feet.</w:t>
-      </w:r>
-    </w:p>
-    <w:p>
-      <w:pPr>
-        <w:pBdr>
-          <w:left w:val="single" w:sz="18" w:space="12" w:color="8B2020"/>
-        </w:pBdr>
-        <w:shd w:val="clear" w:color="auto" w:fill="FCF6F6"/>
-        <w:spacing w:before="30" w:after="70"/>
-        <w:ind w:left="340" w:right="340"/>
-      </w:pPr>
-      <w:r>
-        <w:rPr>
-          <w:rFonts w:ascii="Georgia" w:hAnsi="Georgia" w:cs="Georgia"/>
-          <w:b/>
-          <w:i w:val="0"/>
-          <w:color w:val="222222"/>
-          <w:sz w:val="18"/>
-        </w:rPr>
-        <w:t>Earth / Terra, Tectonic Slam (LOCKED).</w:t>
-      </w:r>
-      <w:r>
-        <w:rPr>
-          <w:rFonts w:ascii="Georgia" w:hAnsi="Georgia" w:cs="Georgia"/>
-          <w:b w:val="0"/>
-          <w:i w:val="0"/>
-          <w:color w:val="222222"/>
-          <w:sz w:val="18"/>
-        </w:rPr>
-        <w:t xml:space="preserve"> As a Magic action, you can expend 1 use to make the ground erupt in a 20-foot-radius Sphere centered on a point within 120 feet of yourself. Each creature in the Sphere must succeed on a Dexterity saving throw or take 7d8 Force damage and have the Prone condition. Until the start of your next turn, the raised stone makes the area Difficult Terrain, a creature takes 5 Piercing damage for every 5 feet it moves in the area, and you and your allies have Half Cover while in the area.</w:t>
-      </w:r>
-    </w:p>
-    <w:p>
-      <w:pPr>
-        <w:pBdr>
-          <w:left w:val="single" w:sz="18" w:space="12" w:color="8B2020"/>
-        </w:pBdr>
-        <w:shd w:val="clear" w:color="auto" w:fill="FCF6F6"/>
-        <w:spacing w:before="30" w:after="70"/>
-        <w:ind w:left="340" w:right="340"/>
-      </w:pPr>
-      <w:r>
-        <w:rPr>
-          <w:rFonts w:ascii="Georgia" w:hAnsi="Georgia" w:cs="Georgia"/>
-          <w:b/>
-          <w:i w:val="0"/>
-          <w:color w:val="222222"/>
-          <w:sz w:val="18"/>
-        </w:rPr>
-        <w:t>Shadow / Umbra, Soul Siphon (LOCKED).</w:t>
-      </w:r>
-      <w:r>
-        <w:rPr>
-          <w:rFonts w:ascii="Georgia" w:hAnsi="Georgia" w:cs="Georgia"/>
-          <w:b w:val="0"/>
-          <w:i w:val="0"/>
-          <w:color w:val="222222"/>
-          <w:sz w:val="18"/>
-        </w:rPr>
-        <w:t xml:space="preserve"> As a Magic action, you can expend 1 use to target one creature within 60 feet of yourself. The target must make a Constitution saving throw, taking 8d6 Necrotic damage on a failed save or half as much damage on a successful one. You, or one ally within 30 feet of you, regains a number of Hit Points equal to half the Necrotic damage dealt.</w:t>
-      </w:r>
-    </w:p>
-    <w:p>
-      <w:pPr>
         <w:keepNext/>
+        <w:pageBreakBefore/>
         <w:spacing w:before="220" w:after="60"/>
       </w:pPr>
       <w:r>
@@ -5923,39 +5733,12 @@
           <w:color w:val="A0522D"/>
           <w:sz w:val="26"/>
         </w:rPr>
-        <w:t>The Sentinel</w:t>
+        <w:t>The Awakened Essence Sphere</w:t>
       </w:r>
     </w:p>
     <w:p>
       <w:pPr>
-        <w:pBdr>
-          <w:left w:val="single" w:sz="18" w:space="12" w:color="B8860B"/>
-        </w:pBdr>
-        <w:shd w:val="clear" w:color="auto" w:fill="FBF6EA"/>
-        <w:spacing w:before="30" w:after="70"/>
-        <w:ind w:left="340" w:right="340"/>
-      </w:pPr>
-      <w:r>
-        <w:rPr>
-          <w:rFonts w:ascii="Georgia" w:hAnsi="Georgia" w:cs="Georgia"/>
-          <w:b w:val="0"/>
-          <w:i/>
-          <w:color w:val="222222"/>
-          <w:sz w:val="21"/>
-        </w:rPr>
-        <w:t>“An upgraded Eldritch Cannon, rebuilt at the bench into a faithful guardian.”</w:t>
-      </w:r>
-    </w:p>
-    <w:p>
-      <w:pPr>
-        <w:keepNext/>
-        <w:keepLines/>
-        <w:pBdr>
-          <w:left w:val="single" w:sz="18" w:space="12" w:color="8B2020"/>
-        </w:pBdr>
-        <w:shd w:val="clear" w:color="auto" w:fill="FCF6F6"/>
-        <w:spacing w:before="30" w:after="0"/>
-        <w:ind w:left="340" w:right="340"/>
+        <w:spacing w:after="0" w:before="0"/>
       </w:pPr>
       <w:r>
         <w:drawing>
@@ -5967,7 +5750,7 @@
             <wp:positionV relativeFrom="paragraph">
               <wp:posOffset>0</wp:posOffset>
             </wp:positionV>
-            <wp:extent cx="2148840" cy="2148840"/>
+            <wp:extent cx="2194560" cy="2194560"/>
             <wp:effectExtent l="0" t="0" r="0" b="0"/>
             <wp:wrapSquare wrapText="bothSides"/>
             <wp:docPr id="16" name="Picture 16"/>
@@ -5988,7 +5771,7 @@
                   <pic:spPr>
                     <a:xfrm>
                       <a:off x="0" y="0"/>
-                      <a:ext cx="2148840" cy="2148840"/>
+                      <a:ext cx="2194560" cy="2194560"/>
                     </a:xfrm>
                     <a:prstGeom prst="rect"/>
                   </pic:spPr>
@@ -5998,14 +5781,425 @@
           </wp:anchor>
         </w:drawing>
       </w:r>
+    </w:p>
+    <w:p>
+      <w:pPr>
+        <w:pBdr>
+          <w:left w:val="single" w:sz="18" w:space="12" w:color="B8860B"/>
+        </w:pBdr>
+        <w:shd w:val="clear" w:color="auto" w:fill="FBF6EA"/>
+        <w:spacing w:before="30" w:after="70"/>
+        <w:ind w:left="340" w:right="340"/>
+      </w:pPr>
+      <w:r>
+        <w:rPr>
+          <w:rFonts w:ascii="Georgia" w:hAnsi="Georgia" w:cs="Georgia"/>
+          <w:b w:val="0"/>
+          <w:i/>
+          <w:color w:val="222222"/>
+          <w:sz w:val="21"/>
+        </w:rPr>
+        <w:t>“It was never a keepsake. It was a key, and it is finally awake.”</w:t>
+      </w:r>
+    </w:p>
+    <w:p>
+      <w:pPr>
+        <w:spacing w:after="80"/>
+      </w:pPr>
+      <w:r>
+        <w:rPr>
+          <w:rFonts w:ascii="Georgia" w:hAnsi="Georgia" w:cs="Georgia"/>
+          <w:b w:val="0"/>
+          <w:i w:val="0"/>
+          <w:color w:val="222222"/>
+          <w:sz w:val="21"/>
+        </w:rPr>
+        <w:t>The Sphere has spent the whole journey quietly pulling loose motes from the air. Now awakened, it holds a swirling jumble of collected aether that powers it from the start, and as the party clears each elemental rift and installs its pure Mote, the Sphere learns that plane's mighty discharge. The Sphere is honest about its bargain: at Session 8 it grants Aether Ward alone (twice per Short Rest), and every one of its five discharges sleeps behind a rift still to be won. What it builds toward is a toolbox of five distinct answers on a strict budget (a firestorm, a lull that stills a warband, a wind at every ally's back, the ground turned weapon, and a shadow's hungry pull), each the size of a spell Lilly has no slot to cast, two of them burning for a full minute while her hands stay free for the cannon. The Sphere bridges the gap between an Artificer and a full caster; it never erases it.</w:t>
+      </w:r>
+    </w:p>
+    <w:p>
+      <w:pPr>
+        <w:keepNext/>
+        <w:pBdr>
+          <w:left w:val="single" w:sz="18" w:space="12" w:color="8B2020"/>
+        </w:pBdr>
+        <w:shd w:val="clear" w:color="auto" w:fill="FCF6F6"/>
+        <w:spacing w:before="30" w:after="70"/>
+        <w:ind w:left="340" w:right="340"/>
+      </w:pPr>
       <w:r>
         <w:rPr>
           <w:rFonts w:ascii="Georgia" w:hAnsi="Georgia" w:cs="Georgia"/>
           <w:b/>
           <w:color w:val="8B2020"/>
-          <w:sz w:val="25"/>
+          <w:sz w:val="22"/>
+        </w:rPr>
+        <w:t>The Awakened Essence Sphere</w:t>
+      </w:r>
+    </w:p>
+    <w:p>
+      <w:pPr>
+        <w:pBdr>
+          <w:left w:val="single" w:sz="18" w:space="12" w:color="8B2020"/>
+        </w:pBdr>
+        <w:shd w:val="clear" w:color="auto" w:fill="FCF6F6"/>
+        <w:spacing w:before="30" w:after="70"/>
+        <w:ind w:left="340" w:right="340"/>
+      </w:pPr>
+      <w:r>
+        <w:rPr>
+          <w:rFonts w:ascii="Georgia" w:hAnsi="Georgia" w:cs="Georgia"/>
+          <w:b w:val="0"/>
+          <w:i/>
+          <w:color w:val="222222"/>
+          <w:sz w:val="18"/>
+        </w:rPr>
+        <w:t>Wondrous Item, Rare (Requires Attunement by Lilly)</w:t>
+      </w:r>
+    </w:p>
+    <w:p>
+      <w:pPr>
+        <w:pBdr>
+          <w:left w:val="single" w:sz="18" w:space="12" w:color="8B2020"/>
+        </w:pBdr>
+        <w:shd w:val="clear" w:color="auto" w:fill="FCF6F6"/>
+        <w:spacing w:before="30" w:after="70"/>
+        <w:ind w:left="340" w:right="340"/>
+      </w:pPr>
+      <w:r>
+        <w:rPr>
+          <w:rFonts w:ascii="Georgia" w:hAnsi="Georgia" w:cs="Georgia"/>
+          <w:b/>
+          <w:i w:val="0"/>
+          <w:color w:val="222222"/>
+          <w:sz w:val="18"/>
+        </w:rPr>
+        <w:t>Mote Channeling.</w:t>
+      </w:r>
+      <w:r>
+        <w:rPr>
+          <w:rFonts w:ascii="Georgia" w:hAnsi="Georgia" w:cs="Georgia"/>
+          <w:b w:val="0"/>
+          <w:i w:val="0"/>
+          <w:color w:val="222222"/>
+          <w:sz w:val="18"/>
+        </w:rPr>
+        <w:t xml:space="preserve"> The Sphere's powers share a pool of 2 uses, and you regain all expended uses when you finish a Short Rest. The Sphere starts with the Aether Ward power, and it gains one Elemental Discharge each time a rift's Mote is installed in it. If one of the Sphere's powers requires a saving throw, the DC equals your spell save DC.</w:t>
+      </w:r>
+    </w:p>
+    <w:p>
+      <w:pPr>
+        <w:pBdr>
+          <w:left w:val="single" w:sz="18" w:space="12" w:color="8B2020"/>
+        </w:pBdr>
+        <w:shd w:val="clear" w:color="auto" w:fill="FCF6F6"/>
+        <w:spacing w:before="30" w:after="70"/>
+        <w:ind w:left="340" w:right="340"/>
+      </w:pPr>
+      <w:r>
+        <w:rPr>
+          <w:rFonts w:ascii="Georgia" w:hAnsi="Georgia" w:cs="Georgia"/>
+          <w:b/>
+          <w:i w:val="0"/>
+          <w:color w:val="222222"/>
+          <w:sz w:val="18"/>
+        </w:rPr>
+        <w:t>Aether Ward (Base Power).</w:t>
+      </w:r>
+      <w:r>
+        <w:rPr>
+          <w:rFonts w:ascii="Georgia" w:hAnsi="Georgia" w:cs="Georgia"/>
+          <w:b w:val="0"/>
+          <w:i w:val="0"/>
+          <w:color w:val="222222"/>
+          <w:sz w:val="18"/>
+        </w:rPr>
+        <w:t xml:space="preserve"> As a Magic action, you can expend 1 use to release the gathered motes as a protective shell. You and each ally within 15 feet of you gain a number of Temporary Hit Points equal to 2d8 plus your Intelligence modifier.</w:t>
+      </w:r>
+    </w:p>
+    <w:p>
+      <w:pPr>
+        <w:pBdr>
+          <w:left w:val="single" w:sz="18" w:space="12" w:color="8B2020"/>
+        </w:pBdr>
+        <w:shd w:val="clear" w:color="auto" w:fill="FCF6F6"/>
+        <w:spacing w:before="30" w:after="70"/>
+        <w:ind w:left="340" w:right="340"/>
+      </w:pPr>
+      <w:r>
+        <w:rPr>
+          <w:rFonts w:ascii="Georgia" w:hAnsi="Georgia" w:cs="Georgia"/>
+          <w:b/>
+          <w:i w:val="0"/>
+          <w:color w:val="222222"/>
+          <w:sz w:val="18"/>
+        </w:rPr>
+        <w:t>Lingering Discharges.</w:t>
+      </w:r>
+      <w:r>
+        <w:rPr>
+          <w:rFonts w:ascii="Georgia" w:hAnsi="Georgia" w:cs="Georgia"/>
+          <w:b w:val="0"/>
+          <w:i w:val="0"/>
+          <w:color w:val="222222"/>
+          <w:sz w:val="18"/>
+        </w:rPr>
+        <w:t xml:space="preserve"> A discharge that lasts for 1 minute is sustained by the Sphere and doesn't require Concentration. The Sphere can sustain only one lingering discharge at a time; if you activate a lingering discharge while another is active, the earlier one ends. You can end a lingering discharge early (no action required).</w:t>
+      </w:r>
+    </w:p>
+    <w:p>
+      <w:pPr>
+        <w:pBdr>
+          <w:left w:val="single" w:sz="18" w:space="12" w:color="8B2020"/>
+        </w:pBdr>
+        <w:shd w:val="clear" w:color="auto" w:fill="FCF6F6"/>
+        <w:spacing w:before="30" w:after="70"/>
+        <w:ind w:left="340" w:right="340"/>
+      </w:pPr>
+      <w:r>
+        <w:rPr>
+          <w:rFonts w:ascii="Georgia" w:hAnsi="Georgia" w:cs="Georgia"/>
+          <w:b/>
+          <w:i w:val="0"/>
+          <w:color w:val="222222"/>
+          <w:sz w:val="18"/>
+        </w:rPr>
+        <w:t>Rift Tracker.</w:t>
+      </w:r>
+      <w:r>
+        <w:rPr>
+          <w:rFonts w:ascii="Georgia" w:hAnsi="Georgia" w:cs="Georgia"/>
+          <w:b w:val="0"/>
+          <w:i w:val="0"/>
+          <w:color w:val="222222"/>
+          <w:sz w:val="18"/>
+        </w:rPr>
+        <w:t xml:space="preserve"> When a rift's Mote is installed in the Sphere, record it: Ignis, Unda, Aer, Terra, Umbra.</w:t>
+      </w:r>
+    </w:p>
+    <w:p>
+      <w:pPr>
+        <w:keepNext/>
+        <w:pBdr>
+          <w:left w:val="single" w:sz="18" w:space="12" w:color="8B2020"/>
+        </w:pBdr>
+        <w:shd w:val="clear" w:color="auto" w:fill="FCF6F6"/>
+        <w:spacing w:before="30" w:after="70"/>
+        <w:ind w:left="340" w:right="340"/>
+      </w:pPr>
+      <w:r>
+        <w:rPr>
+          <w:rFonts w:ascii="Georgia" w:hAnsi="Georgia" w:cs="Georgia"/>
+          <w:b/>
+          <w:color w:val="8B2020"/>
+          <w:sz w:val="22"/>
+        </w:rPr>
+        <w:t>Elemental Discharges</w:t>
+      </w:r>
+    </w:p>
+    <w:p>
+      <w:pPr>
+        <w:pBdr>
+          <w:left w:val="single" w:sz="18" w:space="12" w:color="8B2020"/>
+        </w:pBdr>
+        <w:shd w:val="clear" w:color="auto" w:fill="FCF6F6"/>
+        <w:spacing w:before="30" w:after="70"/>
+        <w:ind w:left="340" w:right="340"/>
+      </w:pPr>
+      <w:r>
+        <w:rPr>
+          <w:rFonts w:ascii="Georgia" w:hAnsi="Georgia" w:cs="Georgia"/>
+          <w:b w:val="0"/>
+          <w:i/>
+          <w:color w:val="222222"/>
+          <w:sz w:val="18"/>
+        </w:rPr>
+        <w:t>Each unlocks when its rift is cleared and its Mote installed. The menu grows as the campaign goes.</w:t>
+      </w:r>
+    </w:p>
+    <w:p>
+      <w:pPr>
+        <w:pBdr>
+          <w:left w:val="single" w:sz="18" w:space="12" w:color="8B2020"/>
+        </w:pBdr>
+        <w:shd w:val="clear" w:color="auto" w:fill="FCF6F6"/>
+        <w:spacing w:before="30" w:after="70"/>
+        <w:ind w:left="340" w:right="340"/>
+      </w:pPr>
+      <w:r>
+        <w:rPr>
+          <w:rFonts w:ascii="Georgia" w:hAnsi="Georgia" w:cs="Georgia"/>
+          <w:b/>
+          <w:i w:val="0"/>
+          <w:color w:val="222222"/>
+          <w:sz w:val="18"/>
+        </w:rPr>
+        <w:t>Fire / Ignis, Cinderstorm (LOCKED).</w:t>
+      </w:r>
+      <w:r>
+        <w:rPr>
+          <w:rFonts w:ascii="Georgia" w:hAnsi="Georgia" w:cs="Georgia"/>
+          <w:b w:val="0"/>
+          <w:i w:val="0"/>
+          <w:color w:val="222222"/>
+          <w:sz w:val="18"/>
+        </w:rPr>
+        <w:t xml:space="preserve"> As a Magic action, you can expend 1 use to unleash a firestorm that fills a 40-foot-radius Sphere centered on a point within 120 feet of yourself. Each creature in the Sphere must make a Dexterity saving throw, taking 8d6 Fire damage on a failed save or half as much damage on a successful one. Until the start of your next turn, the area burns: it is Difficult Terrain, and any creature that enters the area or starts its turn there takes 2d6 Fire damage.</w:t>
+      </w:r>
+    </w:p>
+    <w:p>
+      <w:pPr>
+        <w:pBdr>
+          <w:left w:val="single" w:sz="18" w:space="12" w:color="8B2020"/>
+        </w:pBdr>
+        <w:shd w:val="clear" w:color="auto" w:fill="FCF6F6"/>
+        <w:spacing w:before="30" w:after="70"/>
+        <w:ind w:left="340" w:right="340"/>
+      </w:pPr>
+      <w:r>
+        <w:rPr>
+          <w:rFonts w:ascii="Georgia" w:hAnsi="Georgia" w:cs="Georgia"/>
+          <w:b/>
+          <w:i w:val="0"/>
+          <w:color w:val="222222"/>
+          <w:sz w:val="18"/>
+        </w:rPr>
+        <w:t>Water / Unda, the Drowning Lull (LOCKED).</w:t>
+      </w:r>
+      <w:r>
+        <w:rPr>
+          <w:rFonts w:ascii="Georgia" w:hAnsi="Georgia" w:cs="Georgia"/>
+          <w:b w:val="0"/>
+          <w:i w:val="0"/>
+          <w:color w:val="222222"/>
+          <w:sz w:val="18"/>
+        </w:rPr>
+        <w:t xml:space="preserve"> As a Magic action, you can expend 1 use to fill a 20-foot-radius Sphere centered on a point within 120 feet of yourself with the sound and shimmer of deep water. Each creature in the Sphere must succeed on a Wisdom saving throw or have the Incapacitated condition and a Speed of 0 as it stands entranced, staring into deep water only it can see. The lull lasts for 1 minute. It ends early for a creature that takes damage or if another creature within 5 feet of it takes an action to shake it awake.</w:t>
+      </w:r>
+    </w:p>
+    <w:p>
+      <w:pPr>
+        <w:pBdr>
+          <w:left w:val="single" w:sz="18" w:space="12" w:color="8B2020"/>
+        </w:pBdr>
+        <w:shd w:val="clear" w:color="auto" w:fill="FCF6F6"/>
+        <w:spacing w:before="30" w:after="70"/>
+        <w:ind w:left="340" w:right="340"/>
+      </w:pPr>
+      <w:r>
+        <w:rPr>
+          <w:rFonts w:ascii="Georgia" w:hAnsi="Georgia" w:cs="Georgia"/>
+          <w:b/>
+          <w:i w:val="0"/>
+          <w:color w:val="222222"/>
+          <w:sz w:val="18"/>
+        </w:rPr>
+        <w:t>Air / Aer, Tailwind (LOCKED).</w:t>
+      </w:r>
+      <w:r>
+        <w:rPr>
+          <w:rFonts w:ascii="Georgia" w:hAnsi="Georgia" w:cs="Georgia"/>
+          <w:b w:val="0"/>
+          <w:i w:val="0"/>
+          <w:color w:val="222222"/>
+          <w:sz w:val="18"/>
+        </w:rPr>
+        <w:t xml:space="preserve"> As a Magic action, you can expend 1 use to send a following wind about your allies. For 1 minute, you and any number of allies within 30 feet of you gain a +2 bonus to attack rolls and saving throws, and your Speeds increase by 10 feet.</w:t>
+      </w:r>
+    </w:p>
+    <w:p>
+      <w:pPr>
+        <w:pBdr>
+          <w:left w:val="single" w:sz="18" w:space="12" w:color="8B2020"/>
+        </w:pBdr>
+        <w:shd w:val="clear" w:color="auto" w:fill="FCF6F6"/>
+        <w:spacing w:before="30" w:after="70"/>
+        <w:ind w:left="340" w:right="340"/>
+      </w:pPr>
+      <w:r>
+        <w:rPr>
+          <w:rFonts w:ascii="Georgia" w:hAnsi="Georgia" w:cs="Georgia"/>
+          <w:b/>
+          <w:i w:val="0"/>
+          <w:color w:val="222222"/>
+          <w:sz w:val="18"/>
+        </w:rPr>
+        <w:t>Earth / Terra, Tectonic Slam (LOCKED).</w:t>
+      </w:r>
+      <w:r>
+        <w:rPr>
+          <w:rFonts w:ascii="Georgia" w:hAnsi="Georgia" w:cs="Georgia"/>
+          <w:b w:val="0"/>
+          <w:i w:val="0"/>
+          <w:color w:val="222222"/>
+          <w:sz w:val="18"/>
+        </w:rPr>
+        <w:t xml:space="preserve"> As a Magic action, you can expend 1 use to make the ground erupt in a 20-foot-radius Sphere centered on a point within 120 feet of yourself. Each creature in the Sphere must succeed on a Dexterity saving throw or take 7d8 Force damage and have the Prone condition. Until the start of your next turn, the raised stone makes the area Difficult Terrain, a creature takes 5 Piercing damage for every 5 feet it moves in the area, and you and your allies have Half Cover while in the area.</w:t>
+      </w:r>
+    </w:p>
+    <w:p>
+      <w:pPr>
+        <w:pBdr>
+          <w:left w:val="single" w:sz="18" w:space="12" w:color="8B2020"/>
+        </w:pBdr>
+        <w:shd w:val="clear" w:color="auto" w:fill="FCF6F6"/>
+        <w:spacing w:before="30" w:after="70"/>
+        <w:ind w:left="340" w:right="340"/>
+      </w:pPr>
+      <w:r>
+        <w:rPr>
+          <w:rFonts w:ascii="Georgia" w:hAnsi="Georgia" w:cs="Georgia"/>
+          <w:b/>
+          <w:i w:val="0"/>
+          <w:color w:val="222222"/>
+          <w:sz w:val="18"/>
+        </w:rPr>
+        <w:t>Shadow / Umbra, Soul Siphon (LOCKED).</w:t>
+      </w:r>
+      <w:r>
+        <w:rPr>
+          <w:rFonts w:ascii="Georgia" w:hAnsi="Georgia" w:cs="Georgia"/>
+          <w:b w:val="0"/>
+          <w:i w:val="0"/>
+          <w:color w:val="222222"/>
+          <w:sz w:val="18"/>
+        </w:rPr>
+        <w:t xml:space="preserve"> As a Magic action, you can expend 1 use to target one creature within 60 feet of yourself. The target must make a Constitution saving throw, taking 8d6 Necrotic damage on a failed save or half as much damage on a successful one. You, or one ally within 30 feet of you, regains a number of Hit Points equal to half the Necrotic damage dealt.</w:t>
+      </w:r>
+    </w:p>
+    <w:p>
+      <w:pPr>
+        <w:keepNext/>
+        <w:spacing w:before="220" w:after="60"/>
+      </w:pPr>
+      <w:r>
+        <w:rPr>
+          <w:rFonts w:ascii="Georgia" w:hAnsi="Georgia" w:cs="Georgia"/>
+          <w:b/>
+          <w:color w:val="A0522D"/>
+          <w:sz w:val="26"/>
         </w:rPr>
         <w:t>The Sentinel</w:t>
+      </w:r>
+    </w:p>
+    <w:p>
+      <w:pPr>
+        <w:pBdr>
+          <w:left w:val="single" w:sz="18" w:space="12" w:color="B8860B"/>
+        </w:pBdr>
+        <w:shd w:val="clear" w:color="auto" w:fill="FBF6EA"/>
+        <w:spacing w:before="30" w:after="70"/>
+        <w:ind w:left="340" w:right="340"/>
+      </w:pPr>
+      <w:r>
+        <w:rPr>
+          <w:rFonts w:ascii="Georgia" w:hAnsi="Georgia" w:cs="Georgia"/>
+          <w:b w:val="0"/>
+          <w:i/>
+          <w:color w:val="222222"/>
+          <w:sz w:val="21"/>
+        </w:rPr>
+        <w:t>“An upgraded Eldritch Cannon, rebuilt at the bench into a faithful guardian.”</w:t>
       </w:r>
     </w:p>
     <w:p>
@@ -6016,727 +6210,8 @@
           <w:left w:val="single" w:sz="18" w:space="12" w:color="8B2020"/>
         </w:pBdr>
         <w:shd w:val="clear" w:color="auto" w:fill="FCF6F6"/>
-        <w:spacing w:before="0" w:after="20"/>
+        <w:spacing w:before="30" w:after="0"/>
         <w:ind w:left="340" w:right="340"/>
-      </w:pPr>
-      <w:r>
-        <w:rPr>
-          <w:rFonts w:ascii="Georgia" w:hAnsi="Georgia" w:cs="Georgia"/>
-          <w:i/>
-          <w:color w:val="222222"/>
-          <w:sz w:val="17"/>
-        </w:rPr>
-        <w:t>Medium Construct (the Pocket Dynamo, rebuilt; Requires Attunement by Lilly)</w:t>
-      </w:r>
-    </w:p>
-    <w:p>
-      <w:pPr>
-        <w:keepNext/>
-        <w:keepLines/>
-        <w:pBdr>
-          <w:left w:val="single" w:sz="18" w:space="12" w:color="8B2020"/>
-          <w:bottom w:val="single" w:sz="4" w:space="1" w:color="8B2020"/>
-        </w:pBdr>
-        <w:shd w:val="clear" w:color="auto" w:fill="FCF6F6"/>
-        <w:spacing w:before="20" w:after="20"/>
-        <w:ind w:left="340" w:right="340"/>
-      </w:pPr>
-    </w:p>
-    <w:p>
-      <w:pPr>
-        <w:keepNext/>
-        <w:keepLines/>
-        <w:pBdr>
-          <w:left w:val="single" w:sz="18" w:space="12" w:color="8B2020"/>
-        </w:pBdr>
-        <w:shd w:val="clear" w:color="auto" w:fill="FCF6F6"/>
-        <w:spacing w:before="0" w:after="0"/>
-        <w:ind w:left="340" w:right="340"/>
-      </w:pPr>
-      <w:r>
-        <w:rPr>
-          <w:rFonts w:ascii="Georgia" w:hAnsi="Georgia" w:cs="Georgia"/>
-          <w:b/>
-          <w:color w:val="8B2020"/>
-          <w:sz w:val="18"/>
-        </w:rPr>
-        <w:t xml:space="preserve">Armor Class </w:t>
-      </w:r>
-      <w:r>
-        <w:rPr>
-          <w:rFonts w:ascii="Georgia" w:hAnsi="Georgia" w:cs="Georgia"/>
-          <w:b w:val="0"/>
-          <w:i w:val="0"/>
-          <w:color w:val="222222"/>
-          <w:sz w:val="18"/>
-        </w:rPr>
-        <w:t>18</w:t>
-      </w:r>
-    </w:p>
-    <w:p>
-      <w:pPr>
-        <w:keepNext/>
-        <w:keepLines/>
-        <w:pBdr>
-          <w:left w:val="single" w:sz="18" w:space="12" w:color="8B2020"/>
-        </w:pBdr>
-        <w:shd w:val="clear" w:color="auto" w:fill="FCF6F6"/>
-        <w:spacing w:before="0" w:after="0"/>
-        <w:ind w:left="340" w:right="340"/>
-      </w:pPr>
-      <w:r>
-        <w:rPr>
-          <w:rFonts w:ascii="Georgia" w:hAnsi="Georgia" w:cs="Georgia"/>
-          <w:b/>
-          <w:color w:val="8B2020"/>
-          <w:sz w:val="18"/>
-        </w:rPr>
-        <w:t xml:space="preserve">Hit Points </w:t>
-      </w:r>
-      <w:r>
-        <w:rPr>
-          <w:rFonts w:ascii="Georgia" w:hAnsi="Georgia" w:cs="Georgia"/>
-          <w:b w:val="0"/>
-          <w:i w:val="0"/>
-          <w:color w:val="222222"/>
-          <w:sz w:val="18"/>
-        </w:rPr>
-        <w:t>5 + five times your Artificer level (40 at Level 7); it has a number of d8 Hit Dice equal to your Artificer level</w:t>
-      </w:r>
-    </w:p>
-    <w:p>
-      <w:pPr>
-        <w:keepNext/>
-        <w:keepLines/>
-        <w:pBdr>
-          <w:left w:val="single" w:sz="18" w:space="12" w:color="8B2020"/>
-        </w:pBdr>
-        <w:shd w:val="clear" w:color="auto" w:fill="FCF6F6"/>
-        <w:spacing w:before="0" w:after="0"/>
-        <w:ind w:left="340" w:right="340"/>
-      </w:pPr>
-      <w:r>
-        <w:rPr>
-          <w:rFonts w:ascii="Georgia" w:hAnsi="Georgia" w:cs="Georgia"/>
-          <w:b/>
-          <w:color w:val="8B2020"/>
-          <w:sz w:val="18"/>
-        </w:rPr>
-        <w:t xml:space="preserve">Speed </w:t>
-      </w:r>
-      <w:r>
-        <w:rPr>
-          <w:rFonts w:ascii="Georgia" w:hAnsi="Georgia" w:cs="Georgia"/>
-          <w:b w:val="0"/>
-          <w:i w:val="0"/>
-          <w:color w:val="222222"/>
-          <w:sz w:val="18"/>
-        </w:rPr>
-        <w:t>30 ft.</w:t>
-      </w:r>
-    </w:p>
-    <w:p>
-      <w:pPr>
-        <w:keepNext/>
-        <w:keepLines/>
-        <w:pBdr>
-          <w:left w:val="single" w:sz="18" w:space="12" w:color="8B2020"/>
-          <w:bottom w:val="single" w:sz="4" w:space="1" w:color="8B2020"/>
-        </w:pBdr>
-        <w:shd w:val="clear" w:color="auto" w:fill="FCF6F6"/>
-        <w:spacing w:before="20" w:after="20"/>
-        <w:ind w:left="340" w:right="340"/>
-      </w:pPr>
-    </w:p>
-    <w:p>
-      <w:pPr>
-        <w:keepNext/>
-        <w:keepLines/>
-        <w:pBdr>
-          <w:left w:val="single" w:sz="18" w:space="12" w:color="8B2020"/>
-        </w:pBdr>
-        <w:shd w:val="clear" w:color="auto" w:fill="FCF6F6"/>
-        <w:spacing w:before="30" w:after="20"/>
-        <w:ind w:left="340" w:right="340"/>
-      </w:pPr>
-      <w:r>
-        <w:rPr>
-          <w:rFonts w:ascii="Georgia" w:hAnsi="Georgia" w:cs="Georgia"/>
-          <w:b/>
-          <w:color w:val="8B2020"/>
-          <w:sz w:val="18"/>
-        </w:rPr>
-        <w:t xml:space="preserve">STR </w:t>
-      </w:r>
-      <w:r>
-        <w:rPr>
-          <w:rFonts w:ascii="Georgia" w:hAnsi="Georgia" w:cs="Georgia"/>
-          <w:color w:val="222222"/>
-          <w:sz w:val="18"/>
-        </w:rPr>
-        <w:t>14 (+2)</w:t>
-      </w:r>
-      <w:r>
-        <w:rPr>
-          <w:rFonts w:ascii="Georgia" w:hAnsi="Georgia" w:cs="Georgia"/>
-          <w:b/>
-          <w:color w:val="8B2020"/>
-          <w:sz w:val="18"/>
-        </w:rPr>
-        <w:t xml:space="preserve">   DEX </w:t>
-      </w:r>
-      <w:r>
-        <w:rPr>
-          <w:rFonts w:ascii="Georgia" w:hAnsi="Georgia" w:cs="Georgia"/>
-          <w:color w:val="222222"/>
-          <w:sz w:val="18"/>
-        </w:rPr>
-        <w:t>10 (+0)</w:t>
-      </w:r>
-      <w:r>
-        <w:rPr>
-          <w:rFonts w:ascii="Georgia" w:hAnsi="Georgia" w:cs="Georgia"/>
-          <w:b/>
-          <w:color w:val="8B2020"/>
-          <w:sz w:val="18"/>
-        </w:rPr>
-        <w:t xml:space="preserve">   CON </w:t>
-      </w:r>
-      <w:r>
-        <w:rPr>
-          <w:rFonts w:ascii="Georgia" w:hAnsi="Georgia" w:cs="Georgia"/>
-          <w:color w:val="222222"/>
-          <w:sz w:val="18"/>
-        </w:rPr>
-        <w:t>16 (+3)</w:t>
-      </w:r>
-      <w:r>
-        <w:rPr>
-          <w:rFonts w:ascii="Georgia" w:hAnsi="Georgia" w:cs="Georgia"/>
-          <w:b/>
-          <w:color w:val="8B2020"/>
-          <w:sz w:val="18"/>
-        </w:rPr>
-        <w:t xml:space="preserve">   INT </w:t>
-      </w:r>
-      <w:r>
-        <w:rPr>
-          <w:rFonts w:ascii="Georgia" w:hAnsi="Georgia" w:cs="Georgia"/>
-          <w:color w:val="222222"/>
-          <w:sz w:val="18"/>
-        </w:rPr>
-        <w:t>4 (-3)</w:t>
-      </w:r>
-      <w:r>
-        <w:rPr>
-          <w:rFonts w:ascii="Georgia" w:hAnsi="Georgia" w:cs="Georgia"/>
-          <w:b/>
-          <w:color w:val="8B2020"/>
-          <w:sz w:val="18"/>
-        </w:rPr>
-        <w:t xml:space="preserve">   WIS </w:t>
-      </w:r>
-      <w:r>
-        <w:rPr>
-          <w:rFonts w:ascii="Georgia" w:hAnsi="Georgia" w:cs="Georgia"/>
-          <w:color w:val="222222"/>
-          <w:sz w:val="18"/>
-        </w:rPr>
-        <w:t>12 (+1)</w:t>
-      </w:r>
-      <w:r>
-        <w:rPr>
-          <w:rFonts w:ascii="Georgia" w:hAnsi="Georgia" w:cs="Georgia"/>
-          <w:b/>
-          <w:color w:val="8B2020"/>
-          <w:sz w:val="18"/>
-        </w:rPr>
-        <w:t xml:space="preserve">   CHA </w:t>
-      </w:r>
-      <w:r>
-        <w:rPr>
-          <w:rFonts w:ascii="Georgia" w:hAnsi="Georgia" w:cs="Georgia"/>
-          <w:color w:val="222222"/>
-          <w:sz w:val="18"/>
-        </w:rPr>
-        <w:t>6 (-2)</w:t>
-      </w:r>
-    </w:p>
-    <w:p>
-      <w:pPr>
-        <w:pBdr>
-          <w:left w:val="single" w:sz="18" w:space="12" w:color="8B2020"/>
-          <w:bottom w:val="single" w:sz="4" w:space="1" w:color="8B2020"/>
-        </w:pBdr>
-        <w:shd w:val="clear" w:color="auto" w:fill="FCF6F6"/>
-        <w:spacing w:before="20" w:after="20"/>
-        <w:ind w:left="340" w:right="340"/>
-      </w:pPr>
-    </w:p>
-    <w:p>
-      <w:pPr>
-        <w:pBdr>
-          <w:left w:val="single" w:sz="18" w:space="12" w:color="8B2020"/>
-        </w:pBdr>
-        <w:shd w:val="clear" w:color="auto" w:fill="FCF6F6"/>
-        <w:spacing w:before="0" w:after="0"/>
-        <w:ind w:left="340" w:right="340"/>
-      </w:pPr>
-      <w:r>
-        <w:rPr>
-          <w:rFonts w:ascii="Georgia" w:hAnsi="Georgia" w:cs="Georgia"/>
-          <w:b/>
-          <w:color w:val="8B2020"/>
-          <w:sz w:val="18"/>
-        </w:rPr>
-        <w:t xml:space="preserve">Damage Immunities </w:t>
-      </w:r>
-      <w:r>
-        <w:rPr>
-          <w:rFonts w:ascii="Georgia" w:hAnsi="Georgia" w:cs="Georgia"/>
-          <w:b w:val="0"/>
-          <w:i w:val="0"/>
-          <w:color w:val="222222"/>
-          <w:sz w:val="18"/>
-        </w:rPr>
-        <w:t>Poison</w:t>
-      </w:r>
-    </w:p>
-    <w:p>
-      <w:pPr>
-        <w:pBdr>
-          <w:left w:val="single" w:sz="18" w:space="12" w:color="8B2020"/>
-        </w:pBdr>
-        <w:shd w:val="clear" w:color="auto" w:fill="FCF6F6"/>
-        <w:spacing w:before="0" w:after="0"/>
-        <w:ind w:left="340" w:right="340"/>
-      </w:pPr>
-      <w:r>
-        <w:rPr>
-          <w:rFonts w:ascii="Georgia" w:hAnsi="Georgia" w:cs="Georgia"/>
-          <w:b/>
-          <w:color w:val="8B2020"/>
-          <w:sz w:val="18"/>
-        </w:rPr>
-        <w:t xml:space="preserve">Condition Immunities </w:t>
-      </w:r>
-      <w:r>
-        <w:rPr>
-          <w:rFonts w:ascii="Georgia" w:hAnsi="Georgia" w:cs="Georgia"/>
-          <w:b w:val="0"/>
-          <w:i w:val="0"/>
-          <w:color w:val="222222"/>
-          <w:sz w:val="18"/>
-        </w:rPr>
-        <w:t>Charmed, Exhaustion, Poisoned</w:t>
-      </w:r>
-    </w:p>
-    <w:p>
-      <w:pPr>
-        <w:pBdr>
-          <w:left w:val="single" w:sz="18" w:space="12" w:color="8B2020"/>
-        </w:pBdr>
-        <w:shd w:val="clear" w:color="auto" w:fill="FCF6F6"/>
-        <w:spacing w:before="0" w:after="0"/>
-        <w:ind w:left="340" w:right="340"/>
-      </w:pPr>
-      <w:r>
-        <w:rPr>
-          <w:rFonts w:ascii="Georgia" w:hAnsi="Georgia" w:cs="Georgia"/>
-          <w:b/>
-          <w:color w:val="8B2020"/>
-          <w:sz w:val="18"/>
-        </w:rPr>
-        <w:t xml:space="preserve">Senses </w:t>
-      </w:r>
-      <w:r>
-        <w:rPr>
-          <w:rFonts w:ascii="Georgia" w:hAnsi="Georgia" w:cs="Georgia"/>
-          <w:b w:val="0"/>
-          <w:i w:val="0"/>
-          <w:color w:val="222222"/>
-          <w:sz w:val="18"/>
-        </w:rPr>
-        <w:t>Darkvision 60 ft., Passive Perception 11</w:t>
-      </w:r>
-    </w:p>
-    <w:p>
-      <w:pPr>
-        <w:pBdr>
-          <w:left w:val="single" w:sz="18" w:space="12" w:color="8B2020"/>
-        </w:pBdr>
-        <w:shd w:val="clear" w:color="auto" w:fill="FCF6F6"/>
-        <w:spacing w:before="0" w:after="0"/>
-        <w:ind w:left="340" w:right="340"/>
-      </w:pPr>
-      <w:r>
-        <w:rPr>
-          <w:rFonts w:ascii="Georgia" w:hAnsi="Georgia" w:cs="Georgia"/>
-          <w:b/>
-          <w:color w:val="8B2020"/>
-          <w:sz w:val="18"/>
-        </w:rPr>
-        <w:t xml:space="preserve">Languages </w:t>
-      </w:r>
-      <w:r>
-        <w:rPr>
-          <w:rFonts w:ascii="Georgia" w:hAnsi="Georgia" w:cs="Georgia"/>
-          <w:b w:val="0"/>
-          <w:i w:val="0"/>
-          <w:color w:val="222222"/>
-          <w:sz w:val="18"/>
-        </w:rPr>
-        <w:t>understands the languages you know</w:t>
-      </w:r>
-    </w:p>
-    <w:p>
-      <w:pPr>
-        <w:pBdr>
-          <w:left w:val="single" w:sz="18" w:space="12" w:color="8B2020"/>
-        </w:pBdr>
-        <w:shd w:val="clear" w:color="auto" w:fill="FCF6F6"/>
-        <w:spacing w:before="30" w:after="20"/>
-        <w:ind w:left="340" w:right="340"/>
-      </w:pPr>
-      <w:r>
-        <w:rPr>
-          <w:rFonts w:ascii="Georgia" w:hAnsi="Georgia" w:cs="Georgia"/>
-          <w:b/>
-          <w:i/>
-          <w:color w:val="222222"/>
-          <w:sz w:val="18"/>
-        </w:rPr>
-        <w:t xml:space="preserve">Duration. </w:t>
-      </w:r>
-      <w:r>
-        <w:rPr>
-          <w:rFonts w:ascii="Georgia" w:hAnsi="Georgia" w:cs="Georgia"/>
-          <w:b w:val="0"/>
-          <w:i w:val="0"/>
-          <w:color w:val="222222"/>
-          <w:sz w:val="18"/>
-        </w:rPr>
-        <w:t>None. The Sentinel remains until it drops to 0 Hit Points or until you dismiss it (no action required). As a Bonus Action, you can deploy or recall it.</w:t>
-      </w:r>
-    </w:p>
-    <w:p>
-      <w:pPr>
-        <w:pBdr>
-          <w:left w:val="single" w:sz="18" w:space="12" w:color="8B2020"/>
-        </w:pBdr>
-        <w:shd w:val="clear" w:color="auto" w:fill="FCF6F6"/>
-        <w:spacing w:before="30" w:after="20"/>
-        <w:ind w:left="340" w:right="340"/>
-      </w:pPr>
-      <w:r>
-        <w:rPr>
-          <w:rFonts w:ascii="Georgia" w:hAnsi="Georgia" w:cs="Georgia"/>
-          <w:b/>
-          <w:i/>
-          <w:color w:val="222222"/>
-          <w:sz w:val="18"/>
-        </w:rPr>
-        <w:t xml:space="preserve">Bound Construct. </w:t>
-      </w:r>
-      <w:r>
-        <w:rPr>
-          <w:rFonts w:ascii="Georgia" w:hAnsi="Georgia" w:cs="Georgia"/>
-          <w:b w:val="0"/>
-          <w:i w:val="0"/>
-          <w:color w:val="222222"/>
-          <w:sz w:val="18"/>
-        </w:rPr>
-        <w:t>Add your Proficiency Bonus to any ability check or saving throw the Sentinel makes.</w:t>
-      </w:r>
-    </w:p>
-    <w:p>
-      <w:pPr>
-        <w:pBdr>
-          <w:left w:val="single" w:sz="18" w:space="12" w:color="8B2020"/>
-        </w:pBdr>
-        <w:shd w:val="clear" w:color="auto" w:fill="FCF6F6"/>
-        <w:spacing w:before="30" w:after="20"/>
-        <w:ind w:left="340" w:right="340"/>
-      </w:pPr>
-      <w:r>
-        <w:rPr>
-          <w:rFonts w:ascii="Georgia" w:hAnsi="Georgia" w:cs="Georgia"/>
-          <w:b/>
-          <w:i/>
-          <w:color w:val="222222"/>
-          <w:sz w:val="18"/>
-        </w:rPr>
-        <w:t xml:space="preserve">Rebuilt Dynamo. </w:t>
-      </w:r>
-      <w:r>
-        <w:rPr>
-          <w:rFonts w:ascii="Georgia" w:hAnsi="Georgia" w:cs="Georgia"/>
-          <w:b w:val="0"/>
-          <w:i w:val="0"/>
-          <w:color w:val="222222"/>
-          <w:sz w:val="18"/>
-        </w:rPr>
-        <w:t>The Sentinel replaces your Eldritch Cannon feature: while you are attuned to it, you deploy the Sentinel instead of a cannon, never both at once. Deploying the Sentinel doesn't expend a spell slot, and the Sentinel has no maximum duration. When the Mending spell is cast on the Sentinel, it regains 2d6 Hit Points. If the Sentinel has dropped to 0 Hit Points, you can rebuild it by expending a level 1+ spell slot.</w:t>
-      </w:r>
-    </w:p>
-    <w:p>
-      <w:pPr>
-        <w:pBdr>
-          <w:left w:val="single" w:sz="18" w:space="12" w:color="8B2020"/>
-          <w:bottom w:val="single" w:sz="4" w:space="1" w:color="8B2020"/>
-        </w:pBdr>
-        <w:shd w:val="clear" w:color="auto" w:fill="FCF6F6"/>
-        <w:spacing w:before="20" w:after="20"/>
-        <w:ind w:left="340" w:right="340"/>
-      </w:pPr>
-    </w:p>
-    <w:p>
-      <w:pPr>
-        <w:keepNext/>
-        <w:pBdr>
-          <w:left w:val="single" w:sz="18" w:space="12" w:color="8B2020"/>
-        </w:pBdr>
-        <w:shd w:val="clear" w:color="auto" w:fill="FCF6F6"/>
-        <w:spacing w:before="30" w:after="20"/>
-        <w:ind w:left="340" w:right="340"/>
-      </w:pPr>
-      <w:r>
-        <w:rPr>
-          <w:rFonts w:ascii="Georgia" w:hAnsi="Georgia" w:cs="Georgia"/>
-          <w:b/>
-          <w:color w:val="8B2020"/>
-          <w:sz w:val="20"/>
-        </w:rPr>
-        <w:t>Actions</w:t>
-      </w:r>
-    </w:p>
-    <w:p>
-      <w:pPr>
-        <w:pBdr>
-          <w:left w:val="single" w:sz="18" w:space="12" w:color="8B2020"/>
-        </w:pBdr>
-        <w:shd w:val="clear" w:color="auto" w:fill="FCF6F6"/>
-        <w:spacing w:before="30" w:after="20"/>
-        <w:ind w:left="340" w:right="340"/>
-      </w:pPr>
-      <w:r>
-        <w:rPr>
-          <w:rFonts w:ascii="Georgia" w:hAnsi="Georgia" w:cs="Georgia"/>
-          <w:b/>
-          <w:i/>
-          <w:color w:val="222222"/>
-          <w:sz w:val="18"/>
-        </w:rPr>
-        <w:t xml:space="preserve">Activate. </w:t>
-      </w:r>
-      <w:r>
-        <w:rPr>
-          <w:rFonts w:ascii="Georgia" w:hAnsi="Georgia" w:cs="Georgia"/>
-          <w:b w:val="0"/>
-          <w:i w:val="0"/>
-          <w:color w:val="222222"/>
-          <w:sz w:val="18"/>
-        </w:rPr>
-        <w:t>As a Bonus Action, you can activate the Sentinel, and it then takes one of the following actions of your choice.</w:t>
-      </w:r>
-    </w:p>
-    <w:p>
-      <w:pPr>
-        <w:pBdr>
-          <w:left w:val="single" w:sz="18" w:space="12" w:color="8B2020"/>
-        </w:pBdr>
-        <w:shd w:val="clear" w:color="auto" w:fill="FCF6F6"/>
-        <w:spacing w:before="30" w:after="20"/>
-        <w:ind w:left="340" w:right="340"/>
-      </w:pPr>
-      <w:r>
-        <w:rPr>
-          <w:rFonts w:ascii="Georgia" w:hAnsi="Georgia" w:cs="Georgia"/>
-          <w:b/>
-          <w:i/>
-          <w:color w:val="222222"/>
-          <w:sz w:val="18"/>
-        </w:rPr>
-        <w:t xml:space="preserve">Force Blast. </w:t>
-      </w:r>
-      <w:r>
-        <w:rPr>
-          <w:rFonts w:ascii="Georgia" w:hAnsi="Georgia" w:cs="Georgia"/>
-          <w:b w:val="0"/>
-          <w:i w:val="0"/>
-          <w:color w:val="222222"/>
-          <w:sz w:val="18"/>
-        </w:rPr>
-        <w:t>Ranged Attack Roll: Bonus equals your spell attack modifier, range 120 ft. Hit: 2d8 + your Intelligence modifier Force damage.</w:t>
-      </w:r>
-    </w:p>
-    <w:p>
-      <w:pPr>
-        <w:pBdr>
-          <w:left w:val="single" w:sz="18" w:space="12" w:color="8B2020"/>
-        </w:pBdr>
-        <w:shd w:val="clear" w:color="auto" w:fill="FCF6F6"/>
-        <w:spacing w:before="30" w:after="20"/>
-        <w:ind w:left="340" w:right="340"/>
-      </w:pPr>
-      <w:r>
-        <w:rPr>
-          <w:rFonts w:ascii="Georgia" w:hAnsi="Georgia" w:cs="Georgia"/>
-          <w:b/>
-          <w:i/>
-          <w:color w:val="222222"/>
-          <w:sz w:val="18"/>
-        </w:rPr>
-        <w:t xml:space="preserve">Electric Pulse. </w:t>
-      </w:r>
-      <w:r>
-        <w:rPr>
-          <w:rFonts w:ascii="Georgia" w:hAnsi="Georgia" w:cs="Georgia"/>
-          <w:b w:val="0"/>
-          <w:i w:val="0"/>
-          <w:color w:val="222222"/>
-          <w:sz w:val="18"/>
-        </w:rPr>
-        <w:t>Dexterity Saving Throw: DC equals your spell save DC, each creature of your choice within 15 feet of the Sentinel. Failure: 2d8 + your Intelligence modifier Lightning damage, and the target can't take Reactions until the start of your next turn. Success: Half damage.</w:t>
-      </w:r>
-    </w:p>
-    <w:p>
-      <w:pPr>
-        <w:pBdr>
-          <w:left w:val="single" w:sz="18" w:space="12" w:color="8B2020"/>
-          <w:bottom w:val="single" w:sz="4" w:space="1" w:color="8B2020"/>
-        </w:pBdr>
-        <w:shd w:val="clear" w:color="auto" w:fill="FCF6F6"/>
-        <w:spacing w:before="20" w:after="20"/>
-        <w:ind w:left="340" w:right="340"/>
-      </w:pPr>
-    </w:p>
-    <w:p>
-      <w:pPr>
-        <w:keepNext/>
-        <w:pBdr>
-          <w:left w:val="single" w:sz="18" w:space="12" w:color="8B2020"/>
-        </w:pBdr>
-        <w:shd w:val="clear" w:color="auto" w:fill="FCF6F6"/>
-        <w:spacing w:before="30" w:after="20"/>
-        <w:ind w:left="340" w:right="340"/>
-      </w:pPr>
-      <w:r>
-        <w:rPr>
-          <w:rFonts w:ascii="Georgia" w:hAnsi="Georgia" w:cs="Georgia"/>
-          <w:b/>
-          <w:color w:val="8B2020"/>
-          <w:sz w:val="20"/>
-        </w:rPr>
-        <w:t>Reactions</w:t>
-      </w:r>
-    </w:p>
-    <w:p>
-      <w:pPr>
-        <w:pBdr>
-          <w:left w:val="single" w:sz="18" w:space="12" w:color="8B2020"/>
-        </w:pBdr>
-        <w:shd w:val="clear" w:color="auto" w:fill="FCF6F6"/>
-        <w:spacing w:before="30" w:after="20"/>
-        <w:ind w:left="340" w:right="340"/>
-      </w:pPr>
-      <w:r>
-        <w:rPr>
-          <w:rFonts w:ascii="Georgia" w:hAnsi="Georgia" w:cs="Georgia"/>
-          <w:b/>
-          <w:i/>
-          <w:color w:val="222222"/>
-          <w:sz w:val="18"/>
-        </w:rPr>
-        <w:t xml:space="preserve">Guardian Protocol (1/round). </w:t>
-      </w:r>
-      <w:r>
-        <w:rPr>
-          <w:rFonts w:ascii="Georgia" w:hAnsi="Georgia" w:cs="Georgia"/>
-          <w:b w:val="0"/>
-          <w:i w:val="0"/>
-          <w:color w:val="222222"/>
-          <w:sz w:val="18"/>
-        </w:rPr>
-        <w:t>Trigger: An ally within 15 feet of the Sentinel takes damage. Response: The ally gains 1d8 + your Intelligence modifier Temporary Hit Points.</w:t>
-      </w:r>
-    </w:p>
-    <w:p>
-      <w:pPr>
-        <w:spacing w:after="0"/>
-      </w:pPr>
-    </w:p>
-    <w:p>
-      <w:pPr>
-        <w:spacing w:after="80"/>
-      </w:pPr>
-      <w:r>
-        <w:rPr>
-          <w:rFonts w:ascii="Georgia" w:hAnsi="Georgia" w:cs="Georgia"/>
-          <w:b/>
-          <w:i w:val="0"/>
-          <w:color w:val="222222"/>
-          <w:sz w:val="21"/>
-        </w:rPr>
-        <w:t>Why this is an upgrade.</w:t>
-      </w:r>
-      <w:r>
-        <w:rPr>
-          <w:rFonts w:ascii="Georgia" w:hAnsi="Georgia" w:cs="Georgia"/>
-          <w:b w:val="0"/>
-          <w:i w:val="0"/>
-          <w:color w:val="222222"/>
-          <w:sz w:val="21"/>
-        </w:rPr>
-        <w:t xml:space="preserve"> The old cannon made Lilly choose a mode; the Sentinel walks on its own 30 feet, then blasts or pulses on her Bonus Action (her pick every time), and shields her friends as a Reaction in the same round. Her old kit lives on inside it: the Force Ballista became the Force Blast, the Storm mode became the Electric Pulse, and the Protector stands watch as Guardian Protocol. The Flamethrower was traded for lightning, Gearhaven's own element. Forged by the masters of Glimmerstone.</w:t>
-      </w:r>
-    </w:p>
-    <w:p>
-      <w:pPr>
-        <w:keepNext/>
-        <w:spacing w:before="400" w:after="120"/>
-        <w:pBdr>
-          <w:bottom w:val="single" w:sz="6" w:space="4" w:color="B8860B"/>
-        </w:pBdr>
-      </w:pPr>
-      <w:r>
-        <w:rPr>
-          <w:rFonts w:ascii="Georgia" w:hAnsi="Georgia" w:cs="Georgia"/>
-          <w:b/>
-          <w:color w:val="B8860B"/>
-          <w:sz w:val="32"/>
-        </w:rPr>
-        <w:t>Marks &amp; Mysteries</w:t>
-      </w:r>
-    </w:p>
-    <w:p>
-      <w:pPr>
-        <w:spacing w:after="80"/>
-      </w:pPr>
-      <w:r>
-        <w:rPr>
-          <w:rFonts w:ascii="Georgia" w:hAnsi="Georgia" w:cs="Georgia"/>
-          <w:b/>
-          <w:i w:val="0"/>
-          <w:color w:val="222222"/>
-          <w:sz w:val="21"/>
-        </w:rPr>
-        <w:t>Ursa's Mark of Handling.</w:t>
-      </w:r>
-      <w:r>
-        <w:rPr>
-          <w:rFonts w:ascii="Georgia" w:hAnsi="Georgia" w:cs="Georgia"/>
-          <w:b w:val="0"/>
-          <w:i w:val="0"/>
-          <w:color w:val="222222"/>
-          <w:sz w:val="21"/>
-        </w:rPr>
-        <w:t xml:space="preserve"> A dragonmark that woke when he was six: it prickles near frightened animals, grants Speak with Animals and Animal Friendship, and has become the channel through which sleeping and possessed things speak to him (Pikachu, the Grand Custodian). It has never once stirred for a machine.</w:t>
-      </w:r>
-    </w:p>
-    <w:p>
-      <w:pPr>
-        <w:spacing w:after="0" w:before="0"/>
       </w:pPr>
       <w:r>
         <w:drawing>
@@ -6748,7 +6223,7 @@
             <wp:positionV relativeFrom="paragraph">
               <wp:posOffset>0</wp:posOffset>
             </wp:positionV>
-            <wp:extent cx="2743200" cy="2743200"/>
+            <wp:extent cx="2148840" cy="2148840"/>
             <wp:effectExtent l="0" t="0" r="0" b="0"/>
             <wp:wrapSquare wrapText="bothSides"/>
             <wp:docPr id="17" name="Picture 17"/>
@@ -6769,6 +6244,787 @@
                   <pic:spPr>
                     <a:xfrm>
                       <a:off x="0" y="0"/>
+                      <a:ext cx="2148840" cy="2148840"/>
+                    </a:xfrm>
+                    <a:prstGeom prst="rect"/>
+                  </pic:spPr>
+                </pic:pic>
+              </a:graphicData>
+            </a:graphic>
+          </wp:anchor>
+        </w:drawing>
+      </w:r>
+      <w:r>
+        <w:rPr>
+          <w:rFonts w:ascii="Georgia" w:hAnsi="Georgia" w:cs="Georgia"/>
+          <w:b/>
+          <w:color w:val="8B2020"/>
+          <w:sz w:val="25"/>
+        </w:rPr>
+        <w:t>The Sentinel</w:t>
+      </w:r>
+    </w:p>
+    <w:p>
+      <w:pPr>
+        <w:keepNext/>
+        <w:keepLines/>
+        <w:pBdr>
+          <w:left w:val="single" w:sz="18" w:space="12" w:color="8B2020"/>
+        </w:pBdr>
+        <w:shd w:val="clear" w:color="auto" w:fill="FCF6F6"/>
+        <w:spacing w:before="0" w:after="20"/>
+        <w:ind w:left="340" w:right="340"/>
+      </w:pPr>
+      <w:r>
+        <w:rPr>
+          <w:rFonts w:ascii="Georgia" w:hAnsi="Georgia" w:cs="Georgia"/>
+          <w:i/>
+          <w:color w:val="222222"/>
+          <w:sz w:val="17"/>
+        </w:rPr>
+        <w:t>Medium Construct (the Pocket Dynamo, rebuilt; Requires Attunement by Lilly)</w:t>
+      </w:r>
+    </w:p>
+    <w:p>
+      <w:pPr>
+        <w:keepNext/>
+        <w:keepLines/>
+        <w:pBdr>
+          <w:left w:val="single" w:sz="18" w:space="12" w:color="8B2020"/>
+          <w:bottom w:val="single" w:sz="4" w:space="1" w:color="8B2020"/>
+        </w:pBdr>
+        <w:shd w:val="clear" w:color="auto" w:fill="FCF6F6"/>
+        <w:spacing w:before="20" w:after="20"/>
+        <w:ind w:left="340" w:right="340"/>
+      </w:pPr>
+    </w:p>
+    <w:p>
+      <w:pPr>
+        <w:keepNext/>
+        <w:keepLines/>
+        <w:pBdr>
+          <w:left w:val="single" w:sz="18" w:space="12" w:color="8B2020"/>
+        </w:pBdr>
+        <w:shd w:val="clear" w:color="auto" w:fill="FCF6F6"/>
+        <w:spacing w:before="0" w:after="0"/>
+        <w:ind w:left="340" w:right="340"/>
+      </w:pPr>
+      <w:r>
+        <w:rPr>
+          <w:rFonts w:ascii="Georgia" w:hAnsi="Georgia" w:cs="Georgia"/>
+          <w:b/>
+          <w:color w:val="8B2020"/>
+          <w:sz w:val="18"/>
+        </w:rPr>
+        <w:t xml:space="preserve">Armor Class </w:t>
+      </w:r>
+      <w:r>
+        <w:rPr>
+          <w:rFonts w:ascii="Georgia" w:hAnsi="Georgia" w:cs="Georgia"/>
+          <w:b w:val="0"/>
+          <w:i w:val="0"/>
+          <w:color w:val="222222"/>
+          <w:sz w:val="18"/>
+        </w:rPr>
+        <w:t>18</w:t>
+      </w:r>
+    </w:p>
+    <w:p>
+      <w:pPr>
+        <w:keepNext/>
+        <w:keepLines/>
+        <w:pBdr>
+          <w:left w:val="single" w:sz="18" w:space="12" w:color="8B2020"/>
+        </w:pBdr>
+        <w:shd w:val="clear" w:color="auto" w:fill="FCF6F6"/>
+        <w:spacing w:before="0" w:after="0"/>
+        <w:ind w:left="340" w:right="340"/>
+      </w:pPr>
+      <w:r>
+        <w:rPr>
+          <w:rFonts w:ascii="Georgia" w:hAnsi="Georgia" w:cs="Georgia"/>
+          <w:b/>
+          <w:color w:val="8B2020"/>
+          <w:sz w:val="18"/>
+        </w:rPr>
+        <w:t xml:space="preserve">Hit Points </w:t>
+      </w:r>
+      <w:r>
+        <w:rPr>
+          <w:rFonts w:ascii="Georgia" w:hAnsi="Georgia" w:cs="Georgia"/>
+          <w:b w:val="0"/>
+          <w:i w:val="0"/>
+          <w:color w:val="222222"/>
+          <w:sz w:val="18"/>
+        </w:rPr>
+        <w:t>5 + five times your Artificer level (40 at Level 7); it has a number of d8 Hit Dice equal to your Artificer level</w:t>
+      </w:r>
+    </w:p>
+    <w:p>
+      <w:pPr>
+        <w:keepNext/>
+        <w:keepLines/>
+        <w:pBdr>
+          <w:left w:val="single" w:sz="18" w:space="12" w:color="8B2020"/>
+        </w:pBdr>
+        <w:shd w:val="clear" w:color="auto" w:fill="FCF6F6"/>
+        <w:spacing w:before="0" w:after="0"/>
+        <w:ind w:left="340" w:right="340"/>
+      </w:pPr>
+      <w:r>
+        <w:rPr>
+          <w:rFonts w:ascii="Georgia" w:hAnsi="Georgia" w:cs="Georgia"/>
+          <w:b/>
+          <w:color w:val="8B2020"/>
+          <w:sz w:val="18"/>
+        </w:rPr>
+        <w:t xml:space="preserve">Speed </w:t>
+      </w:r>
+      <w:r>
+        <w:rPr>
+          <w:rFonts w:ascii="Georgia" w:hAnsi="Georgia" w:cs="Georgia"/>
+          <w:b w:val="0"/>
+          <w:i w:val="0"/>
+          <w:color w:val="222222"/>
+          <w:sz w:val="18"/>
+        </w:rPr>
+        <w:t>30 ft.</w:t>
+      </w:r>
+    </w:p>
+    <w:p>
+      <w:pPr>
+        <w:keepNext/>
+        <w:keepLines/>
+        <w:pBdr>
+          <w:left w:val="single" w:sz="18" w:space="12" w:color="8B2020"/>
+          <w:bottom w:val="single" w:sz="4" w:space="1" w:color="8B2020"/>
+        </w:pBdr>
+        <w:shd w:val="clear" w:color="auto" w:fill="FCF6F6"/>
+        <w:spacing w:before="20" w:after="20"/>
+        <w:ind w:left="340" w:right="340"/>
+      </w:pPr>
+    </w:p>
+    <w:p>
+      <w:pPr>
+        <w:keepNext/>
+        <w:keepLines/>
+        <w:pBdr>
+          <w:left w:val="single" w:sz="18" w:space="12" w:color="8B2020"/>
+        </w:pBdr>
+        <w:shd w:val="clear" w:color="auto" w:fill="FCF6F6"/>
+        <w:spacing w:before="30" w:after="20"/>
+        <w:ind w:left="340" w:right="340"/>
+      </w:pPr>
+      <w:r>
+        <w:rPr>
+          <w:rFonts w:ascii="Georgia" w:hAnsi="Georgia" w:cs="Georgia"/>
+          <w:b/>
+          <w:color w:val="8B2020"/>
+          <w:sz w:val="18"/>
+        </w:rPr>
+        <w:t xml:space="preserve">STR </w:t>
+      </w:r>
+      <w:r>
+        <w:rPr>
+          <w:rFonts w:ascii="Georgia" w:hAnsi="Georgia" w:cs="Georgia"/>
+          <w:color w:val="222222"/>
+          <w:sz w:val="18"/>
+        </w:rPr>
+        <w:t>14 (+2)</w:t>
+      </w:r>
+      <w:r>
+        <w:rPr>
+          <w:rFonts w:ascii="Georgia" w:hAnsi="Georgia" w:cs="Georgia"/>
+          <w:b/>
+          <w:color w:val="8B2020"/>
+          <w:sz w:val="18"/>
+        </w:rPr>
+        <w:t xml:space="preserve">   DEX </w:t>
+      </w:r>
+      <w:r>
+        <w:rPr>
+          <w:rFonts w:ascii="Georgia" w:hAnsi="Georgia" w:cs="Georgia"/>
+          <w:color w:val="222222"/>
+          <w:sz w:val="18"/>
+        </w:rPr>
+        <w:t>10 (+0)</w:t>
+      </w:r>
+      <w:r>
+        <w:rPr>
+          <w:rFonts w:ascii="Georgia" w:hAnsi="Georgia" w:cs="Georgia"/>
+          <w:b/>
+          <w:color w:val="8B2020"/>
+          <w:sz w:val="18"/>
+        </w:rPr>
+        <w:t xml:space="preserve">   CON </w:t>
+      </w:r>
+      <w:r>
+        <w:rPr>
+          <w:rFonts w:ascii="Georgia" w:hAnsi="Georgia" w:cs="Georgia"/>
+          <w:color w:val="222222"/>
+          <w:sz w:val="18"/>
+        </w:rPr>
+        <w:t>16 (+3)</w:t>
+      </w:r>
+      <w:r>
+        <w:rPr>
+          <w:rFonts w:ascii="Georgia" w:hAnsi="Georgia" w:cs="Georgia"/>
+          <w:b/>
+          <w:color w:val="8B2020"/>
+          <w:sz w:val="18"/>
+        </w:rPr>
+        <w:t xml:space="preserve">   INT </w:t>
+      </w:r>
+      <w:r>
+        <w:rPr>
+          <w:rFonts w:ascii="Georgia" w:hAnsi="Georgia" w:cs="Georgia"/>
+          <w:color w:val="222222"/>
+          <w:sz w:val="18"/>
+        </w:rPr>
+        <w:t>4 (-3)</w:t>
+      </w:r>
+      <w:r>
+        <w:rPr>
+          <w:rFonts w:ascii="Georgia" w:hAnsi="Georgia" w:cs="Georgia"/>
+          <w:b/>
+          <w:color w:val="8B2020"/>
+          <w:sz w:val="18"/>
+        </w:rPr>
+        <w:t xml:space="preserve">   WIS </w:t>
+      </w:r>
+      <w:r>
+        <w:rPr>
+          <w:rFonts w:ascii="Georgia" w:hAnsi="Georgia" w:cs="Georgia"/>
+          <w:color w:val="222222"/>
+          <w:sz w:val="18"/>
+        </w:rPr>
+        <w:t>12 (+1)</w:t>
+      </w:r>
+      <w:r>
+        <w:rPr>
+          <w:rFonts w:ascii="Georgia" w:hAnsi="Georgia" w:cs="Georgia"/>
+          <w:b/>
+          <w:color w:val="8B2020"/>
+          <w:sz w:val="18"/>
+        </w:rPr>
+        <w:t xml:space="preserve">   CHA </w:t>
+      </w:r>
+      <w:r>
+        <w:rPr>
+          <w:rFonts w:ascii="Georgia" w:hAnsi="Georgia" w:cs="Georgia"/>
+          <w:color w:val="222222"/>
+          <w:sz w:val="18"/>
+        </w:rPr>
+        <w:t>6 (-2)</w:t>
+      </w:r>
+    </w:p>
+    <w:p>
+      <w:pPr>
+        <w:pBdr>
+          <w:left w:val="single" w:sz="18" w:space="12" w:color="8B2020"/>
+          <w:bottom w:val="single" w:sz="4" w:space="1" w:color="8B2020"/>
+        </w:pBdr>
+        <w:shd w:val="clear" w:color="auto" w:fill="FCF6F6"/>
+        <w:spacing w:before="20" w:after="20"/>
+        <w:ind w:left="340" w:right="340"/>
+      </w:pPr>
+    </w:p>
+    <w:p>
+      <w:pPr>
+        <w:pBdr>
+          <w:left w:val="single" w:sz="18" w:space="12" w:color="8B2020"/>
+        </w:pBdr>
+        <w:shd w:val="clear" w:color="auto" w:fill="FCF6F6"/>
+        <w:spacing w:before="0" w:after="0"/>
+        <w:ind w:left="340" w:right="340"/>
+      </w:pPr>
+      <w:r>
+        <w:rPr>
+          <w:rFonts w:ascii="Georgia" w:hAnsi="Georgia" w:cs="Georgia"/>
+          <w:b/>
+          <w:color w:val="8B2020"/>
+          <w:sz w:val="18"/>
+        </w:rPr>
+        <w:t xml:space="preserve">Damage Immunities </w:t>
+      </w:r>
+      <w:r>
+        <w:rPr>
+          <w:rFonts w:ascii="Georgia" w:hAnsi="Georgia" w:cs="Georgia"/>
+          <w:b w:val="0"/>
+          <w:i w:val="0"/>
+          <w:color w:val="222222"/>
+          <w:sz w:val="18"/>
+        </w:rPr>
+        <w:t>Poison</w:t>
+      </w:r>
+    </w:p>
+    <w:p>
+      <w:pPr>
+        <w:pBdr>
+          <w:left w:val="single" w:sz="18" w:space="12" w:color="8B2020"/>
+        </w:pBdr>
+        <w:shd w:val="clear" w:color="auto" w:fill="FCF6F6"/>
+        <w:spacing w:before="0" w:after="0"/>
+        <w:ind w:left="340" w:right="340"/>
+      </w:pPr>
+      <w:r>
+        <w:rPr>
+          <w:rFonts w:ascii="Georgia" w:hAnsi="Georgia" w:cs="Georgia"/>
+          <w:b/>
+          <w:color w:val="8B2020"/>
+          <w:sz w:val="18"/>
+        </w:rPr>
+        <w:t xml:space="preserve">Condition Immunities </w:t>
+      </w:r>
+      <w:r>
+        <w:rPr>
+          <w:rFonts w:ascii="Georgia" w:hAnsi="Georgia" w:cs="Georgia"/>
+          <w:b w:val="0"/>
+          <w:i w:val="0"/>
+          <w:color w:val="222222"/>
+          <w:sz w:val="18"/>
+        </w:rPr>
+        <w:t>Charmed, Exhaustion, Poisoned</w:t>
+      </w:r>
+    </w:p>
+    <w:p>
+      <w:pPr>
+        <w:pBdr>
+          <w:left w:val="single" w:sz="18" w:space="12" w:color="8B2020"/>
+        </w:pBdr>
+        <w:shd w:val="clear" w:color="auto" w:fill="FCF6F6"/>
+        <w:spacing w:before="0" w:after="0"/>
+        <w:ind w:left="340" w:right="340"/>
+      </w:pPr>
+      <w:r>
+        <w:rPr>
+          <w:rFonts w:ascii="Georgia" w:hAnsi="Georgia" w:cs="Georgia"/>
+          <w:b/>
+          <w:color w:val="8B2020"/>
+          <w:sz w:val="18"/>
+        </w:rPr>
+        <w:t xml:space="preserve">Senses </w:t>
+      </w:r>
+      <w:r>
+        <w:rPr>
+          <w:rFonts w:ascii="Georgia" w:hAnsi="Georgia" w:cs="Georgia"/>
+          <w:b w:val="0"/>
+          <w:i w:val="0"/>
+          <w:color w:val="222222"/>
+          <w:sz w:val="18"/>
+        </w:rPr>
+        <w:t>Darkvision 60 ft., Passive Perception 11</w:t>
+      </w:r>
+    </w:p>
+    <w:p>
+      <w:pPr>
+        <w:pBdr>
+          <w:left w:val="single" w:sz="18" w:space="12" w:color="8B2020"/>
+        </w:pBdr>
+        <w:shd w:val="clear" w:color="auto" w:fill="FCF6F6"/>
+        <w:spacing w:before="0" w:after="0"/>
+        <w:ind w:left="340" w:right="340"/>
+      </w:pPr>
+      <w:r>
+        <w:rPr>
+          <w:rFonts w:ascii="Georgia" w:hAnsi="Georgia" w:cs="Georgia"/>
+          <w:b/>
+          <w:color w:val="8B2020"/>
+          <w:sz w:val="18"/>
+        </w:rPr>
+        <w:t xml:space="preserve">Languages </w:t>
+      </w:r>
+      <w:r>
+        <w:rPr>
+          <w:rFonts w:ascii="Georgia" w:hAnsi="Georgia" w:cs="Georgia"/>
+          <w:b w:val="0"/>
+          <w:i w:val="0"/>
+          <w:color w:val="222222"/>
+          <w:sz w:val="18"/>
+        </w:rPr>
+        <w:t>understands the languages you know</w:t>
+      </w:r>
+    </w:p>
+    <w:p>
+      <w:pPr>
+        <w:pBdr>
+          <w:left w:val="single" w:sz="18" w:space="12" w:color="8B2020"/>
+        </w:pBdr>
+        <w:shd w:val="clear" w:color="auto" w:fill="FCF6F6"/>
+        <w:spacing w:before="30" w:after="20"/>
+        <w:ind w:left="340" w:right="340"/>
+      </w:pPr>
+      <w:r>
+        <w:rPr>
+          <w:rFonts w:ascii="Georgia" w:hAnsi="Georgia" w:cs="Georgia"/>
+          <w:b/>
+          <w:i/>
+          <w:color w:val="222222"/>
+          <w:sz w:val="18"/>
+        </w:rPr>
+        <w:t xml:space="preserve">Duration. </w:t>
+      </w:r>
+      <w:r>
+        <w:rPr>
+          <w:rFonts w:ascii="Georgia" w:hAnsi="Georgia" w:cs="Georgia"/>
+          <w:b w:val="0"/>
+          <w:i w:val="0"/>
+          <w:color w:val="222222"/>
+          <w:sz w:val="18"/>
+        </w:rPr>
+        <w:t>None. The Sentinel remains until it drops to 0 Hit Points or until you dismiss it (no action required). As a Bonus Action, you can deploy or recall it.</w:t>
+      </w:r>
+    </w:p>
+    <w:p>
+      <w:pPr>
+        <w:pBdr>
+          <w:left w:val="single" w:sz="18" w:space="12" w:color="8B2020"/>
+        </w:pBdr>
+        <w:shd w:val="clear" w:color="auto" w:fill="FCF6F6"/>
+        <w:spacing w:before="30" w:after="20"/>
+        <w:ind w:left="340" w:right="340"/>
+      </w:pPr>
+      <w:r>
+        <w:rPr>
+          <w:rFonts w:ascii="Georgia" w:hAnsi="Georgia" w:cs="Georgia"/>
+          <w:b/>
+          <w:i/>
+          <w:color w:val="222222"/>
+          <w:sz w:val="18"/>
+        </w:rPr>
+        <w:t xml:space="preserve">Bound Construct. </w:t>
+      </w:r>
+      <w:r>
+        <w:rPr>
+          <w:rFonts w:ascii="Georgia" w:hAnsi="Georgia" w:cs="Georgia"/>
+          <w:b w:val="0"/>
+          <w:i w:val="0"/>
+          <w:color w:val="222222"/>
+          <w:sz w:val="18"/>
+        </w:rPr>
+        <w:t>Add your Proficiency Bonus to any ability check or saving throw the Sentinel makes.</w:t>
+      </w:r>
+    </w:p>
+    <w:p>
+      <w:pPr>
+        <w:pBdr>
+          <w:left w:val="single" w:sz="18" w:space="12" w:color="8B2020"/>
+        </w:pBdr>
+        <w:shd w:val="clear" w:color="auto" w:fill="FCF6F6"/>
+        <w:spacing w:before="30" w:after="20"/>
+        <w:ind w:left="340" w:right="340"/>
+      </w:pPr>
+      <w:r>
+        <w:rPr>
+          <w:rFonts w:ascii="Georgia" w:hAnsi="Georgia" w:cs="Georgia"/>
+          <w:b/>
+          <w:i/>
+          <w:color w:val="222222"/>
+          <w:sz w:val="18"/>
+        </w:rPr>
+        <w:t xml:space="preserve">Rebuilt Dynamo. </w:t>
+      </w:r>
+      <w:r>
+        <w:rPr>
+          <w:rFonts w:ascii="Georgia" w:hAnsi="Georgia" w:cs="Georgia"/>
+          <w:b w:val="0"/>
+          <w:i w:val="0"/>
+          <w:color w:val="222222"/>
+          <w:sz w:val="18"/>
+        </w:rPr>
+        <w:t>The Sentinel replaces your Eldritch Cannon feature: while you are attuned to it, you deploy the Sentinel instead of a cannon, never both at once. Deploying the Sentinel doesn't expend a spell slot, and the Sentinel has no maximum duration. When the Mending spell is cast on the Sentinel, it regains 2d6 Hit Points. If the Sentinel has dropped to 0 Hit Points, you can rebuild it by expending a level 1+ spell slot.</w:t>
+      </w:r>
+    </w:p>
+    <w:p>
+      <w:pPr>
+        <w:pBdr>
+          <w:left w:val="single" w:sz="18" w:space="12" w:color="8B2020"/>
+          <w:bottom w:val="single" w:sz="4" w:space="1" w:color="8B2020"/>
+        </w:pBdr>
+        <w:shd w:val="clear" w:color="auto" w:fill="FCF6F6"/>
+        <w:spacing w:before="20" w:after="20"/>
+        <w:ind w:left="340" w:right="340"/>
+      </w:pPr>
+    </w:p>
+    <w:p>
+      <w:pPr>
+        <w:keepNext/>
+        <w:pBdr>
+          <w:left w:val="single" w:sz="18" w:space="12" w:color="8B2020"/>
+        </w:pBdr>
+        <w:shd w:val="clear" w:color="auto" w:fill="FCF6F6"/>
+        <w:spacing w:before="30" w:after="20"/>
+        <w:ind w:left="340" w:right="340"/>
+      </w:pPr>
+      <w:r>
+        <w:rPr>
+          <w:rFonts w:ascii="Georgia" w:hAnsi="Georgia" w:cs="Georgia"/>
+          <w:b/>
+          <w:color w:val="8B2020"/>
+          <w:sz w:val="20"/>
+        </w:rPr>
+        <w:t>Actions</w:t>
+      </w:r>
+    </w:p>
+    <w:p>
+      <w:pPr>
+        <w:pBdr>
+          <w:left w:val="single" w:sz="18" w:space="12" w:color="8B2020"/>
+        </w:pBdr>
+        <w:shd w:val="clear" w:color="auto" w:fill="FCF6F6"/>
+        <w:spacing w:before="30" w:after="20"/>
+        <w:ind w:left="340" w:right="340"/>
+      </w:pPr>
+      <w:r>
+        <w:rPr>
+          <w:rFonts w:ascii="Georgia" w:hAnsi="Georgia" w:cs="Georgia"/>
+          <w:b/>
+          <w:i/>
+          <w:color w:val="222222"/>
+          <w:sz w:val="18"/>
+        </w:rPr>
+        <w:t xml:space="preserve">Activate. </w:t>
+      </w:r>
+      <w:r>
+        <w:rPr>
+          <w:rFonts w:ascii="Georgia" w:hAnsi="Georgia" w:cs="Georgia"/>
+          <w:b w:val="0"/>
+          <w:i w:val="0"/>
+          <w:color w:val="222222"/>
+          <w:sz w:val="18"/>
+        </w:rPr>
+        <w:t>As a Bonus Action, you can activate the Sentinel, and it then takes one of the following actions of your choice.</w:t>
+      </w:r>
+    </w:p>
+    <w:p>
+      <w:pPr>
+        <w:pBdr>
+          <w:left w:val="single" w:sz="18" w:space="12" w:color="8B2020"/>
+        </w:pBdr>
+        <w:shd w:val="clear" w:color="auto" w:fill="FCF6F6"/>
+        <w:spacing w:before="30" w:after="20"/>
+        <w:ind w:left="340" w:right="340"/>
+      </w:pPr>
+      <w:r>
+        <w:rPr>
+          <w:rFonts w:ascii="Georgia" w:hAnsi="Georgia" w:cs="Georgia"/>
+          <w:b/>
+          <w:i/>
+          <w:color w:val="222222"/>
+          <w:sz w:val="18"/>
+        </w:rPr>
+        <w:t xml:space="preserve">Force Blast. </w:t>
+      </w:r>
+      <w:r>
+        <w:rPr>
+          <w:rFonts w:ascii="Georgia" w:hAnsi="Georgia" w:cs="Georgia"/>
+          <w:b w:val="0"/>
+          <w:i w:val="0"/>
+          <w:color w:val="222222"/>
+          <w:sz w:val="18"/>
+        </w:rPr>
+        <w:t>Ranged Attack Roll: Bonus equals your spell attack modifier, range 120 ft. Hit: 2d8 + your Intelligence modifier Force damage.</w:t>
+      </w:r>
+    </w:p>
+    <w:p>
+      <w:pPr>
+        <w:pBdr>
+          <w:left w:val="single" w:sz="18" w:space="12" w:color="8B2020"/>
+        </w:pBdr>
+        <w:shd w:val="clear" w:color="auto" w:fill="FCF6F6"/>
+        <w:spacing w:before="30" w:after="20"/>
+        <w:ind w:left="340" w:right="340"/>
+      </w:pPr>
+      <w:r>
+        <w:rPr>
+          <w:rFonts w:ascii="Georgia" w:hAnsi="Georgia" w:cs="Georgia"/>
+          <w:b/>
+          <w:i/>
+          <w:color w:val="222222"/>
+          <w:sz w:val="18"/>
+        </w:rPr>
+        <w:t xml:space="preserve">Electric Pulse. </w:t>
+      </w:r>
+      <w:r>
+        <w:rPr>
+          <w:rFonts w:ascii="Georgia" w:hAnsi="Georgia" w:cs="Georgia"/>
+          <w:b w:val="0"/>
+          <w:i w:val="0"/>
+          <w:color w:val="222222"/>
+          <w:sz w:val="18"/>
+        </w:rPr>
+        <w:t>Dexterity Saving Throw: DC equals your spell save DC, each creature of your choice within 15 feet of the Sentinel. Failure: 2d8 + your Intelligence modifier Lightning damage, and the target can't take Reactions until the start of your next turn. Success: Half damage.</w:t>
+      </w:r>
+    </w:p>
+    <w:p>
+      <w:pPr>
+        <w:pBdr>
+          <w:left w:val="single" w:sz="18" w:space="12" w:color="8B2020"/>
+          <w:bottom w:val="single" w:sz="4" w:space="1" w:color="8B2020"/>
+        </w:pBdr>
+        <w:shd w:val="clear" w:color="auto" w:fill="FCF6F6"/>
+        <w:spacing w:before="20" w:after="20"/>
+        <w:ind w:left="340" w:right="340"/>
+      </w:pPr>
+    </w:p>
+    <w:p>
+      <w:pPr>
+        <w:keepNext/>
+        <w:pBdr>
+          <w:left w:val="single" w:sz="18" w:space="12" w:color="8B2020"/>
+        </w:pBdr>
+        <w:shd w:val="clear" w:color="auto" w:fill="FCF6F6"/>
+        <w:spacing w:before="30" w:after="20"/>
+        <w:ind w:left="340" w:right="340"/>
+      </w:pPr>
+      <w:r>
+        <w:rPr>
+          <w:rFonts w:ascii="Georgia" w:hAnsi="Georgia" w:cs="Georgia"/>
+          <w:b/>
+          <w:color w:val="8B2020"/>
+          <w:sz w:val="20"/>
+        </w:rPr>
+        <w:t>Reactions</w:t>
+      </w:r>
+    </w:p>
+    <w:p>
+      <w:pPr>
+        <w:pBdr>
+          <w:left w:val="single" w:sz="18" w:space="12" w:color="8B2020"/>
+        </w:pBdr>
+        <w:shd w:val="clear" w:color="auto" w:fill="FCF6F6"/>
+        <w:spacing w:before="30" w:after="20"/>
+        <w:ind w:left="340" w:right="340"/>
+      </w:pPr>
+      <w:r>
+        <w:rPr>
+          <w:rFonts w:ascii="Georgia" w:hAnsi="Georgia" w:cs="Georgia"/>
+          <w:b/>
+          <w:i/>
+          <w:color w:val="222222"/>
+          <w:sz w:val="18"/>
+        </w:rPr>
+        <w:t xml:space="preserve">Guardian Protocol (1/round). </w:t>
+      </w:r>
+      <w:r>
+        <w:rPr>
+          <w:rFonts w:ascii="Georgia" w:hAnsi="Georgia" w:cs="Georgia"/>
+          <w:b w:val="0"/>
+          <w:i w:val="0"/>
+          <w:color w:val="222222"/>
+          <w:sz w:val="18"/>
+        </w:rPr>
+        <w:t>Trigger: An ally within 15 feet of the Sentinel takes damage. Response: The ally gains 1d8 + your Intelligence modifier Temporary Hit Points.</w:t>
+      </w:r>
+    </w:p>
+    <w:p>
+      <w:pPr>
+        <w:spacing w:after="0"/>
+      </w:pPr>
+    </w:p>
+    <w:p>
+      <w:pPr>
+        <w:spacing w:after="80"/>
+      </w:pPr>
+      <w:r>
+        <w:rPr>
+          <w:rFonts w:ascii="Georgia" w:hAnsi="Georgia" w:cs="Georgia"/>
+          <w:b/>
+          <w:i w:val="0"/>
+          <w:color w:val="222222"/>
+          <w:sz w:val="21"/>
+        </w:rPr>
+        <w:t>Why this is an upgrade.</w:t>
+      </w:r>
+      <w:r>
+        <w:rPr>
+          <w:rFonts w:ascii="Georgia" w:hAnsi="Georgia" w:cs="Georgia"/>
+          <w:b w:val="0"/>
+          <w:i w:val="0"/>
+          <w:color w:val="222222"/>
+          <w:sz w:val="21"/>
+        </w:rPr>
+        <w:t xml:space="preserve"> The old cannon made Lilly choose a mode; the Sentinel walks on its own 30 feet, then blasts or pulses on her Bonus Action (her pick every time), and shields her friends as a Reaction in the same round. Her old kit lives on inside it: the Force Ballista became the Force Blast, the Storm mode became the Electric Pulse, and the Protector stands watch as Guardian Protocol. The Flamethrower was traded for lightning, Gearhaven's own element. Forged by the masters of Glimmerstone.</w:t>
+      </w:r>
+    </w:p>
+    <w:p>
+      <w:pPr>
+        <w:keepNext/>
+        <w:spacing w:before="400" w:after="120"/>
+        <w:pBdr>
+          <w:bottom w:val="single" w:sz="6" w:space="4" w:color="B8860B"/>
+        </w:pBdr>
+      </w:pPr>
+      <w:r>
+        <w:rPr>
+          <w:rFonts w:ascii="Georgia" w:hAnsi="Georgia" w:cs="Georgia"/>
+          <w:b/>
+          <w:color w:val="B8860B"/>
+          <w:sz w:val="32"/>
+        </w:rPr>
+        <w:t>Marks &amp; Mysteries</w:t>
+      </w:r>
+    </w:p>
+    <w:p>
+      <w:pPr>
+        <w:spacing w:after="80"/>
+      </w:pPr>
+      <w:r>
+        <w:rPr>
+          <w:rFonts w:ascii="Georgia" w:hAnsi="Georgia" w:cs="Georgia"/>
+          <w:b/>
+          <w:i w:val="0"/>
+          <w:color w:val="222222"/>
+          <w:sz w:val="21"/>
+        </w:rPr>
+        <w:t>Ursa's Mark of Handling.</w:t>
+      </w:r>
+      <w:r>
+        <w:rPr>
+          <w:rFonts w:ascii="Georgia" w:hAnsi="Georgia" w:cs="Georgia"/>
+          <w:b w:val="0"/>
+          <w:i w:val="0"/>
+          <w:color w:val="222222"/>
+          <w:sz w:val="21"/>
+        </w:rPr>
+        <w:t xml:space="preserve"> A dragonmark that woke when he was six: it prickles near frightened animals, grants Speak with Animals and Animal Friendship, and has become the channel through which sleeping and possessed things speak to him (Pikachu, the Grand Custodian). It has never once stirred for a machine.</w:t>
+      </w:r>
+    </w:p>
+    <w:p>
+      <w:pPr>
+        <w:spacing w:after="0" w:before="0"/>
+      </w:pPr>
+      <w:r>
+        <w:drawing>
+          <wp:anchor xmlns:a="http://schemas.openxmlformats.org/drawingml/2006/main" behindDoc="0" distT="91440" distB="100584" distL="201600" distR="201600" simplePos="0" locked="0" layoutInCell="1" allowOverlap="0" relativeHeight="2">
+            <wp:simplePos x="0" y="0"/>
+            <wp:positionH relativeFrom="column">
+              <wp:align>right</wp:align>
+            </wp:positionH>
+            <wp:positionV relativeFrom="paragraph">
+              <wp:posOffset>0</wp:posOffset>
+            </wp:positionV>
+            <wp:extent cx="2743200" cy="2743200"/>
+            <wp:effectExtent l="0" t="0" r="0" b="0"/>
+            <wp:wrapSquare wrapText="bothSides"/>
+            <wp:docPr id="18" name="Picture 18"/>
+            <wp:cNvGraphicFramePr/>
+            <a:graphic xmlns:pic="http://schemas.openxmlformats.org/drawingml/2006/picture">
+              <a:graphicData uri="http://schemas.openxmlformats.org/drawingml/2006/picture">
+                <pic:pic>
+                  <pic:nvPicPr>
+                    <pic:cNvPr id="0" name="image.jpg"/>
+                    <pic:cNvPicPr/>
+                  </pic:nvPicPr>
+                  <pic:blipFill>
+                    <a:blip r:embed="rId27"/>
+                    <a:stretch>
+                      <a:fillRect/>
+                    </a:stretch>
+                  </pic:blipFill>
+                  <pic:spPr>
+                    <a:xfrm>
+                      <a:off x="0" y="0"/>
                       <a:ext cx="2743200" cy="2743200"/>
                     </a:xfrm>
                     <a:prstGeom prst="rect"/>
@@ -6931,7 +7187,7 @@
         <w:drawing>
           <wp:inline xmlns:a="http://schemas.openxmlformats.org/drawingml/2006/main" xmlns:pic="http://schemas.openxmlformats.org/drawingml/2006/picture">
             <wp:extent cx="5943600" cy="5943600"/>
-            <wp:docPr id="18" name="Picture 18"/>
+            <wp:docPr id="19" name="Picture 19"/>
             <wp:cNvGraphicFramePr>
               <a:graphicFrameLocks noChangeAspect="1"/>
             </wp:cNvGraphicFramePr>
@@ -6943,7 +7199,7 @@
                     <pic:cNvPicPr/>
                   </pic:nvPicPr>
                   <pic:blipFill>
-                    <a:blip r:embed="rId27"/>
+                    <a:blip r:embed="rId28"/>
                     <a:stretch>
                       <a:fillRect/>
                     </a:stretch>

--- a/compendium/custom_compendium.docx
+++ b/compendium/custom_compendium.docx
@@ -5567,7 +5567,7 @@
           <w:color w:val="222222"/>
           <w:sz w:val="18"/>
         </w:rPr>
-        <w:t>Charged Rounds.</w:t>
+        <w:t>Storm-Arc.</w:t>
       </w:r>
       <w:r>
         <w:rPr>
@@ -5577,7 +5577,7 @@
           <w:color w:val="222222"/>
           <w:sz w:val="18"/>
         </w:rPr>
-        <w:t xml:space="preserve"> The Storm Cell holds two charged rounds of each kind below, and you regain all expended rounds when you finish a Long Rest. If a round requires a saving throw, the DC equals your spell save DC.</w:t>
+        <w:t xml:space="preserve"> The drum never stops humming. Whenever you hit a creature with Boomstick, lightning arcs from the target to up to two other creatures of your choice within 15 feet of it. Each must make a Dexterity saving throw against your spell save DC, taking 2d6 Lightning damage on a failed save, or half as much damage on a successful one.</w:t>
       </w:r>
     </w:p>
     <w:p>
@@ -5597,7 +5597,7 @@
           <w:color w:val="222222"/>
           <w:sz w:val="18"/>
         </w:rPr>
-        <w:t>Arc Round.</w:t>
+        <w:t>Charged Rounds.</w:t>
       </w:r>
       <w:r>
         <w:rPr>
@@ -5607,7 +5607,7 @@
           <w:color w:val="222222"/>
           <w:sz w:val="18"/>
         </w:rPr>
-        <w:t xml:space="preserve"> When you hit a creature with Boomstick, you can expend one Arc Round to make the shot leap: lightning arcs from the target to up to two other creatures of your choice within 15 feet of it. Each must make a Dexterity saving throw, taking 2d6 Lightning damage on a failed save, or half as much damage on a successful one.</w:t>
+        <w:t xml:space="preserve"> The Storm Cell holds two Thunder Wave Rounds and two Counter-Bolts, and you regain all expended rounds when you finish a Long Rest. If a round requires a saving throw, the DC equals your spell save DC.</w:t>
       </w:r>
     </w:p>
     <w:p>

--- a/compendium/custom_compendium.docx
+++ b/compendium/custom_compendium.docx
@@ -5577,7 +5577,7 @@
           <w:color w:val="222222"/>
           <w:sz w:val="18"/>
         </w:rPr>
-        <w:t xml:space="preserve"> The drum never stops humming. Whenever you hit a creature with Boomstick, lightning arcs from the target to up to two other creatures of your choice within 15 feet of it. Each must make a Dexterity saving throw against your spell save DC, taking 2d6 Lightning damage on a failed save, or half as much damage on a successful one.</w:t>
+        <w:t xml:space="preserve"> The drum never stops humming. Whenever you hit a creature with Boomstick, the shot crackles: the target takes an extra 1d6 Lightning damage, and lightning arcs from it to up to two other creatures of your choice within 15 feet of it. Each arced creature must make a Dexterity saving throw against your spell save DC, taking 2d6 Lightning damage on a failed save, or half as much damage on a successful one.</w:t>
       </w:r>
     </w:p>
     <w:p>

--- a/compendium/custom_compendium.docx
+++ b/compendium/custom_compendium.docx
@@ -5155,7 +5155,7 @@
           <w:color w:val="222222"/>
           <w:sz w:val="21"/>
         </w:rPr>
-        <w:t>Three masterworks of deep gnome artifice, forged for Lilly Glimmergear in the year apart. Three masterworks, one choice. Each door of Lilly's year apart leads to one of these treasures: stay and build the portal (the Sentinel), go home to Glimmerspire and Poots (the Storm Cell), or give the year to mote research (the Awakened Sphere). And on every road she carries Boomstick, Poots's parting work: a Level 7 Artillerist does not walk into the rifts without her sidearm. Boomstick takes the dagger's watch on every road, so the Frostbite Shard retires to her belt, unattuned, a keepsake and one day a gift. The attunement ledger runs light: the Sphere's road holds two of three (Dynamo, Sphere); the Sentinel's road just one (the guardian itself, the Dynamo rebuilt inside it); the Storm Cell's road two (Dynamo, the Cell). Room to grow on every path.</w:t>
+        <w:t>One weapon and one mastery, forged for Lilly Glimmergear in the year apart. Wherever her road leads, Poots's parting work finds her: Boomstick, the sidearm no Level 7 Artillerist walks into the rifts without. On top of the gun, the year teaches her a single mastery of three: stay and build the portal (Sentinel Protocol), go home to Glimmerspire and Poots (Stormgunner), or give the year to mote research (Aether Channeler). The mastery is hers, learned into hand and mind, not an item on her belt, so her attunements stay free for the Pocket Dynamo and whatever the rifts yield. The Frostbite Shard retires to her belt, a keepsake and one day a gift.</w:t>
       </w:r>
     </w:p>
     <w:p>
@@ -5291,7 +5291,7 @@
           <w:color w:val="222222"/>
           <w:sz w:val="18"/>
         </w:rPr>
-        <w:t>Weapon (Repeating Pistol), Rare</w:t>
+        <w:t>Weapon (Repeating Pistol), Very Rare</w:t>
       </w:r>
     </w:p>
     <w:p>
@@ -5386,7 +5386,7 @@
           <w:color w:val="A0522D"/>
           <w:sz w:val="26"/>
         </w:rPr>
-        <w:t>Boomstick, Stormcharged (the Storm Cell)</w:t>
+        <w:t>Stormgunner (the Glimmerspire Road)</w:t>
       </w:r>
     </w:p>
     <w:p>
@@ -5477,7 +5477,7 @@
           <w:color w:val="222222"/>
           <w:sz w:val="21"/>
         </w:rPr>
-        <w:t>On this road Lilly goes home to Glimmerspire, and the masters open the deep workshops for Poots's brightest student. What she brings back is the Storm Cell: a humming capacitor drum fitted to Boomstick's frame, charged each night with bottled lightning, Gearhaven's own element.</w:t>
+        <w:t>On this road Lilly goes home to Glimmerspire, and the masters open the deep workshops for Poots's brightest student. What she brings back is not a device but a way of shooting: Boomstick becomes an extension of her own hand, stormcharged.</w:t>
       </w:r>
     </w:p>
     <w:p>
@@ -5497,7 +5497,7 @@
           <w:color w:val="8B2020"/>
           <w:sz w:val="22"/>
         </w:rPr>
-        <w:t>The Storm Cell</w:t>
+        <w:t>Stormgunner</w:t>
       </w:r>
     </w:p>
     <w:p>
@@ -5517,7 +5517,7 @@
           <w:color w:val="222222"/>
           <w:sz w:val="18"/>
         </w:rPr>
-        <w:t>Wondrous Item (Boomstick augmentation), Rare (Requires Attunement by Lilly)</w:t>
+        <w:t>Path Feat (chosen in the year apart; requires Boomstick)</w:t>
       </w:r>
     </w:p>
     <w:p>
@@ -5537,7 +5537,7 @@
           <w:color w:val="222222"/>
           <w:sz w:val="18"/>
         </w:rPr>
-        <w:t>Wand of the War Mage.</w:t>
+        <w:t>War-Trained.</w:t>
       </w:r>
       <w:r>
         <w:rPr>
@@ -5547,7 +5547,7 @@
           <w:color w:val="222222"/>
           <w:sz w:val="18"/>
         </w:rPr>
-        <w:t xml:space="preserve"> While holding Boomstick, you gain a +2 bonus to spell attack rolls, and you ignore Half Cover when making a spell attack. Your Eldritch Cannon also gains a +2 bonus to its attack rolls.</w:t>
+        <w:t xml:space="preserve"> You have Advantage on Constitution saving throws you make to maintain Concentration, and you can perform the Somatic components of your Artificer spells even when you have Boomstick or a Shield in one or both hands.</w:t>
       </w:r>
     </w:p>
     <w:p>
@@ -5577,7 +5577,7 @@
           <w:color w:val="222222"/>
           <w:sz w:val="18"/>
         </w:rPr>
-        <w:t xml:space="preserve"> The drum never stops humming. Whenever you hit a creature with Boomstick, the shot crackles: the target takes an extra 1d6 Lightning damage, and lightning arcs from it to up to two other creatures of your choice within 15 feet of it. Each arced creature must make a Dexterity saving throw against your spell save DC, taking 2d6 Lightning damage on a failed save, or half as much damage on a successful one.</w:t>
+        <w:t xml:space="preserve"> When you hit a creature with Boomstick, that creature takes an extra 1d6 Lightning damage, and the lightning arcs from it to up to two other creatures of your choice within 15 feet of it. Each arced creature makes a Dexterity saving throw against your spell save DC, taking 2d6 Lightning damage on a failed save or half as much damage on a successful one.</w:t>
       </w:r>
     </w:p>
     <w:p>
@@ -5597,7 +5597,7 @@
           <w:color w:val="222222"/>
           <w:sz w:val="18"/>
         </w:rPr>
-        <w:t>Charged Rounds.</w:t>
+        <w:t>Counter-Bolt (twice per Long Rest).</w:t>
       </w:r>
       <w:r>
         <w:rPr>
@@ -5607,7 +5607,7 @@
           <w:color w:val="222222"/>
           <w:sz w:val="18"/>
         </w:rPr>
-        <w:t xml:space="preserve"> The Storm Cell holds two Thunder Wave Rounds and two Counter-Bolts, and you regain all expended rounds when you finish a Long Rest. If a round requires a saving throw, the DC equals your spell save DC.</w:t>
+        <w:t xml:space="preserve"> When a creature you can see within 60 feet of you makes an attack roll against one of your allies, you can take a Reaction to fire Boomstick into the attack. The triggering attack roll has Disadvantage, and you make one attack with Boomstick against the attacker; on a hit, the target takes an extra 1d10 Lightning damage.</w:t>
       </w:r>
     </w:p>
     <w:p>
@@ -5627,7 +5627,7 @@
           <w:color w:val="222222"/>
           <w:sz w:val="18"/>
         </w:rPr>
-        <w:t>Thunder Wave Round.</w:t>
+        <w:t>Overloaded Shot (twice per Long Rest).</w:t>
       </w:r>
       <w:r>
         <w:rPr>
@@ -5637,7 +5637,7 @@
           <w:color w:val="222222"/>
           <w:sz w:val="18"/>
         </w:rPr>
-        <w:t xml:space="preserve"> When you hit a creature with Boomstick, you can expend one Thunder Wave Round to overload the shot: the target takes an extra 1d10 Lightning damage and must succeed on a Constitution saving throw or have the Stunned condition until the end of your next turn.</w:t>
+        <w:t xml:space="preserve"> When you hit a creature with Boomstick, you can overload the shot to deal an extra 1d10 Lightning damage; the target must succeed on a Constitution saving throw against your spell save DC or have the Stunned condition until the end of your next turn.</w:t>
       </w:r>
     </w:p>
     <w:p>
@@ -5652,72 +5652,12 @@
       <w:r>
         <w:rPr>
           <w:rFonts w:ascii="Georgia" w:hAnsi="Georgia" w:cs="Georgia"/>
-          <w:b/>
-          <w:i w:val="0"/>
-          <w:color w:val="222222"/>
-          <w:sz w:val="18"/>
-        </w:rPr>
-        <w:t>Counter-Bolt.</w:t>
-      </w:r>
-      <w:r>
-        <w:rPr>
-          <w:rFonts w:ascii="Georgia" w:hAnsi="Georgia" w:cs="Georgia"/>
-          <w:b w:val="0"/>
-          <w:i w:val="0"/>
-          <w:color w:val="222222"/>
-          <w:sz w:val="18"/>
-        </w:rPr>
-        <w:t xml:space="preserve"> When a creature you can see within 60 feet makes an attack roll against one of your allies, you can take a Reaction and expend one Counter-Bolt to fire into the attack: the triggering attack roll has Disadvantage, and you make one Boomstick attack against the creature. On a hit, it takes an extra 1d10 Lightning damage.</w:t>
-      </w:r>
-    </w:p>
-    <w:p>
-      <w:pPr>
-        <w:pBdr>
-          <w:left w:val="single" w:sz="18" w:space="12" w:color="8B2020"/>
-        </w:pBdr>
-        <w:shd w:val="clear" w:color="auto" w:fill="FCF6F6"/>
-        <w:spacing w:before="30" w:after="70"/>
-        <w:ind w:left="340" w:right="340"/>
-      </w:pPr>
-      <w:r>
-        <w:rPr>
-          <w:rFonts w:ascii="Georgia" w:hAnsi="Georgia" w:cs="Georgia"/>
-          <w:b/>
-          <w:i w:val="0"/>
-          <w:color w:val="222222"/>
-          <w:sz w:val="18"/>
-        </w:rPr>
-        <w:t>Made to Channel.</w:t>
-      </w:r>
-      <w:r>
-        <w:rPr>
-          <w:rFonts w:ascii="Georgia" w:hAnsi="Georgia" w:cs="Georgia"/>
-          <w:b w:val="0"/>
-          <w:i w:val="0"/>
-          <w:color w:val="222222"/>
-          <w:sz w:val="18"/>
-        </w:rPr>
-        <w:t xml:space="preserve"> When you cast True Strike using Boomstick, the attack uses your Intelligence and counts as a spell attack, gaining the Storm Cell's +2 bonus to spell attack rolls and ignoring Half Cover. On a hit, the attack deals Boomstick's Thunder damage plus the spell's Radiant damage.</w:t>
-      </w:r>
-    </w:p>
-    <w:p>
-      <w:pPr>
-        <w:pBdr>
-          <w:left w:val="single" w:sz="18" w:space="12" w:color="8B2020"/>
-        </w:pBdr>
-        <w:shd w:val="clear" w:color="auto" w:fill="FCF6F6"/>
-        <w:spacing w:before="30" w:after="70"/>
-        <w:ind w:left="340" w:right="340"/>
-      </w:pPr>
-      <w:r>
-        <w:rPr>
-          <w:rFonts w:ascii="Georgia" w:hAnsi="Georgia" w:cs="Georgia"/>
           <w:b w:val="0"/>
           <w:i/>
           <w:color w:val="222222"/>
           <w:sz w:val="18"/>
         </w:rPr>
-        <w:t>Fitted by the masters of Glimmerstone, in the workshop where Boomstick was born.</w:t>
+        <w:t>A way of shooting learned in the workshops of Glimmerstone.</w:t>
       </w:r>
     </w:p>
     <w:p>
@@ -5733,7 +5673,7 @@
           <w:color w:val="A0522D"/>
           <w:sz w:val="26"/>
         </w:rPr>
-        <w:t>The Awakened Essence Sphere</w:t>
+        <w:t>Aether Channeler (the Mote-Research Road)</w:t>
       </w:r>
     </w:p>
     <w:p>
@@ -5814,7 +5754,7 @@
           <w:color w:val="222222"/>
           <w:sz w:val="21"/>
         </w:rPr>
-        <w:t>The Sphere has spent the whole journey quietly pulling loose motes from the air. Now awakened, it holds a swirling jumble of collected aether that powers it from the start, and as the party clears each elemental rift and installs its pure Mote, the Sphere learns that plane's mighty discharge. The Sphere is honest about its bargain: at Session 8 it grants Aether Ward alone (twice per Short Rest), and every one of its five discharges sleeps behind a rift still to be won. What it builds toward is a toolbox of five distinct answers on a strict budget (a firestorm, a lull that stills a warband, a wind at every ally's back, the ground turned weapon, and a shadow's hungry pull), each the size of a spell Lilly has no slot to cast, two of them burning for a full minute while her hands stay free for the cannon. The Sphere bridges the gap between an Artificer and a full caster; it never erases it.</w:t>
+        <w:t>Lilly gives the year to the Sphere, and the Sphere gives it back. It has spent the whole journey quietly pulling loose motes from the air; now she learns to spend what it has gathered. It begins with Aether Ward alone, and as the party clears each elemental rift and installs its pure Mote, the Sphere learns that plane's mighty discharge: five distinct answers on a strict budget, each the size of a spell she has no slot to cast, two of them burning for a full minute while her hands stay free for the cannon.</w:t>
       </w:r>
     </w:p>
     <w:p>
@@ -5834,7 +5774,7 @@
           <w:color w:val="8B2020"/>
           <w:sz w:val="22"/>
         </w:rPr>
-        <w:t>The Awakened Essence Sphere</w:t>
+        <w:t>Aether Channeler</w:t>
       </w:r>
     </w:p>
     <w:p>
@@ -5854,7 +5794,7 @@
           <w:color w:val="222222"/>
           <w:sz w:val="18"/>
         </w:rPr>
-        <w:t>Wondrous Item, Rare (Requires Attunement by Lilly)</w:t>
+        <w:t>Path Feat (chosen in the year apart)</w:t>
       </w:r>
     </w:p>
     <w:p>
@@ -5884,7 +5824,7 @@
           <w:color w:val="222222"/>
           <w:sz w:val="18"/>
         </w:rPr>
-        <w:t xml:space="preserve"> The Sphere's powers share a pool of 2 uses, and you regain all expended uses when you finish a Short Rest. The Sphere starts with the Aether Ward power, and it gains one Elemental Discharge each time a rift's Mote is installed in it. If one of the Sphere's powers requires a saving throw, the DC equals your spell save DC.</w:t>
+        <w:t xml:space="preserve"> You awaken the Essence Sphere you carry. Its powers share a pool of 2 uses, and you regain all expended uses when you finish a Short Rest. You start with the Aether Ward power, and you gain one Elemental Discharge each time a rift's Mote is installed in the Sphere (Ignis, Unda, Aer, Terra, Umbra). If a power requires a saving throw, the DC equals your spell save DC.</w:t>
       </w:r>
     </w:p>
     <w:p>
@@ -5904,7 +5844,7 @@
           <w:color w:val="222222"/>
           <w:sz w:val="18"/>
         </w:rPr>
-        <w:t>Aether Ward (Base Power).</w:t>
+        <w:t>Aether Ward.</w:t>
       </w:r>
       <w:r>
         <w:rPr>
@@ -5914,7 +5854,7 @@
           <w:color w:val="222222"/>
           <w:sz w:val="18"/>
         </w:rPr>
-        <w:t xml:space="preserve"> As a Magic action, you can expend 1 use to release the gathered motes as a protective shell. You and each ally within 15 feet of you gain a number of Temporary Hit Points equal to 2d8 plus your Intelligence modifier.</w:t>
+        <w:t xml:space="preserve"> As a Magic action, expend 1 use to release the gathered motes as a protective shell: you and each ally within 30 feet of you gain Temporary Hit Points equal to 2d8 plus your Intelligence modifier.</w:t>
       </w:r>
     </w:p>
     <w:p>
@@ -5944,7 +5884,7 @@
           <w:color w:val="222222"/>
           <w:sz w:val="18"/>
         </w:rPr>
-        <w:t xml:space="preserve"> A discharge that lasts for 1 minute is sustained by the Sphere and doesn't require Concentration. The Sphere can sustain only one lingering discharge at a time; if you activate a lingering discharge while another is active, the earlier one ends. You can end a lingering discharge early (no action required).</w:t>
+        <w:t xml:space="preserve"> A discharge that lasts 1 minute is sustained by the Sphere and doesn't require Concentration. The Sphere sustains only one lingering discharge at a time; activating another ends the first, and you can end one early (no action required).</w:t>
       </w:r>
     </w:p>
     <w:p>
@@ -5964,7 +5904,7 @@
           <w:color w:val="222222"/>
           <w:sz w:val="18"/>
         </w:rPr>
-        <w:t>Rift Tracker.</w:t>
+        <w:t>Fire / Ignis, Cinderstorm.</w:t>
       </w:r>
       <w:r>
         <w:rPr>
@@ -5974,12 +5914,11 @@
           <w:color w:val="222222"/>
           <w:sz w:val="18"/>
         </w:rPr>
-        <w:t xml:space="preserve"> When a rift's Mote is installed in the Sphere, record it: Ignis, Unda, Aer, Terra, Umbra.</w:t>
+        <w:t xml:space="preserve"> As a Magic action, expend 1 use to unleash a firestorm in a 40-foot-radius Sphere centered on a point within 120 feet of yourself. Each creature there makes a Dexterity saving throw, taking 8d6 Fire damage on a failed save or half as much on a success. Until the start of your next turn the area is Difficult Terrain, and a creature that enters it for the first time on a turn or starts its turn there takes 2d6 Fire damage.</w:t>
       </w:r>
     </w:p>
     <w:p>
       <w:pPr>
-        <w:keepNext/>
         <w:pBdr>
           <w:left w:val="single" w:sz="18" w:space="12" w:color="8B2020"/>
         </w:pBdr>
@@ -5991,10 +5930,21 @@
         <w:rPr>
           <w:rFonts w:ascii="Georgia" w:hAnsi="Georgia" w:cs="Georgia"/>
           <w:b/>
-          <w:color w:val="8B2020"/>
-          <w:sz w:val="22"/>
-        </w:rPr>
-        <w:t>Elemental Discharges</w:t>
+          <w:i w:val="0"/>
+          <w:color w:val="222222"/>
+          <w:sz w:val="18"/>
+        </w:rPr>
+        <w:t>Water / Unda, the Drowning Lull.</w:t>
+      </w:r>
+      <w:r>
+        <w:rPr>
+          <w:rFonts w:ascii="Georgia" w:hAnsi="Georgia" w:cs="Georgia"/>
+          <w:b w:val="0"/>
+          <w:i w:val="0"/>
+          <w:color w:val="222222"/>
+          <w:sz w:val="18"/>
+        </w:rPr>
+        <w:t xml:space="preserve"> As a Magic action, expend 1 use to fill a 20-foot-radius Sphere within 120 feet with the shimmer of deep water. Each creature there must succeed on a Wisdom saving throw or have the Incapacitated condition and a Speed of 0 for 1 minute, standing entranced. It ends early for a creature that takes damage or is shaken awake by an ally's action within 5 feet.</w:t>
       </w:r>
     </w:p>
     <w:p>
@@ -6009,12 +5959,22 @@
       <w:r>
         <w:rPr>
           <w:rFonts w:ascii="Georgia" w:hAnsi="Georgia" w:cs="Georgia"/>
-          <w:b w:val="0"/>
-          <w:i/>
+          <w:b/>
+          <w:i w:val="0"/>
           <w:color w:val="222222"/>
           <w:sz w:val="18"/>
         </w:rPr>
-        <w:t>Each unlocks when its rift is cleared and its Mote installed. The menu grows as the campaign goes.</w:t>
+        <w:t>Air / Aer, Tailwind.</w:t>
+      </w:r>
+      <w:r>
+        <w:rPr>
+          <w:rFonts w:ascii="Georgia" w:hAnsi="Georgia" w:cs="Georgia"/>
+          <w:b w:val="0"/>
+          <w:i w:val="0"/>
+          <w:color w:val="222222"/>
+          <w:sz w:val="18"/>
+        </w:rPr>
+        <w:t xml:space="preserve"> As a Magic action, expend 1 use to send a following wind about your allies. For 1 minute, you and any number of allies within 30 feet of you gain a +2 bonus to attack rolls and saving throws, and your Speeds increase by 10 feet.</w:t>
       </w:r>
     </w:p>
     <w:p>
@@ -6034,7 +5994,7 @@
           <w:color w:val="222222"/>
           <w:sz w:val="18"/>
         </w:rPr>
-        <w:t>Fire / Ignis, Cinderstorm (LOCKED).</w:t>
+        <w:t>Earth / Terra, Tectonic Slam.</w:t>
       </w:r>
       <w:r>
         <w:rPr>
@@ -6044,7 +6004,7 @@
           <w:color w:val="222222"/>
           <w:sz w:val="18"/>
         </w:rPr>
-        <w:t xml:space="preserve"> As a Magic action, you can expend 1 use to unleash a firestorm that fills a 40-foot-radius Sphere centered on a point within 120 feet of yourself. Each creature in the Sphere must make a Dexterity saving throw, taking 8d6 Fire damage on a failed save or half as much damage on a successful one. Until the start of your next turn, the area burns: it is Difficult Terrain, and any creature that enters the area or starts its turn there takes 2d6 Fire damage.</w:t>
+        <w:t xml:space="preserve"> As a Magic action, expend 1 use to erupt the ground in a 20-foot-radius Sphere within 120 feet. Each creature there must succeed on a Dexterity saving throw or take 7d8 Force damage and have the Prone condition. Until the start of your next turn the raised stone is Difficult Terrain, a creature takes 5 Piercing damage for every 5 feet it moves there, and you and your allies have Half Cover while in the area.</w:t>
       </w:r>
     </w:p>
     <w:p>
@@ -6064,7 +6024,7 @@
           <w:color w:val="222222"/>
           <w:sz w:val="18"/>
         </w:rPr>
-        <w:t>Water / Unda, the Drowning Lull (LOCKED).</w:t>
+        <w:t>Shadow / Umbra, Soul Siphon.</w:t>
       </w:r>
       <w:r>
         <w:rPr>
@@ -6074,97 +6034,7 @@
           <w:color w:val="222222"/>
           <w:sz w:val="18"/>
         </w:rPr>
-        <w:t xml:space="preserve"> As a Magic action, you can expend 1 use to fill a 20-foot-radius Sphere centered on a point within 120 feet of yourself with the sound and shimmer of deep water. Each creature in the Sphere must succeed on a Wisdom saving throw or have the Incapacitated condition and a Speed of 0 as it stands entranced, staring into deep water only it can see. The lull lasts for 1 minute. It ends early for a creature that takes damage or if another creature within 5 feet of it takes an action to shake it awake.</w:t>
-      </w:r>
-    </w:p>
-    <w:p>
-      <w:pPr>
-        <w:pBdr>
-          <w:left w:val="single" w:sz="18" w:space="12" w:color="8B2020"/>
-        </w:pBdr>
-        <w:shd w:val="clear" w:color="auto" w:fill="FCF6F6"/>
-        <w:spacing w:before="30" w:after="70"/>
-        <w:ind w:left="340" w:right="340"/>
-      </w:pPr>
-      <w:r>
-        <w:rPr>
-          <w:rFonts w:ascii="Georgia" w:hAnsi="Georgia" w:cs="Georgia"/>
-          <w:b/>
-          <w:i w:val="0"/>
-          <w:color w:val="222222"/>
-          <w:sz w:val="18"/>
-        </w:rPr>
-        <w:t>Air / Aer, Tailwind (LOCKED).</w:t>
-      </w:r>
-      <w:r>
-        <w:rPr>
-          <w:rFonts w:ascii="Georgia" w:hAnsi="Georgia" w:cs="Georgia"/>
-          <w:b w:val="0"/>
-          <w:i w:val="0"/>
-          <w:color w:val="222222"/>
-          <w:sz w:val="18"/>
-        </w:rPr>
-        <w:t xml:space="preserve"> As a Magic action, you can expend 1 use to send a following wind about your allies. For 1 minute, you and any number of allies within 30 feet of you gain a +2 bonus to attack rolls and saving throws, and your Speeds increase by 10 feet.</w:t>
-      </w:r>
-    </w:p>
-    <w:p>
-      <w:pPr>
-        <w:pBdr>
-          <w:left w:val="single" w:sz="18" w:space="12" w:color="8B2020"/>
-        </w:pBdr>
-        <w:shd w:val="clear" w:color="auto" w:fill="FCF6F6"/>
-        <w:spacing w:before="30" w:after="70"/>
-        <w:ind w:left="340" w:right="340"/>
-      </w:pPr>
-      <w:r>
-        <w:rPr>
-          <w:rFonts w:ascii="Georgia" w:hAnsi="Georgia" w:cs="Georgia"/>
-          <w:b/>
-          <w:i w:val="0"/>
-          <w:color w:val="222222"/>
-          <w:sz w:val="18"/>
-        </w:rPr>
-        <w:t>Earth / Terra, Tectonic Slam (LOCKED).</w:t>
-      </w:r>
-      <w:r>
-        <w:rPr>
-          <w:rFonts w:ascii="Georgia" w:hAnsi="Georgia" w:cs="Georgia"/>
-          <w:b w:val="0"/>
-          <w:i w:val="0"/>
-          <w:color w:val="222222"/>
-          <w:sz w:val="18"/>
-        </w:rPr>
-        <w:t xml:space="preserve"> As a Magic action, you can expend 1 use to make the ground erupt in a 20-foot-radius Sphere centered on a point within 120 feet of yourself. Each creature in the Sphere must succeed on a Dexterity saving throw or take 7d8 Force damage and have the Prone condition. Until the start of your next turn, the raised stone makes the area Difficult Terrain, a creature takes 5 Piercing damage for every 5 feet it moves in the area, and you and your allies have Half Cover while in the area.</w:t>
-      </w:r>
-    </w:p>
-    <w:p>
-      <w:pPr>
-        <w:pBdr>
-          <w:left w:val="single" w:sz="18" w:space="12" w:color="8B2020"/>
-        </w:pBdr>
-        <w:shd w:val="clear" w:color="auto" w:fill="FCF6F6"/>
-        <w:spacing w:before="30" w:after="70"/>
-        <w:ind w:left="340" w:right="340"/>
-      </w:pPr>
-      <w:r>
-        <w:rPr>
-          <w:rFonts w:ascii="Georgia" w:hAnsi="Georgia" w:cs="Georgia"/>
-          <w:b/>
-          <w:i w:val="0"/>
-          <w:color w:val="222222"/>
-          <w:sz w:val="18"/>
-        </w:rPr>
-        <w:t>Shadow / Umbra, Soul Siphon (LOCKED).</w:t>
-      </w:r>
-      <w:r>
-        <w:rPr>
-          <w:rFonts w:ascii="Georgia" w:hAnsi="Georgia" w:cs="Georgia"/>
-          <w:b w:val="0"/>
-          <w:i w:val="0"/>
-          <w:color w:val="222222"/>
-          <w:sz w:val="18"/>
-        </w:rPr>
-        <w:t xml:space="preserve"> As a Magic action, you can expend 1 use to target one creature within 60 feet of yourself. The target must make a Constitution saving throw, taking 8d6 Necrotic damage on a failed save or half as much damage on a successful one. You, or one ally within 30 feet of you, regains a number of Hit Points equal to half the Necrotic damage dealt.</w:t>
+        <w:t xml:space="preserve"> As a Magic action, expend 1 use to target one creature within 60 feet. It makes a Constitution saving throw, taking 8d6 Necrotic damage on a failed save or half as much on a success. You, or an ally within 30 feet of you, regains Hit Points equal to half the Necrotic damage dealt.</w:t>
       </w:r>
     </w:p>
     <w:p>
@@ -6179,7 +6049,7 @@
           <w:color w:val="A0522D"/>
           <w:sz w:val="26"/>
         </w:rPr>
-        <w:t>The Sentinel</w:t>
+        <w:t>Sentinel Protocol (the Portal Road)</w:t>
       </w:r>
     </w:p>
     <w:p>
@@ -6200,6 +6070,21 @@
           <w:sz w:val="21"/>
         </w:rPr>
         <w:t>“An upgraded Eldritch Cannon, rebuilt at the bench into a faithful guardian.”</w:t>
+      </w:r>
+    </w:p>
+    <w:p>
+      <w:pPr>
+        <w:spacing w:after="80"/>
+      </w:pPr>
+      <w:r>
+        <w:rPr>
+          <w:rFonts w:ascii="Georgia" w:hAnsi="Georgia" w:cs="Georgia"/>
+          <w:b w:val="0"/>
+          <w:i w:val="0"/>
+          <w:color w:val="222222"/>
+          <w:sz w:val="21"/>
+        </w:rPr>
+        <w:t>On this road Lilly stays in Gearhaven and builds beside Vane, and her Eldritch Cannon grows up. It walks on its own, blasts or shields on her command, and never makes her choose just one mode again.</w:t>
       </w:r>
     </w:p>
     <w:p>
@@ -6282,7 +6167,7 @@
           <w:color w:val="222222"/>
           <w:sz w:val="17"/>
         </w:rPr>
-        <w:t>Medium Construct (the Pocket Dynamo, rebuilt; Requires Attunement by Lilly)</w:t>
+        <w:t>Medium Construct (your Eldritch Cannon, rebuilt; granted by the Sentinel Protocol feat)</w:t>
       </w:r>
     </w:p>
     <w:p>
@@ -6662,7 +6547,7 @@
           <w:color w:val="222222"/>
           <w:sz w:val="18"/>
         </w:rPr>
-        <w:t xml:space="preserve">Duration. </w:t>
+        <w:t xml:space="preserve">Rebuilt Cannon. </w:t>
       </w:r>
       <w:r>
         <w:rPr>
@@ -6672,7 +6557,7 @@
           <w:color w:val="222222"/>
           <w:sz w:val="18"/>
         </w:rPr>
-        <w:t>None. The Sentinel remains until it drops to 0 Hit Points or until you dismiss it (no action required). As a Bonus Action, you can deploy or recall it.</w:t>
+        <w:t>The Sentinel is your Eldritch Cannon in a new form: when you would create your Eldritch Cannon, you can create the Sentinel instead. Anything that improves your cannon still applies to it, the Pocket Dynamo included, so you deploy or recall the Sentinel as a Bonus Action for no spell slot, it has no maximum duration, and its Force Blast and Electric Pulse gain the Dynamo's +2 damage. Casting Mending on the Sentinel restores 2d6 Hit Points; if it drops to 0 Hit Points, you can rebuild it by expending a level 1+ spell slot.</w:t>
       </w:r>
     </w:p>
     <w:p>
@@ -6703,36 +6588,6 @@
           <w:sz w:val="18"/>
         </w:rPr>
         <w:t>Add your Proficiency Bonus to any ability check or saving throw the Sentinel makes.</w:t>
-      </w:r>
-    </w:p>
-    <w:p>
-      <w:pPr>
-        <w:pBdr>
-          <w:left w:val="single" w:sz="18" w:space="12" w:color="8B2020"/>
-        </w:pBdr>
-        <w:shd w:val="clear" w:color="auto" w:fill="FCF6F6"/>
-        <w:spacing w:before="30" w:after="20"/>
-        <w:ind w:left="340" w:right="340"/>
-      </w:pPr>
-      <w:r>
-        <w:rPr>
-          <w:rFonts w:ascii="Georgia" w:hAnsi="Georgia" w:cs="Georgia"/>
-          <w:b/>
-          <w:i/>
-          <w:color w:val="222222"/>
-          <w:sz w:val="18"/>
-        </w:rPr>
-        <w:t xml:space="preserve">Rebuilt Dynamo. </w:t>
-      </w:r>
-      <w:r>
-        <w:rPr>
-          <w:rFonts w:ascii="Georgia" w:hAnsi="Georgia" w:cs="Georgia"/>
-          <w:b w:val="0"/>
-          <w:i w:val="0"/>
-          <w:color w:val="222222"/>
-          <w:sz w:val="18"/>
-        </w:rPr>
-        <w:t>The Sentinel replaces your Eldritch Cannon feature: while you are attuned to it, you deploy the Sentinel instead of a cannon, never both at once. Deploying the Sentinel doesn't expend a spell slot, and the Sentinel has no maximum duration. When the Mending spell is cast on the Sentinel, it regains 2d6 Hit Points. If the Sentinel has dropped to 0 Hit Points, you can rebuild it by expending a level 1+ spell slot.</w:t>
       </w:r>
     </w:p>
     <w:p>
@@ -6793,7 +6648,7 @@
           <w:color w:val="222222"/>
           <w:sz w:val="18"/>
         </w:rPr>
-        <w:t>As a Bonus Action, you can activate the Sentinel, and it then takes one of the following actions of your choice.</w:t>
+        <w:t>As a Bonus Action, you can activate the Sentinel; it moves up to 30 feet and takes one of the following actions of your choice.</w:t>
       </w:r>
     </w:p>
     <w:p>
@@ -6823,7 +6678,7 @@
           <w:color w:val="222222"/>
           <w:sz w:val="18"/>
         </w:rPr>
-        <w:t>Ranged Attack Roll: Bonus equals your spell attack modifier, range 120 ft. Hit: 2d8 + your Intelligence modifier Force damage.</w:t>
+        <w:t>Ranged Attack Roll: your spell attack modifier, range 120 ft. Hit: 2d8 + your Intelligence modifier Force damage (+2 from the Pocket Dynamo while attuned).</w:t>
       </w:r>
     </w:p>
     <w:p>
@@ -6853,7 +6708,7 @@
           <w:color w:val="222222"/>
           <w:sz w:val="18"/>
         </w:rPr>
-        <w:t>Dexterity Saving Throw: DC equals your spell save DC, each creature of your choice within 15 feet of the Sentinel. Failure: 2d8 + your Intelligence modifier Lightning damage, and the target can't take Reactions until the start of your next turn. Success: Half damage.</w:t>
+        <w:t>Dexterity Saving Throw: your spell save DC, each creature of your choice within 15 feet of the Sentinel. Failure: 2d8 + your Intelligence modifier Lightning damage (+2 from the Pocket Dynamo while attuned), and the target can't take Reactions until the start of your next turn. Success: Half damage.</w:t>
       </w:r>
     </w:p>
     <w:p>
@@ -6904,7 +6759,7 @@
           <w:color w:val="222222"/>
           <w:sz w:val="18"/>
         </w:rPr>
-        <w:t xml:space="preserve">Guardian Protocol (1/round). </w:t>
+        <w:t xml:space="preserve">Guardian Protocol (1/Round). </w:t>
       </w:r>
       <w:r>
         <w:rPr>
@@ -6944,7 +6799,7 @@
           <w:color w:val="222222"/>
           <w:sz w:val="21"/>
         </w:rPr>
-        <w:t xml:space="preserve"> The old cannon made Lilly choose a mode; the Sentinel walks on its own 30 feet, then blasts or pulses on her Bonus Action (her pick every time), and shields her friends as a Reaction in the same round. Her old kit lives on inside it: the Force Ballista became the Force Blast, the Storm mode became the Electric Pulse, and the Protector stands watch as Guardian Protocol. The Flamethrower was traded for lightning, Gearhaven's own element. Forged by the masters of Glimmerstone.</w:t>
+        <w:t xml:space="preserve"> The old cannon made Lilly choose a mode; the Sentinel walks on its own 30 feet, then blasts or pulses on her Bonus Action (her pick every time), and shields her friends as a Reaction in the same round. Her old kit lives on inside it: the Force Ballista became the Force Blast, the Storm mode became the Electric Pulse, and the Protector stands watch as Guardian Protocol. The Flamethrower was traded for lightning, Gearhaven's own element. Rebuilt at the bench in Gearhaven, from the masters' own designs.</w:t>
       </w:r>
     </w:p>
     <w:p>

--- a/compendium/custom_compendium.docx
+++ b/compendium/custom_compendium.docx
@@ -4781,7 +4781,67 @@
           <w:color w:val="222222"/>
           <w:sz w:val="18"/>
         </w:rPr>
-        <w:t xml:space="preserve"> When you take the Reaction granted by your Cosmic Omen feature, you can wait until after the d20 is rolled but before you know whether the roll succeeds or fails. You then choose whether to apply Weal (adding 1d6 to the roll) or Woe (subtracting 1d6 from it).</w:t>
+        <w:t xml:space="preserve"> When you take the Reaction granted by your Cosmic Omen feature, you can wait until after the d20 is rolled but before you know whether the roll succeeds or fails. You then choose whether to apply Weal or Woe.</w:t>
+      </w:r>
+    </w:p>
+    <w:p>
+      <w:pPr>
+        <w:pBdr>
+          <w:left w:val="single" w:sz="18" w:space="12" w:color="8B2020"/>
+        </w:pBdr>
+        <w:shd w:val="clear" w:color="auto" w:fill="FCF6F6"/>
+        <w:spacing w:before="30" w:after="70"/>
+        <w:ind w:left="340" w:right="340"/>
+      </w:pPr>
+      <w:r>
+        <w:rPr>
+          <w:rFonts w:ascii="Georgia" w:hAnsi="Georgia" w:cs="Georgia"/>
+          <w:b/>
+          <w:i w:val="0"/>
+          <w:color w:val="222222"/>
+          <w:sz w:val="18"/>
+        </w:rPr>
+        <w:t>The Stronger Tide.</w:t>
+      </w:r>
+      <w:r>
+        <w:rPr>
+          <w:rFonts w:ascii="Georgia" w:hAnsi="Georgia" w:cs="Georgia"/>
+          <w:b w:val="0"/>
+          <w:i w:val="0"/>
+          <w:color w:val="222222"/>
+          <w:sz w:val="18"/>
+        </w:rPr>
+        <w:t xml:space="preserve"> Your omens run deeper than an ordinary star-reader's. Weal now adds 1d6 + 2 to the roll, and Woe subtracts 1d6 + 2 from it.</w:t>
+      </w:r>
+    </w:p>
+    <w:p>
+      <w:pPr>
+        <w:pBdr>
+          <w:left w:val="single" w:sz="18" w:space="12" w:color="8B2020"/>
+        </w:pBdr>
+        <w:shd w:val="clear" w:color="auto" w:fill="FCF6F6"/>
+        <w:spacing w:before="30" w:after="70"/>
+        <w:ind w:left="340" w:right="340"/>
+      </w:pPr>
+      <w:r>
+        <w:rPr>
+          <w:rFonts w:ascii="Georgia" w:hAnsi="Georgia" w:cs="Georgia"/>
+          <w:b/>
+          <w:i w:val="0"/>
+          <w:color w:val="222222"/>
+          <w:sz w:val="18"/>
+        </w:rPr>
+        <w:t>Awakened Gifts.</w:t>
+      </w:r>
+      <w:r>
+        <w:rPr>
+          <w:rFonts w:ascii="Georgia" w:hAnsi="Georgia" w:cs="Georgia"/>
+          <w:b w:val="0"/>
+          <w:i w:val="0"/>
+          <w:color w:val="222222"/>
+          <w:sz w:val="18"/>
+        </w:rPr>
+        <w:t xml:space="preserve"> The road east wakes what you already carry. Your Staff of Waking Constellations becomes a +2 quarterstaff and its Starseed rises from 1d4 to 1d8; your Amulet of Guiding Light sheds its bonus to every ally within 30 feet of you rather than only to those standing in its light.</w:t>
       </w:r>
     </w:p>
     <w:p>

--- a/compendium/custom_compendium.docx
+++ b/compendium/custom_compendium.docx
@@ -307,6 +307,7 @@
           </w:tcPr>
           <w:p>
             <w:pPr>
+              <w:keepNext/>
               <w:jc w:val="center"/>
             </w:pPr>
             <w:r>
@@ -351,6 +352,7 @@
           </w:tcPr>
           <w:p>
             <w:pPr>
+              <w:keepNext/>
               <w:jc w:val="center"/>
             </w:pPr>
             <w:r>
@@ -395,6 +397,7 @@
           </w:tcPr>
           <w:p>
             <w:pPr>
+              <w:keepNext/>
               <w:jc w:val="center"/>
             </w:pPr>
             <w:r>
@@ -441,6 +444,7 @@
           </w:tcPr>
           <w:p>
             <w:pPr>
+              <w:ind w:left="160" w:right="160"/>
               <w:jc w:val="center"/>
             </w:pPr>
             <w:r>
@@ -460,6 +464,7 @@
           </w:tcPr>
           <w:p>
             <w:pPr>
+              <w:ind w:left="160" w:right="160"/>
               <w:jc w:val="center"/>
             </w:pPr>
             <w:r>
@@ -479,6 +484,7 @@
           </w:tcPr>
           <w:p>
             <w:pPr>
+              <w:ind w:left="160" w:right="160"/>
               <w:jc w:val="center"/>
             </w:pPr>
             <w:r>
@@ -590,7 +596,7 @@
     </w:p>
     <w:p>
       <w:pPr>
-        <w:spacing w:after="140"/>
+        <w:spacing w:after="240"/>
         <w:jc w:val="center"/>
       </w:pPr>
       <w:r>
@@ -2426,7 +2432,7 @@
     </w:p>
     <w:p>
       <w:pPr>
-        <w:spacing w:after="140"/>
+        <w:spacing w:after="240"/>
         <w:jc w:val="center"/>
       </w:pPr>
       <w:r>
@@ -2864,6 +2870,7 @@
           </w:tcPr>
           <w:p>
             <w:pPr>
+              <w:keepNext/>
               <w:jc w:val="center"/>
             </w:pPr>
             <w:r>
@@ -2908,6 +2915,7 @@
           </w:tcPr>
           <w:p>
             <w:pPr>
+              <w:keepNext/>
               <w:jc w:val="center"/>
             </w:pPr>
             <w:r>
@@ -2952,6 +2960,7 @@
           </w:tcPr>
           <w:p>
             <w:pPr>
+              <w:keepNext/>
               <w:jc w:val="center"/>
             </w:pPr>
             <w:r>
@@ -2998,6 +3007,7 @@
           </w:tcPr>
           <w:p>
             <w:pPr>
+              <w:ind w:left="160" w:right="160"/>
               <w:jc w:val="center"/>
             </w:pPr>
             <w:r>
@@ -3017,6 +3027,7 @@
           </w:tcPr>
           <w:p>
             <w:pPr>
+              <w:ind w:left="160" w:right="160"/>
               <w:jc w:val="center"/>
             </w:pPr>
             <w:r>
@@ -3036,6 +3047,7 @@
           </w:tcPr>
           <w:p>
             <w:pPr>
+              <w:ind w:left="160" w:right="160"/>
               <w:jc w:val="center"/>
             </w:pPr>
             <w:r>
@@ -4220,7 +4232,7 @@
     </w:p>
     <w:p>
       <w:pPr>
-        <w:spacing w:after="140"/>
+        <w:spacing w:after="240"/>
         <w:jc w:val="center"/>
       </w:pPr>
       <w:r>
@@ -4621,7 +4633,7 @@
     </w:p>
     <w:p>
       <w:pPr>
-        <w:spacing w:after="140"/>
+        <w:spacing w:after="240"/>
         <w:jc w:val="center"/>
       </w:pPr>
       <w:r>
@@ -5512,7 +5524,7 @@
     </w:p>
     <w:p>
       <w:pPr>
-        <w:spacing w:after="140"/>
+        <w:spacing w:after="240"/>
         <w:jc w:val="center"/>
       </w:pPr>
       <w:r>
@@ -5974,7 +5986,7 @@
           <w:color w:val="222222"/>
           <w:sz w:val="18"/>
         </w:rPr>
-        <w:t xml:space="preserve"> As a Magic action, expend 1 use to unleash a firestorm in a 40-foot-radius Sphere centered on a point within 120 feet of yourself. Each creature there makes a Dexterity saving throw, taking 8d6 Fire damage on a failed save or half as much on a success. Until the start of your next turn the area is Difficult Terrain, and a creature that enters it for the first time on a turn or starts its turn there takes 2d6 Fire damage.</w:t>
+        <w:t xml:space="preserve"> As a Magic action, expend 1 use to unleash a firestorm in a 20-foot-radius Sphere centered on a point within 120 feet of yourself. Each creature there makes a Dexterity saving throw, taking 8d6 Fire damage on a failed save or half as much on a success. Until the start of your next turn the area is Difficult Terrain, and a creature that enters it for the first time on a turn or starts its turn there takes 2d6 Fire damage.</w:t>
       </w:r>
     </w:p>
     <w:p>
@@ -6034,7 +6046,7 @@
           <w:color w:val="222222"/>
           <w:sz w:val="18"/>
         </w:rPr>
-        <w:t xml:space="preserve"> As a Magic action, expend 1 use to send a following wind about your allies. For 1 minute, you and any number of allies within 30 feet of you gain a +2 bonus to attack rolls and saving throws, and your Speeds increase by 10 feet.</w:t>
+        <w:t xml:space="preserve"> As a Magic action, expend 1 use to send a following wind about your allies. For 1 minute, you and each ally within 30 feet of you have their Speed increased by 10 feet, can take the Dash action as a Bonus Action, and don't provoke Opportunity Attacks.</w:t>
       </w:r>
     </w:p>
     <w:p>
@@ -6064,7 +6076,7 @@
           <w:color w:val="222222"/>
           <w:sz w:val="18"/>
         </w:rPr>
-        <w:t xml:space="preserve"> As a Magic action, expend 1 use to erupt the ground in a 20-foot-radius Sphere within 120 feet. Each creature there must succeed on a Dexterity saving throw or take 7d8 Force damage and have the Prone condition. Until the start of your next turn the raised stone is Difficult Terrain, a creature takes 5 Piercing damage for every 5 feet it moves there, and you and your allies have Half Cover while in the area.</w:t>
+        <w:t xml:space="preserve"> As a Magic action, expend 1 use to erupt the ground in a 20-foot-radius Sphere within 120 feet. Each creature there makes a Dexterity saving throw, taking 27 (6d8) Force damage and gaining the Prone condition on a failed save, or half as much damage and no Prone on a successful one. Until the start of your next turn the raised stone is Difficult Terrain, a creature takes 5 Piercing damage for every 5 feet it moves there, and you and your allies have Half Cover while in the area.</w:t>
       </w:r>
     </w:p>
     <w:p>
@@ -7135,7 +7147,7 @@
     </w:p>
     <w:p>
       <w:pPr>
-        <w:spacing w:after="140"/>
+        <w:spacing w:after="240"/>
         <w:jc w:val="center"/>
       </w:pPr>
       <w:r>

--- a/compendium/custom_compendium.docx
+++ b/compendium/custom_compendium.docx
@@ -5227,7 +5227,7 @@
           <w:color w:val="222222"/>
           <w:sz w:val="21"/>
         </w:rPr>
-        <w:t>One weapon and one mastery, forged for Lilly Glimmergear in the year apart. Wherever her road leads, Poots's parting work finds her: Boomstick, the sidearm no Level 7 Artillerist walks into the rifts without. On top of the gun, the year teaches her a single mastery of three: stay and build the portal (Sentinel Protocol), go home to Glimmerspire and Poots (Stormgunner), or give the year to mote research (Aether Channeler). The mastery is hers, learned into hand and mind, not an item on her belt, so her attunements stay free for the Pocket Dynamo and whatever the rifts yield. The Frostbite Shard retires to her belt, a keepsake and one day a gift.</w:t>
+        <w:t>One weapon and one mastery, forged for Lilly Glimmergear in the year apart. Wherever her road leads she carries the work of her own hands: Boomstick, built at her mother's bench, the sidearm no Level 7 Artillerist walks into the rifts without. On top of the gun, the year teaches her a single mastery of three: stay and build the portal (Sentinel Protocol), go home to Glimmerspire and Poots (Stormgunner), or give the year to mote research (Aether Channeler). The mastery is hers, learned into hand and mind, not an item on her belt, so her attunements stay free for the Pocket Dynamo and whatever the rifts yield. The Frostbite Shard retires to her belt, a keepsake and one day a gift.</w:t>
       </w:r>
     </w:p>
     <w:p>
@@ -5242,7 +5242,7 @@
           <w:color w:val="A0522D"/>
           <w:sz w:val="26"/>
         </w:rPr>
-        <w:t>Boomstick, Poots's Parting Work</w:t>
+        <w:t>Boomstick, Built at Her Mother's Bench</w:t>
       </w:r>
     </w:p>
     <w:p>
@@ -5323,7 +5323,7 @@
           <w:color w:val="222222"/>
           <w:sz w:val="21"/>
         </w:rPr>
-        <w:t>Whichever road Lilly walks, a parcel finds her, wrapped in waxed paper and string, postmarked Glimmerspire. Boomstick becomes her spellcasting focus and her designated Arcane Firearm (an artificer designates only one). With her shield in the other hand, her hands are exactly full: pistol, shield, and nothing wasted. Its clockwork drum conjures its own rounds, so Lilly will never want for ammunition again.</w:t>
+        <w:t>Nobody gave Lilly this gun. She built it in Deepforge Hollow over eleven evenings at her mother's kitchen-table forge, with Poots teaching and correcting and finally just watching, and the two of them argued about the drum spring for a week. Her hands are on every part of it. Boomstick becomes her spellcasting focus and her designated Arcane Firearm (an artificer designates only one). With her shield in the other hand, her hands are exactly full: pistol, shield, and nothing wasted. Its clockwork drum conjures its own rounds, so Lilly will never want for ammunition again.</w:t>
       </w:r>
     </w:p>
     <w:p>
